--- a/docs/daseh_guide.docx
+++ b/docs/daseh_guide.docx
@@ -4066,7 +4066,7 @@
     <w:bookmarkEnd w:id="106"/>
     <w:bookmarkEnd w:id="107"/>
     <w:bookmarkEnd w:id="108"/>
-    <w:bookmarkStart w:id="155" w:name="use-of-daseh"/>
+    <w:bookmarkStart w:id="153" w:name="use-of-daseh"/>
     <w:p>
       <w:pPr>
         <w:pStyle w:val="Heading1"/>
@@ -4477,7 +4477,7 @@
     </w:p>
     <w:bookmarkEnd w:id="114"/>
     <w:bookmarkEnd w:id="115"/>
-    <w:bookmarkStart w:id="120" w:name="daseh-in-the-classroom"/>
+    <w:bookmarkStart w:id="124" w:name="daseh-in-the-classroom"/>
     <w:p>
       <w:pPr>
         <w:pStyle w:val="Heading2"/>
@@ -4627,7 +4627,7 @@
         </w:numPr>
       </w:pPr>
       <w:r>
-        <w:t xml:space="preserve">For a data visualization course, the following modules could be helpful:</w:t>
+        <w:t xml:space="preserve">For a data visualization course, the following modules could be useful:</w:t>
       </w:r>
     </w:p>
     <w:p>
@@ -4710,7 +4710,7 @@
         </w:numPr>
       </w:pPr>
       <w:r>
-        <w:t xml:space="preserve">For a data wrangling course, the following modules could be helpful:</w:t>
+        <w:t xml:space="preserve">For a data wrangling course, the following modules could be useful:</w:t>
       </w:r>
     </w:p>
     <w:p>
@@ -4805,7 +4805,55 @@
         </w:numPr>
       </w:pPr>
       <w:r>
-        <w:t xml:space="preserve">For a reproducibility course the following modules could be</w:t>
+        <w:t xml:space="preserve">For a reproducibility course the following modules could be useful:</w:t>
+      </w:r>
+    </w:p>
+    <w:p>
+      <w:pPr>
+        <w:numPr>
+          <w:ilvl w:val="1"/>
+          <w:numId w:val="1036"/>
+        </w:numPr>
+        <w:pStyle w:val="Compact"/>
+      </w:pPr>
+      <w:r>
+        <w:t xml:space="preserve">Reproducibility</w:t>
+      </w:r>
+    </w:p>
+    <w:p>
+      <w:pPr>
+        <w:numPr>
+          <w:ilvl w:val="1"/>
+          <w:numId w:val="1036"/>
+        </w:numPr>
+        <w:pStyle w:val="Compact"/>
+      </w:pPr>
+      <w:r>
+        <w:t xml:space="preserve">Data Input</w:t>
+      </w:r>
+    </w:p>
+    <w:p>
+      <w:pPr>
+        <w:numPr>
+          <w:ilvl w:val="1"/>
+          <w:numId w:val="1036"/>
+        </w:numPr>
+        <w:pStyle w:val="Compact"/>
+      </w:pPr>
+      <w:r>
+        <w:t xml:space="preserve">Data Output</w:t>
+      </w:r>
+    </w:p>
+    <w:p>
+      <w:pPr>
+        <w:numPr>
+          <w:ilvl w:val="1"/>
+          <w:numId w:val="1036"/>
+        </w:numPr>
+        <w:pStyle w:val="Compact"/>
+      </w:pPr>
+      <w:r>
+        <w:t xml:space="preserve">Functions</w:t>
       </w:r>
     </w:p>
     <w:p>
@@ -4814,7 +4862,7 @@
       </w:pPr>
     </w:p>
     <w:bookmarkEnd w:id="118"/>
-    <w:bookmarkStart w:id="119" w:name="teaching-with-case-study-data-only"/>
+    <w:bookmarkStart w:id="123" w:name="teaching-with-daseh-data-only"/>
     <w:p>
       <w:pPr>
         <w:pStyle w:val="Heading3"/>
@@ -4829,7 +4877,7 @@
         <w:tab/>
       </w:r>
       <w:r>
-        <w:t xml:space="preserve">Teaching With Case Study Data Only</w:t>
+        <w:t xml:space="preserve">Teaching With DaSEH Data Only</w:t>
       </w:r>
     </w:p>
     <w:p>
@@ -4837,67 +4885,311 @@
         <w:pStyle w:val="FirstParagraph"/>
       </w:pPr>
       <w:r>
-        <w:t xml:space="preserve">Educators can use the data available with the case studies without using the case study as a whole. The data is available on GitHub and can be accessed using the</w:t>
-      </w:r>
-      <w:r>
-        <w:t xml:space="preserve"> </w:t>
-      </w:r>
-      <w:r>
-        <w:rPr>
-          <w:rStyle w:val="VerbatimChar"/>
-        </w:rPr>
-        <w:t xml:space="preserve">OCSdata</w:t>
-      </w:r>
-      <w:r>
-        <w:t xml:space="preserve"> </w:t>
-      </w:r>
-      <w:r>
-        <w:t xml:space="preserve">R package.</w:t>
-      </w:r>
-    </w:p>
-    <w:bookmarkEnd w:id="119"/>
-    <w:bookmarkEnd w:id="120"/>
-    <w:bookmarkStart w:id="122" w:name="case-study-recommendations"/>
-    <w:p>
-      <w:pPr>
-        <w:pStyle w:val="Heading2"/>
-      </w:pPr>
-      <w:r>
-        <w:rPr>
-          <w:rStyle w:val="SectionNumber"/>
-        </w:rPr>
-        <w:t xml:space="preserve">3.3</w:t>
-      </w:r>
-      <w:r>
-        <w:tab/>
-      </w:r>
-      <w:r>
-        <w:t xml:space="preserve">Case Study Recommendations</w:t>
-      </w:r>
-    </w:p>
-    <w:p>
-      <w:pPr>
-        <w:pStyle w:val="FirstParagraph"/>
-      </w:pPr>
-      <w:r>
-        <w:t xml:space="preserve">Each case study demonstrates an entire data analysis starting from data import and wrangling and continuing to statistical analysis and data visualization. This means that individual case studies can often incorporate different skill levels for different stages of the analyses. For example, a case study can use advanced data wrangling approaches but only need beginner level statistical analysis methods. Below we provide broad categorizations of each of the case studies in terms of the skill levels required (beginner, intermediate, or advanced) for each of the general stages of the case studies (data wrangling, data visualization, and statistics). More details on the specific skills taught in each case study can be found in the</w:t>
-      </w:r>
-      <w:r>
-        <w:t xml:space="preserve"> </w:t>
-      </w:r>
-      <w:hyperlink r:id="rId121">
+        <w:t xml:space="preserve">Educators can use the data available with the DaSEH without using the DaSEH materials as a whole. The data is available on GitHub in the</w:t>
+      </w:r>
+      <w:r>
+        <w:t xml:space="preserve"> </w:t>
+      </w:r>
+      <w:hyperlink r:id="rId101">
         <w:r>
           <w:rPr>
             <w:rStyle w:val="Hyperlink"/>
           </w:rPr>
-          <w:t xml:space="preserve">Case Study Search Tool</w:t>
+          <w:t xml:space="preserve">data directory</w:t>
         </w:r>
       </w:hyperlink>
       <w:r>
-        <w:t xml:space="preserve"> </w:t>
-      </w:r>
-      <w:r>
-        <w:t xml:space="preserve">or in the Learning Objectives section in each case study.</w:t>
+        <w:t xml:space="preserve">. See the</w:t>
+      </w:r>
+      <w:r>
+        <w:t xml:space="preserve"> </w:t>
+      </w:r>
+      <w:hyperlink r:id="rId119">
+        <w:r>
+          <w:rPr>
+            <w:rStyle w:val="Hyperlink"/>
+          </w:rPr>
+          <w:t xml:space="preserve">data section</w:t>
+        </w:r>
+      </w:hyperlink>
+      <w:r>
+        <w:t xml:space="preserve"> </w:t>
+      </w:r>
+      <w:r>
+        <w:t xml:space="preserve">of the infrastructure chapter for more information about how to access the data.</w:t>
+      </w:r>
+    </w:p>
+    <w:p>
+      <w:pPr>
+        <w:pStyle w:val="BodyText"/>
+      </w:pPr>
+      <w:r>
+        <w:t xml:space="preserve">The data can also be accessed in R by updating the path of daseh.org/data/ with the name of the data file in the URL like the following examples:</w:t>
+      </w:r>
+    </w:p>
+    <w:p>
+      <w:pPr>
+        <w:pStyle w:val="SourceCode"/>
+      </w:pPr>
+      <w:r>
+        <w:rPr>
+          <w:rStyle w:val="FunctionTok"/>
+        </w:rPr>
+        <w:t xml:space="preserve">library</w:t>
+      </w:r>
+      <w:r>
+        <w:rPr>
+          <w:rStyle w:val="NormalTok"/>
+        </w:rPr>
+        <w:t xml:space="preserve">(readr)</w:t>
+      </w:r>
+      <w:r>
+        <w:br/>
+      </w:r>
+      <w:r>
+        <w:rPr>
+          <w:rStyle w:val="NormalTok"/>
+        </w:rPr>
+        <w:t xml:space="preserve">er </w:t>
+      </w:r>
+      <w:r>
+        <w:rPr>
+          <w:rStyle w:val="OtherTok"/>
+        </w:rPr>
+        <w:t xml:space="preserve">&lt;-</w:t>
+      </w:r>
+      <w:r>
+        <w:rPr>
+          <w:rStyle w:val="NormalTok"/>
+        </w:rPr>
+        <w:t xml:space="preserve"> </w:t>
+      </w:r>
+      <w:r>
+        <w:br/>
+      </w:r>
+      <w:r>
+        <w:rPr>
+          <w:rStyle w:val="NormalTok"/>
+        </w:rPr>
+        <w:t xml:space="preserve">  </w:t>
+      </w:r>
+      <w:r>
+        <w:rPr>
+          <w:rStyle w:val="FunctionTok"/>
+        </w:rPr>
+        <w:t xml:space="preserve">read_csv</w:t>
+      </w:r>
+      <w:r>
+        <w:rPr>
+          <w:rStyle w:val="NormalTok"/>
+        </w:rPr>
+        <w:t xml:space="preserve">(</w:t>
+      </w:r>
+      <w:r>
+        <w:rPr>
+          <w:rStyle w:val="StringTok"/>
+        </w:rPr>
+        <w:t xml:space="preserve">"https://daseh.org/data/CO_ER_heat_visits.csv"</w:t>
+      </w:r>
+      <w:r>
+        <w:rPr>
+          <w:rStyle w:val="NormalTok"/>
+        </w:rPr>
+        <w:t xml:space="preserve">)</w:t>
+      </w:r>
+      <w:r>
+        <w:br/>
+      </w:r>
+      <w:r>
+        <w:br/>
+      </w:r>
+      <w:r>
+        <w:rPr>
+          <w:rStyle w:val="NormalTok"/>
+        </w:rPr>
+        <w:t xml:space="preserve">er_visits_age </w:t>
+      </w:r>
+      <w:r>
+        <w:rPr>
+          <w:rStyle w:val="OtherTok"/>
+        </w:rPr>
+        <w:t xml:space="preserve">&lt;-</w:t>
+      </w:r>
+      <w:r>
+        <w:rPr>
+          <w:rStyle w:val="NormalTok"/>
+        </w:rPr>
+        <w:t xml:space="preserve"> </w:t>
+      </w:r>
+      <w:r>
+        <w:rPr>
+          <w:rStyle w:val="FunctionTok"/>
+        </w:rPr>
+        <w:t xml:space="preserve">read_csv</w:t>
+      </w:r>
+      <w:r>
+        <w:rPr>
+          <w:rStyle w:val="NormalTok"/>
+        </w:rPr>
+        <w:t xml:space="preserve">(</w:t>
+      </w:r>
+      <w:r>
+        <w:rPr>
+          <w:rStyle w:val="StringTok"/>
+        </w:rPr>
+        <w:t xml:space="preserve">"https://daseh.org/data/CO_ER_heat_visits_by_age.csv"</w:t>
+      </w:r>
+      <w:r>
+        <w:rPr>
+          <w:rStyle w:val="NormalTok"/>
+        </w:rPr>
+        <w:t xml:space="preserve">)</w:t>
+      </w:r>
+      <w:r>
+        <w:br/>
+      </w:r>
+      <w:r>
+        <w:br/>
+      </w:r>
+      <w:r>
+        <w:rPr>
+          <w:rStyle w:val="NormalTok"/>
+        </w:rPr>
+        <w:t xml:space="preserve">Denver_heat_Data.csv </w:t>
+      </w:r>
+      <w:r>
+        <w:rPr>
+          <w:rStyle w:val="OtherTok"/>
+        </w:rPr>
+        <w:t xml:space="preserve">&lt;-</w:t>
+      </w:r>
+      <w:r>
+        <w:rPr>
+          <w:rStyle w:val="NormalTok"/>
+        </w:rPr>
+        <w:t xml:space="preserve"> (</w:t>
+      </w:r>
+      <w:r>
+        <w:rPr>
+          <w:rStyle w:val="StringTok"/>
+        </w:rPr>
+        <w:t xml:space="preserve">"https://daseh.org/data/Denver_heat_data.csv"</w:t>
+      </w:r>
+      <w:r>
+        <w:rPr>
+          <w:rStyle w:val="NormalTok"/>
+        </w:rPr>
+        <w:t xml:space="preserve">)</w:t>
+      </w:r>
+    </w:p>
+    <w:p>
+      <w:pPr>
+        <w:pStyle w:val="FirstParagraph"/>
+      </w:pPr>
+      <w:r>
+        <w:t xml:space="preserve">Be careful to make sure that the name of the file matches exactly include the case of the letters:</w:t>
+      </w:r>
+    </w:p>
+    <w:p>
+      <w:pPr>
+        <w:pStyle w:val="BodyText"/>
+      </w:pPr>
+      <w:r>
+        <w:drawing>
+          <wp:inline>
+            <wp:extent cx="5334000" cy="3000375"/>
+            <wp:effectExtent b="0" l="0" r="0" t="0"/>
+            <wp:docPr descr="" title="" id="121" name="Picture"/>
+            <a:graphic>
+              <a:graphicData uri="http://schemas.openxmlformats.org/drawingml/2006/picture">
+                <pic:pic>
+                  <pic:nvPicPr>
+                    <pic:cNvPr descr="03-daseh_use_files/figure-docx//1vCiMPvvsdwQjiMWjf0YuSpTkG0DGXsy1614cRiFc7ns_g3b78c177085_0_0.png" id="122" name="Picture"/>
+                    <pic:cNvPicPr>
+                      <a:picLocks noChangeArrowheads="1" noChangeAspect="1"/>
+                    </pic:cNvPicPr>
+                  </pic:nvPicPr>
+                  <pic:blipFill>
+                    <a:blip r:embed="rId120"/>
+                    <a:stretch>
+                      <a:fillRect/>
+                    </a:stretch>
+                  </pic:blipFill>
+                  <pic:spPr bwMode="auto">
+                    <a:xfrm>
+                      <a:off x="0" y="0"/>
+                      <a:ext cx="5334000" cy="3000375"/>
+                    </a:xfrm>
+                    <a:prstGeom prst="rect">
+                      <a:avLst/>
+                    </a:prstGeom>
+                    <a:noFill/>
+                    <a:ln w="9525">
+                      <a:noFill/>
+                      <a:headEnd/>
+                      <a:tailEnd/>
+                    </a:ln>
+                  </pic:spPr>
+                </pic:pic>
+              </a:graphicData>
+            </a:graphic>
+          </wp:inline>
+        </w:drawing>
+      </w:r>
+    </w:p>
+    <w:p>
+      <w:pPr>
+        <w:pStyle w:val="BodyText"/>
+      </w:pPr>
+      <w:r>
+        <w:t xml:space="preserve">A table of which data is used in which materials is available here:</w:t>
+      </w:r>
+      <w:r>
+        <w:t xml:space="preserve"> </w:t>
+      </w:r>
+      <w:hyperlink r:id="rId52">
+        <w:r>
+          <w:rPr>
+            <w:rStyle w:val="Hyperlink"/>
+          </w:rPr>
+          <w:t xml:space="preserve">https://daseh.org/data.html</w:t>
+        </w:r>
+      </w:hyperlink>
+    </w:p>
+    <w:bookmarkEnd w:id="123"/>
+    <w:bookmarkEnd w:id="124"/>
+    <w:bookmarkStart w:id="125" w:name="daseh-module-recommendations"/>
+    <w:p>
+      <w:pPr>
+        <w:pStyle w:val="Heading2"/>
+      </w:pPr>
+      <w:r>
+        <w:rPr>
+          <w:rStyle w:val="SectionNumber"/>
+        </w:rPr>
+        <w:t xml:space="preserve">3.3</w:t>
+      </w:r>
+      <w:r>
+        <w:tab/>
+      </w:r>
+      <w:r>
+        <w:t xml:space="preserve">DaSEH Module Recommendations</w:t>
+      </w:r>
+    </w:p>
+    <w:p>
+      <w:pPr>
+        <w:pStyle w:val="FirstParagraph"/>
+      </w:pPr>
+      <w:r>
+        <w:t xml:space="preserve">Overall the DaSEH materials are intended for anyone with zero to minimal familiarity with R, altough we have had learners with more intermediate levels of experience who have reported getting alot out of the material.</w:t>
+      </w:r>
+    </w:p>
+    <w:p>
+      <w:pPr>
+        <w:pStyle w:val="BodyText"/>
+      </w:pPr>
+      <w:r>
+        <w:t xml:space="preserve">Across the program, the modules also involve different levels of skill, as some would be fine on their own for beginners, while others may require some basic familiarity. Below we provide broad categorizations of each module in terms of the skill levels required (beginner, intermediate, or advanced).</w:t>
       </w:r>
     </w:p>
     <w:p>
@@ -5240,11 +5532,8 @@
         <w:jc w:val="start"/>
       </w:tblPr>
       <w:tblGrid>
-        <w:gridCol w:w="1352"/>
-        <w:gridCol w:w="1738"/>
-        <w:gridCol w:w="1738"/>
-        <w:gridCol w:w="1352"/>
-        <w:gridCol w:w="1738"/>
+        <w:gridCol w:w="3465"/>
+        <w:gridCol w:w="4455"/>
       </w:tblGrid>
       <w:tr>
         <w:trPr>
@@ -5258,7 +5547,7 @@
               <w:jc w:val="left"/>
             </w:pPr>
             <w:r>
-              <w:t xml:space="preserve">Case Study</w:t>
+              <w:t xml:space="preserve">Module</w:t>
             </w:r>
           </w:p>
         </w:tc>
@@ -5270,43 +5559,7 @@
               <w:jc w:val="left"/>
             </w:pPr>
             <w:r>
-              <w:t xml:space="preserve">Data Import</w:t>
-            </w:r>
-          </w:p>
-        </w:tc>
-        <w:tc>
-          <w:tcPr/>
-          <w:p>
-            <w:pPr>
-              <w:pStyle w:val="Compact"/>
-              <w:jc w:val="left"/>
-            </w:pPr>
-            <w:r>
-              <w:t xml:space="preserve">Data Wrangling</w:t>
-            </w:r>
-          </w:p>
-        </w:tc>
-        <w:tc>
-          <w:tcPr/>
-          <w:p>
-            <w:pPr>
-              <w:pStyle w:val="Compact"/>
-              <w:jc w:val="left"/>
-            </w:pPr>
-            <w:r>
-              <w:t xml:space="preserve">Data Visualization</w:t>
-            </w:r>
-          </w:p>
-        </w:tc>
-        <w:tc>
-          <w:tcPr/>
-          <w:p>
-            <w:pPr>
-              <w:pStyle w:val="Compact"/>
-              <w:jc w:val="left"/>
-            </w:pPr>
-            <w:r>
-              <w:t xml:space="preserve">Statistics</w:t>
+              <w:t xml:space="preserve">Skill Level</w:t>
             </w:r>
           </w:p>
         </w:tc>
@@ -5320,43 +5573,7 @@
               <w:jc w:val="left"/>
             </w:pPr>
             <w:r>
-              <w:t xml:space="preserve">School Shootings in the United States</w:t>
-            </w:r>
-          </w:p>
-        </w:tc>
-        <w:tc>
-          <w:tcPr/>
-          <w:p>
-            <w:pPr>
-              <w:pStyle w:val="Compact"/>
-              <w:jc w:val="left"/>
-            </w:pPr>
-            <w:r>
-              <w:t xml:space="preserve">Intermediate</w:t>
-            </w:r>
-          </w:p>
-        </w:tc>
-        <w:tc>
-          <w:tcPr/>
-          <w:p>
-            <w:pPr>
-              <w:pStyle w:val="Compact"/>
-              <w:jc w:val="left"/>
-            </w:pPr>
-            <w:r>
-              <w:t xml:space="preserve">Beginner</w:t>
-            </w:r>
-          </w:p>
-        </w:tc>
-        <w:tc>
-          <w:tcPr/>
-          <w:p>
-            <w:pPr>
-              <w:pStyle w:val="Compact"/>
-              <w:jc w:val="left"/>
-            </w:pPr>
-            <w:r>
-              <w:t xml:space="preserve">Advanced</w:t>
+              <w:t xml:space="preserve">Intro</w:t>
             </w:r>
           </w:p>
         </w:tc>
@@ -5382,43 +5599,7 @@
               <w:jc w:val="left"/>
             </w:pPr>
             <w:r>
-              <w:t xml:space="preserve">Disparities in Youth Disconnection</w:t>
-            </w:r>
-          </w:p>
-        </w:tc>
-        <w:tc>
-          <w:tcPr/>
-          <w:p>
-            <w:pPr>
-              <w:pStyle w:val="Compact"/>
-              <w:jc w:val="left"/>
-            </w:pPr>
-            <w:r>
-              <w:t xml:space="preserve">Intermediate</w:t>
-            </w:r>
-          </w:p>
-        </w:tc>
-        <w:tc>
-          <w:tcPr/>
-          <w:p>
-            <w:pPr>
-              <w:pStyle w:val="Compact"/>
-              <w:jc w:val="left"/>
-            </w:pPr>
-            <w:r>
-              <w:t xml:space="preserve">Beginner</w:t>
-            </w:r>
-          </w:p>
-        </w:tc>
-        <w:tc>
-          <w:tcPr/>
-          <w:p>
-            <w:pPr>
-              <w:pStyle w:val="Compact"/>
-              <w:jc w:val="left"/>
-            </w:pPr>
-            <w:r>
-              <w:t xml:space="preserve">Beginner</w:t>
+              <w:t xml:space="preserve">Basic R</w:t>
             </w:r>
           </w:p>
         </w:tc>
@@ -5444,7 +5625,7 @@
               <w:jc w:val="left"/>
             </w:pPr>
             <w:r>
-              <w:t xml:space="preserve">Opioids in United States</w:t>
+              <w:t xml:space="preserve">RStudio</w:t>
             </w:r>
           </w:p>
         </w:tc>
@@ -5456,43 +5637,7 @@
               <w:jc w:val="left"/>
             </w:pPr>
             <w:r>
-              <w:t xml:space="preserve">Intermediate</w:t>
-            </w:r>
-          </w:p>
-        </w:tc>
-        <w:tc>
-          <w:tcPr/>
-          <w:p>
-            <w:pPr>
-              <w:pStyle w:val="Compact"/>
-              <w:jc w:val="left"/>
-            </w:pPr>
-            <w:r>
               <w:t xml:space="preserve">Beginner</w:t>
-            </w:r>
-          </w:p>
-        </w:tc>
-        <w:tc>
-          <w:tcPr/>
-          <w:p>
-            <w:pPr>
-              <w:pStyle w:val="Compact"/>
-              <w:jc w:val="left"/>
-            </w:pPr>
-            <w:r>
-              <w:t xml:space="preserve">Beginner</w:t>
-            </w:r>
-          </w:p>
-        </w:tc>
-        <w:tc>
-          <w:tcPr/>
-          <w:p>
-            <w:pPr>
-              <w:pStyle w:val="Compact"/>
-              <w:jc w:val="left"/>
-            </w:pPr>
-            <w:r>
-              <w:t xml:space="preserve">Intermediate</w:t>
             </w:r>
           </w:p>
         </w:tc>
@@ -5506,7 +5651,7 @@
               <w:jc w:val="left"/>
             </w:pPr>
             <w:r>
-              <w:t xml:space="preserve">Vaping Behaviors in American Youth</w:t>
+              <w:t xml:space="preserve">Reproducibility</w:t>
             </w:r>
           </w:p>
         </w:tc>
@@ -5518,43 +5663,7 @@
               <w:jc w:val="left"/>
             </w:pPr>
             <w:r>
-              <w:t xml:space="preserve">Beginner</w:t>
-            </w:r>
-          </w:p>
-        </w:tc>
-        <w:tc>
-          <w:tcPr/>
-          <w:p>
-            <w:pPr>
-              <w:pStyle w:val="Compact"/>
-              <w:jc w:val="left"/>
-            </w:pPr>
-            <w:r>
-              <w:t xml:space="preserve">Beginner</w:t>
-            </w:r>
-          </w:p>
-        </w:tc>
-        <w:tc>
-          <w:tcPr/>
-          <w:p>
-            <w:pPr>
-              <w:pStyle w:val="Compact"/>
-              <w:jc w:val="left"/>
-            </w:pPr>
-            <w:r>
-              <w:t xml:space="preserve">Beginner</w:t>
-            </w:r>
-          </w:p>
-        </w:tc>
-        <w:tc>
-          <w:tcPr/>
-          <w:p>
-            <w:pPr>
-              <w:pStyle w:val="Compact"/>
-              <w:jc w:val="left"/>
-            </w:pPr>
-            <w:r>
-              <w:t xml:space="preserve">Intermediate</w:t>
+              <w:t xml:space="preserve">Beginner but also appropriate for Intermediate or Advanced audiences that are new to this topic</w:t>
             </w:r>
           </w:p>
         </w:tc>
@@ -5568,43 +5677,7 @@
               <w:jc w:val="left"/>
             </w:pPr>
             <w:r>
-              <w:t xml:space="preserve">Mental Health of American Youth</w:t>
-            </w:r>
-          </w:p>
-        </w:tc>
-        <w:tc>
-          <w:tcPr/>
-          <w:p>
-            <w:pPr>
-              <w:pStyle w:val="Compact"/>
-              <w:jc w:val="left"/>
-            </w:pPr>
-            <w:r>
-              <w:t xml:space="preserve">Advanced</w:t>
-            </w:r>
-          </w:p>
-        </w:tc>
-        <w:tc>
-          <w:tcPr/>
-          <w:p>
-            <w:pPr>
-              <w:pStyle w:val="Compact"/>
-              <w:jc w:val="left"/>
-            </w:pPr>
-            <w:r>
-              <w:t xml:space="preserve">Beginner</w:t>
-            </w:r>
-          </w:p>
-        </w:tc>
-        <w:tc>
-          <w:tcPr/>
-          <w:p>
-            <w:pPr>
-              <w:pStyle w:val="Compact"/>
-              <w:jc w:val="left"/>
-            </w:pPr>
-            <w:r>
-              <w:t xml:space="preserve">Beginner</w:t>
+              <w:t xml:space="preserve">Data Input</w:t>
             </w:r>
           </w:p>
         </w:tc>
@@ -5630,7 +5703,7 @@
               <w:jc w:val="left"/>
             </w:pPr>
             <w:r>
-              <w:t xml:space="preserve">Exploring global patterns of obesity across rural and urban regions</w:t>
+              <w:t xml:space="preserve">Subsetting Data in R</w:t>
             </w:r>
           </w:p>
         </w:tc>
@@ -5643,42 +5716,6 @@
             </w:pPr>
             <w:r>
               <w:t xml:space="preserve">Intermediate</w:t>
-            </w:r>
-          </w:p>
-        </w:tc>
-        <w:tc>
-          <w:tcPr/>
-          <w:p>
-            <w:pPr>
-              <w:pStyle w:val="Compact"/>
-              <w:jc w:val="left"/>
-            </w:pPr>
-            <w:r>
-              <w:t xml:space="preserve">Beginner</w:t>
-            </w:r>
-          </w:p>
-        </w:tc>
-        <w:tc>
-          <w:tcPr/>
-          <w:p>
-            <w:pPr>
-              <w:pStyle w:val="Compact"/>
-              <w:jc w:val="left"/>
-            </w:pPr>
-            <w:r>
-              <w:t xml:space="preserve">Beginner</w:t>
-            </w:r>
-          </w:p>
-        </w:tc>
-        <w:tc>
-          <w:tcPr/>
-          <w:p>
-            <w:pPr>
-              <w:pStyle w:val="Compact"/>
-              <w:jc w:val="left"/>
-            </w:pPr>
-            <w:r>
-              <w:t xml:space="preserve">Beginner</w:t>
             </w:r>
           </w:p>
         </w:tc>
@@ -5692,7 +5729,7 @@
               <w:jc w:val="left"/>
             </w:pPr>
             <w:r>
-              <w:t xml:space="preserve">Influence of Multicollinearity on Measured Impact of Right-to-Carry Gun Laws - Part 1</w:t>
+              <w:t xml:space="preserve">Data Summarization</w:t>
             </w:r>
           </w:p>
         </w:tc>
@@ -5704,43 +5741,7 @@
               <w:jc w:val="left"/>
             </w:pPr>
             <w:r>
-              <w:t xml:space="preserve">Beginner</w:t>
-            </w:r>
-          </w:p>
-        </w:tc>
-        <w:tc>
-          <w:tcPr/>
-          <w:p>
-            <w:pPr>
-              <w:pStyle w:val="Compact"/>
-              <w:jc w:val="left"/>
-            </w:pPr>
-            <w:r>
-              <w:t xml:space="preserve">Advanced</w:t>
-            </w:r>
-          </w:p>
-        </w:tc>
-        <w:tc>
-          <w:tcPr/>
-          <w:p>
-            <w:pPr>
-              <w:pStyle w:val="Compact"/>
-              <w:jc w:val="left"/>
-            </w:pPr>
-            <w:r>
-              <w:t xml:space="preserve">NA</w:t>
-            </w:r>
-          </w:p>
-        </w:tc>
-        <w:tc>
-          <w:tcPr/>
-          <w:p>
-            <w:pPr>
-              <w:pStyle w:val="Compact"/>
-              <w:jc w:val="left"/>
-            </w:pPr>
-            <w:r>
-              <w:t xml:space="preserve">NA</w:t>
+              <w:t xml:space="preserve">Intermediate</w:t>
             </w:r>
           </w:p>
         </w:tc>
@@ -5754,7 +5755,7 @@
               <w:jc w:val="left"/>
             </w:pPr>
             <w:r>
-              <w:t xml:space="preserve">Influence of Multicollinearity on Measured Impact of Right-to-Carry Gun Laws - Part 2</w:t>
+              <w:t xml:space="preserve">Data Classes</w:t>
             </w:r>
           </w:p>
         </w:tc>
@@ -5766,43 +5767,7 @@
               <w:jc w:val="left"/>
             </w:pPr>
             <w:r>
-              <w:t xml:space="preserve">NA</w:t>
-            </w:r>
-          </w:p>
-        </w:tc>
-        <w:tc>
-          <w:tcPr/>
-          <w:p>
-            <w:pPr>
-              <w:pStyle w:val="Compact"/>
-              <w:jc w:val="left"/>
-            </w:pPr>
-            <w:r>
-              <w:t xml:space="preserve">NA</w:t>
-            </w:r>
-          </w:p>
-        </w:tc>
-        <w:tc>
-          <w:tcPr/>
-          <w:p>
-            <w:pPr>
-              <w:pStyle w:val="Compact"/>
-              <w:jc w:val="left"/>
-            </w:pPr>
-            <w:r>
-              <w:t xml:space="preserve">Intermediate</w:t>
-            </w:r>
-          </w:p>
-        </w:tc>
-        <w:tc>
-          <w:tcPr/>
-          <w:p>
-            <w:pPr>
-              <w:pStyle w:val="Compact"/>
-              <w:jc w:val="left"/>
-            </w:pPr>
-            <w:r>
-              <w:t xml:space="preserve">Advanced</w:t>
+              <w:t xml:space="preserve">Beginner</w:t>
             </w:r>
           </w:p>
         </w:tc>
@@ -5816,7 +5781,7 @@
               <w:jc w:val="left"/>
             </w:pPr>
             <w:r>
-              <w:t xml:space="preserve">Exploring CO2 emissions across time</w:t>
+              <w:t xml:space="preserve">Data Cleaning</w:t>
             </w:r>
           </w:p>
         </w:tc>
@@ -5828,43 +5793,7 @@
               <w:jc w:val="left"/>
             </w:pPr>
             <w:r>
-              <w:t xml:space="preserve">Beginner</w:t>
-            </w:r>
-          </w:p>
-        </w:tc>
-        <w:tc>
-          <w:tcPr/>
-          <w:p>
-            <w:pPr>
-              <w:pStyle w:val="Compact"/>
-              <w:jc w:val="left"/>
-            </w:pPr>
-            <w:r>
-              <w:t xml:space="preserve">Beginner</w:t>
-            </w:r>
-          </w:p>
-        </w:tc>
-        <w:tc>
-          <w:tcPr/>
-          <w:p>
-            <w:pPr>
-              <w:pStyle w:val="Compact"/>
-              <w:jc w:val="left"/>
-            </w:pPr>
-            <w:r>
-              <w:t xml:space="preserve">Beginner</w:t>
-            </w:r>
-          </w:p>
-        </w:tc>
-        <w:tc>
-          <w:tcPr/>
-          <w:p>
-            <w:pPr>
-              <w:pStyle w:val="Compact"/>
-              <w:jc w:val="left"/>
-            </w:pPr>
-            <w:r>
-              <w:t xml:space="preserve">Beginner</w:t>
+              <w:t xml:space="preserve">Intermediate</w:t>
             </w:r>
           </w:p>
         </w:tc>
@@ -5878,43 +5807,7 @@
               <w:jc w:val="left"/>
             </w:pPr>
             <w:r>
-              <w:t xml:space="preserve">Exploring global patterns of dietary behaviors associated with health risk</w:t>
-            </w:r>
-          </w:p>
-        </w:tc>
-        <w:tc>
-          <w:tcPr/>
-          <w:p>
-            <w:pPr>
-              <w:pStyle w:val="Compact"/>
-              <w:jc w:val="left"/>
-            </w:pPr>
-            <w:r>
-              <w:t xml:space="preserve">Intermediate</w:t>
-            </w:r>
-          </w:p>
-        </w:tc>
-        <w:tc>
-          <w:tcPr/>
-          <w:p>
-            <w:pPr>
-              <w:pStyle w:val="Compact"/>
-              <w:jc w:val="left"/>
-            </w:pPr>
-            <w:r>
-              <w:t xml:space="preserve">Intermediate</w:t>
-            </w:r>
-          </w:p>
-        </w:tc>
-        <w:tc>
-          <w:tcPr/>
-          <w:p>
-            <w:pPr>
-              <w:pStyle w:val="Compact"/>
-              <w:jc w:val="left"/>
-            </w:pPr>
-            <w:r>
-              <w:t xml:space="preserve">Intermediate</w:t>
+              <w:t xml:space="preserve">Manipulating Data in R</w:t>
             </w:r>
           </w:p>
         </w:tc>
@@ -5940,7 +5833,7 @@
               <w:jc w:val="left"/>
             </w:pPr>
             <w:r>
-              <w:t xml:space="preserve">Predicting Annual Air Pollution</w:t>
+              <w:t xml:space="preserve">Intro to Data Visualization</w:t>
             </w:r>
           </w:p>
         </w:tc>
@@ -5953,42 +5846,6 @@
             </w:pPr>
             <w:r>
               <w:t xml:space="preserve">Beginner</w:t>
-            </w:r>
-          </w:p>
-        </w:tc>
-        <w:tc>
-          <w:tcPr/>
-          <w:p>
-            <w:pPr>
-              <w:pStyle w:val="Compact"/>
-              <w:jc w:val="left"/>
-            </w:pPr>
-            <w:r>
-              <w:t xml:space="preserve">Beginner</w:t>
-            </w:r>
-          </w:p>
-        </w:tc>
-        <w:tc>
-          <w:tcPr/>
-          <w:p>
-            <w:pPr>
-              <w:pStyle w:val="Compact"/>
-              <w:jc w:val="left"/>
-            </w:pPr>
-            <w:r>
-              <w:t xml:space="preserve">Intermediate</w:t>
-            </w:r>
-          </w:p>
-        </w:tc>
-        <w:tc>
-          <w:tcPr/>
-          <w:p>
-            <w:pPr>
-              <w:pStyle w:val="Compact"/>
-              <w:jc w:val="left"/>
-            </w:pPr>
-            <w:r>
-              <w:t xml:space="preserve">Advanced</w:t>
             </w:r>
           </w:p>
         </w:tc>
@@ -6002,7 +5859,7 @@
               <w:jc w:val="left"/>
             </w:pPr>
             <w:r>
-              <w:t xml:space="preserve">Exploring health expenditure using state-level data in the United States</w:t>
+              <w:t xml:space="preserve">Data Visualization</w:t>
             </w:r>
           </w:p>
         </w:tc>
@@ -6014,7 +5871,21 @@
               <w:jc w:val="left"/>
             </w:pPr>
             <w:r>
-              <w:t xml:space="preserve">Beginner</w:t>
+              <w:t xml:space="preserve">Intermediate</w:t>
+            </w:r>
+          </w:p>
+        </w:tc>
+      </w:tr>
+      <w:tr>
+        <w:tc>
+          <w:tcPr/>
+          <w:p>
+            <w:pPr>
+              <w:pStyle w:val="Compact"/>
+              <w:jc w:val="left"/>
+            </w:pPr>
+            <w:r>
+              <w:t xml:space="preserve">Factors</w:t>
             </w:r>
           </w:p>
         </w:tc>
@@ -6026,7 +5897,21 @@
               <w:jc w:val="left"/>
             </w:pPr>
             <w:r>
-              <w:t xml:space="preserve">Beginner</w:t>
+              <w:t xml:space="preserve">Intermediate</w:t>
+            </w:r>
+          </w:p>
+        </w:tc>
+      </w:tr>
+      <w:tr>
+        <w:tc>
+          <w:tcPr/>
+          <w:p>
+            <w:pPr>
+              <w:pStyle w:val="Compact"/>
+              <w:jc w:val="left"/>
+            </w:pPr>
+            <w:r>
+              <w:t xml:space="preserve">Statistics</w:t>
             </w:r>
           </w:p>
         </w:tc>
@@ -6038,7 +5923,21 @@
               <w:jc w:val="left"/>
             </w:pPr>
             <w:r>
-              <w:t xml:space="preserve">Beginner</w:t>
+              <w:t xml:space="preserve">Beginner * Note that we do not focus on statistical theory, but rather on using R to perform tests</w:t>
+            </w:r>
+          </w:p>
+        </w:tc>
+      </w:tr>
+      <w:tr>
+        <w:tc>
+          <w:tcPr/>
+          <w:p>
+            <w:pPr>
+              <w:pStyle w:val="Compact"/>
+              <w:jc w:val="left"/>
+            </w:pPr>
+            <w:r>
+              <w:t xml:space="preserve">Data Output</w:t>
             </w:r>
           </w:p>
         </w:tc>
@@ -6055,9 +5954,35 @@
           </w:p>
         </w:tc>
       </w:tr>
+      <w:tr>
+        <w:tc>
+          <w:tcPr/>
+          <w:p>
+            <w:pPr>
+              <w:pStyle w:val="Compact"/>
+              <w:jc w:val="left"/>
+            </w:pPr>
+            <w:r>
+              <w:t xml:space="preserve">Functions</w:t>
+            </w:r>
+          </w:p>
+        </w:tc>
+        <w:tc>
+          <w:tcPr/>
+          <w:p>
+            <w:pPr>
+              <w:pStyle w:val="Compact"/>
+              <w:jc w:val="left"/>
+            </w:pPr>
+            <w:r>
+              <w:t xml:space="preserve">Intermediate and Advanced if a new topic</w:t>
+            </w:r>
+          </w:p>
+        </w:tc>
+      </w:tr>
     </w:tbl>
-    <w:bookmarkEnd w:id="122"/>
-    <w:bookmarkStart w:id="124" w:name="troubleshooting"/>
+    <w:bookmarkEnd w:id="125"/>
+    <w:bookmarkStart w:id="126" w:name="troubleshooting"/>
     <w:p>
       <w:pPr>
         <w:pStyle w:val="Heading2"/>
@@ -6080,7 +6005,7 @@
         <w:pStyle w:val="FirstParagraph"/>
       </w:pPr>
       <w:r>
-        <w:t xml:space="preserve">You may encounter errors trying to render our case studies.</w:t>
+        <w:t xml:space="preserve">You may encounter errors trying to render our materials.</w:t>
       </w:r>
     </w:p>
     <w:p>
@@ -6088,40 +6013,7 @@
         <w:pStyle w:val="BodyText"/>
       </w:pPr>
       <w:r>
-        <w:t xml:space="preserve">In which case, we suggest that you check the</w:t>
-      </w:r>
-      <w:r>
-        <w:t xml:space="preserve"> </w:t>
-      </w:r>
-      <w:r>
-        <w:t xml:space="preserve">“</w:t>
-      </w:r>
-      <w:r>
-        <w:t xml:space="preserve">Session Info</w:t>
-      </w:r>
-      <w:r>
-        <w:t xml:space="preserve">”</w:t>
-      </w:r>
-      <w:r>
-        <w:t xml:space="preserve"> </w:t>
-      </w:r>
-      <w:r>
-        <w:t xml:space="preserve">section under the</w:t>
-      </w:r>
-      <w:r>
-        <w:t xml:space="preserve"> </w:t>
-      </w:r>
-      <w:r>
-        <w:t xml:space="preserve">“</w:t>
-      </w:r>
-      <w:r>
-        <w:t xml:space="preserve">Additional Information</w:t>
-      </w:r>
-      <w:r>
-        <w:t xml:space="preserve">”</w:t>
-      </w:r>
-      <w:r>
-        <w:t xml:space="preserve">section of the case study to see what versions of packages we used.</w:t>
+        <w:t xml:space="preserve">R packages versions can have updates to arguments and function names that can cause code to work differently or can break the code.</w:t>
       </w:r>
     </w:p>
     <w:p>
@@ -6129,20 +6021,191 @@
         <w:pStyle w:val="BodyText"/>
       </w:pPr>
       <w:r>
-        <w:t xml:space="preserve">R packages versions can have updates to arguments and function names that can cause code to work differently or can break the code.</w:t>
-      </w:r>
-    </w:p>
-    <w:p>
-      <w:pPr>
-        <w:pStyle w:val="BodyText"/>
-      </w:pPr>
-      <w:r>
-        <w:t xml:space="preserve">If you encounter an error, this is likely the reason. We try to update our case studies when we can, but we can’t always update the information in a timely manner as this is currently a passion project. You can either use the error message from trying to knit the case study to determine what function may have been updated or deprecated (we recommend this option to help you or your students learn the most up-to-date information), or you can use the versions of the packages that are shown in our Session Info section and load the versions that we used, following the directions</w:t>
-      </w:r>
-      <w:r>
-        <w:t xml:space="preserve"> </w:t>
-      </w:r>
-      <w:hyperlink r:id="rId123">
+        <w:t xml:space="preserve">If you encounter an error, this is likely the reason. We try to update our materials when we can, but updates to packages may happen in the meantime. You can either use the error message from trying to knit the Rmd file to determine what function may have been updated or deprecated (we recommend this option to help you or your students learn the most up-to-date information).</w:t>
+      </w:r>
+    </w:p>
+    <w:bookmarkEnd w:id="126"/>
+    <w:bookmarkStart w:id="131" w:name="additional-use-cases"/>
+    <w:p>
+      <w:pPr>
+        <w:pStyle w:val="Heading2"/>
+      </w:pPr>
+      <w:r>
+        <w:rPr>
+          <w:rStyle w:val="SectionNumber"/>
+        </w:rPr>
+        <w:t xml:space="preserve">3.5</w:t>
+      </w:r>
+      <w:r>
+        <w:tab/>
+      </w:r>
+      <w:r>
+        <w:t xml:space="preserve">Additional Use Cases</w:t>
+      </w:r>
+    </w:p>
+    <w:p>
+      <w:pPr>
+        <w:pStyle w:val="FirstParagraph"/>
+      </w:pPr>
+      <w:r>
+        <w:t xml:space="preserve">Our materials can be used in a variety of ways that cater to the learner’s goals, experience, and interests. Below, we provide a few examples of how they could be used . If you use DaSEH resources in a new way, we would love to</w:t>
+      </w:r>
+      <w:r>
+        <w:t xml:space="preserve"> </w:t>
+      </w:r>
+      <w:hyperlink r:id="rId87">
+        <w:r>
+          <w:rPr>
+            <w:rStyle w:val="Hyperlink"/>
+          </w:rPr>
+          <w:t xml:space="preserve">hear</w:t>
+        </w:r>
+      </w:hyperlink>
+      <w:r>
+        <w:t xml:space="preserve"> </w:t>
+      </w:r>
+      <w:r>
+        <w:t xml:space="preserve">about it!</w:t>
+      </w:r>
+    </w:p>
+    <w:p>
+      <w:pPr>
+        <w:numPr>
+          <w:ilvl w:val="0"/>
+          <w:numId w:val="1037"/>
+        </w:numPr>
+        <w:pStyle w:val="Compact"/>
+      </w:pPr>
+      <w:r>
+        <w:t xml:space="preserve">Using materials for assignments</w:t>
+      </w:r>
+    </w:p>
+    <w:p>
+      <w:pPr>
+        <w:pStyle w:val="FirstParagraph"/>
+      </w:pPr>
+      <w:r>
+        <w:t xml:space="preserve">Assignments could include</w:t>
+      </w:r>
+      <w:r>
+        <w:t xml:space="preserve"> </w:t>
+      </w:r>
+      <w:hyperlink r:id="rId127">
+        <w:r>
+          <w:rPr>
+            <w:rStyle w:val="Hyperlink"/>
+          </w:rPr>
+          <w:t xml:space="preserve">writing scientific journal sections</w:t>
+        </w:r>
+      </w:hyperlink>
+      <w:r>
+        <w:t xml:space="preserve"> </w:t>
+      </w:r>
+      <w:r>
+        <w:t xml:space="preserve">(e.g. Introduction, Methods, Results, Discussion) based on the case studies and</w:t>
+      </w:r>
+      <w:r>
+        <w:t xml:space="preserve"> </w:t>
+      </w:r>
+      <w:hyperlink r:id="rId128">
+        <w:r>
+          <w:rPr>
+            <w:rStyle w:val="Hyperlink"/>
+          </w:rPr>
+          <w:t xml:space="preserve">extending analyses</w:t>
+        </w:r>
+      </w:hyperlink>
+      <w:r>
+        <w:t xml:space="preserve"> </w:t>
+      </w:r>
+      <w:r>
+        <w:t xml:space="preserve">based on results presented in the case study.</w:t>
+      </w:r>
+    </w:p>
+    <w:bookmarkStart w:id="129" w:name="independent-study"/>
+    <w:p>
+      <w:pPr>
+        <w:pStyle w:val="Heading3"/>
+      </w:pPr>
+      <w:r>
+        <w:rPr>
+          <w:rStyle w:val="SectionNumber"/>
+        </w:rPr>
+        <w:t xml:space="preserve">3.5.1</w:t>
+      </w:r>
+      <w:r>
+        <w:tab/>
+      </w:r>
+      <w:r>
+        <w:t xml:space="preserve">Independent Study</w:t>
+      </w:r>
+    </w:p>
+    <w:p>
+      <w:pPr>
+        <w:pStyle w:val="FirstParagraph"/>
+      </w:pPr>
+      <w:r>
+        <w:t xml:space="preserve">Case studies can be used for learners to gain experience in statistics and data science independently. We strongly recommend that independent learners aim to actively engage with the case study by running the analyses independently, exploring the data beyond what is presented in the case study, and extending the analyses by to investigate their own hypotheses. Furthermore, creating a finished product, such as a blog post or a presentation, can be an excellent demonstration of the skills learned.</w:t>
+      </w:r>
+    </w:p>
+    <w:bookmarkEnd w:id="129"/>
+    <w:bookmarkStart w:id="130" w:name="interactive-case-studies"/>
+    <w:p>
+      <w:pPr>
+        <w:pStyle w:val="Heading3"/>
+      </w:pPr>
+      <w:r>
+        <w:rPr>
+          <w:rStyle w:val="SectionNumber"/>
+        </w:rPr>
+        <w:t xml:space="preserve">3.5.2</w:t>
+      </w:r>
+      <w:r>
+        <w:tab/>
+      </w:r>
+      <w:r>
+        <w:t xml:space="preserve">Interactive Case Studies</w:t>
+      </w:r>
+    </w:p>
+    <w:p>
+      <w:pPr>
+        <w:pStyle w:val="FirstParagraph"/>
+      </w:pPr>
+      <w:r>
+        <w:t xml:space="preserve">Some of the case studies also have interactive versions. These versions allow students to write and run code in the browser interactively, with hints and answers available for students to check their progress as they go through the case study. Interactive case studies could be appropriate for independent learning or for in class labs, as they provide real time feedback and can reduce demands on the educator to provide intensive personalized feedback. Please see the following video for a demonstration on how to use the interactive case studies:</w:t>
+      </w:r>
+    </w:p>
+    <w:bookmarkEnd w:id="130"/>
+    <w:bookmarkEnd w:id="131"/>
+    <w:bookmarkStart w:id="151" w:name="examples-of-assignments"/>
+    <w:p>
+      <w:pPr>
+        <w:pStyle w:val="Heading2"/>
+      </w:pPr>
+      <w:r>
+        <w:rPr>
+          <w:rStyle w:val="SectionNumber"/>
+        </w:rPr>
+        <w:t xml:space="preserve">3.6</w:t>
+      </w:r>
+      <w:r>
+        <w:tab/>
+      </w:r>
+      <w:r>
+        <w:t xml:space="preserve">Examples of assignments</w:t>
+      </w:r>
+    </w:p>
+    <w:p>
+      <w:pPr>
+        <w:pStyle w:val="FirstParagraph"/>
+      </w:pPr>
+      <w:r>
+        <w:t xml:space="preserve">Educators are not limited to having the students go through the case study in their current format. Case studies can be a spring board for further exploration and additional assignments. For example, in addition to helping students develop data analysis skills, we hope that the case studies can also help students develop their curiosity, technical writing and communication skills. Additional assignments can include but is not limited to data visualization and presentation, written reports, and oral presentations. Below we provide a few examples of potential assignments that educators can use to tailor instruction to the desired learning objectives. See</w:t>
+      </w:r>
+      <w:r>
+        <w:t xml:space="preserve"> </w:t>
+      </w:r>
+      <w:hyperlink r:id="rId132">
         <w:r>
           <w:rPr>
             <w:rStyle w:val="Hyperlink"/>
@@ -6151,236 +6214,10 @@
         </w:r>
       </w:hyperlink>
       <w:r>
-        <w:t xml:space="preserve">.</w:t>
-      </w:r>
-    </w:p>
-    <w:bookmarkEnd w:id="124"/>
-    <w:bookmarkStart w:id="137" w:name="example-use-cases"/>
-    <w:p>
-      <w:pPr>
-        <w:pStyle w:val="Heading2"/>
-      </w:pPr>
-      <w:r>
-        <w:rPr>
-          <w:rStyle w:val="SectionNumber"/>
-        </w:rPr>
-        <w:t xml:space="preserve">3.5</w:t>
-      </w:r>
-      <w:r>
-        <w:tab/>
-      </w:r>
-      <w:r>
-        <w:t xml:space="preserve">Example Use Cases</w:t>
-      </w:r>
-    </w:p>
-    <w:p>
-      <w:pPr>
-        <w:pStyle w:val="FirstParagraph"/>
-      </w:pPr>
-      <w:r>
-        <w:t xml:space="preserve">Because the case studies were developed to be modular and stand-alone, they can be used in a variety of ways that cater to the learner’s goals, experience, and interests. Below, we provide a few examples of how case studies have been used previously. If you use Open Case Studies in a new way, we would love to</w:t>
-      </w:r>
-      <w:r>
-        <w:t xml:space="preserve"> </w:t>
-      </w:r>
-      <w:hyperlink r:id="rId125">
-        <w:r>
-          <w:rPr>
-            <w:rStyle w:val="Hyperlink"/>
-          </w:rPr>
-          <w:t xml:space="preserve">hear</w:t>
-        </w:r>
-      </w:hyperlink>
-      <w:r>
-        <w:t xml:space="preserve"> </w:t>
-      </w:r>
-      <w:r>
-        <w:t xml:space="preserve">about it!</w:t>
-      </w:r>
-    </w:p>
-    <w:bookmarkStart w:id="128" w:name="using-case-studies-as-lecture-content"/>
-    <w:p>
-      <w:pPr>
-        <w:pStyle w:val="Heading3"/>
-      </w:pPr>
-      <w:r>
-        <w:rPr>
-          <w:rStyle w:val="SectionNumber"/>
-        </w:rPr>
-        <w:t xml:space="preserve">3.5.1</w:t>
-      </w:r>
-      <w:r>
-        <w:tab/>
-      </w:r>
-      <w:r>
-        <w:t xml:space="preserve">Using Case Studies as Lecture Content</w:t>
-      </w:r>
-    </w:p>
-    <w:p>
-      <w:pPr>
-        <w:pStyle w:val="FirstParagraph"/>
-      </w:pPr>
-      <w:hyperlink r:id="rId126">
-        <w:r>
-          <w:rPr>
-            <w:rStyle w:val="Hyperlink"/>
-          </w:rPr>
-          <w:t xml:space="preserve">Practical Data Science in R</w:t>
-        </w:r>
-      </w:hyperlink>
-      <w:r>
-        <w:t xml:space="preserve"> </w:t>
-      </w:r>
-      <w:r>
-        <w:t xml:space="preserve">is a 10-week intermediate undergraduate course taught by</w:t>
-      </w:r>
-      <w:r>
-        <w:t xml:space="preserve"> </w:t>
-      </w:r>
-      <w:hyperlink r:id="rId127">
-        <w:r>
-          <w:rPr>
-            <w:rStyle w:val="Hyperlink"/>
-          </w:rPr>
-          <w:t xml:space="preserve">Dr. Shannon Ellis</w:t>
-        </w:r>
-      </w:hyperlink>
-      <w:r>
-        <w:t xml:space="preserve"> </w:t>
-      </w:r>
-      <w:r>
-        <w:t xml:space="preserve">at University of California Santa Barbara. In 2021, Dr. Ellis taught the course using three Open Case Studies and used them to illustrate how foundational data science skills and statistical concepts taught throughout the course can be applied to real data.</w:t>
-      </w:r>
-    </w:p>
-    <w:p>
-      <w:pPr>
-        <w:pStyle w:val="BodyText"/>
-      </w:pPr>
-      <w:r>
-        <w:t xml:space="preserve">Here you can see how the course used the</w:t>
-      </w:r>
-      <w:r>
-        <w:t xml:space="preserve"> </w:t>
-      </w:r>
-      <w:r>
-        <w:rPr>
-          <w:rStyle w:val="VerbatimChar"/>
-        </w:rPr>
-        <w:t xml:space="preserve">OCSdata</w:t>
-      </w:r>
-      <w:r>
-        <w:t xml:space="preserve"> </w:t>
-      </w:r>
-      <w:r>
-        <w:t xml:space="preserve">package:</w:t>
-      </w:r>
-    </w:p>
-    <w:p>
-      <w:pPr>
-        <w:pStyle w:val="BodyText"/>
-      </w:pPr>
-      <w:hyperlink r:id="rId127">
-        <w:r>
-          <w:rPr>
-            <w:rStyle w:val="Hyperlink"/>
-          </w:rPr>
-          <w:t xml:space="preserve">Dr. Ellis</w:t>
-        </w:r>
-      </w:hyperlink>
-      <w:r>
-        <w:t xml:space="preserve"> </w:t>
-      </w:r>
-      <w:r>
-        <w:t xml:space="preserve">incorporated labs and homework assignments into the course, which had guided coding and analysis exercises related to the concepts discussed in lecture which used content from the case studies in a slide format. She also assigned written reports where students presented the analysis they conducted related to the case study in the format of a scientific article (see example assignment below).</w:t>
-      </w:r>
-    </w:p>
-    <w:bookmarkEnd w:id="128"/>
-    <w:bookmarkStart w:id="134" w:name="using-case-studies-for-assignments"/>
-    <w:p>
-      <w:pPr>
-        <w:pStyle w:val="Heading3"/>
-      </w:pPr>
-      <w:r>
-        <w:rPr>
-          <w:rStyle w:val="SectionNumber"/>
-        </w:rPr>
-        <w:t xml:space="preserve">3.5.2</w:t>
-      </w:r>
-      <w:r>
-        <w:tab/>
-      </w:r>
-      <w:r>
-        <w:t xml:space="preserve">Using Case Studies for Assignments</w:t>
-      </w:r>
-    </w:p>
-    <w:p>
-      <w:pPr>
-        <w:pStyle w:val="FirstParagraph"/>
-      </w:pPr>
-      <w:hyperlink r:id="rId129">
-        <w:r>
-          <w:rPr>
-            <w:rStyle w:val="Hyperlink"/>
-          </w:rPr>
-          <w:t xml:space="preserve">Advanced Data Science</w:t>
-        </w:r>
-      </w:hyperlink>
-      <w:r>
-        <w:t xml:space="preserve"> </w:t>
-      </w:r>
-      <w:r>
-        <w:t xml:space="preserve">was a semester-long graduate data science course taught by</w:t>
-      </w:r>
-      <w:r>
-        <w:t xml:space="preserve"> </w:t>
-      </w:r>
-      <w:hyperlink r:id="rId130">
-        <w:r>
-          <w:rPr>
-            <w:rStyle w:val="Hyperlink"/>
-          </w:rPr>
-          <w:t xml:space="preserve">Dr. Jeff Leek</w:t>
-        </w:r>
-      </w:hyperlink>
-      <w:r>
-        <w:t xml:space="preserve"> </w:t>
-      </w:r>
-      <w:r>
-        <w:t xml:space="preserve">and</w:t>
-      </w:r>
-      <w:r>
-        <w:t xml:space="preserve"> </w:t>
-      </w:r>
-      <w:hyperlink r:id="rId131">
-        <w:r>
-          <w:rPr>
-            <w:rStyle w:val="Hyperlink"/>
-          </w:rPr>
-          <w:t xml:space="preserve">Dr. Roger Peng</w:t>
-        </w:r>
-      </w:hyperlink>
-      <w:r>
-        <w:t xml:space="preserve"> </w:t>
-      </w:r>
-      <w:r>
-        <w:t xml:space="preserve">in 2020 at Johns Hopkins Bloomberg School of Public Health, primarily for PhD students. This course is designed for students to gain experience in designing and communicating data analyses effectively and critically analyzing analyses. Assignments included</w:t>
-      </w:r>
-      <w:r>
-        <w:t xml:space="preserve"> </w:t>
-      </w:r>
-      <w:hyperlink r:id="rId132">
-        <w:r>
-          <w:rPr>
-            <w:rStyle w:val="Hyperlink"/>
-          </w:rPr>
-          <w:t xml:space="preserve">writing scientific journal sections</w:t>
-        </w:r>
-      </w:hyperlink>
-      <w:r>
-        <w:t xml:space="preserve"> </w:t>
-      </w:r>
-      <w:r>
-        <w:t xml:space="preserve">(e.g. Introduction, Methods, Results, Discussion) based on the case studies and</w:t>
+        <w:t xml:space="preserve"> </w:t>
+      </w:r>
+      <w:r>
+        <w:t xml:space="preserve">guidelines about considerations for effective and ethical data visualizations from the</w:t>
       </w:r>
       <w:r>
         <w:t xml:space="preserve"> </w:t>
@@ -6390,18 +6227,65 @@
           <w:rPr>
             <w:rStyle w:val="Hyperlink"/>
           </w:rPr>
-          <w:t xml:space="preserve">extending analyses</w:t>
+          <w:t xml:space="preserve">Advanced Data Science Course</w:t>
         </w:r>
       </w:hyperlink>
       <w:r>
         <w:t xml:space="preserve"> </w:t>
       </w:r>
       <w:r>
-        <w:t xml:space="preserve">based on results presented in the case study.</w:t>
-      </w:r>
-    </w:p>
-    <w:bookmarkEnd w:id="134"/>
-    <w:bookmarkStart w:id="135" w:name="independent-study"/>
+        <w:t xml:space="preserve">taught by</w:t>
+      </w:r>
+      <w:r>
+        <w:t xml:space="preserve"> </w:t>
+      </w:r>
+      <w:hyperlink r:id="rId134">
+        <w:r>
+          <w:rPr>
+            <w:rStyle w:val="Hyperlink"/>
+          </w:rPr>
+          <w:t xml:space="preserve">Jeff leek</w:t>
+        </w:r>
+      </w:hyperlink>
+      <w:r>
+        <w:t xml:space="preserve"> </w:t>
+      </w:r>
+      <w:r>
+        <w:t xml:space="preserve">and</w:t>
+      </w:r>
+      <w:r>
+        <w:t xml:space="preserve"> </w:t>
+      </w:r>
+      <w:hyperlink r:id="rId135">
+        <w:r>
+          <w:rPr>
+            <w:rStyle w:val="Hyperlink"/>
+          </w:rPr>
+          <w:t xml:space="preserve">Roger Peng</w:t>
+        </w:r>
+      </w:hyperlink>
+      <w:r>
+        <w:t xml:space="preserve"> </w:t>
+      </w:r>
+      <w:r>
+        <w:t xml:space="preserve">at</w:t>
+      </w:r>
+      <w:r>
+        <w:t xml:space="preserve"> </w:t>
+      </w:r>
+      <w:hyperlink r:id="rId136">
+        <w:r>
+          <w:rPr>
+            <w:rStyle w:val="Hyperlink"/>
+          </w:rPr>
+          <w:t xml:space="preserve">Johns Hopkins Bloomberg School of Public Health</w:t>
+        </w:r>
+      </w:hyperlink>
+      <w:r>
+        <w:t xml:space="preserve">.</w:t>
+      </w:r>
+    </w:p>
+    <w:bookmarkStart w:id="141" w:name="written-report"/>
     <w:p>
       <w:pPr>
         <w:pStyle w:val="Heading3"/>
@@ -6410,13 +6294,13 @@
         <w:rPr>
           <w:rStyle w:val="SectionNumber"/>
         </w:rPr>
-        <w:t xml:space="preserve">3.5.3</w:t>
+        <w:t xml:space="preserve">3.6.1</w:t>
       </w:r>
       <w:r>
         <w:tab/>
       </w:r>
       <w:r>
-        <w:t xml:space="preserve">Independent Study</w:t>
+        <w:t xml:space="preserve">Written Report</w:t>
       </w:r>
     </w:p>
     <w:p>
@@ -6424,62 +6308,21 @@
         <w:pStyle w:val="FirstParagraph"/>
       </w:pPr>
       <w:r>
-        <w:t xml:space="preserve">Case studies can be used for learners to gain experience in statistics and data science independently. We strongly recommend that independent learners aim to actively engage with the case study by running the analyses independently, exploring the data beyond what is presented in the case study, and extending the analyses by to investigate their own hypotheses. Furthermore, creating a finished product, such as a blog post or a presentation, can be an excellent demonstration of the skills learned.</w:t>
-      </w:r>
-    </w:p>
-    <w:bookmarkEnd w:id="135"/>
-    <w:bookmarkStart w:id="136" w:name="interactive-case-studies"/>
-    <w:p>
-      <w:pPr>
-        <w:pStyle w:val="Heading3"/>
-      </w:pPr>
-      <w:r>
-        <w:rPr>
-          <w:rStyle w:val="SectionNumber"/>
-        </w:rPr>
-        <w:t xml:space="preserve">3.5.4</w:t>
-      </w:r>
-      <w:r>
-        <w:tab/>
-      </w:r>
-      <w:r>
-        <w:t xml:space="preserve">Interactive Case Studies</w:t>
-      </w:r>
-    </w:p>
-    <w:p>
-      <w:pPr>
-        <w:pStyle w:val="FirstParagraph"/>
-      </w:pPr>
-      <w:r>
-        <w:t xml:space="preserve">Some of the case studies also have interactive versions. These versions allow students to write and run code in the browser interactively, with hints and answers available for students to check their progress as they go through the case study. Interactive case studies could be appropriate for independent learning or for in class labs, as they provide real time feedback and can reduce demands on the educator to provide intensive personalized feedback. Please see the following video for a demonstration on how to use the interactive case studies:</w:t>
-      </w:r>
-    </w:p>
-    <w:bookmarkEnd w:id="136"/>
-    <w:bookmarkEnd w:id="137"/>
-    <w:bookmarkStart w:id="153" w:name="examples-of-assignments"/>
-    <w:p>
-      <w:pPr>
-        <w:pStyle w:val="Heading2"/>
-      </w:pPr>
-      <w:r>
-        <w:rPr>
-          <w:rStyle w:val="SectionNumber"/>
-        </w:rPr>
-        <w:t xml:space="preserve">3.6</w:t>
-      </w:r>
-      <w:r>
-        <w:tab/>
-      </w:r>
-      <w:r>
-        <w:t xml:space="preserve">Examples of assignments</w:t>
-      </w:r>
-    </w:p>
-    <w:p>
-      <w:pPr>
-        <w:pStyle w:val="FirstParagraph"/>
-      </w:pPr>
-      <w:r>
-        <w:t xml:space="preserve">Educators are not limited to having the students go through the case study in their current format. Case studies can be a spring board for further exploration and additional assignments. For example, in addition to helping students develop data analysis skills, we hope that the case studies can also help students develop their curiosity, technical writing and communication skills. Additional assignments can include but is not limited to data visualization and presentation, written reports, and oral presentations. Below we provide a few examples of potential assignments that educators can use to tailor instruction to the desired learning objectives. See</w:t>
+        <w:t xml:space="preserve">Below is an example of a scientific-style paper written based on the</w:t>
+      </w:r>
+      <w:r>
+        <w:t xml:space="preserve"> </w:t>
+      </w:r>
+      <w:hyperlink r:id="rId137">
+        <w:r>
+          <w:rPr>
+            <w:rStyle w:val="Hyperlink"/>
+          </w:rPr>
+          <w:t xml:space="preserve">Opioid Use Case Study</w:t>
+        </w:r>
+      </w:hyperlink>
+      <w:r>
+        <w:t xml:space="preserve">. We also include an example rubric by which this paper can be evaluated adapted from</w:t>
       </w:r>
       <w:r>
         <w:t xml:space="preserve"> </w:t>
@@ -6493,78 +6336,43 @@
         </w:r>
       </w:hyperlink>
       <w:r>
-        <w:t xml:space="preserve"> </w:t>
-      </w:r>
-      <w:r>
-        <w:t xml:space="preserve">guidelines about considerations for effective and ethical data visualizations from the</w:t>
-      </w:r>
-      <w:r>
-        <w:t xml:space="preserve"> </w:t>
-      </w:r>
-      <w:hyperlink r:id="rId129">
-        <w:r>
-          <w:rPr>
-            <w:rStyle w:val="Hyperlink"/>
-          </w:rPr>
-          <w:t xml:space="preserve">Advanced Data Science Course</w:t>
-        </w:r>
-      </w:hyperlink>
-      <w:r>
-        <w:t xml:space="preserve"> </w:t>
-      </w:r>
-      <w:r>
-        <w:t xml:space="preserve">taught by</w:t>
-      </w:r>
-      <w:r>
-        <w:t xml:space="preserve"> </w:t>
-      </w:r>
-      <w:hyperlink r:id="rId130">
-        <w:r>
-          <w:rPr>
-            <w:rStyle w:val="Hyperlink"/>
-          </w:rPr>
-          <w:t xml:space="preserve">Jeff leek</w:t>
-        </w:r>
-      </w:hyperlink>
-      <w:r>
-        <w:t xml:space="preserve"> </w:t>
-      </w:r>
-      <w:r>
-        <w:t xml:space="preserve">and</w:t>
-      </w:r>
-      <w:r>
-        <w:t xml:space="preserve"> </w:t>
-      </w:r>
-      <w:hyperlink r:id="rId131">
-        <w:r>
-          <w:rPr>
-            <w:rStyle w:val="Hyperlink"/>
-          </w:rPr>
-          <w:t xml:space="preserve">Roger Peng</w:t>
-        </w:r>
-      </w:hyperlink>
-      <w:r>
-        <w:t xml:space="preserve"> </w:t>
-      </w:r>
-      <w:r>
-        <w:t xml:space="preserve">at</w:t>
-      </w:r>
-      <w:r>
-        <w:t xml:space="preserve"> </w:t>
-      </w:r>
+        <w:t xml:space="preserve">.</w:t>
+      </w:r>
+    </w:p>
+    <w:p>
+      <w:pPr>
+        <w:numPr>
+          <w:ilvl w:val="0"/>
+          <w:numId w:val="1038"/>
+        </w:numPr>
+      </w:pPr>
       <w:hyperlink r:id="rId139">
         <w:r>
           <w:rPr>
             <w:rStyle w:val="Hyperlink"/>
           </w:rPr>
-          <w:t xml:space="preserve">Johns Hopkins Bloomberg School of Public Health</w:t>
+          <w:t xml:space="preserve">OCS Opioid Use in the US Example Report</w:t>
         </w:r>
       </w:hyperlink>
-      <w:r>
-        <w:t xml:space="preserve">.</w:t>
-      </w:r>
-    </w:p>
-    <w:bookmarkStart w:id="144" w:name="written-report"/>
+    </w:p>
+    <w:p>
+      <w:pPr>
+        <w:numPr>
+          <w:ilvl w:val="0"/>
+          <w:numId w:val="1038"/>
+        </w:numPr>
+      </w:pPr>
+      <w:hyperlink r:id="rId140">
+        <w:r>
+          <w:rPr>
+            <w:rStyle w:val="Hyperlink"/>
+          </w:rPr>
+          <w:t xml:space="preserve">OCS Opioid Use in the US Example Report Rubric</w:t>
+        </w:r>
+      </w:hyperlink>
+    </w:p>
+    <w:bookmarkEnd w:id="141"/>
+    <w:bookmarkStart w:id="145" w:name="oral-presentation"/>
     <w:p>
       <w:pPr>
         <w:pStyle w:val="Heading3"/>
@@ -6573,13 +6381,13 @@
         <w:rPr>
           <w:rStyle w:val="SectionNumber"/>
         </w:rPr>
-        <w:t xml:space="preserve">3.6.1</w:t>
+        <w:t xml:space="preserve">3.6.2</w:t>
       </w:r>
       <w:r>
         <w:tab/>
       </w:r>
       <w:r>
-        <w:t xml:space="preserve">Written Report</w:t>
+        <w:t xml:space="preserve">Oral Presentation</w:t>
       </w:r>
     </w:p>
     <w:p>
@@ -6587,12 +6395,114 @@
         <w:pStyle w:val="FirstParagraph"/>
       </w:pPr>
       <w:r>
-        <w:t xml:space="preserve">Below is an example of a scientific-style paper written based on the</w:t>
-      </w:r>
-      <w:r>
-        <w:t xml:space="preserve"> </w:t>
-      </w:r>
-      <w:hyperlink r:id="rId140">
+        <w:t xml:space="preserve">Below is an example of a presentation based on the</w:t>
+      </w:r>
+      <w:r>
+        <w:t xml:space="preserve"> </w:t>
+      </w:r>
+      <w:hyperlink r:id="rId142">
+        <w:r>
+          <w:rPr>
+            <w:rStyle w:val="Hyperlink"/>
+          </w:rPr>
+          <w:t xml:space="preserve">Vaping Behaviors in American Youth Case Study</w:t>
+        </w:r>
+      </w:hyperlink>
+      <w:r>
+        <w:t xml:space="preserve">. This presentation focuses on the context of the study and the methods used in the analysis. Assignments for presentations can be modified to emphasize presenting results and conclusions or to emphasize communication to different audiences (e.g. policy makers, other researchers, the public, etc. ).</w:t>
+      </w:r>
+    </w:p>
+    <w:p>
+      <w:pPr>
+        <w:numPr>
+          <w:ilvl w:val="0"/>
+          <w:numId w:val="1039"/>
+        </w:numPr>
+        <w:pStyle w:val="Compact"/>
+      </w:pPr>
+      <w:hyperlink r:id="rId143">
+        <w:r>
+          <w:rPr>
+            <w:rStyle w:val="Hyperlink"/>
+          </w:rPr>
+          <w:t xml:space="preserve">OCS Vaping Case Study Oral Presentation Assignment Example</w:t>
+        </w:r>
+      </w:hyperlink>
+    </w:p>
+    <w:p>
+      <w:pPr>
+        <w:numPr>
+          <w:ilvl w:val="0"/>
+          <w:numId w:val="1039"/>
+        </w:numPr>
+        <w:pStyle w:val="Compact"/>
+      </w:pPr>
+      <w:hyperlink r:id="rId144">
+        <w:r>
+          <w:rPr>
+            <w:rStyle w:val="Hyperlink"/>
+          </w:rPr>
+          <w:t xml:space="preserve">OCS Vaping Case Study Oral Presentation Example</w:t>
+        </w:r>
+      </w:hyperlink>
+    </w:p>
+    <w:bookmarkEnd w:id="145"/>
+    <w:bookmarkStart w:id="146" w:name="data-visualization"/>
+    <w:p>
+      <w:pPr>
+        <w:pStyle w:val="Heading3"/>
+      </w:pPr>
+      <w:r>
+        <w:rPr>
+          <w:rStyle w:val="SectionNumber"/>
+        </w:rPr>
+        <w:t xml:space="preserve">3.6.3</w:t>
+      </w:r>
+      <w:r>
+        <w:tab/>
+      </w:r>
+      <w:r>
+        <w:t xml:space="preserve">Data Visualization</w:t>
+      </w:r>
+    </w:p>
+    <w:p>
+      <w:pPr>
+        <w:pStyle w:val="FirstParagraph"/>
+      </w:pPr>
+      <w:r>
+        <w:t xml:space="preserve">The data visualizations included in the case studies are not the only way to present the data used within the analyses. While the principles of effective data visualization are a focus of the case studies, the data included as well as the study questions can be used to guide students through the design choices that are commonly considered when determining how to best present data. Students can be assigned to create a new visualization beyond what is included in the case studies that emphasizes different aspects in the data.</w:t>
+      </w:r>
+    </w:p>
+    <w:bookmarkEnd w:id="146"/>
+    <w:bookmarkStart w:id="150" w:name="further-exploration"/>
+    <w:p>
+      <w:pPr>
+        <w:pStyle w:val="Heading3"/>
+      </w:pPr>
+      <w:r>
+        <w:rPr>
+          <w:rStyle w:val="SectionNumber"/>
+        </w:rPr>
+        <w:t xml:space="preserve">3.6.4</w:t>
+      </w:r>
+      <w:r>
+        <w:tab/>
+      </w:r>
+      <w:r>
+        <w:t xml:space="preserve">Further Exploration</w:t>
+      </w:r>
+    </w:p>
+    <w:p>
+      <w:pPr>
+        <w:pStyle w:val="FirstParagraph"/>
+      </w:pPr>
+      <w:r>
+        <w:t xml:space="preserve">Several case studies have additional data that is not discussed. This can be used for further exploration of the subject area that was discussed in the case study. This can be guided by the questions included in the Homework section of the case studies. Case studies that have additional data include the</w:t>
+      </w:r>
+      <w:r>
+        <w:t xml:space="preserve"> </w:t>
+      </w:r>
+      <w:hyperlink r:id="rId137">
         <w:r>
           <w:rPr>
             <w:rStyle w:val="Hyperlink"/>
@@ -6601,201 +6511,12 @@
         </w:r>
       </w:hyperlink>
       <w:r>
-        <w:t xml:space="preserve">. We also include an example rubric by which this paper can be evaluated adapted from</w:t>
-      </w:r>
-      <w:r>
-        <w:t xml:space="preserve"> </w:t>
-      </w:r>
-      <w:hyperlink r:id="rId141">
-        <w:r>
-          <w:rPr>
-            <w:rStyle w:val="Hyperlink"/>
-          </w:rPr>
-          <w:t xml:space="preserve">here</w:t>
-        </w:r>
-      </w:hyperlink>
-      <w:r>
-        <w:t xml:space="preserve">.</w:t>
-      </w:r>
-    </w:p>
-    <w:p>
-      <w:pPr>
-        <w:numPr>
-          <w:ilvl w:val="0"/>
-          <w:numId w:val="1036"/>
-        </w:numPr>
-      </w:pPr>
-      <w:hyperlink r:id="rId142">
-        <w:r>
-          <w:rPr>
-            <w:rStyle w:val="Hyperlink"/>
-          </w:rPr>
-          <w:t xml:space="preserve">OCS Opioid Use in the US Example Report</w:t>
-        </w:r>
-      </w:hyperlink>
-    </w:p>
-    <w:p>
-      <w:pPr>
-        <w:numPr>
-          <w:ilvl w:val="0"/>
-          <w:numId w:val="1036"/>
-        </w:numPr>
-      </w:pPr>
-      <w:hyperlink r:id="rId143">
-        <w:r>
-          <w:rPr>
-            <w:rStyle w:val="Hyperlink"/>
-          </w:rPr>
-          <w:t xml:space="preserve">OCS Opioid Use in the US Example Report Rubric</w:t>
-        </w:r>
-      </w:hyperlink>
-    </w:p>
-    <w:bookmarkEnd w:id="144"/>
-    <w:bookmarkStart w:id="148" w:name="oral-presentation"/>
-    <w:p>
-      <w:pPr>
-        <w:pStyle w:val="Heading3"/>
-      </w:pPr>
-      <w:r>
-        <w:rPr>
-          <w:rStyle w:val="SectionNumber"/>
-        </w:rPr>
-        <w:t xml:space="preserve">3.6.2</w:t>
-      </w:r>
-      <w:r>
-        <w:tab/>
-      </w:r>
-      <w:r>
-        <w:t xml:space="preserve">Oral Presentation</w:t>
-      </w:r>
-    </w:p>
-    <w:p>
-      <w:pPr>
-        <w:pStyle w:val="FirstParagraph"/>
-      </w:pPr>
-      <w:r>
-        <w:t xml:space="preserve">Below is an example of a presentation based on the</w:t>
-      </w:r>
-      <w:r>
-        <w:t xml:space="preserve"> </w:t>
-      </w:r>
-      <w:hyperlink r:id="rId145">
-        <w:r>
-          <w:rPr>
-            <w:rStyle w:val="Hyperlink"/>
-          </w:rPr>
-          <w:t xml:space="preserve">Vaping Behaviors in American Youth Case Study</w:t>
-        </w:r>
-      </w:hyperlink>
-      <w:r>
-        <w:t xml:space="preserve">. This presentation focuses on the context of the study and the methods used in the analysis. Assignments for presentations can be modified to emphasize presenting results and conclusions or to emphasize communication to different audiences (e.g. policy makers, other researchers, the public, etc. ).</w:t>
-      </w:r>
-    </w:p>
-    <w:p>
-      <w:pPr>
-        <w:numPr>
-          <w:ilvl w:val="0"/>
-          <w:numId w:val="1037"/>
-        </w:numPr>
-        <w:pStyle w:val="Compact"/>
-      </w:pPr>
-      <w:hyperlink r:id="rId146">
-        <w:r>
-          <w:rPr>
-            <w:rStyle w:val="Hyperlink"/>
-          </w:rPr>
-          <w:t xml:space="preserve">OCS Vaping Case Study Oral Presentation Assignment Example</w:t>
-        </w:r>
-      </w:hyperlink>
-    </w:p>
-    <w:p>
-      <w:pPr>
-        <w:numPr>
-          <w:ilvl w:val="0"/>
-          <w:numId w:val="1037"/>
-        </w:numPr>
-        <w:pStyle w:val="Compact"/>
-      </w:pPr>
+        <w:t xml:space="preserve">, the</w:t>
+      </w:r>
+      <w:r>
+        <w:t xml:space="preserve"> </w:t>
+      </w:r>
       <w:hyperlink r:id="rId147">
-        <w:r>
-          <w:rPr>
-            <w:rStyle w:val="Hyperlink"/>
-          </w:rPr>
-          <w:t xml:space="preserve">OCS Vaping Case Study Oral Presentation Example</w:t>
-        </w:r>
-      </w:hyperlink>
-    </w:p>
-    <w:bookmarkEnd w:id="148"/>
-    <w:bookmarkStart w:id="149" w:name="data-visualization"/>
-    <w:p>
-      <w:pPr>
-        <w:pStyle w:val="Heading3"/>
-      </w:pPr>
-      <w:r>
-        <w:rPr>
-          <w:rStyle w:val="SectionNumber"/>
-        </w:rPr>
-        <w:t xml:space="preserve">3.6.3</w:t>
-      </w:r>
-      <w:r>
-        <w:tab/>
-      </w:r>
-      <w:r>
-        <w:t xml:space="preserve">Data Visualization</w:t>
-      </w:r>
-    </w:p>
-    <w:p>
-      <w:pPr>
-        <w:pStyle w:val="FirstParagraph"/>
-      </w:pPr>
-      <w:r>
-        <w:t xml:space="preserve">The data visualizations included in the case studies are not the only way to present the data used within the analyses. While the principles of effective data visualization are a focus of the case studies, the data included as well as the study questions can be used to guide students through the design choices that are commonly considered when determining how to best present data. Students can be assigned to create a new visualization beyond what is included in the case studies that emphasizes different aspects in the data.</w:t>
-      </w:r>
-    </w:p>
-    <w:bookmarkEnd w:id="149"/>
-    <w:bookmarkStart w:id="152" w:name="further-exploration"/>
-    <w:p>
-      <w:pPr>
-        <w:pStyle w:val="Heading3"/>
-      </w:pPr>
-      <w:r>
-        <w:rPr>
-          <w:rStyle w:val="SectionNumber"/>
-        </w:rPr>
-        <w:t xml:space="preserve">3.6.4</w:t>
-      </w:r>
-      <w:r>
-        <w:tab/>
-      </w:r>
-      <w:r>
-        <w:t xml:space="preserve">Further Exploration</w:t>
-      </w:r>
-    </w:p>
-    <w:p>
-      <w:pPr>
-        <w:pStyle w:val="FirstParagraph"/>
-      </w:pPr>
-      <w:r>
-        <w:t xml:space="preserve">Several case studies have additional data that is not discussed. This can be used for further exploration of the subject area that was discussed in the case study. This can be guided by the questions included in the Homework section of the case studies. Case studies that have additional data include the</w:t>
-      </w:r>
-      <w:r>
-        <w:t xml:space="preserve"> </w:t>
-      </w:r>
-      <w:hyperlink r:id="rId140">
-        <w:r>
-          <w:rPr>
-            <w:rStyle w:val="Hyperlink"/>
-          </w:rPr>
-          <w:t xml:space="preserve">Opioid Use Case Study</w:t>
-        </w:r>
-      </w:hyperlink>
-      <w:r>
-        <w:t xml:space="preserve">, the</w:t>
-      </w:r>
-      <w:r>
-        <w:t xml:space="preserve"> </w:t>
-      </w:r>
-      <w:hyperlink r:id="rId150">
         <w:r>
           <w:rPr>
             <w:rStyle w:val="Hyperlink"/>
@@ -6809,7 +6530,7 @@
       <w:r>
         <w:t xml:space="preserve"> </w:t>
       </w:r>
-      <w:hyperlink r:id="rId151">
+      <w:hyperlink r:id="rId148">
         <w:r>
           <w:rPr>
             <w:rStyle w:val="Hyperlink"/>
@@ -6831,7 +6552,7 @@
       <w:r>
         <w:t xml:space="preserve"> </w:t>
       </w:r>
-      <w:hyperlink r:id="rId129">
+      <w:hyperlink r:id="rId133">
         <w:r>
           <w:rPr>
             <w:rStyle w:val="Hyperlink"/>
@@ -6847,11 +6568,11 @@
       <w:pPr>
         <w:numPr>
           <w:ilvl w:val="0"/>
-          <w:numId w:val="1038"/>
+          <w:numId w:val="1040"/>
         </w:numPr>
         <w:pStyle w:val="Compact"/>
       </w:pPr>
-      <w:hyperlink r:id="rId146">
+      <w:hyperlink r:id="rId143">
         <w:r>
           <w:rPr>
             <w:rStyle w:val="Hyperlink"/>
@@ -6884,11 +6605,11 @@
       <w:pPr>
         <w:numPr>
           <w:ilvl w:val="0"/>
-          <w:numId w:val="1039"/>
+          <w:numId w:val="1041"/>
         </w:numPr>
         <w:pStyle w:val="Compact"/>
       </w:pPr>
-      <w:hyperlink r:id="rId127">
+      <w:hyperlink r:id="rId149">
         <w:r>
           <w:rPr>
             <w:rStyle w:val="Hyperlink"/>
@@ -6901,11 +6622,11 @@
       <w:pPr>
         <w:numPr>
           <w:ilvl w:val="0"/>
-          <w:numId w:val="1039"/>
+          <w:numId w:val="1041"/>
         </w:numPr>
         <w:pStyle w:val="Compact"/>
       </w:pPr>
-      <w:hyperlink r:id="rId130">
+      <w:hyperlink r:id="rId134">
         <w:r>
           <w:rPr>
             <w:rStyle w:val="Hyperlink"/>
@@ -6918,11 +6639,11 @@
       <w:pPr>
         <w:numPr>
           <w:ilvl w:val="0"/>
-          <w:numId w:val="1039"/>
+          <w:numId w:val="1041"/>
         </w:numPr>
         <w:pStyle w:val="Compact"/>
       </w:pPr>
-      <w:hyperlink r:id="rId131">
+      <w:hyperlink r:id="rId135">
         <w:r>
           <w:rPr>
             <w:rStyle w:val="Hyperlink"/>
@@ -6931,292 +6652,373 @@
         </w:r>
       </w:hyperlink>
     </w:p>
+    <w:bookmarkEnd w:id="150"/>
+    <w:bookmarkEnd w:id="151"/>
+    <w:bookmarkStart w:id="152" w:name="session-info"/>
+    <w:p>
+      <w:pPr>
+        <w:pStyle w:val="Heading2"/>
+      </w:pPr>
+      <w:r>
+        <w:rPr>
+          <w:rStyle w:val="SectionNumber"/>
+        </w:rPr>
+        <w:t xml:space="preserve">3.7</w:t>
+      </w:r>
+      <w:r>
+        <w:tab/>
+      </w:r>
+      <w:r>
+        <w:t xml:space="preserve">Session info</w:t>
+      </w:r>
+    </w:p>
+    <w:p>
+      <w:pPr>
+        <w:pStyle w:val="SourceCode"/>
+      </w:pPr>
+      <w:r>
+        <w:rPr>
+          <w:rStyle w:val="VerbatimChar"/>
+        </w:rPr>
+        <w:t xml:space="preserve">## R version 4.3.2 (2023-10-31)</w:t>
+      </w:r>
+      <w:r>
+        <w:br/>
+      </w:r>
+      <w:r>
+        <w:rPr>
+          <w:rStyle w:val="VerbatimChar"/>
+        </w:rPr>
+        <w:t xml:space="preserve">## Platform: x86_64-pc-linux-gnu (64-bit)</w:t>
+      </w:r>
+      <w:r>
+        <w:br/>
+      </w:r>
+      <w:r>
+        <w:rPr>
+          <w:rStyle w:val="VerbatimChar"/>
+        </w:rPr>
+        <w:t xml:space="preserve">## Running under: Ubuntu 22.04.4 LTS</w:t>
+      </w:r>
+      <w:r>
+        <w:br/>
+      </w:r>
+      <w:r>
+        <w:rPr>
+          <w:rStyle w:val="VerbatimChar"/>
+        </w:rPr>
+        <w:t xml:space="preserve">## </w:t>
+      </w:r>
+      <w:r>
+        <w:br/>
+      </w:r>
+      <w:r>
+        <w:rPr>
+          <w:rStyle w:val="VerbatimChar"/>
+        </w:rPr>
+        <w:t xml:space="preserve">## Matrix products: default</w:t>
+      </w:r>
+      <w:r>
+        <w:br/>
+      </w:r>
+      <w:r>
+        <w:rPr>
+          <w:rStyle w:val="VerbatimChar"/>
+        </w:rPr>
+        <w:t xml:space="preserve">## BLAS:   /usr/lib/x86_64-linux-gnu/openblas-pthread/libblas.so.3 </w:t>
+      </w:r>
+      <w:r>
+        <w:br/>
+      </w:r>
+      <w:r>
+        <w:rPr>
+          <w:rStyle w:val="VerbatimChar"/>
+        </w:rPr>
+        <w:t xml:space="preserve">## LAPACK: /usr/lib/x86_64-linux-gnu/openblas-pthread/libopenblasp-r0.3.20.so;  LAPACK version 3.10.0</w:t>
+      </w:r>
+      <w:r>
+        <w:br/>
+      </w:r>
+      <w:r>
+        <w:rPr>
+          <w:rStyle w:val="VerbatimChar"/>
+        </w:rPr>
+        <w:t xml:space="preserve">## </w:t>
+      </w:r>
+      <w:r>
+        <w:br/>
+      </w:r>
+      <w:r>
+        <w:rPr>
+          <w:rStyle w:val="VerbatimChar"/>
+        </w:rPr>
+        <w:t xml:space="preserve">## locale:</w:t>
+      </w:r>
+      <w:r>
+        <w:br/>
+      </w:r>
+      <w:r>
+        <w:rPr>
+          <w:rStyle w:val="VerbatimChar"/>
+        </w:rPr>
+        <w:t xml:space="preserve">##  [1] LC_CTYPE=en_US.UTF-8       LC_NUMERIC=C              </w:t>
+      </w:r>
+      <w:r>
+        <w:br/>
+      </w:r>
+      <w:r>
+        <w:rPr>
+          <w:rStyle w:val="VerbatimChar"/>
+        </w:rPr>
+        <w:t xml:space="preserve">##  [3] LC_TIME=en_US.UTF-8        LC_COLLATE=en_US.UTF-8    </w:t>
+      </w:r>
+      <w:r>
+        <w:br/>
+      </w:r>
+      <w:r>
+        <w:rPr>
+          <w:rStyle w:val="VerbatimChar"/>
+        </w:rPr>
+        <w:t xml:space="preserve">##  [5] LC_MONETARY=en_US.UTF-8    LC_MESSAGES=en_US.UTF-8   </w:t>
+      </w:r>
+      <w:r>
+        <w:br/>
+      </w:r>
+      <w:r>
+        <w:rPr>
+          <w:rStyle w:val="VerbatimChar"/>
+        </w:rPr>
+        <w:t xml:space="preserve">##  [7] LC_PAPER=en_US.UTF-8       LC_NAME=C                 </w:t>
+      </w:r>
+      <w:r>
+        <w:br/>
+      </w:r>
+      <w:r>
+        <w:rPr>
+          <w:rStyle w:val="VerbatimChar"/>
+        </w:rPr>
+        <w:t xml:space="preserve">##  [9] LC_ADDRESS=C               LC_TELEPHONE=C            </w:t>
+      </w:r>
+      <w:r>
+        <w:br/>
+      </w:r>
+      <w:r>
+        <w:rPr>
+          <w:rStyle w:val="VerbatimChar"/>
+        </w:rPr>
+        <w:t xml:space="preserve">## [11] LC_MEASUREMENT=en_US.UTF-8 LC_IDENTIFICATION=C       </w:t>
+      </w:r>
+      <w:r>
+        <w:br/>
+      </w:r>
+      <w:r>
+        <w:rPr>
+          <w:rStyle w:val="VerbatimChar"/>
+        </w:rPr>
+        <w:t xml:space="preserve">## </w:t>
+      </w:r>
+      <w:r>
+        <w:br/>
+      </w:r>
+      <w:r>
+        <w:rPr>
+          <w:rStyle w:val="VerbatimChar"/>
+        </w:rPr>
+        <w:t xml:space="preserve">## time zone: Etc/UTC</w:t>
+      </w:r>
+      <w:r>
+        <w:br/>
+      </w:r>
+      <w:r>
+        <w:rPr>
+          <w:rStyle w:val="VerbatimChar"/>
+        </w:rPr>
+        <w:t xml:space="preserve">## tzcode source: system (glibc)</w:t>
+      </w:r>
+      <w:r>
+        <w:br/>
+      </w:r>
+      <w:r>
+        <w:rPr>
+          <w:rStyle w:val="VerbatimChar"/>
+        </w:rPr>
+        <w:t xml:space="preserve">## </w:t>
+      </w:r>
+      <w:r>
+        <w:br/>
+      </w:r>
+      <w:r>
+        <w:rPr>
+          <w:rStyle w:val="VerbatimChar"/>
+        </w:rPr>
+        <w:t xml:space="preserve">## attached base packages:</w:t>
+      </w:r>
+      <w:r>
+        <w:br/>
+      </w:r>
+      <w:r>
+        <w:rPr>
+          <w:rStyle w:val="VerbatimChar"/>
+        </w:rPr>
+        <w:t xml:space="preserve">## [1] stats     graphics  grDevices utils     datasets  methods   base     </w:t>
+      </w:r>
+      <w:r>
+        <w:br/>
+      </w:r>
+      <w:r>
+        <w:rPr>
+          <w:rStyle w:val="VerbatimChar"/>
+        </w:rPr>
+        <w:t xml:space="preserve">## </w:t>
+      </w:r>
+      <w:r>
+        <w:br/>
+      </w:r>
+      <w:r>
+        <w:rPr>
+          <w:rStyle w:val="VerbatimChar"/>
+        </w:rPr>
+        <w:t xml:space="preserve">## loaded via a namespace (and not attached):</w:t>
+      </w:r>
+      <w:r>
+        <w:br/>
+      </w:r>
+      <w:r>
+        <w:rPr>
+          <w:rStyle w:val="VerbatimChar"/>
+        </w:rPr>
+        <w:t xml:space="preserve">##  [1] jsonlite_2.0.0   dplyr_1.1.4      compiler_4.3.2   gitcreds_0.1.2  </w:t>
+      </w:r>
+      <w:r>
+        <w:br/>
+      </w:r>
+      <w:r>
+        <w:rPr>
+          <w:rStyle w:val="VerbatimChar"/>
+        </w:rPr>
+        <w:t xml:space="preserve">##  [5] promises_1.2.1   tidyselect_1.2.0 Rcpp_1.0.12      webshot2_0.1.2  </w:t>
+      </w:r>
+      <w:r>
+        <w:br/>
+      </w:r>
+      <w:r>
+        <w:rPr>
+          <w:rStyle w:val="VerbatimChar"/>
+        </w:rPr>
+        <w:t xml:space="preserve">##  [9] xml2_1.5.1       stringr_1.5.1    tidyr_1.3.1      later_1.3.2     </w:t>
+      </w:r>
+      <w:r>
+        <w:br/>
+      </w:r>
+      <w:r>
+        <w:rPr>
+          <w:rStyle w:val="VerbatimChar"/>
+        </w:rPr>
+        <w:t xml:space="preserve">## [13] yaml_2.3.12      fastmap_1.1.1    readr_2.1.5      R6_2.6.1        </w:t>
+      </w:r>
+      <w:r>
+        <w:br/>
+      </w:r>
+      <w:r>
+        <w:rPr>
+          <w:rStyle w:val="VerbatimChar"/>
+        </w:rPr>
+        <w:t xml:space="preserve">## [17] generics_0.1.3   curl_7.0.0       knitr_1.50       tibble_3.3.0    </w:t>
+      </w:r>
+      <w:r>
+        <w:br/>
+      </w:r>
+      <w:r>
+        <w:rPr>
+          <w:rStyle w:val="VerbatimChar"/>
+        </w:rPr>
+        <w:t xml:space="preserve">## [21] bookdown_0.46    rprojroot_2.1.1  pillar_1.9.0     tzdb_0.4.0      </w:t>
+      </w:r>
+      <w:r>
+        <w:br/>
+      </w:r>
+      <w:r>
+        <w:rPr>
+          <w:rStyle w:val="VerbatimChar"/>
+        </w:rPr>
+        <w:t xml:space="preserve">## [25] rlang_1.1.6      utf8_1.2.4       websocket_1.4.4  stringi_1.8.3   </w:t>
+      </w:r>
+      <w:r>
+        <w:br/>
+      </w:r>
+      <w:r>
+        <w:rPr>
+          <w:rStyle w:val="VerbatimChar"/>
+        </w:rPr>
+        <w:t xml:space="preserve">## [29] xfun_0.55        cli_3.6.5        magrittr_2.0.3   ps_1.9.1        </w:t>
+      </w:r>
+      <w:r>
+        <w:br/>
+      </w:r>
+      <w:r>
+        <w:rPr>
+          <w:rStyle w:val="VerbatimChar"/>
+        </w:rPr>
+        <w:t xml:space="preserve">## [33] digest_0.6.34    rvest_1.0.5      processx_3.8.6   hms_1.1.3       </w:t>
+      </w:r>
+      <w:r>
+        <w:br/>
+      </w:r>
+      <w:r>
+        <w:rPr>
+          <w:rStyle w:val="VerbatimChar"/>
+        </w:rPr>
+        <w:t xml:space="preserve">## [37] lifecycle_1.0.4  chromote_0.5.1   vctrs_0.6.5      ottrpal_2.0.0   </w:t>
+      </w:r>
+      <w:r>
+        <w:br/>
+      </w:r>
+      <w:r>
+        <w:rPr>
+          <w:rStyle w:val="VerbatimChar"/>
+        </w:rPr>
+        <w:t xml:space="preserve">## [41] evaluate_1.0.5   glue_1.7.0       spelling_2.3.2   fansi_1.0.6     </w:t>
+      </w:r>
+      <w:r>
+        <w:br/>
+      </w:r>
+      <w:r>
+        <w:rPr>
+          <w:rStyle w:val="VerbatimChar"/>
+        </w:rPr>
+        <w:t xml:space="preserve">## [45] purrr_1.0.2      rmarkdown_2.25   httr_1.4.7       tools_4.3.2     </w:t>
+      </w:r>
+      <w:r>
+        <w:br/>
+      </w:r>
+      <w:r>
+        <w:rPr>
+          <w:rStyle w:val="VerbatimChar"/>
+        </w:rPr>
+        <w:t xml:space="preserve">## [49] pkgconfig_2.0.3  htmltools_0.5.7</w:t>
+      </w:r>
+    </w:p>
     <w:bookmarkEnd w:id="152"/>
     <w:bookmarkEnd w:id="153"/>
-    <w:bookmarkStart w:id="154" w:name="session-info"/>
-    <w:p>
-      <w:pPr>
-        <w:pStyle w:val="Heading2"/>
+    <w:bookmarkStart w:id="173" w:name="modifying-open-case-studies"/>
+    <w:p>
+      <w:pPr>
+        <w:pStyle w:val="Heading1"/>
       </w:pPr>
       <w:r>
         <w:rPr>
           <w:rStyle w:val="SectionNumber"/>
         </w:rPr>
-        <w:t xml:space="preserve">3.7</w:t>
+        <w:t xml:space="preserve">4</w:t>
       </w:r>
       <w:r>
         <w:tab/>
       </w:r>
       <w:r>
-        <w:t xml:space="preserve">Session info</w:t>
-      </w:r>
-    </w:p>
-    <w:p>
-      <w:pPr>
-        <w:pStyle w:val="SourceCode"/>
-      </w:pPr>
-      <w:r>
-        <w:rPr>
-          <w:rStyle w:val="VerbatimChar"/>
-        </w:rPr>
-        <w:t xml:space="preserve">## R version 4.3.2 (2023-10-31)</w:t>
-      </w:r>
-      <w:r>
-        <w:br/>
-      </w:r>
-      <w:r>
-        <w:rPr>
-          <w:rStyle w:val="VerbatimChar"/>
-        </w:rPr>
-        <w:t xml:space="preserve">## Platform: x86_64-pc-linux-gnu (64-bit)</w:t>
-      </w:r>
-      <w:r>
-        <w:br/>
-      </w:r>
-      <w:r>
-        <w:rPr>
-          <w:rStyle w:val="VerbatimChar"/>
-        </w:rPr>
-        <w:t xml:space="preserve">## Running under: Ubuntu 22.04.4 LTS</w:t>
-      </w:r>
-      <w:r>
-        <w:br/>
-      </w:r>
-      <w:r>
-        <w:rPr>
-          <w:rStyle w:val="VerbatimChar"/>
-        </w:rPr>
-        <w:t xml:space="preserve">## </w:t>
-      </w:r>
-      <w:r>
-        <w:br/>
-      </w:r>
-      <w:r>
-        <w:rPr>
-          <w:rStyle w:val="VerbatimChar"/>
-        </w:rPr>
-        <w:t xml:space="preserve">## Matrix products: default</w:t>
-      </w:r>
-      <w:r>
-        <w:br/>
-      </w:r>
-      <w:r>
-        <w:rPr>
-          <w:rStyle w:val="VerbatimChar"/>
-        </w:rPr>
-        <w:t xml:space="preserve">## BLAS:   /usr/lib/x86_64-linux-gnu/openblas-pthread/libblas.so.3 </w:t>
-      </w:r>
-      <w:r>
-        <w:br/>
-      </w:r>
-      <w:r>
-        <w:rPr>
-          <w:rStyle w:val="VerbatimChar"/>
-        </w:rPr>
-        <w:t xml:space="preserve">## LAPACK: /usr/lib/x86_64-linux-gnu/openblas-pthread/libopenblasp-r0.3.20.so;  LAPACK version 3.10.0</w:t>
-      </w:r>
-      <w:r>
-        <w:br/>
-      </w:r>
-      <w:r>
-        <w:rPr>
-          <w:rStyle w:val="VerbatimChar"/>
-        </w:rPr>
-        <w:t xml:space="preserve">## </w:t>
-      </w:r>
-      <w:r>
-        <w:br/>
-      </w:r>
-      <w:r>
-        <w:rPr>
-          <w:rStyle w:val="VerbatimChar"/>
-        </w:rPr>
-        <w:t xml:space="preserve">## locale:</w:t>
-      </w:r>
-      <w:r>
-        <w:br/>
-      </w:r>
-      <w:r>
-        <w:rPr>
-          <w:rStyle w:val="VerbatimChar"/>
-        </w:rPr>
-        <w:t xml:space="preserve">##  [1] LC_CTYPE=en_US.UTF-8       LC_NUMERIC=C              </w:t>
-      </w:r>
-      <w:r>
-        <w:br/>
-      </w:r>
-      <w:r>
-        <w:rPr>
-          <w:rStyle w:val="VerbatimChar"/>
-        </w:rPr>
-        <w:t xml:space="preserve">##  [3] LC_TIME=en_US.UTF-8        LC_COLLATE=en_US.UTF-8    </w:t>
-      </w:r>
-      <w:r>
-        <w:br/>
-      </w:r>
-      <w:r>
-        <w:rPr>
-          <w:rStyle w:val="VerbatimChar"/>
-        </w:rPr>
-        <w:t xml:space="preserve">##  [5] LC_MONETARY=en_US.UTF-8    LC_MESSAGES=en_US.UTF-8   </w:t>
-      </w:r>
-      <w:r>
-        <w:br/>
-      </w:r>
-      <w:r>
-        <w:rPr>
-          <w:rStyle w:val="VerbatimChar"/>
-        </w:rPr>
-        <w:t xml:space="preserve">##  [7] LC_PAPER=en_US.UTF-8       LC_NAME=C                 </w:t>
-      </w:r>
-      <w:r>
-        <w:br/>
-      </w:r>
-      <w:r>
-        <w:rPr>
-          <w:rStyle w:val="VerbatimChar"/>
-        </w:rPr>
-        <w:t xml:space="preserve">##  [9] LC_ADDRESS=C               LC_TELEPHONE=C            </w:t>
-      </w:r>
-      <w:r>
-        <w:br/>
-      </w:r>
-      <w:r>
-        <w:rPr>
-          <w:rStyle w:val="VerbatimChar"/>
-        </w:rPr>
-        <w:t xml:space="preserve">## [11] LC_MEASUREMENT=en_US.UTF-8 LC_IDENTIFICATION=C       </w:t>
-      </w:r>
-      <w:r>
-        <w:br/>
-      </w:r>
-      <w:r>
-        <w:rPr>
-          <w:rStyle w:val="VerbatimChar"/>
-        </w:rPr>
-        <w:t xml:space="preserve">## </w:t>
-      </w:r>
-      <w:r>
-        <w:br/>
-      </w:r>
-      <w:r>
-        <w:rPr>
-          <w:rStyle w:val="VerbatimChar"/>
-        </w:rPr>
-        <w:t xml:space="preserve">## time zone: Etc/UTC</w:t>
-      </w:r>
-      <w:r>
-        <w:br/>
-      </w:r>
-      <w:r>
-        <w:rPr>
-          <w:rStyle w:val="VerbatimChar"/>
-        </w:rPr>
-        <w:t xml:space="preserve">## tzcode source: system (glibc)</w:t>
-      </w:r>
-      <w:r>
-        <w:br/>
-      </w:r>
-      <w:r>
-        <w:rPr>
-          <w:rStyle w:val="VerbatimChar"/>
-        </w:rPr>
-        <w:t xml:space="preserve">## </w:t>
-      </w:r>
-      <w:r>
-        <w:br/>
-      </w:r>
-      <w:r>
-        <w:rPr>
-          <w:rStyle w:val="VerbatimChar"/>
-        </w:rPr>
-        <w:t xml:space="preserve">## attached base packages:</w:t>
-      </w:r>
-      <w:r>
-        <w:br/>
-      </w:r>
-      <w:r>
-        <w:rPr>
-          <w:rStyle w:val="VerbatimChar"/>
-        </w:rPr>
-        <w:t xml:space="preserve">## [1] stats     graphics  grDevices utils     datasets  methods   base     </w:t>
-      </w:r>
-      <w:r>
-        <w:br/>
-      </w:r>
-      <w:r>
-        <w:rPr>
-          <w:rStyle w:val="VerbatimChar"/>
-        </w:rPr>
-        <w:t xml:space="preserve">## </w:t>
-      </w:r>
-      <w:r>
-        <w:br/>
-      </w:r>
-      <w:r>
-        <w:rPr>
-          <w:rStyle w:val="VerbatimChar"/>
-        </w:rPr>
-        <w:t xml:space="preserve">## loaded via a namespace (and not attached):</w:t>
-      </w:r>
-      <w:r>
-        <w:br/>
-      </w:r>
-      <w:r>
-        <w:rPr>
-          <w:rStyle w:val="VerbatimChar"/>
-        </w:rPr>
-        <w:t xml:space="preserve">##  [1] compiler_4.3.2  fastmap_1.1.1   bookdown_0.46   cli_3.6.5      </w:t>
-      </w:r>
-      <w:r>
-        <w:br/>
-      </w:r>
-      <w:r>
-        <w:rPr>
-          <w:rStyle w:val="VerbatimChar"/>
-        </w:rPr>
-        <w:t xml:space="preserve">##  [5] htmltools_0.5.7 tools_4.3.2     yaml_2.3.12     rmarkdown_2.25 </w:t>
-      </w:r>
-      <w:r>
-        <w:br/>
-      </w:r>
-      <w:r>
-        <w:rPr>
-          <w:rStyle w:val="VerbatimChar"/>
-        </w:rPr>
-        <w:t xml:space="preserve">##  [9] knitr_1.50      digest_0.6.34   xfun_0.55       rlang_1.1.6    </w:t>
-      </w:r>
-      <w:r>
-        <w:br/>
-      </w:r>
-      <w:r>
-        <w:rPr>
-          <w:rStyle w:val="VerbatimChar"/>
-        </w:rPr>
-        <w:t xml:space="preserve">## [13] evaluate_1.0.5</w:t>
-      </w:r>
-    </w:p>
-    <w:bookmarkEnd w:id="154"/>
-    <w:bookmarkEnd w:id="155"/>
-    <w:bookmarkStart w:id="175" w:name="modifying-open-case-studies"/>
-    <w:p>
-      <w:pPr>
-        <w:pStyle w:val="Heading1"/>
-      </w:pPr>
-      <w:r>
-        <w:rPr>
-          <w:rStyle w:val="SectionNumber"/>
-        </w:rPr>
-        <w:t xml:space="preserve">4</w:t>
-      </w:r>
-      <w:r>
-        <w:tab/>
-      </w:r>
-      <w:r>
         <w:t xml:space="preserve">Modifying open case studies</w:t>
       </w:r>
     </w:p>
-    <w:bookmarkStart w:id="159" w:name="learning-objectives-3"/>
+    <w:bookmarkStart w:id="157" w:name="learning-objectives-3"/>
     <w:p>
       <w:pPr>
         <w:pStyle w:val="Heading2"/>
@@ -7246,7 +7048,7 @@
       <w:pPr>
         <w:numPr>
           <w:ilvl w:val="0"/>
-          <w:numId w:val="1040"/>
+          <w:numId w:val="1042"/>
         </w:numPr>
         <w:pStyle w:val="Compact"/>
       </w:pPr>
@@ -7256,7 +7058,7 @@
       <w:r>
         <w:t xml:space="preserve"> </w:t>
       </w:r>
-      <w:hyperlink r:id="rId156">
+      <w:hyperlink r:id="rId154">
         <w:r>
           <w:rPr>
             <w:rStyle w:val="VerbatimChar"/>
@@ -7281,7 +7083,7 @@
       <w:pPr>
         <w:numPr>
           <w:ilvl w:val="0"/>
-          <w:numId w:val="1040"/>
+          <w:numId w:val="1042"/>
         </w:numPr>
         <w:pStyle w:val="Compact"/>
       </w:pPr>
@@ -7291,7 +7093,7 @@
       <w:r>
         <w:t xml:space="preserve"> </w:t>
       </w:r>
-      <w:hyperlink r:id="rId157">
+      <w:hyperlink r:id="rId155">
         <w:r>
           <w:rPr>
             <w:rStyle w:val="Hyperlink"/>
@@ -7308,7 +7110,7 @@
       <w:r>
         <w:t xml:space="preserve"> </w:t>
       </w:r>
-      <w:hyperlink r:id="rId158">
+      <w:hyperlink r:id="rId156">
         <w:r>
           <w:rPr>
             <w:rStyle w:val="Hyperlink"/>
@@ -7317,8 +7119,8 @@
         </w:r>
       </w:hyperlink>
     </w:p>
-    <w:bookmarkEnd w:id="159"/>
-    <w:bookmarkStart w:id="167" w:name="modular-use"/>
+    <w:bookmarkEnd w:id="157"/>
+    <w:bookmarkStart w:id="165" w:name="modular-use"/>
     <w:p>
       <w:pPr>
         <w:pStyle w:val="Heading2"/>
@@ -7649,7 +7451,7 @@
       <w:r>
         <w:t xml:space="preserve"> </w:t>
       </w:r>
-      <w:hyperlink r:id="rId160">
+      <w:hyperlink r:id="rId158">
         <w:r>
           <w:rPr>
             <w:rStyle w:val="Hyperlink"/>
@@ -7666,7 +7468,7 @@
       <w:r>
         <w:t xml:space="preserve"> </w:t>
       </w:r>
-      <w:hyperlink r:id="rId161">
+      <w:hyperlink r:id="rId159">
         <w:r>
           <w:rPr>
             <w:rStyle w:val="Hyperlink"/>
@@ -7697,7 +7499,7 @@
         <w:t xml:space="preserve">.</w:t>
       </w:r>
     </w:p>
-    <w:bookmarkStart w:id="166" w:name="example-of-modular-use"/>
+    <w:bookmarkStart w:id="164" w:name="example-of-modular-use"/>
     <w:p>
       <w:pPr>
         <w:pStyle w:val="Heading3"/>
@@ -7741,7 +7543,7 @@
         <w:t xml:space="preserve">case study is used for this example, but these directions apply for any section in any case study.</w:t>
       </w:r>
     </w:p>
-    <w:bookmarkStart w:id="162" w:name="steps-for-modular-use"/>
+    <w:bookmarkStart w:id="160" w:name="steps-for-modular-use"/>
     <w:p>
       <w:pPr>
         <w:pStyle w:val="Heading4"/>
@@ -7757,205 +7559,6 @@
       </w:r>
       <w:r>
         <w:t xml:space="preserve">Steps for modular use</w:t>
-      </w:r>
-    </w:p>
-    <w:p>
-      <w:pPr>
-        <w:numPr>
-          <w:ilvl w:val="0"/>
-          <w:numId w:val="1041"/>
-        </w:numPr>
-      </w:pPr>
-      <w:r>
-        <w:t xml:space="preserve">Use the table of contents to navigate to the section of interest. Click on the arrow that reads</w:t>
-      </w:r>
-      <w:r>
-        <w:t xml:space="preserve"> </w:t>
-      </w:r>
-      <w:r>
-        <w:t xml:space="preserve">“</w:t>
-      </w:r>
-      <w:r>
-        <w:t xml:space="preserve">If you skipped the previous sections click here.</w:t>
-      </w:r>
-      <w:r>
-        <w:t xml:space="preserve">”</w:t>
-      </w:r>
-    </w:p>
-    <w:p>
-      <w:pPr>
-        <w:numPr>
-          <w:ilvl w:val="0"/>
-          <w:numId w:val="1041"/>
-        </w:numPr>
-      </w:pPr>
-      <w:r>
-        <w:t xml:space="preserve">Follow the instructions provided to download the data files from the previous section either with</w:t>
-      </w:r>
-      <w:r>
-        <w:t xml:space="preserve"> </w:t>
-      </w:r>
-      <w:r>
-        <w:rPr>
-          <w:rStyle w:val="VerbatimChar"/>
-        </w:rPr>
-        <w:t xml:space="preserve">OCSdata</w:t>
-      </w:r>
-      <w:r>
-        <w:t xml:space="preserve"> </w:t>
-      </w:r>
-      <w:r>
-        <w:t xml:space="preserve">or manually through GitHub. We will now demonstrate each option.</w:t>
-      </w:r>
-    </w:p>
-    <w:bookmarkEnd w:id="162"/>
-    <w:bookmarkStart w:id="163" w:name="downloading-data-with-ocsdata"/>
-    <w:p>
-      <w:pPr>
-        <w:pStyle w:val="Heading4"/>
-      </w:pPr>
-      <w:r>
-        <w:rPr>
-          <w:rStyle w:val="SectionNumber"/>
-        </w:rPr>
-        <w:t xml:space="preserve">4.2.1.2</w:t>
-      </w:r>
-      <w:r>
-        <w:tab/>
-      </w:r>
-      <w:r>
-        <w:t xml:space="preserve">Downloading data with</w:t>
-      </w:r>
-      <w:r>
-        <w:t xml:space="preserve"> </w:t>
-      </w:r>
-      <w:r>
-        <w:rPr>
-          <w:rStyle w:val="VerbatimChar"/>
-        </w:rPr>
-        <w:t xml:space="preserve">OCSdata</w:t>
-      </w:r>
-      <w:r>
-        <w:t xml:space="preserve">:</w:t>
-      </w:r>
-    </w:p>
-    <w:p>
-      <w:pPr>
-        <w:numPr>
-          <w:ilvl w:val="0"/>
-          <w:numId w:val="1042"/>
-        </w:numPr>
-      </w:pPr>
-      <w:r>
-        <w:t xml:space="preserve">First install and load the</w:t>
-      </w:r>
-      <w:r>
-        <w:t xml:space="preserve"> </w:t>
-      </w:r>
-      <w:r>
-        <w:rPr>
-          <w:rStyle w:val="VerbatimChar"/>
-        </w:rPr>
-        <w:t xml:space="preserve">OCSdata</w:t>
-      </w:r>
-      <w:r>
-        <w:t xml:space="preserve"> </w:t>
-      </w:r>
-      <w:r>
-        <w:t xml:space="preserve">package:</w:t>
-      </w:r>
-    </w:p>
-    <w:p>
-      <w:pPr>
-        <w:numPr>
-          <w:ilvl w:val="0"/>
-          <w:numId w:val="1042"/>
-        </w:numPr>
-      </w:pPr>
-      <w:r>
-        <w:t xml:space="preserve">Now download the wrangled data into your R environment using the following function command:</w:t>
-      </w:r>
-    </w:p>
-    <w:p>
-      <w:pPr>
-        <w:pStyle w:val="FirstParagraph"/>
-      </w:pPr>
-      <w:r>
-        <w:rPr>
-          <w:iCs/>
-          <w:i/>
-        </w:rPr>
-        <w:t xml:space="preserve">This command will download the wrangled data in .RDA format. You may also be downloaded wrangled data in .CSV format by replacing</w:t>
-      </w:r>
-      <w:r>
-        <w:rPr>
-          <w:iCs/>
-          <w:i/>
-        </w:rPr>
-        <w:t xml:space="preserve"> </w:t>
-      </w:r>
-      <w:r>
-        <w:rPr>
-          <w:iCs/>
-          <w:i/>
-        </w:rPr>
-        <w:t xml:space="preserve">‘</w:t>
-      </w:r>
-      <w:r>
-        <w:rPr>
-          <w:iCs/>
-          <w:i/>
-        </w:rPr>
-        <w:t xml:space="preserve">wrangled_rda</w:t>
-      </w:r>
-      <w:r>
-        <w:rPr>
-          <w:iCs/>
-          <w:i/>
-        </w:rPr>
-        <w:t xml:space="preserve">’</w:t>
-      </w:r>
-      <w:r>
-        <w:rPr>
-          <w:iCs/>
-          <w:i/>
-        </w:rPr>
-        <w:t xml:space="preserve"> </w:t>
-      </w:r>
-      <w:r>
-        <w:rPr>
-          <w:iCs/>
-          <w:i/>
-        </w:rPr>
-        <w:t xml:space="preserve">with</w:t>
-      </w:r>
-      <w:r>
-        <w:rPr>
-          <w:iCs/>
-          <w:i/>
-        </w:rPr>
-        <w:t xml:space="preserve"> </w:t>
-      </w:r>
-      <w:r>
-        <w:rPr>
-          <w:iCs/>
-          <w:i/>
-        </w:rPr>
-        <w:t xml:space="preserve">‘</w:t>
-      </w:r>
-      <w:r>
-        <w:rPr>
-          <w:iCs/>
-          <w:i/>
-        </w:rPr>
-        <w:t xml:space="preserve">wrangled_csv</w:t>
-      </w:r>
-      <w:r>
-        <w:rPr>
-          <w:iCs/>
-          <w:i/>
-        </w:rPr>
-        <w:t xml:space="preserve">’</w:t>
       </w:r>
     </w:p>
     <w:p>
@@ -7964,14 +7567,51 @@
           <w:ilvl w:val="0"/>
           <w:numId w:val="1043"/>
         </w:numPr>
-        <w:pStyle w:val="Compact"/>
-      </w:pPr>
-      <w:r>
-        <w:t xml:space="preserve">Load the RDA files with the following commands:</w:t>
-      </w:r>
-    </w:p>
-    <w:bookmarkEnd w:id="163"/>
-    <w:bookmarkStart w:id="165" w:name="manually-download-data-from-github"/>
+      </w:pPr>
+      <w:r>
+        <w:t xml:space="preserve">Use the table of contents to navigate to the section of interest. Click on the arrow that reads</w:t>
+      </w:r>
+      <w:r>
+        <w:t xml:space="preserve"> </w:t>
+      </w:r>
+      <w:r>
+        <w:t xml:space="preserve">“</w:t>
+      </w:r>
+      <w:r>
+        <w:t xml:space="preserve">If you skipped the previous sections click here.</w:t>
+      </w:r>
+      <w:r>
+        <w:t xml:space="preserve">”</w:t>
+      </w:r>
+    </w:p>
+    <w:p>
+      <w:pPr>
+        <w:numPr>
+          <w:ilvl w:val="0"/>
+          <w:numId w:val="1043"/>
+        </w:numPr>
+      </w:pPr>
+      <w:r>
+        <w:t xml:space="preserve">Follow the instructions provided to download the data files from the previous section either with</w:t>
+      </w:r>
+      <w:r>
+        <w:t xml:space="preserve"> </w:t>
+      </w:r>
+      <w:r>
+        <w:rPr>
+          <w:rStyle w:val="VerbatimChar"/>
+        </w:rPr>
+        <w:t xml:space="preserve">OCSdata</w:t>
+      </w:r>
+      <w:r>
+        <w:t xml:space="preserve"> </w:t>
+      </w:r>
+      <w:r>
+        <w:t xml:space="preserve">or manually through GitHub. We will now demonstrate each option.</w:t>
+      </w:r>
+    </w:p>
+    <w:bookmarkEnd w:id="160"/>
+    <w:bookmarkStart w:id="161" w:name="downloading-data-with-ocsdata"/>
     <w:p>
       <w:pPr>
         <w:pStyle w:val="Heading4"/>
@@ -7980,13 +7620,25 @@
         <w:rPr>
           <w:rStyle w:val="SectionNumber"/>
         </w:rPr>
-        <w:t xml:space="preserve">4.2.1.3</w:t>
+        <w:t xml:space="preserve">4.2.1.2</w:t>
       </w:r>
       <w:r>
         <w:tab/>
       </w:r>
       <w:r>
-        <w:t xml:space="preserve">Manually Download Data from GitHub:</w:t>
+        <w:t xml:space="preserve">Downloading data with</w:t>
+      </w:r>
+      <w:r>
+        <w:t xml:space="preserve"> </w:t>
+      </w:r>
+      <w:r>
+        <w:rPr>
+          <w:rStyle w:val="VerbatimChar"/>
+        </w:rPr>
+        <w:t xml:space="preserve">OCSdata</w:t>
+      </w:r>
+      <w:r>
+        <w:t xml:space="preserve">:</w:t>
       </w:r>
     </w:p>
     <w:p>
@@ -7995,15 +7647,165 @@
           <w:ilvl w:val="0"/>
           <w:numId w:val="1044"/>
         </w:numPr>
+      </w:pPr>
+      <w:r>
+        <w:t xml:space="preserve">First install and load the</w:t>
+      </w:r>
+      <w:r>
+        <w:t xml:space="preserve"> </w:t>
+      </w:r>
+      <w:r>
+        <w:rPr>
+          <w:rStyle w:val="VerbatimChar"/>
+        </w:rPr>
+        <w:t xml:space="preserve">OCSdata</w:t>
+      </w:r>
+      <w:r>
+        <w:t xml:space="preserve"> </w:t>
+      </w:r>
+      <w:r>
+        <w:t xml:space="preserve">package:</w:t>
+      </w:r>
+    </w:p>
+    <w:p>
+      <w:pPr>
+        <w:numPr>
+          <w:ilvl w:val="0"/>
+          <w:numId w:val="1044"/>
+        </w:numPr>
+      </w:pPr>
+      <w:r>
+        <w:t xml:space="preserve">Now download the wrangled data into your R environment using the following function command:</w:t>
+      </w:r>
+    </w:p>
+    <w:p>
+      <w:pPr>
+        <w:pStyle w:val="FirstParagraph"/>
+      </w:pPr>
+      <w:r>
+        <w:rPr>
+          <w:iCs/>
+          <w:i/>
+        </w:rPr>
+        <w:t xml:space="preserve">This command will download the wrangled data in .RDA format. You may also be downloaded wrangled data in .CSV format by replacing</w:t>
+      </w:r>
+      <w:r>
+        <w:rPr>
+          <w:iCs/>
+          <w:i/>
+        </w:rPr>
+        <w:t xml:space="preserve"> </w:t>
+      </w:r>
+      <w:r>
+        <w:rPr>
+          <w:iCs/>
+          <w:i/>
+        </w:rPr>
+        <w:t xml:space="preserve">‘</w:t>
+      </w:r>
+      <w:r>
+        <w:rPr>
+          <w:iCs/>
+          <w:i/>
+        </w:rPr>
+        <w:t xml:space="preserve">wrangled_rda</w:t>
+      </w:r>
+      <w:r>
+        <w:rPr>
+          <w:iCs/>
+          <w:i/>
+        </w:rPr>
+        <w:t xml:space="preserve">’</w:t>
+      </w:r>
+      <w:r>
+        <w:rPr>
+          <w:iCs/>
+          <w:i/>
+        </w:rPr>
+        <w:t xml:space="preserve"> </w:t>
+      </w:r>
+      <w:r>
+        <w:rPr>
+          <w:iCs/>
+          <w:i/>
+        </w:rPr>
+        <w:t xml:space="preserve">with</w:t>
+      </w:r>
+      <w:r>
+        <w:rPr>
+          <w:iCs/>
+          <w:i/>
+        </w:rPr>
+        <w:t xml:space="preserve"> </w:t>
+      </w:r>
+      <w:r>
+        <w:rPr>
+          <w:iCs/>
+          <w:i/>
+        </w:rPr>
+        <w:t xml:space="preserve">‘</w:t>
+      </w:r>
+      <w:r>
+        <w:rPr>
+          <w:iCs/>
+          <w:i/>
+        </w:rPr>
+        <w:t xml:space="preserve">wrangled_csv</w:t>
+      </w:r>
+      <w:r>
+        <w:rPr>
+          <w:iCs/>
+          <w:i/>
+        </w:rPr>
+        <w:t xml:space="preserve">’</w:t>
+      </w:r>
+    </w:p>
+    <w:p>
+      <w:pPr>
+        <w:numPr>
+          <w:ilvl w:val="0"/>
+          <w:numId w:val="1045"/>
+        </w:numPr>
         <w:pStyle w:val="Compact"/>
       </w:pPr>
       <w:r>
+        <w:t xml:space="preserve">Load the RDA files with the following commands:</w:t>
+      </w:r>
+    </w:p>
+    <w:bookmarkEnd w:id="161"/>
+    <w:bookmarkStart w:id="163" w:name="manually-download-data-from-github"/>
+    <w:p>
+      <w:pPr>
+        <w:pStyle w:val="Heading4"/>
+      </w:pPr>
+      <w:r>
+        <w:rPr>
+          <w:rStyle w:val="SectionNumber"/>
+        </w:rPr>
+        <w:t xml:space="preserve">4.2.1.3</w:t>
+      </w:r>
+      <w:r>
+        <w:tab/>
+      </w:r>
+      <w:r>
+        <w:t xml:space="preserve">Manually Download Data from GitHub:</w:t>
+      </w:r>
+    </w:p>
+    <w:p>
+      <w:pPr>
+        <w:numPr>
+          <w:ilvl w:val="0"/>
+          <w:numId w:val="1046"/>
+        </w:numPr>
+        <w:pStyle w:val="Compact"/>
+      </w:pPr>
+      <w:r>
         <w:t xml:space="preserve">Download the .RDA files available on the case study GitHub repository from</w:t>
       </w:r>
       <w:r>
         <w:t xml:space="preserve"> </w:t>
       </w:r>
-      <w:hyperlink r:id="rId164">
+      <w:hyperlink r:id="rId162">
         <w:r>
           <w:rPr>
             <w:rStyle w:val="Hyperlink"/>
@@ -8031,7 +7833,7 @@
       <w:pPr>
         <w:numPr>
           <w:ilvl w:val="0"/>
-          <w:numId w:val="1045"/>
+          <w:numId w:val="1047"/>
         </w:numPr>
       </w:pPr>
       <w:r>
@@ -8072,7 +7874,7 @@
       <w:pPr>
         <w:numPr>
           <w:ilvl w:val="0"/>
-          <w:numId w:val="1045"/>
+          <w:numId w:val="1047"/>
         </w:numPr>
       </w:pPr>
       <w:r>
@@ -8083,17 +7885,17 @@
       <w:pPr>
         <w:numPr>
           <w:ilvl w:val="0"/>
-          <w:numId w:val="1045"/>
+          <w:numId w:val="1047"/>
         </w:numPr>
       </w:pPr>
       <w:r>
         <w:t xml:space="preserve">All the data you need to work through the current section is now loaded into your environment. You are ready to work through the section of interest, without needing to work through any of the previous sections.</w:t>
       </w:r>
     </w:p>
+    <w:bookmarkEnd w:id="163"/>
+    <w:bookmarkEnd w:id="164"/>
     <w:bookmarkEnd w:id="165"/>
-    <w:bookmarkEnd w:id="166"/>
-    <w:bookmarkEnd w:id="167"/>
-    <w:bookmarkStart w:id="173" w:name="modify-a-case-study"/>
+    <w:bookmarkStart w:id="171" w:name="modify-a-case-study"/>
     <w:p>
       <w:pPr>
         <w:pStyle w:val="Heading2"/>
@@ -8121,7 +7923,7 @@
       <w:r>
         <w:t xml:space="preserve"> </w:t>
       </w:r>
-      <w:hyperlink r:id="rId168">
+      <w:hyperlink r:id="rId166">
         <w:r>
           <w:rPr>
             <w:rStyle w:val="Hyperlink"/>
@@ -8156,7 +7958,7 @@
       <w:r>
         <w:t xml:space="preserve"> </w:t>
       </w:r>
-      <w:hyperlink r:id="rId169">
+      <w:hyperlink r:id="rId167">
         <w:r>
           <w:rPr>
             <w:rStyle w:val="Hyperlink"/>
@@ -8170,7 +7972,7 @@
       <w:r>
         <w:t xml:space="preserve"> </w:t>
       </w:r>
-      <w:hyperlink r:id="rId170">
+      <w:hyperlink r:id="rId168">
         <w:r>
           <w:rPr>
             <w:rStyle w:val="Hyperlink"/>
@@ -8205,7 +8007,7 @@
       <w:r>
         <w:t xml:space="preserve"> </w:t>
       </w:r>
-      <w:hyperlink r:id="rId171">
+      <w:hyperlink r:id="rId169">
         <w:r>
           <w:rPr>
             <w:rStyle w:val="Hyperlink"/>
@@ -8232,7 +8034,7 @@
       <w:pPr>
         <w:numPr>
           <w:ilvl w:val="0"/>
-          <w:numId w:val="1046"/>
+          <w:numId w:val="1048"/>
         </w:numPr>
       </w:pPr>
       <w:r>
@@ -8271,7 +8073,7 @@
       <w:r>
         <w:t xml:space="preserve"> </w:t>
       </w:r>
-      <w:hyperlink r:id="rId172">
+      <w:hyperlink r:id="rId170">
         <w:r>
           <w:rPr>
             <w:rStyle w:val="Hyperlink"/>
@@ -8290,7 +8092,7 @@
       <w:pPr>
         <w:numPr>
           <w:ilvl w:val="0"/>
-          <w:numId w:val="1046"/>
+          <w:numId w:val="1048"/>
         </w:numPr>
       </w:pPr>
       <w:r>
@@ -8301,7 +8103,7 @@
       <w:pPr>
         <w:numPr>
           <w:ilvl w:val="0"/>
-          <w:numId w:val="1046"/>
+          <w:numId w:val="1048"/>
         </w:numPr>
       </w:pPr>
       <w:r>
@@ -8312,7 +8114,7 @@
       <w:pPr>
         <w:numPr>
           <w:ilvl w:val="0"/>
-          <w:numId w:val="1046"/>
+          <w:numId w:val="1048"/>
         </w:numPr>
       </w:pPr>
       <w:r>
@@ -8341,7 +8143,7 @@
       <w:pPr>
         <w:numPr>
           <w:ilvl w:val="0"/>
-          <w:numId w:val="1046"/>
+          <w:numId w:val="1048"/>
         </w:numPr>
       </w:pPr>
       <w:r>
@@ -8358,7 +8160,7 @@
       <w:r>
         <w:t xml:space="preserve"> </w:t>
       </w:r>
-      <w:hyperlink r:id="rId171">
+      <w:hyperlink r:id="rId169">
         <w:r>
           <w:rPr>
             <w:rStyle w:val="Hyperlink"/>
@@ -8427,8 +8229,291 @@
         <w:t xml:space="preserve">These steps are demonstrated in the following video about modifying case studies:</w:t>
       </w:r>
     </w:p>
+    <w:bookmarkEnd w:id="171"/>
+    <w:bookmarkStart w:id="172" w:name="session-info-1"/>
+    <w:p>
+      <w:pPr>
+        <w:pStyle w:val="Heading2"/>
+      </w:pPr>
+      <w:r>
+        <w:rPr>
+          <w:rStyle w:val="SectionNumber"/>
+        </w:rPr>
+        <w:t xml:space="preserve">4.4</w:t>
+      </w:r>
+      <w:r>
+        <w:tab/>
+      </w:r>
+      <w:r>
+        <w:t xml:space="preserve">Session info</w:t>
+      </w:r>
+    </w:p>
+    <w:p>
+      <w:pPr>
+        <w:pStyle w:val="SourceCode"/>
+      </w:pPr>
+      <w:r>
+        <w:rPr>
+          <w:rStyle w:val="VerbatimChar"/>
+        </w:rPr>
+        <w:t xml:space="preserve">## R version 4.3.2 (2023-10-31)</w:t>
+      </w:r>
+      <w:r>
+        <w:br/>
+      </w:r>
+      <w:r>
+        <w:rPr>
+          <w:rStyle w:val="VerbatimChar"/>
+        </w:rPr>
+        <w:t xml:space="preserve">## Platform: x86_64-pc-linux-gnu (64-bit)</w:t>
+      </w:r>
+      <w:r>
+        <w:br/>
+      </w:r>
+      <w:r>
+        <w:rPr>
+          <w:rStyle w:val="VerbatimChar"/>
+        </w:rPr>
+        <w:t xml:space="preserve">## Running under: Ubuntu 22.04.4 LTS</w:t>
+      </w:r>
+      <w:r>
+        <w:br/>
+      </w:r>
+      <w:r>
+        <w:rPr>
+          <w:rStyle w:val="VerbatimChar"/>
+        </w:rPr>
+        <w:t xml:space="preserve">## </w:t>
+      </w:r>
+      <w:r>
+        <w:br/>
+      </w:r>
+      <w:r>
+        <w:rPr>
+          <w:rStyle w:val="VerbatimChar"/>
+        </w:rPr>
+        <w:t xml:space="preserve">## Matrix products: default</w:t>
+      </w:r>
+      <w:r>
+        <w:br/>
+      </w:r>
+      <w:r>
+        <w:rPr>
+          <w:rStyle w:val="VerbatimChar"/>
+        </w:rPr>
+        <w:t xml:space="preserve">## BLAS:   /usr/lib/x86_64-linux-gnu/openblas-pthread/libblas.so.3 </w:t>
+      </w:r>
+      <w:r>
+        <w:br/>
+      </w:r>
+      <w:r>
+        <w:rPr>
+          <w:rStyle w:val="VerbatimChar"/>
+        </w:rPr>
+        <w:t xml:space="preserve">## LAPACK: /usr/lib/x86_64-linux-gnu/openblas-pthread/libopenblasp-r0.3.20.so;  LAPACK version 3.10.0</w:t>
+      </w:r>
+      <w:r>
+        <w:br/>
+      </w:r>
+      <w:r>
+        <w:rPr>
+          <w:rStyle w:val="VerbatimChar"/>
+        </w:rPr>
+        <w:t xml:space="preserve">## </w:t>
+      </w:r>
+      <w:r>
+        <w:br/>
+      </w:r>
+      <w:r>
+        <w:rPr>
+          <w:rStyle w:val="VerbatimChar"/>
+        </w:rPr>
+        <w:t xml:space="preserve">## locale:</w:t>
+      </w:r>
+      <w:r>
+        <w:br/>
+      </w:r>
+      <w:r>
+        <w:rPr>
+          <w:rStyle w:val="VerbatimChar"/>
+        </w:rPr>
+        <w:t xml:space="preserve">##  [1] LC_CTYPE=en_US.UTF-8       LC_NUMERIC=C              </w:t>
+      </w:r>
+      <w:r>
+        <w:br/>
+      </w:r>
+      <w:r>
+        <w:rPr>
+          <w:rStyle w:val="VerbatimChar"/>
+        </w:rPr>
+        <w:t xml:space="preserve">##  [3] LC_TIME=en_US.UTF-8        LC_COLLATE=en_US.UTF-8    </w:t>
+      </w:r>
+      <w:r>
+        <w:br/>
+      </w:r>
+      <w:r>
+        <w:rPr>
+          <w:rStyle w:val="VerbatimChar"/>
+        </w:rPr>
+        <w:t xml:space="preserve">##  [5] LC_MONETARY=en_US.UTF-8    LC_MESSAGES=en_US.UTF-8   </w:t>
+      </w:r>
+      <w:r>
+        <w:br/>
+      </w:r>
+      <w:r>
+        <w:rPr>
+          <w:rStyle w:val="VerbatimChar"/>
+        </w:rPr>
+        <w:t xml:space="preserve">##  [7] LC_PAPER=en_US.UTF-8       LC_NAME=C                 </w:t>
+      </w:r>
+      <w:r>
+        <w:br/>
+      </w:r>
+      <w:r>
+        <w:rPr>
+          <w:rStyle w:val="VerbatimChar"/>
+        </w:rPr>
+        <w:t xml:space="preserve">##  [9] LC_ADDRESS=C               LC_TELEPHONE=C            </w:t>
+      </w:r>
+      <w:r>
+        <w:br/>
+      </w:r>
+      <w:r>
+        <w:rPr>
+          <w:rStyle w:val="VerbatimChar"/>
+        </w:rPr>
+        <w:t xml:space="preserve">## [11] LC_MEASUREMENT=en_US.UTF-8 LC_IDENTIFICATION=C       </w:t>
+      </w:r>
+      <w:r>
+        <w:br/>
+      </w:r>
+      <w:r>
+        <w:rPr>
+          <w:rStyle w:val="VerbatimChar"/>
+        </w:rPr>
+        <w:t xml:space="preserve">## </w:t>
+      </w:r>
+      <w:r>
+        <w:br/>
+      </w:r>
+      <w:r>
+        <w:rPr>
+          <w:rStyle w:val="VerbatimChar"/>
+        </w:rPr>
+        <w:t xml:space="preserve">## time zone: Etc/UTC</w:t>
+      </w:r>
+      <w:r>
+        <w:br/>
+      </w:r>
+      <w:r>
+        <w:rPr>
+          <w:rStyle w:val="VerbatimChar"/>
+        </w:rPr>
+        <w:t xml:space="preserve">## tzcode source: system (glibc)</w:t>
+      </w:r>
+      <w:r>
+        <w:br/>
+      </w:r>
+      <w:r>
+        <w:rPr>
+          <w:rStyle w:val="VerbatimChar"/>
+        </w:rPr>
+        <w:t xml:space="preserve">## </w:t>
+      </w:r>
+      <w:r>
+        <w:br/>
+      </w:r>
+      <w:r>
+        <w:rPr>
+          <w:rStyle w:val="VerbatimChar"/>
+        </w:rPr>
+        <w:t xml:space="preserve">## attached base packages:</w:t>
+      </w:r>
+      <w:r>
+        <w:br/>
+      </w:r>
+      <w:r>
+        <w:rPr>
+          <w:rStyle w:val="VerbatimChar"/>
+        </w:rPr>
+        <w:t xml:space="preserve">## [1] stats     graphics  grDevices utils     datasets  methods   base     </w:t>
+      </w:r>
+      <w:r>
+        <w:br/>
+      </w:r>
+      <w:r>
+        <w:rPr>
+          <w:rStyle w:val="VerbatimChar"/>
+        </w:rPr>
+        <w:t xml:space="preserve">## </w:t>
+      </w:r>
+      <w:r>
+        <w:br/>
+      </w:r>
+      <w:r>
+        <w:rPr>
+          <w:rStyle w:val="VerbatimChar"/>
+        </w:rPr>
+        <w:t xml:space="preserve">## loaded via a namespace (and not attached):</w:t>
+      </w:r>
+      <w:r>
+        <w:br/>
+      </w:r>
+      <w:r>
+        <w:rPr>
+          <w:rStyle w:val="VerbatimChar"/>
+        </w:rPr>
+        <w:t xml:space="preserve">##  [1] compiler_4.3.2  fastmap_1.1.1   bookdown_0.46   cli_3.6.5      </w:t>
+      </w:r>
+      <w:r>
+        <w:br/>
+      </w:r>
+      <w:r>
+        <w:rPr>
+          <w:rStyle w:val="VerbatimChar"/>
+        </w:rPr>
+        <w:t xml:space="preserve">##  [5] htmltools_0.5.7 tools_4.3.2     yaml_2.3.12     rmarkdown_2.25 </w:t>
+      </w:r>
+      <w:r>
+        <w:br/>
+      </w:r>
+      <w:r>
+        <w:rPr>
+          <w:rStyle w:val="VerbatimChar"/>
+        </w:rPr>
+        <w:t xml:space="preserve">##  [9] knitr_1.50      digest_0.6.34   xfun_0.55       rlang_1.1.6    </w:t>
+      </w:r>
+      <w:r>
+        <w:br/>
+      </w:r>
+      <w:r>
+        <w:rPr>
+          <w:rStyle w:val="VerbatimChar"/>
+        </w:rPr>
+        <w:t xml:space="preserve">## [13] evaluate_1.0.5</w:t>
+      </w:r>
+    </w:p>
+    <w:bookmarkEnd w:id="172"/>
     <w:bookmarkEnd w:id="173"/>
-    <w:bookmarkStart w:id="174" w:name="session-info-1"/>
+    <w:bookmarkStart w:id="188" w:name="Xdeea1216567b5016f70babd4993f860fb5dd077"/>
+    <w:p>
+      <w:pPr>
+        <w:pStyle w:val="Heading1"/>
+      </w:pPr>
+      <w:r>
+        <w:rPr>
+          <w:rStyle w:val="SectionNumber"/>
+        </w:rPr>
+        <w:t xml:space="preserve">5</w:t>
+      </w:r>
+      <w:r>
+        <w:tab/>
+      </w:r>
+      <w:r>
+        <w:t xml:space="preserve">New Case Studies - Building and Contributing</w:t>
+      </w:r>
+    </w:p>
+    <w:bookmarkStart w:id="175" w:name="learning-objectives-4"/>
     <w:p>
       <w:pPr>
         <w:pStyle w:val="Heading2"/>
@@ -8437,295 +8522,12 @@
         <w:rPr>
           <w:rStyle w:val="SectionNumber"/>
         </w:rPr>
-        <w:t xml:space="preserve">4.4</w:t>
+        <w:t xml:space="preserve">5.1</w:t>
       </w:r>
       <w:r>
         <w:tab/>
       </w:r>
       <w:r>
-        <w:t xml:space="preserve">Session info</w:t>
-      </w:r>
-    </w:p>
-    <w:p>
-      <w:pPr>
-        <w:pStyle w:val="SourceCode"/>
-      </w:pPr>
-      <w:r>
-        <w:rPr>
-          <w:rStyle w:val="VerbatimChar"/>
-        </w:rPr>
-        <w:t xml:space="preserve">## R version 4.3.2 (2023-10-31)</w:t>
-      </w:r>
-      <w:r>
-        <w:br/>
-      </w:r>
-      <w:r>
-        <w:rPr>
-          <w:rStyle w:val="VerbatimChar"/>
-        </w:rPr>
-        <w:t xml:space="preserve">## Platform: x86_64-pc-linux-gnu (64-bit)</w:t>
-      </w:r>
-      <w:r>
-        <w:br/>
-      </w:r>
-      <w:r>
-        <w:rPr>
-          <w:rStyle w:val="VerbatimChar"/>
-        </w:rPr>
-        <w:t xml:space="preserve">## Running under: Ubuntu 22.04.4 LTS</w:t>
-      </w:r>
-      <w:r>
-        <w:br/>
-      </w:r>
-      <w:r>
-        <w:rPr>
-          <w:rStyle w:val="VerbatimChar"/>
-        </w:rPr>
-        <w:t xml:space="preserve">## </w:t>
-      </w:r>
-      <w:r>
-        <w:br/>
-      </w:r>
-      <w:r>
-        <w:rPr>
-          <w:rStyle w:val="VerbatimChar"/>
-        </w:rPr>
-        <w:t xml:space="preserve">## Matrix products: default</w:t>
-      </w:r>
-      <w:r>
-        <w:br/>
-      </w:r>
-      <w:r>
-        <w:rPr>
-          <w:rStyle w:val="VerbatimChar"/>
-        </w:rPr>
-        <w:t xml:space="preserve">## BLAS:   /usr/lib/x86_64-linux-gnu/openblas-pthread/libblas.so.3 </w:t>
-      </w:r>
-      <w:r>
-        <w:br/>
-      </w:r>
-      <w:r>
-        <w:rPr>
-          <w:rStyle w:val="VerbatimChar"/>
-        </w:rPr>
-        <w:t xml:space="preserve">## LAPACK: /usr/lib/x86_64-linux-gnu/openblas-pthread/libopenblasp-r0.3.20.so;  LAPACK version 3.10.0</w:t>
-      </w:r>
-      <w:r>
-        <w:br/>
-      </w:r>
-      <w:r>
-        <w:rPr>
-          <w:rStyle w:val="VerbatimChar"/>
-        </w:rPr>
-        <w:t xml:space="preserve">## </w:t>
-      </w:r>
-      <w:r>
-        <w:br/>
-      </w:r>
-      <w:r>
-        <w:rPr>
-          <w:rStyle w:val="VerbatimChar"/>
-        </w:rPr>
-        <w:t xml:space="preserve">## locale:</w:t>
-      </w:r>
-      <w:r>
-        <w:br/>
-      </w:r>
-      <w:r>
-        <w:rPr>
-          <w:rStyle w:val="VerbatimChar"/>
-        </w:rPr>
-        <w:t xml:space="preserve">##  [1] LC_CTYPE=en_US.UTF-8       LC_NUMERIC=C              </w:t>
-      </w:r>
-      <w:r>
-        <w:br/>
-      </w:r>
-      <w:r>
-        <w:rPr>
-          <w:rStyle w:val="VerbatimChar"/>
-        </w:rPr>
-        <w:t xml:space="preserve">##  [3] LC_TIME=en_US.UTF-8        LC_COLLATE=en_US.UTF-8    </w:t>
-      </w:r>
-      <w:r>
-        <w:br/>
-      </w:r>
-      <w:r>
-        <w:rPr>
-          <w:rStyle w:val="VerbatimChar"/>
-        </w:rPr>
-        <w:t xml:space="preserve">##  [5] LC_MONETARY=en_US.UTF-8    LC_MESSAGES=en_US.UTF-8   </w:t>
-      </w:r>
-      <w:r>
-        <w:br/>
-      </w:r>
-      <w:r>
-        <w:rPr>
-          <w:rStyle w:val="VerbatimChar"/>
-        </w:rPr>
-        <w:t xml:space="preserve">##  [7] LC_PAPER=en_US.UTF-8       LC_NAME=C                 </w:t>
-      </w:r>
-      <w:r>
-        <w:br/>
-      </w:r>
-      <w:r>
-        <w:rPr>
-          <w:rStyle w:val="VerbatimChar"/>
-        </w:rPr>
-        <w:t xml:space="preserve">##  [9] LC_ADDRESS=C               LC_TELEPHONE=C            </w:t>
-      </w:r>
-      <w:r>
-        <w:br/>
-      </w:r>
-      <w:r>
-        <w:rPr>
-          <w:rStyle w:val="VerbatimChar"/>
-        </w:rPr>
-        <w:t xml:space="preserve">## [11] LC_MEASUREMENT=en_US.UTF-8 LC_IDENTIFICATION=C       </w:t>
-      </w:r>
-      <w:r>
-        <w:br/>
-      </w:r>
-      <w:r>
-        <w:rPr>
-          <w:rStyle w:val="VerbatimChar"/>
-        </w:rPr>
-        <w:t xml:space="preserve">## </w:t>
-      </w:r>
-      <w:r>
-        <w:br/>
-      </w:r>
-      <w:r>
-        <w:rPr>
-          <w:rStyle w:val="VerbatimChar"/>
-        </w:rPr>
-        <w:t xml:space="preserve">## time zone: Etc/UTC</w:t>
-      </w:r>
-      <w:r>
-        <w:br/>
-      </w:r>
-      <w:r>
-        <w:rPr>
-          <w:rStyle w:val="VerbatimChar"/>
-        </w:rPr>
-        <w:t xml:space="preserve">## tzcode source: system (glibc)</w:t>
-      </w:r>
-      <w:r>
-        <w:br/>
-      </w:r>
-      <w:r>
-        <w:rPr>
-          <w:rStyle w:val="VerbatimChar"/>
-        </w:rPr>
-        <w:t xml:space="preserve">## </w:t>
-      </w:r>
-      <w:r>
-        <w:br/>
-      </w:r>
-      <w:r>
-        <w:rPr>
-          <w:rStyle w:val="VerbatimChar"/>
-        </w:rPr>
-        <w:t xml:space="preserve">## attached base packages:</w:t>
-      </w:r>
-      <w:r>
-        <w:br/>
-      </w:r>
-      <w:r>
-        <w:rPr>
-          <w:rStyle w:val="VerbatimChar"/>
-        </w:rPr>
-        <w:t xml:space="preserve">## [1] stats     graphics  grDevices utils     datasets  methods   base     </w:t>
-      </w:r>
-      <w:r>
-        <w:br/>
-      </w:r>
-      <w:r>
-        <w:rPr>
-          <w:rStyle w:val="VerbatimChar"/>
-        </w:rPr>
-        <w:t xml:space="preserve">## </w:t>
-      </w:r>
-      <w:r>
-        <w:br/>
-      </w:r>
-      <w:r>
-        <w:rPr>
-          <w:rStyle w:val="VerbatimChar"/>
-        </w:rPr>
-        <w:t xml:space="preserve">## loaded via a namespace (and not attached):</w:t>
-      </w:r>
-      <w:r>
-        <w:br/>
-      </w:r>
-      <w:r>
-        <w:rPr>
-          <w:rStyle w:val="VerbatimChar"/>
-        </w:rPr>
-        <w:t xml:space="preserve">##  [1] compiler_4.3.2  fastmap_1.1.1   bookdown_0.46   cli_3.6.5      </w:t>
-      </w:r>
-      <w:r>
-        <w:br/>
-      </w:r>
-      <w:r>
-        <w:rPr>
-          <w:rStyle w:val="VerbatimChar"/>
-        </w:rPr>
-        <w:t xml:space="preserve">##  [5] htmltools_0.5.7 tools_4.3.2     yaml_2.3.12     rmarkdown_2.25 </w:t>
-      </w:r>
-      <w:r>
-        <w:br/>
-      </w:r>
-      <w:r>
-        <w:rPr>
-          <w:rStyle w:val="VerbatimChar"/>
-        </w:rPr>
-        <w:t xml:space="preserve">##  [9] knitr_1.50      digest_0.6.34   xfun_0.55       rlang_1.1.6    </w:t>
-      </w:r>
-      <w:r>
-        <w:br/>
-      </w:r>
-      <w:r>
-        <w:rPr>
-          <w:rStyle w:val="VerbatimChar"/>
-        </w:rPr>
-        <w:t xml:space="preserve">## [13] evaluate_1.0.5</w:t>
-      </w:r>
-    </w:p>
-    <w:bookmarkEnd w:id="174"/>
-    <w:bookmarkEnd w:id="175"/>
-    <w:bookmarkStart w:id="190" w:name="Xdeea1216567b5016f70babd4993f860fb5dd077"/>
-    <w:p>
-      <w:pPr>
-        <w:pStyle w:val="Heading1"/>
-      </w:pPr>
-      <w:r>
-        <w:rPr>
-          <w:rStyle w:val="SectionNumber"/>
-        </w:rPr>
-        <w:t xml:space="preserve">5</w:t>
-      </w:r>
-      <w:r>
-        <w:tab/>
-      </w:r>
-      <w:r>
-        <w:t xml:space="preserve">New Case Studies - Building and Contributing</w:t>
-      </w:r>
-    </w:p>
-    <w:bookmarkStart w:id="177" w:name="learning-objectives-4"/>
-    <w:p>
-      <w:pPr>
-        <w:pStyle w:val="Heading2"/>
-      </w:pPr>
-      <w:r>
-        <w:rPr>
-          <w:rStyle w:val="SectionNumber"/>
-        </w:rPr>
-        <w:t xml:space="preserve">5.1</w:t>
-      </w:r>
-      <w:r>
-        <w:tab/>
-      </w:r>
-      <w:r>
         <w:t xml:space="preserve">Learning Objectives</w:t>
       </w:r>
     </w:p>
@@ -8745,7 +8547,7 @@
       <w:r>
         <w:t xml:space="preserve"> </w:t>
       </w:r>
-      <w:hyperlink r:id="rId176">
+      <w:hyperlink r:id="rId174">
         <w:r>
           <w:rPr>
             <w:rStyle w:val="Hyperlink"/>
@@ -8763,8 +8565,8 @@
         <w:t xml:space="preserve">- The guidelines for how to publish your own case studies as part of our project</w:t>
       </w:r>
     </w:p>
-    <w:bookmarkEnd w:id="177"/>
-    <w:bookmarkStart w:id="179" w:name="create-a-case-study"/>
+    <w:bookmarkEnd w:id="175"/>
+    <w:bookmarkStart w:id="177" w:name="create-a-case-study"/>
     <w:p>
       <w:pPr>
         <w:pStyle w:val="Heading2"/>
@@ -8782,7 +8584,7 @@
         <w:t xml:space="preserve">Create a Case Study</w:t>
       </w:r>
     </w:p>
-    <w:bookmarkStart w:id="178" w:name="template-case-study"/>
+    <w:bookmarkStart w:id="176" w:name="template-case-study"/>
     <w:p>
       <w:pPr>
         <w:pStyle w:val="Heading3"/>
@@ -8810,7 +8612,7 @@
       <w:r>
         <w:t xml:space="preserve"> </w:t>
       </w:r>
-      <w:hyperlink r:id="rId176">
+      <w:hyperlink r:id="rId174">
         <w:r>
           <w:rPr>
             <w:rStyle w:val="Hyperlink"/>
@@ -8826,7 +8628,7 @@
       <w:pPr>
         <w:numPr>
           <w:ilvl w:val="0"/>
-          <w:numId w:val="1047"/>
+          <w:numId w:val="1049"/>
         </w:numPr>
       </w:pPr>
       <w:r>
@@ -8853,7 +8655,7 @@
       <w:r>
         <w:t xml:space="preserve"> </w:t>
       </w:r>
-      <w:hyperlink r:id="rId176">
+      <w:hyperlink r:id="rId174">
         <w:r>
           <w:rPr>
             <w:rStyle w:val="Hyperlink"/>
@@ -8869,7 +8671,7 @@
       <w:pPr>
         <w:numPr>
           <w:ilvl w:val="0"/>
-          <w:numId w:val="1047"/>
+          <w:numId w:val="1049"/>
         </w:numPr>
       </w:pPr>
       <w:r>
@@ -8880,7 +8682,7 @@
       <w:pPr>
         <w:numPr>
           <w:ilvl w:val="0"/>
-          <w:numId w:val="1047"/>
+          <w:numId w:val="1049"/>
         </w:numPr>
       </w:pPr>
       <w:r>
@@ -8891,7 +8693,7 @@
       <w:pPr>
         <w:numPr>
           <w:ilvl w:val="0"/>
-          <w:numId w:val="1047"/>
+          <w:numId w:val="1049"/>
         </w:numPr>
       </w:pPr>
       <w:r>
@@ -8902,7 +8704,7 @@
       <w:pPr>
         <w:numPr>
           <w:ilvl w:val="0"/>
-          <w:numId w:val="1047"/>
+          <w:numId w:val="1049"/>
         </w:numPr>
       </w:pPr>
       <w:r>
@@ -8927,7 +8729,7 @@
       <w:r>
         <w:t xml:space="preserve"> </w:t>
       </w:r>
-      <w:hyperlink r:id="rId160">
+      <w:hyperlink r:id="rId158">
         <w:r>
           <w:rPr>
             <w:rStyle w:val="Hyperlink"/>
@@ -8944,7 +8746,7 @@
       <w:r>
         <w:t xml:space="preserve"> </w:t>
       </w:r>
-      <w:hyperlink r:id="rId161">
+      <w:hyperlink r:id="rId159">
         <w:r>
           <w:rPr>
             <w:rStyle w:val="Hyperlink"/>
@@ -8975,9 +8777,9 @@
         <w:t xml:space="preserve">.</w:t>
       </w:r>
     </w:p>
-    <w:bookmarkEnd w:id="178"/>
-    <w:bookmarkEnd w:id="179"/>
-    <w:bookmarkStart w:id="180" w:name="case-study-libraries"/>
+    <w:bookmarkEnd w:id="176"/>
+    <w:bookmarkEnd w:id="177"/>
+    <w:bookmarkStart w:id="178" w:name="case-study-libraries"/>
     <w:p>
       <w:pPr>
         <w:pStyle w:val="Heading2"/>
@@ -9039,7 +8841,7 @@
       <w:pPr>
         <w:numPr>
           <w:ilvl w:val="0"/>
-          <w:numId w:val="1048"/>
+          <w:numId w:val="1050"/>
         </w:numPr>
         <w:pStyle w:val="Compact"/>
       </w:pPr>
@@ -9063,7 +8865,7 @@
       <w:pPr>
         <w:numPr>
           <w:ilvl w:val="0"/>
-          <w:numId w:val="1049"/>
+          <w:numId w:val="1051"/>
         </w:numPr>
         <w:pStyle w:val="Compact"/>
       </w:pPr>
@@ -9099,8 +8901,8 @@
         <w:t xml:space="preserve">The original others will retain the rights of their case studies, but need to provide citation information for others to attribute their case studies. For official case studies, the OCS team may help modify the case study and may therefore be included as authors.</w:t>
       </w:r>
     </w:p>
-    <w:bookmarkEnd w:id="180"/>
-    <w:bookmarkStart w:id="186" w:name="submission-process"/>
+    <w:bookmarkEnd w:id="178"/>
+    <w:bookmarkStart w:id="184" w:name="submission-process"/>
     <w:p>
       <w:pPr>
         <w:pStyle w:val="Heading2"/>
@@ -9126,7 +8928,7 @@
         <w:t xml:space="preserve">The process of submitting community case studies, involves filling out a simple form. The process of submitting to our official library involves ensuring that your case study meets our more lengthy requirements and a review process. Now we will describe the submission process for each library</w:t>
       </w:r>
     </w:p>
-    <w:bookmarkStart w:id="182" w:name="community-library-submissions"/>
+    <w:bookmarkStart w:id="180" w:name="community-library-submissions"/>
     <w:p>
       <w:pPr>
         <w:pStyle w:val="Heading3"/>
@@ -9156,7 +8958,7 @@
       <w:pPr>
         <w:pStyle w:val="BodyText"/>
       </w:pPr>
-      <w:hyperlink r:id="rId181">
+      <w:hyperlink r:id="rId179">
         <w:r>
           <w:rPr>
             <w:rStyle w:val="Hyperlink"/>
@@ -9167,8 +8969,8 @@
         </w:r>
       </w:hyperlink>
     </w:p>
-    <w:bookmarkEnd w:id="182"/>
-    <w:bookmarkStart w:id="185" w:name="official-library-submissions"/>
+    <w:bookmarkEnd w:id="180"/>
+    <w:bookmarkStart w:id="183" w:name="official-library-submissions"/>
     <w:p>
       <w:pPr>
         <w:pStyle w:val="Heading3"/>
@@ -9198,7 +9000,7 @@
       <w:pPr>
         <w:pStyle w:val="BodyText"/>
       </w:pPr>
-      <w:hyperlink r:id="rId183">
+      <w:hyperlink r:id="rId181">
         <w:r>
           <w:rPr>
             <w:rStyle w:val="Hyperlink"/>
@@ -9219,7 +9021,7 @@
       <w:r>
         <w:t xml:space="preserve"> </w:t>
       </w:r>
-      <w:hyperlink r:id="rId184">
+      <w:hyperlink r:id="rId182">
         <w:r>
           <w:rPr>
             <w:rStyle w:val="Hyperlink"/>
@@ -9231,9 +9033,9 @@
         <w:t xml:space="preserve">. The form indicates what is required for case studies to be considered for inclusion in our official collection, including peer review. We will now also describe some of these requirements in more depth in the next section.</w:t>
       </w:r>
     </w:p>
-    <w:bookmarkEnd w:id="185"/>
-    <w:bookmarkEnd w:id="186"/>
-    <w:bookmarkStart w:id="188" w:name="offical-case-study-guidelines"/>
+    <w:bookmarkEnd w:id="183"/>
+    <w:bookmarkEnd w:id="184"/>
+    <w:bookmarkStart w:id="186" w:name="offical-case-study-guidelines"/>
     <w:p>
       <w:pPr>
         <w:pStyle w:val="Heading2"/>
@@ -9293,7 +9095,7 @@
       <w:pPr>
         <w:numPr>
           <w:ilvl w:val="0"/>
-          <w:numId w:val="1050"/>
+          <w:numId w:val="1052"/>
         </w:numPr>
       </w:pPr>
       <w:r>
@@ -9304,7 +9106,7 @@
       <w:pPr>
         <w:numPr>
           <w:ilvl w:val="0"/>
-          <w:numId w:val="1050"/>
+          <w:numId w:val="1052"/>
         </w:numPr>
       </w:pPr>
       <w:r>
@@ -9328,7 +9130,7 @@
       <w:r>
         <w:t xml:space="preserve"> </w:t>
       </w:r>
-      <w:hyperlink r:id="rId187">
+      <w:hyperlink r:id="rId185">
         <w:r>
           <w:rPr>
             <w:rStyle w:val="Hyperlink"/>
@@ -9347,7 +9149,7 @@
       <w:pPr>
         <w:numPr>
           <w:ilvl w:val="0"/>
-          <w:numId w:val="1051"/>
+          <w:numId w:val="1053"/>
         </w:numPr>
       </w:pPr>
       <w:r>
@@ -9372,126 +9174,6 @@
       </w:r>
       <w:r>
         <w:t xml:space="preserve">This section will outline previous literature and overarching questions in the field that make this case study question important, providing motivation for conducting the analysis in the case study. It will specify the exact question that the case study endeavors to address as well as the defining the statistical and data analysis learning objectives for the case study. It will also discuss the limitations of the investigation that may prevent the analysis from answering the main question of interest.</w:t>
-      </w:r>
-    </w:p>
-    <w:p>
-      <w:pPr>
-        <w:numPr>
-          <w:ilvl w:val="0"/>
-          <w:numId w:val="1051"/>
-        </w:numPr>
-      </w:pPr>
-      <w:r>
-        <w:rPr>
-          <w:bCs/>
-          <w:b/>
-        </w:rPr>
-        <w:t xml:space="preserve">Analyzing the Data:</w:t>
-      </w:r>
-      <w:r>
-        <w:t xml:space="preserve"> </w:t>
-      </w:r>
-      <w:r>
-        <w:rPr>
-          <w:iCs/>
-          <w:i/>
-        </w:rPr>
-        <w:t xml:space="preserve">Data description, Import and exploration, Wrangling, Visualization, Analysis.</w:t>
-      </w:r>
-      <w:r>
-        <w:t xml:space="preserve"> </w:t>
-      </w:r>
-      <w:r>
-        <w:t xml:space="preserve">This section includes the bulk of the data analysis, beginning with a detailed description of the data used in the case study, how it was generated, and where it was obtained. Then it walks through, step-by-step, the data import, exploration, wrangling, procedures. Finally, it demonstrates the visualization and statistical analysis steps used to address the case study question.</w:t>
-      </w:r>
-    </w:p>
-    <w:p>
-      <w:pPr>
-        <w:numPr>
-          <w:ilvl w:val="0"/>
-          <w:numId w:val="1051"/>
-        </w:numPr>
-      </w:pPr>
-      <w:r>
-        <w:rPr>
-          <w:bCs/>
-          <w:b/>
-        </w:rPr>
-        <w:t xml:space="preserve">Wrapping-up:</w:t>
-      </w:r>
-      <w:r>
-        <w:t xml:space="preserve"> </w:t>
-      </w:r>
-      <w:r>
-        <w:rPr>
-          <w:iCs/>
-          <w:i/>
-        </w:rPr>
-        <w:t xml:space="preserve">Analysis conclusions, Case study summary, Next steps, Homework, Additional information.</w:t>
-      </w:r>
-      <w:r>
-        <w:t xml:space="preserve"> </w:t>
-      </w:r>
-      <w:r>
-        <w:t xml:space="preserve">This section synthesized conclusions to the main study question based on the data analysis results demonstrated in the previous sections. It summarizes the analysis steps and potential next steps for further exploration, which can be suggested as homework. If applicable, additional information relevant to further study can be provided here.</w:t>
-      </w:r>
-    </w:p>
-    <w:p>
-      <w:pPr>
-        <w:pStyle w:val="FirstParagraph"/>
-      </w:pPr>
-      <w:r>
-        <w:rPr>
-          <w:bCs/>
-          <w:b/>
-        </w:rPr>
-        <w:t xml:space="preserve">Content:</w:t>
-      </w:r>
-      <w:r>
-        <w:t xml:space="preserve"> </w:t>
-      </w:r>
-      <w:r>
-        <w:t xml:space="preserve">Despite often being motivated by articles, case studies are not intended to demonstrate the methods of a paper - they are intended as an educational resource where users are guided through the data science process.</w:t>
-      </w:r>
-    </w:p>
-    <w:p>
-      <w:pPr>
-        <w:numPr>
-          <w:ilvl w:val="0"/>
-          <w:numId w:val="1052"/>
-        </w:numPr>
-      </w:pPr>
-      <w:r>
-        <w:t xml:space="preserve">Links to literature or other sources to motivate the scientific topic of the case study should be included where possible.</w:t>
-      </w:r>
-    </w:p>
-    <w:p>
-      <w:pPr>
-        <w:numPr>
-          <w:ilvl w:val="0"/>
-          <w:numId w:val="1052"/>
-        </w:numPr>
-      </w:pPr>
-      <w:r>
-        <w:t xml:space="preserve">Case studies should aim to describe the decision making process involved in performing data science related tasks.</w:t>
-      </w:r>
-    </w:p>
-    <w:p>
-      <w:pPr>
-        <w:pStyle w:val="FirstParagraph"/>
-      </w:pPr>
-      <w:r>
-        <w:rPr>
-          <w:bCs/>
-          <w:b/>
-        </w:rPr>
-        <w:t xml:space="preserve">Attribution:</w:t>
-      </w:r>
-      <w:r>
-        <w:t xml:space="preserve"> </w:t>
-      </w:r>
-      <w:r>
-        <w:t xml:space="preserve">all outside resources used in the case study should be referenced appropriately.</w:t>
       </w:r>
     </w:p>
     <w:p>
@@ -9502,7 +9184,27 @@
         </w:numPr>
       </w:pPr>
       <w:r>
-        <w:t xml:space="preserve">Case studies should include disclaimers and appropriate license agreements.</w:t>
+        <w:rPr>
+          <w:bCs/>
+          <w:b/>
+        </w:rPr>
+        <w:t xml:space="preserve">Analyzing the Data:</w:t>
+      </w:r>
+      <w:r>
+        <w:t xml:space="preserve"> </w:t>
+      </w:r>
+      <w:r>
+        <w:rPr>
+          <w:iCs/>
+          <w:i/>
+        </w:rPr>
+        <w:t xml:space="preserve">Data description, Import and exploration, Wrangling, Visualization, Analysis.</w:t>
+      </w:r>
+      <w:r>
+        <w:t xml:space="preserve"> </w:t>
+      </w:r>
+      <w:r>
+        <w:t xml:space="preserve">This section includes the bulk of the data analysis, beginning with a detailed description of the data used in the case study, how it was generated, and where it was obtained. Then it walks through, step-by-step, the data import, exploration, wrangling, procedures. Finally, it demonstrates the visualization and statistical analysis steps used to address the case study question.</w:t>
       </w:r>
     </w:p>
     <w:p>
@@ -9513,19 +9215,45 @@
         </w:numPr>
       </w:pPr>
       <w:r>
-        <w:t xml:space="preserve">All included images (that are not original to the case study) should include relevant sources.</w:t>
-      </w:r>
-    </w:p>
-    <w:p>
-      <w:pPr>
-        <w:pStyle w:val="FirstParagraph"/>
-      </w:pPr>
-      <w:r>
         <w:rPr>
           <w:bCs/>
           <w:b/>
         </w:rPr>
-        <w:t xml:space="preserve">Data:</w:t>
+        <w:t xml:space="preserve">Wrapping-up:</w:t>
+      </w:r>
+      <w:r>
+        <w:t xml:space="preserve"> </w:t>
+      </w:r>
+      <w:r>
+        <w:rPr>
+          <w:iCs/>
+          <w:i/>
+        </w:rPr>
+        <w:t xml:space="preserve">Analysis conclusions, Case study summary, Next steps, Homework, Additional information.</w:t>
+      </w:r>
+      <w:r>
+        <w:t xml:space="preserve"> </w:t>
+      </w:r>
+      <w:r>
+        <w:t xml:space="preserve">This section synthesized conclusions to the main study question based on the data analysis results demonstrated in the previous sections. It summarizes the analysis steps and potential next steps for further exploration, which can be suggested as homework. If applicable, additional information relevant to further study can be provided here.</w:t>
+      </w:r>
+    </w:p>
+    <w:p>
+      <w:pPr>
+        <w:pStyle w:val="FirstParagraph"/>
+      </w:pPr>
+      <w:r>
+        <w:rPr>
+          <w:bCs/>
+          <w:b/>
+        </w:rPr>
+        <w:t xml:space="preserve">Content:</w:t>
+      </w:r>
+      <w:r>
+        <w:t xml:space="preserve"> </w:t>
+      </w:r>
+      <w:r>
+        <w:t xml:space="preserve">Despite often being motivated by articles, case studies are not intended to demonstrate the methods of a paper - they are intended as an educational resource where users are guided through the data science process.</w:t>
       </w:r>
     </w:p>
     <w:p>
@@ -9534,6 +9262,80 @@
           <w:ilvl w:val="0"/>
           <w:numId w:val="1054"/>
         </w:numPr>
+      </w:pPr>
+      <w:r>
+        <w:t xml:space="preserve">Links to literature or other sources to motivate the scientific topic of the case study should be included where possible.</w:t>
+      </w:r>
+    </w:p>
+    <w:p>
+      <w:pPr>
+        <w:numPr>
+          <w:ilvl w:val="0"/>
+          <w:numId w:val="1054"/>
+        </w:numPr>
+      </w:pPr>
+      <w:r>
+        <w:t xml:space="preserve">Case studies should aim to describe the decision making process involved in performing data science related tasks.</w:t>
+      </w:r>
+    </w:p>
+    <w:p>
+      <w:pPr>
+        <w:pStyle w:val="FirstParagraph"/>
+      </w:pPr>
+      <w:r>
+        <w:rPr>
+          <w:bCs/>
+          <w:b/>
+        </w:rPr>
+        <w:t xml:space="preserve">Attribution:</w:t>
+      </w:r>
+      <w:r>
+        <w:t xml:space="preserve"> </w:t>
+      </w:r>
+      <w:r>
+        <w:t xml:space="preserve">all outside resources used in the case study should be referenced appropriately.</w:t>
+      </w:r>
+    </w:p>
+    <w:p>
+      <w:pPr>
+        <w:numPr>
+          <w:ilvl w:val="0"/>
+          <w:numId w:val="1055"/>
+        </w:numPr>
+      </w:pPr>
+      <w:r>
+        <w:t xml:space="preserve">Case studies should include disclaimers and appropriate license agreements.</w:t>
+      </w:r>
+    </w:p>
+    <w:p>
+      <w:pPr>
+        <w:numPr>
+          <w:ilvl w:val="0"/>
+          <w:numId w:val="1055"/>
+        </w:numPr>
+      </w:pPr>
+      <w:r>
+        <w:t xml:space="preserve">All included images (that are not original to the case study) should include relevant sources.</w:t>
+      </w:r>
+    </w:p>
+    <w:p>
+      <w:pPr>
+        <w:pStyle w:val="FirstParagraph"/>
+      </w:pPr>
+      <w:r>
+        <w:rPr>
+          <w:bCs/>
+          <w:b/>
+        </w:rPr>
+        <w:t xml:space="preserve">Data:</w:t>
+      </w:r>
+    </w:p>
+    <w:p>
+      <w:pPr>
+        <w:numPr>
+          <w:ilvl w:val="0"/>
+          <w:numId w:val="1056"/>
+        </w:numPr>
         <w:pStyle w:val="Compact"/>
       </w:pPr>
       <w:r>
@@ -9568,7 +9370,7 @@
       <w:r>
         <w:t xml:space="preserve"> </w:t>
       </w:r>
-      <w:hyperlink r:id="rId161">
+      <w:hyperlink r:id="rId159">
         <w:r>
           <w:rPr>
             <w:rStyle w:val="Hyperlink"/>
@@ -9579,7 +9381,7 @@
       <w:r>
         <w:t xml:space="preserve"> </w:t>
       </w:r>
-      <w:hyperlink r:id="rId160">
+      <w:hyperlink r:id="rId158">
         <w:r>
           <w:rPr>
             <w:rStyle w:val="Hyperlink"/>
@@ -9620,7 +9422,7 @@
       <w:pPr>
         <w:numPr>
           <w:ilvl w:val="0"/>
-          <w:numId w:val="1055"/>
+          <w:numId w:val="1057"/>
         </w:numPr>
       </w:pPr>
       <w:r>
@@ -9631,7 +9433,7 @@
       <w:pPr>
         <w:numPr>
           <w:ilvl w:val="0"/>
-          <w:numId w:val="1055"/>
+          <w:numId w:val="1057"/>
         </w:numPr>
       </w:pPr>
       <w:r>
@@ -9642,7 +9444,7 @@
       <w:pPr>
         <w:numPr>
           <w:ilvl w:val="0"/>
-          <w:numId w:val="1055"/>
+          <w:numId w:val="1057"/>
         </w:numPr>
       </w:pPr>
       <w:r>
@@ -9668,7 +9470,7 @@
       <w:pPr>
         <w:numPr>
           <w:ilvl w:val="0"/>
-          <w:numId w:val="1055"/>
+          <w:numId w:val="1057"/>
         </w:numPr>
       </w:pPr>
       <w:r>
@@ -9694,7 +9496,7 @@
       <w:pPr>
         <w:numPr>
           <w:ilvl w:val="0"/>
-          <w:numId w:val="1055"/>
+          <w:numId w:val="1057"/>
         </w:numPr>
       </w:pPr>
       <w:r>
@@ -9705,7 +9507,7 @@
       <w:pPr>
         <w:numPr>
           <w:ilvl w:val="1"/>
-          <w:numId w:val="1056"/>
+          <w:numId w:val="1058"/>
         </w:numPr>
         <w:pStyle w:val="Compact"/>
       </w:pPr>
@@ -9735,7 +9537,7 @@
       <w:pPr>
         <w:numPr>
           <w:ilvl w:val="1"/>
-          <w:numId w:val="1056"/>
+          <w:numId w:val="1058"/>
         </w:numPr>
         <w:pStyle w:val="Compact"/>
       </w:pPr>
@@ -9761,273 +9563,273 @@
         <w:t xml:space="preserve">sub-folder.</w:t>
       </w:r>
     </w:p>
+    <w:bookmarkEnd w:id="186"/>
+    <w:bookmarkStart w:id="187" w:name="session-info-2"/>
+    <w:p>
+      <w:pPr>
+        <w:pStyle w:val="Heading2"/>
+      </w:pPr>
+      <w:r>
+        <w:rPr>
+          <w:rStyle w:val="SectionNumber"/>
+        </w:rPr>
+        <w:t xml:space="preserve">5.6</w:t>
+      </w:r>
+      <w:r>
+        <w:tab/>
+      </w:r>
+      <w:r>
+        <w:t xml:space="preserve">Session info</w:t>
+      </w:r>
+    </w:p>
+    <w:p>
+      <w:pPr>
+        <w:pStyle w:val="SourceCode"/>
+      </w:pPr>
+      <w:r>
+        <w:rPr>
+          <w:rStyle w:val="VerbatimChar"/>
+        </w:rPr>
+        <w:t xml:space="preserve">## R version 4.3.2 (2023-10-31)</w:t>
+      </w:r>
+      <w:r>
+        <w:br/>
+      </w:r>
+      <w:r>
+        <w:rPr>
+          <w:rStyle w:val="VerbatimChar"/>
+        </w:rPr>
+        <w:t xml:space="preserve">## Platform: x86_64-pc-linux-gnu (64-bit)</w:t>
+      </w:r>
+      <w:r>
+        <w:br/>
+      </w:r>
+      <w:r>
+        <w:rPr>
+          <w:rStyle w:val="VerbatimChar"/>
+        </w:rPr>
+        <w:t xml:space="preserve">## Running under: Ubuntu 22.04.4 LTS</w:t>
+      </w:r>
+      <w:r>
+        <w:br/>
+      </w:r>
+      <w:r>
+        <w:rPr>
+          <w:rStyle w:val="VerbatimChar"/>
+        </w:rPr>
+        <w:t xml:space="preserve">## </w:t>
+      </w:r>
+      <w:r>
+        <w:br/>
+      </w:r>
+      <w:r>
+        <w:rPr>
+          <w:rStyle w:val="VerbatimChar"/>
+        </w:rPr>
+        <w:t xml:space="preserve">## Matrix products: default</w:t>
+      </w:r>
+      <w:r>
+        <w:br/>
+      </w:r>
+      <w:r>
+        <w:rPr>
+          <w:rStyle w:val="VerbatimChar"/>
+        </w:rPr>
+        <w:t xml:space="preserve">## BLAS:   /usr/lib/x86_64-linux-gnu/openblas-pthread/libblas.so.3 </w:t>
+      </w:r>
+      <w:r>
+        <w:br/>
+      </w:r>
+      <w:r>
+        <w:rPr>
+          <w:rStyle w:val="VerbatimChar"/>
+        </w:rPr>
+        <w:t xml:space="preserve">## LAPACK: /usr/lib/x86_64-linux-gnu/openblas-pthread/libopenblasp-r0.3.20.so;  LAPACK version 3.10.0</w:t>
+      </w:r>
+      <w:r>
+        <w:br/>
+      </w:r>
+      <w:r>
+        <w:rPr>
+          <w:rStyle w:val="VerbatimChar"/>
+        </w:rPr>
+        <w:t xml:space="preserve">## </w:t>
+      </w:r>
+      <w:r>
+        <w:br/>
+      </w:r>
+      <w:r>
+        <w:rPr>
+          <w:rStyle w:val="VerbatimChar"/>
+        </w:rPr>
+        <w:t xml:space="preserve">## locale:</w:t>
+      </w:r>
+      <w:r>
+        <w:br/>
+      </w:r>
+      <w:r>
+        <w:rPr>
+          <w:rStyle w:val="VerbatimChar"/>
+        </w:rPr>
+        <w:t xml:space="preserve">##  [1] LC_CTYPE=en_US.UTF-8       LC_NUMERIC=C              </w:t>
+      </w:r>
+      <w:r>
+        <w:br/>
+      </w:r>
+      <w:r>
+        <w:rPr>
+          <w:rStyle w:val="VerbatimChar"/>
+        </w:rPr>
+        <w:t xml:space="preserve">##  [3] LC_TIME=en_US.UTF-8        LC_COLLATE=en_US.UTF-8    </w:t>
+      </w:r>
+      <w:r>
+        <w:br/>
+      </w:r>
+      <w:r>
+        <w:rPr>
+          <w:rStyle w:val="VerbatimChar"/>
+        </w:rPr>
+        <w:t xml:space="preserve">##  [5] LC_MONETARY=en_US.UTF-8    LC_MESSAGES=en_US.UTF-8   </w:t>
+      </w:r>
+      <w:r>
+        <w:br/>
+      </w:r>
+      <w:r>
+        <w:rPr>
+          <w:rStyle w:val="VerbatimChar"/>
+        </w:rPr>
+        <w:t xml:space="preserve">##  [7] LC_PAPER=en_US.UTF-8       LC_NAME=C                 </w:t>
+      </w:r>
+      <w:r>
+        <w:br/>
+      </w:r>
+      <w:r>
+        <w:rPr>
+          <w:rStyle w:val="VerbatimChar"/>
+        </w:rPr>
+        <w:t xml:space="preserve">##  [9] LC_ADDRESS=C               LC_TELEPHONE=C            </w:t>
+      </w:r>
+      <w:r>
+        <w:br/>
+      </w:r>
+      <w:r>
+        <w:rPr>
+          <w:rStyle w:val="VerbatimChar"/>
+        </w:rPr>
+        <w:t xml:space="preserve">## [11] LC_MEASUREMENT=en_US.UTF-8 LC_IDENTIFICATION=C       </w:t>
+      </w:r>
+      <w:r>
+        <w:br/>
+      </w:r>
+      <w:r>
+        <w:rPr>
+          <w:rStyle w:val="VerbatimChar"/>
+        </w:rPr>
+        <w:t xml:space="preserve">## </w:t>
+      </w:r>
+      <w:r>
+        <w:br/>
+      </w:r>
+      <w:r>
+        <w:rPr>
+          <w:rStyle w:val="VerbatimChar"/>
+        </w:rPr>
+        <w:t xml:space="preserve">## time zone: Etc/UTC</w:t>
+      </w:r>
+      <w:r>
+        <w:br/>
+      </w:r>
+      <w:r>
+        <w:rPr>
+          <w:rStyle w:val="VerbatimChar"/>
+        </w:rPr>
+        <w:t xml:space="preserve">## tzcode source: system (glibc)</w:t>
+      </w:r>
+      <w:r>
+        <w:br/>
+      </w:r>
+      <w:r>
+        <w:rPr>
+          <w:rStyle w:val="VerbatimChar"/>
+        </w:rPr>
+        <w:t xml:space="preserve">## </w:t>
+      </w:r>
+      <w:r>
+        <w:br/>
+      </w:r>
+      <w:r>
+        <w:rPr>
+          <w:rStyle w:val="VerbatimChar"/>
+        </w:rPr>
+        <w:t xml:space="preserve">## attached base packages:</w:t>
+      </w:r>
+      <w:r>
+        <w:br/>
+      </w:r>
+      <w:r>
+        <w:rPr>
+          <w:rStyle w:val="VerbatimChar"/>
+        </w:rPr>
+        <w:t xml:space="preserve">## [1] stats     graphics  grDevices utils     datasets  methods   base     </w:t>
+      </w:r>
+      <w:r>
+        <w:br/>
+      </w:r>
+      <w:r>
+        <w:rPr>
+          <w:rStyle w:val="VerbatimChar"/>
+        </w:rPr>
+        <w:t xml:space="preserve">## </w:t>
+      </w:r>
+      <w:r>
+        <w:br/>
+      </w:r>
+      <w:r>
+        <w:rPr>
+          <w:rStyle w:val="VerbatimChar"/>
+        </w:rPr>
+        <w:t xml:space="preserve">## loaded via a namespace (and not attached):</w:t>
+      </w:r>
+      <w:r>
+        <w:br/>
+      </w:r>
+      <w:r>
+        <w:rPr>
+          <w:rStyle w:val="VerbatimChar"/>
+        </w:rPr>
+        <w:t xml:space="preserve">##  [1] compiler_4.3.2  fastmap_1.1.1   bookdown_0.46   cli_3.6.5      </w:t>
+      </w:r>
+      <w:r>
+        <w:br/>
+      </w:r>
+      <w:r>
+        <w:rPr>
+          <w:rStyle w:val="VerbatimChar"/>
+        </w:rPr>
+        <w:t xml:space="preserve">##  [5] htmltools_0.5.7 tools_4.3.2     yaml_2.3.12     rmarkdown_2.25 </w:t>
+      </w:r>
+      <w:r>
+        <w:br/>
+      </w:r>
+      <w:r>
+        <w:rPr>
+          <w:rStyle w:val="VerbatimChar"/>
+        </w:rPr>
+        <w:t xml:space="preserve">##  [9] knitr_1.50      digest_0.6.34   xfun_0.55       rlang_1.1.6    </w:t>
+      </w:r>
+      <w:r>
+        <w:br/>
+      </w:r>
+      <w:r>
+        <w:rPr>
+          <w:rStyle w:val="VerbatimChar"/>
+        </w:rPr>
+        <w:t xml:space="preserve">## [13] evaluate_1.0.5</w:t>
+      </w:r>
+    </w:p>
+    <w:bookmarkEnd w:id="187"/>
     <w:bookmarkEnd w:id="188"/>
-    <w:bookmarkStart w:id="189" w:name="session-info-2"/>
-    <w:p>
-      <w:pPr>
-        <w:pStyle w:val="Heading2"/>
-      </w:pPr>
-      <w:r>
-        <w:rPr>
-          <w:rStyle w:val="SectionNumber"/>
-        </w:rPr>
-        <w:t xml:space="preserve">5.6</w:t>
-      </w:r>
-      <w:r>
-        <w:tab/>
-      </w:r>
-      <w:r>
-        <w:t xml:space="preserve">Session info</w:t>
-      </w:r>
-    </w:p>
-    <w:p>
-      <w:pPr>
-        <w:pStyle w:val="SourceCode"/>
-      </w:pPr>
-      <w:r>
-        <w:rPr>
-          <w:rStyle w:val="VerbatimChar"/>
-        </w:rPr>
-        <w:t xml:space="preserve">## R version 4.3.2 (2023-10-31)</w:t>
-      </w:r>
-      <w:r>
-        <w:br/>
-      </w:r>
-      <w:r>
-        <w:rPr>
-          <w:rStyle w:val="VerbatimChar"/>
-        </w:rPr>
-        <w:t xml:space="preserve">## Platform: x86_64-pc-linux-gnu (64-bit)</w:t>
-      </w:r>
-      <w:r>
-        <w:br/>
-      </w:r>
-      <w:r>
-        <w:rPr>
-          <w:rStyle w:val="VerbatimChar"/>
-        </w:rPr>
-        <w:t xml:space="preserve">## Running under: Ubuntu 22.04.4 LTS</w:t>
-      </w:r>
-      <w:r>
-        <w:br/>
-      </w:r>
-      <w:r>
-        <w:rPr>
-          <w:rStyle w:val="VerbatimChar"/>
-        </w:rPr>
-        <w:t xml:space="preserve">## </w:t>
-      </w:r>
-      <w:r>
-        <w:br/>
-      </w:r>
-      <w:r>
-        <w:rPr>
-          <w:rStyle w:val="VerbatimChar"/>
-        </w:rPr>
-        <w:t xml:space="preserve">## Matrix products: default</w:t>
-      </w:r>
-      <w:r>
-        <w:br/>
-      </w:r>
-      <w:r>
-        <w:rPr>
-          <w:rStyle w:val="VerbatimChar"/>
-        </w:rPr>
-        <w:t xml:space="preserve">## BLAS:   /usr/lib/x86_64-linux-gnu/openblas-pthread/libblas.so.3 </w:t>
-      </w:r>
-      <w:r>
-        <w:br/>
-      </w:r>
-      <w:r>
-        <w:rPr>
-          <w:rStyle w:val="VerbatimChar"/>
-        </w:rPr>
-        <w:t xml:space="preserve">## LAPACK: /usr/lib/x86_64-linux-gnu/openblas-pthread/libopenblasp-r0.3.20.so;  LAPACK version 3.10.0</w:t>
-      </w:r>
-      <w:r>
-        <w:br/>
-      </w:r>
-      <w:r>
-        <w:rPr>
-          <w:rStyle w:val="VerbatimChar"/>
-        </w:rPr>
-        <w:t xml:space="preserve">## </w:t>
-      </w:r>
-      <w:r>
-        <w:br/>
-      </w:r>
-      <w:r>
-        <w:rPr>
-          <w:rStyle w:val="VerbatimChar"/>
-        </w:rPr>
-        <w:t xml:space="preserve">## locale:</w:t>
-      </w:r>
-      <w:r>
-        <w:br/>
-      </w:r>
-      <w:r>
-        <w:rPr>
-          <w:rStyle w:val="VerbatimChar"/>
-        </w:rPr>
-        <w:t xml:space="preserve">##  [1] LC_CTYPE=en_US.UTF-8       LC_NUMERIC=C              </w:t>
-      </w:r>
-      <w:r>
-        <w:br/>
-      </w:r>
-      <w:r>
-        <w:rPr>
-          <w:rStyle w:val="VerbatimChar"/>
-        </w:rPr>
-        <w:t xml:space="preserve">##  [3] LC_TIME=en_US.UTF-8        LC_COLLATE=en_US.UTF-8    </w:t>
-      </w:r>
-      <w:r>
-        <w:br/>
-      </w:r>
-      <w:r>
-        <w:rPr>
-          <w:rStyle w:val="VerbatimChar"/>
-        </w:rPr>
-        <w:t xml:space="preserve">##  [5] LC_MONETARY=en_US.UTF-8    LC_MESSAGES=en_US.UTF-8   </w:t>
-      </w:r>
-      <w:r>
-        <w:br/>
-      </w:r>
-      <w:r>
-        <w:rPr>
-          <w:rStyle w:val="VerbatimChar"/>
-        </w:rPr>
-        <w:t xml:space="preserve">##  [7] LC_PAPER=en_US.UTF-8       LC_NAME=C                 </w:t>
-      </w:r>
-      <w:r>
-        <w:br/>
-      </w:r>
-      <w:r>
-        <w:rPr>
-          <w:rStyle w:val="VerbatimChar"/>
-        </w:rPr>
-        <w:t xml:space="preserve">##  [9] LC_ADDRESS=C               LC_TELEPHONE=C            </w:t>
-      </w:r>
-      <w:r>
-        <w:br/>
-      </w:r>
-      <w:r>
-        <w:rPr>
-          <w:rStyle w:val="VerbatimChar"/>
-        </w:rPr>
-        <w:t xml:space="preserve">## [11] LC_MEASUREMENT=en_US.UTF-8 LC_IDENTIFICATION=C       </w:t>
-      </w:r>
-      <w:r>
-        <w:br/>
-      </w:r>
-      <w:r>
-        <w:rPr>
-          <w:rStyle w:val="VerbatimChar"/>
-        </w:rPr>
-        <w:t xml:space="preserve">## </w:t>
-      </w:r>
-      <w:r>
-        <w:br/>
-      </w:r>
-      <w:r>
-        <w:rPr>
-          <w:rStyle w:val="VerbatimChar"/>
-        </w:rPr>
-        <w:t xml:space="preserve">## time zone: Etc/UTC</w:t>
-      </w:r>
-      <w:r>
-        <w:br/>
-      </w:r>
-      <w:r>
-        <w:rPr>
-          <w:rStyle w:val="VerbatimChar"/>
-        </w:rPr>
-        <w:t xml:space="preserve">## tzcode source: system (glibc)</w:t>
-      </w:r>
-      <w:r>
-        <w:br/>
-      </w:r>
-      <w:r>
-        <w:rPr>
-          <w:rStyle w:val="VerbatimChar"/>
-        </w:rPr>
-        <w:t xml:space="preserve">## </w:t>
-      </w:r>
-      <w:r>
-        <w:br/>
-      </w:r>
-      <w:r>
-        <w:rPr>
-          <w:rStyle w:val="VerbatimChar"/>
-        </w:rPr>
-        <w:t xml:space="preserve">## attached base packages:</w:t>
-      </w:r>
-      <w:r>
-        <w:br/>
-      </w:r>
-      <w:r>
-        <w:rPr>
-          <w:rStyle w:val="VerbatimChar"/>
-        </w:rPr>
-        <w:t xml:space="preserve">## [1] stats     graphics  grDevices utils     datasets  methods   base     </w:t>
-      </w:r>
-      <w:r>
-        <w:br/>
-      </w:r>
-      <w:r>
-        <w:rPr>
-          <w:rStyle w:val="VerbatimChar"/>
-        </w:rPr>
-        <w:t xml:space="preserve">## </w:t>
-      </w:r>
-      <w:r>
-        <w:br/>
-      </w:r>
-      <w:r>
-        <w:rPr>
-          <w:rStyle w:val="VerbatimChar"/>
-        </w:rPr>
-        <w:t xml:space="preserve">## loaded via a namespace (and not attached):</w:t>
-      </w:r>
-      <w:r>
-        <w:br/>
-      </w:r>
-      <w:r>
-        <w:rPr>
-          <w:rStyle w:val="VerbatimChar"/>
-        </w:rPr>
-        <w:t xml:space="preserve">##  [1] compiler_4.3.2  fastmap_1.1.1   bookdown_0.46   cli_3.6.5      </w:t>
-      </w:r>
-      <w:r>
-        <w:br/>
-      </w:r>
-      <w:r>
-        <w:rPr>
-          <w:rStyle w:val="VerbatimChar"/>
-        </w:rPr>
-        <w:t xml:space="preserve">##  [5] htmltools_0.5.7 tools_4.3.2     yaml_2.3.12     rmarkdown_2.25 </w:t>
-      </w:r>
-      <w:r>
-        <w:br/>
-      </w:r>
-      <w:r>
-        <w:rPr>
-          <w:rStyle w:val="VerbatimChar"/>
-        </w:rPr>
-        <w:t xml:space="preserve">##  [9] knitr_1.50      digest_0.6.34   xfun_0.55       rlang_1.1.6    </w:t>
-      </w:r>
-      <w:r>
-        <w:br/>
-      </w:r>
-      <w:r>
-        <w:rPr>
-          <w:rStyle w:val="VerbatimChar"/>
-        </w:rPr>
-        <w:t xml:space="preserve">## [13] evaluate_1.0.5</w:t>
-      </w:r>
-    </w:p>
-    <w:bookmarkEnd w:id="189"/>
-    <w:bookmarkEnd w:id="190"/>
-    <w:bookmarkStart w:id="201" w:name="about-the-authors"/>
+    <w:bookmarkStart w:id="199" w:name="about-the-authors"/>
     <w:p>
       <w:pPr>
         <w:pStyle w:val="Heading1"/>
@@ -10046,7 +9848,7 @@
       <w:r>
         <w:t xml:space="preserve"> </w:t>
       </w:r>
-      <w:hyperlink r:id="rId191">
+      <w:hyperlink r:id="rId189">
         <w:r>
           <w:rPr>
             <w:rStyle w:val="Hyperlink"/>
@@ -10158,7 +9960,7 @@
               <w:pStyle w:val="Compact"/>
               <w:jc w:val="left"/>
             </w:pPr>
-            <w:hyperlink r:id="rId192">
+            <w:hyperlink r:id="rId190">
               <w:r>
                 <w:rPr>
                   <w:rStyle w:val="Hyperlink"/>
@@ -10516,7 +10318,7 @@
               <w:pStyle w:val="Compact"/>
               <w:jc w:val="left"/>
             </w:pPr>
-            <w:hyperlink r:id="rId193">
+            <w:hyperlink r:id="rId191">
               <w:r>
                 <w:rPr>
                   <w:rStyle w:val="Hyperlink"/>
@@ -10530,7 +10332,7 @@
             <w:r>
               <w:t xml:space="preserve"> </w:t>
             </w:r>
-            <w:hyperlink r:id="rId194">
+            <w:hyperlink r:id="rId192">
               <w:r>
                 <w:rPr>
                   <w:rStyle w:val="Hyperlink"/>
@@ -10544,7 +10346,7 @@
             <w:r>
               <w:t xml:space="preserve"> </w:t>
             </w:r>
-            <w:hyperlink r:id="rId195">
+            <w:hyperlink r:id="rId193">
               <w:r>
                 <w:rPr>
                   <w:rStyle w:val="Hyperlink"/>
@@ -10575,7 +10377,7 @@
               <w:pStyle w:val="Compact"/>
               <w:jc w:val="left"/>
             </w:pPr>
-            <w:hyperlink r:id="rId193">
+            <w:hyperlink r:id="rId191">
               <w:r>
                 <w:rPr>
                   <w:rStyle w:val="Hyperlink"/>
@@ -10606,7 +10408,7 @@
               <w:pStyle w:val="Compact"/>
               <w:jc w:val="left"/>
             </w:pPr>
-            <w:hyperlink r:id="rId194">
+            <w:hyperlink r:id="rId192">
               <w:r>
                 <w:rPr>
                   <w:rStyle w:val="Hyperlink"/>
@@ -10620,7 +10422,7 @@
             <w:r>
               <w:t xml:space="preserve"> </w:t>
             </w:r>
-            <w:hyperlink r:id="rId195">
+            <w:hyperlink r:id="rId193">
               <w:r>
                 <w:rPr>
                   <w:rStyle w:val="Hyperlink"/>
@@ -10634,7 +10436,7 @@
             <w:r>
               <w:t xml:space="preserve"> </w:t>
             </w:r>
-            <w:hyperlink r:id="rId193">
+            <w:hyperlink r:id="rId191">
               <w:r>
                 <w:rPr>
                   <w:rStyle w:val="Hyperlink"/>
@@ -10648,7 +10450,7 @@
             <w:r>
               <w:t xml:space="preserve"> </w:t>
             </w:r>
-            <w:hyperlink r:id="rId196">
+            <w:hyperlink r:id="rId194">
               <w:r>
                 <w:rPr>
                   <w:rStyle w:val="Hyperlink"/>
@@ -10670,7 +10472,7 @@
             <w:r>
               <w:t xml:space="preserve">Package Developers (</w:t>
             </w:r>
-            <w:hyperlink r:id="rId197">
+            <w:hyperlink r:id="rId195">
               <w:r>
                 <w:rPr>
                   <w:rStyle w:val="Hyperlink"/>
@@ -10690,7 +10492,7 @@
               <w:pStyle w:val="Compact"/>
               <w:jc w:val="left"/>
             </w:pPr>
-            <w:hyperlink r:id="rId193">
+            <w:hyperlink r:id="rId191">
               <w:r>
                 <w:rPr>
                   <w:rStyle w:val="Hyperlink"/>
@@ -10704,7 +10506,7 @@
             <w:r>
               <w:t xml:space="preserve"> </w:t>
             </w:r>
-            <w:hyperlink r:id="rId195">
+            <w:hyperlink r:id="rId193">
               <w:r>
                 <w:rPr>
                   <w:rStyle w:val="Hyperlink"/>
@@ -10718,7 +10520,7 @@
             <w:r>
               <w:t xml:space="preserve"> </w:t>
             </w:r>
-            <w:hyperlink r:id="rId198">
+            <w:hyperlink r:id="rId196">
               <w:r>
                 <w:rPr>
                   <w:rStyle w:val="Hyperlink"/>
@@ -10732,7 +10534,7 @@
             <w:r>
               <w:t xml:space="preserve"> </w:t>
             </w:r>
-            <w:hyperlink r:id="rId199">
+            <w:hyperlink r:id="rId197">
               <w:r>
                 <w:rPr>
                   <w:rStyle w:val="Hyperlink"/>
@@ -10746,7 +10548,7 @@
             <w:r>
               <w:t xml:space="preserve"> </w:t>
             </w:r>
-            <w:hyperlink r:id="rId194">
+            <w:hyperlink r:id="rId192">
               <w:r>
                 <w:rPr>
                   <w:rStyle w:val="Hyperlink"/>
@@ -10760,7 +10562,7 @@
             <w:r>
               <w:t xml:space="preserve"> </w:t>
             </w:r>
-            <w:hyperlink r:id="rId200">
+            <w:hyperlink r:id="rId198">
               <w:r>
                 <w:rPr>
                   <w:rStyle w:val="Hyperlink"/>
@@ -11582,8 +11384,8 @@
         <w:t xml:space="preserve">## ──────────────────────────────────────────────────────────────────────────────</w:t>
       </w:r>
     </w:p>
-    <w:bookmarkEnd w:id="201"/>
-    <w:bookmarkStart w:id="202" w:name="references"/>
+    <w:bookmarkEnd w:id="199"/>
+    <w:bookmarkStart w:id="200" w:name="references"/>
     <w:p>
       <w:pPr>
         <w:pStyle w:val="Heading1"/>
@@ -11601,7 +11403,7 @@
         <w:t xml:space="preserve">References</w:t>
       </w:r>
     </w:p>
-    <w:bookmarkEnd w:id="202"/>
+    <w:bookmarkEnd w:id="200"/>
     <w:sectPr/>
   </w:body>
 </w:document>
@@ -13796,7 +13598,34 @@
     <w:abstractNumId w:val="991"/>
   </w:num>
   <w:num w:numId="1037">
-    <w:abstractNumId w:val="991"/>
+    <w:abstractNumId w:val="99411"/>
+    <w:lvlOverride w:ilvl="0">
+      <w:startOverride w:val="1"/>
+    </w:lvlOverride>
+    <w:lvlOverride w:ilvl="1">
+      <w:startOverride w:val="1"/>
+    </w:lvlOverride>
+    <w:lvlOverride w:ilvl="2">
+      <w:startOverride w:val="1"/>
+    </w:lvlOverride>
+    <w:lvlOverride w:ilvl="3">
+      <w:startOverride w:val="1"/>
+    </w:lvlOverride>
+    <w:lvlOverride w:ilvl="4">
+      <w:startOverride w:val="1"/>
+    </w:lvlOverride>
+    <w:lvlOverride w:ilvl="5">
+      <w:startOverride w:val="1"/>
+    </w:lvlOverride>
+    <w:lvlOverride w:ilvl="6">
+      <w:startOverride w:val="1"/>
+    </w:lvlOverride>
+    <w:lvlOverride w:ilvl="7">
+      <w:startOverride w:val="1"/>
+    </w:lvlOverride>
+    <w:lvlOverride w:ilvl="8">
+      <w:startOverride w:val="1"/>
+    </w:lvlOverride>
   </w:num>
   <w:num w:numId="1038">
     <w:abstractNumId w:val="991"/>
@@ -13808,6 +13637,12 @@
     <w:abstractNumId w:val="991"/>
   </w:num>
   <w:num w:numId="1041">
+    <w:abstractNumId w:val="991"/>
+  </w:num>
+  <w:num w:numId="1042">
+    <w:abstractNumId w:val="991"/>
+  </w:num>
+  <w:num w:numId="1043">
     <w:abstractNumId w:val="99421"/>
     <w:lvlOverride w:ilvl="0">
       <w:startOverride w:val="1"/>
@@ -13835,66 +13670,6 @@
     </w:lvlOverride>
     <w:lvlOverride w:ilvl="8">
       <w:startOverride w:val="1"/>
-    </w:lvlOverride>
-  </w:num>
-  <w:num w:numId="1042">
-    <w:abstractNumId w:val="99421"/>
-    <w:lvlOverride w:ilvl="0">
-      <w:startOverride w:val="1"/>
-    </w:lvlOverride>
-    <w:lvlOverride w:ilvl="1">
-      <w:startOverride w:val="1"/>
-    </w:lvlOverride>
-    <w:lvlOverride w:ilvl="2">
-      <w:startOverride w:val="1"/>
-    </w:lvlOverride>
-    <w:lvlOverride w:ilvl="3">
-      <w:startOverride w:val="1"/>
-    </w:lvlOverride>
-    <w:lvlOverride w:ilvl="4">
-      <w:startOverride w:val="1"/>
-    </w:lvlOverride>
-    <w:lvlOverride w:ilvl="5">
-      <w:startOverride w:val="1"/>
-    </w:lvlOverride>
-    <w:lvlOverride w:ilvl="6">
-      <w:startOverride w:val="1"/>
-    </w:lvlOverride>
-    <w:lvlOverride w:ilvl="7">
-      <w:startOverride w:val="1"/>
-    </w:lvlOverride>
-    <w:lvlOverride w:ilvl="8">
-      <w:startOverride w:val="1"/>
-    </w:lvlOverride>
-  </w:num>
-  <w:num w:numId="1043">
-    <w:abstractNumId w:val="99423"/>
-    <w:lvlOverride w:ilvl="0">
-      <w:startOverride w:val="3"/>
-    </w:lvlOverride>
-    <w:lvlOverride w:ilvl="1">
-      <w:startOverride w:val="3"/>
-    </w:lvlOverride>
-    <w:lvlOverride w:ilvl="2">
-      <w:startOverride w:val="3"/>
-    </w:lvlOverride>
-    <w:lvlOverride w:ilvl="3">
-      <w:startOverride w:val="3"/>
-    </w:lvlOverride>
-    <w:lvlOverride w:ilvl="4">
-      <w:startOverride w:val="3"/>
-    </w:lvlOverride>
-    <w:lvlOverride w:ilvl="5">
-      <w:startOverride w:val="3"/>
-    </w:lvlOverride>
-    <w:lvlOverride w:ilvl="6">
-      <w:startOverride w:val="3"/>
-    </w:lvlOverride>
-    <w:lvlOverride w:ilvl="7">
-      <w:startOverride w:val="3"/>
-    </w:lvlOverride>
-    <w:lvlOverride w:ilvl="8">
-      <w:startOverride w:val="3"/>
     </w:lvlOverride>
   </w:num>
   <w:num w:numId="1044">
@@ -13928,6 +13703,66 @@
     </w:lvlOverride>
   </w:num>
   <w:num w:numId="1045">
+    <w:abstractNumId w:val="99423"/>
+    <w:lvlOverride w:ilvl="0">
+      <w:startOverride w:val="3"/>
+    </w:lvlOverride>
+    <w:lvlOverride w:ilvl="1">
+      <w:startOverride w:val="3"/>
+    </w:lvlOverride>
+    <w:lvlOverride w:ilvl="2">
+      <w:startOverride w:val="3"/>
+    </w:lvlOverride>
+    <w:lvlOverride w:ilvl="3">
+      <w:startOverride w:val="3"/>
+    </w:lvlOverride>
+    <w:lvlOverride w:ilvl="4">
+      <w:startOverride w:val="3"/>
+    </w:lvlOverride>
+    <w:lvlOverride w:ilvl="5">
+      <w:startOverride w:val="3"/>
+    </w:lvlOverride>
+    <w:lvlOverride w:ilvl="6">
+      <w:startOverride w:val="3"/>
+    </w:lvlOverride>
+    <w:lvlOverride w:ilvl="7">
+      <w:startOverride w:val="3"/>
+    </w:lvlOverride>
+    <w:lvlOverride w:ilvl="8">
+      <w:startOverride w:val="3"/>
+    </w:lvlOverride>
+  </w:num>
+  <w:num w:numId="1046">
+    <w:abstractNumId w:val="99421"/>
+    <w:lvlOverride w:ilvl="0">
+      <w:startOverride w:val="1"/>
+    </w:lvlOverride>
+    <w:lvlOverride w:ilvl="1">
+      <w:startOverride w:val="1"/>
+    </w:lvlOverride>
+    <w:lvlOverride w:ilvl="2">
+      <w:startOverride w:val="1"/>
+    </w:lvlOverride>
+    <w:lvlOverride w:ilvl="3">
+      <w:startOverride w:val="1"/>
+    </w:lvlOverride>
+    <w:lvlOverride w:ilvl="4">
+      <w:startOverride w:val="1"/>
+    </w:lvlOverride>
+    <w:lvlOverride w:ilvl="5">
+      <w:startOverride w:val="1"/>
+    </w:lvlOverride>
+    <w:lvlOverride w:ilvl="6">
+      <w:startOverride w:val="1"/>
+    </w:lvlOverride>
+    <w:lvlOverride w:ilvl="7">
+      <w:startOverride w:val="1"/>
+    </w:lvlOverride>
+    <w:lvlOverride w:ilvl="8">
+      <w:startOverride w:val="1"/>
+    </w:lvlOverride>
+  </w:num>
+  <w:num w:numId="1047">
     <w:abstractNumId w:val="99422"/>
     <w:lvlOverride w:ilvl="0">
       <w:startOverride w:val="2"/>
@@ -13957,7 +13792,7 @@
       <w:startOverride w:val="2"/>
     </w:lvlOverride>
   </w:num>
-  <w:num w:numId="1046">
+  <w:num w:numId="1048">
     <w:abstractNumId w:val="99411"/>
     <w:lvlOverride w:ilvl="0">
       <w:startOverride w:val="1"/>
@@ -13987,7 +13822,7 @@
       <w:startOverride w:val="1"/>
     </w:lvlOverride>
   </w:num>
-  <w:num w:numId="1047">
+  <w:num w:numId="1049">
     <w:abstractNumId w:val="99411"/>
     <w:lvlOverride w:ilvl="0">
       <w:startOverride w:val="1"/>
@@ -14017,7 +13852,7 @@
       <w:startOverride w:val="1"/>
     </w:lvlOverride>
   </w:num>
-  <w:num w:numId="1048">
+  <w:num w:numId="1050">
     <w:abstractNumId w:val="99421"/>
     <w:lvlOverride w:ilvl="0">
       <w:startOverride w:val="1"/>
@@ -14047,7 +13882,7 @@
       <w:startOverride w:val="1"/>
     </w:lvlOverride>
   </w:num>
-  <w:num w:numId="1049">
+  <w:num w:numId="1051">
     <w:abstractNumId w:val="99422"/>
     <w:lvlOverride w:ilvl="0">
       <w:startOverride w:val="2"/>
@@ -14076,12 +13911,6 @@
     <w:lvlOverride w:ilvl="8">
       <w:startOverride w:val="2"/>
     </w:lvlOverride>
-  </w:num>
-  <w:num w:numId="1050">
-    <w:abstractNumId w:val="991"/>
-  </w:num>
-  <w:num w:numId="1051">
-    <w:abstractNumId w:val="991"/>
   </w:num>
   <w:num w:numId="1052">
     <w:abstractNumId w:val="991"/>
@@ -14096,6 +13925,12 @@
     <w:abstractNumId w:val="991"/>
   </w:num>
   <w:num w:numId="1056">
+    <w:abstractNumId w:val="991"/>
+  </w:num>
+  <w:num w:numId="1057">
+    <w:abstractNumId w:val="991"/>
+  </w:num>
+  <w:num w:numId="1058">
     <w:abstractNumId w:val="991"/>
   </w:num>
 </w:numbering>

--- a/docs/daseh_guide.docx
+++ b/docs/daseh_guide.docx
@@ -27,7 +27,7 @@
         <w:pStyle w:val="Date"/>
       </w:pPr>
       <w:r>
-        <w:t xml:space="preserve">January,</w:t>
+        <w:t xml:space="preserve">March,</w:t>
       </w:r>
       <w:r>
         <w:t xml:space="preserve"> </w:t>
@@ -11238,7 +11238,7 @@
         <w:rPr>
           <w:rStyle w:val="VerbatimChar"/>
         </w:rPr>
-        <w:t xml:space="preserve">##  date     2026-01-16</w:t>
+        <w:t xml:space="preserve">##  date     2026-03-12</w:t>
       </w:r>
       <w:r>
         <w:br/>

--- a/docs/daseh_guide.docx
+++ b/docs/daseh_guide.docx
@@ -10263,7 +10263,7 @@
                 <w:rPr>
                   <w:rStyle w:val="Hyperlink"/>
                 </w:rPr>
-                <w:t xml:space="preserve">FirstName LastName</w:t>
+                <w:t xml:space="preserve">Carrie Wright</w:t>
               </w:r>
             </w:hyperlink>
           </w:p>
@@ -10278,7 +10278,7 @@
               <w:jc w:val="left"/>
             </w:pPr>
             <w:r>
-              <w:t xml:space="preserve">Lecturer(s) (include chapter name/link in parentheses if only for specific chapters) - make new line if more than one chapter involved</w:t>
+              <w:t xml:space="preserve">PI of Project</w:t>
             </w:r>
           </w:p>
         </w:tc>
@@ -10289,61 +10289,14 @@
               <w:pStyle w:val="Compact"/>
               <w:jc w:val="left"/>
             </w:pPr>
-            <w:r>
-              <w:t xml:space="preserve">Delivered the course in some way - video or audio</w:t>
-            </w:r>
-          </w:p>
-        </w:tc>
-      </w:tr>
-      <w:tr>
-        <w:tc>
-          <w:tcPr/>
-          <w:p>
-            <w:pPr>
-              <w:pStyle w:val="Compact"/>
-              <w:jc w:val="left"/>
-            </w:pPr>
-            <w:r>
-              <w:t xml:space="preserve">Content Author(s) (include chapter name/link in parentheses if only for specific chapters) - make new line if more than one chapter involved</w:t>
-            </w:r>
-          </w:p>
-        </w:tc>
-        <w:tc>
-          <w:tcPr/>
-          <w:p>
-            <w:pPr>
-              <w:pStyle w:val="Compact"/>
-              <w:jc w:val="left"/>
-            </w:pPr>
-            <w:r>
-              <w:t xml:space="preserve">If any other authors besides lead instructor</w:t>
-            </w:r>
-          </w:p>
-        </w:tc>
-      </w:tr>
-      <w:tr>
-        <w:tc>
-          <w:tcPr/>
-          <w:p>
-            <w:pPr>
-              <w:pStyle w:val="Compact"/>
-              <w:jc w:val="left"/>
-            </w:pPr>
-            <w:r>
-              <w:t xml:space="preserve">Content Contributor(s) (include section name/link in parentheses) - make new line if more than one section involved</w:t>
-            </w:r>
-          </w:p>
-        </w:tc>
-        <w:tc>
-          <w:tcPr/>
-          <w:p>
-            <w:pPr>
-              <w:pStyle w:val="Compact"/>
-              <w:jc w:val="left"/>
-            </w:pPr>
-            <w:r>
-              <w:t xml:space="preserve">Wrote less than a chapter</w:t>
-            </w:r>
+            <w:hyperlink r:id="rId201">
+              <w:r>
+                <w:rPr>
+                  <w:rStyle w:val="Hyperlink"/>
+                </w:rPr>
+                <w:t xml:space="preserve">Ava Hoffman</w:t>
+              </w:r>
+            </w:hyperlink>
           </w:p>
         </w:tc>
       </w:tr>
@@ -10369,99 +10322,6 @@
             </w:pPr>
             <w:r>
               <w:t xml:space="preserve">Checked your content</w:t>
-            </w:r>
-          </w:p>
-        </w:tc>
-      </w:tr>
-      <w:tr>
-        <w:tc>
-          <w:tcPr/>
-          <w:p>
-            <w:pPr>
-              <w:pStyle w:val="Compact"/>
-              <w:jc w:val="left"/>
-            </w:pPr>
-            <w:r>
-              <w:t xml:space="preserve">Content Director(s)</w:t>
-            </w:r>
-          </w:p>
-        </w:tc>
-        <w:tc>
-          <w:tcPr/>
-          <w:p>
-            <w:pPr>
-              <w:pStyle w:val="Compact"/>
-              <w:jc w:val="left"/>
-            </w:pPr>
-            <w:r>
-              <w:t xml:space="preserve">Helped guide the content direction</w:t>
-            </w:r>
-          </w:p>
-        </w:tc>
-      </w:tr>
-      <w:tr>
-        <w:tc>
-          <w:tcPr/>
-          <w:p>
-            <w:pPr>
-              <w:pStyle w:val="Compact"/>
-              <w:jc w:val="left"/>
-            </w:pPr>
-            <w:r>
-              <w:t xml:space="preserve">Content Consultants (include chapter name/link in parentheses or word</w:t>
-            </w:r>
-            <w:r>
-              <w:t xml:space="preserve"> </w:t>
-            </w:r>
-            <w:r>
-              <w:t xml:space="preserve">“</w:t>
-            </w:r>
-            <w:r>
-              <w:t xml:space="preserve">General</w:t>
-            </w:r>
-            <w:r>
-              <w:t xml:space="preserve">”</w:t>
-            </w:r>
-            <w:r>
-              <w:t xml:space="preserve">) - make new line if more than one chapter involved</w:t>
-            </w:r>
-          </w:p>
-        </w:tc>
-        <w:tc>
-          <w:tcPr/>
-          <w:p>
-            <w:pPr>
-              <w:pStyle w:val="Compact"/>
-              <w:jc w:val="left"/>
-            </w:pPr>
-            <w:r>
-              <w:t xml:space="preserve">Gave high level advice on content</w:t>
-            </w:r>
-          </w:p>
-        </w:tc>
-      </w:tr>
-      <w:tr>
-        <w:tc>
-          <w:tcPr/>
-          <w:p>
-            <w:pPr>
-              <w:pStyle w:val="Compact"/>
-              <w:jc w:val="left"/>
-            </w:pPr>
-            <w:r>
-              <w:t xml:space="preserve">Acknowledgments</w:t>
-            </w:r>
-          </w:p>
-        </w:tc>
-        <w:tc>
-          <w:tcPr/>
-          <w:p>
-            <w:pPr>
-              <w:pStyle w:val="Compact"/>
-              <w:jc w:val="left"/>
-            </w:pPr>
-            <w:r>
-              <w:t xml:space="preserve">Gave small assistance to content but not to the level of consulting</w:t>
             </w:r>
           </w:p>
         </w:tc>
@@ -10512,9 +10372,14 @@
               <w:pStyle w:val="Compact"/>
               <w:jc w:val="left"/>
             </w:pPr>
-            <w:r>
-              <w:t xml:space="preserve">Helped with publishing platform</w:t>
-            </w:r>
+            <w:hyperlink r:id="rId200">
+              <w:r>
+                <w:rPr>
+                  <w:rStyle w:val="Hyperlink"/>
+                </w:rPr>
+                <w:t xml:space="preserve">Carrie Wright</w:t>
+              </w:r>
+            </w:hyperlink>
           </w:p>
         </w:tc>
       </w:tr>
@@ -10590,9 +10455,14 @@
               <w:pStyle w:val="Compact"/>
               <w:jc w:val="left"/>
             </w:pPr>
-            <w:r>
-              <w:t xml:space="preserve">Helped with the code for the technical aspects related to the specific course generation</w:t>
-            </w:r>
+            <w:hyperlink r:id="rId200">
+              <w:r>
+                <w:rPr>
+                  <w:rStyle w:val="Hyperlink"/>
+                </w:rPr>
+                <w:t xml:space="preserve">Carrie Wright</w:t>
+              </w:r>
+            </w:hyperlink>
           </w:p>
         </w:tc>
       </w:tr>
@@ -10616,7 +10486,7 @@
               <w:pStyle w:val="Compact"/>
               <w:jc w:val="left"/>
             </w:pPr>
-            <w:hyperlink r:id="rId201">
+            <w:hyperlink r:id="rId202">
               <w:r>
                 <w:rPr>
                   <w:rStyle w:val="Hyperlink"/>
@@ -10630,7 +10500,7 @@
             <w:r>
               <w:t xml:space="preserve"> </w:t>
             </w:r>
-            <w:hyperlink r:id="rId202">
+            <w:hyperlink r:id="rId200">
               <w:r>
                 <w:rPr>
                   <w:rStyle w:val="Hyperlink"/>
@@ -10644,7 +10514,7 @@
             <w:r>
               <w:t xml:space="preserve"> </w:t>
             </w:r>
-            <w:hyperlink r:id="rId203">
+            <w:hyperlink r:id="rId201">
               <w:r>
                 <w:rPr>
                   <w:rStyle w:val="Hyperlink"/>
@@ -10675,7 +10545,7 @@
               <w:pStyle w:val="Compact"/>
               <w:jc w:val="left"/>
             </w:pPr>
-            <w:hyperlink r:id="rId201">
+            <w:hyperlink r:id="rId202">
               <w:r>
                 <w:rPr>
                   <w:rStyle w:val="Hyperlink"/>
@@ -10706,7 +10576,7 @@
               <w:pStyle w:val="Compact"/>
               <w:jc w:val="left"/>
             </w:pPr>
-            <w:hyperlink r:id="rId202">
+            <w:hyperlink r:id="rId200">
               <w:r>
                 <w:rPr>
                   <w:rStyle w:val="Hyperlink"/>
@@ -10720,7 +10590,7 @@
             <w:r>
               <w:t xml:space="preserve"> </w:t>
             </w:r>
-            <w:hyperlink r:id="rId203">
+            <w:hyperlink r:id="rId201">
               <w:r>
                 <w:rPr>
                   <w:rStyle w:val="Hyperlink"/>
@@ -10734,7 +10604,7 @@
             <w:r>
               <w:t xml:space="preserve"> </w:t>
             </w:r>
-            <w:hyperlink r:id="rId201">
+            <w:hyperlink r:id="rId202">
               <w:r>
                 <w:rPr>
                   <w:rStyle w:val="Hyperlink"/>
@@ -10748,7 +10618,7 @@
             <w:r>
               <w:t xml:space="preserve"> </w:t>
             </w:r>
-            <w:hyperlink r:id="rId204">
+            <w:hyperlink r:id="rId203">
               <w:r>
                 <w:rPr>
                   <w:rStyle w:val="Hyperlink"/>
@@ -10770,7 +10640,7 @@
             <w:r>
               <w:t xml:space="preserve">Package Developers (</w:t>
             </w:r>
-            <w:hyperlink r:id="rId205">
+            <w:hyperlink r:id="rId204">
               <w:r>
                 <w:rPr>
                   <w:rStyle w:val="Hyperlink"/>
@@ -10790,7 +10660,7 @@
               <w:pStyle w:val="Compact"/>
               <w:jc w:val="left"/>
             </w:pPr>
-            <w:hyperlink r:id="rId201">
+            <w:hyperlink r:id="rId202">
               <w:r>
                 <w:rPr>
                   <w:rStyle w:val="Hyperlink"/>
@@ -10804,7 +10674,7 @@
             <w:r>
               <w:t xml:space="preserve"> </w:t>
             </w:r>
-            <w:hyperlink r:id="rId203">
+            <w:hyperlink r:id="rId201">
               <w:r>
                 <w:rPr>
                   <w:rStyle w:val="Hyperlink"/>
@@ -10818,7 +10688,7 @@
             <w:r>
               <w:t xml:space="preserve"> </w:t>
             </w:r>
-            <w:hyperlink r:id="rId206">
+            <w:hyperlink r:id="rId205">
               <w:r>
                 <w:rPr>
                   <w:rStyle w:val="Hyperlink"/>
@@ -10832,7 +10702,7 @@
             <w:r>
               <w:t xml:space="preserve"> </w:t>
             </w:r>
-            <w:hyperlink r:id="rId207">
+            <w:hyperlink r:id="rId206">
               <w:r>
                 <w:rPr>
                   <w:rStyle w:val="Hyperlink"/>
@@ -10846,7 +10716,7 @@
             <w:r>
               <w:t xml:space="preserve"> </w:t>
             </w:r>
-            <w:hyperlink r:id="rId202">
+            <w:hyperlink r:id="rId200">
               <w:r>
                 <w:rPr>
                   <w:rStyle w:val="Hyperlink"/>
@@ -10860,7 +10730,7 @@
             <w:r>
               <w:t xml:space="preserve"> </w:t>
             </w:r>
-            <w:hyperlink r:id="rId208">
+            <w:hyperlink r:id="rId207">
               <w:r>
                 <w:rPr>
                   <w:rStyle w:val="Hyperlink"/>
@@ -10917,139 +10787,28 @@
               <w:pStyle w:val="Compact"/>
               <w:jc w:val="left"/>
             </w:pPr>
+            <w:hyperlink r:id="rId200">
+              <w:r>
+                <w:rPr>
+                  <w:rStyle w:val="Hyperlink"/>
+                </w:rPr>
+                <w:t xml:space="preserve">Carrie Wright</w:t>
+              </w:r>
+            </w:hyperlink>
             <w:r>
-              <w:t xml:space="preserve">Created graphics for the course</w:t>
+              <w:t xml:space="preserve">,</w:t>
             </w:r>
-          </w:p>
-        </w:tc>
-      </w:tr>
-      <w:tr>
-        <w:tc>
-          <w:tcPr/>
-          <w:p>
-            <w:pPr>
-              <w:pStyle w:val="Compact"/>
-              <w:jc w:val="left"/>
-            </w:pPr>
             <w:r>
-              <w:t xml:space="preserve">Figure Artist(s)</w:t>
+              <w:t xml:space="preserve"> </w:t>
             </w:r>
-          </w:p>
-        </w:tc>
-        <w:tc>
-          <w:tcPr/>
-          <w:p>
-            <w:pPr>
-              <w:pStyle w:val="Compact"/>
-              <w:jc w:val="left"/>
-            </w:pPr>
-            <w:r>
-              <w:t xml:space="preserve">Created figures/plots for course</w:t>
-            </w:r>
-          </w:p>
-        </w:tc>
-      </w:tr>
-      <w:tr>
-        <w:tc>
-          <w:tcPr/>
-          <w:p>
-            <w:pPr>
-              <w:pStyle w:val="Compact"/>
-              <w:jc w:val="left"/>
-            </w:pPr>
-            <w:r>
-              <w:t xml:space="preserve">Videographer(s)</w:t>
-            </w:r>
-          </w:p>
-        </w:tc>
-        <w:tc>
-          <w:tcPr/>
-          <w:p>
-            <w:pPr>
-              <w:pStyle w:val="Compact"/>
-              <w:jc w:val="left"/>
-            </w:pPr>
-            <w:r>
-              <w:t xml:space="preserve">Filmed videos</w:t>
-            </w:r>
-          </w:p>
-        </w:tc>
-      </w:tr>
-      <w:tr>
-        <w:tc>
-          <w:tcPr/>
-          <w:p>
-            <w:pPr>
-              <w:pStyle w:val="Compact"/>
-              <w:jc w:val="left"/>
-            </w:pPr>
-            <w:r>
-              <w:t xml:space="preserve">Videography Editor(s)</w:t>
-            </w:r>
-          </w:p>
-        </w:tc>
-        <w:tc>
-          <w:tcPr/>
-          <w:p>
-            <w:pPr>
-              <w:pStyle w:val="Compact"/>
-              <w:jc w:val="left"/>
-            </w:pPr>
-            <w:r>
-              <w:t xml:space="preserve">Edited film</w:t>
-            </w:r>
-          </w:p>
-        </w:tc>
-      </w:tr>
-      <w:tr>
-        <w:tc>
-          <w:tcPr/>
-          <w:p>
-            <w:pPr>
-              <w:pStyle w:val="Compact"/>
-              <w:jc w:val="left"/>
-            </w:pPr>
-            <w:r>
-              <w:t xml:space="preserve">Audiographer(s)</w:t>
-            </w:r>
-          </w:p>
-        </w:tc>
-        <w:tc>
-          <w:tcPr/>
-          <w:p>
-            <w:pPr>
-              <w:pStyle w:val="Compact"/>
-              <w:jc w:val="left"/>
-            </w:pPr>
-            <w:r>
-              <w:t xml:space="preserve">Recorded audio</w:t>
-            </w:r>
-          </w:p>
-        </w:tc>
-      </w:tr>
-      <w:tr>
-        <w:tc>
-          <w:tcPr/>
-          <w:p>
-            <w:pPr>
-              <w:pStyle w:val="Compact"/>
-              <w:jc w:val="left"/>
-            </w:pPr>
-            <w:r>
-              <w:t xml:space="preserve">Audiography Editor(s)</w:t>
-            </w:r>
-          </w:p>
-        </w:tc>
-        <w:tc>
-          <w:tcPr/>
-          <w:p>
-            <w:pPr>
-              <w:pStyle w:val="Compact"/>
-              <w:jc w:val="left"/>
-            </w:pPr>
-            <w:r>
-              <w:t xml:space="preserve">Edited audio recordings</w:t>
-            </w:r>
+            <w:hyperlink r:id="rId208">
+              <w:r>
+                <w:rPr>
+                  <w:rStyle w:val="Hyperlink"/>
+                </w:rPr>
+                <w:t xml:space="preserve">Elizabeth Humphries</w:t>
+              </w:r>
+            </w:hyperlink>
           </w:p>
         </w:tc>
       </w:tr>
@@ -11100,7 +10859,7 @@
               <w:jc w:val="left"/>
             </w:pPr>
             <w:r>
-              <w:t xml:space="preserve">Institution/individual who funded course including grant number</w:t>
+              <w:t xml:space="preserve">DaSEH is funded by the National Institute of Environmental Health Sciences 1R25ES035590-01.</w:t>
             </w:r>
           </w:p>
         </w:tc>
@@ -11126,7 +10885,7 @@
               <w:jc w:val="left"/>
             </w:pPr>
             <w:r>
-              <w:t xml:space="preserve">Staff members who help with funding</w:t>
+              <w:t xml:space="preserve">Allison Peters</w:t>
             </w:r>
           </w:p>
         </w:tc>

--- a/docs/daseh_guide.docx
+++ b/docs/daseh_guide.docx
@@ -27,7 +27,7 @@
         <w:pStyle w:val="Date"/>
       </w:pPr>
       <w:r>
-        <w:t xml:space="preserve">March,</w:t>
+        <w:t xml:space="preserve">April,</w:t>
       </w:r>
       <w:r>
         <w:t xml:space="preserve"> </w:t>
@@ -10263,7 +10263,7 @@
                 <w:rPr>
                   <w:rStyle w:val="Hyperlink"/>
                 </w:rPr>
-                <w:t xml:space="preserve">FirstName LastName</w:t>
+                <w:t xml:space="preserve">Carrie Wright</w:t>
               </w:r>
             </w:hyperlink>
           </w:p>
@@ -10278,7 +10278,7 @@
               <w:jc w:val="left"/>
             </w:pPr>
             <w:r>
-              <w:t xml:space="preserve">Lecturer(s) (include chapter name/link in parentheses if only for specific chapters) - make new line if more than one chapter involved</w:t>
+              <w:t xml:space="preserve">PI of Project</w:t>
             </w:r>
           </w:p>
         </w:tc>
@@ -10289,61 +10289,14 @@
               <w:pStyle w:val="Compact"/>
               <w:jc w:val="left"/>
             </w:pPr>
-            <w:r>
-              <w:t xml:space="preserve">Delivered the course in some way - video or audio</w:t>
-            </w:r>
-          </w:p>
-        </w:tc>
-      </w:tr>
-      <w:tr>
-        <w:tc>
-          <w:tcPr/>
-          <w:p>
-            <w:pPr>
-              <w:pStyle w:val="Compact"/>
-              <w:jc w:val="left"/>
-            </w:pPr>
-            <w:r>
-              <w:t xml:space="preserve">Content Author(s) (include chapter name/link in parentheses if only for specific chapters) - make new line if more than one chapter involved</w:t>
-            </w:r>
-          </w:p>
-        </w:tc>
-        <w:tc>
-          <w:tcPr/>
-          <w:p>
-            <w:pPr>
-              <w:pStyle w:val="Compact"/>
-              <w:jc w:val="left"/>
-            </w:pPr>
-            <w:r>
-              <w:t xml:space="preserve">If any other authors besides lead instructor</w:t>
-            </w:r>
-          </w:p>
-        </w:tc>
-      </w:tr>
-      <w:tr>
-        <w:tc>
-          <w:tcPr/>
-          <w:p>
-            <w:pPr>
-              <w:pStyle w:val="Compact"/>
-              <w:jc w:val="left"/>
-            </w:pPr>
-            <w:r>
-              <w:t xml:space="preserve">Content Contributor(s) (include section name/link in parentheses) - make new line if more than one section involved</w:t>
-            </w:r>
-          </w:p>
-        </w:tc>
-        <w:tc>
-          <w:tcPr/>
-          <w:p>
-            <w:pPr>
-              <w:pStyle w:val="Compact"/>
-              <w:jc w:val="left"/>
-            </w:pPr>
-            <w:r>
-              <w:t xml:space="preserve">Wrote less than a chapter</w:t>
-            </w:r>
+            <w:hyperlink r:id="rId201">
+              <w:r>
+                <w:rPr>
+                  <w:rStyle w:val="Hyperlink"/>
+                </w:rPr>
+                <w:t xml:space="preserve">Ava Hoffman</w:t>
+              </w:r>
+            </w:hyperlink>
           </w:p>
         </w:tc>
       </w:tr>
@@ -10369,99 +10322,6 @@
             </w:pPr>
             <w:r>
               <w:t xml:space="preserve">Checked your content</w:t>
-            </w:r>
-          </w:p>
-        </w:tc>
-      </w:tr>
-      <w:tr>
-        <w:tc>
-          <w:tcPr/>
-          <w:p>
-            <w:pPr>
-              <w:pStyle w:val="Compact"/>
-              <w:jc w:val="left"/>
-            </w:pPr>
-            <w:r>
-              <w:t xml:space="preserve">Content Director(s)</w:t>
-            </w:r>
-          </w:p>
-        </w:tc>
-        <w:tc>
-          <w:tcPr/>
-          <w:p>
-            <w:pPr>
-              <w:pStyle w:val="Compact"/>
-              <w:jc w:val="left"/>
-            </w:pPr>
-            <w:r>
-              <w:t xml:space="preserve">Helped guide the content direction</w:t>
-            </w:r>
-          </w:p>
-        </w:tc>
-      </w:tr>
-      <w:tr>
-        <w:tc>
-          <w:tcPr/>
-          <w:p>
-            <w:pPr>
-              <w:pStyle w:val="Compact"/>
-              <w:jc w:val="left"/>
-            </w:pPr>
-            <w:r>
-              <w:t xml:space="preserve">Content Consultants (include chapter name/link in parentheses or word</w:t>
-            </w:r>
-            <w:r>
-              <w:t xml:space="preserve"> </w:t>
-            </w:r>
-            <w:r>
-              <w:t xml:space="preserve">“</w:t>
-            </w:r>
-            <w:r>
-              <w:t xml:space="preserve">General</w:t>
-            </w:r>
-            <w:r>
-              <w:t xml:space="preserve">”</w:t>
-            </w:r>
-            <w:r>
-              <w:t xml:space="preserve">) - make new line if more than one chapter involved</w:t>
-            </w:r>
-          </w:p>
-        </w:tc>
-        <w:tc>
-          <w:tcPr/>
-          <w:p>
-            <w:pPr>
-              <w:pStyle w:val="Compact"/>
-              <w:jc w:val="left"/>
-            </w:pPr>
-            <w:r>
-              <w:t xml:space="preserve">Gave high level advice on content</w:t>
-            </w:r>
-          </w:p>
-        </w:tc>
-      </w:tr>
-      <w:tr>
-        <w:tc>
-          <w:tcPr/>
-          <w:p>
-            <w:pPr>
-              <w:pStyle w:val="Compact"/>
-              <w:jc w:val="left"/>
-            </w:pPr>
-            <w:r>
-              <w:t xml:space="preserve">Acknowledgments</w:t>
-            </w:r>
-          </w:p>
-        </w:tc>
-        <w:tc>
-          <w:tcPr/>
-          <w:p>
-            <w:pPr>
-              <w:pStyle w:val="Compact"/>
-              <w:jc w:val="left"/>
-            </w:pPr>
-            <w:r>
-              <w:t xml:space="preserve">Gave small assistance to content but not to the level of consulting</w:t>
             </w:r>
           </w:p>
         </w:tc>
@@ -10512,9 +10372,14 @@
               <w:pStyle w:val="Compact"/>
               <w:jc w:val="left"/>
             </w:pPr>
-            <w:r>
-              <w:t xml:space="preserve">Helped with publishing platform</w:t>
-            </w:r>
+            <w:hyperlink r:id="rId200">
+              <w:r>
+                <w:rPr>
+                  <w:rStyle w:val="Hyperlink"/>
+                </w:rPr>
+                <w:t xml:space="preserve">Carrie Wright</w:t>
+              </w:r>
+            </w:hyperlink>
           </w:p>
         </w:tc>
       </w:tr>
@@ -10590,9 +10455,14 @@
               <w:pStyle w:val="Compact"/>
               <w:jc w:val="left"/>
             </w:pPr>
-            <w:r>
-              <w:t xml:space="preserve">Helped with the code for the technical aspects related to the specific course generation</w:t>
-            </w:r>
+            <w:hyperlink r:id="rId200">
+              <w:r>
+                <w:rPr>
+                  <w:rStyle w:val="Hyperlink"/>
+                </w:rPr>
+                <w:t xml:space="preserve">Carrie Wright</w:t>
+              </w:r>
+            </w:hyperlink>
           </w:p>
         </w:tc>
       </w:tr>
@@ -10616,7 +10486,7 @@
               <w:pStyle w:val="Compact"/>
               <w:jc w:val="left"/>
             </w:pPr>
-            <w:hyperlink r:id="rId201">
+            <w:hyperlink r:id="rId202">
               <w:r>
                 <w:rPr>
                   <w:rStyle w:val="Hyperlink"/>
@@ -10630,7 +10500,7 @@
             <w:r>
               <w:t xml:space="preserve"> </w:t>
             </w:r>
-            <w:hyperlink r:id="rId202">
+            <w:hyperlink r:id="rId200">
               <w:r>
                 <w:rPr>
                   <w:rStyle w:val="Hyperlink"/>
@@ -10644,7 +10514,7 @@
             <w:r>
               <w:t xml:space="preserve"> </w:t>
             </w:r>
-            <w:hyperlink r:id="rId203">
+            <w:hyperlink r:id="rId201">
               <w:r>
                 <w:rPr>
                   <w:rStyle w:val="Hyperlink"/>
@@ -10675,7 +10545,7 @@
               <w:pStyle w:val="Compact"/>
               <w:jc w:val="left"/>
             </w:pPr>
-            <w:hyperlink r:id="rId201">
+            <w:hyperlink r:id="rId202">
               <w:r>
                 <w:rPr>
                   <w:rStyle w:val="Hyperlink"/>
@@ -10706,7 +10576,7 @@
               <w:pStyle w:val="Compact"/>
               <w:jc w:val="left"/>
             </w:pPr>
-            <w:hyperlink r:id="rId202">
+            <w:hyperlink r:id="rId200">
               <w:r>
                 <w:rPr>
                   <w:rStyle w:val="Hyperlink"/>
@@ -10720,7 +10590,7 @@
             <w:r>
               <w:t xml:space="preserve"> </w:t>
             </w:r>
-            <w:hyperlink r:id="rId203">
+            <w:hyperlink r:id="rId201">
               <w:r>
                 <w:rPr>
                   <w:rStyle w:val="Hyperlink"/>
@@ -10734,7 +10604,7 @@
             <w:r>
               <w:t xml:space="preserve"> </w:t>
             </w:r>
-            <w:hyperlink r:id="rId201">
+            <w:hyperlink r:id="rId202">
               <w:r>
                 <w:rPr>
                   <w:rStyle w:val="Hyperlink"/>
@@ -10748,7 +10618,7 @@
             <w:r>
               <w:t xml:space="preserve"> </w:t>
             </w:r>
-            <w:hyperlink r:id="rId204">
+            <w:hyperlink r:id="rId203">
               <w:r>
                 <w:rPr>
                   <w:rStyle w:val="Hyperlink"/>
@@ -10770,7 +10640,7 @@
             <w:r>
               <w:t xml:space="preserve">Package Developers (</w:t>
             </w:r>
-            <w:hyperlink r:id="rId205">
+            <w:hyperlink r:id="rId204">
               <w:r>
                 <w:rPr>
                   <w:rStyle w:val="Hyperlink"/>
@@ -10790,7 +10660,7 @@
               <w:pStyle w:val="Compact"/>
               <w:jc w:val="left"/>
             </w:pPr>
-            <w:hyperlink r:id="rId201">
+            <w:hyperlink r:id="rId202">
               <w:r>
                 <w:rPr>
                   <w:rStyle w:val="Hyperlink"/>
@@ -10804,7 +10674,7 @@
             <w:r>
               <w:t xml:space="preserve"> </w:t>
             </w:r>
-            <w:hyperlink r:id="rId203">
+            <w:hyperlink r:id="rId201">
               <w:r>
                 <w:rPr>
                   <w:rStyle w:val="Hyperlink"/>
@@ -10818,7 +10688,7 @@
             <w:r>
               <w:t xml:space="preserve"> </w:t>
             </w:r>
-            <w:hyperlink r:id="rId206">
+            <w:hyperlink r:id="rId205">
               <w:r>
                 <w:rPr>
                   <w:rStyle w:val="Hyperlink"/>
@@ -10832,7 +10702,7 @@
             <w:r>
               <w:t xml:space="preserve"> </w:t>
             </w:r>
-            <w:hyperlink r:id="rId207">
+            <w:hyperlink r:id="rId206">
               <w:r>
                 <w:rPr>
                   <w:rStyle w:val="Hyperlink"/>
@@ -10846,7 +10716,7 @@
             <w:r>
               <w:t xml:space="preserve"> </w:t>
             </w:r>
-            <w:hyperlink r:id="rId202">
+            <w:hyperlink r:id="rId200">
               <w:r>
                 <w:rPr>
                   <w:rStyle w:val="Hyperlink"/>
@@ -10860,7 +10730,7 @@
             <w:r>
               <w:t xml:space="preserve"> </w:t>
             </w:r>
-            <w:hyperlink r:id="rId208">
+            <w:hyperlink r:id="rId207">
               <w:r>
                 <w:rPr>
                   <w:rStyle w:val="Hyperlink"/>
@@ -10917,139 +10787,28 @@
               <w:pStyle w:val="Compact"/>
               <w:jc w:val="left"/>
             </w:pPr>
+            <w:hyperlink r:id="rId200">
+              <w:r>
+                <w:rPr>
+                  <w:rStyle w:val="Hyperlink"/>
+                </w:rPr>
+                <w:t xml:space="preserve">Carrie Wright</w:t>
+              </w:r>
+            </w:hyperlink>
             <w:r>
-              <w:t xml:space="preserve">Created graphics for the course</w:t>
+              <w:t xml:space="preserve">,</w:t>
             </w:r>
-          </w:p>
-        </w:tc>
-      </w:tr>
-      <w:tr>
-        <w:tc>
-          <w:tcPr/>
-          <w:p>
-            <w:pPr>
-              <w:pStyle w:val="Compact"/>
-              <w:jc w:val="left"/>
-            </w:pPr>
             <w:r>
-              <w:t xml:space="preserve">Figure Artist(s)</w:t>
+              <w:t xml:space="preserve"> </w:t>
             </w:r>
-          </w:p>
-        </w:tc>
-        <w:tc>
-          <w:tcPr/>
-          <w:p>
-            <w:pPr>
-              <w:pStyle w:val="Compact"/>
-              <w:jc w:val="left"/>
-            </w:pPr>
-            <w:r>
-              <w:t xml:space="preserve">Created figures/plots for course</w:t>
-            </w:r>
-          </w:p>
-        </w:tc>
-      </w:tr>
-      <w:tr>
-        <w:tc>
-          <w:tcPr/>
-          <w:p>
-            <w:pPr>
-              <w:pStyle w:val="Compact"/>
-              <w:jc w:val="left"/>
-            </w:pPr>
-            <w:r>
-              <w:t xml:space="preserve">Videographer(s)</w:t>
-            </w:r>
-          </w:p>
-        </w:tc>
-        <w:tc>
-          <w:tcPr/>
-          <w:p>
-            <w:pPr>
-              <w:pStyle w:val="Compact"/>
-              <w:jc w:val="left"/>
-            </w:pPr>
-            <w:r>
-              <w:t xml:space="preserve">Filmed videos</w:t>
-            </w:r>
-          </w:p>
-        </w:tc>
-      </w:tr>
-      <w:tr>
-        <w:tc>
-          <w:tcPr/>
-          <w:p>
-            <w:pPr>
-              <w:pStyle w:val="Compact"/>
-              <w:jc w:val="left"/>
-            </w:pPr>
-            <w:r>
-              <w:t xml:space="preserve">Videography Editor(s)</w:t>
-            </w:r>
-          </w:p>
-        </w:tc>
-        <w:tc>
-          <w:tcPr/>
-          <w:p>
-            <w:pPr>
-              <w:pStyle w:val="Compact"/>
-              <w:jc w:val="left"/>
-            </w:pPr>
-            <w:r>
-              <w:t xml:space="preserve">Edited film</w:t>
-            </w:r>
-          </w:p>
-        </w:tc>
-      </w:tr>
-      <w:tr>
-        <w:tc>
-          <w:tcPr/>
-          <w:p>
-            <w:pPr>
-              <w:pStyle w:val="Compact"/>
-              <w:jc w:val="left"/>
-            </w:pPr>
-            <w:r>
-              <w:t xml:space="preserve">Audiographer(s)</w:t>
-            </w:r>
-          </w:p>
-        </w:tc>
-        <w:tc>
-          <w:tcPr/>
-          <w:p>
-            <w:pPr>
-              <w:pStyle w:val="Compact"/>
-              <w:jc w:val="left"/>
-            </w:pPr>
-            <w:r>
-              <w:t xml:space="preserve">Recorded audio</w:t>
-            </w:r>
-          </w:p>
-        </w:tc>
-      </w:tr>
-      <w:tr>
-        <w:tc>
-          <w:tcPr/>
-          <w:p>
-            <w:pPr>
-              <w:pStyle w:val="Compact"/>
-              <w:jc w:val="left"/>
-            </w:pPr>
-            <w:r>
-              <w:t xml:space="preserve">Audiography Editor(s)</w:t>
-            </w:r>
-          </w:p>
-        </w:tc>
-        <w:tc>
-          <w:tcPr/>
-          <w:p>
-            <w:pPr>
-              <w:pStyle w:val="Compact"/>
-              <w:jc w:val="left"/>
-            </w:pPr>
-            <w:r>
-              <w:t xml:space="preserve">Edited audio recordings</w:t>
-            </w:r>
+            <w:hyperlink r:id="rId208">
+              <w:r>
+                <w:rPr>
+                  <w:rStyle w:val="Hyperlink"/>
+                </w:rPr>
+                <w:t xml:space="preserve">Elizabeth Humphries</w:t>
+              </w:r>
+            </w:hyperlink>
           </w:p>
         </w:tc>
       </w:tr>
@@ -11100,7 +10859,7 @@
               <w:jc w:val="left"/>
             </w:pPr>
             <w:r>
-              <w:t xml:space="preserve">Institution/individual who funded course including grant number</w:t>
+              <w:t xml:space="preserve">DaSEH is funded by the National Institute of Environmental Health Sciences 1R25ES035590-01.</w:t>
             </w:r>
           </w:p>
         </w:tc>
@@ -11126,7 +10885,7 @@
               <w:jc w:val="left"/>
             </w:pPr>
             <w:r>
-              <w:t xml:space="preserve">Staff members who help with funding</w:t>
+              <w:t xml:space="preserve">Allison Peters</w:t>
             </w:r>
           </w:p>
         </w:tc>
@@ -11238,7 +10997,7 @@
         <w:rPr>
           <w:rStyle w:val="VerbatimChar"/>
         </w:rPr>
-        <w:t xml:space="preserve">##  date     2026-03-12</w:t>
+        <w:t xml:space="preserve">##  date     2026-04-02</w:t>
       </w:r>
       <w:r>
         <w:br/>

--- a/docs/daseh_guide.docx
+++ b/docs/daseh_guide.docx
@@ -217,7 +217,7 @@
         </w:numPr>
       </w:pPr>
       <w:r>
-        <w:t xml:space="preserve">Outside of the classroom by providing an archive of examples code for data science best practices for self-learning.</w:t>
+        <w:t xml:space="preserve">Outside of the classroom by providing an archive of example code for data science best practices for self-learning.</w:t>
       </w:r>
     </w:p>
     <w:p>
@@ -225,12 +225,12 @@
         <w:pStyle w:val="FirstParagraph"/>
       </w:pPr>
       <w:r>
-        <w:t xml:space="preserve">To help guide educators on how to most effectively use the DaSEH resources (either in or outside of the classroom), this guide documents various entry points to using the materials, examples of how to use the materials, how to modify and adapt components of the resources for the classroom, and how to contribute our resources.</w:t>
+        <w:t xml:space="preserve">To help guide educators on how to most effectively use the DaSEH resources (either in or outside of the classroom (or both!)), this guide documents various entry points to using the materials, examples of how to use the materials, how to modify and adapt components of the resources for the classroom, and how to contribute to our resources.</w:t>
       </w:r>
     </w:p>
     <w:bookmarkEnd w:id="25"/>
     <w:bookmarkEnd w:id="26"/>
-    <w:bookmarkStart w:id="83" w:name="introduction"/>
+    <w:bookmarkStart w:id="84" w:name="introduction"/>
     <w:p>
       <w:pPr>
         <w:pStyle w:val="Heading1"/>
@@ -344,7 +344,7 @@
       </w:r>
     </w:p>
     <w:bookmarkEnd w:id="27"/>
-    <w:bookmarkStart w:id="28" w:name="motivation"/>
+    <w:bookmarkStart w:id="29" w:name="motivation"/>
     <w:p>
       <w:pPr>
         <w:pStyle w:val="Heading2"/>
@@ -398,39 +398,29 @@
         <w:t xml:space="preserve">, is an education platform that provides open-source teaching materials using real-world examples for active experiences of introductory concepts in environmental health data analyses. The intention of this guide is to provide instructors more information about how to make the most of our resources.</w:t>
       </w:r>
     </w:p>
-    <w:bookmarkEnd w:id="28"/>
-    <w:bookmarkStart w:id="29" w:name="target-audience"/>
-    <w:p>
-      <w:pPr>
-        <w:pStyle w:val="Heading2"/>
-      </w:pPr>
-      <w:r>
-        <w:rPr>
-          <w:rStyle w:val="SectionNumber"/>
-        </w:rPr>
-        <w:t xml:space="preserve">1.3</w:t>
-      </w:r>
-      <w:r>
-        <w:tab/>
-      </w:r>
-      <w:r>
-        <w:t xml:space="preserve">Target Audience</w:t>
-      </w:r>
-    </w:p>
-    <w:p>
-      <w:pPr>
-        <w:pStyle w:val="FirstParagraph"/>
-      </w:pPr>
-      <w:r>
-        <w:t xml:space="preserve">This guide is intended for educators who are interested in using DaSEH materials for instruction.</w:t>
-      </w:r>
-    </w:p>
     <w:p>
       <w:pPr>
         <w:pStyle w:val="BodyText"/>
       </w:pPr>
       <w:r>
-        <w:t xml:space="preserve">Elements of our materials can be helpful for instructors who teach:</w:t>
+        <w:t xml:space="preserve">All of our materials are licensed with</w:t>
+      </w:r>
+      <w:r>
+        <w:t xml:space="preserve"> </w:t>
+      </w:r>
+      <w:hyperlink r:id="rId28">
+        <w:r>
+          <w:rPr>
+            <w:rStyle w:val="Hyperlink"/>
+          </w:rPr>
+          <w:t xml:space="preserve">CC-BY-NC-SA 4.0</w:t>
+        </w:r>
+      </w:hyperlink>
+      <w:r>
+        <w:t xml:space="preserve"> </w:t>
+      </w:r>
+      <w:r>
+        <w:t xml:space="preserve">for free reuse as long as:</w:t>
       </w:r>
     </w:p>
     <w:p>
@@ -442,7 +432,7 @@
         <w:pStyle w:val="Compact"/>
       </w:pPr>
       <w:r>
-        <w:t xml:space="preserve">High school students</w:t>
+        <w:t xml:space="preserve">the materials attribute our original work (and include information about any changes made)</w:t>
       </w:r>
     </w:p>
     <w:p>
@@ -454,7 +444,7 @@
         <w:pStyle w:val="Compact"/>
       </w:pPr>
       <w:r>
-        <w:t xml:space="preserve">Undergraduate students</w:t>
+        <w:t xml:space="preserve">the reuse is not for commercial purposes</w:t>
       </w:r>
     </w:p>
     <w:p>
@@ -466,19 +456,26 @@
         <w:pStyle w:val="Compact"/>
       </w:pPr>
       <w:r>
-        <w:t xml:space="preserve">Graduate students</w:t>
-      </w:r>
-    </w:p>
-    <w:p>
-      <w:pPr>
-        <w:numPr>
-          <w:ilvl w:val="0"/>
-          <w:numId w:val="1003"/>
-        </w:numPr>
-        <w:pStyle w:val="Compact"/>
-      </w:pPr>
-      <w:r>
-        <w:t xml:space="preserve">Professionals (researchers and public health practitioners)</w:t>
+        <w:t xml:space="preserve">if you distribute resources that build on our materials, you use the same license</w:t>
+      </w:r>
+    </w:p>
+    <w:bookmarkEnd w:id="29"/>
+    <w:bookmarkStart w:id="30" w:name="target-audience"/>
+    <w:p>
+      <w:pPr>
+        <w:pStyle w:val="Heading2"/>
+      </w:pPr>
+      <w:r>
+        <w:rPr>
+          <w:rStyle w:val="SectionNumber"/>
+        </w:rPr>
+        <w:t xml:space="preserve">1.3</w:t>
+      </w:r>
+      <w:r>
+        <w:tab/>
+      </w:r>
+      <w:r>
+        <w:t xml:space="preserve">Target Audience</w:t>
       </w:r>
     </w:p>
     <w:p>
@@ -486,7 +483,15 @@
         <w:pStyle w:val="FirstParagraph"/>
       </w:pPr>
       <w:r>
-        <w:t xml:space="preserve">Elements of the case studies can assist with teaching courses about the following topics:</w:t>
+        <w:t xml:space="preserve">This guide is intended for educators who are interested in using DaSEH materials for instruction.</w:t>
+      </w:r>
+    </w:p>
+    <w:p>
+      <w:pPr>
+        <w:pStyle w:val="BodyText"/>
+      </w:pPr>
+      <w:r>
+        <w:t xml:space="preserve">Elements of our materials can be helpful for instructors who teach:</w:t>
       </w:r>
     </w:p>
     <w:p>
@@ -498,7 +503,7 @@
         <w:pStyle w:val="Compact"/>
       </w:pPr>
       <w:r>
-        <w:t xml:space="preserve">Environmental Health</w:t>
+        <w:t xml:space="preserve">High school students</w:t>
       </w:r>
     </w:p>
     <w:p>
@@ -510,7 +515,7 @@
         <w:pStyle w:val="Compact"/>
       </w:pPr>
       <w:r>
-        <w:t xml:space="preserve">Data science</w:t>
+        <w:t xml:space="preserve">Undergraduate students</w:t>
       </w:r>
     </w:p>
     <w:p>
@@ -522,7 +527,7 @@
         <w:pStyle w:val="Compact"/>
       </w:pPr>
       <w:r>
-        <w:t xml:space="preserve">Statistics</w:t>
+        <w:t xml:space="preserve">Graduate students</w:t>
       </w:r>
     </w:p>
     <w:p>
@@ -534,31 +539,7 @@
         <w:pStyle w:val="Compact"/>
       </w:pPr>
       <w:r>
-        <w:t xml:space="preserve">Public health</w:t>
-      </w:r>
-    </w:p>
-    <w:p>
-      <w:pPr>
-        <w:numPr>
-          <w:ilvl w:val="0"/>
-          <w:numId w:val="1004"/>
-        </w:numPr>
-        <w:pStyle w:val="Compact"/>
-      </w:pPr>
-      <w:r>
-        <w:t xml:space="preserve">Programming</w:t>
-      </w:r>
-    </w:p>
-    <w:p>
-      <w:pPr>
-        <w:numPr>
-          <w:ilvl w:val="0"/>
-          <w:numId w:val="1004"/>
-        </w:numPr>
-        <w:pStyle w:val="Compact"/>
-      </w:pPr>
-      <w:r>
-        <w:t xml:space="preserve">Technical writing</w:t>
+        <w:t xml:space="preserve">Professionals (researchers and public health practitioners)</w:t>
       </w:r>
     </w:p>
     <w:p>
@@ -566,34 +547,7 @@
         <w:pStyle w:val="FirstParagraph"/>
       </w:pPr>
       <w:r>
-        <w:t xml:space="preserve">… and more</w:t>
-      </w:r>
-    </w:p>
-    <w:bookmarkEnd w:id="29"/>
-    <w:bookmarkStart w:id="30" w:name="curriculum"/>
-    <w:p>
-      <w:pPr>
-        <w:pStyle w:val="Heading2"/>
-      </w:pPr>
-      <w:r>
-        <w:rPr>
-          <w:rStyle w:val="SectionNumber"/>
-        </w:rPr>
-        <w:t xml:space="preserve">1.4</w:t>
-      </w:r>
-      <w:r>
-        <w:tab/>
-      </w:r>
-      <w:r>
-        <w:t xml:space="preserve">Curriculum</w:t>
-      </w:r>
-    </w:p>
-    <w:p>
-      <w:pPr>
-        <w:pStyle w:val="FirstParagraph"/>
-      </w:pPr>
-      <w:r>
-        <w:t xml:space="preserve">This guide documents:</w:t>
+        <w:t xml:space="preserve">Elements of the case studies can assist with teaching courses about the following topics:</w:t>
       </w:r>
     </w:p>
     <w:p>
@@ -605,7 +559,7 @@
         <w:pStyle w:val="Compact"/>
       </w:pPr>
       <w:r>
-        <w:t xml:space="preserve">The DaSEH philosophy</w:t>
+        <w:t xml:space="preserve">Environmental Health</w:t>
       </w:r>
     </w:p>
     <w:p>
@@ -617,7 +571,7 @@
         <w:pStyle w:val="Compact"/>
       </w:pPr>
       <w:r>
-        <w:t xml:space="preserve">The general structure of the short course</w:t>
+        <w:t xml:space="preserve">Data science</w:t>
       </w:r>
     </w:p>
     <w:p>
@@ -629,7 +583,7 @@
         <w:pStyle w:val="Compact"/>
       </w:pPr>
       <w:r>
-        <w:t xml:space="preserve">Various entry points to using the short course materials (including our hands-on lab exercises, homework ideas and more)</w:t>
+        <w:t xml:space="preserve">Statistics</w:t>
       </w:r>
     </w:p>
     <w:p>
@@ -641,7 +595,7 @@
         <w:pStyle w:val="Compact"/>
       </w:pPr>
       <w:r>
-        <w:t xml:space="preserve">Examples of how to use the materials in the classroom</w:t>
+        <w:t xml:space="preserve">Public health</w:t>
       </w:r>
     </w:p>
     <w:p>
@@ -653,7 +607,7 @@
         <w:pStyle w:val="Compact"/>
       </w:pPr>
       <w:r>
-        <w:t xml:space="preserve">Instructions on how to modify and adapt components of our materials for the classroom</w:t>
+        <w:t xml:space="preserve">Programming</w:t>
       </w:r>
     </w:p>
     <w:p>
@@ -665,11 +619,118 @@
         <w:pStyle w:val="Compact"/>
       </w:pPr>
       <w:r>
+        <w:t xml:space="preserve">Technical writing</w:t>
+      </w:r>
+    </w:p>
+    <w:p>
+      <w:pPr>
+        <w:pStyle w:val="FirstParagraph"/>
+      </w:pPr>
+      <w:r>
+        <w:t xml:space="preserve">… and more</w:t>
+      </w:r>
+    </w:p>
+    <w:bookmarkEnd w:id="30"/>
+    <w:bookmarkStart w:id="31" w:name="curriculum"/>
+    <w:p>
+      <w:pPr>
+        <w:pStyle w:val="Heading2"/>
+      </w:pPr>
+      <w:r>
+        <w:rPr>
+          <w:rStyle w:val="SectionNumber"/>
+        </w:rPr>
+        <w:t xml:space="preserve">1.4</w:t>
+      </w:r>
+      <w:r>
+        <w:tab/>
+      </w:r>
+      <w:r>
+        <w:t xml:space="preserve">Curriculum</w:t>
+      </w:r>
+    </w:p>
+    <w:p>
+      <w:pPr>
+        <w:pStyle w:val="FirstParagraph"/>
+      </w:pPr>
+      <w:r>
+        <w:t xml:space="preserve">This guide documents:</w:t>
+      </w:r>
+    </w:p>
+    <w:p>
+      <w:pPr>
+        <w:numPr>
+          <w:ilvl w:val="0"/>
+          <w:numId w:val="1006"/>
+        </w:numPr>
+        <w:pStyle w:val="Compact"/>
+      </w:pPr>
+      <w:r>
+        <w:t xml:space="preserve">The DaSEH philosophy</w:t>
+      </w:r>
+    </w:p>
+    <w:p>
+      <w:pPr>
+        <w:numPr>
+          <w:ilvl w:val="0"/>
+          <w:numId w:val="1006"/>
+        </w:numPr>
+        <w:pStyle w:val="Compact"/>
+      </w:pPr>
+      <w:r>
+        <w:t xml:space="preserve">The general structure of the short course</w:t>
+      </w:r>
+    </w:p>
+    <w:p>
+      <w:pPr>
+        <w:numPr>
+          <w:ilvl w:val="0"/>
+          <w:numId w:val="1006"/>
+        </w:numPr>
+        <w:pStyle w:val="Compact"/>
+      </w:pPr>
+      <w:r>
+        <w:t xml:space="preserve">Various entry points to using the short course materials (including our hands-on lab exercises, homework ideas and more)</w:t>
+      </w:r>
+    </w:p>
+    <w:p>
+      <w:pPr>
+        <w:numPr>
+          <w:ilvl w:val="0"/>
+          <w:numId w:val="1006"/>
+        </w:numPr>
+        <w:pStyle w:val="Compact"/>
+      </w:pPr>
+      <w:r>
+        <w:t xml:space="preserve">Examples of how to use the materials in the classroom</w:t>
+      </w:r>
+    </w:p>
+    <w:p>
+      <w:pPr>
+        <w:numPr>
+          <w:ilvl w:val="0"/>
+          <w:numId w:val="1006"/>
+        </w:numPr>
+        <w:pStyle w:val="Compact"/>
+      </w:pPr>
+      <w:r>
+        <w:t xml:space="preserve">Instructions on how to modify and adapt components of our materials for the classroom</w:t>
+      </w:r>
+    </w:p>
+    <w:p>
+      <w:pPr>
+        <w:numPr>
+          <w:ilvl w:val="0"/>
+          <w:numId w:val="1006"/>
+        </w:numPr>
+        <w:pStyle w:val="Compact"/>
+      </w:pPr>
+      <w:r>
         <w:t xml:space="preserve">Guidelines for contributing to our materials or creating your own short course</w:t>
       </w:r>
     </w:p>
-    <w:bookmarkEnd w:id="30"/>
-    <w:bookmarkStart w:id="34" w:name="daseh-philosophy"/>
+    <w:bookmarkEnd w:id="31"/>
+    <w:bookmarkStart w:id="35" w:name="daseh-philosophy"/>
     <w:p>
       <w:pPr>
         <w:pStyle w:val="Heading2"/>
@@ -721,7 +782,7 @@
       <w:r>
         <w:t xml:space="preserve"> </w:t>
       </w:r>
-      <w:hyperlink r:id="rId31">
+      <w:hyperlink r:id="rId32">
         <w:r>
           <w:rPr>
             <w:rStyle w:val="Hyperlink"/>
@@ -743,7 +804,7 @@
       <w:r>
         <w:t xml:space="preserve"> </w:t>
       </w:r>
-      <w:hyperlink r:id="rId32">
+      <w:hyperlink r:id="rId33">
         <w:r>
           <w:rPr>
             <w:rStyle w:val="Hyperlink"/>
@@ -771,7 +832,7 @@
         <w:t xml:space="preserve">We hope you find our resources useful!</w:t>
       </w:r>
     </w:p>
-    <w:bookmarkStart w:id="33" w:name="what-problem-are-we-addressing"/>
+    <w:bookmarkStart w:id="34" w:name="what-problem-are-we-addressing"/>
     <w:p>
       <w:pPr>
         <w:pStyle w:val="Heading3"/>
@@ -797,9 +858,9 @@
         <w:t xml:space="preserve">Despite a growing interest in data science and environmental health on campuses, instructors do not always have time to create course content to support new courses. These resources are intended to help others support more environmental health data science education to promote more research and advancement in this important field of public health.</w:t>
       </w:r>
     </w:p>
-    <w:bookmarkEnd w:id="33"/>
     <w:bookmarkEnd w:id="34"/>
-    <w:bookmarkStart w:id="58" w:name="daseh-short-course-resources"/>
+    <w:bookmarkEnd w:id="35"/>
+    <w:bookmarkStart w:id="59" w:name="daseh-short-course-resources"/>
     <w:p>
       <w:pPr>
         <w:pStyle w:val="Heading2"/>
@@ -826,18 +887,18 @@
           <wp:inline>
             <wp:extent cx="5334000" cy="3000375"/>
             <wp:effectExtent b="0" l="0" r="0" t="0"/>
-            <wp:docPr descr="" title="" id="36" name="Picture"/>
+            <wp:docPr descr="" title="" id="37" name="Picture"/>
             <a:graphic>
               <a:graphicData uri="http://schemas.openxmlformats.org/drawingml/2006/picture">
                 <pic:pic>
                   <pic:nvPicPr>
-                    <pic:cNvPr descr="01-intro_files/figure-docx//1vCiMPvvsdwQjiMWjf0YuSpTkG0DGXsy1614cRiFc7ns_g38d50c20f17_0_0.png" id="37" name="Picture"/>
+                    <pic:cNvPr descr="01-intro_files/figure-docx//1vCiMPvvsdwQjiMWjf0YuSpTkG0DGXsy1614cRiFc7ns_g38d50c20f17_0_0.png" id="38" name="Picture"/>
                     <pic:cNvPicPr>
                       <a:picLocks noChangeArrowheads="1" noChangeAspect="1"/>
                     </pic:cNvPicPr>
                   </pic:nvPicPr>
                   <pic:blipFill>
-                    <a:blip r:embed="rId35"/>
+                    <a:blip r:embed="rId36"/>
                     <a:stretch>
                       <a:fillRect/>
                     </a:stretch>
@@ -872,7 +933,7 @@
         <w:t xml:space="preserve">The DaSEH Short Course has 3 main stages:</w:t>
       </w:r>
     </w:p>
-    <w:bookmarkStart w:id="51" w:name="stage-1-online-instructions"/>
+    <w:bookmarkStart w:id="52" w:name="stage-1-online-instructions"/>
     <w:p>
       <w:pPr>
         <w:pStyle w:val="Heading3"/>
@@ -904,74 +965,6 @@
       </w:pPr>
       <w:r>
         <w:t xml:space="preserve">Week one:</w:t>
-      </w:r>
-    </w:p>
-    <w:p>
-      <w:pPr>
-        <w:numPr>
-          <w:ilvl w:val="0"/>
-          <w:numId w:val="1006"/>
-        </w:numPr>
-        <w:pStyle w:val="Compact"/>
-      </w:pPr>
-      <w:r>
-        <w:t xml:space="preserve">Reproducibility</w:t>
-      </w:r>
-    </w:p>
-    <w:p>
-      <w:pPr>
-        <w:numPr>
-          <w:ilvl w:val="0"/>
-          <w:numId w:val="1006"/>
-        </w:numPr>
-        <w:pStyle w:val="Compact"/>
-      </w:pPr>
-      <w:r>
-        <w:t xml:space="preserve">Basic R</w:t>
-      </w:r>
-    </w:p>
-    <w:p>
-      <w:pPr>
-        <w:numPr>
-          <w:ilvl w:val="0"/>
-          <w:numId w:val="1006"/>
-        </w:numPr>
-        <w:pStyle w:val="Compact"/>
-      </w:pPr>
-      <w:r>
-        <w:t xml:space="preserve">Subsetting Data</w:t>
-      </w:r>
-    </w:p>
-    <w:p>
-      <w:pPr>
-        <w:numPr>
-          <w:ilvl w:val="0"/>
-          <w:numId w:val="1006"/>
-        </w:numPr>
-        <w:pStyle w:val="Compact"/>
-      </w:pPr>
-      <w:r>
-        <w:t xml:space="preserve">Summarizing Data</w:t>
-      </w:r>
-    </w:p>
-    <w:p>
-      <w:pPr>
-        <w:numPr>
-          <w:ilvl w:val="0"/>
-          <w:numId w:val="1006"/>
-        </w:numPr>
-        <w:pStyle w:val="Compact"/>
-      </w:pPr>
-      <w:r>
-        <w:t xml:space="preserve">Cleaning Data</w:t>
-      </w:r>
-    </w:p>
-    <w:p>
-      <w:pPr>
-        <w:pStyle w:val="FirstParagraph"/>
-      </w:pPr>
-      <w:r>
-        <w:t xml:space="preserve">Week two:</w:t>
       </w:r>
     </w:p>
     <w:p>
@@ -983,7 +976,7 @@
         <w:pStyle w:val="Compact"/>
       </w:pPr>
       <w:r>
-        <w:t xml:space="preserve">Manipulation Data</w:t>
+        <w:t xml:space="preserve">Reproducibility</w:t>
       </w:r>
     </w:p>
     <w:p>
@@ -995,7 +988,7 @@
         <w:pStyle w:val="Compact"/>
       </w:pPr>
       <w:r>
-        <w:t xml:space="preserve">Visualization of Data</w:t>
+        <w:t xml:space="preserve">Basic R</w:t>
       </w:r>
     </w:p>
     <w:p>
@@ -1007,7 +1000,7 @@
         <w:pStyle w:val="Compact"/>
       </w:pPr>
       <w:r>
-        <w:t xml:space="preserve">Statistics</w:t>
+        <w:t xml:space="preserve">Subsetting Data</w:t>
       </w:r>
     </w:p>
     <w:p>
@@ -1019,6 +1012,74 @@
         <w:pStyle w:val="Compact"/>
       </w:pPr>
       <w:r>
+        <w:t xml:space="preserve">Summarizing Data</w:t>
+      </w:r>
+    </w:p>
+    <w:p>
+      <w:pPr>
+        <w:numPr>
+          <w:ilvl w:val="0"/>
+          <w:numId w:val="1007"/>
+        </w:numPr>
+        <w:pStyle w:val="Compact"/>
+      </w:pPr>
+      <w:r>
+        <w:t xml:space="preserve">Cleaning Data</w:t>
+      </w:r>
+    </w:p>
+    <w:p>
+      <w:pPr>
+        <w:pStyle w:val="FirstParagraph"/>
+      </w:pPr>
+      <w:r>
+        <w:t xml:space="preserve">Week two:</w:t>
+      </w:r>
+    </w:p>
+    <w:p>
+      <w:pPr>
+        <w:numPr>
+          <w:ilvl w:val="0"/>
+          <w:numId w:val="1008"/>
+        </w:numPr>
+        <w:pStyle w:val="Compact"/>
+      </w:pPr>
+      <w:r>
+        <w:t xml:space="preserve">Manipulation Data</w:t>
+      </w:r>
+    </w:p>
+    <w:p>
+      <w:pPr>
+        <w:numPr>
+          <w:ilvl w:val="0"/>
+          <w:numId w:val="1008"/>
+        </w:numPr>
+        <w:pStyle w:val="Compact"/>
+      </w:pPr>
+      <w:r>
+        <w:t xml:space="preserve">Visualization of Data</w:t>
+      </w:r>
+    </w:p>
+    <w:p>
+      <w:pPr>
+        <w:numPr>
+          <w:ilvl w:val="0"/>
+          <w:numId w:val="1008"/>
+        </w:numPr>
+        <w:pStyle w:val="Compact"/>
+      </w:pPr>
+      <w:r>
+        <w:t xml:space="preserve">Statistics</w:t>
+      </w:r>
+    </w:p>
+    <w:p>
+      <w:pPr>
+        <w:numPr>
+          <w:ilvl w:val="0"/>
+          <w:numId w:val="1008"/>
+        </w:numPr>
+        <w:pStyle w:val="Compact"/>
+      </w:pPr>
+      <w:r>
         <w:t xml:space="preserve">Functions</w:t>
       </w:r>
     </w:p>
@@ -1039,18 +1100,18 @@
           <wp:inline>
             <wp:extent cx="5334000" cy="3000375"/>
             <wp:effectExtent b="0" l="0" r="0" t="0"/>
-            <wp:docPr descr="" title="" id="39" name="Picture"/>
+            <wp:docPr descr="" title="" id="40" name="Picture"/>
             <a:graphic>
               <a:graphicData uri="http://schemas.openxmlformats.org/drawingml/2006/picture">
                 <pic:pic>
                   <pic:nvPicPr>
-                    <pic:cNvPr descr="01-intro_files/figure-docx//1vCiMPvvsdwQjiMWjf0YuSpTkG0DGXsy1614cRiFc7ns_g38d50c20f17_0_79.png" id="40" name="Picture"/>
+                    <pic:cNvPr descr="01-intro_files/figure-docx//1vCiMPvvsdwQjiMWjf0YuSpTkG0DGXsy1614cRiFc7ns_g38d50c20f17_0_79.png" id="41" name="Picture"/>
                     <pic:cNvPicPr>
                       <a:picLocks noChangeArrowheads="1" noChangeAspect="1"/>
                     </pic:cNvPicPr>
                   </pic:nvPicPr>
                   <pic:blipFill>
-                    <a:blip r:embed="rId38"/>
+                    <a:blip r:embed="rId39"/>
                     <a:stretch>
                       <a:fillRect/>
                     </a:stretch>
@@ -1097,44 +1158,12 @@
       <w:pPr>
         <w:numPr>
           <w:ilvl w:val="0"/>
-          <w:numId w:val="1008"/>
+          <w:numId w:val="1009"/>
         </w:numPr>
         <w:pStyle w:val="Compact"/>
       </w:pPr>
       <w:r>
         <w:t xml:space="preserve">to reduce instruction burden</w:t>
-      </w:r>
-    </w:p>
-    <w:p>
-      <w:pPr>
-        <w:numPr>
-          <w:ilvl w:val="0"/>
-          <w:numId w:val="1008"/>
-        </w:numPr>
-        <w:pStyle w:val="Compact"/>
-      </w:pPr>
-      <w:r>
-        <w:t xml:space="preserve">to allow learners the opportunity to ask chat questions during the course without slowing the rest of the course</w:t>
-      </w:r>
-    </w:p>
-    <w:p>
-      <w:pPr>
-        <w:numPr>
-          <w:ilvl w:val="0"/>
-          <w:numId w:val="1008"/>
-        </w:numPr>
-        <w:pStyle w:val="Compact"/>
-      </w:pPr>
-      <w:r>
-        <w:t xml:space="preserve">to allow the learners to have instructors with slightly different teaching styles/explanations</w:t>
-      </w:r>
-    </w:p>
-    <w:p>
-      <w:pPr>
-        <w:pStyle w:val="FirstParagraph"/>
-      </w:pPr>
-      <w:r>
-        <w:t xml:space="preserve">For labs we provide learners with 3 options:</w:t>
       </w:r>
     </w:p>
     <w:p>
@@ -1146,7 +1175,7 @@
         <w:pStyle w:val="Compact"/>
       </w:pPr>
       <w:r>
-        <w:t xml:space="preserve">A room led by one instructor who waits briefly for each question and then walks through the exercises</w:t>
+        <w:t xml:space="preserve">to allow learners the opportunity to ask chat questions during the course without slowing the rest of the course</w:t>
       </w:r>
     </w:p>
     <w:p>
@@ -1158,14 +1187,46 @@
         <w:pStyle w:val="Compact"/>
       </w:pPr>
       <w:r>
-        <w:t xml:space="preserve">A room led by one instructor who allows students time to work through all exercises and then students share their work and challenges with guidance and troubleshooting from the instructor</w:t>
+        <w:t xml:space="preserve">to allow the learners to have instructors with slightly different teaching styles/explanations</w:t>
+      </w:r>
+    </w:p>
+    <w:p>
+      <w:pPr>
+        <w:pStyle w:val="FirstParagraph"/>
+      </w:pPr>
+      <w:r>
+        <w:t xml:space="preserve">For labs we provide learners with 3 options:</w:t>
       </w:r>
     </w:p>
     <w:p>
       <w:pPr>
         <w:numPr>
           <w:ilvl w:val="0"/>
-          <w:numId w:val="1009"/>
+          <w:numId w:val="1010"/>
+        </w:numPr>
+        <w:pStyle w:val="Compact"/>
+      </w:pPr>
+      <w:r>
+        <w:t xml:space="preserve">A room led by one instructor who waits briefly for each question and then walks through the exercises</w:t>
+      </w:r>
+    </w:p>
+    <w:p>
+      <w:pPr>
+        <w:numPr>
+          <w:ilvl w:val="0"/>
+          <w:numId w:val="1010"/>
+        </w:numPr>
+        <w:pStyle w:val="Compact"/>
+      </w:pPr>
+      <w:r>
+        <w:t xml:space="preserve">A room led by one instructor who allows students time to work through all exercises and then students share their work and challenges with guidance and troubleshooting from the instructor</w:t>
+      </w:r>
+    </w:p>
+    <w:p>
+      <w:pPr>
+        <w:numPr>
+          <w:ilvl w:val="0"/>
+          <w:numId w:val="1010"/>
         </w:numPr>
         <w:pStyle w:val="Compact"/>
       </w:pPr>
@@ -1182,18 +1243,18 @@
           <wp:inline>
             <wp:extent cx="5334000" cy="3000375"/>
             <wp:effectExtent b="0" l="0" r="0" t="0"/>
-            <wp:docPr descr="" title="" id="42" name="Picture"/>
+            <wp:docPr descr="" title="" id="43" name="Picture"/>
             <a:graphic>
               <a:graphicData uri="http://schemas.openxmlformats.org/drawingml/2006/picture">
                 <pic:pic>
                   <pic:nvPicPr>
-                    <pic:cNvPr descr="01-intro_files/figure-docx//1vCiMPvvsdwQjiMWjf0YuSpTkG0DGXsy1614cRiFc7ns_g38d50c20f17_0_88.png" id="43" name="Picture"/>
+                    <pic:cNvPr descr="01-intro_files/figure-docx//1vCiMPvvsdwQjiMWjf0YuSpTkG0DGXsy1614cRiFc7ns_g38d50c20f17_0_88.png" id="44" name="Picture"/>
                     <pic:cNvPicPr>
                       <a:picLocks noChangeArrowheads="1" noChangeAspect="1"/>
                     </pic:cNvPicPr>
                   </pic:nvPicPr>
                   <pic:blipFill>
-                    <a:blip r:embed="rId41"/>
+                    <a:blip r:embed="rId42"/>
                     <a:stretch>
                       <a:fillRect/>
                     </a:stretch>
@@ -1237,18 +1298,18 @@
           <wp:inline>
             <wp:extent cx="5334000" cy="3000375"/>
             <wp:effectExtent b="0" l="0" r="0" t="0"/>
-            <wp:docPr descr="" title="" id="45" name="Picture"/>
+            <wp:docPr descr="" title="" id="46" name="Picture"/>
             <a:graphic>
               <a:graphicData uri="http://schemas.openxmlformats.org/drawingml/2006/picture">
                 <pic:pic>
                   <pic:nvPicPr>
-                    <pic:cNvPr descr="01-intro_files/figure-docx//1vCiMPvvsdwQjiMWjf0YuSpTkG0DGXsy1614cRiFc7ns_g38d50c20f17_0_98.png" id="46" name="Picture"/>
+                    <pic:cNvPr descr="01-intro_files/figure-docx//1vCiMPvvsdwQjiMWjf0YuSpTkG0DGXsy1614cRiFc7ns_g38d50c20f17_0_98.png" id="47" name="Picture"/>
                     <pic:cNvPicPr>
                       <a:picLocks noChangeArrowheads="1" noChangeAspect="1"/>
                     </pic:cNvPicPr>
                   </pic:nvPicPr>
                   <pic:blipFill>
-                    <a:blip r:embed="rId44"/>
+                    <a:blip r:embed="rId45"/>
                     <a:stretch>
                       <a:fillRect/>
                     </a:stretch>
@@ -1284,18 +1345,18 @@
           <wp:inline>
             <wp:extent cx="5334000" cy="3000375"/>
             <wp:effectExtent b="0" l="0" r="0" t="0"/>
-            <wp:docPr descr="" title="" id="48" name="Picture"/>
+            <wp:docPr descr="" title="" id="49" name="Picture"/>
             <a:graphic>
               <a:graphicData uri="http://schemas.openxmlformats.org/drawingml/2006/picture">
                 <pic:pic>
                   <pic:nvPicPr>
-                    <pic:cNvPr descr="01-intro_files/figure-docx//1vCiMPvvsdwQjiMWjf0YuSpTkG0DGXsy1614cRiFc7ns_g38d50c20f17_0_105.png" id="49" name="Picture"/>
+                    <pic:cNvPr descr="01-intro_files/figure-docx//1vCiMPvvsdwQjiMWjf0YuSpTkG0DGXsy1614cRiFc7ns_g38d50c20f17_0_105.png" id="50" name="Picture"/>
                     <pic:cNvPicPr>
                       <a:picLocks noChangeArrowheads="1" noChangeAspect="1"/>
                     </pic:cNvPicPr>
                   </pic:nvPicPr>
                   <pic:blipFill>
-                    <a:blip r:embed="rId47"/>
+                    <a:blip r:embed="rId48"/>
                     <a:stretch>
                       <a:fillRect/>
                     </a:stretch>
@@ -1332,7 +1393,7 @@
       <w:r>
         <w:t xml:space="preserve"> </w:t>
       </w:r>
-      <w:hyperlink r:id="rId50">
+      <w:hyperlink r:id="rId51">
         <w:r>
           <w:rPr>
             <w:rStyle w:val="Hyperlink"/>
@@ -1347,8 +1408,8 @@
         <w:t xml:space="preserve">for course resources which includes lecture slides, lab exercises, cheatsheets to remind them about important functions, homework assignments, and additional resources.</w:t>
       </w:r>
     </w:p>
-    <w:bookmarkEnd w:id="51"/>
-    <w:bookmarkStart w:id="55" w:name="X6c0d93794708422cd99ccab85403f722d8dc105"/>
+    <w:bookmarkEnd w:id="52"/>
+    <w:bookmarkStart w:id="56" w:name="X6c0d93794708422cd99ccab85403f722d8dc105"/>
     <w:p>
       <w:pPr>
         <w:pStyle w:val="Heading3"/>
@@ -1384,7 +1445,7 @@
       <w:r>
         <w:t xml:space="preserve"> </w:t>
       </w:r>
-      <w:hyperlink r:id="rId52">
+      <w:hyperlink r:id="rId53">
         <w:r>
           <w:rPr>
             <w:rStyle w:val="Hyperlink"/>
@@ -1398,7 +1459,7 @@
       <w:r>
         <w:t xml:space="preserve"> </w:t>
       </w:r>
-      <w:hyperlink r:id="rId53">
+      <w:hyperlink r:id="rId54">
         <w:r>
           <w:rPr>
             <w:rStyle w:val="Hyperlink"/>
@@ -1415,7 +1476,7 @@
       <w:r>
         <w:t xml:space="preserve"> </w:t>
       </w:r>
-      <w:hyperlink r:id="rId54">
+      <w:hyperlink r:id="rId55">
         <w:r>
           <w:rPr>
             <w:rStyle w:val="Hyperlink"/>
@@ -1427,8 +1488,8 @@
         <w:t xml:space="preserve">.</w:t>
       </w:r>
     </w:p>
-    <w:bookmarkEnd w:id="55"/>
-    <w:bookmarkStart w:id="57" w:name="stage-3-code-a-thon"/>
+    <w:bookmarkEnd w:id="56"/>
+    <w:bookmarkStart w:id="58" w:name="stage-3-code-a-thon"/>
     <w:p>
       <w:pPr>
         <w:pStyle w:val="Heading3"/>
@@ -1464,7 +1525,7 @@
       <w:r>
         <w:t xml:space="preserve"> </w:t>
       </w:r>
-      <w:hyperlink r:id="rId56">
+      <w:hyperlink r:id="rId57">
         <w:r>
           <w:rPr>
             <w:rStyle w:val="Hyperlink"/>
@@ -1479,9 +1540,9 @@
         <w:t xml:space="preserve">for more details.</w:t>
       </w:r>
     </w:p>
-    <w:bookmarkEnd w:id="57"/>
     <w:bookmarkEnd w:id="58"/>
-    <w:bookmarkStart w:id="70" w:name="getting-started"/>
+    <w:bookmarkEnd w:id="59"/>
+    <w:bookmarkStart w:id="71" w:name="getting-started"/>
     <w:p>
       <w:pPr>
         <w:pStyle w:val="Heading2"/>
@@ -1507,7 +1568,7 @@
         <w:t xml:space="preserve">DaSEH materials are designed to be beginner friendly. Users can work through our materials with no prerequisite knowledge in programming, environmental health, public health, or statistics. However, the appropriate technology, software, and a basic familiarity with R Studio is helpful. This section will detail what learners and instructors will need to be able to jump into our resources.</w:t>
       </w:r>
     </w:p>
-    <w:bookmarkStart w:id="63" w:name="technical-requirements"/>
+    <w:bookmarkStart w:id="64" w:name="technical-requirements"/>
     <w:p>
       <w:pPr>
         <w:pStyle w:val="Heading3"/>
@@ -1535,7 +1596,7 @@
       <w:r>
         <w:t xml:space="preserve"> </w:t>
       </w:r>
-      <w:hyperlink r:id="rId59">
+      <w:hyperlink r:id="rId60">
         <w:r>
           <w:rPr>
             <w:rStyle w:val="Hyperlink"/>
@@ -1559,7 +1620,7 @@
       <w:pPr>
         <w:numPr>
           <w:ilvl w:val="0"/>
-          <w:numId w:val="1010"/>
+          <w:numId w:val="1011"/>
         </w:numPr>
         <w:pStyle w:val="Compact"/>
       </w:pPr>
@@ -1571,7 +1632,7 @@
       <w:pPr>
         <w:numPr>
           <w:ilvl w:val="0"/>
-          <w:numId w:val="1010"/>
+          <w:numId w:val="1011"/>
         </w:numPr>
         <w:pStyle w:val="Compact"/>
       </w:pPr>
@@ -1583,7 +1644,7 @@
       <w:pPr>
         <w:numPr>
           <w:ilvl w:val="0"/>
-          <w:numId w:val="1010"/>
+          <w:numId w:val="1011"/>
         </w:numPr>
         <w:pStyle w:val="Compact"/>
       </w:pPr>
@@ -1595,7 +1656,7 @@
       <w:pPr>
         <w:numPr>
           <w:ilvl w:val="0"/>
-          <w:numId w:val="1010"/>
+          <w:numId w:val="1011"/>
         </w:numPr>
         <w:pStyle w:val="Compact"/>
       </w:pPr>
@@ -1613,7 +1674,7 @@
       <w:r>
         <w:t xml:space="preserve"> </w:t>
       </w:r>
-      <w:hyperlink r:id="rId60">
+      <w:hyperlink r:id="rId61">
         <w:r>
           <w:rPr>
             <w:rStyle w:val="Hyperlink"/>
@@ -1635,7 +1696,7 @@
       <w:r>
         <w:t xml:space="preserve"> </w:t>
       </w:r>
-      <w:hyperlink r:id="rId61">
+      <w:hyperlink r:id="rId62">
         <w:r>
           <w:rPr>
             <w:rStyle w:val="Hyperlink"/>
@@ -1652,7 +1713,7 @@
       <w:r>
         <w:t xml:space="preserve"> </w:t>
       </w:r>
-      <w:hyperlink r:id="rId62">
+      <w:hyperlink r:id="rId63">
         <w:r>
           <w:rPr>
             <w:rStyle w:val="Hyperlink"/>
@@ -1666,7 +1727,7 @@
       <w:r>
         <w:t xml:space="preserve"> </w:t>
       </w:r>
-      <w:hyperlink r:id="rId59">
+      <w:hyperlink r:id="rId60">
         <w:r>
           <w:rPr>
             <w:rStyle w:val="Hyperlink"/>
@@ -1681,8 +1742,8 @@
         <w:t xml:space="preserve">for more information.</w:t>
       </w:r>
     </w:p>
-    <w:bookmarkEnd w:id="63"/>
-    <w:bookmarkStart w:id="66" w:name="rstudio"/>
+    <w:bookmarkEnd w:id="64"/>
+    <w:bookmarkStart w:id="67" w:name="rstudio"/>
     <w:p>
       <w:pPr>
         <w:pStyle w:val="Heading3"/>
@@ -1706,28 +1767,6 @@
       </w:pPr>
       <w:r>
         <w:t xml:space="preserve">To work with R, we recommend the RStudio Integrated Development Environment. RStudio includes a console, syntax-highlighting editor that supports direct code execution, as well as tools for plotting, history, debugging and workspace management. RStudio is available in open source and commercial editions and runs on the desktop (Windows, Mac, and Linux) or in a browser connected to RStudio Server. More information and program installation instruction are available at the</w:t>
-      </w:r>
-      <w:r>
-        <w:t xml:space="preserve"> </w:t>
-      </w:r>
-      <w:hyperlink r:id="rId64">
-        <w:r>
-          <w:rPr>
-            <w:rStyle w:val="Hyperlink"/>
-          </w:rPr>
-          <w:t xml:space="preserve">RStudio website</w:t>
-        </w:r>
-      </w:hyperlink>
-      <w:r>
-        <w:t xml:space="preserve">.</w:t>
-      </w:r>
-    </w:p>
-    <w:p>
-      <w:pPr>
-        <w:pStyle w:val="BodyText"/>
-      </w:pPr>
-      <w:r>
-        <w:t xml:space="preserve">For reproducible data analyses and easy publishing of reports and presentations, we recommend using RMarkdown. More information about RMarkdown is also available at the</w:t>
       </w:r>
       <w:r>
         <w:t xml:space="preserve"> </w:t>
@@ -1744,8 +1783,30 @@
         <w:t xml:space="preserve">.</w:t>
       </w:r>
     </w:p>
-    <w:bookmarkEnd w:id="66"/>
-    <w:bookmarkStart w:id="69" w:name="github"/>
+    <w:p>
+      <w:pPr>
+        <w:pStyle w:val="BodyText"/>
+      </w:pPr>
+      <w:r>
+        <w:t xml:space="preserve">For reproducible data analyses and easy publishing of reports and presentations, we recommend using RMarkdown. More information about RMarkdown is also available at the</w:t>
+      </w:r>
+      <w:r>
+        <w:t xml:space="preserve"> </w:t>
+      </w:r>
+      <w:hyperlink r:id="rId66">
+        <w:r>
+          <w:rPr>
+            <w:rStyle w:val="Hyperlink"/>
+          </w:rPr>
+          <w:t xml:space="preserve">RStudio website</w:t>
+        </w:r>
+      </w:hyperlink>
+      <w:r>
+        <w:t xml:space="preserve">.</w:t>
+      </w:r>
+    </w:p>
+    <w:bookmarkEnd w:id="67"/>
+    <w:bookmarkStart w:id="70" w:name="github"/>
     <w:p>
       <w:pPr>
         <w:pStyle w:val="Heading3"/>
@@ -1773,7 +1834,7 @@
       <w:r>
         <w:t xml:space="preserve"> </w:t>
       </w:r>
-      <w:hyperlink r:id="rId67">
+      <w:hyperlink r:id="rId68">
         <w:r>
           <w:rPr>
             <w:rStyle w:val="Hyperlink"/>
@@ -1795,7 +1856,7 @@
       <w:r>
         <w:t xml:space="preserve"> </w:t>
       </w:r>
-      <w:hyperlink r:id="rId68">
+      <w:hyperlink r:id="rId69">
         <w:r>
           <w:rPr>
             <w:rStyle w:val="Hyperlink"/>
@@ -1807,9 +1868,9 @@
         <w:t xml:space="preserve">.</w:t>
       </w:r>
     </w:p>
-    <w:bookmarkEnd w:id="69"/>
     <w:bookmarkEnd w:id="70"/>
-    <w:bookmarkStart w:id="77" w:name="website"/>
+    <w:bookmarkEnd w:id="71"/>
+    <w:bookmarkStart w:id="78" w:name="website"/>
     <w:p>
       <w:pPr>
         <w:pStyle w:val="Heading2"/>
@@ -1839,7 +1900,7 @@
       <w:pPr>
         <w:numPr>
           <w:ilvl w:val="0"/>
-          <w:numId w:val="1011"/>
+          <w:numId w:val="1012"/>
         </w:numPr>
         <w:pStyle w:val="Compact"/>
       </w:pPr>
@@ -1849,7 +1910,7 @@
       <w:r>
         <w:t xml:space="preserve"> </w:t>
       </w:r>
-      <w:hyperlink r:id="rId71">
+      <w:hyperlink r:id="rId72">
         <w:r>
           <w:rPr>
             <w:rStyle w:val="Hyperlink"/>
@@ -1862,7 +1923,7 @@
       <w:pPr>
         <w:numPr>
           <w:ilvl w:val="0"/>
-          <w:numId w:val="1011"/>
+          <w:numId w:val="1012"/>
         </w:numPr>
         <w:pStyle w:val="Compact"/>
       </w:pPr>
@@ -1872,7 +1933,7 @@
       <w:r>
         <w:t xml:space="preserve"> </w:t>
       </w:r>
-      <w:hyperlink r:id="rId72">
+      <w:hyperlink r:id="rId73">
         <w:r>
           <w:rPr>
             <w:rStyle w:val="Hyperlink"/>
@@ -1885,7 +1946,7 @@
       <w:pPr>
         <w:numPr>
           <w:ilvl w:val="0"/>
-          <w:numId w:val="1011"/>
+          <w:numId w:val="1012"/>
         </w:numPr>
         <w:pStyle w:val="Compact"/>
       </w:pPr>
@@ -1895,7 +1956,7 @@
       <w:r>
         <w:t xml:space="preserve"> </w:t>
       </w:r>
-      <w:hyperlink r:id="rId73">
+      <w:hyperlink r:id="rId74">
         <w:r>
           <w:rPr>
             <w:rStyle w:val="Hyperlink"/>
@@ -1908,7 +1969,7 @@
       <w:pPr>
         <w:numPr>
           <w:ilvl w:val="0"/>
-          <w:numId w:val="1011"/>
+          <w:numId w:val="1012"/>
         </w:numPr>
         <w:pStyle w:val="Compact"/>
       </w:pPr>
@@ -1918,7 +1979,7 @@
       <w:r>
         <w:t xml:space="preserve"> </w:t>
       </w:r>
-      <w:hyperlink r:id="rId74">
+      <w:hyperlink r:id="rId75">
         <w:r>
           <w:rPr>
             <w:rStyle w:val="Hyperlink"/>
@@ -1931,7 +1992,7 @@
       <w:pPr>
         <w:numPr>
           <w:ilvl w:val="0"/>
-          <w:numId w:val="1011"/>
+          <w:numId w:val="1012"/>
         </w:numPr>
         <w:pStyle w:val="Compact"/>
       </w:pPr>
@@ -1941,7 +2002,7 @@
       <w:r>
         <w:t xml:space="preserve"> </w:t>
       </w:r>
-      <w:hyperlink r:id="rId52">
+      <w:hyperlink r:id="rId53">
         <w:r>
           <w:rPr>
             <w:rStyle w:val="Hyperlink"/>
@@ -1954,7 +2015,7 @@
       <w:pPr>
         <w:numPr>
           <w:ilvl w:val="0"/>
-          <w:numId w:val="1011"/>
+          <w:numId w:val="1012"/>
         </w:numPr>
         <w:pStyle w:val="Compact"/>
       </w:pPr>
@@ -1964,7 +2025,7 @@
       <w:r>
         <w:t xml:space="preserve"> </w:t>
       </w:r>
-      <w:hyperlink r:id="rId75">
+      <w:hyperlink r:id="rId76">
         <w:r>
           <w:rPr>
             <w:rStyle w:val="Hyperlink"/>
@@ -1977,7 +2038,7 @@
       <w:pPr>
         <w:numPr>
           <w:ilvl w:val="0"/>
-          <w:numId w:val="1011"/>
+          <w:numId w:val="1012"/>
         </w:numPr>
         <w:pStyle w:val="Compact"/>
       </w:pPr>
@@ -1987,7 +2048,7 @@
       <w:r>
         <w:t xml:space="preserve"> </w:t>
       </w:r>
-      <w:hyperlink r:id="rId76">
+      <w:hyperlink r:id="rId77">
         <w:r>
           <w:rPr>
             <w:rStyle w:val="Hyperlink"/>
@@ -1996,8 +2057,8 @@
         </w:r>
       </w:hyperlink>
     </w:p>
-    <w:bookmarkEnd w:id="77"/>
-    <w:bookmarkStart w:id="81" w:name="feedback"/>
+    <w:bookmarkEnd w:id="78"/>
+    <w:bookmarkStart w:id="82" w:name="feedback"/>
     <w:p>
       <w:pPr>
         <w:pStyle w:val="Heading2"/>
@@ -2023,7 +2084,7 @@
         <w:t xml:space="preserve">We are continually working to improve the DaSEH resources to address learner and educator needs. Feedback is essential for this goal. If you use DaSEH materials, we would love to hear from you!</w:t>
       </w:r>
     </w:p>
-    <w:bookmarkStart w:id="78" w:name="survey"/>
+    <w:bookmarkStart w:id="79" w:name="survey"/>
     <w:p>
       <w:pPr>
         <w:pStyle w:val="Heading3"/>
@@ -2076,8 +2137,8 @@
         <w:t xml:space="preserve">## `google-chrome`, `chromium-browser` and `chrome` were not found. Try setting the `CHROMOTE_CHROME` environment variable to the executable of a Chromium-based browser, such as Google Chrome, Chromium or Brave or adding one of these executables to your PATH.</w:t>
       </w:r>
     </w:p>
-    <w:bookmarkEnd w:id="78"/>
-    <w:bookmarkStart w:id="80" w:name="feedback-for-this-guide"/>
+    <w:bookmarkEnd w:id="79"/>
+    <w:bookmarkStart w:id="81" w:name="feedback-for-this-guide"/>
     <w:p>
       <w:pPr>
         <w:pStyle w:val="Heading3"/>
@@ -2105,7 +2166,7 @@
       <w:r>
         <w:t xml:space="preserve"> </w:t>
       </w:r>
-      <w:hyperlink r:id="rId79">
+      <w:hyperlink r:id="rId80">
         <w:r>
           <w:rPr>
             <w:rStyle w:val="Hyperlink"/>
@@ -2117,9 +2178,9 @@
         <w:t xml:space="preserve">.</w:t>
       </w:r>
     </w:p>
-    <w:bookmarkEnd w:id="80"/>
     <w:bookmarkEnd w:id="81"/>
-    <w:bookmarkStart w:id="82" w:name="contact-us"/>
+    <w:bookmarkEnd w:id="82"/>
+    <w:bookmarkStart w:id="83" w:name="contact-us"/>
     <w:p>
       <w:pPr>
         <w:pStyle w:val="Heading2"/>
@@ -2145,9 +2206,9 @@
         <w:t xml:space="preserve">If you have any questions, suggestions for improvement for individual resources, ideas, or thoughts, you can contact us through email at daseh at fredhutch.org.</w:t>
       </w:r>
     </w:p>
-    <w:bookmarkEnd w:id="82"/>
     <w:bookmarkEnd w:id="83"/>
-    <w:bookmarkStart w:id="116" w:name="daseh-infrastructure"/>
+    <w:bookmarkEnd w:id="84"/>
+    <w:bookmarkStart w:id="185" w:name="daseh-infrastructure"/>
     <w:p>
       <w:pPr>
         <w:pStyle w:val="Heading1"/>
@@ -2168,7 +2229,7 @@
         <w:t xml:space="preserve"> </w:t>
       </w:r>
     </w:p>
-    <w:bookmarkStart w:id="85" w:name="learning-objectives-1"/>
+    <w:bookmarkStart w:id="86" w:name="learning-objectives-1"/>
     <w:p>
       <w:pPr>
         <w:pStyle w:val="Heading2"/>
@@ -2198,7 +2259,7 @@
       <w:pPr>
         <w:numPr>
           <w:ilvl w:val="0"/>
-          <w:numId w:val="1012"/>
+          <w:numId w:val="1013"/>
         </w:numPr>
         <w:pStyle w:val="Compact"/>
       </w:pPr>
@@ -2215,35 +2276,35 @@
       <w:pPr>
         <w:numPr>
           <w:ilvl w:val="1"/>
+          <w:numId w:val="1014"/>
+        </w:numPr>
+        <w:pStyle w:val="Compact"/>
+      </w:pPr>
+      <w:r>
+        <w:t xml:space="preserve">Topics included in modules (lectures and labs)</w:t>
+      </w:r>
+    </w:p>
+    <w:p>
+      <w:pPr>
+        <w:numPr>
+          <w:ilvl w:val="1"/>
+          <w:numId w:val="1014"/>
+        </w:numPr>
+        <w:pStyle w:val="Compact"/>
+      </w:pPr>
+      <w:r>
+        <w:t xml:space="preserve">Methods for feedback</w:t>
+      </w:r>
+    </w:p>
+    <w:p>
+      <w:pPr>
+        <w:numPr>
+          <w:ilvl w:val="0"/>
           <w:numId w:val="1013"/>
         </w:numPr>
         <w:pStyle w:val="Compact"/>
       </w:pPr>
-      <w:r>
-        <w:t xml:space="preserve">Topics included in modules (lectures and labs)</w:t>
-      </w:r>
-    </w:p>
-    <w:p>
-      <w:pPr>
-        <w:numPr>
-          <w:ilvl w:val="1"/>
-          <w:numId w:val="1013"/>
-        </w:numPr>
-        <w:pStyle w:val="Compact"/>
-      </w:pPr>
-      <w:r>
-        <w:t xml:space="preserve">Methods for feedback</w:t>
-      </w:r>
-    </w:p>
-    <w:p>
-      <w:pPr>
-        <w:numPr>
-          <w:ilvl w:val="0"/>
-          <w:numId w:val="1012"/>
-        </w:numPr>
-        <w:pStyle w:val="Compact"/>
-      </w:pPr>
-      <w:hyperlink r:id="rId84">
+      <w:hyperlink r:id="rId85">
         <w:r>
           <w:rPr>
             <w:rStyle w:val="Hyperlink"/>
@@ -2256,7 +2317,7 @@
       <w:pPr>
         <w:numPr>
           <w:ilvl w:val="0"/>
-          <w:numId w:val="1012"/>
+          <w:numId w:val="1013"/>
         </w:numPr>
         <w:pStyle w:val="Compact"/>
       </w:pPr>
@@ -2268,7 +2329,7 @@
       <w:pPr>
         <w:numPr>
           <w:ilvl w:val="0"/>
-          <w:numId w:val="1012"/>
+          <w:numId w:val="1013"/>
         </w:numPr>
         <w:pStyle w:val="Compact"/>
       </w:pPr>
@@ -2276,8 +2337,8 @@
         <w:t xml:space="preserve">Data used for DaSEH</w:t>
       </w:r>
     </w:p>
-    <w:bookmarkEnd w:id="85"/>
-    <w:bookmarkStart w:id="95" w:name="daseh-website"/>
+    <w:bookmarkEnd w:id="86"/>
+    <w:bookmarkStart w:id="132" w:name="daseh-website"/>
     <w:p>
       <w:pPr>
         <w:pStyle w:val="Heading2"/>
@@ -2330,7 +2391,7 @@
       <w:r>
         <w:t xml:space="preserve"> </w:t>
       </w:r>
-      <w:hyperlink r:id="rId67">
+      <w:hyperlink r:id="rId68">
         <w:r>
           <w:rPr>
             <w:rStyle w:val="Hyperlink"/>
@@ -2355,7 +2416,7 @@
       <w:r>
         <w:t xml:space="preserve"> </w:t>
       </w:r>
-      <w:hyperlink r:id="rId86">
+      <w:hyperlink r:id="rId87">
         <w:r>
           <w:rPr>
             <w:rStyle w:val="Hyperlink"/>
@@ -2372,12 +2433,12 @@
         <w:pStyle w:val="BodyText"/>
       </w:pPr>
       <w:r>
-        <w:t xml:space="preserve">Links to all of our learning modules (including lab activities and slides) can be found on the DaSEH website on the on the Course content tab on the</w:t>
-      </w:r>
-      <w:r>
-        <w:t xml:space="preserve"> </w:t>
-      </w:r>
-      <w:hyperlink r:id="rId74">
+        <w:t xml:space="preserve">Links to all of our learning modules (including lab activities and slides) can be found on the DaSEH website on the Course content tab on the</w:t>
+      </w:r>
+      <w:r>
+        <w:t xml:space="preserve"> </w:t>
+      </w:r>
+      <w:hyperlink r:id="rId75">
         <w:r>
           <w:rPr>
             <w:rStyle w:val="Hyperlink"/>
@@ -2394,12 +2455,12 @@
         <w:pStyle w:val="BodyText"/>
       </w:pPr>
       <w:r>
-        <w:t xml:space="preserve">We also include links to all the data used in the course as well as additional data that could be used for projects our extra practice on our</w:t>
-      </w:r>
-      <w:r>
-        <w:t xml:space="preserve"> </w:t>
-      </w:r>
-      <w:hyperlink r:id="rId52">
+        <w:t xml:space="preserve">We also include links to all the data used in the course, as well as additional data that could be used for projects our extra practice, on our</w:t>
+      </w:r>
+      <w:r>
+        <w:t xml:space="preserve"> </w:t>
+      </w:r>
+      <w:hyperlink r:id="rId53">
         <w:r>
           <w:rPr>
             <w:rStyle w:val="Hyperlink"/>
@@ -2421,7 +2482,7 @@
       <w:r>
         <w:t xml:space="preserve"> </w:t>
       </w:r>
-      <w:hyperlink r:id="rId52">
+      <w:hyperlink r:id="rId53">
         <w:r>
           <w:rPr>
             <w:rStyle w:val="Hyperlink"/>
@@ -2440,7 +2501,7 @@
       <w:r>
         <w:t xml:space="preserve"> </w:t>
       </w:r>
-      <w:hyperlink r:id="rId75">
+      <w:hyperlink r:id="rId76">
         <w:r>
           <w:rPr>
             <w:rStyle w:val="Hyperlink"/>
@@ -2455,7 +2516,59 @@
         <w:t xml:space="preserve">under our Support tab where one can find extra help, cheatsheets, and videos of our previous lectures.</w:t>
       </w:r>
     </w:p>
-    <w:bookmarkStart w:id="88" w:name="contact-info"/>
+    <w:p>
+      <w:pPr>
+        <w:pStyle w:val="BodyText"/>
+      </w:pPr>
+      <w:r>
+        <w:t xml:space="preserve">We like to share recordings of our lectures (using Zoom) with the students right after we record to:</w:t>
+      </w:r>
+    </w:p>
+    <w:p>
+      <w:pPr>
+        <w:numPr>
+          <w:ilvl w:val="0"/>
+          <w:numId w:val="1015"/>
+        </w:numPr>
+        <w:pStyle w:val="Compact"/>
+      </w:pPr>
+      <w:r>
+        <w:t xml:space="preserve">allow students who have other commitments to still participate</w:t>
+      </w:r>
+    </w:p>
+    <w:p>
+      <w:pPr>
+        <w:numPr>
+          <w:ilvl w:val="0"/>
+          <w:numId w:val="1015"/>
+        </w:numPr>
+        <w:pStyle w:val="Compact"/>
+      </w:pPr>
+      <w:r>
+        <w:t xml:space="preserve">allow learners to watch the materials again even if they were present during the live course, to help them review</w:t>
+      </w:r>
+    </w:p>
+    <w:p>
+      <w:pPr>
+        <w:numPr>
+          <w:ilvl w:val="0"/>
+          <w:numId w:val="1015"/>
+        </w:numPr>
+        <w:pStyle w:val="Compact"/>
+      </w:pPr>
+      <w:r>
+        <w:t xml:space="preserve">allow learners to look back at the material in the future for a refresher</w:t>
+      </w:r>
+    </w:p>
+    <w:p>
+      <w:pPr>
+        <w:pStyle w:val="FirstParagraph"/>
+      </w:pPr>
+      <w:r>
+        <w:t xml:space="preserve">Recordings also allow independent learners to use the other materials more effectively, as well as supports potential teaching assistants who may need to learn or refresh their knowledge on a topic.</w:t>
+      </w:r>
+    </w:p>
+    <w:bookmarkStart w:id="89" w:name="contact-info"/>
     <w:p>
       <w:pPr>
         <w:pStyle w:val="Heading3"/>
@@ -2483,7 +2596,7 @@
       <w:r>
         <w:t xml:space="preserve"> </w:t>
       </w:r>
-      <w:hyperlink r:id="rId87">
+      <w:hyperlink r:id="rId88">
         <w:r>
           <w:rPr>
             <w:rStyle w:val="Hyperlink"/>
@@ -2498,8 +2611,8 @@
         <w:t xml:space="preserve">contains a contact email that may be used to send a message to DaSEH to ask a question or provide suggestions.</w:t>
       </w:r>
     </w:p>
-    <w:bookmarkEnd w:id="88"/>
-    <w:bookmarkStart w:id="89" w:name="feedback-1"/>
+    <w:bookmarkEnd w:id="89"/>
+    <w:bookmarkStart w:id="90" w:name="feedback-1"/>
     <w:p>
       <w:pPr>
         <w:pStyle w:val="Heading3"/>
@@ -2527,7 +2640,7 @@
       <w:r>
         <w:t xml:space="preserve"> </w:t>
       </w:r>
-      <w:hyperlink r:id="rId86">
+      <w:hyperlink r:id="rId87">
         <w:r>
           <w:rPr>
             <w:rStyle w:val="Hyperlink"/>
@@ -2550,8 +2663,8 @@
         <w:t xml:space="preserve">Also please let us know if you notice typos or errors, or if you are interested in getting involved.</w:t>
       </w:r>
     </w:p>
-    <w:bookmarkEnd w:id="89"/>
-    <w:bookmarkStart w:id="90" w:name="survey-1"/>
+    <w:bookmarkEnd w:id="90"/>
+    <w:bookmarkStart w:id="91" w:name="survey-1"/>
     <w:p>
       <w:pPr>
         <w:pStyle w:val="Heading3"/>
@@ -2574,7 +2687,7 @@
         <w:pStyle w:val="FirstParagraph"/>
       </w:pPr>
       <w:r>
-        <w:t xml:space="preserve">There is also a survey available on our website that allows us to do research on DaSEH resource use.</w:t>
+        <w:t xml:space="preserve">There will also be a survey available on our website that allows us to do research on DaSEH resource use.</w:t>
       </w:r>
     </w:p>
     <w:p>
@@ -2585,8 +2698,8 @@
         <w:t xml:space="preserve">The survey should take no more than 10 minutes to complete. Your feedback helps us learn more about how to improve our resources. Part of this includes getting a better understanding of who is using our resources and how so that we can better design our materials. We would greatly appreciate you filling it out if you have the time!</w:t>
       </w:r>
     </w:p>
-    <w:bookmarkEnd w:id="90"/>
-    <w:bookmarkStart w:id="94" w:name="materials"/>
+    <w:bookmarkEnd w:id="91"/>
+    <w:bookmarkStart w:id="97" w:name="materials"/>
     <w:p>
       <w:pPr>
         <w:pStyle w:val="Heading3"/>
@@ -2617,7 +2730,52 @@
         <w:pStyle w:val="BodyText"/>
       </w:pPr>
       <w:r>
-        <w:t xml:space="preserve">Each one has lecture slides built using ioslides and as well as lab activities built using R Markdown.</w:t>
+        <w:t xml:space="preserve">Each one has lecture slides built using</w:t>
+      </w:r>
+      <w:r>
+        <w:t xml:space="preserve"> </w:t>
+      </w:r>
+      <w:hyperlink r:id="rId92">
+        <w:r>
+          <w:rPr>
+            <w:rStyle w:val="Hyperlink"/>
+          </w:rPr>
+          <w:t xml:space="preserve">ioslides</w:t>
+        </w:r>
+      </w:hyperlink>
+      <w:r>
+        <w:t xml:space="preserve"> </w:t>
+      </w:r>
+      <w:r>
+        <w:t xml:space="preserve">and</w:t>
+      </w:r>
+      <w:r>
+        <w:t xml:space="preserve"> </w:t>
+      </w:r>
+      <w:hyperlink r:id="rId93">
+        <w:r>
+          <w:rPr>
+            <w:rStyle w:val="Hyperlink"/>
+          </w:rPr>
+          <w:t xml:space="preserve">R Markdown</w:t>
+        </w:r>
+      </w:hyperlink>
+      <w:r>
+        <w:t xml:space="preserve">, as well as lab activities also built using</w:t>
+      </w:r>
+      <w:r>
+        <w:t xml:space="preserve"> </w:t>
+      </w:r>
+      <w:hyperlink r:id="rId93">
+        <w:r>
+          <w:rPr>
+            <w:rStyle w:val="Hyperlink"/>
+          </w:rPr>
+          <w:t xml:space="preserve">R Markdown</w:t>
+        </w:r>
+      </w:hyperlink>
+      <w:r>
+        <w:t xml:space="preserve">.</w:t>
       </w:r>
     </w:p>
     <w:p>
@@ -2625,7 +2783,21 @@
         <w:pStyle w:val="BodyText"/>
       </w:pPr>
       <w:r>
-        <w:t xml:space="preserve">The rendered version of the slides, as well as the raw Rmd file are available on the website or our GitHub repository. In addition, the rendered and raw versions of the both the lab and the lab key are also available.</w:t>
+        <w:t xml:space="preserve">The rendered version of the slides, as well as the raw R Markdown files (called Rmd files) are available on the website or our</w:t>
+      </w:r>
+      <w:r>
+        <w:t xml:space="preserve"> </w:t>
+      </w:r>
+      <w:hyperlink r:id="rId85">
+        <w:r>
+          <w:rPr>
+            <w:rStyle w:val="Hyperlink"/>
+          </w:rPr>
+          <w:t xml:space="preserve">GitHub repository</w:t>
+        </w:r>
+      </w:hyperlink>
+      <w:r>
+        <w:t xml:space="preserve">. In addition, the rendered and raw versions of the both the lab and the lab key are also available.</w:t>
       </w:r>
     </w:p>
     <w:p>
@@ -2645,18 +2817,18 @@
           <wp:inline>
             <wp:extent cx="5334000" cy="3000375"/>
             <wp:effectExtent b="0" l="0" r="0" t="0"/>
-            <wp:docPr descr="" title="" id="92" name="Picture"/>
+            <wp:docPr descr="" title="" id="95" name="Picture"/>
             <a:graphic>
               <a:graphicData uri="http://schemas.openxmlformats.org/drawingml/2006/picture">
                 <pic:pic>
                   <pic:nvPicPr>
-                    <pic:cNvPr descr="02-daseh_infrastructure_files/figure-docx//1vCiMPvvsdwQjiMWjf0YuSpTkG0DGXsy1614cRiFc7ns_g3a4b18ec263_0_0.png" id="93" name="Picture"/>
+                    <pic:cNvPr descr="02-daseh_infrastructure_files/figure-docx//1vCiMPvvsdwQjiMWjf0YuSpTkG0DGXsy1614cRiFc7ns_g3a4b18ec263_0_0.png" id="96" name="Picture"/>
                     <pic:cNvPicPr>
                       <a:picLocks noChangeArrowheads="1" noChangeAspect="1"/>
                     </pic:cNvPicPr>
                   </pic:nvPicPr>
                   <pic:blipFill>
-                    <a:blip r:embed="rId91"/>
+                    <a:blip r:embed="rId94"/>
                     <a:stretch>
                       <a:fillRect/>
                     </a:stretch>
@@ -2683,68 +2855,23 @@
         </w:drawing>
       </w:r>
     </w:p>
-    <w:p>
-      <w:pPr>
-        <w:numPr>
-          <w:ilvl w:val="0"/>
-          <w:numId w:val="1014"/>
-        </w:numPr>
-        <w:pStyle w:val="Compact"/>
-      </w:pPr>
-      <w:r>
-        <w:rPr>
-          <w:bCs/>
-          <w:b/>
-        </w:rPr>
-        <w:t xml:space="preserve">An Introduction to R</w:t>
-      </w:r>
-    </w:p>
-    <w:p>
-      <w:pPr>
-        <w:pStyle w:val="FirstParagraph"/>
-      </w:pPr>
-      <w:r>
-        <w:t xml:space="preserve">This module includes the history of how R came to be and how it differs from other options like Python or Stata. It also includes how students should anticipate the experience of learning in the course and suggestions for how to learn. It also introduces jargon such as variable, row, column, object.</w:t>
-      </w:r>
-    </w:p>
-    <w:p>
-      <w:pPr>
-        <w:pStyle w:val="BodyText"/>
-      </w:pPr>
-      <w:r>
-        <w:t xml:space="preserve">This module does not have a lab associated with it.</w:t>
-      </w:r>
-    </w:p>
-    <w:p>
-      <w:pPr>
-        <w:numPr>
-          <w:ilvl w:val="0"/>
-          <w:numId w:val="1015"/>
-        </w:numPr>
-        <w:pStyle w:val="Compact"/>
-      </w:pPr>
-      <w:r>
-        <w:rPr>
-          <w:bCs/>
-          <w:b/>
-        </w:rPr>
-        <w:t xml:space="preserve">Basic R</w:t>
-      </w:r>
-    </w:p>
-    <w:p>
-      <w:pPr>
-        <w:pStyle w:val="FirstParagraph"/>
-      </w:pPr>
-      <w:r>
-        <w:t xml:space="preserve">This module includes how to assign objects, how to create vectors, and how to perform simple calculations.</w:t>
-      </w:r>
-    </w:p>
-    <w:p>
-      <w:pPr>
-        <w:pStyle w:val="BodyText"/>
-      </w:pPr>
-      <w:r>
-        <w:t xml:space="preserve">The lab activity which is just an html webpage (as learners are not yet introduced to Rmd files) involves performing simple mathematical operations, assigning vectors, and checking the class and length of vectors.</w:t>
+    <w:bookmarkEnd w:id="97"/>
+    <w:bookmarkStart w:id="131" w:name="modules"/>
+    <w:p>
+      <w:pPr>
+        <w:pStyle w:val="Heading3"/>
+      </w:pPr>
+      <w:r>
+        <w:rPr>
+          <w:rStyle w:val="SectionNumber"/>
+        </w:rPr>
+        <w:t xml:space="preserve">2.2.5</w:t>
+      </w:r>
+      <w:r>
+        <w:tab/>
+      </w:r>
+      <w:r>
+        <w:t xml:space="preserve">Modules</w:t>
       </w:r>
     </w:p>
     <w:p>
@@ -2755,20 +2882,54 @@
         </w:numPr>
         <w:pStyle w:val="Compact"/>
       </w:pPr>
-      <w:r>
-        <w:rPr>
-          <w:bCs/>
-          <w:b/>
-        </w:rPr>
-        <w:t xml:space="preserve">RStudio</w:t>
-      </w:r>
+      <w:hyperlink r:id="rId98">
+        <w:r>
+          <w:rPr>
+            <w:rStyle w:val="Hyperlink"/>
+            <w:bCs/>
+            <w:b/>
+          </w:rPr>
+          <w:t xml:space="preserve">An Introduction to R</w:t>
+        </w:r>
+      </w:hyperlink>
     </w:p>
     <w:p>
       <w:pPr>
         <w:pStyle w:val="FirstParagraph"/>
       </w:pPr>
       <w:r>
-        <w:t xml:space="preserve">This module includes a tour of RStudio, how to write code that can be saved or how to write interactive code, for instance for installing a package where the user may have to answer questions.</w:t>
+        <w:t xml:space="preserve">This module includes the history of how R came to be and how it differs from other options like</w:t>
+      </w:r>
+      <w:r>
+        <w:t xml:space="preserve"> </w:t>
+      </w:r>
+      <w:hyperlink r:id="rId99">
+        <w:r>
+          <w:rPr>
+            <w:rStyle w:val="Hyperlink"/>
+          </w:rPr>
+          <w:t xml:space="preserve">Python</w:t>
+        </w:r>
+      </w:hyperlink>
+      <w:r>
+        <w:t xml:space="preserve"> </w:t>
+      </w:r>
+      <w:r>
+        <w:t xml:space="preserve">or</w:t>
+      </w:r>
+      <w:r>
+        <w:t xml:space="preserve"> </w:t>
+      </w:r>
+      <w:hyperlink r:id="rId100">
+        <w:r>
+          <w:rPr>
+            <w:rStyle w:val="Hyperlink"/>
+          </w:rPr>
+          <w:t xml:space="preserve">Stata</w:t>
+        </w:r>
+      </w:hyperlink>
+      <w:r>
+        <w:t xml:space="preserve">. It also includes how students should anticipate the experience of learning in the course and suggestions for how to learn. It also introduces jargon such as variable, row, column, and object.</w:t>
       </w:r>
     </w:p>
     <w:p>
@@ -2776,7 +2937,7 @@
         <w:pStyle w:val="BodyText"/>
       </w:pPr>
       <w:r>
-        <w:t xml:space="preserve">The lab activity involves knitting the Rmd file, running code chunks in the Rmd file, running all previous chunks, creating new chunks, and adding headers.</w:t>
+        <w:t xml:space="preserve">This module does not have a lab associated with it.</w:t>
       </w:r>
     </w:p>
     <w:p>
@@ -2787,20 +2948,23 @@
         </w:numPr>
         <w:pStyle w:val="Compact"/>
       </w:pPr>
-      <w:r>
-        <w:rPr>
-          <w:bCs/>
-          <w:b/>
-        </w:rPr>
-        <w:t xml:space="preserve">Reproducibility</w:t>
-      </w:r>
+      <w:hyperlink r:id="rId101">
+        <w:r>
+          <w:rPr>
+            <w:rStyle w:val="Hyperlink"/>
+            <w:bCs/>
+            <w:b/>
+          </w:rPr>
+          <w:t xml:space="preserve">Basic R</w:t>
+        </w:r>
+      </w:hyperlink>
     </w:p>
     <w:p>
       <w:pPr>
         <w:pStyle w:val="FirstParagraph"/>
       </w:pPr>
       <w:r>
-        <w:t xml:space="preserve">This module introduces concepts related to repeatability, reproducibility, and replicability. It introduces best practices for improving transparency in our code.</w:t>
+        <w:t xml:space="preserve">This module includes how to assign objects, how to create vectors, and how to perform simple calculations.</w:t>
       </w:r>
     </w:p>
     <w:p>
@@ -2808,37 +2972,24 @@
         <w:pStyle w:val="BodyText"/>
       </w:pPr>
       <w:r>
-        <w:t xml:space="preserve">The lab activity features tasks like cleaning the environment, using the</w:t>
-      </w:r>
-      <w:r>
-        <w:t xml:space="preserve"> </w:t>
-      </w:r>
-      <w:r>
-        <w:rPr>
-          <w:rStyle w:val="VerbatimChar"/>
-        </w:rPr>
-        <w:t xml:space="preserve">set.seed()</w:t>
-      </w:r>
-      <w:r>
-        <w:t xml:space="preserve"> </w:t>
-      </w:r>
-      <w:r>
-        <w:t xml:space="preserve">function to generate the same random numbers each time, and using the</w:t>
-      </w:r>
-      <w:r>
-        <w:t xml:space="preserve"> </w:t>
-      </w:r>
-      <w:r>
-        <w:rPr>
-          <w:rStyle w:val="VerbatimChar"/>
-        </w:rPr>
-        <w:t xml:space="preserve">sessionInfo()</w:t>
-      </w:r>
-      <w:r>
-        <w:t xml:space="preserve"> </w:t>
-      </w:r>
-      <w:r>
-        <w:t xml:space="preserve">function to list packages and versions used.</w:t>
+        <w:t xml:space="preserve">The</w:t>
+      </w:r>
+      <w:r>
+        <w:t xml:space="preserve"> </w:t>
+      </w:r>
+      <w:hyperlink r:id="rId102">
+        <w:r>
+          <w:rPr>
+            <w:rStyle w:val="Hyperlink"/>
+          </w:rPr>
+          <w:t xml:space="preserve">lab activity</w:t>
+        </w:r>
+      </w:hyperlink>
+      <w:r>
+        <w:t xml:space="preserve"> </w:t>
+      </w:r>
+      <w:r>
+        <w:t xml:space="preserve">which is just an html webpage (as learners are not yet introduced to Rmd files) involves performing simple mathematical operations, assigning vectors, and checking the class and length of vectors.</w:t>
       </w:r>
     </w:p>
     <w:p>
@@ -2849,20 +3000,23 @@
         </w:numPr>
         <w:pStyle w:val="Compact"/>
       </w:pPr>
-      <w:r>
-        <w:rPr>
-          <w:bCs/>
-          <w:b/>
-        </w:rPr>
-        <w:t xml:space="preserve">Data Input</w:t>
-      </w:r>
+      <w:hyperlink r:id="rId103">
+        <w:r>
+          <w:rPr>
+            <w:rStyle w:val="Hyperlink"/>
+            <w:bCs/>
+            <w:b/>
+          </w:rPr>
+          <w:t xml:space="preserve">RStudio</w:t>
+        </w:r>
+      </w:hyperlink>
     </w:p>
     <w:p>
       <w:pPr>
         <w:pStyle w:val="FirstParagraph"/>
       </w:pPr>
       <w:r>
-        <w:t xml:space="preserve">This module describes how to import data using point-and-click methods within RStudio as well as through using functions of the readr package. We cover import of csv files and other delimited files like tab delimited files, as well as tools for importing excel files and SAS, SPSS, and Stata files. We also cover methods for checking your imported data.</w:t>
+        <w:t xml:space="preserve">This module includes a tour of RStudio, how to write code that can be saved or how to write interactive code, for instance for installing a package where the user may have to answer questions.</w:t>
       </w:r>
     </w:p>
     <w:p>
@@ -2870,19 +3024,24 @@
         <w:pStyle w:val="BodyText"/>
       </w:pPr>
       <w:r>
-        <w:t xml:space="preserve">The lab activity covers using the point-and-click option within RStudio and using code with</w:t>
-      </w:r>
-      <w:r>
-        <w:t xml:space="preserve"> </w:t>
-      </w:r>
-      <w:r>
-        <w:rPr>
-          <w:rStyle w:val="VerbatimChar"/>
-        </w:rPr>
-        <w:t xml:space="preserve">readr</w:t>
-      </w:r>
-      <w:r>
-        <w:t xml:space="preserve">.</w:t>
+        <w:t xml:space="preserve">The</w:t>
+      </w:r>
+      <w:r>
+        <w:t xml:space="preserve"> </w:t>
+      </w:r>
+      <w:hyperlink r:id="rId104">
+        <w:r>
+          <w:rPr>
+            <w:rStyle w:val="Hyperlink"/>
+          </w:rPr>
+          <w:t xml:space="preserve">lab activity</w:t>
+        </w:r>
+      </w:hyperlink>
+      <w:r>
+        <w:t xml:space="preserve"> </w:t>
+      </w:r>
+      <w:r>
+        <w:t xml:space="preserve">involves knitting the Rmd file, running code chunks in the Rmd file, running all previous chunks, creating new chunks, and adding headers.</w:t>
       </w:r>
     </w:p>
     <w:p>
@@ -2893,95 +3052,23 @@
         </w:numPr>
         <w:pStyle w:val="Compact"/>
       </w:pPr>
-      <w:r>
-        <w:rPr>
-          <w:bCs/>
-          <w:b/>
-        </w:rPr>
-        <w:t xml:space="preserve">Data Subsetting</w:t>
-      </w:r>
+      <w:hyperlink r:id="rId105">
+        <w:r>
+          <w:rPr>
+            <w:rStyle w:val="Hyperlink"/>
+            <w:bCs/>
+            <w:b/>
+          </w:rPr>
+          <w:t xml:space="preserve">Reproducibility</w:t>
+        </w:r>
+      </w:hyperlink>
     </w:p>
     <w:p>
       <w:pPr>
         <w:pStyle w:val="FirstParagraph"/>
       </w:pPr>
       <w:r>
-        <w:t xml:space="preserve">This module includes information about how to access specific parts of our data that we are interested including using options to select for specific columns or filter for specific rows. In doing so we cover and and or logic for applying conditions for filtering. We also cover renaming columns (using</w:t>
-      </w:r>
-      <w:r>
-        <w:t xml:space="preserve"> </w:t>
-      </w:r>
-      <w:r>
-        <w:rPr>
-          <w:rStyle w:val="VerbatimChar"/>
-        </w:rPr>
-        <w:t xml:space="preserve">rename</w:t>
-      </w:r>
-      <w:r>
-        <w:t xml:space="preserve"> </w:t>
-      </w:r>
-      <w:r>
-        <w:t xml:space="preserve">from the</w:t>
-      </w:r>
-      <w:r>
-        <w:t xml:space="preserve"> </w:t>
-      </w:r>
-      <w:r>
-        <w:rPr>
-          <w:rStyle w:val="VerbatimChar"/>
-        </w:rPr>
-        <w:t xml:space="preserve">dplyr</w:t>
-      </w:r>
-      <w:r>
-        <w:t xml:space="preserve"> </w:t>
-      </w:r>
-      <w:r>
-        <w:t xml:space="preserve">package and</w:t>
-      </w:r>
-      <w:r>
-        <w:t xml:space="preserve"> </w:t>
-      </w:r>
-      <w:r>
-        <w:rPr>
-          <w:rStyle w:val="VerbatimChar"/>
-        </w:rPr>
-        <w:t xml:space="preserve">clean_names</w:t>
-      </w:r>
-      <w:r>
-        <w:t xml:space="preserve"> </w:t>
-      </w:r>
-      <w:r>
-        <w:t xml:space="preserve">from the</w:t>
-      </w:r>
-      <w:r>
-        <w:t xml:space="preserve"> </w:t>
-      </w:r>
-      <w:r>
-        <w:rPr>
-          <w:rStyle w:val="VerbatimChar"/>
-        </w:rPr>
-        <w:t xml:space="preserve">janitor</w:t>
-      </w:r>
-      <w:r>
-        <w:t xml:space="preserve"> </w:t>
-      </w:r>
-      <w:r>
-        <w:t xml:space="preserve">package) and best practices for naming columns, as this can impact our ability to subset our data. We also discuss why pulling the data withing a column of a data frame as a vector is often needed for mathematical operations. In addition we cover how to arrange data based on a specific order of interest, how to remove columns, and how to create columns using the</w:t>
-      </w:r>
-      <w:r>
-        <w:t xml:space="preserve"> </w:t>
-      </w:r>
-      <w:r>
-        <w:rPr>
-          <w:rStyle w:val="VerbatimChar"/>
-        </w:rPr>
-        <w:t xml:space="preserve">mutate()</w:t>
-      </w:r>
-      <w:r>
-        <w:t xml:space="preserve"> </w:t>
-      </w:r>
-      <w:r>
-        <w:t xml:space="preserve">function.</w:t>
+        <w:t xml:space="preserve">This module introduces concepts related to repeatability, reproducibility, and replicability. It introduces best practices for improving transparency in our code.</w:t>
       </w:r>
     </w:p>
     <w:p>
@@ -2989,82 +3076,54 @@
         <w:pStyle w:val="BodyText"/>
       </w:pPr>
       <w:r>
-        <w:t xml:space="preserve">The lab activity covers functions like</w:t>
-      </w:r>
-      <w:r>
-        <w:t xml:space="preserve"> </w:t>
-      </w:r>
-      <w:r>
-        <w:rPr>
-          <w:rStyle w:val="VerbatimChar"/>
-        </w:rPr>
-        <w:t xml:space="preserve">rename()</w:t>
-      </w:r>
-      <w:r>
-        <w:t xml:space="preserve">,</w:t>
-      </w:r>
-      <w:r>
-        <w:t xml:space="preserve"> </w:t>
-      </w:r>
-      <w:r>
-        <w:rPr>
-          <w:rStyle w:val="VerbatimChar"/>
-        </w:rPr>
-        <w:t xml:space="preserve">rename_with()</w:t>
-      </w:r>
-      <w:r>
-        <w:t xml:space="preserve">,</w:t>
-      </w:r>
-      <w:r>
-        <w:t xml:space="preserve"> </w:t>
-      </w:r>
-      <w:r>
-        <w:rPr>
-          <w:rStyle w:val="VerbatimChar"/>
-        </w:rPr>
-        <w:t xml:space="preserve">pull()</w:t>
-      </w:r>
-      <w:r>
-        <w:t xml:space="preserve">,</w:t>
-      </w:r>
-      <w:r>
-        <w:t xml:space="preserve"> </w:t>
-      </w:r>
-      <w:r>
-        <w:rPr>
-          <w:rStyle w:val="VerbatimChar"/>
-        </w:rPr>
-        <w:t xml:space="preserve">select()</w:t>
-      </w:r>
-      <w:r>
-        <w:t xml:space="preserve">,</w:t>
-      </w:r>
-      <w:r>
-        <w:t xml:space="preserve"> </w:t>
-      </w:r>
-      <w:r>
-        <w:rPr>
-          <w:rStyle w:val="VerbatimChar"/>
-        </w:rPr>
-        <w:t xml:space="preserve">filter()</w:t>
-      </w:r>
-      <w:r>
-        <w:t xml:space="preserve"> </w:t>
-      </w:r>
-      <w:r>
-        <w:t xml:space="preserve">so that learners can practice renaming columns, pulling out the vector version of columns, selecting specific columns, and filtering data based on thresholds or other conditions of specific columns. Learners also practice creating new columns with</w:t>
-      </w:r>
-      <w:r>
-        <w:t xml:space="preserve"> </w:t>
-      </w:r>
-      <w:r>
-        <w:rPr>
-          <w:rStyle w:val="VerbatimChar"/>
-        </w:rPr>
-        <w:t xml:space="preserve">mutate()</w:t>
-      </w:r>
-      <w:r>
-        <w:t xml:space="preserve">.</w:t>
+        <w:t xml:space="preserve">The</w:t>
+      </w:r>
+      <w:r>
+        <w:t xml:space="preserve"> </w:t>
+      </w:r>
+      <w:hyperlink r:id="rId106">
+        <w:r>
+          <w:rPr>
+            <w:rStyle w:val="Hyperlink"/>
+          </w:rPr>
+          <w:t xml:space="preserve">lab activity</w:t>
+        </w:r>
+      </w:hyperlink>
+      <w:r>
+        <w:t xml:space="preserve"> </w:t>
+      </w:r>
+      <w:r>
+        <w:t xml:space="preserve">features tasks like cleaning the environment, using the</w:t>
+      </w:r>
+      <w:r>
+        <w:t xml:space="preserve"> </w:t>
+      </w:r>
+      <w:r>
+        <w:rPr>
+          <w:rStyle w:val="VerbatimChar"/>
+        </w:rPr>
+        <w:t xml:space="preserve">set.seed()</w:t>
+      </w:r>
+      <w:r>
+        <w:t xml:space="preserve"> </w:t>
+      </w:r>
+      <w:r>
+        <w:t xml:space="preserve">function to generate the same random numbers each time, and using the</w:t>
+      </w:r>
+      <w:r>
+        <w:t xml:space="preserve"> </w:t>
+      </w:r>
+      <w:r>
+        <w:rPr>
+          <w:rStyle w:val="VerbatimChar"/>
+        </w:rPr>
+        <w:t xml:space="preserve">sessionInfo()</w:t>
+      </w:r>
+      <w:r>
+        <w:t xml:space="preserve"> </w:t>
+      </w:r>
+      <w:r>
+        <w:t xml:space="preserve">function to list packages and versions used.</w:t>
       </w:r>
     </w:p>
     <w:p>
@@ -3075,50 +3134,38 @@
         </w:numPr>
         <w:pStyle w:val="Compact"/>
       </w:pPr>
-      <w:r>
-        <w:rPr>
-          <w:bCs/>
-          <w:b/>
-        </w:rPr>
-        <w:t xml:space="preserve">Data Summarization</w:t>
-      </w:r>
+      <w:hyperlink r:id="rId107">
+        <w:r>
+          <w:rPr>
+            <w:rStyle w:val="Hyperlink"/>
+            <w:bCs/>
+            <w:b/>
+          </w:rPr>
+          <w:t xml:space="preserve">Data Input</w:t>
+        </w:r>
+      </w:hyperlink>
     </w:p>
     <w:p>
       <w:pPr>
         <w:pStyle w:val="FirstParagraph"/>
       </w:pPr>
       <w:r>
-        <w:t xml:space="preserve">This module covers how to apply mathematical functions to get summary statistics from data including, mean, standard deviation, range, max, and min. We show how we can pull the data out as a vector to use these functions or we can use the</w:t>
-      </w:r>
-      <w:r>
-        <w:t xml:space="preserve"> </w:t>
-      </w:r>
-      <w:r>
-        <w:rPr>
-          <w:rStyle w:val="VerbatimChar"/>
-        </w:rPr>
-        <w:t xml:space="preserve">summarize()</w:t>
-      </w:r>
-      <w:r>
-        <w:t xml:space="preserve"> </w:t>
-      </w:r>
-      <w:r>
-        <w:t xml:space="preserve">function on columns of a data to create a new data frame with summary statistics. We also talk about the</w:t>
-      </w:r>
-      <w:r>
-        <w:t xml:space="preserve"> </w:t>
-      </w:r>
-      <w:r>
-        <w:rPr>
-          <w:rStyle w:val="VerbatimChar"/>
-        </w:rPr>
-        <w:t xml:space="preserve">summary()</w:t>
-      </w:r>
-      <w:r>
-        <w:t xml:space="preserve"> </w:t>
-      </w:r>
-      <w:r>
-        <w:t xml:space="preserve">function to find quantiles of data quickly.</w:t>
+        <w:t xml:space="preserve">This module describes how to import data using point-and-click methods within RStudio as well as through using functions of the</w:t>
+      </w:r>
+      <w:r>
+        <w:t xml:space="preserve"> </w:t>
+      </w:r>
+      <w:r>
+        <w:rPr>
+          <w:rStyle w:val="VerbatimChar"/>
+        </w:rPr>
+        <w:t xml:space="preserve">readr</w:t>
+      </w:r>
+      <w:r>
+        <w:t xml:space="preserve"> </w:t>
+      </w:r>
+      <w:r>
+        <w:t xml:space="preserve">package. We cover import of csv files and other delimited files like tab delimited files, as well as tools for importing excel files and SAS, SPSS, and Stata files. We also cover methods for checking your imported data.</w:t>
       </w:r>
     </w:p>
     <w:p>
@@ -3126,67 +3173,36 @@
         <w:pStyle w:val="BodyText"/>
       </w:pPr>
       <w:r>
-        <w:t xml:space="preserve">In the lab activity, learners find the dimensions of the data, use the</w:t>
-      </w:r>
-      <w:r>
-        <w:t xml:space="preserve"> </w:t>
-      </w:r>
-      <w:r>
-        <w:rPr>
-          <w:rStyle w:val="VerbatimChar"/>
-        </w:rPr>
-        <w:t xml:space="preserve">count</w:t>
-      </w:r>
-      <w:r>
-        <w:t xml:space="preserve"> </w:t>
-      </w:r>
-      <w:r>
-        <w:t xml:space="preserve">function to summarize the data, use</w:t>
-      </w:r>
-      <w:r>
-        <w:t xml:space="preserve"> </w:t>
-      </w:r>
-      <w:r>
-        <w:rPr>
-          <w:rStyle w:val="VerbatimChar"/>
-        </w:rPr>
-        <w:t xml:space="preserve">pull</w:t>
-      </w:r>
-      <w:r>
-        <w:t xml:space="preserve"> </w:t>
-      </w:r>
-      <w:r>
-        <w:t xml:space="preserve">and mathematical functions like</w:t>
-      </w:r>
-      <w:r>
-        <w:t xml:space="preserve"> </w:t>
-      </w:r>
-      <w:r>
-        <w:rPr>
-          <w:rStyle w:val="VerbatimChar"/>
-        </w:rPr>
-        <w:t xml:space="preserve">sum</w:t>
-      </w:r>
-      <w:r>
-        <w:t xml:space="preserve"> </w:t>
-      </w:r>
-      <w:r>
-        <w:t xml:space="preserve">to calculate summaries of columns, as well as use the</w:t>
-      </w:r>
-      <w:r>
-        <w:t xml:space="preserve"> </w:t>
-      </w:r>
-      <w:r>
-        <w:rPr>
-          <w:rStyle w:val="VerbatimChar"/>
-        </w:rPr>
-        <w:t xml:space="preserve">summarize()</w:t>
-      </w:r>
-      <w:r>
-        <w:t xml:space="preserve"> </w:t>
-      </w:r>
-      <w:r>
-        <w:t xml:space="preserve">function to summarize the data.</w:t>
+        <w:t xml:space="preserve">The</w:t>
+      </w:r>
+      <w:r>
+        <w:t xml:space="preserve"> </w:t>
+      </w:r>
+      <w:hyperlink r:id="rId108">
+        <w:r>
+          <w:rPr>
+            <w:rStyle w:val="Hyperlink"/>
+          </w:rPr>
+          <w:t xml:space="preserve">lab activity</w:t>
+        </w:r>
+      </w:hyperlink>
+      <w:r>
+        <w:t xml:space="preserve"> </w:t>
+      </w:r>
+      <w:r>
+        <w:t xml:space="preserve">covers using the point-and-click option within RStudio and using code with</w:t>
+      </w:r>
+      <w:r>
+        <w:t xml:space="preserve"> </w:t>
+      </w:r>
+      <w:r>
+        <w:rPr>
+          <w:rStyle w:val="VerbatimChar"/>
+        </w:rPr>
+        <w:t xml:space="preserve">readr</w:t>
+      </w:r>
+      <w:r>
+        <w:t xml:space="preserve">.</w:t>
       </w:r>
     </w:p>
     <w:p>
@@ -3197,29 +3213,47 @@
         </w:numPr>
         <w:pStyle w:val="Compact"/>
       </w:pPr>
-      <w:r>
-        <w:rPr>
-          <w:bCs/>
-          <w:b/>
-        </w:rPr>
-        <w:t xml:space="preserve">Data Cleaning</w:t>
-      </w:r>
+      <w:hyperlink r:id="rId109">
+        <w:r>
+          <w:rPr>
+            <w:rStyle w:val="Hyperlink"/>
+            <w:bCs/>
+            <w:b/>
+          </w:rPr>
+          <w:t xml:space="preserve">Data Subsetting</w:t>
+        </w:r>
+      </w:hyperlink>
     </w:p>
     <w:p>
       <w:pPr>
         <w:pStyle w:val="FirstParagraph"/>
       </w:pPr>
       <w:r>
-        <w:t xml:space="preserve">This module covers how to find and work with missing data using the</w:t>
-      </w:r>
-      <w:r>
-        <w:t xml:space="preserve"> </w:t>
-      </w:r>
-      <w:r>
-        <w:rPr>
-          <w:rStyle w:val="VerbatimChar"/>
-        </w:rPr>
-        <w:t xml:space="preserve">naniar</w:t>
+        <w:t xml:space="preserve">This module includes information about how to access specific parts of our data that we are interested including using options to select for specific columns or filter for specific rows. In doing so we cover and and or logic for applying conditions for filtering. We also cover renaming columns (using</w:t>
+      </w:r>
+      <w:r>
+        <w:t xml:space="preserve"> </w:t>
+      </w:r>
+      <w:r>
+        <w:rPr>
+          <w:rStyle w:val="VerbatimChar"/>
+        </w:rPr>
+        <w:t xml:space="preserve">rename</w:t>
+      </w:r>
+      <w:r>
+        <w:t xml:space="preserve"> </w:t>
+      </w:r>
+      <w:r>
+        <w:t xml:space="preserve">from the</w:t>
+      </w:r>
+      <w:r>
+        <w:t xml:space="preserve"> </w:t>
+      </w:r>
+      <w:r>
+        <w:rPr>
+          <w:rStyle w:val="VerbatimChar"/>
+        </w:rPr>
+        <w:t xml:space="preserve">dplyr</w:t>
       </w:r>
       <w:r>
         <w:t xml:space="preserve"> </w:t>
@@ -3234,52 +3268,43 @@
         <w:rPr>
           <w:rStyle w:val="VerbatimChar"/>
         </w:rPr>
-        <w:t xml:space="preserve">count</w:t>
-      </w:r>
-      <w:r>
-        <w:t xml:space="preserve">, how to recode missing data or recode data as</w:t>
-      </w:r>
-      <w:r>
-        <w:t xml:space="preserve"> </w:t>
-      </w:r>
-      <w:r>
-        <w:rPr>
-          <w:rStyle w:val="VerbatimChar"/>
-        </w:rPr>
-        <w:t xml:space="preserve">NA</w:t>
-      </w:r>
-      <w:r>
-        <w:t xml:space="preserve">, how to recode specific values of a column or create a new column based on conditions of other columns using the</w:t>
-      </w:r>
-      <w:r>
-        <w:t xml:space="preserve"> </w:t>
-      </w:r>
-      <w:r>
-        <w:rPr>
-          <w:rStyle w:val="VerbatimChar"/>
-        </w:rPr>
-        <w:t xml:space="preserve">case_when()</w:t>
-      </w:r>
-      <w:r>
-        <w:t xml:space="preserve"> </w:t>
-      </w:r>
-      <w:r>
-        <w:t xml:space="preserve">function. We also cover how to separate or unite columns and how to use</w:t>
-      </w:r>
-      <w:r>
-        <w:t xml:space="preserve"> </w:t>
-      </w:r>
-      <w:r>
-        <w:rPr>
-          <w:rStyle w:val="VerbatimChar"/>
-        </w:rPr>
-        <w:t xml:space="preserve">stringr</w:t>
-      </w:r>
-      <w:r>
-        <w:t xml:space="preserve"> </w:t>
-      </w:r>
-      <w:r>
-        <w:t xml:space="preserve">functions to help modify values or find specific values based on patterns within the values as opposed to perfect matches.</w:t>
+        <w:t xml:space="preserve">clean_names</w:t>
+      </w:r>
+      <w:r>
+        <w:t xml:space="preserve"> </w:t>
+      </w:r>
+      <w:r>
+        <w:t xml:space="preserve">from the</w:t>
+      </w:r>
+      <w:r>
+        <w:t xml:space="preserve"> </w:t>
+      </w:r>
+      <w:r>
+        <w:rPr>
+          <w:rStyle w:val="VerbatimChar"/>
+        </w:rPr>
+        <w:t xml:space="preserve">janitor</w:t>
+      </w:r>
+      <w:r>
+        <w:t xml:space="preserve"> </w:t>
+      </w:r>
+      <w:r>
+        <w:t xml:space="preserve">package) and best practices for naming columns, as this can impact our ability to subset our data. We discuss why pulling the data withing a column of a data frame as a vector is often needed for mathematical operations. In addition, we cover how to arrange data based on a specific order of interest, how to remove columns, and how to create columns using the</w:t>
+      </w:r>
+      <w:r>
+        <w:t xml:space="preserve"> </w:t>
+      </w:r>
+      <w:r>
+        <w:rPr>
+          <w:rStyle w:val="VerbatimChar"/>
+        </w:rPr>
+        <w:t xml:space="preserve">mutate()</w:t>
+      </w:r>
+      <w:r>
+        <w:t xml:space="preserve"> </w:t>
+      </w:r>
+      <w:r>
+        <w:t xml:space="preserve">function.</w:t>
       </w:r>
     </w:p>
     <w:p>
@@ -3287,22 +3312,99 @@
         <w:pStyle w:val="BodyText"/>
       </w:pPr>
       <w:r>
-        <w:t xml:space="preserve">In the lab activity, learners evaluate the missing data within a dataset and recode data within a dataset that has many different values for the same measurement. For example,</w:t>
-      </w:r>
-      <w:r>
-        <w:t xml:space="preserve"> </w:t>
-      </w:r>
-      <w:r>
-        <w:t xml:space="preserve">“</w:t>
-      </w:r>
-      <w:r>
-        <w:t xml:space="preserve">n, N, and</w:t>
-      </w:r>
-      <w:r>
-        <w:t xml:space="preserve">”</w:t>
-      </w:r>
-      <w:r>
-        <w:t xml:space="preserve">No” to indicate no exposure.</w:t>
+        <w:t xml:space="preserve">The</w:t>
+      </w:r>
+      <w:r>
+        <w:t xml:space="preserve"> </w:t>
+      </w:r>
+      <w:hyperlink r:id="rId110">
+        <w:r>
+          <w:rPr>
+            <w:rStyle w:val="Hyperlink"/>
+          </w:rPr>
+          <w:t xml:space="preserve">lab activity</w:t>
+        </w:r>
+      </w:hyperlink>
+      <w:r>
+        <w:t xml:space="preserve"> </w:t>
+      </w:r>
+      <w:r>
+        <w:t xml:space="preserve">covers functions like</w:t>
+      </w:r>
+      <w:r>
+        <w:t xml:space="preserve"> </w:t>
+      </w:r>
+      <w:r>
+        <w:rPr>
+          <w:rStyle w:val="VerbatimChar"/>
+        </w:rPr>
+        <w:t xml:space="preserve">rename()</w:t>
+      </w:r>
+      <w:r>
+        <w:t xml:space="preserve">,</w:t>
+      </w:r>
+      <w:r>
+        <w:t xml:space="preserve"> </w:t>
+      </w:r>
+      <w:r>
+        <w:rPr>
+          <w:rStyle w:val="VerbatimChar"/>
+        </w:rPr>
+        <w:t xml:space="preserve">rename_with()</w:t>
+      </w:r>
+      <w:r>
+        <w:t xml:space="preserve">,</w:t>
+      </w:r>
+      <w:r>
+        <w:t xml:space="preserve"> </w:t>
+      </w:r>
+      <w:r>
+        <w:rPr>
+          <w:rStyle w:val="VerbatimChar"/>
+        </w:rPr>
+        <w:t xml:space="preserve">pull()</w:t>
+      </w:r>
+      <w:r>
+        <w:t xml:space="preserve">,</w:t>
+      </w:r>
+      <w:r>
+        <w:t xml:space="preserve"> </w:t>
+      </w:r>
+      <w:r>
+        <w:rPr>
+          <w:rStyle w:val="VerbatimChar"/>
+        </w:rPr>
+        <w:t xml:space="preserve">select()</w:t>
+      </w:r>
+      <w:r>
+        <w:t xml:space="preserve">,</w:t>
+      </w:r>
+      <w:r>
+        <w:t xml:space="preserve"> </w:t>
+      </w:r>
+      <w:r>
+        <w:rPr>
+          <w:rStyle w:val="VerbatimChar"/>
+        </w:rPr>
+        <w:t xml:space="preserve">filter()</w:t>
+      </w:r>
+      <w:r>
+        <w:t xml:space="preserve"> </w:t>
+      </w:r>
+      <w:r>
+        <w:t xml:space="preserve">so that learners can practice renaming columns, pulling out the vector version of columns, selecting specific columns, and filtering data based on thresholds or other conditions of specific columns. Learners also practice creating new columns with</w:t>
+      </w:r>
+      <w:r>
+        <w:t xml:space="preserve"> </w:t>
+      </w:r>
+      <w:r>
+        <w:rPr>
+          <w:rStyle w:val="VerbatimChar"/>
+        </w:rPr>
+        <w:t xml:space="preserve">mutate()</w:t>
+      </w:r>
+      <w:r>
+        <w:t xml:space="preserve">.</w:t>
       </w:r>
     </w:p>
     <w:p>
@@ -3313,20 +3415,53 @@
         </w:numPr>
         <w:pStyle w:val="Compact"/>
       </w:pPr>
-      <w:r>
-        <w:rPr>
-          <w:bCs/>
-          <w:b/>
-        </w:rPr>
-        <w:t xml:space="preserve">Manipulating Data</w:t>
-      </w:r>
+      <w:hyperlink r:id="rId111">
+        <w:r>
+          <w:rPr>
+            <w:rStyle w:val="Hyperlink"/>
+            <w:bCs/>
+            <w:b/>
+          </w:rPr>
+          <w:t xml:space="preserve">Data Summarization</w:t>
+        </w:r>
+      </w:hyperlink>
     </w:p>
     <w:p>
       <w:pPr>
         <w:pStyle w:val="FirstParagraph"/>
       </w:pPr>
       <w:r>
-        <w:t xml:space="preserve">This module covers how to rearrange data so that it is either in long or wide format. We discuss how wide format can be useful for human interpretation and how long format is useful for R to use the data for analyses and data visualizations. We also discuss how to join different datasets together and describe why one might want to do this.</w:t>
+        <w:t xml:space="preserve">This module covers how to apply mathematical functions to get summary statistics from data including, mean, standard deviation, range, max, and min. We show how we can pull the data out as a vector to use these functions or we can use the</w:t>
+      </w:r>
+      <w:r>
+        <w:t xml:space="preserve"> </w:t>
+      </w:r>
+      <w:r>
+        <w:rPr>
+          <w:rStyle w:val="VerbatimChar"/>
+        </w:rPr>
+        <w:t xml:space="preserve">summarize()</w:t>
+      </w:r>
+      <w:r>
+        <w:t xml:space="preserve"> </w:t>
+      </w:r>
+      <w:r>
+        <w:t xml:space="preserve">function on columns of a data to create a new data frame with summary statistics. We also talk about the</w:t>
+      </w:r>
+      <w:r>
+        <w:t xml:space="preserve"> </w:t>
+      </w:r>
+      <w:r>
+        <w:rPr>
+          <w:rStyle w:val="VerbatimChar"/>
+        </w:rPr>
+        <w:t xml:space="preserve">summary()</w:t>
+      </w:r>
+      <w:r>
+        <w:t xml:space="preserve"> </w:t>
+      </w:r>
+      <w:r>
+        <w:t xml:space="preserve">function to find quantiles of data quickly.</w:t>
       </w:r>
     </w:p>
     <w:p>
@@ -3334,16 +3469,149 @@
         <w:pStyle w:val="BodyText"/>
       </w:pPr>
       <w:r>
-        <w:t xml:space="preserve">In the lab activity, learners use functions like</w:t>
-      </w:r>
-      <w:r>
-        <w:t xml:space="preserve"> </w:t>
-      </w:r>
-      <w:r>
-        <w:rPr>
-          <w:rStyle w:val="VerbatimChar"/>
-        </w:rPr>
-        <w:t xml:space="preserve">pivot_longer</w:t>
+        <w:t xml:space="preserve">In the</w:t>
+      </w:r>
+      <w:r>
+        <w:t xml:space="preserve"> </w:t>
+      </w:r>
+      <w:hyperlink r:id="rId112">
+        <w:r>
+          <w:rPr>
+            <w:rStyle w:val="Hyperlink"/>
+          </w:rPr>
+          <w:t xml:space="preserve">lab activity</w:t>
+        </w:r>
+      </w:hyperlink>
+      <w:r>
+        <w:t xml:space="preserve">, learners find the dimensions of the data, use the</w:t>
+      </w:r>
+      <w:r>
+        <w:t xml:space="preserve"> </w:t>
+      </w:r>
+      <w:r>
+        <w:rPr>
+          <w:rStyle w:val="VerbatimChar"/>
+        </w:rPr>
+        <w:t xml:space="preserve">count</w:t>
+      </w:r>
+      <w:r>
+        <w:t xml:space="preserve"> </w:t>
+      </w:r>
+      <w:r>
+        <w:t xml:space="preserve">function to summarize the data, use</w:t>
+      </w:r>
+      <w:r>
+        <w:t xml:space="preserve"> </w:t>
+      </w:r>
+      <w:r>
+        <w:rPr>
+          <w:rStyle w:val="VerbatimChar"/>
+        </w:rPr>
+        <w:t xml:space="preserve">pull</w:t>
+      </w:r>
+      <w:r>
+        <w:t xml:space="preserve"> </w:t>
+      </w:r>
+      <w:r>
+        <w:t xml:space="preserve">and mathematical functions like</w:t>
+      </w:r>
+      <w:r>
+        <w:t xml:space="preserve"> </w:t>
+      </w:r>
+      <w:r>
+        <w:rPr>
+          <w:rStyle w:val="VerbatimChar"/>
+        </w:rPr>
+        <w:t xml:space="preserve">sum</w:t>
+      </w:r>
+      <w:r>
+        <w:t xml:space="preserve"> </w:t>
+      </w:r>
+      <w:r>
+        <w:t xml:space="preserve">to calculate summaries of columns, as well as use the</w:t>
+      </w:r>
+      <w:r>
+        <w:t xml:space="preserve"> </w:t>
+      </w:r>
+      <w:r>
+        <w:rPr>
+          <w:rStyle w:val="VerbatimChar"/>
+        </w:rPr>
+        <w:t xml:space="preserve">summarize()</w:t>
+      </w:r>
+      <w:r>
+        <w:t xml:space="preserve"> </w:t>
+      </w:r>
+      <w:r>
+        <w:t xml:space="preserve">function to summarize the data.</w:t>
+      </w:r>
+    </w:p>
+    <w:p>
+      <w:pPr>
+        <w:pStyle w:val="BodyText"/>
+      </w:pPr>
+      <w:r>
+        <w:t xml:space="preserve">8)</w:t>
+      </w:r>
+      <w:hyperlink r:id="rId113">
+        <w:r>
+          <w:rPr>
+            <w:rStyle w:val="Hyperlink"/>
+            <w:bCs/>
+            <w:b/>
+          </w:rPr>
+          <w:t xml:space="preserve">Data Classes</w:t>
+        </w:r>
+      </w:hyperlink>
+    </w:p>
+    <w:p>
+      <w:pPr>
+        <w:pStyle w:val="BodyText"/>
+      </w:pPr>
+      <w:r>
+        <w:t xml:space="preserve">This module covers information about different types of data classes and how to coerce data from one data type to another.</w:t>
+      </w:r>
+    </w:p>
+    <w:p>
+      <w:pPr>
+        <w:pStyle w:val="BodyText"/>
+      </w:pPr>
+      <w:r>
+        <w:t xml:space="preserve">We cover numerical data, character data, logical data, Double precision data, integer data, factors, and dates. We also touch on what lists and matrices are.</w:t>
+      </w:r>
+    </w:p>
+    <w:p>
+      <w:pPr>
+        <w:pStyle w:val="BodyText"/>
+      </w:pPr>
+      <w:r>
+        <w:t xml:space="preserve">In the</w:t>
+      </w:r>
+      <w:r>
+        <w:t xml:space="preserve"> </w:t>
+      </w:r>
+      <w:hyperlink r:id="rId114">
+        <w:r>
+          <w:rPr>
+            <w:rStyle w:val="Hyperlink"/>
+          </w:rPr>
+          <w:t xml:space="preserve">lab activity</w:t>
+        </w:r>
+      </w:hyperlink>
+      <w:r>
+        <w:t xml:space="preserve">, check the class of several vectors including those that look very similar, such as a character and logical version of</w:t>
+      </w:r>
+      <w:r>
+        <w:t xml:space="preserve"> </w:t>
+      </w:r>
+      <w:r>
+        <w:t xml:space="preserve">“</w:t>
+      </w:r>
+      <w:r>
+        <w:t xml:space="preserve">TRUE</w:t>
+      </w:r>
+      <w:r>
+        <w:t xml:space="preserve">”</w:t>
       </w:r>
       <w:r>
         <w:t xml:space="preserve"> </w:t>
@@ -3355,16 +3623,16 @@
         <w:t xml:space="preserve"> </w:t>
       </w:r>
       <w:r>
-        <w:rPr>
-          <w:rStyle w:val="VerbatimChar"/>
-        </w:rPr>
-        <w:t xml:space="preserve">pivot_wider</w:t>
-      </w:r>
-      <w:r>
-        <w:t xml:space="preserve"> </w:t>
-      </w:r>
-      <w:r>
-        <w:t xml:space="preserve">to change the shape of a dataset. They also practice doing joins of datasets together and comparing how the different joining functions work.</w:t>
+        <w:t xml:space="preserve">“</w:t>
+      </w:r>
+      <w:r>
+        <w:t xml:space="preserve">FALSE</w:t>
+      </w:r>
+      <w:r>
+        <w:t xml:space="preserve">”</w:t>
+      </w:r>
+      <w:r>
+        <w:t xml:space="preserve">, conversion of a vector to a different data type, and conversion of a column to a new data type within a data table.</w:t>
       </w:r>
     </w:p>
     <w:p>
@@ -3375,35 +3643,92 @@
         </w:numPr>
         <w:pStyle w:val="Compact"/>
       </w:pPr>
-      <w:r>
-        <w:rPr>
-          <w:bCs/>
-          <w:b/>
-        </w:rPr>
-        <w:t xml:space="preserve">Intro to Data Visualization</w:t>
-      </w:r>
+      <w:hyperlink r:id="rId115">
+        <w:r>
+          <w:rPr>
+            <w:rStyle w:val="Hyperlink"/>
+            <w:bCs/>
+            <w:b/>
+          </w:rPr>
+          <w:t xml:space="preserve">Data Cleaning</w:t>
+        </w:r>
+      </w:hyperlink>
     </w:p>
     <w:p>
       <w:pPr>
         <w:pStyle w:val="FirstParagraph"/>
       </w:pPr>
       <w:r>
-        <w:t xml:space="preserve">This module gives learners a taste of making data visualizations by using the point-and-click option of the</w:t>
-      </w:r>
-      <w:r>
-        <w:t xml:space="preserve"> </w:t>
-      </w:r>
-      <w:r>
-        <w:rPr>
-          <w:rStyle w:val="VerbatimChar"/>
-        </w:rPr>
-        <w:t xml:space="preserve">esquisse</w:t>
-      </w:r>
-      <w:r>
-        <w:t xml:space="preserve"> </w:t>
-      </w:r>
-      <w:r>
-        <w:t xml:space="preserve">package so that learners can quickly attempt data visualizations and get the code for generating such visualizations.</w:t>
+        <w:t xml:space="preserve">This module covers how to find and work with missing data using the</w:t>
+      </w:r>
+      <w:r>
+        <w:t xml:space="preserve"> </w:t>
+      </w:r>
+      <w:r>
+        <w:rPr>
+          <w:rStyle w:val="VerbatimChar"/>
+        </w:rPr>
+        <w:t xml:space="preserve">naniar</w:t>
+      </w:r>
+      <w:r>
+        <w:t xml:space="preserve"> </w:t>
+      </w:r>
+      <w:r>
+        <w:t xml:space="preserve">package and</w:t>
+      </w:r>
+      <w:r>
+        <w:t xml:space="preserve"> </w:t>
+      </w:r>
+      <w:r>
+        <w:rPr>
+          <w:rStyle w:val="VerbatimChar"/>
+        </w:rPr>
+        <w:t xml:space="preserve">count</w:t>
+      </w:r>
+      <w:r>
+        <w:t xml:space="preserve">, how to recode missing data or recode data as</w:t>
+      </w:r>
+      <w:r>
+        <w:t xml:space="preserve"> </w:t>
+      </w:r>
+      <w:r>
+        <w:rPr>
+          <w:rStyle w:val="VerbatimChar"/>
+        </w:rPr>
+        <w:t xml:space="preserve">NA</w:t>
+      </w:r>
+      <w:r>
+        <w:t xml:space="preserve">, how to recode specific values of a column or create a new column based on conditions of other columns using the</w:t>
+      </w:r>
+      <w:r>
+        <w:t xml:space="preserve"> </w:t>
+      </w:r>
+      <w:r>
+        <w:rPr>
+          <w:rStyle w:val="VerbatimChar"/>
+        </w:rPr>
+        <w:t xml:space="preserve">case_when()</w:t>
+      </w:r>
+      <w:r>
+        <w:t xml:space="preserve"> </w:t>
+      </w:r>
+      <w:r>
+        <w:t xml:space="preserve">function. We also cover how to separate or unite columns and how to use</w:t>
+      </w:r>
+      <w:r>
+        <w:t xml:space="preserve"> </w:t>
+      </w:r>
+      <w:r>
+        <w:rPr>
+          <w:rStyle w:val="VerbatimChar"/>
+        </w:rPr>
+        <w:t xml:space="preserve">stringr</w:t>
+      </w:r>
+      <w:r>
+        <w:t xml:space="preserve"> </w:t>
+      </w:r>
+      <w:r>
+        <w:t xml:space="preserve">functions to help modify values or find specific values based on patterns within the values as opposed to perfect matches.</w:t>
       </w:r>
     </w:p>
     <w:p>
@@ -3411,16 +3736,48 @@
         <w:pStyle w:val="BodyText"/>
       </w:pPr>
       <w:r>
-        <w:t xml:space="preserve">In the lab activity, learners get to try out creating different plots with</w:t>
-      </w:r>
-      <w:r>
-        <w:t xml:space="preserve"> </w:t>
-      </w:r>
-      <w:r>
-        <w:rPr>
-          <w:rStyle w:val="VerbatimChar"/>
-        </w:rPr>
-        <w:t xml:space="preserve">esquisse</w:t>
+        <w:t xml:space="preserve">In the</w:t>
+      </w:r>
+      <w:r>
+        <w:t xml:space="preserve"> </w:t>
+      </w:r>
+      <w:hyperlink r:id="rId116">
+        <w:r>
+          <w:rPr>
+            <w:rStyle w:val="Hyperlink"/>
+          </w:rPr>
+          <w:t xml:space="preserve">lab activity</w:t>
+        </w:r>
+      </w:hyperlink>
+      <w:r>
+        <w:t xml:space="preserve">, learners evaluate the missing data within a dataset and recode data within a dataset that has many different values for the same measurement. For example,</w:t>
+      </w:r>
+      <w:r>
+        <w:t xml:space="preserve"> </w:t>
+      </w:r>
+      <w:r>
+        <w:t xml:space="preserve">“</w:t>
+      </w:r>
+      <w:r>
+        <w:t xml:space="preserve">n, N, and</w:t>
+      </w:r>
+      <w:r>
+        <w:t xml:space="preserve">”</w:t>
+      </w:r>
+      <w:r>
+        <w:t xml:space="preserve">No” to indicate</w:t>
+      </w:r>
+      <w:r>
+        <w:t xml:space="preserve"> </w:t>
+      </w:r>
+      <w:r>
+        <w:t xml:space="preserve">“</w:t>
+      </w:r>
+      <w:r>
+        <w:t xml:space="preserve">no exposure</w:t>
+      </w:r>
+      <w:r>
+        <w:t xml:space="preserve">”</w:t>
       </w:r>
       <w:r>
         <w:t xml:space="preserve">.</w:t>
@@ -3434,56 +3791,54 @@
         </w:numPr>
         <w:pStyle w:val="Compact"/>
       </w:pPr>
-      <w:r>
-        <w:rPr>
-          <w:bCs/>
-          <w:b/>
-        </w:rPr>
-        <w:t xml:space="preserve">Data Visualization</w:t>
-      </w:r>
+      <w:hyperlink r:id="rId117">
+        <w:r>
+          <w:rPr>
+            <w:rStyle w:val="Hyperlink"/>
+            <w:bCs/>
+            <w:b/>
+          </w:rPr>
+          <w:t xml:space="preserve">Manipulating Data</w:t>
+        </w:r>
+      </w:hyperlink>
     </w:p>
     <w:p>
       <w:pPr>
         <w:pStyle w:val="FirstParagraph"/>
       </w:pPr>
       <w:r>
-        <w:t xml:space="preserve">This module dives deeper into best practices for data visualization, how to make a</w:t>
-      </w:r>
-      <w:r>
-        <w:t xml:space="preserve"> </w:t>
-      </w:r>
-      <w:r>
-        <w:rPr>
-          <w:rStyle w:val="VerbatimChar"/>
-        </w:rPr>
-        <w:t xml:space="preserve">ggplot2</w:t>
-      </w:r>
-      <w:r>
-        <w:t xml:space="preserve"> </w:t>
-      </w:r>
-      <w:r>
-        <w:t xml:space="preserve">plot, and more customization options for creating data visualizations such as using</w:t>
-      </w:r>
-      <w:r>
-        <w:t xml:space="preserve"> </w:t>
-      </w:r>
-      <w:r>
-        <w:rPr>
-          <w:rStyle w:val="VerbatimChar"/>
-        </w:rPr>
-        <w:t xml:space="preserve">themes</w:t>
-      </w:r>
-      <w:r>
-        <w:t xml:space="preserve">, how to spot common issues in visualizations and fix them, as well as how to make plots interactive or how to combine plots using other packages like</w:t>
-      </w:r>
-      <w:r>
-        <w:t xml:space="preserve"> </w:t>
-      </w:r>
-      <w:r>
-        <w:rPr>
-          <w:rStyle w:val="VerbatimChar"/>
-        </w:rPr>
-        <w:t xml:space="preserve">plotly</w:t>
+        <w:t xml:space="preserve">This module covers how to rearrange data so that it is either in long or wide format. We discuss how wide format can be useful for human interpretation and how long format is useful for R to use the data for analyses and data visualizations. We also discuss how to join different datasets together and describe why one might want to do this.</w:t>
+      </w:r>
+    </w:p>
+    <w:p>
+      <w:pPr>
+        <w:pStyle w:val="BodyText"/>
+      </w:pPr>
+      <w:r>
+        <w:t xml:space="preserve">In the</w:t>
+      </w:r>
+      <w:r>
+        <w:t xml:space="preserve"> </w:t>
+      </w:r>
+      <w:hyperlink r:id="rId118">
+        <w:r>
+          <w:rPr>
+            <w:rStyle w:val="Hyperlink"/>
+          </w:rPr>
+          <w:t xml:space="preserve">lab activity</w:t>
+        </w:r>
+      </w:hyperlink>
+      <w:r>
+        <w:t xml:space="preserve">, learners use functions like</w:t>
+      </w:r>
+      <w:r>
+        <w:t xml:space="preserve"> </w:t>
+      </w:r>
+      <w:r>
+        <w:rPr>
+          <w:rStyle w:val="VerbatimChar"/>
+        </w:rPr>
+        <w:t xml:space="preserve">pivot_longer</w:t>
       </w:r>
       <w:r>
         <w:t xml:space="preserve"> </w:t>
@@ -3498,33 +3853,13 @@
         <w:rPr>
           <w:rStyle w:val="VerbatimChar"/>
         </w:rPr>
-        <w:t xml:space="preserve">patchwork</w:t>
-      </w:r>
-      <w:r>
-        <w:t xml:space="preserve">.</w:t>
-      </w:r>
-    </w:p>
-    <w:p>
-      <w:pPr>
-        <w:pStyle w:val="BodyText"/>
-      </w:pPr>
-      <w:r>
-        <w:t xml:space="preserve">In the lab activity, learners practice making plots directly with</w:t>
-      </w:r>
-      <w:r>
-        <w:t xml:space="preserve"> </w:t>
-      </w:r>
-      <w:r>
-        <w:rPr>
-          <w:rStyle w:val="VerbatimChar"/>
-        </w:rPr>
-        <w:t xml:space="preserve">ggplot2</w:t>
-      </w:r>
-      <w:r>
-        <w:t xml:space="preserve"> </w:t>
-      </w:r>
-      <w:r>
-        <w:t xml:space="preserve">and practice applying new themes to their plots and faceting their plots.</w:t>
+        <w:t xml:space="preserve">pivot_wider</w:t>
+      </w:r>
+      <w:r>
+        <w:t xml:space="preserve"> </w:t>
+      </w:r>
+      <w:r>
+        <w:t xml:space="preserve">to change the shape of a dataset. They also practice doing joins of datasets together and comparing how the different joining functions work.</w:t>
       </w:r>
     </w:p>
     <w:p>
@@ -3535,35 +3870,38 @@
         </w:numPr>
         <w:pStyle w:val="Compact"/>
       </w:pPr>
-      <w:r>
-        <w:rPr>
-          <w:bCs/>
-          <w:b/>
-        </w:rPr>
-        <w:t xml:space="preserve">Factors</w:t>
-      </w:r>
+      <w:hyperlink r:id="rId119">
+        <w:r>
+          <w:rPr>
+            <w:rStyle w:val="Hyperlink"/>
+            <w:bCs/>
+            <w:b/>
+          </w:rPr>
+          <w:t xml:space="preserve">Intro to Data Visualization</w:t>
+        </w:r>
+      </w:hyperlink>
     </w:p>
     <w:p>
       <w:pPr>
         <w:pStyle w:val="FirstParagraph"/>
       </w:pPr>
       <w:r>
-        <w:t xml:space="preserve">In this module learners discover why factors are a unique type of data that requires special care to make summaries, data analysis results, and visualizations show data in the proper order. We show how to use the</w:t>
-      </w:r>
-      <w:r>
-        <w:t xml:space="preserve"> </w:t>
-      </w:r>
-      <w:r>
-        <w:rPr>
-          <w:rStyle w:val="VerbatimChar"/>
-        </w:rPr>
-        <w:t xml:space="preserve">forecats</w:t>
-      </w:r>
-      <w:r>
-        <w:t xml:space="preserve"> </w:t>
-      </w:r>
-      <w:r>
-        <w:t xml:space="preserve">package to reorder a factor variable based on the values of another variable.</w:t>
+        <w:t xml:space="preserve">This module gives learners a taste of making data visualizations by using the point-and-click option of the</w:t>
+      </w:r>
+      <w:r>
+        <w:t xml:space="preserve"> </w:t>
+      </w:r>
+      <w:r>
+        <w:rPr>
+          <w:rStyle w:val="VerbatimChar"/>
+        </w:rPr>
+        <w:t xml:space="preserve">esquisse</w:t>
+      </w:r>
+      <w:r>
+        <w:t xml:space="preserve"> </w:t>
+      </w:r>
+      <w:r>
+        <w:t xml:space="preserve">package so that learners can quickly attempt data visualizations and get the code for generating such visualizations.</w:t>
       </w:r>
     </w:p>
     <w:p>
@@ -3571,7 +3909,33 @@
         <w:pStyle w:val="BodyText"/>
       </w:pPr>
       <w:r>
-        <w:t xml:space="preserve">In the lab activity, learners convert a variable to a factor class and specify new levels for the variable. They also discover how this changes the order of the variable values within data summaries and plots, as compared to the data just being a categorical variable instead of a factor.</w:t>
+        <w:t xml:space="preserve">In the</w:t>
+      </w:r>
+      <w:r>
+        <w:t xml:space="preserve"> </w:t>
+      </w:r>
+      <w:hyperlink r:id="rId120">
+        <w:r>
+          <w:rPr>
+            <w:rStyle w:val="Hyperlink"/>
+          </w:rPr>
+          <w:t xml:space="preserve">lab activity</w:t>
+        </w:r>
+      </w:hyperlink>
+      <w:r>
+        <w:t xml:space="preserve">, learners get to try out creating different plots with</w:t>
+      </w:r>
+      <w:r>
+        <w:t xml:space="preserve"> </w:t>
+      </w:r>
+      <w:r>
+        <w:rPr>
+          <w:rStyle w:val="VerbatimChar"/>
+        </w:rPr>
+        <w:t xml:space="preserve">esquisse</w:t>
+      </w:r>
+      <w:r>
+        <w:t xml:space="preserve">.</w:t>
       </w:r>
     </w:p>
     <w:p>
@@ -3582,20 +3946,77 @@
         </w:numPr>
         <w:pStyle w:val="Compact"/>
       </w:pPr>
-      <w:r>
-        <w:rPr>
-          <w:bCs/>
-          <w:b/>
-        </w:rPr>
-        <w:t xml:space="preserve">Statistics</w:t>
-      </w:r>
+      <w:hyperlink r:id="rId121">
+        <w:r>
+          <w:rPr>
+            <w:rStyle w:val="Hyperlink"/>
+            <w:bCs/>
+            <w:b/>
+          </w:rPr>
+          <w:t xml:space="preserve">Data Visualization</w:t>
+        </w:r>
+      </w:hyperlink>
     </w:p>
     <w:p>
       <w:pPr>
         <w:pStyle w:val="FirstParagraph"/>
       </w:pPr>
       <w:r>
-        <w:t xml:space="preserve">In this module, we describe how statistical tests like t-tests, correlation, and regression are performed within R. We do not focus on the statistical interpretation, but rather how one can use R tools to perform statistical test and get the results.</w:t>
+        <w:t xml:space="preserve">This module dives deeper into best practices for data visualization, how to make a</w:t>
+      </w:r>
+      <w:r>
+        <w:t xml:space="preserve"> </w:t>
+      </w:r>
+      <w:r>
+        <w:rPr>
+          <w:rStyle w:val="VerbatimChar"/>
+        </w:rPr>
+        <w:t xml:space="preserve">ggplot2</w:t>
+      </w:r>
+      <w:r>
+        <w:t xml:space="preserve"> </w:t>
+      </w:r>
+      <w:r>
+        <w:t xml:space="preserve">plot, and more customization options for creating data visualizations such as using</w:t>
+      </w:r>
+      <w:r>
+        <w:t xml:space="preserve"> </w:t>
+      </w:r>
+      <w:r>
+        <w:rPr>
+          <w:rStyle w:val="VerbatimChar"/>
+        </w:rPr>
+        <w:t xml:space="preserve">themes</w:t>
+      </w:r>
+      <w:r>
+        <w:t xml:space="preserve">, how to spot common issues in visualizations and fix them, as well as how to make plots interactive or how to combine plots using other packages like</w:t>
+      </w:r>
+      <w:r>
+        <w:t xml:space="preserve"> </w:t>
+      </w:r>
+      <w:r>
+        <w:rPr>
+          <w:rStyle w:val="VerbatimChar"/>
+        </w:rPr>
+        <w:t xml:space="preserve">plotly</w:t>
+      </w:r>
+      <w:r>
+        <w:t xml:space="preserve"> </w:t>
+      </w:r>
+      <w:r>
+        <w:t xml:space="preserve">and</w:t>
+      </w:r>
+      <w:r>
+        <w:t xml:space="preserve"> </w:t>
+      </w:r>
+      <w:r>
+        <w:rPr>
+          <w:rStyle w:val="VerbatimChar"/>
+        </w:rPr>
+        <w:t xml:space="preserve">patchwork</w:t>
+      </w:r>
+      <w:r>
+        <w:t xml:space="preserve">.</w:t>
       </w:r>
     </w:p>
     <w:p>
@@ -3603,7 +4024,36 @@
         <w:pStyle w:val="BodyText"/>
       </w:pPr>
       <w:r>
-        <w:t xml:space="preserve">In the lab activity, learners perform a correlation test between two vectors, perform a t-test, and perform regressions (including a logistic regression).</w:t>
+        <w:t xml:space="preserve">In the</w:t>
+      </w:r>
+      <w:r>
+        <w:t xml:space="preserve"> </w:t>
+      </w:r>
+      <w:hyperlink r:id="rId122">
+        <w:r>
+          <w:rPr>
+            <w:rStyle w:val="Hyperlink"/>
+          </w:rPr>
+          <w:t xml:space="preserve">lab activity</w:t>
+        </w:r>
+      </w:hyperlink>
+      <w:r>
+        <w:t xml:space="preserve">, learners practice making plots directly with</w:t>
+      </w:r>
+      <w:r>
+        <w:t xml:space="preserve"> </w:t>
+      </w:r>
+      <w:r>
+        <w:rPr>
+          <w:rStyle w:val="VerbatimChar"/>
+        </w:rPr>
+        <w:t xml:space="preserve">ggplot2</w:t>
+      </w:r>
+      <w:r>
+        <w:t xml:space="preserve"> </w:t>
+      </w:r>
+      <w:r>
+        <w:t xml:space="preserve">and practice applying new themes to their plots and faceting their plots.</w:t>
       </w:r>
     </w:p>
     <w:p>
@@ -3614,20 +4064,38 @@
         </w:numPr>
         <w:pStyle w:val="Compact"/>
       </w:pPr>
-      <w:r>
-        <w:rPr>
-          <w:bCs/>
-          <w:b/>
-        </w:rPr>
-        <w:t xml:space="preserve">Data Output</w:t>
-      </w:r>
+      <w:hyperlink r:id="rId123">
+        <w:r>
+          <w:rPr>
+            <w:rStyle w:val="Hyperlink"/>
+            <w:bCs/>
+            <w:b/>
+          </w:rPr>
+          <w:t xml:space="preserve">Factors</w:t>
+        </w:r>
+      </w:hyperlink>
     </w:p>
     <w:p>
       <w:pPr>
         <w:pStyle w:val="FirstParagraph"/>
       </w:pPr>
       <w:r>
-        <w:t xml:space="preserve">In this module, learners discover that they can save their processed data as RDS (R native) or csv files so that they don’t have to rerun processing on data (especially if it is large) or if they want to share data with others.</w:t>
+        <w:t xml:space="preserve">In this module learners discover why factors are a unique type of data that requires special care to make summaries, data analysis results, and visualizations showing data in the proper order. We show how to use the</w:t>
+      </w:r>
+      <w:r>
+        <w:t xml:space="preserve"> </w:t>
+      </w:r>
+      <w:r>
+        <w:rPr>
+          <w:rStyle w:val="VerbatimChar"/>
+        </w:rPr>
+        <w:t xml:space="preserve">forecats</w:t>
+      </w:r>
+      <w:r>
+        <w:t xml:space="preserve"> </w:t>
+      </w:r>
+      <w:r>
+        <w:t xml:space="preserve">package to reorder a factor variable based on the values of another variable.</w:t>
       </w:r>
     </w:p>
     <w:p>
@@ -3635,7 +4103,21 @@
         <w:pStyle w:val="BodyText"/>
       </w:pPr>
       <w:r>
-        <w:t xml:space="preserve">In the lab activity, learners write a csv and RDS file as well as read back in an RDS file.</w:t>
+        <w:t xml:space="preserve">In the</w:t>
+      </w:r>
+      <w:r>
+        <w:t xml:space="preserve"> </w:t>
+      </w:r>
+      <w:hyperlink r:id="rId124">
+        <w:r>
+          <w:rPr>
+            <w:rStyle w:val="Hyperlink"/>
+          </w:rPr>
+          <w:t xml:space="preserve">lab activity</w:t>
+        </w:r>
+      </w:hyperlink>
+      <w:r>
+        <w:t xml:space="preserve">, learners convert a variable to a factor class and specify new levels for the variable. They also discover how this changes the order of the variable values within data summaries and plots, as compared to the data just being a categorical variable instead of a factor.</w:t>
       </w:r>
     </w:p>
     <w:p>
@@ -3646,50 +4128,23 @@
         </w:numPr>
         <w:pStyle w:val="Compact"/>
       </w:pPr>
-      <w:r>
-        <w:rPr>
-          <w:bCs/>
-          <w:b/>
-        </w:rPr>
-        <w:t xml:space="preserve">Functions</w:t>
-      </w:r>
+      <w:hyperlink r:id="rId125">
+        <w:r>
+          <w:rPr>
+            <w:rStyle w:val="Hyperlink"/>
+            <w:bCs/>
+            <w:b/>
+          </w:rPr>
+          <w:t xml:space="preserve">Statistics</w:t>
+        </w:r>
+      </w:hyperlink>
     </w:p>
     <w:p>
       <w:pPr>
         <w:pStyle w:val="FirstParagraph"/>
       </w:pPr>
       <w:r>
-        <w:t xml:space="preserve">In this final module, learners discover the power of writing their own functions. They also learn about using the</w:t>
-      </w:r>
-      <w:r>
-        <w:t xml:space="preserve"> </w:t>
-      </w:r>
-      <w:r>
-        <w:rPr>
-          <w:rStyle w:val="VerbatimChar"/>
-        </w:rPr>
-        <w:t xml:space="preserve">apply</w:t>
-      </w:r>
-      <w:r>
-        <w:t xml:space="preserve"> </w:t>
-      </w:r>
-      <w:r>
-        <w:t xml:space="preserve">functions and</w:t>
-      </w:r>
-      <w:r>
-        <w:t xml:space="preserve"> </w:t>
-      </w:r>
-      <w:r>
-        <w:rPr>
-          <w:rStyle w:val="VerbatimChar"/>
-        </w:rPr>
-        <w:t xml:space="preserve">across()</w:t>
-      </w:r>
-      <w:r>
-        <w:t xml:space="preserve"> </w:t>
-      </w:r>
-      <w:r>
-        <w:t xml:space="preserve">function to apply the same function across different columns within a data frame. We discuss why using less repetitive code can improve the quality and efficiency of their code.</w:t>
+        <w:t xml:space="preserve">In this module, we describe how statistical tests like t-tests, correlation, and regression are performed within R. We do not focus on the statistical interpretation, but rather how one can use R tools to perform statistical test and get the results.</w:t>
       </w:r>
     </w:p>
     <w:p>
@@ -3697,64 +4152,48 @@
         <w:pStyle w:val="BodyText"/>
       </w:pPr>
       <w:r>
-        <w:t xml:space="preserve">In the lab activity, learners create their own simple functions and use the</w:t>
-      </w:r>
-      <w:r>
-        <w:t xml:space="preserve"> </w:t>
-      </w:r>
-      <w:r>
-        <w:rPr>
-          <w:rStyle w:val="VerbatimChar"/>
-        </w:rPr>
-        <w:t xml:space="preserve">across</w:t>
-      </w:r>
-      <w:r>
-        <w:t xml:space="preserve"> </w:t>
-      </w:r>
-      <w:r>
-        <w:t xml:space="preserve">function to summarize different columns of a dataset, as well as apply a new function on the specific columns of dataset.</w:t>
-      </w:r>
-    </w:p>
-    <w:bookmarkEnd w:id="94"/>
-    <w:bookmarkEnd w:id="95"/>
-    <w:bookmarkStart w:id="99" w:name="daseh-github-organization"/>
-    <w:p>
-      <w:pPr>
-        <w:pStyle w:val="Heading2"/>
-      </w:pPr>
-      <w:r>
-        <w:rPr>
-          <w:rStyle w:val="SectionNumber"/>
-        </w:rPr>
-        <w:t xml:space="preserve">2.3</w:t>
-      </w:r>
-      <w:r>
-        <w:tab/>
-      </w:r>
-      <w:r>
-        <w:t xml:space="preserve">DaSEH GitHub Organization</w:t>
-      </w:r>
-    </w:p>
-    <w:p>
-      <w:pPr>
-        <w:pStyle w:val="FirstParagraph"/>
-      </w:pPr>
-      <w:r>
-        <w:t xml:space="preserve">GitHub is a website and cloud service that enables developers to store, manage, and track changes to their code. DaSEH uses GitHub for both development and distribution purposes. Users have complete access to all DaSEH course materials at our</w:t>
-      </w:r>
-      <w:r>
-        <w:t xml:space="preserve"> </w:t>
-      </w:r>
-      <w:hyperlink r:id="rId67">
+        <w:t xml:space="preserve">In the</w:t>
+      </w:r>
+      <w:r>
+        <w:t xml:space="preserve"> </w:t>
+      </w:r>
+      <w:hyperlink r:id="rId126">
         <w:r>
           <w:rPr>
             <w:rStyle w:val="Hyperlink"/>
           </w:rPr>
-          <w:t xml:space="preserve">course and website repository</w:t>
+          <w:t xml:space="preserve">lab activity</w:t>
         </w:r>
       </w:hyperlink>
       <w:r>
-        <w:t xml:space="preserve">.</w:t>
+        <w:t xml:space="preserve">, learners perform a correlation test between two vectors, perform a t-test, and perform regressions (including a logistic regression).</w:t>
+      </w:r>
+    </w:p>
+    <w:p>
+      <w:pPr>
+        <w:numPr>
+          <w:ilvl w:val="0"/>
+          <w:numId w:val="1029"/>
+        </w:numPr>
+        <w:pStyle w:val="Compact"/>
+      </w:pPr>
+      <w:hyperlink r:id="rId127">
+        <w:r>
+          <w:rPr>
+            <w:rStyle w:val="Hyperlink"/>
+            <w:bCs/>
+            <w:b/>
+          </w:rPr>
+          <w:t xml:space="preserve">Data Output</w:t>
+        </w:r>
+      </w:hyperlink>
+    </w:p>
+    <w:p>
+      <w:pPr>
+        <w:pStyle w:val="FirstParagraph"/>
+      </w:pPr>
+      <w:r>
+        <w:t xml:space="preserve">In this module, learners discover that they can save their processed data as RDS (R native) or csv files so that they don’t have to rerun processing on data (especially if it is large) or if they want to share data with others.</w:t>
       </w:r>
     </w:p>
     <w:p>
@@ -3762,30 +4201,178 @@
         <w:pStyle w:val="BodyText"/>
       </w:pPr>
       <w:r>
-        <w:t xml:space="preserve">This diagram explains the folder structure of our materials:</w:t>
+        <w:t xml:space="preserve">In the</w:t>
+      </w:r>
+      <w:r>
+        <w:t xml:space="preserve"> </w:t>
+      </w:r>
+      <w:hyperlink r:id="rId128">
+        <w:r>
+          <w:rPr>
+            <w:rStyle w:val="Hyperlink"/>
+          </w:rPr>
+          <w:t xml:space="preserve">lab activity</w:t>
+        </w:r>
+      </w:hyperlink>
+      <w:r>
+        <w:t xml:space="preserve">, learners write a csv and RDS file, as well as read back in an RDS file.</w:t>
+      </w:r>
+    </w:p>
+    <w:p>
+      <w:pPr>
+        <w:numPr>
+          <w:ilvl w:val="0"/>
+          <w:numId w:val="1030"/>
+        </w:numPr>
+        <w:pStyle w:val="Compact"/>
+      </w:pPr>
+      <w:hyperlink r:id="rId129">
+        <w:r>
+          <w:rPr>
+            <w:rStyle w:val="Hyperlink"/>
+            <w:bCs/>
+            <w:b/>
+          </w:rPr>
+          <w:t xml:space="preserve">Functions</w:t>
+        </w:r>
+      </w:hyperlink>
+    </w:p>
+    <w:p>
+      <w:pPr>
+        <w:pStyle w:val="FirstParagraph"/>
+      </w:pPr>
+      <w:r>
+        <w:t xml:space="preserve">In this final module, learners discover the power of writing their own functions. They also learn about using the</w:t>
+      </w:r>
+      <w:r>
+        <w:t xml:space="preserve"> </w:t>
+      </w:r>
+      <w:r>
+        <w:rPr>
+          <w:rStyle w:val="VerbatimChar"/>
+        </w:rPr>
+        <w:t xml:space="preserve">apply</w:t>
+      </w:r>
+      <w:r>
+        <w:t xml:space="preserve"> </w:t>
+      </w:r>
+      <w:r>
+        <w:t xml:space="preserve">functions and</w:t>
+      </w:r>
+      <w:r>
+        <w:t xml:space="preserve"> </w:t>
+      </w:r>
+      <w:r>
+        <w:rPr>
+          <w:rStyle w:val="VerbatimChar"/>
+        </w:rPr>
+        <w:t xml:space="preserve">across()</w:t>
+      </w:r>
+      <w:r>
+        <w:t xml:space="preserve"> </w:t>
+      </w:r>
+      <w:r>
+        <w:t xml:space="preserve">function to apply the same function across different columns within a data frame. We discuss why using less repetitive code can improve the quality and efficiency of their code.</w:t>
       </w:r>
     </w:p>
     <w:p>
       <w:pPr>
         <w:pStyle w:val="BodyText"/>
+      </w:pPr>
+      <w:r>
+        <w:t xml:space="preserve">In the</w:t>
+      </w:r>
+      <w:r>
+        <w:t xml:space="preserve"> </w:t>
+      </w:r>
+      <w:hyperlink r:id="rId130">
+        <w:r>
+          <w:rPr>
+            <w:rStyle w:val="Hyperlink"/>
+          </w:rPr>
+          <w:t xml:space="preserve">lab activity</w:t>
+        </w:r>
+      </w:hyperlink>
+      <w:r>
+        <w:t xml:space="preserve">, learners create their own simple functions and use the</w:t>
+      </w:r>
+      <w:r>
+        <w:t xml:space="preserve"> </w:t>
+      </w:r>
+      <w:r>
+        <w:rPr>
+          <w:rStyle w:val="VerbatimChar"/>
+        </w:rPr>
+        <w:t xml:space="preserve">across</w:t>
+      </w:r>
+      <w:r>
+        <w:t xml:space="preserve"> </w:t>
+      </w:r>
+      <w:r>
+        <w:t xml:space="preserve">function to summarize different columns of a dataset, as well as apply a new function on the specific columns of dataset.</w:t>
+      </w:r>
+    </w:p>
+    <w:bookmarkEnd w:id="131"/>
+    <w:bookmarkEnd w:id="132"/>
+    <w:bookmarkStart w:id="160" w:name="slide-structure"/>
+    <w:p>
+      <w:pPr>
+        <w:pStyle w:val="Heading2"/>
+      </w:pPr>
+      <w:r>
+        <w:rPr>
+          <w:rStyle w:val="SectionNumber"/>
+        </w:rPr>
+        <w:t xml:space="preserve">2.3</w:t>
+      </w:r>
+      <w:r>
+        <w:tab/>
+      </w:r>
+      <w:r>
+        <w:t xml:space="preserve">Slide Structure</w:t>
+      </w:r>
+    </w:p>
+    <w:p>
+      <w:pPr>
+        <w:pStyle w:val="FirstParagraph"/>
+      </w:pPr>
+      <w:r>
+        <w:t xml:space="preserve">Overall our slide structure involves the following components:</w:t>
+      </w:r>
+    </w:p>
+    <w:p>
+      <w:pPr>
+        <w:numPr>
+          <w:ilvl w:val="0"/>
+          <w:numId w:val="1031"/>
+        </w:numPr>
+        <w:pStyle w:val="Compact"/>
+      </w:pPr>
+      <w:r>
+        <w:t xml:space="preserve">A recap of the previous day (where appropriate)</w:t>
+      </w:r>
+    </w:p>
+    <w:p>
+      <w:pPr>
+        <w:pStyle w:val="FirstParagraph"/>
       </w:pPr>
       <w:r>
         <w:drawing>
           <wp:inline>
             <wp:extent cx="5334000" cy="3000375"/>
             <wp:effectExtent b="0" l="0" r="0" t="0"/>
-            <wp:docPr descr="" title="" id="97" name="Picture"/>
+            <wp:docPr descr="" title="" id="134" name="Picture"/>
             <a:graphic>
               <a:graphicData uri="http://schemas.openxmlformats.org/drawingml/2006/picture">
                 <pic:pic>
                   <pic:nvPicPr>
-                    <pic:cNvPr descr="02-daseh_infrastructure_files/figure-docx//1vCiMPvvsdwQjiMWjf0YuSpTkG0DGXsy1614cRiFc7ns_g3b1c31cfa63_0_80.png" id="98" name="Picture"/>
+                    <pic:cNvPr descr="02-daseh_infrastructure_files/figure-docx//1vCiMPvvsdwQjiMWjf0YuSpTkG0DGXsy1614cRiFc7ns_g3d44163d3ed_0_6.png" id="135" name="Picture"/>
                     <pic:cNvPicPr>
                       <a:picLocks noChangeArrowheads="1" noChangeAspect="1"/>
                     </pic:cNvPicPr>
                   </pic:nvPicPr>
                   <pic:blipFill>
-                    <a:blip r:embed="rId96"/>
+                    <a:blip r:embed="rId133"/>
                     <a:stretch>
                       <a:fillRect/>
                     </a:stretch>
@@ -3812,296 +4399,16 @@
         </w:drawing>
       </w:r>
     </w:p>
-    <w:bookmarkEnd w:id="99"/>
-    <w:bookmarkStart w:id="107" w:name="codeathon-resources"/>
-    <w:p>
-      <w:pPr>
-        <w:pStyle w:val="Heading2"/>
-      </w:pPr>
-      <w:r>
-        <w:rPr>
-          <w:rStyle w:val="SectionNumber"/>
-        </w:rPr>
-        <w:t xml:space="preserve">2.4</w:t>
-      </w:r>
-      <w:r>
-        <w:tab/>
-      </w:r>
-      <w:r>
-        <w:t xml:space="preserve">Codeathon Resources</w:t>
-      </w:r>
-    </w:p>
-    <w:p>
-      <w:pPr>
-        <w:pStyle w:val="FirstParagraph"/>
-      </w:pPr>
-      <w:r>
-        <w:t xml:space="preserve">In addition to the modules, we have</w:t>
-      </w:r>
-      <w:r>
-        <w:t xml:space="preserve"> </w:t>
-      </w:r>
-      <w:hyperlink r:id="rId100">
-        <w:r>
-          <w:rPr>
-            <w:rStyle w:val="Hyperlink"/>
-          </w:rPr>
-          <w:t xml:space="preserve">resources available</w:t>
-        </w:r>
-      </w:hyperlink>
-      <w:r>
-        <w:t xml:space="preserve"> </w:t>
-      </w:r>
-      <w:r>
-        <w:t xml:space="preserve">that are covered during our codeathon. This link also includes our introduction, conclusion slides, and slides about running</w:t>
-      </w:r>
-      <w:r>
-        <w:t xml:space="preserve"> </w:t>
-      </w:r>
-      <w:hyperlink r:id="rId101">
-        <w:r>
-          <w:rPr>
-            <w:rStyle w:val="Hyperlink"/>
-          </w:rPr>
-          <w:t xml:space="preserve">standups</w:t>
-        </w:r>
-      </w:hyperlink>
-      <w:r>
-        <w:t xml:space="preserve"> </w:t>
-      </w:r>
-      <w:r>
-        <w:t xml:space="preserve">to get people talking about their work.</w:t>
-      </w:r>
-    </w:p>
-    <w:p>
-      <w:pPr>
-        <w:pStyle w:val="BodyText"/>
-      </w:pPr>
-      <w:r>
-        <w:t xml:space="preserve">These include resources about:</w:t>
-      </w:r>
-    </w:p>
     <w:p>
       <w:pPr>
         <w:numPr>
           <w:ilvl w:val="0"/>
-          <w:numId w:val="1029"/>
-        </w:numPr>
-      </w:pPr>
-      <w:hyperlink r:id="rId102">
-        <w:r>
-          <w:rPr>
-            <w:rStyle w:val="Hyperlink"/>
-          </w:rPr>
-          <w:t xml:space="preserve">Version Control</w:t>
-        </w:r>
-      </w:hyperlink>
-      <w:r>
-        <w:t xml:space="preserve"> </w:t>
-      </w:r>
-      <w:r>
-        <w:t xml:space="preserve">This resources discusses the basics of using GitHub/Git and R.</w:t>
-      </w:r>
-      <w:r>
-        <w:t xml:space="preserve"> </w:t>
-      </w:r>
-      <w:r>
-        <w:t xml:space="preserve">It includes how to make a new repository, how to upload files to GitHub like data or code, how to set up usage of Git on your local computer, and how to push changes from your local computer to GitHub.</w:t>
-      </w:r>
-    </w:p>
-    <w:p>
-      <w:pPr>
-        <w:numPr>
-          <w:ilvl w:val="0"/>
-          <w:numId w:val="1029"/>
-        </w:numPr>
-      </w:pPr>
-      <w:hyperlink r:id="rId103">
-        <w:r>
-          <w:rPr>
-            <w:rStyle w:val="Hyperlink"/>
-          </w:rPr>
-          <w:t xml:space="preserve">Open Data</w:t>
-        </w:r>
-      </w:hyperlink>
-      <w:r>
-        <w:t xml:space="preserve"> </w:t>
-      </w:r>
-      <w:r>
-        <w:t xml:space="preserve">This resource covers places to find data to perform environmental health data science research.</w:t>
-      </w:r>
-    </w:p>
-    <w:p>
-      <w:pPr>
-        <w:numPr>
-          <w:ilvl w:val="0"/>
-          <w:numId w:val="1029"/>
-        </w:numPr>
-      </w:pPr>
-      <w:hyperlink r:id="rId104">
-        <w:r>
-          <w:rPr>
-            <w:rStyle w:val="Hyperlink"/>
-          </w:rPr>
-          <w:t xml:space="preserve">Code Review</w:t>
-        </w:r>
-      </w:hyperlink>
-      <w:r>
-        <w:t xml:space="preserve"> </w:t>
-      </w:r>
-      <w:r>
-        <w:t xml:space="preserve">This resource includes the basics of how to do code review on GitHub, include the use of GitHub issues.</w:t>
-      </w:r>
-    </w:p>
-    <w:p>
-      <w:pPr>
-        <w:numPr>
-          <w:ilvl w:val="0"/>
-          <w:numId w:val="1029"/>
-        </w:numPr>
-      </w:pPr>
-      <w:hyperlink r:id="rId105">
-        <w:r>
-          <w:rPr>
-            <w:rStyle w:val="Hyperlink"/>
-          </w:rPr>
-          <w:t xml:space="preserve">Data Ethics</w:t>
-        </w:r>
-      </w:hyperlink>
-      <w:r>
-        <w:t xml:space="preserve"> </w:t>
-      </w:r>
-      <w:r>
-        <w:t xml:space="preserve">This covers information about AI use, data protection, data privacy, data provenance and more.</w:t>
-      </w:r>
-    </w:p>
-    <w:p>
-      <w:pPr>
-        <w:numPr>
-          <w:ilvl w:val="0"/>
-          <w:numId w:val="1029"/>
-        </w:numPr>
-      </w:pPr>
-      <w:hyperlink r:id="rId106">
-        <w:r>
-          <w:rPr>
-            <w:rStyle w:val="Hyperlink"/>
-          </w:rPr>
-          <w:t xml:space="preserve">Mapping mini-module</w:t>
-        </w:r>
-      </w:hyperlink>
-      <w:r>
-        <w:t xml:space="preserve"> </w:t>
-      </w:r>
-      <w:r>
-        <w:t xml:space="preserve">This covers different tools available to make maps in R, the basics for making map plots, as well as tips and resources.</w:t>
-      </w:r>
-    </w:p>
-    <w:bookmarkEnd w:id="107"/>
-    <w:bookmarkStart w:id="115" w:name="data"/>
-    <w:p>
-      <w:pPr>
-        <w:pStyle w:val="Heading2"/>
-      </w:pPr>
-      <w:r>
-        <w:rPr>
-          <w:rStyle w:val="SectionNumber"/>
-        </w:rPr>
-        <w:t xml:space="preserve">2.5</w:t>
-      </w:r>
-      <w:r>
-        <w:tab/>
-      </w:r>
-      <w:r>
-        <w:t xml:space="preserve">Data</w:t>
-      </w:r>
-    </w:p>
-    <w:p>
-      <w:pPr>
-        <w:pStyle w:val="FirstParagraph"/>
-      </w:pPr>
-      <w:r>
-        <w:t xml:space="preserve">All of the data used in the modules are also included in the</w:t>
-      </w:r>
-      <w:r>
-        <w:t xml:space="preserve"> </w:t>
-      </w:r>
-      <w:hyperlink r:id="rId67">
-        <w:r>
-          <w:rPr>
-            <w:rStyle w:val="Hyperlink"/>
-          </w:rPr>
-          <w:t xml:space="preserve">GitHub repository</w:t>
-        </w:r>
-      </w:hyperlink>
-      <w:r>
-        <w:t xml:space="preserve"> </w:t>
-      </w:r>
-      <w:r>
-        <w:t xml:space="preserve">within the data folder. This data can be reused separately outside of our our module materials for other uses.</w:t>
-      </w:r>
-    </w:p>
-    <w:p>
-      <w:pPr>
-        <w:pStyle w:val="BodyText"/>
-      </w:pPr>
-      <w:r>
-        <w:t xml:space="preserve">To use the DaSEH data, you can either:</w:t>
-      </w:r>
-    </w:p>
-    <w:p>
-      <w:pPr>
-        <w:numPr>
-          <w:ilvl w:val="0"/>
-          <w:numId w:val="1030"/>
+          <w:numId w:val="1032"/>
         </w:numPr>
         <w:pStyle w:val="Compact"/>
       </w:pPr>
       <w:r>
-        <w:t xml:space="preserve">Download the full</w:t>
-      </w:r>
-      <w:r>
-        <w:t xml:space="preserve"> </w:t>
-      </w:r>
-      <w:hyperlink r:id="rId108">
-        <w:r>
-          <w:rPr>
-            <w:rStyle w:val="Hyperlink"/>
-          </w:rPr>
-          <w:t xml:space="preserve">DaSEH GitHub repository</w:t>
-        </w:r>
-      </w:hyperlink>
-      <w:r>
-        <w:t xml:space="preserve"> </w:t>
-      </w:r>
-      <w:r>
-        <w:t xml:space="preserve">and find the data in the folder or directory called data.</w:t>
-      </w:r>
-    </w:p>
-    <w:p>
-      <w:pPr>
-        <w:numPr>
-          <w:ilvl w:val="0"/>
-          <w:numId w:val="1030"/>
-        </w:numPr>
-        <w:pStyle w:val="Compact"/>
-      </w:pPr>
-      <w:r>
-        <w:t xml:space="preserve">Directly download individual files by searching through our</w:t>
-      </w:r>
-      <w:r>
-        <w:t xml:space="preserve"> </w:t>
-      </w:r>
-      <w:hyperlink r:id="rId109">
-        <w:r>
-          <w:rPr>
-            <w:rStyle w:val="Hyperlink"/>
-          </w:rPr>
-          <w:t xml:space="preserve">data directory on GitHub</w:t>
-        </w:r>
-      </w:hyperlink>
-      <w:r>
-        <w:t xml:space="preserve">, clicking on a data file and the clicking the download raw file button.</w:t>
+        <w:t xml:space="preserve">Context about why the particular topic matters or why someone might need to know the material</w:t>
       </w:r>
     </w:p>
     <w:p>
@@ -4113,18 +4420,18 @@
           <wp:inline>
             <wp:extent cx="5334000" cy="3000375"/>
             <wp:effectExtent b="0" l="0" r="0" t="0"/>
-            <wp:docPr descr="" title="" id="111" name="Picture"/>
+            <wp:docPr descr="" title="" id="137" name="Picture"/>
             <a:graphic>
               <a:graphicData uri="http://schemas.openxmlformats.org/drawingml/2006/picture">
                 <pic:pic>
                   <pic:nvPicPr>
-                    <pic:cNvPr descr="02-daseh_infrastructure_files/figure-docx//1vCiMPvvsdwQjiMWjf0YuSpTkG0DGXsy1614cRiFc7ns_g3a4b18ec263_0_11.png" id="112" name="Picture"/>
+                    <pic:cNvPr descr="02-daseh_infrastructure_files/figure-docx//1vCiMPvvsdwQjiMWjf0YuSpTkG0DGXsy1614cRiFc7ns_g3d44163d3ed_0_12.png" id="138" name="Picture"/>
                     <pic:cNvPicPr>
                       <a:picLocks noChangeArrowheads="1" noChangeAspect="1"/>
                     </pic:cNvPicPr>
                   </pic:nvPicPr>
                   <pic:blipFill>
-                    <a:blip r:embed="rId110"/>
+                    <a:blip r:embed="rId136"/>
                     <a:stretch>
                       <a:fillRect/>
                     </a:stretch>
@@ -4153,15 +4460,1036 @@
     </w:p>
     <w:p>
       <w:pPr>
+        <w:numPr>
+          <w:ilvl w:val="0"/>
+          <w:numId w:val="1033"/>
+        </w:numPr>
+        <w:pStyle w:val="Compact"/>
+      </w:pPr>
+      <w:r>
+        <w:t xml:space="preserve">Overviews of functions and the typical command structure to use such functions</w:t>
+      </w:r>
+    </w:p>
+    <w:p>
+      <w:pPr>
+        <w:pStyle w:val="FirstParagraph"/>
+      </w:pPr>
+      <w:r>
+        <w:drawing>
+          <wp:inline>
+            <wp:extent cx="5334000" cy="3000375"/>
+            <wp:effectExtent b="0" l="0" r="0" t="0"/>
+            <wp:docPr descr="" title="" id="140" name="Picture"/>
+            <a:graphic>
+              <a:graphicData uri="http://schemas.openxmlformats.org/drawingml/2006/picture">
+                <pic:pic>
+                  <pic:nvPicPr>
+                    <pic:cNvPr descr="02-daseh_infrastructure_files/figure-docx//1vCiMPvvsdwQjiMWjf0YuSpTkG0DGXsy1614cRiFc7ns_g3d44163d3ed_0_24.png" id="141" name="Picture"/>
+                    <pic:cNvPicPr>
+                      <a:picLocks noChangeArrowheads="1" noChangeAspect="1"/>
+                    </pic:cNvPicPr>
+                  </pic:nvPicPr>
+                  <pic:blipFill>
+                    <a:blip r:embed="rId139"/>
+                    <a:stretch>
+                      <a:fillRect/>
+                    </a:stretch>
+                  </pic:blipFill>
+                  <pic:spPr bwMode="auto">
+                    <a:xfrm>
+                      <a:off x="0" y="0"/>
+                      <a:ext cx="5334000" cy="3000375"/>
+                    </a:xfrm>
+                    <a:prstGeom prst="rect">
+                      <a:avLst/>
+                    </a:prstGeom>
+                    <a:noFill/>
+                    <a:ln w="9525">
+                      <a:noFill/>
+                      <a:headEnd/>
+                      <a:tailEnd/>
+                    </a:ln>
+                  </pic:spPr>
+                </pic:pic>
+              </a:graphicData>
+            </a:graphic>
+          </wp:inline>
+        </w:drawing>
+      </w:r>
+    </w:p>
+    <w:p>
+      <w:pPr>
+        <w:numPr>
+          <w:ilvl w:val="0"/>
+          <w:numId w:val="1034"/>
+        </w:numPr>
+        <w:pStyle w:val="Compact"/>
+      </w:pPr>
+      <w:r>
+        <w:t xml:space="preserve">Gut Checks to help gauge student comprehension and to help learners stay engaged</w:t>
+      </w:r>
+    </w:p>
+    <w:p>
+      <w:pPr>
+        <w:pStyle w:val="FirstParagraph"/>
+      </w:pPr>
+      <w:r>
+        <w:drawing>
+          <wp:inline>
+            <wp:extent cx="5334000" cy="3000375"/>
+            <wp:effectExtent b="0" l="0" r="0" t="0"/>
+            <wp:docPr descr="" title="" id="143" name="Picture"/>
+            <a:graphic>
+              <a:graphicData uri="http://schemas.openxmlformats.org/drawingml/2006/picture">
+                <pic:pic>
+                  <pic:nvPicPr>
+                    <pic:cNvPr descr="02-daseh_infrastructure_files/figure-docx//1vCiMPvvsdwQjiMWjf0YuSpTkG0DGXsy1614cRiFc7ns_g3d44163d3ed_0_18.png" id="144" name="Picture"/>
+                    <pic:cNvPicPr>
+                      <a:picLocks noChangeArrowheads="1" noChangeAspect="1"/>
+                    </pic:cNvPicPr>
+                  </pic:nvPicPr>
+                  <pic:blipFill>
+                    <a:blip r:embed="rId142"/>
+                    <a:stretch>
+                      <a:fillRect/>
+                    </a:stretch>
+                  </pic:blipFill>
+                  <pic:spPr bwMode="auto">
+                    <a:xfrm>
+                      <a:off x="0" y="0"/>
+                      <a:ext cx="5334000" cy="3000375"/>
+                    </a:xfrm>
+                    <a:prstGeom prst="rect">
+                      <a:avLst/>
+                    </a:prstGeom>
+                    <a:noFill/>
+                    <a:ln w="9525">
+                      <a:noFill/>
+                      <a:headEnd/>
+                      <a:tailEnd/>
+                    </a:ln>
+                  </pic:spPr>
+                </pic:pic>
+              </a:graphicData>
+            </a:graphic>
+          </wp:inline>
+        </w:drawing>
+      </w:r>
+    </w:p>
+    <w:p>
+      <w:pPr>
         <w:pStyle w:val="BodyText"/>
       </w:pPr>
       <w:r>
+        <w:t xml:space="preserve">For Gut Checks it is good to keep the question very simple and fundamental. That makes people feel successful as they work engage with the lecture and helps reinforce the most fundamental information.</w:t>
+      </w:r>
+    </w:p>
+    <w:p>
+      <w:pPr>
+        <w:numPr>
+          <w:ilvl w:val="0"/>
+          <w:numId w:val="1035"/>
+        </w:numPr>
+        <w:pStyle w:val="Compact"/>
+      </w:pPr>
+      <w:r>
+        <w:t xml:space="preserve">Examples using more simple data</w:t>
+      </w:r>
+    </w:p>
+    <w:p>
+      <w:pPr>
+        <w:pStyle w:val="FirstParagraph"/>
+      </w:pPr>
+      <w:r>
+        <w:drawing>
+          <wp:inline>
+            <wp:extent cx="5334000" cy="3000375"/>
+            <wp:effectExtent b="0" l="0" r="0" t="0"/>
+            <wp:docPr descr="" title="" id="146" name="Picture"/>
+            <a:graphic>
+              <a:graphicData uri="http://schemas.openxmlformats.org/drawingml/2006/picture">
+                <pic:pic>
+                  <pic:nvPicPr>
+                    <pic:cNvPr descr="02-daseh_infrastructure_files/figure-docx//1vCiMPvvsdwQjiMWjf0YuSpTkG0DGXsy1614cRiFc7ns_g3d44163d3ed_0_65.png" id="147" name="Picture"/>
+                    <pic:cNvPicPr>
+                      <a:picLocks noChangeArrowheads="1" noChangeAspect="1"/>
+                    </pic:cNvPicPr>
+                  </pic:nvPicPr>
+                  <pic:blipFill>
+                    <a:blip r:embed="rId145"/>
+                    <a:stretch>
+                      <a:fillRect/>
+                    </a:stretch>
+                  </pic:blipFill>
+                  <pic:spPr bwMode="auto">
+                    <a:xfrm>
+                      <a:off x="0" y="0"/>
+                      <a:ext cx="5334000" cy="3000375"/>
+                    </a:xfrm>
+                    <a:prstGeom prst="rect">
+                      <a:avLst/>
+                    </a:prstGeom>
+                    <a:noFill/>
+                    <a:ln w="9525">
+                      <a:noFill/>
+                      <a:headEnd/>
+                      <a:tailEnd/>
+                    </a:ln>
+                  </pic:spPr>
+                </pic:pic>
+              </a:graphicData>
+            </a:graphic>
+          </wp:inline>
+        </w:drawing>
+      </w:r>
+    </w:p>
+    <w:p>
+      <w:pPr>
+        <w:numPr>
+          <w:ilvl w:val="0"/>
+          <w:numId w:val="1036"/>
+        </w:numPr>
+        <w:pStyle w:val="Compact"/>
+      </w:pPr>
+      <w:r>
+        <w:t xml:space="preserve">Applied examples with real data (where possible)</w:t>
+      </w:r>
+      <w:r>
+        <w:t xml:space="preserve"> </w:t>
+      </w:r>
+      <w:r>
+        <w:t xml:space="preserve">Sometimes it is difficult to get a dataset that suits all your needs. In those cases we make it clear that the data was created by us and then we share it on our website for easy access and use.</w:t>
+      </w:r>
+    </w:p>
+    <w:p>
+      <w:pPr>
+        <w:pStyle w:val="FirstParagraph"/>
+      </w:pPr>
+      <w:r>
+        <w:drawing>
+          <wp:inline>
+            <wp:extent cx="5334000" cy="3000375"/>
+            <wp:effectExtent b="0" l="0" r="0" t="0"/>
+            <wp:docPr descr="" title="" id="149" name="Picture"/>
+            <a:graphic>
+              <a:graphicData uri="http://schemas.openxmlformats.org/drawingml/2006/picture">
+                <pic:pic>
+                  <pic:nvPicPr>
+                    <pic:cNvPr descr="02-daseh_infrastructure_files/figure-docx//1vCiMPvvsdwQjiMWjf0YuSpTkG0DGXsy1614cRiFc7ns_g3d44163d3ed_0_70.png" id="150" name="Picture"/>
+                    <pic:cNvPicPr>
+                      <a:picLocks noChangeArrowheads="1" noChangeAspect="1"/>
+                    </pic:cNvPicPr>
+                  </pic:nvPicPr>
+                  <pic:blipFill>
+                    <a:blip r:embed="rId148"/>
+                    <a:stretch>
+                      <a:fillRect/>
+                    </a:stretch>
+                  </pic:blipFill>
+                  <pic:spPr bwMode="auto">
+                    <a:xfrm>
+                      <a:off x="0" y="0"/>
+                      <a:ext cx="5334000" cy="3000375"/>
+                    </a:xfrm>
+                    <a:prstGeom prst="rect">
+                      <a:avLst/>
+                    </a:prstGeom>
+                    <a:noFill/>
+                    <a:ln w="9525">
+                      <a:noFill/>
+                      <a:headEnd/>
+                      <a:tailEnd/>
+                    </a:ln>
+                  </pic:spPr>
+                </pic:pic>
+              </a:graphicData>
+            </a:graphic>
+          </wp:inline>
+        </w:drawing>
+      </w:r>
+      <w:r>
+        <w:t xml:space="preserve"> </w:t>
+      </w:r>
+      <w:r>
+        <w:t xml:space="preserve">1. Cautionary examples of what can go wrong</w:t>
+      </w:r>
+    </w:p>
+    <w:p>
+      <w:pPr>
+        <w:pStyle w:val="BodyText"/>
+      </w:pPr>
+      <w:r>
+        <w:drawing>
+          <wp:inline>
+            <wp:extent cx="5334000" cy="3000375"/>
+            <wp:effectExtent b="0" l="0" r="0" t="0"/>
+            <wp:docPr descr="" title="" id="152" name="Picture"/>
+            <a:graphic>
+              <a:graphicData uri="http://schemas.openxmlformats.org/drawingml/2006/picture">
+                <pic:pic>
+                  <pic:nvPicPr>
+                    <pic:cNvPr descr="02-daseh_infrastructure_files/figure-docx//1vCiMPvvsdwQjiMWjf0YuSpTkG0DGXsy1614cRiFc7ns_g3d44163d3ed_0_43.png" id="153" name="Picture"/>
+                    <pic:cNvPicPr>
+                      <a:picLocks noChangeArrowheads="1" noChangeAspect="1"/>
+                    </pic:cNvPicPr>
+                  </pic:nvPicPr>
+                  <pic:blipFill>
+                    <a:blip r:embed="rId151"/>
+                    <a:stretch>
+                      <a:fillRect/>
+                    </a:stretch>
+                  </pic:blipFill>
+                  <pic:spPr bwMode="auto">
+                    <a:xfrm>
+                      <a:off x="0" y="0"/>
+                      <a:ext cx="5334000" cy="3000375"/>
+                    </a:xfrm>
+                    <a:prstGeom prst="rect">
+                      <a:avLst/>
+                    </a:prstGeom>
+                    <a:noFill/>
+                    <a:ln w="9525">
+                      <a:noFill/>
+                      <a:headEnd/>
+                      <a:tailEnd/>
+                    </a:ln>
+                  </pic:spPr>
+                </pic:pic>
+              </a:graphicData>
+            </a:graphic>
+          </wp:inline>
+        </w:drawing>
+      </w:r>
+    </w:p>
+    <w:p>
+      <w:pPr>
+        <w:numPr>
+          <w:ilvl w:val="0"/>
+          <w:numId w:val="1037"/>
+        </w:numPr>
+        <w:pStyle w:val="Compact"/>
+      </w:pPr>
+      <w:r>
+        <w:t xml:space="preserve">A summary of what we discussed</w:t>
+      </w:r>
+    </w:p>
+    <w:p>
+      <w:pPr>
+        <w:pStyle w:val="FirstParagraph"/>
+      </w:pPr>
+      <w:r>
+        <w:drawing>
+          <wp:inline>
+            <wp:extent cx="5334000" cy="3000375"/>
+            <wp:effectExtent b="0" l="0" r="0" t="0"/>
+            <wp:docPr descr="" title="" id="155" name="Picture"/>
+            <a:graphic>
+              <a:graphicData uri="http://schemas.openxmlformats.org/drawingml/2006/picture">
+                <pic:pic>
+                  <pic:nvPicPr>
+                    <pic:cNvPr descr="02-daseh_infrastructure_files/figure-docx//1vCiMPvvsdwQjiMWjf0YuSpTkG0DGXsy1614cRiFc7ns_g3d44163d3ed_0_36.png" id="156" name="Picture"/>
+                    <pic:cNvPicPr>
+                      <a:picLocks noChangeArrowheads="1" noChangeAspect="1"/>
+                    </pic:cNvPicPr>
+                  </pic:nvPicPr>
+                  <pic:blipFill>
+                    <a:blip r:embed="rId154"/>
+                    <a:stretch>
+                      <a:fillRect/>
+                    </a:stretch>
+                  </pic:blipFill>
+                  <pic:spPr bwMode="auto">
+                    <a:xfrm>
+                      <a:off x="0" y="0"/>
+                      <a:ext cx="5334000" cy="3000375"/>
+                    </a:xfrm>
+                    <a:prstGeom prst="rect">
+                      <a:avLst/>
+                    </a:prstGeom>
+                    <a:noFill/>
+                    <a:ln w="9525">
+                      <a:noFill/>
+                      <a:headEnd/>
+                      <a:tailEnd/>
+                    </a:ln>
+                  </pic:spPr>
+                </pic:pic>
+              </a:graphicData>
+            </a:graphic>
+          </wp:inline>
+        </w:drawing>
+      </w:r>
+    </w:p>
+    <w:p>
+      <w:pPr>
+        <w:numPr>
+          <w:ilvl w:val="0"/>
+          <w:numId w:val="1038"/>
+        </w:numPr>
+        <w:pStyle w:val="Compact"/>
+      </w:pPr>
+      <w:r>
+        <w:t xml:space="preserve">Links to course resources and potentially other resources such as</w:t>
+      </w:r>
+      <w:r>
+        <w:t xml:space="preserve"> </w:t>
+      </w:r>
+      <w:hyperlink r:id="rId157">
+        <w:r>
+          <w:rPr>
+            <w:rStyle w:val="Hyperlink"/>
+          </w:rPr>
+          <w:t xml:space="preserve">Open Case Studies</w:t>
+        </w:r>
+      </w:hyperlink>
+      <w:r>
+        <w:t xml:space="preserve"> </w:t>
+      </w:r>
+      <w:r>
+        <w:t xml:space="preserve">or Posit Cheatsheets</w:t>
+      </w:r>
+    </w:p>
+    <w:p>
+      <w:pPr>
+        <w:pStyle w:val="FirstParagraph"/>
+      </w:pPr>
+      <w:r>
+        <w:drawing>
+          <wp:inline>
+            <wp:extent cx="5334000" cy="3000375"/>
+            <wp:effectExtent b="0" l="0" r="0" t="0"/>
+            <wp:docPr descr="" title="" id="158" name="Picture"/>
+            <a:graphic>
+              <a:graphicData uri="http://schemas.openxmlformats.org/drawingml/2006/picture">
+                <pic:pic>
+                  <pic:nvPicPr>
+                    <pic:cNvPr descr="02-daseh_infrastructure_files/figure-docx//1vCiMPvvsdwQjiMWjf0YuSpTkG0DGXsy1614cRiFc7ns_g3d44163d3ed_0_36.png" id="159" name="Picture"/>
+                    <pic:cNvPicPr>
+                      <a:picLocks noChangeArrowheads="1" noChangeAspect="1"/>
+                    </pic:cNvPicPr>
+                  </pic:nvPicPr>
+                  <pic:blipFill>
+                    <a:blip r:embed="rId154"/>
+                    <a:stretch>
+                      <a:fillRect/>
+                    </a:stretch>
+                  </pic:blipFill>
+                  <pic:spPr bwMode="auto">
+                    <a:xfrm>
+                      <a:off x="0" y="0"/>
+                      <a:ext cx="5334000" cy="3000375"/>
+                    </a:xfrm>
+                    <a:prstGeom prst="rect">
+                      <a:avLst/>
+                    </a:prstGeom>
+                    <a:noFill/>
+                    <a:ln w="9525">
+                      <a:noFill/>
+                      <a:headEnd/>
+                      <a:tailEnd/>
+                    </a:ln>
+                  </pic:spPr>
+                </pic:pic>
+              </a:graphicData>
+            </a:graphic>
+          </wp:inline>
+        </w:drawing>
+      </w:r>
+    </w:p>
+    <w:bookmarkEnd w:id="160"/>
+    <w:bookmarkStart w:id="164" w:name="daseh-github-organization"/>
+    <w:p>
+      <w:pPr>
+        <w:pStyle w:val="Heading2"/>
+      </w:pPr>
+      <w:r>
+        <w:rPr>
+          <w:rStyle w:val="SectionNumber"/>
+        </w:rPr>
+        <w:t xml:space="preserve">2.4</w:t>
+      </w:r>
+      <w:r>
+        <w:tab/>
+      </w:r>
+      <w:r>
+        <w:t xml:space="preserve">DaSEH GitHub Organization</w:t>
+      </w:r>
+    </w:p>
+    <w:p>
+      <w:pPr>
+        <w:pStyle w:val="FirstParagraph"/>
+      </w:pPr>
+      <w:r>
+        <w:t xml:space="preserve">GitHub is a website and cloud service that enables developers to store, manage, and track changes to their code. DaSEH uses GitHub for both development and distribution purposes. Users have complete access to all DaSEH course materials at our</w:t>
+      </w:r>
+      <w:r>
+        <w:t xml:space="preserve"> </w:t>
+      </w:r>
+      <w:hyperlink r:id="rId68">
+        <w:r>
+          <w:rPr>
+            <w:rStyle w:val="Hyperlink"/>
+          </w:rPr>
+          <w:t xml:space="preserve">course website repository</w:t>
+        </w:r>
+      </w:hyperlink>
+      <w:r>
+        <w:t xml:space="preserve">.</w:t>
+      </w:r>
+    </w:p>
+    <w:p>
+      <w:pPr>
+        <w:pStyle w:val="BodyText"/>
+      </w:pPr>
+      <w:r>
+        <w:t xml:space="preserve">This diagram explains the folder structure of our materials:</w:t>
+      </w:r>
+    </w:p>
+    <w:p>
+      <w:pPr>
+        <w:pStyle w:val="BodyText"/>
+      </w:pPr>
+      <w:r>
+        <w:drawing>
+          <wp:inline>
+            <wp:extent cx="5334000" cy="3000375"/>
+            <wp:effectExtent b="0" l="0" r="0" t="0"/>
+            <wp:docPr descr="" title="" id="162" name="Picture"/>
+            <a:graphic>
+              <a:graphicData uri="http://schemas.openxmlformats.org/drawingml/2006/picture">
+                <pic:pic>
+                  <pic:nvPicPr>
+                    <pic:cNvPr descr="02-daseh_infrastructure_files/figure-docx//1vCiMPvvsdwQjiMWjf0YuSpTkG0DGXsy1614cRiFc7ns_g3b1c31cfa63_0_80.png" id="163" name="Picture"/>
+                    <pic:cNvPicPr>
+                      <a:picLocks noChangeArrowheads="1" noChangeAspect="1"/>
+                    </pic:cNvPicPr>
+                  </pic:nvPicPr>
+                  <pic:blipFill>
+                    <a:blip r:embed="rId161"/>
+                    <a:stretch>
+                      <a:fillRect/>
+                    </a:stretch>
+                  </pic:blipFill>
+                  <pic:spPr bwMode="auto">
+                    <a:xfrm>
+                      <a:off x="0" y="0"/>
+                      <a:ext cx="5334000" cy="3000375"/>
+                    </a:xfrm>
+                    <a:prstGeom prst="rect">
+                      <a:avLst/>
+                    </a:prstGeom>
+                    <a:noFill/>
+                    <a:ln w="9525">
+                      <a:noFill/>
+                      <a:headEnd/>
+                      <a:tailEnd/>
+                    </a:ln>
+                  </pic:spPr>
+                </pic:pic>
+              </a:graphicData>
+            </a:graphic>
+          </wp:inline>
+        </w:drawing>
+      </w:r>
+    </w:p>
+    <w:bookmarkEnd w:id="164"/>
+    <w:bookmarkStart w:id="176" w:name="codeathon-resources"/>
+    <w:p>
+      <w:pPr>
+        <w:pStyle w:val="Heading2"/>
+      </w:pPr>
+      <w:r>
+        <w:rPr>
+          <w:rStyle w:val="SectionNumber"/>
+        </w:rPr>
+        <w:t xml:space="preserve">2.5</w:t>
+      </w:r>
+      <w:r>
+        <w:tab/>
+      </w:r>
+      <w:r>
+        <w:t xml:space="preserve">Codeathon Resources</w:t>
+      </w:r>
+    </w:p>
+    <w:p>
+      <w:pPr>
+        <w:pStyle w:val="FirstParagraph"/>
+      </w:pPr>
+      <w:r>
+        <w:t xml:space="preserve">In addition to the modules, we have</w:t>
+      </w:r>
+      <w:r>
+        <w:t xml:space="preserve"> </w:t>
+      </w:r>
+      <w:hyperlink r:id="rId165">
+        <w:r>
+          <w:rPr>
+            <w:rStyle w:val="Hyperlink"/>
+          </w:rPr>
+          <w:t xml:space="preserve">resources available</w:t>
+        </w:r>
+      </w:hyperlink>
+      <w:r>
+        <w:t xml:space="preserve"> </w:t>
+      </w:r>
+      <w:r>
+        <w:t xml:space="preserve">that are covered during our codeathon. This link also includes our introduction, conclusion slides, and slides about running</w:t>
+      </w:r>
+      <w:r>
+        <w:t xml:space="preserve"> </w:t>
+      </w:r>
+      <w:hyperlink r:id="rId166">
+        <w:r>
+          <w:rPr>
+            <w:rStyle w:val="Hyperlink"/>
+          </w:rPr>
+          <w:t xml:space="preserve">standups</w:t>
+        </w:r>
+      </w:hyperlink>
+      <w:r>
+        <w:t xml:space="preserve"> </w:t>
+      </w:r>
+      <w:r>
+        <w:t xml:space="preserve">to get people talking about their work.</w:t>
+      </w:r>
+    </w:p>
+    <w:bookmarkStart w:id="172" w:name="codeathon-slides"/>
+    <w:p>
+      <w:pPr>
+        <w:pStyle w:val="Heading3"/>
+      </w:pPr>
+      <w:r>
+        <w:rPr>
+          <w:rStyle w:val="SectionNumber"/>
+        </w:rPr>
+        <w:t xml:space="preserve">2.5.1</w:t>
+      </w:r>
+      <w:r>
+        <w:tab/>
+      </w:r>
+      <w:r>
+        <w:t xml:space="preserve">Codeathon Slides</w:t>
+      </w:r>
+    </w:p>
+    <w:p>
+      <w:pPr>
+        <w:pStyle w:val="FirstParagraph"/>
+      </w:pPr>
+      <w:r>
+        <w:t xml:space="preserve">Our codeathon slides include resources about:</w:t>
+      </w:r>
+    </w:p>
+    <w:p>
+      <w:pPr>
+        <w:numPr>
+          <w:ilvl w:val="0"/>
+          <w:numId w:val="1039"/>
+        </w:numPr>
+      </w:pPr>
+      <w:hyperlink r:id="rId167">
+        <w:r>
+          <w:rPr>
+            <w:rStyle w:val="Hyperlink"/>
+          </w:rPr>
+          <w:t xml:space="preserve">Version Control</w:t>
+        </w:r>
+      </w:hyperlink>
+      <w:r>
+        <w:t xml:space="preserve"> </w:t>
+      </w:r>
+      <w:r>
+        <w:t xml:space="preserve">This resources discusses the basics of using GitHub/Git and R.</w:t>
+      </w:r>
+      <w:r>
+        <w:t xml:space="preserve"> </w:t>
+      </w:r>
+      <w:r>
+        <w:t xml:space="preserve">It includes how to make a new repository, how to upload files to GitHub like data or code, how to set up usage of Git on your local computer, and how to push changes from your local computer to GitHub.</w:t>
+      </w:r>
+    </w:p>
+    <w:p>
+      <w:pPr>
+        <w:numPr>
+          <w:ilvl w:val="0"/>
+          <w:numId w:val="1039"/>
+        </w:numPr>
+      </w:pPr>
+      <w:hyperlink r:id="rId168">
+        <w:r>
+          <w:rPr>
+            <w:rStyle w:val="Hyperlink"/>
+          </w:rPr>
+          <w:t xml:space="preserve">Open Data</w:t>
+        </w:r>
+      </w:hyperlink>
+      <w:r>
+        <w:t xml:space="preserve"> </w:t>
+      </w:r>
+      <w:r>
+        <w:t xml:space="preserve">This resource covers places to find data to perform environmental health data science research.</w:t>
+      </w:r>
+    </w:p>
+    <w:p>
+      <w:pPr>
+        <w:numPr>
+          <w:ilvl w:val="0"/>
+          <w:numId w:val="1039"/>
+        </w:numPr>
+      </w:pPr>
+      <w:hyperlink r:id="rId169">
+        <w:r>
+          <w:rPr>
+            <w:rStyle w:val="Hyperlink"/>
+          </w:rPr>
+          <w:t xml:space="preserve">Code Review</w:t>
+        </w:r>
+      </w:hyperlink>
+      <w:r>
+        <w:t xml:space="preserve"> </w:t>
+      </w:r>
+      <w:r>
+        <w:t xml:space="preserve">This resource includes the basics of how to do code review on GitHub, include the use of GitHub issues.</w:t>
+      </w:r>
+    </w:p>
+    <w:p>
+      <w:pPr>
+        <w:numPr>
+          <w:ilvl w:val="0"/>
+          <w:numId w:val="1039"/>
+        </w:numPr>
+      </w:pPr>
+      <w:hyperlink r:id="rId170">
+        <w:r>
+          <w:rPr>
+            <w:rStyle w:val="Hyperlink"/>
+          </w:rPr>
+          <w:t xml:space="preserve">Data Ethics</w:t>
+        </w:r>
+      </w:hyperlink>
+      <w:r>
+        <w:t xml:space="preserve"> </w:t>
+      </w:r>
+      <w:r>
+        <w:t xml:space="preserve">This covers information about AI use, data protection, data privacy, data provenance and more.</w:t>
+      </w:r>
+    </w:p>
+    <w:p>
+      <w:pPr>
+        <w:numPr>
+          <w:ilvl w:val="0"/>
+          <w:numId w:val="1039"/>
+        </w:numPr>
+      </w:pPr>
+      <w:hyperlink r:id="rId171">
+        <w:r>
+          <w:rPr>
+            <w:rStyle w:val="Hyperlink"/>
+          </w:rPr>
+          <w:t xml:space="preserve">Mapping mini-module</w:t>
+        </w:r>
+      </w:hyperlink>
+      <w:r>
+        <w:t xml:space="preserve"> </w:t>
+      </w:r>
+      <w:r>
+        <w:t xml:space="preserve">This covers different tools available to make maps in R, the basics for making map plots, as well as tips and resources.</w:t>
+      </w:r>
+    </w:p>
+    <w:bookmarkEnd w:id="172"/>
+    <w:bookmarkStart w:id="174" w:name="codeathon-schedule"/>
+    <w:p>
+      <w:pPr>
+        <w:pStyle w:val="Heading3"/>
+      </w:pPr>
+      <w:r>
+        <w:rPr>
+          <w:rStyle w:val="SectionNumber"/>
+        </w:rPr>
+        <w:t xml:space="preserve">2.5.2</w:t>
+      </w:r>
+      <w:r>
+        <w:tab/>
+      </w:r>
+      <w:r>
+        <w:t xml:space="preserve">Codeathon Schedule</w:t>
+      </w:r>
+    </w:p>
+    <w:p>
+      <w:pPr>
+        <w:pStyle w:val="FirstParagraph"/>
+      </w:pPr>
+      <w:r>
+        <w:t xml:space="preserve">Here you can see the</w:t>
+      </w:r>
+      <w:r>
+        <w:t xml:space="preserve"> </w:t>
+      </w:r>
+      <w:hyperlink r:id="rId173">
+        <w:r>
+          <w:rPr>
+            <w:rStyle w:val="Hyperlink"/>
+          </w:rPr>
+          <w:t xml:space="preserve">schedule</w:t>
+        </w:r>
+      </w:hyperlink>
+      <w:r>
+        <w:t xml:space="preserve"> </w:t>
+      </w:r>
+      <w:r>
+        <w:t xml:space="preserve">from one of our past DaSEH codeathons.</w:t>
+      </w:r>
+    </w:p>
+    <w:bookmarkEnd w:id="174"/>
+    <w:bookmarkStart w:id="175" w:name="stand-ups"/>
+    <w:p>
+      <w:pPr>
+        <w:pStyle w:val="Heading3"/>
+      </w:pPr>
+      <w:r>
+        <w:rPr>
+          <w:rStyle w:val="SectionNumber"/>
+        </w:rPr>
+        <w:t xml:space="preserve">2.5.3</w:t>
+      </w:r>
+      <w:r>
+        <w:tab/>
+      </w:r>
+      <w:r>
+        <w:t xml:space="preserve">Stand ups</w:t>
+      </w:r>
+    </w:p>
+    <w:p>
+      <w:pPr>
+        <w:pStyle w:val="FirstParagraph"/>
+      </w:pPr>
+      <w:r>
+        <w:t xml:space="preserve">To facilitate participants communicating with us and one another, we had what we called</w:t>
+      </w:r>
+      <w:r>
+        <w:t xml:space="preserve"> </w:t>
+      </w:r>
+      <w:r>
+        <w:t xml:space="preserve">“</w:t>
+      </w:r>
+      <w:r>
+        <w:t xml:space="preserve">stand ups</w:t>
+      </w:r>
+      <w:r>
+        <w:t xml:space="preserve">”</w:t>
+      </w:r>
+      <w:r>
+        <w:t xml:space="preserve"> </w:t>
+      </w:r>
+      <w:r>
+        <w:t xml:space="preserve">throughout the codeathon. These are opportunities for participants to pause and reflect on how their work is going and share that information with others.</w:t>
+      </w:r>
+    </w:p>
+    <w:p>
+      <w:pPr>
+        <w:pStyle w:val="BodyText"/>
+      </w:pPr>
+      <w:r>
+        <w:t xml:space="preserve">We had participants stand up from their desks and stand in a large circle where they would take turns talking about what was going well, what was not going well, what they were currently working on, and if they could use help or if they were interested in collaborating.</w:t>
+      </w:r>
+    </w:p>
+    <w:p>
+      <w:pPr>
+        <w:pStyle w:val="BodyText"/>
+      </w:pPr>
+      <w:r>
+        <w:t xml:space="preserve">We often discovered that many of the participants would have common interests or challenges that they would sometimes decide to tackle together or share resources on the topic. We would encourage learners to help others, as this process can really solidify understanding of a topic. This can also lead to new collaborations between attendees.</w:t>
+      </w:r>
+    </w:p>
+    <w:p>
+      <w:pPr>
+        <w:pStyle w:val="BodyText"/>
+      </w:pPr>
+      <w:r>
+        <w:t xml:space="preserve">This also allowed us as instructors to determine who might need extra assistance and what kind of resources we might share with them.</w:t>
+      </w:r>
+    </w:p>
+    <w:p>
+      <w:pPr>
+        <w:pStyle w:val="BodyText"/>
+      </w:pPr>
+      <w:r>
+        <w:t xml:space="preserve">Importantly, it also helped participants get to know one another and to take a break from their work to think about what their next steps should be and if they needed to pivot what they were working on. This decision making process is exactly what happens in real research labs, and was a very important skill to discuss.</w:t>
+      </w:r>
+    </w:p>
+    <w:p>
+      <w:pPr>
+        <w:pStyle w:val="BodyText"/>
+      </w:pPr>
+      <w:r>
+        <w:t xml:space="preserve">Feedback from participants suggested that they really enjoyed the stand up process.</w:t>
+      </w:r>
+    </w:p>
+    <w:bookmarkEnd w:id="175"/>
+    <w:bookmarkEnd w:id="176"/>
+    <w:bookmarkStart w:id="184" w:name="data"/>
+    <w:p>
+      <w:pPr>
+        <w:pStyle w:val="Heading2"/>
+      </w:pPr>
+      <w:r>
+        <w:rPr>
+          <w:rStyle w:val="SectionNumber"/>
+        </w:rPr>
+        <w:t xml:space="preserve">2.6</w:t>
+      </w:r>
+      <w:r>
+        <w:tab/>
+      </w:r>
+      <w:r>
+        <w:t xml:space="preserve">Data</w:t>
+      </w:r>
+    </w:p>
+    <w:p>
+      <w:pPr>
+        <w:pStyle w:val="FirstParagraph"/>
+      </w:pPr>
+      <w:r>
+        <w:t xml:space="preserve">All of the data used in the modules are also included in the</w:t>
+      </w:r>
+      <w:r>
+        <w:t xml:space="preserve"> </w:t>
+      </w:r>
+      <w:hyperlink r:id="rId68">
+        <w:r>
+          <w:rPr>
+            <w:rStyle w:val="Hyperlink"/>
+          </w:rPr>
+          <w:t xml:space="preserve">GitHub repository</w:t>
+        </w:r>
+      </w:hyperlink>
+      <w:r>
+        <w:t xml:space="preserve"> </w:t>
+      </w:r>
+      <w:r>
+        <w:t xml:space="preserve">within the data folder. This data can be reused separately outside of our our module materials for other uses.</w:t>
+      </w:r>
+    </w:p>
+    <w:p>
+      <w:pPr>
+        <w:pStyle w:val="BodyText"/>
+      </w:pPr>
+      <w:r>
+        <w:t xml:space="preserve">To use the DaSEH data, you can either:</w:t>
+      </w:r>
+    </w:p>
+    <w:p>
+      <w:pPr>
+        <w:numPr>
+          <w:ilvl w:val="0"/>
+          <w:numId w:val="1040"/>
+        </w:numPr>
+        <w:pStyle w:val="Compact"/>
+      </w:pPr>
+      <w:r>
+        <w:t xml:space="preserve">Download the full</w:t>
+      </w:r>
+      <w:r>
+        <w:t xml:space="preserve"> </w:t>
+      </w:r>
+      <w:hyperlink r:id="rId177">
+        <w:r>
+          <w:rPr>
+            <w:rStyle w:val="Hyperlink"/>
+          </w:rPr>
+          <w:t xml:space="preserve">DaSEH GitHub repository</w:t>
+        </w:r>
+      </w:hyperlink>
+      <w:r>
+        <w:t xml:space="preserve"> </w:t>
+      </w:r>
+      <w:r>
+        <w:t xml:space="preserve">and find the data in the folder or directory called data.</w:t>
+      </w:r>
+    </w:p>
+    <w:p>
+      <w:pPr>
+        <w:numPr>
+          <w:ilvl w:val="0"/>
+          <w:numId w:val="1040"/>
+        </w:numPr>
+        <w:pStyle w:val="Compact"/>
+      </w:pPr>
+      <w:r>
+        <w:t xml:space="preserve">Directly download individual files by searching through our</w:t>
+      </w:r>
+      <w:r>
+        <w:t xml:space="preserve"> </w:t>
+      </w:r>
+      <w:hyperlink r:id="rId178">
+        <w:r>
+          <w:rPr>
+            <w:rStyle w:val="Hyperlink"/>
+          </w:rPr>
+          <w:t xml:space="preserve">data directory on GitHub</w:t>
+        </w:r>
+      </w:hyperlink>
+      <w:r>
+        <w:t xml:space="preserve">, clicking on a data file and the clicking the download raw file button.</w:t>
+      </w:r>
+    </w:p>
+    <w:p>
+      <w:pPr>
+        <w:pStyle w:val="FirstParagraph"/>
+      </w:pPr>
+      <w:r>
+        <w:drawing>
+          <wp:inline>
+            <wp:extent cx="5334000" cy="3000375"/>
+            <wp:effectExtent b="0" l="0" r="0" t="0"/>
+            <wp:docPr descr="" title="" id="180" name="Picture"/>
+            <a:graphic>
+              <a:graphicData uri="http://schemas.openxmlformats.org/drawingml/2006/picture">
+                <pic:pic>
+                  <pic:nvPicPr>
+                    <pic:cNvPr descr="02-daseh_infrastructure_files/figure-docx//1vCiMPvvsdwQjiMWjf0YuSpTkG0DGXsy1614cRiFc7ns_g3a4b18ec263_0_11.png" id="181" name="Picture"/>
+                    <pic:cNvPicPr>
+                      <a:picLocks noChangeArrowheads="1" noChangeAspect="1"/>
+                    </pic:cNvPicPr>
+                  </pic:nvPicPr>
+                  <pic:blipFill>
+                    <a:blip r:embed="rId179"/>
+                    <a:stretch>
+                      <a:fillRect/>
+                    </a:stretch>
+                  </pic:blipFill>
+                  <pic:spPr bwMode="auto">
+                    <a:xfrm>
+                      <a:off x="0" y="0"/>
+                      <a:ext cx="5334000" cy="3000375"/>
+                    </a:xfrm>
+                    <a:prstGeom prst="rect">
+                      <a:avLst/>
+                    </a:prstGeom>
+                    <a:noFill/>
+                    <a:ln w="9525">
+                      <a:noFill/>
+                      <a:headEnd/>
+                      <a:tailEnd/>
+                    </a:ln>
+                  </pic:spPr>
+                </pic:pic>
+              </a:graphicData>
+            </a:graphic>
+          </wp:inline>
+        </w:drawing>
+      </w:r>
+    </w:p>
+    <w:p>
+      <w:pPr>
+        <w:pStyle w:val="BodyText"/>
+      </w:pPr>
+      <w:r>
         <w:t xml:space="preserve">Information about the which modules the data is used in and information about the data sources can be found here:</w:t>
       </w:r>
       <w:r>
         <w:t xml:space="preserve"> </w:t>
       </w:r>
-      <w:hyperlink r:id="rId52">
+      <w:hyperlink r:id="rId53">
         <w:r>
           <w:rPr>
             <w:rStyle w:val="Hyperlink"/>
@@ -4173,7 +5501,7 @@
         <w:t xml:space="preserve">. This page also includes other relevant datasets which can be used to develop or adapt course materials, such as for homework assignments, extra practice, or projects.</w:t>
       </w:r>
     </w:p>
-    <w:bookmarkStart w:id="114" w:name="adapting-materials"/>
+    <w:bookmarkStart w:id="183" w:name="adapting-materials"/>
     <w:p>
       <w:pPr>
         <w:pStyle w:val="Heading3"/>
@@ -4182,7 +5510,7 @@
         <w:rPr>
           <w:rStyle w:val="SectionNumber"/>
         </w:rPr>
-        <w:t xml:space="preserve">2.5.1</w:t>
+        <w:t xml:space="preserve">2.6.1</w:t>
       </w:r>
       <w:r>
         <w:tab/>
@@ -4203,7 +5531,7 @@
       <w:pPr>
         <w:numPr>
           <w:ilvl w:val="0"/>
-          <w:numId w:val="1031"/>
+          <w:numId w:val="1041"/>
         </w:numPr>
       </w:pPr>
       <w:r>
@@ -4212,7 +5540,7 @@
       <w:r>
         <w:t xml:space="preserve"> </w:t>
       </w:r>
-      <w:hyperlink r:id="rId108">
+      <w:hyperlink r:id="rId177">
         <w:r>
           <w:rPr>
             <w:rStyle w:val="Hyperlink"/>
@@ -4231,7 +5559,7 @@
       <w:pPr>
         <w:numPr>
           <w:ilvl w:val="0"/>
-          <w:numId w:val="1031"/>
+          <w:numId w:val="1041"/>
         </w:numPr>
       </w:pPr>
       <w:r>
@@ -4240,7 +5568,7 @@
       <w:r>
         <w:t xml:space="preserve"> </w:t>
       </w:r>
-      <w:hyperlink r:id="rId113">
+      <w:hyperlink r:id="rId182">
         <w:r>
           <w:rPr>
             <w:rStyle w:val="Hyperlink"/>
@@ -4260,10 +5588,10 @@
         <w:t xml:space="preserve">More information about how to adjust the individual files will be described in the DaSEH modification chapter.</w:t>
       </w:r>
     </w:p>
-    <w:bookmarkEnd w:id="114"/>
-    <w:bookmarkEnd w:id="115"/>
-    <w:bookmarkEnd w:id="116"/>
-    <w:bookmarkStart w:id="146" w:name="using-daseh-materials"/>
+    <w:bookmarkEnd w:id="183"/>
+    <w:bookmarkEnd w:id="184"/>
+    <w:bookmarkEnd w:id="185"/>
+    <w:bookmarkStart w:id="216" w:name="using-daseh-materials"/>
     <w:p>
       <w:pPr>
         <w:pStyle w:val="Heading1"/>
@@ -4284,7 +5612,7 @@
         <w:t xml:space="preserve"> </w:t>
       </w:r>
     </w:p>
-    <w:bookmarkStart w:id="123" w:name="learning-objectives-2"/>
+    <w:bookmarkStart w:id="192" w:name="learning-objectives-2"/>
     <w:p>
       <w:pPr>
         <w:pStyle w:val="Heading2"/>
@@ -4314,7 +5642,7 @@
       <w:pPr>
         <w:numPr>
           <w:ilvl w:val="0"/>
-          <w:numId w:val="1032"/>
+          <w:numId w:val="1042"/>
         </w:numPr>
         <w:pStyle w:val="Compact"/>
       </w:pPr>
@@ -4326,7 +5654,7 @@
       <w:pPr>
         <w:numPr>
           <w:ilvl w:val="0"/>
-          <w:numId w:val="1032"/>
+          <w:numId w:val="1042"/>
         </w:numPr>
         <w:pStyle w:val="Compact"/>
       </w:pPr>
@@ -4338,7 +5666,7 @@
       <w:pPr>
         <w:numPr>
           <w:ilvl w:val="0"/>
-          <w:numId w:val="1032"/>
+          <w:numId w:val="1042"/>
         </w:numPr>
         <w:pStyle w:val="Compact"/>
       </w:pPr>
@@ -4350,7 +5678,7 @@
       <w:pPr>
         <w:numPr>
           <w:ilvl w:val="0"/>
-          <w:numId w:val="1032"/>
+          <w:numId w:val="1042"/>
         </w:numPr>
         <w:pStyle w:val="Compact"/>
       </w:pPr>
@@ -4368,7 +5696,7 @@
       <w:r>
         <w:t xml:space="preserve"> </w:t>
       </w:r>
-      <w:hyperlink r:id="rId87">
+      <w:hyperlink r:id="rId88">
         <w:r>
           <w:rPr>
             <w:rStyle w:val="Hyperlink"/>
@@ -4383,7 +5711,7 @@
         <w:t xml:space="preserve">what you come up with so that other educators may be inspired by your creativity.</w:t>
       </w:r>
     </w:p>
-    <w:bookmarkStart w:id="121" w:name="prerequisites"/>
+    <w:bookmarkStart w:id="190" w:name="prerequisites"/>
     <w:p>
       <w:pPr>
         <w:pStyle w:val="Heading3"/>
@@ -4401,7 +5729,7 @@
         <w:t xml:space="preserve">Prerequisites</w:t>
       </w:r>
     </w:p>
-    <w:bookmarkStart w:id="117" w:name="environmental-health-subject-matter"/>
+    <w:bookmarkStart w:id="186" w:name="environmental-health-subject-matter"/>
     <w:p>
       <w:pPr>
         <w:pStyle w:val="Heading4"/>
@@ -4427,8 +5755,8 @@
         <w:t xml:space="preserve">The materials in DaSEH use data related to environmental health. There is no requirement for any prior knowledge on environmental health. The resources are also applicable for those interested in data science for other uses.</w:t>
       </w:r>
     </w:p>
-    <w:bookmarkEnd w:id="117"/>
-    <w:bookmarkStart w:id="118" w:name="statistics"/>
+    <w:bookmarkEnd w:id="186"/>
+    <w:bookmarkStart w:id="187" w:name="statistics"/>
     <w:p>
       <w:pPr>
         <w:pStyle w:val="Heading4"/>
@@ -4454,8 +5782,8 @@
         <w:t xml:space="preserve">The DaSEH materials do expect some familiarity with statistics and focuses mostly on the application of R for analysis, rather than the theory of statistics. We recommend additional resources for statistics if you are teaching a statistics course.</w:t>
       </w:r>
     </w:p>
-    <w:bookmarkEnd w:id="118"/>
-    <w:bookmarkStart w:id="119" w:name="codingdata-science"/>
+    <w:bookmarkEnd w:id="187"/>
+    <w:bookmarkStart w:id="188" w:name="codingdata-science"/>
     <w:p>
       <w:pPr>
         <w:pStyle w:val="Heading4"/>
@@ -4481,8 +5809,8 @@
         <w:t xml:space="preserve">All materials for DaSEH use the R statistical programming language for data analysis. No familiarity with R basics is expected for learners.</w:t>
       </w:r>
     </w:p>
-    <w:bookmarkEnd w:id="119"/>
-    <w:bookmarkStart w:id="120" w:name="software"/>
+    <w:bookmarkEnd w:id="188"/>
+    <w:bookmarkStart w:id="189" w:name="software"/>
     <w:p>
       <w:pPr>
         <w:pStyle w:val="Heading4"/>
@@ -4538,9 +5866,9 @@
         <w:t xml:space="preserve">section in each case study.</w:t>
       </w:r>
     </w:p>
-    <w:bookmarkEnd w:id="120"/>
-    <w:bookmarkEnd w:id="121"/>
-    <w:bookmarkStart w:id="122" w:name="experience-level-descriptions"/>
+    <w:bookmarkEnd w:id="189"/>
+    <w:bookmarkEnd w:id="190"/>
+    <w:bookmarkStart w:id="191" w:name="experience-level-descriptions"/>
     <w:p>
       <w:pPr>
         <w:pStyle w:val="Heading3"/>
@@ -4693,9 +6021,9 @@
         <w:t xml:space="preserve">Typically, most middle/high school and first year undergraduate students will fit in the beginner category. Upperclassmen undergraduates and some graduate students are often at the intermediate level. Most advanced level students will be at the graduate level. However, this is a generalization, and a student may be considered beginner, intermediate, or advanced at any academic level depending on their independent studies and experiences.</w:t>
       </w:r>
     </w:p>
-    <w:bookmarkEnd w:id="122"/>
-    <w:bookmarkEnd w:id="123"/>
-    <w:bookmarkStart w:id="132" w:name="daseh-in-the-classroom"/>
+    <w:bookmarkEnd w:id="191"/>
+    <w:bookmarkEnd w:id="192"/>
+    <w:bookmarkStart w:id="202" w:name="daseh-in-the-classroom"/>
     <w:p>
       <w:pPr>
         <w:pStyle w:val="Heading2"/>
@@ -4721,7 +6049,7 @@
         <w:t xml:space="preserve">The DaSEH materials are structured in a modular manner to support both partial and full use of our materials. Educators are also free to use the DaSEH data by itself.</w:t>
       </w:r>
     </w:p>
-    <w:bookmarkStart w:id="125" w:name="teaching-the-full-set-of-materials"/>
+    <w:bookmarkStart w:id="194" w:name="teaching-the-full-set-of-materials"/>
     <w:p>
       <w:pPr>
         <w:pStyle w:val="Heading3"/>
@@ -4751,7 +6079,7 @@
       <w:pPr>
         <w:numPr>
           <w:ilvl w:val="0"/>
-          <w:numId w:val="1033"/>
+          <w:numId w:val="1043"/>
         </w:numPr>
         <w:pStyle w:val="Compact"/>
       </w:pPr>
@@ -4763,7 +6091,7 @@
       <w:pPr>
         <w:numPr>
           <w:ilvl w:val="0"/>
-          <w:numId w:val="1033"/>
+          <w:numId w:val="1043"/>
         </w:numPr>
         <w:pStyle w:val="Compact"/>
       </w:pPr>
@@ -4775,7 +6103,7 @@
       <w:pPr>
         <w:numPr>
           <w:ilvl w:val="0"/>
-          <w:numId w:val="1033"/>
+          <w:numId w:val="1043"/>
         </w:numPr>
         <w:pStyle w:val="Compact"/>
       </w:pPr>
@@ -4783,7 +6111,7 @@
         <w:t xml:space="preserve">Assign students to extend analysis beyond what is shown in our lecture or lab materials to dive deeper or provide more homework</w:t>
       </w:r>
     </w:p>
-    <w:bookmarkStart w:id="124" w:name="duration"/>
+    <w:bookmarkStart w:id="193" w:name="duration"/>
     <w:p>
       <w:pPr>
         <w:pStyle w:val="Heading4"/>
@@ -4809,9 +6137,9 @@
         <w:t xml:space="preserve">DaSEH was designed to fit the duration of an intensive two week short course for 3.5 hours a day for roughly 32 hours of instruction time. However, the materials could also be spread out to fit a semester 16 week long course.</w:t>
       </w:r>
     </w:p>
-    <w:bookmarkEnd w:id="124"/>
-    <w:bookmarkEnd w:id="125"/>
-    <w:bookmarkStart w:id="126" w:name="teaching-part-of-the-daseh-materials"/>
+    <w:bookmarkEnd w:id="193"/>
+    <w:bookmarkEnd w:id="194"/>
+    <w:bookmarkStart w:id="195" w:name="teaching-part-of-the-daseh-materials"/>
     <w:p>
       <w:pPr>
         <w:pStyle w:val="Heading3"/>
@@ -4841,7 +6169,7 @@
       <w:pPr>
         <w:numPr>
           <w:ilvl w:val="0"/>
-          <w:numId w:val="1034"/>
+          <w:numId w:val="1044"/>
         </w:numPr>
       </w:pPr>
       <w:r>
@@ -4852,7 +6180,7 @@
       <w:pPr>
         <w:numPr>
           <w:ilvl w:val="1"/>
-          <w:numId w:val="1035"/>
+          <w:numId w:val="1045"/>
         </w:numPr>
         <w:pStyle w:val="Compact"/>
       </w:pPr>
@@ -4864,7 +6192,7 @@
       <w:pPr>
         <w:numPr>
           <w:ilvl w:val="1"/>
-          <w:numId w:val="1035"/>
+          <w:numId w:val="1045"/>
         </w:numPr>
         <w:pStyle w:val="Compact"/>
       </w:pPr>
@@ -4876,7 +6204,7 @@
       <w:pPr>
         <w:numPr>
           <w:ilvl w:val="1"/>
-          <w:numId w:val="1035"/>
+          <w:numId w:val="1045"/>
         </w:numPr>
         <w:pStyle w:val="Compact"/>
       </w:pPr>
@@ -4888,7 +6216,7 @@
       <w:pPr>
         <w:numPr>
           <w:ilvl w:val="1"/>
-          <w:numId w:val="1035"/>
+          <w:numId w:val="1045"/>
         </w:numPr>
         <w:pStyle w:val="Compact"/>
       </w:pPr>
@@ -4900,7 +6228,7 @@
       <w:pPr>
         <w:numPr>
           <w:ilvl w:val="1"/>
-          <w:numId w:val="1035"/>
+          <w:numId w:val="1045"/>
         </w:numPr>
         <w:pStyle w:val="Compact"/>
       </w:pPr>
@@ -4912,7 +6240,7 @@
       <w:pPr>
         <w:numPr>
           <w:ilvl w:val="1"/>
-          <w:numId w:val="1035"/>
+          <w:numId w:val="1045"/>
         </w:numPr>
         <w:pStyle w:val="Compact"/>
       </w:pPr>
@@ -4924,7 +6252,7 @@
       <w:pPr>
         <w:numPr>
           <w:ilvl w:val="0"/>
-          <w:numId w:val="1034"/>
+          <w:numId w:val="1044"/>
         </w:numPr>
       </w:pPr>
       <w:r>
@@ -4935,7 +6263,7 @@
       <w:pPr>
         <w:numPr>
           <w:ilvl w:val="1"/>
-          <w:numId w:val="1036"/>
+          <w:numId w:val="1046"/>
         </w:numPr>
         <w:pStyle w:val="Compact"/>
       </w:pPr>
@@ -4947,7 +6275,7 @@
       <w:pPr>
         <w:numPr>
           <w:ilvl w:val="1"/>
-          <w:numId w:val="1036"/>
+          <w:numId w:val="1046"/>
         </w:numPr>
         <w:pStyle w:val="Compact"/>
       </w:pPr>
@@ -4959,7 +6287,7 @@
       <w:pPr>
         <w:numPr>
           <w:ilvl w:val="1"/>
-          <w:numId w:val="1036"/>
+          <w:numId w:val="1046"/>
         </w:numPr>
         <w:pStyle w:val="Compact"/>
       </w:pPr>
@@ -4971,7 +6299,7 @@
       <w:pPr>
         <w:numPr>
           <w:ilvl w:val="1"/>
-          <w:numId w:val="1036"/>
+          <w:numId w:val="1046"/>
         </w:numPr>
         <w:pStyle w:val="Compact"/>
       </w:pPr>
@@ -4983,7 +6311,7 @@
       <w:pPr>
         <w:numPr>
           <w:ilvl w:val="1"/>
-          <w:numId w:val="1036"/>
+          <w:numId w:val="1046"/>
         </w:numPr>
         <w:pStyle w:val="Compact"/>
       </w:pPr>
@@ -4995,7 +6323,7 @@
       <w:pPr>
         <w:numPr>
           <w:ilvl w:val="1"/>
-          <w:numId w:val="1036"/>
+          <w:numId w:val="1046"/>
         </w:numPr>
         <w:pStyle w:val="Compact"/>
       </w:pPr>
@@ -5007,7 +6335,7 @@
       <w:pPr>
         <w:numPr>
           <w:ilvl w:val="1"/>
-          <w:numId w:val="1036"/>
+          <w:numId w:val="1046"/>
         </w:numPr>
         <w:pStyle w:val="Compact"/>
       </w:pPr>
@@ -5019,7 +6347,7 @@
       <w:pPr>
         <w:numPr>
           <w:ilvl w:val="0"/>
-          <w:numId w:val="1034"/>
+          <w:numId w:val="1044"/>
         </w:numPr>
       </w:pPr>
       <w:r>
@@ -5030,7 +6358,7 @@
       <w:pPr>
         <w:numPr>
           <w:ilvl w:val="1"/>
-          <w:numId w:val="1037"/>
+          <w:numId w:val="1047"/>
         </w:numPr>
         <w:pStyle w:val="Compact"/>
       </w:pPr>
@@ -5042,7 +6370,7 @@
       <w:pPr>
         <w:numPr>
           <w:ilvl w:val="1"/>
-          <w:numId w:val="1037"/>
+          <w:numId w:val="1047"/>
         </w:numPr>
         <w:pStyle w:val="Compact"/>
       </w:pPr>
@@ -5054,7 +6382,7 @@
       <w:pPr>
         <w:numPr>
           <w:ilvl w:val="1"/>
-          <w:numId w:val="1037"/>
+          <w:numId w:val="1047"/>
         </w:numPr>
         <w:pStyle w:val="Compact"/>
       </w:pPr>
@@ -5066,7 +6394,7 @@
       <w:pPr>
         <w:numPr>
           <w:ilvl w:val="1"/>
-          <w:numId w:val="1037"/>
+          <w:numId w:val="1047"/>
         </w:numPr>
         <w:pStyle w:val="Compact"/>
       </w:pPr>
@@ -5078,7 +6406,7 @@
       <w:pPr>
         <w:numPr>
           <w:ilvl w:val="0"/>
-          <w:numId w:val="1034"/>
+          <w:numId w:val="1044"/>
         </w:numPr>
       </w:pPr>
       <w:r>
@@ -5089,7 +6417,7 @@
       <w:pPr>
         <w:numPr>
           <w:ilvl w:val="1"/>
-          <w:numId w:val="1038"/>
+          <w:numId w:val="1048"/>
         </w:numPr>
         <w:pStyle w:val="Compact"/>
       </w:pPr>
@@ -5101,7 +6429,7 @@
       <w:pPr>
         <w:numPr>
           <w:ilvl w:val="1"/>
-          <w:numId w:val="1038"/>
+          <w:numId w:val="1048"/>
         </w:numPr>
         <w:pStyle w:val="Compact"/>
       </w:pPr>
@@ -5113,7 +6441,7 @@
       <w:pPr>
         <w:numPr>
           <w:ilvl w:val="1"/>
-          <w:numId w:val="1038"/>
+          <w:numId w:val="1048"/>
         </w:numPr>
         <w:pStyle w:val="Compact"/>
       </w:pPr>
@@ -5126,8 +6454,8 @@
         <w:pStyle w:val="FirstParagraph"/>
       </w:pPr>
     </w:p>
-    <w:bookmarkEnd w:id="126"/>
-    <w:bookmarkStart w:id="131" w:name="teaching-with-daseh-data-only"/>
+    <w:bookmarkEnd w:id="195"/>
+    <w:bookmarkStart w:id="201" w:name="teaching-with-daseh-data-only"/>
     <w:p>
       <w:pPr>
         <w:pStyle w:val="Heading3"/>
@@ -5155,7 +6483,7 @@
       <w:r>
         <w:t xml:space="preserve"> </w:t>
       </w:r>
-      <w:hyperlink r:id="rId109">
+      <w:hyperlink r:id="rId178">
         <w:r>
           <w:rPr>
             <w:rStyle w:val="Hyperlink"/>
@@ -5169,7 +6497,7 @@
       <w:r>
         <w:t xml:space="preserve"> </w:t>
       </w:r>
-      <w:hyperlink r:id="rId127">
+      <w:hyperlink r:id="rId196">
         <w:r>
           <w:rPr>
             <w:rStyle w:val="Hyperlink"/>
@@ -5364,18 +6692,18 @@
           <wp:inline>
             <wp:extent cx="5334000" cy="3000375"/>
             <wp:effectExtent b="0" l="0" r="0" t="0"/>
-            <wp:docPr descr="" title="" id="129" name="Picture"/>
+            <wp:docPr descr="" title="" id="198" name="Picture"/>
             <a:graphic>
               <a:graphicData uri="http://schemas.openxmlformats.org/drawingml/2006/picture">
                 <pic:pic>
                   <pic:nvPicPr>
-                    <pic:cNvPr descr="03-daseh_use_files/figure-docx//1vCiMPvvsdwQjiMWjf0YuSpTkG0DGXsy1614cRiFc7ns_g3b78c177085_0_0.png" id="130" name="Picture"/>
+                    <pic:cNvPr descr="03-daseh_use_files/figure-docx//1vCiMPvvsdwQjiMWjf0YuSpTkG0DGXsy1614cRiFc7ns_g3b78c177085_0_0.png" id="199" name="Picture"/>
                     <pic:cNvPicPr>
                       <a:picLocks noChangeArrowheads="1" noChangeAspect="1"/>
                     </pic:cNvPicPr>
                   </pic:nvPicPr>
                   <pic:blipFill>
-                    <a:blip r:embed="rId128"/>
+                    <a:blip r:embed="rId197"/>
                     <a:stretch>
                       <a:fillRect/>
                     </a:stretch>
@@ -5412,7 +6740,7 @@
       <w:r>
         <w:t xml:space="preserve"> </w:t>
       </w:r>
-      <w:hyperlink r:id="rId52">
+      <w:hyperlink r:id="rId53">
         <w:r>
           <w:rPr>
             <w:rStyle w:val="Hyperlink"/>
@@ -5421,9 +6749,58 @@
         </w:r>
       </w:hyperlink>
     </w:p>
-    <w:bookmarkEnd w:id="131"/>
-    <w:bookmarkEnd w:id="132"/>
-    <w:bookmarkStart w:id="133" w:name="daseh-level-recommendations"/>
+    <w:p>
+      <w:pPr>
+        <w:pStyle w:val="BodyText"/>
+      </w:pPr>
+      <w:r>
+        <w:t xml:space="preserve">A paper about how to consider what data to use for teaching may also be useful to read called:</w:t>
+      </w:r>
+      <w:hyperlink r:id="rId200">
+        <w:r>
+          <w:rPr>
+            <w:rStyle w:val="Hyperlink"/>
+          </w:rPr>
+          <w:t xml:space="preserve">How to be</w:t>
+        </w:r>
+        <w:r>
+          <w:rPr>
+            <w:rStyle w:val="Hyperlink"/>
+          </w:rPr>
+          <w:t xml:space="preserve"> </w:t>
+        </w:r>
+        <w:r>
+          <w:rPr>
+            <w:rStyle w:val="Hyperlink"/>
+          </w:rPr>
+          <w:t xml:space="preserve">“</w:t>
+        </w:r>
+        <w:r>
+          <w:rPr>
+            <w:rStyle w:val="Hyperlink"/>
+          </w:rPr>
+          <w:t xml:space="preserve">Choosy</w:t>
+        </w:r>
+        <w:r>
+          <w:rPr>
+            <w:rStyle w:val="Hyperlink"/>
+          </w:rPr>
+          <w:t xml:space="preserve">”</w:t>
+        </w:r>
+        <w:r>
+          <w:rPr>
+            <w:rStyle w:val="Hyperlink"/>
+          </w:rPr>
+          <w:t xml:space="preserve">: Wrangling big datasets for the classroom</w:t>
+        </w:r>
+      </w:hyperlink>
+      <w:r>
+        <w:t xml:space="preserve">.</w:t>
+      </w:r>
+    </w:p>
+    <w:bookmarkEnd w:id="201"/>
+    <w:bookmarkEnd w:id="202"/>
+    <w:bookmarkStart w:id="203" w:name="daseh-level-recommendations"/>
     <w:p>
       <w:pPr>
         <w:pStyle w:val="Heading2"/>
@@ -6229,8 +7606,8 @@
         </w:tc>
       </w:tr>
     </w:tbl>
-    <w:bookmarkEnd w:id="133"/>
-    <w:bookmarkStart w:id="134" w:name="troubleshooting"/>
+    <w:bookmarkEnd w:id="203"/>
+    <w:bookmarkStart w:id="204" w:name="troubleshooting"/>
     <w:p>
       <w:pPr>
         <w:pStyle w:val="Heading2"/>
@@ -6272,8 +7649,8 @@
         <w:t xml:space="preserve">If you encounter an error, this is likely the reason. We try to update our materials when we can, but updates to packages may happen in the meantime. You can either use the error message from trying to knit the Rmd file to determine what function may have been updated or deprecated (we recommend this option to help you or your students learn the most up-to-date information).</w:t>
       </w:r>
     </w:p>
-    <w:bookmarkEnd w:id="134"/>
-    <w:bookmarkStart w:id="137" w:name="additional-use-cases"/>
+    <w:bookmarkEnd w:id="204"/>
+    <w:bookmarkStart w:id="207" w:name="additional-use-cases"/>
     <w:p>
       <w:pPr>
         <w:pStyle w:val="Heading2"/>
@@ -6301,7 +7678,7 @@
       <w:r>
         <w:t xml:space="preserve"> </w:t>
       </w:r>
-      <w:hyperlink r:id="rId87">
+      <w:hyperlink r:id="rId88">
         <w:r>
           <w:rPr>
             <w:rStyle w:val="Hyperlink"/>
@@ -6320,7 +7697,7 @@
       <w:pPr>
         <w:numPr>
           <w:ilvl w:val="0"/>
-          <w:numId w:val="1039"/>
+          <w:numId w:val="1049"/>
         </w:numPr>
         <w:pStyle w:val="Compact"/>
       </w:pPr>
@@ -6344,7 +7721,7 @@
       <w:r>
         <w:t xml:space="preserve"> </w:t>
       </w:r>
-      <w:hyperlink r:id="rId135">
+      <w:hyperlink r:id="rId205">
         <w:r>
           <w:rPr>
             <w:rStyle w:val="Hyperlink"/>
@@ -6367,7 +7744,7 @@
       <w:r>
         <w:t xml:space="preserve"> </w:t>
       </w:r>
-      <w:hyperlink r:id="rId136">
+      <w:hyperlink r:id="rId206">
         <w:r>
           <w:rPr>
             <w:rStyle w:val="Hyperlink"/>
@@ -6406,7 +7783,7 @@
       <w:pPr>
         <w:numPr>
           <w:ilvl w:val="0"/>
-          <w:numId w:val="1040"/>
+          <w:numId w:val="1050"/>
         </w:numPr>
         <w:pStyle w:val="Compact"/>
       </w:pPr>
@@ -6422,8 +7799,8 @@
         <w:t xml:space="preserve">Our materials and recordings be used for learners to gain experience in statistics and data science independently. We strongly recommend that independent learners aim to actively engage with the recordings by running the analyses independently, and exploring additional data to investigate their own hypotheses. Furthermore, creating a finished product, such as a blog post or a presentation, can be an excellent demonstration of the skills learned.</w:t>
       </w:r>
     </w:p>
-    <w:bookmarkEnd w:id="137"/>
-    <w:bookmarkStart w:id="144" w:name="additional-resources"/>
+    <w:bookmarkEnd w:id="207"/>
+    <w:bookmarkStart w:id="214" w:name="additional-resources"/>
     <w:p>
       <w:pPr>
         <w:pStyle w:val="Heading2"/>
@@ -6451,7 +7828,7 @@
       <w:r>
         <w:t xml:space="preserve"> </w:t>
       </w:r>
-      <w:hyperlink r:id="rId138">
+      <w:hyperlink r:id="rId208">
         <w:r>
           <w:rPr>
             <w:rStyle w:val="Hyperlink"/>
@@ -6468,7 +7845,7 @@
       <w:r>
         <w:t xml:space="preserve"> </w:t>
       </w:r>
-      <w:hyperlink r:id="rId139">
+      <w:hyperlink r:id="rId209">
         <w:r>
           <w:rPr>
             <w:rStyle w:val="Hyperlink"/>
@@ -6485,7 +7862,7 @@
       <w:r>
         <w:t xml:space="preserve"> </w:t>
       </w:r>
-      <w:hyperlink r:id="rId140">
+      <w:hyperlink r:id="rId210">
         <w:r>
           <w:rPr>
             <w:rStyle w:val="Hyperlink"/>
@@ -6502,7 +7879,7 @@
       <w:r>
         <w:t xml:space="preserve"> </w:t>
       </w:r>
-      <w:hyperlink r:id="rId141">
+      <w:hyperlink r:id="rId211">
         <w:r>
           <w:rPr>
             <w:rStyle w:val="Hyperlink"/>
@@ -6519,7 +7896,7 @@
       <w:r>
         <w:t xml:space="preserve"> </w:t>
       </w:r>
-      <w:hyperlink r:id="rId142">
+      <w:hyperlink r:id="rId212">
         <w:r>
           <w:rPr>
             <w:rStyle w:val="Hyperlink"/>
@@ -6541,7 +7918,7 @@
       <w:r>
         <w:t xml:space="preserve"> </w:t>
       </w:r>
-      <w:hyperlink r:id="rId143">
+      <w:hyperlink r:id="rId213">
         <w:r>
           <w:rPr>
             <w:rStyle w:val="Hyperlink"/>
@@ -6553,8 +7930,8 @@
         <w:t xml:space="preserve">.</w:t>
       </w:r>
     </w:p>
-    <w:bookmarkEnd w:id="144"/>
-    <w:bookmarkStart w:id="145" w:name="session-info"/>
+    <w:bookmarkEnd w:id="214"/>
+    <w:bookmarkStart w:id="215" w:name="session-info"/>
     <w:p>
       <w:pPr>
         <w:pStyle w:val="Heading2"/>
@@ -6898,9 +8275,9 @@
         <w:t xml:space="preserve">## [49] pkgconfig_2.0.3  htmltools_0.5.7</w:t>
       </w:r>
     </w:p>
-    <w:bookmarkEnd w:id="145"/>
-    <w:bookmarkEnd w:id="146"/>
-    <w:bookmarkStart w:id="193" w:name="modifying-daseh-materials"/>
+    <w:bookmarkEnd w:id="215"/>
+    <w:bookmarkEnd w:id="216"/>
+    <w:bookmarkStart w:id="262" w:name="modifying-daseh-materials"/>
     <w:p>
       <w:pPr>
         <w:pStyle w:val="Heading1"/>
@@ -6921,7 +8298,7 @@
         <w:t xml:space="preserve"> </w:t>
       </w:r>
     </w:p>
-    <w:bookmarkStart w:id="147" w:name="learning-objectives-3"/>
+    <w:bookmarkStart w:id="217" w:name="learning-objectives-3"/>
     <w:p>
       <w:pPr>
         <w:pStyle w:val="Heading2"/>
@@ -6951,7 +8328,7 @@
       <w:pPr>
         <w:numPr>
           <w:ilvl w:val="0"/>
-          <w:numId w:val="1041"/>
+          <w:numId w:val="1051"/>
         </w:numPr>
         <w:pStyle w:val="Compact"/>
       </w:pPr>
@@ -6963,7 +8340,7 @@
       <w:pPr>
         <w:numPr>
           <w:ilvl w:val="0"/>
-          <w:numId w:val="1041"/>
+          <w:numId w:val="1051"/>
         </w:numPr>
         <w:pStyle w:val="Compact"/>
       </w:pPr>
@@ -6975,7 +8352,7 @@
       <w:pPr>
         <w:numPr>
           <w:ilvl w:val="0"/>
-          <w:numId w:val="1041"/>
+          <w:numId w:val="1051"/>
         </w:numPr>
         <w:pStyle w:val="Compact"/>
       </w:pPr>
@@ -6987,7 +8364,7 @@
       <w:pPr>
         <w:numPr>
           <w:ilvl w:val="0"/>
-          <w:numId w:val="1041"/>
+          <w:numId w:val="1051"/>
         </w:numPr>
         <w:pStyle w:val="Compact"/>
       </w:pPr>
@@ -6995,8 +8372,8 @@
         <w:t xml:space="preserve">Modify codeathon resources</w:t>
       </w:r>
     </w:p>
-    <w:bookmarkEnd w:id="147"/>
-    <w:bookmarkStart w:id="163" w:name="modify-the-website"/>
+    <w:bookmarkEnd w:id="217"/>
+    <w:bookmarkStart w:id="233" w:name="modify-the-website"/>
     <w:p>
       <w:pPr>
         <w:pStyle w:val="Heading2"/>
@@ -7026,7 +8403,7 @@
       <w:pPr>
         <w:numPr>
           <w:ilvl w:val="0"/>
-          <w:numId w:val="1042"/>
+          <w:numId w:val="1052"/>
         </w:numPr>
       </w:pPr>
       <w:r>
@@ -7055,7 +8432,7 @@
       <w:pPr>
         <w:numPr>
           <w:ilvl w:val="0"/>
-          <w:numId w:val="1042"/>
+          <w:numId w:val="1052"/>
         </w:numPr>
       </w:pPr>
       <w:r>
@@ -7064,7 +8441,7 @@
       <w:r>
         <w:t xml:space="preserve"> </w:t>
       </w:r>
-      <w:hyperlink r:id="rId67">
+      <w:hyperlink r:id="rId68">
         <w:r>
           <w:rPr>
             <w:rStyle w:val="Hyperlink"/>
@@ -7076,7 +8453,7 @@
         <w:t xml:space="preserve">. This allows you to use whatever website setup you would like.</w:t>
       </w:r>
     </w:p>
-    <w:bookmarkStart w:id="162" w:name="creating-a-fork-of-our-repository"/>
+    <w:bookmarkStart w:id="232" w:name="creating-a-fork-of-our-repository"/>
     <w:p>
       <w:pPr>
         <w:pStyle w:val="Heading3"/>
@@ -7129,18 +8506,18 @@
           <wp:inline>
             <wp:extent cx="5334000" cy="3000375"/>
             <wp:effectExtent b="0" l="0" r="0" t="0"/>
-            <wp:docPr descr="" title="" id="149" name="Picture"/>
+            <wp:docPr descr="" title="" id="219" name="Picture"/>
             <a:graphic>
               <a:graphicData uri="http://schemas.openxmlformats.org/drawingml/2006/picture">
                 <pic:pic>
                   <pic:nvPicPr>
-                    <pic:cNvPr descr="04-daseh_modification_files/figure-docx//1vCiMPvvsdwQjiMWjf0YuSpTkG0DGXsy1614cRiFc7ns_g3b693ca2b53_0_0.png" id="150" name="Picture"/>
+                    <pic:cNvPr descr="04-daseh_modification_files/figure-docx//1vCiMPvvsdwQjiMWjf0YuSpTkG0DGXsy1614cRiFc7ns_g3b693ca2b53_0_0.png" id="220" name="Picture"/>
                     <pic:cNvPicPr>
                       <a:picLocks noChangeArrowheads="1" noChangeAspect="1"/>
                     </pic:cNvPicPr>
                   </pic:nvPicPr>
                   <pic:blipFill>
-                    <a:blip r:embed="rId148"/>
+                    <a:blip r:embed="rId218"/>
                     <a:stretch>
                       <a:fillRect/>
                     </a:stretch>
@@ -7250,18 +8627,18 @@
           <wp:inline>
             <wp:extent cx="5334000" cy="3000375"/>
             <wp:effectExtent b="0" l="0" r="0" t="0"/>
-            <wp:docPr descr="" title="" id="152" name="Picture"/>
+            <wp:docPr descr="" title="" id="222" name="Picture"/>
             <a:graphic>
               <a:graphicData uri="http://schemas.openxmlformats.org/drawingml/2006/picture">
                 <pic:pic>
                   <pic:nvPicPr>
-                    <pic:cNvPr descr="04-daseh_modification_files/figure-docx//1vCiMPvvsdwQjiMWjf0YuSpTkG0DGXsy1614cRiFc7ns_g3b693ca2b53_0_7.png" id="153" name="Picture"/>
+                    <pic:cNvPr descr="04-daseh_modification_files/figure-docx//1vCiMPvvsdwQjiMWjf0YuSpTkG0DGXsy1614cRiFc7ns_g3b693ca2b53_0_7.png" id="223" name="Picture"/>
                     <pic:cNvPicPr>
                       <a:picLocks noChangeArrowheads="1" noChangeAspect="1"/>
                     </pic:cNvPicPr>
                   </pic:nvPicPr>
                   <pic:blipFill>
-                    <a:blip r:embed="rId151"/>
+                    <a:blip r:embed="rId221"/>
                     <a:stretch>
                       <a:fillRect/>
                     </a:stretch>
@@ -7300,7 +8677,7 @@
       <w:pPr>
         <w:numPr>
           <w:ilvl w:val="0"/>
-          <w:numId w:val="1043"/>
+          <w:numId w:val="1053"/>
         </w:numPr>
         <w:pStyle w:val="Compact"/>
       </w:pPr>
@@ -7312,7 +8689,7 @@
       <w:pPr>
         <w:numPr>
           <w:ilvl w:val="0"/>
-          <w:numId w:val="1044"/>
+          <w:numId w:val="1054"/>
         </w:numPr>
         <w:pStyle w:val="Compact"/>
       </w:pPr>
@@ -7342,7 +8719,7 @@
       <w:pPr>
         <w:numPr>
           <w:ilvl w:val="0"/>
-          <w:numId w:val="1044"/>
+          <w:numId w:val="1054"/>
         </w:numPr>
         <w:pStyle w:val="Compact"/>
       </w:pPr>
@@ -7372,7 +8749,7 @@
       <w:pPr>
         <w:numPr>
           <w:ilvl w:val="0"/>
-          <w:numId w:val="1044"/>
+          <w:numId w:val="1054"/>
         </w:numPr>
         <w:pStyle w:val="Compact"/>
       </w:pPr>
@@ -7404,18 +8781,18 @@
           <wp:inline>
             <wp:extent cx="5334000" cy="3000375"/>
             <wp:effectExtent b="0" l="0" r="0" t="0"/>
-            <wp:docPr descr="" title="" id="155" name="Picture"/>
+            <wp:docPr descr="" title="" id="225" name="Picture"/>
             <a:graphic>
               <a:graphicData uri="http://schemas.openxmlformats.org/drawingml/2006/picture">
                 <pic:pic>
                   <pic:nvPicPr>
-                    <pic:cNvPr descr="04-daseh_modification_files/figure-docx//1vCiMPvvsdwQjiMWjf0YuSpTkG0DGXsy1614cRiFc7ns_g3b693ca2b53_0_21.png" id="156" name="Picture"/>
+                    <pic:cNvPr descr="04-daseh_modification_files/figure-docx//1vCiMPvvsdwQjiMWjf0YuSpTkG0DGXsy1614cRiFc7ns_g3b693ca2b53_0_21.png" id="226" name="Picture"/>
                     <pic:cNvPicPr>
                       <a:picLocks noChangeArrowheads="1" noChangeAspect="1"/>
                     </pic:cNvPicPr>
                   </pic:nvPicPr>
                   <pic:blipFill>
-                    <a:blip r:embed="rId154"/>
+                    <a:blip r:embed="rId224"/>
                     <a:stretch>
                       <a:fillRect/>
                     </a:stretch>
@@ -7446,7 +8823,7 @@
       <w:pPr>
         <w:numPr>
           <w:ilvl w:val="0"/>
-          <w:numId w:val="1045"/>
+          <w:numId w:val="1055"/>
         </w:numPr>
         <w:pStyle w:val="Compact"/>
       </w:pPr>
@@ -7466,7 +8843,7 @@
       <w:pPr>
         <w:numPr>
           <w:ilvl w:val="0"/>
-          <w:numId w:val="1046"/>
+          <w:numId w:val="1056"/>
         </w:numPr>
         <w:pStyle w:val="Compact"/>
       </w:pPr>
@@ -7478,7 +8855,7 @@
       <w:pPr>
         <w:numPr>
           <w:ilvl w:val="0"/>
-          <w:numId w:val="1046"/>
+          <w:numId w:val="1056"/>
         </w:numPr>
         <w:pStyle w:val="Compact"/>
       </w:pPr>
@@ -7490,7 +8867,7 @@
       <w:pPr>
         <w:numPr>
           <w:ilvl w:val="0"/>
-          <w:numId w:val="1046"/>
+          <w:numId w:val="1056"/>
         </w:numPr>
         <w:pStyle w:val="Compact"/>
       </w:pPr>
@@ -7502,7 +8879,7 @@
       <w:pPr>
         <w:numPr>
           <w:ilvl w:val="0"/>
-          <w:numId w:val="1046"/>
+          <w:numId w:val="1056"/>
         </w:numPr>
         <w:pStyle w:val="Compact"/>
       </w:pPr>
@@ -7514,7 +8891,7 @@
       <w:pPr>
         <w:numPr>
           <w:ilvl w:val="0"/>
-          <w:numId w:val="1046"/>
+          <w:numId w:val="1056"/>
         </w:numPr>
         <w:pStyle w:val="Compact"/>
       </w:pPr>
@@ -7526,7 +8903,7 @@
       <w:pPr>
         <w:numPr>
           <w:ilvl w:val="0"/>
-          <w:numId w:val="1046"/>
+          <w:numId w:val="1056"/>
         </w:numPr>
         <w:pStyle w:val="Compact"/>
       </w:pPr>
@@ -7538,7 +8915,7 @@
       <w:pPr>
         <w:numPr>
           <w:ilvl w:val="0"/>
-          <w:numId w:val="1046"/>
+          <w:numId w:val="1056"/>
         </w:numPr>
         <w:pStyle w:val="Compact"/>
       </w:pPr>
@@ -7550,7 +8927,7 @@
       <w:pPr>
         <w:numPr>
           <w:ilvl w:val="0"/>
-          <w:numId w:val="1046"/>
+          <w:numId w:val="1056"/>
         </w:numPr>
         <w:pStyle w:val="Compact"/>
       </w:pPr>
@@ -7562,7 +8939,7 @@
       <w:pPr>
         <w:numPr>
           <w:ilvl w:val="0"/>
-          <w:numId w:val="1046"/>
+          <w:numId w:val="1056"/>
         </w:numPr>
         <w:pStyle w:val="Compact"/>
       </w:pPr>
@@ -7598,7 +8975,7 @@
       <w:r>
         <w:t xml:space="preserve"> </w:t>
       </w:r>
-      <w:hyperlink r:id="rId157">
+      <w:hyperlink r:id="rId227">
         <w:r>
           <w:rPr>
             <w:rStyle w:val="Hyperlink"/>
@@ -7617,7 +8994,7 @@
       <w:pPr>
         <w:numPr>
           <w:ilvl w:val="0"/>
-          <w:numId w:val="1047"/>
+          <w:numId w:val="1057"/>
         </w:numPr>
       </w:pPr>
       <w:r>
@@ -7628,7 +9005,7 @@
       <w:pPr>
         <w:numPr>
           <w:ilvl w:val="0"/>
-          <w:numId w:val="1047"/>
+          <w:numId w:val="1057"/>
         </w:numPr>
       </w:pPr>
       <w:r>
@@ -7639,7 +9016,7 @@
       <w:pPr>
         <w:numPr>
           <w:ilvl w:val="0"/>
-          <w:numId w:val="1047"/>
+          <w:numId w:val="1057"/>
         </w:numPr>
       </w:pPr>
       <w:r>
@@ -7650,7 +9027,7 @@
       <w:pPr>
         <w:numPr>
           <w:ilvl w:val="0"/>
-          <w:numId w:val="1048"/>
+          <w:numId w:val="1058"/>
         </w:numPr>
         <w:pStyle w:val="Compact"/>
       </w:pPr>
@@ -7670,7 +9047,7 @@
       <w:pPr>
         <w:numPr>
           <w:ilvl w:val="0"/>
-          <w:numId w:val="1049"/>
+          <w:numId w:val="1059"/>
         </w:numPr>
         <w:pStyle w:val="Compact"/>
       </w:pPr>
@@ -7682,7 +9059,7 @@
       <w:pPr>
         <w:numPr>
           <w:ilvl w:val="0"/>
-          <w:numId w:val="1049"/>
+          <w:numId w:val="1059"/>
         </w:numPr>
         <w:pStyle w:val="Compact"/>
       </w:pPr>
@@ -7694,7 +9071,7 @@
       <w:pPr>
         <w:numPr>
           <w:ilvl w:val="0"/>
-          <w:numId w:val="1049"/>
+          <w:numId w:val="1059"/>
         </w:numPr>
         <w:pStyle w:val="Compact"/>
       </w:pPr>
@@ -7706,7 +9083,7 @@
       <w:pPr>
         <w:numPr>
           <w:ilvl w:val="0"/>
-          <w:numId w:val="1049"/>
+          <w:numId w:val="1059"/>
         </w:numPr>
         <w:pStyle w:val="Compact"/>
       </w:pPr>
@@ -7736,7 +9113,7 @@
       <w:pPr>
         <w:numPr>
           <w:ilvl w:val="0"/>
-          <w:numId w:val="1049"/>
+          <w:numId w:val="1059"/>
         </w:numPr>
         <w:pStyle w:val="Compact"/>
       </w:pPr>
@@ -7748,7 +9125,7 @@
       <w:pPr>
         <w:numPr>
           <w:ilvl w:val="0"/>
-          <w:numId w:val="1049"/>
+          <w:numId w:val="1059"/>
         </w:numPr>
         <w:pStyle w:val="Compact"/>
       </w:pPr>
@@ -7760,7 +9137,7 @@
       <w:pPr>
         <w:numPr>
           <w:ilvl w:val="0"/>
-          <w:numId w:val="1049"/>
+          <w:numId w:val="1059"/>
         </w:numPr>
         <w:pStyle w:val="Compact"/>
       </w:pPr>
@@ -7837,18 +9214,18 @@
           <wp:inline>
             <wp:extent cx="5334000" cy="3000375"/>
             <wp:effectExtent b="0" l="0" r="0" t="0"/>
-            <wp:docPr descr="" title="" id="159" name="Picture"/>
+            <wp:docPr descr="" title="" id="229" name="Picture"/>
             <a:graphic>
               <a:graphicData uri="http://schemas.openxmlformats.org/drawingml/2006/picture">
                 <pic:pic>
                   <pic:nvPicPr>
-                    <pic:cNvPr descr="04-daseh_modification_files/figure-docx//1vCiMPvvsdwQjiMWjf0YuSpTkG0DGXsy1614cRiFc7ns_g3b693ca2b53_0_30.png" id="160" name="Picture"/>
+                    <pic:cNvPr descr="04-daseh_modification_files/figure-docx//1vCiMPvvsdwQjiMWjf0YuSpTkG0DGXsy1614cRiFc7ns_g3b693ca2b53_0_30.png" id="230" name="Picture"/>
                     <pic:cNvPicPr>
                       <a:picLocks noChangeArrowheads="1" noChangeAspect="1"/>
                     </pic:cNvPicPr>
                   </pic:nvPicPr>
                   <pic:blipFill>
-                    <a:blip r:embed="rId158"/>
+                    <a:blip r:embed="rId228"/>
                     <a:stretch>
                       <a:fillRect/>
                     </a:stretch>
@@ -7901,7 +9278,7 @@
       <w:r>
         <w:t xml:space="preserve"> </w:t>
       </w:r>
-      <w:hyperlink r:id="rId161">
+      <w:hyperlink r:id="rId231">
         <w:r>
           <w:rPr>
             <w:rStyle w:val="Hyperlink"/>
@@ -7929,9 +9306,9 @@
         <w:t xml:space="preserve">We will now talk about how to modify these files.</w:t>
       </w:r>
     </w:p>
-    <w:bookmarkEnd w:id="162"/>
-    <w:bookmarkEnd w:id="163"/>
-    <w:bookmarkStart w:id="180" w:name="modify-module-slides"/>
+    <w:bookmarkEnd w:id="232"/>
+    <w:bookmarkEnd w:id="233"/>
+    <w:bookmarkStart w:id="249" w:name="modify-module-slides"/>
     <w:p>
       <w:pPr>
         <w:pStyle w:val="Heading2"/>
@@ -7959,7 +9336,7 @@
       <w:r>
         <w:t xml:space="preserve"> </w:t>
       </w:r>
-      <w:hyperlink r:id="rId164">
+      <w:hyperlink r:id="rId93">
         <w:r>
           <w:rPr>
             <w:rStyle w:val="Hyperlink"/>
@@ -7994,7 +9371,7 @@
       <w:r>
         <w:t xml:space="preserve"> </w:t>
       </w:r>
-      <w:hyperlink r:id="rId165">
+      <w:hyperlink r:id="rId234">
         <w:r>
           <w:rPr>
             <w:rStyle w:val="Hyperlink"/>
@@ -8008,7 +9385,7 @@
       <w:r>
         <w:t xml:space="preserve"> </w:t>
       </w:r>
-      <w:hyperlink r:id="rId166">
+      <w:hyperlink r:id="rId235">
         <w:r>
           <w:rPr>
             <w:rStyle w:val="Hyperlink"/>
@@ -8059,7 +9436,7 @@
       <w:r>
         <w:t xml:space="preserve"> </w:t>
       </w:r>
-      <w:hyperlink r:id="rId113">
+      <w:hyperlink r:id="rId182">
         <w:r>
           <w:rPr>
             <w:rStyle w:val="Hyperlink"/>
@@ -8221,18 +9598,18 @@
           <wp:inline>
             <wp:extent cx="5334000" cy="3000375"/>
             <wp:effectExtent b="0" l="0" r="0" t="0"/>
-            <wp:docPr descr="" title="" id="168" name="Picture"/>
+            <wp:docPr descr="" title="" id="237" name="Picture"/>
             <a:graphic>
               <a:graphicData uri="http://schemas.openxmlformats.org/drawingml/2006/picture">
                 <pic:pic>
                   <pic:nvPicPr>
-                    <pic:cNvPr descr="04-daseh_modification_files/figure-docx//1vCiMPvvsdwQjiMWjf0YuSpTkG0DGXsy1614cRiFc7ns_g3ba67d8997e_0_2.png" id="169" name="Picture"/>
+                    <pic:cNvPr descr="04-daseh_modification_files/figure-docx//1vCiMPvvsdwQjiMWjf0YuSpTkG0DGXsy1614cRiFc7ns_g3ba67d8997e_0_2.png" id="238" name="Picture"/>
                     <pic:cNvPicPr>
                       <a:picLocks noChangeArrowheads="1" noChangeAspect="1"/>
                     </pic:cNvPicPr>
                   </pic:nvPicPr>
                   <pic:blipFill>
-                    <a:blip r:embed="rId167"/>
+                    <a:blip r:embed="rId236"/>
                     <a:stretch>
                       <a:fillRect/>
                     </a:stretch>
@@ -8259,7 +9636,7 @@
         </w:drawing>
       </w:r>
     </w:p>
-    <w:bookmarkStart w:id="171" w:name="emojis-in-slides"/>
+    <w:bookmarkStart w:id="240" w:name="emojis-in-slides"/>
     <w:p>
       <w:pPr>
         <w:pStyle w:val="Heading3"/>
@@ -8287,7 +9664,7 @@
       <w:r>
         <w:t xml:space="preserve"> </w:t>
       </w:r>
-      <w:hyperlink r:id="rId170">
+      <w:hyperlink r:id="rId239">
         <w:r>
           <w:rPr>
             <w:rStyle w:val="Hyperlink"/>
@@ -8299,8 +9676,8 @@
         <w:t xml:space="preserve">.</w:t>
       </w:r>
     </w:p>
-    <w:bookmarkEnd w:id="171"/>
-    <w:bookmarkStart w:id="172" w:name="smaller-text-font-per-slide"/>
+    <w:bookmarkEnd w:id="240"/>
+    <w:bookmarkStart w:id="241" w:name="smaller-text-font-per-slide"/>
     <w:p>
       <w:pPr>
         <w:pStyle w:val="Heading3"/>
@@ -8420,8 +9797,8 @@
         <w:t xml:space="preserve">## slide name {.small}</w:t>
       </w:r>
     </w:p>
-    <w:bookmarkEnd w:id="172"/>
-    <w:bookmarkStart w:id="173" w:name="smaller-code-font-per-slide"/>
+    <w:bookmarkEnd w:id="241"/>
+    <w:bookmarkStart w:id="242" w:name="smaller-code-font-per-slide"/>
     <w:p>
       <w:pPr>
         <w:pStyle w:val="Heading3"/>
@@ -8510,8 +9887,8 @@
         <w:t xml:space="preserve">## slide name {.codesmall}</w:t>
       </w:r>
     </w:p>
-    <w:bookmarkEnd w:id="173"/>
-    <w:bookmarkStart w:id="174" w:name="add-color-to-slide-text"/>
+    <w:bookmarkEnd w:id="242"/>
+    <w:bookmarkStart w:id="243" w:name="add-color-to-slide-text"/>
     <w:p>
       <w:pPr>
         <w:pStyle w:val="Heading3"/>
@@ -8604,8 +9981,8 @@
         <w:t xml:space="preserve">whole numbers.</w:t>
       </w:r>
     </w:p>
-    <w:bookmarkEnd w:id="174"/>
-    <w:bookmarkStart w:id="175" w:name="X522946761ce0e21adf901f011db55224c0e9932"/>
+    <w:bookmarkEnd w:id="243"/>
+    <w:bookmarkStart w:id="244" w:name="X522946761ce0e21adf901f011db55224c0e9932"/>
     <w:p>
       <w:pPr>
         <w:pStyle w:val="Heading3"/>
@@ -8733,8 +10110,8 @@
         <w:t xml:space="preserve">&lt;/div&gt;</w:t>
       </w:r>
     </w:p>
-    <w:bookmarkEnd w:id="175"/>
-    <w:bookmarkStart w:id="179" w:name="create-gifs"/>
+    <w:bookmarkEnd w:id="244"/>
+    <w:bookmarkStart w:id="248" w:name="create-gifs"/>
     <w:p>
       <w:pPr>
         <w:pStyle w:val="Heading3"/>
@@ -8762,7 +10139,7 @@
       <w:r>
         <w:t xml:space="preserve"> </w:t>
       </w:r>
-      <w:hyperlink r:id="rId176">
+      <w:hyperlink r:id="rId245">
         <w:r>
           <w:rPr>
             <w:rStyle w:val="Hyperlink"/>
@@ -8781,7 +10158,7 @@
       <w:pPr>
         <w:numPr>
           <w:ilvl w:val="0"/>
-          <w:numId w:val="1050"/>
+          <w:numId w:val="1060"/>
         </w:numPr>
         <w:pStyle w:val="Compact"/>
       </w:pPr>
@@ -8793,7 +10170,7 @@
       <w:pPr>
         <w:numPr>
           <w:ilvl w:val="0"/>
-          <w:numId w:val="1050"/>
+          <w:numId w:val="1060"/>
         </w:numPr>
         <w:pStyle w:val="Compact"/>
       </w:pPr>
@@ -8805,7 +10182,7 @@
       <w:pPr>
         <w:numPr>
           <w:ilvl w:val="0"/>
-          <w:numId w:val="1050"/>
+          <w:numId w:val="1060"/>
         </w:numPr>
         <w:pStyle w:val="Compact"/>
       </w:pPr>
@@ -8823,7 +10200,7 @@
       <w:r>
         <w:t xml:space="preserve"> </w:t>
       </w:r>
-      <w:hyperlink r:id="rId177">
+      <w:hyperlink r:id="rId246">
         <w:r>
           <w:rPr>
             <w:rStyle w:val="Hyperlink"/>
@@ -8850,7 +10227,7 @@
       <w:r>
         <w:t xml:space="preserve">These slides are made with something called ioslides. See [this website for additional help with ioslides] (</w:t>
       </w:r>
-      <w:hyperlink r:id="rId178">
+      <w:hyperlink r:id="rId247">
         <w:r>
           <w:rPr>
             <w:rStyle w:val="Hyperlink"/>
@@ -8862,9 +10239,9 @@
         <w:t xml:space="preserve">).</w:t>
       </w:r>
     </w:p>
-    <w:bookmarkEnd w:id="179"/>
-    <w:bookmarkEnd w:id="180"/>
-    <w:bookmarkStart w:id="186" w:name="modifying-labs"/>
+    <w:bookmarkEnd w:id="248"/>
+    <w:bookmarkEnd w:id="249"/>
+    <w:bookmarkStart w:id="255" w:name="modifying-labs"/>
     <w:p>
       <w:pPr>
         <w:pStyle w:val="Heading2"/>
@@ -9012,7 +10389,7 @@
         <w:t xml:space="preserve">file is automatically cleaned up for students to fill in during class.</w:t>
       </w:r>
     </w:p>
-    <w:bookmarkStart w:id="184" w:name="how-does-the-lab-file-cleanup-work"/>
+    <w:bookmarkStart w:id="253" w:name="how-does-the-lab-file-cleanup-work"/>
     <w:p>
       <w:pPr>
         <w:pStyle w:val="Heading4"/>
@@ -9082,18 +10459,18 @@
           <wp:inline>
             <wp:extent cx="5334000" cy="3000375"/>
             <wp:effectExtent b="0" l="0" r="0" t="0"/>
-            <wp:docPr descr="" title="" id="182" name="Picture"/>
+            <wp:docPr descr="" title="" id="251" name="Picture"/>
             <a:graphic>
               <a:graphicData uri="http://schemas.openxmlformats.org/drawingml/2006/picture">
                 <pic:pic>
                   <pic:nvPicPr>
-                    <pic:cNvPr descr="04-daseh_modification_files/figure-docx//1vCiMPvvsdwQjiMWjf0YuSpTkG0DGXsy1614cRiFc7ns_g3ba9e61ea01_0_0.png" id="183" name="Picture"/>
+                    <pic:cNvPr descr="04-daseh_modification_files/figure-docx//1vCiMPvvsdwQjiMWjf0YuSpTkG0DGXsy1614cRiFc7ns_g3ba9e61ea01_0_0.png" id="252" name="Picture"/>
                     <pic:cNvPicPr>
                       <a:picLocks noChangeArrowheads="1" noChangeAspect="1"/>
                     </pic:cNvPicPr>
                   </pic:nvPicPr>
                   <pic:blipFill>
-                    <a:blip r:embed="rId181"/>
+                    <a:blip r:embed="rId250"/>
                     <a:stretch>
                       <a:fillRect/>
                     </a:stretch>
@@ -9120,8 +10497,8 @@
         </w:drawing>
       </w:r>
     </w:p>
-    <w:bookmarkEnd w:id="184"/>
-    <w:bookmarkStart w:id="185" w:name="manually-download-data-from-github"/>
+    <w:bookmarkEnd w:id="253"/>
+    <w:bookmarkStart w:id="254" w:name="manually-download-data-from-github"/>
     <w:p>
       <w:pPr>
         <w:pStyle w:val="Heading4"/>
@@ -9143,7 +10520,7 @@
       <w:pPr>
         <w:numPr>
           <w:ilvl w:val="0"/>
-          <w:numId w:val="1051"/>
+          <w:numId w:val="1061"/>
         </w:numPr>
         <w:pStyle w:val="Compact"/>
       </w:pPr>
@@ -9153,7 +10530,7 @@
       <w:r>
         <w:t xml:space="preserve"> </w:t>
       </w:r>
-      <w:hyperlink r:id="rId113">
+      <w:hyperlink r:id="rId182">
         <w:r>
           <w:rPr>
             <w:rStyle w:val="Hyperlink"/>
@@ -9170,7 +10547,7 @@
       <w:r>
         <w:t xml:space="preserve"> </w:t>
       </w:r>
-      <w:hyperlink r:id="rId109">
+      <w:hyperlink r:id="rId178">
         <w:r>
           <w:rPr>
             <w:rStyle w:val="Hyperlink"/>
@@ -9192,7 +10569,7 @@
       <w:r>
         <w:t xml:space="preserve"> </w:t>
       </w:r>
-      <w:hyperlink r:id="rId74">
+      <w:hyperlink r:id="rId75">
         <w:r>
           <w:rPr>
             <w:rStyle w:val="Hyperlink"/>
@@ -9209,7 +10586,7 @@
       <w:r>
         <w:t xml:space="preserve"> </w:t>
       </w:r>
-      <w:hyperlink r:id="rId52">
+      <w:hyperlink r:id="rId53">
         <w:r>
           <w:rPr>
             <w:rStyle w:val="Hyperlink"/>
@@ -9225,7 +10602,7 @@
       <w:pPr>
         <w:numPr>
           <w:ilvl w:val="0"/>
-          <w:numId w:val="1052"/>
+          <w:numId w:val="1062"/>
         </w:numPr>
         <w:pStyle w:val="Compact"/>
       </w:pPr>
@@ -9263,9 +10640,9 @@
         <w:t xml:space="preserve">). Open the files that you wish to modify in RStudio or wherever you like to work.</w:t>
       </w:r>
     </w:p>
-    <w:bookmarkEnd w:id="185"/>
-    <w:bookmarkEnd w:id="186"/>
-    <w:bookmarkStart w:id="188" w:name="modify-codeathon-materials"/>
+    <w:bookmarkEnd w:id="254"/>
+    <w:bookmarkEnd w:id="255"/>
+    <w:bookmarkStart w:id="257" w:name="modify-codeathon-materials"/>
     <w:p>
       <w:pPr>
         <w:pStyle w:val="Heading2"/>
@@ -9301,7 +10678,7 @@
       <w:r>
         <w:t xml:space="preserve"> </w:t>
       </w:r>
-      <w:hyperlink r:id="rId187">
+      <w:hyperlink r:id="rId256">
         <w:r>
           <w:rPr>
             <w:rStyle w:val="Hyperlink"/>
@@ -9313,8 +10690,8 @@
         <w:t xml:space="preserve">.</w:t>
       </w:r>
     </w:p>
-    <w:bookmarkEnd w:id="188"/>
-    <w:bookmarkStart w:id="191" w:name="Xa8e9c2650de6c6b5a21422434180380e2d7ddab"/>
+    <w:bookmarkEnd w:id="257"/>
+    <w:bookmarkStart w:id="260" w:name="Xa8e9c2650de6c6b5a21422434180380e2d7ddab"/>
     <w:p>
       <w:pPr>
         <w:pStyle w:val="Heading2"/>
@@ -9342,7 +10719,7 @@
       <w:r>
         <w:t xml:space="preserve"> </w:t>
       </w:r>
-      <w:hyperlink r:id="rId189">
+      <w:hyperlink r:id="rId258">
         <w:r>
           <w:rPr>
             <w:rStyle w:val="Hyperlink"/>
@@ -9386,7 +10763,7 @@
       <w:r>
         <w:t xml:space="preserve"> </w:t>
       </w:r>
-      <w:hyperlink r:id="rId190">
+      <w:hyperlink r:id="rId259">
         <w:r>
           <w:rPr>
             <w:rStyle w:val="Hyperlink"/>
@@ -9417,8 +10794,8 @@
         <w:t xml:space="preserve">.</w:t>
       </w:r>
     </w:p>
-    <w:bookmarkEnd w:id="191"/>
-    <w:bookmarkStart w:id="192" w:name="session-info-1"/>
+    <w:bookmarkEnd w:id="260"/>
+    <w:bookmarkStart w:id="261" w:name="session-info-1"/>
     <w:p>
       <w:pPr>
         <w:pStyle w:val="Heading2"/>
@@ -9762,9 +11139,9 @@
         <w:t xml:space="preserve">## [49] pkgconfig_2.0.3  htmltools_0.5.7</w:t>
       </w:r>
     </w:p>
-    <w:bookmarkEnd w:id="192"/>
-    <w:bookmarkEnd w:id="193"/>
-    <w:bookmarkStart w:id="198" w:name="running-a-program-like-daseh"/>
+    <w:bookmarkEnd w:id="261"/>
+    <w:bookmarkEnd w:id="262"/>
+    <w:bookmarkStart w:id="280" w:name="running-a-program-like-daseh"/>
     <w:p>
       <w:pPr>
         <w:pStyle w:val="Heading1"/>
@@ -9785,7 +11162,7 @@
         <w:t xml:space="preserve"> </w:t>
       </w:r>
     </w:p>
-    <w:bookmarkStart w:id="194" w:name="learning-objectives-4"/>
+    <w:bookmarkStart w:id="263" w:name="learning-objectives-4"/>
     <w:p>
       <w:pPr>
         <w:pStyle w:val="Heading2"/>
@@ -9823,8 +11200,8 @@
         <w:t xml:space="preserve">- List tips for running a codeathon</w:t>
       </w:r>
     </w:p>
-    <w:bookmarkEnd w:id="194"/>
-    <w:bookmarkStart w:id="195" w:name="planning-a-short-course"/>
+    <w:bookmarkEnd w:id="263"/>
+    <w:bookmarkStart w:id="265" w:name="planning-a-daseh-course"/>
     <w:p>
       <w:pPr>
         <w:pStyle w:val="Heading2"/>
@@ -9839,11 +11216,36 @@
         <w:tab/>
       </w:r>
       <w:r>
-        <w:t xml:space="preserve">Planning a short course</w:t>
-      </w:r>
-    </w:p>
-    <w:bookmarkEnd w:id="195"/>
-    <w:bookmarkStart w:id="196" w:name="tips-for-codeathons"/>
+        <w:t xml:space="preserve">Planning a DaSEH course</w:t>
+      </w:r>
+    </w:p>
+    <w:p>
+      <w:pPr>
+        <w:pStyle w:val="FirstParagraph"/>
+      </w:pPr>
+      <w:r>
+        <w:t xml:space="preserve">We have created a</w:t>
+      </w:r>
+      <w:r>
+        <w:t xml:space="preserve"> </w:t>
+      </w:r>
+      <w:hyperlink r:id="rId264">
+        <w:r>
+          <w:rPr>
+            <w:rStyle w:val="Hyperlink"/>
+          </w:rPr>
+          <w:t xml:space="preserve">checklist of tasks</w:t>
+        </w:r>
+      </w:hyperlink>
+      <w:r>
+        <w:t xml:space="preserve"> </w:t>
+      </w:r>
+      <w:r>
+        <w:t xml:space="preserve">for those who wish to use our materials for an academic course or short course program.</w:t>
+      </w:r>
+    </w:p>
+    <w:bookmarkEnd w:id="265"/>
+    <w:bookmarkStart w:id="278" w:name="tips-for-logistics"/>
     <w:p>
       <w:pPr>
         <w:pStyle w:val="Heading2"/>
@@ -9858,11 +11260,463 @@
         <w:tab/>
       </w:r>
       <w:r>
-        <w:t xml:space="preserve">Tips for codeathons</w:t>
-      </w:r>
-    </w:p>
-    <w:bookmarkEnd w:id="196"/>
-    <w:bookmarkStart w:id="197" w:name="session-info-2"/>
+        <w:t xml:space="preserve">Tips for Logistics</w:t>
+      </w:r>
+    </w:p>
+    <w:p>
+      <w:pPr>
+        <w:pStyle w:val="FirstParagraph"/>
+      </w:pPr>
+      <w:r>
+        <w:t xml:space="preserve">The following are more extensive details and tips about the logistical aspects of planning courses, codeathons and learning programs that we learned from our experience teaching DaSEH and other educational activities.</w:t>
+      </w:r>
+    </w:p>
+    <w:bookmarkStart w:id="267" w:name="scheduling-considerations"/>
+    <w:p>
+      <w:pPr>
+        <w:pStyle w:val="Heading3"/>
+      </w:pPr>
+      <w:r>
+        <w:rPr>
+          <w:rStyle w:val="SectionNumber"/>
+        </w:rPr>
+        <w:t xml:space="preserve">5.3.1</w:t>
+      </w:r>
+      <w:r>
+        <w:tab/>
+      </w:r>
+      <w:r>
+        <w:t xml:space="preserve">Scheduling Considerations</w:t>
+      </w:r>
+    </w:p>
+    <w:p>
+      <w:pPr>
+        <w:pStyle w:val="FirstParagraph"/>
+      </w:pPr>
+      <w:r>
+        <w:t xml:space="preserve">Our materials could be used as we have for a</w:t>
+      </w:r>
+      <w:r>
+        <w:t xml:space="preserve"> </w:t>
+      </w:r>
+      <w:hyperlink r:id="rId75">
+        <w:r>
+          <w:rPr>
+            <w:rStyle w:val="Hyperlink"/>
+          </w:rPr>
+          <w:t xml:space="preserve">9 day online course</w:t>
+        </w:r>
+      </w:hyperlink>
+      <w:r>
+        <w:t xml:space="preserve"> </w:t>
+      </w:r>
+      <w:r>
+        <w:t xml:space="preserve">and</w:t>
+      </w:r>
+      <w:r>
+        <w:t xml:space="preserve"> </w:t>
+      </w:r>
+      <w:hyperlink r:id="rId266">
+        <w:r>
+          <w:rPr>
+            <w:rStyle w:val="Hyperlink"/>
+          </w:rPr>
+          <w:t xml:space="preserve">3 day codeathon</w:t>
+        </w:r>
+      </w:hyperlink>
+      <w:r>
+        <w:t xml:space="preserve">), or they could be used for an academic 8 or 16 week course, or some other configuration to suite your needs.</w:t>
+      </w:r>
+    </w:p>
+    <w:bookmarkEnd w:id="267"/>
+    <w:bookmarkStart w:id="268" w:name="considerations-for-event-spaces"/>
+    <w:p>
+      <w:pPr>
+        <w:pStyle w:val="Heading3"/>
+      </w:pPr>
+      <w:r>
+        <w:rPr>
+          <w:rStyle w:val="SectionNumber"/>
+        </w:rPr>
+        <w:t xml:space="preserve">5.3.2</w:t>
+      </w:r>
+      <w:r>
+        <w:tab/>
+      </w:r>
+      <w:r>
+        <w:t xml:space="preserve">Considerations for Event Spaces</w:t>
+      </w:r>
+    </w:p>
+    <w:p>
+      <w:pPr>
+        <w:pStyle w:val="FirstParagraph"/>
+      </w:pPr>
+      <w:r>
+        <w:t xml:space="preserve">There are 3 major things to consider for a DaSEH event space, if it is for an in person course or codeathon:</w:t>
+      </w:r>
+    </w:p>
+    <w:p>
+      <w:pPr>
+        <w:numPr>
+          <w:ilvl w:val="0"/>
+          <w:numId w:val="1063"/>
+        </w:numPr>
+      </w:pPr>
+      <w:r>
+        <w:t xml:space="preserve">Make sure the space that has adequate WIFI that you can make accessible to the participants.</w:t>
+      </w:r>
+    </w:p>
+    <w:p>
+      <w:pPr>
+        <w:numPr>
+          <w:ilvl w:val="0"/>
+          <w:numId w:val="1063"/>
+        </w:numPr>
+      </w:pPr>
+      <w:r>
+        <w:t xml:space="preserve">Make sure there are tabletops available for participants to place their laptops - or perhaps use a computer lab that has designated computers.</w:t>
+      </w:r>
+    </w:p>
+    <w:p>
+      <w:pPr>
+        <w:numPr>
+          <w:ilvl w:val="0"/>
+          <w:numId w:val="1063"/>
+        </w:numPr>
+      </w:pPr>
+      <w:r>
+        <w:t xml:space="preserve">Make sure there are enough outlets in the room or a plan for extension cords that will allow for learners to plug in their laptops.</w:t>
+      </w:r>
+    </w:p>
+    <w:bookmarkEnd w:id="268"/>
+    <w:bookmarkStart w:id="274" w:name="virtual-set-up-considerations"/>
+    <w:p>
+      <w:pPr>
+        <w:pStyle w:val="Heading3"/>
+      </w:pPr>
+      <w:r>
+        <w:rPr>
+          <w:rStyle w:val="SectionNumber"/>
+        </w:rPr>
+        <w:t xml:space="preserve">5.3.3</w:t>
+      </w:r>
+      <w:r>
+        <w:tab/>
+      </w:r>
+      <w:r>
+        <w:t xml:space="preserve">Virtual Set Up Considerations</w:t>
+      </w:r>
+    </w:p>
+    <w:p>
+      <w:pPr>
+        <w:pStyle w:val="FirstParagraph"/>
+      </w:pPr>
+      <w:r>
+        <w:t xml:space="preserve">We personally like Zoom for teaching, but other virtual options could also work.</w:t>
+      </w:r>
+    </w:p>
+    <w:p>
+      <w:pPr>
+        <w:pStyle w:val="BodyText"/>
+      </w:pPr>
+      <w:r>
+        <w:t xml:space="preserve">If using Zoom or another platform, consider the following:</w:t>
+      </w:r>
+    </w:p>
+    <w:p>
+      <w:pPr>
+        <w:numPr>
+          <w:ilvl w:val="0"/>
+          <w:numId w:val="1064"/>
+        </w:numPr>
+        <w:pStyle w:val="Compact"/>
+      </w:pPr>
+      <w:r>
+        <w:t xml:space="preserve">Set up and send out your link in advance so you can ensure learners know where to go. See this</w:t>
+      </w:r>
+      <w:r>
+        <w:t xml:space="preserve"> </w:t>
+      </w:r>
+      <w:hyperlink r:id="rId269">
+        <w:r>
+          <w:rPr>
+            <w:rStyle w:val="Hyperlink"/>
+          </w:rPr>
+          <w:t xml:space="preserve">documentation on scheduling Zoom meetings</w:t>
+        </w:r>
+      </w:hyperlink>
+      <w:r>
+        <w:t xml:space="preserve"> </w:t>
+      </w:r>
+      <w:r>
+        <w:t xml:space="preserve">for guidance.</w:t>
+      </w:r>
+    </w:p>
+    <w:p>
+      <w:pPr>
+        <w:pStyle w:val="FirstParagraph"/>
+      </w:pPr>
+      <w:r>
+        <w:t xml:space="preserve">Pro tip: Share the link in an email and on Slack or other platforms to connect with learners right before and the day of as well to help them know where to go. Also share it in the calendar invite.</w:t>
+      </w:r>
+    </w:p>
+    <w:p>
+      <w:pPr>
+        <w:numPr>
+          <w:ilvl w:val="0"/>
+          <w:numId w:val="1065"/>
+        </w:numPr>
+        <w:pStyle w:val="Compact"/>
+      </w:pPr>
+      <w:r>
+        <w:t xml:space="preserve">Use adequate security measures so that uninvited guests do not join your virtual space.</w:t>
+      </w:r>
+    </w:p>
+    <w:p>
+      <w:pPr>
+        <w:pStyle w:val="FirstParagraph"/>
+      </w:pPr>
+      <w:r>
+        <w:t xml:space="preserve">Not sharing your link publicly can be especially effective, but you may also want to use a password, if you do so, ensure that learners know where to find the password.</w:t>
+      </w:r>
+    </w:p>
+    <w:p>
+      <w:pPr>
+        <w:numPr>
+          <w:ilvl w:val="0"/>
+          <w:numId w:val="1066"/>
+        </w:numPr>
+        <w:pStyle w:val="Compact"/>
+      </w:pPr>
+      <w:r>
+        <w:t xml:space="preserve">Set up settings ahead of time if possible</w:t>
+      </w:r>
+    </w:p>
+    <w:p>
+      <w:pPr>
+        <w:pStyle w:val="FirstParagraph"/>
+      </w:pPr>
+      <w:r>
+        <w:t xml:space="preserve">Zoom allows you to set up settings like automatic recordings ahead of time.</w:t>
+      </w:r>
+    </w:p>
+    <w:p>
+      <w:pPr>
+        <w:numPr>
+          <w:ilvl w:val="0"/>
+          <w:numId w:val="1067"/>
+        </w:numPr>
+        <w:pStyle w:val="Compact"/>
+      </w:pPr>
+      <w:r>
+        <w:t xml:space="preserve">Have a plan for breakout rooms ahead of time.</w:t>
+      </w:r>
+    </w:p>
+    <w:p>
+      <w:pPr>
+        <w:pStyle w:val="FirstParagraph"/>
+      </w:pPr>
+      <w:r>
+        <w:t xml:space="preserve">If you plan to have breakout rooms for labs or other purposes, you can set these up in advance.</w:t>
+      </w:r>
+      <w:r>
+        <w:t xml:space="preserve"> </w:t>
+      </w:r>
+      <w:r>
+        <w:t xml:space="preserve">We highly suggest that you set them up with the option for people to change rooms. See Zoom’s</w:t>
+      </w:r>
+      <w:r>
+        <w:t xml:space="preserve"> </w:t>
+      </w:r>
+      <w:hyperlink r:id="rId270">
+        <w:r>
+          <w:rPr>
+            <w:rStyle w:val="Hyperlink"/>
+          </w:rPr>
+          <w:t xml:space="preserve">documentation on breakout rooms</w:t>
+        </w:r>
+      </w:hyperlink>
+      <w:r>
+        <w:t xml:space="preserve"> </w:t>
+      </w:r>
+      <w:r>
+        <w:t xml:space="preserve">or this</w:t>
+      </w:r>
+      <w:r>
+        <w:t xml:space="preserve"> </w:t>
+      </w:r>
+      <w:hyperlink r:id="rId271">
+        <w:r>
+          <w:rPr>
+            <w:rStyle w:val="Hyperlink"/>
+          </w:rPr>
+          <w:t xml:space="preserve">video on breakout rooms</w:t>
+        </w:r>
+      </w:hyperlink>
+      <w:r>
+        <w:t xml:space="preserve">.</w:t>
+      </w:r>
+    </w:p>
+    <w:p>
+      <w:pPr>
+        <w:pStyle w:val="BodyText"/>
+      </w:pPr>
+      <w:r>
+        <w:t xml:space="preserve">Be sure to provide guidance to learners about</w:t>
+      </w:r>
+      <w:r>
+        <w:t xml:space="preserve"> </w:t>
+      </w:r>
+      <w:hyperlink r:id="rId272">
+        <w:r>
+          <w:rPr>
+            <w:rStyle w:val="Hyperlink"/>
+          </w:rPr>
+          <w:t xml:space="preserve">changing rooms</w:t>
+        </w:r>
+      </w:hyperlink>
+      <w:r>
+        <w:t xml:space="preserve"> </w:t>
+      </w:r>
+      <w:r>
+        <w:t xml:space="preserve">if you make this an option.</w:t>
+      </w:r>
+    </w:p>
+    <w:p>
+      <w:pPr>
+        <w:numPr>
+          <w:ilvl w:val="0"/>
+          <w:numId w:val="1068"/>
+        </w:numPr>
+        <w:pStyle w:val="Compact"/>
+      </w:pPr>
+      <w:r>
+        <w:t xml:space="preserve">Set up polls ahead of time if possible</w:t>
+      </w:r>
+    </w:p>
+    <w:p>
+      <w:pPr>
+        <w:pStyle w:val="FirstParagraph"/>
+      </w:pPr>
+      <w:r>
+        <w:t xml:space="preserve">We often poll our learners on the first day to learn about their experience with topics and to learn about their interests. These can be set up in advance to save time. See this</w:t>
+      </w:r>
+      <w:r>
+        <w:t xml:space="preserve"> </w:t>
+      </w:r>
+      <w:hyperlink r:id="rId273">
+        <w:r>
+          <w:rPr>
+            <w:rStyle w:val="Hyperlink"/>
+          </w:rPr>
+          <w:t xml:space="preserve">video about setting up polls ahead of time.</w:t>
+        </w:r>
+      </w:hyperlink>
+    </w:p>
+    <w:p>
+      <w:pPr>
+        <w:pStyle w:val="BodyText"/>
+      </w:pPr>
+      <w:r>
+        <w:t xml:space="preserve">Pro tip: We suggest that you share your recordings on a Google Drive, so that you only have to share one link where people can find recordings, as you upload them to the drive.</w:t>
+      </w:r>
+    </w:p>
+    <w:bookmarkEnd w:id="274"/>
+    <w:bookmarkStart w:id="277" w:name="making-certificates"/>
+    <w:p>
+      <w:pPr>
+        <w:pStyle w:val="Heading3"/>
+      </w:pPr>
+      <w:r>
+        <w:rPr>
+          <w:rStyle w:val="SectionNumber"/>
+        </w:rPr>
+        <w:t xml:space="preserve">5.3.4</w:t>
+      </w:r>
+      <w:r>
+        <w:tab/>
+      </w:r>
+      <w:r>
+        <w:t xml:space="preserve">Making certificates</w:t>
+      </w:r>
+    </w:p>
+    <w:p>
+      <w:pPr>
+        <w:pStyle w:val="FirstParagraph"/>
+      </w:pPr>
+      <w:r>
+        <w:t xml:space="preserve">Certificates are generated in R using the</w:t>
+      </w:r>
+      <w:r>
+        <w:t xml:space="preserve"> </w:t>
+      </w:r>
+      <w:hyperlink r:id="rId275">
+        <w:r>
+          <w:rPr>
+            <w:rStyle w:val="VerbatimChar"/>
+          </w:rPr>
+          <w:t xml:space="preserve">certificate</w:t>
+        </w:r>
+        <w:r>
+          <w:rPr>
+            <w:rStyle w:val="Hyperlink"/>
+          </w:rPr>
+          <w:t xml:space="preserve"> </w:t>
+        </w:r>
+        <w:r>
+          <w:rPr>
+            <w:rStyle w:val="Hyperlink"/>
+          </w:rPr>
+          <w:t xml:space="preserve">package</w:t>
+        </w:r>
+      </w:hyperlink>
+      <w:r>
+        <w:t xml:space="preserve"> </w:t>
+      </w:r>
+      <w:r>
+        <w:t xml:space="preserve">and the</w:t>
+      </w:r>
+      <w:r>
+        <w:t xml:space="preserve"> </w:t>
+      </w:r>
+      <w:hyperlink r:id="rId276">
+        <w:r>
+          <w:rPr>
+            <w:rStyle w:val="VerbatimChar"/>
+          </w:rPr>
+          <w:t xml:space="preserve">googlesheets4</w:t>
+        </w:r>
+        <w:r>
+          <w:rPr>
+            <w:rStyle w:val="Hyperlink"/>
+          </w:rPr>
+          <w:t xml:space="preserve"> </w:t>
+        </w:r>
+        <w:r>
+          <w:rPr>
+            <w:rStyle w:val="Hyperlink"/>
+          </w:rPr>
+          <w:t xml:space="preserve">package</w:t>
+        </w:r>
+      </w:hyperlink>
+      <w:r>
+        <w:t xml:space="preserve"> </w:t>
+      </w:r>
+      <w:r>
+        <w:t xml:space="preserve">to programmatically generate certificates for each participant reading in a google sheet with all of their names.</w:t>
+      </w:r>
+    </w:p>
+    <w:p>
+      <w:pPr>
+        <w:pStyle w:val="BodyText"/>
+      </w:pPr>
+      <w:r>
+        <w:t xml:space="preserve">These are then manually signed.</w:t>
+      </w:r>
+    </w:p>
+    <w:bookmarkEnd w:id="277"/>
+    <w:bookmarkEnd w:id="278"/>
+    <w:bookmarkStart w:id="279" w:name="session-info-2"/>
     <w:p>
       <w:pPr>
         <w:pStyle w:val="Heading2"/>
@@ -10125,9 +11979,9 @@
         <w:t xml:space="preserve">## [13] evaluate_1.0.5</w:t>
       </w:r>
     </w:p>
-    <w:bookmarkEnd w:id="197"/>
-    <w:bookmarkEnd w:id="198"/>
-    <w:bookmarkStart w:id="209" w:name="about-the-authors"/>
+    <w:bookmarkEnd w:id="279"/>
+    <w:bookmarkEnd w:id="280"/>
+    <w:bookmarkStart w:id="291" w:name="about-the-authors"/>
     <w:p>
       <w:pPr>
         <w:pStyle w:val="Heading1"/>
@@ -10146,7 +12000,7 @@
       <w:r>
         <w:t xml:space="preserve"> </w:t>
       </w:r>
-      <w:hyperlink r:id="rId199">
+      <w:hyperlink r:id="rId281">
         <w:r>
           <w:rPr>
             <w:rStyle w:val="Hyperlink"/>
@@ -10258,7 +12112,7 @@
               <w:pStyle w:val="Compact"/>
               <w:jc w:val="left"/>
             </w:pPr>
-            <w:hyperlink r:id="rId200">
+            <w:hyperlink r:id="rId282">
               <w:r>
                 <w:rPr>
                   <w:rStyle w:val="Hyperlink"/>
@@ -10289,7 +12143,7 @@
               <w:pStyle w:val="Compact"/>
               <w:jc w:val="left"/>
             </w:pPr>
-            <w:hyperlink r:id="rId201">
+            <w:hyperlink r:id="rId283">
               <w:r>
                 <w:rPr>
                   <w:rStyle w:val="Hyperlink"/>
@@ -10372,7 +12226,7 @@
               <w:pStyle w:val="Compact"/>
               <w:jc w:val="left"/>
             </w:pPr>
-            <w:hyperlink r:id="rId200">
+            <w:hyperlink r:id="rId282">
               <w:r>
                 <w:rPr>
                   <w:rStyle w:val="Hyperlink"/>
@@ -10455,7 +12309,7 @@
               <w:pStyle w:val="Compact"/>
               <w:jc w:val="left"/>
             </w:pPr>
-            <w:hyperlink r:id="rId200">
+            <w:hyperlink r:id="rId282">
               <w:r>
                 <w:rPr>
                   <w:rStyle w:val="Hyperlink"/>
@@ -10486,7 +12340,7 @@
               <w:pStyle w:val="Compact"/>
               <w:jc w:val="left"/>
             </w:pPr>
-            <w:hyperlink r:id="rId202">
+            <w:hyperlink r:id="rId284">
               <w:r>
                 <w:rPr>
                   <w:rStyle w:val="Hyperlink"/>
@@ -10500,7 +12354,7 @@
             <w:r>
               <w:t xml:space="preserve"> </w:t>
             </w:r>
-            <w:hyperlink r:id="rId200">
+            <w:hyperlink r:id="rId282">
               <w:r>
                 <w:rPr>
                   <w:rStyle w:val="Hyperlink"/>
@@ -10514,7 +12368,7 @@
             <w:r>
               <w:t xml:space="preserve"> </w:t>
             </w:r>
-            <w:hyperlink r:id="rId201">
+            <w:hyperlink r:id="rId283">
               <w:r>
                 <w:rPr>
                   <w:rStyle w:val="Hyperlink"/>
@@ -10545,7 +12399,7 @@
               <w:pStyle w:val="Compact"/>
               <w:jc w:val="left"/>
             </w:pPr>
-            <w:hyperlink r:id="rId202">
+            <w:hyperlink r:id="rId284">
               <w:r>
                 <w:rPr>
                   <w:rStyle w:val="Hyperlink"/>
@@ -10576,7 +12430,7 @@
               <w:pStyle w:val="Compact"/>
               <w:jc w:val="left"/>
             </w:pPr>
-            <w:hyperlink r:id="rId200">
+            <w:hyperlink r:id="rId282">
               <w:r>
                 <w:rPr>
                   <w:rStyle w:val="Hyperlink"/>
@@ -10590,7 +12444,7 @@
             <w:r>
               <w:t xml:space="preserve"> </w:t>
             </w:r>
-            <w:hyperlink r:id="rId201">
+            <w:hyperlink r:id="rId283">
               <w:r>
                 <w:rPr>
                   <w:rStyle w:val="Hyperlink"/>
@@ -10604,7 +12458,7 @@
             <w:r>
               <w:t xml:space="preserve"> </w:t>
             </w:r>
-            <w:hyperlink r:id="rId202">
+            <w:hyperlink r:id="rId284">
               <w:r>
                 <w:rPr>
                   <w:rStyle w:val="Hyperlink"/>
@@ -10618,7 +12472,7 @@
             <w:r>
               <w:t xml:space="preserve"> </w:t>
             </w:r>
-            <w:hyperlink r:id="rId203">
+            <w:hyperlink r:id="rId285">
               <w:r>
                 <w:rPr>
                   <w:rStyle w:val="Hyperlink"/>
@@ -10640,7 +12494,7 @@
             <w:r>
               <w:t xml:space="preserve">Package Developers (</w:t>
             </w:r>
-            <w:hyperlink r:id="rId204">
+            <w:hyperlink r:id="rId286">
               <w:r>
                 <w:rPr>
                   <w:rStyle w:val="Hyperlink"/>
@@ -10660,7 +12514,7 @@
               <w:pStyle w:val="Compact"/>
               <w:jc w:val="left"/>
             </w:pPr>
-            <w:hyperlink r:id="rId202">
+            <w:hyperlink r:id="rId284">
               <w:r>
                 <w:rPr>
                   <w:rStyle w:val="Hyperlink"/>
@@ -10674,7 +12528,7 @@
             <w:r>
               <w:t xml:space="preserve"> </w:t>
             </w:r>
-            <w:hyperlink r:id="rId201">
+            <w:hyperlink r:id="rId283">
               <w:r>
                 <w:rPr>
                   <w:rStyle w:val="Hyperlink"/>
@@ -10688,7 +12542,7 @@
             <w:r>
               <w:t xml:space="preserve"> </w:t>
             </w:r>
-            <w:hyperlink r:id="rId205">
+            <w:hyperlink r:id="rId287">
               <w:r>
                 <w:rPr>
                   <w:rStyle w:val="Hyperlink"/>
@@ -10702,7 +12556,7 @@
             <w:r>
               <w:t xml:space="preserve"> </w:t>
             </w:r>
-            <w:hyperlink r:id="rId206">
+            <w:hyperlink r:id="rId288">
               <w:r>
                 <w:rPr>
                   <w:rStyle w:val="Hyperlink"/>
@@ -10716,7 +12570,7 @@
             <w:r>
               <w:t xml:space="preserve"> </w:t>
             </w:r>
-            <w:hyperlink r:id="rId200">
+            <w:hyperlink r:id="rId282">
               <w:r>
                 <w:rPr>
                   <w:rStyle w:val="Hyperlink"/>
@@ -10730,7 +12584,7 @@
             <w:r>
               <w:t xml:space="preserve"> </w:t>
             </w:r>
-            <w:hyperlink r:id="rId207">
+            <w:hyperlink r:id="rId289">
               <w:r>
                 <w:rPr>
                   <w:rStyle w:val="Hyperlink"/>
@@ -10787,7 +12641,7 @@
               <w:pStyle w:val="Compact"/>
               <w:jc w:val="left"/>
             </w:pPr>
-            <w:hyperlink r:id="rId200">
+            <w:hyperlink r:id="rId282">
               <w:r>
                 <w:rPr>
                   <w:rStyle w:val="Hyperlink"/>
@@ -10801,7 +12655,7 @@
             <w:r>
               <w:t xml:space="preserve"> </w:t>
             </w:r>
-            <w:hyperlink r:id="rId208">
+            <w:hyperlink r:id="rId290">
               <w:r>
                 <w:rPr>
                   <w:rStyle w:val="Hyperlink"/>
@@ -10997,7 +12851,7 @@
         <w:rPr>
           <w:rStyle w:val="VerbatimChar"/>
         </w:rPr>
-        <w:t xml:space="preserve">##  date     2026-04-02</w:t>
+        <w:t xml:space="preserve">##  date     2026-04-03</w:t>
       </w:r>
       <w:r>
         <w:br/>
@@ -11441,8 +13295,8 @@
         <w:t xml:space="preserve">## ──────────────────────────────────────────────────────────────────────────────</w:t>
       </w:r>
     </w:p>
-    <w:bookmarkEnd w:id="209"/>
-    <w:bookmarkStart w:id="210" w:name="references"/>
+    <w:bookmarkEnd w:id="291"/>
+    <w:bookmarkStart w:id="292" w:name="references"/>
     <w:p>
       <w:pPr>
         <w:pStyle w:val="Heading1"/>
@@ -11460,7 +13314,7 @@
         <w:t xml:space="preserve">References</w:t>
       </w:r>
     </w:p>
-    <w:bookmarkEnd w:id="210"/>
+    <w:bookmarkEnd w:id="292"/>
     <w:sectPr/>
   </w:body>
 </w:document>
@@ -12995,6 +14849,346 @@
     </w:lvl>
     <w:lvl w:ilvl="8">
       <w:start w:val="1"/>
+      <w:numFmt w:val="decimal"/>
+      <w:lvlText w:val="%9."/>
+      <w:lvlJc w:val="left"/>
+      <w:pPr>
+        <w:ind w:left="6480" w:hanging="480"/>
+      </w:pPr>
+    </w:lvl>
+  </w:abstractNum>
+  <w:abstractNum w:abstractNumId="99412">
+    <w:nsid w:val="A99412"/>
+    <w:multiLevelType w:val="multilevel"/>
+    <w:lvl w:ilvl="0">
+      <w:start w:val="2"/>
+      <w:numFmt w:val="decimal"/>
+      <w:lvlText w:val="%1."/>
+      <w:lvlJc w:val="left"/>
+      <w:pPr>
+        <w:ind w:left="720" w:hanging="480"/>
+      </w:pPr>
+    </w:lvl>
+    <w:lvl w:ilvl="1">
+      <w:start w:val="2"/>
+      <w:numFmt w:val="decimal"/>
+      <w:lvlText w:val="%2."/>
+      <w:lvlJc w:val="left"/>
+      <w:pPr>
+        <w:ind w:left="1440" w:hanging="480"/>
+      </w:pPr>
+    </w:lvl>
+    <w:lvl w:ilvl="2">
+      <w:start w:val="2"/>
+      <w:numFmt w:val="decimal"/>
+      <w:lvlText w:val="%3."/>
+      <w:lvlJc w:val="left"/>
+      <w:pPr>
+        <w:ind w:left="2160" w:hanging="480"/>
+      </w:pPr>
+    </w:lvl>
+    <w:lvl w:ilvl="3">
+      <w:start w:val="2"/>
+      <w:numFmt w:val="decimal"/>
+      <w:lvlText w:val="%4."/>
+      <w:lvlJc w:val="left"/>
+      <w:pPr>
+        <w:ind w:left="2880" w:hanging="480"/>
+      </w:pPr>
+    </w:lvl>
+    <w:lvl w:ilvl="4">
+      <w:start w:val="2"/>
+      <w:numFmt w:val="decimal"/>
+      <w:lvlText w:val="%5."/>
+      <w:lvlJc w:val="left"/>
+      <w:pPr>
+        <w:ind w:left="3600" w:hanging="480"/>
+      </w:pPr>
+    </w:lvl>
+    <w:lvl w:ilvl="5">
+      <w:start w:val="2"/>
+      <w:numFmt w:val="decimal"/>
+      <w:lvlText w:val="%6."/>
+      <w:lvlJc w:val="left"/>
+      <w:pPr>
+        <w:ind w:left="4320" w:hanging="480"/>
+      </w:pPr>
+    </w:lvl>
+    <w:lvl w:ilvl="6">
+      <w:start w:val="2"/>
+      <w:numFmt w:val="decimal"/>
+      <w:lvlText w:val="%7."/>
+      <w:lvlJc w:val="left"/>
+      <w:pPr>
+        <w:ind w:left="5040" w:hanging="480"/>
+      </w:pPr>
+    </w:lvl>
+    <w:lvl w:ilvl="7">
+      <w:start w:val="2"/>
+      <w:numFmt w:val="decimal"/>
+      <w:lvlText w:val="%8."/>
+      <w:lvlJc w:val="left"/>
+      <w:pPr>
+        <w:ind w:left="5760" w:hanging="480"/>
+      </w:pPr>
+    </w:lvl>
+    <w:lvl w:ilvl="8">
+      <w:start w:val="2"/>
+      <w:numFmt w:val="decimal"/>
+      <w:lvlText w:val="%9."/>
+      <w:lvlJc w:val="left"/>
+      <w:pPr>
+        <w:ind w:left="6480" w:hanging="480"/>
+      </w:pPr>
+    </w:lvl>
+  </w:abstractNum>
+  <w:abstractNum w:abstractNumId="99413">
+    <w:nsid w:val="A99413"/>
+    <w:multiLevelType w:val="multilevel"/>
+    <w:lvl w:ilvl="0">
+      <w:start w:val="3"/>
+      <w:numFmt w:val="decimal"/>
+      <w:lvlText w:val="%1."/>
+      <w:lvlJc w:val="left"/>
+      <w:pPr>
+        <w:ind w:left="720" w:hanging="480"/>
+      </w:pPr>
+    </w:lvl>
+    <w:lvl w:ilvl="1">
+      <w:start w:val="3"/>
+      <w:numFmt w:val="decimal"/>
+      <w:lvlText w:val="%2."/>
+      <w:lvlJc w:val="left"/>
+      <w:pPr>
+        <w:ind w:left="1440" w:hanging="480"/>
+      </w:pPr>
+    </w:lvl>
+    <w:lvl w:ilvl="2">
+      <w:start w:val="3"/>
+      <w:numFmt w:val="decimal"/>
+      <w:lvlText w:val="%3."/>
+      <w:lvlJc w:val="left"/>
+      <w:pPr>
+        <w:ind w:left="2160" w:hanging="480"/>
+      </w:pPr>
+    </w:lvl>
+    <w:lvl w:ilvl="3">
+      <w:start w:val="3"/>
+      <w:numFmt w:val="decimal"/>
+      <w:lvlText w:val="%4."/>
+      <w:lvlJc w:val="left"/>
+      <w:pPr>
+        <w:ind w:left="2880" w:hanging="480"/>
+      </w:pPr>
+    </w:lvl>
+    <w:lvl w:ilvl="4">
+      <w:start w:val="3"/>
+      <w:numFmt w:val="decimal"/>
+      <w:lvlText w:val="%5."/>
+      <w:lvlJc w:val="left"/>
+      <w:pPr>
+        <w:ind w:left="3600" w:hanging="480"/>
+      </w:pPr>
+    </w:lvl>
+    <w:lvl w:ilvl="5">
+      <w:start w:val="3"/>
+      <w:numFmt w:val="decimal"/>
+      <w:lvlText w:val="%6."/>
+      <w:lvlJc w:val="left"/>
+      <w:pPr>
+        <w:ind w:left="4320" w:hanging="480"/>
+      </w:pPr>
+    </w:lvl>
+    <w:lvl w:ilvl="6">
+      <w:start w:val="3"/>
+      <w:numFmt w:val="decimal"/>
+      <w:lvlText w:val="%7."/>
+      <w:lvlJc w:val="left"/>
+      <w:pPr>
+        <w:ind w:left="5040" w:hanging="480"/>
+      </w:pPr>
+    </w:lvl>
+    <w:lvl w:ilvl="7">
+      <w:start w:val="3"/>
+      <w:numFmt w:val="decimal"/>
+      <w:lvlText w:val="%8."/>
+      <w:lvlJc w:val="left"/>
+      <w:pPr>
+        <w:ind w:left="5760" w:hanging="480"/>
+      </w:pPr>
+    </w:lvl>
+    <w:lvl w:ilvl="8">
+      <w:start w:val="3"/>
+      <w:numFmt w:val="decimal"/>
+      <w:lvlText w:val="%9."/>
+      <w:lvlJc w:val="left"/>
+      <w:pPr>
+        <w:ind w:left="6480" w:hanging="480"/>
+      </w:pPr>
+    </w:lvl>
+  </w:abstractNum>
+  <w:abstractNum w:abstractNumId="99414">
+    <w:nsid w:val="A99414"/>
+    <w:multiLevelType w:val="multilevel"/>
+    <w:lvl w:ilvl="0">
+      <w:start w:val="4"/>
+      <w:numFmt w:val="decimal"/>
+      <w:lvlText w:val="%1."/>
+      <w:lvlJc w:val="left"/>
+      <w:pPr>
+        <w:ind w:left="720" w:hanging="480"/>
+      </w:pPr>
+    </w:lvl>
+    <w:lvl w:ilvl="1">
+      <w:start w:val="4"/>
+      <w:numFmt w:val="decimal"/>
+      <w:lvlText w:val="%2."/>
+      <w:lvlJc w:val="left"/>
+      <w:pPr>
+        <w:ind w:left="1440" w:hanging="480"/>
+      </w:pPr>
+    </w:lvl>
+    <w:lvl w:ilvl="2">
+      <w:start w:val="4"/>
+      <w:numFmt w:val="decimal"/>
+      <w:lvlText w:val="%3."/>
+      <w:lvlJc w:val="left"/>
+      <w:pPr>
+        <w:ind w:left="2160" w:hanging="480"/>
+      </w:pPr>
+    </w:lvl>
+    <w:lvl w:ilvl="3">
+      <w:start w:val="4"/>
+      <w:numFmt w:val="decimal"/>
+      <w:lvlText w:val="%4."/>
+      <w:lvlJc w:val="left"/>
+      <w:pPr>
+        <w:ind w:left="2880" w:hanging="480"/>
+      </w:pPr>
+    </w:lvl>
+    <w:lvl w:ilvl="4">
+      <w:start w:val="4"/>
+      <w:numFmt w:val="decimal"/>
+      <w:lvlText w:val="%5."/>
+      <w:lvlJc w:val="left"/>
+      <w:pPr>
+        <w:ind w:left="3600" w:hanging="480"/>
+      </w:pPr>
+    </w:lvl>
+    <w:lvl w:ilvl="5">
+      <w:start w:val="4"/>
+      <w:numFmt w:val="decimal"/>
+      <w:lvlText w:val="%6."/>
+      <w:lvlJc w:val="left"/>
+      <w:pPr>
+        <w:ind w:left="4320" w:hanging="480"/>
+      </w:pPr>
+    </w:lvl>
+    <w:lvl w:ilvl="6">
+      <w:start w:val="4"/>
+      <w:numFmt w:val="decimal"/>
+      <w:lvlText w:val="%7."/>
+      <w:lvlJc w:val="left"/>
+      <w:pPr>
+        <w:ind w:left="5040" w:hanging="480"/>
+      </w:pPr>
+    </w:lvl>
+    <w:lvl w:ilvl="7">
+      <w:start w:val="4"/>
+      <w:numFmt w:val="decimal"/>
+      <w:lvlText w:val="%8."/>
+      <w:lvlJc w:val="left"/>
+      <w:pPr>
+        <w:ind w:left="5760" w:hanging="480"/>
+      </w:pPr>
+    </w:lvl>
+    <w:lvl w:ilvl="8">
+      <w:start w:val="4"/>
+      <w:numFmt w:val="decimal"/>
+      <w:lvlText w:val="%9."/>
+      <w:lvlJc w:val="left"/>
+      <w:pPr>
+        <w:ind w:left="6480" w:hanging="480"/>
+      </w:pPr>
+    </w:lvl>
+  </w:abstractNum>
+  <w:abstractNum w:abstractNumId="99415">
+    <w:nsid w:val="A99415"/>
+    <w:multiLevelType w:val="multilevel"/>
+    <w:lvl w:ilvl="0">
+      <w:start w:val="5"/>
+      <w:numFmt w:val="decimal"/>
+      <w:lvlText w:val="%1."/>
+      <w:lvlJc w:val="left"/>
+      <w:pPr>
+        <w:ind w:left="720" w:hanging="480"/>
+      </w:pPr>
+    </w:lvl>
+    <w:lvl w:ilvl="1">
+      <w:start w:val="5"/>
+      <w:numFmt w:val="decimal"/>
+      <w:lvlText w:val="%2."/>
+      <w:lvlJc w:val="left"/>
+      <w:pPr>
+        <w:ind w:left="1440" w:hanging="480"/>
+      </w:pPr>
+    </w:lvl>
+    <w:lvl w:ilvl="2">
+      <w:start w:val="5"/>
+      <w:numFmt w:val="decimal"/>
+      <w:lvlText w:val="%3."/>
+      <w:lvlJc w:val="left"/>
+      <w:pPr>
+        <w:ind w:left="2160" w:hanging="480"/>
+      </w:pPr>
+    </w:lvl>
+    <w:lvl w:ilvl="3">
+      <w:start w:val="5"/>
+      <w:numFmt w:val="decimal"/>
+      <w:lvlText w:val="%4."/>
+      <w:lvlJc w:val="left"/>
+      <w:pPr>
+        <w:ind w:left="2880" w:hanging="480"/>
+      </w:pPr>
+    </w:lvl>
+    <w:lvl w:ilvl="4">
+      <w:start w:val="5"/>
+      <w:numFmt w:val="decimal"/>
+      <w:lvlText w:val="%5."/>
+      <w:lvlJc w:val="left"/>
+      <w:pPr>
+        <w:ind w:left="3600" w:hanging="480"/>
+      </w:pPr>
+    </w:lvl>
+    <w:lvl w:ilvl="5">
+      <w:start w:val="5"/>
+      <w:numFmt w:val="decimal"/>
+      <w:lvlText w:val="%6."/>
+      <w:lvlJc w:val="left"/>
+      <w:pPr>
+        <w:ind w:left="4320" w:hanging="480"/>
+      </w:pPr>
+    </w:lvl>
+    <w:lvl w:ilvl="6">
+      <w:start w:val="5"/>
+      <w:numFmt w:val="decimal"/>
+      <w:lvlText w:val="%7."/>
+      <w:lvlJc w:val="left"/>
+      <w:pPr>
+        <w:ind w:left="5040" w:hanging="480"/>
+      </w:pPr>
+    </w:lvl>
+    <w:lvl w:ilvl="7">
+      <w:start w:val="5"/>
+      <w:numFmt w:val="decimal"/>
+      <w:lvlText w:val="%8."/>
+      <w:lvlJc w:val="left"/>
+      <w:pPr>
+        <w:ind w:left="5760" w:hanging="480"/>
+      </w:pPr>
+    </w:lvl>
+    <w:lvl w:ilvl="8">
+      <w:start w:val="5"/>
       <w:numFmt w:val="decimal"/>
       <w:lvlText w:val="%9."/>
       <w:lvlJc w:val="left"/>
@@ -13064,6 +15258,9 @@
     <w:abstractNumId w:val="991"/>
   </w:num>
   <w:num w:numId="1011">
+    <w:abstractNumId w:val="991"/>
+  </w:num>
+  <w:num w:numId="1012">
     <w:abstractNumId w:val="99421"/>
     <w:lvlOverride w:ilvl="0">
       <w:startOverride w:val="1"/>
@@ -13092,14 +15289,17 @@
     <w:lvlOverride w:ilvl="8">
       <w:startOverride w:val="1"/>
     </w:lvlOverride>
-  </w:num>
-  <w:num w:numId="1012">
-    <w:abstractNumId w:val="991"/>
   </w:num>
   <w:num w:numId="1013">
     <w:abstractNumId w:val="991"/>
   </w:num>
   <w:num w:numId="1014">
+    <w:abstractNumId w:val="991"/>
+  </w:num>
+  <w:num w:numId="1015">
+    <w:abstractNumId w:val="991"/>
+  </w:num>
+  <w:num w:numId="1016">
     <w:abstractNumId w:val="99421"/>
     <w:lvlOverride w:ilvl="0">
       <w:startOverride w:val="1"/>
@@ -13129,7 +15329,7 @@
       <w:startOverride w:val="1"/>
     </w:lvlOverride>
   </w:num>
-  <w:num w:numId="1015">
+  <w:num w:numId="1017">
     <w:abstractNumId w:val="99422"/>
     <w:lvlOverride w:ilvl="0">
       <w:startOverride w:val="2"/>
@@ -13159,7 +15359,7 @@
       <w:startOverride w:val="2"/>
     </w:lvlOverride>
   </w:num>
-  <w:num w:numId="1016">
+  <w:num w:numId="1018">
     <w:abstractNumId w:val="99423"/>
     <w:lvlOverride w:ilvl="0">
       <w:startOverride w:val="3"/>
@@ -13189,7 +15389,7 @@
       <w:startOverride w:val="3"/>
     </w:lvlOverride>
   </w:num>
-  <w:num w:numId="1017">
+  <w:num w:numId="1019">
     <w:abstractNumId w:val="99424"/>
     <w:lvlOverride w:ilvl="0">
       <w:startOverride w:val="4"/>
@@ -13219,7 +15419,7 @@
       <w:startOverride w:val="4"/>
     </w:lvlOverride>
   </w:num>
-  <w:num w:numId="1018">
+  <w:num w:numId="1020">
     <w:abstractNumId w:val="99425"/>
     <w:lvlOverride w:ilvl="0">
       <w:startOverride w:val="5"/>
@@ -13249,7 +15449,7 @@
       <w:startOverride w:val="5"/>
     </w:lvlOverride>
   </w:num>
-  <w:num w:numId="1019">
+  <w:num w:numId="1021">
     <w:abstractNumId w:val="99426"/>
     <w:lvlOverride w:ilvl="0">
       <w:startOverride w:val="6"/>
@@ -13279,7 +15479,7 @@
       <w:startOverride w:val="6"/>
     </w:lvlOverride>
   </w:num>
-  <w:num w:numId="1020">
+  <w:num w:numId="1022">
     <w:abstractNumId w:val="99427"/>
     <w:lvlOverride w:ilvl="0">
       <w:startOverride w:val="7"/>
@@ -13309,7 +15509,7 @@
       <w:startOverride w:val="7"/>
     </w:lvlOverride>
   </w:num>
-  <w:num w:numId="1021">
+  <w:num w:numId="1023">
     <w:abstractNumId w:val="99428"/>
     <w:lvlOverride w:ilvl="0">
       <w:startOverride w:val="8"/>
@@ -13339,7 +15539,7 @@
       <w:startOverride w:val="8"/>
     </w:lvlOverride>
   </w:num>
-  <w:num w:numId="1022">
+  <w:num w:numId="1024">
     <w:abstractNumId w:val="99429"/>
     <w:lvlOverride w:ilvl="0">
       <w:startOverride w:val="9"/>
@@ -13369,7 +15569,7 @@
       <w:startOverride w:val="9"/>
     </w:lvlOverride>
   </w:num>
-  <w:num w:numId="1023">
+  <w:num w:numId="1025">
     <w:abstractNumId w:val="994210"/>
     <w:lvlOverride w:ilvl="0">
       <w:startOverride w:val="10"/>
@@ -13399,7 +15599,7 @@
       <w:startOverride w:val="10"/>
     </w:lvlOverride>
   </w:num>
-  <w:num w:numId="1024">
+  <w:num w:numId="1026">
     <w:abstractNumId w:val="994211"/>
     <w:lvlOverride w:ilvl="0">
       <w:startOverride w:val="11"/>
@@ -13429,7 +15629,7 @@
       <w:startOverride w:val="11"/>
     </w:lvlOverride>
   </w:num>
-  <w:num w:numId="1025">
+  <w:num w:numId="1027">
     <w:abstractNumId w:val="994212"/>
     <w:lvlOverride w:ilvl="0">
       <w:startOverride w:val="12"/>
@@ -13459,7 +15659,7 @@
       <w:startOverride w:val="12"/>
     </w:lvlOverride>
   </w:num>
-  <w:num w:numId="1026">
+  <w:num w:numId="1028">
     <w:abstractNumId w:val="994213"/>
     <w:lvlOverride w:ilvl="0">
       <w:startOverride w:val="13"/>
@@ -13489,7 +15689,7 @@
       <w:startOverride w:val="13"/>
     </w:lvlOverride>
   </w:num>
-  <w:num w:numId="1027">
+  <w:num w:numId="1029">
     <w:abstractNumId w:val="994214"/>
     <w:lvlOverride w:ilvl="0">
       <w:startOverride w:val="14"/>
@@ -13519,7 +15719,7 @@
       <w:startOverride w:val="14"/>
     </w:lvlOverride>
   </w:num>
-  <w:num w:numId="1028">
+  <w:num w:numId="1030">
     <w:abstractNumId w:val="994215"/>
     <w:lvlOverride w:ilvl="0">
       <w:startOverride w:val="15"/>
@@ -13549,10 +15749,250 @@
       <w:startOverride w:val="15"/>
     </w:lvlOverride>
   </w:num>
-  <w:num w:numId="1029">
+  <w:num w:numId="1031">
+    <w:abstractNumId w:val="99411"/>
+    <w:lvlOverride w:ilvl="0">
+      <w:startOverride w:val="1"/>
+    </w:lvlOverride>
+    <w:lvlOverride w:ilvl="1">
+      <w:startOverride w:val="1"/>
+    </w:lvlOverride>
+    <w:lvlOverride w:ilvl="2">
+      <w:startOverride w:val="1"/>
+    </w:lvlOverride>
+    <w:lvlOverride w:ilvl="3">
+      <w:startOverride w:val="1"/>
+    </w:lvlOverride>
+    <w:lvlOverride w:ilvl="4">
+      <w:startOverride w:val="1"/>
+    </w:lvlOverride>
+    <w:lvlOverride w:ilvl="5">
+      <w:startOverride w:val="1"/>
+    </w:lvlOverride>
+    <w:lvlOverride w:ilvl="6">
+      <w:startOverride w:val="1"/>
+    </w:lvlOverride>
+    <w:lvlOverride w:ilvl="7">
+      <w:startOverride w:val="1"/>
+    </w:lvlOverride>
+    <w:lvlOverride w:ilvl="8">
+      <w:startOverride w:val="1"/>
+    </w:lvlOverride>
+  </w:num>
+  <w:num w:numId="1032">
+    <w:abstractNumId w:val="99411"/>
+    <w:lvlOverride w:ilvl="0">
+      <w:startOverride w:val="1"/>
+    </w:lvlOverride>
+    <w:lvlOverride w:ilvl="1">
+      <w:startOverride w:val="1"/>
+    </w:lvlOverride>
+    <w:lvlOverride w:ilvl="2">
+      <w:startOverride w:val="1"/>
+    </w:lvlOverride>
+    <w:lvlOverride w:ilvl="3">
+      <w:startOverride w:val="1"/>
+    </w:lvlOverride>
+    <w:lvlOverride w:ilvl="4">
+      <w:startOverride w:val="1"/>
+    </w:lvlOverride>
+    <w:lvlOverride w:ilvl="5">
+      <w:startOverride w:val="1"/>
+    </w:lvlOverride>
+    <w:lvlOverride w:ilvl="6">
+      <w:startOverride w:val="1"/>
+    </w:lvlOverride>
+    <w:lvlOverride w:ilvl="7">
+      <w:startOverride w:val="1"/>
+    </w:lvlOverride>
+    <w:lvlOverride w:ilvl="8">
+      <w:startOverride w:val="1"/>
+    </w:lvlOverride>
+  </w:num>
+  <w:num w:numId="1033">
+    <w:abstractNumId w:val="99411"/>
+    <w:lvlOverride w:ilvl="0">
+      <w:startOverride w:val="1"/>
+    </w:lvlOverride>
+    <w:lvlOverride w:ilvl="1">
+      <w:startOverride w:val="1"/>
+    </w:lvlOverride>
+    <w:lvlOverride w:ilvl="2">
+      <w:startOverride w:val="1"/>
+    </w:lvlOverride>
+    <w:lvlOverride w:ilvl="3">
+      <w:startOverride w:val="1"/>
+    </w:lvlOverride>
+    <w:lvlOverride w:ilvl="4">
+      <w:startOverride w:val="1"/>
+    </w:lvlOverride>
+    <w:lvlOverride w:ilvl="5">
+      <w:startOverride w:val="1"/>
+    </w:lvlOverride>
+    <w:lvlOverride w:ilvl="6">
+      <w:startOverride w:val="1"/>
+    </w:lvlOverride>
+    <w:lvlOverride w:ilvl="7">
+      <w:startOverride w:val="1"/>
+    </w:lvlOverride>
+    <w:lvlOverride w:ilvl="8">
+      <w:startOverride w:val="1"/>
+    </w:lvlOverride>
+  </w:num>
+  <w:num w:numId="1034">
+    <w:abstractNumId w:val="99411"/>
+    <w:lvlOverride w:ilvl="0">
+      <w:startOverride w:val="1"/>
+    </w:lvlOverride>
+    <w:lvlOverride w:ilvl="1">
+      <w:startOverride w:val="1"/>
+    </w:lvlOverride>
+    <w:lvlOverride w:ilvl="2">
+      <w:startOverride w:val="1"/>
+    </w:lvlOverride>
+    <w:lvlOverride w:ilvl="3">
+      <w:startOverride w:val="1"/>
+    </w:lvlOverride>
+    <w:lvlOverride w:ilvl="4">
+      <w:startOverride w:val="1"/>
+    </w:lvlOverride>
+    <w:lvlOverride w:ilvl="5">
+      <w:startOverride w:val="1"/>
+    </w:lvlOverride>
+    <w:lvlOverride w:ilvl="6">
+      <w:startOverride w:val="1"/>
+    </w:lvlOverride>
+    <w:lvlOverride w:ilvl="7">
+      <w:startOverride w:val="1"/>
+    </w:lvlOverride>
+    <w:lvlOverride w:ilvl="8">
+      <w:startOverride w:val="1"/>
+    </w:lvlOverride>
+  </w:num>
+  <w:num w:numId="1035">
+    <w:abstractNumId w:val="99411"/>
+    <w:lvlOverride w:ilvl="0">
+      <w:startOverride w:val="1"/>
+    </w:lvlOverride>
+    <w:lvlOverride w:ilvl="1">
+      <w:startOverride w:val="1"/>
+    </w:lvlOverride>
+    <w:lvlOverride w:ilvl="2">
+      <w:startOverride w:val="1"/>
+    </w:lvlOverride>
+    <w:lvlOverride w:ilvl="3">
+      <w:startOverride w:val="1"/>
+    </w:lvlOverride>
+    <w:lvlOverride w:ilvl="4">
+      <w:startOverride w:val="1"/>
+    </w:lvlOverride>
+    <w:lvlOverride w:ilvl="5">
+      <w:startOverride w:val="1"/>
+    </w:lvlOverride>
+    <w:lvlOverride w:ilvl="6">
+      <w:startOverride w:val="1"/>
+    </w:lvlOverride>
+    <w:lvlOverride w:ilvl="7">
+      <w:startOverride w:val="1"/>
+    </w:lvlOverride>
+    <w:lvlOverride w:ilvl="8">
+      <w:startOverride w:val="1"/>
+    </w:lvlOverride>
+  </w:num>
+  <w:num w:numId="1036">
+    <w:abstractNumId w:val="99411"/>
+    <w:lvlOverride w:ilvl="0">
+      <w:startOverride w:val="1"/>
+    </w:lvlOverride>
+    <w:lvlOverride w:ilvl="1">
+      <w:startOverride w:val="1"/>
+    </w:lvlOverride>
+    <w:lvlOverride w:ilvl="2">
+      <w:startOverride w:val="1"/>
+    </w:lvlOverride>
+    <w:lvlOverride w:ilvl="3">
+      <w:startOverride w:val="1"/>
+    </w:lvlOverride>
+    <w:lvlOverride w:ilvl="4">
+      <w:startOverride w:val="1"/>
+    </w:lvlOverride>
+    <w:lvlOverride w:ilvl="5">
+      <w:startOverride w:val="1"/>
+    </w:lvlOverride>
+    <w:lvlOverride w:ilvl="6">
+      <w:startOverride w:val="1"/>
+    </w:lvlOverride>
+    <w:lvlOverride w:ilvl="7">
+      <w:startOverride w:val="1"/>
+    </w:lvlOverride>
+    <w:lvlOverride w:ilvl="8">
+      <w:startOverride w:val="1"/>
+    </w:lvlOverride>
+  </w:num>
+  <w:num w:numId="1037">
+    <w:abstractNumId w:val="99411"/>
+    <w:lvlOverride w:ilvl="0">
+      <w:startOverride w:val="1"/>
+    </w:lvlOverride>
+    <w:lvlOverride w:ilvl="1">
+      <w:startOverride w:val="1"/>
+    </w:lvlOverride>
+    <w:lvlOverride w:ilvl="2">
+      <w:startOverride w:val="1"/>
+    </w:lvlOverride>
+    <w:lvlOverride w:ilvl="3">
+      <w:startOverride w:val="1"/>
+    </w:lvlOverride>
+    <w:lvlOverride w:ilvl="4">
+      <w:startOverride w:val="1"/>
+    </w:lvlOverride>
+    <w:lvlOverride w:ilvl="5">
+      <w:startOverride w:val="1"/>
+    </w:lvlOverride>
+    <w:lvlOverride w:ilvl="6">
+      <w:startOverride w:val="1"/>
+    </w:lvlOverride>
+    <w:lvlOverride w:ilvl="7">
+      <w:startOverride w:val="1"/>
+    </w:lvlOverride>
+    <w:lvlOverride w:ilvl="8">
+      <w:startOverride w:val="1"/>
+    </w:lvlOverride>
+  </w:num>
+  <w:num w:numId="1038">
+    <w:abstractNumId w:val="99411"/>
+    <w:lvlOverride w:ilvl="0">
+      <w:startOverride w:val="1"/>
+    </w:lvlOverride>
+    <w:lvlOverride w:ilvl="1">
+      <w:startOverride w:val="1"/>
+    </w:lvlOverride>
+    <w:lvlOverride w:ilvl="2">
+      <w:startOverride w:val="1"/>
+    </w:lvlOverride>
+    <w:lvlOverride w:ilvl="3">
+      <w:startOverride w:val="1"/>
+    </w:lvlOverride>
+    <w:lvlOverride w:ilvl="4">
+      <w:startOverride w:val="1"/>
+    </w:lvlOverride>
+    <w:lvlOverride w:ilvl="5">
+      <w:startOverride w:val="1"/>
+    </w:lvlOverride>
+    <w:lvlOverride w:ilvl="6">
+      <w:startOverride w:val="1"/>
+    </w:lvlOverride>
+    <w:lvlOverride w:ilvl="7">
+      <w:startOverride w:val="1"/>
+    </w:lvlOverride>
+    <w:lvlOverride w:ilvl="8">
+      <w:startOverride w:val="1"/>
+    </w:lvlOverride>
+  </w:num>
+  <w:num w:numId="1039">
     <w:abstractNumId w:val="991"/>
   </w:num>
-  <w:num w:numId="1030">
+  <w:num w:numId="1040">
     <w:abstractNumId w:val="99421"/>
     <w:lvlOverride w:ilvl="0">
       <w:startOverride w:val="1"/>
@@ -13582,7 +16022,7 @@
       <w:startOverride w:val="1"/>
     </w:lvlOverride>
   </w:num>
-  <w:num w:numId="1031">
+  <w:num w:numId="1041">
     <w:abstractNumId w:val="99421"/>
     <w:lvlOverride w:ilvl="0">
       <w:startOverride w:val="1"/>
@@ -13612,182 +16052,17 @@
       <w:startOverride w:val="1"/>
     </w:lvlOverride>
   </w:num>
-  <w:num w:numId="1032">
+  <w:num w:numId="1042">
     <w:abstractNumId w:val="991"/>
   </w:num>
-  <w:num w:numId="1033">
+  <w:num w:numId="1043">
     <w:abstractNumId w:val="991"/>
-  </w:num>
-  <w:num w:numId="1034">
-    <w:abstractNumId w:val="991"/>
-  </w:num>
-  <w:num w:numId="1035">
-    <w:abstractNumId w:val="991"/>
-  </w:num>
-  <w:num w:numId="1036">
-    <w:abstractNumId w:val="991"/>
-  </w:num>
-  <w:num w:numId="1037">
-    <w:abstractNumId w:val="991"/>
-  </w:num>
-  <w:num w:numId="1038">
-    <w:abstractNumId w:val="991"/>
-  </w:num>
-  <w:num w:numId="1039">
-    <w:abstractNumId w:val="99411"/>
-    <w:lvlOverride w:ilvl="0">
-      <w:startOverride w:val="1"/>
-    </w:lvlOverride>
-    <w:lvlOverride w:ilvl="1">
-      <w:startOverride w:val="1"/>
-    </w:lvlOverride>
-    <w:lvlOverride w:ilvl="2">
-      <w:startOverride w:val="1"/>
-    </w:lvlOverride>
-    <w:lvlOverride w:ilvl="3">
-      <w:startOverride w:val="1"/>
-    </w:lvlOverride>
-    <w:lvlOverride w:ilvl="4">
-      <w:startOverride w:val="1"/>
-    </w:lvlOverride>
-    <w:lvlOverride w:ilvl="5">
-      <w:startOverride w:val="1"/>
-    </w:lvlOverride>
-    <w:lvlOverride w:ilvl="6">
-      <w:startOverride w:val="1"/>
-    </w:lvlOverride>
-    <w:lvlOverride w:ilvl="7">
-      <w:startOverride w:val="1"/>
-    </w:lvlOverride>
-    <w:lvlOverride w:ilvl="8">
-      <w:startOverride w:val="1"/>
-    </w:lvlOverride>
-  </w:num>
-  <w:num w:numId="1040">
-    <w:abstractNumId w:val="99411"/>
-    <w:lvlOverride w:ilvl="0">
-      <w:startOverride w:val="1"/>
-    </w:lvlOverride>
-    <w:lvlOverride w:ilvl="1">
-      <w:startOverride w:val="1"/>
-    </w:lvlOverride>
-    <w:lvlOverride w:ilvl="2">
-      <w:startOverride w:val="1"/>
-    </w:lvlOverride>
-    <w:lvlOverride w:ilvl="3">
-      <w:startOverride w:val="1"/>
-    </w:lvlOverride>
-    <w:lvlOverride w:ilvl="4">
-      <w:startOverride w:val="1"/>
-    </w:lvlOverride>
-    <w:lvlOverride w:ilvl="5">
-      <w:startOverride w:val="1"/>
-    </w:lvlOverride>
-    <w:lvlOverride w:ilvl="6">
-      <w:startOverride w:val="1"/>
-    </w:lvlOverride>
-    <w:lvlOverride w:ilvl="7">
-      <w:startOverride w:val="1"/>
-    </w:lvlOverride>
-    <w:lvlOverride w:ilvl="8">
-      <w:startOverride w:val="1"/>
-    </w:lvlOverride>
-  </w:num>
-  <w:num w:numId="1041">
-    <w:abstractNumId w:val="991"/>
-  </w:num>
-  <w:num w:numId="1042">
-    <w:abstractNumId w:val="99421"/>
-    <w:lvlOverride w:ilvl="0">
-      <w:startOverride w:val="1"/>
-    </w:lvlOverride>
-    <w:lvlOverride w:ilvl="1">
-      <w:startOverride w:val="1"/>
-    </w:lvlOverride>
-    <w:lvlOverride w:ilvl="2">
-      <w:startOverride w:val="1"/>
-    </w:lvlOverride>
-    <w:lvlOverride w:ilvl="3">
-      <w:startOverride w:val="1"/>
-    </w:lvlOverride>
-    <w:lvlOverride w:ilvl="4">
-      <w:startOverride w:val="1"/>
-    </w:lvlOverride>
-    <w:lvlOverride w:ilvl="5">
-      <w:startOverride w:val="1"/>
-    </w:lvlOverride>
-    <w:lvlOverride w:ilvl="6">
-      <w:startOverride w:val="1"/>
-    </w:lvlOverride>
-    <w:lvlOverride w:ilvl="7">
-      <w:startOverride w:val="1"/>
-    </w:lvlOverride>
-    <w:lvlOverride w:ilvl="8">
-      <w:startOverride w:val="1"/>
-    </w:lvlOverride>
-  </w:num>
-  <w:num w:numId="1043">
-    <w:abstractNumId w:val="99421"/>
-    <w:lvlOverride w:ilvl="0">
-      <w:startOverride w:val="1"/>
-    </w:lvlOverride>
-    <w:lvlOverride w:ilvl="1">
-      <w:startOverride w:val="1"/>
-    </w:lvlOverride>
-    <w:lvlOverride w:ilvl="2">
-      <w:startOverride w:val="1"/>
-    </w:lvlOverride>
-    <w:lvlOverride w:ilvl="3">
-      <w:startOverride w:val="1"/>
-    </w:lvlOverride>
-    <w:lvlOverride w:ilvl="4">
-      <w:startOverride w:val="1"/>
-    </w:lvlOverride>
-    <w:lvlOverride w:ilvl="5">
-      <w:startOverride w:val="1"/>
-    </w:lvlOverride>
-    <w:lvlOverride w:ilvl="6">
-      <w:startOverride w:val="1"/>
-    </w:lvlOverride>
-    <w:lvlOverride w:ilvl="7">
-      <w:startOverride w:val="1"/>
-    </w:lvlOverride>
-    <w:lvlOverride w:ilvl="8">
-      <w:startOverride w:val="1"/>
-    </w:lvlOverride>
   </w:num>
   <w:num w:numId="1044">
     <w:abstractNumId w:val="991"/>
   </w:num>
   <w:num w:numId="1045">
-    <w:abstractNumId w:val="99422"/>
-    <w:lvlOverride w:ilvl="0">
-      <w:startOverride w:val="2"/>
-    </w:lvlOverride>
-    <w:lvlOverride w:ilvl="1">
-      <w:startOverride w:val="2"/>
-    </w:lvlOverride>
-    <w:lvlOverride w:ilvl="2">
-      <w:startOverride w:val="2"/>
-    </w:lvlOverride>
-    <w:lvlOverride w:ilvl="3">
-      <w:startOverride w:val="2"/>
-    </w:lvlOverride>
-    <w:lvlOverride w:ilvl="4">
-      <w:startOverride w:val="2"/>
-    </w:lvlOverride>
-    <w:lvlOverride w:ilvl="5">
-      <w:startOverride w:val="2"/>
-    </w:lvlOverride>
-    <w:lvlOverride w:ilvl="6">
-      <w:startOverride w:val="2"/>
-    </w:lvlOverride>
-    <w:lvlOverride w:ilvl="7">
-      <w:startOverride w:val="2"/>
-    </w:lvlOverride>
-    <w:lvlOverride w:ilvl="8">
-      <w:startOverride w:val="2"/>
-    </w:lvlOverride>
+    <w:abstractNumId w:val="991"/>
   </w:num>
   <w:num w:numId="1046">
     <w:abstractNumId w:val="991"/>
@@ -13796,6 +16071,171 @@
     <w:abstractNumId w:val="991"/>
   </w:num>
   <w:num w:numId="1048">
+    <w:abstractNumId w:val="991"/>
+  </w:num>
+  <w:num w:numId="1049">
+    <w:abstractNumId w:val="99411"/>
+    <w:lvlOverride w:ilvl="0">
+      <w:startOverride w:val="1"/>
+    </w:lvlOverride>
+    <w:lvlOverride w:ilvl="1">
+      <w:startOverride w:val="1"/>
+    </w:lvlOverride>
+    <w:lvlOverride w:ilvl="2">
+      <w:startOverride w:val="1"/>
+    </w:lvlOverride>
+    <w:lvlOverride w:ilvl="3">
+      <w:startOverride w:val="1"/>
+    </w:lvlOverride>
+    <w:lvlOverride w:ilvl="4">
+      <w:startOverride w:val="1"/>
+    </w:lvlOverride>
+    <w:lvlOverride w:ilvl="5">
+      <w:startOverride w:val="1"/>
+    </w:lvlOverride>
+    <w:lvlOverride w:ilvl="6">
+      <w:startOverride w:val="1"/>
+    </w:lvlOverride>
+    <w:lvlOverride w:ilvl="7">
+      <w:startOverride w:val="1"/>
+    </w:lvlOverride>
+    <w:lvlOverride w:ilvl="8">
+      <w:startOverride w:val="1"/>
+    </w:lvlOverride>
+  </w:num>
+  <w:num w:numId="1050">
+    <w:abstractNumId w:val="99412"/>
+    <w:lvlOverride w:ilvl="0">
+      <w:startOverride w:val="2"/>
+    </w:lvlOverride>
+    <w:lvlOverride w:ilvl="1">
+      <w:startOverride w:val="2"/>
+    </w:lvlOverride>
+    <w:lvlOverride w:ilvl="2">
+      <w:startOverride w:val="2"/>
+    </w:lvlOverride>
+    <w:lvlOverride w:ilvl="3">
+      <w:startOverride w:val="2"/>
+    </w:lvlOverride>
+    <w:lvlOverride w:ilvl="4">
+      <w:startOverride w:val="2"/>
+    </w:lvlOverride>
+    <w:lvlOverride w:ilvl="5">
+      <w:startOverride w:val="2"/>
+    </w:lvlOverride>
+    <w:lvlOverride w:ilvl="6">
+      <w:startOverride w:val="2"/>
+    </w:lvlOverride>
+    <w:lvlOverride w:ilvl="7">
+      <w:startOverride w:val="2"/>
+    </w:lvlOverride>
+    <w:lvlOverride w:ilvl="8">
+      <w:startOverride w:val="2"/>
+    </w:lvlOverride>
+  </w:num>
+  <w:num w:numId="1051">
+    <w:abstractNumId w:val="991"/>
+  </w:num>
+  <w:num w:numId="1052">
+    <w:abstractNumId w:val="99421"/>
+    <w:lvlOverride w:ilvl="0">
+      <w:startOverride w:val="1"/>
+    </w:lvlOverride>
+    <w:lvlOverride w:ilvl="1">
+      <w:startOverride w:val="1"/>
+    </w:lvlOverride>
+    <w:lvlOverride w:ilvl="2">
+      <w:startOverride w:val="1"/>
+    </w:lvlOverride>
+    <w:lvlOverride w:ilvl="3">
+      <w:startOverride w:val="1"/>
+    </w:lvlOverride>
+    <w:lvlOverride w:ilvl="4">
+      <w:startOverride w:val="1"/>
+    </w:lvlOverride>
+    <w:lvlOverride w:ilvl="5">
+      <w:startOverride w:val="1"/>
+    </w:lvlOverride>
+    <w:lvlOverride w:ilvl="6">
+      <w:startOverride w:val="1"/>
+    </w:lvlOverride>
+    <w:lvlOverride w:ilvl="7">
+      <w:startOverride w:val="1"/>
+    </w:lvlOverride>
+    <w:lvlOverride w:ilvl="8">
+      <w:startOverride w:val="1"/>
+    </w:lvlOverride>
+  </w:num>
+  <w:num w:numId="1053">
+    <w:abstractNumId w:val="99421"/>
+    <w:lvlOverride w:ilvl="0">
+      <w:startOverride w:val="1"/>
+    </w:lvlOverride>
+    <w:lvlOverride w:ilvl="1">
+      <w:startOverride w:val="1"/>
+    </w:lvlOverride>
+    <w:lvlOverride w:ilvl="2">
+      <w:startOverride w:val="1"/>
+    </w:lvlOverride>
+    <w:lvlOverride w:ilvl="3">
+      <w:startOverride w:val="1"/>
+    </w:lvlOverride>
+    <w:lvlOverride w:ilvl="4">
+      <w:startOverride w:val="1"/>
+    </w:lvlOverride>
+    <w:lvlOverride w:ilvl="5">
+      <w:startOverride w:val="1"/>
+    </w:lvlOverride>
+    <w:lvlOverride w:ilvl="6">
+      <w:startOverride w:val="1"/>
+    </w:lvlOverride>
+    <w:lvlOverride w:ilvl="7">
+      <w:startOverride w:val="1"/>
+    </w:lvlOverride>
+    <w:lvlOverride w:ilvl="8">
+      <w:startOverride w:val="1"/>
+    </w:lvlOverride>
+  </w:num>
+  <w:num w:numId="1054">
+    <w:abstractNumId w:val="991"/>
+  </w:num>
+  <w:num w:numId="1055">
+    <w:abstractNumId w:val="99422"/>
+    <w:lvlOverride w:ilvl="0">
+      <w:startOverride w:val="2"/>
+    </w:lvlOverride>
+    <w:lvlOverride w:ilvl="1">
+      <w:startOverride w:val="2"/>
+    </w:lvlOverride>
+    <w:lvlOverride w:ilvl="2">
+      <w:startOverride w:val="2"/>
+    </w:lvlOverride>
+    <w:lvlOverride w:ilvl="3">
+      <w:startOverride w:val="2"/>
+    </w:lvlOverride>
+    <w:lvlOverride w:ilvl="4">
+      <w:startOverride w:val="2"/>
+    </w:lvlOverride>
+    <w:lvlOverride w:ilvl="5">
+      <w:startOverride w:val="2"/>
+    </w:lvlOverride>
+    <w:lvlOverride w:ilvl="6">
+      <w:startOverride w:val="2"/>
+    </w:lvlOverride>
+    <w:lvlOverride w:ilvl="7">
+      <w:startOverride w:val="2"/>
+    </w:lvlOverride>
+    <w:lvlOverride w:ilvl="8">
+      <w:startOverride w:val="2"/>
+    </w:lvlOverride>
+  </w:num>
+  <w:num w:numId="1056">
+    <w:abstractNumId w:val="991"/>
+  </w:num>
+  <w:num w:numId="1057">
+    <w:abstractNumId w:val="991"/>
+  </w:num>
+  <w:num w:numId="1058">
     <w:abstractNumId w:val="99423"/>
     <w:lvlOverride w:ilvl="0">
       <w:startOverride w:val="3"/>
@@ -13825,10 +16265,10 @@
       <w:startOverride w:val="3"/>
     </w:lvlOverride>
   </w:num>
-  <w:num w:numId="1049">
+  <w:num w:numId="1059">
     <w:abstractNumId w:val="991"/>
   </w:num>
-  <w:num w:numId="1050">
+  <w:num w:numId="1060">
     <w:abstractNumId w:val="99421"/>
     <w:lvlOverride w:ilvl="0">
       <w:startOverride w:val="1"/>
@@ -13858,7 +16298,7 @@
       <w:startOverride w:val="1"/>
     </w:lvlOverride>
   </w:num>
-  <w:num w:numId="1051">
+  <w:num w:numId="1061">
     <w:abstractNumId w:val="99421"/>
     <w:lvlOverride w:ilvl="0">
       <w:startOverride w:val="1"/>
@@ -13888,7 +16328,7 @@
       <w:startOverride w:val="1"/>
     </w:lvlOverride>
   </w:num>
-  <w:num w:numId="1052">
+  <w:num w:numId="1062">
     <w:abstractNumId w:val="99422"/>
     <w:lvlOverride w:ilvl="0">
       <w:startOverride w:val="2"/>
@@ -13916,6 +16356,186 @@
     </w:lvlOverride>
     <w:lvlOverride w:ilvl="8">
       <w:startOverride w:val="2"/>
+    </w:lvlOverride>
+  </w:num>
+  <w:num w:numId="1063">
+    <w:abstractNumId w:val="99411"/>
+    <w:lvlOverride w:ilvl="0">
+      <w:startOverride w:val="1"/>
+    </w:lvlOverride>
+    <w:lvlOverride w:ilvl="1">
+      <w:startOverride w:val="1"/>
+    </w:lvlOverride>
+    <w:lvlOverride w:ilvl="2">
+      <w:startOverride w:val="1"/>
+    </w:lvlOverride>
+    <w:lvlOverride w:ilvl="3">
+      <w:startOverride w:val="1"/>
+    </w:lvlOverride>
+    <w:lvlOverride w:ilvl="4">
+      <w:startOverride w:val="1"/>
+    </w:lvlOverride>
+    <w:lvlOverride w:ilvl="5">
+      <w:startOverride w:val="1"/>
+    </w:lvlOverride>
+    <w:lvlOverride w:ilvl="6">
+      <w:startOverride w:val="1"/>
+    </w:lvlOverride>
+    <w:lvlOverride w:ilvl="7">
+      <w:startOverride w:val="1"/>
+    </w:lvlOverride>
+    <w:lvlOverride w:ilvl="8">
+      <w:startOverride w:val="1"/>
+    </w:lvlOverride>
+  </w:num>
+  <w:num w:numId="1064">
+    <w:abstractNumId w:val="99411"/>
+    <w:lvlOverride w:ilvl="0">
+      <w:startOverride w:val="1"/>
+    </w:lvlOverride>
+    <w:lvlOverride w:ilvl="1">
+      <w:startOverride w:val="1"/>
+    </w:lvlOverride>
+    <w:lvlOverride w:ilvl="2">
+      <w:startOverride w:val="1"/>
+    </w:lvlOverride>
+    <w:lvlOverride w:ilvl="3">
+      <w:startOverride w:val="1"/>
+    </w:lvlOverride>
+    <w:lvlOverride w:ilvl="4">
+      <w:startOverride w:val="1"/>
+    </w:lvlOverride>
+    <w:lvlOverride w:ilvl="5">
+      <w:startOverride w:val="1"/>
+    </w:lvlOverride>
+    <w:lvlOverride w:ilvl="6">
+      <w:startOverride w:val="1"/>
+    </w:lvlOverride>
+    <w:lvlOverride w:ilvl="7">
+      <w:startOverride w:val="1"/>
+    </w:lvlOverride>
+    <w:lvlOverride w:ilvl="8">
+      <w:startOverride w:val="1"/>
+    </w:lvlOverride>
+  </w:num>
+  <w:num w:numId="1065">
+    <w:abstractNumId w:val="99412"/>
+    <w:lvlOverride w:ilvl="0">
+      <w:startOverride w:val="2"/>
+    </w:lvlOverride>
+    <w:lvlOverride w:ilvl="1">
+      <w:startOverride w:val="2"/>
+    </w:lvlOverride>
+    <w:lvlOverride w:ilvl="2">
+      <w:startOverride w:val="2"/>
+    </w:lvlOverride>
+    <w:lvlOverride w:ilvl="3">
+      <w:startOverride w:val="2"/>
+    </w:lvlOverride>
+    <w:lvlOverride w:ilvl="4">
+      <w:startOverride w:val="2"/>
+    </w:lvlOverride>
+    <w:lvlOverride w:ilvl="5">
+      <w:startOverride w:val="2"/>
+    </w:lvlOverride>
+    <w:lvlOverride w:ilvl="6">
+      <w:startOverride w:val="2"/>
+    </w:lvlOverride>
+    <w:lvlOverride w:ilvl="7">
+      <w:startOverride w:val="2"/>
+    </w:lvlOverride>
+    <w:lvlOverride w:ilvl="8">
+      <w:startOverride w:val="2"/>
+    </w:lvlOverride>
+  </w:num>
+  <w:num w:numId="1066">
+    <w:abstractNumId w:val="99413"/>
+    <w:lvlOverride w:ilvl="0">
+      <w:startOverride w:val="3"/>
+    </w:lvlOverride>
+    <w:lvlOverride w:ilvl="1">
+      <w:startOverride w:val="3"/>
+    </w:lvlOverride>
+    <w:lvlOverride w:ilvl="2">
+      <w:startOverride w:val="3"/>
+    </w:lvlOverride>
+    <w:lvlOverride w:ilvl="3">
+      <w:startOverride w:val="3"/>
+    </w:lvlOverride>
+    <w:lvlOverride w:ilvl="4">
+      <w:startOverride w:val="3"/>
+    </w:lvlOverride>
+    <w:lvlOverride w:ilvl="5">
+      <w:startOverride w:val="3"/>
+    </w:lvlOverride>
+    <w:lvlOverride w:ilvl="6">
+      <w:startOverride w:val="3"/>
+    </w:lvlOverride>
+    <w:lvlOverride w:ilvl="7">
+      <w:startOverride w:val="3"/>
+    </w:lvlOverride>
+    <w:lvlOverride w:ilvl="8">
+      <w:startOverride w:val="3"/>
+    </w:lvlOverride>
+  </w:num>
+  <w:num w:numId="1067">
+    <w:abstractNumId w:val="99414"/>
+    <w:lvlOverride w:ilvl="0">
+      <w:startOverride w:val="4"/>
+    </w:lvlOverride>
+    <w:lvlOverride w:ilvl="1">
+      <w:startOverride w:val="4"/>
+    </w:lvlOverride>
+    <w:lvlOverride w:ilvl="2">
+      <w:startOverride w:val="4"/>
+    </w:lvlOverride>
+    <w:lvlOverride w:ilvl="3">
+      <w:startOverride w:val="4"/>
+    </w:lvlOverride>
+    <w:lvlOverride w:ilvl="4">
+      <w:startOverride w:val="4"/>
+    </w:lvlOverride>
+    <w:lvlOverride w:ilvl="5">
+      <w:startOverride w:val="4"/>
+    </w:lvlOverride>
+    <w:lvlOverride w:ilvl="6">
+      <w:startOverride w:val="4"/>
+    </w:lvlOverride>
+    <w:lvlOverride w:ilvl="7">
+      <w:startOverride w:val="4"/>
+    </w:lvlOverride>
+    <w:lvlOverride w:ilvl="8">
+      <w:startOverride w:val="4"/>
+    </w:lvlOverride>
+  </w:num>
+  <w:num w:numId="1068">
+    <w:abstractNumId w:val="99415"/>
+    <w:lvlOverride w:ilvl="0">
+      <w:startOverride w:val="5"/>
+    </w:lvlOverride>
+    <w:lvlOverride w:ilvl="1">
+      <w:startOverride w:val="5"/>
+    </w:lvlOverride>
+    <w:lvlOverride w:ilvl="2">
+      <w:startOverride w:val="5"/>
+    </w:lvlOverride>
+    <w:lvlOverride w:ilvl="3">
+      <w:startOverride w:val="5"/>
+    </w:lvlOverride>
+    <w:lvlOverride w:ilvl="4">
+      <w:startOverride w:val="5"/>
+    </w:lvlOverride>
+    <w:lvlOverride w:ilvl="5">
+      <w:startOverride w:val="5"/>
+    </w:lvlOverride>
+    <w:lvlOverride w:ilvl="6">
+      <w:startOverride w:val="5"/>
+    </w:lvlOverride>
+    <w:lvlOverride w:ilvl="7">
+      <w:startOverride w:val="5"/>
+    </w:lvlOverride>
+    <w:lvlOverride w:ilvl="8">
+      <w:startOverride w:val="5"/>
     </w:lvlOverride>
   </w:num>
 </w:numbering>

--- a/docs/daseh_guide.docx
+++ b/docs/daseh_guide.docx
@@ -11187,17 +11187,29 @@
       <w:r>
         <w:t xml:space="preserve">In this chapter we will discuss how to:</w:t>
       </w:r>
-      <w:r>
-        <w:t xml:space="preserve"> </w:t>
-      </w:r>
-      <w:r>
-        <w:t xml:space="preserve">- Plan a short course like daseh</w:t>
-      </w:r>
-      <w:r>
-        <w:t xml:space="preserve"> </w:t>
-      </w:r>
-      <w:r>
-        <w:t xml:space="preserve">- List tips for running a codeathon</w:t>
+    </w:p>
+    <w:p>
+      <w:pPr>
+        <w:numPr>
+          <w:ilvl w:val="0"/>
+          <w:numId w:val="1063"/>
+        </w:numPr>
+        <w:pStyle w:val="Compact"/>
+      </w:pPr>
+      <w:r>
+        <w:t xml:space="preserve">Plan the logistics for an academic or shortcourse using DaSEH materials</w:t>
+      </w:r>
+    </w:p>
+    <w:p>
+      <w:pPr>
+        <w:numPr>
+          <w:ilvl w:val="0"/>
+          <w:numId w:val="1063"/>
+        </w:numPr>
+        <w:pStyle w:val="Compact"/>
+      </w:pPr>
+      <w:r>
+        <w:t xml:space="preserve">List tips for running a DaSEH program</w:t>
       </w:r>
     </w:p>
     <w:bookmarkEnd w:id="263"/>
@@ -11359,68 +11371,11 @@
       <w:pPr>
         <w:numPr>
           <w:ilvl w:val="0"/>
-          <w:numId w:val="1063"/>
+          <w:numId w:val="1064"/>
         </w:numPr>
       </w:pPr>
       <w:r>
         <w:t xml:space="preserve">Make sure the space that has adequate WIFI that you can make accessible to the participants.</w:t>
-      </w:r>
-    </w:p>
-    <w:p>
-      <w:pPr>
-        <w:numPr>
-          <w:ilvl w:val="0"/>
-          <w:numId w:val="1063"/>
-        </w:numPr>
-      </w:pPr>
-      <w:r>
-        <w:t xml:space="preserve">Make sure there are tabletops available for participants to place their laptops - or perhaps use a computer lab that has designated computers.</w:t>
-      </w:r>
-    </w:p>
-    <w:p>
-      <w:pPr>
-        <w:numPr>
-          <w:ilvl w:val="0"/>
-          <w:numId w:val="1063"/>
-        </w:numPr>
-      </w:pPr>
-      <w:r>
-        <w:t xml:space="preserve">Make sure there are enough outlets in the room or a plan for extension cords that will allow for learners to plug in their laptops.</w:t>
-      </w:r>
-    </w:p>
-    <w:bookmarkEnd w:id="268"/>
-    <w:bookmarkStart w:id="274" w:name="virtual-set-up-considerations"/>
-    <w:p>
-      <w:pPr>
-        <w:pStyle w:val="Heading3"/>
-      </w:pPr>
-      <w:r>
-        <w:rPr>
-          <w:rStyle w:val="SectionNumber"/>
-        </w:rPr>
-        <w:t xml:space="preserve">5.3.3</w:t>
-      </w:r>
-      <w:r>
-        <w:tab/>
-      </w:r>
-      <w:r>
-        <w:t xml:space="preserve">Virtual Set Up Considerations</w:t>
-      </w:r>
-    </w:p>
-    <w:p>
-      <w:pPr>
-        <w:pStyle w:val="FirstParagraph"/>
-      </w:pPr>
-      <w:r>
-        <w:t xml:space="preserve">We personally like Zoom for teaching, but other virtual options could also work.</w:t>
-      </w:r>
-    </w:p>
-    <w:p>
-      <w:pPr>
-        <w:pStyle w:val="BodyText"/>
-      </w:pPr>
-      <w:r>
-        <w:t xml:space="preserve">If using Zoom or another platform, consider the following:</w:t>
       </w:r>
     </w:p>
     <w:p>
@@ -11428,6 +11383,63 @@
         <w:numPr>
           <w:ilvl w:val="0"/>
           <w:numId w:val="1064"/>
+        </w:numPr>
+      </w:pPr>
+      <w:r>
+        <w:t xml:space="preserve">Make sure there are tabletops available for participants to place their laptops - or perhaps use a computer lab that has designated computers.</w:t>
+      </w:r>
+    </w:p>
+    <w:p>
+      <w:pPr>
+        <w:numPr>
+          <w:ilvl w:val="0"/>
+          <w:numId w:val="1064"/>
+        </w:numPr>
+      </w:pPr>
+      <w:r>
+        <w:t xml:space="preserve">Make sure there are enough outlets in the room or a plan for extension cords that will allow for learners to plug in their laptops.</w:t>
+      </w:r>
+    </w:p>
+    <w:bookmarkEnd w:id="268"/>
+    <w:bookmarkStart w:id="274" w:name="virtual-set-up-considerations"/>
+    <w:p>
+      <w:pPr>
+        <w:pStyle w:val="Heading3"/>
+      </w:pPr>
+      <w:r>
+        <w:rPr>
+          <w:rStyle w:val="SectionNumber"/>
+        </w:rPr>
+        <w:t xml:space="preserve">5.3.3</w:t>
+      </w:r>
+      <w:r>
+        <w:tab/>
+      </w:r>
+      <w:r>
+        <w:t xml:space="preserve">Virtual Set Up Considerations</w:t>
+      </w:r>
+    </w:p>
+    <w:p>
+      <w:pPr>
+        <w:pStyle w:val="FirstParagraph"/>
+      </w:pPr>
+      <w:r>
+        <w:t xml:space="preserve">We personally like Zoom for teaching, but other virtual options could also work.</w:t>
+      </w:r>
+    </w:p>
+    <w:p>
+      <w:pPr>
+        <w:pStyle w:val="BodyText"/>
+      </w:pPr>
+      <w:r>
+        <w:t xml:space="preserve">If using Zoom or another platform, consider the following:</w:t>
+      </w:r>
+    </w:p>
+    <w:p>
+      <w:pPr>
+        <w:numPr>
+          <w:ilvl w:val="0"/>
+          <w:numId w:val="1065"/>
         </w:numPr>
         <w:pStyle w:val="Compact"/>
       </w:pPr>
@@ -11464,32 +11476,12 @@
       <w:pPr>
         <w:numPr>
           <w:ilvl w:val="0"/>
-          <w:numId w:val="1065"/>
-        </w:numPr>
-        <w:pStyle w:val="Compact"/>
-      </w:pPr>
-      <w:r>
-        <w:t xml:space="preserve">Use adequate security measures so that uninvited guests do not join your virtual space.</w:t>
-      </w:r>
-    </w:p>
-    <w:p>
-      <w:pPr>
-        <w:pStyle w:val="FirstParagraph"/>
-      </w:pPr>
-      <w:r>
-        <w:t xml:space="preserve">Not sharing your link publicly can be especially effective, but you may also want to use a password, if you do so, ensure that learners know where to find the password.</w:t>
-      </w:r>
-    </w:p>
-    <w:p>
-      <w:pPr>
-        <w:numPr>
-          <w:ilvl w:val="0"/>
           <w:numId w:val="1066"/>
         </w:numPr>
         <w:pStyle w:val="Compact"/>
       </w:pPr>
       <w:r>
-        <w:t xml:space="preserve">Set up settings ahead of time if possible</w:t>
+        <w:t xml:space="preserve">Use adequate security measures so that uninvited guests do not join your virtual space.</w:t>
       </w:r>
     </w:p>
     <w:p>
@@ -11497,7 +11489,7 @@
         <w:pStyle w:val="FirstParagraph"/>
       </w:pPr>
       <w:r>
-        <w:t xml:space="preserve">Zoom allows you to set up settings like automatic recordings ahead of time.</w:t>
+        <w:t xml:space="preserve">Not sharing your link publicly can be especially effective, but you may also want to use a password, if you do so, ensure that learners know where to find the password.</w:t>
       </w:r>
     </w:p>
     <w:p>
@@ -11505,6 +11497,26 @@
         <w:numPr>
           <w:ilvl w:val="0"/>
           <w:numId w:val="1067"/>
+        </w:numPr>
+        <w:pStyle w:val="Compact"/>
+      </w:pPr>
+      <w:r>
+        <w:t xml:space="preserve">Set up settings ahead of time if possible</w:t>
+      </w:r>
+    </w:p>
+    <w:p>
+      <w:pPr>
+        <w:pStyle w:val="FirstParagraph"/>
+      </w:pPr>
+      <w:r>
+        <w:t xml:space="preserve">Zoom allows you to set up settings like automatic recordings ahead of time.</w:t>
+      </w:r>
+    </w:p>
+    <w:p>
+      <w:pPr>
+        <w:numPr>
+          <w:ilvl w:val="0"/>
+          <w:numId w:val="1068"/>
         </w:numPr>
         <w:pStyle w:val="Compact"/>
       </w:pPr>
@@ -11586,7 +11598,7 @@
       <w:pPr>
         <w:numPr>
           <w:ilvl w:val="0"/>
-          <w:numId w:val="1068"/>
+          <w:numId w:val="1069"/>
         </w:numPr>
         <w:pStyle w:val="Compact"/>
       </w:pPr>
@@ -16359,34 +16371,7 @@
     </w:lvlOverride>
   </w:num>
   <w:num w:numId="1063">
-    <w:abstractNumId w:val="99411"/>
-    <w:lvlOverride w:ilvl="0">
-      <w:startOverride w:val="1"/>
-    </w:lvlOverride>
-    <w:lvlOverride w:ilvl="1">
-      <w:startOverride w:val="1"/>
-    </w:lvlOverride>
-    <w:lvlOverride w:ilvl="2">
-      <w:startOverride w:val="1"/>
-    </w:lvlOverride>
-    <w:lvlOverride w:ilvl="3">
-      <w:startOverride w:val="1"/>
-    </w:lvlOverride>
-    <w:lvlOverride w:ilvl="4">
-      <w:startOverride w:val="1"/>
-    </w:lvlOverride>
-    <w:lvlOverride w:ilvl="5">
-      <w:startOverride w:val="1"/>
-    </w:lvlOverride>
-    <w:lvlOverride w:ilvl="6">
-      <w:startOverride w:val="1"/>
-    </w:lvlOverride>
-    <w:lvlOverride w:ilvl="7">
-      <w:startOverride w:val="1"/>
-    </w:lvlOverride>
-    <w:lvlOverride w:ilvl="8">
-      <w:startOverride w:val="1"/>
-    </w:lvlOverride>
+    <w:abstractNumId w:val="991"/>
   </w:num>
   <w:num w:numId="1064">
     <w:abstractNumId w:val="99411"/>
@@ -16419,6 +16404,36 @@
     </w:lvlOverride>
   </w:num>
   <w:num w:numId="1065">
+    <w:abstractNumId w:val="99411"/>
+    <w:lvlOverride w:ilvl="0">
+      <w:startOverride w:val="1"/>
+    </w:lvlOverride>
+    <w:lvlOverride w:ilvl="1">
+      <w:startOverride w:val="1"/>
+    </w:lvlOverride>
+    <w:lvlOverride w:ilvl="2">
+      <w:startOverride w:val="1"/>
+    </w:lvlOverride>
+    <w:lvlOverride w:ilvl="3">
+      <w:startOverride w:val="1"/>
+    </w:lvlOverride>
+    <w:lvlOverride w:ilvl="4">
+      <w:startOverride w:val="1"/>
+    </w:lvlOverride>
+    <w:lvlOverride w:ilvl="5">
+      <w:startOverride w:val="1"/>
+    </w:lvlOverride>
+    <w:lvlOverride w:ilvl="6">
+      <w:startOverride w:val="1"/>
+    </w:lvlOverride>
+    <w:lvlOverride w:ilvl="7">
+      <w:startOverride w:val="1"/>
+    </w:lvlOverride>
+    <w:lvlOverride w:ilvl="8">
+      <w:startOverride w:val="1"/>
+    </w:lvlOverride>
+  </w:num>
+  <w:num w:numId="1066">
     <w:abstractNumId w:val="99412"/>
     <w:lvlOverride w:ilvl="0">
       <w:startOverride w:val="2"/>
@@ -16448,7 +16463,7 @@
       <w:startOverride w:val="2"/>
     </w:lvlOverride>
   </w:num>
-  <w:num w:numId="1066">
+  <w:num w:numId="1067">
     <w:abstractNumId w:val="99413"/>
     <w:lvlOverride w:ilvl="0">
       <w:startOverride w:val="3"/>
@@ -16478,7 +16493,7 @@
       <w:startOverride w:val="3"/>
     </w:lvlOverride>
   </w:num>
-  <w:num w:numId="1067">
+  <w:num w:numId="1068">
     <w:abstractNumId w:val="99414"/>
     <w:lvlOverride w:ilvl="0">
       <w:startOverride w:val="4"/>
@@ -16508,7 +16523,7 @@
       <w:startOverride w:val="4"/>
     </w:lvlOverride>
   </w:num>
-  <w:num w:numId="1068">
+  <w:num w:numId="1069">
     <w:abstractNumId w:val="99415"/>
     <w:lvlOverride w:ilvl="0">
       <w:startOverride w:val="5"/>

--- a/docs/daseh_guide.docx
+++ b/docs/daseh_guide.docx
@@ -12863,7 +12863,7 @@
         <w:rPr>
           <w:rStyle w:val="VerbatimChar"/>
         </w:rPr>
-        <w:t xml:space="preserve">##  date     2026-04-03</w:t>
+        <w:t xml:space="preserve">##  date     2026-04-08</w:t>
       </w:r>
       <w:r>
         <w:br/>

--- a/docs/daseh_guide.docx
+++ b/docs/daseh_guide.docx
@@ -5591,7 +5591,7 @@
     <w:bookmarkEnd w:id="183"/>
     <w:bookmarkEnd w:id="184"/>
     <w:bookmarkEnd w:id="185"/>
-    <w:bookmarkStart w:id="216" w:name="using-daseh-materials"/>
+    <w:bookmarkStart w:id="224" w:name="using-daseh-materials"/>
     <w:p>
       <w:pPr>
         <w:pStyle w:val="Heading1"/>
@@ -6023,7 +6023,7 @@
     </w:p>
     <w:bookmarkEnd w:id="191"/>
     <w:bookmarkEnd w:id="192"/>
-    <w:bookmarkStart w:id="202" w:name="daseh-in-the-classroom"/>
+    <w:bookmarkStart w:id="210" w:name="daseh-in-the-classroom"/>
     <w:p>
       <w:pPr>
         <w:pStyle w:val="Heading2"/>
@@ -6049,7 +6049,7 @@
         <w:t xml:space="preserve">The DaSEH materials are structured in a modular manner to support both partial and full use of our materials. Educators are also free to use the DaSEH data by itself.</w:t>
       </w:r>
     </w:p>
-    <w:bookmarkStart w:id="194" w:name="teaching-the-full-set-of-materials"/>
+    <w:bookmarkStart w:id="202" w:name="teaching-the-full-set-of-materials"/>
     <w:p>
       <w:pPr>
         <w:pStyle w:val="Heading3"/>
@@ -6111,7 +6111,7 @@
         <w:t xml:space="preserve">Assign students to extend analysis beyond what is shown in our lecture or lab materials to dive deeper or provide more homework</w:t>
       </w:r>
     </w:p>
-    <w:bookmarkStart w:id="193" w:name="duration"/>
+    <w:bookmarkStart w:id="201" w:name="duration"/>
     <w:p>
       <w:pPr>
         <w:pStyle w:val="Heading4"/>
@@ -6134,554 +6134,68 @@
         <w:pStyle w:val="FirstParagraph"/>
       </w:pPr>
       <w:r>
-        <w:t xml:space="preserve">DaSEH was designed to fit the duration of an intensive two week short course for 3.5 hours a day for roughly 32 hours of instruction time. However, the materials could also be spread out to fit a semester 16 week long course.</w:t>
-      </w:r>
-    </w:p>
-    <w:bookmarkEnd w:id="193"/>
-    <w:bookmarkEnd w:id="194"/>
-    <w:bookmarkStart w:id="195" w:name="teaching-part-of-the-daseh-materials"/>
-    <w:p>
-      <w:pPr>
-        <w:pStyle w:val="Heading3"/>
-      </w:pPr>
-      <w:r>
-        <w:rPr>
-          <w:rStyle w:val="SectionNumber"/>
-        </w:rPr>
-        <w:t xml:space="preserve">3.2.2</w:t>
-      </w:r>
-      <w:r>
-        <w:tab/>
-      </w:r>
-      <w:r>
-        <w:t xml:space="preserve">Teaching Part of the DaSEH Materials</w:t>
-      </w:r>
-    </w:p>
-    <w:p>
-      <w:pPr>
-        <w:pStyle w:val="FirstParagraph"/>
-      </w:pPr>
-      <w:r>
-        <w:t xml:space="preserve">Some educators may find that only certain modules are relevant to their course learning objectives. Each provides information about how to access the appropriate data. Note that you may have to add some introduction to explain any functions that were explained in a previous module.</w:t>
-      </w:r>
-    </w:p>
-    <w:p>
-      <w:pPr>
-        <w:numPr>
-          <w:ilvl w:val="0"/>
-          <w:numId w:val="1044"/>
-        </w:numPr>
-      </w:pPr>
-      <w:r>
-        <w:t xml:space="preserve">For a data visualization course, the following modules could be useful:</w:t>
-      </w:r>
-    </w:p>
-    <w:p>
-      <w:pPr>
-        <w:numPr>
-          <w:ilvl w:val="1"/>
-          <w:numId w:val="1045"/>
-        </w:numPr>
-        <w:pStyle w:val="Compact"/>
-      </w:pPr>
-      <w:r>
-        <w:t xml:space="preserve">Basic R (only if students don’t have familiarity with R)</w:t>
-      </w:r>
-    </w:p>
-    <w:p>
-      <w:pPr>
-        <w:numPr>
-          <w:ilvl w:val="1"/>
-          <w:numId w:val="1045"/>
-        </w:numPr>
-        <w:pStyle w:val="Compact"/>
-      </w:pPr>
-      <w:r>
-        <w:t xml:space="preserve">RStudio (only if students don’t have familiarity with R)</w:t>
-      </w:r>
-    </w:p>
-    <w:p>
-      <w:pPr>
-        <w:numPr>
-          <w:ilvl w:val="1"/>
-          <w:numId w:val="1045"/>
-        </w:numPr>
-        <w:pStyle w:val="Compact"/>
-      </w:pPr>
-      <w:r>
-        <w:t xml:space="preserve">Manipulating Data in R (to convert data from wide to long format to facilitate data visualization)</w:t>
-      </w:r>
-    </w:p>
-    <w:p>
-      <w:pPr>
-        <w:numPr>
-          <w:ilvl w:val="1"/>
-          <w:numId w:val="1045"/>
-        </w:numPr>
-        <w:pStyle w:val="Compact"/>
-      </w:pPr>
-      <w:r>
-        <w:t xml:space="preserve">Intro to Data Visualization</w:t>
-      </w:r>
-    </w:p>
-    <w:p>
-      <w:pPr>
-        <w:numPr>
-          <w:ilvl w:val="1"/>
-          <w:numId w:val="1045"/>
-        </w:numPr>
-        <w:pStyle w:val="Compact"/>
-      </w:pPr>
-      <w:r>
-        <w:t xml:space="preserve">Data Visualization</w:t>
-      </w:r>
-    </w:p>
-    <w:p>
-      <w:pPr>
-        <w:numPr>
-          <w:ilvl w:val="1"/>
-          <w:numId w:val="1045"/>
-        </w:numPr>
-        <w:pStyle w:val="Compact"/>
-      </w:pPr>
-      <w:r>
-        <w:t xml:space="preserve">Factors</w:t>
-      </w:r>
-    </w:p>
-    <w:p>
-      <w:pPr>
-        <w:numPr>
-          <w:ilvl w:val="0"/>
-          <w:numId w:val="1044"/>
-        </w:numPr>
-      </w:pPr>
-      <w:r>
-        <w:t xml:space="preserve">For a data wrangling course, the following modules could be useful:</w:t>
-      </w:r>
-    </w:p>
-    <w:p>
-      <w:pPr>
-        <w:numPr>
-          <w:ilvl w:val="1"/>
-          <w:numId w:val="1046"/>
-        </w:numPr>
-        <w:pStyle w:val="Compact"/>
-      </w:pPr>
-      <w:r>
-        <w:t xml:space="preserve">Basic R</w:t>
-      </w:r>
-    </w:p>
-    <w:p>
-      <w:pPr>
-        <w:numPr>
-          <w:ilvl w:val="1"/>
-          <w:numId w:val="1046"/>
-        </w:numPr>
-        <w:pStyle w:val="Compact"/>
-      </w:pPr>
-      <w:r>
-        <w:t xml:space="preserve">RStudio (only if students don’t have familiarity with R)</w:t>
-      </w:r>
-    </w:p>
-    <w:p>
-      <w:pPr>
-        <w:numPr>
-          <w:ilvl w:val="1"/>
-          <w:numId w:val="1046"/>
-        </w:numPr>
-        <w:pStyle w:val="Compact"/>
-      </w:pPr>
-      <w:r>
-        <w:t xml:space="preserve">Subsetting Data in R</w:t>
-      </w:r>
-    </w:p>
-    <w:p>
-      <w:pPr>
-        <w:numPr>
-          <w:ilvl w:val="1"/>
-          <w:numId w:val="1046"/>
-        </w:numPr>
-        <w:pStyle w:val="Compact"/>
-      </w:pPr>
-      <w:r>
-        <w:t xml:space="preserve">Data Classes</w:t>
-      </w:r>
-    </w:p>
-    <w:p>
-      <w:pPr>
-        <w:numPr>
-          <w:ilvl w:val="1"/>
-          <w:numId w:val="1046"/>
-        </w:numPr>
-        <w:pStyle w:val="Compact"/>
-      </w:pPr>
-      <w:r>
-        <w:t xml:space="preserve">Data Cleaning</w:t>
-      </w:r>
-    </w:p>
-    <w:p>
-      <w:pPr>
-        <w:numPr>
-          <w:ilvl w:val="1"/>
-          <w:numId w:val="1046"/>
-        </w:numPr>
-        <w:pStyle w:val="Compact"/>
-      </w:pPr>
-      <w:r>
-        <w:t xml:space="preserve">Manipulating Data in R</w:t>
-      </w:r>
-    </w:p>
-    <w:p>
-      <w:pPr>
-        <w:numPr>
-          <w:ilvl w:val="1"/>
-          <w:numId w:val="1046"/>
-        </w:numPr>
-        <w:pStyle w:val="Compact"/>
-      </w:pPr>
-      <w:r>
-        <w:t xml:space="preserve">Factors</w:t>
-      </w:r>
-    </w:p>
-    <w:p>
-      <w:pPr>
-        <w:numPr>
-          <w:ilvl w:val="0"/>
-          <w:numId w:val="1044"/>
-        </w:numPr>
-      </w:pPr>
-      <w:r>
-        <w:t xml:space="preserve">For a reproducibility course the following modules could be useful:</w:t>
-      </w:r>
-    </w:p>
-    <w:p>
-      <w:pPr>
-        <w:numPr>
-          <w:ilvl w:val="1"/>
-          <w:numId w:val="1047"/>
-        </w:numPr>
-        <w:pStyle w:val="Compact"/>
-      </w:pPr>
-      <w:r>
-        <w:t xml:space="preserve">Reproducibility</w:t>
-      </w:r>
-    </w:p>
-    <w:p>
-      <w:pPr>
-        <w:numPr>
-          <w:ilvl w:val="1"/>
-          <w:numId w:val="1047"/>
-        </w:numPr>
-        <w:pStyle w:val="Compact"/>
-      </w:pPr>
-      <w:r>
-        <w:t xml:space="preserve">Data Input</w:t>
-      </w:r>
-    </w:p>
-    <w:p>
-      <w:pPr>
-        <w:numPr>
-          <w:ilvl w:val="1"/>
-          <w:numId w:val="1047"/>
-        </w:numPr>
-        <w:pStyle w:val="Compact"/>
-      </w:pPr>
-      <w:r>
-        <w:t xml:space="preserve">Data Output</w:t>
-      </w:r>
-    </w:p>
-    <w:p>
-      <w:pPr>
-        <w:numPr>
-          <w:ilvl w:val="1"/>
-          <w:numId w:val="1047"/>
-        </w:numPr>
-        <w:pStyle w:val="Compact"/>
-      </w:pPr>
-      <w:r>
-        <w:t xml:space="preserve">Functions</w:t>
-      </w:r>
-    </w:p>
-    <w:p>
-      <w:pPr>
-        <w:numPr>
-          <w:ilvl w:val="0"/>
-          <w:numId w:val="1044"/>
-        </w:numPr>
-      </w:pPr>
-      <w:r>
-        <w:t xml:space="preserve">For a data ethics course the following materials could be useful:</w:t>
-      </w:r>
-    </w:p>
-    <w:p>
-      <w:pPr>
-        <w:numPr>
-          <w:ilvl w:val="1"/>
-          <w:numId w:val="1048"/>
-        </w:numPr>
-        <w:pStyle w:val="Compact"/>
-      </w:pPr>
-      <w:r>
-        <w:t xml:space="preserve">Reproducibility</w:t>
-      </w:r>
-    </w:p>
-    <w:p>
-      <w:pPr>
-        <w:numPr>
-          <w:ilvl w:val="1"/>
-          <w:numId w:val="1048"/>
-        </w:numPr>
-        <w:pStyle w:val="Compact"/>
-      </w:pPr>
-      <w:r>
-        <w:t xml:space="preserve">Version Control (from the codeathon materials)</w:t>
-      </w:r>
-    </w:p>
-    <w:p>
-      <w:pPr>
-        <w:numPr>
-          <w:ilvl w:val="1"/>
-          <w:numId w:val="1048"/>
-        </w:numPr>
-        <w:pStyle w:val="Compact"/>
-      </w:pPr>
-      <w:r>
-        <w:t xml:space="preserve">Data ethics (from the codeathon materials)</w:t>
-      </w:r>
-    </w:p>
-    <w:p>
-      <w:pPr>
-        <w:pStyle w:val="FirstParagraph"/>
-      </w:pPr>
-    </w:p>
-    <w:bookmarkEnd w:id="195"/>
-    <w:bookmarkStart w:id="201" w:name="teaching-with-daseh-data-only"/>
-    <w:p>
-      <w:pPr>
-        <w:pStyle w:val="Heading3"/>
-      </w:pPr>
-      <w:r>
-        <w:rPr>
-          <w:rStyle w:val="SectionNumber"/>
-        </w:rPr>
-        <w:t xml:space="preserve">3.2.3</w:t>
-      </w:r>
-      <w:r>
-        <w:tab/>
-      </w:r>
-      <w:r>
-        <w:t xml:space="preserve">Teaching With DaSEH Data Only</w:t>
-      </w:r>
-    </w:p>
-    <w:p>
-      <w:pPr>
-        <w:pStyle w:val="FirstParagraph"/>
-      </w:pPr>
-      <w:r>
-        <w:t xml:space="preserve">Educators can use the data available with the DaSEH without using the DaSEH materials as a whole. The data is available on GitHub in the</w:t>
-      </w:r>
-      <w:r>
-        <w:t xml:space="preserve"> </w:t>
-      </w:r>
-      <w:hyperlink r:id="rId178">
-        <w:r>
-          <w:rPr>
-            <w:rStyle w:val="Hyperlink"/>
-          </w:rPr>
-          <w:t xml:space="preserve">data directory</w:t>
-        </w:r>
-      </w:hyperlink>
-      <w:r>
-        <w:t xml:space="preserve">. See the</w:t>
-      </w:r>
-      <w:r>
-        <w:t xml:space="preserve"> </w:t>
-      </w:r>
+        <w:t xml:space="preserve">DaSEH was designed to fit the duration of an intensive two week short course for 3.5 hours a day for roughly 32 hours of instruction time. However, the materials could also be spread out to fit an 8 week or 16 week long course.</w:t>
+      </w:r>
+    </w:p>
+    <w:p>
+      <w:pPr>
+        <w:pStyle w:val="BodyText"/>
+      </w:pPr>
+      <w:r>
+        <w:drawing>
+          <wp:inline>
+            <wp:extent cx="5334000" cy="3000375"/>
+            <wp:effectExtent b="0" l="0" r="0" t="0"/>
+            <wp:docPr descr="" title="" id="194" name="Picture"/>
+            <a:graphic>
+              <a:graphicData uri="http://schemas.openxmlformats.org/drawingml/2006/picture">
+                <pic:pic>
+                  <pic:nvPicPr>
+                    <pic:cNvPr descr="03-daseh_use_files/figure-docx//1vCiMPvvsdwQjiMWjf0YuSpTkG0DGXsy1614cRiFc7ns_g3d507fbfd91_0_0.png" id="195" name="Picture"/>
+                    <pic:cNvPicPr>
+                      <a:picLocks noChangeArrowheads="1" noChangeAspect="1"/>
+                    </pic:cNvPicPr>
+                  </pic:nvPicPr>
+                  <pic:blipFill>
+                    <a:blip r:embed="rId193"/>
+                    <a:stretch>
+                      <a:fillRect/>
+                    </a:stretch>
+                  </pic:blipFill>
+                  <pic:spPr bwMode="auto">
+                    <a:xfrm>
+                      <a:off x="0" y="0"/>
+                      <a:ext cx="5334000" cy="3000375"/>
+                    </a:xfrm>
+                    <a:prstGeom prst="rect">
+                      <a:avLst/>
+                    </a:prstGeom>
+                    <a:noFill/>
+                    <a:ln w="9525">
+                      <a:noFill/>
+                      <a:headEnd/>
+                      <a:tailEnd/>
+                    </a:ln>
+                  </pic:spPr>
+                </pic:pic>
+              </a:graphicData>
+            </a:graphic>
+          </wp:inline>
+        </w:drawing>
+      </w:r>
+    </w:p>
+    <w:p>
+      <w:pPr>
+        <w:pStyle w:val="BodyText"/>
+      </w:pPr>
       <w:hyperlink r:id="rId196">
         <w:r>
           <w:rPr>
             <w:rStyle w:val="Hyperlink"/>
           </w:rPr>
-          <w:t xml:space="preserve">data section</w:t>
+          <w:t xml:space="preserve">See the slide directly.</w:t>
         </w:r>
       </w:hyperlink>
-      <w:r>
-        <w:t xml:space="preserve"> </w:t>
-      </w:r>
-      <w:r>
-        <w:t xml:space="preserve">of the infrastructure chapter for more information about how to access the data.</w:t>
-      </w:r>
-    </w:p>
-    <w:p>
-      <w:pPr>
-        <w:pStyle w:val="BodyText"/>
-      </w:pPr>
-      <w:r>
-        <w:t xml:space="preserve">The data can also be accessed in R by updating the path of daseh.org/data/ with the name of the data file in the URL like the following examples:</w:t>
-      </w:r>
-    </w:p>
-    <w:p>
-      <w:pPr>
-        <w:pStyle w:val="SourceCode"/>
-      </w:pPr>
-      <w:r>
-        <w:rPr>
-          <w:rStyle w:val="FunctionTok"/>
-        </w:rPr>
-        <w:t xml:space="preserve">library</w:t>
-      </w:r>
-      <w:r>
-        <w:rPr>
-          <w:rStyle w:val="NormalTok"/>
-        </w:rPr>
-        <w:t xml:space="preserve">(readr)</w:t>
-      </w:r>
-      <w:r>
-        <w:br/>
-      </w:r>
-      <w:r>
-        <w:rPr>
-          <w:rStyle w:val="NormalTok"/>
-        </w:rPr>
-        <w:t xml:space="preserve">er </w:t>
-      </w:r>
-      <w:r>
-        <w:rPr>
-          <w:rStyle w:val="OtherTok"/>
-        </w:rPr>
-        <w:t xml:space="preserve">&lt;-</w:t>
-      </w:r>
-      <w:r>
-        <w:rPr>
-          <w:rStyle w:val="NormalTok"/>
-        </w:rPr>
-        <w:t xml:space="preserve"> </w:t>
-      </w:r>
-      <w:r>
-        <w:br/>
-      </w:r>
-      <w:r>
-        <w:rPr>
-          <w:rStyle w:val="NormalTok"/>
-        </w:rPr>
-        <w:t xml:space="preserve">  </w:t>
-      </w:r>
-      <w:r>
-        <w:rPr>
-          <w:rStyle w:val="FunctionTok"/>
-        </w:rPr>
-        <w:t xml:space="preserve">read_csv</w:t>
-      </w:r>
-      <w:r>
-        <w:rPr>
-          <w:rStyle w:val="NormalTok"/>
-        </w:rPr>
-        <w:t xml:space="preserve">(</w:t>
-      </w:r>
-      <w:r>
-        <w:rPr>
-          <w:rStyle w:val="StringTok"/>
-        </w:rPr>
-        <w:t xml:space="preserve">"https://daseh.org/data/CO_ER_heat_visits.csv"</w:t>
-      </w:r>
-      <w:r>
-        <w:rPr>
-          <w:rStyle w:val="NormalTok"/>
-        </w:rPr>
-        <w:t xml:space="preserve">)</w:t>
-      </w:r>
-      <w:r>
-        <w:br/>
-      </w:r>
-      <w:r>
-        <w:br/>
-      </w:r>
-      <w:r>
-        <w:rPr>
-          <w:rStyle w:val="NormalTok"/>
-        </w:rPr>
-        <w:t xml:space="preserve">er_visits_age </w:t>
-      </w:r>
-      <w:r>
-        <w:rPr>
-          <w:rStyle w:val="OtherTok"/>
-        </w:rPr>
-        <w:t xml:space="preserve">&lt;-</w:t>
-      </w:r>
-      <w:r>
-        <w:rPr>
-          <w:rStyle w:val="NormalTok"/>
-        </w:rPr>
-        <w:t xml:space="preserve"> </w:t>
-      </w:r>
-      <w:r>
-        <w:rPr>
-          <w:rStyle w:val="FunctionTok"/>
-        </w:rPr>
-        <w:t xml:space="preserve">read_csv</w:t>
-      </w:r>
-      <w:r>
-        <w:rPr>
-          <w:rStyle w:val="NormalTok"/>
-        </w:rPr>
-        <w:t xml:space="preserve">(</w:t>
-      </w:r>
-      <w:r>
-        <w:rPr>
-          <w:rStyle w:val="StringTok"/>
-        </w:rPr>
-        <w:t xml:space="preserve">"https://daseh.org/data/CO_ER_heat_visits_by_age.csv"</w:t>
-      </w:r>
-      <w:r>
-        <w:rPr>
-          <w:rStyle w:val="NormalTok"/>
-        </w:rPr>
-        <w:t xml:space="preserve">)</w:t>
-      </w:r>
-      <w:r>
-        <w:br/>
-      </w:r>
-      <w:r>
-        <w:br/>
-      </w:r>
-      <w:r>
-        <w:rPr>
-          <w:rStyle w:val="NormalTok"/>
-        </w:rPr>
-        <w:t xml:space="preserve">Denver_heat_Data.csv </w:t>
-      </w:r>
-      <w:r>
-        <w:rPr>
-          <w:rStyle w:val="OtherTok"/>
-        </w:rPr>
-        <w:t xml:space="preserve">&lt;-</w:t>
-      </w:r>
-      <w:r>
-        <w:rPr>
-          <w:rStyle w:val="NormalTok"/>
-        </w:rPr>
-        <w:t xml:space="preserve"> (</w:t>
-      </w:r>
-      <w:r>
-        <w:rPr>
-          <w:rStyle w:val="StringTok"/>
-        </w:rPr>
-        <w:t xml:space="preserve">"https://daseh.org/data/Denver_heat_data.csv"</w:t>
-      </w:r>
-      <w:r>
-        <w:rPr>
-          <w:rStyle w:val="NormalTok"/>
-        </w:rPr>
-        <w:t xml:space="preserve">)</w:t>
-      </w:r>
-    </w:p>
-    <w:p>
-      <w:pPr>
-        <w:pStyle w:val="FirstParagraph"/>
-      </w:pPr>
-      <w:r>
-        <w:t xml:space="preserve">Be careful to make sure that the name of the file matches exactly include the case of the letters:</w:t>
-      </w:r>
     </w:p>
     <w:p>
       <w:pPr>
@@ -6697,7 +6211,7 @@
               <a:graphicData uri="http://schemas.openxmlformats.org/drawingml/2006/picture">
                 <pic:pic>
                   <pic:nvPicPr>
-                    <pic:cNvPr descr="03-daseh_use_files/figure-docx//1vCiMPvvsdwQjiMWjf0YuSpTkG0DGXsy1614cRiFc7ns_g3b78c177085_0_0.png" id="199" name="Picture"/>
+                    <pic:cNvPr descr="03-daseh_use_files/figure-docx//1vCiMPvvsdwQjiMWjf0YuSpTkG0DGXsy1614cRiFc7ns_g3d507fbfd91_0_4.png" id="199" name="Picture"/>
                     <pic:cNvPicPr>
                       <a:picLocks noChangeArrowheads="1" noChangeAspect="1"/>
                     </pic:cNvPicPr>
@@ -6734,6 +6248,612 @@
       <w:pPr>
         <w:pStyle w:val="BodyText"/>
       </w:pPr>
+      <w:hyperlink r:id="rId200">
+        <w:r>
+          <w:rPr>
+            <w:rStyle w:val="Hyperlink"/>
+          </w:rPr>
+          <w:t xml:space="preserve">See the slide directly.</w:t>
+        </w:r>
+      </w:hyperlink>
+    </w:p>
+    <w:bookmarkEnd w:id="201"/>
+    <w:bookmarkEnd w:id="202"/>
+    <w:bookmarkStart w:id="203" w:name="teaching-part-of-the-daseh-materials"/>
+    <w:p>
+      <w:pPr>
+        <w:pStyle w:val="Heading3"/>
+      </w:pPr>
+      <w:r>
+        <w:rPr>
+          <w:rStyle w:val="SectionNumber"/>
+        </w:rPr>
+        <w:t xml:space="preserve">3.2.2</w:t>
+      </w:r>
+      <w:r>
+        <w:tab/>
+      </w:r>
+      <w:r>
+        <w:t xml:space="preserve">Teaching Part of the DaSEH Materials</w:t>
+      </w:r>
+    </w:p>
+    <w:p>
+      <w:pPr>
+        <w:pStyle w:val="FirstParagraph"/>
+      </w:pPr>
+      <w:r>
+        <w:t xml:space="preserve">Some educators may find that only certain modules are relevant to their course learning objectives. Each provides information about how to access the appropriate data. Note that you may have to add some introduction to explain any functions that were explained in a previous module.</w:t>
+      </w:r>
+    </w:p>
+    <w:p>
+      <w:pPr>
+        <w:numPr>
+          <w:ilvl w:val="0"/>
+          <w:numId w:val="1044"/>
+        </w:numPr>
+      </w:pPr>
+      <w:r>
+        <w:t xml:space="preserve">For a data visualization course, the following modules could be useful:</w:t>
+      </w:r>
+    </w:p>
+    <w:p>
+      <w:pPr>
+        <w:numPr>
+          <w:ilvl w:val="1"/>
+          <w:numId w:val="1045"/>
+        </w:numPr>
+        <w:pStyle w:val="Compact"/>
+      </w:pPr>
+      <w:r>
+        <w:t xml:space="preserve">Basic R (only if students don’t have familiarity with R)</w:t>
+      </w:r>
+    </w:p>
+    <w:p>
+      <w:pPr>
+        <w:numPr>
+          <w:ilvl w:val="1"/>
+          <w:numId w:val="1045"/>
+        </w:numPr>
+        <w:pStyle w:val="Compact"/>
+      </w:pPr>
+      <w:r>
+        <w:t xml:space="preserve">RStudio (only if students don’t have familiarity with R)</w:t>
+      </w:r>
+    </w:p>
+    <w:p>
+      <w:pPr>
+        <w:numPr>
+          <w:ilvl w:val="1"/>
+          <w:numId w:val="1045"/>
+        </w:numPr>
+        <w:pStyle w:val="Compact"/>
+      </w:pPr>
+      <w:r>
+        <w:t xml:space="preserve">Manipulating Data in R (to convert data from wide to long format to facilitate data visualization)</w:t>
+      </w:r>
+    </w:p>
+    <w:p>
+      <w:pPr>
+        <w:numPr>
+          <w:ilvl w:val="1"/>
+          <w:numId w:val="1045"/>
+        </w:numPr>
+        <w:pStyle w:val="Compact"/>
+      </w:pPr>
+      <w:r>
+        <w:t xml:space="preserve">Intro to Data Visualization</w:t>
+      </w:r>
+    </w:p>
+    <w:p>
+      <w:pPr>
+        <w:numPr>
+          <w:ilvl w:val="1"/>
+          <w:numId w:val="1045"/>
+        </w:numPr>
+        <w:pStyle w:val="Compact"/>
+      </w:pPr>
+      <w:r>
+        <w:t xml:space="preserve">Data Visualization</w:t>
+      </w:r>
+    </w:p>
+    <w:p>
+      <w:pPr>
+        <w:numPr>
+          <w:ilvl w:val="1"/>
+          <w:numId w:val="1045"/>
+        </w:numPr>
+        <w:pStyle w:val="Compact"/>
+      </w:pPr>
+      <w:r>
+        <w:t xml:space="preserve">Factors</w:t>
+      </w:r>
+    </w:p>
+    <w:p>
+      <w:pPr>
+        <w:numPr>
+          <w:ilvl w:val="0"/>
+          <w:numId w:val="1044"/>
+        </w:numPr>
+      </w:pPr>
+      <w:r>
+        <w:t xml:space="preserve">For a data wrangling course, the following modules could be useful:</w:t>
+      </w:r>
+    </w:p>
+    <w:p>
+      <w:pPr>
+        <w:numPr>
+          <w:ilvl w:val="1"/>
+          <w:numId w:val="1046"/>
+        </w:numPr>
+        <w:pStyle w:val="Compact"/>
+      </w:pPr>
+      <w:r>
+        <w:t xml:space="preserve">Basic R</w:t>
+      </w:r>
+    </w:p>
+    <w:p>
+      <w:pPr>
+        <w:numPr>
+          <w:ilvl w:val="1"/>
+          <w:numId w:val="1046"/>
+        </w:numPr>
+        <w:pStyle w:val="Compact"/>
+      </w:pPr>
+      <w:r>
+        <w:t xml:space="preserve">RStudio (only if students don’t have familiarity with R)</w:t>
+      </w:r>
+    </w:p>
+    <w:p>
+      <w:pPr>
+        <w:numPr>
+          <w:ilvl w:val="1"/>
+          <w:numId w:val="1046"/>
+        </w:numPr>
+        <w:pStyle w:val="Compact"/>
+      </w:pPr>
+      <w:r>
+        <w:t xml:space="preserve">Subsetting Data in R</w:t>
+      </w:r>
+    </w:p>
+    <w:p>
+      <w:pPr>
+        <w:numPr>
+          <w:ilvl w:val="1"/>
+          <w:numId w:val="1046"/>
+        </w:numPr>
+        <w:pStyle w:val="Compact"/>
+      </w:pPr>
+      <w:r>
+        <w:t xml:space="preserve">Data Classes</w:t>
+      </w:r>
+    </w:p>
+    <w:p>
+      <w:pPr>
+        <w:numPr>
+          <w:ilvl w:val="1"/>
+          <w:numId w:val="1046"/>
+        </w:numPr>
+        <w:pStyle w:val="Compact"/>
+      </w:pPr>
+      <w:r>
+        <w:t xml:space="preserve">Data Cleaning</w:t>
+      </w:r>
+    </w:p>
+    <w:p>
+      <w:pPr>
+        <w:numPr>
+          <w:ilvl w:val="1"/>
+          <w:numId w:val="1046"/>
+        </w:numPr>
+        <w:pStyle w:val="Compact"/>
+      </w:pPr>
+      <w:r>
+        <w:t xml:space="preserve">Manipulating Data in R</w:t>
+      </w:r>
+    </w:p>
+    <w:p>
+      <w:pPr>
+        <w:numPr>
+          <w:ilvl w:val="1"/>
+          <w:numId w:val="1046"/>
+        </w:numPr>
+        <w:pStyle w:val="Compact"/>
+      </w:pPr>
+      <w:r>
+        <w:t xml:space="preserve">Factors</w:t>
+      </w:r>
+    </w:p>
+    <w:p>
+      <w:pPr>
+        <w:numPr>
+          <w:ilvl w:val="0"/>
+          <w:numId w:val="1044"/>
+        </w:numPr>
+      </w:pPr>
+      <w:r>
+        <w:t xml:space="preserve">For a reproducibility course the following modules could be useful:</w:t>
+      </w:r>
+    </w:p>
+    <w:p>
+      <w:pPr>
+        <w:numPr>
+          <w:ilvl w:val="1"/>
+          <w:numId w:val="1047"/>
+        </w:numPr>
+        <w:pStyle w:val="Compact"/>
+      </w:pPr>
+      <w:r>
+        <w:t xml:space="preserve">Reproducibility</w:t>
+      </w:r>
+    </w:p>
+    <w:p>
+      <w:pPr>
+        <w:numPr>
+          <w:ilvl w:val="1"/>
+          <w:numId w:val="1047"/>
+        </w:numPr>
+        <w:pStyle w:val="Compact"/>
+      </w:pPr>
+      <w:r>
+        <w:t xml:space="preserve">Data Input</w:t>
+      </w:r>
+    </w:p>
+    <w:p>
+      <w:pPr>
+        <w:numPr>
+          <w:ilvl w:val="1"/>
+          <w:numId w:val="1047"/>
+        </w:numPr>
+        <w:pStyle w:val="Compact"/>
+      </w:pPr>
+      <w:r>
+        <w:t xml:space="preserve">Data Output</w:t>
+      </w:r>
+    </w:p>
+    <w:p>
+      <w:pPr>
+        <w:numPr>
+          <w:ilvl w:val="1"/>
+          <w:numId w:val="1047"/>
+        </w:numPr>
+        <w:pStyle w:val="Compact"/>
+      </w:pPr>
+      <w:r>
+        <w:t xml:space="preserve">Functions</w:t>
+      </w:r>
+    </w:p>
+    <w:p>
+      <w:pPr>
+        <w:numPr>
+          <w:ilvl w:val="0"/>
+          <w:numId w:val="1044"/>
+        </w:numPr>
+      </w:pPr>
+      <w:r>
+        <w:t xml:space="preserve">For a data ethics course the following materials could be useful:</w:t>
+      </w:r>
+    </w:p>
+    <w:p>
+      <w:pPr>
+        <w:numPr>
+          <w:ilvl w:val="1"/>
+          <w:numId w:val="1048"/>
+        </w:numPr>
+        <w:pStyle w:val="Compact"/>
+      </w:pPr>
+      <w:r>
+        <w:t xml:space="preserve">Reproducibility</w:t>
+      </w:r>
+    </w:p>
+    <w:p>
+      <w:pPr>
+        <w:numPr>
+          <w:ilvl w:val="1"/>
+          <w:numId w:val="1048"/>
+        </w:numPr>
+        <w:pStyle w:val="Compact"/>
+      </w:pPr>
+      <w:r>
+        <w:t xml:space="preserve">Version Control (from the codeathon materials)</w:t>
+      </w:r>
+    </w:p>
+    <w:p>
+      <w:pPr>
+        <w:numPr>
+          <w:ilvl w:val="1"/>
+          <w:numId w:val="1048"/>
+        </w:numPr>
+        <w:pStyle w:val="Compact"/>
+      </w:pPr>
+      <w:r>
+        <w:t xml:space="preserve">Data ethics (from the codeathon materials)</w:t>
+      </w:r>
+    </w:p>
+    <w:p>
+      <w:pPr>
+        <w:pStyle w:val="FirstParagraph"/>
+      </w:pPr>
+    </w:p>
+    <w:bookmarkEnd w:id="203"/>
+    <w:bookmarkStart w:id="209" w:name="teaching-with-daseh-data-only"/>
+    <w:p>
+      <w:pPr>
+        <w:pStyle w:val="Heading3"/>
+      </w:pPr>
+      <w:r>
+        <w:rPr>
+          <w:rStyle w:val="SectionNumber"/>
+        </w:rPr>
+        <w:t xml:space="preserve">3.2.3</w:t>
+      </w:r>
+      <w:r>
+        <w:tab/>
+      </w:r>
+      <w:r>
+        <w:t xml:space="preserve">Teaching With DaSEH Data Only</w:t>
+      </w:r>
+    </w:p>
+    <w:p>
+      <w:pPr>
+        <w:pStyle w:val="FirstParagraph"/>
+      </w:pPr>
+      <w:r>
+        <w:t xml:space="preserve">Educators can use the data available with the DaSEH without using the DaSEH materials as a whole. The data is available on GitHub in the</w:t>
+      </w:r>
+      <w:r>
+        <w:t xml:space="preserve"> </w:t>
+      </w:r>
+      <w:hyperlink r:id="rId178">
+        <w:r>
+          <w:rPr>
+            <w:rStyle w:val="Hyperlink"/>
+          </w:rPr>
+          <w:t xml:space="preserve">data directory</w:t>
+        </w:r>
+      </w:hyperlink>
+      <w:r>
+        <w:t xml:space="preserve">. See the</w:t>
+      </w:r>
+      <w:r>
+        <w:t xml:space="preserve"> </w:t>
+      </w:r>
+      <w:hyperlink r:id="rId204">
+        <w:r>
+          <w:rPr>
+            <w:rStyle w:val="Hyperlink"/>
+          </w:rPr>
+          <w:t xml:space="preserve">data section</w:t>
+        </w:r>
+      </w:hyperlink>
+      <w:r>
+        <w:t xml:space="preserve"> </w:t>
+      </w:r>
+      <w:r>
+        <w:t xml:space="preserve">of the infrastructure chapter for more information about how to access the data.</w:t>
+      </w:r>
+    </w:p>
+    <w:p>
+      <w:pPr>
+        <w:pStyle w:val="BodyText"/>
+      </w:pPr>
+      <w:r>
+        <w:t xml:space="preserve">The data can also be accessed in R by updating the path of daseh.org/data/ with the name of the data file in the URL like the following examples:</w:t>
+      </w:r>
+    </w:p>
+    <w:p>
+      <w:pPr>
+        <w:pStyle w:val="SourceCode"/>
+      </w:pPr>
+      <w:r>
+        <w:rPr>
+          <w:rStyle w:val="FunctionTok"/>
+        </w:rPr>
+        <w:t xml:space="preserve">library</w:t>
+      </w:r>
+      <w:r>
+        <w:rPr>
+          <w:rStyle w:val="NormalTok"/>
+        </w:rPr>
+        <w:t xml:space="preserve">(readr)</w:t>
+      </w:r>
+      <w:r>
+        <w:br/>
+      </w:r>
+      <w:r>
+        <w:rPr>
+          <w:rStyle w:val="NormalTok"/>
+        </w:rPr>
+        <w:t xml:space="preserve">er </w:t>
+      </w:r>
+      <w:r>
+        <w:rPr>
+          <w:rStyle w:val="OtherTok"/>
+        </w:rPr>
+        <w:t xml:space="preserve">&lt;-</w:t>
+      </w:r>
+      <w:r>
+        <w:rPr>
+          <w:rStyle w:val="NormalTok"/>
+        </w:rPr>
+        <w:t xml:space="preserve"> </w:t>
+      </w:r>
+      <w:r>
+        <w:br/>
+      </w:r>
+      <w:r>
+        <w:rPr>
+          <w:rStyle w:val="NormalTok"/>
+        </w:rPr>
+        <w:t xml:space="preserve">  </w:t>
+      </w:r>
+      <w:r>
+        <w:rPr>
+          <w:rStyle w:val="FunctionTok"/>
+        </w:rPr>
+        <w:t xml:space="preserve">read_csv</w:t>
+      </w:r>
+      <w:r>
+        <w:rPr>
+          <w:rStyle w:val="NormalTok"/>
+        </w:rPr>
+        <w:t xml:space="preserve">(</w:t>
+      </w:r>
+      <w:r>
+        <w:rPr>
+          <w:rStyle w:val="StringTok"/>
+        </w:rPr>
+        <w:t xml:space="preserve">"https://daseh.org/data/CO_ER_heat_visits.csv"</w:t>
+      </w:r>
+      <w:r>
+        <w:rPr>
+          <w:rStyle w:val="NormalTok"/>
+        </w:rPr>
+        <w:t xml:space="preserve">)</w:t>
+      </w:r>
+      <w:r>
+        <w:br/>
+      </w:r>
+      <w:r>
+        <w:br/>
+      </w:r>
+      <w:r>
+        <w:rPr>
+          <w:rStyle w:val="NormalTok"/>
+        </w:rPr>
+        <w:t xml:space="preserve">er_visits_age </w:t>
+      </w:r>
+      <w:r>
+        <w:rPr>
+          <w:rStyle w:val="OtherTok"/>
+        </w:rPr>
+        <w:t xml:space="preserve">&lt;-</w:t>
+      </w:r>
+      <w:r>
+        <w:rPr>
+          <w:rStyle w:val="NormalTok"/>
+        </w:rPr>
+        <w:t xml:space="preserve"> </w:t>
+      </w:r>
+      <w:r>
+        <w:rPr>
+          <w:rStyle w:val="FunctionTok"/>
+        </w:rPr>
+        <w:t xml:space="preserve">read_csv</w:t>
+      </w:r>
+      <w:r>
+        <w:rPr>
+          <w:rStyle w:val="NormalTok"/>
+        </w:rPr>
+        <w:t xml:space="preserve">(</w:t>
+      </w:r>
+      <w:r>
+        <w:rPr>
+          <w:rStyle w:val="StringTok"/>
+        </w:rPr>
+        <w:t xml:space="preserve">"https://daseh.org/data/CO_ER_heat_visits_by_age.csv"</w:t>
+      </w:r>
+      <w:r>
+        <w:rPr>
+          <w:rStyle w:val="NormalTok"/>
+        </w:rPr>
+        <w:t xml:space="preserve">)</w:t>
+      </w:r>
+      <w:r>
+        <w:br/>
+      </w:r>
+      <w:r>
+        <w:br/>
+      </w:r>
+      <w:r>
+        <w:rPr>
+          <w:rStyle w:val="NormalTok"/>
+        </w:rPr>
+        <w:t xml:space="preserve">Denver_heat_Data.csv </w:t>
+      </w:r>
+      <w:r>
+        <w:rPr>
+          <w:rStyle w:val="OtherTok"/>
+        </w:rPr>
+        <w:t xml:space="preserve">&lt;-</w:t>
+      </w:r>
+      <w:r>
+        <w:rPr>
+          <w:rStyle w:val="NormalTok"/>
+        </w:rPr>
+        <w:t xml:space="preserve"> (</w:t>
+      </w:r>
+      <w:r>
+        <w:rPr>
+          <w:rStyle w:val="StringTok"/>
+        </w:rPr>
+        <w:t xml:space="preserve">"https://daseh.org/data/Denver_heat_data.csv"</w:t>
+      </w:r>
+      <w:r>
+        <w:rPr>
+          <w:rStyle w:val="NormalTok"/>
+        </w:rPr>
+        <w:t xml:space="preserve">)</w:t>
+      </w:r>
+    </w:p>
+    <w:p>
+      <w:pPr>
+        <w:pStyle w:val="FirstParagraph"/>
+      </w:pPr>
+      <w:r>
+        <w:t xml:space="preserve">Be careful to make sure that the name of the file matches exactly include the case of the letters:</w:t>
+      </w:r>
+    </w:p>
+    <w:p>
+      <w:pPr>
+        <w:pStyle w:val="BodyText"/>
+      </w:pPr>
+      <w:r>
+        <w:drawing>
+          <wp:inline>
+            <wp:extent cx="5334000" cy="3000375"/>
+            <wp:effectExtent b="0" l="0" r="0" t="0"/>
+            <wp:docPr descr="" title="" id="206" name="Picture"/>
+            <a:graphic>
+              <a:graphicData uri="http://schemas.openxmlformats.org/drawingml/2006/picture">
+                <pic:pic>
+                  <pic:nvPicPr>
+                    <pic:cNvPr descr="03-daseh_use_files/figure-docx//1vCiMPvvsdwQjiMWjf0YuSpTkG0DGXsy1614cRiFc7ns_g3b78c177085_0_0.png" id="207" name="Picture"/>
+                    <pic:cNvPicPr>
+                      <a:picLocks noChangeArrowheads="1" noChangeAspect="1"/>
+                    </pic:cNvPicPr>
+                  </pic:nvPicPr>
+                  <pic:blipFill>
+                    <a:blip r:embed="rId205"/>
+                    <a:stretch>
+                      <a:fillRect/>
+                    </a:stretch>
+                  </pic:blipFill>
+                  <pic:spPr bwMode="auto">
+                    <a:xfrm>
+                      <a:off x="0" y="0"/>
+                      <a:ext cx="5334000" cy="3000375"/>
+                    </a:xfrm>
+                    <a:prstGeom prst="rect">
+                      <a:avLst/>
+                    </a:prstGeom>
+                    <a:noFill/>
+                    <a:ln w="9525">
+                      <a:noFill/>
+                      <a:headEnd/>
+                      <a:tailEnd/>
+                    </a:ln>
+                  </pic:spPr>
+                </pic:pic>
+              </a:graphicData>
+            </a:graphic>
+          </wp:inline>
+        </w:drawing>
+      </w:r>
+    </w:p>
+    <w:p>
+      <w:pPr>
+        <w:pStyle w:val="BodyText"/>
+      </w:pPr>
       <w:r>
         <w:t xml:space="preserve">A table of which data is used in which materials is available here:</w:t>
       </w:r>
@@ -6756,7 +6876,7 @@
       <w:r>
         <w:t xml:space="preserve">A paper about how to consider what data to use for teaching may also be useful to read called:</w:t>
       </w:r>
-      <w:hyperlink r:id="rId200">
+      <w:hyperlink r:id="rId208">
         <w:r>
           <w:rPr>
             <w:rStyle w:val="Hyperlink"/>
@@ -6798,9 +6918,9 @@
         <w:t xml:space="preserve">.</w:t>
       </w:r>
     </w:p>
-    <w:bookmarkEnd w:id="201"/>
-    <w:bookmarkEnd w:id="202"/>
-    <w:bookmarkStart w:id="203" w:name="daseh-level-recommendations"/>
+    <w:bookmarkEnd w:id="209"/>
+    <w:bookmarkEnd w:id="210"/>
+    <w:bookmarkStart w:id="211" w:name="daseh-level-recommendations"/>
     <w:p>
       <w:pPr>
         <w:pStyle w:val="Heading2"/>
@@ -7606,8 +7726,8 @@
         </w:tc>
       </w:tr>
     </w:tbl>
-    <w:bookmarkEnd w:id="203"/>
-    <w:bookmarkStart w:id="204" w:name="troubleshooting"/>
+    <w:bookmarkEnd w:id="211"/>
+    <w:bookmarkStart w:id="212" w:name="troubleshooting"/>
     <w:p>
       <w:pPr>
         <w:pStyle w:val="Heading2"/>
@@ -7649,8 +7769,8 @@
         <w:t xml:space="preserve">If you encounter an error, this is likely the reason. We try to update our materials when we can, but updates to packages may happen in the meantime. You can either use the error message from trying to knit the Rmd file to determine what function may have been updated or deprecated (we recommend this option to help you or your students learn the most up-to-date information).</w:t>
       </w:r>
     </w:p>
-    <w:bookmarkEnd w:id="204"/>
-    <w:bookmarkStart w:id="207" w:name="additional-use-cases"/>
+    <w:bookmarkEnd w:id="212"/>
+    <w:bookmarkStart w:id="215" w:name="additional-use-cases"/>
     <w:p>
       <w:pPr>
         <w:pStyle w:val="Heading2"/>
@@ -7721,7 +7841,7 @@
       <w:r>
         <w:t xml:space="preserve"> </w:t>
       </w:r>
-      <w:hyperlink r:id="rId205">
+      <w:hyperlink r:id="rId213">
         <w:r>
           <w:rPr>
             <w:rStyle w:val="Hyperlink"/>
@@ -7744,7 +7864,7 @@
       <w:r>
         <w:t xml:space="preserve"> </w:t>
       </w:r>
-      <w:hyperlink r:id="rId206">
+      <w:hyperlink r:id="rId214">
         <w:r>
           <w:rPr>
             <w:rStyle w:val="Hyperlink"/>
@@ -7799,8 +7919,8 @@
         <w:t xml:space="preserve">Our materials and recordings be used for learners to gain experience in statistics and data science independently. We strongly recommend that independent learners aim to actively engage with the recordings by running the analyses independently, and exploring additional data to investigate their own hypotheses. Furthermore, creating a finished product, such as a blog post or a presentation, can be an excellent demonstration of the skills learned.</w:t>
       </w:r>
     </w:p>
-    <w:bookmarkEnd w:id="207"/>
-    <w:bookmarkStart w:id="214" w:name="additional-resources"/>
+    <w:bookmarkEnd w:id="215"/>
+    <w:bookmarkStart w:id="222" w:name="additional-resources"/>
     <w:p>
       <w:pPr>
         <w:pStyle w:val="Heading2"/>
@@ -7828,7 +7948,7 @@
       <w:r>
         <w:t xml:space="preserve"> </w:t>
       </w:r>
-      <w:hyperlink r:id="rId208">
+      <w:hyperlink r:id="rId216">
         <w:r>
           <w:rPr>
             <w:rStyle w:val="Hyperlink"/>
@@ -7845,7 +7965,7 @@
       <w:r>
         <w:t xml:space="preserve"> </w:t>
       </w:r>
-      <w:hyperlink r:id="rId209">
+      <w:hyperlink r:id="rId217">
         <w:r>
           <w:rPr>
             <w:rStyle w:val="Hyperlink"/>
@@ -7862,7 +7982,7 @@
       <w:r>
         <w:t xml:space="preserve"> </w:t>
       </w:r>
-      <w:hyperlink r:id="rId210">
+      <w:hyperlink r:id="rId218">
         <w:r>
           <w:rPr>
             <w:rStyle w:val="Hyperlink"/>
@@ -7879,7 +7999,7 @@
       <w:r>
         <w:t xml:space="preserve"> </w:t>
       </w:r>
-      <w:hyperlink r:id="rId211">
+      <w:hyperlink r:id="rId219">
         <w:r>
           <w:rPr>
             <w:rStyle w:val="Hyperlink"/>
@@ -7896,7 +8016,7 @@
       <w:r>
         <w:t xml:space="preserve"> </w:t>
       </w:r>
-      <w:hyperlink r:id="rId212">
+      <w:hyperlink r:id="rId220">
         <w:r>
           <w:rPr>
             <w:rStyle w:val="Hyperlink"/>
@@ -7918,7 +8038,7 @@
       <w:r>
         <w:t xml:space="preserve"> </w:t>
       </w:r>
-      <w:hyperlink r:id="rId213">
+      <w:hyperlink r:id="rId221">
         <w:r>
           <w:rPr>
             <w:rStyle w:val="Hyperlink"/>
@@ -7930,8 +8050,8 @@
         <w:t xml:space="preserve">.</w:t>
       </w:r>
     </w:p>
-    <w:bookmarkEnd w:id="214"/>
-    <w:bookmarkStart w:id="215" w:name="session-info"/>
+    <w:bookmarkEnd w:id="222"/>
+    <w:bookmarkStart w:id="223" w:name="session-info"/>
     <w:p>
       <w:pPr>
         <w:pStyle w:val="Heading2"/>
@@ -8275,9 +8395,9 @@
         <w:t xml:space="preserve">## [49] pkgconfig_2.0.3  htmltools_0.5.7</w:t>
       </w:r>
     </w:p>
-    <w:bookmarkEnd w:id="215"/>
-    <w:bookmarkEnd w:id="216"/>
-    <w:bookmarkStart w:id="262" w:name="modifying-daseh-materials"/>
+    <w:bookmarkEnd w:id="223"/>
+    <w:bookmarkEnd w:id="224"/>
+    <w:bookmarkStart w:id="270" w:name="modifying-daseh-materials"/>
     <w:p>
       <w:pPr>
         <w:pStyle w:val="Heading1"/>
@@ -8298,7 +8418,7 @@
         <w:t xml:space="preserve"> </w:t>
       </w:r>
     </w:p>
-    <w:bookmarkStart w:id="217" w:name="learning-objectives-3"/>
+    <w:bookmarkStart w:id="225" w:name="learning-objectives-3"/>
     <w:p>
       <w:pPr>
         <w:pStyle w:val="Heading2"/>
@@ -8372,8 +8492,8 @@
         <w:t xml:space="preserve">Modify codeathon resources</w:t>
       </w:r>
     </w:p>
-    <w:bookmarkEnd w:id="217"/>
-    <w:bookmarkStart w:id="233" w:name="modify-the-website"/>
+    <w:bookmarkEnd w:id="225"/>
+    <w:bookmarkStart w:id="241" w:name="modify-the-website"/>
     <w:p>
       <w:pPr>
         <w:pStyle w:val="Heading2"/>
@@ -8453,7 +8573,7 @@
         <w:t xml:space="preserve">. This allows you to use whatever website setup you would like.</w:t>
       </w:r>
     </w:p>
-    <w:bookmarkStart w:id="232" w:name="creating-a-fork-of-our-repository"/>
+    <w:bookmarkStart w:id="240" w:name="creating-a-fork-of-our-repository"/>
     <w:p>
       <w:pPr>
         <w:pStyle w:val="Heading3"/>
@@ -8506,18 +8626,18 @@
           <wp:inline>
             <wp:extent cx="5334000" cy="3000375"/>
             <wp:effectExtent b="0" l="0" r="0" t="0"/>
-            <wp:docPr descr="" title="" id="219" name="Picture"/>
+            <wp:docPr descr="" title="" id="227" name="Picture"/>
             <a:graphic>
               <a:graphicData uri="http://schemas.openxmlformats.org/drawingml/2006/picture">
                 <pic:pic>
                   <pic:nvPicPr>
-                    <pic:cNvPr descr="04-daseh_modification_files/figure-docx//1vCiMPvvsdwQjiMWjf0YuSpTkG0DGXsy1614cRiFc7ns_g3b693ca2b53_0_0.png" id="220" name="Picture"/>
+                    <pic:cNvPr descr="04-daseh_modification_files/figure-docx//1vCiMPvvsdwQjiMWjf0YuSpTkG0DGXsy1614cRiFc7ns_g3b693ca2b53_0_0.png" id="228" name="Picture"/>
                     <pic:cNvPicPr>
                       <a:picLocks noChangeArrowheads="1" noChangeAspect="1"/>
                     </pic:cNvPicPr>
                   </pic:nvPicPr>
                   <pic:blipFill>
-                    <a:blip r:embed="rId218"/>
+                    <a:blip r:embed="rId226"/>
                     <a:stretch>
                       <a:fillRect/>
                     </a:stretch>
@@ -8627,18 +8747,18 @@
           <wp:inline>
             <wp:extent cx="5334000" cy="3000375"/>
             <wp:effectExtent b="0" l="0" r="0" t="0"/>
-            <wp:docPr descr="" title="" id="222" name="Picture"/>
+            <wp:docPr descr="" title="" id="230" name="Picture"/>
             <a:graphic>
               <a:graphicData uri="http://schemas.openxmlformats.org/drawingml/2006/picture">
                 <pic:pic>
                   <pic:nvPicPr>
-                    <pic:cNvPr descr="04-daseh_modification_files/figure-docx//1vCiMPvvsdwQjiMWjf0YuSpTkG0DGXsy1614cRiFc7ns_g3b693ca2b53_0_7.png" id="223" name="Picture"/>
+                    <pic:cNvPr descr="04-daseh_modification_files/figure-docx//1vCiMPvvsdwQjiMWjf0YuSpTkG0DGXsy1614cRiFc7ns_g3b693ca2b53_0_7.png" id="231" name="Picture"/>
                     <pic:cNvPicPr>
                       <a:picLocks noChangeArrowheads="1" noChangeAspect="1"/>
                     </pic:cNvPicPr>
                   </pic:nvPicPr>
                   <pic:blipFill>
-                    <a:blip r:embed="rId221"/>
+                    <a:blip r:embed="rId229"/>
                     <a:stretch>
                       <a:fillRect/>
                     </a:stretch>
@@ -8781,18 +8901,18 @@
           <wp:inline>
             <wp:extent cx="5334000" cy="3000375"/>
             <wp:effectExtent b="0" l="0" r="0" t="0"/>
-            <wp:docPr descr="" title="" id="225" name="Picture"/>
+            <wp:docPr descr="" title="" id="233" name="Picture"/>
             <a:graphic>
               <a:graphicData uri="http://schemas.openxmlformats.org/drawingml/2006/picture">
                 <pic:pic>
                   <pic:nvPicPr>
-                    <pic:cNvPr descr="04-daseh_modification_files/figure-docx//1vCiMPvvsdwQjiMWjf0YuSpTkG0DGXsy1614cRiFc7ns_g3b693ca2b53_0_21.png" id="226" name="Picture"/>
+                    <pic:cNvPr descr="04-daseh_modification_files/figure-docx//1vCiMPvvsdwQjiMWjf0YuSpTkG0DGXsy1614cRiFc7ns_g3b693ca2b53_0_21.png" id="234" name="Picture"/>
                     <pic:cNvPicPr>
                       <a:picLocks noChangeArrowheads="1" noChangeAspect="1"/>
                     </pic:cNvPicPr>
                   </pic:nvPicPr>
                   <pic:blipFill>
-                    <a:blip r:embed="rId224"/>
+                    <a:blip r:embed="rId232"/>
                     <a:stretch>
                       <a:fillRect/>
                     </a:stretch>
@@ -8975,7 +9095,7 @@
       <w:r>
         <w:t xml:space="preserve"> </w:t>
       </w:r>
-      <w:hyperlink r:id="rId227">
+      <w:hyperlink r:id="rId235">
         <w:r>
           <w:rPr>
             <w:rStyle w:val="Hyperlink"/>
@@ -9203,390 +9323,6 @@
       </w:r>
       <w:r>
         <w:t xml:space="preserve">to see your website or copy and paste the link. This is the link you can share with students/learners.</w:t>
-      </w:r>
-    </w:p>
-    <w:p>
-      <w:pPr>
-        <w:pStyle w:val="BodyText"/>
-      </w:pPr>
-      <w:r>
-        <w:drawing>
-          <wp:inline>
-            <wp:extent cx="5334000" cy="3000375"/>
-            <wp:effectExtent b="0" l="0" r="0" t="0"/>
-            <wp:docPr descr="" title="" id="229" name="Picture"/>
-            <a:graphic>
-              <a:graphicData uri="http://schemas.openxmlformats.org/drawingml/2006/picture">
-                <pic:pic>
-                  <pic:nvPicPr>
-                    <pic:cNvPr descr="04-daseh_modification_files/figure-docx//1vCiMPvvsdwQjiMWjf0YuSpTkG0DGXsy1614cRiFc7ns_g3b693ca2b53_0_30.png" id="230" name="Picture"/>
-                    <pic:cNvPicPr>
-                      <a:picLocks noChangeArrowheads="1" noChangeAspect="1"/>
-                    </pic:cNvPicPr>
-                  </pic:nvPicPr>
-                  <pic:blipFill>
-                    <a:blip r:embed="rId228"/>
-                    <a:stretch>
-                      <a:fillRect/>
-                    </a:stretch>
-                  </pic:blipFill>
-                  <pic:spPr bwMode="auto">
-                    <a:xfrm>
-                      <a:off x="0" y="0"/>
-                      <a:ext cx="5334000" cy="3000375"/>
-                    </a:xfrm>
-                    <a:prstGeom prst="rect">
-                      <a:avLst/>
-                    </a:prstGeom>
-                    <a:noFill/>
-                    <a:ln w="9525">
-                      <a:noFill/>
-                      <a:headEnd/>
-                      <a:tailEnd/>
-                    </a:ln>
-                  </pic:spPr>
-                </pic:pic>
-              </a:graphicData>
-            </a:graphic>
-          </wp:inline>
-        </w:drawing>
-      </w:r>
-    </w:p>
-    <w:p>
-      <w:pPr>
-        <w:pStyle w:val="BodyText"/>
-      </w:pPr>
-      <w:r>
-        <w:t xml:space="preserve">Currently your website should look exactly like ours. Now you are ready to actually modify some files. To do so go to the main page of your repository.</w:t>
-      </w:r>
-    </w:p>
-    <w:p>
-      <w:pPr>
-        <w:pStyle w:val="BodyText"/>
-      </w:pPr>
-      <w:r>
-        <w:t xml:space="preserve">You can either click the green code button to clone the repository to work on your local machine (say on RStudio) which is trickier but recommended as you can actually test any changes to your code on your machine or you can modify the files directly on GitHub.</w:t>
-      </w:r>
-    </w:p>
-    <w:p>
-      <w:pPr>
-        <w:pStyle w:val="BodyText"/>
-      </w:pPr>
-      <w:r>
-        <w:t xml:space="preserve">Please see this guide on how to make changes with either method:</w:t>
-      </w:r>
-      <w:r>
-        <w:t xml:space="preserve"> </w:t>
-      </w:r>
-      <w:hyperlink r:id="rId231">
-        <w:r>
-          <w:rPr>
-            <w:rStyle w:val="Hyperlink"/>
-          </w:rPr>
-          <w:t xml:space="preserve">https://www.ottrproject.org/editing_website.html</w:t>
-        </w:r>
-      </w:hyperlink>
-      <w:r>
-        <w:t xml:space="preserve">.</w:t>
-      </w:r>
-    </w:p>
-    <w:p>
-      <w:pPr>
-        <w:pStyle w:val="BodyText"/>
-      </w:pPr>
-      <w:r>
-        <w:t xml:space="preserve">Note that lecture slides and lab files will be within the modules folder and organized by topic.</w:t>
-      </w:r>
-    </w:p>
-    <w:p>
-      <w:pPr>
-        <w:pStyle w:val="BodyText"/>
-      </w:pPr>
-      <w:r>
-        <w:t xml:space="preserve">We will now talk about how to modify these files.</w:t>
-      </w:r>
-    </w:p>
-    <w:bookmarkEnd w:id="232"/>
-    <w:bookmarkEnd w:id="233"/>
-    <w:bookmarkStart w:id="249" w:name="modify-module-slides"/>
-    <w:p>
-      <w:pPr>
-        <w:pStyle w:val="Heading2"/>
-      </w:pPr>
-      <w:r>
-        <w:rPr>
-          <w:rStyle w:val="SectionNumber"/>
-        </w:rPr>
-        <w:t xml:space="preserve">4.3</w:t>
-      </w:r>
-      <w:r>
-        <w:tab/>
-      </w:r>
-      <w:r>
-        <w:t xml:space="preserve">Modify module slides</w:t>
-      </w:r>
-    </w:p>
-    <w:p>
-      <w:pPr>
-        <w:pStyle w:val="FirstParagraph"/>
-      </w:pPr>
-      <w:r>
-        <w:t xml:space="preserve">The modules are written in</w:t>
-      </w:r>
-      <w:r>
-        <w:t xml:space="preserve"> </w:t>
-      </w:r>
-      <w:hyperlink r:id="rId93">
-        <w:r>
-          <w:rPr>
-            <w:rStyle w:val="Hyperlink"/>
-          </w:rPr>
-          <w:t xml:space="preserve">R Markdown</w:t>
-        </w:r>
-      </w:hyperlink>
-      <w:r>
-        <w:t xml:space="preserve"> </w:t>
-      </w:r>
-      <w:r>
-        <w:t xml:space="preserve">documents and developed within an RStudio project. R Markdown documents are denoted with the file extension</w:t>
-      </w:r>
-      <w:r>
-        <w:t xml:space="preserve"> </w:t>
-      </w:r>
-      <w:r>
-        <w:t xml:space="preserve">“</w:t>
-      </w:r>
-      <w:r>
-        <w:t xml:space="preserve">.Rmd</w:t>
-      </w:r>
-      <w:r>
-        <w:t xml:space="preserve">”</w:t>
-      </w:r>
-      <w:r>
-        <w:t xml:space="preserve"> </w:t>
-      </w:r>
-      <w:r>
-        <w:t xml:space="preserve">and allow for the inclusion of code chunks and outputs in a written report. They are written using</w:t>
-      </w:r>
-      <w:r>
-        <w:t xml:space="preserve"> </w:t>
-      </w:r>
-      <w:hyperlink r:id="rId234">
-        <w:r>
-          <w:rPr>
-            <w:rStyle w:val="Hyperlink"/>
-          </w:rPr>
-          <w:t xml:space="preserve">Markdown syntax</w:t>
-        </w:r>
-      </w:hyperlink>
-      <w:r>
-        <w:t xml:space="preserve">. RStudio projects are used to organize files. The</w:t>
-      </w:r>
-      <w:r>
-        <w:t xml:space="preserve"> </w:t>
-      </w:r>
-      <w:hyperlink r:id="rId235">
-        <w:r>
-          <w:rPr>
-            <w:rStyle w:val="Hyperlink"/>
-          </w:rPr>
-          <w:t xml:space="preserve">knitr</w:t>
-        </w:r>
-      </w:hyperlink>
-      <w:r>
-        <w:t xml:space="preserve"> </w:t>
-      </w:r>
-      <w:r>
-        <w:t xml:space="preserve">package</w:t>
-      </w:r>
-      <w:r>
-        <w:t xml:space="preserve"> </w:t>
-      </w:r>
-      <w:r>
-        <w:t xml:space="preserve">“</w:t>
-      </w:r>
-      <w:r>
-        <w:t xml:space="preserve">knits</w:t>
-      </w:r>
-      <w:r>
-        <w:t xml:space="preserve">”</w:t>
-      </w:r>
-      <w:r>
-        <w:t xml:space="preserve"> </w:t>
-      </w:r>
-      <w:r>
-        <w:t xml:space="preserve">the case study written in R Markdown and outputs the document as an HTML file. DaSEH uses these HTML files to post the materials online.</w:t>
-      </w:r>
-    </w:p>
-    <w:p>
-      <w:pPr>
-        <w:pStyle w:val="BodyText"/>
-      </w:pPr>
-      <w:r>
-        <w:t xml:space="preserve">See the above sections about modifying the website to get the files that were used for the module lectures.</w:t>
-      </w:r>
-    </w:p>
-    <w:p>
-      <w:pPr>
-        <w:pStyle w:val="BodyText"/>
-      </w:pPr>
-      <w:r>
-        <w:t xml:space="preserve">Each of the lectures can be found within the</w:t>
-      </w:r>
-      <w:r>
-        <w:t xml:space="preserve"> </w:t>
-      </w:r>
-      <w:hyperlink r:id="rId182">
-        <w:r>
-          <w:rPr>
-            <w:rStyle w:val="Hyperlink"/>
-          </w:rPr>
-          <w:t xml:space="preserve">modules directory</w:t>
-        </w:r>
-      </w:hyperlink>
-      <w:r>
-        <w:t xml:space="preserve"> </w:t>
-      </w:r>
-      <w:r>
-        <w:t xml:space="preserve">of our DaSEH GitHub repository.</w:t>
-      </w:r>
-    </w:p>
-    <w:p>
-      <w:pPr>
-        <w:pStyle w:val="BodyText"/>
-      </w:pPr>
-      <w:r>
-        <w:t xml:space="preserve">Each module folder contains the lecture slides within the .Rmd file.</w:t>
-      </w:r>
-    </w:p>
-    <w:p>
-      <w:pPr>
-        <w:pStyle w:val="BodyText"/>
-      </w:pPr>
-      <w:r>
-        <w:t xml:space="preserve">To edit a lecture, locate the appropriate directory within</w:t>
-      </w:r>
-      <w:r>
-        <w:t xml:space="preserve"> </w:t>
-      </w:r>
-      <w:r>
-        <w:rPr>
-          <w:rStyle w:val="VerbatimChar"/>
-        </w:rPr>
-        <w:t xml:space="preserve">modules</w:t>
-      </w:r>
-      <w:r>
-        <w:t xml:space="preserve"> </w:t>
-      </w:r>
-      <w:r>
-        <w:t xml:space="preserve">and edit the</w:t>
-      </w:r>
-      <w:r>
-        <w:t xml:space="preserve"> </w:t>
-      </w:r>
-      <w:r>
-        <w:rPr>
-          <w:rStyle w:val="VerbatimChar"/>
-        </w:rPr>
-        <w:t xml:space="preserve">.Rmd</w:t>
-      </w:r>
-      <w:r>
-        <w:t xml:space="preserve"> </w:t>
-      </w:r>
-      <w:r>
-        <w:t xml:space="preserve">file. For example, if you want to edit the Statistics lecture, you’d edit</w:t>
-      </w:r>
-      <w:r>
-        <w:t xml:space="preserve"> </w:t>
-      </w:r>
-      <w:r>
-        <w:rPr>
-          <w:rStyle w:val="VerbatimChar"/>
-        </w:rPr>
-        <w:t xml:space="preserve">Statistics.Rmd</w:t>
-      </w:r>
-      <w:r>
-        <w:t xml:space="preserve"> </w:t>
-      </w:r>
-      <w:r>
-        <w:t xml:space="preserve">in the</w:t>
-      </w:r>
-      <w:r>
-        <w:t xml:space="preserve"> </w:t>
-      </w:r>
-      <w:r>
-        <w:rPr>
-          <w:rStyle w:val="VerbatimChar"/>
-        </w:rPr>
-        <w:t xml:space="preserve">modules/Statistics/</w:t>
-      </w:r>
-      <w:r>
-        <w:t xml:space="preserve"> </w:t>
-      </w:r>
-      <w:r>
-        <w:t xml:space="preserve">directory.</w:t>
-      </w:r>
-    </w:p>
-    <w:p>
-      <w:pPr>
-        <w:pStyle w:val="BodyText"/>
-      </w:pPr>
-      <w:r>
-        <w:t xml:space="preserve">** Do not edit the html or pdf files. These are automatically generated by GitHub Actions. **</w:t>
-      </w:r>
-    </w:p>
-    <w:p>
-      <w:pPr>
-        <w:pStyle w:val="BodyText"/>
-      </w:pPr>
-      <w:r>
-        <w:t xml:space="preserve">However, sometimes workflows don’t complete, so it’s always good to double check that htmls and pdfs are appearing as expected on the website once your PR is merged to main.</w:t>
-      </w:r>
-    </w:p>
-    <w:p>
-      <w:pPr>
-        <w:pStyle w:val="BodyText"/>
-      </w:pPr>
-      <w:r>
-        <w:t xml:space="preserve">You will notice that</w:t>
-      </w:r>
-      <w:r>
-        <w:t xml:space="preserve"> </w:t>
-      </w:r>
-      <w:r>
-        <w:rPr>
-          <w:rStyle w:val="VerbatimChar"/>
-        </w:rPr>
-        <w:t xml:space="preserve">##</w:t>
-      </w:r>
-      <w:r>
-        <w:t xml:space="preserve"> </w:t>
-      </w:r>
-      <w:r>
-        <w:t xml:space="preserve">is used throughout the file. This indicates where the start of a new slide is.</w:t>
-      </w:r>
-    </w:p>
-    <w:p>
-      <w:pPr>
-        <w:pStyle w:val="BodyText"/>
-      </w:pPr>
-      <w:r>
-        <w:t xml:space="preserve">A single</w:t>
-      </w:r>
-      <w:r>
-        <w:t xml:space="preserve"> </w:t>
-      </w:r>
-      <w:r>
-        <w:rPr>
-          <w:rStyle w:val="VerbatimChar"/>
-        </w:rPr>
-        <w:t xml:space="preserve">#</w:t>
-      </w:r>
-      <w:r>
-        <w:t xml:space="preserve"> </w:t>
-      </w:r>
-      <w:r>
-        <w:t xml:space="preserve">indicates a new section slide, which will be a slide that looks like this:</w:t>
       </w:r>
     </w:p>
     <w:p>
@@ -9603,7 +9339,7 @@
               <a:graphicData uri="http://schemas.openxmlformats.org/drawingml/2006/picture">
                 <pic:pic>
                   <pic:nvPicPr>
-                    <pic:cNvPr descr="04-daseh_modification_files/figure-docx//1vCiMPvvsdwQjiMWjf0YuSpTkG0DGXsy1614cRiFc7ns_g3ba67d8997e_0_2.png" id="238" name="Picture"/>
+                    <pic:cNvPr descr="04-daseh_modification_files/figure-docx//1vCiMPvvsdwQjiMWjf0YuSpTkG0DGXsy1614cRiFc7ns_g3b693ca2b53_0_30.png" id="238" name="Picture"/>
                     <pic:cNvPicPr>
                       <a:picLocks noChangeArrowheads="1" noChangeAspect="1"/>
                     </pic:cNvPicPr>
@@ -9636,30 +9372,28 @@
         </w:drawing>
       </w:r>
     </w:p>
-    <w:bookmarkStart w:id="240" w:name="emojis-in-slides"/>
-    <w:p>
-      <w:pPr>
-        <w:pStyle w:val="Heading3"/>
-      </w:pPr>
-      <w:r>
-        <w:rPr>
-          <w:rStyle w:val="SectionNumber"/>
-        </w:rPr>
-        <w:t xml:space="preserve">4.3.1</w:t>
-      </w:r>
-      <w:r>
-        <w:tab/>
-      </w:r>
-      <w:r>
-        <w:t xml:space="preserve">Emojis in slides</w:t>
-      </w:r>
-    </w:p>
-    <w:p>
-      <w:pPr>
-        <w:pStyle w:val="FirstParagraph"/>
-      </w:pPr>
-      <w:r>
-        <w:t xml:space="preserve">We recommend copying and pasting from</w:t>
+    <w:p>
+      <w:pPr>
+        <w:pStyle w:val="BodyText"/>
+      </w:pPr>
+      <w:r>
+        <w:t xml:space="preserve">Currently your website should look exactly like ours. Now you are ready to actually modify some files. To do so go to the main page of your repository.</w:t>
+      </w:r>
+    </w:p>
+    <w:p>
+      <w:pPr>
+        <w:pStyle w:val="BodyText"/>
+      </w:pPr>
+      <w:r>
+        <w:t xml:space="preserve">You can either click the green code button to clone the repository to work on your local machine (say on RStudio) which is trickier but recommended as you can actually test any changes to your code on your machine or you can modify the files directly on GitHub.</w:t>
+      </w:r>
+    </w:p>
+    <w:p>
+      <w:pPr>
+        <w:pStyle w:val="BodyText"/>
+      </w:pPr>
+      <w:r>
+        <w:t xml:space="preserve">Please see this guide on how to make changes with either method:</w:t>
       </w:r>
       <w:r>
         <w:t xml:space="preserve"> </w:t>
@@ -9669,30 +9403,47 @@
           <w:rPr>
             <w:rStyle w:val="Hyperlink"/>
           </w:rPr>
-          <w:t xml:space="preserve">here</w:t>
+          <w:t xml:space="preserve">https://www.ottrproject.org/editing_website.html</w:t>
         </w:r>
       </w:hyperlink>
       <w:r>
         <w:t xml:space="preserve">.</w:t>
       </w:r>
     </w:p>
+    <w:p>
+      <w:pPr>
+        <w:pStyle w:val="BodyText"/>
+      </w:pPr>
+      <w:r>
+        <w:t xml:space="preserve">Note that lecture slides and lab files will be within the modules folder and organized by topic.</w:t>
+      </w:r>
+    </w:p>
+    <w:p>
+      <w:pPr>
+        <w:pStyle w:val="BodyText"/>
+      </w:pPr>
+      <w:r>
+        <w:t xml:space="preserve">We will now talk about how to modify these files.</w:t>
+      </w:r>
+    </w:p>
     <w:bookmarkEnd w:id="240"/>
-    <w:bookmarkStart w:id="241" w:name="smaller-text-font-per-slide"/>
-    <w:p>
-      <w:pPr>
-        <w:pStyle w:val="Heading3"/>
+    <w:bookmarkEnd w:id="241"/>
+    <w:bookmarkStart w:id="257" w:name="modify-module-slides"/>
+    <w:p>
+      <w:pPr>
+        <w:pStyle w:val="Heading2"/>
       </w:pPr>
       <w:r>
         <w:rPr>
           <w:rStyle w:val="SectionNumber"/>
         </w:rPr>
-        <w:t xml:space="preserve">4.3.2</w:t>
+        <w:t xml:space="preserve">4.3</w:t>
       </w:r>
       <w:r>
         <w:tab/>
       </w:r>
       <w:r>
-        <w:t xml:space="preserve">Smaller text font per slide</w:t>
+        <w:t xml:space="preserve">Modify module slides</w:t>
       </w:r>
     </w:p>
     <w:p>
@@ -9700,622 +9451,179 @@
         <w:pStyle w:val="FirstParagraph"/>
       </w:pPr>
       <w:r>
-        <w:t xml:space="preserve">If you want to change the style of a slide, modify the</w:t>
-      </w:r>
-      <w:r>
-        <w:t xml:space="preserve"> </w:t>
-      </w:r>
-      <w:r>
-        <w:rPr>
-          <w:rStyle w:val="VerbatimChar"/>
-        </w:rPr>
-        <w:t xml:space="preserve">style.css</w:t>
-      </w:r>
-      <w:r>
-        <w:t xml:space="preserve"> </w:t>
-      </w:r>
-      <w:r>
-        <w:t xml:space="preserve">file.</w:t>
-      </w:r>
-    </w:p>
-    <w:p>
-      <w:pPr>
-        <w:pStyle w:val="BodyText"/>
-      </w:pPr>
-      <w:r>
-        <w:t xml:space="preserve">For example - this is how you can make slides with smaller font:</w:t>
-      </w:r>
-    </w:p>
-    <w:p>
-      <w:pPr>
-        <w:pStyle w:val="BodyText"/>
-      </w:pPr>
-      <w:r>
-        <w:t xml:space="preserve">In the</w:t>
-      </w:r>
-      <w:r>
-        <w:t xml:space="preserve"> </w:t>
-      </w:r>
-      <w:r>
-        <w:rPr>
-          <w:rStyle w:val="VerbatimChar"/>
-        </w:rPr>
-        <w:t xml:space="preserve">style .css</w:t>
-      </w:r>
-      <w:r>
-        <w:t xml:space="preserve"> </w:t>
-      </w:r>
-      <w:r>
-        <w:t xml:space="preserve">file is the following- which creates smaller font:</w:t>
-      </w:r>
-    </w:p>
-    <w:p>
-      <w:pPr>
-        <w:pStyle w:val="SourceCode"/>
-      </w:pPr>
-      <w:r>
-        <w:rPr>
-          <w:rStyle w:val="VerbatimChar"/>
-        </w:rPr>
-        <w:t xml:space="preserve">.small {</w:t>
-      </w:r>
-      <w:r>
-        <w:br/>
-      </w:r>
-      <w:r>
-        <w:rPr>
-          <w:rStyle w:val="VerbatimChar"/>
-        </w:rPr>
-        <w:t xml:space="preserve">   font-size: 0.8em;</w:t>
-      </w:r>
-      <w:r>
-        <w:br/>
-      </w:r>
-      <w:r>
-        <w:rPr>
-          <w:rStyle w:val="VerbatimChar"/>
-        </w:rPr>
-        <w:t xml:space="preserve">}</w:t>
-      </w:r>
-    </w:p>
-    <w:p>
-      <w:pPr>
-        <w:pStyle w:val="FirstParagraph"/>
-      </w:pPr>
-      <w:r>
-        <w:t xml:space="preserve">To change the font of a single slide you can putt {.small} next to a slide title like so:</w:t>
-      </w:r>
-    </w:p>
-    <w:p>
-      <w:pPr>
-        <w:pStyle w:val="BodyText"/>
-      </w:pPr>
-      <w:r>
-        <w:rPr>
-          <w:rStyle w:val="VerbatimChar"/>
-        </w:rPr>
-        <w:t xml:space="preserve">## slide name {.small}</w:t>
-      </w:r>
-    </w:p>
-    <w:bookmarkEnd w:id="241"/>
-    <w:bookmarkStart w:id="242" w:name="smaller-code-font-per-slide"/>
-    <w:p>
-      <w:pPr>
-        <w:pStyle w:val="Heading3"/>
-      </w:pPr>
-      <w:r>
-        <w:rPr>
-          <w:rStyle w:val="SectionNumber"/>
-        </w:rPr>
-        <w:t xml:space="preserve">4.3.3</w:t>
-      </w:r>
-      <w:r>
-        <w:tab/>
-      </w:r>
-      <w:r>
-        <w:t xml:space="preserve">Smaller code font per slide</w:t>
-      </w:r>
-    </w:p>
-    <w:p>
-      <w:pPr>
-        <w:pStyle w:val="FirstParagraph"/>
-      </w:pPr>
-      <w:r>
-        <w:t xml:space="preserve">In the</w:t>
-      </w:r>
-      <w:r>
-        <w:t xml:space="preserve"> </w:t>
-      </w:r>
-      <w:r>
-        <w:rPr>
-          <w:rStyle w:val="VerbatimChar"/>
-        </w:rPr>
-        <w:t xml:space="preserve">style .css</w:t>
-      </w:r>
-      <w:r>
-        <w:t xml:space="preserve"> </w:t>
-      </w:r>
-      <w:r>
-        <w:t xml:space="preserve">file is the following- which creates smaller font:</w:t>
-      </w:r>
-    </w:p>
-    <w:p>
-      <w:pPr>
-        <w:pStyle w:val="SourceCode"/>
-      </w:pPr>
-      <w:r>
-        <w:rPr>
-          <w:rStyle w:val="VerbatimChar"/>
-        </w:rPr>
-        <w:t xml:space="preserve">.codesmall pre {</w:t>
-      </w:r>
-      <w:r>
-        <w:br/>
-      </w:r>
-      <w:r>
-        <w:rPr>
-          <w:rStyle w:val="VerbatimChar"/>
-        </w:rPr>
-        <w:t xml:space="preserve">    font-size: 16px;</w:t>
-      </w:r>
-      <w:r>
-        <w:br/>
-      </w:r>
-      <w:r>
-        <w:rPr>
-          <w:rStyle w:val="VerbatimChar"/>
-        </w:rPr>
-        <w:t xml:space="preserve">}</w:t>
-      </w:r>
-    </w:p>
-    <w:p>
-      <w:pPr>
-        <w:pStyle w:val="FirstParagraph"/>
-      </w:pPr>
-      <w:r>
-        <w:t xml:space="preserve">This can be applied to a slide by putting {.codesmall} next to a slide title like so:</w:t>
-      </w:r>
-    </w:p>
-    <w:p>
-      <w:pPr>
-        <w:pStyle w:val="BodyText"/>
-      </w:pPr>
-      <w:r>
-        <w:rPr>
-          <w:rStyle w:val="VerbatimChar"/>
-        </w:rPr>
-        <w:t xml:space="preserve">## slide name {.codesmall}</w:t>
-      </w:r>
-    </w:p>
-    <w:bookmarkEnd w:id="242"/>
-    <w:bookmarkStart w:id="243" w:name="add-color-to-slide-text"/>
-    <w:p>
-      <w:pPr>
-        <w:pStyle w:val="Heading3"/>
-      </w:pPr>
-      <w:r>
-        <w:rPr>
-          <w:rStyle w:val="SectionNumber"/>
-        </w:rPr>
-        <w:t xml:space="preserve">4.3.4</w:t>
-      </w:r>
-      <w:r>
-        <w:tab/>
-      </w:r>
-      <w:r>
-        <w:t xml:space="preserve">Add color to slide text</w:t>
-      </w:r>
-    </w:p>
-    <w:p>
-      <w:pPr>
-        <w:pStyle w:val="SourceCode"/>
-      </w:pPr>
-      <w:r>
-        <w:rPr>
-          <w:rStyle w:val="VerbatimChar"/>
-        </w:rPr>
-        <w:t xml:space="preserve">:::{style="color: red;""}</w:t>
-      </w:r>
-      <w:r>
-        <w:br/>
-      </w:r>
-      <w:r>
-        <w:rPr>
-          <w:rStyle w:val="VerbatimChar"/>
-        </w:rPr>
-        <w:t xml:space="preserve">RED STUFF!</w:t>
-      </w:r>
-      <w:r>
-        <w:br/>
-      </w:r>
-      <w:r>
-        <w:rPr>
-          <w:rStyle w:val="VerbatimChar"/>
-        </w:rPr>
-        <w:t xml:space="preserve">:::</w:t>
-      </w:r>
-    </w:p>
-    <w:p>
-      <w:pPr>
-        <w:pStyle w:val="FirstParagraph"/>
-      </w:pPr>
-      <w:r>
-        <w:t xml:space="preserve">or like this:</w:t>
-      </w:r>
-    </w:p>
-    <w:p>
-      <w:pPr>
-        <w:pStyle w:val="BodyText"/>
-      </w:pPr>
-      <w:r>
-        <w:rPr>
-          <w:rStyle w:val="VerbatimChar"/>
-        </w:rPr>
-        <w:t xml:space="preserve">Integer</w:t>
-      </w:r>
-      <w:r>
-        <w:t xml:space="preserve"> </w:t>
-      </w:r>
-      <w:r>
-        <w:t xml:space="preserve">is a special subset of</w:t>
-      </w:r>
-      <w:r>
-        <w:t xml:space="preserve"> </w:t>
-      </w:r>
-      <w:r>
-        <w:rPr>
-          <w:rStyle w:val="VerbatimChar"/>
-        </w:rPr>
-        <w:t xml:space="preserve">numeric</w:t>
-      </w:r>
-      <w:r>
-        <w:t xml:space="preserve"> </w:t>
-      </w:r>
-      <w:r>
-        <w:t xml:space="preserve">that contains only</w:t>
-      </w:r>
-      <w:r>
-        <w:t xml:space="preserve"> </w:t>
-      </w:r>
-      <w:r>
-        <w:t xml:space="preserve">whole numbers.</w:t>
-      </w:r>
-    </w:p>
-    <w:bookmarkEnd w:id="243"/>
-    <w:bookmarkStart w:id="244" w:name="X522946761ce0e21adf901f011db55224c0e9932"/>
-    <w:p>
-      <w:pPr>
-        <w:pStyle w:val="Heading3"/>
-      </w:pPr>
-      <w:r>
-        <w:rPr>
-          <w:rStyle w:val="SectionNumber"/>
-        </w:rPr>
-        <w:t xml:space="preserve">4.3.5</w:t>
-      </w:r>
-      <w:r>
-        <w:tab/>
-      </w:r>
-      <w:r>
-        <w:t xml:space="preserve">Add background color to code chunk describe general syntax for code</w:t>
-      </w:r>
-    </w:p>
-    <w:p>
-      <w:pPr>
-        <w:pStyle w:val="FirstParagraph"/>
-      </w:pPr>
-      <w:r>
-        <w:t xml:space="preserve">In the</w:t>
-      </w:r>
-      <w:r>
-        <w:t xml:space="preserve"> </w:t>
-      </w:r>
-      <w:r>
-        <w:rPr>
-          <w:rStyle w:val="VerbatimChar"/>
-        </w:rPr>
-        <w:t xml:space="preserve">styles.css</w:t>
-      </w:r>
-      <w:r>
-        <w:t xml:space="preserve"> </w:t>
-      </w:r>
-      <w:r>
-        <w:t xml:space="preserve">file is the following:</w:t>
-      </w:r>
-    </w:p>
-    <w:p>
-      <w:pPr>
-        <w:pStyle w:val="SourceCode"/>
-      </w:pPr>
-      <w:r>
-        <w:rPr>
-          <w:rStyle w:val="VerbatimChar"/>
-        </w:rPr>
-        <w:t xml:space="preserve">.codeexample pre{</w:t>
-      </w:r>
-      <w:r>
-        <w:br/>
-      </w:r>
-      <w:r>
-        <w:rPr>
-          <w:rStyle w:val="VerbatimChar"/>
-        </w:rPr>
-        <w:t xml:space="preserve">  background-color: lightgreen;</w:t>
-      </w:r>
-      <w:r>
-        <w:br/>
-      </w:r>
-      <w:r>
-        <w:rPr>
-          <w:rStyle w:val="VerbatimChar"/>
-        </w:rPr>
-        <w:t xml:space="preserve">}</w:t>
-      </w:r>
-    </w:p>
-    <w:p>
-      <w:pPr>
-        <w:pStyle w:val="FirstParagraph"/>
-      </w:pPr>
-      <w:r>
-        <w:t xml:space="preserve">To add this to a chunk use this in the Rmd file before and after the chunk:</w:t>
-      </w:r>
-    </w:p>
-    <w:p>
-      <w:pPr>
-        <w:pStyle w:val="SourceCode"/>
-      </w:pPr>
-      <w:r>
-        <w:rPr>
-          <w:rStyle w:val="VerbatimChar"/>
-        </w:rPr>
-        <w:t xml:space="preserve">&lt;div class = "codeexample"&gt;</w:t>
-      </w:r>
-      <w:r>
-        <w:br/>
-      </w:r>
-      <w:r>
-        <w:br/>
-      </w:r>
-      <w:r>
-        <w:rPr>
-          <w:rStyle w:val="VerbatimChar"/>
-        </w:rPr>
-        <w:t xml:space="preserve">``` r</w:t>
-      </w:r>
-      <w:r>
-        <w:br/>
-      </w:r>
-      <w:r>
-        <w:rPr>
-          <w:rStyle w:val="VerbatimChar"/>
-        </w:rPr>
-        <w:t xml:space="preserve">#some code</w:t>
-      </w:r>
-      <w:r>
-        <w:br/>
-      </w:r>
-      <w:r>
-        <w:rPr>
-          <w:rStyle w:val="VerbatimChar"/>
-        </w:rPr>
-        <w:t xml:space="preserve">```</w:t>
-      </w:r>
-      <w:r>
-        <w:br/>
-      </w:r>
-      <w:r>
-        <w:rPr>
-          <w:rStyle w:val="VerbatimChar"/>
-        </w:rPr>
-        <w:t xml:space="preserve">&lt;/div&gt;</w:t>
-      </w:r>
-    </w:p>
-    <w:bookmarkEnd w:id="244"/>
-    <w:bookmarkStart w:id="248" w:name="create-gifs"/>
-    <w:p>
-      <w:pPr>
-        <w:pStyle w:val="Heading3"/>
-      </w:pPr>
-      <w:r>
-        <w:rPr>
-          <w:rStyle w:val="SectionNumber"/>
-        </w:rPr>
-        <w:t xml:space="preserve">4.3.6</w:t>
-      </w:r>
-      <w:r>
-        <w:tab/>
-      </w:r>
-      <w:r>
-        <w:t xml:space="preserve">Create gifs</w:t>
-      </w:r>
-    </w:p>
-    <w:p>
-      <w:pPr>
-        <w:pStyle w:val="FirstParagraph"/>
-      </w:pPr>
-      <w:r>
-        <w:t xml:space="preserve">To create video gifs first</w:t>
-      </w:r>
-      <w:r>
-        <w:t xml:space="preserve"> </w:t>
-      </w:r>
-      <w:hyperlink r:id="rId245">
+        <w:t xml:space="preserve">The modules are written in</w:t>
+      </w:r>
+      <w:r>
+        <w:t xml:space="preserve"> </w:t>
+      </w:r>
+      <w:hyperlink r:id="rId93">
         <w:r>
           <w:rPr>
             <w:rStyle w:val="Hyperlink"/>
           </w:rPr>
-          <w:t xml:space="preserve">record your screen</w:t>
+          <w:t xml:space="preserve">R Markdown</w:t>
         </w:r>
       </w:hyperlink>
       <w:r>
         <w:t xml:space="preserve"> </w:t>
       </w:r>
       <w:r>
-        <w:t xml:space="preserve">like so (note this is for Mac users):</w:t>
-      </w:r>
-    </w:p>
-    <w:p>
-      <w:pPr>
-        <w:numPr>
-          <w:ilvl w:val="0"/>
-          <w:numId w:val="1060"/>
-        </w:numPr>
-        <w:pStyle w:val="Compact"/>
-      </w:pPr>
-      <w:r>
-        <w:t xml:space="preserve">Command + Shift + 5</w:t>
-      </w:r>
-    </w:p>
-    <w:p>
-      <w:pPr>
-        <w:numPr>
-          <w:ilvl w:val="0"/>
-          <w:numId w:val="1060"/>
-        </w:numPr>
-        <w:pStyle w:val="Compact"/>
-      </w:pPr>
-      <w:r>
-        <w:t xml:space="preserve">Select either entire screen - or more likely a portion of the screen button</w:t>
-      </w:r>
-    </w:p>
-    <w:p>
-      <w:pPr>
-        <w:numPr>
-          <w:ilvl w:val="0"/>
-          <w:numId w:val="1060"/>
-        </w:numPr>
-        <w:pStyle w:val="Compact"/>
-      </w:pPr>
-      <w:r>
-        <w:t xml:space="preserve">Click record</w:t>
-      </w:r>
-    </w:p>
-    <w:p>
-      <w:pPr>
-        <w:pStyle w:val="FirstParagraph"/>
-      </w:pPr>
-      <w:r>
-        <w:t xml:space="preserve">Next convert the video to a gif using</w:t>
-      </w:r>
-      <w:r>
-        <w:t xml:space="preserve"> </w:t>
-      </w:r>
-      <w:hyperlink r:id="rId246">
+        <w:t xml:space="preserve">documents and developed within an RStudio project. R Markdown documents are denoted with the file extension</w:t>
+      </w:r>
+      <w:r>
+        <w:t xml:space="preserve"> </w:t>
+      </w:r>
+      <w:r>
+        <w:t xml:space="preserve">“</w:t>
+      </w:r>
+      <w:r>
+        <w:t xml:space="preserve">.Rmd</w:t>
+      </w:r>
+      <w:r>
+        <w:t xml:space="preserve">”</w:t>
+      </w:r>
+      <w:r>
+        <w:t xml:space="preserve"> </w:t>
+      </w:r>
+      <w:r>
+        <w:t xml:space="preserve">and allow for the inclusion of code chunks and outputs in a written report. They are written using</w:t>
+      </w:r>
+      <w:r>
+        <w:t xml:space="preserve"> </w:t>
+      </w:r>
+      <w:hyperlink r:id="rId242">
         <w:r>
           <w:rPr>
             <w:rStyle w:val="Hyperlink"/>
           </w:rPr>
-          <w:t xml:space="preserve">https://ezgif.com/video-to-gif</w:t>
+          <w:t xml:space="preserve">Markdown syntax</w:t>
         </w:r>
       </w:hyperlink>
       <w:r>
-        <w:t xml:space="preserve">.</w:t>
-      </w:r>
-    </w:p>
-    <w:p>
-      <w:pPr>
-        <w:pStyle w:val="BodyText"/>
-      </w:pPr>
-      <w:r>
-        <w:t xml:space="preserve">Be sure that you select gif as the output.</w:t>
-      </w:r>
-    </w:p>
-    <w:p>
-      <w:pPr>
-        <w:pStyle w:val="BodyText"/>
-      </w:pPr>
-      <w:r>
-        <w:t xml:space="preserve">These slides are made with something called ioslides. See [this website for additional help with ioslides] (</w:t>
-      </w:r>
-      <w:hyperlink r:id="rId247">
+        <w:t xml:space="preserve">. RStudio projects are used to organize files. The</w:t>
+      </w:r>
+      <w:r>
+        <w:t xml:space="preserve"> </w:t>
+      </w:r>
+      <w:hyperlink r:id="rId243">
         <w:r>
           <w:rPr>
             <w:rStyle w:val="Hyperlink"/>
           </w:rPr>
-          <w:t xml:space="preserve">https://bookdown.org/yihui/rmarkdown/ioslides-presentation.html</w:t>
+          <w:t xml:space="preserve">knitr</w:t>
         </w:r>
       </w:hyperlink>
       <w:r>
-        <w:t xml:space="preserve">).</w:t>
-      </w:r>
-    </w:p>
-    <w:bookmarkEnd w:id="248"/>
-    <w:bookmarkEnd w:id="249"/>
-    <w:bookmarkStart w:id="255" w:name="modifying-labs"/>
-    <w:p>
-      <w:pPr>
-        <w:pStyle w:val="Heading2"/>
-      </w:pPr>
-      <w:r>
-        <w:rPr>
-          <w:rStyle w:val="SectionNumber"/>
-        </w:rPr>
-        <w:t xml:space="preserve">4.4</w:t>
-      </w:r>
-      <w:r>
-        <w:tab/>
-      </w:r>
-      <w:r>
-        <w:t xml:space="preserve">Modifying Labs</w:t>
-      </w:r>
-    </w:p>
-    <w:p>
-      <w:pPr>
-        <w:pStyle w:val="FirstParagraph"/>
-      </w:pPr>
-      <w:r>
-        <w:t xml:space="preserve">Within each module directory, there is a subdirectory called</w:t>
-      </w:r>
-      <w:r>
-        <w:t xml:space="preserve"> </w:t>
-      </w:r>
-      <w:r>
-        <w:rPr>
-          <w:rStyle w:val="VerbatimChar"/>
-        </w:rPr>
-        <w:t xml:space="preserve">lab</w:t>
-      </w:r>
-      <w:r>
-        <w:t xml:space="preserve">. Locate the</w:t>
-      </w:r>
-      <w:r>
-        <w:t xml:space="preserve"> </w:t>
-      </w:r>
-      <w:r>
-        <w:rPr>
-          <w:rStyle w:val="VerbatimChar"/>
-        </w:rPr>
-        <w:t xml:space="preserve">lab</w:t>
-      </w:r>
-      <w:r>
-        <w:t xml:space="preserve"> </w:t>
-      </w:r>
-      <w:r>
-        <w:t xml:space="preserve">subdirectory within the appropriate module directory and edit the</w:t>
-      </w:r>
-      <w:r>
-        <w:t xml:space="preserve"> </w:t>
-      </w:r>
-      <w:r>
-        <w:rPr>
-          <w:rStyle w:val="VerbatimChar"/>
-        </w:rPr>
-        <w:t xml:space="preserve">_Key.Rmd</w:t>
-      </w:r>
-      <w:r>
-        <w:t xml:space="preserve"> </w:t>
-      </w:r>
-      <w:r>
-        <w:t xml:space="preserve">file. For example, if you want to edit the Statistics lab, you’d edit</w:t>
-      </w:r>
-      <w:r>
-        <w:t xml:space="preserve"> </w:t>
-      </w:r>
-      <w:r>
-        <w:rPr>
-          <w:rStyle w:val="VerbatimChar"/>
-        </w:rPr>
-        <w:t xml:space="preserve">Statistics_Lab_Key.Rmd</w:t>
+        <w:t xml:space="preserve"> </w:t>
+      </w:r>
+      <w:r>
+        <w:t xml:space="preserve">package</w:t>
+      </w:r>
+      <w:r>
+        <w:t xml:space="preserve"> </w:t>
+      </w:r>
+      <w:r>
+        <w:t xml:space="preserve">“</w:t>
+      </w:r>
+      <w:r>
+        <w:t xml:space="preserve">knits</w:t>
+      </w:r>
+      <w:r>
+        <w:t xml:space="preserve">”</w:t>
+      </w:r>
+      <w:r>
+        <w:t xml:space="preserve"> </w:t>
+      </w:r>
+      <w:r>
+        <w:t xml:space="preserve">the case study written in R Markdown and outputs the document as an HTML file. DaSEH uses these HTML files to post the materials online.</w:t>
+      </w:r>
+    </w:p>
+    <w:p>
+      <w:pPr>
+        <w:pStyle w:val="BodyText"/>
+      </w:pPr>
+      <w:r>
+        <w:t xml:space="preserve">See the above sections about modifying the website to get the files that were used for the module lectures.</w:t>
+      </w:r>
+    </w:p>
+    <w:p>
+      <w:pPr>
+        <w:pStyle w:val="BodyText"/>
+      </w:pPr>
+      <w:r>
+        <w:t xml:space="preserve">Each of the lectures can be found within the</w:t>
+      </w:r>
+      <w:r>
+        <w:t xml:space="preserve"> </w:t>
+      </w:r>
+      <w:hyperlink r:id="rId182">
+        <w:r>
+          <w:rPr>
+            <w:rStyle w:val="Hyperlink"/>
+          </w:rPr>
+          <w:t xml:space="preserve">modules directory</w:t>
+        </w:r>
+      </w:hyperlink>
+      <w:r>
+        <w:t xml:space="preserve"> </w:t>
+      </w:r>
+      <w:r>
+        <w:t xml:space="preserve">of our DaSEH GitHub repository.</w:t>
+      </w:r>
+    </w:p>
+    <w:p>
+      <w:pPr>
+        <w:pStyle w:val="BodyText"/>
+      </w:pPr>
+      <w:r>
+        <w:t xml:space="preserve">Each module folder contains the lecture slides within the .Rmd file.</w:t>
+      </w:r>
+    </w:p>
+    <w:p>
+      <w:pPr>
+        <w:pStyle w:val="BodyText"/>
+      </w:pPr>
+      <w:r>
+        <w:t xml:space="preserve">To edit a lecture, locate the appropriate directory within</w:t>
+      </w:r>
+      <w:r>
+        <w:t xml:space="preserve"> </w:t>
+      </w:r>
+      <w:r>
+        <w:rPr>
+          <w:rStyle w:val="VerbatimChar"/>
+        </w:rPr>
+        <w:t xml:space="preserve">modules</w:t>
+      </w:r>
+      <w:r>
+        <w:t xml:space="preserve"> </w:t>
+      </w:r>
+      <w:r>
+        <w:t xml:space="preserve">and edit the</w:t>
+      </w:r>
+      <w:r>
+        <w:t xml:space="preserve"> </w:t>
+      </w:r>
+      <w:r>
+        <w:rPr>
+          <w:rStyle w:val="VerbatimChar"/>
+        </w:rPr>
+        <w:t xml:space="preserve">.Rmd</w:t>
+      </w:r>
+      <w:r>
+        <w:t xml:space="preserve"> </w:t>
+      </w:r>
+      <w:r>
+        <w:t xml:space="preserve">file. For example, if you want to edit the Statistics lecture, you’d edit</w:t>
+      </w:r>
+      <w:r>
+        <w:t xml:space="preserve"> </w:t>
+      </w:r>
+      <w:r>
+        <w:rPr>
+          <w:rStyle w:val="VerbatimChar"/>
+        </w:rPr>
+        <w:t xml:space="preserve">Statistics.Rmd</w:t>
       </w:r>
       <w:r>
         <w:t xml:space="preserve"> </w:t>
@@ -10330,7 +9638,7 @@
         <w:rPr>
           <w:rStyle w:val="VerbatimChar"/>
         </w:rPr>
-        <w:t xml:space="preserve">modules/Statistics/lab/</w:t>
+        <w:t xml:space="preserve">modules/Statistics/</w:t>
       </w:r>
       <w:r>
         <w:t xml:space="preserve"> </w:t>
@@ -10344,75 +9652,7 @@
         <w:pStyle w:val="BodyText"/>
       </w:pPr>
       <w:r>
-        <w:t xml:space="preserve">** Only edit the</w:t>
-      </w:r>
-      <w:r>
-        <w:t xml:space="preserve"> </w:t>
-      </w:r>
-      <w:r>
-        <w:rPr>
-          <w:rStyle w:val="VerbatimChar"/>
-        </w:rPr>
-        <w:t xml:space="preserve">_Key.Rmd</w:t>
-      </w:r>
-      <w:r>
-        <w:t xml:space="preserve">. Do not edit the html or pdf files, or the</w:t>
-      </w:r>
-      <w:r>
-        <w:t xml:space="preserve"> </w:t>
-      </w:r>
-      <w:r>
-        <w:rPr>
-          <w:rStyle w:val="VerbatimChar"/>
-        </w:rPr>
-        <w:t xml:space="preserve">_Lab.Rmd</w:t>
-      </w:r>
-      <w:r>
-        <w:t xml:space="preserve"> </w:t>
-      </w:r>
-      <w:r>
-        <w:t xml:space="preserve">file. These are automatically generated by GitHub Actions. ** The</w:t>
-      </w:r>
-      <w:r>
-        <w:t xml:space="preserve"> </w:t>
-      </w:r>
-      <w:r>
-        <w:rPr>
-          <w:rStyle w:val="VerbatimChar"/>
-        </w:rPr>
-        <w:t xml:space="preserve">_Lab.Rmd</w:t>
-      </w:r>
-      <w:r>
-        <w:t xml:space="preserve"> </w:t>
-      </w:r>
-      <w:r>
-        <w:t xml:space="preserve">file is automatically cleaned up for students to fill in during class.</w:t>
-      </w:r>
-    </w:p>
-    <w:bookmarkStart w:id="253" w:name="how-does-the-lab-file-cleanup-work"/>
-    <w:p>
-      <w:pPr>
-        <w:pStyle w:val="Heading4"/>
-      </w:pPr>
-      <w:r>
-        <w:rPr>
-          <w:rStyle w:val="SectionNumber"/>
-        </w:rPr>
-        <w:t xml:space="preserve">4.4.0.1</w:t>
-      </w:r>
-      <w:r>
-        <w:tab/>
-      </w:r>
-      <w:r>
-        <w:t xml:space="preserve">How does the lab file cleanup work?</w:t>
-      </w:r>
-    </w:p>
-    <w:p>
-      <w:pPr>
-        <w:pStyle w:val="FirstParagraph"/>
-      </w:pPr>
-      <w:r>
-        <w:t xml:space="preserve">When creating the lab key, you will write the answer to the questions in the key. However, for the file that the students see, we want the answers to be removed.</w:t>
+        <w:t xml:space="preserve">** Do not edit the html or pdf files. These are automatically generated by GitHub Actions. **</w:t>
       </w:r>
     </w:p>
     <w:p>
@@ -10420,34 +9660,53 @@
         <w:pStyle w:val="BodyText"/>
       </w:pPr>
       <w:r>
-        <w:t xml:space="preserve">To make sure this happens correctly, the chunks you want to clean must have a</w:t>
-      </w:r>
-      <w:r>
-        <w:t xml:space="preserve"> </w:t>
-      </w:r>
-      <w:r>
-        <w:rPr>
-          <w:rStyle w:val="VerbatimChar"/>
-        </w:rPr>
-        <w:t xml:space="preserve">label</w:t>
-      </w:r>
-      <w:r>
-        <w:t xml:space="preserve"> </w:t>
-      </w:r>
-      <w:r>
-        <w:t xml:space="preserve">ending with</w:t>
-      </w:r>
-      <w:r>
-        <w:t xml:space="preserve"> </w:t>
-      </w:r>
-      <w:r>
-        <w:rPr>
-          <w:rStyle w:val="VerbatimChar"/>
-        </w:rPr>
-        <w:t xml:space="preserve">response</w:t>
-      </w:r>
-      <w:r>
-        <w:t xml:space="preserve">. Chunks without a label following this pattern will be ignored and reproduced exactly for the students.</w:t>
+        <w:t xml:space="preserve">However, sometimes workflows don’t complete, so it’s always good to double check that htmls and pdfs are appearing as expected on the website once your PR is merged to main.</w:t>
+      </w:r>
+    </w:p>
+    <w:p>
+      <w:pPr>
+        <w:pStyle w:val="BodyText"/>
+      </w:pPr>
+      <w:r>
+        <w:t xml:space="preserve">You will notice that</w:t>
+      </w:r>
+      <w:r>
+        <w:t xml:space="preserve"> </w:t>
+      </w:r>
+      <w:r>
+        <w:rPr>
+          <w:rStyle w:val="VerbatimChar"/>
+        </w:rPr>
+        <w:t xml:space="preserve">##</w:t>
+      </w:r>
+      <w:r>
+        <w:t xml:space="preserve"> </w:t>
+      </w:r>
+      <w:r>
+        <w:t xml:space="preserve">is used throughout the file. This indicates where the start of a new slide is.</w:t>
+      </w:r>
+    </w:p>
+    <w:p>
+      <w:pPr>
+        <w:pStyle w:val="BodyText"/>
+      </w:pPr>
+      <w:r>
+        <w:t xml:space="preserve">A single</w:t>
+      </w:r>
+      <w:r>
+        <w:t xml:space="preserve"> </w:t>
+      </w:r>
+      <w:r>
+        <w:rPr>
+          <w:rStyle w:val="VerbatimChar"/>
+        </w:rPr>
+        <w:t xml:space="preserve">#</w:t>
+      </w:r>
+      <w:r>
+        <w:t xml:space="preserve"> </w:t>
+      </w:r>
+      <w:r>
+        <w:t xml:space="preserve">indicates a new section slide, which will be a slide that looks like this:</w:t>
       </w:r>
     </w:p>
     <w:p>
@@ -10459,18 +9718,18 @@
           <wp:inline>
             <wp:extent cx="5334000" cy="3000375"/>
             <wp:effectExtent b="0" l="0" r="0" t="0"/>
-            <wp:docPr descr="" title="" id="251" name="Picture"/>
+            <wp:docPr descr="" title="" id="245" name="Picture"/>
             <a:graphic>
               <a:graphicData uri="http://schemas.openxmlformats.org/drawingml/2006/picture">
                 <pic:pic>
                   <pic:nvPicPr>
-                    <pic:cNvPr descr="04-daseh_modification_files/figure-docx//1vCiMPvvsdwQjiMWjf0YuSpTkG0DGXsy1614cRiFc7ns_g3ba9e61ea01_0_0.png" id="252" name="Picture"/>
+                    <pic:cNvPr descr="04-daseh_modification_files/figure-docx//1vCiMPvvsdwQjiMWjf0YuSpTkG0DGXsy1614cRiFc7ns_g3ba67d8997e_0_2.png" id="246" name="Picture"/>
                     <pic:cNvPicPr>
                       <a:picLocks noChangeArrowheads="1" noChangeAspect="1"/>
                     </pic:cNvPicPr>
                   </pic:nvPicPr>
                   <pic:blipFill>
-                    <a:blip r:embed="rId250"/>
+                    <a:blip r:embed="rId244"/>
                     <a:stretch>
                       <a:fillRect/>
                     </a:stretch>
@@ -10497,8 +9756,869 @@
         </w:drawing>
       </w:r>
     </w:p>
-    <w:bookmarkEnd w:id="253"/>
-    <w:bookmarkStart w:id="254" w:name="manually-download-data-from-github"/>
+    <w:bookmarkStart w:id="248" w:name="emojis-in-slides"/>
+    <w:p>
+      <w:pPr>
+        <w:pStyle w:val="Heading3"/>
+      </w:pPr>
+      <w:r>
+        <w:rPr>
+          <w:rStyle w:val="SectionNumber"/>
+        </w:rPr>
+        <w:t xml:space="preserve">4.3.1</w:t>
+      </w:r>
+      <w:r>
+        <w:tab/>
+      </w:r>
+      <w:r>
+        <w:t xml:space="preserve">Emojis in slides</w:t>
+      </w:r>
+    </w:p>
+    <w:p>
+      <w:pPr>
+        <w:pStyle w:val="FirstParagraph"/>
+      </w:pPr>
+      <w:r>
+        <w:t xml:space="preserve">We recommend copying and pasting from</w:t>
+      </w:r>
+      <w:r>
+        <w:t xml:space="preserve"> </w:t>
+      </w:r>
+      <w:hyperlink r:id="rId247">
+        <w:r>
+          <w:rPr>
+            <w:rStyle w:val="Hyperlink"/>
+          </w:rPr>
+          <w:t xml:space="preserve">here</w:t>
+        </w:r>
+      </w:hyperlink>
+      <w:r>
+        <w:t xml:space="preserve">.</w:t>
+      </w:r>
+    </w:p>
+    <w:bookmarkEnd w:id="248"/>
+    <w:bookmarkStart w:id="249" w:name="smaller-text-font-per-slide"/>
+    <w:p>
+      <w:pPr>
+        <w:pStyle w:val="Heading3"/>
+      </w:pPr>
+      <w:r>
+        <w:rPr>
+          <w:rStyle w:val="SectionNumber"/>
+        </w:rPr>
+        <w:t xml:space="preserve">4.3.2</w:t>
+      </w:r>
+      <w:r>
+        <w:tab/>
+      </w:r>
+      <w:r>
+        <w:t xml:space="preserve">Smaller text font per slide</w:t>
+      </w:r>
+    </w:p>
+    <w:p>
+      <w:pPr>
+        <w:pStyle w:val="FirstParagraph"/>
+      </w:pPr>
+      <w:r>
+        <w:t xml:space="preserve">If you want to change the style of a slide, modify the</w:t>
+      </w:r>
+      <w:r>
+        <w:t xml:space="preserve"> </w:t>
+      </w:r>
+      <w:r>
+        <w:rPr>
+          <w:rStyle w:val="VerbatimChar"/>
+        </w:rPr>
+        <w:t xml:space="preserve">style.css</w:t>
+      </w:r>
+      <w:r>
+        <w:t xml:space="preserve"> </w:t>
+      </w:r>
+      <w:r>
+        <w:t xml:space="preserve">file.</w:t>
+      </w:r>
+    </w:p>
+    <w:p>
+      <w:pPr>
+        <w:pStyle w:val="BodyText"/>
+      </w:pPr>
+      <w:r>
+        <w:t xml:space="preserve">For example - this is how you can make slides with smaller font:</w:t>
+      </w:r>
+    </w:p>
+    <w:p>
+      <w:pPr>
+        <w:pStyle w:val="BodyText"/>
+      </w:pPr>
+      <w:r>
+        <w:t xml:space="preserve">In the</w:t>
+      </w:r>
+      <w:r>
+        <w:t xml:space="preserve"> </w:t>
+      </w:r>
+      <w:r>
+        <w:rPr>
+          <w:rStyle w:val="VerbatimChar"/>
+        </w:rPr>
+        <w:t xml:space="preserve">style .css</w:t>
+      </w:r>
+      <w:r>
+        <w:t xml:space="preserve"> </w:t>
+      </w:r>
+      <w:r>
+        <w:t xml:space="preserve">file is the following- which creates smaller font:</w:t>
+      </w:r>
+    </w:p>
+    <w:p>
+      <w:pPr>
+        <w:pStyle w:val="SourceCode"/>
+      </w:pPr>
+      <w:r>
+        <w:rPr>
+          <w:rStyle w:val="VerbatimChar"/>
+        </w:rPr>
+        <w:t xml:space="preserve">.small {</w:t>
+      </w:r>
+      <w:r>
+        <w:br/>
+      </w:r>
+      <w:r>
+        <w:rPr>
+          <w:rStyle w:val="VerbatimChar"/>
+        </w:rPr>
+        <w:t xml:space="preserve">   font-size: 0.8em;</w:t>
+      </w:r>
+      <w:r>
+        <w:br/>
+      </w:r>
+      <w:r>
+        <w:rPr>
+          <w:rStyle w:val="VerbatimChar"/>
+        </w:rPr>
+        <w:t xml:space="preserve">}</w:t>
+      </w:r>
+    </w:p>
+    <w:p>
+      <w:pPr>
+        <w:pStyle w:val="FirstParagraph"/>
+      </w:pPr>
+      <w:r>
+        <w:t xml:space="preserve">To change the font of a single slide you can putt {.small} next to a slide title like so:</w:t>
+      </w:r>
+    </w:p>
+    <w:p>
+      <w:pPr>
+        <w:pStyle w:val="BodyText"/>
+      </w:pPr>
+      <w:r>
+        <w:rPr>
+          <w:rStyle w:val="VerbatimChar"/>
+        </w:rPr>
+        <w:t xml:space="preserve">## slide name {.small}</w:t>
+      </w:r>
+    </w:p>
+    <w:bookmarkEnd w:id="249"/>
+    <w:bookmarkStart w:id="250" w:name="smaller-code-font-per-slide"/>
+    <w:p>
+      <w:pPr>
+        <w:pStyle w:val="Heading3"/>
+      </w:pPr>
+      <w:r>
+        <w:rPr>
+          <w:rStyle w:val="SectionNumber"/>
+        </w:rPr>
+        <w:t xml:space="preserve">4.3.3</w:t>
+      </w:r>
+      <w:r>
+        <w:tab/>
+      </w:r>
+      <w:r>
+        <w:t xml:space="preserve">Smaller code font per slide</w:t>
+      </w:r>
+    </w:p>
+    <w:p>
+      <w:pPr>
+        <w:pStyle w:val="FirstParagraph"/>
+      </w:pPr>
+      <w:r>
+        <w:t xml:space="preserve">In the</w:t>
+      </w:r>
+      <w:r>
+        <w:t xml:space="preserve"> </w:t>
+      </w:r>
+      <w:r>
+        <w:rPr>
+          <w:rStyle w:val="VerbatimChar"/>
+        </w:rPr>
+        <w:t xml:space="preserve">style .css</w:t>
+      </w:r>
+      <w:r>
+        <w:t xml:space="preserve"> </w:t>
+      </w:r>
+      <w:r>
+        <w:t xml:space="preserve">file is the following- which creates smaller font:</w:t>
+      </w:r>
+    </w:p>
+    <w:p>
+      <w:pPr>
+        <w:pStyle w:val="SourceCode"/>
+      </w:pPr>
+      <w:r>
+        <w:rPr>
+          <w:rStyle w:val="VerbatimChar"/>
+        </w:rPr>
+        <w:t xml:space="preserve">.codesmall pre {</w:t>
+      </w:r>
+      <w:r>
+        <w:br/>
+      </w:r>
+      <w:r>
+        <w:rPr>
+          <w:rStyle w:val="VerbatimChar"/>
+        </w:rPr>
+        <w:t xml:space="preserve">    font-size: 16px;</w:t>
+      </w:r>
+      <w:r>
+        <w:br/>
+      </w:r>
+      <w:r>
+        <w:rPr>
+          <w:rStyle w:val="VerbatimChar"/>
+        </w:rPr>
+        <w:t xml:space="preserve">}</w:t>
+      </w:r>
+    </w:p>
+    <w:p>
+      <w:pPr>
+        <w:pStyle w:val="FirstParagraph"/>
+      </w:pPr>
+      <w:r>
+        <w:t xml:space="preserve">This can be applied to a slide by putting {.codesmall} next to a slide title like so:</w:t>
+      </w:r>
+    </w:p>
+    <w:p>
+      <w:pPr>
+        <w:pStyle w:val="BodyText"/>
+      </w:pPr>
+      <w:r>
+        <w:rPr>
+          <w:rStyle w:val="VerbatimChar"/>
+        </w:rPr>
+        <w:t xml:space="preserve">## slide name {.codesmall}</w:t>
+      </w:r>
+    </w:p>
+    <w:bookmarkEnd w:id="250"/>
+    <w:bookmarkStart w:id="251" w:name="add-color-to-slide-text"/>
+    <w:p>
+      <w:pPr>
+        <w:pStyle w:val="Heading3"/>
+      </w:pPr>
+      <w:r>
+        <w:rPr>
+          <w:rStyle w:val="SectionNumber"/>
+        </w:rPr>
+        <w:t xml:space="preserve">4.3.4</w:t>
+      </w:r>
+      <w:r>
+        <w:tab/>
+      </w:r>
+      <w:r>
+        <w:t xml:space="preserve">Add color to slide text</w:t>
+      </w:r>
+    </w:p>
+    <w:p>
+      <w:pPr>
+        <w:pStyle w:val="SourceCode"/>
+      </w:pPr>
+      <w:r>
+        <w:rPr>
+          <w:rStyle w:val="VerbatimChar"/>
+        </w:rPr>
+        <w:t xml:space="preserve">:::{style="color: red;""}</w:t>
+      </w:r>
+      <w:r>
+        <w:br/>
+      </w:r>
+      <w:r>
+        <w:rPr>
+          <w:rStyle w:val="VerbatimChar"/>
+        </w:rPr>
+        <w:t xml:space="preserve">RED STUFF!</w:t>
+      </w:r>
+      <w:r>
+        <w:br/>
+      </w:r>
+      <w:r>
+        <w:rPr>
+          <w:rStyle w:val="VerbatimChar"/>
+        </w:rPr>
+        <w:t xml:space="preserve">:::</w:t>
+      </w:r>
+    </w:p>
+    <w:p>
+      <w:pPr>
+        <w:pStyle w:val="FirstParagraph"/>
+      </w:pPr>
+      <w:r>
+        <w:t xml:space="preserve">or like this:</w:t>
+      </w:r>
+    </w:p>
+    <w:p>
+      <w:pPr>
+        <w:pStyle w:val="BodyText"/>
+      </w:pPr>
+      <w:r>
+        <w:rPr>
+          <w:rStyle w:val="VerbatimChar"/>
+        </w:rPr>
+        <w:t xml:space="preserve">Integer</w:t>
+      </w:r>
+      <w:r>
+        <w:t xml:space="preserve"> </w:t>
+      </w:r>
+      <w:r>
+        <w:t xml:space="preserve">is a special subset of</w:t>
+      </w:r>
+      <w:r>
+        <w:t xml:space="preserve"> </w:t>
+      </w:r>
+      <w:r>
+        <w:rPr>
+          <w:rStyle w:val="VerbatimChar"/>
+        </w:rPr>
+        <w:t xml:space="preserve">numeric</w:t>
+      </w:r>
+      <w:r>
+        <w:t xml:space="preserve"> </w:t>
+      </w:r>
+      <w:r>
+        <w:t xml:space="preserve">that contains only</w:t>
+      </w:r>
+      <w:r>
+        <w:t xml:space="preserve"> </w:t>
+      </w:r>
+      <w:r>
+        <w:t xml:space="preserve">whole numbers.</w:t>
+      </w:r>
+    </w:p>
+    <w:bookmarkEnd w:id="251"/>
+    <w:bookmarkStart w:id="252" w:name="X522946761ce0e21adf901f011db55224c0e9932"/>
+    <w:p>
+      <w:pPr>
+        <w:pStyle w:val="Heading3"/>
+      </w:pPr>
+      <w:r>
+        <w:rPr>
+          <w:rStyle w:val="SectionNumber"/>
+        </w:rPr>
+        <w:t xml:space="preserve">4.3.5</w:t>
+      </w:r>
+      <w:r>
+        <w:tab/>
+      </w:r>
+      <w:r>
+        <w:t xml:space="preserve">Add background color to code chunk describe general syntax for code</w:t>
+      </w:r>
+    </w:p>
+    <w:p>
+      <w:pPr>
+        <w:pStyle w:val="FirstParagraph"/>
+      </w:pPr>
+      <w:r>
+        <w:t xml:space="preserve">In the</w:t>
+      </w:r>
+      <w:r>
+        <w:t xml:space="preserve"> </w:t>
+      </w:r>
+      <w:r>
+        <w:rPr>
+          <w:rStyle w:val="VerbatimChar"/>
+        </w:rPr>
+        <w:t xml:space="preserve">styles.css</w:t>
+      </w:r>
+      <w:r>
+        <w:t xml:space="preserve"> </w:t>
+      </w:r>
+      <w:r>
+        <w:t xml:space="preserve">file is the following:</w:t>
+      </w:r>
+    </w:p>
+    <w:p>
+      <w:pPr>
+        <w:pStyle w:val="SourceCode"/>
+      </w:pPr>
+      <w:r>
+        <w:rPr>
+          <w:rStyle w:val="VerbatimChar"/>
+        </w:rPr>
+        <w:t xml:space="preserve">.codeexample pre{</w:t>
+      </w:r>
+      <w:r>
+        <w:br/>
+      </w:r>
+      <w:r>
+        <w:rPr>
+          <w:rStyle w:val="VerbatimChar"/>
+        </w:rPr>
+        <w:t xml:space="preserve">  background-color: lightgreen;</w:t>
+      </w:r>
+      <w:r>
+        <w:br/>
+      </w:r>
+      <w:r>
+        <w:rPr>
+          <w:rStyle w:val="VerbatimChar"/>
+        </w:rPr>
+        <w:t xml:space="preserve">}</w:t>
+      </w:r>
+    </w:p>
+    <w:p>
+      <w:pPr>
+        <w:pStyle w:val="FirstParagraph"/>
+      </w:pPr>
+      <w:r>
+        <w:t xml:space="preserve">To add this to a chunk use this in the Rmd file before and after the chunk:</w:t>
+      </w:r>
+    </w:p>
+    <w:p>
+      <w:pPr>
+        <w:pStyle w:val="SourceCode"/>
+      </w:pPr>
+      <w:r>
+        <w:rPr>
+          <w:rStyle w:val="VerbatimChar"/>
+        </w:rPr>
+        <w:t xml:space="preserve">&lt;div class = "codeexample"&gt;</w:t>
+      </w:r>
+      <w:r>
+        <w:br/>
+      </w:r>
+      <w:r>
+        <w:br/>
+      </w:r>
+      <w:r>
+        <w:rPr>
+          <w:rStyle w:val="VerbatimChar"/>
+        </w:rPr>
+        <w:t xml:space="preserve">``` r</w:t>
+      </w:r>
+      <w:r>
+        <w:br/>
+      </w:r>
+      <w:r>
+        <w:rPr>
+          <w:rStyle w:val="VerbatimChar"/>
+        </w:rPr>
+        <w:t xml:space="preserve">#some code</w:t>
+      </w:r>
+      <w:r>
+        <w:br/>
+      </w:r>
+      <w:r>
+        <w:rPr>
+          <w:rStyle w:val="VerbatimChar"/>
+        </w:rPr>
+        <w:t xml:space="preserve">```</w:t>
+      </w:r>
+      <w:r>
+        <w:br/>
+      </w:r>
+      <w:r>
+        <w:rPr>
+          <w:rStyle w:val="VerbatimChar"/>
+        </w:rPr>
+        <w:t xml:space="preserve">&lt;/div&gt;</w:t>
+      </w:r>
+    </w:p>
+    <w:bookmarkEnd w:id="252"/>
+    <w:bookmarkStart w:id="256" w:name="create-gifs"/>
+    <w:p>
+      <w:pPr>
+        <w:pStyle w:val="Heading3"/>
+      </w:pPr>
+      <w:r>
+        <w:rPr>
+          <w:rStyle w:val="SectionNumber"/>
+        </w:rPr>
+        <w:t xml:space="preserve">4.3.6</w:t>
+      </w:r>
+      <w:r>
+        <w:tab/>
+      </w:r>
+      <w:r>
+        <w:t xml:space="preserve">Create gifs</w:t>
+      </w:r>
+    </w:p>
+    <w:p>
+      <w:pPr>
+        <w:pStyle w:val="FirstParagraph"/>
+      </w:pPr>
+      <w:r>
+        <w:t xml:space="preserve">To create video gifs first</w:t>
+      </w:r>
+      <w:r>
+        <w:t xml:space="preserve"> </w:t>
+      </w:r>
+      <w:hyperlink r:id="rId253">
+        <w:r>
+          <w:rPr>
+            <w:rStyle w:val="Hyperlink"/>
+          </w:rPr>
+          <w:t xml:space="preserve">record your screen</w:t>
+        </w:r>
+      </w:hyperlink>
+      <w:r>
+        <w:t xml:space="preserve"> </w:t>
+      </w:r>
+      <w:r>
+        <w:t xml:space="preserve">like so (note this is for Mac users):</w:t>
+      </w:r>
+    </w:p>
+    <w:p>
+      <w:pPr>
+        <w:numPr>
+          <w:ilvl w:val="0"/>
+          <w:numId w:val="1060"/>
+        </w:numPr>
+        <w:pStyle w:val="Compact"/>
+      </w:pPr>
+      <w:r>
+        <w:t xml:space="preserve">Command + Shift + 5</w:t>
+      </w:r>
+    </w:p>
+    <w:p>
+      <w:pPr>
+        <w:numPr>
+          <w:ilvl w:val="0"/>
+          <w:numId w:val="1060"/>
+        </w:numPr>
+        <w:pStyle w:val="Compact"/>
+      </w:pPr>
+      <w:r>
+        <w:t xml:space="preserve">Select either entire screen - or more likely a portion of the screen button</w:t>
+      </w:r>
+    </w:p>
+    <w:p>
+      <w:pPr>
+        <w:numPr>
+          <w:ilvl w:val="0"/>
+          <w:numId w:val="1060"/>
+        </w:numPr>
+        <w:pStyle w:val="Compact"/>
+      </w:pPr>
+      <w:r>
+        <w:t xml:space="preserve">Click record</w:t>
+      </w:r>
+    </w:p>
+    <w:p>
+      <w:pPr>
+        <w:pStyle w:val="FirstParagraph"/>
+      </w:pPr>
+      <w:r>
+        <w:t xml:space="preserve">Next convert the video to a gif using</w:t>
+      </w:r>
+      <w:r>
+        <w:t xml:space="preserve"> </w:t>
+      </w:r>
+      <w:hyperlink r:id="rId254">
+        <w:r>
+          <w:rPr>
+            <w:rStyle w:val="Hyperlink"/>
+          </w:rPr>
+          <w:t xml:space="preserve">https://ezgif.com/video-to-gif</w:t>
+        </w:r>
+      </w:hyperlink>
+      <w:r>
+        <w:t xml:space="preserve">.</w:t>
+      </w:r>
+    </w:p>
+    <w:p>
+      <w:pPr>
+        <w:pStyle w:val="BodyText"/>
+      </w:pPr>
+      <w:r>
+        <w:t xml:space="preserve">Be sure that you select gif as the output.</w:t>
+      </w:r>
+    </w:p>
+    <w:p>
+      <w:pPr>
+        <w:pStyle w:val="BodyText"/>
+      </w:pPr>
+      <w:r>
+        <w:t xml:space="preserve">These slides are made with something called ioslides. See [this website for additional help with ioslides] (</w:t>
+      </w:r>
+      <w:hyperlink r:id="rId255">
+        <w:r>
+          <w:rPr>
+            <w:rStyle w:val="Hyperlink"/>
+          </w:rPr>
+          <w:t xml:space="preserve">https://bookdown.org/yihui/rmarkdown/ioslides-presentation.html</w:t>
+        </w:r>
+      </w:hyperlink>
+      <w:r>
+        <w:t xml:space="preserve">).</w:t>
+      </w:r>
+    </w:p>
+    <w:bookmarkEnd w:id="256"/>
+    <w:bookmarkEnd w:id="257"/>
+    <w:bookmarkStart w:id="263" w:name="modifying-labs"/>
+    <w:p>
+      <w:pPr>
+        <w:pStyle w:val="Heading2"/>
+      </w:pPr>
+      <w:r>
+        <w:rPr>
+          <w:rStyle w:val="SectionNumber"/>
+        </w:rPr>
+        <w:t xml:space="preserve">4.4</w:t>
+      </w:r>
+      <w:r>
+        <w:tab/>
+      </w:r>
+      <w:r>
+        <w:t xml:space="preserve">Modifying Labs</w:t>
+      </w:r>
+    </w:p>
+    <w:p>
+      <w:pPr>
+        <w:pStyle w:val="FirstParagraph"/>
+      </w:pPr>
+      <w:r>
+        <w:t xml:space="preserve">Within each module directory, there is a subdirectory called</w:t>
+      </w:r>
+      <w:r>
+        <w:t xml:space="preserve"> </w:t>
+      </w:r>
+      <w:r>
+        <w:rPr>
+          <w:rStyle w:val="VerbatimChar"/>
+        </w:rPr>
+        <w:t xml:space="preserve">lab</w:t>
+      </w:r>
+      <w:r>
+        <w:t xml:space="preserve">. Locate the</w:t>
+      </w:r>
+      <w:r>
+        <w:t xml:space="preserve"> </w:t>
+      </w:r>
+      <w:r>
+        <w:rPr>
+          <w:rStyle w:val="VerbatimChar"/>
+        </w:rPr>
+        <w:t xml:space="preserve">lab</w:t>
+      </w:r>
+      <w:r>
+        <w:t xml:space="preserve"> </w:t>
+      </w:r>
+      <w:r>
+        <w:t xml:space="preserve">subdirectory within the appropriate module directory and edit the</w:t>
+      </w:r>
+      <w:r>
+        <w:t xml:space="preserve"> </w:t>
+      </w:r>
+      <w:r>
+        <w:rPr>
+          <w:rStyle w:val="VerbatimChar"/>
+        </w:rPr>
+        <w:t xml:space="preserve">_Key.Rmd</w:t>
+      </w:r>
+      <w:r>
+        <w:t xml:space="preserve"> </w:t>
+      </w:r>
+      <w:r>
+        <w:t xml:space="preserve">file. For example, if you want to edit the Statistics lab, you’d edit</w:t>
+      </w:r>
+      <w:r>
+        <w:t xml:space="preserve"> </w:t>
+      </w:r>
+      <w:r>
+        <w:rPr>
+          <w:rStyle w:val="VerbatimChar"/>
+        </w:rPr>
+        <w:t xml:space="preserve">Statistics_Lab_Key.Rmd</w:t>
+      </w:r>
+      <w:r>
+        <w:t xml:space="preserve"> </w:t>
+      </w:r>
+      <w:r>
+        <w:t xml:space="preserve">in the</w:t>
+      </w:r>
+      <w:r>
+        <w:t xml:space="preserve"> </w:t>
+      </w:r>
+      <w:r>
+        <w:rPr>
+          <w:rStyle w:val="VerbatimChar"/>
+        </w:rPr>
+        <w:t xml:space="preserve">modules/Statistics/lab/</w:t>
+      </w:r>
+      <w:r>
+        <w:t xml:space="preserve"> </w:t>
+      </w:r>
+      <w:r>
+        <w:t xml:space="preserve">directory.</w:t>
+      </w:r>
+    </w:p>
+    <w:p>
+      <w:pPr>
+        <w:pStyle w:val="BodyText"/>
+      </w:pPr>
+      <w:r>
+        <w:t xml:space="preserve">** Only edit the</w:t>
+      </w:r>
+      <w:r>
+        <w:t xml:space="preserve"> </w:t>
+      </w:r>
+      <w:r>
+        <w:rPr>
+          <w:rStyle w:val="VerbatimChar"/>
+        </w:rPr>
+        <w:t xml:space="preserve">_Key.Rmd</w:t>
+      </w:r>
+      <w:r>
+        <w:t xml:space="preserve">. Do not edit the html or pdf files, or the</w:t>
+      </w:r>
+      <w:r>
+        <w:t xml:space="preserve"> </w:t>
+      </w:r>
+      <w:r>
+        <w:rPr>
+          <w:rStyle w:val="VerbatimChar"/>
+        </w:rPr>
+        <w:t xml:space="preserve">_Lab.Rmd</w:t>
+      </w:r>
+      <w:r>
+        <w:t xml:space="preserve"> </w:t>
+      </w:r>
+      <w:r>
+        <w:t xml:space="preserve">file. These are automatically generated by GitHub Actions. ** The</w:t>
+      </w:r>
+      <w:r>
+        <w:t xml:space="preserve"> </w:t>
+      </w:r>
+      <w:r>
+        <w:rPr>
+          <w:rStyle w:val="VerbatimChar"/>
+        </w:rPr>
+        <w:t xml:space="preserve">_Lab.Rmd</w:t>
+      </w:r>
+      <w:r>
+        <w:t xml:space="preserve"> </w:t>
+      </w:r>
+      <w:r>
+        <w:t xml:space="preserve">file is automatically cleaned up for students to fill in during class.</w:t>
+      </w:r>
+    </w:p>
+    <w:bookmarkStart w:id="261" w:name="how-does-the-lab-file-cleanup-work"/>
+    <w:p>
+      <w:pPr>
+        <w:pStyle w:val="Heading4"/>
+      </w:pPr>
+      <w:r>
+        <w:rPr>
+          <w:rStyle w:val="SectionNumber"/>
+        </w:rPr>
+        <w:t xml:space="preserve">4.4.0.1</w:t>
+      </w:r>
+      <w:r>
+        <w:tab/>
+      </w:r>
+      <w:r>
+        <w:t xml:space="preserve">How does the lab file cleanup work?</w:t>
+      </w:r>
+    </w:p>
+    <w:p>
+      <w:pPr>
+        <w:pStyle w:val="FirstParagraph"/>
+      </w:pPr>
+      <w:r>
+        <w:t xml:space="preserve">When creating the lab key, you will write the answer to the questions in the key. However, for the file that the students see, we want the answers to be removed.</w:t>
+      </w:r>
+    </w:p>
+    <w:p>
+      <w:pPr>
+        <w:pStyle w:val="BodyText"/>
+      </w:pPr>
+      <w:r>
+        <w:t xml:space="preserve">To make sure this happens correctly, the chunks you want to clean must have a</w:t>
+      </w:r>
+      <w:r>
+        <w:t xml:space="preserve"> </w:t>
+      </w:r>
+      <w:r>
+        <w:rPr>
+          <w:rStyle w:val="VerbatimChar"/>
+        </w:rPr>
+        <w:t xml:space="preserve">label</w:t>
+      </w:r>
+      <w:r>
+        <w:t xml:space="preserve"> </w:t>
+      </w:r>
+      <w:r>
+        <w:t xml:space="preserve">ending with</w:t>
+      </w:r>
+      <w:r>
+        <w:t xml:space="preserve"> </w:t>
+      </w:r>
+      <w:r>
+        <w:rPr>
+          <w:rStyle w:val="VerbatimChar"/>
+        </w:rPr>
+        <w:t xml:space="preserve">response</w:t>
+      </w:r>
+      <w:r>
+        <w:t xml:space="preserve">. Chunks without a label following this pattern will be ignored and reproduced exactly for the students.</w:t>
+      </w:r>
+    </w:p>
+    <w:p>
+      <w:pPr>
+        <w:pStyle w:val="BodyText"/>
+      </w:pPr>
+      <w:r>
+        <w:drawing>
+          <wp:inline>
+            <wp:extent cx="5334000" cy="3000375"/>
+            <wp:effectExtent b="0" l="0" r="0" t="0"/>
+            <wp:docPr descr="" title="" id="259" name="Picture"/>
+            <a:graphic>
+              <a:graphicData uri="http://schemas.openxmlformats.org/drawingml/2006/picture">
+                <pic:pic>
+                  <pic:nvPicPr>
+                    <pic:cNvPr descr="04-daseh_modification_files/figure-docx//1vCiMPvvsdwQjiMWjf0YuSpTkG0DGXsy1614cRiFc7ns_g3ba9e61ea01_0_0.png" id="260" name="Picture"/>
+                    <pic:cNvPicPr>
+                      <a:picLocks noChangeArrowheads="1" noChangeAspect="1"/>
+                    </pic:cNvPicPr>
+                  </pic:nvPicPr>
+                  <pic:blipFill>
+                    <a:blip r:embed="rId258"/>
+                    <a:stretch>
+                      <a:fillRect/>
+                    </a:stretch>
+                  </pic:blipFill>
+                  <pic:spPr bwMode="auto">
+                    <a:xfrm>
+                      <a:off x="0" y="0"/>
+                      <a:ext cx="5334000" cy="3000375"/>
+                    </a:xfrm>
+                    <a:prstGeom prst="rect">
+                      <a:avLst/>
+                    </a:prstGeom>
+                    <a:noFill/>
+                    <a:ln w="9525">
+                      <a:noFill/>
+                      <a:headEnd/>
+                      <a:tailEnd/>
+                    </a:ln>
+                  </pic:spPr>
+                </pic:pic>
+              </a:graphicData>
+            </a:graphic>
+          </wp:inline>
+        </w:drawing>
+      </w:r>
+    </w:p>
+    <w:bookmarkEnd w:id="261"/>
+    <w:bookmarkStart w:id="262" w:name="manually-download-data-from-github"/>
     <w:p>
       <w:pPr>
         <w:pStyle w:val="Heading4"/>
@@ -10640,9 +10760,9 @@
         <w:t xml:space="preserve">). Open the files that you wish to modify in RStudio or wherever you like to work.</w:t>
       </w:r>
     </w:p>
-    <w:bookmarkEnd w:id="254"/>
-    <w:bookmarkEnd w:id="255"/>
-    <w:bookmarkStart w:id="257" w:name="modify-codeathon-materials"/>
+    <w:bookmarkEnd w:id="262"/>
+    <w:bookmarkEnd w:id="263"/>
+    <w:bookmarkStart w:id="265" w:name="modify-codeathon-materials"/>
     <w:p>
       <w:pPr>
         <w:pStyle w:val="Heading2"/>
@@ -10678,7 +10798,7 @@
       <w:r>
         <w:t xml:space="preserve"> </w:t>
       </w:r>
-      <w:hyperlink r:id="rId256">
+      <w:hyperlink r:id="rId264">
         <w:r>
           <w:rPr>
             <w:rStyle w:val="Hyperlink"/>
@@ -10690,8 +10810,8 @@
         <w:t xml:space="preserve">.</w:t>
       </w:r>
     </w:p>
-    <w:bookmarkEnd w:id="257"/>
-    <w:bookmarkStart w:id="260" w:name="Xa8e9c2650de6c6b5a21422434180380e2d7ddab"/>
+    <w:bookmarkEnd w:id="265"/>
+    <w:bookmarkStart w:id="268" w:name="Xa8e9c2650de6c6b5a21422434180380e2d7ddab"/>
     <w:p>
       <w:pPr>
         <w:pStyle w:val="Heading2"/>
@@ -10719,7 +10839,7 @@
       <w:r>
         <w:t xml:space="preserve"> </w:t>
       </w:r>
-      <w:hyperlink r:id="rId258">
+      <w:hyperlink r:id="rId266">
         <w:r>
           <w:rPr>
             <w:rStyle w:val="Hyperlink"/>
@@ -10763,7 +10883,7 @@
       <w:r>
         <w:t xml:space="preserve"> </w:t>
       </w:r>
-      <w:hyperlink r:id="rId259">
+      <w:hyperlink r:id="rId267">
         <w:r>
           <w:rPr>
             <w:rStyle w:val="Hyperlink"/>
@@ -10794,8 +10914,8 @@
         <w:t xml:space="preserve">.</w:t>
       </w:r>
     </w:p>
-    <w:bookmarkEnd w:id="260"/>
-    <w:bookmarkStart w:id="261" w:name="session-info-1"/>
+    <w:bookmarkEnd w:id="268"/>
+    <w:bookmarkStart w:id="269" w:name="session-info-1"/>
     <w:p>
       <w:pPr>
         <w:pStyle w:val="Heading2"/>
@@ -11139,9 +11259,9 @@
         <w:t xml:space="preserve">## [49] pkgconfig_2.0.3  htmltools_0.5.7</w:t>
       </w:r>
     </w:p>
-    <w:bookmarkEnd w:id="261"/>
-    <w:bookmarkEnd w:id="262"/>
-    <w:bookmarkStart w:id="280" w:name="running-a-program-like-daseh"/>
+    <w:bookmarkEnd w:id="269"/>
+    <w:bookmarkEnd w:id="270"/>
+    <w:bookmarkStart w:id="289" w:name="running-a-program-like-daseh"/>
     <w:p>
       <w:pPr>
         <w:pStyle w:val="Heading1"/>
@@ -11162,7 +11282,7 @@
         <w:t xml:space="preserve"> </w:t>
       </w:r>
     </w:p>
-    <w:bookmarkStart w:id="263" w:name="learning-objectives-4"/>
+    <w:bookmarkStart w:id="271" w:name="learning-objectives-4"/>
     <w:p>
       <w:pPr>
         <w:pStyle w:val="Heading2"/>
@@ -11197,7 +11317,7 @@
         <w:pStyle w:val="Compact"/>
       </w:pPr>
       <w:r>
-        <w:t xml:space="preserve">Plan the logistics for an academic or shortcourse using DaSEH materials</w:t>
+        <w:t xml:space="preserve">Plan the logistics for an academic or short course using DaSEH materials</w:t>
       </w:r>
     </w:p>
     <w:p>
@@ -11212,8 +11332,8 @@
         <w:t xml:space="preserve">List tips for running a DaSEH program</w:t>
       </w:r>
     </w:p>
-    <w:bookmarkEnd w:id="263"/>
-    <w:bookmarkStart w:id="265" w:name="planning-a-daseh-course"/>
+    <w:bookmarkEnd w:id="271"/>
+    <w:bookmarkStart w:id="273" w:name="planning-a-daseh-course"/>
     <w:p>
       <w:pPr>
         <w:pStyle w:val="Heading2"/>
@@ -11241,7 +11361,7 @@
       <w:r>
         <w:t xml:space="preserve"> </w:t>
       </w:r>
-      <w:hyperlink r:id="rId264">
+      <w:hyperlink r:id="rId272">
         <w:r>
           <w:rPr>
             <w:rStyle w:val="Hyperlink"/>
@@ -11256,8 +11376,8 @@
         <w:t xml:space="preserve">for those who wish to use our materials for an academic course or short course program.</w:t>
       </w:r>
     </w:p>
-    <w:bookmarkEnd w:id="265"/>
-    <w:bookmarkStart w:id="278" w:name="tips-for-logistics"/>
+    <w:bookmarkEnd w:id="273"/>
+    <w:bookmarkStart w:id="287" w:name="tips-for-logistics"/>
     <w:p>
       <w:pPr>
         <w:pStyle w:val="Heading2"/>
@@ -11283,7 +11403,7 @@
         <w:t xml:space="preserve">The following are more extensive details and tips about the logistical aspects of planning courses, codeathons and learning programs that we learned from our experience teaching DaSEH and other educational activities.</w:t>
       </w:r>
     </w:p>
-    <w:bookmarkStart w:id="267" w:name="scheduling-considerations"/>
+    <w:bookmarkStart w:id="276" w:name="scheduling-considerations"/>
     <w:p>
       <w:pPr>
         <w:pStyle w:val="Heading3"/>
@@ -11328,7 +11448,7 @@
       <w:r>
         <w:t xml:space="preserve"> </w:t>
       </w:r>
-      <w:hyperlink r:id="rId266">
+      <w:hyperlink r:id="rId274">
         <w:r>
           <w:rPr>
             <w:rStyle w:val="Hyperlink"/>
@@ -11337,11 +11457,36 @@
         </w:r>
       </w:hyperlink>
       <w:r>
-        <w:t xml:space="preserve">), or they could be used for an academic 8 or 16 week course, or some other configuration to suite your needs.</w:t>
-      </w:r>
-    </w:p>
-    <w:bookmarkEnd w:id="267"/>
-    <w:bookmarkStart w:id="268" w:name="considerations-for-event-spaces"/>
+        <w:t xml:space="preserve">, or they could be used for an academic 8 or 16 week course, or some other configuration to suite your needs.</w:t>
+      </w:r>
+    </w:p>
+    <w:p>
+      <w:pPr>
+        <w:pStyle w:val="BodyText"/>
+      </w:pPr>
+      <w:r>
+        <w:t xml:space="preserve">See the</w:t>
+      </w:r>
+      <w:r>
+        <w:t xml:space="preserve"> </w:t>
+      </w:r>
+      <w:hyperlink r:id="rId275">
+        <w:r>
+          <w:rPr>
+            <w:rStyle w:val="Hyperlink"/>
+          </w:rPr>
+          <w:t xml:space="preserve">duration section</w:t>
+        </w:r>
+      </w:hyperlink>
+      <w:r>
+        <w:t xml:space="preserve"> </w:t>
+      </w:r>
+      <w:r>
+        <w:t xml:space="preserve">for more details on using DaSEH materials with an 8 or 16 week configuration.</w:t>
+      </w:r>
+    </w:p>
+    <w:bookmarkEnd w:id="276"/>
+    <w:bookmarkStart w:id="277" w:name="considerations-for-event-spaces"/>
     <w:p>
       <w:pPr>
         <w:pStyle w:val="Heading3"/>
@@ -11400,8 +11545,8 @@
         <w:t xml:space="preserve">Make sure there are enough outlets in the room or a plan for extension cords that will allow for learners to plug in their laptops.</w:t>
       </w:r>
     </w:p>
-    <w:bookmarkEnd w:id="268"/>
-    <w:bookmarkStart w:id="274" w:name="virtual-set-up-considerations"/>
+    <w:bookmarkEnd w:id="277"/>
+    <w:bookmarkStart w:id="283" w:name="virtual-set-up-considerations"/>
     <w:p>
       <w:pPr>
         <w:pStyle w:val="Heading3"/>
@@ -11449,7 +11594,7 @@
       <w:r>
         <w:t xml:space="preserve"> </w:t>
       </w:r>
-      <w:hyperlink r:id="rId269">
+      <w:hyperlink r:id="rId278">
         <w:r>
           <w:rPr>
             <w:rStyle w:val="Hyperlink"/>
@@ -11540,7 +11685,7 @@
       <w:r>
         <w:t xml:space="preserve"> </w:t>
       </w:r>
-      <w:hyperlink r:id="rId270">
+      <w:hyperlink r:id="rId279">
         <w:r>
           <w:rPr>
             <w:rStyle w:val="Hyperlink"/>
@@ -11557,7 +11702,7 @@
       <w:r>
         <w:t xml:space="preserve"> </w:t>
       </w:r>
-      <w:hyperlink r:id="rId271">
+      <w:hyperlink r:id="rId280">
         <w:r>
           <w:rPr>
             <w:rStyle w:val="Hyperlink"/>
@@ -11579,7 +11724,7 @@
       <w:r>
         <w:t xml:space="preserve"> </w:t>
       </w:r>
-      <w:hyperlink r:id="rId272">
+      <w:hyperlink r:id="rId281">
         <w:r>
           <w:rPr>
             <w:rStyle w:val="Hyperlink"/>
@@ -11616,7 +11761,7 @@
       <w:r>
         <w:t xml:space="preserve"> </w:t>
       </w:r>
-      <w:hyperlink r:id="rId273">
+      <w:hyperlink r:id="rId282">
         <w:r>
           <w:rPr>
             <w:rStyle w:val="Hyperlink"/>
@@ -11633,8 +11778,8 @@
         <w:t xml:space="preserve">Pro tip: We suggest that you share your recordings on a Google Drive, so that you only have to share one link where people can find recordings, as you upload them to the drive.</w:t>
       </w:r>
     </w:p>
-    <w:bookmarkEnd w:id="274"/>
-    <w:bookmarkStart w:id="277" w:name="making-certificates"/>
+    <w:bookmarkEnd w:id="283"/>
+    <w:bookmarkStart w:id="286" w:name="making-certificates"/>
     <w:p>
       <w:pPr>
         <w:pStyle w:val="Heading3"/>
@@ -11662,7 +11807,7 @@
       <w:r>
         <w:t xml:space="preserve"> </w:t>
       </w:r>
-      <w:hyperlink r:id="rId275">
+      <w:hyperlink r:id="rId284">
         <w:r>
           <w:rPr>
             <w:rStyle w:val="VerbatimChar"/>
@@ -11691,7 +11836,7 @@
       <w:r>
         <w:t xml:space="preserve"> </w:t>
       </w:r>
-      <w:hyperlink r:id="rId276">
+      <w:hyperlink r:id="rId285">
         <w:r>
           <w:rPr>
             <w:rStyle w:val="VerbatimChar"/>
@@ -11726,9 +11871,9 @@
         <w:t xml:space="preserve">These are then manually signed.</w:t>
       </w:r>
     </w:p>
-    <w:bookmarkEnd w:id="277"/>
-    <w:bookmarkEnd w:id="278"/>
-    <w:bookmarkStart w:id="279" w:name="session-info-2"/>
+    <w:bookmarkEnd w:id="286"/>
+    <w:bookmarkEnd w:id="287"/>
+    <w:bookmarkStart w:id="288" w:name="session-info-2"/>
     <w:p>
       <w:pPr>
         <w:pStyle w:val="Heading2"/>
@@ -11991,9 +12136,9 @@
         <w:t xml:space="preserve">## [13] evaluate_1.0.5</w:t>
       </w:r>
     </w:p>
-    <w:bookmarkEnd w:id="279"/>
-    <w:bookmarkEnd w:id="280"/>
-    <w:bookmarkStart w:id="291" w:name="about-the-authors"/>
+    <w:bookmarkEnd w:id="288"/>
+    <w:bookmarkEnd w:id="289"/>
+    <w:bookmarkStart w:id="300" w:name="about-the-authors"/>
     <w:p>
       <w:pPr>
         <w:pStyle w:val="Heading1"/>
@@ -12012,7 +12157,7 @@
       <w:r>
         <w:t xml:space="preserve"> </w:t>
       </w:r>
-      <w:hyperlink r:id="rId281">
+      <w:hyperlink r:id="rId290">
         <w:r>
           <w:rPr>
             <w:rStyle w:val="Hyperlink"/>
@@ -12124,7 +12269,7 @@
               <w:pStyle w:val="Compact"/>
               <w:jc w:val="left"/>
             </w:pPr>
-            <w:hyperlink r:id="rId282">
+            <w:hyperlink r:id="rId291">
               <w:r>
                 <w:rPr>
                   <w:rStyle w:val="Hyperlink"/>
@@ -12155,7 +12300,7 @@
               <w:pStyle w:val="Compact"/>
               <w:jc w:val="left"/>
             </w:pPr>
-            <w:hyperlink r:id="rId283">
+            <w:hyperlink r:id="rId292">
               <w:r>
                 <w:rPr>
                   <w:rStyle w:val="Hyperlink"/>
@@ -12238,7 +12383,7 @@
               <w:pStyle w:val="Compact"/>
               <w:jc w:val="left"/>
             </w:pPr>
-            <w:hyperlink r:id="rId282">
+            <w:hyperlink r:id="rId291">
               <w:r>
                 <w:rPr>
                   <w:rStyle w:val="Hyperlink"/>
@@ -12321,7 +12466,7 @@
               <w:pStyle w:val="Compact"/>
               <w:jc w:val="left"/>
             </w:pPr>
-            <w:hyperlink r:id="rId282">
+            <w:hyperlink r:id="rId291">
               <w:r>
                 <w:rPr>
                   <w:rStyle w:val="Hyperlink"/>
@@ -12352,7 +12497,7 @@
               <w:pStyle w:val="Compact"/>
               <w:jc w:val="left"/>
             </w:pPr>
-            <w:hyperlink r:id="rId284">
+            <w:hyperlink r:id="rId293">
               <w:r>
                 <w:rPr>
                   <w:rStyle w:val="Hyperlink"/>
@@ -12366,7 +12511,7 @@
             <w:r>
               <w:t xml:space="preserve"> </w:t>
             </w:r>
-            <w:hyperlink r:id="rId282">
+            <w:hyperlink r:id="rId291">
               <w:r>
                 <w:rPr>
                   <w:rStyle w:val="Hyperlink"/>
@@ -12380,7 +12525,7 @@
             <w:r>
               <w:t xml:space="preserve"> </w:t>
             </w:r>
-            <w:hyperlink r:id="rId283">
+            <w:hyperlink r:id="rId292">
               <w:r>
                 <w:rPr>
                   <w:rStyle w:val="Hyperlink"/>
@@ -12411,7 +12556,7 @@
               <w:pStyle w:val="Compact"/>
               <w:jc w:val="left"/>
             </w:pPr>
-            <w:hyperlink r:id="rId284">
+            <w:hyperlink r:id="rId293">
               <w:r>
                 <w:rPr>
                   <w:rStyle w:val="Hyperlink"/>
@@ -12442,7 +12587,7 @@
               <w:pStyle w:val="Compact"/>
               <w:jc w:val="left"/>
             </w:pPr>
-            <w:hyperlink r:id="rId282">
+            <w:hyperlink r:id="rId291">
               <w:r>
                 <w:rPr>
                   <w:rStyle w:val="Hyperlink"/>
@@ -12456,7 +12601,7 @@
             <w:r>
               <w:t xml:space="preserve"> </w:t>
             </w:r>
-            <w:hyperlink r:id="rId283">
+            <w:hyperlink r:id="rId292">
               <w:r>
                 <w:rPr>
                   <w:rStyle w:val="Hyperlink"/>
@@ -12470,7 +12615,7 @@
             <w:r>
               <w:t xml:space="preserve"> </w:t>
             </w:r>
-            <w:hyperlink r:id="rId284">
+            <w:hyperlink r:id="rId293">
               <w:r>
                 <w:rPr>
                   <w:rStyle w:val="Hyperlink"/>
@@ -12484,7 +12629,7 @@
             <w:r>
               <w:t xml:space="preserve"> </w:t>
             </w:r>
-            <w:hyperlink r:id="rId285">
+            <w:hyperlink r:id="rId294">
               <w:r>
                 <w:rPr>
                   <w:rStyle w:val="Hyperlink"/>
@@ -12506,7 +12651,7 @@
             <w:r>
               <w:t xml:space="preserve">Package Developers (</w:t>
             </w:r>
-            <w:hyperlink r:id="rId286">
+            <w:hyperlink r:id="rId295">
               <w:r>
                 <w:rPr>
                   <w:rStyle w:val="Hyperlink"/>
@@ -12526,7 +12671,7 @@
               <w:pStyle w:val="Compact"/>
               <w:jc w:val="left"/>
             </w:pPr>
-            <w:hyperlink r:id="rId284">
+            <w:hyperlink r:id="rId293">
               <w:r>
                 <w:rPr>
                   <w:rStyle w:val="Hyperlink"/>
@@ -12540,7 +12685,7 @@
             <w:r>
               <w:t xml:space="preserve"> </w:t>
             </w:r>
-            <w:hyperlink r:id="rId283">
+            <w:hyperlink r:id="rId292">
               <w:r>
                 <w:rPr>
                   <w:rStyle w:val="Hyperlink"/>
@@ -12554,7 +12699,7 @@
             <w:r>
               <w:t xml:space="preserve"> </w:t>
             </w:r>
-            <w:hyperlink r:id="rId287">
+            <w:hyperlink r:id="rId296">
               <w:r>
                 <w:rPr>
                   <w:rStyle w:val="Hyperlink"/>
@@ -12568,7 +12713,7 @@
             <w:r>
               <w:t xml:space="preserve"> </w:t>
             </w:r>
-            <w:hyperlink r:id="rId288">
+            <w:hyperlink r:id="rId297">
               <w:r>
                 <w:rPr>
                   <w:rStyle w:val="Hyperlink"/>
@@ -12582,7 +12727,7 @@
             <w:r>
               <w:t xml:space="preserve"> </w:t>
             </w:r>
-            <w:hyperlink r:id="rId282">
+            <w:hyperlink r:id="rId291">
               <w:r>
                 <w:rPr>
                   <w:rStyle w:val="Hyperlink"/>
@@ -12596,7 +12741,7 @@
             <w:r>
               <w:t xml:space="preserve"> </w:t>
             </w:r>
-            <w:hyperlink r:id="rId289">
+            <w:hyperlink r:id="rId298">
               <w:r>
                 <w:rPr>
                   <w:rStyle w:val="Hyperlink"/>
@@ -12653,7 +12798,7 @@
               <w:pStyle w:val="Compact"/>
               <w:jc w:val="left"/>
             </w:pPr>
-            <w:hyperlink r:id="rId282">
+            <w:hyperlink r:id="rId291">
               <w:r>
                 <w:rPr>
                   <w:rStyle w:val="Hyperlink"/>
@@ -12667,7 +12812,7 @@
             <w:r>
               <w:t xml:space="preserve"> </w:t>
             </w:r>
-            <w:hyperlink r:id="rId290">
+            <w:hyperlink r:id="rId299">
               <w:r>
                 <w:rPr>
                   <w:rStyle w:val="Hyperlink"/>
@@ -13307,8 +13452,8 @@
         <w:t xml:space="preserve">## ──────────────────────────────────────────────────────────────────────────────</w:t>
       </w:r>
     </w:p>
-    <w:bookmarkEnd w:id="291"/>
-    <w:bookmarkStart w:id="292" w:name="references"/>
+    <w:bookmarkEnd w:id="300"/>
+    <w:bookmarkStart w:id="301" w:name="references"/>
     <w:p>
       <w:pPr>
         <w:pStyle w:val="Heading1"/>
@@ -13326,7 +13471,7 @@
         <w:t xml:space="preserve">References</w:t>
       </w:r>
     </w:p>
-    <w:bookmarkEnd w:id="292"/>
+    <w:bookmarkEnd w:id="301"/>
     <w:sectPr/>
   </w:body>
 </w:document>

--- a/docs/daseh_guide.docx
+++ b/docs/daseh_guide.docx
@@ -5591,7 +5591,7 @@
     <w:bookmarkEnd w:id="183"/>
     <w:bookmarkEnd w:id="184"/>
     <w:bookmarkEnd w:id="185"/>
-    <w:bookmarkStart w:id="224" w:name="using-daseh-materials"/>
+    <w:bookmarkStart w:id="227" w:name="using-daseh-materials"/>
     <w:p>
       <w:pPr>
         <w:pStyle w:val="Heading1"/>
@@ -7920,7 +7920,7 @@
       </w:r>
     </w:p>
     <w:bookmarkEnd w:id="215"/>
-    <w:bookmarkStart w:id="222" w:name="additional-resources"/>
+    <w:bookmarkStart w:id="225" w:name="additional-resources"/>
     <w:p>
       <w:pPr>
         <w:pStyle w:val="Heading2"/>
@@ -7940,10 +7940,14 @@
     </w:p>
     <w:p>
       <w:pPr>
-        <w:pStyle w:val="FirstParagraph"/>
-      </w:pPr>
-      <w:r>
-        <w:t xml:space="preserve">See</w:t>
+        <w:numPr>
+          <w:ilvl w:val="0"/>
+          <w:numId w:val="1051"/>
+        </w:numPr>
+        <w:pStyle w:val="Compact"/>
+      </w:pPr>
+      <w:r>
+        <w:t xml:space="preserve">Considerations for effective and ethical</w:t>
       </w:r>
       <w:r>
         <w:t xml:space="preserve"> </w:t>
@@ -7953,18 +7957,18 @@
           <w:rPr>
             <w:rStyle w:val="Hyperlink"/>
           </w:rPr>
-          <w:t xml:space="preserve">here</w:t>
+          <w:t xml:space="preserve">data visualization</w:t>
         </w:r>
       </w:hyperlink>
-      <w:r>
-        <w:t xml:space="preserve"> </w:t>
-      </w:r>
-      <w:r>
-        <w:t xml:space="preserve">guidelines about considerations for effective and ethical data visualizations from the</w:t>
-      </w:r>
-      <w:r>
-        <w:t xml:space="preserve"> </w:t>
-      </w:r>
+    </w:p>
+    <w:p>
+      <w:pPr>
+        <w:numPr>
+          <w:ilvl w:val="0"/>
+          <w:numId w:val="1051"/>
+        </w:numPr>
+        <w:pStyle w:val="Compact"/>
+      </w:pPr>
       <w:hyperlink r:id="rId217">
         <w:r>
           <w:rPr>
@@ -8030,10 +8034,14 @@
     </w:p>
     <w:p>
       <w:pPr>
-        <w:pStyle w:val="BodyText"/>
-      </w:pPr>
-      <w:r>
-        <w:t xml:space="preserve">We also include a resource for drafting and evaluating scientific writing</w:t>
+        <w:numPr>
+          <w:ilvl w:val="0"/>
+          <w:numId w:val="1051"/>
+        </w:numPr>
+        <w:pStyle w:val="Compact"/>
+      </w:pPr>
+      <w:r>
+        <w:t xml:space="preserve">Resource on</w:t>
       </w:r>
       <w:r>
         <w:t xml:space="preserve"> </w:t>
@@ -8043,480 +8051,19 @@
           <w:rPr>
             <w:rStyle w:val="Hyperlink"/>
           </w:rPr>
-          <w:t xml:space="preserve">here</w:t>
+          <w:t xml:space="preserve">writing and evaluating scientific writing</w:t>
         </w:r>
       </w:hyperlink>
       <w:r>
         <w:t xml:space="preserve">.</w:t>
       </w:r>
     </w:p>
-    <w:bookmarkEnd w:id="222"/>
-    <w:bookmarkStart w:id="223" w:name="session-info"/>
-    <w:p>
-      <w:pPr>
-        <w:pStyle w:val="Heading2"/>
-      </w:pPr>
-      <w:r>
-        <w:rPr>
-          <w:rStyle w:val="SectionNumber"/>
-        </w:rPr>
-        <w:t xml:space="preserve">3.7</w:t>
-      </w:r>
-      <w:r>
-        <w:tab/>
-      </w:r>
-      <w:r>
-        <w:t xml:space="preserve">Session info</w:t>
-      </w:r>
-    </w:p>
-    <w:p>
-      <w:pPr>
-        <w:pStyle w:val="SourceCode"/>
-      </w:pPr>
-      <w:r>
-        <w:rPr>
-          <w:rStyle w:val="VerbatimChar"/>
-        </w:rPr>
-        <w:t xml:space="preserve">## R version 4.3.2 (2023-10-31)</w:t>
-      </w:r>
-      <w:r>
-        <w:br/>
-      </w:r>
-      <w:r>
-        <w:rPr>
-          <w:rStyle w:val="VerbatimChar"/>
-        </w:rPr>
-        <w:t xml:space="preserve">## Platform: x86_64-pc-linux-gnu (64-bit)</w:t>
-      </w:r>
-      <w:r>
-        <w:br/>
-      </w:r>
-      <w:r>
-        <w:rPr>
-          <w:rStyle w:val="VerbatimChar"/>
-        </w:rPr>
-        <w:t xml:space="preserve">## Running under: Ubuntu 22.04.4 LTS</w:t>
-      </w:r>
-      <w:r>
-        <w:br/>
-      </w:r>
-      <w:r>
-        <w:rPr>
-          <w:rStyle w:val="VerbatimChar"/>
-        </w:rPr>
-        <w:t xml:space="preserve">## </w:t>
-      </w:r>
-      <w:r>
-        <w:br/>
-      </w:r>
-      <w:r>
-        <w:rPr>
-          <w:rStyle w:val="VerbatimChar"/>
-        </w:rPr>
-        <w:t xml:space="preserve">## Matrix products: default</w:t>
-      </w:r>
-      <w:r>
-        <w:br/>
-      </w:r>
-      <w:r>
-        <w:rPr>
-          <w:rStyle w:val="VerbatimChar"/>
-        </w:rPr>
-        <w:t xml:space="preserve">## BLAS:   /usr/lib/x86_64-linux-gnu/openblas-pthread/libblas.so.3 </w:t>
-      </w:r>
-      <w:r>
-        <w:br/>
-      </w:r>
-      <w:r>
-        <w:rPr>
-          <w:rStyle w:val="VerbatimChar"/>
-        </w:rPr>
-        <w:t xml:space="preserve">## LAPACK: /usr/lib/x86_64-linux-gnu/openblas-pthread/libopenblasp-r0.3.20.so;  LAPACK version 3.10.0</w:t>
-      </w:r>
-      <w:r>
-        <w:br/>
-      </w:r>
-      <w:r>
-        <w:rPr>
-          <w:rStyle w:val="VerbatimChar"/>
-        </w:rPr>
-        <w:t xml:space="preserve">## </w:t>
-      </w:r>
-      <w:r>
-        <w:br/>
-      </w:r>
-      <w:r>
-        <w:rPr>
-          <w:rStyle w:val="VerbatimChar"/>
-        </w:rPr>
-        <w:t xml:space="preserve">## locale:</w:t>
-      </w:r>
-      <w:r>
-        <w:br/>
-      </w:r>
-      <w:r>
-        <w:rPr>
-          <w:rStyle w:val="VerbatimChar"/>
-        </w:rPr>
-        <w:t xml:space="preserve">##  [1] LC_CTYPE=en_US.UTF-8       LC_NUMERIC=C              </w:t>
-      </w:r>
-      <w:r>
-        <w:br/>
-      </w:r>
-      <w:r>
-        <w:rPr>
-          <w:rStyle w:val="VerbatimChar"/>
-        </w:rPr>
-        <w:t xml:space="preserve">##  [3] LC_TIME=en_US.UTF-8        LC_COLLATE=en_US.UTF-8    </w:t>
-      </w:r>
-      <w:r>
-        <w:br/>
-      </w:r>
-      <w:r>
-        <w:rPr>
-          <w:rStyle w:val="VerbatimChar"/>
-        </w:rPr>
-        <w:t xml:space="preserve">##  [5] LC_MONETARY=en_US.UTF-8    LC_MESSAGES=en_US.UTF-8   </w:t>
-      </w:r>
-      <w:r>
-        <w:br/>
-      </w:r>
-      <w:r>
-        <w:rPr>
-          <w:rStyle w:val="VerbatimChar"/>
-        </w:rPr>
-        <w:t xml:space="preserve">##  [7] LC_PAPER=en_US.UTF-8       LC_NAME=C                 </w:t>
-      </w:r>
-      <w:r>
-        <w:br/>
-      </w:r>
-      <w:r>
-        <w:rPr>
-          <w:rStyle w:val="VerbatimChar"/>
-        </w:rPr>
-        <w:t xml:space="preserve">##  [9] LC_ADDRESS=C               LC_TELEPHONE=C            </w:t>
-      </w:r>
-      <w:r>
-        <w:br/>
-      </w:r>
-      <w:r>
-        <w:rPr>
-          <w:rStyle w:val="VerbatimChar"/>
-        </w:rPr>
-        <w:t xml:space="preserve">## [11] LC_MEASUREMENT=en_US.UTF-8 LC_IDENTIFICATION=C       </w:t>
-      </w:r>
-      <w:r>
-        <w:br/>
-      </w:r>
-      <w:r>
-        <w:rPr>
-          <w:rStyle w:val="VerbatimChar"/>
-        </w:rPr>
-        <w:t xml:space="preserve">## </w:t>
-      </w:r>
-      <w:r>
-        <w:br/>
-      </w:r>
-      <w:r>
-        <w:rPr>
-          <w:rStyle w:val="VerbatimChar"/>
-        </w:rPr>
-        <w:t xml:space="preserve">## time zone: Etc/UTC</w:t>
-      </w:r>
-      <w:r>
-        <w:br/>
-      </w:r>
-      <w:r>
-        <w:rPr>
-          <w:rStyle w:val="VerbatimChar"/>
-        </w:rPr>
-        <w:t xml:space="preserve">## tzcode source: system (glibc)</w:t>
-      </w:r>
-      <w:r>
-        <w:br/>
-      </w:r>
-      <w:r>
-        <w:rPr>
-          <w:rStyle w:val="VerbatimChar"/>
-        </w:rPr>
-        <w:t xml:space="preserve">## </w:t>
-      </w:r>
-      <w:r>
-        <w:br/>
-      </w:r>
-      <w:r>
-        <w:rPr>
-          <w:rStyle w:val="VerbatimChar"/>
-        </w:rPr>
-        <w:t xml:space="preserve">## attached base packages:</w:t>
-      </w:r>
-      <w:r>
-        <w:br/>
-      </w:r>
-      <w:r>
-        <w:rPr>
-          <w:rStyle w:val="VerbatimChar"/>
-        </w:rPr>
-        <w:t xml:space="preserve">## [1] stats     graphics  grDevices utils     datasets  methods   base     </w:t>
-      </w:r>
-      <w:r>
-        <w:br/>
-      </w:r>
-      <w:r>
-        <w:rPr>
-          <w:rStyle w:val="VerbatimChar"/>
-        </w:rPr>
-        <w:t xml:space="preserve">## </w:t>
-      </w:r>
-      <w:r>
-        <w:br/>
-      </w:r>
-      <w:r>
-        <w:rPr>
-          <w:rStyle w:val="VerbatimChar"/>
-        </w:rPr>
-        <w:t xml:space="preserve">## loaded via a namespace (and not attached):</w:t>
-      </w:r>
-      <w:r>
-        <w:br/>
-      </w:r>
-      <w:r>
-        <w:rPr>
-          <w:rStyle w:val="VerbatimChar"/>
-        </w:rPr>
-        <w:t xml:space="preserve">##  [1] jsonlite_2.0.0   dplyr_1.1.4      compiler_4.3.2   gitcreds_0.1.2  </w:t>
-      </w:r>
-      <w:r>
-        <w:br/>
-      </w:r>
-      <w:r>
-        <w:rPr>
-          <w:rStyle w:val="VerbatimChar"/>
-        </w:rPr>
-        <w:t xml:space="preserve">##  [5] promises_1.2.1   tidyselect_1.2.0 Rcpp_1.0.12      webshot2_0.1.2  </w:t>
-      </w:r>
-      <w:r>
-        <w:br/>
-      </w:r>
-      <w:r>
-        <w:rPr>
-          <w:rStyle w:val="VerbatimChar"/>
-        </w:rPr>
-        <w:t xml:space="preserve">##  [9] xml2_1.5.1       stringr_1.5.1    tidyr_1.3.1      later_1.3.2     </w:t>
-      </w:r>
-      <w:r>
-        <w:br/>
-      </w:r>
-      <w:r>
-        <w:rPr>
-          <w:rStyle w:val="VerbatimChar"/>
-        </w:rPr>
-        <w:t xml:space="preserve">## [13] yaml_2.3.12      fastmap_1.1.1    readr_2.1.5      R6_2.6.1        </w:t>
-      </w:r>
-      <w:r>
-        <w:br/>
-      </w:r>
-      <w:r>
-        <w:rPr>
-          <w:rStyle w:val="VerbatimChar"/>
-        </w:rPr>
-        <w:t xml:space="preserve">## [17] generics_0.1.3   curl_7.0.0       knitr_1.50       tibble_3.3.0    </w:t>
-      </w:r>
-      <w:r>
-        <w:br/>
-      </w:r>
-      <w:r>
-        <w:rPr>
-          <w:rStyle w:val="VerbatimChar"/>
-        </w:rPr>
-        <w:t xml:space="preserve">## [21] bookdown_0.46    rprojroot_2.1.1  pillar_1.9.0     tzdb_0.4.0      </w:t>
-      </w:r>
-      <w:r>
-        <w:br/>
-      </w:r>
-      <w:r>
-        <w:rPr>
-          <w:rStyle w:val="VerbatimChar"/>
-        </w:rPr>
-        <w:t xml:space="preserve">## [25] rlang_1.1.6      utf8_1.2.4       websocket_1.4.4  stringi_1.8.3   </w:t>
-      </w:r>
-      <w:r>
-        <w:br/>
-      </w:r>
-      <w:r>
-        <w:rPr>
-          <w:rStyle w:val="VerbatimChar"/>
-        </w:rPr>
-        <w:t xml:space="preserve">## [29] xfun_0.55        cli_3.6.5        magrittr_2.0.3   ps_1.9.1        </w:t>
-      </w:r>
-      <w:r>
-        <w:br/>
-      </w:r>
-      <w:r>
-        <w:rPr>
-          <w:rStyle w:val="VerbatimChar"/>
-        </w:rPr>
-        <w:t xml:space="preserve">## [33] digest_0.6.34    rvest_1.0.5      processx_3.8.6   hms_1.1.3       </w:t>
-      </w:r>
-      <w:r>
-        <w:br/>
-      </w:r>
-      <w:r>
-        <w:rPr>
-          <w:rStyle w:val="VerbatimChar"/>
-        </w:rPr>
-        <w:t xml:space="preserve">## [37] lifecycle_1.0.4  chromote_0.5.1   vctrs_0.6.5      ottrpal_2.0.0   </w:t>
-      </w:r>
-      <w:r>
-        <w:br/>
-      </w:r>
-      <w:r>
-        <w:rPr>
-          <w:rStyle w:val="VerbatimChar"/>
-        </w:rPr>
-        <w:t xml:space="preserve">## [41] evaluate_1.0.5   glue_1.7.0       spelling_2.3.2   fansi_1.0.6     </w:t>
-      </w:r>
-      <w:r>
-        <w:br/>
-      </w:r>
-      <w:r>
-        <w:rPr>
-          <w:rStyle w:val="VerbatimChar"/>
-        </w:rPr>
-        <w:t xml:space="preserve">## [45] purrr_1.0.2      rmarkdown_2.25   httr_1.4.7       tools_4.3.2     </w:t>
-      </w:r>
-      <w:r>
-        <w:br/>
-      </w:r>
-      <w:r>
-        <w:rPr>
-          <w:rStyle w:val="VerbatimChar"/>
-        </w:rPr>
-        <w:t xml:space="preserve">## [49] pkgconfig_2.0.3  htmltools_0.5.7</w:t>
-      </w:r>
-    </w:p>
-    <w:bookmarkEnd w:id="223"/>
-    <w:bookmarkEnd w:id="224"/>
-    <w:bookmarkStart w:id="270" w:name="modifying-daseh-materials"/>
-    <w:p>
-      <w:pPr>
-        <w:pStyle w:val="Heading1"/>
-      </w:pPr>
-      <w:r>
-        <w:rPr>
-          <w:rStyle w:val="SectionNumber"/>
-        </w:rPr>
-        <w:t xml:space="preserve">4</w:t>
-      </w:r>
-      <w:r>
-        <w:tab/>
-      </w:r>
-      <w:r>
-        <w:t xml:space="preserve">Modifying DaSEH Materials</w:t>
-      </w:r>
-      <w:r>
-        <w:t xml:space="preserve"> </w:t>
-      </w:r>
-    </w:p>
-    <w:bookmarkStart w:id="225" w:name="learning-objectives-3"/>
-    <w:p>
-      <w:pPr>
-        <w:pStyle w:val="Heading2"/>
-      </w:pPr>
-      <w:r>
-        <w:rPr>
-          <w:rStyle w:val="SectionNumber"/>
-        </w:rPr>
-        <w:t xml:space="preserve">4.1</w:t>
-      </w:r>
-      <w:r>
-        <w:tab/>
-      </w:r>
-      <w:r>
-        <w:t xml:space="preserve">Learning Objectives</w:t>
-      </w:r>
-    </w:p>
     <w:p>
       <w:pPr>
         <w:pStyle w:val="FirstParagraph"/>
       </w:pPr>
       <w:r>
-        <w:t xml:space="preserve">This chapter will cover how to modify the DaSEH resources to suit your own needs using the following methods:</w:t>
-      </w:r>
-    </w:p>
-    <w:p>
-      <w:pPr>
-        <w:numPr>
-          <w:ilvl w:val="0"/>
-          <w:numId w:val="1051"/>
-        </w:numPr>
-        <w:pStyle w:val="Compact"/>
-      </w:pPr>
-      <w:r>
-        <w:t xml:space="preserve">Modify the website</w:t>
-      </w:r>
-    </w:p>
-    <w:p>
-      <w:pPr>
-        <w:numPr>
-          <w:ilvl w:val="0"/>
-          <w:numId w:val="1051"/>
-        </w:numPr>
-        <w:pStyle w:val="Compact"/>
-      </w:pPr>
-      <w:r>
-        <w:t xml:space="preserve">Modify module lecture slides</w:t>
-      </w:r>
-    </w:p>
-    <w:p>
-      <w:pPr>
-        <w:numPr>
-          <w:ilvl w:val="0"/>
-          <w:numId w:val="1051"/>
-        </w:numPr>
-        <w:pStyle w:val="Compact"/>
-      </w:pPr>
-      <w:r>
-        <w:t xml:space="preserve">Modify module labs and lab keys</w:t>
-      </w:r>
-    </w:p>
-    <w:p>
-      <w:pPr>
-        <w:numPr>
-          <w:ilvl w:val="0"/>
-          <w:numId w:val="1051"/>
-        </w:numPr>
-        <w:pStyle w:val="Compact"/>
-      </w:pPr>
-      <w:r>
-        <w:t xml:space="preserve">Modify codeathon resources</w:t>
-      </w:r>
-    </w:p>
-    <w:bookmarkEnd w:id="225"/>
-    <w:bookmarkStart w:id="241" w:name="modify-the-website"/>
-    <w:p>
-      <w:pPr>
-        <w:pStyle w:val="Heading2"/>
-      </w:pPr>
-      <w:r>
-        <w:rPr>
-          <w:rStyle w:val="SectionNumber"/>
-        </w:rPr>
-        <w:t xml:space="preserve">4.2</w:t>
-      </w:r>
-      <w:r>
-        <w:tab/>
-      </w:r>
-      <w:r>
-        <w:t xml:space="preserve">Modify the website</w:t>
-      </w:r>
-    </w:p>
-    <w:p>
-      <w:pPr>
-        <w:pStyle w:val="FirstParagraph"/>
-      </w:pPr>
-      <w:r>
-        <w:t xml:space="preserve">If you would like to make a copy of our website to modify for your own use, there are a couple of options.</w:t>
+        <w:t xml:space="preserve">Resources for GitHub, Code Review, and Reproducibility:</w:t>
       </w:r>
     </w:p>
     <w:p>
@@ -8525,34 +8072,566 @@
           <w:ilvl w:val="0"/>
           <w:numId w:val="1052"/>
         </w:numPr>
-      </w:pPr>
-      <w:r>
-        <w:t xml:space="preserve">You can</w:t>
-      </w:r>
-      <w:r>
-        <w:t xml:space="preserve"> </w:t>
-      </w:r>
-      <w:r>
-        <w:t xml:space="preserve">“</w:t>
-      </w:r>
-      <w:r>
-        <w:t xml:space="preserve">fork</w:t>
-      </w:r>
-      <w:r>
-        <w:t xml:space="preserve">”</w:t>
-      </w:r>
-      <w:r>
-        <w:t xml:space="preserve"> </w:t>
-      </w:r>
-      <w:r>
-        <w:t xml:space="preserve">our repository so that you can keep track of changes that we make and send us suggestions if you’d like. This also allows you to use the same infrastructure that we did to create our website. Please be sure to update the website so that it is clear who ultimately made your site and please indicate that you are using our resources or a modified version of our resources.</w:t>
-      </w:r>
+        <w:pStyle w:val="Compact"/>
+      </w:pPr>
+      <w:r>
+        <w:t xml:space="preserve">Guide to</w:t>
+      </w:r>
+      <w:r>
+        <w:t xml:space="preserve"> </w:t>
+      </w:r>
+      <w:hyperlink r:id="rId222">
+        <w:r>
+          <w:rPr>
+            <w:rStyle w:val="Hyperlink"/>
+          </w:rPr>
+          <w:t xml:space="preserve">code review</w:t>
+        </w:r>
+      </w:hyperlink>
     </w:p>
     <w:p>
       <w:pPr>
         <w:numPr>
           <w:ilvl w:val="0"/>
           <w:numId w:val="1052"/>
+        </w:numPr>
+        <w:pStyle w:val="Compact"/>
+      </w:pPr>
+      <w:hyperlink r:id="rId223">
+        <w:r>
+          <w:rPr>
+            <w:rStyle w:val="Hyperlink"/>
+          </w:rPr>
+          <w:t xml:space="preserve">Introduction to reproducibility course</w:t>
+        </w:r>
+      </w:hyperlink>
+    </w:p>
+    <w:p>
+      <w:pPr>
+        <w:numPr>
+          <w:ilvl w:val="0"/>
+          <w:numId w:val="1052"/>
+        </w:numPr>
+        <w:pStyle w:val="Compact"/>
+      </w:pPr>
+      <w:hyperlink r:id="rId224">
+        <w:r>
+          <w:rPr>
+            <w:rStyle w:val="Hyperlink"/>
+          </w:rPr>
+          <w:t xml:space="preserve">Advanced Reproducibility course</w:t>
+        </w:r>
+      </w:hyperlink>
+      <w:r>
+        <w:t xml:space="preserve"> </w:t>
+      </w:r>
+      <w:r>
+        <w:t xml:space="preserve">(this includes more information about how to create a pull request and how to do code review)</w:t>
+      </w:r>
+    </w:p>
+    <w:bookmarkEnd w:id="225"/>
+    <w:bookmarkStart w:id="226" w:name="session-info"/>
+    <w:p>
+      <w:pPr>
+        <w:pStyle w:val="Heading2"/>
+      </w:pPr>
+      <w:r>
+        <w:rPr>
+          <w:rStyle w:val="SectionNumber"/>
+        </w:rPr>
+        <w:t xml:space="preserve">3.7</w:t>
+      </w:r>
+      <w:r>
+        <w:tab/>
+      </w:r>
+      <w:r>
+        <w:t xml:space="preserve">Session info</w:t>
+      </w:r>
+    </w:p>
+    <w:p>
+      <w:pPr>
+        <w:pStyle w:val="SourceCode"/>
+      </w:pPr>
+      <w:r>
+        <w:rPr>
+          <w:rStyle w:val="VerbatimChar"/>
+        </w:rPr>
+        <w:t xml:space="preserve">## R version 4.3.2 (2023-10-31)</w:t>
+      </w:r>
+      <w:r>
+        <w:br/>
+      </w:r>
+      <w:r>
+        <w:rPr>
+          <w:rStyle w:val="VerbatimChar"/>
+        </w:rPr>
+        <w:t xml:space="preserve">## Platform: x86_64-pc-linux-gnu (64-bit)</w:t>
+      </w:r>
+      <w:r>
+        <w:br/>
+      </w:r>
+      <w:r>
+        <w:rPr>
+          <w:rStyle w:val="VerbatimChar"/>
+        </w:rPr>
+        <w:t xml:space="preserve">## Running under: Ubuntu 22.04.4 LTS</w:t>
+      </w:r>
+      <w:r>
+        <w:br/>
+      </w:r>
+      <w:r>
+        <w:rPr>
+          <w:rStyle w:val="VerbatimChar"/>
+        </w:rPr>
+        <w:t xml:space="preserve">## </w:t>
+      </w:r>
+      <w:r>
+        <w:br/>
+      </w:r>
+      <w:r>
+        <w:rPr>
+          <w:rStyle w:val="VerbatimChar"/>
+        </w:rPr>
+        <w:t xml:space="preserve">## Matrix products: default</w:t>
+      </w:r>
+      <w:r>
+        <w:br/>
+      </w:r>
+      <w:r>
+        <w:rPr>
+          <w:rStyle w:val="VerbatimChar"/>
+        </w:rPr>
+        <w:t xml:space="preserve">## BLAS:   /usr/lib/x86_64-linux-gnu/openblas-pthread/libblas.so.3 </w:t>
+      </w:r>
+      <w:r>
+        <w:br/>
+      </w:r>
+      <w:r>
+        <w:rPr>
+          <w:rStyle w:val="VerbatimChar"/>
+        </w:rPr>
+        <w:t xml:space="preserve">## LAPACK: /usr/lib/x86_64-linux-gnu/openblas-pthread/libopenblasp-r0.3.20.so;  LAPACK version 3.10.0</w:t>
+      </w:r>
+      <w:r>
+        <w:br/>
+      </w:r>
+      <w:r>
+        <w:rPr>
+          <w:rStyle w:val="VerbatimChar"/>
+        </w:rPr>
+        <w:t xml:space="preserve">## </w:t>
+      </w:r>
+      <w:r>
+        <w:br/>
+      </w:r>
+      <w:r>
+        <w:rPr>
+          <w:rStyle w:val="VerbatimChar"/>
+        </w:rPr>
+        <w:t xml:space="preserve">## locale:</w:t>
+      </w:r>
+      <w:r>
+        <w:br/>
+      </w:r>
+      <w:r>
+        <w:rPr>
+          <w:rStyle w:val="VerbatimChar"/>
+        </w:rPr>
+        <w:t xml:space="preserve">##  [1] LC_CTYPE=en_US.UTF-8       LC_NUMERIC=C              </w:t>
+      </w:r>
+      <w:r>
+        <w:br/>
+      </w:r>
+      <w:r>
+        <w:rPr>
+          <w:rStyle w:val="VerbatimChar"/>
+        </w:rPr>
+        <w:t xml:space="preserve">##  [3] LC_TIME=en_US.UTF-8        LC_COLLATE=en_US.UTF-8    </w:t>
+      </w:r>
+      <w:r>
+        <w:br/>
+      </w:r>
+      <w:r>
+        <w:rPr>
+          <w:rStyle w:val="VerbatimChar"/>
+        </w:rPr>
+        <w:t xml:space="preserve">##  [5] LC_MONETARY=en_US.UTF-8    LC_MESSAGES=en_US.UTF-8   </w:t>
+      </w:r>
+      <w:r>
+        <w:br/>
+      </w:r>
+      <w:r>
+        <w:rPr>
+          <w:rStyle w:val="VerbatimChar"/>
+        </w:rPr>
+        <w:t xml:space="preserve">##  [7] LC_PAPER=en_US.UTF-8       LC_NAME=C                 </w:t>
+      </w:r>
+      <w:r>
+        <w:br/>
+      </w:r>
+      <w:r>
+        <w:rPr>
+          <w:rStyle w:val="VerbatimChar"/>
+        </w:rPr>
+        <w:t xml:space="preserve">##  [9] LC_ADDRESS=C               LC_TELEPHONE=C            </w:t>
+      </w:r>
+      <w:r>
+        <w:br/>
+      </w:r>
+      <w:r>
+        <w:rPr>
+          <w:rStyle w:val="VerbatimChar"/>
+        </w:rPr>
+        <w:t xml:space="preserve">## [11] LC_MEASUREMENT=en_US.UTF-8 LC_IDENTIFICATION=C       </w:t>
+      </w:r>
+      <w:r>
+        <w:br/>
+      </w:r>
+      <w:r>
+        <w:rPr>
+          <w:rStyle w:val="VerbatimChar"/>
+        </w:rPr>
+        <w:t xml:space="preserve">## </w:t>
+      </w:r>
+      <w:r>
+        <w:br/>
+      </w:r>
+      <w:r>
+        <w:rPr>
+          <w:rStyle w:val="VerbatimChar"/>
+        </w:rPr>
+        <w:t xml:space="preserve">## time zone: Etc/UTC</w:t>
+      </w:r>
+      <w:r>
+        <w:br/>
+      </w:r>
+      <w:r>
+        <w:rPr>
+          <w:rStyle w:val="VerbatimChar"/>
+        </w:rPr>
+        <w:t xml:space="preserve">## tzcode source: system (glibc)</w:t>
+      </w:r>
+      <w:r>
+        <w:br/>
+      </w:r>
+      <w:r>
+        <w:rPr>
+          <w:rStyle w:val="VerbatimChar"/>
+        </w:rPr>
+        <w:t xml:space="preserve">## </w:t>
+      </w:r>
+      <w:r>
+        <w:br/>
+      </w:r>
+      <w:r>
+        <w:rPr>
+          <w:rStyle w:val="VerbatimChar"/>
+        </w:rPr>
+        <w:t xml:space="preserve">## attached base packages:</w:t>
+      </w:r>
+      <w:r>
+        <w:br/>
+      </w:r>
+      <w:r>
+        <w:rPr>
+          <w:rStyle w:val="VerbatimChar"/>
+        </w:rPr>
+        <w:t xml:space="preserve">## [1] stats     graphics  grDevices utils     datasets  methods   base     </w:t>
+      </w:r>
+      <w:r>
+        <w:br/>
+      </w:r>
+      <w:r>
+        <w:rPr>
+          <w:rStyle w:val="VerbatimChar"/>
+        </w:rPr>
+        <w:t xml:space="preserve">## </w:t>
+      </w:r>
+      <w:r>
+        <w:br/>
+      </w:r>
+      <w:r>
+        <w:rPr>
+          <w:rStyle w:val="VerbatimChar"/>
+        </w:rPr>
+        <w:t xml:space="preserve">## loaded via a namespace (and not attached):</w:t>
+      </w:r>
+      <w:r>
+        <w:br/>
+      </w:r>
+      <w:r>
+        <w:rPr>
+          <w:rStyle w:val="VerbatimChar"/>
+        </w:rPr>
+        <w:t xml:space="preserve">##  [1] jsonlite_2.0.0   dplyr_1.1.4      compiler_4.3.2   gitcreds_0.1.2  </w:t>
+      </w:r>
+      <w:r>
+        <w:br/>
+      </w:r>
+      <w:r>
+        <w:rPr>
+          <w:rStyle w:val="VerbatimChar"/>
+        </w:rPr>
+        <w:t xml:space="preserve">##  [5] promises_1.2.1   tidyselect_1.2.0 Rcpp_1.0.12      webshot2_0.1.2  </w:t>
+      </w:r>
+      <w:r>
+        <w:br/>
+      </w:r>
+      <w:r>
+        <w:rPr>
+          <w:rStyle w:val="VerbatimChar"/>
+        </w:rPr>
+        <w:t xml:space="preserve">##  [9] xml2_1.5.1       stringr_1.5.1    tidyr_1.3.1      later_1.3.2     </w:t>
+      </w:r>
+      <w:r>
+        <w:br/>
+      </w:r>
+      <w:r>
+        <w:rPr>
+          <w:rStyle w:val="VerbatimChar"/>
+        </w:rPr>
+        <w:t xml:space="preserve">## [13] yaml_2.3.12      fastmap_1.1.1    readr_2.1.5      R6_2.6.1        </w:t>
+      </w:r>
+      <w:r>
+        <w:br/>
+      </w:r>
+      <w:r>
+        <w:rPr>
+          <w:rStyle w:val="VerbatimChar"/>
+        </w:rPr>
+        <w:t xml:space="preserve">## [17] generics_0.1.3   curl_7.0.0       knitr_1.50       tibble_3.3.0    </w:t>
+      </w:r>
+      <w:r>
+        <w:br/>
+      </w:r>
+      <w:r>
+        <w:rPr>
+          <w:rStyle w:val="VerbatimChar"/>
+        </w:rPr>
+        <w:t xml:space="preserve">## [21] bookdown_0.46    rprojroot_2.1.1  pillar_1.9.0     tzdb_0.4.0      </w:t>
+      </w:r>
+      <w:r>
+        <w:br/>
+      </w:r>
+      <w:r>
+        <w:rPr>
+          <w:rStyle w:val="VerbatimChar"/>
+        </w:rPr>
+        <w:t xml:space="preserve">## [25] rlang_1.1.6      utf8_1.2.4       websocket_1.4.4  stringi_1.8.3   </w:t>
+      </w:r>
+      <w:r>
+        <w:br/>
+      </w:r>
+      <w:r>
+        <w:rPr>
+          <w:rStyle w:val="VerbatimChar"/>
+        </w:rPr>
+        <w:t xml:space="preserve">## [29] xfun_0.55        cli_3.6.5        magrittr_2.0.3   ps_1.9.1        </w:t>
+      </w:r>
+      <w:r>
+        <w:br/>
+      </w:r>
+      <w:r>
+        <w:rPr>
+          <w:rStyle w:val="VerbatimChar"/>
+        </w:rPr>
+        <w:t xml:space="preserve">## [33] digest_0.6.34    rvest_1.0.5      processx_3.8.6   hms_1.1.3       </w:t>
+      </w:r>
+      <w:r>
+        <w:br/>
+      </w:r>
+      <w:r>
+        <w:rPr>
+          <w:rStyle w:val="VerbatimChar"/>
+        </w:rPr>
+        <w:t xml:space="preserve">## [37] lifecycle_1.0.4  chromote_0.5.1   vctrs_0.6.5      ottrpal_2.0.0   </w:t>
+      </w:r>
+      <w:r>
+        <w:br/>
+      </w:r>
+      <w:r>
+        <w:rPr>
+          <w:rStyle w:val="VerbatimChar"/>
+        </w:rPr>
+        <w:t xml:space="preserve">## [41] evaluate_1.0.5   glue_1.7.0       spelling_2.3.2   fansi_1.0.6     </w:t>
+      </w:r>
+      <w:r>
+        <w:br/>
+      </w:r>
+      <w:r>
+        <w:rPr>
+          <w:rStyle w:val="VerbatimChar"/>
+        </w:rPr>
+        <w:t xml:space="preserve">## [45] purrr_1.0.2      rmarkdown_2.25   httr_1.4.7       tools_4.3.2     </w:t>
+      </w:r>
+      <w:r>
+        <w:br/>
+      </w:r>
+      <w:r>
+        <w:rPr>
+          <w:rStyle w:val="VerbatimChar"/>
+        </w:rPr>
+        <w:t xml:space="preserve">## [49] pkgconfig_2.0.3  htmltools_0.5.7</w:t>
+      </w:r>
+    </w:p>
+    <w:bookmarkEnd w:id="226"/>
+    <w:bookmarkEnd w:id="227"/>
+    <w:bookmarkStart w:id="273" w:name="modifying-daseh-materials"/>
+    <w:p>
+      <w:pPr>
+        <w:pStyle w:val="Heading1"/>
+      </w:pPr>
+      <w:r>
+        <w:rPr>
+          <w:rStyle w:val="SectionNumber"/>
+        </w:rPr>
+        <w:t xml:space="preserve">4</w:t>
+      </w:r>
+      <w:r>
+        <w:tab/>
+      </w:r>
+      <w:r>
+        <w:t xml:space="preserve">Modifying DaSEH Materials</w:t>
+      </w:r>
+      <w:r>
+        <w:t xml:space="preserve"> </w:t>
+      </w:r>
+    </w:p>
+    <w:bookmarkStart w:id="228" w:name="learning-objectives-3"/>
+    <w:p>
+      <w:pPr>
+        <w:pStyle w:val="Heading2"/>
+      </w:pPr>
+      <w:r>
+        <w:rPr>
+          <w:rStyle w:val="SectionNumber"/>
+        </w:rPr>
+        <w:t xml:space="preserve">4.1</w:t>
+      </w:r>
+      <w:r>
+        <w:tab/>
+      </w:r>
+      <w:r>
+        <w:t xml:space="preserve">Learning Objectives</w:t>
+      </w:r>
+    </w:p>
+    <w:p>
+      <w:pPr>
+        <w:pStyle w:val="FirstParagraph"/>
+      </w:pPr>
+      <w:r>
+        <w:t xml:space="preserve">This chapter will cover how to modify the DaSEH resources to suit your own needs using the following methods:</w:t>
+      </w:r>
+    </w:p>
+    <w:p>
+      <w:pPr>
+        <w:numPr>
+          <w:ilvl w:val="0"/>
+          <w:numId w:val="1053"/>
+        </w:numPr>
+        <w:pStyle w:val="Compact"/>
+      </w:pPr>
+      <w:r>
+        <w:t xml:space="preserve">Modify the website</w:t>
+      </w:r>
+    </w:p>
+    <w:p>
+      <w:pPr>
+        <w:numPr>
+          <w:ilvl w:val="0"/>
+          <w:numId w:val="1053"/>
+        </w:numPr>
+        <w:pStyle w:val="Compact"/>
+      </w:pPr>
+      <w:r>
+        <w:t xml:space="preserve">Modify module lecture slides</w:t>
+      </w:r>
+    </w:p>
+    <w:p>
+      <w:pPr>
+        <w:numPr>
+          <w:ilvl w:val="0"/>
+          <w:numId w:val="1053"/>
+        </w:numPr>
+        <w:pStyle w:val="Compact"/>
+      </w:pPr>
+      <w:r>
+        <w:t xml:space="preserve">Modify module labs and lab keys</w:t>
+      </w:r>
+    </w:p>
+    <w:p>
+      <w:pPr>
+        <w:numPr>
+          <w:ilvl w:val="0"/>
+          <w:numId w:val="1053"/>
+        </w:numPr>
+        <w:pStyle w:val="Compact"/>
+      </w:pPr>
+      <w:r>
+        <w:t xml:space="preserve">Modify codeathon resources</w:t>
+      </w:r>
+    </w:p>
+    <w:bookmarkEnd w:id="228"/>
+    <w:bookmarkStart w:id="244" w:name="modify-the-website"/>
+    <w:p>
+      <w:pPr>
+        <w:pStyle w:val="Heading2"/>
+      </w:pPr>
+      <w:r>
+        <w:rPr>
+          <w:rStyle w:val="SectionNumber"/>
+        </w:rPr>
+        <w:t xml:space="preserve">4.2</w:t>
+      </w:r>
+      <w:r>
+        <w:tab/>
+      </w:r>
+      <w:r>
+        <w:t xml:space="preserve">Modify the website</w:t>
+      </w:r>
+    </w:p>
+    <w:p>
+      <w:pPr>
+        <w:pStyle w:val="FirstParagraph"/>
+      </w:pPr>
+      <w:r>
+        <w:t xml:space="preserve">If you would like to make a copy of our website to modify for your own use, there are a couple of options.</w:t>
+      </w:r>
+    </w:p>
+    <w:p>
+      <w:pPr>
+        <w:numPr>
+          <w:ilvl w:val="0"/>
+          <w:numId w:val="1054"/>
+        </w:numPr>
+      </w:pPr>
+      <w:r>
+        <w:t xml:space="preserve">You can</w:t>
+      </w:r>
+      <w:r>
+        <w:t xml:space="preserve"> </w:t>
+      </w:r>
+      <w:r>
+        <w:t xml:space="preserve">“</w:t>
+      </w:r>
+      <w:r>
+        <w:t xml:space="preserve">fork</w:t>
+      </w:r>
+      <w:r>
+        <w:t xml:space="preserve">”</w:t>
+      </w:r>
+      <w:r>
+        <w:t xml:space="preserve"> </w:t>
+      </w:r>
+      <w:r>
+        <w:t xml:space="preserve">our repository so that you can keep track of changes that we make and send us suggestions if you’d like. This also allows you to use the same infrastructure that we did to create our website. Please be sure to update the website so that it is clear who ultimately made your site and please indicate that you are using our resources or a modified version of our resources.</w:t>
+      </w:r>
+    </w:p>
+    <w:p>
+      <w:pPr>
+        <w:numPr>
+          <w:ilvl w:val="0"/>
+          <w:numId w:val="1054"/>
         </w:numPr>
       </w:pPr>
       <w:r>
@@ -8573,7 +8652,7 @@
         <w:t xml:space="preserve">. This allows you to use whatever website setup you would like.</w:t>
       </w:r>
     </w:p>
-    <w:bookmarkStart w:id="240" w:name="creating-a-fork-of-our-repository"/>
+    <w:bookmarkStart w:id="243" w:name="creating-a-fork-of-our-repository"/>
     <w:p>
       <w:pPr>
         <w:pStyle w:val="Heading3"/>
@@ -8615,127 +8694,6 @@
       </w:r>
       <w:r>
         <w:t xml:space="preserve">of our repository (which allows you to make your own version based off of ours) then look for the fork button on the upper right corner of our repository on GitHub.</w:t>
-      </w:r>
-    </w:p>
-    <w:p>
-      <w:pPr>
-        <w:pStyle w:val="BodyText"/>
-      </w:pPr>
-      <w:r>
-        <w:drawing>
-          <wp:inline>
-            <wp:extent cx="5334000" cy="3000375"/>
-            <wp:effectExtent b="0" l="0" r="0" t="0"/>
-            <wp:docPr descr="" title="" id="227" name="Picture"/>
-            <a:graphic>
-              <a:graphicData uri="http://schemas.openxmlformats.org/drawingml/2006/picture">
-                <pic:pic>
-                  <pic:nvPicPr>
-                    <pic:cNvPr descr="04-daseh_modification_files/figure-docx//1vCiMPvvsdwQjiMWjf0YuSpTkG0DGXsy1614cRiFc7ns_g3b693ca2b53_0_0.png" id="228" name="Picture"/>
-                    <pic:cNvPicPr>
-                      <a:picLocks noChangeArrowheads="1" noChangeAspect="1"/>
-                    </pic:cNvPicPr>
-                  </pic:nvPicPr>
-                  <pic:blipFill>
-                    <a:blip r:embed="rId226"/>
-                    <a:stretch>
-                      <a:fillRect/>
-                    </a:stretch>
-                  </pic:blipFill>
-                  <pic:spPr bwMode="auto">
-                    <a:xfrm>
-                      <a:off x="0" y="0"/>
-                      <a:ext cx="5334000" cy="3000375"/>
-                    </a:xfrm>
-                    <a:prstGeom prst="rect">
-                      <a:avLst/>
-                    </a:prstGeom>
-                    <a:noFill/>
-                    <a:ln w="9525">
-                      <a:noFill/>
-                      <a:headEnd/>
-                      <a:tailEnd/>
-                    </a:ln>
-                  </pic:spPr>
-                </pic:pic>
-              </a:graphicData>
-            </a:graphic>
-          </wp:inline>
-        </w:drawing>
-      </w:r>
-    </w:p>
-    <w:p>
-      <w:pPr>
-        <w:pStyle w:val="BodyText"/>
-      </w:pPr>
-      <w:r>
-        <w:t xml:space="preserve">Once you click this, you will be taken to a new page where it will ask you what you would like to call your new repository.</w:t>
-      </w:r>
-    </w:p>
-    <w:p>
-      <w:pPr>
-        <w:pStyle w:val="BodyText"/>
-      </w:pPr>
-      <w:r>
-        <w:t xml:space="preserve">You will likely want to change the name for your course/use.</w:t>
-      </w:r>
-    </w:p>
-    <w:p>
-      <w:pPr>
-        <w:pStyle w:val="BodyText"/>
-      </w:pPr>
-      <w:r>
-        <w:t xml:space="preserve">You can also optionally select to have your repository as part of a GitHub organization (if you are part of one) instead of just using your personal account.</w:t>
-      </w:r>
-    </w:p>
-    <w:p>
-      <w:pPr>
-        <w:pStyle w:val="BodyText"/>
-      </w:pPr>
-      <w:r>
-        <w:t xml:space="preserve">Please also change the description to explain what your use is and that are modifying our files.</w:t>
-      </w:r>
-    </w:p>
-    <w:p>
-      <w:pPr>
-        <w:pStyle w:val="BodyText"/>
-      </w:pPr>
-      <w:r>
-        <w:t xml:space="preserve">Ensure that the copy the main branch only is selected.</w:t>
-      </w:r>
-    </w:p>
-    <w:p>
-      <w:pPr>
-        <w:pStyle w:val="BodyText"/>
-      </w:pPr>
-      <w:r>
-        <w:t xml:space="preserve">Then click the green</w:t>
-      </w:r>
-      <w:r>
-        <w:t xml:space="preserve"> </w:t>
-      </w:r>
-      <w:r>
-        <w:t xml:space="preserve">“</w:t>
-      </w:r>
-      <w:r>
-        <w:t xml:space="preserve">Create fork</w:t>
-      </w:r>
-      <w:r>
-        <w:t xml:space="preserve">”</w:t>
-      </w:r>
-      <w:r>
-        <w:t xml:space="preserve"> </w:t>
-      </w:r>
-      <w:r>
-        <w:t xml:space="preserve">button.</w:t>
-      </w:r>
-    </w:p>
-    <w:p>
-      <w:pPr>
-        <w:pStyle w:val="BodyText"/>
-      </w:pPr>
-      <w:r>
-        <w:t xml:space="preserve">Here is what the page looks like:</w:t>
       </w:r>
     </w:p>
     <w:p>
@@ -8752,7 +8710,7 @@
               <a:graphicData uri="http://schemas.openxmlformats.org/drawingml/2006/picture">
                 <pic:pic>
                   <pic:nvPicPr>
-                    <pic:cNvPr descr="04-daseh_modification_files/figure-docx//1vCiMPvvsdwQjiMWjf0YuSpTkG0DGXsy1614cRiFc7ns_g3b693ca2b53_0_7.png" id="231" name="Picture"/>
+                    <pic:cNvPr descr="04-daseh_modification_files/figure-docx//1vCiMPvvsdwQjiMWjf0YuSpTkG0DGXsy1614cRiFc7ns_g3b693ca2b53_0_0.png" id="231" name="Picture"/>
                     <pic:cNvPicPr>
                       <a:picLocks noChangeArrowheads="1" noChangeAspect="1"/>
                     </pic:cNvPicPr>
@@ -8790,31 +8748,47 @@
         <w:pStyle w:val="BodyText"/>
       </w:pPr>
       <w:r>
-        <w:t xml:space="preserve">Next to set up the website deployment you will need to do a few steps.</w:t>
-      </w:r>
-    </w:p>
-    <w:p>
-      <w:pPr>
-        <w:numPr>
-          <w:ilvl w:val="0"/>
-          <w:numId w:val="1053"/>
-        </w:numPr>
-        <w:pStyle w:val="Compact"/>
-      </w:pPr>
-      <w:r>
-        <w:t xml:space="preserve">Setting up the website</w:t>
-      </w:r>
-    </w:p>
-    <w:p>
-      <w:pPr>
-        <w:numPr>
-          <w:ilvl w:val="0"/>
-          <w:numId w:val="1054"/>
-        </w:numPr>
-        <w:pStyle w:val="Compact"/>
-      </w:pPr>
-      <w:r>
-        <w:t xml:space="preserve">First go to the</w:t>
+        <w:t xml:space="preserve">Once you click this, you will be taken to a new page where it will ask you what you would like to call your new repository.</w:t>
+      </w:r>
+    </w:p>
+    <w:p>
+      <w:pPr>
+        <w:pStyle w:val="BodyText"/>
+      </w:pPr>
+      <w:r>
+        <w:t xml:space="preserve">You will likely want to change the name for your course/use.</w:t>
+      </w:r>
+    </w:p>
+    <w:p>
+      <w:pPr>
+        <w:pStyle w:val="BodyText"/>
+      </w:pPr>
+      <w:r>
+        <w:t xml:space="preserve">You can also optionally select to have your repository as part of a GitHub organization (if you are part of one) instead of just using your personal account.</w:t>
+      </w:r>
+    </w:p>
+    <w:p>
+      <w:pPr>
+        <w:pStyle w:val="BodyText"/>
+      </w:pPr>
+      <w:r>
+        <w:t xml:space="preserve">Please also change the description to explain what your use is and that are modifying our files.</w:t>
+      </w:r>
+    </w:p>
+    <w:p>
+      <w:pPr>
+        <w:pStyle w:val="BodyText"/>
+      </w:pPr>
+      <w:r>
+        <w:t xml:space="preserve">Ensure that the copy the main branch only is selected.</w:t>
+      </w:r>
+    </w:p>
+    <w:p>
+      <w:pPr>
+        <w:pStyle w:val="BodyText"/>
+      </w:pPr>
+      <w:r>
+        <w:t xml:space="preserve">Then click the green</w:t>
       </w:r>
       <w:r>
         <w:t xml:space="preserve"> </w:t>
@@ -8823,7 +8797,7 @@
         <w:t xml:space="preserve">“</w:t>
       </w:r>
       <w:r>
-        <w:t xml:space="preserve">Settings</w:t>
+        <w:t xml:space="preserve">Create fork</w:t>
       </w:r>
       <w:r>
         <w:t xml:space="preserve">”</w:t>
@@ -8832,69 +8806,20 @@
         <w:t xml:space="preserve"> </w:t>
       </w:r>
       <w:r>
-        <w:t xml:space="preserve">page (top menu)</w:t>
-      </w:r>
-    </w:p>
-    <w:p>
-      <w:pPr>
-        <w:numPr>
-          <w:ilvl w:val="0"/>
-          <w:numId w:val="1054"/>
-        </w:numPr>
-        <w:pStyle w:val="Compact"/>
-      </w:pPr>
-      <w:r>
-        <w:t xml:space="preserve">Then scroll down to the</w:t>
-      </w:r>
-      <w:r>
-        <w:t xml:space="preserve"> </w:t>
-      </w:r>
-      <w:r>
-        <w:t xml:space="preserve">“</w:t>
-      </w:r>
-      <w:r>
-        <w:t xml:space="preserve">Pages</w:t>
-      </w:r>
-      <w:r>
-        <w:t xml:space="preserve">”</w:t>
-      </w:r>
-      <w:r>
-        <w:t xml:space="preserve"> </w:t>
-      </w:r>
-      <w:r>
-        <w:t xml:space="preserve">(on the left menu)</w:t>
-      </w:r>
-    </w:p>
-    <w:p>
-      <w:pPr>
-        <w:numPr>
-          <w:ilvl w:val="0"/>
-          <w:numId w:val="1054"/>
-        </w:numPr>
-        <w:pStyle w:val="Compact"/>
-      </w:pPr>
-      <w:r>
-        <w:t xml:space="preserve">Next configure your website to use the main branch (where it says</w:t>
-      </w:r>
-      <w:r>
-        <w:t xml:space="preserve"> </w:t>
-      </w:r>
-      <w:r>
-        <w:t xml:space="preserve">“</w:t>
-      </w:r>
-      <w:r>
-        <w:t xml:space="preserve">none</w:t>
-      </w:r>
-      <w:r>
-        <w:t xml:space="preserve">”</w:t>
-      </w:r>
-      <w:r>
-        <w:t xml:space="preserve">) and the root folder and press save</w:t>
-      </w:r>
-    </w:p>
-    <w:p>
-      <w:pPr>
-        <w:pStyle w:val="FirstParagraph"/>
+        <w:t xml:space="preserve">button.</w:t>
+      </w:r>
+    </w:p>
+    <w:p>
+      <w:pPr>
+        <w:pStyle w:val="BodyText"/>
+      </w:pPr>
+      <w:r>
+        <w:t xml:space="preserve">Here is what the page looks like:</w:t>
+      </w:r>
+    </w:p>
+    <w:p>
+      <w:pPr>
+        <w:pStyle w:val="BodyText"/>
       </w:pPr>
       <w:r>
         <w:drawing>
@@ -8906,7 +8831,7 @@
               <a:graphicData uri="http://schemas.openxmlformats.org/drawingml/2006/picture">
                 <pic:pic>
                   <pic:nvPicPr>
-                    <pic:cNvPr descr="04-daseh_modification_files/figure-docx//1vCiMPvvsdwQjiMWjf0YuSpTkG0DGXsy1614cRiFc7ns_g3b693ca2b53_0_21.png" id="234" name="Picture"/>
+                    <pic:cNvPr descr="04-daseh_modification_files/figure-docx//1vCiMPvvsdwQjiMWjf0YuSpTkG0DGXsy1614cRiFc7ns_g3b693ca2b53_0_7.png" id="234" name="Picture"/>
                     <pic:cNvPicPr>
                       <a:picLocks noChangeArrowheads="1" noChangeAspect="1"/>
                     </pic:cNvPicPr>
@@ -8941,6 +8866,14 @@
     </w:p>
     <w:p>
       <w:pPr>
+        <w:pStyle w:val="BodyText"/>
+      </w:pPr>
+      <w:r>
+        <w:t xml:space="preserve">Next to set up the website deployment you will need to do a few steps.</w:t>
+      </w:r>
+    </w:p>
+    <w:p>
+      <w:pPr>
         <w:numPr>
           <w:ilvl w:val="0"/>
           <w:numId w:val="1055"/>
@@ -8948,15 +8881,7 @@
         <w:pStyle w:val="Compact"/>
       </w:pPr>
       <w:r>
-        <w:t xml:space="preserve">Create a secret (to give you the right permissions)</w:t>
-      </w:r>
-    </w:p>
-    <w:p>
-      <w:pPr>
-        <w:pStyle w:val="FirstParagraph"/>
-      </w:pPr>
-      <w:r>
-        <w:t xml:space="preserve">This allows you to run the GitHub actions that we use safely.</w:t>
+        <w:t xml:space="preserve">Setting up the website</w:t>
       </w:r>
     </w:p>
     <w:p>
@@ -8968,7 +8893,25 @@
         <w:pStyle w:val="Compact"/>
       </w:pPr>
       <w:r>
-        <w:t xml:space="preserve">Click on your profile photo in the upper right corner</w:t>
+        <w:t xml:space="preserve">First go to the</w:t>
+      </w:r>
+      <w:r>
+        <w:t xml:space="preserve"> </w:t>
+      </w:r>
+      <w:r>
+        <w:t xml:space="preserve">“</w:t>
+      </w:r>
+      <w:r>
+        <w:t xml:space="preserve">Settings</w:t>
+      </w:r>
+      <w:r>
+        <w:t xml:space="preserve">”</w:t>
+      </w:r>
+      <w:r>
+        <w:t xml:space="preserve"> </w:t>
+      </w:r>
+      <w:r>
+        <w:t xml:space="preserve">page (top menu)</w:t>
       </w:r>
     </w:p>
     <w:p>
@@ -8980,7 +8923,25 @@
         <w:pStyle w:val="Compact"/>
       </w:pPr>
       <w:r>
-        <w:t xml:space="preserve">Scroll down to Settings in the menu that pops up and right click to open it in a new tab</w:t>
+        <w:t xml:space="preserve">Then scroll down to the</w:t>
+      </w:r>
+      <w:r>
+        <w:t xml:space="preserve"> </w:t>
+      </w:r>
+      <w:r>
+        <w:t xml:space="preserve">“</w:t>
+      </w:r>
+      <w:r>
+        <w:t xml:space="preserve">Pages</w:t>
+      </w:r>
+      <w:r>
+        <w:t xml:space="preserve">”</w:t>
+      </w:r>
+      <w:r>
+        <w:t xml:space="preserve"> </w:t>
+      </w:r>
+      <w:r>
+        <w:t xml:space="preserve">(on the left menu)</w:t>
       </w:r>
     </w:p>
     <w:p>
@@ -8992,79 +8953,7 @@
         <w:pStyle w:val="Compact"/>
       </w:pPr>
       <w:r>
-        <w:t xml:space="preserve">Scroll all the way down on the left menu to the bottom where it says Developer Settings</w:t>
-      </w:r>
-    </w:p>
-    <w:p>
-      <w:pPr>
-        <w:numPr>
-          <w:ilvl w:val="0"/>
-          <w:numId w:val="1056"/>
-        </w:numPr>
-        <w:pStyle w:val="Compact"/>
-      </w:pPr>
-      <w:r>
-        <w:t xml:space="preserve">Score down on the left side menu and click on Personal Access Tokens</w:t>
-      </w:r>
-    </w:p>
-    <w:p>
-      <w:pPr>
-        <w:numPr>
-          <w:ilvl w:val="0"/>
-          <w:numId w:val="1056"/>
-        </w:numPr>
-        <w:pStyle w:val="Compact"/>
-      </w:pPr>
-      <w:r>
-        <w:t xml:space="preserve">Select Tokens (classic)</w:t>
-      </w:r>
-    </w:p>
-    <w:p>
-      <w:pPr>
-        <w:numPr>
-          <w:ilvl w:val="0"/>
-          <w:numId w:val="1056"/>
-        </w:numPr>
-        <w:pStyle w:val="Compact"/>
-      </w:pPr>
-      <w:r>
-        <w:t xml:space="preserve">Click the Generate new token button that is in the upper right</w:t>
-      </w:r>
-    </w:p>
-    <w:p>
-      <w:pPr>
-        <w:numPr>
-          <w:ilvl w:val="0"/>
-          <w:numId w:val="1056"/>
-        </w:numPr>
-        <w:pStyle w:val="Compact"/>
-      </w:pPr>
-      <w:r>
-        <w:t xml:space="preserve">Select Generate new token (classic)</w:t>
-      </w:r>
-    </w:p>
-    <w:p>
-      <w:pPr>
-        <w:numPr>
-          <w:ilvl w:val="0"/>
-          <w:numId w:val="1056"/>
-        </w:numPr>
-        <w:pStyle w:val="Compact"/>
-      </w:pPr>
-      <w:r>
-        <w:t xml:space="preserve">Confirm your access with any two factor authentication if you have that set up</w:t>
-      </w:r>
-    </w:p>
-    <w:p>
-      <w:pPr>
-        <w:numPr>
-          <w:ilvl w:val="0"/>
-          <w:numId w:val="1056"/>
-        </w:numPr>
-        <w:pStyle w:val="Compact"/>
-      </w:pPr>
-      <w:r>
-        <w:t xml:space="preserve">Name your token GH_PAT in the</w:t>
+        <w:t xml:space="preserve">Next configure your website to use the main branch (where it says</w:t>
       </w:r>
       <w:r>
         <w:t xml:space="preserve"> </w:t>
@@ -9073,279 +8962,36 @@
         <w:t xml:space="preserve">“</w:t>
       </w:r>
       <w:r>
-        <w:t xml:space="preserve">Note</w:t>
+        <w:t xml:space="preserve">none</w:t>
       </w:r>
       <w:r>
         <w:t xml:space="preserve">”</w:t>
       </w:r>
       <w:r>
-        <w:t xml:space="preserve"> </w:t>
-      </w:r>
-      <w:r>
-        <w:t xml:space="preserve">section</w:t>
+        <w:t xml:space="preserve">) and the root folder and press save</w:t>
       </w:r>
     </w:p>
     <w:p>
       <w:pPr>
         <w:pStyle w:val="FirstParagraph"/>
-      </w:pPr>
-      <w:r>
-        <w:t xml:space="preserve">Note that your token will expire based on the date that you set in the Expiration section. You will have to complete this process again when your token expires. GitHub will let you know as you will get an error about credentials. It is a good idea to use the default settings. You will just repeat this process when the time comes. This</w:t>
-      </w:r>
-      <w:r>
-        <w:t xml:space="preserve"> </w:t>
-      </w:r>
-      <w:hyperlink r:id="rId235">
-        <w:r>
-          <w:rPr>
-            <w:rStyle w:val="Hyperlink"/>
-          </w:rPr>
-          <w:t xml:space="preserve">cheatsheet</w:t>
-        </w:r>
-      </w:hyperlink>
-      <w:r>
-        <w:t xml:space="preserve"> </w:t>
-      </w:r>
-      <w:r>
-        <w:t xml:space="preserve">may also be helpful.</w:t>
-      </w:r>
-    </w:p>
-    <w:p>
-      <w:pPr>
-        <w:numPr>
-          <w:ilvl w:val="0"/>
-          <w:numId w:val="1057"/>
-        </w:numPr>
-      </w:pPr>
-      <w:r>
-        <w:t xml:space="preserve">Underneath Select Scopes (where the check boxes are), check repository (so everything under it is checked) and workflow</w:t>
-      </w:r>
-    </w:p>
-    <w:p>
-      <w:pPr>
-        <w:numPr>
-          <w:ilvl w:val="0"/>
-          <w:numId w:val="1057"/>
-        </w:numPr>
-      </w:pPr>
-      <w:r>
-        <w:t xml:space="preserve">Click the green Generate Token button at the bottom</w:t>
-      </w:r>
-    </w:p>
-    <w:p>
-      <w:pPr>
-        <w:numPr>
-          <w:ilvl w:val="0"/>
-          <w:numId w:val="1057"/>
-        </w:numPr>
-      </w:pPr>
-      <w:r>
-        <w:t xml:space="preserve">Copy your personal access token (Note that you will note have access to it again, you can always however just make a new one. Do not store it anywhere public.)</w:t>
-      </w:r>
-    </w:p>
-    <w:p>
-      <w:pPr>
-        <w:numPr>
-          <w:ilvl w:val="0"/>
-          <w:numId w:val="1058"/>
-        </w:numPr>
-        <w:pStyle w:val="Compact"/>
-      </w:pPr>
-      <w:r>
-        <w:t xml:space="preserve">Add your secret to your repository</w:t>
-      </w:r>
-    </w:p>
-    <w:p>
-      <w:pPr>
-        <w:pStyle w:val="FirstParagraph"/>
-      </w:pPr>
-      <w:r>
-        <w:t xml:space="preserve">Now that your secret is ready we will add it back to our website repository that we created from the DaSEH repository.</w:t>
-      </w:r>
-    </w:p>
-    <w:p>
-      <w:pPr>
-        <w:numPr>
-          <w:ilvl w:val="0"/>
-          <w:numId w:val="1059"/>
-        </w:numPr>
-        <w:pStyle w:val="Compact"/>
-      </w:pPr>
-      <w:r>
-        <w:t xml:space="preserve">Go to Settings at the top menu of your repository</w:t>
-      </w:r>
-    </w:p>
-    <w:p>
-      <w:pPr>
-        <w:numPr>
-          <w:ilvl w:val="0"/>
-          <w:numId w:val="1059"/>
-        </w:numPr>
-        <w:pStyle w:val="Compact"/>
-      </w:pPr>
-      <w:r>
-        <w:t xml:space="preserve">Go to Secrets and variables in the left side menu</w:t>
-      </w:r>
-    </w:p>
-    <w:p>
-      <w:pPr>
-        <w:numPr>
-          <w:ilvl w:val="0"/>
-          <w:numId w:val="1059"/>
-        </w:numPr>
-        <w:pStyle w:val="Compact"/>
-      </w:pPr>
-      <w:r>
-        <w:t xml:space="preserve">Click on Actions</w:t>
-      </w:r>
-    </w:p>
-    <w:p>
-      <w:pPr>
-        <w:numPr>
-          <w:ilvl w:val="0"/>
-          <w:numId w:val="1059"/>
-        </w:numPr>
-        <w:pStyle w:val="Compact"/>
-      </w:pPr>
-      <w:r>
-        <w:t xml:space="preserve">Under Repository secrets, click on the green</w:t>
-      </w:r>
-      <w:r>
-        <w:t xml:space="preserve"> </w:t>
-      </w:r>
-      <w:r>
-        <w:t xml:space="preserve">“</w:t>
-      </w:r>
-      <w:r>
-        <w:t xml:space="preserve">New repository secrets</w:t>
-      </w:r>
-      <w:r>
-        <w:t xml:space="preserve">”</w:t>
-      </w:r>
-      <w:r>
-        <w:t xml:space="preserve"> </w:t>
-      </w:r>
-      <w:r>
-        <w:t xml:space="preserve">button</w:t>
-      </w:r>
-    </w:p>
-    <w:p>
-      <w:pPr>
-        <w:numPr>
-          <w:ilvl w:val="0"/>
-          <w:numId w:val="1059"/>
-        </w:numPr>
-        <w:pStyle w:val="Compact"/>
-      </w:pPr>
-      <w:r>
-        <w:t xml:space="preserve">Under name, enter GH_PAT</w:t>
-      </w:r>
-    </w:p>
-    <w:p>
-      <w:pPr>
-        <w:numPr>
-          <w:ilvl w:val="0"/>
-          <w:numId w:val="1059"/>
-        </w:numPr>
-        <w:pStyle w:val="Compact"/>
-      </w:pPr>
-      <w:r>
-        <w:t xml:space="preserve">For the secret section paste the secret that you copied</w:t>
-      </w:r>
-    </w:p>
-    <w:p>
-      <w:pPr>
-        <w:numPr>
-          <w:ilvl w:val="0"/>
-          <w:numId w:val="1059"/>
-        </w:numPr>
-        <w:pStyle w:val="Compact"/>
-      </w:pPr>
-      <w:r>
-        <w:t xml:space="preserve">Click the green</w:t>
-      </w:r>
-      <w:r>
-        <w:t xml:space="preserve"> </w:t>
-      </w:r>
-      <w:r>
-        <w:t xml:space="preserve">“</w:t>
-      </w:r>
-      <w:r>
-        <w:t xml:space="preserve">Add secret</w:t>
-      </w:r>
-      <w:r>
-        <w:t xml:space="preserve">”</w:t>
-      </w:r>
-      <w:r>
-        <w:t xml:space="preserve"> </w:t>
-      </w:r>
-      <w:r>
-        <w:t xml:space="preserve">button.</w:t>
-      </w:r>
-    </w:p>
-    <w:p>
-      <w:pPr>
-        <w:pStyle w:val="FirstParagraph"/>
-      </w:pPr>
-      <w:r>
-        <w:t xml:space="preserve">Note that GitHub sometimes changes their website, so this process might slightly change. We will try to keep this information up-to-date however.</w:t>
-      </w:r>
-    </w:p>
-    <w:p>
-      <w:pPr>
-        <w:pStyle w:val="BodyText"/>
-      </w:pPr>
-      <w:r>
-        <w:t xml:space="preserve">Nice! Now you are ready to modify your new website. You can find your rendered website under the repository settings tab (top menu) and scrolling down to pages (left menu) again.</w:t>
-      </w:r>
-    </w:p>
-    <w:p>
-      <w:pPr>
-        <w:pStyle w:val="BodyText"/>
-      </w:pPr>
-      <w:r>
-        <w:t xml:space="preserve">You will see that the page now lists a link for your new website. You can click</w:t>
-      </w:r>
-      <w:r>
-        <w:t xml:space="preserve"> </w:t>
-      </w:r>
-      <w:r>
-        <w:t xml:space="preserve">“</w:t>
-      </w:r>
-      <w:r>
-        <w:t xml:space="preserve">Visit site</w:t>
-      </w:r>
-      <w:r>
-        <w:t xml:space="preserve">”</w:t>
-      </w:r>
-      <w:r>
-        <w:t xml:space="preserve"> </w:t>
-      </w:r>
-      <w:r>
-        <w:t xml:space="preserve">to see your website or copy and paste the link. This is the link you can share with students/learners.</w:t>
-      </w:r>
-    </w:p>
-    <w:p>
-      <w:pPr>
-        <w:pStyle w:val="BodyText"/>
       </w:pPr>
       <w:r>
         <w:drawing>
           <wp:inline>
             <wp:extent cx="5334000" cy="3000375"/>
             <wp:effectExtent b="0" l="0" r="0" t="0"/>
-            <wp:docPr descr="" title="" id="237" name="Picture"/>
+            <wp:docPr descr="" title="" id="236" name="Picture"/>
             <a:graphic>
               <a:graphicData uri="http://schemas.openxmlformats.org/drawingml/2006/picture">
                 <pic:pic>
                   <pic:nvPicPr>
-                    <pic:cNvPr descr="04-daseh_modification_files/figure-docx//1vCiMPvvsdwQjiMWjf0YuSpTkG0DGXsy1614cRiFc7ns_g3b693ca2b53_0_30.png" id="238" name="Picture"/>
+                    <pic:cNvPr descr="04-daseh_modification_files/figure-docx//1vCiMPvvsdwQjiMWjf0YuSpTkG0DGXsy1614cRiFc7ns_g3b693ca2b53_0_21.png" id="237" name="Picture"/>
                     <pic:cNvPicPr>
                       <a:picLocks noChangeArrowheads="1" noChangeAspect="1"/>
                     </pic:cNvPicPr>
                   </pic:nvPicPr>
                   <pic:blipFill>
-                    <a:blip r:embed="rId236"/>
+                    <a:blip r:embed="rId235"/>
                     <a:stretch>
                       <a:fillRect/>
                     </a:stretch>
@@ -9374,40 +9020,354 @@
     </w:p>
     <w:p>
       <w:pPr>
-        <w:pStyle w:val="BodyText"/>
-      </w:pPr>
-      <w:r>
-        <w:t xml:space="preserve">Currently your website should look exactly like ours. Now you are ready to actually modify some files. To do so go to the main page of your repository.</w:t>
-      </w:r>
-    </w:p>
-    <w:p>
-      <w:pPr>
-        <w:pStyle w:val="BodyText"/>
-      </w:pPr>
-      <w:r>
-        <w:t xml:space="preserve">You can either click the green code button to clone the repository to work on your local machine (say on RStudio) which is trickier but recommended as you can actually test any changes to your code on your machine or you can modify the files directly on GitHub.</w:t>
-      </w:r>
-    </w:p>
-    <w:p>
-      <w:pPr>
-        <w:pStyle w:val="BodyText"/>
-      </w:pPr>
-      <w:r>
-        <w:t xml:space="preserve">Please see this guide on how to make changes with either method:</w:t>
-      </w:r>
-      <w:r>
-        <w:t xml:space="preserve"> </w:t>
-      </w:r>
-      <w:hyperlink r:id="rId239">
+        <w:numPr>
+          <w:ilvl w:val="0"/>
+          <w:numId w:val="1057"/>
+        </w:numPr>
+        <w:pStyle w:val="Compact"/>
+      </w:pPr>
+      <w:r>
+        <w:t xml:space="preserve">Create a secret (to give you the right permissions)</w:t>
+      </w:r>
+    </w:p>
+    <w:p>
+      <w:pPr>
+        <w:pStyle w:val="FirstParagraph"/>
+      </w:pPr>
+      <w:r>
+        <w:t xml:space="preserve">This allows you to run the GitHub actions that we use safely.</w:t>
+      </w:r>
+    </w:p>
+    <w:p>
+      <w:pPr>
+        <w:numPr>
+          <w:ilvl w:val="0"/>
+          <w:numId w:val="1058"/>
+        </w:numPr>
+        <w:pStyle w:val="Compact"/>
+      </w:pPr>
+      <w:r>
+        <w:t xml:space="preserve">Click on your profile photo in the upper right corner</w:t>
+      </w:r>
+    </w:p>
+    <w:p>
+      <w:pPr>
+        <w:numPr>
+          <w:ilvl w:val="0"/>
+          <w:numId w:val="1058"/>
+        </w:numPr>
+        <w:pStyle w:val="Compact"/>
+      </w:pPr>
+      <w:r>
+        <w:t xml:space="preserve">Scroll down to Settings in the menu that pops up and right click to open it in a new tab</w:t>
+      </w:r>
+    </w:p>
+    <w:p>
+      <w:pPr>
+        <w:numPr>
+          <w:ilvl w:val="0"/>
+          <w:numId w:val="1058"/>
+        </w:numPr>
+        <w:pStyle w:val="Compact"/>
+      </w:pPr>
+      <w:r>
+        <w:t xml:space="preserve">Scroll all the way down on the left menu to the bottom where it says Developer Settings</w:t>
+      </w:r>
+    </w:p>
+    <w:p>
+      <w:pPr>
+        <w:numPr>
+          <w:ilvl w:val="0"/>
+          <w:numId w:val="1058"/>
+        </w:numPr>
+        <w:pStyle w:val="Compact"/>
+      </w:pPr>
+      <w:r>
+        <w:t xml:space="preserve">Score down on the left side menu and click on Personal Access Tokens</w:t>
+      </w:r>
+    </w:p>
+    <w:p>
+      <w:pPr>
+        <w:numPr>
+          <w:ilvl w:val="0"/>
+          <w:numId w:val="1058"/>
+        </w:numPr>
+        <w:pStyle w:val="Compact"/>
+      </w:pPr>
+      <w:r>
+        <w:t xml:space="preserve">Select Tokens (classic)</w:t>
+      </w:r>
+    </w:p>
+    <w:p>
+      <w:pPr>
+        <w:numPr>
+          <w:ilvl w:val="0"/>
+          <w:numId w:val="1058"/>
+        </w:numPr>
+        <w:pStyle w:val="Compact"/>
+      </w:pPr>
+      <w:r>
+        <w:t xml:space="preserve">Click the Generate new token button that is in the upper right</w:t>
+      </w:r>
+    </w:p>
+    <w:p>
+      <w:pPr>
+        <w:numPr>
+          <w:ilvl w:val="0"/>
+          <w:numId w:val="1058"/>
+        </w:numPr>
+        <w:pStyle w:val="Compact"/>
+      </w:pPr>
+      <w:r>
+        <w:t xml:space="preserve">Select Generate new token (classic)</w:t>
+      </w:r>
+    </w:p>
+    <w:p>
+      <w:pPr>
+        <w:numPr>
+          <w:ilvl w:val="0"/>
+          <w:numId w:val="1058"/>
+        </w:numPr>
+        <w:pStyle w:val="Compact"/>
+      </w:pPr>
+      <w:r>
+        <w:t xml:space="preserve">Confirm your access with any two factor authentication if you have that set up</w:t>
+      </w:r>
+    </w:p>
+    <w:p>
+      <w:pPr>
+        <w:numPr>
+          <w:ilvl w:val="0"/>
+          <w:numId w:val="1058"/>
+        </w:numPr>
+        <w:pStyle w:val="Compact"/>
+      </w:pPr>
+      <w:r>
+        <w:t xml:space="preserve">Name your token GH_PAT in the</w:t>
+      </w:r>
+      <w:r>
+        <w:t xml:space="preserve"> </w:t>
+      </w:r>
+      <w:r>
+        <w:t xml:space="preserve">“</w:t>
+      </w:r>
+      <w:r>
+        <w:t xml:space="preserve">Note</w:t>
+      </w:r>
+      <w:r>
+        <w:t xml:space="preserve">”</w:t>
+      </w:r>
+      <w:r>
+        <w:t xml:space="preserve"> </w:t>
+      </w:r>
+      <w:r>
+        <w:t xml:space="preserve">section</w:t>
+      </w:r>
+    </w:p>
+    <w:p>
+      <w:pPr>
+        <w:pStyle w:val="FirstParagraph"/>
+      </w:pPr>
+      <w:r>
+        <w:t xml:space="preserve">Note that your token will expire based on the date that you set in the Expiration section. You will have to complete this process again when your token expires. GitHub will let you know as you will get an error about credentials. It is a good idea to use the default settings. You will just repeat this process when the time comes. This</w:t>
+      </w:r>
+      <w:r>
+        <w:t xml:space="preserve"> </w:t>
+      </w:r>
+      <w:hyperlink r:id="rId238">
         <w:r>
           <w:rPr>
             <w:rStyle w:val="Hyperlink"/>
           </w:rPr>
-          <w:t xml:space="preserve">https://www.ottrproject.org/editing_website.html</w:t>
+          <w:t xml:space="preserve">cheatsheet</w:t>
         </w:r>
       </w:hyperlink>
       <w:r>
-        <w:t xml:space="preserve">.</w:t>
+        <w:t xml:space="preserve"> </w:t>
+      </w:r>
+      <w:r>
+        <w:t xml:space="preserve">may also be helpful.</w:t>
+      </w:r>
+    </w:p>
+    <w:p>
+      <w:pPr>
+        <w:numPr>
+          <w:ilvl w:val="0"/>
+          <w:numId w:val="1059"/>
+        </w:numPr>
+      </w:pPr>
+      <w:r>
+        <w:t xml:space="preserve">Underneath Select Scopes (where the check boxes are), check repository (so everything under it is checked) and workflow</w:t>
+      </w:r>
+    </w:p>
+    <w:p>
+      <w:pPr>
+        <w:numPr>
+          <w:ilvl w:val="0"/>
+          <w:numId w:val="1059"/>
+        </w:numPr>
+      </w:pPr>
+      <w:r>
+        <w:t xml:space="preserve">Click the green Generate Token button at the bottom</w:t>
+      </w:r>
+    </w:p>
+    <w:p>
+      <w:pPr>
+        <w:numPr>
+          <w:ilvl w:val="0"/>
+          <w:numId w:val="1059"/>
+        </w:numPr>
+      </w:pPr>
+      <w:r>
+        <w:t xml:space="preserve">Copy your personal access token (Note that you will note have access to it again, you can always however just make a new one. Do not store it anywhere public.)</w:t>
+      </w:r>
+    </w:p>
+    <w:p>
+      <w:pPr>
+        <w:numPr>
+          <w:ilvl w:val="0"/>
+          <w:numId w:val="1060"/>
+        </w:numPr>
+        <w:pStyle w:val="Compact"/>
+      </w:pPr>
+      <w:r>
+        <w:t xml:space="preserve">Add your secret to your repository</w:t>
+      </w:r>
+    </w:p>
+    <w:p>
+      <w:pPr>
+        <w:pStyle w:val="FirstParagraph"/>
+      </w:pPr>
+      <w:r>
+        <w:t xml:space="preserve">Now that your secret is ready we will add it back to our website repository that we created from the DaSEH repository.</w:t>
+      </w:r>
+    </w:p>
+    <w:p>
+      <w:pPr>
+        <w:numPr>
+          <w:ilvl w:val="0"/>
+          <w:numId w:val="1061"/>
+        </w:numPr>
+        <w:pStyle w:val="Compact"/>
+      </w:pPr>
+      <w:r>
+        <w:t xml:space="preserve">Go to Settings at the top menu of your repository</w:t>
+      </w:r>
+    </w:p>
+    <w:p>
+      <w:pPr>
+        <w:numPr>
+          <w:ilvl w:val="0"/>
+          <w:numId w:val="1061"/>
+        </w:numPr>
+        <w:pStyle w:val="Compact"/>
+      </w:pPr>
+      <w:r>
+        <w:t xml:space="preserve">Go to Secrets and variables in the left side menu</w:t>
+      </w:r>
+    </w:p>
+    <w:p>
+      <w:pPr>
+        <w:numPr>
+          <w:ilvl w:val="0"/>
+          <w:numId w:val="1061"/>
+        </w:numPr>
+        <w:pStyle w:val="Compact"/>
+      </w:pPr>
+      <w:r>
+        <w:t xml:space="preserve">Click on Actions</w:t>
+      </w:r>
+    </w:p>
+    <w:p>
+      <w:pPr>
+        <w:numPr>
+          <w:ilvl w:val="0"/>
+          <w:numId w:val="1061"/>
+        </w:numPr>
+        <w:pStyle w:val="Compact"/>
+      </w:pPr>
+      <w:r>
+        <w:t xml:space="preserve">Under Repository secrets, click on the green</w:t>
+      </w:r>
+      <w:r>
+        <w:t xml:space="preserve"> </w:t>
+      </w:r>
+      <w:r>
+        <w:t xml:space="preserve">“</w:t>
+      </w:r>
+      <w:r>
+        <w:t xml:space="preserve">New repository secrets</w:t>
+      </w:r>
+      <w:r>
+        <w:t xml:space="preserve">”</w:t>
+      </w:r>
+      <w:r>
+        <w:t xml:space="preserve"> </w:t>
+      </w:r>
+      <w:r>
+        <w:t xml:space="preserve">button</w:t>
+      </w:r>
+    </w:p>
+    <w:p>
+      <w:pPr>
+        <w:numPr>
+          <w:ilvl w:val="0"/>
+          <w:numId w:val="1061"/>
+        </w:numPr>
+        <w:pStyle w:val="Compact"/>
+      </w:pPr>
+      <w:r>
+        <w:t xml:space="preserve">Under name, enter GH_PAT</w:t>
+      </w:r>
+    </w:p>
+    <w:p>
+      <w:pPr>
+        <w:numPr>
+          <w:ilvl w:val="0"/>
+          <w:numId w:val="1061"/>
+        </w:numPr>
+        <w:pStyle w:val="Compact"/>
+      </w:pPr>
+      <w:r>
+        <w:t xml:space="preserve">For the secret section paste the secret that you copied</w:t>
+      </w:r>
+    </w:p>
+    <w:p>
+      <w:pPr>
+        <w:numPr>
+          <w:ilvl w:val="0"/>
+          <w:numId w:val="1061"/>
+        </w:numPr>
+        <w:pStyle w:val="Compact"/>
+      </w:pPr>
+      <w:r>
+        <w:t xml:space="preserve">Click the green</w:t>
+      </w:r>
+      <w:r>
+        <w:t xml:space="preserve"> </w:t>
+      </w:r>
+      <w:r>
+        <w:t xml:space="preserve">“</w:t>
+      </w:r>
+      <w:r>
+        <w:t xml:space="preserve">Add secret</w:t>
+      </w:r>
+      <w:r>
+        <w:t xml:space="preserve">”</w:t>
+      </w:r>
+      <w:r>
+        <w:t xml:space="preserve"> </w:t>
+      </w:r>
+      <w:r>
+        <w:t xml:space="preserve">button.</w:t>
+      </w:r>
+    </w:p>
+    <w:p>
+      <w:pPr>
+        <w:pStyle w:val="FirstParagraph"/>
+      </w:pPr>
+      <w:r>
+        <w:t xml:space="preserve">Note that GitHub sometimes changes their website, so this process might slightly change. We will try to keep this information up-to-date however.</w:t>
       </w:r>
     </w:p>
     <w:p>
@@ -9415,7 +9375,7 @@
         <w:pStyle w:val="BodyText"/>
       </w:pPr>
       <w:r>
-        <w:t xml:space="preserve">Note that lecture slides and lab files will be within the modules folder and organized by topic.</w:t>
+        <w:t xml:space="preserve">Nice! Now you are ready to modify your new website. You can find your rendered website under the repository settings tab (top menu) and scrolling down to pages (left menu) again.</w:t>
       </w:r>
     </w:p>
     <w:p>
@@ -9423,52 +9383,7 @@
         <w:pStyle w:val="BodyText"/>
       </w:pPr>
       <w:r>
-        <w:t xml:space="preserve">We will now talk about how to modify these files.</w:t>
-      </w:r>
-    </w:p>
-    <w:bookmarkEnd w:id="240"/>
-    <w:bookmarkEnd w:id="241"/>
-    <w:bookmarkStart w:id="257" w:name="modify-module-slides"/>
-    <w:p>
-      <w:pPr>
-        <w:pStyle w:val="Heading2"/>
-      </w:pPr>
-      <w:r>
-        <w:rPr>
-          <w:rStyle w:val="SectionNumber"/>
-        </w:rPr>
-        <w:t xml:space="preserve">4.3</w:t>
-      </w:r>
-      <w:r>
-        <w:tab/>
-      </w:r>
-      <w:r>
-        <w:t xml:space="preserve">Modify module slides</w:t>
-      </w:r>
-    </w:p>
-    <w:p>
-      <w:pPr>
-        <w:pStyle w:val="FirstParagraph"/>
-      </w:pPr>
-      <w:r>
-        <w:t xml:space="preserve">The modules are written in</w:t>
-      </w:r>
-      <w:r>
-        <w:t xml:space="preserve"> </w:t>
-      </w:r>
-      <w:hyperlink r:id="rId93">
-        <w:r>
-          <w:rPr>
-            <w:rStyle w:val="Hyperlink"/>
-          </w:rPr>
-          <w:t xml:space="preserve">R Markdown</w:t>
-        </w:r>
-      </w:hyperlink>
-      <w:r>
-        <w:t xml:space="preserve"> </w:t>
-      </w:r>
-      <w:r>
-        <w:t xml:space="preserve">documents and developed within an RStudio project. R Markdown documents are denoted with the file extension</w:t>
+        <w:t xml:space="preserve">You will see that the page now lists a link for your new website. You can click</w:t>
       </w:r>
       <w:r>
         <w:t xml:space="preserve"> </w:t>
@@ -9477,7 +9392,7 @@
         <w:t xml:space="preserve">“</w:t>
       </w:r>
       <w:r>
-        <w:t xml:space="preserve">.Rmd</w:t>
+        <w:t xml:space="preserve">Visit site</w:t>
       </w:r>
       <w:r>
         <w:t xml:space="preserve">”</w:t>
@@ -9486,227 +9401,7 @@
         <w:t xml:space="preserve"> </w:t>
       </w:r>
       <w:r>
-        <w:t xml:space="preserve">and allow for the inclusion of code chunks and outputs in a written report. They are written using</w:t>
-      </w:r>
-      <w:r>
-        <w:t xml:space="preserve"> </w:t>
-      </w:r>
-      <w:hyperlink r:id="rId242">
-        <w:r>
-          <w:rPr>
-            <w:rStyle w:val="Hyperlink"/>
-          </w:rPr>
-          <w:t xml:space="preserve">Markdown syntax</w:t>
-        </w:r>
-      </w:hyperlink>
-      <w:r>
-        <w:t xml:space="preserve">. RStudio projects are used to organize files. The</w:t>
-      </w:r>
-      <w:r>
-        <w:t xml:space="preserve"> </w:t>
-      </w:r>
-      <w:hyperlink r:id="rId243">
-        <w:r>
-          <w:rPr>
-            <w:rStyle w:val="Hyperlink"/>
-          </w:rPr>
-          <w:t xml:space="preserve">knitr</w:t>
-        </w:r>
-      </w:hyperlink>
-      <w:r>
-        <w:t xml:space="preserve"> </w:t>
-      </w:r>
-      <w:r>
-        <w:t xml:space="preserve">package</w:t>
-      </w:r>
-      <w:r>
-        <w:t xml:space="preserve"> </w:t>
-      </w:r>
-      <w:r>
-        <w:t xml:space="preserve">“</w:t>
-      </w:r>
-      <w:r>
-        <w:t xml:space="preserve">knits</w:t>
-      </w:r>
-      <w:r>
-        <w:t xml:space="preserve">”</w:t>
-      </w:r>
-      <w:r>
-        <w:t xml:space="preserve"> </w:t>
-      </w:r>
-      <w:r>
-        <w:t xml:space="preserve">the case study written in R Markdown and outputs the document as an HTML file. DaSEH uses these HTML files to post the materials online.</w:t>
-      </w:r>
-    </w:p>
-    <w:p>
-      <w:pPr>
-        <w:pStyle w:val="BodyText"/>
-      </w:pPr>
-      <w:r>
-        <w:t xml:space="preserve">See the above sections about modifying the website to get the files that were used for the module lectures.</w:t>
-      </w:r>
-    </w:p>
-    <w:p>
-      <w:pPr>
-        <w:pStyle w:val="BodyText"/>
-      </w:pPr>
-      <w:r>
-        <w:t xml:space="preserve">Each of the lectures can be found within the</w:t>
-      </w:r>
-      <w:r>
-        <w:t xml:space="preserve"> </w:t>
-      </w:r>
-      <w:hyperlink r:id="rId182">
-        <w:r>
-          <w:rPr>
-            <w:rStyle w:val="Hyperlink"/>
-          </w:rPr>
-          <w:t xml:space="preserve">modules directory</w:t>
-        </w:r>
-      </w:hyperlink>
-      <w:r>
-        <w:t xml:space="preserve"> </w:t>
-      </w:r>
-      <w:r>
-        <w:t xml:space="preserve">of our DaSEH GitHub repository.</w:t>
-      </w:r>
-    </w:p>
-    <w:p>
-      <w:pPr>
-        <w:pStyle w:val="BodyText"/>
-      </w:pPr>
-      <w:r>
-        <w:t xml:space="preserve">Each module folder contains the lecture slides within the .Rmd file.</w:t>
-      </w:r>
-    </w:p>
-    <w:p>
-      <w:pPr>
-        <w:pStyle w:val="BodyText"/>
-      </w:pPr>
-      <w:r>
-        <w:t xml:space="preserve">To edit a lecture, locate the appropriate directory within</w:t>
-      </w:r>
-      <w:r>
-        <w:t xml:space="preserve"> </w:t>
-      </w:r>
-      <w:r>
-        <w:rPr>
-          <w:rStyle w:val="VerbatimChar"/>
-        </w:rPr>
-        <w:t xml:space="preserve">modules</w:t>
-      </w:r>
-      <w:r>
-        <w:t xml:space="preserve"> </w:t>
-      </w:r>
-      <w:r>
-        <w:t xml:space="preserve">and edit the</w:t>
-      </w:r>
-      <w:r>
-        <w:t xml:space="preserve"> </w:t>
-      </w:r>
-      <w:r>
-        <w:rPr>
-          <w:rStyle w:val="VerbatimChar"/>
-        </w:rPr>
-        <w:t xml:space="preserve">.Rmd</w:t>
-      </w:r>
-      <w:r>
-        <w:t xml:space="preserve"> </w:t>
-      </w:r>
-      <w:r>
-        <w:t xml:space="preserve">file. For example, if you want to edit the Statistics lecture, you’d edit</w:t>
-      </w:r>
-      <w:r>
-        <w:t xml:space="preserve"> </w:t>
-      </w:r>
-      <w:r>
-        <w:rPr>
-          <w:rStyle w:val="VerbatimChar"/>
-        </w:rPr>
-        <w:t xml:space="preserve">Statistics.Rmd</w:t>
-      </w:r>
-      <w:r>
-        <w:t xml:space="preserve"> </w:t>
-      </w:r>
-      <w:r>
-        <w:t xml:space="preserve">in the</w:t>
-      </w:r>
-      <w:r>
-        <w:t xml:space="preserve"> </w:t>
-      </w:r>
-      <w:r>
-        <w:rPr>
-          <w:rStyle w:val="VerbatimChar"/>
-        </w:rPr>
-        <w:t xml:space="preserve">modules/Statistics/</w:t>
-      </w:r>
-      <w:r>
-        <w:t xml:space="preserve"> </w:t>
-      </w:r>
-      <w:r>
-        <w:t xml:space="preserve">directory.</w:t>
-      </w:r>
-    </w:p>
-    <w:p>
-      <w:pPr>
-        <w:pStyle w:val="BodyText"/>
-      </w:pPr>
-      <w:r>
-        <w:t xml:space="preserve">** Do not edit the html or pdf files. These are automatically generated by GitHub Actions. **</w:t>
-      </w:r>
-    </w:p>
-    <w:p>
-      <w:pPr>
-        <w:pStyle w:val="BodyText"/>
-      </w:pPr>
-      <w:r>
-        <w:t xml:space="preserve">However, sometimes workflows don’t complete, so it’s always good to double check that htmls and pdfs are appearing as expected on the website once your PR is merged to main.</w:t>
-      </w:r>
-    </w:p>
-    <w:p>
-      <w:pPr>
-        <w:pStyle w:val="BodyText"/>
-      </w:pPr>
-      <w:r>
-        <w:t xml:space="preserve">You will notice that</w:t>
-      </w:r>
-      <w:r>
-        <w:t xml:space="preserve"> </w:t>
-      </w:r>
-      <w:r>
-        <w:rPr>
-          <w:rStyle w:val="VerbatimChar"/>
-        </w:rPr>
-        <w:t xml:space="preserve">##</w:t>
-      </w:r>
-      <w:r>
-        <w:t xml:space="preserve"> </w:t>
-      </w:r>
-      <w:r>
-        <w:t xml:space="preserve">is used throughout the file. This indicates where the start of a new slide is.</w:t>
-      </w:r>
-    </w:p>
-    <w:p>
-      <w:pPr>
-        <w:pStyle w:val="BodyText"/>
-      </w:pPr>
-      <w:r>
-        <w:t xml:space="preserve">A single</w:t>
-      </w:r>
-      <w:r>
-        <w:t xml:space="preserve"> </w:t>
-      </w:r>
-      <w:r>
-        <w:rPr>
-          <w:rStyle w:val="VerbatimChar"/>
-        </w:rPr>
-        <w:t xml:space="preserve">#</w:t>
-      </w:r>
-      <w:r>
-        <w:t xml:space="preserve"> </w:t>
-      </w:r>
-      <w:r>
-        <w:t xml:space="preserve">indicates a new section slide, which will be a slide that looks like this:</w:t>
+        <w:t xml:space="preserve">to see your website or copy and paste the link. This is the link you can share with students/learners.</w:t>
       </w:r>
     </w:p>
     <w:p>
@@ -9718,18 +9413,18 @@
           <wp:inline>
             <wp:extent cx="5334000" cy="3000375"/>
             <wp:effectExtent b="0" l="0" r="0" t="0"/>
-            <wp:docPr descr="" title="" id="245" name="Picture"/>
+            <wp:docPr descr="" title="" id="240" name="Picture"/>
             <a:graphic>
               <a:graphicData uri="http://schemas.openxmlformats.org/drawingml/2006/picture">
                 <pic:pic>
                   <pic:nvPicPr>
-                    <pic:cNvPr descr="04-daseh_modification_files/figure-docx//1vCiMPvvsdwQjiMWjf0YuSpTkG0DGXsy1614cRiFc7ns_g3ba67d8997e_0_2.png" id="246" name="Picture"/>
+                    <pic:cNvPr descr="04-daseh_modification_files/figure-docx//1vCiMPvvsdwQjiMWjf0YuSpTkG0DGXsy1614cRiFc7ns_g3b693ca2b53_0_30.png" id="241" name="Picture"/>
                     <pic:cNvPicPr>
                       <a:picLocks noChangeArrowheads="1" noChangeAspect="1"/>
                     </pic:cNvPicPr>
                   </pic:nvPicPr>
                   <pic:blipFill>
-                    <a:blip r:embed="rId244"/>
+                    <a:blip r:embed="rId239"/>
                     <a:stretch>
                       <a:fillRect/>
                     </a:stretch>
@@ -9756,63 +9451,78 @@
         </w:drawing>
       </w:r>
     </w:p>
-    <w:bookmarkStart w:id="248" w:name="emojis-in-slides"/>
-    <w:p>
-      <w:pPr>
-        <w:pStyle w:val="Heading3"/>
-      </w:pPr>
-      <w:r>
-        <w:rPr>
-          <w:rStyle w:val="SectionNumber"/>
-        </w:rPr>
-        <w:t xml:space="preserve">4.3.1</w:t>
-      </w:r>
-      <w:r>
-        <w:tab/>
-      </w:r>
-      <w:r>
-        <w:t xml:space="preserve">Emojis in slides</w:t>
-      </w:r>
-    </w:p>
-    <w:p>
-      <w:pPr>
-        <w:pStyle w:val="FirstParagraph"/>
-      </w:pPr>
-      <w:r>
-        <w:t xml:space="preserve">We recommend copying and pasting from</w:t>
-      </w:r>
-      <w:r>
-        <w:t xml:space="preserve"> </w:t>
-      </w:r>
-      <w:hyperlink r:id="rId247">
+    <w:p>
+      <w:pPr>
+        <w:pStyle w:val="BodyText"/>
+      </w:pPr>
+      <w:r>
+        <w:t xml:space="preserve">Currently your website should look exactly like ours. Now you are ready to actually modify some files. To do so go to the main page of your repository.</w:t>
+      </w:r>
+    </w:p>
+    <w:p>
+      <w:pPr>
+        <w:pStyle w:val="BodyText"/>
+      </w:pPr>
+      <w:r>
+        <w:t xml:space="preserve">You can either click the green code button to clone the repository to work on your local machine (say on RStudio) which is trickier but recommended as you can actually test any changes to your code on your machine or you can modify the files directly on GitHub.</w:t>
+      </w:r>
+    </w:p>
+    <w:p>
+      <w:pPr>
+        <w:pStyle w:val="BodyText"/>
+      </w:pPr>
+      <w:r>
+        <w:t xml:space="preserve">Please see this guide on how to make changes with either method:</w:t>
+      </w:r>
+      <w:r>
+        <w:t xml:space="preserve"> </w:t>
+      </w:r>
+      <w:hyperlink r:id="rId242">
         <w:r>
           <w:rPr>
             <w:rStyle w:val="Hyperlink"/>
           </w:rPr>
-          <w:t xml:space="preserve">here</w:t>
+          <w:t xml:space="preserve">https://www.ottrproject.org/editing_website.html</w:t>
         </w:r>
       </w:hyperlink>
       <w:r>
         <w:t xml:space="preserve">.</w:t>
       </w:r>
     </w:p>
-    <w:bookmarkEnd w:id="248"/>
-    <w:bookmarkStart w:id="249" w:name="smaller-text-font-per-slide"/>
-    <w:p>
-      <w:pPr>
-        <w:pStyle w:val="Heading3"/>
+    <w:p>
+      <w:pPr>
+        <w:pStyle w:val="BodyText"/>
+      </w:pPr>
+      <w:r>
+        <w:t xml:space="preserve">Note that lecture slides and lab files will be within the modules folder and organized by topic.</w:t>
+      </w:r>
+    </w:p>
+    <w:p>
+      <w:pPr>
+        <w:pStyle w:val="BodyText"/>
+      </w:pPr>
+      <w:r>
+        <w:t xml:space="preserve">We will now talk about how to modify these files.</w:t>
+      </w:r>
+    </w:p>
+    <w:bookmarkEnd w:id="243"/>
+    <w:bookmarkEnd w:id="244"/>
+    <w:bookmarkStart w:id="260" w:name="modify-module-slides"/>
+    <w:p>
+      <w:pPr>
+        <w:pStyle w:val="Heading2"/>
       </w:pPr>
       <w:r>
         <w:rPr>
           <w:rStyle w:val="SectionNumber"/>
         </w:rPr>
-        <w:t xml:space="preserve">4.3.2</w:t>
+        <w:t xml:space="preserve">4.3</w:t>
       </w:r>
       <w:r>
         <w:tab/>
       </w:r>
       <w:r>
-        <w:t xml:space="preserve">Smaller text font per slide</w:t>
+        <w:t xml:space="preserve">Modify module slides</w:t>
       </w:r>
     </w:p>
     <w:p>
@@ -9820,622 +9530,179 @@
         <w:pStyle w:val="FirstParagraph"/>
       </w:pPr>
       <w:r>
-        <w:t xml:space="preserve">If you want to change the style of a slide, modify the</w:t>
-      </w:r>
-      <w:r>
-        <w:t xml:space="preserve"> </w:t>
-      </w:r>
-      <w:r>
-        <w:rPr>
-          <w:rStyle w:val="VerbatimChar"/>
-        </w:rPr>
-        <w:t xml:space="preserve">style.css</w:t>
-      </w:r>
-      <w:r>
-        <w:t xml:space="preserve"> </w:t>
-      </w:r>
-      <w:r>
-        <w:t xml:space="preserve">file.</w:t>
-      </w:r>
-    </w:p>
-    <w:p>
-      <w:pPr>
-        <w:pStyle w:val="BodyText"/>
-      </w:pPr>
-      <w:r>
-        <w:t xml:space="preserve">For example - this is how you can make slides with smaller font:</w:t>
-      </w:r>
-    </w:p>
-    <w:p>
-      <w:pPr>
-        <w:pStyle w:val="BodyText"/>
-      </w:pPr>
-      <w:r>
-        <w:t xml:space="preserve">In the</w:t>
-      </w:r>
-      <w:r>
-        <w:t xml:space="preserve"> </w:t>
-      </w:r>
-      <w:r>
-        <w:rPr>
-          <w:rStyle w:val="VerbatimChar"/>
-        </w:rPr>
-        <w:t xml:space="preserve">style .css</w:t>
-      </w:r>
-      <w:r>
-        <w:t xml:space="preserve"> </w:t>
-      </w:r>
-      <w:r>
-        <w:t xml:space="preserve">file is the following- which creates smaller font:</w:t>
-      </w:r>
-    </w:p>
-    <w:p>
-      <w:pPr>
-        <w:pStyle w:val="SourceCode"/>
-      </w:pPr>
-      <w:r>
-        <w:rPr>
-          <w:rStyle w:val="VerbatimChar"/>
-        </w:rPr>
-        <w:t xml:space="preserve">.small {</w:t>
-      </w:r>
-      <w:r>
-        <w:br/>
-      </w:r>
-      <w:r>
-        <w:rPr>
-          <w:rStyle w:val="VerbatimChar"/>
-        </w:rPr>
-        <w:t xml:space="preserve">   font-size: 0.8em;</w:t>
-      </w:r>
-      <w:r>
-        <w:br/>
-      </w:r>
-      <w:r>
-        <w:rPr>
-          <w:rStyle w:val="VerbatimChar"/>
-        </w:rPr>
-        <w:t xml:space="preserve">}</w:t>
-      </w:r>
-    </w:p>
-    <w:p>
-      <w:pPr>
-        <w:pStyle w:val="FirstParagraph"/>
-      </w:pPr>
-      <w:r>
-        <w:t xml:space="preserve">To change the font of a single slide you can putt {.small} next to a slide title like so:</w:t>
-      </w:r>
-    </w:p>
-    <w:p>
-      <w:pPr>
-        <w:pStyle w:val="BodyText"/>
-      </w:pPr>
-      <w:r>
-        <w:rPr>
-          <w:rStyle w:val="VerbatimChar"/>
-        </w:rPr>
-        <w:t xml:space="preserve">## slide name {.small}</w:t>
-      </w:r>
-    </w:p>
-    <w:bookmarkEnd w:id="249"/>
-    <w:bookmarkStart w:id="250" w:name="smaller-code-font-per-slide"/>
-    <w:p>
-      <w:pPr>
-        <w:pStyle w:val="Heading3"/>
-      </w:pPr>
-      <w:r>
-        <w:rPr>
-          <w:rStyle w:val="SectionNumber"/>
-        </w:rPr>
-        <w:t xml:space="preserve">4.3.3</w:t>
-      </w:r>
-      <w:r>
-        <w:tab/>
-      </w:r>
-      <w:r>
-        <w:t xml:space="preserve">Smaller code font per slide</w:t>
-      </w:r>
-    </w:p>
-    <w:p>
-      <w:pPr>
-        <w:pStyle w:val="FirstParagraph"/>
-      </w:pPr>
-      <w:r>
-        <w:t xml:space="preserve">In the</w:t>
-      </w:r>
-      <w:r>
-        <w:t xml:space="preserve"> </w:t>
-      </w:r>
-      <w:r>
-        <w:rPr>
-          <w:rStyle w:val="VerbatimChar"/>
-        </w:rPr>
-        <w:t xml:space="preserve">style .css</w:t>
-      </w:r>
-      <w:r>
-        <w:t xml:space="preserve"> </w:t>
-      </w:r>
-      <w:r>
-        <w:t xml:space="preserve">file is the following- which creates smaller font:</w:t>
-      </w:r>
-    </w:p>
-    <w:p>
-      <w:pPr>
-        <w:pStyle w:val="SourceCode"/>
-      </w:pPr>
-      <w:r>
-        <w:rPr>
-          <w:rStyle w:val="VerbatimChar"/>
-        </w:rPr>
-        <w:t xml:space="preserve">.codesmall pre {</w:t>
-      </w:r>
-      <w:r>
-        <w:br/>
-      </w:r>
-      <w:r>
-        <w:rPr>
-          <w:rStyle w:val="VerbatimChar"/>
-        </w:rPr>
-        <w:t xml:space="preserve">    font-size: 16px;</w:t>
-      </w:r>
-      <w:r>
-        <w:br/>
-      </w:r>
-      <w:r>
-        <w:rPr>
-          <w:rStyle w:val="VerbatimChar"/>
-        </w:rPr>
-        <w:t xml:space="preserve">}</w:t>
-      </w:r>
-    </w:p>
-    <w:p>
-      <w:pPr>
-        <w:pStyle w:val="FirstParagraph"/>
-      </w:pPr>
-      <w:r>
-        <w:t xml:space="preserve">This can be applied to a slide by putting {.codesmall} next to a slide title like so:</w:t>
-      </w:r>
-    </w:p>
-    <w:p>
-      <w:pPr>
-        <w:pStyle w:val="BodyText"/>
-      </w:pPr>
-      <w:r>
-        <w:rPr>
-          <w:rStyle w:val="VerbatimChar"/>
-        </w:rPr>
-        <w:t xml:space="preserve">## slide name {.codesmall}</w:t>
-      </w:r>
-    </w:p>
-    <w:bookmarkEnd w:id="250"/>
-    <w:bookmarkStart w:id="251" w:name="add-color-to-slide-text"/>
-    <w:p>
-      <w:pPr>
-        <w:pStyle w:val="Heading3"/>
-      </w:pPr>
-      <w:r>
-        <w:rPr>
-          <w:rStyle w:val="SectionNumber"/>
-        </w:rPr>
-        <w:t xml:space="preserve">4.3.4</w:t>
-      </w:r>
-      <w:r>
-        <w:tab/>
-      </w:r>
-      <w:r>
-        <w:t xml:space="preserve">Add color to slide text</w:t>
-      </w:r>
-    </w:p>
-    <w:p>
-      <w:pPr>
-        <w:pStyle w:val="SourceCode"/>
-      </w:pPr>
-      <w:r>
-        <w:rPr>
-          <w:rStyle w:val="VerbatimChar"/>
-        </w:rPr>
-        <w:t xml:space="preserve">:::{style="color: red;""}</w:t>
-      </w:r>
-      <w:r>
-        <w:br/>
-      </w:r>
-      <w:r>
-        <w:rPr>
-          <w:rStyle w:val="VerbatimChar"/>
-        </w:rPr>
-        <w:t xml:space="preserve">RED STUFF!</w:t>
-      </w:r>
-      <w:r>
-        <w:br/>
-      </w:r>
-      <w:r>
-        <w:rPr>
-          <w:rStyle w:val="VerbatimChar"/>
-        </w:rPr>
-        <w:t xml:space="preserve">:::</w:t>
-      </w:r>
-    </w:p>
-    <w:p>
-      <w:pPr>
-        <w:pStyle w:val="FirstParagraph"/>
-      </w:pPr>
-      <w:r>
-        <w:t xml:space="preserve">or like this:</w:t>
-      </w:r>
-    </w:p>
-    <w:p>
-      <w:pPr>
-        <w:pStyle w:val="BodyText"/>
-      </w:pPr>
-      <w:r>
-        <w:rPr>
-          <w:rStyle w:val="VerbatimChar"/>
-        </w:rPr>
-        <w:t xml:space="preserve">Integer</w:t>
-      </w:r>
-      <w:r>
-        <w:t xml:space="preserve"> </w:t>
-      </w:r>
-      <w:r>
-        <w:t xml:space="preserve">is a special subset of</w:t>
-      </w:r>
-      <w:r>
-        <w:t xml:space="preserve"> </w:t>
-      </w:r>
-      <w:r>
-        <w:rPr>
-          <w:rStyle w:val="VerbatimChar"/>
-        </w:rPr>
-        <w:t xml:space="preserve">numeric</w:t>
-      </w:r>
-      <w:r>
-        <w:t xml:space="preserve"> </w:t>
-      </w:r>
-      <w:r>
-        <w:t xml:space="preserve">that contains only</w:t>
-      </w:r>
-      <w:r>
-        <w:t xml:space="preserve"> </w:t>
-      </w:r>
-      <w:r>
-        <w:t xml:space="preserve">whole numbers.</w:t>
-      </w:r>
-    </w:p>
-    <w:bookmarkEnd w:id="251"/>
-    <w:bookmarkStart w:id="252" w:name="X522946761ce0e21adf901f011db55224c0e9932"/>
-    <w:p>
-      <w:pPr>
-        <w:pStyle w:val="Heading3"/>
-      </w:pPr>
-      <w:r>
-        <w:rPr>
-          <w:rStyle w:val="SectionNumber"/>
-        </w:rPr>
-        <w:t xml:space="preserve">4.3.5</w:t>
-      </w:r>
-      <w:r>
-        <w:tab/>
-      </w:r>
-      <w:r>
-        <w:t xml:space="preserve">Add background color to code chunk describe general syntax for code</w:t>
-      </w:r>
-    </w:p>
-    <w:p>
-      <w:pPr>
-        <w:pStyle w:val="FirstParagraph"/>
-      </w:pPr>
-      <w:r>
-        <w:t xml:space="preserve">In the</w:t>
-      </w:r>
-      <w:r>
-        <w:t xml:space="preserve"> </w:t>
-      </w:r>
-      <w:r>
-        <w:rPr>
-          <w:rStyle w:val="VerbatimChar"/>
-        </w:rPr>
-        <w:t xml:space="preserve">styles.css</w:t>
-      </w:r>
-      <w:r>
-        <w:t xml:space="preserve"> </w:t>
-      </w:r>
-      <w:r>
-        <w:t xml:space="preserve">file is the following:</w:t>
-      </w:r>
-    </w:p>
-    <w:p>
-      <w:pPr>
-        <w:pStyle w:val="SourceCode"/>
-      </w:pPr>
-      <w:r>
-        <w:rPr>
-          <w:rStyle w:val="VerbatimChar"/>
-        </w:rPr>
-        <w:t xml:space="preserve">.codeexample pre{</w:t>
-      </w:r>
-      <w:r>
-        <w:br/>
-      </w:r>
-      <w:r>
-        <w:rPr>
-          <w:rStyle w:val="VerbatimChar"/>
-        </w:rPr>
-        <w:t xml:space="preserve">  background-color: lightgreen;</w:t>
-      </w:r>
-      <w:r>
-        <w:br/>
-      </w:r>
-      <w:r>
-        <w:rPr>
-          <w:rStyle w:val="VerbatimChar"/>
-        </w:rPr>
-        <w:t xml:space="preserve">}</w:t>
-      </w:r>
-    </w:p>
-    <w:p>
-      <w:pPr>
-        <w:pStyle w:val="FirstParagraph"/>
-      </w:pPr>
-      <w:r>
-        <w:t xml:space="preserve">To add this to a chunk use this in the Rmd file before and after the chunk:</w:t>
-      </w:r>
-    </w:p>
-    <w:p>
-      <w:pPr>
-        <w:pStyle w:val="SourceCode"/>
-      </w:pPr>
-      <w:r>
-        <w:rPr>
-          <w:rStyle w:val="VerbatimChar"/>
-        </w:rPr>
-        <w:t xml:space="preserve">&lt;div class = "codeexample"&gt;</w:t>
-      </w:r>
-      <w:r>
-        <w:br/>
-      </w:r>
-      <w:r>
-        <w:br/>
-      </w:r>
-      <w:r>
-        <w:rPr>
-          <w:rStyle w:val="VerbatimChar"/>
-        </w:rPr>
-        <w:t xml:space="preserve">``` r</w:t>
-      </w:r>
-      <w:r>
-        <w:br/>
-      </w:r>
-      <w:r>
-        <w:rPr>
-          <w:rStyle w:val="VerbatimChar"/>
-        </w:rPr>
-        <w:t xml:space="preserve">#some code</w:t>
-      </w:r>
-      <w:r>
-        <w:br/>
-      </w:r>
-      <w:r>
-        <w:rPr>
-          <w:rStyle w:val="VerbatimChar"/>
-        </w:rPr>
-        <w:t xml:space="preserve">```</w:t>
-      </w:r>
-      <w:r>
-        <w:br/>
-      </w:r>
-      <w:r>
-        <w:rPr>
-          <w:rStyle w:val="VerbatimChar"/>
-        </w:rPr>
-        <w:t xml:space="preserve">&lt;/div&gt;</w:t>
-      </w:r>
-    </w:p>
-    <w:bookmarkEnd w:id="252"/>
-    <w:bookmarkStart w:id="256" w:name="create-gifs"/>
-    <w:p>
-      <w:pPr>
-        <w:pStyle w:val="Heading3"/>
-      </w:pPr>
-      <w:r>
-        <w:rPr>
-          <w:rStyle w:val="SectionNumber"/>
-        </w:rPr>
-        <w:t xml:space="preserve">4.3.6</w:t>
-      </w:r>
-      <w:r>
-        <w:tab/>
-      </w:r>
-      <w:r>
-        <w:t xml:space="preserve">Create gifs</w:t>
-      </w:r>
-    </w:p>
-    <w:p>
-      <w:pPr>
-        <w:pStyle w:val="FirstParagraph"/>
-      </w:pPr>
-      <w:r>
-        <w:t xml:space="preserve">To create video gifs first</w:t>
-      </w:r>
-      <w:r>
-        <w:t xml:space="preserve"> </w:t>
-      </w:r>
-      <w:hyperlink r:id="rId253">
+        <w:t xml:space="preserve">The modules are written in</w:t>
+      </w:r>
+      <w:r>
+        <w:t xml:space="preserve"> </w:t>
+      </w:r>
+      <w:hyperlink r:id="rId93">
         <w:r>
           <w:rPr>
             <w:rStyle w:val="Hyperlink"/>
           </w:rPr>
-          <w:t xml:space="preserve">record your screen</w:t>
+          <w:t xml:space="preserve">R Markdown</w:t>
         </w:r>
       </w:hyperlink>
       <w:r>
         <w:t xml:space="preserve"> </w:t>
       </w:r>
       <w:r>
-        <w:t xml:space="preserve">like so (note this is for Mac users):</w:t>
-      </w:r>
-    </w:p>
-    <w:p>
-      <w:pPr>
-        <w:numPr>
-          <w:ilvl w:val="0"/>
-          <w:numId w:val="1060"/>
-        </w:numPr>
-        <w:pStyle w:val="Compact"/>
-      </w:pPr>
-      <w:r>
-        <w:t xml:space="preserve">Command + Shift + 5</w:t>
-      </w:r>
-    </w:p>
-    <w:p>
-      <w:pPr>
-        <w:numPr>
-          <w:ilvl w:val="0"/>
-          <w:numId w:val="1060"/>
-        </w:numPr>
-        <w:pStyle w:val="Compact"/>
-      </w:pPr>
-      <w:r>
-        <w:t xml:space="preserve">Select either entire screen - or more likely a portion of the screen button</w:t>
-      </w:r>
-    </w:p>
-    <w:p>
-      <w:pPr>
-        <w:numPr>
-          <w:ilvl w:val="0"/>
-          <w:numId w:val="1060"/>
-        </w:numPr>
-        <w:pStyle w:val="Compact"/>
-      </w:pPr>
-      <w:r>
-        <w:t xml:space="preserve">Click record</w:t>
-      </w:r>
-    </w:p>
-    <w:p>
-      <w:pPr>
-        <w:pStyle w:val="FirstParagraph"/>
-      </w:pPr>
-      <w:r>
-        <w:t xml:space="preserve">Next convert the video to a gif using</w:t>
-      </w:r>
-      <w:r>
-        <w:t xml:space="preserve"> </w:t>
-      </w:r>
-      <w:hyperlink r:id="rId254">
+        <w:t xml:space="preserve">documents and developed within an RStudio project. R Markdown documents are denoted with the file extension</w:t>
+      </w:r>
+      <w:r>
+        <w:t xml:space="preserve"> </w:t>
+      </w:r>
+      <w:r>
+        <w:t xml:space="preserve">“</w:t>
+      </w:r>
+      <w:r>
+        <w:t xml:space="preserve">.Rmd</w:t>
+      </w:r>
+      <w:r>
+        <w:t xml:space="preserve">”</w:t>
+      </w:r>
+      <w:r>
+        <w:t xml:space="preserve"> </w:t>
+      </w:r>
+      <w:r>
+        <w:t xml:space="preserve">and allow for the inclusion of code chunks and outputs in a written report. They are written using</w:t>
+      </w:r>
+      <w:r>
+        <w:t xml:space="preserve"> </w:t>
+      </w:r>
+      <w:hyperlink r:id="rId245">
         <w:r>
           <w:rPr>
             <w:rStyle w:val="Hyperlink"/>
           </w:rPr>
-          <w:t xml:space="preserve">https://ezgif.com/video-to-gif</w:t>
+          <w:t xml:space="preserve">Markdown syntax</w:t>
         </w:r>
       </w:hyperlink>
       <w:r>
-        <w:t xml:space="preserve">.</w:t>
-      </w:r>
-    </w:p>
-    <w:p>
-      <w:pPr>
-        <w:pStyle w:val="BodyText"/>
-      </w:pPr>
-      <w:r>
-        <w:t xml:space="preserve">Be sure that you select gif as the output.</w:t>
-      </w:r>
-    </w:p>
-    <w:p>
-      <w:pPr>
-        <w:pStyle w:val="BodyText"/>
-      </w:pPr>
-      <w:r>
-        <w:t xml:space="preserve">These slides are made with something called ioslides. See [this website for additional help with ioslides] (</w:t>
-      </w:r>
-      <w:hyperlink r:id="rId255">
+        <w:t xml:space="preserve">. RStudio projects are used to organize files. The</w:t>
+      </w:r>
+      <w:r>
+        <w:t xml:space="preserve"> </w:t>
+      </w:r>
+      <w:hyperlink r:id="rId246">
         <w:r>
           <w:rPr>
             <w:rStyle w:val="Hyperlink"/>
           </w:rPr>
-          <w:t xml:space="preserve">https://bookdown.org/yihui/rmarkdown/ioslides-presentation.html</w:t>
+          <w:t xml:space="preserve">knitr</w:t>
         </w:r>
       </w:hyperlink>
       <w:r>
-        <w:t xml:space="preserve">).</w:t>
-      </w:r>
-    </w:p>
-    <w:bookmarkEnd w:id="256"/>
-    <w:bookmarkEnd w:id="257"/>
-    <w:bookmarkStart w:id="263" w:name="modifying-labs"/>
-    <w:p>
-      <w:pPr>
-        <w:pStyle w:val="Heading2"/>
-      </w:pPr>
-      <w:r>
-        <w:rPr>
-          <w:rStyle w:val="SectionNumber"/>
-        </w:rPr>
-        <w:t xml:space="preserve">4.4</w:t>
-      </w:r>
-      <w:r>
-        <w:tab/>
-      </w:r>
-      <w:r>
-        <w:t xml:space="preserve">Modifying Labs</w:t>
-      </w:r>
-    </w:p>
-    <w:p>
-      <w:pPr>
-        <w:pStyle w:val="FirstParagraph"/>
-      </w:pPr>
-      <w:r>
-        <w:t xml:space="preserve">Within each module directory, there is a subdirectory called</w:t>
-      </w:r>
-      <w:r>
-        <w:t xml:space="preserve"> </w:t>
-      </w:r>
-      <w:r>
-        <w:rPr>
-          <w:rStyle w:val="VerbatimChar"/>
-        </w:rPr>
-        <w:t xml:space="preserve">lab</w:t>
-      </w:r>
-      <w:r>
-        <w:t xml:space="preserve">. Locate the</w:t>
-      </w:r>
-      <w:r>
-        <w:t xml:space="preserve"> </w:t>
-      </w:r>
-      <w:r>
-        <w:rPr>
-          <w:rStyle w:val="VerbatimChar"/>
-        </w:rPr>
-        <w:t xml:space="preserve">lab</w:t>
-      </w:r>
-      <w:r>
-        <w:t xml:space="preserve"> </w:t>
-      </w:r>
-      <w:r>
-        <w:t xml:space="preserve">subdirectory within the appropriate module directory and edit the</w:t>
-      </w:r>
-      <w:r>
-        <w:t xml:space="preserve"> </w:t>
-      </w:r>
-      <w:r>
-        <w:rPr>
-          <w:rStyle w:val="VerbatimChar"/>
-        </w:rPr>
-        <w:t xml:space="preserve">_Key.Rmd</w:t>
-      </w:r>
-      <w:r>
-        <w:t xml:space="preserve"> </w:t>
-      </w:r>
-      <w:r>
-        <w:t xml:space="preserve">file. For example, if you want to edit the Statistics lab, you’d edit</w:t>
-      </w:r>
-      <w:r>
-        <w:t xml:space="preserve"> </w:t>
-      </w:r>
-      <w:r>
-        <w:rPr>
-          <w:rStyle w:val="VerbatimChar"/>
-        </w:rPr>
-        <w:t xml:space="preserve">Statistics_Lab_Key.Rmd</w:t>
+        <w:t xml:space="preserve"> </w:t>
+      </w:r>
+      <w:r>
+        <w:t xml:space="preserve">package</w:t>
+      </w:r>
+      <w:r>
+        <w:t xml:space="preserve"> </w:t>
+      </w:r>
+      <w:r>
+        <w:t xml:space="preserve">“</w:t>
+      </w:r>
+      <w:r>
+        <w:t xml:space="preserve">knits</w:t>
+      </w:r>
+      <w:r>
+        <w:t xml:space="preserve">”</w:t>
+      </w:r>
+      <w:r>
+        <w:t xml:space="preserve"> </w:t>
+      </w:r>
+      <w:r>
+        <w:t xml:space="preserve">the case study written in R Markdown and outputs the document as an HTML file. DaSEH uses these HTML files to post the materials online.</w:t>
+      </w:r>
+    </w:p>
+    <w:p>
+      <w:pPr>
+        <w:pStyle w:val="BodyText"/>
+      </w:pPr>
+      <w:r>
+        <w:t xml:space="preserve">See the above sections about modifying the website to get the files that were used for the module lectures.</w:t>
+      </w:r>
+    </w:p>
+    <w:p>
+      <w:pPr>
+        <w:pStyle w:val="BodyText"/>
+      </w:pPr>
+      <w:r>
+        <w:t xml:space="preserve">Each of the lectures can be found within the</w:t>
+      </w:r>
+      <w:r>
+        <w:t xml:space="preserve"> </w:t>
+      </w:r>
+      <w:hyperlink r:id="rId182">
+        <w:r>
+          <w:rPr>
+            <w:rStyle w:val="Hyperlink"/>
+          </w:rPr>
+          <w:t xml:space="preserve">modules directory</w:t>
+        </w:r>
+      </w:hyperlink>
+      <w:r>
+        <w:t xml:space="preserve"> </w:t>
+      </w:r>
+      <w:r>
+        <w:t xml:space="preserve">of our DaSEH GitHub repository.</w:t>
+      </w:r>
+    </w:p>
+    <w:p>
+      <w:pPr>
+        <w:pStyle w:val="BodyText"/>
+      </w:pPr>
+      <w:r>
+        <w:t xml:space="preserve">Each module folder contains the lecture slides within the .Rmd file.</w:t>
+      </w:r>
+    </w:p>
+    <w:p>
+      <w:pPr>
+        <w:pStyle w:val="BodyText"/>
+      </w:pPr>
+      <w:r>
+        <w:t xml:space="preserve">To edit a lecture, locate the appropriate directory within</w:t>
+      </w:r>
+      <w:r>
+        <w:t xml:space="preserve"> </w:t>
+      </w:r>
+      <w:r>
+        <w:rPr>
+          <w:rStyle w:val="VerbatimChar"/>
+        </w:rPr>
+        <w:t xml:space="preserve">modules</w:t>
+      </w:r>
+      <w:r>
+        <w:t xml:space="preserve"> </w:t>
+      </w:r>
+      <w:r>
+        <w:t xml:space="preserve">and edit the</w:t>
+      </w:r>
+      <w:r>
+        <w:t xml:space="preserve"> </w:t>
+      </w:r>
+      <w:r>
+        <w:rPr>
+          <w:rStyle w:val="VerbatimChar"/>
+        </w:rPr>
+        <w:t xml:space="preserve">.Rmd</w:t>
+      </w:r>
+      <w:r>
+        <w:t xml:space="preserve"> </w:t>
+      </w:r>
+      <w:r>
+        <w:t xml:space="preserve">file. For example, if you want to edit the Statistics lecture, you’d edit</w:t>
+      </w:r>
+      <w:r>
+        <w:t xml:space="preserve"> </w:t>
+      </w:r>
+      <w:r>
+        <w:rPr>
+          <w:rStyle w:val="VerbatimChar"/>
+        </w:rPr>
+        <w:t xml:space="preserve">Statistics.Rmd</w:t>
       </w:r>
       <w:r>
         <w:t xml:space="preserve"> </w:t>
@@ -10450,7 +9717,7 @@
         <w:rPr>
           <w:rStyle w:val="VerbatimChar"/>
         </w:rPr>
-        <w:t xml:space="preserve">modules/Statistics/lab/</w:t>
+        <w:t xml:space="preserve">modules/Statistics/</w:t>
       </w:r>
       <w:r>
         <w:t xml:space="preserve"> </w:t>
@@ -10464,75 +9731,7 @@
         <w:pStyle w:val="BodyText"/>
       </w:pPr>
       <w:r>
-        <w:t xml:space="preserve">** Only edit the</w:t>
-      </w:r>
-      <w:r>
-        <w:t xml:space="preserve"> </w:t>
-      </w:r>
-      <w:r>
-        <w:rPr>
-          <w:rStyle w:val="VerbatimChar"/>
-        </w:rPr>
-        <w:t xml:space="preserve">_Key.Rmd</w:t>
-      </w:r>
-      <w:r>
-        <w:t xml:space="preserve">. Do not edit the html or pdf files, or the</w:t>
-      </w:r>
-      <w:r>
-        <w:t xml:space="preserve"> </w:t>
-      </w:r>
-      <w:r>
-        <w:rPr>
-          <w:rStyle w:val="VerbatimChar"/>
-        </w:rPr>
-        <w:t xml:space="preserve">_Lab.Rmd</w:t>
-      </w:r>
-      <w:r>
-        <w:t xml:space="preserve"> </w:t>
-      </w:r>
-      <w:r>
-        <w:t xml:space="preserve">file. These are automatically generated by GitHub Actions. ** The</w:t>
-      </w:r>
-      <w:r>
-        <w:t xml:space="preserve"> </w:t>
-      </w:r>
-      <w:r>
-        <w:rPr>
-          <w:rStyle w:val="VerbatimChar"/>
-        </w:rPr>
-        <w:t xml:space="preserve">_Lab.Rmd</w:t>
-      </w:r>
-      <w:r>
-        <w:t xml:space="preserve"> </w:t>
-      </w:r>
-      <w:r>
-        <w:t xml:space="preserve">file is automatically cleaned up for students to fill in during class.</w:t>
-      </w:r>
-    </w:p>
-    <w:bookmarkStart w:id="261" w:name="how-does-the-lab-file-cleanup-work"/>
-    <w:p>
-      <w:pPr>
-        <w:pStyle w:val="Heading4"/>
-      </w:pPr>
-      <w:r>
-        <w:rPr>
-          <w:rStyle w:val="SectionNumber"/>
-        </w:rPr>
-        <w:t xml:space="preserve">4.4.0.1</w:t>
-      </w:r>
-      <w:r>
-        <w:tab/>
-      </w:r>
-      <w:r>
-        <w:t xml:space="preserve">How does the lab file cleanup work?</w:t>
-      </w:r>
-    </w:p>
-    <w:p>
-      <w:pPr>
-        <w:pStyle w:val="FirstParagraph"/>
-      </w:pPr>
-      <w:r>
-        <w:t xml:space="preserve">When creating the lab key, you will write the answer to the questions in the key. However, for the file that the students see, we want the answers to be removed.</w:t>
+        <w:t xml:space="preserve">** Do not edit the html or pdf files. These are automatically generated by GitHub Actions. **</w:t>
       </w:r>
     </w:p>
     <w:p>
@@ -10540,34 +9739,53 @@
         <w:pStyle w:val="BodyText"/>
       </w:pPr>
       <w:r>
-        <w:t xml:space="preserve">To make sure this happens correctly, the chunks you want to clean must have a</w:t>
-      </w:r>
-      <w:r>
-        <w:t xml:space="preserve"> </w:t>
-      </w:r>
-      <w:r>
-        <w:rPr>
-          <w:rStyle w:val="VerbatimChar"/>
-        </w:rPr>
-        <w:t xml:space="preserve">label</w:t>
-      </w:r>
-      <w:r>
-        <w:t xml:space="preserve"> </w:t>
-      </w:r>
-      <w:r>
-        <w:t xml:space="preserve">ending with</w:t>
-      </w:r>
-      <w:r>
-        <w:t xml:space="preserve"> </w:t>
-      </w:r>
-      <w:r>
-        <w:rPr>
-          <w:rStyle w:val="VerbatimChar"/>
-        </w:rPr>
-        <w:t xml:space="preserve">response</w:t>
-      </w:r>
-      <w:r>
-        <w:t xml:space="preserve">. Chunks without a label following this pattern will be ignored and reproduced exactly for the students.</w:t>
+        <w:t xml:space="preserve">However, sometimes workflows don’t complete, so it’s always good to double check that htmls and pdfs are appearing as expected on the website once your PR is merged to main.</w:t>
+      </w:r>
+    </w:p>
+    <w:p>
+      <w:pPr>
+        <w:pStyle w:val="BodyText"/>
+      </w:pPr>
+      <w:r>
+        <w:t xml:space="preserve">You will notice that</w:t>
+      </w:r>
+      <w:r>
+        <w:t xml:space="preserve"> </w:t>
+      </w:r>
+      <w:r>
+        <w:rPr>
+          <w:rStyle w:val="VerbatimChar"/>
+        </w:rPr>
+        <w:t xml:space="preserve">##</w:t>
+      </w:r>
+      <w:r>
+        <w:t xml:space="preserve"> </w:t>
+      </w:r>
+      <w:r>
+        <w:t xml:space="preserve">is used throughout the file. This indicates where the start of a new slide is.</w:t>
+      </w:r>
+    </w:p>
+    <w:p>
+      <w:pPr>
+        <w:pStyle w:val="BodyText"/>
+      </w:pPr>
+      <w:r>
+        <w:t xml:space="preserve">A single</w:t>
+      </w:r>
+      <w:r>
+        <w:t xml:space="preserve"> </w:t>
+      </w:r>
+      <w:r>
+        <w:rPr>
+          <w:rStyle w:val="VerbatimChar"/>
+        </w:rPr>
+        <w:t xml:space="preserve">#</w:t>
+      </w:r>
+      <w:r>
+        <w:t xml:space="preserve"> </w:t>
+      </w:r>
+      <w:r>
+        <w:t xml:space="preserve">indicates a new section slide, which will be a slide that looks like this:</w:t>
       </w:r>
     </w:p>
     <w:p>
@@ -10579,18 +9797,18 @@
           <wp:inline>
             <wp:extent cx="5334000" cy="3000375"/>
             <wp:effectExtent b="0" l="0" r="0" t="0"/>
-            <wp:docPr descr="" title="" id="259" name="Picture"/>
+            <wp:docPr descr="" title="" id="248" name="Picture"/>
             <a:graphic>
               <a:graphicData uri="http://schemas.openxmlformats.org/drawingml/2006/picture">
                 <pic:pic>
                   <pic:nvPicPr>
-                    <pic:cNvPr descr="04-daseh_modification_files/figure-docx//1vCiMPvvsdwQjiMWjf0YuSpTkG0DGXsy1614cRiFc7ns_g3ba9e61ea01_0_0.png" id="260" name="Picture"/>
+                    <pic:cNvPr descr="04-daseh_modification_files/figure-docx//1vCiMPvvsdwQjiMWjf0YuSpTkG0DGXsy1614cRiFc7ns_g3ba67d8997e_0_2.png" id="249" name="Picture"/>
                     <pic:cNvPicPr>
                       <a:picLocks noChangeArrowheads="1" noChangeAspect="1"/>
                     </pic:cNvPicPr>
                   </pic:nvPicPr>
                   <pic:blipFill>
-                    <a:blip r:embed="rId258"/>
+                    <a:blip r:embed="rId247"/>
                     <a:stretch>
                       <a:fillRect/>
                     </a:stretch>
@@ -10617,30 +9835,891 @@
         </w:drawing>
       </w:r>
     </w:p>
-    <w:bookmarkEnd w:id="261"/>
-    <w:bookmarkStart w:id="262" w:name="manually-download-data-from-github"/>
-    <w:p>
-      <w:pPr>
-        <w:pStyle w:val="Heading4"/>
+    <w:bookmarkStart w:id="251" w:name="emojis-in-slides"/>
+    <w:p>
+      <w:pPr>
+        <w:pStyle w:val="Heading3"/>
       </w:pPr>
       <w:r>
         <w:rPr>
           <w:rStyle w:val="SectionNumber"/>
         </w:rPr>
-        <w:t xml:space="preserve">4.4.0.2</w:t>
+        <w:t xml:space="preserve">4.3.1</w:t>
       </w:r>
       <w:r>
         <w:tab/>
       </w:r>
       <w:r>
-        <w:t xml:space="preserve">Manually Download Data from GitHub:</w:t>
+        <w:t xml:space="preserve">Emojis in slides</w:t>
+      </w:r>
+    </w:p>
+    <w:p>
+      <w:pPr>
+        <w:pStyle w:val="FirstParagraph"/>
+      </w:pPr>
+      <w:r>
+        <w:t xml:space="preserve">We recommend copying and pasting from</w:t>
+      </w:r>
+      <w:r>
+        <w:t xml:space="preserve"> </w:t>
+      </w:r>
+      <w:hyperlink r:id="rId250">
+        <w:r>
+          <w:rPr>
+            <w:rStyle w:val="Hyperlink"/>
+          </w:rPr>
+          <w:t xml:space="preserve">here</w:t>
+        </w:r>
+      </w:hyperlink>
+      <w:r>
+        <w:t xml:space="preserve">.</w:t>
+      </w:r>
+    </w:p>
+    <w:bookmarkEnd w:id="251"/>
+    <w:bookmarkStart w:id="252" w:name="smaller-text-font-per-slide"/>
+    <w:p>
+      <w:pPr>
+        <w:pStyle w:val="Heading3"/>
+      </w:pPr>
+      <w:r>
+        <w:rPr>
+          <w:rStyle w:val="SectionNumber"/>
+        </w:rPr>
+        <w:t xml:space="preserve">4.3.2</w:t>
+      </w:r>
+      <w:r>
+        <w:tab/>
+      </w:r>
+      <w:r>
+        <w:t xml:space="preserve">Smaller text font per slide</w:t>
+      </w:r>
+    </w:p>
+    <w:p>
+      <w:pPr>
+        <w:pStyle w:val="FirstParagraph"/>
+      </w:pPr>
+      <w:r>
+        <w:t xml:space="preserve">If you want to change the style of a slide, modify the</w:t>
+      </w:r>
+      <w:r>
+        <w:t xml:space="preserve"> </w:t>
+      </w:r>
+      <w:r>
+        <w:rPr>
+          <w:rStyle w:val="VerbatimChar"/>
+        </w:rPr>
+        <w:t xml:space="preserve">style.css</w:t>
+      </w:r>
+      <w:r>
+        <w:t xml:space="preserve"> </w:t>
+      </w:r>
+      <w:r>
+        <w:t xml:space="preserve">file.</w:t>
+      </w:r>
+    </w:p>
+    <w:p>
+      <w:pPr>
+        <w:pStyle w:val="BodyText"/>
+      </w:pPr>
+      <w:r>
+        <w:t xml:space="preserve">For example - this is how you can make slides with smaller font:</w:t>
+      </w:r>
+    </w:p>
+    <w:p>
+      <w:pPr>
+        <w:pStyle w:val="BodyText"/>
+      </w:pPr>
+      <w:r>
+        <w:t xml:space="preserve">In the</w:t>
+      </w:r>
+      <w:r>
+        <w:t xml:space="preserve"> </w:t>
+      </w:r>
+      <w:r>
+        <w:rPr>
+          <w:rStyle w:val="VerbatimChar"/>
+        </w:rPr>
+        <w:t xml:space="preserve">style .css</w:t>
+      </w:r>
+      <w:r>
+        <w:t xml:space="preserve"> </w:t>
+      </w:r>
+      <w:r>
+        <w:t xml:space="preserve">file is the following- which creates smaller font:</w:t>
+      </w:r>
+    </w:p>
+    <w:p>
+      <w:pPr>
+        <w:pStyle w:val="SourceCode"/>
+      </w:pPr>
+      <w:r>
+        <w:rPr>
+          <w:rStyle w:val="VerbatimChar"/>
+        </w:rPr>
+        <w:t xml:space="preserve">.small {</w:t>
+      </w:r>
+      <w:r>
+        <w:br/>
+      </w:r>
+      <w:r>
+        <w:rPr>
+          <w:rStyle w:val="VerbatimChar"/>
+        </w:rPr>
+        <w:t xml:space="preserve">   font-size: 0.8em;</w:t>
+      </w:r>
+      <w:r>
+        <w:br/>
+      </w:r>
+      <w:r>
+        <w:rPr>
+          <w:rStyle w:val="VerbatimChar"/>
+        </w:rPr>
+        <w:t xml:space="preserve">}</w:t>
+      </w:r>
+    </w:p>
+    <w:p>
+      <w:pPr>
+        <w:pStyle w:val="FirstParagraph"/>
+      </w:pPr>
+      <w:r>
+        <w:t xml:space="preserve">To change the font of a single slide you can putt {.small} next to a slide title like so:</w:t>
+      </w:r>
+    </w:p>
+    <w:p>
+      <w:pPr>
+        <w:pStyle w:val="BodyText"/>
+      </w:pPr>
+      <w:r>
+        <w:rPr>
+          <w:rStyle w:val="VerbatimChar"/>
+        </w:rPr>
+        <w:t xml:space="preserve">## slide name {.small}</w:t>
+      </w:r>
+    </w:p>
+    <w:bookmarkEnd w:id="252"/>
+    <w:bookmarkStart w:id="253" w:name="smaller-code-font-per-slide"/>
+    <w:p>
+      <w:pPr>
+        <w:pStyle w:val="Heading3"/>
+      </w:pPr>
+      <w:r>
+        <w:rPr>
+          <w:rStyle w:val="SectionNumber"/>
+        </w:rPr>
+        <w:t xml:space="preserve">4.3.3</w:t>
+      </w:r>
+      <w:r>
+        <w:tab/>
+      </w:r>
+      <w:r>
+        <w:t xml:space="preserve">Smaller code font per slide</w:t>
+      </w:r>
+    </w:p>
+    <w:p>
+      <w:pPr>
+        <w:pStyle w:val="FirstParagraph"/>
+      </w:pPr>
+      <w:r>
+        <w:t xml:space="preserve">In the</w:t>
+      </w:r>
+      <w:r>
+        <w:t xml:space="preserve"> </w:t>
+      </w:r>
+      <w:r>
+        <w:rPr>
+          <w:rStyle w:val="VerbatimChar"/>
+        </w:rPr>
+        <w:t xml:space="preserve">style .css</w:t>
+      </w:r>
+      <w:r>
+        <w:t xml:space="preserve"> </w:t>
+      </w:r>
+      <w:r>
+        <w:t xml:space="preserve">file is the following- which creates smaller font:</w:t>
+      </w:r>
+    </w:p>
+    <w:p>
+      <w:pPr>
+        <w:pStyle w:val="SourceCode"/>
+      </w:pPr>
+      <w:r>
+        <w:rPr>
+          <w:rStyle w:val="VerbatimChar"/>
+        </w:rPr>
+        <w:t xml:space="preserve">.codesmall pre {</w:t>
+      </w:r>
+      <w:r>
+        <w:br/>
+      </w:r>
+      <w:r>
+        <w:rPr>
+          <w:rStyle w:val="VerbatimChar"/>
+        </w:rPr>
+        <w:t xml:space="preserve">    font-size: 16px;</w:t>
+      </w:r>
+      <w:r>
+        <w:br/>
+      </w:r>
+      <w:r>
+        <w:rPr>
+          <w:rStyle w:val="VerbatimChar"/>
+        </w:rPr>
+        <w:t xml:space="preserve">}</w:t>
+      </w:r>
+    </w:p>
+    <w:p>
+      <w:pPr>
+        <w:pStyle w:val="FirstParagraph"/>
+      </w:pPr>
+      <w:r>
+        <w:t xml:space="preserve">This can be applied to a slide by putting {.codesmall} next to a slide title like so:</w:t>
+      </w:r>
+    </w:p>
+    <w:p>
+      <w:pPr>
+        <w:pStyle w:val="BodyText"/>
+      </w:pPr>
+      <w:r>
+        <w:rPr>
+          <w:rStyle w:val="VerbatimChar"/>
+        </w:rPr>
+        <w:t xml:space="preserve">## slide name {.codesmall}</w:t>
+      </w:r>
+    </w:p>
+    <w:bookmarkEnd w:id="253"/>
+    <w:bookmarkStart w:id="254" w:name="add-color-to-slide-text"/>
+    <w:p>
+      <w:pPr>
+        <w:pStyle w:val="Heading3"/>
+      </w:pPr>
+      <w:r>
+        <w:rPr>
+          <w:rStyle w:val="SectionNumber"/>
+        </w:rPr>
+        <w:t xml:space="preserve">4.3.4</w:t>
+      </w:r>
+      <w:r>
+        <w:tab/>
+      </w:r>
+      <w:r>
+        <w:t xml:space="preserve">Add color to slide text</w:t>
+      </w:r>
+    </w:p>
+    <w:p>
+      <w:pPr>
+        <w:pStyle w:val="SourceCode"/>
+      </w:pPr>
+      <w:r>
+        <w:rPr>
+          <w:rStyle w:val="VerbatimChar"/>
+        </w:rPr>
+        <w:t xml:space="preserve">:::{style="color: red;""}</w:t>
+      </w:r>
+      <w:r>
+        <w:br/>
+      </w:r>
+      <w:r>
+        <w:rPr>
+          <w:rStyle w:val="VerbatimChar"/>
+        </w:rPr>
+        <w:t xml:space="preserve">RED STUFF!</w:t>
+      </w:r>
+      <w:r>
+        <w:br/>
+      </w:r>
+      <w:r>
+        <w:rPr>
+          <w:rStyle w:val="VerbatimChar"/>
+        </w:rPr>
+        <w:t xml:space="preserve">:::</w:t>
+      </w:r>
+    </w:p>
+    <w:p>
+      <w:pPr>
+        <w:pStyle w:val="FirstParagraph"/>
+      </w:pPr>
+      <w:r>
+        <w:t xml:space="preserve">or like this:</w:t>
+      </w:r>
+    </w:p>
+    <w:p>
+      <w:pPr>
+        <w:pStyle w:val="BodyText"/>
+      </w:pPr>
+      <w:r>
+        <w:rPr>
+          <w:rStyle w:val="VerbatimChar"/>
+        </w:rPr>
+        <w:t xml:space="preserve">Integer</w:t>
+      </w:r>
+      <w:r>
+        <w:t xml:space="preserve"> </w:t>
+      </w:r>
+      <w:r>
+        <w:t xml:space="preserve">is a special subset of</w:t>
+      </w:r>
+      <w:r>
+        <w:t xml:space="preserve"> </w:t>
+      </w:r>
+      <w:r>
+        <w:rPr>
+          <w:rStyle w:val="VerbatimChar"/>
+        </w:rPr>
+        <w:t xml:space="preserve">numeric</w:t>
+      </w:r>
+      <w:r>
+        <w:t xml:space="preserve"> </w:t>
+      </w:r>
+      <w:r>
+        <w:t xml:space="preserve">that contains only</w:t>
+      </w:r>
+      <w:r>
+        <w:t xml:space="preserve"> </w:t>
+      </w:r>
+      <w:r>
+        <w:t xml:space="preserve">whole numbers.</w:t>
+      </w:r>
+    </w:p>
+    <w:bookmarkEnd w:id="254"/>
+    <w:bookmarkStart w:id="255" w:name="X522946761ce0e21adf901f011db55224c0e9932"/>
+    <w:p>
+      <w:pPr>
+        <w:pStyle w:val="Heading3"/>
+      </w:pPr>
+      <w:r>
+        <w:rPr>
+          <w:rStyle w:val="SectionNumber"/>
+        </w:rPr>
+        <w:t xml:space="preserve">4.3.5</w:t>
+      </w:r>
+      <w:r>
+        <w:tab/>
+      </w:r>
+      <w:r>
+        <w:t xml:space="preserve">Add background color to code chunk describe general syntax for code</w:t>
+      </w:r>
+    </w:p>
+    <w:p>
+      <w:pPr>
+        <w:pStyle w:val="FirstParagraph"/>
+      </w:pPr>
+      <w:r>
+        <w:t xml:space="preserve">In the</w:t>
+      </w:r>
+      <w:r>
+        <w:t xml:space="preserve"> </w:t>
+      </w:r>
+      <w:r>
+        <w:rPr>
+          <w:rStyle w:val="VerbatimChar"/>
+        </w:rPr>
+        <w:t xml:space="preserve">styles.css</w:t>
+      </w:r>
+      <w:r>
+        <w:t xml:space="preserve"> </w:t>
+      </w:r>
+      <w:r>
+        <w:t xml:space="preserve">file is the following:</w:t>
+      </w:r>
+    </w:p>
+    <w:p>
+      <w:pPr>
+        <w:pStyle w:val="SourceCode"/>
+      </w:pPr>
+      <w:r>
+        <w:rPr>
+          <w:rStyle w:val="VerbatimChar"/>
+        </w:rPr>
+        <w:t xml:space="preserve">.codeexample pre{</w:t>
+      </w:r>
+      <w:r>
+        <w:br/>
+      </w:r>
+      <w:r>
+        <w:rPr>
+          <w:rStyle w:val="VerbatimChar"/>
+        </w:rPr>
+        <w:t xml:space="preserve">  background-color: lightgreen;</w:t>
+      </w:r>
+      <w:r>
+        <w:br/>
+      </w:r>
+      <w:r>
+        <w:rPr>
+          <w:rStyle w:val="VerbatimChar"/>
+        </w:rPr>
+        <w:t xml:space="preserve">}</w:t>
+      </w:r>
+    </w:p>
+    <w:p>
+      <w:pPr>
+        <w:pStyle w:val="FirstParagraph"/>
+      </w:pPr>
+      <w:r>
+        <w:t xml:space="preserve">To add this to a chunk use this in the Rmd file before and after the chunk:</w:t>
+      </w:r>
+    </w:p>
+    <w:p>
+      <w:pPr>
+        <w:pStyle w:val="SourceCode"/>
+      </w:pPr>
+      <w:r>
+        <w:rPr>
+          <w:rStyle w:val="VerbatimChar"/>
+        </w:rPr>
+        <w:t xml:space="preserve">&lt;div class = "codeexample"&gt;</w:t>
+      </w:r>
+      <w:r>
+        <w:br/>
+      </w:r>
+      <w:r>
+        <w:br/>
+      </w:r>
+      <w:r>
+        <w:rPr>
+          <w:rStyle w:val="VerbatimChar"/>
+        </w:rPr>
+        <w:t xml:space="preserve">``` r</w:t>
+      </w:r>
+      <w:r>
+        <w:br/>
+      </w:r>
+      <w:r>
+        <w:rPr>
+          <w:rStyle w:val="VerbatimChar"/>
+        </w:rPr>
+        <w:t xml:space="preserve">#some code</w:t>
+      </w:r>
+      <w:r>
+        <w:br/>
+      </w:r>
+      <w:r>
+        <w:rPr>
+          <w:rStyle w:val="VerbatimChar"/>
+        </w:rPr>
+        <w:t xml:space="preserve">```</w:t>
+      </w:r>
+      <w:r>
+        <w:br/>
+      </w:r>
+      <w:r>
+        <w:rPr>
+          <w:rStyle w:val="VerbatimChar"/>
+        </w:rPr>
+        <w:t xml:space="preserve">&lt;/div&gt;</w:t>
+      </w:r>
+    </w:p>
+    <w:bookmarkEnd w:id="255"/>
+    <w:bookmarkStart w:id="259" w:name="create-gifs"/>
+    <w:p>
+      <w:pPr>
+        <w:pStyle w:val="Heading3"/>
+      </w:pPr>
+      <w:r>
+        <w:rPr>
+          <w:rStyle w:val="SectionNumber"/>
+        </w:rPr>
+        <w:t xml:space="preserve">4.3.6</w:t>
+      </w:r>
+      <w:r>
+        <w:tab/>
+      </w:r>
+      <w:r>
+        <w:t xml:space="preserve">Create gifs</w:t>
+      </w:r>
+    </w:p>
+    <w:p>
+      <w:pPr>
+        <w:pStyle w:val="FirstParagraph"/>
+      </w:pPr>
+      <w:r>
+        <w:t xml:space="preserve">To create video gifs first</w:t>
+      </w:r>
+      <w:r>
+        <w:t xml:space="preserve"> </w:t>
+      </w:r>
+      <w:hyperlink r:id="rId256">
+        <w:r>
+          <w:rPr>
+            <w:rStyle w:val="Hyperlink"/>
+          </w:rPr>
+          <w:t xml:space="preserve">record your screen</w:t>
+        </w:r>
+      </w:hyperlink>
+      <w:r>
+        <w:t xml:space="preserve"> </w:t>
+      </w:r>
+      <w:r>
+        <w:t xml:space="preserve">like so (note this is for Mac users):</w:t>
       </w:r>
     </w:p>
     <w:p>
       <w:pPr>
         <w:numPr>
           <w:ilvl w:val="0"/>
-          <w:numId w:val="1061"/>
+          <w:numId w:val="1062"/>
+        </w:numPr>
+        <w:pStyle w:val="Compact"/>
+      </w:pPr>
+      <w:r>
+        <w:t xml:space="preserve">Command + Shift + 5</w:t>
+      </w:r>
+    </w:p>
+    <w:p>
+      <w:pPr>
+        <w:numPr>
+          <w:ilvl w:val="0"/>
+          <w:numId w:val="1062"/>
+        </w:numPr>
+        <w:pStyle w:val="Compact"/>
+      </w:pPr>
+      <w:r>
+        <w:t xml:space="preserve">Select either entire screen - or more likely a portion of the screen button</w:t>
+      </w:r>
+    </w:p>
+    <w:p>
+      <w:pPr>
+        <w:numPr>
+          <w:ilvl w:val="0"/>
+          <w:numId w:val="1062"/>
+        </w:numPr>
+        <w:pStyle w:val="Compact"/>
+      </w:pPr>
+      <w:r>
+        <w:t xml:space="preserve">Click record</w:t>
+      </w:r>
+    </w:p>
+    <w:p>
+      <w:pPr>
+        <w:pStyle w:val="FirstParagraph"/>
+      </w:pPr>
+      <w:r>
+        <w:t xml:space="preserve">Next convert the video to a gif using</w:t>
+      </w:r>
+      <w:r>
+        <w:t xml:space="preserve"> </w:t>
+      </w:r>
+      <w:hyperlink r:id="rId257">
+        <w:r>
+          <w:rPr>
+            <w:rStyle w:val="Hyperlink"/>
+          </w:rPr>
+          <w:t xml:space="preserve">https://ezgif.com/video-to-gif</w:t>
+        </w:r>
+      </w:hyperlink>
+      <w:r>
+        <w:t xml:space="preserve">.</w:t>
+      </w:r>
+    </w:p>
+    <w:p>
+      <w:pPr>
+        <w:pStyle w:val="BodyText"/>
+      </w:pPr>
+      <w:r>
+        <w:t xml:space="preserve">Be sure that you select gif as the output.</w:t>
+      </w:r>
+    </w:p>
+    <w:p>
+      <w:pPr>
+        <w:pStyle w:val="BodyText"/>
+      </w:pPr>
+      <w:r>
+        <w:t xml:space="preserve">These slides are made with something called ioslides. See [this website for additional help with ioslides] (</w:t>
+      </w:r>
+      <w:hyperlink r:id="rId258">
+        <w:r>
+          <w:rPr>
+            <w:rStyle w:val="Hyperlink"/>
+          </w:rPr>
+          <w:t xml:space="preserve">https://bookdown.org/yihui/rmarkdown/ioslides-presentation.html</w:t>
+        </w:r>
+      </w:hyperlink>
+      <w:r>
+        <w:t xml:space="preserve">).</w:t>
+      </w:r>
+    </w:p>
+    <w:bookmarkEnd w:id="259"/>
+    <w:bookmarkEnd w:id="260"/>
+    <w:bookmarkStart w:id="266" w:name="modifying-labs"/>
+    <w:p>
+      <w:pPr>
+        <w:pStyle w:val="Heading2"/>
+      </w:pPr>
+      <w:r>
+        <w:rPr>
+          <w:rStyle w:val="SectionNumber"/>
+        </w:rPr>
+        <w:t xml:space="preserve">4.4</w:t>
+      </w:r>
+      <w:r>
+        <w:tab/>
+      </w:r>
+      <w:r>
+        <w:t xml:space="preserve">Modifying Labs</w:t>
+      </w:r>
+    </w:p>
+    <w:p>
+      <w:pPr>
+        <w:pStyle w:val="FirstParagraph"/>
+      </w:pPr>
+      <w:r>
+        <w:t xml:space="preserve">Within each module directory, there is a subdirectory called</w:t>
+      </w:r>
+      <w:r>
+        <w:t xml:space="preserve"> </w:t>
+      </w:r>
+      <w:r>
+        <w:rPr>
+          <w:rStyle w:val="VerbatimChar"/>
+        </w:rPr>
+        <w:t xml:space="preserve">lab</w:t>
+      </w:r>
+      <w:r>
+        <w:t xml:space="preserve">. Locate the</w:t>
+      </w:r>
+      <w:r>
+        <w:t xml:space="preserve"> </w:t>
+      </w:r>
+      <w:r>
+        <w:rPr>
+          <w:rStyle w:val="VerbatimChar"/>
+        </w:rPr>
+        <w:t xml:space="preserve">lab</w:t>
+      </w:r>
+      <w:r>
+        <w:t xml:space="preserve"> </w:t>
+      </w:r>
+      <w:r>
+        <w:t xml:space="preserve">subdirectory within the appropriate module directory and edit the</w:t>
+      </w:r>
+      <w:r>
+        <w:t xml:space="preserve"> </w:t>
+      </w:r>
+      <w:r>
+        <w:rPr>
+          <w:rStyle w:val="VerbatimChar"/>
+        </w:rPr>
+        <w:t xml:space="preserve">_Key.Rmd</w:t>
+      </w:r>
+      <w:r>
+        <w:t xml:space="preserve"> </w:t>
+      </w:r>
+      <w:r>
+        <w:t xml:space="preserve">file. For example, if you want to edit the Statistics lab, you’d edit</w:t>
+      </w:r>
+      <w:r>
+        <w:t xml:space="preserve"> </w:t>
+      </w:r>
+      <w:r>
+        <w:rPr>
+          <w:rStyle w:val="VerbatimChar"/>
+        </w:rPr>
+        <w:t xml:space="preserve">Statistics_Lab_Key.Rmd</w:t>
+      </w:r>
+      <w:r>
+        <w:t xml:space="preserve"> </w:t>
+      </w:r>
+      <w:r>
+        <w:t xml:space="preserve">in the</w:t>
+      </w:r>
+      <w:r>
+        <w:t xml:space="preserve"> </w:t>
+      </w:r>
+      <w:r>
+        <w:rPr>
+          <w:rStyle w:val="VerbatimChar"/>
+        </w:rPr>
+        <w:t xml:space="preserve">modules/Statistics/lab/</w:t>
+      </w:r>
+      <w:r>
+        <w:t xml:space="preserve"> </w:t>
+      </w:r>
+      <w:r>
+        <w:t xml:space="preserve">directory.</w:t>
+      </w:r>
+    </w:p>
+    <w:p>
+      <w:pPr>
+        <w:pStyle w:val="BodyText"/>
+      </w:pPr>
+      <w:r>
+        <w:t xml:space="preserve">** Only edit the</w:t>
+      </w:r>
+      <w:r>
+        <w:t xml:space="preserve"> </w:t>
+      </w:r>
+      <w:r>
+        <w:rPr>
+          <w:rStyle w:val="VerbatimChar"/>
+        </w:rPr>
+        <w:t xml:space="preserve">_Key.Rmd</w:t>
+      </w:r>
+      <w:r>
+        <w:t xml:space="preserve">. Do not edit the html or pdf files, or the</w:t>
+      </w:r>
+      <w:r>
+        <w:t xml:space="preserve"> </w:t>
+      </w:r>
+      <w:r>
+        <w:rPr>
+          <w:rStyle w:val="VerbatimChar"/>
+        </w:rPr>
+        <w:t xml:space="preserve">_Lab.Rmd</w:t>
+      </w:r>
+      <w:r>
+        <w:t xml:space="preserve"> </w:t>
+      </w:r>
+      <w:r>
+        <w:t xml:space="preserve">file. These are automatically generated by GitHub Actions. ** The</w:t>
+      </w:r>
+      <w:r>
+        <w:t xml:space="preserve"> </w:t>
+      </w:r>
+      <w:r>
+        <w:rPr>
+          <w:rStyle w:val="VerbatimChar"/>
+        </w:rPr>
+        <w:t xml:space="preserve">_Lab.Rmd</w:t>
+      </w:r>
+      <w:r>
+        <w:t xml:space="preserve"> </w:t>
+      </w:r>
+      <w:r>
+        <w:t xml:space="preserve">file is automatically cleaned up for students to fill in during class.</w:t>
+      </w:r>
+    </w:p>
+    <w:bookmarkStart w:id="264" w:name="how-does-the-lab-file-cleanup-work"/>
+    <w:p>
+      <w:pPr>
+        <w:pStyle w:val="Heading4"/>
+      </w:pPr>
+      <w:r>
+        <w:rPr>
+          <w:rStyle w:val="SectionNumber"/>
+        </w:rPr>
+        <w:t xml:space="preserve">4.4.0.1</w:t>
+      </w:r>
+      <w:r>
+        <w:tab/>
+      </w:r>
+      <w:r>
+        <w:t xml:space="preserve">How does the lab file cleanup work?</w:t>
+      </w:r>
+    </w:p>
+    <w:p>
+      <w:pPr>
+        <w:pStyle w:val="FirstParagraph"/>
+      </w:pPr>
+      <w:r>
+        <w:t xml:space="preserve">When creating the lab key, you will write the answer to the questions in the key. However, for the file that the students see, we want the answers to be removed.</w:t>
+      </w:r>
+    </w:p>
+    <w:p>
+      <w:pPr>
+        <w:pStyle w:val="BodyText"/>
+      </w:pPr>
+      <w:r>
+        <w:t xml:space="preserve">To make sure this happens correctly, the chunks you want to clean must have a</w:t>
+      </w:r>
+      <w:r>
+        <w:t xml:space="preserve"> </w:t>
+      </w:r>
+      <w:r>
+        <w:rPr>
+          <w:rStyle w:val="VerbatimChar"/>
+        </w:rPr>
+        <w:t xml:space="preserve">label</w:t>
+      </w:r>
+      <w:r>
+        <w:t xml:space="preserve"> </w:t>
+      </w:r>
+      <w:r>
+        <w:t xml:space="preserve">ending with</w:t>
+      </w:r>
+      <w:r>
+        <w:t xml:space="preserve"> </w:t>
+      </w:r>
+      <w:r>
+        <w:rPr>
+          <w:rStyle w:val="VerbatimChar"/>
+        </w:rPr>
+        <w:t xml:space="preserve">response</w:t>
+      </w:r>
+      <w:r>
+        <w:t xml:space="preserve">. Chunks without a label following this pattern will be ignored and reproduced exactly for the students.</w:t>
+      </w:r>
+    </w:p>
+    <w:p>
+      <w:pPr>
+        <w:pStyle w:val="BodyText"/>
+      </w:pPr>
+      <w:r>
+        <w:drawing>
+          <wp:inline>
+            <wp:extent cx="5334000" cy="3000375"/>
+            <wp:effectExtent b="0" l="0" r="0" t="0"/>
+            <wp:docPr descr="" title="" id="262" name="Picture"/>
+            <a:graphic>
+              <a:graphicData uri="http://schemas.openxmlformats.org/drawingml/2006/picture">
+                <pic:pic>
+                  <pic:nvPicPr>
+                    <pic:cNvPr descr="04-daseh_modification_files/figure-docx//1vCiMPvvsdwQjiMWjf0YuSpTkG0DGXsy1614cRiFc7ns_g3ba9e61ea01_0_0.png" id="263" name="Picture"/>
+                    <pic:cNvPicPr>
+                      <a:picLocks noChangeArrowheads="1" noChangeAspect="1"/>
+                    </pic:cNvPicPr>
+                  </pic:nvPicPr>
+                  <pic:blipFill>
+                    <a:blip r:embed="rId261"/>
+                    <a:stretch>
+                      <a:fillRect/>
+                    </a:stretch>
+                  </pic:blipFill>
+                  <pic:spPr bwMode="auto">
+                    <a:xfrm>
+                      <a:off x="0" y="0"/>
+                      <a:ext cx="5334000" cy="3000375"/>
+                    </a:xfrm>
+                    <a:prstGeom prst="rect">
+                      <a:avLst/>
+                    </a:prstGeom>
+                    <a:noFill/>
+                    <a:ln w="9525">
+                      <a:noFill/>
+                      <a:headEnd/>
+                      <a:tailEnd/>
+                    </a:ln>
+                  </pic:spPr>
+                </pic:pic>
+              </a:graphicData>
+            </a:graphic>
+          </wp:inline>
+        </w:drawing>
+      </w:r>
+    </w:p>
+    <w:bookmarkEnd w:id="264"/>
+    <w:bookmarkStart w:id="265" w:name="manually-download-data-from-github"/>
+    <w:p>
+      <w:pPr>
+        <w:pStyle w:val="Heading4"/>
+      </w:pPr>
+      <w:r>
+        <w:rPr>
+          <w:rStyle w:val="SectionNumber"/>
+        </w:rPr>
+        <w:t xml:space="preserve">4.4.0.2</w:t>
+      </w:r>
+      <w:r>
+        <w:tab/>
+      </w:r>
+      <w:r>
+        <w:t xml:space="preserve">Manually Download Data from GitHub:</w:t>
+      </w:r>
+    </w:p>
+    <w:p>
+      <w:pPr>
+        <w:numPr>
+          <w:ilvl w:val="0"/>
+          <w:numId w:val="1063"/>
         </w:numPr>
         <w:pStyle w:val="Compact"/>
       </w:pPr>
@@ -10722,7 +10801,7 @@
       <w:pPr>
         <w:numPr>
           <w:ilvl w:val="0"/>
-          <w:numId w:val="1062"/>
+          <w:numId w:val="1064"/>
         </w:numPr>
         <w:pStyle w:val="Compact"/>
       </w:pPr>
@@ -10760,9 +10839,9 @@
         <w:t xml:space="preserve">). Open the files that you wish to modify in RStudio or wherever you like to work.</w:t>
       </w:r>
     </w:p>
-    <w:bookmarkEnd w:id="262"/>
-    <w:bookmarkEnd w:id="263"/>
-    <w:bookmarkStart w:id="265" w:name="modify-codeathon-materials"/>
+    <w:bookmarkEnd w:id="265"/>
+    <w:bookmarkEnd w:id="266"/>
+    <w:bookmarkStart w:id="268" w:name="modify-codeathon-materials"/>
     <w:p>
       <w:pPr>
         <w:pStyle w:val="Heading2"/>
@@ -10798,7 +10877,7 @@
       <w:r>
         <w:t xml:space="preserve"> </w:t>
       </w:r>
-      <w:hyperlink r:id="rId264">
+      <w:hyperlink r:id="rId267">
         <w:r>
           <w:rPr>
             <w:rStyle w:val="Hyperlink"/>
@@ -10810,8 +10889,8 @@
         <w:t xml:space="preserve">.</w:t>
       </w:r>
     </w:p>
-    <w:bookmarkEnd w:id="265"/>
-    <w:bookmarkStart w:id="268" w:name="Xa8e9c2650de6c6b5a21422434180380e2d7ddab"/>
+    <w:bookmarkEnd w:id="268"/>
+    <w:bookmarkStart w:id="271" w:name="Xa8e9c2650de6c6b5a21422434180380e2d7ddab"/>
     <w:p>
       <w:pPr>
         <w:pStyle w:val="Heading2"/>
@@ -10839,7 +10918,7 @@
       <w:r>
         <w:t xml:space="preserve"> </w:t>
       </w:r>
-      <w:hyperlink r:id="rId266">
+      <w:hyperlink r:id="rId269">
         <w:r>
           <w:rPr>
             <w:rStyle w:val="Hyperlink"/>
@@ -10883,7 +10962,7 @@
       <w:r>
         <w:t xml:space="preserve"> </w:t>
       </w:r>
-      <w:hyperlink r:id="rId267">
+      <w:hyperlink r:id="rId270">
         <w:r>
           <w:rPr>
             <w:rStyle w:val="Hyperlink"/>
@@ -10914,8 +10993,8 @@
         <w:t xml:space="preserve">.</w:t>
       </w:r>
     </w:p>
-    <w:bookmarkEnd w:id="268"/>
-    <w:bookmarkStart w:id="269" w:name="session-info-1"/>
+    <w:bookmarkEnd w:id="271"/>
+    <w:bookmarkStart w:id="272" w:name="session-info-1"/>
     <w:p>
       <w:pPr>
         <w:pStyle w:val="Heading2"/>
@@ -11259,9 +11338,9 @@
         <w:t xml:space="preserve">## [49] pkgconfig_2.0.3  htmltools_0.5.7</w:t>
       </w:r>
     </w:p>
-    <w:bookmarkEnd w:id="269"/>
-    <w:bookmarkEnd w:id="270"/>
-    <w:bookmarkStart w:id="289" w:name="running-a-program-like-daseh"/>
+    <w:bookmarkEnd w:id="272"/>
+    <w:bookmarkEnd w:id="273"/>
+    <w:bookmarkStart w:id="292" w:name="running-a-program-like-daseh"/>
     <w:p>
       <w:pPr>
         <w:pStyle w:val="Heading1"/>
@@ -11282,7 +11361,7 @@
         <w:t xml:space="preserve"> </w:t>
       </w:r>
     </w:p>
-    <w:bookmarkStart w:id="271" w:name="learning-objectives-4"/>
+    <w:bookmarkStart w:id="274" w:name="learning-objectives-4"/>
     <w:p>
       <w:pPr>
         <w:pStyle w:val="Heading2"/>
@@ -11312,7 +11391,7 @@
       <w:pPr>
         <w:numPr>
           <w:ilvl w:val="0"/>
-          <w:numId w:val="1063"/>
+          <w:numId w:val="1065"/>
         </w:numPr>
         <w:pStyle w:val="Compact"/>
       </w:pPr>
@@ -11324,7 +11403,7 @@
       <w:pPr>
         <w:numPr>
           <w:ilvl w:val="0"/>
-          <w:numId w:val="1063"/>
+          <w:numId w:val="1065"/>
         </w:numPr>
         <w:pStyle w:val="Compact"/>
       </w:pPr>
@@ -11332,8 +11411,8 @@
         <w:t xml:space="preserve">List tips for running a DaSEH program</w:t>
       </w:r>
     </w:p>
-    <w:bookmarkEnd w:id="271"/>
-    <w:bookmarkStart w:id="273" w:name="planning-a-daseh-course"/>
+    <w:bookmarkEnd w:id="274"/>
+    <w:bookmarkStart w:id="276" w:name="planning-a-daseh-course"/>
     <w:p>
       <w:pPr>
         <w:pStyle w:val="Heading2"/>
@@ -11361,7 +11440,7 @@
       <w:r>
         <w:t xml:space="preserve"> </w:t>
       </w:r>
-      <w:hyperlink r:id="rId272">
+      <w:hyperlink r:id="rId275">
         <w:r>
           <w:rPr>
             <w:rStyle w:val="Hyperlink"/>
@@ -11376,8 +11455,8 @@
         <w:t xml:space="preserve">for those who wish to use our materials for an academic course or short course program.</w:t>
       </w:r>
     </w:p>
-    <w:bookmarkEnd w:id="273"/>
-    <w:bookmarkStart w:id="287" w:name="tips-for-logistics"/>
+    <w:bookmarkEnd w:id="276"/>
+    <w:bookmarkStart w:id="290" w:name="tips-for-logistics"/>
     <w:p>
       <w:pPr>
         <w:pStyle w:val="Heading2"/>
@@ -11403,7 +11482,7 @@
         <w:t xml:space="preserve">The following are more extensive details and tips about the logistical aspects of planning courses, codeathons and learning programs that we learned from our experience teaching DaSEH and other educational activities.</w:t>
       </w:r>
     </w:p>
-    <w:bookmarkStart w:id="276" w:name="scheduling-considerations"/>
+    <w:bookmarkStart w:id="279" w:name="scheduling-considerations"/>
     <w:p>
       <w:pPr>
         <w:pStyle w:val="Heading3"/>
@@ -11448,7 +11527,7 @@
       <w:r>
         <w:t xml:space="preserve"> </w:t>
       </w:r>
-      <w:hyperlink r:id="rId274">
+      <w:hyperlink r:id="rId277">
         <w:r>
           <w:rPr>
             <w:rStyle w:val="Hyperlink"/>
@@ -11470,7 +11549,7 @@
       <w:r>
         <w:t xml:space="preserve"> </w:t>
       </w:r>
-      <w:hyperlink r:id="rId275">
+      <w:hyperlink r:id="rId278">
         <w:r>
           <w:rPr>
             <w:rStyle w:val="Hyperlink"/>
@@ -11485,8 +11564,8 @@
         <w:t xml:space="preserve">for more details on using DaSEH materials with an 8 or 16 week configuration.</w:t>
       </w:r>
     </w:p>
-    <w:bookmarkEnd w:id="276"/>
-    <w:bookmarkStart w:id="277" w:name="considerations-for-event-spaces"/>
+    <w:bookmarkEnd w:id="279"/>
+    <w:bookmarkStart w:id="280" w:name="considerations-for-event-spaces"/>
     <w:p>
       <w:pPr>
         <w:pStyle w:val="Heading3"/>
@@ -11516,7 +11595,7 @@
       <w:pPr>
         <w:numPr>
           <w:ilvl w:val="0"/>
-          <w:numId w:val="1064"/>
+          <w:numId w:val="1066"/>
         </w:numPr>
       </w:pPr>
       <w:r>
@@ -11527,7 +11606,7 @@
       <w:pPr>
         <w:numPr>
           <w:ilvl w:val="0"/>
-          <w:numId w:val="1064"/>
+          <w:numId w:val="1066"/>
         </w:numPr>
       </w:pPr>
       <w:r>
@@ -11538,15 +11617,15 @@
       <w:pPr>
         <w:numPr>
           <w:ilvl w:val="0"/>
-          <w:numId w:val="1064"/>
+          <w:numId w:val="1066"/>
         </w:numPr>
       </w:pPr>
       <w:r>
         <w:t xml:space="preserve">Make sure there are enough outlets in the room or a plan for extension cords that will allow for learners to plug in their laptops.</w:t>
       </w:r>
     </w:p>
-    <w:bookmarkEnd w:id="277"/>
-    <w:bookmarkStart w:id="283" w:name="virtual-set-up-considerations"/>
+    <w:bookmarkEnd w:id="280"/>
+    <w:bookmarkStart w:id="286" w:name="virtual-set-up-considerations"/>
     <w:p>
       <w:pPr>
         <w:pStyle w:val="Heading3"/>
@@ -11584,7 +11663,7 @@
       <w:pPr>
         <w:numPr>
           <w:ilvl w:val="0"/>
-          <w:numId w:val="1065"/>
+          <w:numId w:val="1067"/>
         </w:numPr>
         <w:pStyle w:val="Compact"/>
       </w:pPr>
@@ -11594,7 +11673,7 @@
       <w:r>
         <w:t xml:space="preserve"> </w:t>
       </w:r>
-      <w:hyperlink r:id="rId278">
+      <w:hyperlink r:id="rId281">
         <w:r>
           <w:rPr>
             <w:rStyle w:val="Hyperlink"/>
@@ -11621,51 +11700,51 @@
       <w:pPr>
         <w:numPr>
           <w:ilvl w:val="0"/>
-          <w:numId w:val="1066"/>
-        </w:numPr>
-        <w:pStyle w:val="Compact"/>
-      </w:pPr>
-      <w:r>
-        <w:t xml:space="preserve">Use adequate security measures so that uninvited guests do not join your virtual space.</w:t>
-      </w:r>
-    </w:p>
-    <w:p>
-      <w:pPr>
-        <w:pStyle w:val="FirstParagraph"/>
-      </w:pPr>
-      <w:r>
-        <w:t xml:space="preserve">Not sharing your link publicly can be especially effective, but you may also want to use a password, if you do so, ensure that learners know where to find the password.</w:t>
-      </w:r>
-    </w:p>
-    <w:p>
-      <w:pPr>
-        <w:numPr>
-          <w:ilvl w:val="0"/>
-          <w:numId w:val="1067"/>
-        </w:numPr>
-        <w:pStyle w:val="Compact"/>
-      </w:pPr>
-      <w:r>
-        <w:t xml:space="preserve">Set up settings ahead of time if possible</w:t>
-      </w:r>
-    </w:p>
-    <w:p>
-      <w:pPr>
-        <w:pStyle w:val="FirstParagraph"/>
-      </w:pPr>
-      <w:r>
-        <w:t xml:space="preserve">Zoom allows you to set up settings like automatic recordings ahead of time.</w:t>
-      </w:r>
-    </w:p>
-    <w:p>
-      <w:pPr>
-        <w:numPr>
-          <w:ilvl w:val="0"/>
           <w:numId w:val="1068"/>
         </w:numPr>
         <w:pStyle w:val="Compact"/>
       </w:pPr>
       <w:r>
+        <w:t xml:space="preserve">Use adequate security measures so that uninvited guests do not join your virtual space.</w:t>
+      </w:r>
+    </w:p>
+    <w:p>
+      <w:pPr>
+        <w:pStyle w:val="FirstParagraph"/>
+      </w:pPr>
+      <w:r>
+        <w:t xml:space="preserve">Not sharing your link publicly can be especially effective, but you may also want to use a password, if you do so, ensure that learners know where to find the password.</w:t>
+      </w:r>
+    </w:p>
+    <w:p>
+      <w:pPr>
+        <w:numPr>
+          <w:ilvl w:val="0"/>
+          <w:numId w:val="1069"/>
+        </w:numPr>
+        <w:pStyle w:val="Compact"/>
+      </w:pPr>
+      <w:r>
+        <w:t xml:space="preserve">Set up settings ahead of time if possible</w:t>
+      </w:r>
+    </w:p>
+    <w:p>
+      <w:pPr>
+        <w:pStyle w:val="FirstParagraph"/>
+      </w:pPr>
+      <w:r>
+        <w:t xml:space="preserve">Zoom allows you to set up settings like automatic recordings ahead of time.</w:t>
+      </w:r>
+    </w:p>
+    <w:p>
+      <w:pPr>
+        <w:numPr>
+          <w:ilvl w:val="0"/>
+          <w:numId w:val="1070"/>
+        </w:numPr>
+        <w:pStyle w:val="Compact"/>
+      </w:pPr>
+      <w:r>
         <w:t xml:space="preserve">Have a plan for breakout rooms ahead of time.</w:t>
       </w:r>
     </w:p>
@@ -11685,7 +11764,7 @@
       <w:r>
         <w:t xml:space="preserve"> </w:t>
       </w:r>
-      <w:hyperlink r:id="rId279">
+      <w:hyperlink r:id="rId282">
         <w:r>
           <w:rPr>
             <w:rStyle w:val="Hyperlink"/>
@@ -11702,7 +11781,7 @@
       <w:r>
         <w:t xml:space="preserve"> </w:t>
       </w:r>
-      <w:hyperlink r:id="rId280">
+      <w:hyperlink r:id="rId283">
         <w:r>
           <w:rPr>
             <w:rStyle w:val="Hyperlink"/>
@@ -11724,7 +11803,7 @@
       <w:r>
         <w:t xml:space="preserve"> </w:t>
       </w:r>
-      <w:hyperlink r:id="rId281">
+      <w:hyperlink r:id="rId284">
         <w:r>
           <w:rPr>
             <w:rStyle w:val="Hyperlink"/>
@@ -11743,7 +11822,7 @@
       <w:pPr>
         <w:numPr>
           <w:ilvl w:val="0"/>
-          <w:numId w:val="1069"/>
+          <w:numId w:val="1071"/>
         </w:numPr>
         <w:pStyle w:val="Compact"/>
       </w:pPr>
@@ -11761,7 +11840,7 @@
       <w:r>
         <w:t xml:space="preserve"> </w:t>
       </w:r>
-      <w:hyperlink r:id="rId282">
+      <w:hyperlink r:id="rId285">
         <w:r>
           <w:rPr>
             <w:rStyle w:val="Hyperlink"/>
@@ -11778,8 +11857,8 @@
         <w:t xml:space="preserve">Pro tip: We suggest that you share your recordings on a Google Drive, so that you only have to share one link where people can find recordings, as you upload them to the drive.</w:t>
       </w:r>
     </w:p>
-    <w:bookmarkEnd w:id="283"/>
-    <w:bookmarkStart w:id="286" w:name="making-certificates"/>
+    <w:bookmarkEnd w:id="286"/>
+    <w:bookmarkStart w:id="289" w:name="making-certificates"/>
     <w:p>
       <w:pPr>
         <w:pStyle w:val="Heading3"/>
@@ -11807,7 +11886,7 @@
       <w:r>
         <w:t xml:space="preserve"> </w:t>
       </w:r>
-      <w:hyperlink r:id="rId284">
+      <w:hyperlink r:id="rId287">
         <w:r>
           <w:rPr>
             <w:rStyle w:val="VerbatimChar"/>
@@ -11836,7 +11915,7 @@
       <w:r>
         <w:t xml:space="preserve"> </w:t>
       </w:r>
-      <w:hyperlink r:id="rId285">
+      <w:hyperlink r:id="rId288">
         <w:r>
           <w:rPr>
             <w:rStyle w:val="VerbatimChar"/>
@@ -11871,9 +11950,9 @@
         <w:t xml:space="preserve">These are then manually signed.</w:t>
       </w:r>
     </w:p>
-    <w:bookmarkEnd w:id="286"/>
-    <w:bookmarkEnd w:id="287"/>
-    <w:bookmarkStart w:id="288" w:name="session-info-2"/>
+    <w:bookmarkEnd w:id="289"/>
+    <w:bookmarkEnd w:id="290"/>
+    <w:bookmarkStart w:id="291" w:name="session-info-2"/>
     <w:p>
       <w:pPr>
         <w:pStyle w:val="Heading2"/>
@@ -12136,9 +12215,9 @@
         <w:t xml:space="preserve">## [13] evaluate_1.0.5</w:t>
       </w:r>
     </w:p>
-    <w:bookmarkEnd w:id="288"/>
-    <w:bookmarkEnd w:id="289"/>
-    <w:bookmarkStart w:id="300" w:name="about-the-authors"/>
+    <w:bookmarkEnd w:id="291"/>
+    <w:bookmarkEnd w:id="292"/>
+    <w:bookmarkStart w:id="303" w:name="about-the-authors"/>
     <w:p>
       <w:pPr>
         <w:pStyle w:val="Heading1"/>
@@ -12157,7 +12236,7 @@
       <w:r>
         <w:t xml:space="preserve"> </w:t>
       </w:r>
-      <w:hyperlink r:id="rId290">
+      <w:hyperlink r:id="rId293">
         <w:r>
           <w:rPr>
             <w:rStyle w:val="Hyperlink"/>
@@ -12269,7 +12348,7 @@
               <w:pStyle w:val="Compact"/>
               <w:jc w:val="left"/>
             </w:pPr>
-            <w:hyperlink r:id="rId291">
+            <w:hyperlink r:id="rId294">
               <w:r>
                 <w:rPr>
                   <w:rStyle w:val="Hyperlink"/>
@@ -12300,7 +12379,7 @@
               <w:pStyle w:val="Compact"/>
               <w:jc w:val="left"/>
             </w:pPr>
-            <w:hyperlink r:id="rId292">
+            <w:hyperlink r:id="rId295">
               <w:r>
                 <w:rPr>
                   <w:rStyle w:val="Hyperlink"/>
@@ -12383,7 +12462,7 @@
               <w:pStyle w:val="Compact"/>
               <w:jc w:val="left"/>
             </w:pPr>
-            <w:hyperlink r:id="rId291">
+            <w:hyperlink r:id="rId294">
               <w:r>
                 <w:rPr>
                   <w:rStyle w:val="Hyperlink"/>
@@ -12466,7 +12545,7 @@
               <w:pStyle w:val="Compact"/>
               <w:jc w:val="left"/>
             </w:pPr>
-            <w:hyperlink r:id="rId291">
+            <w:hyperlink r:id="rId294">
               <w:r>
                 <w:rPr>
                   <w:rStyle w:val="Hyperlink"/>
@@ -12497,7 +12576,7 @@
               <w:pStyle w:val="Compact"/>
               <w:jc w:val="left"/>
             </w:pPr>
-            <w:hyperlink r:id="rId293">
+            <w:hyperlink r:id="rId296">
               <w:r>
                 <w:rPr>
                   <w:rStyle w:val="Hyperlink"/>
@@ -12511,7 +12590,7 @@
             <w:r>
               <w:t xml:space="preserve"> </w:t>
             </w:r>
-            <w:hyperlink r:id="rId291">
+            <w:hyperlink r:id="rId294">
               <w:r>
                 <w:rPr>
                   <w:rStyle w:val="Hyperlink"/>
@@ -12525,7 +12604,7 @@
             <w:r>
               <w:t xml:space="preserve"> </w:t>
             </w:r>
-            <w:hyperlink r:id="rId292">
+            <w:hyperlink r:id="rId295">
               <w:r>
                 <w:rPr>
                   <w:rStyle w:val="Hyperlink"/>
@@ -12556,7 +12635,7 @@
               <w:pStyle w:val="Compact"/>
               <w:jc w:val="left"/>
             </w:pPr>
-            <w:hyperlink r:id="rId293">
+            <w:hyperlink r:id="rId296">
               <w:r>
                 <w:rPr>
                   <w:rStyle w:val="Hyperlink"/>
@@ -12587,7 +12666,7 @@
               <w:pStyle w:val="Compact"/>
               <w:jc w:val="left"/>
             </w:pPr>
-            <w:hyperlink r:id="rId291">
+            <w:hyperlink r:id="rId294">
               <w:r>
                 <w:rPr>
                   <w:rStyle w:val="Hyperlink"/>
@@ -12601,7 +12680,7 @@
             <w:r>
               <w:t xml:space="preserve"> </w:t>
             </w:r>
-            <w:hyperlink r:id="rId292">
+            <w:hyperlink r:id="rId295">
               <w:r>
                 <w:rPr>
                   <w:rStyle w:val="Hyperlink"/>
@@ -12615,7 +12694,7 @@
             <w:r>
               <w:t xml:space="preserve"> </w:t>
             </w:r>
-            <w:hyperlink r:id="rId293">
+            <w:hyperlink r:id="rId296">
               <w:r>
                 <w:rPr>
                   <w:rStyle w:val="Hyperlink"/>
@@ -12629,7 +12708,7 @@
             <w:r>
               <w:t xml:space="preserve"> </w:t>
             </w:r>
-            <w:hyperlink r:id="rId294">
+            <w:hyperlink r:id="rId297">
               <w:r>
                 <w:rPr>
                   <w:rStyle w:val="Hyperlink"/>
@@ -12651,7 +12730,7 @@
             <w:r>
               <w:t xml:space="preserve">Package Developers (</w:t>
             </w:r>
-            <w:hyperlink r:id="rId295">
+            <w:hyperlink r:id="rId298">
               <w:r>
                 <w:rPr>
                   <w:rStyle w:val="Hyperlink"/>
@@ -12671,7 +12750,7 @@
               <w:pStyle w:val="Compact"/>
               <w:jc w:val="left"/>
             </w:pPr>
-            <w:hyperlink r:id="rId293">
+            <w:hyperlink r:id="rId296">
               <w:r>
                 <w:rPr>
                   <w:rStyle w:val="Hyperlink"/>
@@ -12685,7 +12764,7 @@
             <w:r>
               <w:t xml:space="preserve"> </w:t>
             </w:r>
-            <w:hyperlink r:id="rId292">
+            <w:hyperlink r:id="rId295">
               <w:r>
                 <w:rPr>
                   <w:rStyle w:val="Hyperlink"/>
@@ -12699,7 +12778,7 @@
             <w:r>
               <w:t xml:space="preserve"> </w:t>
             </w:r>
-            <w:hyperlink r:id="rId296">
+            <w:hyperlink r:id="rId299">
               <w:r>
                 <w:rPr>
                   <w:rStyle w:val="Hyperlink"/>
@@ -12713,7 +12792,7 @@
             <w:r>
               <w:t xml:space="preserve"> </w:t>
             </w:r>
-            <w:hyperlink r:id="rId297">
+            <w:hyperlink r:id="rId300">
               <w:r>
                 <w:rPr>
                   <w:rStyle w:val="Hyperlink"/>
@@ -12727,7 +12806,7 @@
             <w:r>
               <w:t xml:space="preserve"> </w:t>
             </w:r>
-            <w:hyperlink r:id="rId291">
+            <w:hyperlink r:id="rId294">
               <w:r>
                 <w:rPr>
                   <w:rStyle w:val="Hyperlink"/>
@@ -12741,7 +12820,7 @@
             <w:r>
               <w:t xml:space="preserve"> </w:t>
             </w:r>
-            <w:hyperlink r:id="rId298">
+            <w:hyperlink r:id="rId301">
               <w:r>
                 <w:rPr>
                   <w:rStyle w:val="Hyperlink"/>
@@ -12798,7 +12877,7 @@
               <w:pStyle w:val="Compact"/>
               <w:jc w:val="left"/>
             </w:pPr>
-            <w:hyperlink r:id="rId291">
+            <w:hyperlink r:id="rId294">
               <w:r>
                 <w:rPr>
                   <w:rStyle w:val="Hyperlink"/>
@@ -12812,7 +12891,7 @@
             <w:r>
               <w:t xml:space="preserve"> </w:t>
             </w:r>
-            <w:hyperlink r:id="rId299">
+            <w:hyperlink r:id="rId302">
               <w:r>
                 <w:rPr>
                   <w:rStyle w:val="Hyperlink"/>
@@ -13008,7 +13087,7 @@
         <w:rPr>
           <w:rStyle w:val="VerbatimChar"/>
         </w:rPr>
-        <w:t xml:space="preserve">##  date     2026-04-08</w:t>
+        <w:t xml:space="preserve">##  date     2026-04-09</w:t>
       </w:r>
       <w:r>
         <w:br/>
@@ -13452,8 +13531,8 @@
         <w:t xml:space="preserve">## ──────────────────────────────────────────────────────────────────────────────</w:t>
       </w:r>
     </w:p>
-    <w:bookmarkEnd w:id="300"/>
-    <w:bookmarkStart w:id="301" w:name="references"/>
+    <w:bookmarkEnd w:id="303"/>
+    <w:bookmarkStart w:id="304" w:name="references"/>
     <w:p>
       <w:pPr>
         <w:pStyle w:val="Heading1"/>
@@ -13471,7 +13550,7 @@
         <w:t xml:space="preserve">References</w:t>
       </w:r>
     </w:p>
-    <w:bookmarkEnd w:id="301"/>
+    <w:bookmarkEnd w:id="304"/>
     <w:sectPr/>
   </w:body>
 </w:document>
@@ -16294,6 +16373,12 @@
     <w:abstractNumId w:val="991"/>
   </w:num>
   <w:num w:numId="1052">
+    <w:abstractNumId w:val="991"/>
+  </w:num>
+  <w:num w:numId="1053">
+    <w:abstractNumId w:val="991"/>
+  </w:num>
+  <w:num w:numId="1054">
     <w:abstractNumId w:val="99421"/>
     <w:lvlOverride w:ilvl="0">
       <w:startOverride w:val="1"/>
@@ -16323,7 +16408,7 @@
       <w:startOverride w:val="1"/>
     </w:lvlOverride>
   </w:num>
-  <w:num w:numId="1053">
+  <w:num w:numId="1055">
     <w:abstractNumId w:val="99421"/>
     <w:lvlOverride w:ilvl="0">
       <w:startOverride w:val="1"/>
@@ -16351,81 +16436,81 @@
     </w:lvlOverride>
     <w:lvlOverride w:ilvl="8">
       <w:startOverride w:val="1"/>
-    </w:lvlOverride>
-  </w:num>
-  <w:num w:numId="1054">
-    <w:abstractNumId w:val="991"/>
-  </w:num>
-  <w:num w:numId="1055">
-    <w:abstractNumId w:val="99422"/>
-    <w:lvlOverride w:ilvl="0">
-      <w:startOverride w:val="2"/>
-    </w:lvlOverride>
-    <w:lvlOverride w:ilvl="1">
-      <w:startOverride w:val="2"/>
-    </w:lvlOverride>
-    <w:lvlOverride w:ilvl="2">
-      <w:startOverride w:val="2"/>
-    </w:lvlOverride>
-    <w:lvlOverride w:ilvl="3">
-      <w:startOverride w:val="2"/>
-    </w:lvlOverride>
-    <w:lvlOverride w:ilvl="4">
-      <w:startOverride w:val="2"/>
-    </w:lvlOverride>
-    <w:lvlOverride w:ilvl="5">
-      <w:startOverride w:val="2"/>
-    </w:lvlOverride>
-    <w:lvlOverride w:ilvl="6">
-      <w:startOverride w:val="2"/>
-    </w:lvlOverride>
-    <w:lvlOverride w:ilvl="7">
-      <w:startOverride w:val="2"/>
-    </w:lvlOverride>
-    <w:lvlOverride w:ilvl="8">
-      <w:startOverride w:val="2"/>
     </w:lvlOverride>
   </w:num>
   <w:num w:numId="1056">
     <w:abstractNumId w:val="991"/>
   </w:num>
   <w:num w:numId="1057">
-    <w:abstractNumId w:val="991"/>
+    <w:abstractNumId w:val="99422"/>
+    <w:lvlOverride w:ilvl="0">
+      <w:startOverride w:val="2"/>
+    </w:lvlOverride>
+    <w:lvlOverride w:ilvl="1">
+      <w:startOverride w:val="2"/>
+    </w:lvlOverride>
+    <w:lvlOverride w:ilvl="2">
+      <w:startOverride w:val="2"/>
+    </w:lvlOverride>
+    <w:lvlOverride w:ilvl="3">
+      <w:startOverride w:val="2"/>
+    </w:lvlOverride>
+    <w:lvlOverride w:ilvl="4">
+      <w:startOverride w:val="2"/>
+    </w:lvlOverride>
+    <w:lvlOverride w:ilvl="5">
+      <w:startOverride w:val="2"/>
+    </w:lvlOverride>
+    <w:lvlOverride w:ilvl="6">
+      <w:startOverride w:val="2"/>
+    </w:lvlOverride>
+    <w:lvlOverride w:ilvl="7">
+      <w:startOverride w:val="2"/>
+    </w:lvlOverride>
+    <w:lvlOverride w:ilvl="8">
+      <w:startOverride w:val="2"/>
+    </w:lvlOverride>
   </w:num>
   <w:num w:numId="1058">
-    <w:abstractNumId w:val="99423"/>
-    <w:lvlOverride w:ilvl="0">
-      <w:startOverride w:val="3"/>
-    </w:lvlOverride>
-    <w:lvlOverride w:ilvl="1">
-      <w:startOverride w:val="3"/>
-    </w:lvlOverride>
-    <w:lvlOverride w:ilvl="2">
-      <w:startOverride w:val="3"/>
-    </w:lvlOverride>
-    <w:lvlOverride w:ilvl="3">
-      <w:startOverride w:val="3"/>
-    </w:lvlOverride>
-    <w:lvlOverride w:ilvl="4">
-      <w:startOverride w:val="3"/>
-    </w:lvlOverride>
-    <w:lvlOverride w:ilvl="5">
-      <w:startOverride w:val="3"/>
-    </w:lvlOverride>
-    <w:lvlOverride w:ilvl="6">
-      <w:startOverride w:val="3"/>
-    </w:lvlOverride>
-    <w:lvlOverride w:ilvl="7">
-      <w:startOverride w:val="3"/>
-    </w:lvlOverride>
-    <w:lvlOverride w:ilvl="8">
-      <w:startOverride w:val="3"/>
-    </w:lvlOverride>
+    <w:abstractNumId w:val="991"/>
   </w:num>
   <w:num w:numId="1059">
     <w:abstractNumId w:val="991"/>
   </w:num>
   <w:num w:numId="1060">
+    <w:abstractNumId w:val="99423"/>
+    <w:lvlOverride w:ilvl="0">
+      <w:startOverride w:val="3"/>
+    </w:lvlOverride>
+    <w:lvlOverride w:ilvl="1">
+      <w:startOverride w:val="3"/>
+    </w:lvlOverride>
+    <w:lvlOverride w:ilvl="2">
+      <w:startOverride w:val="3"/>
+    </w:lvlOverride>
+    <w:lvlOverride w:ilvl="3">
+      <w:startOverride w:val="3"/>
+    </w:lvlOverride>
+    <w:lvlOverride w:ilvl="4">
+      <w:startOverride w:val="3"/>
+    </w:lvlOverride>
+    <w:lvlOverride w:ilvl="5">
+      <w:startOverride w:val="3"/>
+    </w:lvlOverride>
+    <w:lvlOverride w:ilvl="6">
+      <w:startOverride w:val="3"/>
+    </w:lvlOverride>
+    <w:lvlOverride w:ilvl="7">
+      <w:startOverride w:val="3"/>
+    </w:lvlOverride>
+    <w:lvlOverride w:ilvl="8">
+      <w:startOverride w:val="3"/>
+    </w:lvlOverride>
+  </w:num>
+  <w:num w:numId="1061">
+    <w:abstractNumId w:val="991"/>
+  </w:num>
+  <w:num w:numId="1062">
     <w:abstractNumId w:val="99421"/>
     <w:lvlOverride w:ilvl="0">
       <w:startOverride w:val="1"/>
@@ -16455,7 +16540,7 @@
       <w:startOverride w:val="1"/>
     </w:lvlOverride>
   </w:num>
-  <w:num w:numId="1061">
+  <w:num w:numId="1063">
     <w:abstractNumId w:val="99421"/>
     <w:lvlOverride w:ilvl="0">
       <w:startOverride w:val="1"/>
@@ -16485,7 +16570,7 @@
       <w:startOverride w:val="1"/>
     </w:lvlOverride>
   </w:num>
-  <w:num w:numId="1062">
+  <w:num w:numId="1064">
     <w:abstractNumId w:val="99422"/>
     <w:lvlOverride w:ilvl="0">
       <w:startOverride w:val="2"/>
@@ -16515,10 +16600,10 @@
       <w:startOverride w:val="2"/>
     </w:lvlOverride>
   </w:num>
-  <w:num w:numId="1063">
+  <w:num w:numId="1065">
     <w:abstractNumId w:val="991"/>
   </w:num>
-  <w:num w:numId="1064">
+  <w:num w:numId="1066">
     <w:abstractNumId w:val="99411"/>
     <w:lvlOverride w:ilvl="0">
       <w:startOverride w:val="1"/>
@@ -16548,7 +16633,7 @@
       <w:startOverride w:val="1"/>
     </w:lvlOverride>
   </w:num>
-  <w:num w:numId="1065">
+  <w:num w:numId="1067">
     <w:abstractNumId w:val="99411"/>
     <w:lvlOverride w:ilvl="0">
       <w:startOverride w:val="1"/>
@@ -16578,7 +16663,7 @@
       <w:startOverride w:val="1"/>
     </w:lvlOverride>
   </w:num>
-  <w:num w:numId="1066">
+  <w:num w:numId="1068">
     <w:abstractNumId w:val="99412"/>
     <w:lvlOverride w:ilvl="0">
       <w:startOverride w:val="2"/>
@@ -16608,7 +16693,7 @@
       <w:startOverride w:val="2"/>
     </w:lvlOverride>
   </w:num>
-  <w:num w:numId="1067">
+  <w:num w:numId="1069">
     <w:abstractNumId w:val="99413"/>
     <w:lvlOverride w:ilvl="0">
       <w:startOverride w:val="3"/>
@@ -16638,7 +16723,7 @@
       <w:startOverride w:val="3"/>
     </w:lvlOverride>
   </w:num>
-  <w:num w:numId="1068">
+  <w:num w:numId="1070">
     <w:abstractNumId w:val="99414"/>
     <w:lvlOverride w:ilvl="0">
       <w:startOverride w:val="4"/>
@@ -16668,7 +16753,7 @@
       <w:startOverride w:val="4"/>
     </w:lvlOverride>
   </w:num>
-  <w:num w:numId="1069">
+  <w:num w:numId="1071">
     <w:abstractNumId w:val="99415"/>
     <w:lvlOverride w:ilvl="0">
       <w:startOverride w:val="5"/>

--- a/docs/daseh_guide.docx
+++ b/docs/daseh_guide.docx
@@ -13512,7 +13512,7 @@
         <w:rPr>
           <w:rStyle w:val="VerbatimChar"/>
         </w:rPr>
-        <w:t xml:space="preserve">##  date     2026-05-01</w:t>
+        <w:t xml:space="preserve">##  date     2026-05-05</w:t>
       </w:r>
       <w:r>
         <w:br/>

--- a/docs/daseh_guide.docx
+++ b/docs/daseh_guide.docx
@@ -6675,7 +6675,7 @@
     <w:bookmarkEnd w:id="204"/>
     <w:bookmarkEnd w:id="205"/>
     <w:bookmarkEnd w:id="206"/>
-    <w:bookmarkStart w:id="248" w:name="using-daseh-materials"/>
+    <w:bookmarkStart w:id="260" w:name="using-daseh-materials"/>
     <w:p>
       <w:pPr>
         <w:pStyle w:val="Heading1"/>
@@ -6696,7 +6696,7 @@
         <w:t xml:space="preserve"> </w:t>
       </w:r>
     </w:p>
-    <w:bookmarkStart w:id="213" w:name="learning-objectives-2"/>
+    <w:bookmarkStart w:id="215" w:name="learning-objectives-2"/>
     <w:p>
       <w:pPr>
         <w:pStyle w:val="Heading2"/>
@@ -6743,7 +6743,7 @@
         <w:pStyle w:val="Compact"/>
       </w:pPr>
       <w:r>
-        <w:t xml:space="preserve">Identify what material is appropriate for beginner, intermediate, or advanced learners.</w:t>
+        <w:t xml:space="preserve">Identify what material is appropriate for beginner, intermediate, or advanced learners</w:t>
       </w:r>
     </w:p>
     <w:p>
@@ -6755,7 +6755,7 @@
         <w:pStyle w:val="Compact"/>
       </w:pPr>
       <w:r>
-        <w:t xml:space="preserve">Use the full set of DaSEH resources, some of the modules, or just the data for different kinds of instruction.</w:t>
+        <w:t xml:space="preserve">Use the full set of DaSEH resources, some of the modules, or just the data for different kinds of instruction</w:t>
       </w:r>
     </w:p>
     <w:p>
@@ -6767,7 +6767,7 @@
         <w:pStyle w:val="Compact"/>
       </w:pPr>
       <w:r>
-        <w:t xml:space="preserve">Extend the materials to serve as a template for homework assignments or independent student exploration.</w:t>
+        <w:t xml:space="preserve">Extend the materials to serve as a template for homework assignments or independent student exploration</w:t>
       </w:r>
     </w:p>
     <w:p>
@@ -6775,7 +6775,7 @@
         <w:pStyle w:val="FirstParagraph"/>
       </w:pPr>
       <w:r>
-        <w:t xml:space="preserve">The examples presented in this chapter are merely suggestions - modifications to the material to fit student needs are expected and encouraged! If you come up with a different way to use our resources, please</w:t>
+        <w:t xml:space="preserve">The examples presented in this chapter are merely suggestions. Modifications to the material to fit student needs are expected and encouraged! If you come up with a different way to use our resources, please</w:t>
       </w:r>
       <w:r>
         <w:t xml:space="preserve"> </w:t>
@@ -6795,7 +6795,29 @@
         <w:t xml:space="preserve">what you come up with so that other educators may be inspired by your creativity.</w:t>
       </w:r>
     </w:p>
-    <w:bookmarkStart w:id="211" w:name="prerequisites"/>
+    <w:p>
+      <w:pPr>
+        <w:pStyle w:val="BodyText"/>
+      </w:pPr>
+      <w:r>
+        <w:t xml:space="preserve">Under our</w:t>
+      </w:r>
+      <w:r>
+        <w:t xml:space="preserve"> </w:t>
+      </w:r>
+      <w:hyperlink r:id="rId207">
+        <w:r>
+          <w:rPr>
+            <w:rStyle w:val="Hyperlink"/>
+          </w:rPr>
+          <w:t xml:space="preserve">CC BY-NC-SA license</w:t>
+        </w:r>
+      </w:hyperlink>
+      <w:r>
+        <w:t xml:space="preserve">, you should indicate that you are using our resources or a modified version of our resources.</w:t>
+      </w:r>
+    </w:p>
+    <w:bookmarkStart w:id="213" w:name="prerequisites"/>
     <w:p>
       <w:pPr>
         <w:pStyle w:val="Heading3"/>
@@ -6813,7 +6835,15 @@
         <w:t xml:space="preserve">Prerequisites</w:t>
       </w:r>
     </w:p>
-    <w:bookmarkStart w:id="207" w:name="environmental-health-subject-matter"/>
+    <w:p>
+      <w:pPr>
+        <w:pStyle w:val="FirstParagraph"/>
+      </w:pPr>
+      <w:r>
+        <w:t xml:space="preserve">The following are suggested for students using DaSEH materials.</w:t>
+      </w:r>
+    </w:p>
+    <w:bookmarkStart w:id="208" w:name="environmental-health-subject-matter"/>
     <w:p>
       <w:pPr>
         <w:pStyle w:val="Heading4"/>
@@ -6836,11 +6866,11 @@
         <w:pStyle w:val="FirstParagraph"/>
       </w:pPr>
       <w:r>
-        <w:t xml:space="preserve">The materials in DaSEH use data related to environmental health. There is no requirement for any prior knowledge on environmental health. The resources are also applicable for those interested in data science for other uses.</w:t>
-      </w:r>
-    </w:p>
-    <w:bookmarkEnd w:id="207"/>
-    <w:bookmarkStart w:id="208" w:name="statistics"/>
+        <w:t xml:space="preserve">DaSEH uses data related to environmental health. There is no requirement for any prior knowledge on environmental health. DaSEH resources are also applicable for those interested in data science for other uses.</w:t>
+      </w:r>
+    </w:p>
+    <w:bookmarkEnd w:id="208"/>
+    <w:bookmarkStart w:id="209" w:name="statistics"/>
     <w:p>
       <w:pPr>
         <w:pStyle w:val="Heading4"/>
@@ -6863,11 +6893,25 @@
         <w:pStyle w:val="FirstParagraph"/>
       </w:pPr>
       <w:r>
-        <w:t xml:space="preserve">The DaSEH materials do expect some familiarity with statistics and focuses mostly on the application of R for analysis, rather than the theory of statistics. We recommend additional resources for statistics if you are teaching a statistics course.</w:t>
-      </w:r>
-    </w:p>
-    <w:bookmarkEnd w:id="208"/>
-    <w:bookmarkStart w:id="209" w:name="codingdata-science"/>
+        <w:t xml:space="preserve">DaSEH materials expect some familiarity with statistics and focuses mostly on the application of R for analysis, rather than the theory of statistics. We recommend additional resources for statistics if you are teaching a statistics course. Alternatively, you may choose to omit the</w:t>
+      </w:r>
+      <w:r>
+        <w:t xml:space="preserve"> </w:t>
+      </w:r>
+      <w:hyperlink r:id="rId138">
+        <w:r>
+          <w:rPr>
+            <w:rStyle w:val="Hyperlink"/>
+          </w:rPr>
+          <w:t xml:space="preserve">Statistics module</w:t>
+        </w:r>
+      </w:hyperlink>
+      <w:r>
+        <w:t xml:space="preserve">.</w:t>
+      </w:r>
+    </w:p>
+    <w:bookmarkEnd w:id="209"/>
+    <w:bookmarkStart w:id="210" w:name="codingdata-science"/>
     <w:p>
       <w:pPr>
         <w:pStyle w:val="Heading4"/>
@@ -6890,11 +6934,11 @@
         <w:pStyle w:val="FirstParagraph"/>
       </w:pPr>
       <w:r>
-        <w:t xml:space="preserve">All materials for DaSEH use the R statistical programming language for data analysis. No familiarity with R basics is expected for learners.</w:t>
-      </w:r>
-    </w:p>
-    <w:bookmarkEnd w:id="209"/>
-    <w:bookmarkStart w:id="210" w:name="software"/>
+        <w:t xml:space="preserve">All DaSEH materials use the R statistical programming language for data analysis. No familiarity with R basics is expected for learners.</w:t>
+      </w:r>
+    </w:p>
+    <w:bookmarkEnd w:id="210"/>
+    <w:bookmarkStart w:id="212" w:name="software"/>
     <w:p>
       <w:pPr>
         <w:pStyle w:val="Heading4"/>
@@ -6917,42 +6961,26 @@
         <w:pStyle w:val="FirstParagraph"/>
       </w:pPr>
       <w:r>
-        <w:t xml:space="preserve">All case studies use the R statistical programming language for data analysis. While there is no specific R version requirement for the case studies, the</w:t>
-      </w:r>
-      <w:r>
-        <w:t xml:space="preserve"> </w:t>
-      </w:r>
-      <w:r>
-        <w:rPr>
-          <w:rStyle w:val="VerbatimChar"/>
-        </w:rPr>
-        <w:t xml:space="preserve">OCSdata</w:t>
-      </w:r>
-      <w:r>
-        <w:t xml:space="preserve"> </w:t>
-      </w:r>
-      <w:r>
-        <w:t xml:space="preserve">package, which can be used to get and load the data, does require R 3.5. Furthermore, R packages used to run specific analyses in each case study may have their own R version requirements. R version requirements may be checked in the</w:t>
-      </w:r>
-      <w:r>
-        <w:t xml:space="preserve"> </w:t>
-      </w:r>
-      <w:r>
-        <w:rPr>
-          <w:rStyle w:val="VerbatimChar"/>
-        </w:rPr>
-        <w:t xml:space="preserve">sessionInfo()</w:t>
-      </w:r>
-      <w:r>
-        <w:t xml:space="preserve"> </w:t>
-      </w:r>
-      <w:r>
-        <w:t xml:space="preserve">section in each case study.</w:t>
-      </w:r>
-    </w:p>
-    <w:bookmarkEnd w:id="210"/>
-    <w:bookmarkEnd w:id="211"/>
-    <w:bookmarkStart w:id="212" w:name="experience-level-descriptions"/>
+        <w:t xml:space="preserve">DaSEH uses R and RStudio. The most recent versions tested out for DaSEH can be found</w:t>
+      </w:r>
+      <w:r>
+        <w:t xml:space="preserve"> </w:t>
+      </w:r>
+      <w:hyperlink r:id="rId211">
+        <w:r>
+          <w:rPr>
+            <w:rStyle w:val="Hyperlink"/>
+          </w:rPr>
+          <w:t xml:space="preserve">here</w:t>
+        </w:r>
+      </w:hyperlink>
+      <w:r>
+        <w:t xml:space="preserve">.</w:t>
+      </w:r>
+    </w:p>
+    <w:bookmarkEnd w:id="212"/>
+    <w:bookmarkEnd w:id="213"/>
+    <w:bookmarkStart w:id="214" w:name="experience-level-descriptions"/>
     <w:p>
       <w:pPr>
         <w:pStyle w:val="Heading3"/>
@@ -7105,9 +7133,9 @@
         <w:t xml:space="preserve">Typically, most middle/high school and first year undergraduate students will fit in the beginner category. Upperclassmen undergraduates and some graduate students are often at the intermediate level. Most advanced level students will be at the graduate level. However, this is a generalization, and a student may be considered beginner, intermediate, or advanced at any academic level depending on their independent studies and experiences.</w:t>
       </w:r>
     </w:p>
-    <w:bookmarkEnd w:id="212"/>
-    <w:bookmarkEnd w:id="213"/>
-    <w:bookmarkStart w:id="231" w:name="daseh-in-the-classroom"/>
+    <w:bookmarkEnd w:id="214"/>
+    <w:bookmarkEnd w:id="215"/>
+    <w:bookmarkStart w:id="238" w:name="daseh-in-the-classroom"/>
     <w:p>
       <w:pPr>
         <w:pStyle w:val="Heading2"/>
@@ -7133,7 +7161,7 @@
         <w:t xml:space="preserve">The DaSEH materials are structured in a modular manner to support both partial and full use of our materials. Educators are also free to use the DaSEH data by itself.</w:t>
       </w:r>
     </w:p>
-    <w:bookmarkStart w:id="223" w:name="teaching-the-full-set-of-materials"/>
+    <w:bookmarkStart w:id="225" w:name="teaching-daseh---full-set-of-materials"/>
     <w:p>
       <w:pPr>
         <w:pStyle w:val="Heading3"/>
@@ -7148,7 +7176,7 @@
         <w:tab/>
       </w:r>
       <w:r>
-        <w:t xml:space="preserve">Teaching the full set of materials</w:t>
+        <w:t xml:space="preserve">Teaching DaSEH - Full Set of Materials</w:t>
       </w:r>
     </w:p>
     <w:p>
@@ -7195,7 +7223,7 @@
         <w:t xml:space="preserve">Assign students to extend analysis beyond what is shown in our lecture or lab materials to dive deeper or provide more homework</w:t>
       </w:r>
     </w:p>
-    <w:bookmarkStart w:id="222" w:name="duration"/>
+    <w:bookmarkStart w:id="224" w:name="duration"/>
     <w:p>
       <w:pPr>
         <w:pStyle w:val="Heading4"/>
@@ -7230,18 +7258,18 @@
           <wp:inline>
             <wp:extent cx="5334000" cy="3000375"/>
             <wp:effectExtent b="0" l="0" r="0" t="0"/>
-            <wp:docPr descr="" title="" id="215" name="Picture"/>
+            <wp:docPr descr="" title="" id="217" name="Picture"/>
             <a:graphic>
               <a:graphicData uri="http://schemas.openxmlformats.org/drawingml/2006/picture">
                 <pic:pic>
                   <pic:nvPicPr>
-                    <pic:cNvPr descr="03-daseh_use_files/figure-docx//1vCiMPvvsdwQjiMWjf0YuSpTkG0DGXsy1614cRiFc7ns_g3d507fbfd91_0_0.png" id="216" name="Picture"/>
+                    <pic:cNvPr descr="03-daseh_use_files/figure-docx//1vCiMPvvsdwQjiMWjf0YuSpTkG0DGXsy1614cRiFc7ns_g3d507fbfd91_0_0.png" id="218" name="Picture"/>
                     <pic:cNvPicPr>
                       <a:picLocks noChangeArrowheads="1" noChangeAspect="1"/>
                     </pic:cNvPicPr>
                   </pic:nvPicPr>
                   <pic:blipFill>
-                    <a:blip r:embed="rId214"/>
+                    <a:blip r:embed="rId216"/>
                     <a:stretch>
                       <a:fillRect/>
                     </a:stretch>
@@ -7272,7 +7300,7 @@
       <w:pPr>
         <w:pStyle w:val="BodyText"/>
       </w:pPr>
-      <w:hyperlink r:id="rId217">
+      <w:hyperlink r:id="rId219">
         <w:r>
           <w:rPr>
             <w:rStyle w:val="Hyperlink"/>
@@ -7290,18 +7318,18 @@
           <wp:inline>
             <wp:extent cx="5334000" cy="3000375"/>
             <wp:effectExtent b="0" l="0" r="0" t="0"/>
-            <wp:docPr descr="" title="" id="219" name="Picture"/>
+            <wp:docPr descr="" title="" id="221" name="Picture"/>
             <a:graphic>
               <a:graphicData uri="http://schemas.openxmlformats.org/drawingml/2006/picture">
                 <pic:pic>
                   <pic:nvPicPr>
-                    <pic:cNvPr descr="03-daseh_use_files/figure-docx//1vCiMPvvsdwQjiMWjf0YuSpTkG0DGXsy1614cRiFc7ns_g3d507fbfd91_0_4.png" id="220" name="Picture"/>
+                    <pic:cNvPr descr="03-daseh_use_files/figure-docx//1vCiMPvvsdwQjiMWjf0YuSpTkG0DGXsy1614cRiFc7ns_g3d507fbfd91_0_4.png" id="222" name="Picture"/>
                     <pic:cNvPicPr>
                       <a:picLocks noChangeArrowheads="1" noChangeAspect="1"/>
                     </pic:cNvPicPr>
                   </pic:nvPicPr>
                   <pic:blipFill>
-                    <a:blip r:embed="rId218"/>
+                    <a:blip r:embed="rId220"/>
                     <a:stretch>
                       <a:fillRect/>
                     </a:stretch>
@@ -7332,7 +7360,7 @@
       <w:pPr>
         <w:pStyle w:val="BodyText"/>
       </w:pPr>
-      <w:hyperlink r:id="rId221">
+      <w:hyperlink r:id="rId223">
         <w:r>
           <w:rPr>
             <w:rStyle w:val="Hyperlink"/>
@@ -7341,9 +7369,9 @@
         </w:r>
       </w:hyperlink>
     </w:p>
-    <w:bookmarkEnd w:id="222"/>
-    <w:bookmarkEnd w:id="223"/>
-    <w:bookmarkStart w:id="224" w:name="teaching-part-of-the-daseh-materials"/>
+    <w:bookmarkEnd w:id="224"/>
+    <w:bookmarkEnd w:id="225"/>
+    <w:bookmarkStart w:id="230" w:name="teaching-daseh---part-of-the-materials"/>
     <w:p>
       <w:pPr>
         <w:pStyle w:val="Heading3"/>
@@ -7358,7 +7386,7 @@
         <w:tab/>
       </w:r>
       <w:r>
-        <w:t xml:space="preserve">Teaching Part of the DaSEH Materials</w:t>
+        <w:t xml:space="preserve">Teaching DaSEH - Part of the Materials</w:t>
       </w:r>
     </w:p>
     <w:p>
@@ -7366,7 +7394,33 @@
         <w:pStyle w:val="FirstParagraph"/>
       </w:pPr>
       <w:r>
-        <w:t xml:space="preserve">Some educators may find that only certain modules are relevant to their course learning objectives. Each provides information about how to access the appropriate data. Note that you may have to add some introduction to explain any functions that were explained in a previous module.</w:t>
+        <w:t xml:space="preserve">Depending on the course objectives, instructors might choose a subset of modules. Note that some introduction/explanation might be needed for any functions that were explained in a previous module. The following are a few examples of how our modules could be used:</w:t>
+      </w:r>
+    </w:p>
+    <w:bookmarkStart w:id="226" w:name="data-visualization-focus"/>
+    <w:p>
+      <w:pPr>
+        <w:pStyle w:val="Heading4"/>
+      </w:pPr>
+      <w:r>
+        <w:rPr>
+          <w:rStyle w:val="SectionNumber"/>
+        </w:rPr>
+        <w:t xml:space="preserve">3.2.2.1</w:t>
+      </w:r>
+      <w:r>
+        <w:tab/>
+      </w:r>
+      <w:r>
+        <w:t xml:space="preserve">Data Visualization Focus</w:t>
+      </w:r>
+    </w:p>
+    <w:p>
+      <w:pPr>
+        <w:pStyle w:val="FirstParagraph"/>
+      </w:pPr>
+      <w:r>
+        <w:t xml:space="preserve">The following modules could be useful:</w:t>
       </w:r>
     </w:p>
     <w:p>
@@ -7375,27 +7429,115 @@
           <w:ilvl w:val="0"/>
           <w:numId w:val="1040"/>
         </w:numPr>
-      </w:pPr>
-      <w:r>
-        <w:t xml:space="preserve">For a data visualization course, the following modules could be useful:</w:t>
-      </w:r>
-    </w:p>
-    <w:p>
-      <w:pPr>
-        <w:numPr>
-          <w:ilvl w:val="1"/>
+        <w:pStyle w:val="Compact"/>
+      </w:pPr>
+      <w:r>
+        <w:t xml:space="preserve">Basic R (only if students don’t have familiarity with R)</w:t>
+      </w:r>
+    </w:p>
+    <w:p>
+      <w:pPr>
+        <w:numPr>
+          <w:ilvl w:val="0"/>
+          <w:numId w:val="1040"/>
+        </w:numPr>
+        <w:pStyle w:val="Compact"/>
+      </w:pPr>
+      <w:r>
+        <w:t xml:space="preserve">RStudio (only if students don’t have familiarity with R)</w:t>
+      </w:r>
+    </w:p>
+    <w:p>
+      <w:pPr>
+        <w:numPr>
+          <w:ilvl w:val="0"/>
+          <w:numId w:val="1040"/>
+        </w:numPr>
+        <w:pStyle w:val="Compact"/>
+      </w:pPr>
+      <w:r>
+        <w:t xml:space="preserve">Manipulating Data in R (to convert data from wide to long format to facilitate data visualization)</w:t>
+      </w:r>
+    </w:p>
+    <w:p>
+      <w:pPr>
+        <w:numPr>
+          <w:ilvl w:val="0"/>
+          <w:numId w:val="1040"/>
+        </w:numPr>
+        <w:pStyle w:val="Compact"/>
+      </w:pPr>
+      <w:r>
+        <w:t xml:space="preserve">Intro to Data Visualization</w:t>
+      </w:r>
+    </w:p>
+    <w:p>
+      <w:pPr>
+        <w:numPr>
+          <w:ilvl w:val="0"/>
+          <w:numId w:val="1040"/>
+        </w:numPr>
+        <w:pStyle w:val="Compact"/>
+      </w:pPr>
+      <w:r>
+        <w:t xml:space="preserve">Data Visualization</w:t>
+      </w:r>
+    </w:p>
+    <w:p>
+      <w:pPr>
+        <w:numPr>
+          <w:ilvl w:val="0"/>
+          <w:numId w:val="1040"/>
+        </w:numPr>
+        <w:pStyle w:val="Compact"/>
+      </w:pPr>
+      <w:r>
+        <w:t xml:space="preserve">Factors</w:t>
+      </w:r>
+    </w:p>
+    <w:bookmarkEnd w:id="226"/>
+    <w:bookmarkStart w:id="227" w:name="data-wrangling-focus"/>
+    <w:p>
+      <w:pPr>
+        <w:pStyle w:val="Heading4"/>
+      </w:pPr>
+      <w:r>
+        <w:rPr>
+          <w:rStyle w:val="SectionNumber"/>
+        </w:rPr>
+        <w:t xml:space="preserve">3.2.2.2</w:t>
+      </w:r>
+      <w:r>
+        <w:tab/>
+      </w:r>
+      <w:r>
+        <w:t xml:space="preserve">Data Wrangling Focus</w:t>
+      </w:r>
+    </w:p>
+    <w:p>
+      <w:pPr>
+        <w:pStyle w:val="FirstParagraph"/>
+      </w:pPr>
+      <w:r>
+        <w:t xml:space="preserve">The following modules could be useful:</w:t>
+      </w:r>
+    </w:p>
+    <w:p>
+      <w:pPr>
+        <w:numPr>
+          <w:ilvl w:val="0"/>
           <w:numId w:val="1041"/>
         </w:numPr>
         <w:pStyle w:val="Compact"/>
       </w:pPr>
       <w:r>
-        <w:t xml:space="preserve">Basic R (only if students don’t have familiarity with R)</w:t>
-      </w:r>
-    </w:p>
-    <w:p>
-      <w:pPr>
-        <w:numPr>
-          <w:ilvl w:val="1"/>
+        <w:t xml:space="preserve">Basic R</w:t>
+      </w:r>
+    </w:p>
+    <w:p>
+      <w:pPr>
+        <w:numPr>
+          <w:ilvl w:val="0"/>
           <w:numId w:val="1041"/>
         </w:numPr>
         <w:pStyle w:val="Compact"/>
@@ -7407,274 +7549,312 @@
     <w:p>
       <w:pPr>
         <w:numPr>
-          <w:ilvl w:val="1"/>
+          <w:ilvl w:val="0"/>
           <w:numId w:val="1041"/>
         </w:numPr>
         <w:pStyle w:val="Compact"/>
       </w:pPr>
       <w:r>
-        <w:t xml:space="preserve">Manipulating Data in R (to convert data from wide to long format to facilitate data visualization)</w:t>
-      </w:r>
-    </w:p>
-    <w:p>
-      <w:pPr>
-        <w:numPr>
-          <w:ilvl w:val="1"/>
+        <w:t xml:space="preserve">Subsetting Data in R</w:t>
+      </w:r>
+    </w:p>
+    <w:p>
+      <w:pPr>
+        <w:numPr>
+          <w:ilvl w:val="0"/>
           <w:numId w:val="1041"/>
         </w:numPr>
         <w:pStyle w:val="Compact"/>
       </w:pPr>
       <w:r>
-        <w:t xml:space="preserve">Intro to Data Visualization</w:t>
-      </w:r>
-    </w:p>
-    <w:p>
-      <w:pPr>
-        <w:numPr>
-          <w:ilvl w:val="1"/>
+        <w:t xml:space="preserve">Data Classes</w:t>
+      </w:r>
+    </w:p>
+    <w:p>
+      <w:pPr>
+        <w:numPr>
+          <w:ilvl w:val="0"/>
           <w:numId w:val="1041"/>
         </w:numPr>
         <w:pStyle w:val="Compact"/>
       </w:pPr>
       <w:r>
-        <w:t xml:space="preserve">Data Visualization</w:t>
-      </w:r>
-    </w:p>
-    <w:p>
-      <w:pPr>
-        <w:numPr>
-          <w:ilvl w:val="1"/>
+        <w:t xml:space="preserve">Data Cleaning</w:t>
+      </w:r>
+    </w:p>
+    <w:p>
+      <w:pPr>
+        <w:numPr>
+          <w:ilvl w:val="0"/>
           <w:numId w:val="1041"/>
         </w:numPr>
         <w:pStyle w:val="Compact"/>
       </w:pPr>
       <w:r>
+        <w:t xml:space="preserve">Manipulating Data in R</w:t>
+      </w:r>
+    </w:p>
+    <w:p>
+      <w:pPr>
+        <w:numPr>
+          <w:ilvl w:val="0"/>
+          <w:numId w:val="1041"/>
+        </w:numPr>
+        <w:pStyle w:val="Compact"/>
+      </w:pPr>
+      <w:r>
         <w:t xml:space="preserve">Factors</w:t>
       </w:r>
     </w:p>
-    <w:p>
-      <w:pPr>
-        <w:numPr>
-          <w:ilvl w:val="0"/>
-          <w:numId w:val="1040"/>
-        </w:numPr>
-      </w:pPr>
-      <w:r>
-        <w:t xml:space="preserve">For a data wrangling course, the following modules could be useful:</w:t>
-      </w:r>
-    </w:p>
-    <w:p>
-      <w:pPr>
-        <w:numPr>
-          <w:ilvl w:val="1"/>
+    <w:bookmarkEnd w:id="227"/>
+    <w:bookmarkStart w:id="228" w:name="reproducibility-focus"/>
+    <w:p>
+      <w:pPr>
+        <w:pStyle w:val="Heading4"/>
+      </w:pPr>
+      <w:r>
+        <w:rPr>
+          <w:rStyle w:val="SectionNumber"/>
+        </w:rPr>
+        <w:t xml:space="preserve">3.2.2.3</w:t>
+      </w:r>
+      <w:r>
+        <w:tab/>
+      </w:r>
+      <w:r>
+        <w:t xml:space="preserve">Reproducibility Focus</w:t>
+      </w:r>
+    </w:p>
+    <w:p>
+      <w:pPr>
+        <w:pStyle w:val="FirstParagraph"/>
+      </w:pPr>
+      <w:r>
+        <w:t xml:space="preserve">The following modules could be useful:</w:t>
+      </w:r>
+    </w:p>
+    <w:p>
+      <w:pPr>
+        <w:numPr>
+          <w:ilvl w:val="0"/>
           <w:numId w:val="1042"/>
         </w:numPr>
         <w:pStyle w:val="Compact"/>
       </w:pPr>
       <w:r>
-        <w:t xml:space="preserve">Basic R</w:t>
-      </w:r>
-    </w:p>
-    <w:p>
-      <w:pPr>
-        <w:numPr>
-          <w:ilvl w:val="1"/>
+        <w:t xml:space="preserve">Reproducibility</w:t>
+      </w:r>
+    </w:p>
+    <w:p>
+      <w:pPr>
+        <w:numPr>
+          <w:ilvl w:val="0"/>
           <w:numId w:val="1042"/>
         </w:numPr>
         <w:pStyle w:val="Compact"/>
       </w:pPr>
       <w:r>
-        <w:t xml:space="preserve">RStudio (only if students don’t have familiarity with R)</w:t>
-      </w:r>
-    </w:p>
-    <w:p>
-      <w:pPr>
-        <w:numPr>
-          <w:ilvl w:val="1"/>
+        <w:t xml:space="preserve">Data Input</w:t>
+      </w:r>
+    </w:p>
+    <w:p>
+      <w:pPr>
+        <w:numPr>
+          <w:ilvl w:val="0"/>
           <w:numId w:val="1042"/>
         </w:numPr>
         <w:pStyle w:val="Compact"/>
       </w:pPr>
       <w:r>
-        <w:t xml:space="preserve">Subsetting Data in R</w:t>
-      </w:r>
-    </w:p>
-    <w:p>
-      <w:pPr>
-        <w:numPr>
-          <w:ilvl w:val="1"/>
+        <w:t xml:space="preserve">Data Output</w:t>
+      </w:r>
+    </w:p>
+    <w:p>
+      <w:pPr>
+        <w:numPr>
+          <w:ilvl w:val="0"/>
           <w:numId w:val="1042"/>
         </w:numPr>
         <w:pStyle w:val="Compact"/>
       </w:pPr>
       <w:r>
-        <w:t xml:space="preserve">Data Classes</w:t>
-      </w:r>
-    </w:p>
-    <w:p>
-      <w:pPr>
-        <w:numPr>
-          <w:ilvl w:val="1"/>
-          <w:numId w:val="1042"/>
+        <w:t xml:space="preserve">Functions</w:t>
+      </w:r>
+    </w:p>
+    <w:bookmarkEnd w:id="228"/>
+    <w:bookmarkStart w:id="229" w:name="data-ethics-focus"/>
+    <w:p>
+      <w:pPr>
+        <w:pStyle w:val="Heading4"/>
+      </w:pPr>
+      <w:r>
+        <w:rPr>
+          <w:rStyle w:val="SectionNumber"/>
+        </w:rPr>
+        <w:t xml:space="preserve">3.2.2.4</w:t>
+      </w:r>
+      <w:r>
+        <w:tab/>
+      </w:r>
+      <w:r>
+        <w:t xml:space="preserve">Data Ethics Focus</w:t>
+      </w:r>
+    </w:p>
+    <w:p>
+      <w:pPr>
+        <w:pStyle w:val="FirstParagraph"/>
+      </w:pPr>
+      <w:r>
+        <w:t xml:space="preserve">The following materials could be useful:</w:t>
+      </w:r>
+    </w:p>
+    <w:p>
+      <w:pPr>
+        <w:numPr>
+          <w:ilvl w:val="0"/>
+          <w:numId w:val="1043"/>
         </w:numPr>
         <w:pStyle w:val="Compact"/>
       </w:pPr>
       <w:r>
-        <w:t xml:space="preserve">Data Cleaning</w:t>
-      </w:r>
-    </w:p>
-    <w:p>
-      <w:pPr>
-        <w:numPr>
-          <w:ilvl w:val="1"/>
-          <w:numId w:val="1042"/>
+        <w:t xml:space="preserve">Reproducibility</w:t>
+      </w:r>
+    </w:p>
+    <w:p>
+      <w:pPr>
+        <w:numPr>
+          <w:ilvl w:val="0"/>
+          <w:numId w:val="1043"/>
         </w:numPr>
         <w:pStyle w:val="Compact"/>
       </w:pPr>
       <w:r>
-        <w:t xml:space="preserve">Manipulating Data in R</w:t>
-      </w:r>
-    </w:p>
-    <w:p>
-      <w:pPr>
-        <w:numPr>
-          <w:ilvl w:val="1"/>
-          <w:numId w:val="1042"/>
+        <w:t xml:space="preserve">Version Control (from the codeathon materials)</w:t>
+      </w:r>
+    </w:p>
+    <w:p>
+      <w:pPr>
+        <w:numPr>
+          <w:ilvl w:val="0"/>
+          <w:numId w:val="1043"/>
         </w:numPr>
         <w:pStyle w:val="Compact"/>
       </w:pPr>
       <w:r>
-        <w:t xml:space="preserve">Factors</w:t>
-      </w:r>
-    </w:p>
-    <w:p>
-      <w:pPr>
-        <w:numPr>
-          <w:ilvl w:val="0"/>
-          <w:numId w:val="1040"/>
-        </w:numPr>
-      </w:pPr>
-      <w:r>
-        <w:t xml:space="preserve">For a reproducibility course the following modules could be useful:</w:t>
-      </w:r>
-    </w:p>
-    <w:p>
-      <w:pPr>
-        <w:numPr>
-          <w:ilvl w:val="1"/>
-          <w:numId w:val="1043"/>
-        </w:numPr>
-        <w:pStyle w:val="Compact"/>
-      </w:pPr>
-      <w:r>
-        <w:t xml:space="preserve">Reproducibility</w:t>
-      </w:r>
-    </w:p>
-    <w:p>
-      <w:pPr>
-        <w:numPr>
-          <w:ilvl w:val="1"/>
-          <w:numId w:val="1043"/>
-        </w:numPr>
-        <w:pStyle w:val="Compact"/>
-      </w:pPr>
-      <w:r>
-        <w:t xml:space="preserve">Data Input</w:t>
-      </w:r>
-    </w:p>
-    <w:p>
-      <w:pPr>
-        <w:numPr>
-          <w:ilvl w:val="1"/>
-          <w:numId w:val="1043"/>
-        </w:numPr>
-        <w:pStyle w:val="Compact"/>
-      </w:pPr>
-      <w:r>
-        <w:t xml:space="preserve">Data Output</w:t>
-      </w:r>
-    </w:p>
-    <w:p>
-      <w:pPr>
-        <w:numPr>
-          <w:ilvl w:val="1"/>
-          <w:numId w:val="1043"/>
-        </w:numPr>
-        <w:pStyle w:val="Compact"/>
-      </w:pPr>
-      <w:r>
-        <w:t xml:space="preserve">Functions</w:t>
-      </w:r>
-    </w:p>
-    <w:p>
-      <w:pPr>
-        <w:numPr>
-          <w:ilvl w:val="0"/>
-          <w:numId w:val="1040"/>
-        </w:numPr>
-      </w:pPr>
-      <w:r>
-        <w:t xml:space="preserve">For a data ethics course the following materials could be useful:</w:t>
-      </w:r>
-    </w:p>
-    <w:p>
-      <w:pPr>
-        <w:numPr>
-          <w:ilvl w:val="1"/>
-          <w:numId w:val="1044"/>
-        </w:numPr>
-        <w:pStyle w:val="Compact"/>
-      </w:pPr>
-      <w:r>
-        <w:t xml:space="preserve">Reproducibility</w:t>
-      </w:r>
-    </w:p>
-    <w:p>
-      <w:pPr>
-        <w:numPr>
-          <w:ilvl w:val="1"/>
-          <w:numId w:val="1044"/>
-        </w:numPr>
-        <w:pStyle w:val="Compact"/>
-      </w:pPr>
-      <w:r>
-        <w:t xml:space="preserve">Version Control (from the codeathon materials)</w:t>
-      </w:r>
-    </w:p>
-    <w:p>
-      <w:pPr>
-        <w:numPr>
-          <w:ilvl w:val="1"/>
-          <w:numId w:val="1044"/>
-        </w:numPr>
-        <w:pStyle w:val="Compact"/>
-      </w:pPr>
-      <w:r>
-        <w:t xml:space="preserve">Data ethics (from the codeathon materials)</w:t>
+        <w:t xml:space="preserve">Data Ethics (from the codeathon materials)</w:t>
+      </w:r>
+    </w:p>
+    <w:bookmarkEnd w:id="229"/>
+    <w:bookmarkEnd w:id="230"/>
+    <w:bookmarkStart w:id="237" w:name="teaching-daseh---data-only"/>
+    <w:p>
+      <w:pPr>
+        <w:pStyle w:val="Heading3"/>
+      </w:pPr>
+      <w:r>
+        <w:rPr>
+          <w:rStyle w:val="SectionNumber"/>
+        </w:rPr>
+        <w:t xml:space="preserve">3.2.3</w:t>
+      </w:r>
+      <w:r>
+        <w:tab/>
+      </w:r>
+      <w:r>
+        <w:t xml:space="preserve">Teaching DaSEH - Data Only</w:t>
       </w:r>
     </w:p>
     <w:p>
       <w:pPr>
         <w:pStyle w:val="FirstParagraph"/>
       </w:pPr>
-    </w:p>
-    <w:bookmarkEnd w:id="224"/>
-    <w:bookmarkStart w:id="230" w:name="teaching-with-daseh-data-only"/>
-    <w:p>
-      <w:pPr>
-        <w:pStyle w:val="Heading3"/>
-      </w:pPr>
-      <w:r>
-        <w:rPr>
-          <w:rStyle w:val="SectionNumber"/>
-        </w:rPr>
-        <w:t xml:space="preserve">3.2.3</w:t>
-      </w:r>
-      <w:r>
-        <w:tab/>
-      </w:r>
-      <w:r>
-        <w:t xml:space="preserve">Teaching With DaSEH Data Only</w:t>
+      <w:r>
+        <w:t xml:space="preserve">Educators can use DaSEH’s data without using the DaSEH materials as a whole. The data is available on GitHub in the</w:t>
+      </w:r>
+      <w:r>
+        <w:t xml:space="preserve"> </w:t>
+      </w:r>
+      <w:hyperlink r:id="rId198">
+        <w:r>
+          <w:rPr>
+            <w:rStyle w:val="Hyperlink"/>
+          </w:rPr>
+          <w:t xml:space="preserve">data directory</w:t>
+        </w:r>
+      </w:hyperlink>
+      <w:r>
+        <w:t xml:space="preserve"> </w:t>
+      </w:r>
+      <w:r>
+        <w:t xml:space="preserve">and the</w:t>
+      </w:r>
+      <w:r>
+        <w:t xml:space="preserve"> </w:t>
+      </w:r>
+      <w:hyperlink r:id="rId59">
+        <w:r>
+          <w:rPr>
+            <w:rStyle w:val="Hyperlink"/>
+          </w:rPr>
+          <w:t xml:space="preserve">data page</w:t>
+        </w:r>
+      </w:hyperlink>
+      <w:r>
+        <w:t xml:space="preserve"> </w:t>
+      </w:r>
+      <w:r>
+        <w:t xml:space="preserve">of the website. See the</w:t>
+      </w:r>
+      <w:r>
+        <w:t xml:space="preserve"> </w:t>
+      </w:r>
+      <w:hyperlink r:id="rId231">
+        <w:r>
+          <w:rPr>
+            <w:rStyle w:val="Hyperlink"/>
+          </w:rPr>
+          <w:t xml:space="preserve">data section</w:t>
+        </w:r>
+      </w:hyperlink>
+      <w:r>
+        <w:t xml:space="preserve"> </w:t>
+      </w:r>
+      <w:r>
+        <w:t xml:space="preserve">of the infrastructure chapter for more information about how to access the data.</w:t>
+      </w:r>
+    </w:p>
+    <w:p>
+      <w:pPr>
+        <w:pStyle w:val="BodyText"/>
+      </w:pPr>
+      <w:r>
+        <w:t xml:space="preserve">The data can also be accessed directly in R via URL, replacing</w:t>
+      </w:r>
+      <w:r>
+        <w:t xml:space="preserve"> </w:t>
+      </w:r>
+      <w:r>
+        <w:rPr>
+          <w:rStyle w:val="VerbatimChar"/>
+        </w:rPr>
+        <w:t xml:space="preserve">filename.csv</w:t>
+      </w:r>
+      <w:r>
+        <w:t xml:space="preserve"> </w:t>
+      </w:r>
+      <w:r>
+        <w:t xml:space="preserve">with the name of the data file in the following pattern:</w:t>
+      </w:r>
+    </w:p>
+    <w:p>
+      <w:pPr>
+        <w:pStyle w:val="SourceCode"/>
+      </w:pPr>
+      <w:r>
+        <w:rPr>
+          <w:rStyle w:val="VerbatimChar"/>
+        </w:rPr>
+        <w:t xml:space="preserve">"https://daseh.org/data/filename.csv"</w:t>
       </w:r>
     </w:p>
     <w:p>
@@ -7682,46 +7862,7 @@
         <w:pStyle w:val="FirstParagraph"/>
       </w:pPr>
       <w:r>
-        <w:t xml:space="preserve">Educators can use the data available with the DaSEH without using the DaSEH materials as a whole. The data is available on GitHub in the</w:t>
-      </w:r>
-      <w:r>
-        <w:t xml:space="preserve"> </w:t>
-      </w:r>
-      <w:hyperlink r:id="rId198">
-        <w:r>
-          <w:rPr>
-            <w:rStyle w:val="Hyperlink"/>
-          </w:rPr>
-          <w:t xml:space="preserve">data directory</w:t>
-        </w:r>
-      </w:hyperlink>
-      <w:r>
-        <w:t xml:space="preserve">. See the</w:t>
-      </w:r>
-      <w:r>
-        <w:t xml:space="preserve"> </w:t>
-      </w:r>
-      <w:hyperlink r:id="rId225">
-        <w:r>
-          <w:rPr>
-            <w:rStyle w:val="Hyperlink"/>
-          </w:rPr>
-          <w:t xml:space="preserve">data section</w:t>
-        </w:r>
-      </w:hyperlink>
-      <w:r>
-        <w:t xml:space="preserve"> </w:t>
-      </w:r>
-      <w:r>
-        <w:t xml:space="preserve">of the infrastructure chapter for more information about how to access the data.</w:t>
-      </w:r>
-    </w:p>
-    <w:p>
-      <w:pPr>
-        <w:pStyle w:val="BodyText"/>
-      </w:pPr>
-      <w:r>
-        <w:t xml:space="preserve">The data can also be accessed in R by updating the path of daseh.org/data/ with the name of the data file in the URL like the following examples:</w:t>
+        <w:t xml:space="preserve">For example:</w:t>
       </w:r>
     </w:p>
     <w:p>
@@ -7730,6 +7871,15 @@
       </w:pPr>
       <w:r>
         <w:rPr>
+          <w:rStyle w:val="CommentTok"/>
+        </w:rPr>
+        <w:t xml:space="preserve"># readr package is required for read_csv()</w:t>
+      </w:r>
+      <w:r>
+        <w:br/>
+      </w:r>
+      <w:r>
+        <w:rPr>
           <w:rStyle w:val="FunctionTok"/>
         </w:rPr>
         <w:t xml:space="preserve">library</w:t>
@@ -7744,6 +7894,9 @@
         <w:br/>
       </w:r>
       <w:r>
+        <w:br/>
+      </w:r>
+      <w:r>
         <w:rPr>
           <w:rStyle w:val="NormalTok"/>
         </w:rPr>
@@ -7760,15 +7913,6 @@
           <w:rStyle w:val="NormalTok"/>
         </w:rPr>
         <w:t xml:space="preserve"> </w:t>
-      </w:r>
-      <w:r>
-        <w:br/>
-      </w:r>
-      <w:r>
-        <w:rPr>
-          <w:rStyle w:val="NormalTok"/>
-        </w:rPr>
-        <w:t xml:space="preserve">  </w:t>
       </w:r>
       <w:r>
         <w:rPr>
@@ -7896,18 +8040,18 @@
           <wp:inline>
             <wp:extent cx="5334000" cy="3000375"/>
             <wp:effectExtent b="0" l="0" r="0" t="0"/>
-            <wp:docPr descr="" title="" id="227" name="Picture"/>
+            <wp:docPr descr="" title="" id="233" name="Picture"/>
             <a:graphic>
               <a:graphicData uri="http://schemas.openxmlformats.org/drawingml/2006/picture">
                 <pic:pic>
                   <pic:nvPicPr>
-                    <pic:cNvPr descr="03-daseh_use_files/figure-docx//1vCiMPvvsdwQjiMWjf0YuSpTkG0DGXsy1614cRiFc7ns_g3b78c177085_0_0.png" id="228" name="Picture"/>
+                    <pic:cNvPr descr="03-daseh_use_files/figure-docx//1vCiMPvvsdwQjiMWjf0YuSpTkG0DGXsy1614cRiFc7ns_g3b78c177085_0_0.png" id="234" name="Picture"/>
                     <pic:cNvPicPr>
                       <a:picLocks noChangeArrowheads="1" noChangeAspect="1"/>
                     </pic:cNvPicPr>
                   </pic:nvPicPr>
                   <pic:blipFill>
-                    <a:blip r:embed="rId226"/>
+                    <a:blip r:embed="rId232"/>
                     <a:stretch>
                       <a:fillRect/>
                     </a:stretch>
@@ -7939,7 +8083,7 @@
         <w:pStyle w:val="BodyText"/>
       </w:pPr>
       <w:r>
-        <w:t xml:space="preserve">A table of which data is used in which materials is available here:</w:t>
+        <w:t xml:space="preserve">A table of which module(s) data is used in is available here:</w:t>
       </w:r>
       <w:r>
         <w:t xml:space="preserve"> </w:t>
@@ -7960,7 +8104,10 @@
       <w:r>
         <w:t xml:space="preserve">A paper about how to consider what data to use for teaching may also be useful to read called:</w:t>
       </w:r>
-      <w:hyperlink r:id="rId229">
+      <w:r>
+        <w:t xml:space="preserve"> </w:t>
+      </w:r>
+      <w:hyperlink r:id="rId235">
         <w:r>
           <w:rPr>
             <w:rStyle w:val="Hyperlink"/>
@@ -7999,12 +8146,29 @@
         </w:r>
       </w:hyperlink>
       <w:r>
-        <w:t xml:space="preserve">.</w:t>
-      </w:r>
-    </w:p>
-    <w:bookmarkEnd w:id="230"/>
-    <w:bookmarkEnd w:id="231"/>
-    <w:bookmarkStart w:id="232" w:name="daseh-level-recommendations"/>
+        <w:t xml:space="preserve"> </w:t>
+      </w:r>
+      <w:r>
+        <w:t xml:space="preserve">(pdf can be found</w:t>
+      </w:r>
+      <w:r>
+        <w:t xml:space="preserve"> </w:t>
+      </w:r>
+      <w:hyperlink r:id="rId236">
+        <w:r>
+          <w:rPr>
+            <w:rStyle w:val="Hyperlink"/>
+          </w:rPr>
+          <w:t xml:space="preserve">here</w:t>
+        </w:r>
+      </w:hyperlink>
+      <w:r>
+        <w:t xml:space="preserve">).</w:t>
+      </w:r>
+    </w:p>
+    <w:bookmarkEnd w:id="237"/>
+    <w:bookmarkEnd w:id="238"/>
+    <w:bookmarkStart w:id="239" w:name="daseh-level-recommendations"/>
     <w:p>
       <w:pPr>
         <w:pStyle w:val="Heading2"/>
@@ -8219,8 +8383,16 @@
       <w:pPr>
         <w:pStyle w:val="BodyText"/>
       </w:pPr>
+    </w:p>
+    <w:p>
+      <w:pPr>
+        <w:pStyle w:val="BodyText"/>
+      </w:pPr>
       <w:r>
         <w:t xml:space="preserve">The following table lists a few example case studies that would be suitable for each experience level.</w:t>
+      </w:r>
+      <w:r>
+        <w:br/>
       </w:r>
     </w:p>
     <w:tbl>
@@ -8810,8 +8982,8 @@
         </w:tc>
       </w:tr>
     </w:tbl>
-    <w:bookmarkEnd w:id="232"/>
-    <w:bookmarkStart w:id="233" w:name="troubleshooting"/>
+    <w:bookmarkEnd w:id="239"/>
+    <w:bookmarkStart w:id="240" w:name="troubleshooting"/>
     <w:p>
       <w:pPr>
         <w:pStyle w:val="Heading2"/>
@@ -8834,7 +9006,22 @@
         <w:pStyle w:val="FirstParagraph"/>
       </w:pPr>
       <w:r>
-        <w:t xml:space="preserve">You may encounter errors trying to render our materials.</w:t>
+        <w:t xml:space="preserve">You may encounter errors trying to render our materials from the</w:t>
+      </w:r>
+      <w:r>
+        <w:t xml:space="preserve"> </w:t>
+      </w:r>
+      <w:r>
+        <w:rPr>
+          <w:rStyle w:val="VerbatimChar"/>
+        </w:rPr>
+        <w:t xml:space="preserve">.Rmd</w:t>
+      </w:r>
+      <w:r>
+        <w:t xml:space="preserve"> </w:t>
+      </w:r>
+      <w:r>
+        <w:t xml:space="preserve">files.</w:t>
       </w:r>
     </w:p>
     <w:p>
@@ -8850,11 +9037,23 @@
         <w:pStyle w:val="BodyText"/>
       </w:pPr>
       <w:r>
-        <w:t xml:space="preserve">If you encounter an error, this is likely the reason. We try to update our materials when we can, but updates to packages may happen in the meantime. You can either use the error message from trying to knit the Rmd file to determine what function may have been updated or deprecated (we recommend this option to help you or your students learn the most up-to-date information).</w:t>
-      </w:r>
-    </w:p>
-    <w:bookmarkEnd w:id="233"/>
-    <w:bookmarkStart w:id="236" w:name="additional-use-cases"/>
+        <w:t xml:space="preserve">If you encounter an error, this is likely the reason. We try to update our materials when we can, but updates to packages may happen in the meantime. We recommend using the knit-to-</w:t>
+      </w:r>
+      <w:r>
+        <w:rPr>
+          <w:rStyle w:val="VerbatimChar"/>
+        </w:rPr>
+        <w:t xml:space="preserve">Rmd</w:t>
+      </w:r>
+      <w:r>
+        <w:t xml:space="preserve"> </w:t>
+      </w:r>
+      <w:r>
+        <w:t xml:space="preserve">error messages to determine what function(s) may have been updated or deprecated. This helps you or your students learn the most up-to-date information.</w:t>
+      </w:r>
+    </w:p>
+    <w:bookmarkEnd w:id="240"/>
+    <w:bookmarkStart w:id="246" w:name="additional-use-cases"/>
     <w:p>
       <w:pPr>
         <w:pStyle w:val="Heading2"/>
@@ -8877,7 +9076,7 @@
         <w:pStyle w:val="FirstParagraph"/>
       </w:pPr>
       <w:r>
-        <w:t xml:space="preserve">Our materials can be used in a variety of ways that cater to the learner’s goals, experience, and interests. Below, we provide a few examples of how they could be used . If you use DaSEH resources in a new way, we would love to</w:t>
+        <w:t xml:space="preserve">Our materials can be used in a variety of ways that cater to the learner’s goals, experience, and interests. Below, we provide a few examples of how they could be used. If you use DaSEH resources in a new way, please</w:t>
       </w:r>
       <w:r>
         <w:t xml:space="preserve"> </w:t>
@@ -8887,7 +9086,7 @@
           <w:rPr>
             <w:rStyle w:val="Hyperlink"/>
           </w:rPr>
-          <w:t xml:space="preserve">hear</w:t>
+          <w:t xml:space="preserve">let us know</w:t>
         </w:r>
       </w:hyperlink>
       <w:r>
@@ -8897,16 +9096,861 @@
         <w:t xml:space="preserve">about it!</w:t>
       </w:r>
     </w:p>
+    <w:bookmarkStart w:id="244" w:name="using-materials-for-assignments"/>
+    <w:p>
+      <w:pPr>
+        <w:pStyle w:val="Heading3"/>
+      </w:pPr>
+      <w:r>
+        <w:rPr>
+          <w:rStyle w:val="SectionNumber"/>
+        </w:rPr>
+        <w:t xml:space="preserve">3.5.1</w:t>
+      </w:r>
+      <w:r>
+        <w:tab/>
+      </w:r>
+      <w:r>
+        <w:t xml:space="preserve">Using Materials for Assignments</w:t>
+      </w:r>
+    </w:p>
+    <w:p>
+      <w:pPr>
+        <w:pStyle w:val="FirstParagraph"/>
+      </w:pPr>
+      <w:r>
+        <w:t xml:space="preserve">Assignments could include:</w:t>
+      </w:r>
+    </w:p>
+    <w:p>
+      <w:pPr>
+        <w:numPr>
+          <w:ilvl w:val="0"/>
+          <w:numId w:val="1044"/>
+        </w:numPr>
+      </w:pPr>
+      <w:r>
+        <w:t xml:space="preserve">Scientific writing like</w:t>
+      </w:r>
+      <w:r>
+        <w:t xml:space="preserve"> </w:t>
+      </w:r>
+      <w:hyperlink r:id="rId241">
+        <w:r>
+          <w:rPr>
+            <w:rStyle w:val="Hyperlink"/>
+          </w:rPr>
+          <w:t xml:space="preserve">writing scientific journal sections</w:t>
+        </w:r>
+      </w:hyperlink>
+      <w:r>
+        <w:t xml:space="preserve"> </w:t>
+      </w:r>
+      <w:r>
+        <w:t xml:space="preserve">(e.g. Introduction, Methods, Results, Discussion) based on the the data and analysis</w:t>
+      </w:r>
+    </w:p>
+    <w:p>
+      <w:pPr>
+        <w:numPr>
+          <w:ilvl w:val="0"/>
+          <w:numId w:val="1044"/>
+        </w:numPr>
+      </w:pPr>
+      <w:hyperlink r:id="rId242">
+        <w:r>
+          <w:rPr>
+            <w:rStyle w:val="Hyperlink"/>
+          </w:rPr>
+          <w:t xml:space="preserve">Extending analyses</w:t>
+        </w:r>
+      </w:hyperlink>
+      <w:r>
+        <w:t xml:space="preserve"> </w:t>
+      </w:r>
+      <w:r>
+        <w:t xml:space="preserve">based on results presented in the lectures and labs</w:t>
+      </w:r>
+    </w:p>
+    <w:p>
+      <w:pPr>
+        <w:numPr>
+          <w:ilvl w:val="0"/>
+          <w:numId w:val="1044"/>
+        </w:numPr>
+      </w:pPr>
+      <w:r>
+        <w:t xml:space="preserve">Using data in the</w:t>
+      </w:r>
+      <w:r>
+        <w:t xml:space="preserve"> </w:t>
+      </w:r>
+      <w:hyperlink r:id="rId243">
+        <w:r>
+          <w:rPr>
+            <w:rStyle w:val="Hyperlink"/>
+          </w:rPr>
+          <w:t xml:space="preserve">Predictability, Computability, and Stability (PCS) framework</w:t>
+        </w:r>
+      </w:hyperlink>
+      <w:r>
+        <w:t xml:space="preserve"> </w:t>
+      </w:r>
+      <w:r>
+        <w:t xml:space="preserve">to think critically about real-world data challenges</w:t>
+      </w:r>
+    </w:p>
+    <w:p>
+      <w:pPr>
+        <w:numPr>
+          <w:ilvl w:val="0"/>
+          <w:numId w:val="1044"/>
+        </w:numPr>
+      </w:pPr>
+      <w:r>
+        <w:t xml:space="preserve">Additional data visualization</w:t>
+      </w:r>
+    </w:p>
+    <w:p>
+      <w:pPr>
+        <w:numPr>
+          <w:ilvl w:val="0"/>
+          <w:numId w:val="1044"/>
+        </w:numPr>
+      </w:pPr>
+      <w:r>
+        <w:t xml:space="preserve">Presentations</w:t>
+      </w:r>
+    </w:p>
+    <w:p>
+      <w:pPr>
+        <w:pStyle w:val="FirstParagraph"/>
+      </w:pPr>
+      <w:r>
+        <w:t xml:space="preserve">Our final project guidelines could also be expanded to create a more involved project.</w:t>
+      </w:r>
+    </w:p>
+    <w:bookmarkEnd w:id="244"/>
+    <w:bookmarkStart w:id="245" w:name="independent-study"/>
+    <w:p>
+      <w:pPr>
+        <w:pStyle w:val="Heading3"/>
+      </w:pPr>
+      <w:r>
+        <w:rPr>
+          <w:rStyle w:val="SectionNumber"/>
+        </w:rPr>
+        <w:t xml:space="preserve">3.5.2</w:t>
+      </w:r>
+      <w:r>
+        <w:tab/>
+      </w:r>
+      <w:r>
+        <w:t xml:space="preserve">Independent Study</w:t>
+      </w:r>
+    </w:p>
+    <w:p>
+      <w:pPr>
+        <w:pStyle w:val="FirstParagraph"/>
+      </w:pPr>
+      <w:r>
+        <w:t xml:space="preserve">Our materials and recordings can be used to help learners to gain experience in statistics and data science independently. We strongly recommend that independent learners aim to actively engage with the recordings by running the analyses independently, and exploring additional data to investigate their own hypotheses. Furthermore, creating a finished product, such as a blog post or a presentation, can be an excellent demonstration of the skills learned.</w:t>
+      </w:r>
+    </w:p>
+    <w:bookmarkEnd w:id="245"/>
+    <w:bookmarkEnd w:id="246"/>
+    <w:bookmarkStart w:id="258" w:name="additional-resources"/>
+    <w:p>
+      <w:pPr>
+        <w:pStyle w:val="Heading2"/>
+      </w:pPr>
+      <w:r>
+        <w:rPr>
+          <w:rStyle w:val="SectionNumber"/>
+        </w:rPr>
+        <w:t xml:space="preserve">3.6</w:t>
+      </w:r>
+      <w:r>
+        <w:tab/>
+      </w:r>
+      <w:r>
+        <w:t xml:space="preserve">Additional Resources</w:t>
+      </w:r>
+    </w:p>
+    <w:bookmarkStart w:id="253" w:name="resources-for-data-science-and-writing"/>
+    <w:p>
+      <w:pPr>
+        <w:pStyle w:val="Heading3"/>
+      </w:pPr>
+      <w:r>
+        <w:rPr>
+          <w:rStyle w:val="SectionNumber"/>
+        </w:rPr>
+        <w:t xml:space="preserve">3.6.1</w:t>
+      </w:r>
+      <w:r>
+        <w:tab/>
+      </w:r>
+      <w:r>
+        <w:t xml:space="preserve">Resources for Data Science and Writing</w:t>
+      </w:r>
+    </w:p>
     <w:p>
       <w:pPr>
         <w:numPr>
           <w:ilvl w:val="0"/>
           <w:numId w:val="1045"/>
         </w:numPr>
+      </w:pPr>
+      <w:r>
+        <w:t xml:space="preserve">Considerations for effective and ethical</w:t>
+      </w:r>
+      <w:r>
+        <w:t xml:space="preserve"> </w:t>
+      </w:r>
+      <w:hyperlink r:id="rId247">
+        <w:r>
+          <w:rPr>
+            <w:rStyle w:val="Hyperlink"/>
+          </w:rPr>
+          <w:t xml:space="preserve">data visualization</w:t>
+        </w:r>
+      </w:hyperlink>
+    </w:p>
+    <w:p>
+      <w:pPr>
+        <w:numPr>
+          <w:ilvl w:val="0"/>
+          <w:numId w:val="1045"/>
+        </w:numPr>
+      </w:pPr>
+      <w:hyperlink r:id="rId248">
+        <w:r>
+          <w:rPr>
+            <w:rStyle w:val="Hyperlink"/>
+          </w:rPr>
+          <w:t xml:space="preserve">Advanced Data Science Course</w:t>
+        </w:r>
+      </w:hyperlink>
+      <w:r>
+        <w:t xml:space="preserve"> </w:t>
+      </w:r>
+      <w:r>
+        <w:t xml:space="preserve">taught by</w:t>
+      </w:r>
+      <w:r>
+        <w:t xml:space="preserve"> </w:t>
+      </w:r>
+      <w:hyperlink r:id="rId249">
+        <w:r>
+          <w:rPr>
+            <w:rStyle w:val="Hyperlink"/>
+          </w:rPr>
+          <w:t xml:space="preserve">Jeff leek</w:t>
+        </w:r>
+      </w:hyperlink>
+      <w:r>
+        <w:t xml:space="preserve"> </w:t>
+      </w:r>
+      <w:r>
+        <w:t xml:space="preserve">and</w:t>
+      </w:r>
+      <w:r>
+        <w:t xml:space="preserve"> </w:t>
+      </w:r>
+      <w:hyperlink r:id="rId250">
+        <w:r>
+          <w:rPr>
+            <w:rStyle w:val="Hyperlink"/>
+          </w:rPr>
+          <w:t xml:space="preserve">Roger Peng</w:t>
+        </w:r>
+      </w:hyperlink>
+      <w:r>
+        <w:t xml:space="preserve"> </w:t>
+      </w:r>
+      <w:r>
+        <w:t xml:space="preserve">at</w:t>
+      </w:r>
+      <w:r>
+        <w:t xml:space="preserve"> </w:t>
+      </w:r>
+      <w:hyperlink r:id="rId251">
+        <w:r>
+          <w:rPr>
+            <w:rStyle w:val="Hyperlink"/>
+          </w:rPr>
+          <w:t xml:space="preserve">Johns Hopkins Bloomberg School of Public Health</w:t>
+        </w:r>
+      </w:hyperlink>
+      <w:r>
+        <w:t xml:space="preserve">.</w:t>
+      </w:r>
+    </w:p>
+    <w:p>
+      <w:pPr>
+        <w:numPr>
+          <w:ilvl w:val="0"/>
+          <w:numId w:val="1045"/>
+        </w:numPr>
+      </w:pPr>
+      <w:r>
+        <w:t xml:space="preserve">Resource on</w:t>
+      </w:r>
+      <w:r>
+        <w:t xml:space="preserve"> </w:t>
+      </w:r>
+      <w:hyperlink r:id="rId252">
+        <w:r>
+          <w:rPr>
+            <w:rStyle w:val="Hyperlink"/>
+          </w:rPr>
+          <w:t xml:space="preserve">writing and evaluating scientific writing</w:t>
+        </w:r>
+      </w:hyperlink>
+      <w:r>
+        <w:t xml:space="preserve">.</w:t>
+      </w:r>
+    </w:p>
+    <w:bookmarkEnd w:id="253"/>
+    <w:bookmarkStart w:id="257" w:name="X3b51ec615f5ca802985df663d4e73073b53e1de"/>
+    <w:p>
+      <w:pPr>
+        <w:pStyle w:val="Heading3"/>
+      </w:pPr>
+      <w:r>
+        <w:rPr>
+          <w:rStyle w:val="SectionNumber"/>
+        </w:rPr>
+        <w:t xml:space="preserve">3.6.2</w:t>
+      </w:r>
+      <w:r>
+        <w:tab/>
+      </w:r>
+      <w:r>
+        <w:t xml:space="preserve">Resources for GitHub, Code Review, and Reproducibility:</w:t>
+      </w:r>
+    </w:p>
+    <w:p>
+      <w:pPr>
+        <w:numPr>
+          <w:ilvl w:val="0"/>
+          <w:numId w:val="1046"/>
+        </w:numPr>
+      </w:pPr>
+      <w:r>
+        <w:t xml:space="preserve">Guide to</w:t>
+      </w:r>
+      <w:r>
+        <w:t xml:space="preserve"> </w:t>
+      </w:r>
+      <w:hyperlink r:id="rId254">
+        <w:r>
+          <w:rPr>
+            <w:rStyle w:val="Hyperlink"/>
+          </w:rPr>
+          <w:t xml:space="preserve">code review</w:t>
+        </w:r>
+      </w:hyperlink>
+    </w:p>
+    <w:p>
+      <w:pPr>
+        <w:numPr>
+          <w:ilvl w:val="0"/>
+          <w:numId w:val="1046"/>
+        </w:numPr>
+      </w:pPr>
+      <w:hyperlink r:id="rId255">
+        <w:r>
+          <w:rPr>
+            <w:rStyle w:val="Hyperlink"/>
+          </w:rPr>
+          <w:t xml:space="preserve">Introduction to reproducibility course</w:t>
+        </w:r>
+      </w:hyperlink>
+    </w:p>
+    <w:p>
+      <w:pPr>
+        <w:numPr>
+          <w:ilvl w:val="0"/>
+          <w:numId w:val="1046"/>
+        </w:numPr>
+      </w:pPr>
+      <w:hyperlink r:id="rId256">
+        <w:r>
+          <w:rPr>
+            <w:rStyle w:val="Hyperlink"/>
+          </w:rPr>
+          <w:t xml:space="preserve">Advanced Reproducibility course</w:t>
+        </w:r>
+      </w:hyperlink>
+      <w:r>
+        <w:t xml:space="preserve"> </w:t>
+      </w:r>
+      <w:r>
+        <w:t xml:space="preserve">(this includes more information about how to create a pull request and how to do code review)</w:t>
+      </w:r>
+    </w:p>
+    <w:bookmarkEnd w:id="257"/>
+    <w:bookmarkEnd w:id="258"/>
+    <w:bookmarkStart w:id="259" w:name="session-info"/>
+    <w:p>
+      <w:pPr>
+        <w:pStyle w:val="Heading2"/>
+      </w:pPr>
+      <w:r>
+        <w:rPr>
+          <w:rStyle w:val="SectionNumber"/>
+        </w:rPr>
+        <w:t xml:space="preserve">3.7</w:t>
+      </w:r>
+      <w:r>
+        <w:tab/>
+      </w:r>
+      <w:r>
+        <w:t xml:space="preserve">Session info</w:t>
+      </w:r>
+    </w:p>
+    <w:p>
+      <w:pPr>
+        <w:pStyle w:val="SourceCode"/>
+      </w:pPr>
+      <w:r>
+        <w:rPr>
+          <w:rStyle w:val="VerbatimChar"/>
+        </w:rPr>
+        <w:t xml:space="preserve">## R version 4.3.2 (2023-10-31)</w:t>
+      </w:r>
+      <w:r>
+        <w:br/>
+      </w:r>
+      <w:r>
+        <w:rPr>
+          <w:rStyle w:val="VerbatimChar"/>
+        </w:rPr>
+        <w:t xml:space="preserve">## Platform: x86_64-pc-linux-gnu (64-bit)</w:t>
+      </w:r>
+      <w:r>
+        <w:br/>
+      </w:r>
+      <w:r>
+        <w:rPr>
+          <w:rStyle w:val="VerbatimChar"/>
+        </w:rPr>
+        <w:t xml:space="preserve">## Running under: Ubuntu 22.04.4 LTS</w:t>
+      </w:r>
+      <w:r>
+        <w:br/>
+      </w:r>
+      <w:r>
+        <w:rPr>
+          <w:rStyle w:val="VerbatimChar"/>
+        </w:rPr>
+        <w:t xml:space="preserve">## </w:t>
+      </w:r>
+      <w:r>
+        <w:br/>
+      </w:r>
+      <w:r>
+        <w:rPr>
+          <w:rStyle w:val="VerbatimChar"/>
+        </w:rPr>
+        <w:t xml:space="preserve">## Matrix products: default</w:t>
+      </w:r>
+      <w:r>
+        <w:br/>
+      </w:r>
+      <w:r>
+        <w:rPr>
+          <w:rStyle w:val="VerbatimChar"/>
+        </w:rPr>
+        <w:t xml:space="preserve">## BLAS:   /usr/lib/x86_64-linux-gnu/openblas-pthread/libblas.so.3 </w:t>
+      </w:r>
+      <w:r>
+        <w:br/>
+      </w:r>
+      <w:r>
+        <w:rPr>
+          <w:rStyle w:val="VerbatimChar"/>
+        </w:rPr>
+        <w:t xml:space="preserve">## LAPACK: /usr/lib/x86_64-linux-gnu/openblas-pthread/libopenblasp-r0.3.20.so;  LAPACK version 3.10.0</w:t>
+      </w:r>
+      <w:r>
+        <w:br/>
+      </w:r>
+      <w:r>
+        <w:rPr>
+          <w:rStyle w:val="VerbatimChar"/>
+        </w:rPr>
+        <w:t xml:space="preserve">## </w:t>
+      </w:r>
+      <w:r>
+        <w:br/>
+      </w:r>
+      <w:r>
+        <w:rPr>
+          <w:rStyle w:val="VerbatimChar"/>
+        </w:rPr>
+        <w:t xml:space="preserve">## locale:</w:t>
+      </w:r>
+      <w:r>
+        <w:br/>
+      </w:r>
+      <w:r>
+        <w:rPr>
+          <w:rStyle w:val="VerbatimChar"/>
+        </w:rPr>
+        <w:t xml:space="preserve">##  [1] LC_CTYPE=en_US.UTF-8       LC_NUMERIC=C              </w:t>
+      </w:r>
+      <w:r>
+        <w:br/>
+      </w:r>
+      <w:r>
+        <w:rPr>
+          <w:rStyle w:val="VerbatimChar"/>
+        </w:rPr>
+        <w:t xml:space="preserve">##  [3] LC_TIME=en_US.UTF-8        LC_COLLATE=en_US.UTF-8    </w:t>
+      </w:r>
+      <w:r>
+        <w:br/>
+      </w:r>
+      <w:r>
+        <w:rPr>
+          <w:rStyle w:val="VerbatimChar"/>
+        </w:rPr>
+        <w:t xml:space="preserve">##  [5] LC_MONETARY=en_US.UTF-8    LC_MESSAGES=en_US.UTF-8   </w:t>
+      </w:r>
+      <w:r>
+        <w:br/>
+      </w:r>
+      <w:r>
+        <w:rPr>
+          <w:rStyle w:val="VerbatimChar"/>
+        </w:rPr>
+        <w:t xml:space="preserve">##  [7] LC_PAPER=en_US.UTF-8       LC_NAME=C                 </w:t>
+      </w:r>
+      <w:r>
+        <w:br/>
+      </w:r>
+      <w:r>
+        <w:rPr>
+          <w:rStyle w:val="VerbatimChar"/>
+        </w:rPr>
+        <w:t xml:space="preserve">##  [9] LC_ADDRESS=C               LC_TELEPHONE=C            </w:t>
+      </w:r>
+      <w:r>
+        <w:br/>
+      </w:r>
+      <w:r>
+        <w:rPr>
+          <w:rStyle w:val="VerbatimChar"/>
+        </w:rPr>
+        <w:t xml:space="preserve">## [11] LC_MEASUREMENT=en_US.UTF-8 LC_IDENTIFICATION=C       </w:t>
+      </w:r>
+      <w:r>
+        <w:br/>
+      </w:r>
+      <w:r>
+        <w:rPr>
+          <w:rStyle w:val="VerbatimChar"/>
+        </w:rPr>
+        <w:t xml:space="preserve">## </w:t>
+      </w:r>
+      <w:r>
+        <w:br/>
+      </w:r>
+      <w:r>
+        <w:rPr>
+          <w:rStyle w:val="VerbatimChar"/>
+        </w:rPr>
+        <w:t xml:space="preserve">## time zone: Etc/UTC</w:t>
+      </w:r>
+      <w:r>
+        <w:br/>
+      </w:r>
+      <w:r>
+        <w:rPr>
+          <w:rStyle w:val="VerbatimChar"/>
+        </w:rPr>
+        <w:t xml:space="preserve">## tzcode source: system (glibc)</w:t>
+      </w:r>
+      <w:r>
+        <w:br/>
+      </w:r>
+      <w:r>
+        <w:rPr>
+          <w:rStyle w:val="VerbatimChar"/>
+        </w:rPr>
+        <w:t xml:space="preserve">## </w:t>
+      </w:r>
+      <w:r>
+        <w:br/>
+      </w:r>
+      <w:r>
+        <w:rPr>
+          <w:rStyle w:val="VerbatimChar"/>
+        </w:rPr>
+        <w:t xml:space="preserve">## attached base packages:</w:t>
+      </w:r>
+      <w:r>
+        <w:br/>
+      </w:r>
+      <w:r>
+        <w:rPr>
+          <w:rStyle w:val="VerbatimChar"/>
+        </w:rPr>
+        <w:t xml:space="preserve">## [1] stats     graphics  grDevices utils     datasets  methods   base     </w:t>
+      </w:r>
+      <w:r>
+        <w:br/>
+      </w:r>
+      <w:r>
+        <w:rPr>
+          <w:rStyle w:val="VerbatimChar"/>
+        </w:rPr>
+        <w:t xml:space="preserve">## </w:t>
+      </w:r>
+      <w:r>
+        <w:br/>
+      </w:r>
+      <w:r>
+        <w:rPr>
+          <w:rStyle w:val="VerbatimChar"/>
+        </w:rPr>
+        <w:t xml:space="preserve">## loaded via a namespace (and not attached):</w:t>
+      </w:r>
+      <w:r>
+        <w:br/>
+      </w:r>
+      <w:r>
+        <w:rPr>
+          <w:rStyle w:val="VerbatimChar"/>
+        </w:rPr>
+        <w:t xml:space="preserve">##  [1] jsonlite_2.0.0   dplyr_1.1.4      compiler_4.3.2   gitcreds_0.1.2  </w:t>
+      </w:r>
+      <w:r>
+        <w:br/>
+      </w:r>
+      <w:r>
+        <w:rPr>
+          <w:rStyle w:val="VerbatimChar"/>
+        </w:rPr>
+        <w:t xml:space="preserve">##  [5] promises_1.2.1   tidyselect_1.2.0 Rcpp_1.0.12      webshot2_0.1.2  </w:t>
+      </w:r>
+      <w:r>
+        <w:br/>
+      </w:r>
+      <w:r>
+        <w:rPr>
+          <w:rStyle w:val="VerbatimChar"/>
+        </w:rPr>
+        <w:t xml:space="preserve">##  [9] xml2_1.5.1       stringr_1.5.1    tidyr_1.3.1      later_1.3.2     </w:t>
+      </w:r>
+      <w:r>
+        <w:br/>
+      </w:r>
+      <w:r>
+        <w:rPr>
+          <w:rStyle w:val="VerbatimChar"/>
+        </w:rPr>
+        <w:t xml:space="preserve">## [13] yaml_2.3.12      fastmap_1.1.1    readr_2.1.5      R6_2.6.1        </w:t>
+      </w:r>
+      <w:r>
+        <w:br/>
+      </w:r>
+      <w:r>
+        <w:rPr>
+          <w:rStyle w:val="VerbatimChar"/>
+        </w:rPr>
+        <w:t xml:space="preserve">## [17] generics_0.1.3   curl_7.0.0       knitr_1.50       tibble_3.3.0    </w:t>
+      </w:r>
+      <w:r>
+        <w:br/>
+      </w:r>
+      <w:r>
+        <w:rPr>
+          <w:rStyle w:val="VerbatimChar"/>
+        </w:rPr>
+        <w:t xml:space="preserve">## [21] bookdown_0.46    rprojroot_2.1.1  pillar_1.9.0     tzdb_0.4.0      </w:t>
+      </w:r>
+      <w:r>
+        <w:br/>
+      </w:r>
+      <w:r>
+        <w:rPr>
+          <w:rStyle w:val="VerbatimChar"/>
+        </w:rPr>
+        <w:t xml:space="preserve">## [25] rlang_1.1.6      utf8_1.2.4       websocket_1.4.4  stringi_1.8.3   </w:t>
+      </w:r>
+      <w:r>
+        <w:br/>
+      </w:r>
+      <w:r>
+        <w:rPr>
+          <w:rStyle w:val="VerbatimChar"/>
+        </w:rPr>
+        <w:t xml:space="preserve">## [29] xfun_0.55        cli_3.6.5        magrittr_2.0.3   ps_1.9.1        </w:t>
+      </w:r>
+      <w:r>
+        <w:br/>
+      </w:r>
+      <w:r>
+        <w:rPr>
+          <w:rStyle w:val="VerbatimChar"/>
+        </w:rPr>
+        <w:t xml:space="preserve">## [33] digest_0.6.34    rvest_1.0.5      processx_3.8.6   hms_1.1.3       </w:t>
+      </w:r>
+      <w:r>
+        <w:br/>
+      </w:r>
+      <w:r>
+        <w:rPr>
+          <w:rStyle w:val="VerbatimChar"/>
+        </w:rPr>
+        <w:t xml:space="preserve">## [37] lifecycle_1.0.4  chromote_0.5.1   vctrs_0.6.5      ottrpal_2.0.0   </w:t>
+      </w:r>
+      <w:r>
+        <w:br/>
+      </w:r>
+      <w:r>
+        <w:rPr>
+          <w:rStyle w:val="VerbatimChar"/>
+        </w:rPr>
+        <w:t xml:space="preserve">## [41] evaluate_1.0.5   glue_1.7.0       spelling_2.3.2   fansi_1.0.6     </w:t>
+      </w:r>
+      <w:r>
+        <w:br/>
+      </w:r>
+      <w:r>
+        <w:rPr>
+          <w:rStyle w:val="VerbatimChar"/>
+        </w:rPr>
+        <w:t xml:space="preserve">## [45] purrr_1.0.2      rmarkdown_2.25   httr_1.4.7       tools_4.3.2     </w:t>
+      </w:r>
+      <w:r>
+        <w:br/>
+      </w:r>
+      <w:r>
+        <w:rPr>
+          <w:rStyle w:val="VerbatimChar"/>
+        </w:rPr>
+        <w:t xml:space="preserve">## [49] pkgconfig_2.0.3  htmltools_0.5.7</w:t>
+      </w:r>
+    </w:p>
+    <w:bookmarkEnd w:id="259"/>
+    <w:bookmarkEnd w:id="260"/>
+    <w:bookmarkStart w:id="306" w:name="modifying-daseh-materials"/>
+    <w:p>
+      <w:pPr>
+        <w:pStyle w:val="Heading1"/>
+      </w:pPr>
+      <w:r>
+        <w:rPr>
+          <w:rStyle w:val="SectionNumber"/>
+        </w:rPr>
+        <w:t xml:space="preserve">4</w:t>
+      </w:r>
+      <w:r>
+        <w:tab/>
+      </w:r>
+      <w:r>
+        <w:t xml:space="preserve">Modifying DaSEH Materials</w:t>
+      </w:r>
+      <w:r>
+        <w:t xml:space="preserve"> </w:t>
+      </w:r>
+    </w:p>
+    <w:bookmarkStart w:id="261" w:name="learning-objectives-3"/>
+    <w:p>
+      <w:pPr>
+        <w:pStyle w:val="Heading2"/>
+      </w:pPr>
+      <w:r>
+        <w:rPr>
+          <w:rStyle w:val="SectionNumber"/>
+        </w:rPr>
+        <w:t xml:space="preserve">4.1</w:t>
+      </w:r>
+      <w:r>
+        <w:tab/>
+      </w:r>
+      <w:r>
+        <w:t xml:space="preserve">Learning Objectives</w:t>
+      </w:r>
+    </w:p>
+    <w:p>
+      <w:pPr>
+        <w:pStyle w:val="FirstParagraph"/>
+      </w:pPr>
+      <w:r>
+        <w:t xml:space="preserve">This chapter will cover how to modify the DaSEH resources to suit your own needs using the following methods:</w:t>
+      </w:r>
+    </w:p>
+    <w:p>
+      <w:pPr>
+        <w:numPr>
+          <w:ilvl w:val="0"/>
+          <w:numId w:val="1047"/>
+        </w:numPr>
         <w:pStyle w:val="Compact"/>
       </w:pPr>
       <w:r>
-        <w:t xml:space="preserve">Using materials for assignments</w:t>
+        <w:t xml:space="preserve">Modify the website</w:t>
+      </w:r>
+    </w:p>
+    <w:p>
+      <w:pPr>
+        <w:numPr>
+          <w:ilvl w:val="0"/>
+          <w:numId w:val="1047"/>
+        </w:numPr>
+        <w:pStyle w:val="Compact"/>
+      </w:pPr>
+      <w:r>
+        <w:t xml:space="preserve">Modify module lecture slides</w:t>
+      </w:r>
+    </w:p>
+    <w:p>
+      <w:pPr>
+        <w:numPr>
+          <w:ilvl w:val="0"/>
+          <w:numId w:val="1047"/>
+        </w:numPr>
+        <w:pStyle w:val="Compact"/>
+      </w:pPr>
+      <w:r>
+        <w:t xml:space="preserve">Modify module labs and lab keys</w:t>
+      </w:r>
+    </w:p>
+    <w:p>
+      <w:pPr>
+        <w:numPr>
+          <w:ilvl w:val="0"/>
+          <w:numId w:val="1047"/>
+        </w:numPr>
+        <w:pStyle w:val="Compact"/>
+      </w:pPr>
+      <w:r>
+        <w:t xml:space="preserve">Modify codeathon resources</w:t>
+      </w:r>
+    </w:p>
+    <w:bookmarkEnd w:id="261"/>
+    <w:bookmarkStart w:id="277" w:name="modify-the-website"/>
+    <w:p>
+      <w:pPr>
+        <w:pStyle w:val="Heading2"/>
+      </w:pPr>
+      <w:r>
+        <w:rPr>
+          <w:rStyle w:val="SectionNumber"/>
+        </w:rPr>
+        <w:t xml:space="preserve">4.2</w:t>
+      </w:r>
+      <w:r>
+        <w:tab/>
+      </w:r>
+      <w:r>
+        <w:t xml:space="preserve">Modify the website</w:t>
       </w:r>
     </w:p>
     <w:p>
@@ -8914,240 +9958,7 @@
         <w:pStyle w:val="FirstParagraph"/>
       </w:pPr>
       <w:r>
-        <w:t xml:space="preserve">Assignments could include:</w:t>
-      </w:r>
-      <w:r>
-        <w:t xml:space="preserve"> </w:t>
-      </w:r>
-      <w:r>
-        <w:t xml:space="preserve">- Scientific writing like</w:t>
-      </w:r>
-      <w:r>
-        <w:t xml:space="preserve"> </w:t>
-      </w:r>
-      <w:hyperlink r:id="rId234">
-        <w:r>
-          <w:rPr>
-            <w:rStyle w:val="Hyperlink"/>
-          </w:rPr>
-          <w:t xml:space="preserve">writing scientific journal sections</w:t>
-        </w:r>
-      </w:hyperlink>
-      <w:r>
-        <w:t xml:space="preserve"> </w:t>
-      </w:r>
-      <w:r>
-        <w:t xml:space="preserve">(e.g. Introduction, Methods, Results, Discussion) based on the the data</w:t>
-      </w:r>
-      <w:r>
-        <w:t xml:space="preserve"> </w:t>
-      </w:r>
-      <w:r>
-        <w:t xml:space="preserve">-</w:t>
-      </w:r>
-      <w:r>
-        <w:t xml:space="preserve"> </w:t>
-      </w:r>
-      <w:hyperlink r:id="rId235">
-        <w:r>
-          <w:rPr>
-            <w:rStyle w:val="Hyperlink"/>
-          </w:rPr>
-          <w:t xml:space="preserve">Extending analyses</w:t>
-        </w:r>
-      </w:hyperlink>
-      <w:r>
-        <w:t xml:space="preserve"> </w:t>
-      </w:r>
-      <w:r>
-        <w:t xml:space="preserve">based on results presented in the lectures and labs.</w:t>
-      </w:r>
-      <w:r>
-        <w:t xml:space="preserve"> </w:t>
-      </w:r>
-      <w:r>
-        <w:t xml:space="preserve">- Additional data visualization</w:t>
-      </w:r>
-      <w:r>
-        <w:t xml:space="preserve"> </w:t>
-      </w:r>
-      <w:r>
-        <w:t xml:space="preserve">- Presentations</w:t>
-      </w:r>
-    </w:p>
-    <w:p>
-      <w:pPr>
-        <w:pStyle w:val="BodyText"/>
-      </w:pPr>
-      <w:r>
-        <w:t xml:space="preserve">Our final project guidelines could also be expanded to create a more involved project.</w:t>
-      </w:r>
-    </w:p>
-    <w:p>
-      <w:pPr>
-        <w:numPr>
-          <w:ilvl w:val="0"/>
-          <w:numId w:val="1046"/>
-        </w:numPr>
-        <w:pStyle w:val="Compact"/>
-      </w:pPr>
-      <w:r>
-        <w:t xml:space="preserve">Independent Study</w:t>
-      </w:r>
-    </w:p>
-    <w:p>
-      <w:pPr>
-        <w:pStyle w:val="FirstParagraph"/>
-      </w:pPr>
-      <w:r>
-        <w:t xml:space="preserve">Our materials and recordings be used for learners to gain experience in statistics and data science independently. We strongly recommend that independent learners aim to actively engage with the recordings by running the analyses independently, and exploring additional data to investigate their own hypotheses. Furthermore, creating a finished product, such as a blog post or a presentation, can be an excellent demonstration of the skills learned.</w:t>
-      </w:r>
-    </w:p>
-    <w:bookmarkEnd w:id="236"/>
-    <w:bookmarkStart w:id="246" w:name="additional-resources"/>
-    <w:p>
-      <w:pPr>
-        <w:pStyle w:val="Heading2"/>
-      </w:pPr>
-      <w:r>
-        <w:rPr>
-          <w:rStyle w:val="SectionNumber"/>
-        </w:rPr>
-        <w:t xml:space="preserve">3.6</w:t>
-      </w:r>
-      <w:r>
-        <w:tab/>
-      </w:r>
-      <w:r>
-        <w:t xml:space="preserve">Additional Resources</w:t>
-      </w:r>
-    </w:p>
-    <w:p>
-      <w:pPr>
-        <w:numPr>
-          <w:ilvl w:val="0"/>
-          <w:numId w:val="1047"/>
-        </w:numPr>
-        <w:pStyle w:val="Compact"/>
-      </w:pPr>
-      <w:r>
-        <w:t xml:space="preserve">Considerations for effective and ethical</w:t>
-      </w:r>
-      <w:r>
-        <w:t xml:space="preserve"> </w:t>
-      </w:r>
-      <w:hyperlink r:id="rId237">
-        <w:r>
-          <w:rPr>
-            <w:rStyle w:val="Hyperlink"/>
-          </w:rPr>
-          <w:t xml:space="preserve">data visualization</w:t>
-        </w:r>
-      </w:hyperlink>
-    </w:p>
-    <w:p>
-      <w:pPr>
-        <w:numPr>
-          <w:ilvl w:val="0"/>
-          <w:numId w:val="1047"/>
-        </w:numPr>
-        <w:pStyle w:val="Compact"/>
-      </w:pPr>
-      <w:hyperlink r:id="rId238">
-        <w:r>
-          <w:rPr>
-            <w:rStyle w:val="Hyperlink"/>
-          </w:rPr>
-          <w:t xml:space="preserve">Advanced Data Science Course</w:t>
-        </w:r>
-      </w:hyperlink>
-      <w:r>
-        <w:t xml:space="preserve"> </w:t>
-      </w:r>
-      <w:r>
-        <w:t xml:space="preserve">taught by</w:t>
-      </w:r>
-      <w:r>
-        <w:t xml:space="preserve"> </w:t>
-      </w:r>
-      <w:hyperlink r:id="rId239">
-        <w:r>
-          <w:rPr>
-            <w:rStyle w:val="Hyperlink"/>
-          </w:rPr>
-          <w:t xml:space="preserve">Jeff leek</w:t>
-        </w:r>
-      </w:hyperlink>
-      <w:r>
-        <w:t xml:space="preserve"> </w:t>
-      </w:r>
-      <w:r>
-        <w:t xml:space="preserve">and</w:t>
-      </w:r>
-      <w:r>
-        <w:t xml:space="preserve"> </w:t>
-      </w:r>
-      <w:hyperlink r:id="rId240">
-        <w:r>
-          <w:rPr>
-            <w:rStyle w:val="Hyperlink"/>
-          </w:rPr>
-          <w:t xml:space="preserve">Roger Peng</w:t>
-        </w:r>
-      </w:hyperlink>
-      <w:r>
-        <w:t xml:space="preserve"> </w:t>
-      </w:r>
-      <w:r>
-        <w:t xml:space="preserve">at</w:t>
-      </w:r>
-      <w:r>
-        <w:t xml:space="preserve"> </w:t>
-      </w:r>
-      <w:hyperlink r:id="rId241">
-        <w:r>
-          <w:rPr>
-            <w:rStyle w:val="Hyperlink"/>
-          </w:rPr>
-          <w:t xml:space="preserve">Johns Hopkins Bloomberg School of Public Health</w:t>
-        </w:r>
-      </w:hyperlink>
-      <w:r>
-        <w:t xml:space="preserve">.</w:t>
-      </w:r>
-    </w:p>
-    <w:p>
-      <w:pPr>
-        <w:numPr>
-          <w:ilvl w:val="0"/>
-          <w:numId w:val="1047"/>
-        </w:numPr>
-        <w:pStyle w:val="Compact"/>
-      </w:pPr>
-      <w:r>
-        <w:t xml:space="preserve">Resource on</w:t>
-      </w:r>
-      <w:r>
-        <w:t xml:space="preserve"> </w:t>
-      </w:r>
-      <w:hyperlink r:id="rId242">
-        <w:r>
-          <w:rPr>
-            <w:rStyle w:val="Hyperlink"/>
-          </w:rPr>
-          <w:t xml:space="preserve">writing and evaluating scientific writing</w:t>
-        </w:r>
-      </w:hyperlink>
-      <w:r>
-        <w:t xml:space="preserve">.</w:t>
-      </w:r>
-    </w:p>
-    <w:p>
-      <w:pPr>
-        <w:pStyle w:val="FirstParagraph"/>
-      </w:pPr>
-      <w:r>
-        <w:t xml:space="preserve">Resources for GitHub, Code Review, and Reproducibility:</w:t>
+        <w:t xml:space="preserve">If you would like to make a copy of our website to modify for your own use, there are a couple of options.</w:t>
       </w:r>
     </w:p>
     <w:p>
@@ -9156,22 +9967,28 @@
           <w:ilvl w:val="0"/>
           <w:numId w:val="1048"/>
         </w:numPr>
-        <w:pStyle w:val="Compact"/>
-      </w:pPr>
-      <w:r>
-        <w:t xml:space="preserve">Guide to</w:t>
-      </w:r>
-      <w:r>
-        <w:t xml:space="preserve"> </w:t>
-      </w:r>
-      <w:hyperlink r:id="rId243">
-        <w:r>
-          <w:rPr>
-            <w:rStyle w:val="Hyperlink"/>
-          </w:rPr>
-          <w:t xml:space="preserve">code review</w:t>
-        </w:r>
-      </w:hyperlink>
+      </w:pPr>
+      <w:r>
+        <w:t xml:space="preserve">You can</w:t>
+      </w:r>
+      <w:r>
+        <w:t xml:space="preserve"> </w:t>
+      </w:r>
+      <w:r>
+        <w:t xml:space="preserve">“</w:t>
+      </w:r>
+      <w:r>
+        <w:t xml:space="preserve">fork</w:t>
+      </w:r>
+      <w:r>
+        <w:t xml:space="preserve">”</w:t>
+      </w:r>
+      <w:r>
+        <w:t xml:space="preserve"> </w:t>
+      </w:r>
+      <w:r>
+        <w:t xml:space="preserve">our repository so that you can keep track of changes that we make and send us suggestions if you’d like. This also allows you to use the same infrastructure that we did to create our website. Please be sure to update the website so that it is clear who ultimately made your site and please indicate that you are using our resources or a modified version of our resources.</w:t>
+      </w:r>
     </w:p>
     <w:p>
       <w:pPr>
@@ -9179,544 +9996,6 @@
           <w:ilvl w:val="0"/>
           <w:numId w:val="1048"/>
         </w:numPr>
-        <w:pStyle w:val="Compact"/>
-      </w:pPr>
-      <w:hyperlink r:id="rId244">
-        <w:r>
-          <w:rPr>
-            <w:rStyle w:val="Hyperlink"/>
-          </w:rPr>
-          <w:t xml:space="preserve">Introduction to reproducibility course</w:t>
-        </w:r>
-      </w:hyperlink>
-    </w:p>
-    <w:p>
-      <w:pPr>
-        <w:numPr>
-          <w:ilvl w:val="0"/>
-          <w:numId w:val="1048"/>
-        </w:numPr>
-        <w:pStyle w:val="Compact"/>
-      </w:pPr>
-      <w:hyperlink r:id="rId245">
-        <w:r>
-          <w:rPr>
-            <w:rStyle w:val="Hyperlink"/>
-          </w:rPr>
-          <w:t xml:space="preserve">Advanced Reproducibility course</w:t>
-        </w:r>
-      </w:hyperlink>
-      <w:r>
-        <w:t xml:space="preserve"> </w:t>
-      </w:r>
-      <w:r>
-        <w:t xml:space="preserve">(this includes more information about how to create a pull request and how to do code review)</w:t>
-      </w:r>
-    </w:p>
-    <w:bookmarkEnd w:id="246"/>
-    <w:bookmarkStart w:id="247" w:name="session-info"/>
-    <w:p>
-      <w:pPr>
-        <w:pStyle w:val="Heading2"/>
-      </w:pPr>
-      <w:r>
-        <w:rPr>
-          <w:rStyle w:val="SectionNumber"/>
-        </w:rPr>
-        <w:t xml:space="preserve">3.7</w:t>
-      </w:r>
-      <w:r>
-        <w:tab/>
-      </w:r>
-      <w:r>
-        <w:t xml:space="preserve">Session info</w:t>
-      </w:r>
-    </w:p>
-    <w:p>
-      <w:pPr>
-        <w:pStyle w:val="SourceCode"/>
-      </w:pPr>
-      <w:r>
-        <w:rPr>
-          <w:rStyle w:val="VerbatimChar"/>
-        </w:rPr>
-        <w:t xml:space="preserve">## R version 4.3.2 (2023-10-31)</w:t>
-      </w:r>
-      <w:r>
-        <w:br/>
-      </w:r>
-      <w:r>
-        <w:rPr>
-          <w:rStyle w:val="VerbatimChar"/>
-        </w:rPr>
-        <w:t xml:space="preserve">## Platform: x86_64-pc-linux-gnu (64-bit)</w:t>
-      </w:r>
-      <w:r>
-        <w:br/>
-      </w:r>
-      <w:r>
-        <w:rPr>
-          <w:rStyle w:val="VerbatimChar"/>
-        </w:rPr>
-        <w:t xml:space="preserve">## Running under: Ubuntu 22.04.4 LTS</w:t>
-      </w:r>
-      <w:r>
-        <w:br/>
-      </w:r>
-      <w:r>
-        <w:rPr>
-          <w:rStyle w:val="VerbatimChar"/>
-        </w:rPr>
-        <w:t xml:space="preserve">## </w:t>
-      </w:r>
-      <w:r>
-        <w:br/>
-      </w:r>
-      <w:r>
-        <w:rPr>
-          <w:rStyle w:val="VerbatimChar"/>
-        </w:rPr>
-        <w:t xml:space="preserve">## Matrix products: default</w:t>
-      </w:r>
-      <w:r>
-        <w:br/>
-      </w:r>
-      <w:r>
-        <w:rPr>
-          <w:rStyle w:val="VerbatimChar"/>
-        </w:rPr>
-        <w:t xml:space="preserve">## BLAS:   /usr/lib/x86_64-linux-gnu/openblas-pthread/libblas.so.3 </w:t>
-      </w:r>
-      <w:r>
-        <w:br/>
-      </w:r>
-      <w:r>
-        <w:rPr>
-          <w:rStyle w:val="VerbatimChar"/>
-        </w:rPr>
-        <w:t xml:space="preserve">## LAPACK: /usr/lib/x86_64-linux-gnu/openblas-pthread/libopenblasp-r0.3.20.so;  LAPACK version 3.10.0</w:t>
-      </w:r>
-      <w:r>
-        <w:br/>
-      </w:r>
-      <w:r>
-        <w:rPr>
-          <w:rStyle w:val="VerbatimChar"/>
-        </w:rPr>
-        <w:t xml:space="preserve">## </w:t>
-      </w:r>
-      <w:r>
-        <w:br/>
-      </w:r>
-      <w:r>
-        <w:rPr>
-          <w:rStyle w:val="VerbatimChar"/>
-        </w:rPr>
-        <w:t xml:space="preserve">## locale:</w:t>
-      </w:r>
-      <w:r>
-        <w:br/>
-      </w:r>
-      <w:r>
-        <w:rPr>
-          <w:rStyle w:val="VerbatimChar"/>
-        </w:rPr>
-        <w:t xml:space="preserve">##  [1] LC_CTYPE=en_US.UTF-8       LC_NUMERIC=C              </w:t>
-      </w:r>
-      <w:r>
-        <w:br/>
-      </w:r>
-      <w:r>
-        <w:rPr>
-          <w:rStyle w:val="VerbatimChar"/>
-        </w:rPr>
-        <w:t xml:space="preserve">##  [3] LC_TIME=en_US.UTF-8        LC_COLLATE=en_US.UTF-8    </w:t>
-      </w:r>
-      <w:r>
-        <w:br/>
-      </w:r>
-      <w:r>
-        <w:rPr>
-          <w:rStyle w:val="VerbatimChar"/>
-        </w:rPr>
-        <w:t xml:space="preserve">##  [5] LC_MONETARY=en_US.UTF-8    LC_MESSAGES=en_US.UTF-8   </w:t>
-      </w:r>
-      <w:r>
-        <w:br/>
-      </w:r>
-      <w:r>
-        <w:rPr>
-          <w:rStyle w:val="VerbatimChar"/>
-        </w:rPr>
-        <w:t xml:space="preserve">##  [7] LC_PAPER=en_US.UTF-8       LC_NAME=C                 </w:t>
-      </w:r>
-      <w:r>
-        <w:br/>
-      </w:r>
-      <w:r>
-        <w:rPr>
-          <w:rStyle w:val="VerbatimChar"/>
-        </w:rPr>
-        <w:t xml:space="preserve">##  [9] LC_ADDRESS=C               LC_TELEPHONE=C            </w:t>
-      </w:r>
-      <w:r>
-        <w:br/>
-      </w:r>
-      <w:r>
-        <w:rPr>
-          <w:rStyle w:val="VerbatimChar"/>
-        </w:rPr>
-        <w:t xml:space="preserve">## [11] LC_MEASUREMENT=en_US.UTF-8 LC_IDENTIFICATION=C       </w:t>
-      </w:r>
-      <w:r>
-        <w:br/>
-      </w:r>
-      <w:r>
-        <w:rPr>
-          <w:rStyle w:val="VerbatimChar"/>
-        </w:rPr>
-        <w:t xml:space="preserve">## </w:t>
-      </w:r>
-      <w:r>
-        <w:br/>
-      </w:r>
-      <w:r>
-        <w:rPr>
-          <w:rStyle w:val="VerbatimChar"/>
-        </w:rPr>
-        <w:t xml:space="preserve">## time zone: Etc/UTC</w:t>
-      </w:r>
-      <w:r>
-        <w:br/>
-      </w:r>
-      <w:r>
-        <w:rPr>
-          <w:rStyle w:val="VerbatimChar"/>
-        </w:rPr>
-        <w:t xml:space="preserve">## tzcode source: system (glibc)</w:t>
-      </w:r>
-      <w:r>
-        <w:br/>
-      </w:r>
-      <w:r>
-        <w:rPr>
-          <w:rStyle w:val="VerbatimChar"/>
-        </w:rPr>
-        <w:t xml:space="preserve">## </w:t>
-      </w:r>
-      <w:r>
-        <w:br/>
-      </w:r>
-      <w:r>
-        <w:rPr>
-          <w:rStyle w:val="VerbatimChar"/>
-        </w:rPr>
-        <w:t xml:space="preserve">## attached base packages:</w:t>
-      </w:r>
-      <w:r>
-        <w:br/>
-      </w:r>
-      <w:r>
-        <w:rPr>
-          <w:rStyle w:val="VerbatimChar"/>
-        </w:rPr>
-        <w:t xml:space="preserve">## [1] stats     graphics  grDevices utils     datasets  methods   base     </w:t>
-      </w:r>
-      <w:r>
-        <w:br/>
-      </w:r>
-      <w:r>
-        <w:rPr>
-          <w:rStyle w:val="VerbatimChar"/>
-        </w:rPr>
-        <w:t xml:space="preserve">## </w:t>
-      </w:r>
-      <w:r>
-        <w:br/>
-      </w:r>
-      <w:r>
-        <w:rPr>
-          <w:rStyle w:val="VerbatimChar"/>
-        </w:rPr>
-        <w:t xml:space="preserve">## loaded via a namespace (and not attached):</w:t>
-      </w:r>
-      <w:r>
-        <w:br/>
-      </w:r>
-      <w:r>
-        <w:rPr>
-          <w:rStyle w:val="VerbatimChar"/>
-        </w:rPr>
-        <w:t xml:space="preserve">##  [1] jsonlite_2.0.0   dplyr_1.1.4      compiler_4.3.2   gitcreds_0.1.2  </w:t>
-      </w:r>
-      <w:r>
-        <w:br/>
-      </w:r>
-      <w:r>
-        <w:rPr>
-          <w:rStyle w:val="VerbatimChar"/>
-        </w:rPr>
-        <w:t xml:space="preserve">##  [5] promises_1.2.1   tidyselect_1.2.0 Rcpp_1.0.12      webshot2_0.1.2  </w:t>
-      </w:r>
-      <w:r>
-        <w:br/>
-      </w:r>
-      <w:r>
-        <w:rPr>
-          <w:rStyle w:val="VerbatimChar"/>
-        </w:rPr>
-        <w:t xml:space="preserve">##  [9] xml2_1.5.1       stringr_1.5.1    tidyr_1.3.1      later_1.3.2     </w:t>
-      </w:r>
-      <w:r>
-        <w:br/>
-      </w:r>
-      <w:r>
-        <w:rPr>
-          <w:rStyle w:val="VerbatimChar"/>
-        </w:rPr>
-        <w:t xml:space="preserve">## [13] yaml_2.3.12      fastmap_1.1.1    readr_2.1.5      R6_2.6.1        </w:t>
-      </w:r>
-      <w:r>
-        <w:br/>
-      </w:r>
-      <w:r>
-        <w:rPr>
-          <w:rStyle w:val="VerbatimChar"/>
-        </w:rPr>
-        <w:t xml:space="preserve">## [17] generics_0.1.3   curl_7.0.0       knitr_1.50       tibble_3.3.0    </w:t>
-      </w:r>
-      <w:r>
-        <w:br/>
-      </w:r>
-      <w:r>
-        <w:rPr>
-          <w:rStyle w:val="VerbatimChar"/>
-        </w:rPr>
-        <w:t xml:space="preserve">## [21] bookdown_0.46    rprojroot_2.1.1  pillar_1.9.0     tzdb_0.4.0      </w:t>
-      </w:r>
-      <w:r>
-        <w:br/>
-      </w:r>
-      <w:r>
-        <w:rPr>
-          <w:rStyle w:val="VerbatimChar"/>
-        </w:rPr>
-        <w:t xml:space="preserve">## [25] rlang_1.1.6      utf8_1.2.4       websocket_1.4.4  stringi_1.8.3   </w:t>
-      </w:r>
-      <w:r>
-        <w:br/>
-      </w:r>
-      <w:r>
-        <w:rPr>
-          <w:rStyle w:val="VerbatimChar"/>
-        </w:rPr>
-        <w:t xml:space="preserve">## [29] xfun_0.55        cli_3.6.5        magrittr_2.0.3   ps_1.9.1        </w:t>
-      </w:r>
-      <w:r>
-        <w:br/>
-      </w:r>
-      <w:r>
-        <w:rPr>
-          <w:rStyle w:val="VerbatimChar"/>
-        </w:rPr>
-        <w:t xml:space="preserve">## [33] digest_0.6.34    rvest_1.0.5      processx_3.8.6   hms_1.1.3       </w:t>
-      </w:r>
-      <w:r>
-        <w:br/>
-      </w:r>
-      <w:r>
-        <w:rPr>
-          <w:rStyle w:val="VerbatimChar"/>
-        </w:rPr>
-        <w:t xml:space="preserve">## [37] lifecycle_1.0.4  chromote_0.5.1   vctrs_0.6.5      ottrpal_2.0.0   </w:t>
-      </w:r>
-      <w:r>
-        <w:br/>
-      </w:r>
-      <w:r>
-        <w:rPr>
-          <w:rStyle w:val="VerbatimChar"/>
-        </w:rPr>
-        <w:t xml:space="preserve">## [41] evaluate_1.0.5   glue_1.7.0       spelling_2.3.2   fansi_1.0.6     </w:t>
-      </w:r>
-      <w:r>
-        <w:br/>
-      </w:r>
-      <w:r>
-        <w:rPr>
-          <w:rStyle w:val="VerbatimChar"/>
-        </w:rPr>
-        <w:t xml:space="preserve">## [45] purrr_1.0.2      rmarkdown_2.25   httr_1.4.7       tools_4.3.2     </w:t>
-      </w:r>
-      <w:r>
-        <w:br/>
-      </w:r>
-      <w:r>
-        <w:rPr>
-          <w:rStyle w:val="VerbatimChar"/>
-        </w:rPr>
-        <w:t xml:space="preserve">## [49] pkgconfig_2.0.3  htmltools_0.5.7</w:t>
-      </w:r>
-    </w:p>
-    <w:bookmarkEnd w:id="247"/>
-    <w:bookmarkEnd w:id="248"/>
-    <w:bookmarkStart w:id="294" w:name="modifying-daseh-materials"/>
-    <w:p>
-      <w:pPr>
-        <w:pStyle w:val="Heading1"/>
-      </w:pPr>
-      <w:r>
-        <w:rPr>
-          <w:rStyle w:val="SectionNumber"/>
-        </w:rPr>
-        <w:t xml:space="preserve">4</w:t>
-      </w:r>
-      <w:r>
-        <w:tab/>
-      </w:r>
-      <w:r>
-        <w:t xml:space="preserve">Modifying DaSEH Materials</w:t>
-      </w:r>
-      <w:r>
-        <w:t xml:space="preserve"> </w:t>
-      </w:r>
-    </w:p>
-    <w:bookmarkStart w:id="249" w:name="learning-objectives-3"/>
-    <w:p>
-      <w:pPr>
-        <w:pStyle w:val="Heading2"/>
-      </w:pPr>
-      <w:r>
-        <w:rPr>
-          <w:rStyle w:val="SectionNumber"/>
-        </w:rPr>
-        <w:t xml:space="preserve">4.1</w:t>
-      </w:r>
-      <w:r>
-        <w:tab/>
-      </w:r>
-      <w:r>
-        <w:t xml:space="preserve">Learning Objectives</w:t>
-      </w:r>
-    </w:p>
-    <w:p>
-      <w:pPr>
-        <w:pStyle w:val="FirstParagraph"/>
-      </w:pPr>
-      <w:r>
-        <w:t xml:space="preserve">This chapter will cover how to modify the DaSEH resources to suit your own needs using the following methods:</w:t>
-      </w:r>
-    </w:p>
-    <w:p>
-      <w:pPr>
-        <w:numPr>
-          <w:ilvl w:val="0"/>
-          <w:numId w:val="1049"/>
-        </w:numPr>
-        <w:pStyle w:val="Compact"/>
-      </w:pPr>
-      <w:r>
-        <w:t xml:space="preserve">Modify the website</w:t>
-      </w:r>
-    </w:p>
-    <w:p>
-      <w:pPr>
-        <w:numPr>
-          <w:ilvl w:val="0"/>
-          <w:numId w:val="1049"/>
-        </w:numPr>
-        <w:pStyle w:val="Compact"/>
-      </w:pPr>
-      <w:r>
-        <w:t xml:space="preserve">Modify module lecture slides</w:t>
-      </w:r>
-    </w:p>
-    <w:p>
-      <w:pPr>
-        <w:numPr>
-          <w:ilvl w:val="0"/>
-          <w:numId w:val="1049"/>
-        </w:numPr>
-        <w:pStyle w:val="Compact"/>
-      </w:pPr>
-      <w:r>
-        <w:t xml:space="preserve">Modify module labs and lab keys</w:t>
-      </w:r>
-    </w:p>
-    <w:p>
-      <w:pPr>
-        <w:numPr>
-          <w:ilvl w:val="0"/>
-          <w:numId w:val="1049"/>
-        </w:numPr>
-        <w:pStyle w:val="Compact"/>
-      </w:pPr>
-      <w:r>
-        <w:t xml:space="preserve">Modify codeathon resources</w:t>
-      </w:r>
-    </w:p>
-    <w:bookmarkEnd w:id="249"/>
-    <w:bookmarkStart w:id="265" w:name="modify-the-website"/>
-    <w:p>
-      <w:pPr>
-        <w:pStyle w:val="Heading2"/>
-      </w:pPr>
-      <w:r>
-        <w:rPr>
-          <w:rStyle w:val="SectionNumber"/>
-        </w:rPr>
-        <w:t xml:space="preserve">4.2</w:t>
-      </w:r>
-      <w:r>
-        <w:tab/>
-      </w:r>
-      <w:r>
-        <w:t xml:space="preserve">Modify the website</w:t>
-      </w:r>
-    </w:p>
-    <w:p>
-      <w:pPr>
-        <w:pStyle w:val="FirstParagraph"/>
-      </w:pPr>
-      <w:r>
-        <w:t xml:space="preserve">If you would like to make a copy of our website to modify for your own use, there are a couple of options.</w:t>
-      </w:r>
-    </w:p>
-    <w:p>
-      <w:pPr>
-        <w:numPr>
-          <w:ilvl w:val="0"/>
-          <w:numId w:val="1050"/>
-        </w:numPr>
-      </w:pPr>
-      <w:r>
-        <w:t xml:space="preserve">You can</w:t>
-      </w:r>
-      <w:r>
-        <w:t xml:space="preserve"> </w:t>
-      </w:r>
-      <w:r>
-        <w:t xml:space="preserve">“</w:t>
-      </w:r>
-      <w:r>
-        <w:t xml:space="preserve">fork</w:t>
-      </w:r>
-      <w:r>
-        <w:t xml:space="preserve">”</w:t>
-      </w:r>
-      <w:r>
-        <w:t xml:space="preserve"> </w:t>
-      </w:r>
-      <w:r>
-        <w:t xml:space="preserve">our repository so that you can keep track of changes that we make and send us suggestions if you’d like. This also allows you to use the same infrastructure that we did to create our website. Please be sure to update the website so that it is clear who ultimately made your site and please indicate that you are using our resources or a modified version of our resources.</w:t>
-      </w:r>
-    </w:p>
-    <w:p>
-      <w:pPr>
-        <w:numPr>
-          <w:ilvl w:val="0"/>
-          <w:numId w:val="1050"/>
-        </w:numPr>
       </w:pPr>
       <w:r>
         <w:t xml:space="preserve">You can copy the files from our repository into your own website - to access the contents of the files, go to</w:t>
@@ -9736,7 +10015,7 @@
         <w:t xml:space="preserve">. This allows you to use whatever website setup you would like.</w:t>
       </w:r>
     </w:p>
-    <w:bookmarkStart w:id="264" w:name="creating-a-fork-of-our-repository"/>
+    <w:bookmarkStart w:id="276" w:name="creating-a-fork-of-our-repository"/>
     <w:p>
       <w:pPr>
         <w:pStyle w:val="Heading3"/>
@@ -9789,18 +10068,18 @@
           <wp:inline>
             <wp:extent cx="5334000" cy="3000375"/>
             <wp:effectExtent b="0" l="0" r="0" t="0"/>
-            <wp:docPr descr="" title="" id="251" name="Picture"/>
+            <wp:docPr descr="" title="" id="263" name="Picture"/>
             <a:graphic>
               <a:graphicData uri="http://schemas.openxmlformats.org/drawingml/2006/picture">
                 <pic:pic>
                   <pic:nvPicPr>
-                    <pic:cNvPr descr="04-daseh_modification_files/figure-docx//1vCiMPvvsdwQjiMWjf0YuSpTkG0DGXsy1614cRiFc7ns_g3b693ca2b53_0_0.png" id="252" name="Picture"/>
+                    <pic:cNvPr descr="04-daseh_modification_files/figure-docx//1vCiMPvvsdwQjiMWjf0YuSpTkG0DGXsy1614cRiFc7ns_g3b693ca2b53_0_0.png" id="264" name="Picture"/>
                     <pic:cNvPicPr>
                       <a:picLocks noChangeArrowheads="1" noChangeAspect="1"/>
                     </pic:cNvPicPr>
                   </pic:nvPicPr>
                   <pic:blipFill>
-                    <a:blip r:embed="rId250"/>
+                    <a:blip r:embed="rId262"/>
                     <a:stretch>
                       <a:fillRect/>
                     </a:stretch>
@@ -9910,18 +10189,18 @@
           <wp:inline>
             <wp:extent cx="5334000" cy="3000375"/>
             <wp:effectExtent b="0" l="0" r="0" t="0"/>
-            <wp:docPr descr="" title="" id="254" name="Picture"/>
+            <wp:docPr descr="" title="" id="266" name="Picture"/>
             <a:graphic>
               <a:graphicData uri="http://schemas.openxmlformats.org/drawingml/2006/picture">
                 <pic:pic>
                   <pic:nvPicPr>
-                    <pic:cNvPr descr="04-daseh_modification_files/figure-docx//1vCiMPvvsdwQjiMWjf0YuSpTkG0DGXsy1614cRiFc7ns_g3b693ca2b53_0_7.png" id="255" name="Picture"/>
+                    <pic:cNvPr descr="04-daseh_modification_files/figure-docx//1vCiMPvvsdwQjiMWjf0YuSpTkG0DGXsy1614cRiFc7ns_g3b693ca2b53_0_7.png" id="267" name="Picture"/>
                     <pic:cNvPicPr>
                       <a:picLocks noChangeArrowheads="1" noChangeAspect="1"/>
                     </pic:cNvPicPr>
                   </pic:nvPicPr>
                   <pic:blipFill>
-                    <a:blip r:embed="rId253"/>
+                    <a:blip r:embed="rId265"/>
                     <a:stretch>
                       <a:fillRect/>
                     </a:stretch>
@@ -9960,7 +10239,7 @@
       <w:pPr>
         <w:numPr>
           <w:ilvl w:val="0"/>
-          <w:numId w:val="1051"/>
+          <w:numId w:val="1049"/>
         </w:numPr>
         <w:pStyle w:val="Compact"/>
       </w:pPr>
@@ -9972,7 +10251,7 @@
       <w:pPr>
         <w:numPr>
           <w:ilvl w:val="0"/>
-          <w:numId w:val="1052"/>
+          <w:numId w:val="1050"/>
         </w:numPr>
         <w:pStyle w:val="Compact"/>
       </w:pPr>
@@ -10002,7 +10281,7 @@
       <w:pPr>
         <w:numPr>
           <w:ilvl w:val="0"/>
-          <w:numId w:val="1052"/>
+          <w:numId w:val="1050"/>
         </w:numPr>
         <w:pStyle w:val="Compact"/>
       </w:pPr>
@@ -10032,7 +10311,7 @@
       <w:pPr>
         <w:numPr>
           <w:ilvl w:val="0"/>
-          <w:numId w:val="1052"/>
+          <w:numId w:val="1050"/>
         </w:numPr>
         <w:pStyle w:val="Compact"/>
       </w:pPr>
@@ -10058,823 +10337,6 @@
     <w:p>
       <w:pPr>
         <w:pStyle w:val="FirstParagraph"/>
-      </w:pPr>
-      <w:r>
-        <w:drawing>
-          <wp:inline>
-            <wp:extent cx="5334000" cy="3000375"/>
-            <wp:effectExtent b="0" l="0" r="0" t="0"/>
-            <wp:docPr descr="" title="" id="257" name="Picture"/>
-            <a:graphic>
-              <a:graphicData uri="http://schemas.openxmlformats.org/drawingml/2006/picture">
-                <pic:pic>
-                  <pic:nvPicPr>
-                    <pic:cNvPr descr="04-daseh_modification_files/figure-docx//1vCiMPvvsdwQjiMWjf0YuSpTkG0DGXsy1614cRiFc7ns_g3b693ca2b53_0_21.png" id="258" name="Picture"/>
-                    <pic:cNvPicPr>
-                      <a:picLocks noChangeArrowheads="1" noChangeAspect="1"/>
-                    </pic:cNvPicPr>
-                  </pic:nvPicPr>
-                  <pic:blipFill>
-                    <a:blip r:embed="rId256"/>
-                    <a:stretch>
-                      <a:fillRect/>
-                    </a:stretch>
-                  </pic:blipFill>
-                  <pic:spPr bwMode="auto">
-                    <a:xfrm>
-                      <a:off x="0" y="0"/>
-                      <a:ext cx="5334000" cy="3000375"/>
-                    </a:xfrm>
-                    <a:prstGeom prst="rect">
-                      <a:avLst/>
-                    </a:prstGeom>
-                    <a:noFill/>
-                    <a:ln w="9525">
-                      <a:noFill/>
-                      <a:headEnd/>
-                      <a:tailEnd/>
-                    </a:ln>
-                  </pic:spPr>
-                </pic:pic>
-              </a:graphicData>
-            </a:graphic>
-          </wp:inline>
-        </w:drawing>
-      </w:r>
-    </w:p>
-    <w:p>
-      <w:pPr>
-        <w:numPr>
-          <w:ilvl w:val="0"/>
-          <w:numId w:val="1053"/>
-        </w:numPr>
-        <w:pStyle w:val="Compact"/>
-      </w:pPr>
-      <w:r>
-        <w:t xml:space="preserve">Create a secret (to give you the right permissions)</w:t>
-      </w:r>
-    </w:p>
-    <w:p>
-      <w:pPr>
-        <w:pStyle w:val="FirstParagraph"/>
-      </w:pPr>
-      <w:r>
-        <w:t xml:space="preserve">This allows you to run the GitHub actions that we use safely.</w:t>
-      </w:r>
-    </w:p>
-    <w:p>
-      <w:pPr>
-        <w:numPr>
-          <w:ilvl w:val="0"/>
-          <w:numId w:val="1054"/>
-        </w:numPr>
-        <w:pStyle w:val="Compact"/>
-      </w:pPr>
-      <w:r>
-        <w:t xml:space="preserve">Click on your profile photo in the upper right corner</w:t>
-      </w:r>
-    </w:p>
-    <w:p>
-      <w:pPr>
-        <w:numPr>
-          <w:ilvl w:val="0"/>
-          <w:numId w:val="1054"/>
-        </w:numPr>
-        <w:pStyle w:val="Compact"/>
-      </w:pPr>
-      <w:r>
-        <w:t xml:space="preserve">Scroll down to Settings in the menu that pops up and right click to open it in a new tab</w:t>
-      </w:r>
-    </w:p>
-    <w:p>
-      <w:pPr>
-        <w:numPr>
-          <w:ilvl w:val="0"/>
-          <w:numId w:val="1054"/>
-        </w:numPr>
-        <w:pStyle w:val="Compact"/>
-      </w:pPr>
-      <w:r>
-        <w:t xml:space="preserve">Scroll all the way down on the left menu to the bottom where it says Developer Settings</w:t>
-      </w:r>
-    </w:p>
-    <w:p>
-      <w:pPr>
-        <w:numPr>
-          <w:ilvl w:val="0"/>
-          <w:numId w:val="1054"/>
-        </w:numPr>
-        <w:pStyle w:val="Compact"/>
-      </w:pPr>
-      <w:r>
-        <w:t xml:space="preserve">Score down on the left side menu and click on Personal Access Tokens</w:t>
-      </w:r>
-    </w:p>
-    <w:p>
-      <w:pPr>
-        <w:numPr>
-          <w:ilvl w:val="0"/>
-          <w:numId w:val="1054"/>
-        </w:numPr>
-        <w:pStyle w:val="Compact"/>
-      </w:pPr>
-      <w:r>
-        <w:t xml:space="preserve">Select Tokens (classic)</w:t>
-      </w:r>
-    </w:p>
-    <w:p>
-      <w:pPr>
-        <w:numPr>
-          <w:ilvl w:val="0"/>
-          <w:numId w:val="1054"/>
-        </w:numPr>
-        <w:pStyle w:val="Compact"/>
-      </w:pPr>
-      <w:r>
-        <w:t xml:space="preserve">Click the Generate new token button that is in the upper right</w:t>
-      </w:r>
-    </w:p>
-    <w:p>
-      <w:pPr>
-        <w:numPr>
-          <w:ilvl w:val="0"/>
-          <w:numId w:val="1054"/>
-        </w:numPr>
-        <w:pStyle w:val="Compact"/>
-      </w:pPr>
-      <w:r>
-        <w:t xml:space="preserve">Select Generate new token (classic)</w:t>
-      </w:r>
-    </w:p>
-    <w:p>
-      <w:pPr>
-        <w:numPr>
-          <w:ilvl w:val="0"/>
-          <w:numId w:val="1054"/>
-        </w:numPr>
-        <w:pStyle w:val="Compact"/>
-      </w:pPr>
-      <w:r>
-        <w:t xml:space="preserve">Confirm your access with any two factor authentication if you have that set up</w:t>
-      </w:r>
-    </w:p>
-    <w:p>
-      <w:pPr>
-        <w:numPr>
-          <w:ilvl w:val="0"/>
-          <w:numId w:val="1054"/>
-        </w:numPr>
-        <w:pStyle w:val="Compact"/>
-      </w:pPr>
-      <w:r>
-        <w:t xml:space="preserve">Name your token GH_PAT in the</w:t>
-      </w:r>
-      <w:r>
-        <w:t xml:space="preserve"> </w:t>
-      </w:r>
-      <w:r>
-        <w:t xml:space="preserve">“</w:t>
-      </w:r>
-      <w:r>
-        <w:t xml:space="preserve">Note</w:t>
-      </w:r>
-      <w:r>
-        <w:t xml:space="preserve">”</w:t>
-      </w:r>
-      <w:r>
-        <w:t xml:space="preserve"> </w:t>
-      </w:r>
-      <w:r>
-        <w:t xml:space="preserve">section</w:t>
-      </w:r>
-    </w:p>
-    <w:p>
-      <w:pPr>
-        <w:pStyle w:val="FirstParagraph"/>
-      </w:pPr>
-      <w:r>
-        <w:t xml:space="preserve">Note that your token will expire based on the date that you set in the Expiration section. You will have to complete this process again when your token expires. GitHub will let you know as you will get an error about credentials. It is a good idea to use the default settings. You will just repeat this process when the time comes. This</w:t>
-      </w:r>
-      <w:r>
-        <w:t xml:space="preserve"> </w:t>
-      </w:r>
-      <w:hyperlink r:id="rId259">
-        <w:r>
-          <w:rPr>
-            <w:rStyle w:val="Hyperlink"/>
-          </w:rPr>
-          <w:t xml:space="preserve">cheatsheet</w:t>
-        </w:r>
-      </w:hyperlink>
-      <w:r>
-        <w:t xml:space="preserve"> </w:t>
-      </w:r>
-      <w:r>
-        <w:t xml:space="preserve">may also be helpful.</w:t>
-      </w:r>
-    </w:p>
-    <w:p>
-      <w:pPr>
-        <w:numPr>
-          <w:ilvl w:val="0"/>
-          <w:numId w:val="1055"/>
-        </w:numPr>
-      </w:pPr>
-      <w:r>
-        <w:t xml:space="preserve">Underneath Select Scopes (where the check boxes are), check repository (so everything under it is checked) and workflow</w:t>
-      </w:r>
-    </w:p>
-    <w:p>
-      <w:pPr>
-        <w:numPr>
-          <w:ilvl w:val="0"/>
-          <w:numId w:val="1055"/>
-        </w:numPr>
-      </w:pPr>
-      <w:r>
-        <w:t xml:space="preserve">Click the green Generate Token button at the bottom</w:t>
-      </w:r>
-    </w:p>
-    <w:p>
-      <w:pPr>
-        <w:numPr>
-          <w:ilvl w:val="0"/>
-          <w:numId w:val="1055"/>
-        </w:numPr>
-      </w:pPr>
-      <w:r>
-        <w:t xml:space="preserve">Copy your personal access token (Note that you will note have access to it again, you can always however just make a new one. Do not store it anywhere public.)</w:t>
-      </w:r>
-    </w:p>
-    <w:p>
-      <w:pPr>
-        <w:numPr>
-          <w:ilvl w:val="0"/>
-          <w:numId w:val="1056"/>
-        </w:numPr>
-        <w:pStyle w:val="Compact"/>
-      </w:pPr>
-      <w:r>
-        <w:t xml:space="preserve">Add your secret to your repository</w:t>
-      </w:r>
-    </w:p>
-    <w:p>
-      <w:pPr>
-        <w:pStyle w:val="FirstParagraph"/>
-      </w:pPr>
-      <w:r>
-        <w:t xml:space="preserve">Now that your secret is ready we will add it back to our website repository that we created from the DaSEH repository.</w:t>
-      </w:r>
-    </w:p>
-    <w:p>
-      <w:pPr>
-        <w:numPr>
-          <w:ilvl w:val="0"/>
-          <w:numId w:val="1057"/>
-        </w:numPr>
-        <w:pStyle w:val="Compact"/>
-      </w:pPr>
-      <w:r>
-        <w:t xml:space="preserve">Go to Settings at the top menu of your repository</w:t>
-      </w:r>
-    </w:p>
-    <w:p>
-      <w:pPr>
-        <w:numPr>
-          <w:ilvl w:val="0"/>
-          <w:numId w:val="1057"/>
-        </w:numPr>
-        <w:pStyle w:val="Compact"/>
-      </w:pPr>
-      <w:r>
-        <w:t xml:space="preserve">Go to Secrets and variables in the left side menu</w:t>
-      </w:r>
-    </w:p>
-    <w:p>
-      <w:pPr>
-        <w:numPr>
-          <w:ilvl w:val="0"/>
-          <w:numId w:val="1057"/>
-        </w:numPr>
-        <w:pStyle w:val="Compact"/>
-      </w:pPr>
-      <w:r>
-        <w:t xml:space="preserve">Click on Actions</w:t>
-      </w:r>
-    </w:p>
-    <w:p>
-      <w:pPr>
-        <w:numPr>
-          <w:ilvl w:val="0"/>
-          <w:numId w:val="1057"/>
-        </w:numPr>
-        <w:pStyle w:val="Compact"/>
-      </w:pPr>
-      <w:r>
-        <w:t xml:space="preserve">Under Repository secrets, click on the green</w:t>
-      </w:r>
-      <w:r>
-        <w:t xml:space="preserve"> </w:t>
-      </w:r>
-      <w:r>
-        <w:t xml:space="preserve">“</w:t>
-      </w:r>
-      <w:r>
-        <w:t xml:space="preserve">New repository secrets</w:t>
-      </w:r>
-      <w:r>
-        <w:t xml:space="preserve">”</w:t>
-      </w:r>
-      <w:r>
-        <w:t xml:space="preserve"> </w:t>
-      </w:r>
-      <w:r>
-        <w:t xml:space="preserve">button</w:t>
-      </w:r>
-    </w:p>
-    <w:p>
-      <w:pPr>
-        <w:numPr>
-          <w:ilvl w:val="0"/>
-          <w:numId w:val="1057"/>
-        </w:numPr>
-        <w:pStyle w:val="Compact"/>
-      </w:pPr>
-      <w:r>
-        <w:t xml:space="preserve">Under name, enter GH_PAT</w:t>
-      </w:r>
-    </w:p>
-    <w:p>
-      <w:pPr>
-        <w:numPr>
-          <w:ilvl w:val="0"/>
-          <w:numId w:val="1057"/>
-        </w:numPr>
-        <w:pStyle w:val="Compact"/>
-      </w:pPr>
-      <w:r>
-        <w:t xml:space="preserve">For the secret section paste the secret that you copied</w:t>
-      </w:r>
-    </w:p>
-    <w:p>
-      <w:pPr>
-        <w:numPr>
-          <w:ilvl w:val="0"/>
-          <w:numId w:val="1057"/>
-        </w:numPr>
-        <w:pStyle w:val="Compact"/>
-      </w:pPr>
-      <w:r>
-        <w:t xml:space="preserve">Click the green</w:t>
-      </w:r>
-      <w:r>
-        <w:t xml:space="preserve"> </w:t>
-      </w:r>
-      <w:r>
-        <w:t xml:space="preserve">“</w:t>
-      </w:r>
-      <w:r>
-        <w:t xml:space="preserve">Add secret</w:t>
-      </w:r>
-      <w:r>
-        <w:t xml:space="preserve">”</w:t>
-      </w:r>
-      <w:r>
-        <w:t xml:space="preserve"> </w:t>
-      </w:r>
-      <w:r>
-        <w:t xml:space="preserve">button.</w:t>
-      </w:r>
-    </w:p>
-    <w:p>
-      <w:pPr>
-        <w:pStyle w:val="FirstParagraph"/>
-      </w:pPr>
-      <w:r>
-        <w:t xml:space="preserve">Note that GitHub sometimes changes their website, so this process might slightly change. We will try to keep this information up-to-date however.</w:t>
-      </w:r>
-    </w:p>
-    <w:p>
-      <w:pPr>
-        <w:pStyle w:val="BodyText"/>
-      </w:pPr>
-      <w:r>
-        <w:t xml:space="preserve">Nice! Now you are ready to modify your new website. You can find your rendered website under the repository settings tab (top menu) and scrolling down to pages (left menu) again.</w:t>
-      </w:r>
-    </w:p>
-    <w:p>
-      <w:pPr>
-        <w:pStyle w:val="BodyText"/>
-      </w:pPr>
-      <w:r>
-        <w:t xml:space="preserve">You will see that the page now lists a link for your new website. You can click</w:t>
-      </w:r>
-      <w:r>
-        <w:t xml:space="preserve"> </w:t>
-      </w:r>
-      <w:r>
-        <w:t xml:space="preserve">“</w:t>
-      </w:r>
-      <w:r>
-        <w:t xml:space="preserve">Visit site</w:t>
-      </w:r>
-      <w:r>
-        <w:t xml:space="preserve">”</w:t>
-      </w:r>
-      <w:r>
-        <w:t xml:space="preserve"> </w:t>
-      </w:r>
-      <w:r>
-        <w:t xml:space="preserve">to see your website or copy and paste the link. This is the link you can share with students/learners.</w:t>
-      </w:r>
-    </w:p>
-    <w:p>
-      <w:pPr>
-        <w:pStyle w:val="BodyText"/>
-      </w:pPr>
-      <w:r>
-        <w:drawing>
-          <wp:inline>
-            <wp:extent cx="5334000" cy="3000375"/>
-            <wp:effectExtent b="0" l="0" r="0" t="0"/>
-            <wp:docPr descr="" title="" id="261" name="Picture"/>
-            <a:graphic>
-              <a:graphicData uri="http://schemas.openxmlformats.org/drawingml/2006/picture">
-                <pic:pic>
-                  <pic:nvPicPr>
-                    <pic:cNvPr descr="04-daseh_modification_files/figure-docx//1vCiMPvvsdwQjiMWjf0YuSpTkG0DGXsy1614cRiFc7ns_g3b693ca2b53_0_30.png" id="262" name="Picture"/>
-                    <pic:cNvPicPr>
-                      <a:picLocks noChangeArrowheads="1" noChangeAspect="1"/>
-                    </pic:cNvPicPr>
-                  </pic:nvPicPr>
-                  <pic:blipFill>
-                    <a:blip r:embed="rId260"/>
-                    <a:stretch>
-                      <a:fillRect/>
-                    </a:stretch>
-                  </pic:blipFill>
-                  <pic:spPr bwMode="auto">
-                    <a:xfrm>
-                      <a:off x="0" y="0"/>
-                      <a:ext cx="5334000" cy="3000375"/>
-                    </a:xfrm>
-                    <a:prstGeom prst="rect">
-                      <a:avLst/>
-                    </a:prstGeom>
-                    <a:noFill/>
-                    <a:ln w="9525">
-                      <a:noFill/>
-                      <a:headEnd/>
-                      <a:tailEnd/>
-                    </a:ln>
-                  </pic:spPr>
-                </pic:pic>
-              </a:graphicData>
-            </a:graphic>
-          </wp:inline>
-        </w:drawing>
-      </w:r>
-    </w:p>
-    <w:p>
-      <w:pPr>
-        <w:pStyle w:val="BodyText"/>
-      </w:pPr>
-      <w:r>
-        <w:t xml:space="preserve">Currently your website should look exactly like ours. Now you are ready to actually modify some files. To do so go to the main page of your repository.</w:t>
-      </w:r>
-    </w:p>
-    <w:p>
-      <w:pPr>
-        <w:pStyle w:val="BodyText"/>
-      </w:pPr>
-      <w:r>
-        <w:t xml:space="preserve">You can either click the green code button to clone the repository to work on your local machine (say on RStudio) which is trickier but recommended as you can actually test any changes to your code on your machine or you can modify the files directly on GitHub.</w:t>
-      </w:r>
-    </w:p>
-    <w:p>
-      <w:pPr>
-        <w:pStyle w:val="BodyText"/>
-      </w:pPr>
-      <w:r>
-        <w:t xml:space="preserve">Please see this guide on how to make changes with either method:</w:t>
-      </w:r>
-      <w:r>
-        <w:t xml:space="preserve"> </w:t>
-      </w:r>
-      <w:hyperlink r:id="rId263">
-        <w:r>
-          <w:rPr>
-            <w:rStyle w:val="Hyperlink"/>
-          </w:rPr>
-          <w:t xml:space="preserve">https://www.ottrproject.org/editing_website.html</w:t>
-        </w:r>
-      </w:hyperlink>
-      <w:r>
-        <w:t xml:space="preserve">.</w:t>
-      </w:r>
-    </w:p>
-    <w:p>
-      <w:pPr>
-        <w:pStyle w:val="BodyText"/>
-      </w:pPr>
-      <w:r>
-        <w:t xml:space="preserve">Note that lecture slides and lab files will be within the modules folder and organized by topic.</w:t>
-      </w:r>
-    </w:p>
-    <w:p>
-      <w:pPr>
-        <w:pStyle w:val="BodyText"/>
-      </w:pPr>
-      <w:r>
-        <w:t xml:space="preserve">We will now talk about how to modify these files.</w:t>
-      </w:r>
-    </w:p>
-    <w:bookmarkEnd w:id="264"/>
-    <w:bookmarkEnd w:id="265"/>
-    <w:bookmarkStart w:id="281" w:name="modify-module-slides"/>
-    <w:p>
-      <w:pPr>
-        <w:pStyle w:val="Heading2"/>
-      </w:pPr>
-      <w:r>
-        <w:rPr>
-          <w:rStyle w:val="SectionNumber"/>
-        </w:rPr>
-        <w:t xml:space="preserve">4.3</w:t>
-      </w:r>
-      <w:r>
-        <w:tab/>
-      </w:r>
-      <w:r>
-        <w:t xml:space="preserve">Modify module slides</w:t>
-      </w:r>
-    </w:p>
-    <w:p>
-      <w:pPr>
-        <w:pStyle w:val="FirstParagraph"/>
-      </w:pPr>
-      <w:r>
-        <w:t xml:space="preserve">The modules are written in</w:t>
-      </w:r>
-      <w:r>
-        <w:t xml:space="preserve"> </w:t>
-      </w:r>
-      <w:hyperlink r:id="rId106">
-        <w:r>
-          <w:rPr>
-            <w:rStyle w:val="Hyperlink"/>
-          </w:rPr>
-          <w:t xml:space="preserve">R Markdown</w:t>
-        </w:r>
-      </w:hyperlink>
-      <w:r>
-        <w:t xml:space="preserve"> </w:t>
-      </w:r>
-      <w:r>
-        <w:t xml:space="preserve">documents and developed within an RStudio project. R Markdown documents are denoted with the file extension</w:t>
-      </w:r>
-      <w:r>
-        <w:t xml:space="preserve"> </w:t>
-      </w:r>
-      <w:r>
-        <w:t xml:space="preserve">“</w:t>
-      </w:r>
-      <w:r>
-        <w:t xml:space="preserve">.Rmd</w:t>
-      </w:r>
-      <w:r>
-        <w:t xml:space="preserve">”</w:t>
-      </w:r>
-      <w:r>
-        <w:t xml:space="preserve"> </w:t>
-      </w:r>
-      <w:r>
-        <w:t xml:space="preserve">and allow for the inclusion of code chunks and outputs in a written report. They are written using</w:t>
-      </w:r>
-      <w:r>
-        <w:t xml:space="preserve"> </w:t>
-      </w:r>
-      <w:hyperlink r:id="rId266">
-        <w:r>
-          <w:rPr>
-            <w:rStyle w:val="Hyperlink"/>
-          </w:rPr>
-          <w:t xml:space="preserve">Markdown syntax</w:t>
-        </w:r>
-      </w:hyperlink>
-      <w:r>
-        <w:t xml:space="preserve">. RStudio projects are used to organize files. The</w:t>
-      </w:r>
-      <w:r>
-        <w:t xml:space="preserve"> </w:t>
-      </w:r>
-      <w:hyperlink r:id="rId267">
-        <w:r>
-          <w:rPr>
-            <w:rStyle w:val="Hyperlink"/>
-          </w:rPr>
-          <w:t xml:space="preserve">knitr</w:t>
-        </w:r>
-      </w:hyperlink>
-      <w:r>
-        <w:t xml:space="preserve"> </w:t>
-      </w:r>
-      <w:r>
-        <w:t xml:space="preserve">package</w:t>
-      </w:r>
-      <w:r>
-        <w:t xml:space="preserve"> </w:t>
-      </w:r>
-      <w:r>
-        <w:t xml:space="preserve">“</w:t>
-      </w:r>
-      <w:r>
-        <w:t xml:space="preserve">knits</w:t>
-      </w:r>
-      <w:r>
-        <w:t xml:space="preserve">”</w:t>
-      </w:r>
-      <w:r>
-        <w:t xml:space="preserve"> </w:t>
-      </w:r>
-      <w:r>
-        <w:t xml:space="preserve">the case study written in R Markdown and outputs the document as an HTML file. DaSEH uses these HTML files to post the materials online.</w:t>
-      </w:r>
-    </w:p>
-    <w:p>
-      <w:pPr>
-        <w:pStyle w:val="BodyText"/>
-      </w:pPr>
-      <w:r>
-        <w:t xml:space="preserve">See the above sections about modifying the website to get the files that were used for the module lectures.</w:t>
-      </w:r>
-    </w:p>
-    <w:p>
-      <w:pPr>
-        <w:pStyle w:val="BodyText"/>
-      </w:pPr>
-      <w:r>
-        <w:t xml:space="preserve">Each of the lectures can be found within the</w:t>
-      </w:r>
-      <w:r>
-        <w:t xml:space="preserve"> </w:t>
-      </w:r>
-      <w:hyperlink r:id="rId202">
-        <w:r>
-          <w:rPr>
-            <w:rStyle w:val="Hyperlink"/>
-          </w:rPr>
-          <w:t xml:space="preserve">modules directory</w:t>
-        </w:r>
-      </w:hyperlink>
-      <w:r>
-        <w:t xml:space="preserve"> </w:t>
-      </w:r>
-      <w:r>
-        <w:t xml:space="preserve">of our DaSEH GitHub repository.</w:t>
-      </w:r>
-    </w:p>
-    <w:p>
-      <w:pPr>
-        <w:pStyle w:val="BodyText"/>
-      </w:pPr>
-      <w:r>
-        <w:t xml:space="preserve">Each module folder contains the lecture slides within the .Rmd file.</w:t>
-      </w:r>
-    </w:p>
-    <w:p>
-      <w:pPr>
-        <w:pStyle w:val="BodyText"/>
-      </w:pPr>
-      <w:r>
-        <w:t xml:space="preserve">To edit a lecture, locate the appropriate directory within</w:t>
-      </w:r>
-      <w:r>
-        <w:t xml:space="preserve"> </w:t>
-      </w:r>
-      <w:r>
-        <w:rPr>
-          <w:rStyle w:val="VerbatimChar"/>
-        </w:rPr>
-        <w:t xml:space="preserve">modules</w:t>
-      </w:r>
-      <w:r>
-        <w:t xml:space="preserve"> </w:t>
-      </w:r>
-      <w:r>
-        <w:t xml:space="preserve">and edit the</w:t>
-      </w:r>
-      <w:r>
-        <w:t xml:space="preserve"> </w:t>
-      </w:r>
-      <w:r>
-        <w:rPr>
-          <w:rStyle w:val="VerbatimChar"/>
-        </w:rPr>
-        <w:t xml:space="preserve">.Rmd</w:t>
-      </w:r>
-      <w:r>
-        <w:t xml:space="preserve"> </w:t>
-      </w:r>
-      <w:r>
-        <w:t xml:space="preserve">file. For example, if you want to edit the Statistics lecture, you’d edit</w:t>
-      </w:r>
-      <w:r>
-        <w:t xml:space="preserve"> </w:t>
-      </w:r>
-      <w:r>
-        <w:rPr>
-          <w:rStyle w:val="VerbatimChar"/>
-        </w:rPr>
-        <w:t xml:space="preserve">Statistics.Rmd</w:t>
-      </w:r>
-      <w:r>
-        <w:t xml:space="preserve"> </w:t>
-      </w:r>
-      <w:r>
-        <w:t xml:space="preserve">in the</w:t>
-      </w:r>
-      <w:r>
-        <w:t xml:space="preserve"> </w:t>
-      </w:r>
-      <w:r>
-        <w:rPr>
-          <w:rStyle w:val="VerbatimChar"/>
-        </w:rPr>
-        <w:t xml:space="preserve">modules/Statistics/</w:t>
-      </w:r>
-      <w:r>
-        <w:t xml:space="preserve"> </w:t>
-      </w:r>
-      <w:r>
-        <w:t xml:space="preserve">directory.</w:t>
-      </w:r>
-    </w:p>
-    <w:p>
-      <w:pPr>
-        <w:pStyle w:val="BodyText"/>
-      </w:pPr>
-      <w:r>
-        <w:t xml:space="preserve">** Do not edit the html or pdf files. These are automatically generated by GitHub Actions. **</w:t>
-      </w:r>
-    </w:p>
-    <w:p>
-      <w:pPr>
-        <w:pStyle w:val="BodyText"/>
-      </w:pPr>
-      <w:r>
-        <w:t xml:space="preserve">However, sometimes workflows don’t complete, so it’s always good to double check that htmls and pdfs are appearing as expected on the website once your PR is merged to main.</w:t>
-      </w:r>
-    </w:p>
-    <w:p>
-      <w:pPr>
-        <w:pStyle w:val="BodyText"/>
-      </w:pPr>
-      <w:r>
-        <w:t xml:space="preserve">You will notice that</w:t>
-      </w:r>
-      <w:r>
-        <w:t xml:space="preserve"> </w:t>
-      </w:r>
-      <w:r>
-        <w:rPr>
-          <w:rStyle w:val="VerbatimChar"/>
-        </w:rPr>
-        <w:t xml:space="preserve">##</w:t>
-      </w:r>
-      <w:r>
-        <w:t xml:space="preserve"> </w:t>
-      </w:r>
-      <w:r>
-        <w:t xml:space="preserve">is used throughout the file. This indicates where the start of a new slide is.</w:t>
-      </w:r>
-    </w:p>
-    <w:p>
-      <w:pPr>
-        <w:pStyle w:val="BodyText"/>
-      </w:pPr>
-      <w:r>
-        <w:t xml:space="preserve">A single</w:t>
-      </w:r>
-      <w:r>
-        <w:t xml:space="preserve"> </w:t>
-      </w:r>
-      <w:r>
-        <w:rPr>
-          <w:rStyle w:val="VerbatimChar"/>
-        </w:rPr>
-        <w:t xml:space="preserve">#</w:t>
-      </w:r>
-      <w:r>
-        <w:t xml:space="preserve"> </w:t>
-      </w:r>
-      <w:r>
-        <w:t xml:space="preserve">indicates a new section slide, which will be a slide that looks like this:</w:t>
-      </w:r>
-    </w:p>
-    <w:p>
-      <w:pPr>
-        <w:pStyle w:val="BodyText"/>
       </w:pPr>
       <w:r>
         <w:drawing>
@@ -10886,7 +10348,7 @@
               <a:graphicData uri="http://schemas.openxmlformats.org/drawingml/2006/picture">
                 <pic:pic>
                   <pic:nvPicPr>
-                    <pic:cNvPr descr="04-daseh_modification_files/figure-docx//1vCiMPvvsdwQjiMWjf0YuSpTkG0DGXsy1614cRiFc7ns_g3ba67d8997e_0_2.png" id="270" name="Picture"/>
+                    <pic:cNvPr descr="04-daseh_modification_files/figure-docx//1vCiMPvvsdwQjiMWjf0YuSpTkG0DGXsy1614cRiFc7ns_g3b693ca2b53_0_21.png" id="270" name="Picture"/>
                     <pic:cNvPicPr>
                       <a:picLocks noChangeArrowheads="1" noChangeAspect="1"/>
                     </pic:cNvPicPr>
@@ -10919,22 +10381,16 @@
         </w:drawing>
       </w:r>
     </w:p>
-    <w:bookmarkStart w:id="272" w:name="emojis-in-slides"/>
-    <w:p>
-      <w:pPr>
-        <w:pStyle w:val="Heading3"/>
-      </w:pPr>
-      <w:r>
-        <w:rPr>
-          <w:rStyle w:val="SectionNumber"/>
-        </w:rPr>
-        <w:t xml:space="preserve">4.3.1</w:t>
-      </w:r>
-      <w:r>
-        <w:tab/>
-      </w:r>
-      <w:r>
-        <w:t xml:space="preserve">Emojis in slides</w:t>
+    <w:p>
+      <w:pPr>
+        <w:numPr>
+          <w:ilvl w:val="0"/>
+          <w:numId w:val="1051"/>
+        </w:numPr>
+        <w:pStyle w:val="Compact"/>
+      </w:pPr>
+      <w:r>
+        <w:t xml:space="preserve">Create a secret (to give you the right permissions)</w:t>
       </w:r>
     </w:p>
     <w:p>
@@ -10942,7 +10398,141 @@
         <w:pStyle w:val="FirstParagraph"/>
       </w:pPr>
       <w:r>
-        <w:t xml:space="preserve">We recommend copying and pasting from</w:t>
+        <w:t xml:space="preserve">This allows you to run the GitHub actions that we use safely.</w:t>
+      </w:r>
+    </w:p>
+    <w:p>
+      <w:pPr>
+        <w:numPr>
+          <w:ilvl w:val="0"/>
+          <w:numId w:val="1052"/>
+        </w:numPr>
+        <w:pStyle w:val="Compact"/>
+      </w:pPr>
+      <w:r>
+        <w:t xml:space="preserve">Click on your profile photo in the upper right corner</w:t>
+      </w:r>
+    </w:p>
+    <w:p>
+      <w:pPr>
+        <w:numPr>
+          <w:ilvl w:val="0"/>
+          <w:numId w:val="1052"/>
+        </w:numPr>
+        <w:pStyle w:val="Compact"/>
+      </w:pPr>
+      <w:r>
+        <w:t xml:space="preserve">Scroll down to Settings in the menu that pops up and right click to open it in a new tab</w:t>
+      </w:r>
+    </w:p>
+    <w:p>
+      <w:pPr>
+        <w:numPr>
+          <w:ilvl w:val="0"/>
+          <w:numId w:val="1052"/>
+        </w:numPr>
+        <w:pStyle w:val="Compact"/>
+      </w:pPr>
+      <w:r>
+        <w:t xml:space="preserve">Scroll all the way down on the left menu to the bottom where it says Developer Settings</w:t>
+      </w:r>
+    </w:p>
+    <w:p>
+      <w:pPr>
+        <w:numPr>
+          <w:ilvl w:val="0"/>
+          <w:numId w:val="1052"/>
+        </w:numPr>
+        <w:pStyle w:val="Compact"/>
+      </w:pPr>
+      <w:r>
+        <w:t xml:space="preserve">Score down on the left side menu and click on Personal Access Tokens</w:t>
+      </w:r>
+    </w:p>
+    <w:p>
+      <w:pPr>
+        <w:numPr>
+          <w:ilvl w:val="0"/>
+          <w:numId w:val="1052"/>
+        </w:numPr>
+        <w:pStyle w:val="Compact"/>
+      </w:pPr>
+      <w:r>
+        <w:t xml:space="preserve">Select Tokens (classic)</w:t>
+      </w:r>
+    </w:p>
+    <w:p>
+      <w:pPr>
+        <w:numPr>
+          <w:ilvl w:val="0"/>
+          <w:numId w:val="1052"/>
+        </w:numPr>
+        <w:pStyle w:val="Compact"/>
+      </w:pPr>
+      <w:r>
+        <w:t xml:space="preserve">Click the Generate new token button that is in the upper right</w:t>
+      </w:r>
+    </w:p>
+    <w:p>
+      <w:pPr>
+        <w:numPr>
+          <w:ilvl w:val="0"/>
+          <w:numId w:val="1052"/>
+        </w:numPr>
+        <w:pStyle w:val="Compact"/>
+      </w:pPr>
+      <w:r>
+        <w:t xml:space="preserve">Select Generate new token (classic)</w:t>
+      </w:r>
+    </w:p>
+    <w:p>
+      <w:pPr>
+        <w:numPr>
+          <w:ilvl w:val="0"/>
+          <w:numId w:val="1052"/>
+        </w:numPr>
+        <w:pStyle w:val="Compact"/>
+      </w:pPr>
+      <w:r>
+        <w:t xml:space="preserve">Confirm your access with any two factor authentication if you have that set up</w:t>
+      </w:r>
+    </w:p>
+    <w:p>
+      <w:pPr>
+        <w:numPr>
+          <w:ilvl w:val="0"/>
+          <w:numId w:val="1052"/>
+        </w:numPr>
+        <w:pStyle w:val="Compact"/>
+      </w:pPr>
+      <w:r>
+        <w:t xml:space="preserve">Name your token GH_PAT in the</w:t>
+      </w:r>
+      <w:r>
+        <w:t xml:space="preserve"> </w:t>
+      </w:r>
+      <w:r>
+        <w:t xml:space="preserve">“</w:t>
+      </w:r>
+      <w:r>
+        <w:t xml:space="preserve">Note</w:t>
+      </w:r>
+      <w:r>
+        <w:t xml:space="preserve">”</w:t>
+      </w:r>
+      <w:r>
+        <w:t xml:space="preserve"> </w:t>
+      </w:r>
+      <w:r>
+        <w:t xml:space="preserve">section</w:t>
+      </w:r>
+    </w:p>
+    <w:p>
+      <w:pPr>
+        <w:pStyle w:val="FirstParagraph"/>
+      </w:pPr>
+      <w:r>
+        <w:t xml:space="preserve">Note that your token will expire based on the date that you set in the Expiration section. You will have to complete this process again when your token expires. GitHub will let you know as you will get an error about credentials. It is a good idea to use the default settings. You will just repeat this process when the time comes. This</w:t>
       </w:r>
       <w:r>
         <w:t xml:space="preserve"> </w:t>
@@ -10952,30 +10542,59 @@
           <w:rPr>
             <w:rStyle w:val="Hyperlink"/>
           </w:rPr>
-          <w:t xml:space="preserve">here</w:t>
-        </w:r>
-      </w:hyperlink>
-      <w:r>
-        <w:t xml:space="preserve">.</w:t>
-      </w:r>
-    </w:p>
-    <w:bookmarkEnd w:id="272"/>
-    <w:bookmarkStart w:id="273" w:name="smaller-text-font-per-slide"/>
-    <w:p>
-      <w:pPr>
-        <w:pStyle w:val="Heading3"/>
-      </w:pPr>
-      <w:r>
-        <w:rPr>
-          <w:rStyle w:val="SectionNumber"/>
-        </w:rPr>
-        <w:t xml:space="preserve">4.3.2</w:t>
-      </w:r>
-      <w:r>
-        <w:tab/>
-      </w:r>
-      <w:r>
-        <w:t xml:space="preserve">Smaller text font per slide</w:t>
+          <w:t xml:space="preserve">cheatsheet</w:t>
+        </w:r>
+      </w:hyperlink>
+      <w:r>
+        <w:t xml:space="preserve"> </w:t>
+      </w:r>
+      <w:r>
+        <w:t xml:space="preserve">may also be helpful.</w:t>
+      </w:r>
+    </w:p>
+    <w:p>
+      <w:pPr>
+        <w:numPr>
+          <w:ilvl w:val="0"/>
+          <w:numId w:val="1053"/>
+        </w:numPr>
+      </w:pPr>
+      <w:r>
+        <w:t xml:space="preserve">Underneath Select Scopes (where the check boxes are), check repository (so everything under it is checked) and workflow</w:t>
+      </w:r>
+    </w:p>
+    <w:p>
+      <w:pPr>
+        <w:numPr>
+          <w:ilvl w:val="0"/>
+          <w:numId w:val="1053"/>
+        </w:numPr>
+      </w:pPr>
+      <w:r>
+        <w:t xml:space="preserve">Click the green Generate Token button at the bottom</w:t>
+      </w:r>
+    </w:p>
+    <w:p>
+      <w:pPr>
+        <w:numPr>
+          <w:ilvl w:val="0"/>
+          <w:numId w:val="1053"/>
+        </w:numPr>
+      </w:pPr>
+      <w:r>
+        <w:t xml:space="preserve">Copy your personal access token (Note that you will note have access to it again, you can always however just make a new one. Do not store it anywhere public.)</w:t>
+      </w:r>
+    </w:p>
+    <w:p>
+      <w:pPr>
+        <w:numPr>
+          <w:ilvl w:val="0"/>
+          <w:numId w:val="1054"/>
+        </w:numPr>
+        <w:pStyle w:val="Compact"/>
+      </w:pPr>
+      <w:r>
+        <w:t xml:space="preserve">Add your secret to your repository</w:t>
       </w:r>
     </w:p>
     <w:p>
@@ -10983,22 +10602,135 @@
         <w:pStyle w:val="FirstParagraph"/>
       </w:pPr>
       <w:r>
-        <w:t xml:space="preserve">If you want to change the style of a slide, modify the</w:t>
-      </w:r>
-      <w:r>
-        <w:t xml:space="preserve"> </w:t>
-      </w:r>
-      <w:r>
-        <w:rPr>
-          <w:rStyle w:val="VerbatimChar"/>
-        </w:rPr>
-        <w:t xml:space="preserve">style.css</w:t>
-      </w:r>
-      <w:r>
-        <w:t xml:space="preserve"> </w:t>
-      </w:r>
-      <w:r>
-        <w:t xml:space="preserve">file.</w:t>
+        <w:t xml:space="preserve">Now that your secret is ready we will add it back to our website repository that we created from the DaSEH repository.</w:t>
+      </w:r>
+    </w:p>
+    <w:p>
+      <w:pPr>
+        <w:numPr>
+          <w:ilvl w:val="0"/>
+          <w:numId w:val="1055"/>
+        </w:numPr>
+        <w:pStyle w:val="Compact"/>
+      </w:pPr>
+      <w:r>
+        <w:t xml:space="preserve">Go to Settings at the top menu of your repository</w:t>
+      </w:r>
+    </w:p>
+    <w:p>
+      <w:pPr>
+        <w:numPr>
+          <w:ilvl w:val="0"/>
+          <w:numId w:val="1055"/>
+        </w:numPr>
+        <w:pStyle w:val="Compact"/>
+      </w:pPr>
+      <w:r>
+        <w:t xml:space="preserve">Go to Secrets and variables in the left side menu</w:t>
+      </w:r>
+    </w:p>
+    <w:p>
+      <w:pPr>
+        <w:numPr>
+          <w:ilvl w:val="0"/>
+          <w:numId w:val="1055"/>
+        </w:numPr>
+        <w:pStyle w:val="Compact"/>
+      </w:pPr>
+      <w:r>
+        <w:t xml:space="preserve">Click on Actions</w:t>
+      </w:r>
+    </w:p>
+    <w:p>
+      <w:pPr>
+        <w:numPr>
+          <w:ilvl w:val="0"/>
+          <w:numId w:val="1055"/>
+        </w:numPr>
+        <w:pStyle w:val="Compact"/>
+      </w:pPr>
+      <w:r>
+        <w:t xml:space="preserve">Under Repository secrets, click on the green</w:t>
+      </w:r>
+      <w:r>
+        <w:t xml:space="preserve"> </w:t>
+      </w:r>
+      <w:r>
+        <w:t xml:space="preserve">“</w:t>
+      </w:r>
+      <w:r>
+        <w:t xml:space="preserve">New repository secrets</w:t>
+      </w:r>
+      <w:r>
+        <w:t xml:space="preserve">”</w:t>
+      </w:r>
+      <w:r>
+        <w:t xml:space="preserve"> </w:t>
+      </w:r>
+      <w:r>
+        <w:t xml:space="preserve">button</w:t>
+      </w:r>
+    </w:p>
+    <w:p>
+      <w:pPr>
+        <w:numPr>
+          <w:ilvl w:val="0"/>
+          <w:numId w:val="1055"/>
+        </w:numPr>
+        <w:pStyle w:val="Compact"/>
+      </w:pPr>
+      <w:r>
+        <w:t xml:space="preserve">Under name, enter GH_PAT</w:t>
+      </w:r>
+    </w:p>
+    <w:p>
+      <w:pPr>
+        <w:numPr>
+          <w:ilvl w:val="0"/>
+          <w:numId w:val="1055"/>
+        </w:numPr>
+        <w:pStyle w:val="Compact"/>
+      </w:pPr>
+      <w:r>
+        <w:t xml:space="preserve">For the secret section paste the secret that you copied</w:t>
+      </w:r>
+    </w:p>
+    <w:p>
+      <w:pPr>
+        <w:numPr>
+          <w:ilvl w:val="0"/>
+          <w:numId w:val="1055"/>
+        </w:numPr>
+        <w:pStyle w:val="Compact"/>
+      </w:pPr>
+      <w:r>
+        <w:t xml:space="preserve">Click the green</w:t>
+      </w:r>
+      <w:r>
+        <w:t xml:space="preserve"> </w:t>
+      </w:r>
+      <w:r>
+        <w:t xml:space="preserve">“</w:t>
+      </w:r>
+      <w:r>
+        <w:t xml:space="preserve">Add secret</w:t>
+      </w:r>
+      <w:r>
+        <w:t xml:space="preserve">”</w:t>
+      </w:r>
+      <w:r>
+        <w:t xml:space="preserve"> </w:t>
+      </w:r>
+      <w:r>
+        <w:t xml:space="preserve">button.</w:t>
+      </w:r>
+    </w:p>
+    <w:p>
+      <w:pPr>
+        <w:pStyle w:val="FirstParagraph"/>
+      </w:pPr>
+      <w:r>
+        <w:t xml:space="preserve">Note that GitHub sometimes changes their website, so this process might slightly change. We will try to keep this information up-to-date however.</w:t>
       </w:r>
     </w:p>
     <w:p>
@@ -11006,7 +10738,7 @@
         <w:pStyle w:val="BodyText"/>
       </w:pPr>
       <w:r>
-        <w:t xml:space="preserve">For example - this is how you can make slides with smaller font:</w:t>
+        <w:t xml:space="preserve">Nice! Now you are ready to modify your new website. You can find your rendered website under the repository settings tab (top menu) and scrolling down to pages (left menu) again.</w:t>
       </w:r>
     </w:p>
     <w:p>
@@ -11014,723 +10746,25 @@
         <w:pStyle w:val="BodyText"/>
       </w:pPr>
       <w:r>
-        <w:t xml:space="preserve">In the</w:t>
-      </w:r>
-      <w:r>
-        <w:t xml:space="preserve"> </w:t>
-      </w:r>
-      <w:r>
-        <w:rPr>
-          <w:rStyle w:val="VerbatimChar"/>
-        </w:rPr>
-        <w:t xml:space="preserve">style .css</w:t>
-      </w:r>
-      <w:r>
-        <w:t xml:space="preserve"> </w:t>
-      </w:r>
-      <w:r>
-        <w:t xml:space="preserve">file is the following- which creates smaller font:</w:t>
-      </w:r>
-    </w:p>
-    <w:p>
-      <w:pPr>
-        <w:pStyle w:val="SourceCode"/>
-      </w:pPr>
-      <w:r>
-        <w:rPr>
-          <w:rStyle w:val="VerbatimChar"/>
-        </w:rPr>
-        <w:t xml:space="preserve">.small {</w:t>
-      </w:r>
-      <w:r>
-        <w:br/>
-      </w:r>
-      <w:r>
-        <w:rPr>
-          <w:rStyle w:val="VerbatimChar"/>
-        </w:rPr>
-        <w:t xml:space="preserve">   font-size: 0.8em;</w:t>
-      </w:r>
-      <w:r>
-        <w:br/>
-      </w:r>
-      <w:r>
-        <w:rPr>
-          <w:rStyle w:val="VerbatimChar"/>
-        </w:rPr>
-        <w:t xml:space="preserve">}</w:t>
-      </w:r>
-    </w:p>
-    <w:p>
-      <w:pPr>
-        <w:pStyle w:val="FirstParagraph"/>
-      </w:pPr>
-      <w:r>
-        <w:t xml:space="preserve">To change the font of a single slide you can putt {.small} next to a slide title like so:</w:t>
-      </w:r>
-    </w:p>
-    <w:p>
-      <w:pPr>
-        <w:pStyle w:val="BodyText"/>
-      </w:pPr>
-      <w:r>
-        <w:rPr>
-          <w:rStyle w:val="VerbatimChar"/>
-        </w:rPr>
-        <w:t xml:space="preserve">## slide name {.small}</w:t>
-      </w:r>
-    </w:p>
-    <w:bookmarkEnd w:id="273"/>
-    <w:bookmarkStart w:id="274" w:name="smaller-code-font-per-slide"/>
-    <w:p>
-      <w:pPr>
-        <w:pStyle w:val="Heading3"/>
-      </w:pPr>
-      <w:r>
-        <w:rPr>
-          <w:rStyle w:val="SectionNumber"/>
-        </w:rPr>
-        <w:t xml:space="preserve">4.3.3</w:t>
-      </w:r>
-      <w:r>
-        <w:tab/>
-      </w:r>
-      <w:r>
-        <w:t xml:space="preserve">Smaller code font per slide</w:t>
-      </w:r>
-    </w:p>
-    <w:p>
-      <w:pPr>
-        <w:pStyle w:val="FirstParagraph"/>
-      </w:pPr>
-      <w:r>
-        <w:t xml:space="preserve">In the</w:t>
-      </w:r>
-      <w:r>
-        <w:t xml:space="preserve"> </w:t>
-      </w:r>
-      <w:r>
-        <w:rPr>
-          <w:rStyle w:val="VerbatimChar"/>
-        </w:rPr>
-        <w:t xml:space="preserve">style .css</w:t>
-      </w:r>
-      <w:r>
-        <w:t xml:space="preserve"> </w:t>
-      </w:r>
-      <w:r>
-        <w:t xml:space="preserve">file is the following- which creates smaller font:</w:t>
-      </w:r>
-    </w:p>
-    <w:p>
-      <w:pPr>
-        <w:pStyle w:val="SourceCode"/>
-      </w:pPr>
-      <w:r>
-        <w:rPr>
-          <w:rStyle w:val="VerbatimChar"/>
-        </w:rPr>
-        <w:t xml:space="preserve">.codesmall pre {</w:t>
-      </w:r>
-      <w:r>
-        <w:br/>
-      </w:r>
-      <w:r>
-        <w:rPr>
-          <w:rStyle w:val="VerbatimChar"/>
-        </w:rPr>
-        <w:t xml:space="preserve">    font-size: 16px;</w:t>
-      </w:r>
-      <w:r>
-        <w:br/>
-      </w:r>
-      <w:r>
-        <w:rPr>
-          <w:rStyle w:val="VerbatimChar"/>
-        </w:rPr>
-        <w:t xml:space="preserve">}</w:t>
-      </w:r>
-    </w:p>
-    <w:p>
-      <w:pPr>
-        <w:pStyle w:val="FirstParagraph"/>
-      </w:pPr>
-      <w:r>
-        <w:t xml:space="preserve">This can be applied to a slide by putting {.codesmall} next to a slide title like so:</w:t>
-      </w:r>
-    </w:p>
-    <w:p>
-      <w:pPr>
-        <w:pStyle w:val="BodyText"/>
-      </w:pPr>
-      <w:r>
-        <w:rPr>
-          <w:rStyle w:val="VerbatimChar"/>
-        </w:rPr>
-        <w:t xml:space="preserve">## slide name {.codesmall}</w:t>
-      </w:r>
-    </w:p>
-    <w:bookmarkEnd w:id="274"/>
-    <w:bookmarkStart w:id="275" w:name="add-color-to-slide-text"/>
-    <w:p>
-      <w:pPr>
-        <w:pStyle w:val="Heading3"/>
-      </w:pPr>
-      <w:r>
-        <w:rPr>
-          <w:rStyle w:val="SectionNumber"/>
-        </w:rPr>
-        <w:t xml:space="preserve">4.3.4</w:t>
-      </w:r>
-      <w:r>
-        <w:tab/>
-      </w:r>
-      <w:r>
-        <w:t xml:space="preserve">Add color to slide text</w:t>
-      </w:r>
-    </w:p>
-    <w:p>
-      <w:pPr>
-        <w:pStyle w:val="SourceCode"/>
-      </w:pPr>
-      <w:r>
-        <w:rPr>
-          <w:rStyle w:val="VerbatimChar"/>
-        </w:rPr>
-        <w:t xml:space="preserve">:::{style="color: red;""}</w:t>
-      </w:r>
-      <w:r>
-        <w:br/>
-      </w:r>
-      <w:r>
-        <w:rPr>
-          <w:rStyle w:val="VerbatimChar"/>
-        </w:rPr>
-        <w:t xml:space="preserve">RED STUFF!</w:t>
-      </w:r>
-      <w:r>
-        <w:br/>
-      </w:r>
-      <w:r>
-        <w:rPr>
-          <w:rStyle w:val="VerbatimChar"/>
-        </w:rPr>
-        <w:t xml:space="preserve">:::</w:t>
-      </w:r>
-    </w:p>
-    <w:p>
-      <w:pPr>
-        <w:pStyle w:val="FirstParagraph"/>
-      </w:pPr>
-      <w:r>
-        <w:t xml:space="preserve">or like this:</w:t>
-      </w:r>
-    </w:p>
-    <w:p>
-      <w:pPr>
-        <w:pStyle w:val="BodyText"/>
-      </w:pPr>
-      <w:r>
-        <w:rPr>
-          <w:rStyle w:val="VerbatimChar"/>
-        </w:rPr>
-        <w:t xml:space="preserve">Integer</w:t>
-      </w:r>
-      <w:r>
-        <w:t xml:space="preserve"> </w:t>
-      </w:r>
-      <w:r>
-        <w:t xml:space="preserve">is a special subset of</w:t>
-      </w:r>
-      <w:r>
-        <w:t xml:space="preserve"> </w:t>
-      </w:r>
-      <w:r>
-        <w:rPr>
-          <w:rStyle w:val="VerbatimChar"/>
-        </w:rPr>
-        <w:t xml:space="preserve">numeric</w:t>
-      </w:r>
-      <w:r>
-        <w:t xml:space="preserve"> </w:t>
-      </w:r>
-      <w:r>
-        <w:t xml:space="preserve">that contains only</w:t>
-      </w:r>
-      <w:r>
-        <w:t xml:space="preserve"> </w:t>
-      </w:r>
-      <w:r>
-        <w:t xml:space="preserve">whole numbers.</w:t>
-      </w:r>
-    </w:p>
-    <w:bookmarkEnd w:id="275"/>
-    <w:bookmarkStart w:id="276" w:name="X522946761ce0e21adf901f011db55224c0e9932"/>
-    <w:p>
-      <w:pPr>
-        <w:pStyle w:val="Heading3"/>
-      </w:pPr>
-      <w:r>
-        <w:rPr>
-          <w:rStyle w:val="SectionNumber"/>
-        </w:rPr>
-        <w:t xml:space="preserve">4.3.5</w:t>
-      </w:r>
-      <w:r>
-        <w:tab/>
-      </w:r>
-      <w:r>
-        <w:t xml:space="preserve">Add background color to code chunk describe general syntax for code</w:t>
-      </w:r>
-    </w:p>
-    <w:p>
-      <w:pPr>
-        <w:pStyle w:val="FirstParagraph"/>
-      </w:pPr>
-      <w:r>
-        <w:t xml:space="preserve">In the</w:t>
-      </w:r>
-      <w:r>
-        <w:t xml:space="preserve"> </w:t>
-      </w:r>
-      <w:r>
-        <w:rPr>
-          <w:rStyle w:val="VerbatimChar"/>
-        </w:rPr>
-        <w:t xml:space="preserve">styles.css</w:t>
-      </w:r>
-      <w:r>
-        <w:t xml:space="preserve"> </w:t>
-      </w:r>
-      <w:r>
-        <w:t xml:space="preserve">file is the following:</w:t>
-      </w:r>
-    </w:p>
-    <w:p>
-      <w:pPr>
-        <w:pStyle w:val="SourceCode"/>
-      </w:pPr>
-      <w:r>
-        <w:rPr>
-          <w:rStyle w:val="VerbatimChar"/>
-        </w:rPr>
-        <w:t xml:space="preserve">.codeexample pre{</w:t>
-      </w:r>
-      <w:r>
-        <w:br/>
-      </w:r>
-      <w:r>
-        <w:rPr>
-          <w:rStyle w:val="VerbatimChar"/>
-        </w:rPr>
-        <w:t xml:space="preserve">  background-color: lightgreen;</w:t>
-      </w:r>
-      <w:r>
-        <w:br/>
-      </w:r>
-      <w:r>
-        <w:rPr>
-          <w:rStyle w:val="VerbatimChar"/>
-        </w:rPr>
-        <w:t xml:space="preserve">}</w:t>
-      </w:r>
-    </w:p>
-    <w:p>
-      <w:pPr>
-        <w:pStyle w:val="FirstParagraph"/>
-      </w:pPr>
-      <w:r>
-        <w:t xml:space="preserve">To add this to a chunk use this in the Rmd file before and after the chunk:</w:t>
-      </w:r>
-    </w:p>
-    <w:p>
-      <w:pPr>
-        <w:pStyle w:val="SourceCode"/>
-      </w:pPr>
-      <w:r>
-        <w:rPr>
-          <w:rStyle w:val="VerbatimChar"/>
-        </w:rPr>
-        <w:t xml:space="preserve">&lt;div class = "codeexample"&gt;</w:t>
-      </w:r>
-      <w:r>
-        <w:br/>
-      </w:r>
-      <w:r>
-        <w:br/>
-      </w:r>
-      <w:r>
-        <w:rPr>
-          <w:rStyle w:val="VerbatimChar"/>
-        </w:rPr>
-        <w:t xml:space="preserve">``` r</w:t>
-      </w:r>
-      <w:r>
-        <w:br/>
-      </w:r>
-      <w:r>
-        <w:rPr>
-          <w:rStyle w:val="VerbatimChar"/>
-        </w:rPr>
-        <w:t xml:space="preserve">#some code</w:t>
-      </w:r>
-      <w:r>
-        <w:br/>
-      </w:r>
-      <w:r>
-        <w:rPr>
-          <w:rStyle w:val="VerbatimChar"/>
-        </w:rPr>
-        <w:t xml:space="preserve">```</w:t>
-      </w:r>
-      <w:r>
-        <w:br/>
-      </w:r>
-      <w:r>
-        <w:rPr>
-          <w:rStyle w:val="VerbatimChar"/>
-        </w:rPr>
-        <w:t xml:space="preserve">&lt;/div&gt;</w:t>
-      </w:r>
-    </w:p>
-    <w:bookmarkEnd w:id="276"/>
-    <w:bookmarkStart w:id="280" w:name="create-gifs"/>
-    <w:p>
-      <w:pPr>
-        <w:pStyle w:val="Heading3"/>
-      </w:pPr>
-      <w:r>
-        <w:rPr>
-          <w:rStyle w:val="SectionNumber"/>
-        </w:rPr>
-        <w:t xml:space="preserve">4.3.6</w:t>
-      </w:r>
-      <w:r>
-        <w:tab/>
-      </w:r>
-      <w:r>
-        <w:t xml:space="preserve">Create gifs</w:t>
-      </w:r>
-    </w:p>
-    <w:p>
-      <w:pPr>
-        <w:pStyle w:val="FirstParagraph"/>
-      </w:pPr>
-      <w:r>
-        <w:t xml:space="preserve">To create video gifs first</w:t>
-      </w:r>
-      <w:r>
-        <w:t xml:space="preserve"> </w:t>
-      </w:r>
-      <w:hyperlink r:id="rId277">
-        <w:r>
-          <w:rPr>
-            <w:rStyle w:val="Hyperlink"/>
-          </w:rPr>
-          <w:t xml:space="preserve">record your screen</w:t>
-        </w:r>
-      </w:hyperlink>
-      <w:r>
-        <w:t xml:space="preserve"> </w:t>
-      </w:r>
-      <w:r>
-        <w:t xml:space="preserve">like so (note this is for Mac users):</w:t>
-      </w:r>
-    </w:p>
-    <w:p>
-      <w:pPr>
-        <w:numPr>
-          <w:ilvl w:val="0"/>
-          <w:numId w:val="1058"/>
-        </w:numPr>
-        <w:pStyle w:val="Compact"/>
-      </w:pPr>
-      <w:r>
-        <w:t xml:space="preserve">Command + Shift + 5</w:t>
-      </w:r>
-    </w:p>
-    <w:p>
-      <w:pPr>
-        <w:numPr>
-          <w:ilvl w:val="0"/>
-          <w:numId w:val="1058"/>
-        </w:numPr>
-        <w:pStyle w:val="Compact"/>
-      </w:pPr>
-      <w:r>
-        <w:t xml:space="preserve">Select either entire screen - or more likely a portion of the screen button</w:t>
-      </w:r>
-    </w:p>
-    <w:p>
-      <w:pPr>
-        <w:numPr>
-          <w:ilvl w:val="0"/>
-          <w:numId w:val="1058"/>
-        </w:numPr>
-        <w:pStyle w:val="Compact"/>
-      </w:pPr>
-      <w:r>
-        <w:t xml:space="preserve">Click record</w:t>
-      </w:r>
-    </w:p>
-    <w:p>
-      <w:pPr>
-        <w:pStyle w:val="FirstParagraph"/>
-      </w:pPr>
-      <w:r>
-        <w:t xml:space="preserve">Next convert the video to a gif using</w:t>
-      </w:r>
-      <w:r>
-        <w:t xml:space="preserve"> </w:t>
-      </w:r>
-      <w:hyperlink r:id="rId278">
-        <w:r>
-          <w:rPr>
-            <w:rStyle w:val="Hyperlink"/>
-          </w:rPr>
-          <w:t xml:space="preserve">https://ezgif.com/video-to-gif</w:t>
-        </w:r>
-      </w:hyperlink>
-      <w:r>
-        <w:t xml:space="preserve">.</w:t>
-      </w:r>
-    </w:p>
-    <w:p>
-      <w:pPr>
-        <w:pStyle w:val="BodyText"/>
-      </w:pPr>
-      <w:r>
-        <w:t xml:space="preserve">Be sure that you select gif as the output.</w:t>
-      </w:r>
-    </w:p>
-    <w:p>
-      <w:pPr>
-        <w:pStyle w:val="BodyText"/>
-      </w:pPr>
-      <w:r>
-        <w:t xml:space="preserve">These slides are made with something called ioslides. See [this website for additional help with ioslides] (</w:t>
-      </w:r>
-      <w:hyperlink r:id="rId279">
-        <w:r>
-          <w:rPr>
-            <w:rStyle w:val="Hyperlink"/>
-          </w:rPr>
-          <w:t xml:space="preserve">https://bookdown.org/yihui/rmarkdown/ioslides-presentation.html</w:t>
-        </w:r>
-      </w:hyperlink>
-      <w:r>
-        <w:t xml:space="preserve">).</w:t>
-      </w:r>
-    </w:p>
-    <w:bookmarkEnd w:id="280"/>
-    <w:bookmarkEnd w:id="281"/>
-    <w:bookmarkStart w:id="287" w:name="modifying-labs"/>
-    <w:p>
-      <w:pPr>
-        <w:pStyle w:val="Heading2"/>
-      </w:pPr>
-      <w:r>
-        <w:rPr>
-          <w:rStyle w:val="SectionNumber"/>
-        </w:rPr>
-        <w:t xml:space="preserve">4.4</w:t>
-      </w:r>
-      <w:r>
-        <w:tab/>
-      </w:r>
-      <w:r>
-        <w:t xml:space="preserve">Modifying Labs</w:t>
-      </w:r>
-    </w:p>
-    <w:p>
-      <w:pPr>
-        <w:pStyle w:val="FirstParagraph"/>
-      </w:pPr>
-      <w:r>
-        <w:t xml:space="preserve">Within each module directory, there is a subdirectory called</w:t>
-      </w:r>
-      <w:r>
-        <w:t xml:space="preserve"> </w:t>
-      </w:r>
-      <w:r>
-        <w:rPr>
-          <w:rStyle w:val="VerbatimChar"/>
-        </w:rPr>
-        <w:t xml:space="preserve">lab</w:t>
-      </w:r>
-      <w:r>
-        <w:t xml:space="preserve">. Locate the</w:t>
-      </w:r>
-      <w:r>
-        <w:t xml:space="preserve"> </w:t>
-      </w:r>
-      <w:r>
-        <w:rPr>
-          <w:rStyle w:val="VerbatimChar"/>
-        </w:rPr>
-        <w:t xml:space="preserve">lab</w:t>
-      </w:r>
-      <w:r>
-        <w:t xml:space="preserve"> </w:t>
-      </w:r>
-      <w:r>
-        <w:t xml:space="preserve">subdirectory within the appropriate module directory and edit the</w:t>
-      </w:r>
-      <w:r>
-        <w:t xml:space="preserve"> </w:t>
-      </w:r>
-      <w:r>
-        <w:rPr>
-          <w:rStyle w:val="VerbatimChar"/>
-        </w:rPr>
-        <w:t xml:space="preserve">_Key.Rmd</w:t>
-      </w:r>
-      <w:r>
-        <w:t xml:space="preserve"> </w:t>
-      </w:r>
-      <w:r>
-        <w:t xml:space="preserve">file. For example, if you want to edit the Statistics lab, you’d edit</w:t>
-      </w:r>
-      <w:r>
-        <w:t xml:space="preserve"> </w:t>
-      </w:r>
-      <w:r>
-        <w:rPr>
-          <w:rStyle w:val="VerbatimChar"/>
-        </w:rPr>
-        <w:t xml:space="preserve">Statistics_Lab_Key.Rmd</w:t>
-      </w:r>
-      <w:r>
-        <w:t xml:space="preserve"> </w:t>
-      </w:r>
-      <w:r>
-        <w:t xml:space="preserve">in the</w:t>
-      </w:r>
-      <w:r>
-        <w:t xml:space="preserve"> </w:t>
-      </w:r>
-      <w:r>
-        <w:rPr>
-          <w:rStyle w:val="VerbatimChar"/>
-        </w:rPr>
-        <w:t xml:space="preserve">modules/Statistics/lab/</w:t>
-      </w:r>
-      <w:r>
-        <w:t xml:space="preserve"> </w:t>
-      </w:r>
-      <w:r>
-        <w:t xml:space="preserve">directory.</w:t>
-      </w:r>
-    </w:p>
-    <w:p>
-      <w:pPr>
-        <w:pStyle w:val="BodyText"/>
-      </w:pPr>
-      <w:r>
-        <w:t xml:space="preserve">** Only edit the</w:t>
-      </w:r>
-      <w:r>
-        <w:t xml:space="preserve"> </w:t>
-      </w:r>
-      <w:r>
-        <w:rPr>
-          <w:rStyle w:val="VerbatimChar"/>
-        </w:rPr>
-        <w:t xml:space="preserve">_Key.Rmd</w:t>
-      </w:r>
-      <w:r>
-        <w:t xml:space="preserve">. Do not edit the html or pdf files, or the</w:t>
-      </w:r>
-      <w:r>
-        <w:t xml:space="preserve"> </w:t>
-      </w:r>
-      <w:r>
-        <w:rPr>
-          <w:rStyle w:val="VerbatimChar"/>
-        </w:rPr>
-        <w:t xml:space="preserve">_Lab.Rmd</w:t>
-      </w:r>
-      <w:r>
-        <w:t xml:space="preserve"> </w:t>
-      </w:r>
-      <w:r>
-        <w:t xml:space="preserve">file. These are automatically generated by GitHub Actions. ** The</w:t>
-      </w:r>
-      <w:r>
-        <w:t xml:space="preserve"> </w:t>
-      </w:r>
-      <w:r>
-        <w:rPr>
-          <w:rStyle w:val="VerbatimChar"/>
-        </w:rPr>
-        <w:t xml:space="preserve">_Lab.Rmd</w:t>
-      </w:r>
-      <w:r>
-        <w:t xml:space="preserve"> </w:t>
-      </w:r>
-      <w:r>
-        <w:t xml:space="preserve">file is automatically cleaned up for students to fill in during class.</w:t>
-      </w:r>
-    </w:p>
-    <w:bookmarkStart w:id="285" w:name="how-does-the-lab-file-cleanup-work"/>
-    <w:p>
-      <w:pPr>
-        <w:pStyle w:val="Heading4"/>
-      </w:pPr>
-      <w:r>
-        <w:rPr>
-          <w:rStyle w:val="SectionNumber"/>
-        </w:rPr>
-        <w:t xml:space="preserve">4.4.0.1</w:t>
-      </w:r>
-      <w:r>
-        <w:tab/>
-      </w:r>
-      <w:r>
-        <w:t xml:space="preserve">How does the lab file cleanup work?</w:t>
-      </w:r>
-    </w:p>
-    <w:p>
-      <w:pPr>
-        <w:pStyle w:val="FirstParagraph"/>
-      </w:pPr>
-      <w:r>
-        <w:t xml:space="preserve">When creating the lab key, you will write the answer to the questions in the key. However, for the file that the students see, we want the answers to be removed.</w:t>
-      </w:r>
-    </w:p>
-    <w:p>
-      <w:pPr>
-        <w:pStyle w:val="BodyText"/>
-      </w:pPr>
-      <w:r>
-        <w:t xml:space="preserve">To make sure this happens correctly, the chunks you want to clean must have a</w:t>
-      </w:r>
-      <w:r>
-        <w:t xml:space="preserve"> </w:t>
-      </w:r>
-      <w:r>
-        <w:rPr>
-          <w:rStyle w:val="VerbatimChar"/>
-        </w:rPr>
-        <w:t xml:space="preserve">label</w:t>
-      </w:r>
-      <w:r>
-        <w:t xml:space="preserve"> </w:t>
-      </w:r>
-      <w:r>
-        <w:t xml:space="preserve">ending with</w:t>
-      </w:r>
-      <w:r>
-        <w:t xml:space="preserve"> </w:t>
-      </w:r>
-      <w:r>
-        <w:rPr>
-          <w:rStyle w:val="VerbatimChar"/>
-        </w:rPr>
-        <w:t xml:space="preserve">response</w:t>
-      </w:r>
-      <w:r>
-        <w:t xml:space="preserve">. Chunks without a label following this pattern will be ignored and reproduced exactly for the students.</w:t>
+        <w:t xml:space="preserve">You will see that the page now lists a link for your new website. You can click</w:t>
+      </w:r>
+      <w:r>
+        <w:t xml:space="preserve"> </w:t>
+      </w:r>
+      <w:r>
+        <w:t xml:space="preserve">“</w:t>
+      </w:r>
+      <w:r>
+        <w:t xml:space="preserve">Visit site</w:t>
+      </w:r>
+      <w:r>
+        <w:t xml:space="preserve">”</w:t>
+      </w:r>
+      <w:r>
+        <w:t xml:space="preserve"> </w:t>
+      </w:r>
+      <w:r>
+        <w:t xml:space="preserve">to see your website or copy and paste the link. This is the link you can share with students/learners.</w:t>
       </w:r>
     </w:p>
     <w:p>
@@ -11742,18 +10776,18 @@
           <wp:inline>
             <wp:extent cx="5334000" cy="3000375"/>
             <wp:effectExtent b="0" l="0" r="0" t="0"/>
-            <wp:docPr descr="" title="" id="283" name="Picture"/>
+            <wp:docPr descr="" title="" id="273" name="Picture"/>
             <a:graphic>
               <a:graphicData uri="http://schemas.openxmlformats.org/drawingml/2006/picture">
                 <pic:pic>
                   <pic:nvPicPr>
-                    <pic:cNvPr descr="04-daseh_modification_files/figure-docx//1vCiMPvvsdwQjiMWjf0YuSpTkG0DGXsy1614cRiFc7ns_g3ba9e61ea01_0_0.png" id="284" name="Picture"/>
+                    <pic:cNvPr descr="04-daseh_modification_files/figure-docx//1vCiMPvvsdwQjiMWjf0YuSpTkG0DGXsy1614cRiFc7ns_g3b693ca2b53_0_30.png" id="274" name="Picture"/>
                     <pic:cNvPicPr>
                       <a:picLocks noChangeArrowheads="1" noChangeAspect="1"/>
                     </pic:cNvPicPr>
                   </pic:nvPicPr>
                   <pic:blipFill>
-                    <a:blip r:embed="rId282"/>
+                    <a:blip r:embed="rId272"/>
                     <a:stretch>
                       <a:fillRect/>
                     </a:stretch>
@@ -11780,8 +10814,1144 @@
         </w:drawing>
       </w:r>
     </w:p>
+    <w:p>
+      <w:pPr>
+        <w:pStyle w:val="BodyText"/>
+      </w:pPr>
+      <w:r>
+        <w:t xml:space="preserve">Currently your website should look exactly like ours. Now you are ready to actually modify some files. To do so go to the main page of your repository.</w:t>
+      </w:r>
+    </w:p>
+    <w:p>
+      <w:pPr>
+        <w:pStyle w:val="BodyText"/>
+      </w:pPr>
+      <w:r>
+        <w:t xml:space="preserve">You can either click the green code button to clone the repository to work on your local machine (say on RStudio) which is trickier but recommended as you can actually test any changes to your code on your machine or you can modify the files directly on GitHub.</w:t>
+      </w:r>
+    </w:p>
+    <w:p>
+      <w:pPr>
+        <w:pStyle w:val="BodyText"/>
+      </w:pPr>
+      <w:r>
+        <w:t xml:space="preserve">Please see this guide on how to make changes with either method:</w:t>
+      </w:r>
+      <w:r>
+        <w:t xml:space="preserve"> </w:t>
+      </w:r>
+      <w:hyperlink r:id="rId275">
+        <w:r>
+          <w:rPr>
+            <w:rStyle w:val="Hyperlink"/>
+          </w:rPr>
+          <w:t xml:space="preserve">https://www.ottrproject.org/editing_website.html</w:t>
+        </w:r>
+      </w:hyperlink>
+      <w:r>
+        <w:t xml:space="preserve">.</w:t>
+      </w:r>
+    </w:p>
+    <w:p>
+      <w:pPr>
+        <w:pStyle w:val="BodyText"/>
+      </w:pPr>
+      <w:r>
+        <w:t xml:space="preserve">Note that lecture slides and lab files will be within the modules folder and organized by topic.</w:t>
+      </w:r>
+    </w:p>
+    <w:p>
+      <w:pPr>
+        <w:pStyle w:val="BodyText"/>
+      </w:pPr>
+      <w:r>
+        <w:t xml:space="preserve">We will now talk about how to modify these files.</w:t>
+      </w:r>
+    </w:p>
+    <w:bookmarkEnd w:id="276"/>
+    <w:bookmarkEnd w:id="277"/>
+    <w:bookmarkStart w:id="293" w:name="modify-module-slides"/>
+    <w:p>
+      <w:pPr>
+        <w:pStyle w:val="Heading2"/>
+      </w:pPr>
+      <w:r>
+        <w:rPr>
+          <w:rStyle w:val="SectionNumber"/>
+        </w:rPr>
+        <w:t xml:space="preserve">4.3</w:t>
+      </w:r>
+      <w:r>
+        <w:tab/>
+      </w:r>
+      <w:r>
+        <w:t xml:space="preserve">Modify module slides</w:t>
+      </w:r>
+    </w:p>
+    <w:p>
+      <w:pPr>
+        <w:pStyle w:val="FirstParagraph"/>
+      </w:pPr>
+      <w:r>
+        <w:t xml:space="preserve">The modules are written in</w:t>
+      </w:r>
+      <w:r>
+        <w:t xml:space="preserve"> </w:t>
+      </w:r>
+      <w:hyperlink r:id="rId106">
+        <w:r>
+          <w:rPr>
+            <w:rStyle w:val="Hyperlink"/>
+          </w:rPr>
+          <w:t xml:space="preserve">R Markdown</w:t>
+        </w:r>
+      </w:hyperlink>
+      <w:r>
+        <w:t xml:space="preserve"> </w:t>
+      </w:r>
+      <w:r>
+        <w:t xml:space="preserve">documents and developed within an RStudio project. R Markdown documents are denoted with the file extension</w:t>
+      </w:r>
+      <w:r>
+        <w:t xml:space="preserve"> </w:t>
+      </w:r>
+      <w:r>
+        <w:t xml:space="preserve">“</w:t>
+      </w:r>
+      <w:r>
+        <w:t xml:space="preserve">.Rmd</w:t>
+      </w:r>
+      <w:r>
+        <w:t xml:space="preserve">”</w:t>
+      </w:r>
+      <w:r>
+        <w:t xml:space="preserve"> </w:t>
+      </w:r>
+      <w:r>
+        <w:t xml:space="preserve">and allow for the inclusion of code chunks and outputs in a written report. They are written using</w:t>
+      </w:r>
+      <w:r>
+        <w:t xml:space="preserve"> </w:t>
+      </w:r>
+      <w:hyperlink r:id="rId278">
+        <w:r>
+          <w:rPr>
+            <w:rStyle w:val="Hyperlink"/>
+          </w:rPr>
+          <w:t xml:space="preserve">Markdown syntax</w:t>
+        </w:r>
+      </w:hyperlink>
+      <w:r>
+        <w:t xml:space="preserve">. RStudio projects are used to organize files. The</w:t>
+      </w:r>
+      <w:r>
+        <w:t xml:space="preserve"> </w:t>
+      </w:r>
+      <w:hyperlink r:id="rId279">
+        <w:r>
+          <w:rPr>
+            <w:rStyle w:val="Hyperlink"/>
+          </w:rPr>
+          <w:t xml:space="preserve">knitr</w:t>
+        </w:r>
+      </w:hyperlink>
+      <w:r>
+        <w:t xml:space="preserve"> </w:t>
+      </w:r>
+      <w:r>
+        <w:t xml:space="preserve">package</w:t>
+      </w:r>
+      <w:r>
+        <w:t xml:space="preserve"> </w:t>
+      </w:r>
+      <w:r>
+        <w:t xml:space="preserve">“</w:t>
+      </w:r>
+      <w:r>
+        <w:t xml:space="preserve">knits</w:t>
+      </w:r>
+      <w:r>
+        <w:t xml:space="preserve">”</w:t>
+      </w:r>
+      <w:r>
+        <w:t xml:space="preserve"> </w:t>
+      </w:r>
+      <w:r>
+        <w:t xml:space="preserve">the case study written in R Markdown and outputs the document as an HTML file. DaSEH uses these HTML files to post the materials online.</w:t>
+      </w:r>
+    </w:p>
+    <w:p>
+      <w:pPr>
+        <w:pStyle w:val="BodyText"/>
+      </w:pPr>
+      <w:r>
+        <w:t xml:space="preserve">See the above sections about modifying the website to get the files that were used for the module lectures.</w:t>
+      </w:r>
+    </w:p>
+    <w:p>
+      <w:pPr>
+        <w:pStyle w:val="BodyText"/>
+      </w:pPr>
+      <w:r>
+        <w:t xml:space="preserve">Each of the lectures can be found within the</w:t>
+      </w:r>
+      <w:r>
+        <w:t xml:space="preserve"> </w:t>
+      </w:r>
+      <w:hyperlink r:id="rId202">
+        <w:r>
+          <w:rPr>
+            <w:rStyle w:val="Hyperlink"/>
+          </w:rPr>
+          <w:t xml:space="preserve">modules directory</w:t>
+        </w:r>
+      </w:hyperlink>
+      <w:r>
+        <w:t xml:space="preserve"> </w:t>
+      </w:r>
+      <w:r>
+        <w:t xml:space="preserve">of our DaSEH GitHub repository.</w:t>
+      </w:r>
+    </w:p>
+    <w:p>
+      <w:pPr>
+        <w:pStyle w:val="BodyText"/>
+      </w:pPr>
+      <w:r>
+        <w:t xml:space="preserve">Each module folder contains the lecture slides within the .Rmd file.</w:t>
+      </w:r>
+    </w:p>
+    <w:p>
+      <w:pPr>
+        <w:pStyle w:val="BodyText"/>
+      </w:pPr>
+      <w:r>
+        <w:t xml:space="preserve">To edit a lecture, locate the appropriate directory within</w:t>
+      </w:r>
+      <w:r>
+        <w:t xml:space="preserve"> </w:t>
+      </w:r>
+      <w:r>
+        <w:rPr>
+          <w:rStyle w:val="VerbatimChar"/>
+        </w:rPr>
+        <w:t xml:space="preserve">modules</w:t>
+      </w:r>
+      <w:r>
+        <w:t xml:space="preserve"> </w:t>
+      </w:r>
+      <w:r>
+        <w:t xml:space="preserve">and edit the</w:t>
+      </w:r>
+      <w:r>
+        <w:t xml:space="preserve"> </w:t>
+      </w:r>
+      <w:r>
+        <w:rPr>
+          <w:rStyle w:val="VerbatimChar"/>
+        </w:rPr>
+        <w:t xml:space="preserve">.Rmd</w:t>
+      </w:r>
+      <w:r>
+        <w:t xml:space="preserve"> </w:t>
+      </w:r>
+      <w:r>
+        <w:t xml:space="preserve">file. For example, if you want to edit the Statistics lecture, you’d edit</w:t>
+      </w:r>
+      <w:r>
+        <w:t xml:space="preserve"> </w:t>
+      </w:r>
+      <w:r>
+        <w:rPr>
+          <w:rStyle w:val="VerbatimChar"/>
+        </w:rPr>
+        <w:t xml:space="preserve">Statistics.Rmd</w:t>
+      </w:r>
+      <w:r>
+        <w:t xml:space="preserve"> </w:t>
+      </w:r>
+      <w:r>
+        <w:t xml:space="preserve">in the</w:t>
+      </w:r>
+      <w:r>
+        <w:t xml:space="preserve"> </w:t>
+      </w:r>
+      <w:r>
+        <w:rPr>
+          <w:rStyle w:val="VerbatimChar"/>
+        </w:rPr>
+        <w:t xml:space="preserve">modules/Statistics/</w:t>
+      </w:r>
+      <w:r>
+        <w:t xml:space="preserve"> </w:t>
+      </w:r>
+      <w:r>
+        <w:t xml:space="preserve">directory.</w:t>
+      </w:r>
+    </w:p>
+    <w:p>
+      <w:pPr>
+        <w:pStyle w:val="BodyText"/>
+      </w:pPr>
+      <w:r>
+        <w:t xml:space="preserve">** Do not edit the html or pdf files. These are automatically generated by GitHub Actions. **</w:t>
+      </w:r>
+    </w:p>
+    <w:p>
+      <w:pPr>
+        <w:pStyle w:val="BodyText"/>
+      </w:pPr>
+      <w:r>
+        <w:t xml:space="preserve">However, sometimes workflows don’t complete, so it’s always good to double check that htmls and pdfs are appearing as expected on the website once your PR is merged to main.</w:t>
+      </w:r>
+    </w:p>
+    <w:p>
+      <w:pPr>
+        <w:pStyle w:val="BodyText"/>
+      </w:pPr>
+      <w:r>
+        <w:t xml:space="preserve">You will notice that</w:t>
+      </w:r>
+      <w:r>
+        <w:t xml:space="preserve"> </w:t>
+      </w:r>
+      <w:r>
+        <w:rPr>
+          <w:rStyle w:val="VerbatimChar"/>
+        </w:rPr>
+        <w:t xml:space="preserve">##</w:t>
+      </w:r>
+      <w:r>
+        <w:t xml:space="preserve"> </w:t>
+      </w:r>
+      <w:r>
+        <w:t xml:space="preserve">is used throughout the file. This indicates where the start of a new slide is.</w:t>
+      </w:r>
+    </w:p>
+    <w:p>
+      <w:pPr>
+        <w:pStyle w:val="BodyText"/>
+      </w:pPr>
+      <w:r>
+        <w:t xml:space="preserve">A single</w:t>
+      </w:r>
+      <w:r>
+        <w:t xml:space="preserve"> </w:t>
+      </w:r>
+      <w:r>
+        <w:rPr>
+          <w:rStyle w:val="VerbatimChar"/>
+        </w:rPr>
+        <w:t xml:space="preserve">#</w:t>
+      </w:r>
+      <w:r>
+        <w:t xml:space="preserve"> </w:t>
+      </w:r>
+      <w:r>
+        <w:t xml:space="preserve">indicates a new section slide, which will be a slide that looks like this:</w:t>
+      </w:r>
+    </w:p>
+    <w:p>
+      <w:pPr>
+        <w:pStyle w:val="BodyText"/>
+      </w:pPr>
+      <w:r>
+        <w:drawing>
+          <wp:inline>
+            <wp:extent cx="5334000" cy="3000375"/>
+            <wp:effectExtent b="0" l="0" r="0" t="0"/>
+            <wp:docPr descr="" title="" id="281" name="Picture"/>
+            <a:graphic>
+              <a:graphicData uri="http://schemas.openxmlformats.org/drawingml/2006/picture">
+                <pic:pic>
+                  <pic:nvPicPr>
+                    <pic:cNvPr descr="04-daseh_modification_files/figure-docx//1vCiMPvvsdwQjiMWjf0YuSpTkG0DGXsy1614cRiFc7ns_g3ba67d8997e_0_2.png" id="282" name="Picture"/>
+                    <pic:cNvPicPr>
+                      <a:picLocks noChangeArrowheads="1" noChangeAspect="1"/>
+                    </pic:cNvPicPr>
+                  </pic:nvPicPr>
+                  <pic:blipFill>
+                    <a:blip r:embed="rId280"/>
+                    <a:stretch>
+                      <a:fillRect/>
+                    </a:stretch>
+                  </pic:blipFill>
+                  <pic:spPr bwMode="auto">
+                    <a:xfrm>
+                      <a:off x="0" y="0"/>
+                      <a:ext cx="5334000" cy="3000375"/>
+                    </a:xfrm>
+                    <a:prstGeom prst="rect">
+                      <a:avLst/>
+                    </a:prstGeom>
+                    <a:noFill/>
+                    <a:ln w="9525">
+                      <a:noFill/>
+                      <a:headEnd/>
+                      <a:tailEnd/>
+                    </a:ln>
+                  </pic:spPr>
+                </pic:pic>
+              </a:graphicData>
+            </a:graphic>
+          </wp:inline>
+        </w:drawing>
+      </w:r>
+    </w:p>
+    <w:bookmarkStart w:id="284" w:name="emojis-in-slides"/>
+    <w:p>
+      <w:pPr>
+        <w:pStyle w:val="Heading3"/>
+      </w:pPr>
+      <w:r>
+        <w:rPr>
+          <w:rStyle w:val="SectionNumber"/>
+        </w:rPr>
+        <w:t xml:space="preserve">4.3.1</w:t>
+      </w:r>
+      <w:r>
+        <w:tab/>
+      </w:r>
+      <w:r>
+        <w:t xml:space="preserve">Emojis in slides</w:t>
+      </w:r>
+    </w:p>
+    <w:p>
+      <w:pPr>
+        <w:pStyle w:val="FirstParagraph"/>
+      </w:pPr>
+      <w:r>
+        <w:t xml:space="preserve">We recommend copying and pasting from</w:t>
+      </w:r>
+      <w:r>
+        <w:t xml:space="preserve"> </w:t>
+      </w:r>
+      <w:hyperlink r:id="rId283">
+        <w:r>
+          <w:rPr>
+            <w:rStyle w:val="Hyperlink"/>
+          </w:rPr>
+          <w:t xml:space="preserve">here</w:t>
+        </w:r>
+      </w:hyperlink>
+      <w:r>
+        <w:t xml:space="preserve">.</w:t>
+      </w:r>
+    </w:p>
+    <w:bookmarkEnd w:id="284"/>
+    <w:bookmarkStart w:id="285" w:name="smaller-text-font-per-slide"/>
+    <w:p>
+      <w:pPr>
+        <w:pStyle w:val="Heading3"/>
+      </w:pPr>
+      <w:r>
+        <w:rPr>
+          <w:rStyle w:val="SectionNumber"/>
+        </w:rPr>
+        <w:t xml:space="preserve">4.3.2</w:t>
+      </w:r>
+      <w:r>
+        <w:tab/>
+      </w:r>
+      <w:r>
+        <w:t xml:space="preserve">Smaller text font per slide</w:t>
+      </w:r>
+    </w:p>
+    <w:p>
+      <w:pPr>
+        <w:pStyle w:val="FirstParagraph"/>
+      </w:pPr>
+      <w:r>
+        <w:t xml:space="preserve">If you want to change the style of a slide, modify the</w:t>
+      </w:r>
+      <w:r>
+        <w:t xml:space="preserve"> </w:t>
+      </w:r>
+      <w:r>
+        <w:rPr>
+          <w:rStyle w:val="VerbatimChar"/>
+        </w:rPr>
+        <w:t xml:space="preserve">style.css</w:t>
+      </w:r>
+      <w:r>
+        <w:t xml:space="preserve"> </w:t>
+      </w:r>
+      <w:r>
+        <w:t xml:space="preserve">file.</w:t>
+      </w:r>
+    </w:p>
+    <w:p>
+      <w:pPr>
+        <w:pStyle w:val="BodyText"/>
+      </w:pPr>
+      <w:r>
+        <w:t xml:space="preserve">For example - this is how you can make slides with smaller font:</w:t>
+      </w:r>
+    </w:p>
+    <w:p>
+      <w:pPr>
+        <w:pStyle w:val="BodyText"/>
+      </w:pPr>
+      <w:r>
+        <w:t xml:space="preserve">In the</w:t>
+      </w:r>
+      <w:r>
+        <w:t xml:space="preserve"> </w:t>
+      </w:r>
+      <w:r>
+        <w:rPr>
+          <w:rStyle w:val="VerbatimChar"/>
+        </w:rPr>
+        <w:t xml:space="preserve">style .css</w:t>
+      </w:r>
+      <w:r>
+        <w:t xml:space="preserve"> </w:t>
+      </w:r>
+      <w:r>
+        <w:t xml:space="preserve">file is the following- which creates smaller font:</w:t>
+      </w:r>
+    </w:p>
+    <w:p>
+      <w:pPr>
+        <w:pStyle w:val="SourceCode"/>
+      </w:pPr>
+      <w:r>
+        <w:rPr>
+          <w:rStyle w:val="VerbatimChar"/>
+        </w:rPr>
+        <w:t xml:space="preserve">.small {</w:t>
+      </w:r>
+      <w:r>
+        <w:br/>
+      </w:r>
+      <w:r>
+        <w:rPr>
+          <w:rStyle w:val="VerbatimChar"/>
+        </w:rPr>
+        <w:t xml:space="preserve">   font-size: 0.8em;</w:t>
+      </w:r>
+      <w:r>
+        <w:br/>
+      </w:r>
+      <w:r>
+        <w:rPr>
+          <w:rStyle w:val="VerbatimChar"/>
+        </w:rPr>
+        <w:t xml:space="preserve">}</w:t>
+      </w:r>
+    </w:p>
+    <w:p>
+      <w:pPr>
+        <w:pStyle w:val="FirstParagraph"/>
+      </w:pPr>
+      <w:r>
+        <w:t xml:space="preserve">To change the font of a single slide you can putt {.small} next to a slide title like so:</w:t>
+      </w:r>
+    </w:p>
+    <w:p>
+      <w:pPr>
+        <w:pStyle w:val="BodyText"/>
+      </w:pPr>
+      <w:r>
+        <w:rPr>
+          <w:rStyle w:val="VerbatimChar"/>
+        </w:rPr>
+        <w:t xml:space="preserve">## slide name {.small}</w:t>
+      </w:r>
+    </w:p>
     <w:bookmarkEnd w:id="285"/>
-    <w:bookmarkStart w:id="286" w:name="manually-download-data-from-github"/>
+    <w:bookmarkStart w:id="286" w:name="smaller-code-font-per-slide"/>
+    <w:p>
+      <w:pPr>
+        <w:pStyle w:val="Heading3"/>
+      </w:pPr>
+      <w:r>
+        <w:rPr>
+          <w:rStyle w:val="SectionNumber"/>
+        </w:rPr>
+        <w:t xml:space="preserve">4.3.3</w:t>
+      </w:r>
+      <w:r>
+        <w:tab/>
+      </w:r>
+      <w:r>
+        <w:t xml:space="preserve">Smaller code font per slide</w:t>
+      </w:r>
+    </w:p>
+    <w:p>
+      <w:pPr>
+        <w:pStyle w:val="FirstParagraph"/>
+      </w:pPr>
+      <w:r>
+        <w:t xml:space="preserve">In the</w:t>
+      </w:r>
+      <w:r>
+        <w:t xml:space="preserve"> </w:t>
+      </w:r>
+      <w:r>
+        <w:rPr>
+          <w:rStyle w:val="VerbatimChar"/>
+        </w:rPr>
+        <w:t xml:space="preserve">style .css</w:t>
+      </w:r>
+      <w:r>
+        <w:t xml:space="preserve"> </w:t>
+      </w:r>
+      <w:r>
+        <w:t xml:space="preserve">file is the following- which creates smaller font:</w:t>
+      </w:r>
+    </w:p>
+    <w:p>
+      <w:pPr>
+        <w:pStyle w:val="SourceCode"/>
+      </w:pPr>
+      <w:r>
+        <w:rPr>
+          <w:rStyle w:val="VerbatimChar"/>
+        </w:rPr>
+        <w:t xml:space="preserve">.codesmall pre {</w:t>
+      </w:r>
+      <w:r>
+        <w:br/>
+      </w:r>
+      <w:r>
+        <w:rPr>
+          <w:rStyle w:val="VerbatimChar"/>
+        </w:rPr>
+        <w:t xml:space="preserve">    font-size: 16px;</w:t>
+      </w:r>
+      <w:r>
+        <w:br/>
+      </w:r>
+      <w:r>
+        <w:rPr>
+          <w:rStyle w:val="VerbatimChar"/>
+        </w:rPr>
+        <w:t xml:space="preserve">}</w:t>
+      </w:r>
+    </w:p>
+    <w:p>
+      <w:pPr>
+        <w:pStyle w:val="FirstParagraph"/>
+      </w:pPr>
+      <w:r>
+        <w:t xml:space="preserve">This can be applied to a slide by putting {.codesmall} next to a slide title like so:</w:t>
+      </w:r>
+    </w:p>
+    <w:p>
+      <w:pPr>
+        <w:pStyle w:val="BodyText"/>
+      </w:pPr>
+      <w:r>
+        <w:rPr>
+          <w:rStyle w:val="VerbatimChar"/>
+        </w:rPr>
+        <w:t xml:space="preserve">## slide name {.codesmall}</w:t>
+      </w:r>
+    </w:p>
+    <w:bookmarkEnd w:id="286"/>
+    <w:bookmarkStart w:id="287" w:name="add-color-to-slide-text"/>
+    <w:p>
+      <w:pPr>
+        <w:pStyle w:val="Heading3"/>
+      </w:pPr>
+      <w:r>
+        <w:rPr>
+          <w:rStyle w:val="SectionNumber"/>
+        </w:rPr>
+        <w:t xml:space="preserve">4.3.4</w:t>
+      </w:r>
+      <w:r>
+        <w:tab/>
+      </w:r>
+      <w:r>
+        <w:t xml:space="preserve">Add color to slide text</w:t>
+      </w:r>
+    </w:p>
+    <w:p>
+      <w:pPr>
+        <w:pStyle w:val="SourceCode"/>
+      </w:pPr>
+      <w:r>
+        <w:rPr>
+          <w:rStyle w:val="VerbatimChar"/>
+        </w:rPr>
+        <w:t xml:space="preserve">:::{style="color: red;""}</w:t>
+      </w:r>
+      <w:r>
+        <w:br/>
+      </w:r>
+      <w:r>
+        <w:rPr>
+          <w:rStyle w:val="VerbatimChar"/>
+        </w:rPr>
+        <w:t xml:space="preserve">RED STUFF!</w:t>
+      </w:r>
+      <w:r>
+        <w:br/>
+      </w:r>
+      <w:r>
+        <w:rPr>
+          <w:rStyle w:val="VerbatimChar"/>
+        </w:rPr>
+        <w:t xml:space="preserve">:::</w:t>
+      </w:r>
+    </w:p>
+    <w:p>
+      <w:pPr>
+        <w:pStyle w:val="FirstParagraph"/>
+      </w:pPr>
+      <w:r>
+        <w:t xml:space="preserve">or like this:</w:t>
+      </w:r>
+    </w:p>
+    <w:p>
+      <w:pPr>
+        <w:pStyle w:val="BodyText"/>
+      </w:pPr>
+      <w:r>
+        <w:rPr>
+          <w:rStyle w:val="VerbatimChar"/>
+        </w:rPr>
+        <w:t xml:space="preserve">Integer</w:t>
+      </w:r>
+      <w:r>
+        <w:t xml:space="preserve"> </w:t>
+      </w:r>
+      <w:r>
+        <w:t xml:space="preserve">is a special subset of</w:t>
+      </w:r>
+      <w:r>
+        <w:t xml:space="preserve"> </w:t>
+      </w:r>
+      <w:r>
+        <w:rPr>
+          <w:rStyle w:val="VerbatimChar"/>
+        </w:rPr>
+        <w:t xml:space="preserve">numeric</w:t>
+      </w:r>
+      <w:r>
+        <w:t xml:space="preserve"> </w:t>
+      </w:r>
+      <w:r>
+        <w:t xml:space="preserve">that contains only</w:t>
+      </w:r>
+      <w:r>
+        <w:t xml:space="preserve"> </w:t>
+      </w:r>
+      <w:r>
+        <w:t xml:space="preserve">whole numbers.</w:t>
+      </w:r>
+    </w:p>
+    <w:bookmarkEnd w:id="287"/>
+    <w:bookmarkStart w:id="288" w:name="X522946761ce0e21adf901f011db55224c0e9932"/>
+    <w:p>
+      <w:pPr>
+        <w:pStyle w:val="Heading3"/>
+      </w:pPr>
+      <w:r>
+        <w:rPr>
+          <w:rStyle w:val="SectionNumber"/>
+        </w:rPr>
+        <w:t xml:space="preserve">4.3.5</w:t>
+      </w:r>
+      <w:r>
+        <w:tab/>
+      </w:r>
+      <w:r>
+        <w:t xml:space="preserve">Add background color to code chunk describe general syntax for code</w:t>
+      </w:r>
+    </w:p>
+    <w:p>
+      <w:pPr>
+        <w:pStyle w:val="FirstParagraph"/>
+      </w:pPr>
+      <w:r>
+        <w:t xml:space="preserve">In the</w:t>
+      </w:r>
+      <w:r>
+        <w:t xml:space="preserve"> </w:t>
+      </w:r>
+      <w:r>
+        <w:rPr>
+          <w:rStyle w:val="VerbatimChar"/>
+        </w:rPr>
+        <w:t xml:space="preserve">styles.css</w:t>
+      </w:r>
+      <w:r>
+        <w:t xml:space="preserve"> </w:t>
+      </w:r>
+      <w:r>
+        <w:t xml:space="preserve">file is the following:</w:t>
+      </w:r>
+    </w:p>
+    <w:p>
+      <w:pPr>
+        <w:pStyle w:val="SourceCode"/>
+      </w:pPr>
+      <w:r>
+        <w:rPr>
+          <w:rStyle w:val="VerbatimChar"/>
+        </w:rPr>
+        <w:t xml:space="preserve">.codeexample pre{</w:t>
+      </w:r>
+      <w:r>
+        <w:br/>
+      </w:r>
+      <w:r>
+        <w:rPr>
+          <w:rStyle w:val="VerbatimChar"/>
+        </w:rPr>
+        <w:t xml:space="preserve">  background-color: lightgreen;</w:t>
+      </w:r>
+      <w:r>
+        <w:br/>
+      </w:r>
+      <w:r>
+        <w:rPr>
+          <w:rStyle w:val="VerbatimChar"/>
+        </w:rPr>
+        <w:t xml:space="preserve">}</w:t>
+      </w:r>
+    </w:p>
+    <w:p>
+      <w:pPr>
+        <w:pStyle w:val="FirstParagraph"/>
+      </w:pPr>
+      <w:r>
+        <w:t xml:space="preserve">To add this to a chunk use this in the Rmd file before and after the chunk:</w:t>
+      </w:r>
+    </w:p>
+    <w:p>
+      <w:pPr>
+        <w:pStyle w:val="SourceCode"/>
+      </w:pPr>
+      <w:r>
+        <w:rPr>
+          <w:rStyle w:val="VerbatimChar"/>
+        </w:rPr>
+        <w:t xml:space="preserve">&lt;div class = "codeexample"&gt;</w:t>
+      </w:r>
+      <w:r>
+        <w:br/>
+      </w:r>
+      <w:r>
+        <w:br/>
+      </w:r>
+      <w:r>
+        <w:rPr>
+          <w:rStyle w:val="VerbatimChar"/>
+        </w:rPr>
+        <w:t xml:space="preserve">``` r</w:t>
+      </w:r>
+      <w:r>
+        <w:br/>
+      </w:r>
+      <w:r>
+        <w:rPr>
+          <w:rStyle w:val="VerbatimChar"/>
+        </w:rPr>
+        <w:t xml:space="preserve">#some code</w:t>
+      </w:r>
+      <w:r>
+        <w:br/>
+      </w:r>
+      <w:r>
+        <w:rPr>
+          <w:rStyle w:val="VerbatimChar"/>
+        </w:rPr>
+        <w:t xml:space="preserve">```</w:t>
+      </w:r>
+      <w:r>
+        <w:br/>
+      </w:r>
+      <w:r>
+        <w:rPr>
+          <w:rStyle w:val="VerbatimChar"/>
+        </w:rPr>
+        <w:t xml:space="preserve">&lt;/div&gt;</w:t>
+      </w:r>
+    </w:p>
+    <w:bookmarkEnd w:id="288"/>
+    <w:bookmarkStart w:id="292" w:name="create-gifs"/>
+    <w:p>
+      <w:pPr>
+        <w:pStyle w:val="Heading3"/>
+      </w:pPr>
+      <w:r>
+        <w:rPr>
+          <w:rStyle w:val="SectionNumber"/>
+        </w:rPr>
+        <w:t xml:space="preserve">4.3.6</w:t>
+      </w:r>
+      <w:r>
+        <w:tab/>
+      </w:r>
+      <w:r>
+        <w:t xml:space="preserve">Create gifs</w:t>
+      </w:r>
+    </w:p>
+    <w:p>
+      <w:pPr>
+        <w:pStyle w:val="FirstParagraph"/>
+      </w:pPr>
+      <w:r>
+        <w:t xml:space="preserve">To create video gifs first</w:t>
+      </w:r>
+      <w:r>
+        <w:t xml:space="preserve"> </w:t>
+      </w:r>
+      <w:hyperlink r:id="rId289">
+        <w:r>
+          <w:rPr>
+            <w:rStyle w:val="Hyperlink"/>
+          </w:rPr>
+          <w:t xml:space="preserve">record your screen</w:t>
+        </w:r>
+      </w:hyperlink>
+      <w:r>
+        <w:t xml:space="preserve"> </w:t>
+      </w:r>
+      <w:r>
+        <w:t xml:space="preserve">like so (note this is for Mac users):</w:t>
+      </w:r>
+    </w:p>
+    <w:p>
+      <w:pPr>
+        <w:numPr>
+          <w:ilvl w:val="0"/>
+          <w:numId w:val="1056"/>
+        </w:numPr>
+        <w:pStyle w:val="Compact"/>
+      </w:pPr>
+      <w:r>
+        <w:t xml:space="preserve">Command + Shift + 5</w:t>
+      </w:r>
+    </w:p>
+    <w:p>
+      <w:pPr>
+        <w:numPr>
+          <w:ilvl w:val="0"/>
+          <w:numId w:val="1056"/>
+        </w:numPr>
+        <w:pStyle w:val="Compact"/>
+      </w:pPr>
+      <w:r>
+        <w:t xml:space="preserve">Select either entire screen - or more likely a portion of the screen button</w:t>
+      </w:r>
+    </w:p>
+    <w:p>
+      <w:pPr>
+        <w:numPr>
+          <w:ilvl w:val="0"/>
+          <w:numId w:val="1056"/>
+        </w:numPr>
+        <w:pStyle w:val="Compact"/>
+      </w:pPr>
+      <w:r>
+        <w:t xml:space="preserve">Click record</w:t>
+      </w:r>
+    </w:p>
+    <w:p>
+      <w:pPr>
+        <w:pStyle w:val="FirstParagraph"/>
+      </w:pPr>
+      <w:r>
+        <w:t xml:space="preserve">Next convert the video to a gif using</w:t>
+      </w:r>
+      <w:r>
+        <w:t xml:space="preserve"> </w:t>
+      </w:r>
+      <w:hyperlink r:id="rId290">
+        <w:r>
+          <w:rPr>
+            <w:rStyle w:val="Hyperlink"/>
+          </w:rPr>
+          <w:t xml:space="preserve">https://ezgif.com/video-to-gif</w:t>
+        </w:r>
+      </w:hyperlink>
+      <w:r>
+        <w:t xml:space="preserve">.</w:t>
+      </w:r>
+    </w:p>
+    <w:p>
+      <w:pPr>
+        <w:pStyle w:val="BodyText"/>
+      </w:pPr>
+      <w:r>
+        <w:t xml:space="preserve">Be sure that you select gif as the output.</w:t>
+      </w:r>
+    </w:p>
+    <w:p>
+      <w:pPr>
+        <w:pStyle w:val="BodyText"/>
+      </w:pPr>
+      <w:r>
+        <w:t xml:space="preserve">These slides are made with something called ioslides. See [this website for additional help with ioslides] (</w:t>
+      </w:r>
+      <w:hyperlink r:id="rId291">
+        <w:r>
+          <w:rPr>
+            <w:rStyle w:val="Hyperlink"/>
+          </w:rPr>
+          <w:t xml:space="preserve">https://bookdown.org/yihui/rmarkdown/ioslides-presentation.html</w:t>
+        </w:r>
+      </w:hyperlink>
+      <w:r>
+        <w:t xml:space="preserve">).</w:t>
+      </w:r>
+    </w:p>
+    <w:bookmarkEnd w:id="292"/>
+    <w:bookmarkEnd w:id="293"/>
+    <w:bookmarkStart w:id="299" w:name="modifying-labs"/>
+    <w:p>
+      <w:pPr>
+        <w:pStyle w:val="Heading2"/>
+      </w:pPr>
+      <w:r>
+        <w:rPr>
+          <w:rStyle w:val="SectionNumber"/>
+        </w:rPr>
+        <w:t xml:space="preserve">4.4</w:t>
+      </w:r>
+      <w:r>
+        <w:tab/>
+      </w:r>
+      <w:r>
+        <w:t xml:space="preserve">Modifying Labs</w:t>
+      </w:r>
+    </w:p>
+    <w:p>
+      <w:pPr>
+        <w:pStyle w:val="FirstParagraph"/>
+      </w:pPr>
+      <w:r>
+        <w:t xml:space="preserve">Within each module directory, there is a subdirectory called</w:t>
+      </w:r>
+      <w:r>
+        <w:t xml:space="preserve"> </w:t>
+      </w:r>
+      <w:r>
+        <w:rPr>
+          <w:rStyle w:val="VerbatimChar"/>
+        </w:rPr>
+        <w:t xml:space="preserve">lab</w:t>
+      </w:r>
+      <w:r>
+        <w:t xml:space="preserve">. Locate the</w:t>
+      </w:r>
+      <w:r>
+        <w:t xml:space="preserve"> </w:t>
+      </w:r>
+      <w:r>
+        <w:rPr>
+          <w:rStyle w:val="VerbatimChar"/>
+        </w:rPr>
+        <w:t xml:space="preserve">lab</w:t>
+      </w:r>
+      <w:r>
+        <w:t xml:space="preserve"> </w:t>
+      </w:r>
+      <w:r>
+        <w:t xml:space="preserve">subdirectory within the appropriate module directory and edit the</w:t>
+      </w:r>
+      <w:r>
+        <w:t xml:space="preserve"> </w:t>
+      </w:r>
+      <w:r>
+        <w:rPr>
+          <w:rStyle w:val="VerbatimChar"/>
+        </w:rPr>
+        <w:t xml:space="preserve">_Key.Rmd</w:t>
+      </w:r>
+      <w:r>
+        <w:t xml:space="preserve"> </w:t>
+      </w:r>
+      <w:r>
+        <w:t xml:space="preserve">file. For example, if you want to edit the Statistics lab, you’d edit</w:t>
+      </w:r>
+      <w:r>
+        <w:t xml:space="preserve"> </w:t>
+      </w:r>
+      <w:r>
+        <w:rPr>
+          <w:rStyle w:val="VerbatimChar"/>
+        </w:rPr>
+        <w:t xml:space="preserve">Statistics_Lab_Key.Rmd</w:t>
+      </w:r>
+      <w:r>
+        <w:t xml:space="preserve"> </w:t>
+      </w:r>
+      <w:r>
+        <w:t xml:space="preserve">in the</w:t>
+      </w:r>
+      <w:r>
+        <w:t xml:space="preserve"> </w:t>
+      </w:r>
+      <w:r>
+        <w:rPr>
+          <w:rStyle w:val="VerbatimChar"/>
+        </w:rPr>
+        <w:t xml:space="preserve">modules/Statistics/lab/</w:t>
+      </w:r>
+      <w:r>
+        <w:t xml:space="preserve"> </w:t>
+      </w:r>
+      <w:r>
+        <w:t xml:space="preserve">directory.</w:t>
+      </w:r>
+    </w:p>
+    <w:p>
+      <w:pPr>
+        <w:pStyle w:val="BodyText"/>
+      </w:pPr>
+      <w:r>
+        <w:t xml:space="preserve">** Only edit the</w:t>
+      </w:r>
+      <w:r>
+        <w:t xml:space="preserve"> </w:t>
+      </w:r>
+      <w:r>
+        <w:rPr>
+          <w:rStyle w:val="VerbatimChar"/>
+        </w:rPr>
+        <w:t xml:space="preserve">_Key.Rmd</w:t>
+      </w:r>
+      <w:r>
+        <w:t xml:space="preserve">. Do not edit the html or pdf files, or the</w:t>
+      </w:r>
+      <w:r>
+        <w:t xml:space="preserve"> </w:t>
+      </w:r>
+      <w:r>
+        <w:rPr>
+          <w:rStyle w:val="VerbatimChar"/>
+        </w:rPr>
+        <w:t xml:space="preserve">_Lab.Rmd</w:t>
+      </w:r>
+      <w:r>
+        <w:t xml:space="preserve"> </w:t>
+      </w:r>
+      <w:r>
+        <w:t xml:space="preserve">file. These are automatically generated by GitHub Actions. ** The</w:t>
+      </w:r>
+      <w:r>
+        <w:t xml:space="preserve"> </w:t>
+      </w:r>
+      <w:r>
+        <w:rPr>
+          <w:rStyle w:val="VerbatimChar"/>
+        </w:rPr>
+        <w:t xml:space="preserve">_Lab.Rmd</w:t>
+      </w:r>
+      <w:r>
+        <w:t xml:space="preserve"> </w:t>
+      </w:r>
+      <w:r>
+        <w:t xml:space="preserve">file is automatically cleaned up for students to fill in during class.</w:t>
+      </w:r>
+    </w:p>
+    <w:bookmarkStart w:id="297" w:name="how-does-the-lab-file-cleanup-work"/>
     <w:p>
       <w:pPr>
         <w:pStyle w:val="Heading4"/>
@@ -11790,6 +11960,115 @@
         <w:rPr>
           <w:rStyle w:val="SectionNumber"/>
         </w:rPr>
+        <w:t xml:space="preserve">4.4.0.1</w:t>
+      </w:r>
+      <w:r>
+        <w:tab/>
+      </w:r>
+      <w:r>
+        <w:t xml:space="preserve">How does the lab file cleanup work?</w:t>
+      </w:r>
+    </w:p>
+    <w:p>
+      <w:pPr>
+        <w:pStyle w:val="FirstParagraph"/>
+      </w:pPr>
+      <w:r>
+        <w:t xml:space="preserve">When creating the lab key, you will write the answer to the questions in the key. However, for the file that the students see, we want the answers to be removed.</w:t>
+      </w:r>
+    </w:p>
+    <w:p>
+      <w:pPr>
+        <w:pStyle w:val="BodyText"/>
+      </w:pPr>
+      <w:r>
+        <w:t xml:space="preserve">To make sure this happens correctly, the chunks you want to clean must have a</w:t>
+      </w:r>
+      <w:r>
+        <w:t xml:space="preserve"> </w:t>
+      </w:r>
+      <w:r>
+        <w:rPr>
+          <w:rStyle w:val="VerbatimChar"/>
+        </w:rPr>
+        <w:t xml:space="preserve">label</w:t>
+      </w:r>
+      <w:r>
+        <w:t xml:space="preserve"> </w:t>
+      </w:r>
+      <w:r>
+        <w:t xml:space="preserve">ending with</w:t>
+      </w:r>
+      <w:r>
+        <w:t xml:space="preserve"> </w:t>
+      </w:r>
+      <w:r>
+        <w:rPr>
+          <w:rStyle w:val="VerbatimChar"/>
+        </w:rPr>
+        <w:t xml:space="preserve">response</w:t>
+      </w:r>
+      <w:r>
+        <w:t xml:space="preserve">. Chunks without a label following this pattern will be ignored and reproduced exactly for the students.</w:t>
+      </w:r>
+    </w:p>
+    <w:p>
+      <w:pPr>
+        <w:pStyle w:val="BodyText"/>
+      </w:pPr>
+      <w:r>
+        <w:drawing>
+          <wp:inline>
+            <wp:extent cx="5334000" cy="3000375"/>
+            <wp:effectExtent b="0" l="0" r="0" t="0"/>
+            <wp:docPr descr="" title="" id="295" name="Picture"/>
+            <a:graphic>
+              <a:graphicData uri="http://schemas.openxmlformats.org/drawingml/2006/picture">
+                <pic:pic>
+                  <pic:nvPicPr>
+                    <pic:cNvPr descr="04-daseh_modification_files/figure-docx//1vCiMPvvsdwQjiMWjf0YuSpTkG0DGXsy1614cRiFc7ns_g3ba9e61ea01_0_0.png" id="296" name="Picture"/>
+                    <pic:cNvPicPr>
+                      <a:picLocks noChangeArrowheads="1" noChangeAspect="1"/>
+                    </pic:cNvPicPr>
+                  </pic:nvPicPr>
+                  <pic:blipFill>
+                    <a:blip r:embed="rId294"/>
+                    <a:stretch>
+                      <a:fillRect/>
+                    </a:stretch>
+                  </pic:blipFill>
+                  <pic:spPr bwMode="auto">
+                    <a:xfrm>
+                      <a:off x="0" y="0"/>
+                      <a:ext cx="5334000" cy="3000375"/>
+                    </a:xfrm>
+                    <a:prstGeom prst="rect">
+                      <a:avLst/>
+                    </a:prstGeom>
+                    <a:noFill/>
+                    <a:ln w="9525">
+                      <a:noFill/>
+                      <a:headEnd/>
+                      <a:tailEnd/>
+                    </a:ln>
+                  </pic:spPr>
+                </pic:pic>
+              </a:graphicData>
+            </a:graphic>
+          </wp:inline>
+        </w:drawing>
+      </w:r>
+    </w:p>
+    <w:bookmarkEnd w:id="297"/>
+    <w:bookmarkStart w:id="298" w:name="manually-download-data-from-github"/>
+    <w:p>
+      <w:pPr>
+        <w:pStyle w:val="Heading4"/>
+      </w:pPr>
+      <w:r>
+        <w:rPr>
+          <w:rStyle w:val="SectionNumber"/>
+        </w:rPr>
         <w:t xml:space="preserve">4.4.0.2</w:t>
       </w:r>
       <w:r>
@@ -11803,7 +12082,7 @@
       <w:pPr>
         <w:numPr>
           <w:ilvl w:val="0"/>
-          <w:numId w:val="1059"/>
+          <w:numId w:val="1057"/>
         </w:numPr>
         <w:pStyle w:val="Compact"/>
       </w:pPr>
@@ -11885,7 +12164,7 @@
       <w:pPr>
         <w:numPr>
           <w:ilvl w:val="0"/>
-          <w:numId w:val="1060"/>
+          <w:numId w:val="1058"/>
         </w:numPr>
         <w:pStyle w:val="Compact"/>
       </w:pPr>
@@ -11923,9 +12202,9 @@
         <w:t xml:space="preserve">). Open the files that you wish to modify in RStudio or wherever you like to work.</w:t>
       </w:r>
     </w:p>
-    <w:bookmarkEnd w:id="286"/>
-    <w:bookmarkEnd w:id="287"/>
-    <w:bookmarkStart w:id="289" w:name="modify-codeathon-materials"/>
+    <w:bookmarkEnd w:id="298"/>
+    <w:bookmarkEnd w:id="299"/>
+    <w:bookmarkStart w:id="301" w:name="modify-codeathon-materials"/>
     <w:p>
       <w:pPr>
         <w:pStyle w:val="Heading2"/>
@@ -11961,7 +12240,7 @@
       <w:r>
         <w:t xml:space="preserve"> </w:t>
       </w:r>
-      <w:hyperlink r:id="rId288">
+      <w:hyperlink r:id="rId300">
         <w:r>
           <w:rPr>
             <w:rStyle w:val="Hyperlink"/>
@@ -11973,8 +12252,8 @@
         <w:t xml:space="preserve">.</w:t>
       </w:r>
     </w:p>
-    <w:bookmarkEnd w:id="289"/>
-    <w:bookmarkStart w:id="292" w:name="Xa8e9c2650de6c6b5a21422434180380e2d7ddab"/>
+    <w:bookmarkEnd w:id="301"/>
+    <w:bookmarkStart w:id="304" w:name="Xa8e9c2650de6c6b5a21422434180380e2d7ddab"/>
     <w:p>
       <w:pPr>
         <w:pStyle w:val="Heading2"/>
@@ -12002,7 +12281,7 @@
       <w:r>
         <w:t xml:space="preserve"> </w:t>
       </w:r>
-      <w:hyperlink r:id="rId290">
+      <w:hyperlink r:id="rId302">
         <w:r>
           <w:rPr>
             <w:rStyle w:val="Hyperlink"/>
@@ -12046,7 +12325,7 @@
       <w:r>
         <w:t xml:space="preserve"> </w:t>
       </w:r>
-      <w:hyperlink r:id="rId291">
+      <w:hyperlink r:id="rId303">
         <w:r>
           <w:rPr>
             <w:rStyle w:val="Hyperlink"/>
@@ -12077,8 +12356,8 @@
         <w:t xml:space="preserve">.</w:t>
       </w:r>
     </w:p>
-    <w:bookmarkEnd w:id="292"/>
-    <w:bookmarkStart w:id="293" w:name="session-info-1"/>
+    <w:bookmarkEnd w:id="304"/>
+    <w:bookmarkStart w:id="305" w:name="session-info-1"/>
     <w:p>
       <w:pPr>
         <w:pStyle w:val="Heading2"/>
@@ -12422,9 +12701,9 @@
         <w:t xml:space="preserve">## [49] pkgconfig_2.0.3  htmltools_0.5.7</w:t>
       </w:r>
     </w:p>
-    <w:bookmarkEnd w:id="293"/>
-    <w:bookmarkEnd w:id="294"/>
-    <w:bookmarkStart w:id="313" w:name="running-a-program-like-daseh"/>
+    <w:bookmarkEnd w:id="305"/>
+    <w:bookmarkEnd w:id="306"/>
+    <w:bookmarkStart w:id="325" w:name="running-a-program-like-daseh"/>
     <w:p>
       <w:pPr>
         <w:pStyle w:val="Heading1"/>
@@ -12445,7 +12724,7 @@
         <w:t xml:space="preserve"> </w:t>
       </w:r>
     </w:p>
-    <w:bookmarkStart w:id="295" w:name="learning-objectives-4"/>
+    <w:bookmarkStart w:id="307" w:name="learning-objectives-4"/>
     <w:p>
       <w:pPr>
         <w:pStyle w:val="Heading2"/>
@@ -12475,28 +12754,568 @@
       <w:pPr>
         <w:numPr>
           <w:ilvl w:val="0"/>
+          <w:numId w:val="1059"/>
+        </w:numPr>
+        <w:pStyle w:val="Compact"/>
+      </w:pPr>
+      <w:r>
+        <w:t xml:space="preserve">Plan the logistics for an academic or short course using DaSEH materials</w:t>
+      </w:r>
+    </w:p>
+    <w:p>
+      <w:pPr>
+        <w:numPr>
+          <w:ilvl w:val="0"/>
+          <w:numId w:val="1059"/>
+        </w:numPr>
+        <w:pStyle w:val="Compact"/>
+      </w:pPr>
+      <w:r>
+        <w:t xml:space="preserve">List tips for running a DaSEH program</w:t>
+      </w:r>
+    </w:p>
+    <w:bookmarkEnd w:id="307"/>
+    <w:bookmarkStart w:id="309" w:name="planning-a-daseh-course"/>
+    <w:p>
+      <w:pPr>
+        <w:pStyle w:val="Heading2"/>
+      </w:pPr>
+      <w:r>
+        <w:rPr>
+          <w:rStyle w:val="SectionNumber"/>
+        </w:rPr>
+        <w:t xml:space="preserve">5.2</w:t>
+      </w:r>
+      <w:r>
+        <w:tab/>
+      </w:r>
+      <w:r>
+        <w:t xml:space="preserve">Planning a DaSEH course</w:t>
+      </w:r>
+    </w:p>
+    <w:p>
+      <w:pPr>
+        <w:pStyle w:val="FirstParagraph"/>
+      </w:pPr>
+      <w:r>
+        <w:t xml:space="preserve">We have created a</w:t>
+      </w:r>
+      <w:r>
+        <w:t xml:space="preserve"> </w:t>
+      </w:r>
+      <w:hyperlink r:id="rId308">
+        <w:r>
+          <w:rPr>
+            <w:rStyle w:val="Hyperlink"/>
+          </w:rPr>
+          <w:t xml:space="preserve">checklist of tasks</w:t>
+        </w:r>
+      </w:hyperlink>
+      <w:r>
+        <w:t xml:space="preserve"> </w:t>
+      </w:r>
+      <w:r>
+        <w:t xml:space="preserve">for those who wish to use our materials for an academic course or short course program.</w:t>
+      </w:r>
+    </w:p>
+    <w:bookmarkEnd w:id="309"/>
+    <w:bookmarkStart w:id="323" w:name="tips-for-logistics"/>
+    <w:p>
+      <w:pPr>
+        <w:pStyle w:val="Heading2"/>
+      </w:pPr>
+      <w:r>
+        <w:rPr>
+          <w:rStyle w:val="SectionNumber"/>
+        </w:rPr>
+        <w:t xml:space="preserve">5.3</w:t>
+      </w:r>
+      <w:r>
+        <w:tab/>
+      </w:r>
+      <w:r>
+        <w:t xml:space="preserve">Tips for Logistics</w:t>
+      </w:r>
+    </w:p>
+    <w:p>
+      <w:pPr>
+        <w:pStyle w:val="FirstParagraph"/>
+      </w:pPr>
+      <w:r>
+        <w:t xml:space="preserve">The following are more extensive details and tips about the logistical aspects of planning courses, codeathons and learning programs that we learned from our experience teaching DaSEH and other educational activities.</w:t>
+      </w:r>
+    </w:p>
+    <w:bookmarkStart w:id="312" w:name="scheduling-considerations"/>
+    <w:p>
+      <w:pPr>
+        <w:pStyle w:val="Heading3"/>
+      </w:pPr>
+      <w:r>
+        <w:rPr>
+          <w:rStyle w:val="SectionNumber"/>
+        </w:rPr>
+        <w:t xml:space="preserve">5.3.1</w:t>
+      </w:r>
+      <w:r>
+        <w:tab/>
+      </w:r>
+      <w:r>
+        <w:t xml:space="preserve">Scheduling Considerations</w:t>
+      </w:r>
+    </w:p>
+    <w:p>
+      <w:pPr>
+        <w:pStyle w:val="FirstParagraph"/>
+      </w:pPr>
+      <w:r>
+        <w:t xml:space="preserve">Our materials could be used as we have for a</w:t>
+      </w:r>
+      <w:r>
+        <w:t xml:space="preserve"> </w:t>
+      </w:r>
+      <w:hyperlink r:id="rId84">
+        <w:r>
+          <w:rPr>
+            <w:rStyle w:val="Hyperlink"/>
+          </w:rPr>
+          <w:t xml:space="preserve">9 day online course</w:t>
+        </w:r>
+      </w:hyperlink>
+      <w:r>
+        <w:t xml:space="preserve"> </w:t>
+      </w:r>
+      <w:r>
+        <w:t xml:space="preserve">and</w:t>
+      </w:r>
+      <w:r>
+        <w:t xml:space="preserve"> </w:t>
+      </w:r>
+      <w:hyperlink r:id="rId310">
+        <w:r>
+          <w:rPr>
+            <w:rStyle w:val="Hyperlink"/>
+          </w:rPr>
+          <w:t xml:space="preserve">3 day codeathon</w:t>
+        </w:r>
+      </w:hyperlink>
+      <w:r>
+        <w:t xml:space="preserve">, or they could be used for an academic 8 or 16 week course, or some other configuration to suite your needs.</w:t>
+      </w:r>
+    </w:p>
+    <w:p>
+      <w:pPr>
+        <w:pStyle w:val="BodyText"/>
+      </w:pPr>
+      <w:r>
+        <w:t xml:space="preserve">See the</w:t>
+      </w:r>
+      <w:r>
+        <w:t xml:space="preserve"> </w:t>
+      </w:r>
+      <w:hyperlink r:id="rId311">
+        <w:r>
+          <w:rPr>
+            <w:rStyle w:val="Hyperlink"/>
+          </w:rPr>
+          <w:t xml:space="preserve">duration section</w:t>
+        </w:r>
+      </w:hyperlink>
+      <w:r>
+        <w:t xml:space="preserve"> </w:t>
+      </w:r>
+      <w:r>
+        <w:t xml:space="preserve">for more details on using DaSEH materials with an 8 or 16 week configuration.</w:t>
+      </w:r>
+    </w:p>
+    <w:bookmarkEnd w:id="312"/>
+    <w:bookmarkStart w:id="313" w:name="considerations-for-event-spaces"/>
+    <w:p>
+      <w:pPr>
+        <w:pStyle w:val="Heading3"/>
+      </w:pPr>
+      <w:r>
+        <w:rPr>
+          <w:rStyle w:val="SectionNumber"/>
+        </w:rPr>
+        <w:t xml:space="preserve">5.3.2</w:t>
+      </w:r>
+      <w:r>
+        <w:tab/>
+      </w:r>
+      <w:r>
+        <w:t xml:space="preserve">Considerations for Event Spaces</w:t>
+      </w:r>
+    </w:p>
+    <w:p>
+      <w:pPr>
+        <w:pStyle w:val="FirstParagraph"/>
+      </w:pPr>
+      <w:r>
+        <w:t xml:space="preserve">There are 3 major things to consider for a DaSEH event space, if it is for an in person course or codeathon:</w:t>
+      </w:r>
+    </w:p>
+    <w:p>
+      <w:pPr>
+        <w:numPr>
+          <w:ilvl w:val="0"/>
+          <w:numId w:val="1060"/>
+        </w:numPr>
+      </w:pPr>
+      <w:r>
+        <w:t xml:space="preserve">Make sure the space that has adequate WIFI that you can make accessible to the participants.</w:t>
+      </w:r>
+    </w:p>
+    <w:p>
+      <w:pPr>
+        <w:numPr>
+          <w:ilvl w:val="0"/>
+          <w:numId w:val="1060"/>
+        </w:numPr>
+      </w:pPr>
+      <w:r>
+        <w:t xml:space="preserve">Make sure there are tabletops available for participants to place their laptops - or perhaps use a computer lab that has designated computers.</w:t>
+      </w:r>
+    </w:p>
+    <w:p>
+      <w:pPr>
+        <w:numPr>
+          <w:ilvl w:val="0"/>
+          <w:numId w:val="1060"/>
+        </w:numPr>
+      </w:pPr>
+      <w:r>
+        <w:t xml:space="preserve">Make sure there are enough outlets in the room or a plan for extension cords that will allow for learners to plug in their laptops.</w:t>
+      </w:r>
+    </w:p>
+    <w:bookmarkEnd w:id="313"/>
+    <w:bookmarkStart w:id="319" w:name="virtual-set-up-considerations"/>
+    <w:p>
+      <w:pPr>
+        <w:pStyle w:val="Heading3"/>
+      </w:pPr>
+      <w:r>
+        <w:rPr>
+          <w:rStyle w:val="SectionNumber"/>
+        </w:rPr>
+        <w:t xml:space="preserve">5.3.3</w:t>
+      </w:r>
+      <w:r>
+        <w:tab/>
+      </w:r>
+      <w:r>
+        <w:t xml:space="preserve">Virtual Set Up Considerations</w:t>
+      </w:r>
+    </w:p>
+    <w:p>
+      <w:pPr>
+        <w:pStyle w:val="FirstParagraph"/>
+      </w:pPr>
+      <w:r>
+        <w:t xml:space="preserve">We personally like Zoom for teaching, but other virtual options could also work.</w:t>
+      </w:r>
+    </w:p>
+    <w:p>
+      <w:pPr>
+        <w:pStyle w:val="BodyText"/>
+      </w:pPr>
+      <w:r>
+        <w:t xml:space="preserve">If using Zoom or another platform, consider the following:</w:t>
+      </w:r>
+    </w:p>
+    <w:p>
+      <w:pPr>
+        <w:numPr>
+          <w:ilvl w:val="0"/>
           <w:numId w:val="1061"/>
         </w:numPr>
         <w:pStyle w:val="Compact"/>
       </w:pPr>
       <w:r>
-        <w:t xml:space="preserve">Plan the logistics for an academic or short course using DaSEH materials</w:t>
-      </w:r>
-    </w:p>
-    <w:p>
-      <w:pPr>
-        <w:numPr>
-          <w:ilvl w:val="0"/>
-          <w:numId w:val="1061"/>
+        <w:t xml:space="preserve">Set up and send out your link in advance so you can ensure learners know where to go. See this</w:t>
+      </w:r>
+      <w:r>
+        <w:t xml:space="preserve"> </w:t>
+      </w:r>
+      <w:hyperlink r:id="rId314">
+        <w:r>
+          <w:rPr>
+            <w:rStyle w:val="Hyperlink"/>
+          </w:rPr>
+          <w:t xml:space="preserve">documentation on scheduling Zoom meetings</w:t>
+        </w:r>
+      </w:hyperlink>
+      <w:r>
+        <w:t xml:space="preserve"> </w:t>
+      </w:r>
+      <w:r>
+        <w:t xml:space="preserve">for guidance.</w:t>
+      </w:r>
+    </w:p>
+    <w:p>
+      <w:pPr>
+        <w:pStyle w:val="FirstParagraph"/>
+      </w:pPr>
+      <w:r>
+        <w:t xml:space="preserve">Pro tip: Share the link in an email and on Slack or other platforms to connect with learners right before and the day of as well to help them know where to go. Also share it in the calendar invite.</w:t>
+      </w:r>
+    </w:p>
+    <w:p>
+      <w:pPr>
+        <w:numPr>
+          <w:ilvl w:val="0"/>
+          <w:numId w:val="1062"/>
         </w:numPr>
         <w:pStyle w:val="Compact"/>
       </w:pPr>
       <w:r>
-        <w:t xml:space="preserve">List tips for running a DaSEH program</w:t>
-      </w:r>
-    </w:p>
-    <w:bookmarkEnd w:id="295"/>
-    <w:bookmarkStart w:id="297" w:name="planning-a-daseh-course"/>
+        <w:t xml:space="preserve">Use adequate security measures so that uninvited guests do not join your virtual space.</w:t>
+      </w:r>
+    </w:p>
+    <w:p>
+      <w:pPr>
+        <w:pStyle w:val="FirstParagraph"/>
+      </w:pPr>
+      <w:r>
+        <w:t xml:space="preserve">Not sharing your link publicly can be especially effective, but you may also want to use a password, if you do so, ensure that learners know where to find the password.</w:t>
+      </w:r>
+    </w:p>
+    <w:p>
+      <w:pPr>
+        <w:numPr>
+          <w:ilvl w:val="0"/>
+          <w:numId w:val="1063"/>
+        </w:numPr>
+        <w:pStyle w:val="Compact"/>
+      </w:pPr>
+      <w:r>
+        <w:t xml:space="preserve">Set up settings ahead of time if possible</w:t>
+      </w:r>
+    </w:p>
+    <w:p>
+      <w:pPr>
+        <w:pStyle w:val="FirstParagraph"/>
+      </w:pPr>
+      <w:r>
+        <w:t xml:space="preserve">Zoom allows you to set up settings like automatic recordings ahead of time.</w:t>
+      </w:r>
+    </w:p>
+    <w:p>
+      <w:pPr>
+        <w:numPr>
+          <w:ilvl w:val="0"/>
+          <w:numId w:val="1064"/>
+        </w:numPr>
+        <w:pStyle w:val="Compact"/>
+      </w:pPr>
+      <w:r>
+        <w:t xml:space="preserve">Have a plan for breakout rooms ahead of time.</w:t>
+      </w:r>
+    </w:p>
+    <w:p>
+      <w:pPr>
+        <w:pStyle w:val="FirstParagraph"/>
+      </w:pPr>
+      <w:r>
+        <w:t xml:space="preserve">If you plan to have breakout rooms for labs or other purposes, you can set these up in advance.</w:t>
+      </w:r>
+      <w:r>
+        <w:t xml:space="preserve"> </w:t>
+      </w:r>
+      <w:r>
+        <w:t xml:space="preserve">We highly suggest that you set them up with the option for people to change rooms. See Zoom’s</w:t>
+      </w:r>
+      <w:r>
+        <w:t xml:space="preserve"> </w:t>
+      </w:r>
+      <w:hyperlink r:id="rId315">
+        <w:r>
+          <w:rPr>
+            <w:rStyle w:val="Hyperlink"/>
+          </w:rPr>
+          <w:t xml:space="preserve">documentation on breakout rooms</w:t>
+        </w:r>
+      </w:hyperlink>
+      <w:r>
+        <w:t xml:space="preserve"> </w:t>
+      </w:r>
+      <w:r>
+        <w:t xml:space="preserve">or this</w:t>
+      </w:r>
+      <w:r>
+        <w:t xml:space="preserve"> </w:t>
+      </w:r>
+      <w:hyperlink r:id="rId316">
+        <w:r>
+          <w:rPr>
+            <w:rStyle w:val="Hyperlink"/>
+          </w:rPr>
+          <w:t xml:space="preserve">video on breakout rooms</w:t>
+        </w:r>
+      </w:hyperlink>
+      <w:r>
+        <w:t xml:space="preserve">.</w:t>
+      </w:r>
+    </w:p>
+    <w:p>
+      <w:pPr>
+        <w:pStyle w:val="BodyText"/>
+      </w:pPr>
+      <w:r>
+        <w:t xml:space="preserve">Be sure to provide guidance to learners about</w:t>
+      </w:r>
+      <w:r>
+        <w:t xml:space="preserve"> </w:t>
+      </w:r>
+      <w:hyperlink r:id="rId317">
+        <w:r>
+          <w:rPr>
+            <w:rStyle w:val="Hyperlink"/>
+          </w:rPr>
+          <w:t xml:space="preserve">changing rooms</w:t>
+        </w:r>
+      </w:hyperlink>
+      <w:r>
+        <w:t xml:space="preserve"> </w:t>
+      </w:r>
+      <w:r>
+        <w:t xml:space="preserve">if you make this an option.</w:t>
+      </w:r>
+    </w:p>
+    <w:p>
+      <w:pPr>
+        <w:numPr>
+          <w:ilvl w:val="0"/>
+          <w:numId w:val="1065"/>
+        </w:numPr>
+        <w:pStyle w:val="Compact"/>
+      </w:pPr>
+      <w:r>
+        <w:t xml:space="preserve">Set up polls ahead of time if possible</w:t>
+      </w:r>
+    </w:p>
+    <w:p>
+      <w:pPr>
+        <w:pStyle w:val="FirstParagraph"/>
+      </w:pPr>
+      <w:r>
+        <w:t xml:space="preserve">We often poll our learners on the first day to learn about their experience with topics and to learn about their interests. These can be set up in advance to save time. See this</w:t>
+      </w:r>
+      <w:r>
+        <w:t xml:space="preserve"> </w:t>
+      </w:r>
+      <w:hyperlink r:id="rId318">
+        <w:r>
+          <w:rPr>
+            <w:rStyle w:val="Hyperlink"/>
+          </w:rPr>
+          <w:t xml:space="preserve">video about setting up polls ahead of time.</w:t>
+        </w:r>
+      </w:hyperlink>
+    </w:p>
+    <w:p>
+      <w:pPr>
+        <w:pStyle w:val="BodyText"/>
+      </w:pPr>
+      <w:r>
+        <w:t xml:space="preserve">Pro tip: We suggest that you share your recordings on a Google Drive, so that you only have to share one link where people can find recordings, as you upload them to the drive.</w:t>
+      </w:r>
+    </w:p>
+    <w:bookmarkEnd w:id="319"/>
+    <w:bookmarkStart w:id="322" w:name="making-certificates"/>
+    <w:p>
+      <w:pPr>
+        <w:pStyle w:val="Heading3"/>
+      </w:pPr>
+      <w:r>
+        <w:rPr>
+          <w:rStyle w:val="SectionNumber"/>
+        </w:rPr>
+        <w:t xml:space="preserve">5.3.4</w:t>
+      </w:r>
+      <w:r>
+        <w:tab/>
+      </w:r>
+      <w:r>
+        <w:t xml:space="preserve">Making certificates</w:t>
+      </w:r>
+    </w:p>
+    <w:p>
+      <w:pPr>
+        <w:pStyle w:val="FirstParagraph"/>
+      </w:pPr>
+      <w:r>
+        <w:t xml:space="preserve">Certificates are generated in R using the</w:t>
+      </w:r>
+      <w:r>
+        <w:t xml:space="preserve"> </w:t>
+      </w:r>
+      <w:hyperlink r:id="rId320">
+        <w:r>
+          <w:rPr>
+            <w:rStyle w:val="VerbatimChar"/>
+          </w:rPr>
+          <w:t xml:space="preserve">certificate</w:t>
+        </w:r>
+        <w:r>
+          <w:rPr>
+            <w:rStyle w:val="Hyperlink"/>
+          </w:rPr>
+          <w:t xml:space="preserve"> </w:t>
+        </w:r>
+        <w:r>
+          <w:rPr>
+            <w:rStyle w:val="Hyperlink"/>
+          </w:rPr>
+          <w:t xml:space="preserve">package</w:t>
+        </w:r>
+      </w:hyperlink>
+      <w:r>
+        <w:t xml:space="preserve"> </w:t>
+      </w:r>
+      <w:r>
+        <w:t xml:space="preserve">and the</w:t>
+      </w:r>
+      <w:r>
+        <w:t xml:space="preserve"> </w:t>
+      </w:r>
+      <w:hyperlink r:id="rId321">
+        <w:r>
+          <w:rPr>
+            <w:rStyle w:val="VerbatimChar"/>
+          </w:rPr>
+          <w:t xml:space="preserve">googlesheets4</w:t>
+        </w:r>
+        <w:r>
+          <w:rPr>
+            <w:rStyle w:val="Hyperlink"/>
+          </w:rPr>
+          <w:t xml:space="preserve"> </w:t>
+        </w:r>
+        <w:r>
+          <w:rPr>
+            <w:rStyle w:val="Hyperlink"/>
+          </w:rPr>
+          <w:t xml:space="preserve">package</w:t>
+        </w:r>
+      </w:hyperlink>
+      <w:r>
+        <w:t xml:space="preserve"> </w:t>
+      </w:r>
+      <w:r>
+        <w:t xml:space="preserve">to programmatically generate certificates for each participant reading in a google sheet with all of their names.</w:t>
+      </w:r>
+    </w:p>
+    <w:p>
+      <w:pPr>
+        <w:pStyle w:val="BodyText"/>
+      </w:pPr>
+      <w:r>
+        <w:t xml:space="preserve">These are then manually signed.</w:t>
+      </w:r>
+    </w:p>
+    <w:bookmarkEnd w:id="322"/>
+    <w:bookmarkEnd w:id="323"/>
+    <w:bookmarkStart w:id="324" w:name="session-info-2"/>
     <w:p>
       <w:pPr>
         <w:pStyle w:val="Heading2"/>
@@ -12505,13 +13324,269 @@
         <w:rPr>
           <w:rStyle w:val="SectionNumber"/>
         </w:rPr>
-        <w:t xml:space="preserve">5.2</w:t>
+        <w:t xml:space="preserve">5.4</w:t>
       </w:r>
       <w:r>
         <w:tab/>
       </w:r>
       <w:r>
-        <w:t xml:space="preserve">Planning a DaSEH course</w:t>
+        <w:t xml:space="preserve">Session info</w:t>
+      </w:r>
+    </w:p>
+    <w:p>
+      <w:pPr>
+        <w:pStyle w:val="SourceCode"/>
+      </w:pPr>
+      <w:r>
+        <w:rPr>
+          <w:rStyle w:val="VerbatimChar"/>
+        </w:rPr>
+        <w:t xml:space="preserve">## R version 4.3.2 (2023-10-31)</w:t>
+      </w:r>
+      <w:r>
+        <w:br/>
+      </w:r>
+      <w:r>
+        <w:rPr>
+          <w:rStyle w:val="VerbatimChar"/>
+        </w:rPr>
+        <w:t xml:space="preserve">## Platform: x86_64-pc-linux-gnu (64-bit)</w:t>
+      </w:r>
+      <w:r>
+        <w:br/>
+      </w:r>
+      <w:r>
+        <w:rPr>
+          <w:rStyle w:val="VerbatimChar"/>
+        </w:rPr>
+        <w:t xml:space="preserve">## Running under: Ubuntu 22.04.4 LTS</w:t>
+      </w:r>
+      <w:r>
+        <w:br/>
+      </w:r>
+      <w:r>
+        <w:rPr>
+          <w:rStyle w:val="VerbatimChar"/>
+        </w:rPr>
+        <w:t xml:space="preserve">## </w:t>
+      </w:r>
+      <w:r>
+        <w:br/>
+      </w:r>
+      <w:r>
+        <w:rPr>
+          <w:rStyle w:val="VerbatimChar"/>
+        </w:rPr>
+        <w:t xml:space="preserve">## Matrix products: default</w:t>
+      </w:r>
+      <w:r>
+        <w:br/>
+      </w:r>
+      <w:r>
+        <w:rPr>
+          <w:rStyle w:val="VerbatimChar"/>
+        </w:rPr>
+        <w:t xml:space="preserve">## BLAS:   /usr/lib/x86_64-linux-gnu/openblas-pthread/libblas.so.3 </w:t>
+      </w:r>
+      <w:r>
+        <w:br/>
+      </w:r>
+      <w:r>
+        <w:rPr>
+          <w:rStyle w:val="VerbatimChar"/>
+        </w:rPr>
+        <w:t xml:space="preserve">## LAPACK: /usr/lib/x86_64-linux-gnu/openblas-pthread/libopenblasp-r0.3.20.so;  LAPACK version 3.10.0</w:t>
+      </w:r>
+      <w:r>
+        <w:br/>
+      </w:r>
+      <w:r>
+        <w:rPr>
+          <w:rStyle w:val="VerbatimChar"/>
+        </w:rPr>
+        <w:t xml:space="preserve">## </w:t>
+      </w:r>
+      <w:r>
+        <w:br/>
+      </w:r>
+      <w:r>
+        <w:rPr>
+          <w:rStyle w:val="VerbatimChar"/>
+        </w:rPr>
+        <w:t xml:space="preserve">## locale:</w:t>
+      </w:r>
+      <w:r>
+        <w:br/>
+      </w:r>
+      <w:r>
+        <w:rPr>
+          <w:rStyle w:val="VerbatimChar"/>
+        </w:rPr>
+        <w:t xml:space="preserve">##  [1] LC_CTYPE=en_US.UTF-8       LC_NUMERIC=C              </w:t>
+      </w:r>
+      <w:r>
+        <w:br/>
+      </w:r>
+      <w:r>
+        <w:rPr>
+          <w:rStyle w:val="VerbatimChar"/>
+        </w:rPr>
+        <w:t xml:space="preserve">##  [3] LC_TIME=en_US.UTF-8        LC_COLLATE=en_US.UTF-8    </w:t>
+      </w:r>
+      <w:r>
+        <w:br/>
+      </w:r>
+      <w:r>
+        <w:rPr>
+          <w:rStyle w:val="VerbatimChar"/>
+        </w:rPr>
+        <w:t xml:space="preserve">##  [5] LC_MONETARY=en_US.UTF-8    LC_MESSAGES=en_US.UTF-8   </w:t>
+      </w:r>
+      <w:r>
+        <w:br/>
+      </w:r>
+      <w:r>
+        <w:rPr>
+          <w:rStyle w:val="VerbatimChar"/>
+        </w:rPr>
+        <w:t xml:space="preserve">##  [7] LC_PAPER=en_US.UTF-8       LC_NAME=C                 </w:t>
+      </w:r>
+      <w:r>
+        <w:br/>
+      </w:r>
+      <w:r>
+        <w:rPr>
+          <w:rStyle w:val="VerbatimChar"/>
+        </w:rPr>
+        <w:t xml:space="preserve">##  [9] LC_ADDRESS=C               LC_TELEPHONE=C            </w:t>
+      </w:r>
+      <w:r>
+        <w:br/>
+      </w:r>
+      <w:r>
+        <w:rPr>
+          <w:rStyle w:val="VerbatimChar"/>
+        </w:rPr>
+        <w:t xml:space="preserve">## [11] LC_MEASUREMENT=en_US.UTF-8 LC_IDENTIFICATION=C       </w:t>
+      </w:r>
+      <w:r>
+        <w:br/>
+      </w:r>
+      <w:r>
+        <w:rPr>
+          <w:rStyle w:val="VerbatimChar"/>
+        </w:rPr>
+        <w:t xml:space="preserve">## </w:t>
+      </w:r>
+      <w:r>
+        <w:br/>
+      </w:r>
+      <w:r>
+        <w:rPr>
+          <w:rStyle w:val="VerbatimChar"/>
+        </w:rPr>
+        <w:t xml:space="preserve">## time zone: Etc/UTC</w:t>
+      </w:r>
+      <w:r>
+        <w:br/>
+      </w:r>
+      <w:r>
+        <w:rPr>
+          <w:rStyle w:val="VerbatimChar"/>
+        </w:rPr>
+        <w:t xml:space="preserve">## tzcode source: system (glibc)</w:t>
+      </w:r>
+      <w:r>
+        <w:br/>
+      </w:r>
+      <w:r>
+        <w:rPr>
+          <w:rStyle w:val="VerbatimChar"/>
+        </w:rPr>
+        <w:t xml:space="preserve">## </w:t>
+      </w:r>
+      <w:r>
+        <w:br/>
+      </w:r>
+      <w:r>
+        <w:rPr>
+          <w:rStyle w:val="VerbatimChar"/>
+        </w:rPr>
+        <w:t xml:space="preserve">## attached base packages:</w:t>
+      </w:r>
+      <w:r>
+        <w:br/>
+      </w:r>
+      <w:r>
+        <w:rPr>
+          <w:rStyle w:val="VerbatimChar"/>
+        </w:rPr>
+        <w:t xml:space="preserve">## [1] stats     graphics  grDevices utils     datasets  methods   base     </w:t>
+      </w:r>
+      <w:r>
+        <w:br/>
+      </w:r>
+      <w:r>
+        <w:rPr>
+          <w:rStyle w:val="VerbatimChar"/>
+        </w:rPr>
+        <w:t xml:space="preserve">## </w:t>
+      </w:r>
+      <w:r>
+        <w:br/>
+      </w:r>
+      <w:r>
+        <w:rPr>
+          <w:rStyle w:val="VerbatimChar"/>
+        </w:rPr>
+        <w:t xml:space="preserve">## loaded via a namespace (and not attached):</w:t>
+      </w:r>
+      <w:r>
+        <w:br/>
+      </w:r>
+      <w:r>
+        <w:rPr>
+          <w:rStyle w:val="VerbatimChar"/>
+        </w:rPr>
+        <w:t xml:space="preserve">##  [1] compiler_4.3.2  fastmap_1.1.1   bookdown_0.46   cli_3.6.5      </w:t>
+      </w:r>
+      <w:r>
+        <w:br/>
+      </w:r>
+      <w:r>
+        <w:rPr>
+          <w:rStyle w:val="VerbatimChar"/>
+        </w:rPr>
+        <w:t xml:space="preserve">##  [5] htmltools_0.5.7 tools_4.3.2     yaml_2.3.12     rmarkdown_2.25 </w:t>
+      </w:r>
+      <w:r>
+        <w:br/>
+      </w:r>
+      <w:r>
+        <w:rPr>
+          <w:rStyle w:val="VerbatimChar"/>
+        </w:rPr>
+        <w:t xml:space="preserve">##  [9] knitr_1.50      digest_0.6.34   xfun_0.55       rlang_1.1.6    </w:t>
+      </w:r>
+      <w:r>
+        <w:br/>
+      </w:r>
+      <w:r>
+        <w:rPr>
+          <w:rStyle w:val="VerbatimChar"/>
+        </w:rPr>
+        <w:t xml:space="preserve">## [13] evaluate_1.0.5</w:t>
+      </w:r>
+    </w:p>
+    <w:bookmarkEnd w:id="324"/>
+    <w:bookmarkEnd w:id="325"/>
+    <w:bookmarkStart w:id="336" w:name="about-the-authors"/>
+    <w:p>
+      <w:pPr>
+        <w:pStyle w:val="Heading1"/>
+      </w:pPr>
+      <w:r>
+        <w:t xml:space="preserve">About the Authors</w:t>
       </w:r>
     </w:p>
     <w:p>
@@ -12519,808 +13594,12 @@
         <w:pStyle w:val="FirstParagraph"/>
       </w:pPr>
       <w:r>
-        <w:t xml:space="preserve">We have created a</w:t>
-      </w:r>
-      <w:r>
-        <w:t xml:space="preserve"> </w:t>
-      </w:r>
-      <w:hyperlink r:id="rId296">
-        <w:r>
-          <w:rPr>
-            <w:rStyle w:val="Hyperlink"/>
-          </w:rPr>
-          <w:t xml:space="preserve">checklist of tasks</w:t>
-        </w:r>
-      </w:hyperlink>
-      <w:r>
-        <w:t xml:space="preserve"> </w:t>
-      </w:r>
-      <w:r>
-        <w:t xml:space="preserve">for those who wish to use our materials for an academic course or short course program.</w:t>
-      </w:r>
-    </w:p>
-    <w:bookmarkEnd w:id="297"/>
-    <w:bookmarkStart w:id="311" w:name="tips-for-logistics"/>
-    <w:p>
-      <w:pPr>
-        <w:pStyle w:val="Heading2"/>
-      </w:pPr>
-      <w:r>
-        <w:rPr>
-          <w:rStyle w:val="SectionNumber"/>
-        </w:rPr>
-        <w:t xml:space="preserve">5.3</w:t>
-      </w:r>
-      <w:r>
-        <w:tab/>
-      </w:r>
-      <w:r>
-        <w:t xml:space="preserve">Tips for Logistics</w:t>
-      </w:r>
-    </w:p>
-    <w:p>
-      <w:pPr>
-        <w:pStyle w:val="FirstParagraph"/>
-      </w:pPr>
-      <w:r>
-        <w:t xml:space="preserve">The following are more extensive details and tips about the logistical aspects of planning courses, codeathons and learning programs that we learned from our experience teaching DaSEH and other educational activities.</w:t>
-      </w:r>
-    </w:p>
-    <w:bookmarkStart w:id="300" w:name="scheduling-considerations"/>
-    <w:p>
-      <w:pPr>
-        <w:pStyle w:val="Heading3"/>
-      </w:pPr>
-      <w:r>
-        <w:rPr>
-          <w:rStyle w:val="SectionNumber"/>
-        </w:rPr>
-        <w:t xml:space="preserve">5.3.1</w:t>
-      </w:r>
-      <w:r>
-        <w:tab/>
-      </w:r>
-      <w:r>
-        <w:t xml:space="preserve">Scheduling Considerations</w:t>
-      </w:r>
-    </w:p>
-    <w:p>
-      <w:pPr>
-        <w:pStyle w:val="FirstParagraph"/>
-      </w:pPr>
-      <w:r>
-        <w:t xml:space="preserve">Our materials could be used as we have for a</w:t>
-      </w:r>
-      <w:r>
-        <w:t xml:space="preserve"> </w:t>
-      </w:r>
-      <w:hyperlink r:id="rId84">
-        <w:r>
-          <w:rPr>
-            <w:rStyle w:val="Hyperlink"/>
-          </w:rPr>
-          <w:t xml:space="preserve">9 day online course</w:t>
-        </w:r>
-      </w:hyperlink>
-      <w:r>
-        <w:t xml:space="preserve"> </w:t>
-      </w:r>
-      <w:r>
-        <w:t xml:space="preserve">and</w:t>
-      </w:r>
-      <w:r>
-        <w:t xml:space="preserve"> </w:t>
-      </w:r>
-      <w:hyperlink r:id="rId298">
-        <w:r>
-          <w:rPr>
-            <w:rStyle w:val="Hyperlink"/>
-          </w:rPr>
-          <w:t xml:space="preserve">3 day codeathon</w:t>
-        </w:r>
-      </w:hyperlink>
-      <w:r>
-        <w:t xml:space="preserve">, or they could be used for an academic 8 or 16 week course, or some other configuration to suite your needs.</w:t>
-      </w:r>
-    </w:p>
-    <w:p>
-      <w:pPr>
-        <w:pStyle w:val="BodyText"/>
-      </w:pPr>
-      <w:r>
-        <w:t xml:space="preserve">See the</w:t>
-      </w:r>
-      <w:r>
-        <w:t xml:space="preserve"> </w:t>
-      </w:r>
-      <w:hyperlink r:id="rId299">
-        <w:r>
-          <w:rPr>
-            <w:rStyle w:val="Hyperlink"/>
-          </w:rPr>
-          <w:t xml:space="preserve">duration section</w:t>
-        </w:r>
-      </w:hyperlink>
-      <w:r>
-        <w:t xml:space="preserve"> </w:t>
-      </w:r>
-      <w:r>
-        <w:t xml:space="preserve">for more details on using DaSEH materials with an 8 or 16 week configuration.</w:t>
-      </w:r>
-    </w:p>
-    <w:bookmarkEnd w:id="300"/>
-    <w:bookmarkStart w:id="301" w:name="considerations-for-event-spaces"/>
-    <w:p>
-      <w:pPr>
-        <w:pStyle w:val="Heading3"/>
-      </w:pPr>
-      <w:r>
-        <w:rPr>
-          <w:rStyle w:val="SectionNumber"/>
-        </w:rPr>
-        <w:t xml:space="preserve">5.3.2</w:t>
-      </w:r>
-      <w:r>
-        <w:tab/>
-      </w:r>
-      <w:r>
-        <w:t xml:space="preserve">Considerations for Event Spaces</w:t>
-      </w:r>
-    </w:p>
-    <w:p>
-      <w:pPr>
-        <w:pStyle w:val="FirstParagraph"/>
-      </w:pPr>
-      <w:r>
-        <w:t xml:space="preserve">There are 3 major things to consider for a DaSEH event space, if it is for an in person course or codeathon:</w:t>
-      </w:r>
-    </w:p>
-    <w:p>
-      <w:pPr>
-        <w:numPr>
-          <w:ilvl w:val="0"/>
-          <w:numId w:val="1062"/>
-        </w:numPr>
-      </w:pPr>
-      <w:r>
-        <w:t xml:space="preserve">Make sure the space that has adequate WIFI that you can make accessible to the participants.</w:t>
-      </w:r>
-    </w:p>
-    <w:p>
-      <w:pPr>
-        <w:numPr>
-          <w:ilvl w:val="0"/>
-          <w:numId w:val="1062"/>
-        </w:numPr>
-      </w:pPr>
-      <w:r>
-        <w:t xml:space="preserve">Make sure there are tabletops available for participants to place their laptops - or perhaps use a computer lab that has designated computers.</w:t>
-      </w:r>
-    </w:p>
-    <w:p>
-      <w:pPr>
-        <w:numPr>
-          <w:ilvl w:val="0"/>
-          <w:numId w:val="1062"/>
-        </w:numPr>
-      </w:pPr>
-      <w:r>
-        <w:t xml:space="preserve">Make sure there are enough outlets in the room or a plan for extension cords that will allow for learners to plug in their laptops.</w:t>
-      </w:r>
-    </w:p>
-    <w:bookmarkEnd w:id="301"/>
-    <w:bookmarkStart w:id="307" w:name="virtual-set-up-considerations"/>
-    <w:p>
-      <w:pPr>
-        <w:pStyle w:val="Heading3"/>
-      </w:pPr>
-      <w:r>
-        <w:rPr>
-          <w:rStyle w:val="SectionNumber"/>
-        </w:rPr>
-        <w:t xml:space="preserve">5.3.3</w:t>
-      </w:r>
-      <w:r>
-        <w:tab/>
-      </w:r>
-      <w:r>
-        <w:t xml:space="preserve">Virtual Set Up Considerations</w:t>
-      </w:r>
-    </w:p>
-    <w:p>
-      <w:pPr>
-        <w:pStyle w:val="FirstParagraph"/>
-      </w:pPr>
-      <w:r>
-        <w:t xml:space="preserve">We personally like Zoom for teaching, but other virtual options could also work.</w:t>
-      </w:r>
-    </w:p>
-    <w:p>
-      <w:pPr>
-        <w:pStyle w:val="BodyText"/>
-      </w:pPr>
-      <w:r>
-        <w:t xml:space="preserve">If using Zoom or another platform, consider the following:</w:t>
-      </w:r>
-    </w:p>
-    <w:p>
-      <w:pPr>
-        <w:numPr>
-          <w:ilvl w:val="0"/>
-          <w:numId w:val="1063"/>
-        </w:numPr>
-        <w:pStyle w:val="Compact"/>
-      </w:pPr>
-      <w:r>
-        <w:t xml:space="preserve">Set up and send out your link in advance so you can ensure learners know where to go. See this</w:t>
-      </w:r>
-      <w:r>
-        <w:t xml:space="preserve"> </w:t>
-      </w:r>
-      <w:hyperlink r:id="rId302">
-        <w:r>
-          <w:rPr>
-            <w:rStyle w:val="Hyperlink"/>
-          </w:rPr>
-          <w:t xml:space="preserve">documentation on scheduling Zoom meetings</w:t>
-        </w:r>
-      </w:hyperlink>
-      <w:r>
-        <w:t xml:space="preserve"> </w:t>
-      </w:r>
-      <w:r>
-        <w:t xml:space="preserve">for guidance.</w:t>
-      </w:r>
-    </w:p>
-    <w:p>
-      <w:pPr>
-        <w:pStyle w:val="FirstParagraph"/>
-      </w:pPr>
-      <w:r>
-        <w:t xml:space="preserve">Pro tip: Share the link in an email and on Slack or other platforms to connect with learners right before and the day of as well to help them know where to go. Also share it in the calendar invite.</w:t>
-      </w:r>
-    </w:p>
-    <w:p>
-      <w:pPr>
-        <w:numPr>
-          <w:ilvl w:val="0"/>
-          <w:numId w:val="1064"/>
-        </w:numPr>
-        <w:pStyle w:val="Compact"/>
-      </w:pPr>
-      <w:r>
-        <w:t xml:space="preserve">Use adequate security measures so that uninvited guests do not join your virtual space.</w:t>
-      </w:r>
-    </w:p>
-    <w:p>
-      <w:pPr>
-        <w:pStyle w:val="FirstParagraph"/>
-      </w:pPr>
-      <w:r>
-        <w:t xml:space="preserve">Not sharing your link publicly can be especially effective, but you may also want to use a password, if you do so, ensure that learners know where to find the password.</w:t>
-      </w:r>
-    </w:p>
-    <w:p>
-      <w:pPr>
-        <w:numPr>
-          <w:ilvl w:val="0"/>
-          <w:numId w:val="1065"/>
-        </w:numPr>
-        <w:pStyle w:val="Compact"/>
-      </w:pPr>
-      <w:r>
-        <w:t xml:space="preserve">Set up settings ahead of time if possible</w:t>
-      </w:r>
-    </w:p>
-    <w:p>
-      <w:pPr>
-        <w:pStyle w:val="FirstParagraph"/>
-      </w:pPr>
-      <w:r>
-        <w:t xml:space="preserve">Zoom allows you to set up settings like automatic recordings ahead of time.</w:t>
-      </w:r>
-    </w:p>
-    <w:p>
-      <w:pPr>
-        <w:numPr>
-          <w:ilvl w:val="0"/>
-          <w:numId w:val="1066"/>
-        </w:numPr>
-        <w:pStyle w:val="Compact"/>
-      </w:pPr>
-      <w:r>
-        <w:t xml:space="preserve">Have a plan for breakout rooms ahead of time.</w:t>
-      </w:r>
-    </w:p>
-    <w:p>
-      <w:pPr>
-        <w:pStyle w:val="FirstParagraph"/>
-      </w:pPr>
-      <w:r>
-        <w:t xml:space="preserve">If you plan to have breakout rooms for labs or other purposes, you can set these up in advance.</w:t>
-      </w:r>
-      <w:r>
-        <w:t xml:space="preserve"> </w:t>
-      </w:r>
-      <w:r>
-        <w:t xml:space="preserve">We highly suggest that you set them up with the option for people to change rooms. See Zoom’s</w:t>
-      </w:r>
-      <w:r>
-        <w:t xml:space="preserve"> </w:t>
-      </w:r>
-      <w:hyperlink r:id="rId303">
-        <w:r>
-          <w:rPr>
-            <w:rStyle w:val="Hyperlink"/>
-          </w:rPr>
-          <w:t xml:space="preserve">documentation on breakout rooms</w:t>
-        </w:r>
-      </w:hyperlink>
-      <w:r>
-        <w:t xml:space="preserve"> </w:t>
-      </w:r>
-      <w:r>
-        <w:t xml:space="preserve">or this</w:t>
-      </w:r>
-      <w:r>
-        <w:t xml:space="preserve"> </w:t>
-      </w:r>
-      <w:hyperlink r:id="rId304">
-        <w:r>
-          <w:rPr>
-            <w:rStyle w:val="Hyperlink"/>
-          </w:rPr>
-          <w:t xml:space="preserve">video on breakout rooms</w:t>
-        </w:r>
-      </w:hyperlink>
-      <w:r>
-        <w:t xml:space="preserve">.</w:t>
-      </w:r>
-    </w:p>
-    <w:p>
-      <w:pPr>
-        <w:pStyle w:val="BodyText"/>
-      </w:pPr>
-      <w:r>
-        <w:t xml:space="preserve">Be sure to provide guidance to learners about</w:t>
-      </w:r>
-      <w:r>
-        <w:t xml:space="preserve"> </w:t>
-      </w:r>
-      <w:hyperlink r:id="rId305">
-        <w:r>
-          <w:rPr>
-            <w:rStyle w:val="Hyperlink"/>
-          </w:rPr>
-          <w:t xml:space="preserve">changing rooms</w:t>
-        </w:r>
-      </w:hyperlink>
-      <w:r>
-        <w:t xml:space="preserve"> </w:t>
-      </w:r>
-      <w:r>
-        <w:t xml:space="preserve">if you make this an option.</w:t>
-      </w:r>
-    </w:p>
-    <w:p>
-      <w:pPr>
-        <w:numPr>
-          <w:ilvl w:val="0"/>
-          <w:numId w:val="1067"/>
-        </w:numPr>
-        <w:pStyle w:val="Compact"/>
-      </w:pPr>
-      <w:r>
-        <w:t xml:space="preserve">Set up polls ahead of time if possible</w:t>
-      </w:r>
-    </w:p>
-    <w:p>
-      <w:pPr>
-        <w:pStyle w:val="FirstParagraph"/>
-      </w:pPr>
-      <w:r>
-        <w:t xml:space="preserve">We often poll our learners on the first day to learn about their experience with topics and to learn about their interests. These can be set up in advance to save time. See this</w:t>
-      </w:r>
-      <w:r>
-        <w:t xml:space="preserve"> </w:t>
-      </w:r>
-      <w:hyperlink r:id="rId306">
-        <w:r>
-          <w:rPr>
-            <w:rStyle w:val="Hyperlink"/>
-          </w:rPr>
-          <w:t xml:space="preserve">video about setting up polls ahead of time.</w:t>
-        </w:r>
-      </w:hyperlink>
-    </w:p>
-    <w:p>
-      <w:pPr>
-        <w:pStyle w:val="BodyText"/>
-      </w:pPr>
-      <w:r>
-        <w:t xml:space="preserve">Pro tip: We suggest that you share your recordings on a Google Drive, so that you only have to share one link where people can find recordings, as you upload them to the drive.</w:t>
-      </w:r>
-    </w:p>
-    <w:bookmarkEnd w:id="307"/>
-    <w:bookmarkStart w:id="310" w:name="making-certificates"/>
-    <w:p>
-      <w:pPr>
-        <w:pStyle w:val="Heading3"/>
-      </w:pPr>
-      <w:r>
-        <w:rPr>
-          <w:rStyle w:val="SectionNumber"/>
-        </w:rPr>
-        <w:t xml:space="preserve">5.3.4</w:t>
-      </w:r>
-      <w:r>
-        <w:tab/>
-      </w:r>
-      <w:r>
-        <w:t xml:space="preserve">Making certificates</w:t>
-      </w:r>
-    </w:p>
-    <w:p>
-      <w:pPr>
-        <w:pStyle w:val="FirstParagraph"/>
-      </w:pPr>
-      <w:r>
-        <w:t xml:space="preserve">Certificates are generated in R using the</w:t>
-      </w:r>
-      <w:r>
-        <w:t xml:space="preserve"> </w:t>
-      </w:r>
-      <w:hyperlink r:id="rId308">
-        <w:r>
-          <w:rPr>
-            <w:rStyle w:val="VerbatimChar"/>
-          </w:rPr>
-          <w:t xml:space="preserve">certificate</w:t>
-        </w:r>
-        <w:r>
-          <w:rPr>
-            <w:rStyle w:val="Hyperlink"/>
-          </w:rPr>
-          <w:t xml:space="preserve"> </w:t>
-        </w:r>
-        <w:r>
-          <w:rPr>
-            <w:rStyle w:val="Hyperlink"/>
-          </w:rPr>
-          <w:t xml:space="preserve">package</w:t>
-        </w:r>
-      </w:hyperlink>
-      <w:r>
-        <w:t xml:space="preserve"> </w:t>
-      </w:r>
-      <w:r>
-        <w:t xml:space="preserve">and the</w:t>
-      </w:r>
-      <w:r>
-        <w:t xml:space="preserve"> </w:t>
-      </w:r>
-      <w:hyperlink r:id="rId309">
-        <w:r>
-          <w:rPr>
-            <w:rStyle w:val="VerbatimChar"/>
-          </w:rPr>
-          <w:t xml:space="preserve">googlesheets4</w:t>
-        </w:r>
-        <w:r>
-          <w:rPr>
-            <w:rStyle w:val="Hyperlink"/>
-          </w:rPr>
-          <w:t xml:space="preserve"> </w:t>
-        </w:r>
-        <w:r>
-          <w:rPr>
-            <w:rStyle w:val="Hyperlink"/>
-          </w:rPr>
-          <w:t xml:space="preserve">package</w:t>
-        </w:r>
-      </w:hyperlink>
-      <w:r>
-        <w:t xml:space="preserve"> </w:t>
-      </w:r>
-      <w:r>
-        <w:t xml:space="preserve">to programmatically generate certificates for each participant reading in a google sheet with all of their names.</w:t>
-      </w:r>
-    </w:p>
-    <w:p>
-      <w:pPr>
-        <w:pStyle w:val="BodyText"/>
-      </w:pPr>
-      <w:r>
-        <w:t xml:space="preserve">These are then manually signed.</w:t>
-      </w:r>
-    </w:p>
-    <w:bookmarkEnd w:id="310"/>
-    <w:bookmarkEnd w:id="311"/>
-    <w:bookmarkStart w:id="312" w:name="session-info-2"/>
-    <w:p>
-      <w:pPr>
-        <w:pStyle w:val="Heading2"/>
-      </w:pPr>
-      <w:r>
-        <w:rPr>
-          <w:rStyle w:val="SectionNumber"/>
-        </w:rPr>
-        <w:t xml:space="preserve">5.4</w:t>
-      </w:r>
-      <w:r>
-        <w:tab/>
-      </w:r>
-      <w:r>
-        <w:t xml:space="preserve">Session info</w:t>
-      </w:r>
-    </w:p>
-    <w:p>
-      <w:pPr>
-        <w:pStyle w:val="SourceCode"/>
-      </w:pPr>
-      <w:r>
-        <w:rPr>
-          <w:rStyle w:val="VerbatimChar"/>
-        </w:rPr>
-        <w:t xml:space="preserve">## R version 4.3.2 (2023-10-31)</w:t>
-      </w:r>
-      <w:r>
-        <w:br/>
-      </w:r>
-      <w:r>
-        <w:rPr>
-          <w:rStyle w:val="VerbatimChar"/>
-        </w:rPr>
-        <w:t xml:space="preserve">## Platform: x86_64-pc-linux-gnu (64-bit)</w:t>
-      </w:r>
-      <w:r>
-        <w:br/>
-      </w:r>
-      <w:r>
-        <w:rPr>
-          <w:rStyle w:val="VerbatimChar"/>
-        </w:rPr>
-        <w:t xml:space="preserve">## Running under: Ubuntu 22.04.4 LTS</w:t>
-      </w:r>
-      <w:r>
-        <w:br/>
-      </w:r>
-      <w:r>
-        <w:rPr>
-          <w:rStyle w:val="VerbatimChar"/>
-        </w:rPr>
-        <w:t xml:space="preserve">## </w:t>
-      </w:r>
-      <w:r>
-        <w:br/>
-      </w:r>
-      <w:r>
-        <w:rPr>
-          <w:rStyle w:val="VerbatimChar"/>
-        </w:rPr>
-        <w:t xml:space="preserve">## Matrix products: default</w:t>
-      </w:r>
-      <w:r>
-        <w:br/>
-      </w:r>
-      <w:r>
-        <w:rPr>
-          <w:rStyle w:val="VerbatimChar"/>
-        </w:rPr>
-        <w:t xml:space="preserve">## BLAS:   /usr/lib/x86_64-linux-gnu/openblas-pthread/libblas.so.3 </w:t>
-      </w:r>
-      <w:r>
-        <w:br/>
-      </w:r>
-      <w:r>
-        <w:rPr>
-          <w:rStyle w:val="VerbatimChar"/>
-        </w:rPr>
-        <w:t xml:space="preserve">## LAPACK: /usr/lib/x86_64-linux-gnu/openblas-pthread/libopenblasp-r0.3.20.so;  LAPACK version 3.10.0</w:t>
-      </w:r>
-      <w:r>
-        <w:br/>
-      </w:r>
-      <w:r>
-        <w:rPr>
-          <w:rStyle w:val="VerbatimChar"/>
-        </w:rPr>
-        <w:t xml:space="preserve">## </w:t>
-      </w:r>
-      <w:r>
-        <w:br/>
-      </w:r>
-      <w:r>
-        <w:rPr>
-          <w:rStyle w:val="VerbatimChar"/>
-        </w:rPr>
-        <w:t xml:space="preserve">## locale:</w:t>
-      </w:r>
-      <w:r>
-        <w:br/>
-      </w:r>
-      <w:r>
-        <w:rPr>
-          <w:rStyle w:val="VerbatimChar"/>
-        </w:rPr>
-        <w:t xml:space="preserve">##  [1] LC_CTYPE=en_US.UTF-8       LC_NUMERIC=C              </w:t>
-      </w:r>
-      <w:r>
-        <w:br/>
-      </w:r>
-      <w:r>
-        <w:rPr>
-          <w:rStyle w:val="VerbatimChar"/>
-        </w:rPr>
-        <w:t xml:space="preserve">##  [3] LC_TIME=en_US.UTF-8        LC_COLLATE=en_US.UTF-8    </w:t>
-      </w:r>
-      <w:r>
-        <w:br/>
-      </w:r>
-      <w:r>
-        <w:rPr>
-          <w:rStyle w:val="VerbatimChar"/>
-        </w:rPr>
-        <w:t xml:space="preserve">##  [5] LC_MONETARY=en_US.UTF-8    LC_MESSAGES=en_US.UTF-8   </w:t>
-      </w:r>
-      <w:r>
-        <w:br/>
-      </w:r>
-      <w:r>
-        <w:rPr>
-          <w:rStyle w:val="VerbatimChar"/>
-        </w:rPr>
-        <w:t xml:space="preserve">##  [7] LC_PAPER=en_US.UTF-8       LC_NAME=C                 </w:t>
-      </w:r>
-      <w:r>
-        <w:br/>
-      </w:r>
-      <w:r>
-        <w:rPr>
-          <w:rStyle w:val="VerbatimChar"/>
-        </w:rPr>
-        <w:t xml:space="preserve">##  [9] LC_ADDRESS=C               LC_TELEPHONE=C            </w:t>
-      </w:r>
-      <w:r>
-        <w:br/>
-      </w:r>
-      <w:r>
-        <w:rPr>
-          <w:rStyle w:val="VerbatimChar"/>
-        </w:rPr>
-        <w:t xml:space="preserve">## [11] LC_MEASUREMENT=en_US.UTF-8 LC_IDENTIFICATION=C       </w:t>
-      </w:r>
-      <w:r>
-        <w:br/>
-      </w:r>
-      <w:r>
-        <w:rPr>
-          <w:rStyle w:val="VerbatimChar"/>
-        </w:rPr>
-        <w:t xml:space="preserve">## </w:t>
-      </w:r>
-      <w:r>
-        <w:br/>
-      </w:r>
-      <w:r>
-        <w:rPr>
-          <w:rStyle w:val="VerbatimChar"/>
-        </w:rPr>
-        <w:t xml:space="preserve">## time zone: Etc/UTC</w:t>
-      </w:r>
-      <w:r>
-        <w:br/>
-      </w:r>
-      <w:r>
-        <w:rPr>
-          <w:rStyle w:val="VerbatimChar"/>
-        </w:rPr>
-        <w:t xml:space="preserve">## tzcode source: system (glibc)</w:t>
-      </w:r>
-      <w:r>
-        <w:br/>
-      </w:r>
-      <w:r>
-        <w:rPr>
-          <w:rStyle w:val="VerbatimChar"/>
-        </w:rPr>
-        <w:t xml:space="preserve">## </w:t>
-      </w:r>
-      <w:r>
-        <w:br/>
-      </w:r>
-      <w:r>
-        <w:rPr>
-          <w:rStyle w:val="VerbatimChar"/>
-        </w:rPr>
-        <w:t xml:space="preserve">## attached base packages:</w:t>
-      </w:r>
-      <w:r>
-        <w:br/>
-      </w:r>
-      <w:r>
-        <w:rPr>
-          <w:rStyle w:val="VerbatimChar"/>
-        </w:rPr>
-        <w:t xml:space="preserve">## [1] stats     graphics  grDevices utils     datasets  methods   base     </w:t>
-      </w:r>
-      <w:r>
-        <w:br/>
-      </w:r>
-      <w:r>
-        <w:rPr>
-          <w:rStyle w:val="VerbatimChar"/>
-        </w:rPr>
-        <w:t xml:space="preserve">## </w:t>
-      </w:r>
-      <w:r>
-        <w:br/>
-      </w:r>
-      <w:r>
-        <w:rPr>
-          <w:rStyle w:val="VerbatimChar"/>
-        </w:rPr>
-        <w:t xml:space="preserve">## loaded via a namespace (and not attached):</w:t>
-      </w:r>
-      <w:r>
-        <w:br/>
-      </w:r>
-      <w:r>
-        <w:rPr>
-          <w:rStyle w:val="VerbatimChar"/>
-        </w:rPr>
-        <w:t xml:space="preserve">##  [1] compiler_4.3.2  fastmap_1.1.1   bookdown_0.46   cli_3.6.5      </w:t>
-      </w:r>
-      <w:r>
-        <w:br/>
-      </w:r>
-      <w:r>
-        <w:rPr>
-          <w:rStyle w:val="VerbatimChar"/>
-        </w:rPr>
-        <w:t xml:space="preserve">##  [5] htmltools_0.5.7 tools_4.3.2     yaml_2.3.12     rmarkdown_2.25 </w:t>
-      </w:r>
-      <w:r>
-        <w:br/>
-      </w:r>
-      <w:r>
-        <w:rPr>
-          <w:rStyle w:val="VerbatimChar"/>
-        </w:rPr>
-        <w:t xml:space="preserve">##  [9] knitr_1.50      digest_0.6.34   xfun_0.55       rlang_1.1.6    </w:t>
-      </w:r>
-      <w:r>
-        <w:br/>
-      </w:r>
-      <w:r>
-        <w:rPr>
-          <w:rStyle w:val="VerbatimChar"/>
-        </w:rPr>
-        <w:t xml:space="preserve">## [13] evaluate_1.0.5</w:t>
-      </w:r>
-    </w:p>
-    <w:bookmarkEnd w:id="312"/>
-    <w:bookmarkEnd w:id="313"/>
-    <w:bookmarkStart w:id="324" w:name="about-the-authors"/>
-    <w:p>
-      <w:pPr>
-        <w:pStyle w:val="Heading1"/>
-      </w:pPr>
-      <w:r>
-        <w:t xml:space="preserve">About the Authors</w:t>
-      </w:r>
-    </w:p>
-    <w:p>
-      <w:pPr>
-        <w:pStyle w:val="FirstParagraph"/>
-      </w:pPr>
-      <w:r>
         <w:t xml:space="preserve">These credits are based on our</w:t>
       </w:r>
       <w:r>
         <w:t xml:space="preserve"> </w:t>
       </w:r>
-      <w:hyperlink r:id="rId314">
+      <w:hyperlink r:id="rId326">
         <w:r>
           <w:rPr>
             <w:rStyle w:val="Hyperlink"/>
@@ -13432,7 +13711,7 @@
               <w:pStyle w:val="Compact"/>
               <w:jc w:val="left"/>
             </w:pPr>
-            <w:hyperlink r:id="rId315">
+            <w:hyperlink r:id="rId327">
               <w:r>
                 <w:rPr>
                   <w:rStyle w:val="Hyperlink"/>
@@ -13463,7 +13742,7 @@
               <w:pStyle w:val="Compact"/>
               <w:jc w:val="left"/>
             </w:pPr>
-            <w:hyperlink r:id="rId316">
+            <w:hyperlink r:id="rId328">
               <w:r>
                 <w:rPr>
                   <w:rStyle w:val="Hyperlink"/>
@@ -13546,7 +13825,7 @@
               <w:pStyle w:val="Compact"/>
               <w:jc w:val="left"/>
             </w:pPr>
-            <w:hyperlink r:id="rId315">
+            <w:hyperlink r:id="rId327">
               <w:r>
                 <w:rPr>
                   <w:rStyle w:val="Hyperlink"/>
@@ -13629,7 +13908,7 @@
               <w:pStyle w:val="Compact"/>
               <w:jc w:val="left"/>
             </w:pPr>
-            <w:hyperlink r:id="rId315">
+            <w:hyperlink r:id="rId327">
               <w:r>
                 <w:rPr>
                   <w:rStyle w:val="Hyperlink"/>
@@ -13660,7 +13939,7 @@
               <w:pStyle w:val="Compact"/>
               <w:jc w:val="left"/>
             </w:pPr>
-            <w:hyperlink r:id="rId317">
+            <w:hyperlink r:id="rId329">
               <w:r>
                 <w:rPr>
                   <w:rStyle w:val="Hyperlink"/>
@@ -13674,7 +13953,7 @@
             <w:r>
               <w:t xml:space="preserve"> </w:t>
             </w:r>
-            <w:hyperlink r:id="rId315">
+            <w:hyperlink r:id="rId327">
               <w:r>
                 <w:rPr>
                   <w:rStyle w:val="Hyperlink"/>
@@ -13688,7 +13967,7 @@
             <w:r>
               <w:t xml:space="preserve"> </w:t>
             </w:r>
-            <w:hyperlink r:id="rId316">
+            <w:hyperlink r:id="rId328">
               <w:r>
                 <w:rPr>
                   <w:rStyle w:val="Hyperlink"/>
@@ -13719,7 +13998,7 @@
               <w:pStyle w:val="Compact"/>
               <w:jc w:val="left"/>
             </w:pPr>
-            <w:hyperlink r:id="rId317">
+            <w:hyperlink r:id="rId329">
               <w:r>
                 <w:rPr>
                   <w:rStyle w:val="Hyperlink"/>
@@ -13750,7 +14029,7 @@
               <w:pStyle w:val="Compact"/>
               <w:jc w:val="left"/>
             </w:pPr>
-            <w:hyperlink r:id="rId315">
+            <w:hyperlink r:id="rId327">
               <w:r>
                 <w:rPr>
                   <w:rStyle w:val="Hyperlink"/>
@@ -13764,7 +14043,7 @@
             <w:r>
               <w:t xml:space="preserve"> </w:t>
             </w:r>
-            <w:hyperlink r:id="rId316">
+            <w:hyperlink r:id="rId328">
               <w:r>
                 <w:rPr>
                   <w:rStyle w:val="Hyperlink"/>
@@ -13778,7 +14057,7 @@
             <w:r>
               <w:t xml:space="preserve"> </w:t>
             </w:r>
-            <w:hyperlink r:id="rId317">
+            <w:hyperlink r:id="rId329">
               <w:r>
                 <w:rPr>
                   <w:rStyle w:val="Hyperlink"/>
@@ -13792,7 +14071,7 @@
             <w:r>
               <w:t xml:space="preserve"> </w:t>
             </w:r>
-            <w:hyperlink r:id="rId318">
+            <w:hyperlink r:id="rId330">
               <w:r>
                 <w:rPr>
                   <w:rStyle w:val="Hyperlink"/>
@@ -13814,7 +14093,7 @@
             <w:r>
               <w:t xml:space="preserve">Package Developers (</w:t>
             </w:r>
-            <w:hyperlink r:id="rId319">
+            <w:hyperlink r:id="rId331">
               <w:r>
                 <w:rPr>
                   <w:rStyle w:val="Hyperlink"/>
@@ -13834,7 +14113,7 @@
               <w:pStyle w:val="Compact"/>
               <w:jc w:val="left"/>
             </w:pPr>
-            <w:hyperlink r:id="rId317">
+            <w:hyperlink r:id="rId329">
               <w:r>
                 <w:rPr>
                   <w:rStyle w:val="Hyperlink"/>
@@ -13848,7 +14127,7 @@
             <w:r>
               <w:t xml:space="preserve"> </w:t>
             </w:r>
-            <w:hyperlink r:id="rId316">
+            <w:hyperlink r:id="rId328">
               <w:r>
                 <w:rPr>
                   <w:rStyle w:val="Hyperlink"/>
@@ -13862,7 +14141,7 @@
             <w:r>
               <w:t xml:space="preserve"> </w:t>
             </w:r>
-            <w:hyperlink r:id="rId320">
+            <w:hyperlink r:id="rId332">
               <w:r>
                 <w:rPr>
                   <w:rStyle w:val="Hyperlink"/>
@@ -13876,7 +14155,7 @@
             <w:r>
               <w:t xml:space="preserve"> </w:t>
             </w:r>
-            <w:hyperlink r:id="rId321">
+            <w:hyperlink r:id="rId333">
               <w:r>
                 <w:rPr>
                   <w:rStyle w:val="Hyperlink"/>
@@ -13890,7 +14169,7 @@
             <w:r>
               <w:t xml:space="preserve"> </w:t>
             </w:r>
-            <w:hyperlink r:id="rId315">
+            <w:hyperlink r:id="rId327">
               <w:r>
                 <w:rPr>
                   <w:rStyle w:val="Hyperlink"/>
@@ -13904,7 +14183,7 @@
             <w:r>
               <w:t xml:space="preserve"> </w:t>
             </w:r>
-            <w:hyperlink r:id="rId322">
+            <w:hyperlink r:id="rId334">
               <w:r>
                 <w:rPr>
                   <w:rStyle w:val="Hyperlink"/>
@@ -13961,7 +14240,7 @@
               <w:pStyle w:val="Compact"/>
               <w:jc w:val="left"/>
             </w:pPr>
-            <w:hyperlink r:id="rId315">
+            <w:hyperlink r:id="rId327">
               <w:r>
                 <w:rPr>
                   <w:rStyle w:val="Hyperlink"/>
@@ -13975,7 +14254,7 @@
             <w:r>
               <w:t xml:space="preserve"> </w:t>
             </w:r>
-            <w:hyperlink r:id="rId323">
+            <w:hyperlink r:id="rId335">
               <w:r>
                 <w:rPr>
                   <w:rStyle w:val="Hyperlink"/>
@@ -14171,7 +14450,7 @@
         <w:rPr>
           <w:rStyle w:val="VerbatimChar"/>
         </w:rPr>
-        <w:t xml:space="preserve">##  date     2026-05-07</w:t>
+        <w:t xml:space="preserve">##  date     2026-05-11</w:t>
       </w:r>
       <w:r>
         <w:br/>
@@ -14615,8 +14894,8 @@
         <w:t xml:space="preserve">## ──────────────────────────────────────────────────────────────────────────────</w:t>
       </w:r>
     </w:p>
-    <w:bookmarkEnd w:id="324"/>
-    <w:bookmarkStart w:id="325" w:name="references"/>
+    <w:bookmarkEnd w:id="336"/>
+    <w:bookmarkStart w:id="337" w:name="references"/>
     <w:p>
       <w:pPr>
         <w:pStyle w:val="Heading1"/>
@@ -14634,7 +14913,7 @@
         <w:t xml:space="preserve">References</w:t>
       </w:r>
     </w:p>
-    <w:bookmarkEnd w:id="325"/>
+    <w:bookmarkEnd w:id="337"/>
     <w:sectPr/>
   </w:body>
 </w:document>
@@ -14902,6 +15181,176 @@
       </w:pPr>
     </w:lvl>
   </w:abstractNum>
+  <w:abstractNum w:abstractNumId="99422">
+    <w:nsid w:val="A99422"/>
+    <w:multiLevelType w:val="multilevel"/>
+    <w:lvl w:ilvl="0">
+      <w:start w:val="2"/>
+      <w:numFmt w:val="decimal"/>
+      <w:lvlText w:val="%1)"/>
+      <w:lvlJc w:val="left"/>
+      <w:pPr>
+        <w:ind w:left="720" w:hanging="480"/>
+      </w:pPr>
+    </w:lvl>
+    <w:lvl w:ilvl="1">
+      <w:start w:val="2"/>
+      <w:numFmt w:val="decimal"/>
+      <w:lvlText w:val="%2)"/>
+      <w:lvlJc w:val="left"/>
+      <w:pPr>
+        <w:ind w:left="1440" w:hanging="480"/>
+      </w:pPr>
+    </w:lvl>
+    <w:lvl w:ilvl="2">
+      <w:start w:val="2"/>
+      <w:numFmt w:val="decimal"/>
+      <w:lvlText w:val="%3)"/>
+      <w:lvlJc w:val="left"/>
+      <w:pPr>
+        <w:ind w:left="2160" w:hanging="480"/>
+      </w:pPr>
+    </w:lvl>
+    <w:lvl w:ilvl="3">
+      <w:start w:val="2"/>
+      <w:numFmt w:val="decimal"/>
+      <w:lvlText w:val="%4)"/>
+      <w:lvlJc w:val="left"/>
+      <w:pPr>
+        <w:ind w:left="2880" w:hanging="480"/>
+      </w:pPr>
+    </w:lvl>
+    <w:lvl w:ilvl="4">
+      <w:start w:val="2"/>
+      <w:numFmt w:val="decimal"/>
+      <w:lvlText w:val="%5)"/>
+      <w:lvlJc w:val="left"/>
+      <w:pPr>
+        <w:ind w:left="3600" w:hanging="480"/>
+      </w:pPr>
+    </w:lvl>
+    <w:lvl w:ilvl="5">
+      <w:start w:val="2"/>
+      <w:numFmt w:val="decimal"/>
+      <w:lvlText w:val="%6)"/>
+      <w:lvlJc w:val="left"/>
+      <w:pPr>
+        <w:ind w:left="4320" w:hanging="480"/>
+      </w:pPr>
+    </w:lvl>
+    <w:lvl w:ilvl="6">
+      <w:start w:val="2"/>
+      <w:numFmt w:val="decimal"/>
+      <w:lvlText w:val="%7)"/>
+      <w:lvlJc w:val="left"/>
+      <w:pPr>
+        <w:ind w:left="5040" w:hanging="480"/>
+      </w:pPr>
+    </w:lvl>
+    <w:lvl w:ilvl="7">
+      <w:start w:val="2"/>
+      <w:numFmt w:val="decimal"/>
+      <w:lvlText w:val="%8)"/>
+      <w:lvlJc w:val="left"/>
+      <w:pPr>
+        <w:ind w:left="5760" w:hanging="480"/>
+      </w:pPr>
+    </w:lvl>
+    <w:lvl w:ilvl="8">
+      <w:start w:val="2"/>
+      <w:numFmt w:val="decimal"/>
+      <w:lvlText w:val="%9)"/>
+      <w:lvlJc w:val="left"/>
+      <w:pPr>
+        <w:ind w:left="6480" w:hanging="480"/>
+      </w:pPr>
+    </w:lvl>
+  </w:abstractNum>
+  <w:abstractNum w:abstractNumId="99423">
+    <w:nsid w:val="A99423"/>
+    <w:multiLevelType w:val="multilevel"/>
+    <w:lvl w:ilvl="0">
+      <w:start w:val="3"/>
+      <w:numFmt w:val="decimal"/>
+      <w:lvlText w:val="%1)"/>
+      <w:lvlJc w:val="left"/>
+      <w:pPr>
+        <w:ind w:left="720" w:hanging="480"/>
+      </w:pPr>
+    </w:lvl>
+    <w:lvl w:ilvl="1">
+      <w:start w:val="3"/>
+      <w:numFmt w:val="decimal"/>
+      <w:lvlText w:val="%2)"/>
+      <w:lvlJc w:val="left"/>
+      <w:pPr>
+        <w:ind w:left="1440" w:hanging="480"/>
+      </w:pPr>
+    </w:lvl>
+    <w:lvl w:ilvl="2">
+      <w:start w:val="3"/>
+      <w:numFmt w:val="decimal"/>
+      <w:lvlText w:val="%3)"/>
+      <w:lvlJc w:val="left"/>
+      <w:pPr>
+        <w:ind w:left="2160" w:hanging="480"/>
+      </w:pPr>
+    </w:lvl>
+    <w:lvl w:ilvl="3">
+      <w:start w:val="3"/>
+      <w:numFmt w:val="decimal"/>
+      <w:lvlText w:val="%4)"/>
+      <w:lvlJc w:val="left"/>
+      <w:pPr>
+        <w:ind w:left="2880" w:hanging="480"/>
+      </w:pPr>
+    </w:lvl>
+    <w:lvl w:ilvl="4">
+      <w:start w:val="3"/>
+      <w:numFmt w:val="decimal"/>
+      <w:lvlText w:val="%5)"/>
+      <w:lvlJc w:val="left"/>
+      <w:pPr>
+        <w:ind w:left="3600" w:hanging="480"/>
+      </w:pPr>
+    </w:lvl>
+    <w:lvl w:ilvl="5">
+      <w:start w:val="3"/>
+      <w:numFmt w:val="decimal"/>
+      <w:lvlText w:val="%6)"/>
+      <w:lvlJc w:val="left"/>
+      <w:pPr>
+        <w:ind w:left="4320" w:hanging="480"/>
+      </w:pPr>
+    </w:lvl>
+    <w:lvl w:ilvl="6">
+      <w:start w:val="3"/>
+      <w:numFmt w:val="decimal"/>
+      <w:lvlText w:val="%7)"/>
+      <w:lvlJc w:val="left"/>
+      <w:pPr>
+        <w:ind w:left="5040" w:hanging="480"/>
+      </w:pPr>
+    </w:lvl>
+    <w:lvl w:ilvl="7">
+      <w:start w:val="3"/>
+      <w:numFmt w:val="decimal"/>
+      <w:lvlText w:val="%8)"/>
+      <w:lvlJc w:val="left"/>
+      <w:pPr>
+        <w:ind w:left="5760" w:hanging="480"/>
+      </w:pPr>
+    </w:lvl>
+    <w:lvl w:ilvl="8">
+      <w:start w:val="3"/>
+      <w:numFmt w:val="decimal"/>
+      <w:lvlText w:val="%9)"/>
+      <w:lvlJc w:val="left"/>
+      <w:pPr>
+        <w:ind w:left="6480" w:hanging="480"/>
+      </w:pPr>
+    </w:lvl>
+  </w:abstractNum>
   <w:abstractNum w:abstractNumId="99411">
     <w:nsid w:val="A99411"/>
     <w:multiLevelType w:val="multilevel"/>
@@ -15066,176 +15515,6 @@
       <w:start w:val="2"/>
       <w:numFmt w:val="decimal"/>
       <w:lvlText w:val="%9."/>
-      <w:lvlJc w:val="left"/>
-      <w:pPr>
-        <w:ind w:left="6480" w:hanging="480"/>
-      </w:pPr>
-    </w:lvl>
-  </w:abstractNum>
-  <w:abstractNum w:abstractNumId="99422">
-    <w:nsid w:val="A99422"/>
-    <w:multiLevelType w:val="multilevel"/>
-    <w:lvl w:ilvl="0">
-      <w:start w:val="2"/>
-      <w:numFmt w:val="decimal"/>
-      <w:lvlText w:val="%1)"/>
-      <w:lvlJc w:val="left"/>
-      <w:pPr>
-        <w:ind w:left="720" w:hanging="480"/>
-      </w:pPr>
-    </w:lvl>
-    <w:lvl w:ilvl="1">
-      <w:start w:val="2"/>
-      <w:numFmt w:val="decimal"/>
-      <w:lvlText w:val="%2)"/>
-      <w:lvlJc w:val="left"/>
-      <w:pPr>
-        <w:ind w:left="1440" w:hanging="480"/>
-      </w:pPr>
-    </w:lvl>
-    <w:lvl w:ilvl="2">
-      <w:start w:val="2"/>
-      <w:numFmt w:val="decimal"/>
-      <w:lvlText w:val="%3)"/>
-      <w:lvlJc w:val="left"/>
-      <w:pPr>
-        <w:ind w:left="2160" w:hanging="480"/>
-      </w:pPr>
-    </w:lvl>
-    <w:lvl w:ilvl="3">
-      <w:start w:val="2"/>
-      <w:numFmt w:val="decimal"/>
-      <w:lvlText w:val="%4)"/>
-      <w:lvlJc w:val="left"/>
-      <w:pPr>
-        <w:ind w:left="2880" w:hanging="480"/>
-      </w:pPr>
-    </w:lvl>
-    <w:lvl w:ilvl="4">
-      <w:start w:val="2"/>
-      <w:numFmt w:val="decimal"/>
-      <w:lvlText w:val="%5)"/>
-      <w:lvlJc w:val="left"/>
-      <w:pPr>
-        <w:ind w:left="3600" w:hanging="480"/>
-      </w:pPr>
-    </w:lvl>
-    <w:lvl w:ilvl="5">
-      <w:start w:val="2"/>
-      <w:numFmt w:val="decimal"/>
-      <w:lvlText w:val="%6)"/>
-      <w:lvlJc w:val="left"/>
-      <w:pPr>
-        <w:ind w:left="4320" w:hanging="480"/>
-      </w:pPr>
-    </w:lvl>
-    <w:lvl w:ilvl="6">
-      <w:start w:val="2"/>
-      <w:numFmt w:val="decimal"/>
-      <w:lvlText w:val="%7)"/>
-      <w:lvlJc w:val="left"/>
-      <w:pPr>
-        <w:ind w:left="5040" w:hanging="480"/>
-      </w:pPr>
-    </w:lvl>
-    <w:lvl w:ilvl="7">
-      <w:start w:val="2"/>
-      <w:numFmt w:val="decimal"/>
-      <w:lvlText w:val="%8)"/>
-      <w:lvlJc w:val="left"/>
-      <w:pPr>
-        <w:ind w:left="5760" w:hanging="480"/>
-      </w:pPr>
-    </w:lvl>
-    <w:lvl w:ilvl="8">
-      <w:start w:val="2"/>
-      <w:numFmt w:val="decimal"/>
-      <w:lvlText w:val="%9)"/>
-      <w:lvlJc w:val="left"/>
-      <w:pPr>
-        <w:ind w:left="6480" w:hanging="480"/>
-      </w:pPr>
-    </w:lvl>
-  </w:abstractNum>
-  <w:abstractNum w:abstractNumId="99423">
-    <w:nsid w:val="A99423"/>
-    <w:multiLevelType w:val="multilevel"/>
-    <w:lvl w:ilvl="0">
-      <w:start w:val="3"/>
-      <w:numFmt w:val="decimal"/>
-      <w:lvlText w:val="%1)"/>
-      <w:lvlJc w:val="left"/>
-      <w:pPr>
-        <w:ind w:left="720" w:hanging="480"/>
-      </w:pPr>
-    </w:lvl>
-    <w:lvl w:ilvl="1">
-      <w:start w:val="3"/>
-      <w:numFmt w:val="decimal"/>
-      <w:lvlText w:val="%2)"/>
-      <w:lvlJc w:val="left"/>
-      <w:pPr>
-        <w:ind w:left="1440" w:hanging="480"/>
-      </w:pPr>
-    </w:lvl>
-    <w:lvl w:ilvl="2">
-      <w:start w:val="3"/>
-      <w:numFmt w:val="decimal"/>
-      <w:lvlText w:val="%3)"/>
-      <w:lvlJc w:val="left"/>
-      <w:pPr>
-        <w:ind w:left="2160" w:hanging="480"/>
-      </w:pPr>
-    </w:lvl>
-    <w:lvl w:ilvl="3">
-      <w:start w:val="3"/>
-      <w:numFmt w:val="decimal"/>
-      <w:lvlText w:val="%4)"/>
-      <w:lvlJc w:val="left"/>
-      <w:pPr>
-        <w:ind w:left="2880" w:hanging="480"/>
-      </w:pPr>
-    </w:lvl>
-    <w:lvl w:ilvl="4">
-      <w:start w:val="3"/>
-      <w:numFmt w:val="decimal"/>
-      <w:lvlText w:val="%5)"/>
-      <w:lvlJc w:val="left"/>
-      <w:pPr>
-        <w:ind w:left="3600" w:hanging="480"/>
-      </w:pPr>
-    </w:lvl>
-    <w:lvl w:ilvl="5">
-      <w:start w:val="3"/>
-      <w:numFmt w:val="decimal"/>
-      <w:lvlText w:val="%6)"/>
-      <w:lvlJc w:val="left"/>
-      <w:pPr>
-        <w:ind w:left="4320" w:hanging="480"/>
-      </w:pPr>
-    </w:lvl>
-    <w:lvl w:ilvl="6">
-      <w:start w:val="3"/>
-      <w:numFmt w:val="decimal"/>
-      <w:lvlText w:val="%7)"/>
-      <w:lvlJc w:val="left"/>
-      <w:pPr>
-        <w:ind w:left="5040" w:hanging="480"/>
-      </w:pPr>
-    </w:lvl>
-    <w:lvl w:ilvl="7">
-      <w:start w:val="3"/>
-      <w:numFmt w:val="decimal"/>
-      <w:lvlText w:val="%8)"/>
-      <w:lvlJc w:val="left"/>
-      <w:pPr>
-        <w:ind w:left="5760" w:hanging="480"/>
-      </w:pPr>
-    </w:lvl>
-    <w:lvl w:ilvl="8">
-      <w:start w:val="3"/>
-      <w:numFmt w:val="decimal"/>
-      <w:lvlText w:val="%9)"/>
       <w:lvlJc w:val="left"/>
       <w:pPr>
         <w:ind w:left="6480" w:hanging="480"/>
@@ -15822,75 +16101,15 @@
     <w:abstractNumId w:val="991"/>
   </w:num>
   <w:num w:numId="1045">
-    <w:abstractNumId w:val="99411"/>
-    <w:lvlOverride w:ilvl="0">
-      <w:startOverride w:val="1"/>
-    </w:lvlOverride>
-    <w:lvlOverride w:ilvl="1">
-      <w:startOverride w:val="1"/>
-    </w:lvlOverride>
-    <w:lvlOverride w:ilvl="2">
-      <w:startOverride w:val="1"/>
-    </w:lvlOverride>
-    <w:lvlOverride w:ilvl="3">
-      <w:startOverride w:val="1"/>
-    </w:lvlOverride>
-    <w:lvlOverride w:ilvl="4">
-      <w:startOverride w:val="1"/>
-    </w:lvlOverride>
-    <w:lvlOverride w:ilvl="5">
-      <w:startOverride w:val="1"/>
-    </w:lvlOverride>
-    <w:lvlOverride w:ilvl="6">
-      <w:startOverride w:val="1"/>
-    </w:lvlOverride>
-    <w:lvlOverride w:ilvl="7">
-      <w:startOverride w:val="1"/>
-    </w:lvlOverride>
-    <w:lvlOverride w:ilvl="8">
-      <w:startOverride w:val="1"/>
-    </w:lvlOverride>
+    <w:abstractNumId w:val="991"/>
   </w:num>
   <w:num w:numId="1046">
-    <w:abstractNumId w:val="99412"/>
-    <w:lvlOverride w:ilvl="0">
-      <w:startOverride w:val="2"/>
-    </w:lvlOverride>
-    <w:lvlOverride w:ilvl="1">
-      <w:startOverride w:val="2"/>
-    </w:lvlOverride>
-    <w:lvlOverride w:ilvl="2">
-      <w:startOverride w:val="2"/>
-    </w:lvlOverride>
-    <w:lvlOverride w:ilvl="3">
-      <w:startOverride w:val="2"/>
-    </w:lvlOverride>
-    <w:lvlOverride w:ilvl="4">
-      <w:startOverride w:val="2"/>
-    </w:lvlOverride>
-    <w:lvlOverride w:ilvl="5">
-      <w:startOverride w:val="2"/>
-    </w:lvlOverride>
-    <w:lvlOverride w:ilvl="6">
-      <w:startOverride w:val="2"/>
-    </w:lvlOverride>
-    <w:lvlOverride w:ilvl="7">
-      <w:startOverride w:val="2"/>
-    </w:lvlOverride>
-    <w:lvlOverride w:ilvl="8">
-      <w:startOverride w:val="2"/>
-    </w:lvlOverride>
+    <w:abstractNumId w:val="991"/>
   </w:num>
   <w:num w:numId="1047">
     <w:abstractNumId w:val="991"/>
   </w:num>
   <w:num w:numId="1048">
-    <w:abstractNumId w:val="991"/>
-  </w:num>
-  <w:num w:numId="1049">
-    <w:abstractNumId w:val="991"/>
-  </w:num>
-  <w:num w:numId="1050">
     <w:abstractNumId w:val="99421"/>
     <w:lvlOverride w:ilvl="0">
       <w:startOverride w:val="1"/>
@@ -15920,7 +16139,7 @@
       <w:startOverride w:val="1"/>
     </w:lvlOverride>
   </w:num>
-  <w:num w:numId="1051">
+  <w:num w:numId="1049">
     <w:abstractNumId w:val="99421"/>
     <w:lvlOverride w:ilvl="0">
       <w:startOverride w:val="1"/>
@@ -15948,81 +16167,81 @@
     </w:lvlOverride>
     <w:lvlOverride w:ilvl="8">
       <w:startOverride w:val="1"/>
+    </w:lvlOverride>
+  </w:num>
+  <w:num w:numId="1050">
+    <w:abstractNumId w:val="991"/>
+  </w:num>
+  <w:num w:numId="1051">
+    <w:abstractNumId w:val="99422"/>
+    <w:lvlOverride w:ilvl="0">
+      <w:startOverride w:val="2"/>
+    </w:lvlOverride>
+    <w:lvlOverride w:ilvl="1">
+      <w:startOverride w:val="2"/>
+    </w:lvlOverride>
+    <w:lvlOverride w:ilvl="2">
+      <w:startOverride w:val="2"/>
+    </w:lvlOverride>
+    <w:lvlOverride w:ilvl="3">
+      <w:startOverride w:val="2"/>
+    </w:lvlOverride>
+    <w:lvlOverride w:ilvl="4">
+      <w:startOverride w:val="2"/>
+    </w:lvlOverride>
+    <w:lvlOverride w:ilvl="5">
+      <w:startOverride w:val="2"/>
+    </w:lvlOverride>
+    <w:lvlOverride w:ilvl="6">
+      <w:startOverride w:val="2"/>
+    </w:lvlOverride>
+    <w:lvlOverride w:ilvl="7">
+      <w:startOverride w:val="2"/>
+    </w:lvlOverride>
+    <w:lvlOverride w:ilvl="8">
+      <w:startOverride w:val="2"/>
     </w:lvlOverride>
   </w:num>
   <w:num w:numId="1052">
     <w:abstractNumId w:val="991"/>
   </w:num>
   <w:num w:numId="1053">
-    <w:abstractNumId w:val="99422"/>
-    <w:lvlOverride w:ilvl="0">
-      <w:startOverride w:val="2"/>
-    </w:lvlOverride>
-    <w:lvlOverride w:ilvl="1">
-      <w:startOverride w:val="2"/>
-    </w:lvlOverride>
-    <w:lvlOverride w:ilvl="2">
-      <w:startOverride w:val="2"/>
-    </w:lvlOverride>
-    <w:lvlOverride w:ilvl="3">
-      <w:startOverride w:val="2"/>
-    </w:lvlOverride>
-    <w:lvlOverride w:ilvl="4">
-      <w:startOverride w:val="2"/>
-    </w:lvlOverride>
-    <w:lvlOverride w:ilvl="5">
-      <w:startOverride w:val="2"/>
-    </w:lvlOverride>
-    <w:lvlOverride w:ilvl="6">
-      <w:startOverride w:val="2"/>
-    </w:lvlOverride>
-    <w:lvlOverride w:ilvl="7">
-      <w:startOverride w:val="2"/>
-    </w:lvlOverride>
-    <w:lvlOverride w:ilvl="8">
-      <w:startOverride w:val="2"/>
-    </w:lvlOverride>
+    <w:abstractNumId w:val="991"/>
   </w:num>
   <w:num w:numId="1054">
-    <w:abstractNumId w:val="991"/>
+    <w:abstractNumId w:val="99423"/>
+    <w:lvlOverride w:ilvl="0">
+      <w:startOverride w:val="3"/>
+    </w:lvlOverride>
+    <w:lvlOverride w:ilvl="1">
+      <w:startOverride w:val="3"/>
+    </w:lvlOverride>
+    <w:lvlOverride w:ilvl="2">
+      <w:startOverride w:val="3"/>
+    </w:lvlOverride>
+    <w:lvlOverride w:ilvl="3">
+      <w:startOverride w:val="3"/>
+    </w:lvlOverride>
+    <w:lvlOverride w:ilvl="4">
+      <w:startOverride w:val="3"/>
+    </w:lvlOverride>
+    <w:lvlOverride w:ilvl="5">
+      <w:startOverride w:val="3"/>
+    </w:lvlOverride>
+    <w:lvlOverride w:ilvl="6">
+      <w:startOverride w:val="3"/>
+    </w:lvlOverride>
+    <w:lvlOverride w:ilvl="7">
+      <w:startOverride w:val="3"/>
+    </w:lvlOverride>
+    <w:lvlOverride w:ilvl="8">
+      <w:startOverride w:val="3"/>
+    </w:lvlOverride>
   </w:num>
   <w:num w:numId="1055">
     <w:abstractNumId w:val="991"/>
   </w:num>
   <w:num w:numId="1056">
-    <w:abstractNumId w:val="99423"/>
-    <w:lvlOverride w:ilvl="0">
-      <w:startOverride w:val="3"/>
-    </w:lvlOverride>
-    <w:lvlOverride w:ilvl="1">
-      <w:startOverride w:val="3"/>
-    </w:lvlOverride>
-    <w:lvlOverride w:ilvl="2">
-      <w:startOverride w:val="3"/>
-    </w:lvlOverride>
-    <w:lvlOverride w:ilvl="3">
-      <w:startOverride w:val="3"/>
-    </w:lvlOverride>
-    <w:lvlOverride w:ilvl="4">
-      <w:startOverride w:val="3"/>
-    </w:lvlOverride>
-    <w:lvlOverride w:ilvl="5">
-      <w:startOverride w:val="3"/>
-    </w:lvlOverride>
-    <w:lvlOverride w:ilvl="6">
-      <w:startOverride w:val="3"/>
-    </w:lvlOverride>
-    <w:lvlOverride w:ilvl="7">
-      <w:startOverride w:val="3"/>
-    </w:lvlOverride>
-    <w:lvlOverride w:ilvl="8">
-      <w:startOverride w:val="3"/>
-    </w:lvlOverride>
-  </w:num>
-  <w:num w:numId="1057">
-    <w:abstractNumId w:val="991"/>
-  </w:num>
-  <w:num w:numId="1058">
     <w:abstractNumId w:val="99421"/>
     <w:lvlOverride w:ilvl="0">
       <w:startOverride w:val="1"/>
@@ -16052,7 +16271,7 @@
       <w:startOverride w:val="1"/>
     </w:lvlOverride>
   </w:num>
-  <w:num w:numId="1059">
+  <w:num w:numId="1057">
     <w:abstractNumId w:val="99421"/>
     <w:lvlOverride w:ilvl="0">
       <w:startOverride w:val="1"/>
@@ -16082,7 +16301,7 @@
       <w:startOverride w:val="1"/>
     </w:lvlOverride>
   </w:num>
-  <w:num w:numId="1060">
+  <w:num w:numId="1058">
     <w:abstractNumId w:val="99422"/>
     <w:lvlOverride w:ilvl="0">
       <w:startOverride w:val="2"/>
@@ -16112,10 +16331,10 @@
       <w:startOverride w:val="2"/>
     </w:lvlOverride>
   </w:num>
-  <w:num w:numId="1061">
+  <w:num w:numId="1059">
     <w:abstractNumId w:val="991"/>
   </w:num>
-  <w:num w:numId="1062">
+  <w:num w:numId="1060">
     <w:abstractNumId w:val="99411"/>
     <w:lvlOverride w:ilvl="0">
       <w:startOverride w:val="1"/>
@@ -16145,7 +16364,7 @@
       <w:startOverride w:val="1"/>
     </w:lvlOverride>
   </w:num>
-  <w:num w:numId="1063">
+  <w:num w:numId="1061">
     <w:abstractNumId w:val="99411"/>
     <w:lvlOverride w:ilvl="0">
       <w:startOverride w:val="1"/>
@@ -16175,7 +16394,7 @@
       <w:startOverride w:val="1"/>
     </w:lvlOverride>
   </w:num>
-  <w:num w:numId="1064">
+  <w:num w:numId="1062">
     <w:abstractNumId w:val="99412"/>
     <w:lvlOverride w:ilvl="0">
       <w:startOverride w:val="2"/>
@@ -16205,7 +16424,7 @@
       <w:startOverride w:val="2"/>
     </w:lvlOverride>
   </w:num>
-  <w:num w:numId="1065">
+  <w:num w:numId="1063">
     <w:abstractNumId w:val="99413"/>
     <w:lvlOverride w:ilvl="0">
       <w:startOverride w:val="3"/>
@@ -16235,7 +16454,7 @@
       <w:startOverride w:val="3"/>
     </w:lvlOverride>
   </w:num>
-  <w:num w:numId="1066">
+  <w:num w:numId="1064">
     <w:abstractNumId w:val="99414"/>
     <w:lvlOverride w:ilvl="0">
       <w:startOverride w:val="4"/>
@@ -16265,7 +16484,7 @@
       <w:startOverride w:val="4"/>
     </w:lvlOverride>
   </w:num>
-  <w:num w:numId="1067">
+  <w:num w:numId="1065">
     <w:abstractNumId w:val="99415"/>
     <w:lvlOverride w:ilvl="0">
       <w:startOverride w:val="5"/>

--- a/docs/daseh_guide.docx
+++ b/docs/daseh_guide.docx
@@ -9839,7 +9839,7 @@
     </w:p>
     <w:bookmarkEnd w:id="259"/>
     <w:bookmarkEnd w:id="260"/>
-    <w:bookmarkStart w:id="306" w:name="modifying-daseh-materials"/>
+    <w:bookmarkStart w:id="320" w:name="modifying-daseh-materials"/>
     <w:p>
       <w:pPr>
         <w:pStyle w:val="Heading1"/>
@@ -9935,7 +9935,7 @@
       </w:r>
     </w:p>
     <w:bookmarkEnd w:id="261"/>
-    <w:bookmarkStart w:id="277" w:name="modify-the-website"/>
+    <w:bookmarkStart w:id="285" w:name="modify-the-website"/>
     <w:p>
       <w:pPr>
         <w:pStyle w:val="Heading2"/>
@@ -9950,7 +9950,7 @@
         <w:tab/>
       </w:r>
       <w:r>
-        <w:t xml:space="preserve">Modify the website</w:t>
+        <w:t xml:space="preserve">Modify the Website</w:t>
       </w:r>
     </w:p>
     <w:p>
@@ -9987,7 +9987,17 @@
         <w:t xml:space="preserve"> </w:t>
       </w:r>
       <w:r>
-        <w:t xml:space="preserve">our repository so that you can keep track of changes that we make and send us suggestions if you’d like. This also allows you to use the same infrastructure that we did to create our website. Please be sure to update the website so that it is clear who ultimately made your site and please indicate that you are using our resources or a modified version of our resources.</w:t>
+        <w:t xml:space="preserve">our repository. This lets you keep track of changes that we make and send us suggestions if you’d like. This also allows you to use the same infrastructure that we did to create our website.</w:t>
+      </w:r>
+      <w:r>
+        <w:t xml:space="preserve"> </w:t>
+      </w:r>
+      <w:r>
+        <w:rPr>
+          <w:iCs/>
+          <w:i/>
+        </w:rPr>
+        <w:t xml:space="preserve">Please be sure to update the website so that it is clear who ultimately made your site.</w:t>
       </w:r>
     </w:p>
     <w:p>
@@ -9998,7 +10008,7 @@
         </w:numPr>
       </w:pPr>
       <w:r>
-        <w:t xml:space="preserve">You can copy the files from our repository into your own website - to access the contents of the files, go to</w:t>
+        <w:t xml:space="preserve">You can copy the files from our repository into your own website. To access the contents of the files, go to</w:t>
       </w:r>
       <w:r>
         <w:t xml:space="preserve"> </w:t>
@@ -10015,7 +10025,29 @@
         <w:t xml:space="preserve">. This allows you to use whatever website setup you would like.</w:t>
       </w:r>
     </w:p>
-    <w:bookmarkStart w:id="276" w:name="creating-a-fork-of-our-repository"/>
+    <w:p>
+      <w:pPr>
+        <w:pStyle w:val="FirstParagraph"/>
+      </w:pPr>
+      <w:r>
+        <w:t xml:space="preserve">Under our</w:t>
+      </w:r>
+      <w:r>
+        <w:t xml:space="preserve"> </w:t>
+      </w:r>
+      <w:hyperlink r:id="rId207">
+        <w:r>
+          <w:rPr>
+            <w:rStyle w:val="Hyperlink"/>
+          </w:rPr>
+          <w:t xml:space="preserve">CC BY-NC-SA license</w:t>
+        </w:r>
+      </w:hyperlink>
+      <w:r>
+        <w:t xml:space="preserve">, you should also indicate that you are using our resources or a modified version of our resources.</w:t>
+      </w:r>
+    </w:p>
+    <w:bookmarkStart w:id="284" w:name="creating-a-fork-of-our-repository"/>
     <w:p>
       <w:pPr>
         <w:pStyle w:val="Heading3"/>
@@ -10030,7 +10062,7 @@
         <w:tab/>
       </w:r>
       <w:r>
-        <w:t xml:space="preserve">Creating a fork of our repository</w:t>
+        <w:t xml:space="preserve">Creating a Fork of our Repository</w:t>
       </w:r>
     </w:p>
     <w:p>
@@ -10043,15 +10075,26 @@
       <w:r>
         <w:t xml:space="preserve"> </w:t>
       </w:r>
-      <w:r>
-        <w:t xml:space="preserve">“</w:t>
-      </w:r>
-      <w:r>
-        <w:t xml:space="preserve">fork</w:t>
-      </w:r>
-      <w:r>
-        <w:t xml:space="preserve">”</w:t>
-      </w:r>
+      <w:hyperlink r:id="rId262">
+        <w:r>
+          <w:rPr>
+            <w:rStyle w:val="Hyperlink"/>
+          </w:rPr>
+          <w:t xml:space="preserve">“</w:t>
+        </w:r>
+        <w:r>
+          <w:rPr>
+            <w:rStyle w:val="Hyperlink"/>
+          </w:rPr>
+          <w:t xml:space="preserve">fork</w:t>
+        </w:r>
+        <w:r>
+          <w:rPr>
+            <w:rStyle w:val="Hyperlink"/>
+          </w:rPr>
+          <w:t xml:space="preserve">”</w:t>
+        </w:r>
+      </w:hyperlink>
       <w:r>
         <w:t xml:space="preserve"> </w:t>
       </w:r>
@@ -10068,18 +10111,18 @@
           <wp:inline>
             <wp:extent cx="5334000" cy="3000375"/>
             <wp:effectExtent b="0" l="0" r="0" t="0"/>
-            <wp:docPr descr="" title="" id="263" name="Picture"/>
+            <wp:docPr descr="" title="" id="264" name="Picture"/>
             <a:graphic>
               <a:graphicData uri="http://schemas.openxmlformats.org/drawingml/2006/picture">
                 <pic:pic>
                   <pic:nvPicPr>
-                    <pic:cNvPr descr="04-daseh_modification_files/figure-docx//1vCiMPvvsdwQjiMWjf0YuSpTkG0DGXsy1614cRiFc7ns_g3b693ca2b53_0_0.png" id="264" name="Picture"/>
+                    <pic:cNvPr descr="04-daseh_modification_files/figure-docx//1vCiMPvvsdwQjiMWjf0YuSpTkG0DGXsy1614cRiFc7ns_g3b693ca2b53_0_0.png" id="265" name="Picture"/>
                     <pic:cNvPicPr>
                       <a:picLocks noChangeArrowheads="1" noChangeAspect="1"/>
                     </pic:cNvPicPr>
                   </pic:nvPicPr>
                   <pic:blipFill>
-                    <a:blip r:embed="rId262"/>
+                    <a:blip r:embed="rId263"/>
                     <a:stretch>
                       <a:fillRect/>
                     </a:stretch>
@@ -10114,44 +10157,78 @@
         <w:t xml:space="preserve">Once you click this, you will be taken to a new page where it will ask you what you would like to call your new repository.</w:t>
       </w:r>
     </w:p>
-    <w:p>
-      <w:pPr>
-        <w:pStyle w:val="BodyText"/>
-      </w:pPr>
-      <w:r>
-        <w:t xml:space="preserve">You will likely want to change the name for your course/use.</w:t>
-      </w:r>
-    </w:p>
-    <w:p>
-      <w:pPr>
-        <w:pStyle w:val="BodyText"/>
-      </w:pPr>
-      <w:r>
-        <w:t xml:space="preserve">You can also optionally select to have your repository as part of a GitHub organization (if you are part of one) instead of just using your personal account.</w:t>
-      </w:r>
-    </w:p>
-    <w:p>
-      <w:pPr>
-        <w:pStyle w:val="BodyText"/>
-      </w:pPr>
-      <w:r>
-        <w:t xml:space="preserve">Please also change the description to explain what your use is and that are modifying our files.</w:t>
-      </w:r>
-    </w:p>
-    <w:p>
-      <w:pPr>
-        <w:pStyle w:val="BodyText"/>
-      </w:pPr>
-      <w:r>
-        <w:t xml:space="preserve">Ensure that the copy the main branch only is selected.</w:t>
-      </w:r>
-    </w:p>
-    <w:p>
-      <w:pPr>
-        <w:pStyle w:val="BodyText"/>
-      </w:pPr>
-      <w:r>
-        <w:t xml:space="preserve">Then click the green</w:t>
+    <w:bookmarkStart w:id="269" w:name="create-a-new-fork"/>
+    <w:p>
+      <w:pPr>
+        <w:pStyle w:val="Heading4"/>
+      </w:pPr>
+      <w:r>
+        <w:rPr>
+          <w:rStyle w:val="SectionNumber"/>
+        </w:rPr>
+        <w:t xml:space="preserve">4.2.1.1</w:t>
+      </w:r>
+      <w:r>
+        <w:tab/>
+      </w:r>
+      <w:r>
+        <w:t xml:space="preserve">Create a New Fork</w:t>
+      </w:r>
+    </w:p>
+    <w:p>
+      <w:pPr>
+        <w:pStyle w:val="FirstParagraph"/>
+      </w:pPr>
+      <w:r>
+        <w:t xml:space="preserve">On this page:</w:t>
+      </w:r>
+    </w:p>
+    <w:p>
+      <w:pPr>
+        <w:numPr>
+          <w:ilvl w:val="0"/>
+          <w:numId w:val="1049"/>
+        </w:numPr>
+        <w:pStyle w:val="Compact"/>
+      </w:pPr>
+      <w:r>
+        <w:t xml:space="preserve">Change the Repository name for your course/use</w:t>
+      </w:r>
+    </w:p>
+    <w:p>
+      <w:pPr>
+        <w:numPr>
+          <w:ilvl w:val="0"/>
+          <w:numId w:val="1049"/>
+        </w:numPr>
+        <w:pStyle w:val="Compact"/>
+      </w:pPr>
+      <w:r>
+        <w:t xml:space="preserve">(Optional) select to have your repository as part of a GitHub organization (if you are part of one) instead of just using your personal account</w:t>
+      </w:r>
+    </w:p>
+    <w:p>
+      <w:pPr>
+        <w:numPr>
+          <w:ilvl w:val="0"/>
+          <w:numId w:val="1049"/>
+        </w:numPr>
+        <w:pStyle w:val="Compact"/>
+      </w:pPr>
+      <w:r>
+        <w:t xml:space="preserve">Change the Description field to explain what your use is and that are modifying our files</w:t>
+      </w:r>
+    </w:p>
+    <w:p>
+      <w:pPr>
+        <w:numPr>
+          <w:ilvl w:val="0"/>
+          <w:numId w:val="1049"/>
+        </w:numPr>
+        <w:pStyle w:val="Compact"/>
+      </w:pPr>
+      <w:r>
+        <w:t xml:space="preserve">Ensure that</w:t>
       </w:r>
       <w:r>
         <w:t xml:space="preserve"> </w:t>
@@ -10160,6 +10237,51 @@
         <w:t xml:space="preserve">“</w:t>
       </w:r>
       <w:r>
+        <w:t xml:space="preserve">copy the</w:t>
+      </w:r>
+      <w:r>
+        <w:t xml:space="preserve"> </w:t>
+      </w:r>
+      <w:r>
+        <w:rPr>
+          <w:rStyle w:val="VerbatimChar"/>
+        </w:rPr>
+        <w:t xml:space="preserve">main</w:t>
+      </w:r>
+      <w:r>
+        <w:t xml:space="preserve"> </w:t>
+      </w:r>
+      <w:r>
+        <w:t xml:space="preserve">branch only</w:t>
+      </w:r>
+      <w:r>
+        <w:t xml:space="preserve">”</w:t>
+      </w:r>
+      <w:r>
+        <w:t xml:space="preserve"> </w:t>
+      </w:r>
+      <w:r>
+        <w:t xml:space="preserve">is selected</w:t>
+      </w:r>
+    </w:p>
+    <w:p>
+      <w:pPr>
+        <w:numPr>
+          <w:ilvl w:val="0"/>
+          <w:numId w:val="1049"/>
+        </w:numPr>
+        <w:pStyle w:val="Compact"/>
+      </w:pPr>
+      <w:r>
+        <w:t xml:space="preserve">Finally, click the green</w:t>
+      </w:r>
+      <w:r>
+        <w:t xml:space="preserve"> </w:t>
+      </w:r>
+      <w:r>
+        <w:t xml:space="preserve">“</w:t>
+      </w:r>
+      <w:r>
         <w:t xml:space="preserve">Create fork</w:t>
       </w:r>
       <w:r>
@@ -10169,12 +10291,12 @@
         <w:t xml:space="preserve"> </w:t>
       </w:r>
       <w:r>
-        <w:t xml:space="preserve">button.</w:t>
-      </w:r>
-    </w:p>
-    <w:p>
-      <w:pPr>
-        <w:pStyle w:val="BodyText"/>
+        <w:t xml:space="preserve">button</w:t>
+      </w:r>
+    </w:p>
+    <w:p>
+      <w:pPr>
+        <w:pStyle w:val="FirstParagraph"/>
       </w:pPr>
       <w:r>
         <w:t xml:space="preserve">Here is what the page looks like:</w:t>
@@ -10189,18 +10311,18 @@
           <wp:inline>
             <wp:extent cx="5334000" cy="3000375"/>
             <wp:effectExtent b="0" l="0" r="0" t="0"/>
-            <wp:docPr descr="" title="" id="266" name="Picture"/>
+            <wp:docPr descr="" title="" id="267" name="Picture"/>
             <a:graphic>
               <a:graphicData uri="http://schemas.openxmlformats.org/drawingml/2006/picture">
                 <pic:pic>
                   <pic:nvPicPr>
-                    <pic:cNvPr descr="04-daseh_modification_files/figure-docx//1vCiMPvvsdwQjiMWjf0YuSpTkG0DGXsy1614cRiFc7ns_g3b693ca2b53_0_7.png" id="267" name="Picture"/>
+                    <pic:cNvPr descr="04-daseh_modification_files/figure-docx//1vCiMPvvsdwQjiMWjf0YuSpTkG0DGXsy1614cRiFc7ns_g3b693ca2b53_0_7.png" id="268" name="Picture"/>
                     <pic:cNvPicPr>
                       <a:picLocks noChangeArrowheads="1" noChangeAspect="1"/>
                     </pic:cNvPicPr>
                   </pic:nvPicPr>
                   <pic:blipFill>
-                    <a:blip r:embed="rId265"/>
+                    <a:blip r:embed="rId266"/>
                     <a:stretch>
                       <a:fillRect/>
                     </a:stretch>
@@ -10231,20 +10353,62 @@
       <w:pPr>
         <w:pStyle w:val="BodyText"/>
       </w:pPr>
-      <w:r>
-        <w:t xml:space="preserve">Next to set up the website deployment you will need to do a few steps.</w:t>
-      </w:r>
-    </w:p>
-    <w:p>
-      <w:pPr>
-        <w:numPr>
-          <w:ilvl w:val="0"/>
-          <w:numId w:val="1049"/>
+    </w:p>
+    <w:p>
+      <w:pPr>
+        <w:pStyle w:val="BodyText"/>
+      </w:pPr>
+      <w:r>
+        <w:t xml:space="preserve">Next, to set up the website deployment you will need to do a few steps.</w:t>
+      </w:r>
+    </w:p>
+    <w:bookmarkEnd w:id="269"/>
+    <w:bookmarkStart w:id="273" w:name="website-deployment---setup"/>
+    <w:p>
+      <w:pPr>
+        <w:pStyle w:val="Heading4"/>
+      </w:pPr>
+      <w:r>
+        <w:rPr>
+          <w:rStyle w:val="SectionNumber"/>
+        </w:rPr>
+        <w:t xml:space="preserve">4.2.1.2</w:t>
+      </w:r>
+      <w:r>
+        <w:tab/>
+      </w:r>
+      <w:r>
+        <w:t xml:space="preserve">Website Deployment - Setup</w:t>
+      </w:r>
+    </w:p>
+    <w:p>
+      <w:pPr>
+        <w:numPr>
+          <w:ilvl w:val="0"/>
+          <w:numId w:val="1050"/>
         </w:numPr>
         <w:pStyle w:val="Compact"/>
       </w:pPr>
       <w:r>
-        <w:t xml:space="preserve">Setting up the website</w:t>
+        <w:t xml:space="preserve">First go to the</w:t>
+      </w:r>
+      <w:r>
+        <w:t xml:space="preserve"> </w:t>
+      </w:r>
+      <w:r>
+        <w:t xml:space="preserve">“</w:t>
+      </w:r>
+      <w:r>
+        <w:t xml:space="preserve">Settings</w:t>
+      </w:r>
+      <w:r>
+        <w:t xml:space="preserve">”</w:t>
+      </w:r>
+      <w:r>
+        <w:t xml:space="preserve"> </w:t>
+      </w:r>
+      <w:r>
+        <w:t xml:space="preserve">page (top menu)</w:t>
       </w:r>
     </w:p>
     <w:p>
@@ -10256,7 +10420,7 @@
         <w:pStyle w:val="Compact"/>
       </w:pPr>
       <w:r>
-        <w:t xml:space="preserve">First go to the</w:t>
+        <w:t xml:space="preserve">Then scroll down to the</w:t>
       </w:r>
       <w:r>
         <w:t xml:space="preserve"> </w:t>
@@ -10265,7 +10429,7 @@
         <w:t xml:space="preserve">“</w:t>
       </w:r>
       <w:r>
-        <w:t xml:space="preserve">Settings</w:t>
+        <w:t xml:space="preserve">Pages</w:t>
       </w:r>
       <w:r>
         <w:t xml:space="preserve">”</w:t>
@@ -10274,7 +10438,7 @@
         <w:t xml:space="preserve"> </w:t>
       </w:r>
       <w:r>
-        <w:t xml:space="preserve">page (top menu)</w:t>
+        <w:t xml:space="preserve">(on the left menu)</w:t>
       </w:r>
     </w:p>
     <w:p>
@@ -10286,7 +10450,7 @@
         <w:pStyle w:val="Compact"/>
       </w:pPr>
       <w:r>
-        <w:t xml:space="preserve">Then scroll down to the</w:t>
+        <w:t xml:space="preserve">Next configure your website to use the main branch (where it says</w:t>
       </w:r>
       <w:r>
         <w:t xml:space="preserve"> </w:t>
@@ -10295,28 +10459,13 @@
         <w:t xml:space="preserve">“</w:t>
       </w:r>
       <w:r>
-        <w:t xml:space="preserve">Pages</w:t>
+        <w:t xml:space="preserve">none</w:t>
       </w:r>
       <w:r>
         <w:t xml:space="preserve">”</w:t>
       </w:r>
       <w:r>
-        <w:t xml:space="preserve"> </w:t>
-      </w:r>
-      <w:r>
-        <w:t xml:space="preserve">(on the left menu)</w:t>
-      </w:r>
-    </w:p>
-    <w:p>
-      <w:pPr>
-        <w:numPr>
-          <w:ilvl w:val="0"/>
-          <w:numId w:val="1050"/>
-        </w:numPr>
-        <w:pStyle w:val="Compact"/>
-      </w:pPr>
-      <w:r>
-        <w:t xml:space="preserve">Next configure your website to use the main branch (where it says</w:t>
+        <w:t xml:space="preserve">) and the root folder and press</w:t>
       </w:r>
       <w:r>
         <w:t xml:space="preserve"> </w:t>
@@ -10325,13 +10474,10 @@
         <w:t xml:space="preserve">“</w:t>
       </w:r>
       <w:r>
-        <w:t xml:space="preserve">none</w:t>
+        <w:t xml:space="preserve">Save</w:t>
       </w:r>
       <w:r>
         <w:t xml:space="preserve">”</w:t>
-      </w:r>
-      <w:r>
-        <w:t xml:space="preserve">) and the root folder and press save</w:t>
       </w:r>
     </w:p>
     <w:p>
@@ -10343,18 +10489,18 @@
           <wp:inline>
             <wp:extent cx="5334000" cy="3000375"/>
             <wp:effectExtent b="0" l="0" r="0" t="0"/>
-            <wp:docPr descr="" title="" id="269" name="Picture"/>
+            <wp:docPr descr="" title="" id="271" name="Picture"/>
             <a:graphic>
               <a:graphicData uri="http://schemas.openxmlformats.org/drawingml/2006/picture">
                 <pic:pic>
                   <pic:nvPicPr>
-                    <pic:cNvPr descr="04-daseh_modification_files/figure-docx//1vCiMPvvsdwQjiMWjf0YuSpTkG0DGXsy1614cRiFc7ns_g3b693ca2b53_0_21.png" id="270" name="Picture"/>
+                    <pic:cNvPr descr="04-daseh_modification_files/figure-docx//1vCiMPvvsdwQjiMWjf0YuSpTkG0DGXsy1614cRiFc7ns_g3b693ca2b53_0_21.png" id="272" name="Picture"/>
                     <pic:cNvPicPr>
                       <a:picLocks noChangeArrowheads="1" noChangeAspect="1"/>
                     </pic:cNvPicPr>
                   </pic:nvPicPr>
                   <pic:blipFill>
-                    <a:blip r:embed="rId268"/>
+                    <a:blip r:embed="rId270"/>
                     <a:stretch>
                       <a:fillRect/>
                     </a:stretch>
@@ -10381,6 +10527,33 @@
         </w:drawing>
       </w:r>
     </w:p>
+    <w:bookmarkEnd w:id="273"/>
+    <w:bookmarkStart w:id="278" w:name="website-deployment---create-secret"/>
+    <w:p>
+      <w:pPr>
+        <w:pStyle w:val="Heading4"/>
+      </w:pPr>
+      <w:r>
+        <w:rPr>
+          <w:rStyle w:val="SectionNumber"/>
+        </w:rPr>
+        <w:t xml:space="preserve">4.2.1.3</w:t>
+      </w:r>
+      <w:r>
+        <w:tab/>
+      </w:r>
+      <w:r>
+        <w:t xml:space="preserve">Website Deployment - Create Secret</w:t>
+      </w:r>
+    </w:p>
+    <w:p>
+      <w:pPr>
+        <w:pStyle w:val="FirstParagraph"/>
+      </w:pPr>
+      <w:r>
+        <w:t xml:space="preserve">Next, we’ll create a secret (to give you the right permissions). This allows you to run the GitHub actions that we use safely.</w:t>
+      </w:r>
+    </w:p>
     <w:p>
       <w:pPr>
         <w:numPr>
@@ -10390,7 +10563,220 @@
         <w:pStyle w:val="Compact"/>
       </w:pPr>
       <w:r>
-        <w:t xml:space="preserve">Create a secret (to give you the right permissions)</w:t>
+        <w:t xml:space="preserve">Click on your profile photo in the upper right corner</w:t>
+      </w:r>
+    </w:p>
+    <w:p>
+      <w:pPr>
+        <w:numPr>
+          <w:ilvl w:val="0"/>
+          <w:numId w:val="1051"/>
+        </w:numPr>
+        <w:pStyle w:val="Compact"/>
+      </w:pPr>
+      <w:r>
+        <w:t xml:space="preserve">Scroll down to</w:t>
+      </w:r>
+      <w:r>
+        <w:t xml:space="preserve"> </w:t>
+      </w:r>
+      <w:r>
+        <w:t xml:space="preserve">“</w:t>
+      </w:r>
+      <w:r>
+        <w:t xml:space="preserve">Settings</w:t>
+      </w:r>
+      <w:r>
+        <w:t xml:space="preserve">”</w:t>
+      </w:r>
+      <w:r>
+        <w:t xml:space="preserve"> </w:t>
+      </w:r>
+      <w:r>
+        <w:t xml:space="preserve">in the menu that pops up and right click to open it in a new tab</w:t>
+      </w:r>
+    </w:p>
+    <w:p>
+      <w:pPr>
+        <w:numPr>
+          <w:ilvl w:val="0"/>
+          <w:numId w:val="1051"/>
+        </w:numPr>
+        <w:pStyle w:val="Compact"/>
+      </w:pPr>
+      <w:r>
+        <w:t xml:space="preserve">Scroll all the way down on the left menu to the bottom and click on</w:t>
+      </w:r>
+      <w:r>
+        <w:t xml:space="preserve"> </w:t>
+      </w:r>
+      <w:r>
+        <w:t xml:space="preserve">“</w:t>
+      </w:r>
+      <w:r>
+        <w:t xml:space="preserve">Developer Settings</w:t>
+      </w:r>
+      <w:r>
+        <w:t xml:space="preserve">”</w:t>
+      </w:r>
+    </w:p>
+    <w:p>
+      <w:pPr>
+        <w:numPr>
+          <w:ilvl w:val="0"/>
+          <w:numId w:val="1051"/>
+        </w:numPr>
+        <w:pStyle w:val="Compact"/>
+      </w:pPr>
+      <w:r>
+        <w:t xml:space="preserve">On the left side menu, click on</w:t>
+      </w:r>
+      <w:r>
+        <w:t xml:space="preserve"> </w:t>
+      </w:r>
+      <w:r>
+        <w:t xml:space="preserve">“</w:t>
+      </w:r>
+      <w:r>
+        <w:t xml:space="preserve">Personal Access Tokens</w:t>
+      </w:r>
+      <w:r>
+        <w:t xml:space="preserve">”</w:t>
+      </w:r>
+    </w:p>
+    <w:p>
+      <w:pPr>
+        <w:numPr>
+          <w:ilvl w:val="0"/>
+          <w:numId w:val="1051"/>
+        </w:numPr>
+        <w:pStyle w:val="Compact"/>
+      </w:pPr>
+      <w:r>
+        <w:t xml:space="preserve">Select</w:t>
+      </w:r>
+      <w:r>
+        <w:t xml:space="preserve"> </w:t>
+      </w:r>
+      <w:r>
+        <w:t xml:space="preserve">“</w:t>
+      </w:r>
+      <w:r>
+        <w:t xml:space="preserve">Tokens (classic)</w:t>
+      </w:r>
+      <w:r>
+        <w:t xml:space="preserve">”</w:t>
+      </w:r>
+    </w:p>
+    <w:p>
+      <w:pPr>
+        <w:numPr>
+          <w:ilvl w:val="0"/>
+          <w:numId w:val="1051"/>
+        </w:numPr>
+        <w:pStyle w:val="Compact"/>
+      </w:pPr>
+      <w:r>
+        <w:t xml:space="preserve">Click the</w:t>
+      </w:r>
+      <w:r>
+        <w:t xml:space="preserve"> </w:t>
+      </w:r>
+      <w:r>
+        <w:t xml:space="preserve">“</w:t>
+      </w:r>
+      <w:r>
+        <w:t xml:space="preserve">Generate new token</w:t>
+      </w:r>
+      <w:r>
+        <w:t xml:space="preserve">”</w:t>
+      </w:r>
+      <w:r>
+        <w:t xml:space="preserve"> </w:t>
+      </w:r>
+      <w:r>
+        <w:t xml:space="preserve">button that is in the upper right</w:t>
+      </w:r>
+    </w:p>
+    <w:p>
+      <w:pPr>
+        <w:numPr>
+          <w:ilvl w:val="0"/>
+          <w:numId w:val="1051"/>
+        </w:numPr>
+        <w:pStyle w:val="Compact"/>
+      </w:pPr>
+      <w:r>
+        <w:t xml:space="preserve">Select</w:t>
+      </w:r>
+      <w:r>
+        <w:t xml:space="preserve"> </w:t>
+      </w:r>
+      <w:r>
+        <w:t xml:space="preserve">“</w:t>
+      </w:r>
+      <w:r>
+        <w:t xml:space="preserve">Generate new token (classic)</w:t>
+      </w:r>
+      <w:r>
+        <w:t xml:space="preserve">”</w:t>
+      </w:r>
+    </w:p>
+    <w:p>
+      <w:pPr>
+        <w:numPr>
+          <w:ilvl w:val="0"/>
+          <w:numId w:val="1051"/>
+        </w:numPr>
+        <w:pStyle w:val="Compact"/>
+      </w:pPr>
+      <w:r>
+        <w:t xml:space="preserve">Confirm your access with any two factor authentication if you have that set up</w:t>
+      </w:r>
+    </w:p>
+    <w:p>
+      <w:pPr>
+        <w:numPr>
+          <w:ilvl w:val="0"/>
+          <w:numId w:val="1051"/>
+        </w:numPr>
+        <w:pStyle w:val="Compact"/>
+      </w:pPr>
+      <w:r>
+        <w:t xml:space="preserve">Name your token</w:t>
+      </w:r>
+      <w:r>
+        <w:t xml:space="preserve"> </w:t>
+      </w:r>
+      <w:r>
+        <w:rPr>
+          <w:rStyle w:val="VerbatimChar"/>
+        </w:rPr>
+        <w:t xml:space="preserve">GH_PAT</w:t>
+      </w:r>
+      <w:r>
+        <w:t xml:space="preserve"> </w:t>
+      </w:r>
+      <w:r>
+        <w:t xml:space="preserve">in the</w:t>
+      </w:r>
+      <w:r>
+        <w:t xml:space="preserve"> </w:t>
+      </w:r>
+      <w:r>
+        <w:t xml:space="preserve">“</w:t>
+      </w:r>
+      <w:r>
+        <w:t xml:space="preserve">Note</w:t>
+      </w:r>
+      <w:r>
+        <w:t xml:space="preserve">”</w:t>
+      </w:r>
+      <w:r>
+        <w:t xml:space="preserve"> </w:t>
+      </w:r>
+      <w:r>
+        <w:t xml:space="preserve">section</w:t>
       </w:r>
     </w:p>
     <w:p>
@@ -10398,7 +10784,24 @@
         <w:pStyle w:val="FirstParagraph"/>
       </w:pPr>
       <w:r>
-        <w:t xml:space="preserve">This allows you to run the GitHub actions that we use safely.</w:t>
+        <w:t xml:space="preserve">Note that your token will expire based on the date that you set in the Expiration section. You will have to complete this process again when your token expires. GitHub will let you know as you will get an error about credentials. It is a good idea to use the default settings. You will just repeat this process when the time comes. This</w:t>
+      </w:r>
+      <w:r>
+        <w:t xml:space="preserve"> </w:t>
+      </w:r>
+      <w:hyperlink r:id="rId274">
+        <w:r>
+          <w:rPr>
+            <w:rStyle w:val="Hyperlink"/>
+          </w:rPr>
+          <w:t xml:space="preserve">cheatsheet</w:t>
+        </w:r>
+      </w:hyperlink>
+      <w:r>
+        <w:t xml:space="preserve"> </w:t>
+      </w:r>
+      <w:r>
+        <w:t xml:space="preserve">may also be helpful.</w:t>
       </w:r>
     </w:p>
     <w:p>
@@ -10410,103 +10813,7 @@
         <w:pStyle w:val="Compact"/>
       </w:pPr>
       <w:r>
-        <w:t xml:space="preserve">Click on your profile photo in the upper right corner</w:t>
-      </w:r>
-    </w:p>
-    <w:p>
-      <w:pPr>
-        <w:numPr>
-          <w:ilvl w:val="0"/>
-          <w:numId w:val="1052"/>
-        </w:numPr>
-        <w:pStyle w:val="Compact"/>
-      </w:pPr>
-      <w:r>
-        <w:t xml:space="preserve">Scroll down to Settings in the menu that pops up and right click to open it in a new tab</w:t>
-      </w:r>
-    </w:p>
-    <w:p>
-      <w:pPr>
-        <w:numPr>
-          <w:ilvl w:val="0"/>
-          <w:numId w:val="1052"/>
-        </w:numPr>
-        <w:pStyle w:val="Compact"/>
-      </w:pPr>
-      <w:r>
-        <w:t xml:space="preserve">Scroll all the way down on the left menu to the bottom where it says Developer Settings</w:t>
-      </w:r>
-    </w:p>
-    <w:p>
-      <w:pPr>
-        <w:numPr>
-          <w:ilvl w:val="0"/>
-          <w:numId w:val="1052"/>
-        </w:numPr>
-        <w:pStyle w:val="Compact"/>
-      </w:pPr>
-      <w:r>
-        <w:t xml:space="preserve">Score down on the left side menu and click on Personal Access Tokens</w:t>
-      </w:r>
-    </w:p>
-    <w:p>
-      <w:pPr>
-        <w:numPr>
-          <w:ilvl w:val="0"/>
-          <w:numId w:val="1052"/>
-        </w:numPr>
-        <w:pStyle w:val="Compact"/>
-      </w:pPr>
-      <w:r>
-        <w:t xml:space="preserve">Select Tokens (classic)</w:t>
-      </w:r>
-    </w:p>
-    <w:p>
-      <w:pPr>
-        <w:numPr>
-          <w:ilvl w:val="0"/>
-          <w:numId w:val="1052"/>
-        </w:numPr>
-        <w:pStyle w:val="Compact"/>
-      </w:pPr>
-      <w:r>
-        <w:t xml:space="preserve">Click the Generate new token button that is in the upper right</w:t>
-      </w:r>
-    </w:p>
-    <w:p>
-      <w:pPr>
-        <w:numPr>
-          <w:ilvl w:val="0"/>
-          <w:numId w:val="1052"/>
-        </w:numPr>
-        <w:pStyle w:val="Compact"/>
-      </w:pPr>
-      <w:r>
-        <w:t xml:space="preserve">Select Generate new token (classic)</w:t>
-      </w:r>
-    </w:p>
-    <w:p>
-      <w:pPr>
-        <w:numPr>
-          <w:ilvl w:val="0"/>
-          <w:numId w:val="1052"/>
-        </w:numPr>
-        <w:pStyle w:val="Compact"/>
-      </w:pPr>
-      <w:r>
-        <w:t xml:space="preserve">Confirm your access with any two factor authentication if you have that set up</w:t>
-      </w:r>
-    </w:p>
-    <w:p>
-      <w:pPr>
-        <w:numPr>
-          <w:ilvl w:val="0"/>
-          <w:numId w:val="1052"/>
-        </w:numPr>
-        <w:pStyle w:val="Compact"/>
-      </w:pPr>
-      <w:r>
-        <w:t xml:space="preserve">Name your token GH_PAT in the</w:t>
+        <w:t xml:space="preserve">Underneath</w:t>
       </w:r>
       <w:r>
         <w:t xml:space="preserve"> </w:t>
@@ -10515,7 +10822,7 @@
         <w:t xml:space="preserve">“</w:t>
       </w:r>
       <w:r>
-        <w:t xml:space="preserve">Note</w:t>
+        <w:t xml:space="preserve">Select Scopes</w:t>
       </w:r>
       <w:r>
         <w:t xml:space="preserve">”</w:t>
@@ -10524,270 +10831,48 @@
         <w:t xml:space="preserve"> </w:t>
       </w:r>
       <w:r>
-        <w:t xml:space="preserve">section</w:t>
+        <w:t xml:space="preserve">(where the check boxes are), check</w:t>
+      </w:r>
+      <w:r>
+        <w:t xml:space="preserve"> </w:t>
+      </w:r>
+      <w:r>
+        <w:t xml:space="preserve">“</w:t>
+      </w:r>
+      <w:r>
+        <w:t xml:space="preserve">repo</w:t>
+      </w:r>
+      <w:r>
+        <w:t xml:space="preserve">”</w:t>
+      </w:r>
+      <w:r>
+        <w:t xml:space="preserve"> </w:t>
+      </w:r>
+      <w:r>
+        <w:t xml:space="preserve">(so everything under it is checked) and workflow</w:t>
       </w:r>
     </w:p>
     <w:p>
       <w:pPr>
         <w:pStyle w:val="FirstParagraph"/>
-      </w:pPr>
-      <w:r>
-        <w:t xml:space="preserve">Note that your token will expire based on the date that you set in the Expiration section. You will have to complete this process again when your token expires. GitHub will let you know as you will get an error about credentials. It is a good idea to use the default settings. You will just repeat this process when the time comes. This</w:t>
-      </w:r>
-      <w:r>
-        <w:t xml:space="preserve"> </w:t>
-      </w:r>
-      <w:hyperlink r:id="rId271">
-        <w:r>
-          <w:rPr>
-            <w:rStyle w:val="Hyperlink"/>
-          </w:rPr>
-          <w:t xml:space="preserve">cheatsheet</w:t>
-        </w:r>
-      </w:hyperlink>
-      <w:r>
-        <w:t xml:space="preserve"> </w:t>
-      </w:r>
-      <w:r>
-        <w:t xml:space="preserve">may also be helpful.</w:t>
-      </w:r>
-    </w:p>
-    <w:p>
-      <w:pPr>
-        <w:numPr>
-          <w:ilvl w:val="0"/>
-          <w:numId w:val="1053"/>
-        </w:numPr>
-      </w:pPr>
-      <w:r>
-        <w:t xml:space="preserve">Underneath Select Scopes (where the check boxes are), check repository (so everything under it is checked) and workflow</w:t>
-      </w:r>
-    </w:p>
-    <w:p>
-      <w:pPr>
-        <w:numPr>
-          <w:ilvl w:val="0"/>
-          <w:numId w:val="1053"/>
-        </w:numPr>
-      </w:pPr>
-      <w:r>
-        <w:t xml:space="preserve">Click the green Generate Token button at the bottom</w:t>
-      </w:r>
-    </w:p>
-    <w:p>
-      <w:pPr>
-        <w:numPr>
-          <w:ilvl w:val="0"/>
-          <w:numId w:val="1053"/>
-        </w:numPr>
-      </w:pPr>
-      <w:r>
-        <w:t xml:space="preserve">Copy your personal access token (Note that you will note have access to it again, you can always however just make a new one. Do not store it anywhere public.)</w:t>
-      </w:r>
-    </w:p>
-    <w:p>
-      <w:pPr>
-        <w:numPr>
-          <w:ilvl w:val="0"/>
-          <w:numId w:val="1054"/>
-        </w:numPr>
-        <w:pStyle w:val="Compact"/>
-      </w:pPr>
-      <w:r>
-        <w:t xml:space="preserve">Add your secret to your repository</w:t>
-      </w:r>
-    </w:p>
-    <w:p>
-      <w:pPr>
-        <w:pStyle w:val="FirstParagraph"/>
-      </w:pPr>
-      <w:r>
-        <w:t xml:space="preserve">Now that your secret is ready we will add it back to our website repository that we created from the DaSEH repository.</w:t>
-      </w:r>
-    </w:p>
-    <w:p>
-      <w:pPr>
-        <w:numPr>
-          <w:ilvl w:val="0"/>
-          <w:numId w:val="1055"/>
-        </w:numPr>
-        <w:pStyle w:val="Compact"/>
-      </w:pPr>
-      <w:r>
-        <w:t xml:space="preserve">Go to Settings at the top menu of your repository</w:t>
-      </w:r>
-    </w:p>
-    <w:p>
-      <w:pPr>
-        <w:numPr>
-          <w:ilvl w:val="0"/>
-          <w:numId w:val="1055"/>
-        </w:numPr>
-        <w:pStyle w:val="Compact"/>
-      </w:pPr>
-      <w:r>
-        <w:t xml:space="preserve">Go to Secrets and variables in the left side menu</w:t>
-      </w:r>
-    </w:p>
-    <w:p>
-      <w:pPr>
-        <w:numPr>
-          <w:ilvl w:val="0"/>
-          <w:numId w:val="1055"/>
-        </w:numPr>
-        <w:pStyle w:val="Compact"/>
-      </w:pPr>
-      <w:r>
-        <w:t xml:space="preserve">Click on Actions</w:t>
-      </w:r>
-    </w:p>
-    <w:p>
-      <w:pPr>
-        <w:numPr>
-          <w:ilvl w:val="0"/>
-          <w:numId w:val="1055"/>
-        </w:numPr>
-        <w:pStyle w:val="Compact"/>
-      </w:pPr>
-      <w:r>
-        <w:t xml:space="preserve">Under Repository secrets, click on the green</w:t>
-      </w:r>
-      <w:r>
-        <w:t xml:space="preserve"> </w:t>
-      </w:r>
-      <w:r>
-        <w:t xml:space="preserve">“</w:t>
-      </w:r>
-      <w:r>
-        <w:t xml:space="preserve">New repository secrets</w:t>
-      </w:r>
-      <w:r>
-        <w:t xml:space="preserve">”</w:t>
-      </w:r>
-      <w:r>
-        <w:t xml:space="preserve"> </w:t>
-      </w:r>
-      <w:r>
-        <w:t xml:space="preserve">button</w:t>
-      </w:r>
-    </w:p>
-    <w:p>
-      <w:pPr>
-        <w:numPr>
-          <w:ilvl w:val="0"/>
-          <w:numId w:val="1055"/>
-        </w:numPr>
-        <w:pStyle w:val="Compact"/>
-      </w:pPr>
-      <w:r>
-        <w:t xml:space="preserve">Under name, enter GH_PAT</w:t>
-      </w:r>
-    </w:p>
-    <w:p>
-      <w:pPr>
-        <w:numPr>
-          <w:ilvl w:val="0"/>
-          <w:numId w:val="1055"/>
-        </w:numPr>
-        <w:pStyle w:val="Compact"/>
-      </w:pPr>
-      <w:r>
-        <w:t xml:space="preserve">For the secret section paste the secret that you copied</w:t>
-      </w:r>
-    </w:p>
-    <w:p>
-      <w:pPr>
-        <w:numPr>
-          <w:ilvl w:val="0"/>
-          <w:numId w:val="1055"/>
-        </w:numPr>
-        <w:pStyle w:val="Compact"/>
-      </w:pPr>
-      <w:r>
-        <w:t xml:space="preserve">Click the green</w:t>
-      </w:r>
-      <w:r>
-        <w:t xml:space="preserve"> </w:t>
-      </w:r>
-      <w:r>
-        <w:t xml:space="preserve">“</w:t>
-      </w:r>
-      <w:r>
-        <w:t xml:space="preserve">Add secret</w:t>
-      </w:r>
-      <w:r>
-        <w:t xml:space="preserve">”</w:t>
-      </w:r>
-      <w:r>
-        <w:t xml:space="preserve"> </w:t>
-      </w:r>
-      <w:r>
-        <w:t xml:space="preserve">button.</w:t>
-      </w:r>
-    </w:p>
-    <w:p>
-      <w:pPr>
-        <w:pStyle w:val="FirstParagraph"/>
-      </w:pPr>
-      <w:r>
-        <w:t xml:space="preserve">Note that GitHub sometimes changes their website, so this process might slightly change. We will try to keep this information up-to-date however.</w:t>
-      </w:r>
-    </w:p>
-    <w:p>
-      <w:pPr>
-        <w:pStyle w:val="BodyText"/>
-      </w:pPr>
-      <w:r>
-        <w:t xml:space="preserve">Nice! Now you are ready to modify your new website. You can find your rendered website under the repository settings tab (top menu) and scrolling down to pages (left menu) again.</w:t>
-      </w:r>
-    </w:p>
-    <w:p>
-      <w:pPr>
-        <w:pStyle w:val="BodyText"/>
-      </w:pPr>
-      <w:r>
-        <w:t xml:space="preserve">You will see that the page now lists a link for your new website. You can click</w:t>
-      </w:r>
-      <w:r>
-        <w:t xml:space="preserve"> </w:t>
-      </w:r>
-      <w:r>
-        <w:t xml:space="preserve">“</w:t>
-      </w:r>
-      <w:r>
-        <w:t xml:space="preserve">Visit site</w:t>
-      </w:r>
-      <w:r>
-        <w:t xml:space="preserve">”</w:t>
-      </w:r>
-      <w:r>
-        <w:t xml:space="preserve"> </w:t>
-      </w:r>
-      <w:r>
-        <w:t xml:space="preserve">to see your website or copy and paste the link. This is the link you can share with students/learners.</w:t>
-      </w:r>
-    </w:p>
-    <w:p>
-      <w:pPr>
-        <w:pStyle w:val="BodyText"/>
       </w:pPr>
       <w:r>
         <w:drawing>
           <wp:inline>
             <wp:extent cx="5334000" cy="3000375"/>
             <wp:effectExtent b="0" l="0" r="0" t="0"/>
-            <wp:docPr descr="" title="" id="273" name="Picture"/>
+            <wp:docPr descr="" title="" id="276" name="Picture"/>
             <a:graphic>
               <a:graphicData uri="http://schemas.openxmlformats.org/drawingml/2006/picture">
                 <pic:pic>
                   <pic:nvPicPr>
-                    <pic:cNvPr descr="04-daseh_modification_files/figure-docx//1vCiMPvvsdwQjiMWjf0YuSpTkG0DGXsy1614cRiFc7ns_g3b693ca2b53_0_30.png" id="274" name="Picture"/>
+                    <pic:cNvPr descr="04-daseh_modification_files/figure-docx//1vCiMPvvsdwQjiMWjf0YuSpTkG0DGXsy1614cRiFc7ns_g3df3e912bd5_0_0.png" id="277" name="Picture"/>
                     <pic:cNvPicPr>
                       <a:picLocks noChangeArrowheads="1" noChangeAspect="1"/>
                     </pic:cNvPicPr>
                   </pic:nvPicPr>
                   <pic:blipFill>
-                    <a:blip r:embed="rId272"/>
+                    <a:blip r:embed="rId275"/>
                     <a:stretch>
                       <a:fillRect/>
                     </a:stretch>
@@ -10816,10 +10901,360 @@
     </w:p>
     <w:p>
       <w:pPr>
+        <w:numPr>
+          <w:ilvl w:val="0"/>
+          <w:numId w:val="1053"/>
+        </w:numPr>
+        <w:pStyle w:val="Compact"/>
+      </w:pPr>
+      <w:r>
+        <w:t xml:space="preserve">Click the green</w:t>
+      </w:r>
+      <w:r>
+        <w:t xml:space="preserve"> </w:t>
+      </w:r>
+      <w:r>
+        <w:t xml:space="preserve">“</w:t>
+      </w:r>
+      <w:r>
+        <w:t xml:space="preserve">Generate token</w:t>
+      </w:r>
+      <w:r>
+        <w:t xml:space="preserve">”</w:t>
+      </w:r>
+      <w:r>
+        <w:t xml:space="preserve"> </w:t>
+      </w:r>
+      <w:r>
+        <w:t xml:space="preserve">button at the bottom</w:t>
+      </w:r>
+    </w:p>
+    <w:p>
+      <w:pPr>
+        <w:numPr>
+          <w:ilvl w:val="0"/>
+          <w:numId w:val="1053"/>
+        </w:numPr>
+        <w:pStyle w:val="Compact"/>
+      </w:pPr>
+      <w:r>
+        <w:t xml:space="preserve">Copy your personal access token (Note that you will note have access to it again, you can always however just make a new one)</w:t>
+      </w:r>
+    </w:p>
+    <w:p>
+      <w:pPr>
+        <w:pStyle w:val="FirstParagraph"/>
+      </w:pPr>
+      <w:r>
+        <w:rPr>
+          <w:bCs/>
+          <w:b/>
+        </w:rPr>
+        <w:t xml:space="preserve">DO NOT store your personal access token anywhere public!</w:t>
+      </w:r>
+    </w:p>
+    <w:bookmarkEnd w:id="278"/>
+    <w:bookmarkStart w:id="283" w:name="website-deployment---add-secret"/>
+    <w:p>
+      <w:pPr>
+        <w:pStyle w:val="Heading4"/>
+      </w:pPr>
+      <w:r>
+        <w:rPr>
+          <w:rStyle w:val="SectionNumber"/>
+        </w:rPr>
+        <w:t xml:space="preserve">4.2.1.4</w:t>
+      </w:r>
+      <w:r>
+        <w:tab/>
+      </w:r>
+      <w:r>
+        <w:t xml:space="preserve">Website Deployment - Add Secret</w:t>
+      </w:r>
+    </w:p>
+    <w:p>
+      <w:pPr>
+        <w:pStyle w:val="FirstParagraph"/>
+      </w:pPr>
+      <w:r>
+        <w:t xml:space="preserve">Now that your secret is ready, we will add it back to your website repository that you created from the DaSEH repository.</w:t>
+      </w:r>
+    </w:p>
+    <w:p>
+      <w:pPr>
+        <w:numPr>
+          <w:ilvl w:val="0"/>
+          <w:numId w:val="1054"/>
+        </w:numPr>
+        <w:pStyle w:val="Compact"/>
+      </w:pPr>
+      <w:r>
+        <w:t xml:space="preserve">Go to</w:t>
+      </w:r>
+      <w:r>
+        <w:t xml:space="preserve"> </w:t>
+      </w:r>
+      <w:r>
+        <w:t xml:space="preserve">“</w:t>
+      </w:r>
+      <w:r>
+        <w:t xml:space="preserve">Settings</w:t>
+      </w:r>
+      <w:r>
+        <w:t xml:space="preserve">”</w:t>
+      </w:r>
+      <w:r>
+        <w:t xml:space="preserve"> </w:t>
+      </w:r>
+      <w:r>
+        <w:t xml:space="preserve">at the top menu of your repository</w:t>
+      </w:r>
+    </w:p>
+    <w:p>
+      <w:pPr>
+        <w:numPr>
+          <w:ilvl w:val="0"/>
+          <w:numId w:val="1054"/>
+        </w:numPr>
+        <w:pStyle w:val="Compact"/>
+      </w:pPr>
+      <w:r>
+        <w:t xml:space="preserve">Go to</w:t>
+      </w:r>
+      <w:r>
+        <w:t xml:space="preserve"> </w:t>
+      </w:r>
+      <w:r>
+        <w:t xml:space="preserve">“</w:t>
+      </w:r>
+      <w:r>
+        <w:t xml:space="preserve">Secrets and variables</w:t>
+      </w:r>
+      <w:r>
+        <w:t xml:space="preserve">”</w:t>
+      </w:r>
+      <w:r>
+        <w:t xml:space="preserve"> </w:t>
+      </w:r>
+      <w:r>
+        <w:t xml:space="preserve">in the left side menu</w:t>
+      </w:r>
+    </w:p>
+    <w:p>
+      <w:pPr>
+        <w:numPr>
+          <w:ilvl w:val="0"/>
+          <w:numId w:val="1054"/>
+        </w:numPr>
+        <w:pStyle w:val="Compact"/>
+      </w:pPr>
+      <w:r>
+        <w:t xml:space="preserve">Click on</w:t>
+      </w:r>
+      <w:r>
+        <w:t xml:space="preserve"> </w:t>
+      </w:r>
+      <w:r>
+        <w:t xml:space="preserve">“</w:t>
+      </w:r>
+      <w:r>
+        <w:t xml:space="preserve">Actions</w:t>
+      </w:r>
+      <w:r>
+        <w:t xml:space="preserve">”</w:t>
+      </w:r>
+    </w:p>
+    <w:p>
+      <w:pPr>
+        <w:numPr>
+          <w:ilvl w:val="0"/>
+          <w:numId w:val="1054"/>
+        </w:numPr>
+        <w:pStyle w:val="Compact"/>
+      </w:pPr>
+      <w:r>
+        <w:t xml:space="preserve">Under</w:t>
+      </w:r>
+      <w:r>
+        <w:t xml:space="preserve"> </w:t>
+      </w:r>
+      <w:r>
+        <w:t xml:space="preserve">“</w:t>
+      </w:r>
+      <w:r>
+        <w:t xml:space="preserve">Repository secrets</w:t>
+      </w:r>
+      <w:r>
+        <w:t xml:space="preserve">”</w:t>
+      </w:r>
+      <w:r>
+        <w:t xml:space="preserve">, click on the green</w:t>
+      </w:r>
+      <w:r>
+        <w:t xml:space="preserve"> </w:t>
+      </w:r>
+      <w:r>
+        <w:t xml:space="preserve">“</w:t>
+      </w:r>
+      <w:r>
+        <w:t xml:space="preserve">New repository secret</w:t>
+      </w:r>
+      <w:r>
+        <w:t xml:space="preserve">”</w:t>
+      </w:r>
+      <w:r>
+        <w:t xml:space="preserve"> </w:t>
+      </w:r>
+      <w:r>
+        <w:t xml:space="preserve">button</w:t>
+      </w:r>
+    </w:p>
+    <w:p>
+      <w:pPr>
+        <w:numPr>
+          <w:ilvl w:val="0"/>
+          <w:numId w:val="1054"/>
+        </w:numPr>
+        <w:pStyle w:val="Compact"/>
+      </w:pPr>
+      <w:r>
+        <w:t xml:space="preserve">Under</w:t>
+      </w:r>
+      <w:r>
+        <w:t xml:space="preserve"> </w:t>
+      </w:r>
+      <w:r>
+        <w:t xml:space="preserve">“</w:t>
+      </w:r>
+      <w:r>
+        <w:t xml:space="preserve">Name</w:t>
+      </w:r>
+      <w:r>
+        <w:t xml:space="preserve">”</w:t>
+      </w:r>
+      <w:r>
+        <w:t xml:space="preserve">, enter</w:t>
+      </w:r>
+      <w:r>
+        <w:t xml:space="preserve"> </w:t>
+      </w:r>
+      <w:r>
+        <w:rPr>
+          <w:rStyle w:val="VerbatimChar"/>
+        </w:rPr>
+        <w:t xml:space="preserve">GH_PAT</w:t>
+      </w:r>
+    </w:p>
+    <w:p>
+      <w:pPr>
+        <w:numPr>
+          <w:ilvl w:val="0"/>
+          <w:numId w:val="1054"/>
+        </w:numPr>
+        <w:pStyle w:val="Compact"/>
+      </w:pPr>
+      <w:r>
+        <w:t xml:space="preserve">For the</w:t>
+      </w:r>
+      <w:r>
+        <w:t xml:space="preserve"> </w:t>
+      </w:r>
+      <w:r>
+        <w:t xml:space="preserve">“</w:t>
+      </w:r>
+      <w:r>
+        <w:t xml:space="preserve">Secret</w:t>
+      </w:r>
+      <w:r>
+        <w:t xml:space="preserve">”</w:t>
+      </w:r>
+      <w:r>
+        <w:t xml:space="preserve"> </w:t>
+      </w:r>
+      <w:r>
+        <w:t xml:space="preserve">section, paste the secret that you copied in the step above</w:t>
+      </w:r>
+    </w:p>
+    <w:p>
+      <w:pPr>
+        <w:numPr>
+          <w:ilvl w:val="0"/>
+          <w:numId w:val="1054"/>
+        </w:numPr>
+        <w:pStyle w:val="Compact"/>
+      </w:pPr>
+      <w:r>
+        <w:t xml:space="preserve">Click the green</w:t>
+      </w:r>
+      <w:r>
+        <w:t xml:space="preserve"> </w:t>
+      </w:r>
+      <w:r>
+        <w:t xml:space="preserve">“</w:t>
+      </w:r>
+      <w:r>
+        <w:t xml:space="preserve">Add secret</w:t>
+      </w:r>
+      <w:r>
+        <w:t xml:space="preserve">”</w:t>
+      </w:r>
+      <w:r>
+        <w:t xml:space="preserve"> </w:t>
+      </w:r>
+      <w:r>
+        <w:t xml:space="preserve">button.</w:t>
+      </w:r>
+    </w:p>
+    <w:p>
+      <w:pPr>
+        <w:pStyle w:val="FirstParagraph"/>
+      </w:pPr>
+      <w:r>
+        <w:t xml:space="preserve">Note that GitHub sometimes changes their website, so this process might change slightly. We will try to keep this information up-to-date however.</w:t>
+      </w:r>
+    </w:p>
+    <w:p>
+      <w:pPr>
         <w:pStyle w:val="BodyText"/>
       </w:pPr>
       <w:r>
-        <w:t xml:space="preserve">Currently your website should look exactly like ours. Now you are ready to actually modify some files. To do so go to the main page of your repository.</w:t>
+        <w:t xml:space="preserve">Nice! Now you are ready to modify your new website. You can find the link to your rendered website under the repository</w:t>
+      </w:r>
+      <w:r>
+        <w:t xml:space="preserve"> </w:t>
+      </w:r>
+      <w:r>
+        <w:t xml:space="preserve">“</w:t>
+      </w:r>
+      <w:r>
+        <w:t xml:space="preserve">Settings</w:t>
+      </w:r>
+      <w:r>
+        <w:t xml:space="preserve">”</w:t>
+      </w:r>
+      <w:r>
+        <w:t xml:space="preserve"> </w:t>
+      </w:r>
+      <w:r>
+        <w:t xml:space="preserve">tab (top menu) and clicking</w:t>
+      </w:r>
+      <w:r>
+        <w:t xml:space="preserve"> </w:t>
+      </w:r>
+      <w:r>
+        <w:t xml:space="preserve">“</w:t>
+      </w:r>
+      <w:r>
+        <w:t xml:space="preserve">Pages</w:t>
+      </w:r>
+      <w:r>
+        <w:t xml:space="preserve">”</w:t>
+      </w:r>
+      <w:r>
+        <w:t xml:space="preserve"> </w:t>
+      </w:r>
+      <w:r>
+        <w:t xml:space="preserve">(left menu).</w:t>
       </w:r>
     </w:p>
     <w:p>
@@ -10827,90 +11262,7 @@
         <w:pStyle w:val="BodyText"/>
       </w:pPr>
       <w:r>
-        <w:t xml:space="preserve">You can either click the green code button to clone the repository to work on your local machine (say on RStudio) which is trickier but recommended as you can actually test any changes to your code on your machine or you can modify the files directly on GitHub.</w:t>
-      </w:r>
-    </w:p>
-    <w:p>
-      <w:pPr>
-        <w:pStyle w:val="BodyText"/>
-      </w:pPr>
-      <w:r>
-        <w:t xml:space="preserve">Please see this guide on how to make changes with either method:</w:t>
-      </w:r>
-      <w:r>
-        <w:t xml:space="preserve"> </w:t>
-      </w:r>
-      <w:hyperlink r:id="rId275">
-        <w:r>
-          <w:rPr>
-            <w:rStyle w:val="Hyperlink"/>
-          </w:rPr>
-          <w:t xml:space="preserve">https://www.ottrproject.org/editing_website.html</w:t>
-        </w:r>
-      </w:hyperlink>
-      <w:r>
-        <w:t xml:space="preserve">.</w:t>
-      </w:r>
-    </w:p>
-    <w:p>
-      <w:pPr>
-        <w:pStyle w:val="BodyText"/>
-      </w:pPr>
-      <w:r>
-        <w:t xml:space="preserve">Note that lecture slides and lab files will be within the modules folder and organized by topic.</w:t>
-      </w:r>
-    </w:p>
-    <w:p>
-      <w:pPr>
-        <w:pStyle w:val="BodyText"/>
-      </w:pPr>
-      <w:r>
-        <w:t xml:space="preserve">We will now talk about how to modify these files.</w:t>
-      </w:r>
-    </w:p>
-    <w:bookmarkEnd w:id="276"/>
-    <w:bookmarkEnd w:id="277"/>
-    <w:bookmarkStart w:id="293" w:name="modify-module-slides"/>
-    <w:p>
-      <w:pPr>
-        <w:pStyle w:val="Heading2"/>
-      </w:pPr>
-      <w:r>
-        <w:rPr>
-          <w:rStyle w:val="SectionNumber"/>
-        </w:rPr>
-        <w:t xml:space="preserve">4.3</w:t>
-      </w:r>
-      <w:r>
-        <w:tab/>
-      </w:r>
-      <w:r>
-        <w:t xml:space="preserve">Modify module slides</w:t>
-      </w:r>
-    </w:p>
-    <w:p>
-      <w:pPr>
-        <w:pStyle w:val="FirstParagraph"/>
-      </w:pPr>
-      <w:r>
-        <w:t xml:space="preserve">The modules are written in</w:t>
-      </w:r>
-      <w:r>
-        <w:t xml:space="preserve"> </w:t>
-      </w:r>
-      <w:hyperlink r:id="rId106">
-        <w:r>
-          <w:rPr>
-            <w:rStyle w:val="Hyperlink"/>
-          </w:rPr>
-          <w:t xml:space="preserve">R Markdown</w:t>
-        </w:r>
-      </w:hyperlink>
-      <w:r>
-        <w:t xml:space="preserve"> </w:t>
-      </w:r>
-      <w:r>
-        <w:t xml:space="preserve">documents and developed within an RStudio project. R Markdown documents are denoted with the file extension</w:t>
+        <w:t xml:space="preserve">You will see that the page now lists a link for your new website. You can click</w:t>
       </w:r>
       <w:r>
         <w:t xml:space="preserve"> </w:t>
@@ -10919,7 +11271,7 @@
         <w:t xml:space="preserve">“</w:t>
       </w:r>
       <w:r>
-        <w:t xml:space="preserve">.Rmd</w:t>
+        <w:t xml:space="preserve">Visit site</w:t>
       </w:r>
       <w:r>
         <w:t xml:space="preserve">”</w:t>
@@ -10928,227 +11280,7 @@
         <w:t xml:space="preserve"> </w:t>
       </w:r>
       <w:r>
-        <w:t xml:space="preserve">and allow for the inclusion of code chunks and outputs in a written report. They are written using</w:t>
-      </w:r>
-      <w:r>
-        <w:t xml:space="preserve"> </w:t>
-      </w:r>
-      <w:hyperlink r:id="rId278">
-        <w:r>
-          <w:rPr>
-            <w:rStyle w:val="Hyperlink"/>
-          </w:rPr>
-          <w:t xml:space="preserve">Markdown syntax</w:t>
-        </w:r>
-      </w:hyperlink>
-      <w:r>
-        <w:t xml:space="preserve">. RStudio projects are used to organize files. The</w:t>
-      </w:r>
-      <w:r>
-        <w:t xml:space="preserve"> </w:t>
-      </w:r>
-      <w:hyperlink r:id="rId279">
-        <w:r>
-          <w:rPr>
-            <w:rStyle w:val="Hyperlink"/>
-          </w:rPr>
-          <w:t xml:space="preserve">knitr</w:t>
-        </w:r>
-      </w:hyperlink>
-      <w:r>
-        <w:t xml:space="preserve"> </w:t>
-      </w:r>
-      <w:r>
-        <w:t xml:space="preserve">package</w:t>
-      </w:r>
-      <w:r>
-        <w:t xml:space="preserve"> </w:t>
-      </w:r>
-      <w:r>
-        <w:t xml:space="preserve">“</w:t>
-      </w:r>
-      <w:r>
-        <w:t xml:space="preserve">knits</w:t>
-      </w:r>
-      <w:r>
-        <w:t xml:space="preserve">”</w:t>
-      </w:r>
-      <w:r>
-        <w:t xml:space="preserve"> </w:t>
-      </w:r>
-      <w:r>
-        <w:t xml:space="preserve">the case study written in R Markdown and outputs the document as an HTML file. DaSEH uses these HTML files to post the materials online.</w:t>
-      </w:r>
-    </w:p>
-    <w:p>
-      <w:pPr>
-        <w:pStyle w:val="BodyText"/>
-      </w:pPr>
-      <w:r>
-        <w:t xml:space="preserve">See the above sections about modifying the website to get the files that were used for the module lectures.</w:t>
-      </w:r>
-    </w:p>
-    <w:p>
-      <w:pPr>
-        <w:pStyle w:val="BodyText"/>
-      </w:pPr>
-      <w:r>
-        <w:t xml:space="preserve">Each of the lectures can be found within the</w:t>
-      </w:r>
-      <w:r>
-        <w:t xml:space="preserve"> </w:t>
-      </w:r>
-      <w:hyperlink r:id="rId202">
-        <w:r>
-          <w:rPr>
-            <w:rStyle w:val="Hyperlink"/>
-          </w:rPr>
-          <w:t xml:space="preserve">modules directory</w:t>
-        </w:r>
-      </w:hyperlink>
-      <w:r>
-        <w:t xml:space="preserve"> </w:t>
-      </w:r>
-      <w:r>
-        <w:t xml:space="preserve">of our DaSEH GitHub repository.</w:t>
-      </w:r>
-    </w:p>
-    <w:p>
-      <w:pPr>
-        <w:pStyle w:val="BodyText"/>
-      </w:pPr>
-      <w:r>
-        <w:t xml:space="preserve">Each module folder contains the lecture slides within the .Rmd file.</w:t>
-      </w:r>
-    </w:p>
-    <w:p>
-      <w:pPr>
-        <w:pStyle w:val="BodyText"/>
-      </w:pPr>
-      <w:r>
-        <w:t xml:space="preserve">To edit a lecture, locate the appropriate directory within</w:t>
-      </w:r>
-      <w:r>
-        <w:t xml:space="preserve"> </w:t>
-      </w:r>
-      <w:r>
-        <w:rPr>
-          <w:rStyle w:val="VerbatimChar"/>
-        </w:rPr>
-        <w:t xml:space="preserve">modules</w:t>
-      </w:r>
-      <w:r>
-        <w:t xml:space="preserve"> </w:t>
-      </w:r>
-      <w:r>
-        <w:t xml:space="preserve">and edit the</w:t>
-      </w:r>
-      <w:r>
-        <w:t xml:space="preserve"> </w:t>
-      </w:r>
-      <w:r>
-        <w:rPr>
-          <w:rStyle w:val="VerbatimChar"/>
-        </w:rPr>
-        <w:t xml:space="preserve">.Rmd</w:t>
-      </w:r>
-      <w:r>
-        <w:t xml:space="preserve"> </w:t>
-      </w:r>
-      <w:r>
-        <w:t xml:space="preserve">file. For example, if you want to edit the Statistics lecture, you’d edit</w:t>
-      </w:r>
-      <w:r>
-        <w:t xml:space="preserve"> </w:t>
-      </w:r>
-      <w:r>
-        <w:rPr>
-          <w:rStyle w:val="VerbatimChar"/>
-        </w:rPr>
-        <w:t xml:space="preserve">Statistics.Rmd</w:t>
-      </w:r>
-      <w:r>
-        <w:t xml:space="preserve"> </w:t>
-      </w:r>
-      <w:r>
-        <w:t xml:space="preserve">in the</w:t>
-      </w:r>
-      <w:r>
-        <w:t xml:space="preserve"> </w:t>
-      </w:r>
-      <w:r>
-        <w:rPr>
-          <w:rStyle w:val="VerbatimChar"/>
-        </w:rPr>
-        <w:t xml:space="preserve">modules/Statistics/</w:t>
-      </w:r>
-      <w:r>
-        <w:t xml:space="preserve"> </w:t>
-      </w:r>
-      <w:r>
-        <w:t xml:space="preserve">directory.</w:t>
-      </w:r>
-    </w:p>
-    <w:p>
-      <w:pPr>
-        <w:pStyle w:val="BodyText"/>
-      </w:pPr>
-      <w:r>
-        <w:t xml:space="preserve">** Do not edit the html or pdf files. These are automatically generated by GitHub Actions. **</w:t>
-      </w:r>
-    </w:p>
-    <w:p>
-      <w:pPr>
-        <w:pStyle w:val="BodyText"/>
-      </w:pPr>
-      <w:r>
-        <w:t xml:space="preserve">However, sometimes workflows don’t complete, so it’s always good to double check that htmls and pdfs are appearing as expected on the website once your PR is merged to main.</w:t>
-      </w:r>
-    </w:p>
-    <w:p>
-      <w:pPr>
-        <w:pStyle w:val="BodyText"/>
-      </w:pPr>
-      <w:r>
-        <w:t xml:space="preserve">You will notice that</w:t>
-      </w:r>
-      <w:r>
-        <w:t xml:space="preserve"> </w:t>
-      </w:r>
-      <w:r>
-        <w:rPr>
-          <w:rStyle w:val="VerbatimChar"/>
-        </w:rPr>
-        <w:t xml:space="preserve">##</w:t>
-      </w:r>
-      <w:r>
-        <w:t xml:space="preserve"> </w:t>
-      </w:r>
-      <w:r>
-        <w:t xml:space="preserve">is used throughout the file. This indicates where the start of a new slide is.</w:t>
-      </w:r>
-    </w:p>
-    <w:p>
-      <w:pPr>
-        <w:pStyle w:val="BodyText"/>
-      </w:pPr>
-      <w:r>
-        <w:t xml:space="preserve">A single</w:t>
-      </w:r>
-      <w:r>
-        <w:t xml:space="preserve"> </w:t>
-      </w:r>
-      <w:r>
-        <w:rPr>
-          <w:rStyle w:val="VerbatimChar"/>
-        </w:rPr>
-        <w:t xml:space="preserve">#</w:t>
-      </w:r>
-      <w:r>
-        <w:t xml:space="preserve"> </w:t>
-      </w:r>
-      <w:r>
-        <w:t xml:space="preserve">indicates a new section slide, which will be a slide that looks like this:</w:t>
+        <w:t xml:space="preserve">to see your website or copy and paste the link. This is the link you can share with students/learners.</w:t>
       </w:r>
     </w:p>
     <w:p>
@@ -11160,18 +11292,18 @@
           <wp:inline>
             <wp:extent cx="5334000" cy="3000375"/>
             <wp:effectExtent b="0" l="0" r="0" t="0"/>
-            <wp:docPr descr="" title="" id="281" name="Picture"/>
+            <wp:docPr descr="" title="" id="280" name="Picture"/>
             <a:graphic>
               <a:graphicData uri="http://schemas.openxmlformats.org/drawingml/2006/picture">
                 <pic:pic>
                   <pic:nvPicPr>
-                    <pic:cNvPr descr="04-daseh_modification_files/figure-docx//1vCiMPvvsdwQjiMWjf0YuSpTkG0DGXsy1614cRiFc7ns_g3ba67d8997e_0_2.png" id="282" name="Picture"/>
+                    <pic:cNvPr descr="04-daseh_modification_files/figure-docx//1vCiMPvvsdwQjiMWjf0YuSpTkG0DGXsy1614cRiFc7ns_g3b693ca2b53_0_30.png" id="281" name="Picture"/>
                     <pic:cNvPicPr>
                       <a:picLocks noChangeArrowheads="1" noChangeAspect="1"/>
                     </pic:cNvPicPr>
                   </pic:nvPicPr>
                   <pic:blipFill>
-                    <a:blip r:embed="rId280"/>
+                    <a:blip r:embed="rId279"/>
                     <a:stretch>
                       <a:fillRect/>
                     </a:stretch>
@@ -11198,22 +11330,139 @@
         </w:drawing>
       </w:r>
     </w:p>
-    <w:bookmarkStart w:id="284" w:name="emojis-in-slides"/>
-    <w:p>
-      <w:pPr>
-        <w:pStyle w:val="Heading3"/>
+    <w:p>
+      <w:pPr>
+        <w:pStyle w:val="BodyText"/>
+      </w:pPr>
+      <w:r>
+        <w:t xml:space="preserve">Currently your website should look exactly like ours. Now you are ready to actually modify some files. To do so, go to the main page of your repository (the</w:t>
+      </w:r>
+      <w:r>
+        <w:t xml:space="preserve"> </w:t>
+      </w:r>
+      <w:r>
+        <w:t xml:space="preserve">“</w:t>
+      </w:r>
+      <w:r>
+        <w:t xml:space="preserve">Code</w:t>
+      </w:r>
+      <w:r>
+        <w:t xml:space="preserve">”</w:t>
+      </w:r>
+      <w:r>
+        <w:t xml:space="preserve"> </w:t>
+      </w:r>
+      <w:r>
+        <w:t xml:space="preserve">tab).</w:t>
+      </w:r>
+    </w:p>
+    <w:p>
+      <w:pPr>
+        <w:pStyle w:val="BodyText"/>
+      </w:pPr>
+      <w:r>
+        <w:t xml:space="preserve">You can either:</w:t>
+      </w:r>
+    </w:p>
+    <w:p>
+      <w:pPr>
+        <w:numPr>
+          <w:ilvl w:val="0"/>
+          <w:numId w:val="1055"/>
+        </w:numPr>
+        <w:pStyle w:val="Compact"/>
+      </w:pPr>
+      <w:r>
+        <w:t xml:space="preserve">Click the green</w:t>
+      </w:r>
+      <w:r>
+        <w:t xml:space="preserve"> </w:t>
+      </w:r>
+      <w:r>
+        <w:t xml:space="preserve">“</w:t>
+      </w:r>
+      <w:r>
+        <w:t xml:space="preserve">Code</w:t>
+      </w:r>
+      <w:r>
+        <w:t xml:space="preserve">”</w:t>
+      </w:r>
+      <w:r>
+        <w:t xml:space="preserve"> </w:t>
+      </w:r>
+      <w:r>
+        <w:t xml:space="preserve">button to clone the repository, allowing you to work on your local machine (say in RStudio) - this is trickier but recommended as you can actually test any changes to your code on your machine</w:t>
+      </w:r>
+    </w:p>
+    <w:p>
+      <w:pPr>
+        <w:numPr>
+          <w:ilvl w:val="0"/>
+          <w:numId w:val="1055"/>
+        </w:numPr>
+        <w:pStyle w:val="Compact"/>
+      </w:pPr>
+      <w:r>
+        <w:t xml:space="preserve">Modify the files directly on GitHub</w:t>
+      </w:r>
+    </w:p>
+    <w:p>
+      <w:pPr>
+        <w:pStyle w:val="FirstParagraph"/>
+      </w:pPr>
+      <w:r>
+        <w:t xml:space="preserve">Please see this guide on how to make changes with either method:</w:t>
+      </w:r>
+      <w:r>
+        <w:t xml:space="preserve"> </w:t>
+      </w:r>
+      <w:hyperlink r:id="rId282">
+        <w:r>
+          <w:rPr>
+            <w:rStyle w:val="Hyperlink"/>
+          </w:rPr>
+          <w:t xml:space="preserve">https://www.ottrproject.org/editing_website.html</w:t>
+        </w:r>
+      </w:hyperlink>
+      <w:r>
+        <w:t xml:space="preserve">.</w:t>
+      </w:r>
+    </w:p>
+    <w:p>
+      <w:pPr>
+        <w:pStyle w:val="BodyText"/>
+      </w:pPr>
+      <w:r>
+        <w:t xml:space="preserve">Note that lecture slides and lab files will be within the modules folder and organized by topic.</w:t>
+      </w:r>
+    </w:p>
+    <w:p>
+      <w:pPr>
+        <w:pStyle w:val="BodyText"/>
+      </w:pPr>
+      <w:r>
+        <w:t xml:space="preserve">We will now talk about how to modify these files.</w:t>
+      </w:r>
+    </w:p>
+    <w:bookmarkEnd w:id="283"/>
+    <w:bookmarkEnd w:id="284"/>
+    <w:bookmarkEnd w:id="285"/>
+    <w:bookmarkStart w:id="305" w:name="modify-module-slides"/>
+    <w:p>
+      <w:pPr>
+        <w:pStyle w:val="Heading2"/>
       </w:pPr>
       <w:r>
         <w:rPr>
           <w:rStyle w:val="SectionNumber"/>
         </w:rPr>
-        <w:t xml:space="preserve">4.3.1</w:t>
+        <w:t xml:space="preserve">4.3</w:t>
       </w:r>
       <w:r>
         <w:tab/>
       </w:r>
       <w:r>
-        <w:t xml:space="preserve">Emojis in slides</w:t>
+        <w:t xml:space="preserve">Modify Module Slides</w:t>
       </w:r>
     </w:p>
     <w:p>
@@ -11221,63 +11470,91 @@
         <w:pStyle w:val="FirstParagraph"/>
       </w:pPr>
       <w:r>
-        <w:t xml:space="preserve">We recommend copying and pasting from</w:t>
-      </w:r>
-      <w:r>
-        <w:t xml:space="preserve"> </w:t>
-      </w:r>
-      <w:hyperlink r:id="rId283">
-        <w:r>
-          <w:rPr>
-            <w:rStyle w:val="Hyperlink"/>
-          </w:rPr>
-          <w:t xml:space="preserve">here</w:t>
+        <w:t xml:space="preserve">The modules are written in</w:t>
+      </w:r>
+      <w:r>
+        <w:t xml:space="preserve"> </w:t>
+      </w:r>
+      <w:hyperlink r:id="rId106">
+        <w:r>
+          <w:rPr>
+            <w:rStyle w:val="Hyperlink"/>
+          </w:rPr>
+          <w:t xml:space="preserve">R Markdown</w:t>
         </w:r>
       </w:hyperlink>
       <w:r>
-        <w:t xml:space="preserve">.</w:t>
-      </w:r>
-    </w:p>
-    <w:bookmarkEnd w:id="284"/>
-    <w:bookmarkStart w:id="285" w:name="smaller-text-font-per-slide"/>
-    <w:p>
-      <w:pPr>
-        <w:pStyle w:val="Heading3"/>
-      </w:pPr>
-      <w:r>
-        <w:rPr>
-          <w:rStyle w:val="SectionNumber"/>
-        </w:rPr>
-        <w:t xml:space="preserve">4.3.2</w:t>
-      </w:r>
-      <w:r>
-        <w:tab/>
-      </w:r>
-      <w:r>
-        <w:t xml:space="preserve">Smaller text font per slide</w:t>
-      </w:r>
-    </w:p>
-    <w:p>
-      <w:pPr>
-        <w:pStyle w:val="FirstParagraph"/>
-      </w:pPr>
-      <w:r>
-        <w:t xml:space="preserve">If you want to change the style of a slide, modify the</w:t>
-      </w:r>
-      <w:r>
-        <w:t xml:space="preserve"> </w:t>
-      </w:r>
-      <w:r>
-        <w:rPr>
-          <w:rStyle w:val="VerbatimChar"/>
-        </w:rPr>
-        <w:t xml:space="preserve">style.css</w:t>
-      </w:r>
-      <w:r>
-        <w:t xml:space="preserve"> </w:t>
-      </w:r>
-      <w:r>
-        <w:t xml:space="preserve">file.</w:t>
+        <w:t xml:space="preserve"> </w:t>
+      </w:r>
+      <w:r>
+        <w:t xml:space="preserve">documents and developed within an RStudio project. R Markdown documents are denoted with the file extension</w:t>
+      </w:r>
+      <w:r>
+        <w:t xml:space="preserve"> </w:t>
+      </w:r>
+      <w:r>
+        <w:t xml:space="preserve">“</w:t>
+      </w:r>
+      <w:r>
+        <w:t xml:space="preserve">.Rmd</w:t>
+      </w:r>
+      <w:r>
+        <w:t xml:space="preserve">”</w:t>
+      </w:r>
+      <w:r>
+        <w:t xml:space="preserve"> </w:t>
+      </w:r>
+      <w:r>
+        <w:t xml:space="preserve">and allow for the inclusion of code chunks and outputs in a written report. They are written using</w:t>
+      </w:r>
+      <w:r>
+        <w:t xml:space="preserve"> </w:t>
+      </w:r>
+      <w:hyperlink r:id="rId286">
+        <w:r>
+          <w:rPr>
+            <w:rStyle w:val="Hyperlink"/>
+          </w:rPr>
+          <w:t xml:space="preserve">Markdown syntax</w:t>
+        </w:r>
+      </w:hyperlink>
+      <w:r>
+        <w:t xml:space="preserve">. RStudio projects are used to organize files. The</w:t>
+      </w:r>
+      <w:r>
+        <w:t xml:space="preserve"> </w:t>
+      </w:r>
+      <w:hyperlink r:id="rId287">
+        <w:r>
+          <w:rPr>
+            <w:rStyle w:val="Hyperlink"/>
+          </w:rPr>
+          <w:t xml:space="preserve">knitr</w:t>
+        </w:r>
+      </w:hyperlink>
+      <w:r>
+        <w:t xml:space="preserve"> </w:t>
+      </w:r>
+      <w:r>
+        <w:t xml:space="preserve">package</w:t>
+      </w:r>
+      <w:r>
+        <w:t xml:space="preserve"> </w:t>
+      </w:r>
+      <w:r>
+        <w:t xml:space="preserve">“</w:t>
+      </w:r>
+      <w:r>
+        <w:t xml:space="preserve">knits</w:t>
+      </w:r>
+      <w:r>
+        <w:t xml:space="preserve">”</w:t>
+      </w:r>
+      <w:r>
+        <w:t xml:space="preserve"> </w:t>
+      </w:r>
+      <w:r>
+        <w:t xml:space="preserve">the modules written in R Markdown and outputs the document as an HTML file. DaSEH uses these HTML files to post the materials online.</w:t>
       </w:r>
     </w:p>
     <w:p>
@@ -11285,7 +11562,7 @@
         <w:pStyle w:val="BodyText"/>
       </w:pPr>
       <w:r>
-        <w:t xml:space="preserve">For example - this is how you can make slides with smaller font:</w:t>
+        <w:t xml:space="preserve">See the above sections about modifying the website to get the files used for the module lectures.</w:t>
       </w:r>
     </w:p>
     <w:p>
@@ -11293,59 +11570,24 @@
         <w:pStyle w:val="BodyText"/>
       </w:pPr>
       <w:r>
-        <w:t xml:space="preserve">In the</w:t>
-      </w:r>
-      <w:r>
-        <w:t xml:space="preserve"> </w:t>
-      </w:r>
-      <w:r>
-        <w:rPr>
-          <w:rStyle w:val="VerbatimChar"/>
-        </w:rPr>
-        <w:t xml:space="preserve">style .css</w:t>
-      </w:r>
-      <w:r>
-        <w:t xml:space="preserve"> </w:t>
-      </w:r>
-      <w:r>
-        <w:t xml:space="preserve">file is the following- which creates smaller font:</w:t>
-      </w:r>
-    </w:p>
-    <w:p>
-      <w:pPr>
-        <w:pStyle w:val="SourceCode"/>
-      </w:pPr>
-      <w:r>
-        <w:rPr>
-          <w:rStyle w:val="VerbatimChar"/>
-        </w:rPr>
-        <w:t xml:space="preserve">.small {</w:t>
-      </w:r>
-      <w:r>
-        <w:br/>
-      </w:r>
-      <w:r>
-        <w:rPr>
-          <w:rStyle w:val="VerbatimChar"/>
-        </w:rPr>
-        <w:t xml:space="preserve">   font-size: 0.8em;</w:t>
-      </w:r>
-      <w:r>
-        <w:br/>
-      </w:r>
-      <w:r>
-        <w:rPr>
-          <w:rStyle w:val="VerbatimChar"/>
-        </w:rPr>
-        <w:t xml:space="preserve">}</w:t>
-      </w:r>
-    </w:p>
-    <w:p>
-      <w:pPr>
-        <w:pStyle w:val="FirstParagraph"/>
-      </w:pPr>
-      <w:r>
-        <w:t xml:space="preserve">To change the font of a single slide you can putt {.small} next to a slide title like so:</w:t>
+        <w:t xml:space="preserve">Each of the lectures can be found within the</w:t>
+      </w:r>
+      <w:r>
+        <w:t xml:space="preserve"> </w:t>
+      </w:r>
+      <w:hyperlink r:id="rId202">
+        <w:r>
+          <w:rPr>
+            <w:rStyle w:val="Hyperlink"/>
+          </w:rPr>
+          <w:t xml:space="preserve">modules directory</w:t>
+        </w:r>
+      </w:hyperlink>
+      <w:r>
+        <w:t xml:space="preserve"> </w:t>
+      </w:r>
+      <w:r>
+        <w:t xml:space="preserve">of our DaSEH GitHub repository.</w:t>
       </w:r>
     </w:p>
     <w:p>
@@ -11353,89 +11595,7 @@
         <w:pStyle w:val="BodyText"/>
       </w:pPr>
       <w:r>
-        <w:rPr>
-          <w:rStyle w:val="VerbatimChar"/>
-        </w:rPr>
-        <w:t xml:space="preserve">## slide name {.small}</w:t>
-      </w:r>
-    </w:p>
-    <w:bookmarkEnd w:id="285"/>
-    <w:bookmarkStart w:id="286" w:name="smaller-code-font-per-slide"/>
-    <w:p>
-      <w:pPr>
-        <w:pStyle w:val="Heading3"/>
-      </w:pPr>
-      <w:r>
-        <w:rPr>
-          <w:rStyle w:val="SectionNumber"/>
-        </w:rPr>
-        <w:t xml:space="preserve">4.3.3</w:t>
-      </w:r>
-      <w:r>
-        <w:tab/>
-      </w:r>
-      <w:r>
-        <w:t xml:space="preserve">Smaller code font per slide</w:t>
-      </w:r>
-    </w:p>
-    <w:p>
-      <w:pPr>
-        <w:pStyle w:val="FirstParagraph"/>
-      </w:pPr>
-      <w:r>
-        <w:t xml:space="preserve">In the</w:t>
-      </w:r>
-      <w:r>
-        <w:t xml:space="preserve"> </w:t>
-      </w:r>
-      <w:r>
-        <w:rPr>
-          <w:rStyle w:val="VerbatimChar"/>
-        </w:rPr>
-        <w:t xml:space="preserve">style .css</w:t>
-      </w:r>
-      <w:r>
-        <w:t xml:space="preserve"> </w:t>
-      </w:r>
-      <w:r>
-        <w:t xml:space="preserve">file is the following- which creates smaller font:</w:t>
-      </w:r>
-    </w:p>
-    <w:p>
-      <w:pPr>
-        <w:pStyle w:val="SourceCode"/>
-      </w:pPr>
-      <w:r>
-        <w:rPr>
-          <w:rStyle w:val="VerbatimChar"/>
-        </w:rPr>
-        <w:t xml:space="preserve">.codesmall pre {</w:t>
-      </w:r>
-      <w:r>
-        <w:br/>
-      </w:r>
-      <w:r>
-        <w:rPr>
-          <w:rStyle w:val="VerbatimChar"/>
-        </w:rPr>
-        <w:t xml:space="preserve">    font-size: 16px;</w:t>
-      </w:r>
-      <w:r>
-        <w:br/>
-      </w:r>
-      <w:r>
-        <w:rPr>
-          <w:rStyle w:val="VerbatimChar"/>
-        </w:rPr>
-        <w:t xml:space="preserve">}</w:t>
-      </w:r>
-    </w:p>
-    <w:p>
-      <w:pPr>
-        <w:pStyle w:val="FirstParagraph"/>
-      </w:pPr>
-      <w:r>
-        <w:t xml:space="preserve">This can be applied to a slide by putting {.codesmall} next to a slide title like so:</w:t>
+        <w:t xml:space="preserve">Each module folder contains the lecture slides within the .Rmd file.</w:t>
       </w:r>
     </w:p>
     <w:p>
@@ -11443,441 +11603,46 @@
         <w:pStyle w:val="BodyText"/>
       </w:pPr>
       <w:r>
-        <w:rPr>
-          <w:rStyle w:val="VerbatimChar"/>
-        </w:rPr>
-        <w:t xml:space="preserve">## slide name {.codesmall}</w:t>
-      </w:r>
-    </w:p>
-    <w:bookmarkEnd w:id="286"/>
-    <w:bookmarkStart w:id="287" w:name="add-color-to-slide-text"/>
-    <w:p>
-      <w:pPr>
-        <w:pStyle w:val="Heading3"/>
-      </w:pPr>
-      <w:r>
-        <w:rPr>
-          <w:rStyle w:val="SectionNumber"/>
-        </w:rPr>
-        <w:t xml:space="preserve">4.3.4</w:t>
-      </w:r>
-      <w:r>
-        <w:tab/>
-      </w:r>
-      <w:r>
-        <w:t xml:space="preserve">Add color to slide text</w:t>
-      </w:r>
-    </w:p>
-    <w:p>
-      <w:pPr>
-        <w:pStyle w:val="SourceCode"/>
-      </w:pPr>
-      <w:r>
-        <w:rPr>
-          <w:rStyle w:val="VerbatimChar"/>
-        </w:rPr>
-        <w:t xml:space="preserve">:::{style="color: red;""}</w:t>
-      </w:r>
-      <w:r>
-        <w:br/>
-      </w:r>
-      <w:r>
-        <w:rPr>
-          <w:rStyle w:val="VerbatimChar"/>
-        </w:rPr>
-        <w:t xml:space="preserve">RED STUFF!</w:t>
-      </w:r>
-      <w:r>
-        <w:br/>
-      </w:r>
-      <w:r>
-        <w:rPr>
-          <w:rStyle w:val="VerbatimChar"/>
-        </w:rPr>
-        <w:t xml:space="preserve">:::</w:t>
-      </w:r>
-    </w:p>
-    <w:p>
-      <w:pPr>
-        <w:pStyle w:val="FirstParagraph"/>
-      </w:pPr>
-      <w:r>
-        <w:t xml:space="preserve">or like this:</w:t>
-      </w:r>
-    </w:p>
-    <w:p>
-      <w:pPr>
-        <w:pStyle w:val="BodyText"/>
-      </w:pPr>
-      <w:r>
-        <w:rPr>
-          <w:rStyle w:val="VerbatimChar"/>
-        </w:rPr>
-        <w:t xml:space="preserve">Integer</w:t>
-      </w:r>
-      <w:r>
-        <w:t xml:space="preserve"> </w:t>
-      </w:r>
-      <w:r>
-        <w:t xml:space="preserve">is a special subset of</w:t>
-      </w:r>
-      <w:r>
-        <w:t xml:space="preserve"> </w:t>
-      </w:r>
-      <w:r>
-        <w:rPr>
-          <w:rStyle w:val="VerbatimChar"/>
-        </w:rPr>
-        <w:t xml:space="preserve">numeric</w:t>
-      </w:r>
-      <w:r>
-        <w:t xml:space="preserve"> </w:t>
-      </w:r>
-      <w:r>
-        <w:t xml:space="preserve">that contains only</w:t>
-      </w:r>
-      <w:r>
-        <w:t xml:space="preserve"> </w:t>
-      </w:r>
-      <w:r>
-        <w:t xml:space="preserve">whole numbers.</w:t>
-      </w:r>
-    </w:p>
-    <w:bookmarkEnd w:id="287"/>
-    <w:bookmarkStart w:id="288" w:name="X522946761ce0e21adf901f011db55224c0e9932"/>
-    <w:p>
-      <w:pPr>
-        <w:pStyle w:val="Heading3"/>
-      </w:pPr>
-      <w:r>
-        <w:rPr>
-          <w:rStyle w:val="SectionNumber"/>
-        </w:rPr>
-        <w:t xml:space="preserve">4.3.5</w:t>
-      </w:r>
-      <w:r>
-        <w:tab/>
-      </w:r>
-      <w:r>
-        <w:t xml:space="preserve">Add background color to code chunk describe general syntax for code</w:t>
-      </w:r>
-    </w:p>
-    <w:p>
-      <w:pPr>
-        <w:pStyle w:val="FirstParagraph"/>
-      </w:pPr>
-      <w:r>
-        <w:t xml:space="preserve">In the</w:t>
-      </w:r>
-      <w:r>
-        <w:t xml:space="preserve"> </w:t>
-      </w:r>
-      <w:r>
-        <w:rPr>
-          <w:rStyle w:val="VerbatimChar"/>
-        </w:rPr>
-        <w:t xml:space="preserve">styles.css</w:t>
-      </w:r>
-      <w:r>
-        <w:t xml:space="preserve"> </w:t>
-      </w:r>
-      <w:r>
-        <w:t xml:space="preserve">file is the following:</w:t>
-      </w:r>
-    </w:p>
-    <w:p>
-      <w:pPr>
-        <w:pStyle w:val="SourceCode"/>
-      </w:pPr>
-      <w:r>
-        <w:rPr>
-          <w:rStyle w:val="VerbatimChar"/>
-        </w:rPr>
-        <w:t xml:space="preserve">.codeexample pre{</w:t>
-      </w:r>
-      <w:r>
-        <w:br/>
-      </w:r>
-      <w:r>
-        <w:rPr>
-          <w:rStyle w:val="VerbatimChar"/>
-        </w:rPr>
-        <w:t xml:space="preserve">  background-color: lightgreen;</w:t>
-      </w:r>
-      <w:r>
-        <w:br/>
-      </w:r>
-      <w:r>
-        <w:rPr>
-          <w:rStyle w:val="VerbatimChar"/>
-        </w:rPr>
-        <w:t xml:space="preserve">}</w:t>
-      </w:r>
-    </w:p>
-    <w:p>
-      <w:pPr>
-        <w:pStyle w:val="FirstParagraph"/>
-      </w:pPr>
-      <w:r>
-        <w:t xml:space="preserve">To add this to a chunk use this in the Rmd file before and after the chunk:</w:t>
-      </w:r>
-    </w:p>
-    <w:p>
-      <w:pPr>
-        <w:pStyle w:val="SourceCode"/>
-      </w:pPr>
-      <w:r>
-        <w:rPr>
-          <w:rStyle w:val="VerbatimChar"/>
-        </w:rPr>
-        <w:t xml:space="preserve">&lt;div class = "codeexample"&gt;</w:t>
-      </w:r>
-      <w:r>
-        <w:br/>
-      </w:r>
-      <w:r>
-        <w:br/>
-      </w:r>
-      <w:r>
-        <w:rPr>
-          <w:rStyle w:val="VerbatimChar"/>
-        </w:rPr>
-        <w:t xml:space="preserve">``` r</w:t>
-      </w:r>
-      <w:r>
-        <w:br/>
-      </w:r>
-      <w:r>
-        <w:rPr>
-          <w:rStyle w:val="VerbatimChar"/>
-        </w:rPr>
-        <w:t xml:space="preserve">#some code</w:t>
-      </w:r>
-      <w:r>
-        <w:br/>
-      </w:r>
-      <w:r>
-        <w:rPr>
-          <w:rStyle w:val="VerbatimChar"/>
-        </w:rPr>
-        <w:t xml:space="preserve">```</w:t>
-      </w:r>
-      <w:r>
-        <w:br/>
-      </w:r>
-      <w:r>
-        <w:rPr>
-          <w:rStyle w:val="VerbatimChar"/>
-        </w:rPr>
-        <w:t xml:space="preserve">&lt;/div&gt;</w:t>
-      </w:r>
-    </w:p>
-    <w:bookmarkEnd w:id="288"/>
-    <w:bookmarkStart w:id="292" w:name="create-gifs"/>
-    <w:p>
-      <w:pPr>
-        <w:pStyle w:val="Heading3"/>
-      </w:pPr>
-      <w:r>
-        <w:rPr>
-          <w:rStyle w:val="SectionNumber"/>
-        </w:rPr>
-        <w:t xml:space="preserve">4.3.6</w:t>
-      </w:r>
-      <w:r>
-        <w:tab/>
-      </w:r>
-      <w:r>
-        <w:t xml:space="preserve">Create gifs</w:t>
-      </w:r>
-    </w:p>
-    <w:p>
-      <w:pPr>
-        <w:pStyle w:val="FirstParagraph"/>
-      </w:pPr>
-      <w:r>
-        <w:t xml:space="preserve">To create video gifs first</w:t>
-      </w:r>
-      <w:r>
-        <w:t xml:space="preserve"> </w:t>
-      </w:r>
-      <w:hyperlink r:id="rId289">
-        <w:r>
-          <w:rPr>
-            <w:rStyle w:val="Hyperlink"/>
-          </w:rPr>
-          <w:t xml:space="preserve">record your screen</w:t>
-        </w:r>
-      </w:hyperlink>
-      <w:r>
-        <w:t xml:space="preserve"> </w:t>
-      </w:r>
-      <w:r>
-        <w:t xml:space="preserve">like so (note this is for Mac users):</w:t>
-      </w:r>
-    </w:p>
-    <w:p>
-      <w:pPr>
-        <w:numPr>
-          <w:ilvl w:val="0"/>
-          <w:numId w:val="1056"/>
-        </w:numPr>
-        <w:pStyle w:val="Compact"/>
-      </w:pPr>
-      <w:r>
-        <w:t xml:space="preserve">Command + Shift + 5</w:t>
-      </w:r>
-    </w:p>
-    <w:p>
-      <w:pPr>
-        <w:numPr>
-          <w:ilvl w:val="0"/>
-          <w:numId w:val="1056"/>
-        </w:numPr>
-        <w:pStyle w:val="Compact"/>
-      </w:pPr>
-      <w:r>
-        <w:t xml:space="preserve">Select either entire screen - or more likely a portion of the screen button</w:t>
-      </w:r>
-    </w:p>
-    <w:p>
-      <w:pPr>
-        <w:numPr>
-          <w:ilvl w:val="0"/>
-          <w:numId w:val="1056"/>
-        </w:numPr>
-        <w:pStyle w:val="Compact"/>
-      </w:pPr>
-      <w:r>
-        <w:t xml:space="preserve">Click record</w:t>
-      </w:r>
-    </w:p>
-    <w:p>
-      <w:pPr>
-        <w:pStyle w:val="FirstParagraph"/>
-      </w:pPr>
-      <w:r>
-        <w:t xml:space="preserve">Next convert the video to a gif using</w:t>
-      </w:r>
-      <w:r>
-        <w:t xml:space="preserve"> </w:t>
-      </w:r>
-      <w:hyperlink r:id="rId290">
-        <w:r>
-          <w:rPr>
-            <w:rStyle w:val="Hyperlink"/>
-          </w:rPr>
-          <w:t xml:space="preserve">https://ezgif.com/video-to-gif</w:t>
-        </w:r>
-      </w:hyperlink>
-      <w:r>
-        <w:t xml:space="preserve">.</w:t>
-      </w:r>
-    </w:p>
-    <w:p>
-      <w:pPr>
-        <w:pStyle w:val="BodyText"/>
-      </w:pPr>
-      <w:r>
-        <w:t xml:space="preserve">Be sure that you select gif as the output.</w:t>
-      </w:r>
-    </w:p>
-    <w:p>
-      <w:pPr>
-        <w:pStyle w:val="BodyText"/>
-      </w:pPr>
-      <w:r>
-        <w:t xml:space="preserve">These slides are made with something called ioslides. See [this website for additional help with ioslides] (</w:t>
-      </w:r>
-      <w:hyperlink r:id="rId291">
-        <w:r>
-          <w:rPr>
-            <w:rStyle w:val="Hyperlink"/>
-          </w:rPr>
-          <w:t xml:space="preserve">https://bookdown.org/yihui/rmarkdown/ioslides-presentation.html</w:t>
-        </w:r>
-      </w:hyperlink>
-      <w:r>
-        <w:t xml:space="preserve">).</w:t>
-      </w:r>
-    </w:p>
-    <w:bookmarkEnd w:id="292"/>
-    <w:bookmarkEnd w:id="293"/>
-    <w:bookmarkStart w:id="299" w:name="modifying-labs"/>
-    <w:p>
-      <w:pPr>
-        <w:pStyle w:val="Heading2"/>
-      </w:pPr>
-      <w:r>
-        <w:rPr>
-          <w:rStyle w:val="SectionNumber"/>
-        </w:rPr>
-        <w:t xml:space="preserve">4.4</w:t>
-      </w:r>
-      <w:r>
-        <w:tab/>
-      </w:r>
-      <w:r>
-        <w:t xml:space="preserve">Modifying Labs</w:t>
-      </w:r>
-    </w:p>
-    <w:p>
-      <w:pPr>
-        <w:pStyle w:val="FirstParagraph"/>
-      </w:pPr>
-      <w:r>
-        <w:t xml:space="preserve">Within each module directory, there is a subdirectory called</w:t>
-      </w:r>
-      <w:r>
-        <w:t xml:space="preserve"> </w:t>
-      </w:r>
-      <w:r>
-        <w:rPr>
-          <w:rStyle w:val="VerbatimChar"/>
-        </w:rPr>
-        <w:t xml:space="preserve">lab</w:t>
-      </w:r>
-      <w:r>
-        <w:t xml:space="preserve">. Locate the</w:t>
-      </w:r>
-      <w:r>
-        <w:t xml:space="preserve"> </w:t>
-      </w:r>
-      <w:r>
-        <w:rPr>
-          <w:rStyle w:val="VerbatimChar"/>
-        </w:rPr>
-        <w:t xml:space="preserve">lab</w:t>
-      </w:r>
-      <w:r>
-        <w:t xml:space="preserve"> </w:t>
-      </w:r>
-      <w:r>
-        <w:t xml:space="preserve">subdirectory within the appropriate module directory and edit the</w:t>
-      </w:r>
-      <w:r>
-        <w:t xml:space="preserve"> </w:t>
-      </w:r>
-      <w:r>
-        <w:rPr>
-          <w:rStyle w:val="VerbatimChar"/>
-        </w:rPr>
-        <w:t xml:space="preserve">_Key.Rmd</w:t>
-      </w:r>
-      <w:r>
-        <w:t xml:space="preserve"> </w:t>
-      </w:r>
-      <w:r>
-        <w:t xml:space="preserve">file. For example, if you want to edit the Statistics lab, you’d edit</w:t>
-      </w:r>
-      <w:r>
-        <w:t xml:space="preserve"> </w:t>
-      </w:r>
-      <w:r>
-        <w:rPr>
-          <w:rStyle w:val="VerbatimChar"/>
-        </w:rPr>
-        <w:t xml:space="preserve">Statistics_Lab_Key.Rmd</w:t>
+        <w:t xml:space="preserve">To edit a lecture, locate the appropriate directory within</w:t>
+      </w:r>
+      <w:r>
+        <w:t xml:space="preserve"> </w:t>
+      </w:r>
+      <w:r>
+        <w:rPr>
+          <w:rStyle w:val="VerbatimChar"/>
+        </w:rPr>
+        <w:t xml:space="preserve">modules</w:t>
+      </w:r>
+      <w:r>
+        <w:t xml:space="preserve"> </w:t>
+      </w:r>
+      <w:r>
+        <w:t xml:space="preserve">and edit the</w:t>
+      </w:r>
+      <w:r>
+        <w:t xml:space="preserve"> </w:t>
+      </w:r>
+      <w:r>
+        <w:rPr>
+          <w:rStyle w:val="VerbatimChar"/>
+        </w:rPr>
+        <w:t xml:space="preserve">.Rmd</w:t>
+      </w:r>
+      <w:r>
+        <w:t xml:space="preserve"> </w:t>
+      </w:r>
+      <w:r>
+        <w:t xml:space="preserve">file. For example, if you want to edit the Statistics lecture, you’d edit</w:t>
+      </w:r>
+      <w:r>
+        <w:t xml:space="preserve"> </w:t>
+      </w:r>
+      <w:r>
+        <w:rPr>
+          <w:rStyle w:val="VerbatimChar"/>
+        </w:rPr>
+        <w:t xml:space="preserve">Statistics.Rmd</w:t>
       </w:r>
       <w:r>
         <w:t xml:space="preserve"> </w:t>
@@ -11892,124 +11657,13 @@
         <w:rPr>
           <w:rStyle w:val="VerbatimChar"/>
         </w:rPr>
-        <w:t xml:space="preserve">modules/Statistics/lab/</w:t>
+        <w:t xml:space="preserve">modules/Statistics/</w:t>
       </w:r>
       <w:r>
         <w:t xml:space="preserve"> </w:t>
       </w:r>
       <w:r>
         <w:t xml:space="preserve">directory.</w:t>
-      </w:r>
-    </w:p>
-    <w:p>
-      <w:pPr>
-        <w:pStyle w:val="BodyText"/>
-      </w:pPr>
-      <w:r>
-        <w:t xml:space="preserve">** Only edit the</w:t>
-      </w:r>
-      <w:r>
-        <w:t xml:space="preserve"> </w:t>
-      </w:r>
-      <w:r>
-        <w:rPr>
-          <w:rStyle w:val="VerbatimChar"/>
-        </w:rPr>
-        <w:t xml:space="preserve">_Key.Rmd</w:t>
-      </w:r>
-      <w:r>
-        <w:t xml:space="preserve">. Do not edit the html or pdf files, or the</w:t>
-      </w:r>
-      <w:r>
-        <w:t xml:space="preserve"> </w:t>
-      </w:r>
-      <w:r>
-        <w:rPr>
-          <w:rStyle w:val="VerbatimChar"/>
-        </w:rPr>
-        <w:t xml:space="preserve">_Lab.Rmd</w:t>
-      </w:r>
-      <w:r>
-        <w:t xml:space="preserve"> </w:t>
-      </w:r>
-      <w:r>
-        <w:t xml:space="preserve">file. These are automatically generated by GitHub Actions. ** The</w:t>
-      </w:r>
-      <w:r>
-        <w:t xml:space="preserve"> </w:t>
-      </w:r>
-      <w:r>
-        <w:rPr>
-          <w:rStyle w:val="VerbatimChar"/>
-        </w:rPr>
-        <w:t xml:space="preserve">_Lab.Rmd</w:t>
-      </w:r>
-      <w:r>
-        <w:t xml:space="preserve"> </w:t>
-      </w:r>
-      <w:r>
-        <w:t xml:space="preserve">file is automatically cleaned up for students to fill in during class.</w:t>
-      </w:r>
-    </w:p>
-    <w:bookmarkStart w:id="297" w:name="how-does-the-lab-file-cleanup-work"/>
-    <w:p>
-      <w:pPr>
-        <w:pStyle w:val="Heading4"/>
-      </w:pPr>
-      <w:r>
-        <w:rPr>
-          <w:rStyle w:val="SectionNumber"/>
-        </w:rPr>
-        <w:t xml:space="preserve">4.4.0.1</w:t>
-      </w:r>
-      <w:r>
-        <w:tab/>
-      </w:r>
-      <w:r>
-        <w:t xml:space="preserve">How does the lab file cleanup work?</w:t>
-      </w:r>
-    </w:p>
-    <w:p>
-      <w:pPr>
-        <w:pStyle w:val="FirstParagraph"/>
-      </w:pPr>
-      <w:r>
-        <w:t xml:space="preserve">When creating the lab key, you will write the answer to the questions in the key. However, for the file that the students see, we want the answers to be removed.</w:t>
-      </w:r>
-    </w:p>
-    <w:p>
-      <w:pPr>
-        <w:pStyle w:val="BodyText"/>
-      </w:pPr>
-      <w:r>
-        <w:t xml:space="preserve">To make sure this happens correctly, the chunks you want to clean must have a</w:t>
-      </w:r>
-      <w:r>
-        <w:t xml:space="preserve"> </w:t>
-      </w:r>
-      <w:r>
-        <w:rPr>
-          <w:rStyle w:val="VerbatimChar"/>
-        </w:rPr>
-        <w:t xml:space="preserve">label</w:t>
-      </w:r>
-      <w:r>
-        <w:t xml:space="preserve"> </w:t>
-      </w:r>
-      <w:r>
-        <w:t xml:space="preserve">ending with</w:t>
-      </w:r>
-      <w:r>
-        <w:t xml:space="preserve"> </w:t>
-      </w:r>
-      <w:r>
-        <w:rPr>
-          <w:rStyle w:val="VerbatimChar"/>
-        </w:rPr>
-        <w:t xml:space="preserve">response</w:t>
-      </w:r>
-      <w:r>
-        <w:t xml:space="preserve">. Chunks without a label following this pattern will be ignored and reproduced exactly for the students.</w:t>
       </w:r>
     </w:p>
     <w:p>
@@ -12021,18 +11675,18 @@
           <wp:inline>
             <wp:extent cx="5334000" cy="3000375"/>
             <wp:effectExtent b="0" l="0" r="0" t="0"/>
-            <wp:docPr descr="" title="" id="295" name="Picture"/>
+            <wp:docPr descr="" title="" id="289" name="Picture"/>
             <a:graphic>
               <a:graphicData uri="http://schemas.openxmlformats.org/drawingml/2006/picture">
                 <pic:pic>
                   <pic:nvPicPr>
-                    <pic:cNvPr descr="04-daseh_modification_files/figure-docx//1vCiMPvvsdwQjiMWjf0YuSpTkG0DGXsy1614cRiFc7ns_g3ba9e61ea01_0_0.png" id="296" name="Picture"/>
+                    <pic:cNvPr descr="04-daseh_modification_files/figure-docx//1vCiMPvvsdwQjiMWjf0YuSpTkG0DGXsy1614cRiFc7ns_g3df3e912bd5_0_11.png" id="290" name="Picture"/>
                     <pic:cNvPicPr>
                       <a:picLocks noChangeArrowheads="1" noChangeAspect="1"/>
                     </pic:cNvPicPr>
                   </pic:nvPicPr>
                   <pic:blipFill>
-                    <a:blip r:embed="rId294"/>
+                    <a:blip r:embed="rId288"/>
                     <a:stretch>
                       <a:fillRect/>
                     </a:stretch>
@@ -12059,8 +11713,1262 @@
         </w:drawing>
       </w:r>
     </w:p>
+    <w:p>
+      <w:pPr>
+        <w:pStyle w:val="BodyText"/>
+      </w:pPr>
+      <w:r>
+        <w:t xml:space="preserve">Do not edit the</w:t>
+      </w:r>
+      <w:r>
+        <w:t xml:space="preserve"> </w:t>
+      </w:r>
+      <w:r>
+        <w:rPr>
+          <w:rStyle w:val="VerbatimChar"/>
+        </w:rPr>
+        <w:t xml:space="preserve">.html</w:t>
+      </w:r>
+      <w:r>
+        <w:t xml:space="preserve"> </w:t>
+      </w:r>
+      <w:r>
+        <w:t xml:space="preserve">or</w:t>
+      </w:r>
+      <w:r>
+        <w:t xml:space="preserve"> </w:t>
+      </w:r>
+      <w:r>
+        <w:rPr>
+          <w:rStyle w:val="VerbatimChar"/>
+        </w:rPr>
+        <w:t xml:space="preserve">.pdf</w:t>
+      </w:r>
+      <w:r>
+        <w:t xml:space="preserve"> </w:t>
+      </w:r>
+      <w:r>
+        <w:t xml:space="preserve">files. These are automatically generated by GitHub Actions.</w:t>
+      </w:r>
+    </w:p>
+    <w:p>
+      <w:pPr>
+        <w:pStyle w:val="BodyText"/>
+      </w:pPr>
+      <w:r>
+        <w:t xml:space="preserve">However, sometimes workflows don’t complete, so it’s always good to double check that</w:t>
+      </w:r>
+      <w:r>
+        <w:t xml:space="preserve"> </w:t>
+      </w:r>
+      <w:r>
+        <w:rPr>
+          <w:rStyle w:val="VerbatimChar"/>
+        </w:rPr>
+        <w:t xml:space="preserve">.html</w:t>
+      </w:r>
+      <w:r>
+        <w:t xml:space="preserve"> </w:t>
+      </w:r>
+      <w:r>
+        <w:t xml:space="preserve">and</w:t>
+      </w:r>
+      <w:r>
+        <w:t xml:space="preserve"> </w:t>
+      </w:r>
+      <w:r>
+        <w:rPr>
+          <w:rStyle w:val="VerbatimChar"/>
+        </w:rPr>
+        <w:t xml:space="preserve">.pdf</w:t>
+      </w:r>
+      <w:r>
+        <w:t xml:space="preserve"> </w:t>
+      </w:r>
+      <w:r>
+        <w:t xml:space="preserve">files are appearing as expected on the website once you have made changes.</w:t>
+      </w:r>
+    </w:p>
+    <w:bookmarkStart w:id="295" w:name="slide-formatting"/>
+    <w:p>
+      <w:pPr>
+        <w:pStyle w:val="Heading3"/>
+      </w:pPr>
+      <w:r>
+        <w:rPr>
+          <w:rStyle w:val="SectionNumber"/>
+        </w:rPr>
+        <w:t xml:space="preserve">4.3.1</w:t>
+      </w:r>
+      <w:r>
+        <w:tab/>
+      </w:r>
+      <w:r>
+        <w:t xml:space="preserve">Slide Formatting</w:t>
+      </w:r>
+    </w:p>
+    <w:p>
+      <w:pPr>
+        <w:pStyle w:val="FirstParagraph"/>
+      </w:pPr>
+      <w:r>
+        <w:t xml:space="preserve">These slides are made with something called</w:t>
+      </w:r>
+      <w:r>
+        <w:t xml:space="preserve"> </w:t>
+      </w:r>
+      <w:r>
+        <w:rPr>
+          <w:rStyle w:val="VerbatimChar"/>
+        </w:rPr>
+        <w:t xml:space="preserve">ioslides</w:t>
+      </w:r>
+      <w:r>
+        <w:t xml:space="preserve">. See</w:t>
+      </w:r>
+      <w:r>
+        <w:t xml:space="preserve"> </w:t>
+      </w:r>
+      <w:hyperlink r:id="rId291">
+        <w:r>
+          <w:rPr>
+            <w:rStyle w:val="Hyperlink"/>
+          </w:rPr>
+          <w:t xml:space="preserve">this website for additional help with ioslides</w:t>
+        </w:r>
+      </w:hyperlink>
+      <w:r>
+        <w:t xml:space="preserve">.</w:t>
+      </w:r>
+    </w:p>
+    <w:p>
+      <w:pPr>
+        <w:pStyle w:val="BodyText"/>
+      </w:pPr>
+      <w:r>
+        <w:t xml:space="preserve">You will notice that</w:t>
+      </w:r>
+      <w:r>
+        <w:t xml:space="preserve"> </w:t>
+      </w:r>
+      <w:r>
+        <w:rPr>
+          <w:rStyle w:val="VerbatimChar"/>
+        </w:rPr>
+        <w:t xml:space="preserve">##</w:t>
+      </w:r>
+      <w:r>
+        <w:t xml:space="preserve"> </w:t>
+      </w:r>
+      <w:r>
+        <w:t xml:space="preserve">is used throughout the file. This indicates the start of a new slide.</w:t>
+      </w:r>
+    </w:p>
+    <w:p>
+      <w:pPr>
+        <w:pStyle w:val="BodyText"/>
+      </w:pPr>
+      <w:r>
+        <w:t xml:space="preserve">A single</w:t>
+      </w:r>
+      <w:r>
+        <w:t xml:space="preserve"> </w:t>
+      </w:r>
+      <w:r>
+        <w:rPr>
+          <w:rStyle w:val="VerbatimChar"/>
+        </w:rPr>
+        <w:t xml:space="preserve">#</w:t>
+      </w:r>
+      <w:r>
+        <w:t xml:space="preserve"> </w:t>
+      </w:r>
+      <w:r>
+        <w:t xml:space="preserve">indicates a new section slide, which will be a slide that looks like this:</w:t>
+      </w:r>
+    </w:p>
+    <w:p>
+      <w:pPr>
+        <w:pStyle w:val="BodyText"/>
+      </w:pPr>
+      <w:r>
+        <w:drawing>
+          <wp:inline>
+            <wp:extent cx="5334000" cy="3000375"/>
+            <wp:effectExtent b="0" l="0" r="0" t="0"/>
+            <wp:docPr descr="" title="" id="293" name="Picture"/>
+            <a:graphic>
+              <a:graphicData uri="http://schemas.openxmlformats.org/drawingml/2006/picture">
+                <pic:pic>
+                  <pic:nvPicPr>
+                    <pic:cNvPr descr="04-daseh_modification_files/figure-docx//1vCiMPvvsdwQjiMWjf0YuSpTkG0DGXsy1614cRiFc7ns_g3ba67d8997e_0_2.png" id="294" name="Picture"/>
+                    <pic:cNvPicPr>
+                      <a:picLocks noChangeArrowheads="1" noChangeAspect="1"/>
+                    </pic:cNvPicPr>
+                  </pic:nvPicPr>
+                  <pic:blipFill>
+                    <a:blip r:embed="rId292"/>
+                    <a:stretch>
+                      <a:fillRect/>
+                    </a:stretch>
+                  </pic:blipFill>
+                  <pic:spPr bwMode="auto">
+                    <a:xfrm>
+                      <a:off x="0" y="0"/>
+                      <a:ext cx="5334000" cy="3000375"/>
+                    </a:xfrm>
+                    <a:prstGeom prst="rect">
+                      <a:avLst/>
+                    </a:prstGeom>
+                    <a:noFill/>
+                    <a:ln w="9525">
+                      <a:noFill/>
+                      <a:headEnd/>
+                      <a:tailEnd/>
+                    </a:ln>
+                  </pic:spPr>
+                </pic:pic>
+              </a:graphicData>
+            </a:graphic>
+          </wp:inline>
+        </w:drawing>
+      </w:r>
+    </w:p>
+    <w:bookmarkEnd w:id="295"/>
+    <w:bookmarkStart w:id="297" w:name="emojis-in-slides"/>
+    <w:p>
+      <w:pPr>
+        <w:pStyle w:val="Heading3"/>
+      </w:pPr>
+      <w:r>
+        <w:rPr>
+          <w:rStyle w:val="SectionNumber"/>
+        </w:rPr>
+        <w:t xml:space="preserve">4.3.2</w:t>
+      </w:r>
+      <w:r>
+        <w:tab/>
+      </w:r>
+      <w:r>
+        <w:t xml:space="preserve">Emojis in Slides</w:t>
+      </w:r>
+    </w:p>
+    <w:p>
+      <w:pPr>
+        <w:pStyle w:val="FirstParagraph"/>
+      </w:pPr>
+      <w:r>
+        <w:t xml:space="preserve">We recommend copying and pasting from</w:t>
+      </w:r>
+      <w:r>
+        <w:t xml:space="preserve"> </w:t>
+      </w:r>
+      <w:hyperlink r:id="rId296">
+        <w:r>
+          <w:rPr>
+            <w:rStyle w:val="Hyperlink"/>
+          </w:rPr>
+          <w:t xml:space="preserve">here</w:t>
+        </w:r>
+      </w:hyperlink>
+      <w:r>
+        <w:t xml:space="preserve">.</w:t>
+      </w:r>
+    </w:p>
     <w:bookmarkEnd w:id="297"/>
-    <w:bookmarkStart w:id="298" w:name="manually-download-data-from-github"/>
+    <w:bookmarkStart w:id="298" w:name="smaller-text-font"/>
+    <w:p>
+      <w:pPr>
+        <w:pStyle w:val="Heading3"/>
+      </w:pPr>
+      <w:r>
+        <w:rPr>
+          <w:rStyle w:val="SectionNumber"/>
+        </w:rPr>
+        <w:t xml:space="preserve">4.3.3</w:t>
+      </w:r>
+      <w:r>
+        <w:tab/>
+      </w:r>
+      <w:r>
+        <w:t xml:space="preserve">Smaller Text Font</w:t>
+      </w:r>
+    </w:p>
+    <w:p>
+      <w:pPr>
+        <w:pStyle w:val="FirstParagraph"/>
+      </w:pPr>
+      <w:r>
+        <w:t xml:space="preserve">If you want to change the style of a slide, modify the</w:t>
+      </w:r>
+      <w:r>
+        <w:t xml:space="preserve"> </w:t>
+      </w:r>
+      <w:r>
+        <w:rPr>
+          <w:rStyle w:val="VerbatimChar"/>
+        </w:rPr>
+        <w:t xml:space="preserve">style.css</w:t>
+      </w:r>
+      <w:r>
+        <w:t xml:space="preserve"> </w:t>
+      </w:r>
+      <w:r>
+        <w:t xml:space="preserve">file.</w:t>
+      </w:r>
+    </w:p>
+    <w:p>
+      <w:pPr>
+        <w:pStyle w:val="BodyText"/>
+      </w:pPr>
+      <w:r>
+        <w:t xml:space="preserve">For example the</w:t>
+      </w:r>
+      <w:r>
+        <w:t xml:space="preserve"> </w:t>
+      </w:r>
+      <w:r>
+        <w:rPr>
+          <w:rStyle w:val="VerbatimChar"/>
+        </w:rPr>
+        <w:t xml:space="preserve">style.css</w:t>
+      </w:r>
+      <w:r>
+        <w:t xml:space="preserve"> </w:t>
+      </w:r>
+      <w:r>
+        <w:t xml:space="preserve">file contains the following, which creates a smaller font environment called</w:t>
+      </w:r>
+      <w:r>
+        <w:t xml:space="preserve"> </w:t>
+      </w:r>
+      <w:r>
+        <w:rPr>
+          <w:rStyle w:val="VerbatimChar"/>
+        </w:rPr>
+        <w:t xml:space="preserve">.small</w:t>
+      </w:r>
+      <w:r>
+        <w:t xml:space="preserve">:</w:t>
+      </w:r>
+    </w:p>
+    <w:p>
+      <w:pPr>
+        <w:pStyle w:val="SourceCode"/>
+      </w:pPr>
+      <w:r>
+        <w:rPr>
+          <w:rStyle w:val="VerbatimChar"/>
+        </w:rPr>
+        <w:t xml:space="preserve">.small {</w:t>
+      </w:r>
+      <w:r>
+        <w:br/>
+      </w:r>
+      <w:r>
+        <w:rPr>
+          <w:rStyle w:val="VerbatimChar"/>
+        </w:rPr>
+        <w:t xml:space="preserve">   font-size: 0.8em;</w:t>
+      </w:r>
+      <w:r>
+        <w:br/>
+      </w:r>
+      <w:r>
+        <w:rPr>
+          <w:rStyle w:val="VerbatimChar"/>
+        </w:rPr>
+        <w:t xml:space="preserve">}</w:t>
+      </w:r>
+    </w:p>
+    <w:p>
+      <w:pPr>
+        <w:pStyle w:val="FirstParagraph"/>
+      </w:pPr>
+      <w:r>
+        <w:t xml:space="preserve">To change the font of a single slide you can put</w:t>
+      </w:r>
+      <w:r>
+        <w:t xml:space="preserve"> </w:t>
+      </w:r>
+      <w:r>
+        <w:rPr>
+          <w:rStyle w:val="VerbatimChar"/>
+        </w:rPr>
+        <w:t xml:space="preserve">{.small}</w:t>
+      </w:r>
+      <w:r>
+        <w:t xml:space="preserve"> </w:t>
+      </w:r>
+      <w:r>
+        <w:t xml:space="preserve">next to a slide title like so:</w:t>
+      </w:r>
+    </w:p>
+    <w:p>
+      <w:pPr>
+        <w:pStyle w:val="BodyText"/>
+      </w:pPr>
+      <w:r>
+        <w:rPr>
+          <w:rStyle w:val="VerbatimChar"/>
+        </w:rPr>
+        <w:t xml:space="preserve">## slide name {.small}</w:t>
+      </w:r>
+    </w:p>
+    <w:bookmarkEnd w:id="298"/>
+    <w:bookmarkStart w:id="299" w:name="smaller-code-font"/>
+    <w:p>
+      <w:pPr>
+        <w:pStyle w:val="Heading3"/>
+      </w:pPr>
+      <w:r>
+        <w:rPr>
+          <w:rStyle w:val="SectionNumber"/>
+        </w:rPr>
+        <w:t xml:space="preserve">4.3.4</w:t>
+      </w:r>
+      <w:r>
+        <w:tab/>
+      </w:r>
+      <w:r>
+        <w:t xml:space="preserve">Smaller Code Font</w:t>
+      </w:r>
+    </w:p>
+    <w:p>
+      <w:pPr>
+        <w:pStyle w:val="FirstParagraph"/>
+      </w:pPr>
+      <w:r>
+        <w:t xml:space="preserve">The</w:t>
+      </w:r>
+      <w:r>
+        <w:t xml:space="preserve"> </w:t>
+      </w:r>
+      <w:r>
+        <w:rPr>
+          <w:rStyle w:val="VerbatimChar"/>
+        </w:rPr>
+        <w:t xml:space="preserve">style.css</w:t>
+      </w:r>
+      <w:r>
+        <w:t xml:space="preserve"> </w:t>
+      </w:r>
+      <w:r>
+        <w:t xml:space="preserve">file contains the following, which creates a smaller code font environment called</w:t>
+      </w:r>
+      <w:r>
+        <w:t xml:space="preserve"> </w:t>
+      </w:r>
+      <w:r>
+        <w:rPr>
+          <w:rStyle w:val="VerbatimChar"/>
+        </w:rPr>
+        <w:t xml:space="preserve">.codesmall</w:t>
+      </w:r>
+      <w:r>
+        <w:t xml:space="preserve">:</w:t>
+      </w:r>
+    </w:p>
+    <w:p>
+      <w:pPr>
+        <w:pStyle w:val="SourceCode"/>
+      </w:pPr>
+      <w:r>
+        <w:rPr>
+          <w:rStyle w:val="VerbatimChar"/>
+        </w:rPr>
+        <w:t xml:space="preserve">.codesmall pre {</w:t>
+      </w:r>
+      <w:r>
+        <w:br/>
+      </w:r>
+      <w:r>
+        <w:rPr>
+          <w:rStyle w:val="VerbatimChar"/>
+        </w:rPr>
+        <w:t xml:space="preserve">    font-size: 16px;</w:t>
+      </w:r>
+      <w:r>
+        <w:br/>
+      </w:r>
+      <w:r>
+        <w:rPr>
+          <w:rStyle w:val="VerbatimChar"/>
+        </w:rPr>
+        <w:t xml:space="preserve">}</w:t>
+      </w:r>
+    </w:p>
+    <w:p>
+      <w:pPr>
+        <w:pStyle w:val="FirstParagraph"/>
+      </w:pPr>
+      <w:r>
+        <w:t xml:space="preserve">To change a single slide you can put</w:t>
+      </w:r>
+      <w:r>
+        <w:t xml:space="preserve"> </w:t>
+      </w:r>
+      <w:r>
+        <w:rPr>
+          <w:rStyle w:val="VerbatimChar"/>
+        </w:rPr>
+        <w:t xml:space="preserve">{.codesmall}</w:t>
+      </w:r>
+      <w:r>
+        <w:t xml:space="preserve"> </w:t>
+      </w:r>
+      <w:r>
+        <w:t xml:space="preserve">next to a slide title like so:</w:t>
+      </w:r>
+    </w:p>
+    <w:p>
+      <w:pPr>
+        <w:pStyle w:val="BodyText"/>
+      </w:pPr>
+      <w:r>
+        <w:rPr>
+          <w:rStyle w:val="VerbatimChar"/>
+        </w:rPr>
+        <w:t xml:space="preserve">## slide name {.codesmall}</w:t>
+      </w:r>
+    </w:p>
+    <w:bookmarkEnd w:id="299"/>
+    <w:bookmarkStart w:id="300" w:name="add-color-to-slide-text"/>
+    <w:p>
+      <w:pPr>
+        <w:pStyle w:val="Heading3"/>
+      </w:pPr>
+      <w:r>
+        <w:rPr>
+          <w:rStyle w:val="SectionNumber"/>
+        </w:rPr>
+        <w:t xml:space="preserve">4.3.5</w:t>
+      </w:r>
+      <w:r>
+        <w:tab/>
+      </w:r>
+      <w:r>
+        <w:t xml:space="preserve">Add Color to Slide Text</w:t>
+      </w:r>
+    </w:p>
+    <w:p>
+      <w:pPr>
+        <w:pStyle w:val="SourceCode"/>
+      </w:pPr>
+      <w:r>
+        <w:rPr>
+          <w:rStyle w:val="VerbatimChar"/>
+        </w:rPr>
+        <w:t xml:space="preserve">:::{style="color: red;""}</w:t>
+      </w:r>
+      <w:r>
+        <w:br/>
+      </w:r>
+      <w:r>
+        <w:rPr>
+          <w:rStyle w:val="VerbatimChar"/>
+        </w:rPr>
+        <w:t xml:space="preserve">RED STUFF!</w:t>
+      </w:r>
+      <w:r>
+        <w:br/>
+      </w:r>
+      <w:r>
+        <w:rPr>
+          <w:rStyle w:val="VerbatimChar"/>
+        </w:rPr>
+        <w:t xml:space="preserve">:::</w:t>
+      </w:r>
+    </w:p>
+    <w:p>
+      <w:pPr>
+        <w:pStyle w:val="FirstParagraph"/>
+      </w:pPr>
+      <w:r>
+        <w:t xml:space="preserve">or using HTML directly like this:</w:t>
+      </w:r>
+    </w:p>
+    <w:p>
+      <w:pPr>
+        <w:pStyle w:val="SourceCode"/>
+      </w:pPr>
+      <w:r>
+        <w:rPr>
+          <w:rStyle w:val="VerbatimChar"/>
+        </w:rPr>
+        <w:t xml:space="preserve">`Integer` is a special subset of `numeric` that contains only &lt;span style="color: red;"&gt;whole numbers.&lt;/span&gt;</w:t>
+      </w:r>
+    </w:p>
+    <w:p>
+      <w:pPr>
+        <w:pStyle w:val="FirstParagraph"/>
+      </w:pPr>
+      <w:r>
+        <w:rPr>
+          <w:rStyle w:val="VerbatimChar"/>
+        </w:rPr>
+        <w:t xml:space="preserve">Integer</w:t>
+      </w:r>
+      <w:r>
+        <w:t xml:space="preserve"> </w:t>
+      </w:r>
+      <w:r>
+        <w:t xml:space="preserve">is a special subset of</w:t>
+      </w:r>
+      <w:r>
+        <w:t xml:space="preserve"> </w:t>
+      </w:r>
+      <w:r>
+        <w:rPr>
+          <w:rStyle w:val="VerbatimChar"/>
+        </w:rPr>
+        <w:t xml:space="preserve">numeric</w:t>
+      </w:r>
+      <w:r>
+        <w:t xml:space="preserve"> </w:t>
+      </w:r>
+      <w:r>
+        <w:t xml:space="preserve">that contains only</w:t>
+      </w:r>
+      <w:r>
+        <w:t xml:space="preserve"> </w:t>
+      </w:r>
+      <w:r>
+        <w:t xml:space="preserve">whole numbers.</w:t>
+      </w:r>
+    </w:p>
+    <w:bookmarkEnd w:id="300"/>
+    <w:bookmarkStart w:id="301" w:name="add-background-color"/>
+    <w:p>
+      <w:pPr>
+        <w:pStyle w:val="Heading3"/>
+      </w:pPr>
+      <w:r>
+        <w:rPr>
+          <w:rStyle w:val="SectionNumber"/>
+        </w:rPr>
+        <w:t xml:space="preserve">4.3.6</w:t>
+      </w:r>
+      <w:r>
+        <w:tab/>
+      </w:r>
+      <w:r>
+        <w:t xml:space="preserve">Add Background Color</w:t>
+      </w:r>
+    </w:p>
+    <w:p>
+      <w:pPr>
+        <w:pStyle w:val="FirstParagraph"/>
+      </w:pPr>
+      <w:r>
+        <w:t xml:space="preserve">Background color can be added to code chunks to describe general syntax for code.</w:t>
+      </w:r>
+    </w:p>
+    <w:p>
+      <w:pPr>
+        <w:pStyle w:val="BodyText"/>
+      </w:pPr>
+      <w:r>
+        <w:t xml:space="preserve">In the</w:t>
+      </w:r>
+      <w:r>
+        <w:t xml:space="preserve"> </w:t>
+      </w:r>
+      <w:r>
+        <w:rPr>
+          <w:rStyle w:val="VerbatimChar"/>
+        </w:rPr>
+        <w:t xml:space="preserve">styles.css</w:t>
+      </w:r>
+      <w:r>
+        <w:t xml:space="preserve"> </w:t>
+      </w:r>
+      <w:r>
+        <w:t xml:space="preserve">file is the following:</w:t>
+      </w:r>
+    </w:p>
+    <w:p>
+      <w:pPr>
+        <w:pStyle w:val="SourceCode"/>
+      </w:pPr>
+      <w:r>
+        <w:rPr>
+          <w:rStyle w:val="VerbatimChar"/>
+        </w:rPr>
+        <w:t xml:space="preserve">.codeexample pre{</w:t>
+      </w:r>
+      <w:r>
+        <w:br/>
+      </w:r>
+      <w:r>
+        <w:rPr>
+          <w:rStyle w:val="VerbatimChar"/>
+        </w:rPr>
+        <w:t xml:space="preserve">  background-color: lightgreen;</w:t>
+      </w:r>
+      <w:r>
+        <w:br/>
+      </w:r>
+      <w:r>
+        <w:rPr>
+          <w:rStyle w:val="VerbatimChar"/>
+        </w:rPr>
+        <w:t xml:space="preserve">}</w:t>
+      </w:r>
+    </w:p>
+    <w:p>
+      <w:pPr>
+        <w:pStyle w:val="FirstParagraph"/>
+      </w:pPr>
+      <w:r>
+        <w:t xml:space="preserve">To add this to a code chunk, use HTML in the</w:t>
+      </w:r>
+      <w:r>
+        <w:t xml:space="preserve"> </w:t>
+      </w:r>
+      <w:r>
+        <w:rPr>
+          <w:rStyle w:val="VerbatimChar"/>
+        </w:rPr>
+        <w:t xml:space="preserve">.Rmd</w:t>
+      </w:r>
+      <w:r>
+        <w:t xml:space="preserve"> </w:t>
+      </w:r>
+      <w:r>
+        <w:t xml:space="preserve">file before and after the chunk:</w:t>
+      </w:r>
+    </w:p>
+    <w:p>
+      <w:pPr>
+        <w:pStyle w:val="SourceCode"/>
+      </w:pPr>
+      <w:r>
+        <w:rPr>
+          <w:rStyle w:val="VerbatimChar"/>
+        </w:rPr>
+        <w:t xml:space="preserve">&lt;div class = "codeexample"&gt;</w:t>
+      </w:r>
+      <w:r>
+        <w:br/>
+      </w:r>
+      <w:r>
+        <w:br/>
+      </w:r>
+      <w:r>
+        <w:rPr>
+          <w:rStyle w:val="VerbatimChar"/>
+        </w:rPr>
+        <w:t xml:space="preserve">``` r</w:t>
+      </w:r>
+      <w:r>
+        <w:br/>
+      </w:r>
+      <w:r>
+        <w:rPr>
+          <w:rStyle w:val="VerbatimChar"/>
+        </w:rPr>
+        <w:t xml:space="preserve">#some code</w:t>
+      </w:r>
+      <w:r>
+        <w:br/>
+      </w:r>
+      <w:r>
+        <w:rPr>
+          <w:rStyle w:val="VerbatimChar"/>
+        </w:rPr>
+        <w:t xml:space="preserve">```</w:t>
+      </w:r>
+      <w:r>
+        <w:br/>
+      </w:r>
+      <w:r>
+        <w:rPr>
+          <w:rStyle w:val="VerbatimChar"/>
+        </w:rPr>
+        <w:t xml:space="preserve">&lt;/div&gt;</w:t>
+      </w:r>
+    </w:p>
+    <w:bookmarkEnd w:id="301"/>
+    <w:bookmarkStart w:id="304" w:name="create-screen-capture-gifs"/>
+    <w:p>
+      <w:pPr>
+        <w:pStyle w:val="Heading3"/>
+      </w:pPr>
+      <w:r>
+        <w:rPr>
+          <w:rStyle w:val="SectionNumber"/>
+        </w:rPr>
+        <w:t xml:space="preserve">4.3.7</w:t>
+      </w:r>
+      <w:r>
+        <w:tab/>
+      </w:r>
+      <w:r>
+        <w:t xml:space="preserve">Create Screen Capture gifs</w:t>
+      </w:r>
+    </w:p>
+    <w:p>
+      <w:pPr>
+        <w:pStyle w:val="FirstParagraph"/>
+      </w:pPr>
+      <w:r>
+        <w:t xml:space="preserve">To create video gifs, first</w:t>
+      </w:r>
+      <w:r>
+        <w:t xml:space="preserve"> </w:t>
+      </w:r>
+      <w:hyperlink r:id="rId302">
+        <w:r>
+          <w:rPr>
+            <w:rStyle w:val="Hyperlink"/>
+          </w:rPr>
+          <w:t xml:space="preserve">record your screen</w:t>
+        </w:r>
+      </w:hyperlink>
+      <w:r>
+        <w:t xml:space="preserve"> </w:t>
+      </w:r>
+      <w:r>
+        <w:t xml:space="preserve">like so (note this is for Mac users):</w:t>
+      </w:r>
+    </w:p>
+    <w:p>
+      <w:pPr>
+        <w:numPr>
+          <w:ilvl w:val="0"/>
+          <w:numId w:val="1056"/>
+        </w:numPr>
+        <w:pStyle w:val="Compact"/>
+      </w:pPr>
+      <w:r>
+        <w:t xml:space="preserve">Command + Shift + 5</w:t>
+      </w:r>
+    </w:p>
+    <w:p>
+      <w:pPr>
+        <w:numPr>
+          <w:ilvl w:val="0"/>
+          <w:numId w:val="1056"/>
+        </w:numPr>
+        <w:pStyle w:val="Compact"/>
+      </w:pPr>
+      <w:r>
+        <w:t xml:space="preserve">Select either entire screen - or more likely a portion of the screen button</w:t>
+      </w:r>
+    </w:p>
+    <w:p>
+      <w:pPr>
+        <w:numPr>
+          <w:ilvl w:val="0"/>
+          <w:numId w:val="1056"/>
+        </w:numPr>
+        <w:pStyle w:val="Compact"/>
+      </w:pPr>
+      <w:r>
+        <w:t xml:space="preserve">Click record</w:t>
+      </w:r>
+    </w:p>
+    <w:p>
+      <w:pPr>
+        <w:pStyle w:val="FirstParagraph"/>
+      </w:pPr>
+      <w:r>
+        <w:t xml:space="preserve">Next, convert the video to a gif using</w:t>
+      </w:r>
+      <w:r>
+        <w:t xml:space="preserve"> </w:t>
+      </w:r>
+      <w:hyperlink r:id="rId303">
+        <w:r>
+          <w:rPr>
+            <w:rStyle w:val="Hyperlink"/>
+          </w:rPr>
+          <w:t xml:space="preserve">https://ezgif.com/video-to-gif</w:t>
+        </w:r>
+      </w:hyperlink>
+      <w:r>
+        <w:t xml:space="preserve">. Be sure that you select</w:t>
+      </w:r>
+      <w:r>
+        <w:t xml:space="preserve"> </w:t>
+      </w:r>
+      <w:r>
+        <w:t xml:space="preserve">“</w:t>
+      </w:r>
+      <w:r>
+        <w:t xml:space="preserve">gif</w:t>
+      </w:r>
+      <w:r>
+        <w:t xml:space="preserve">”</w:t>
+      </w:r>
+      <w:r>
+        <w:t xml:space="preserve"> </w:t>
+      </w:r>
+      <w:r>
+        <w:t xml:space="preserve">as the output.</w:t>
+      </w:r>
+    </w:p>
+    <w:bookmarkEnd w:id="304"/>
+    <w:bookmarkEnd w:id="305"/>
+    <w:bookmarkStart w:id="311" w:name="modifying-labs"/>
+    <w:p>
+      <w:pPr>
+        <w:pStyle w:val="Heading2"/>
+      </w:pPr>
+      <w:r>
+        <w:rPr>
+          <w:rStyle w:val="SectionNumber"/>
+        </w:rPr>
+        <w:t xml:space="preserve">4.4</w:t>
+      </w:r>
+      <w:r>
+        <w:tab/>
+      </w:r>
+      <w:r>
+        <w:t xml:space="preserve">Modifying Labs</w:t>
+      </w:r>
+    </w:p>
+    <w:p>
+      <w:pPr>
+        <w:pStyle w:val="FirstParagraph"/>
+      </w:pPr>
+      <w:r>
+        <w:t xml:space="preserve">Within each module directory, there is a subdirectory called</w:t>
+      </w:r>
+      <w:r>
+        <w:t xml:space="preserve"> </w:t>
+      </w:r>
+      <w:r>
+        <w:rPr>
+          <w:rStyle w:val="VerbatimChar"/>
+        </w:rPr>
+        <w:t xml:space="preserve">lab</w:t>
+      </w:r>
+      <w:r>
+        <w:t xml:space="preserve">. Locate the</w:t>
+      </w:r>
+      <w:r>
+        <w:t xml:space="preserve"> </w:t>
+      </w:r>
+      <w:r>
+        <w:rPr>
+          <w:rStyle w:val="VerbatimChar"/>
+        </w:rPr>
+        <w:t xml:space="preserve">lab</w:t>
+      </w:r>
+      <w:r>
+        <w:t xml:space="preserve"> </w:t>
+      </w:r>
+      <w:r>
+        <w:t xml:space="preserve">subdirectory within the appropriate module directory and edit the</w:t>
+      </w:r>
+      <w:r>
+        <w:t xml:space="preserve"> </w:t>
+      </w:r>
+      <w:r>
+        <w:rPr>
+          <w:rStyle w:val="VerbatimChar"/>
+        </w:rPr>
+        <w:t xml:space="preserve">_Key.Rmd</w:t>
+      </w:r>
+      <w:r>
+        <w:t xml:space="preserve"> </w:t>
+      </w:r>
+      <w:r>
+        <w:t xml:space="preserve">file. For example, if you want to edit the Statistics lab, you’d edit</w:t>
+      </w:r>
+      <w:r>
+        <w:t xml:space="preserve"> </w:t>
+      </w:r>
+      <w:r>
+        <w:rPr>
+          <w:rStyle w:val="VerbatimChar"/>
+        </w:rPr>
+        <w:t xml:space="preserve">Statistics_Lab_Key.Rmd</w:t>
+      </w:r>
+      <w:r>
+        <w:t xml:space="preserve"> </w:t>
+      </w:r>
+      <w:r>
+        <w:t xml:space="preserve">in the</w:t>
+      </w:r>
+      <w:r>
+        <w:t xml:space="preserve"> </w:t>
+      </w:r>
+      <w:r>
+        <w:rPr>
+          <w:rStyle w:val="VerbatimChar"/>
+        </w:rPr>
+        <w:t xml:space="preserve">modules/Statistics/lab/</w:t>
+      </w:r>
+      <w:r>
+        <w:t xml:space="preserve"> </w:t>
+      </w:r>
+      <w:r>
+        <w:t xml:space="preserve">directory.</w:t>
+      </w:r>
+    </w:p>
+    <w:p>
+      <w:pPr>
+        <w:pStyle w:val="BodyText"/>
+      </w:pPr>
+      <w:r>
+        <w:rPr>
+          <w:bCs/>
+          <w:b/>
+        </w:rPr>
+        <w:t xml:space="preserve">Only edit the</w:t>
+      </w:r>
+      <w:r>
+        <w:rPr>
+          <w:bCs/>
+          <w:b/>
+        </w:rPr>
+        <w:t xml:space="preserve"> </w:t>
+      </w:r>
+      <w:r>
+        <w:rPr>
+          <w:rStyle w:val="VerbatimChar"/>
+          <w:bCs/>
+          <w:b/>
+        </w:rPr>
+        <w:t xml:space="preserve">_Key.Rmd</w:t>
+      </w:r>
+      <w:r>
+        <w:rPr>
+          <w:bCs/>
+          <w:b/>
+        </w:rPr>
+        <w:t xml:space="preserve"> </w:t>
+      </w:r>
+      <w:r>
+        <w:rPr>
+          <w:bCs/>
+          <w:b/>
+        </w:rPr>
+        <w:t xml:space="preserve">file. Do not edit the</w:t>
+      </w:r>
+      <w:r>
+        <w:rPr>
+          <w:bCs/>
+          <w:b/>
+        </w:rPr>
+        <w:t xml:space="preserve"> </w:t>
+      </w:r>
+      <w:r>
+        <w:rPr>
+          <w:rStyle w:val="VerbatimChar"/>
+          <w:bCs/>
+          <w:b/>
+        </w:rPr>
+        <w:t xml:space="preserve">.html</w:t>
+      </w:r>
+      <w:r>
+        <w:rPr>
+          <w:bCs/>
+          <w:b/>
+        </w:rPr>
+        <w:t xml:space="preserve"> </w:t>
+      </w:r>
+      <w:r>
+        <w:rPr>
+          <w:bCs/>
+          <w:b/>
+        </w:rPr>
+        <w:t xml:space="preserve">or</w:t>
+      </w:r>
+      <w:r>
+        <w:rPr>
+          <w:bCs/>
+          <w:b/>
+        </w:rPr>
+        <w:t xml:space="preserve"> </w:t>
+      </w:r>
+      <w:r>
+        <w:rPr>
+          <w:rStyle w:val="VerbatimChar"/>
+          <w:bCs/>
+          <w:b/>
+        </w:rPr>
+        <w:t xml:space="preserve">.pdf</w:t>
+      </w:r>
+      <w:r>
+        <w:rPr>
+          <w:bCs/>
+          <w:b/>
+        </w:rPr>
+        <w:t xml:space="preserve"> </w:t>
+      </w:r>
+      <w:r>
+        <w:rPr>
+          <w:bCs/>
+          <w:b/>
+        </w:rPr>
+        <w:t xml:space="preserve">files, or the</w:t>
+      </w:r>
+      <w:r>
+        <w:rPr>
+          <w:bCs/>
+          <w:b/>
+        </w:rPr>
+        <w:t xml:space="preserve"> </w:t>
+      </w:r>
+      <w:r>
+        <w:rPr>
+          <w:rStyle w:val="VerbatimChar"/>
+          <w:bCs/>
+          <w:b/>
+        </w:rPr>
+        <w:t xml:space="preserve">_Lab.Rmd</w:t>
+      </w:r>
+      <w:r>
+        <w:rPr>
+          <w:bCs/>
+          <w:b/>
+        </w:rPr>
+        <w:t xml:space="preserve"> </w:t>
+      </w:r>
+      <w:r>
+        <w:rPr>
+          <w:bCs/>
+          <w:b/>
+        </w:rPr>
+        <w:t xml:space="preserve">file. These are automatically generated by GitHub Actions.</w:t>
+      </w:r>
+    </w:p>
+    <w:p>
+      <w:pPr>
+        <w:pStyle w:val="BodyText"/>
+      </w:pPr>
+      <w:r>
+        <w:t xml:space="preserve">The</w:t>
+      </w:r>
+      <w:r>
+        <w:t xml:space="preserve"> </w:t>
+      </w:r>
+      <w:r>
+        <w:rPr>
+          <w:rStyle w:val="VerbatimChar"/>
+        </w:rPr>
+        <w:t xml:space="preserve">_Lab.Rmd</w:t>
+      </w:r>
+      <w:r>
+        <w:t xml:space="preserve"> </w:t>
+      </w:r>
+      <w:r>
+        <w:t xml:space="preserve">file is automatically cleaned up for students to fill in during class.</w:t>
+      </w:r>
+    </w:p>
+    <w:bookmarkStart w:id="310" w:name="how-does-the-lab-file-cleanup-work"/>
+    <w:p>
+      <w:pPr>
+        <w:pStyle w:val="Heading3"/>
+      </w:pPr>
+      <w:r>
+        <w:rPr>
+          <w:rStyle w:val="SectionNumber"/>
+        </w:rPr>
+        <w:t xml:space="preserve">4.4.1</w:t>
+      </w:r>
+      <w:r>
+        <w:tab/>
+      </w:r>
+      <w:r>
+        <w:t xml:space="preserve">How does the lab file cleanup work?</w:t>
+      </w:r>
+    </w:p>
+    <w:p>
+      <w:pPr>
+        <w:pStyle w:val="FirstParagraph"/>
+      </w:pPr>
+      <w:r>
+        <w:t xml:space="preserve">When creating the lab key, you will write the answer to the questions in the key. However, for the file that the students see, we want the answers to be removed.</w:t>
+      </w:r>
+    </w:p>
+    <w:p>
+      <w:pPr>
+        <w:pStyle w:val="BodyText"/>
+      </w:pPr>
+      <w:r>
+        <w:t xml:space="preserve">To make sure this happens correctly, the chunks you want to clean must have a</w:t>
+      </w:r>
+      <w:r>
+        <w:t xml:space="preserve"> </w:t>
+      </w:r>
+      <w:r>
+        <w:rPr>
+          <w:rStyle w:val="VerbatimChar"/>
+        </w:rPr>
+        <w:t xml:space="preserve">label</w:t>
+      </w:r>
+      <w:r>
+        <w:t xml:space="preserve"> </w:t>
+      </w:r>
+      <w:r>
+        <w:t xml:space="preserve">ending with</w:t>
+      </w:r>
+      <w:r>
+        <w:t xml:space="preserve"> </w:t>
+      </w:r>
+      <w:r>
+        <w:rPr>
+          <w:rStyle w:val="VerbatimChar"/>
+        </w:rPr>
+        <w:t xml:space="preserve">response</w:t>
+      </w:r>
+      <w:r>
+        <w:t xml:space="preserve">. Chunks without a label following this pattern will be ignored and reproduced exactly for the students.</w:t>
+      </w:r>
+    </w:p>
+    <w:p>
+      <w:pPr>
+        <w:pStyle w:val="BodyText"/>
+      </w:pPr>
+      <w:r>
+        <w:drawing>
+          <wp:inline>
+            <wp:extent cx="5334000" cy="3000375"/>
+            <wp:effectExtent b="0" l="0" r="0" t="0"/>
+            <wp:docPr descr="" title="" id="307" name="Picture"/>
+            <a:graphic>
+              <a:graphicData uri="http://schemas.openxmlformats.org/drawingml/2006/picture">
+                <pic:pic>
+                  <pic:nvPicPr>
+                    <pic:cNvPr descr="04-daseh_modification_files/figure-docx//1vCiMPvvsdwQjiMWjf0YuSpTkG0DGXsy1614cRiFc7ns_g3ba9e61ea01_0_0.png" id="308" name="Picture"/>
+                    <pic:cNvPicPr>
+                      <a:picLocks noChangeArrowheads="1" noChangeAspect="1"/>
+                    </pic:cNvPicPr>
+                  </pic:nvPicPr>
+                  <pic:blipFill>
+                    <a:blip r:embed="rId306"/>
+                    <a:stretch>
+                      <a:fillRect/>
+                    </a:stretch>
+                  </pic:blipFill>
+                  <pic:spPr bwMode="auto">
+                    <a:xfrm>
+                      <a:off x="0" y="0"/>
+                      <a:ext cx="5334000" cy="3000375"/>
+                    </a:xfrm>
+                    <a:prstGeom prst="rect">
+                      <a:avLst/>
+                    </a:prstGeom>
+                    <a:noFill/>
+                    <a:ln w="9525">
+                      <a:noFill/>
+                      <a:headEnd/>
+                      <a:tailEnd/>
+                    </a:ln>
+                  </pic:spPr>
+                </pic:pic>
+              </a:graphicData>
+            </a:graphic>
+          </wp:inline>
+        </w:drawing>
+      </w:r>
+    </w:p>
+    <w:bookmarkStart w:id="309" w:name="manually-downloading-from-github"/>
     <w:p>
       <w:pPr>
         <w:pStyle w:val="Heading4"/>
@@ -12069,13 +12977,13 @@
         <w:rPr>
           <w:rStyle w:val="SectionNumber"/>
         </w:rPr>
-        <w:t xml:space="preserve">4.4.0.2</w:t>
+        <w:t xml:space="preserve">4.4.1.1</w:t>
       </w:r>
       <w:r>
         <w:tab/>
       </w:r>
       <w:r>
-        <w:t xml:space="preserve">Manually Download Data from GitHub:</w:t>
+        <w:t xml:space="preserve">Manually Downloading from GitHub:</w:t>
       </w:r>
     </w:p>
     <w:p>
@@ -12084,41 +12992,157 @@
           <w:ilvl w:val="0"/>
           <w:numId w:val="1057"/>
         </w:numPr>
+      </w:pPr>
+      <w:r>
+        <w:t xml:space="preserve">Download the</w:t>
+      </w:r>
+      <w:r>
+        <w:t xml:space="preserve"> </w:t>
+      </w:r>
+      <w:r>
+        <w:rPr>
+          <w:rStyle w:val="VerbatimChar"/>
+        </w:rPr>
+        <w:t xml:space="preserve">.Rmd</w:t>
+      </w:r>
+      <w:r>
+        <w:t xml:space="preserve"> </w:t>
+      </w:r>
+      <w:r>
+        <w:t xml:space="preserve">files found in the</w:t>
+      </w:r>
+      <w:r>
+        <w:t xml:space="preserve"> </w:t>
+      </w:r>
+      <w:hyperlink r:id="rId202">
+        <w:r>
+          <w:rPr>
+            <w:rStyle w:val="Hyperlink"/>
+          </w:rPr>
+          <w:t xml:space="preserve">modules directory of the GitHub repository</w:t>
+        </w:r>
+      </w:hyperlink>
+      <w:r>
+        <w:t xml:space="preserve">. Download any relevant data files from the</w:t>
+      </w:r>
+      <w:r>
+        <w:t xml:space="preserve"> </w:t>
+      </w:r>
+      <w:hyperlink r:id="rId198">
+        <w:r>
+          <w:rPr>
+            <w:rStyle w:val="Hyperlink"/>
+          </w:rPr>
+          <w:t xml:space="preserve">data directory</w:t>
+        </w:r>
+      </w:hyperlink>
+      <w:r>
+        <w:t xml:space="preserve">).</w:t>
+      </w:r>
+    </w:p>
+    <w:p>
+      <w:pPr>
+        <w:numPr>
+          <w:ilvl w:val="1"/>
+          <w:numId w:val="1058"/>
+        </w:numPr>
         <w:pStyle w:val="Compact"/>
       </w:pPr>
       <w:r>
-        <w:t xml:space="preserve">Download the .Rmd files found in the</w:t>
-      </w:r>
-      <w:r>
-        <w:t xml:space="preserve"> </w:t>
-      </w:r>
-      <w:hyperlink r:id="rId202">
-        <w:r>
-          <w:rPr>
-            <w:rStyle w:val="Hyperlink"/>
-          </w:rPr>
-          <w:t xml:space="preserve">modules directory of the GitHub repository</w:t>
+        <w:t xml:space="preserve">The list of corresponding lectures is available on the</w:t>
+      </w:r>
+      <w:r>
+        <w:t xml:space="preserve"> </w:t>
+      </w:r>
+      <w:hyperlink r:id="rId84">
+        <w:r>
+          <w:rPr>
+            <w:rStyle w:val="Hyperlink"/>
+          </w:rPr>
+          <w:t xml:space="preserve">materials and schedule page</w:t>
         </w:r>
       </w:hyperlink>
       <w:r>
         <w:t xml:space="preserve"> </w:t>
       </w:r>
       <w:r>
-        <w:t xml:space="preserve">(and any relevant data files from the</w:t>
-      </w:r>
-      <w:r>
-        <w:t xml:space="preserve"> </w:t>
-      </w:r>
-      <w:hyperlink r:id="rId198">
-        <w:r>
-          <w:rPr>
-            <w:rStyle w:val="Hyperlink"/>
-          </w:rPr>
-          <w:t xml:space="preserve">data directory</w:t>
+        <w:t xml:space="preserve">of the DaSEH website. Data files are listed on</w:t>
+      </w:r>
+      <w:r>
+        <w:t xml:space="preserve"> </w:t>
+      </w:r>
+      <w:hyperlink r:id="rId59">
+        <w:r>
+          <w:rPr>
+            <w:rStyle w:val="Hyperlink"/>
+          </w:rPr>
+          <w:t xml:space="preserve">our data page</w:t>
         </w:r>
       </w:hyperlink>
       <w:r>
-        <w:t xml:space="preserve">).</w:t>
+        <w:t xml:space="preserve">.</w:t>
+      </w:r>
+    </w:p>
+    <w:p>
+      <w:pPr>
+        <w:numPr>
+          <w:ilvl w:val="0"/>
+          <w:numId w:val="1057"/>
+        </w:numPr>
+      </w:pPr>
+      <w:r>
+        <w:t xml:space="preserve">Move the data files from your</w:t>
+      </w:r>
+      <w:r>
+        <w:t xml:space="preserve"> </w:t>
+      </w:r>
+      <w:r>
+        <w:t xml:space="preserve">“</w:t>
+      </w:r>
+      <w:r>
+        <w:t xml:space="preserve">Downloads</w:t>
+      </w:r>
+      <w:r>
+        <w:t xml:space="preserve">”</w:t>
+      </w:r>
+      <w:r>
+        <w:t xml:space="preserve"> </w:t>
+      </w:r>
+      <w:r>
+        <w:t xml:space="preserve">folder to your R session’s current working directory (you can see what this is with</w:t>
+      </w:r>
+      <w:r>
+        <w:t xml:space="preserve"> </w:t>
+      </w:r>
+      <w:r>
+        <w:rPr>
+          <w:rStyle w:val="VerbatimChar"/>
+        </w:rPr>
+        <w:t xml:space="preserve">getwd()</w:t>
+      </w:r>
+      <w:r>
+        <w:t xml:space="preserve">). Open the files that you wish to modify in RStudio or wherever you like to work.</w:t>
+      </w:r>
+    </w:p>
+    <w:bookmarkEnd w:id="309"/>
+    <w:bookmarkEnd w:id="310"/>
+    <w:bookmarkEnd w:id="311"/>
+    <w:bookmarkStart w:id="315" w:name="modify-codeathon-materials"/>
+    <w:p>
+      <w:pPr>
+        <w:pStyle w:val="Heading2"/>
+      </w:pPr>
+      <w:r>
+        <w:rPr>
+          <w:rStyle w:val="SectionNumber"/>
+        </w:rPr>
+        <w:t xml:space="preserve">4.5</w:t>
+      </w:r>
+      <w:r>
+        <w:tab/>
+      </w:r>
+      <w:r>
+        <w:t xml:space="preserve">Modify Codeathon materials</w:t>
       </w:r>
     </w:p>
     <w:p>
@@ -12126,7 +13150,772 @@
         <w:pStyle w:val="FirstParagraph"/>
       </w:pPr>
       <w:r>
-        <w:t xml:space="preserve">The list of corresponding lectures is available on the</w:t>
+        <w:t xml:space="preserve">Our codeathon materials are Google Slide presentations which are available to view by the public. You can find iterations of these materials on</w:t>
+      </w:r>
+      <w:r>
+        <w:t xml:space="preserve"> </w:t>
+      </w:r>
+      <w:hyperlink r:id="rId185">
+        <w:r>
+          <w:rPr>
+            <w:rStyle w:val="Hyperlink"/>
+          </w:rPr>
+          <w:t xml:space="preserve">Google Drive</w:t>
+        </w:r>
+      </w:hyperlink>
+      <w:r>
+        <w:t xml:space="preserve">.</w:t>
+      </w:r>
+    </w:p>
+    <w:p>
+      <w:pPr>
+        <w:pStyle w:val="BodyText"/>
+      </w:pPr>
+      <w:r>
+        <w:t xml:space="preserve">All slides will appear to you as</w:t>
+      </w:r>
+      <w:r>
+        <w:t xml:space="preserve"> </w:t>
+      </w:r>
+      <w:r>
+        <w:t xml:space="preserve">“</w:t>
+      </w:r>
+      <w:r>
+        <w:t xml:space="preserve">View Only</w:t>
+      </w:r>
+      <w:r>
+        <w:t xml:space="preserve">”</w:t>
+      </w:r>
+      <w:r>
+        <w:t xml:space="preserve">. To create a copy that you can edit, go to</w:t>
+      </w:r>
+      <w:r>
+        <w:t xml:space="preserve"> </w:t>
+      </w:r>
+      <w:r>
+        <w:t xml:space="preserve">“</w:t>
+      </w:r>
+      <w:r>
+        <w:t xml:space="preserve">File</w:t>
+      </w:r>
+      <w:r>
+        <w:t xml:space="preserve">”</w:t>
+      </w:r>
+      <w:r>
+        <w:t xml:space="preserve"> </w:t>
+      </w:r>
+      <w:r>
+        <w:t xml:space="preserve">&gt;</w:t>
+      </w:r>
+      <w:r>
+        <w:t xml:space="preserve"> </w:t>
+      </w:r>
+      <w:r>
+        <w:t xml:space="preserve">“</w:t>
+      </w:r>
+      <w:r>
+        <w:t xml:space="preserve">Make a copy</w:t>
+      </w:r>
+      <w:r>
+        <w:t xml:space="preserve">”</w:t>
+      </w:r>
+      <w:r>
+        <w:t xml:space="preserve"> </w:t>
+      </w:r>
+      <w:r>
+        <w:t xml:space="preserve">and select either</w:t>
+      </w:r>
+      <w:r>
+        <w:t xml:space="preserve"> </w:t>
+      </w:r>
+      <w:r>
+        <w:t xml:space="preserve">“</w:t>
+      </w:r>
+      <w:r>
+        <w:t xml:space="preserve">Entire presentation</w:t>
+      </w:r>
+      <w:r>
+        <w:t xml:space="preserve">”</w:t>
+      </w:r>
+      <w:r>
+        <w:t xml:space="preserve"> </w:t>
+      </w:r>
+      <w:r>
+        <w:t xml:space="preserve">or</w:t>
+      </w:r>
+      <w:r>
+        <w:t xml:space="preserve"> </w:t>
+      </w:r>
+      <w:r>
+        <w:t xml:space="preserve">“</w:t>
+      </w:r>
+      <w:r>
+        <w:t xml:space="preserve">Selected slides</w:t>
+      </w:r>
+      <w:r>
+        <w:t xml:space="preserve">”</w:t>
+      </w:r>
+      <w:r>
+        <w:t xml:space="preserve">. You can also download in PowerPoint (</w:t>
+      </w:r>
+      <w:r>
+        <w:rPr>
+          <w:rStyle w:val="VerbatimChar"/>
+        </w:rPr>
+        <w:t xml:space="preserve">.pptx</w:t>
+      </w:r>
+      <w:r>
+        <w:t xml:space="preserve">) or PDF format.</w:t>
+      </w:r>
+    </w:p>
+    <w:p>
+      <w:pPr>
+        <w:pStyle w:val="BodyText"/>
+      </w:pPr>
+      <w:r>
+        <w:drawing>
+          <wp:inline>
+            <wp:extent cx="5334000" cy="3000375"/>
+            <wp:effectExtent b="0" l="0" r="0" t="0"/>
+            <wp:docPr descr="" title="" id="313" name="Picture"/>
+            <a:graphic>
+              <a:graphicData uri="http://schemas.openxmlformats.org/drawingml/2006/picture">
+                <pic:pic>
+                  <pic:nvPicPr>
+                    <pic:cNvPr descr="04-daseh_modification_files/figure-docx//1vCiMPvvsdwQjiMWjf0YuSpTkG0DGXsy1614cRiFc7ns_g3df3e912bd5_0_20.png" id="314" name="Picture"/>
+                    <pic:cNvPicPr>
+                      <a:picLocks noChangeArrowheads="1" noChangeAspect="1"/>
+                    </pic:cNvPicPr>
+                  </pic:nvPicPr>
+                  <pic:blipFill>
+                    <a:blip r:embed="rId312"/>
+                    <a:stretch>
+                      <a:fillRect/>
+                    </a:stretch>
+                  </pic:blipFill>
+                  <pic:spPr bwMode="auto">
+                    <a:xfrm>
+                      <a:off x="0" y="0"/>
+                      <a:ext cx="5334000" cy="3000375"/>
+                    </a:xfrm>
+                    <a:prstGeom prst="rect">
+                      <a:avLst/>
+                    </a:prstGeom>
+                    <a:noFill/>
+                    <a:ln w="9525">
+                      <a:noFill/>
+                      <a:headEnd/>
+                      <a:tailEnd/>
+                    </a:ln>
+                  </pic:spPr>
+                </pic:pic>
+              </a:graphicData>
+            </a:graphic>
+          </wp:inline>
+        </w:drawing>
+      </w:r>
+    </w:p>
+    <w:bookmarkEnd w:id="315"/>
+    <w:bookmarkStart w:id="318" w:name="Xa8e9c2650de6c6b5a21422434180380e2d7ddab"/>
+    <w:p>
+      <w:pPr>
+        <w:pStyle w:val="Heading2"/>
+      </w:pPr>
+      <w:r>
+        <w:rPr>
+          <w:rStyle w:val="SectionNumber"/>
+        </w:rPr>
+        <w:t xml:space="preserve">4.6</w:t>
+      </w:r>
+      <w:r>
+        <w:tab/>
+      </w:r>
+      <w:r>
+        <w:t xml:space="preserve">Distribute Your Modified Content As You Please!</w:t>
+      </w:r>
+    </w:p>
+    <w:p>
+      <w:pPr>
+        <w:pStyle w:val="FirstParagraph"/>
+      </w:pPr>
+      <w:r>
+        <w:t xml:space="preserve">You can share HTML, PDF and Word files directly with your students or you can host your website for free on GitHub using</w:t>
+      </w:r>
+      <w:r>
+        <w:t xml:space="preserve"> </w:t>
+      </w:r>
+      <w:hyperlink r:id="rId316">
+        <w:r>
+          <w:rPr>
+            <w:rStyle w:val="Hyperlink"/>
+          </w:rPr>
+          <w:t xml:space="preserve">GitHub Pages</w:t>
+        </w:r>
+      </w:hyperlink>
+      <w:r>
+        <w:t xml:space="preserve"> </w:t>
+      </w:r>
+      <w:r>
+        <w:t xml:space="preserve">as described above.</w:t>
+      </w:r>
+    </w:p>
+    <w:p>
+      <w:pPr>
+        <w:pStyle w:val="BodyText"/>
+      </w:pPr>
+      <w:r>
+        <w:t xml:space="preserve">If you are new to GitHub, also be sure to check out</w:t>
+      </w:r>
+      <w:r>
+        <w:t xml:space="preserve"> </w:t>
+      </w:r>
+      <w:hyperlink r:id="rId317">
+        <w:r>
+          <w:rPr>
+            <w:rStyle w:val="Hyperlink"/>
+          </w:rPr>
+          <w:t xml:space="preserve">Happy Git with R</w:t>
+        </w:r>
+      </w:hyperlink>
+      <w:r>
+        <w:t xml:space="preserve">.</w:t>
+      </w:r>
+    </w:p>
+    <w:p>
+      <w:pPr>
+        <w:pStyle w:val="BodyText"/>
+      </w:pPr>
+      <w:r>
+        <w:t xml:space="preserve">Under our</w:t>
+      </w:r>
+      <w:r>
+        <w:t xml:space="preserve"> </w:t>
+      </w:r>
+      <w:hyperlink r:id="rId207">
+        <w:r>
+          <w:rPr>
+            <w:rStyle w:val="Hyperlink"/>
+          </w:rPr>
+          <w:t xml:space="preserve">CC BY-NC-SA license</w:t>
+        </w:r>
+      </w:hyperlink>
+      <w:r>
+        <w:t xml:space="preserve">, you will need to use the same license if you are distributing a modified version of our resources.</w:t>
+      </w:r>
+    </w:p>
+    <w:bookmarkEnd w:id="318"/>
+    <w:bookmarkStart w:id="319" w:name="session-info-1"/>
+    <w:p>
+      <w:pPr>
+        <w:pStyle w:val="Heading2"/>
+      </w:pPr>
+      <w:r>
+        <w:rPr>
+          <w:rStyle w:val="SectionNumber"/>
+        </w:rPr>
+        <w:t xml:space="preserve">4.7</w:t>
+      </w:r>
+      <w:r>
+        <w:tab/>
+      </w:r>
+      <w:r>
+        <w:t xml:space="preserve">Session info</w:t>
+      </w:r>
+    </w:p>
+    <w:p>
+      <w:pPr>
+        <w:pStyle w:val="SourceCode"/>
+      </w:pPr>
+      <w:r>
+        <w:rPr>
+          <w:rStyle w:val="VerbatimChar"/>
+        </w:rPr>
+        <w:t xml:space="preserve">## R version 4.3.2 (2023-10-31)</w:t>
+      </w:r>
+      <w:r>
+        <w:br/>
+      </w:r>
+      <w:r>
+        <w:rPr>
+          <w:rStyle w:val="VerbatimChar"/>
+        </w:rPr>
+        <w:t xml:space="preserve">## Platform: x86_64-pc-linux-gnu (64-bit)</w:t>
+      </w:r>
+      <w:r>
+        <w:br/>
+      </w:r>
+      <w:r>
+        <w:rPr>
+          <w:rStyle w:val="VerbatimChar"/>
+        </w:rPr>
+        <w:t xml:space="preserve">## Running under: Ubuntu 22.04.4 LTS</w:t>
+      </w:r>
+      <w:r>
+        <w:br/>
+      </w:r>
+      <w:r>
+        <w:rPr>
+          <w:rStyle w:val="VerbatimChar"/>
+        </w:rPr>
+        <w:t xml:space="preserve">## </w:t>
+      </w:r>
+      <w:r>
+        <w:br/>
+      </w:r>
+      <w:r>
+        <w:rPr>
+          <w:rStyle w:val="VerbatimChar"/>
+        </w:rPr>
+        <w:t xml:space="preserve">## Matrix products: default</w:t>
+      </w:r>
+      <w:r>
+        <w:br/>
+      </w:r>
+      <w:r>
+        <w:rPr>
+          <w:rStyle w:val="VerbatimChar"/>
+        </w:rPr>
+        <w:t xml:space="preserve">## BLAS:   /usr/lib/x86_64-linux-gnu/openblas-pthread/libblas.so.3 </w:t>
+      </w:r>
+      <w:r>
+        <w:br/>
+      </w:r>
+      <w:r>
+        <w:rPr>
+          <w:rStyle w:val="VerbatimChar"/>
+        </w:rPr>
+        <w:t xml:space="preserve">## LAPACK: /usr/lib/x86_64-linux-gnu/openblas-pthread/libopenblasp-r0.3.20.so;  LAPACK version 3.10.0</w:t>
+      </w:r>
+      <w:r>
+        <w:br/>
+      </w:r>
+      <w:r>
+        <w:rPr>
+          <w:rStyle w:val="VerbatimChar"/>
+        </w:rPr>
+        <w:t xml:space="preserve">## </w:t>
+      </w:r>
+      <w:r>
+        <w:br/>
+      </w:r>
+      <w:r>
+        <w:rPr>
+          <w:rStyle w:val="VerbatimChar"/>
+        </w:rPr>
+        <w:t xml:space="preserve">## locale:</w:t>
+      </w:r>
+      <w:r>
+        <w:br/>
+      </w:r>
+      <w:r>
+        <w:rPr>
+          <w:rStyle w:val="VerbatimChar"/>
+        </w:rPr>
+        <w:t xml:space="preserve">##  [1] LC_CTYPE=en_US.UTF-8       LC_NUMERIC=C              </w:t>
+      </w:r>
+      <w:r>
+        <w:br/>
+      </w:r>
+      <w:r>
+        <w:rPr>
+          <w:rStyle w:val="VerbatimChar"/>
+        </w:rPr>
+        <w:t xml:space="preserve">##  [3] LC_TIME=en_US.UTF-8        LC_COLLATE=en_US.UTF-8    </w:t>
+      </w:r>
+      <w:r>
+        <w:br/>
+      </w:r>
+      <w:r>
+        <w:rPr>
+          <w:rStyle w:val="VerbatimChar"/>
+        </w:rPr>
+        <w:t xml:space="preserve">##  [5] LC_MONETARY=en_US.UTF-8    LC_MESSAGES=en_US.UTF-8   </w:t>
+      </w:r>
+      <w:r>
+        <w:br/>
+      </w:r>
+      <w:r>
+        <w:rPr>
+          <w:rStyle w:val="VerbatimChar"/>
+        </w:rPr>
+        <w:t xml:space="preserve">##  [7] LC_PAPER=en_US.UTF-8       LC_NAME=C                 </w:t>
+      </w:r>
+      <w:r>
+        <w:br/>
+      </w:r>
+      <w:r>
+        <w:rPr>
+          <w:rStyle w:val="VerbatimChar"/>
+        </w:rPr>
+        <w:t xml:space="preserve">##  [9] LC_ADDRESS=C               LC_TELEPHONE=C            </w:t>
+      </w:r>
+      <w:r>
+        <w:br/>
+      </w:r>
+      <w:r>
+        <w:rPr>
+          <w:rStyle w:val="VerbatimChar"/>
+        </w:rPr>
+        <w:t xml:space="preserve">## [11] LC_MEASUREMENT=en_US.UTF-8 LC_IDENTIFICATION=C       </w:t>
+      </w:r>
+      <w:r>
+        <w:br/>
+      </w:r>
+      <w:r>
+        <w:rPr>
+          <w:rStyle w:val="VerbatimChar"/>
+        </w:rPr>
+        <w:t xml:space="preserve">## </w:t>
+      </w:r>
+      <w:r>
+        <w:br/>
+      </w:r>
+      <w:r>
+        <w:rPr>
+          <w:rStyle w:val="VerbatimChar"/>
+        </w:rPr>
+        <w:t xml:space="preserve">## time zone: Etc/UTC</w:t>
+      </w:r>
+      <w:r>
+        <w:br/>
+      </w:r>
+      <w:r>
+        <w:rPr>
+          <w:rStyle w:val="VerbatimChar"/>
+        </w:rPr>
+        <w:t xml:space="preserve">## tzcode source: system (glibc)</w:t>
+      </w:r>
+      <w:r>
+        <w:br/>
+      </w:r>
+      <w:r>
+        <w:rPr>
+          <w:rStyle w:val="VerbatimChar"/>
+        </w:rPr>
+        <w:t xml:space="preserve">## </w:t>
+      </w:r>
+      <w:r>
+        <w:br/>
+      </w:r>
+      <w:r>
+        <w:rPr>
+          <w:rStyle w:val="VerbatimChar"/>
+        </w:rPr>
+        <w:t xml:space="preserve">## attached base packages:</w:t>
+      </w:r>
+      <w:r>
+        <w:br/>
+      </w:r>
+      <w:r>
+        <w:rPr>
+          <w:rStyle w:val="VerbatimChar"/>
+        </w:rPr>
+        <w:t xml:space="preserve">## [1] stats     graphics  grDevices utils     datasets  methods   base     </w:t>
+      </w:r>
+      <w:r>
+        <w:br/>
+      </w:r>
+      <w:r>
+        <w:rPr>
+          <w:rStyle w:val="VerbatimChar"/>
+        </w:rPr>
+        <w:t xml:space="preserve">## </w:t>
+      </w:r>
+      <w:r>
+        <w:br/>
+      </w:r>
+      <w:r>
+        <w:rPr>
+          <w:rStyle w:val="VerbatimChar"/>
+        </w:rPr>
+        <w:t xml:space="preserve">## loaded via a namespace (and not attached):</w:t>
+      </w:r>
+      <w:r>
+        <w:br/>
+      </w:r>
+      <w:r>
+        <w:rPr>
+          <w:rStyle w:val="VerbatimChar"/>
+        </w:rPr>
+        <w:t xml:space="preserve">##  [1] jsonlite_2.0.0   dplyr_1.1.4      compiler_4.3.2   gitcreds_0.1.2  </w:t>
+      </w:r>
+      <w:r>
+        <w:br/>
+      </w:r>
+      <w:r>
+        <w:rPr>
+          <w:rStyle w:val="VerbatimChar"/>
+        </w:rPr>
+        <w:t xml:space="preserve">##  [5] promises_1.2.1   tidyselect_1.2.0 Rcpp_1.0.12      webshot2_0.1.2  </w:t>
+      </w:r>
+      <w:r>
+        <w:br/>
+      </w:r>
+      <w:r>
+        <w:rPr>
+          <w:rStyle w:val="VerbatimChar"/>
+        </w:rPr>
+        <w:t xml:space="preserve">##  [9] xml2_1.5.1       stringr_1.5.1    tidyr_1.3.1      later_1.3.2     </w:t>
+      </w:r>
+      <w:r>
+        <w:br/>
+      </w:r>
+      <w:r>
+        <w:rPr>
+          <w:rStyle w:val="VerbatimChar"/>
+        </w:rPr>
+        <w:t xml:space="preserve">## [13] yaml_2.3.12      fastmap_1.1.1    readr_2.1.5      R6_2.6.1        </w:t>
+      </w:r>
+      <w:r>
+        <w:br/>
+      </w:r>
+      <w:r>
+        <w:rPr>
+          <w:rStyle w:val="VerbatimChar"/>
+        </w:rPr>
+        <w:t xml:space="preserve">## [17] generics_0.1.3   curl_7.0.0       knitr_1.50       tibble_3.3.0    </w:t>
+      </w:r>
+      <w:r>
+        <w:br/>
+      </w:r>
+      <w:r>
+        <w:rPr>
+          <w:rStyle w:val="VerbatimChar"/>
+        </w:rPr>
+        <w:t xml:space="preserve">## [21] bookdown_0.46    rprojroot_2.1.1  pillar_1.9.0     tzdb_0.4.0      </w:t>
+      </w:r>
+      <w:r>
+        <w:br/>
+      </w:r>
+      <w:r>
+        <w:rPr>
+          <w:rStyle w:val="VerbatimChar"/>
+        </w:rPr>
+        <w:t xml:space="preserve">## [25] rlang_1.1.6      utf8_1.2.4       websocket_1.4.4  stringi_1.8.3   </w:t>
+      </w:r>
+      <w:r>
+        <w:br/>
+      </w:r>
+      <w:r>
+        <w:rPr>
+          <w:rStyle w:val="VerbatimChar"/>
+        </w:rPr>
+        <w:t xml:space="preserve">## [29] xfun_0.55        cli_3.6.5        magrittr_2.0.3   ps_1.9.1        </w:t>
+      </w:r>
+      <w:r>
+        <w:br/>
+      </w:r>
+      <w:r>
+        <w:rPr>
+          <w:rStyle w:val="VerbatimChar"/>
+        </w:rPr>
+        <w:t xml:space="preserve">## [33] digest_0.6.34    rvest_1.0.5      processx_3.8.6   hms_1.1.3       </w:t>
+      </w:r>
+      <w:r>
+        <w:br/>
+      </w:r>
+      <w:r>
+        <w:rPr>
+          <w:rStyle w:val="VerbatimChar"/>
+        </w:rPr>
+        <w:t xml:space="preserve">## [37] lifecycle_1.0.4  chromote_0.5.1   vctrs_0.6.5      ottrpal_2.0.0   </w:t>
+      </w:r>
+      <w:r>
+        <w:br/>
+      </w:r>
+      <w:r>
+        <w:rPr>
+          <w:rStyle w:val="VerbatimChar"/>
+        </w:rPr>
+        <w:t xml:space="preserve">## [41] evaluate_1.0.5   glue_1.7.0       spelling_2.3.2   fansi_1.0.6     </w:t>
+      </w:r>
+      <w:r>
+        <w:br/>
+      </w:r>
+      <w:r>
+        <w:rPr>
+          <w:rStyle w:val="VerbatimChar"/>
+        </w:rPr>
+        <w:t xml:space="preserve">## [45] purrr_1.0.2      rmarkdown_2.25   httr_1.4.7       tools_4.3.2     </w:t>
+      </w:r>
+      <w:r>
+        <w:br/>
+      </w:r>
+      <w:r>
+        <w:rPr>
+          <w:rStyle w:val="VerbatimChar"/>
+        </w:rPr>
+        <w:t xml:space="preserve">## [49] pkgconfig_2.0.3  htmltools_0.5.7</w:t>
+      </w:r>
+    </w:p>
+    <w:bookmarkEnd w:id="319"/>
+    <w:bookmarkEnd w:id="320"/>
+    <w:bookmarkStart w:id="339" w:name="running-a-program-like-daseh"/>
+    <w:p>
+      <w:pPr>
+        <w:pStyle w:val="Heading1"/>
+      </w:pPr>
+      <w:r>
+        <w:rPr>
+          <w:rStyle w:val="SectionNumber"/>
+        </w:rPr>
+        <w:t xml:space="preserve">5</w:t>
+      </w:r>
+      <w:r>
+        <w:tab/>
+      </w:r>
+      <w:r>
+        <w:t xml:space="preserve">Running a program like DaSEH</w:t>
+      </w:r>
+      <w:r>
+        <w:t xml:space="preserve"> </w:t>
+      </w:r>
+    </w:p>
+    <w:bookmarkStart w:id="321" w:name="learning-objectives-4"/>
+    <w:p>
+      <w:pPr>
+        <w:pStyle w:val="Heading2"/>
+      </w:pPr>
+      <w:r>
+        <w:rPr>
+          <w:rStyle w:val="SectionNumber"/>
+        </w:rPr>
+        <w:t xml:space="preserve">5.1</w:t>
+      </w:r>
+      <w:r>
+        <w:tab/>
+      </w:r>
+      <w:r>
+        <w:t xml:space="preserve">Learning Objectives</w:t>
+      </w:r>
+    </w:p>
+    <w:p>
+      <w:pPr>
+        <w:pStyle w:val="FirstParagraph"/>
+      </w:pPr>
+      <w:r>
+        <w:t xml:space="preserve">In this chapter we will discuss how to:</w:t>
+      </w:r>
+    </w:p>
+    <w:p>
+      <w:pPr>
+        <w:numPr>
+          <w:ilvl w:val="0"/>
+          <w:numId w:val="1059"/>
+        </w:numPr>
+        <w:pStyle w:val="Compact"/>
+      </w:pPr>
+      <w:r>
+        <w:t xml:space="preserve">Plan the logistics for an academic or short course using DaSEH materials</w:t>
+      </w:r>
+    </w:p>
+    <w:p>
+      <w:pPr>
+        <w:numPr>
+          <w:ilvl w:val="0"/>
+          <w:numId w:val="1059"/>
+        </w:numPr>
+        <w:pStyle w:val="Compact"/>
+      </w:pPr>
+      <w:r>
+        <w:t xml:space="preserve">List tips for running a DaSEH program</w:t>
+      </w:r>
+    </w:p>
+    <w:bookmarkEnd w:id="321"/>
+    <w:bookmarkStart w:id="323" w:name="planning-a-daseh-course"/>
+    <w:p>
+      <w:pPr>
+        <w:pStyle w:val="Heading2"/>
+      </w:pPr>
+      <w:r>
+        <w:rPr>
+          <w:rStyle w:val="SectionNumber"/>
+        </w:rPr>
+        <w:t xml:space="preserve">5.2</w:t>
+      </w:r>
+      <w:r>
+        <w:tab/>
+      </w:r>
+      <w:r>
+        <w:t xml:space="preserve">Planning a DaSEH course</w:t>
+      </w:r>
+    </w:p>
+    <w:p>
+      <w:pPr>
+        <w:pStyle w:val="FirstParagraph"/>
+      </w:pPr>
+      <w:r>
+        <w:t xml:space="preserve">We have created a</w:t>
+      </w:r>
+      <w:r>
+        <w:t xml:space="preserve"> </w:t>
+      </w:r>
+      <w:hyperlink r:id="rId322">
+        <w:r>
+          <w:rPr>
+            <w:rStyle w:val="Hyperlink"/>
+          </w:rPr>
+          <w:t xml:space="preserve">checklist of tasks</w:t>
+        </w:r>
+      </w:hyperlink>
+      <w:r>
+        <w:t xml:space="preserve"> </w:t>
+      </w:r>
+      <w:r>
+        <w:t xml:space="preserve">for those who wish to use our materials for an academic course or short course program.</w:t>
+      </w:r>
+    </w:p>
+    <w:bookmarkEnd w:id="323"/>
+    <w:bookmarkStart w:id="337" w:name="tips-for-logistics"/>
+    <w:p>
+      <w:pPr>
+        <w:pStyle w:val="Heading2"/>
+      </w:pPr>
+      <w:r>
+        <w:rPr>
+          <w:rStyle w:val="SectionNumber"/>
+        </w:rPr>
+        <w:t xml:space="preserve">5.3</w:t>
+      </w:r>
+      <w:r>
+        <w:tab/>
+      </w:r>
+      <w:r>
+        <w:t xml:space="preserve">Tips for Logistics</w:t>
+      </w:r>
+    </w:p>
+    <w:p>
+      <w:pPr>
+        <w:pStyle w:val="FirstParagraph"/>
+      </w:pPr>
+      <w:r>
+        <w:t xml:space="preserve">The following are more extensive details and tips about the logistical aspects of planning courses, codeathons and learning programs that we learned from our experience teaching DaSEH and other educational activities.</w:t>
+      </w:r>
+    </w:p>
+    <w:bookmarkStart w:id="326" w:name="scheduling-considerations"/>
+    <w:p>
+      <w:pPr>
+        <w:pStyle w:val="Heading3"/>
+      </w:pPr>
+      <w:r>
+        <w:rPr>
+          <w:rStyle w:val="SectionNumber"/>
+        </w:rPr>
+        <w:t xml:space="preserve">5.3.1</w:t>
+      </w:r>
+      <w:r>
+        <w:tab/>
+      </w:r>
+      <w:r>
+        <w:t xml:space="preserve">Scheduling Considerations</w:t>
+      </w:r>
+    </w:p>
+    <w:p>
+      <w:pPr>
+        <w:pStyle w:val="FirstParagraph"/>
+      </w:pPr>
+      <w:r>
+        <w:t xml:space="preserve">Our materials could be used as we have for a</w:t>
       </w:r>
       <w:r>
         <w:t xml:space="preserve"> </w:t>
@@ -12136,75 +13925,444 @@
           <w:rPr>
             <w:rStyle w:val="Hyperlink"/>
           </w:rPr>
-          <w:t xml:space="preserve">materials and schedule page</w:t>
+          <w:t xml:space="preserve">9 day online course</w:t>
         </w:r>
       </w:hyperlink>
       <w:r>
         <w:t xml:space="preserve"> </w:t>
       </w:r>
       <w:r>
-        <w:t xml:space="preserve">of the DaSEH website and the data files are listed on</w:t>
-      </w:r>
-      <w:r>
-        <w:t xml:space="preserve"> </w:t>
-      </w:r>
-      <w:hyperlink r:id="rId59">
-        <w:r>
-          <w:rPr>
-            <w:rStyle w:val="Hyperlink"/>
-          </w:rPr>
-          <w:t xml:space="preserve">our data page</w:t>
+        <w:t xml:space="preserve">and</w:t>
+      </w:r>
+      <w:r>
+        <w:t xml:space="preserve"> </w:t>
+      </w:r>
+      <w:hyperlink r:id="rId324">
+        <w:r>
+          <w:rPr>
+            <w:rStyle w:val="Hyperlink"/>
+          </w:rPr>
+          <w:t xml:space="preserve">3 day codeathon</w:t>
         </w:r>
       </w:hyperlink>
       <w:r>
+        <w:t xml:space="preserve">, or they could be used for an academic 8 or 16 week course, or some other configuration to suite your needs.</w:t>
+      </w:r>
+    </w:p>
+    <w:p>
+      <w:pPr>
+        <w:pStyle w:val="BodyText"/>
+      </w:pPr>
+      <w:r>
+        <w:t xml:space="preserve">See the</w:t>
+      </w:r>
+      <w:r>
+        <w:t xml:space="preserve"> </w:t>
+      </w:r>
+      <w:hyperlink r:id="rId325">
+        <w:r>
+          <w:rPr>
+            <w:rStyle w:val="Hyperlink"/>
+          </w:rPr>
+          <w:t xml:space="preserve">duration section</w:t>
+        </w:r>
+      </w:hyperlink>
+      <w:r>
+        <w:t xml:space="preserve"> </w:t>
+      </w:r>
+      <w:r>
+        <w:t xml:space="preserve">for more details on using DaSEH materials with an 8 or 16 week configuration.</w:t>
+      </w:r>
+    </w:p>
+    <w:bookmarkEnd w:id="326"/>
+    <w:bookmarkStart w:id="327" w:name="considerations-for-event-spaces"/>
+    <w:p>
+      <w:pPr>
+        <w:pStyle w:val="Heading3"/>
+      </w:pPr>
+      <w:r>
+        <w:rPr>
+          <w:rStyle w:val="SectionNumber"/>
+        </w:rPr>
+        <w:t xml:space="preserve">5.3.2</w:t>
+      </w:r>
+      <w:r>
+        <w:tab/>
+      </w:r>
+      <w:r>
+        <w:t xml:space="preserve">Considerations for Event Spaces</w:t>
+      </w:r>
+    </w:p>
+    <w:p>
+      <w:pPr>
+        <w:pStyle w:val="FirstParagraph"/>
+      </w:pPr>
+      <w:r>
+        <w:t xml:space="preserve">There are 3 major things to consider for a DaSEH event space, if it is for an in person course or codeathon:</w:t>
+      </w:r>
+    </w:p>
+    <w:p>
+      <w:pPr>
+        <w:numPr>
+          <w:ilvl w:val="0"/>
+          <w:numId w:val="1060"/>
+        </w:numPr>
+      </w:pPr>
+      <w:r>
+        <w:t xml:space="preserve">Make sure the space that has adequate WIFI that you can make accessible to the participants.</w:t>
+      </w:r>
+    </w:p>
+    <w:p>
+      <w:pPr>
+        <w:numPr>
+          <w:ilvl w:val="0"/>
+          <w:numId w:val="1060"/>
+        </w:numPr>
+      </w:pPr>
+      <w:r>
+        <w:t xml:space="preserve">Make sure there are tabletops available for participants to place their laptops - or perhaps use a computer lab that has designated computers.</w:t>
+      </w:r>
+    </w:p>
+    <w:p>
+      <w:pPr>
+        <w:numPr>
+          <w:ilvl w:val="0"/>
+          <w:numId w:val="1060"/>
+        </w:numPr>
+      </w:pPr>
+      <w:r>
+        <w:t xml:space="preserve">Make sure there are enough outlets in the room or a plan for extension cords that will allow for learners to plug in their laptops.</w:t>
+      </w:r>
+    </w:p>
+    <w:bookmarkEnd w:id="327"/>
+    <w:bookmarkStart w:id="333" w:name="virtual-set-up-considerations"/>
+    <w:p>
+      <w:pPr>
+        <w:pStyle w:val="Heading3"/>
+      </w:pPr>
+      <w:r>
+        <w:rPr>
+          <w:rStyle w:val="SectionNumber"/>
+        </w:rPr>
+        <w:t xml:space="preserve">5.3.3</w:t>
+      </w:r>
+      <w:r>
+        <w:tab/>
+      </w:r>
+      <w:r>
+        <w:t xml:space="preserve">Virtual Set Up Considerations</w:t>
+      </w:r>
+    </w:p>
+    <w:p>
+      <w:pPr>
+        <w:pStyle w:val="FirstParagraph"/>
+      </w:pPr>
+      <w:r>
+        <w:t xml:space="preserve">We personally like Zoom for teaching, but other virtual options could also work.</w:t>
+      </w:r>
+    </w:p>
+    <w:p>
+      <w:pPr>
+        <w:pStyle w:val="BodyText"/>
+      </w:pPr>
+      <w:r>
+        <w:t xml:space="preserve">If using Zoom or another platform, consider the following:</w:t>
+      </w:r>
+    </w:p>
+    <w:p>
+      <w:pPr>
+        <w:numPr>
+          <w:ilvl w:val="0"/>
+          <w:numId w:val="1061"/>
+        </w:numPr>
+        <w:pStyle w:val="Compact"/>
+      </w:pPr>
+      <w:r>
+        <w:t xml:space="preserve">Set up and send out your link in advance so you can ensure learners know where to go. See this</w:t>
+      </w:r>
+      <w:r>
+        <w:t xml:space="preserve"> </w:t>
+      </w:r>
+      <w:hyperlink r:id="rId328">
+        <w:r>
+          <w:rPr>
+            <w:rStyle w:val="Hyperlink"/>
+          </w:rPr>
+          <w:t xml:space="preserve">documentation on scheduling Zoom meetings</w:t>
+        </w:r>
+      </w:hyperlink>
+      <w:r>
+        <w:t xml:space="preserve"> </w:t>
+      </w:r>
+      <w:r>
+        <w:t xml:space="preserve">for guidance.</w:t>
+      </w:r>
+    </w:p>
+    <w:p>
+      <w:pPr>
+        <w:pStyle w:val="FirstParagraph"/>
+      </w:pPr>
+      <w:r>
+        <w:t xml:space="preserve">Pro tip: Share the link in an email and on Slack or other platforms to connect with learners right before and the day of as well to help them know where to go. Also share it in the calendar invite.</w:t>
+      </w:r>
+    </w:p>
+    <w:p>
+      <w:pPr>
+        <w:numPr>
+          <w:ilvl w:val="0"/>
+          <w:numId w:val="1062"/>
+        </w:numPr>
+        <w:pStyle w:val="Compact"/>
+      </w:pPr>
+      <w:r>
+        <w:t xml:space="preserve">Use adequate security measures so that uninvited guests do not join your virtual space.</w:t>
+      </w:r>
+    </w:p>
+    <w:p>
+      <w:pPr>
+        <w:pStyle w:val="FirstParagraph"/>
+      </w:pPr>
+      <w:r>
+        <w:t xml:space="preserve">Not sharing your link publicly can be especially effective, but you may also want to use a password, if you do so, ensure that learners know where to find the password.</w:t>
+      </w:r>
+    </w:p>
+    <w:p>
+      <w:pPr>
+        <w:numPr>
+          <w:ilvl w:val="0"/>
+          <w:numId w:val="1063"/>
+        </w:numPr>
+        <w:pStyle w:val="Compact"/>
+      </w:pPr>
+      <w:r>
+        <w:t xml:space="preserve">Set up settings ahead of time if possible</w:t>
+      </w:r>
+    </w:p>
+    <w:p>
+      <w:pPr>
+        <w:pStyle w:val="FirstParagraph"/>
+      </w:pPr>
+      <w:r>
+        <w:t xml:space="preserve">Zoom allows you to set up settings like automatic recordings ahead of time.</w:t>
+      </w:r>
+    </w:p>
+    <w:p>
+      <w:pPr>
+        <w:numPr>
+          <w:ilvl w:val="0"/>
+          <w:numId w:val="1064"/>
+        </w:numPr>
+        <w:pStyle w:val="Compact"/>
+      </w:pPr>
+      <w:r>
+        <w:t xml:space="preserve">Have a plan for breakout rooms ahead of time.</w:t>
+      </w:r>
+    </w:p>
+    <w:p>
+      <w:pPr>
+        <w:pStyle w:val="FirstParagraph"/>
+      </w:pPr>
+      <w:r>
+        <w:t xml:space="preserve">If you plan to have breakout rooms for labs or other purposes, you can set these up in advance.</w:t>
+      </w:r>
+      <w:r>
+        <w:t xml:space="preserve"> </w:t>
+      </w:r>
+      <w:r>
+        <w:t xml:space="preserve">We highly suggest that you set them up with the option for people to change rooms. See Zoom’s</w:t>
+      </w:r>
+      <w:r>
+        <w:t xml:space="preserve"> </w:t>
+      </w:r>
+      <w:hyperlink r:id="rId329">
+        <w:r>
+          <w:rPr>
+            <w:rStyle w:val="Hyperlink"/>
+          </w:rPr>
+          <w:t xml:space="preserve">documentation on breakout rooms</w:t>
+        </w:r>
+      </w:hyperlink>
+      <w:r>
+        <w:t xml:space="preserve"> </w:t>
+      </w:r>
+      <w:r>
+        <w:t xml:space="preserve">or this</w:t>
+      </w:r>
+      <w:r>
+        <w:t xml:space="preserve"> </w:t>
+      </w:r>
+      <w:hyperlink r:id="rId330">
+        <w:r>
+          <w:rPr>
+            <w:rStyle w:val="Hyperlink"/>
+          </w:rPr>
+          <w:t xml:space="preserve">video on breakout rooms</w:t>
+        </w:r>
+      </w:hyperlink>
+      <w:r>
         <w:t xml:space="preserve">.</w:t>
       </w:r>
     </w:p>
     <w:p>
       <w:pPr>
-        <w:numPr>
-          <w:ilvl w:val="0"/>
-          <w:numId w:val="1058"/>
+        <w:pStyle w:val="BodyText"/>
+      </w:pPr>
+      <w:r>
+        <w:t xml:space="preserve">Be sure to provide guidance to learners about</w:t>
+      </w:r>
+      <w:r>
+        <w:t xml:space="preserve"> </w:t>
+      </w:r>
+      <w:hyperlink r:id="rId331">
+        <w:r>
+          <w:rPr>
+            <w:rStyle w:val="Hyperlink"/>
+          </w:rPr>
+          <w:t xml:space="preserve">changing rooms</w:t>
+        </w:r>
+      </w:hyperlink>
+      <w:r>
+        <w:t xml:space="preserve"> </w:t>
+      </w:r>
+      <w:r>
+        <w:t xml:space="preserve">if you make this an option.</w:t>
+      </w:r>
+    </w:p>
+    <w:p>
+      <w:pPr>
+        <w:numPr>
+          <w:ilvl w:val="0"/>
+          <w:numId w:val="1065"/>
         </w:numPr>
         <w:pStyle w:val="Compact"/>
       </w:pPr>
       <w:r>
-        <w:t xml:space="preserve">Move the data files from your</w:t>
-      </w:r>
-      <w:r>
-        <w:t xml:space="preserve"> </w:t>
-      </w:r>
-      <w:r>
-        <w:t xml:space="preserve">‘</w:t>
-      </w:r>
-      <w:r>
-        <w:t xml:space="preserve">Downloads</w:t>
-      </w:r>
-      <w:r>
-        <w:t xml:space="preserve">’</w:t>
-      </w:r>
-      <w:r>
-        <w:t xml:space="preserve"> </w:t>
-      </w:r>
-      <w:r>
-        <w:t xml:space="preserve">folder to your R session’s current working directory (you can see what this is with</w:t>
-      </w:r>
-      <w:r>
-        <w:t xml:space="preserve"> </w:t>
-      </w:r>
-      <w:r>
-        <w:rPr>
-          <w:rStyle w:val="VerbatimChar"/>
-        </w:rPr>
-        <w:t xml:space="preserve">getwd()</w:t>
-      </w:r>
-      <w:r>
-        <w:t xml:space="preserve">). Open the files that you wish to modify in RStudio or wherever you like to work.</w:t>
-      </w:r>
-    </w:p>
-    <w:bookmarkEnd w:id="298"/>
-    <w:bookmarkEnd w:id="299"/>
-    <w:bookmarkStart w:id="301" w:name="modify-codeathon-materials"/>
+        <w:t xml:space="preserve">Set up polls ahead of time if possible</w:t>
+      </w:r>
+    </w:p>
+    <w:p>
+      <w:pPr>
+        <w:pStyle w:val="FirstParagraph"/>
+      </w:pPr>
+      <w:r>
+        <w:t xml:space="preserve">We often poll our learners on the first day to learn about their experience with topics and to learn about their interests. These can be set up in advance to save time. See this</w:t>
+      </w:r>
+      <w:r>
+        <w:t xml:space="preserve"> </w:t>
+      </w:r>
+      <w:hyperlink r:id="rId332">
+        <w:r>
+          <w:rPr>
+            <w:rStyle w:val="Hyperlink"/>
+          </w:rPr>
+          <w:t xml:space="preserve">video about setting up polls ahead of time.</w:t>
+        </w:r>
+      </w:hyperlink>
+    </w:p>
+    <w:p>
+      <w:pPr>
+        <w:pStyle w:val="BodyText"/>
+      </w:pPr>
+      <w:r>
+        <w:t xml:space="preserve">Pro tip: We suggest that you share your recordings on a Google Drive, so that you only have to share one link where people can find recordings, as you upload them to the drive.</w:t>
+      </w:r>
+    </w:p>
+    <w:bookmarkEnd w:id="333"/>
+    <w:bookmarkStart w:id="336" w:name="making-certificates"/>
+    <w:p>
+      <w:pPr>
+        <w:pStyle w:val="Heading3"/>
+      </w:pPr>
+      <w:r>
+        <w:rPr>
+          <w:rStyle w:val="SectionNumber"/>
+        </w:rPr>
+        <w:t xml:space="preserve">5.3.4</w:t>
+      </w:r>
+      <w:r>
+        <w:tab/>
+      </w:r>
+      <w:r>
+        <w:t xml:space="preserve">Making certificates</w:t>
+      </w:r>
+    </w:p>
+    <w:p>
+      <w:pPr>
+        <w:pStyle w:val="FirstParagraph"/>
+      </w:pPr>
+      <w:r>
+        <w:t xml:space="preserve">Certificates are generated in R using the</w:t>
+      </w:r>
+      <w:r>
+        <w:t xml:space="preserve"> </w:t>
+      </w:r>
+      <w:hyperlink r:id="rId334">
+        <w:r>
+          <w:rPr>
+            <w:rStyle w:val="VerbatimChar"/>
+          </w:rPr>
+          <w:t xml:space="preserve">certificate</w:t>
+        </w:r>
+        <w:r>
+          <w:rPr>
+            <w:rStyle w:val="Hyperlink"/>
+          </w:rPr>
+          <w:t xml:space="preserve"> </w:t>
+        </w:r>
+        <w:r>
+          <w:rPr>
+            <w:rStyle w:val="Hyperlink"/>
+          </w:rPr>
+          <w:t xml:space="preserve">package</w:t>
+        </w:r>
+      </w:hyperlink>
+      <w:r>
+        <w:t xml:space="preserve"> </w:t>
+      </w:r>
+      <w:r>
+        <w:t xml:space="preserve">and the</w:t>
+      </w:r>
+      <w:r>
+        <w:t xml:space="preserve"> </w:t>
+      </w:r>
+      <w:hyperlink r:id="rId335">
+        <w:r>
+          <w:rPr>
+            <w:rStyle w:val="VerbatimChar"/>
+          </w:rPr>
+          <w:t xml:space="preserve">googlesheets4</w:t>
+        </w:r>
+        <w:r>
+          <w:rPr>
+            <w:rStyle w:val="Hyperlink"/>
+          </w:rPr>
+          <w:t xml:space="preserve"> </w:t>
+        </w:r>
+        <w:r>
+          <w:rPr>
+            <w:rStyle w:val="Hyperlink"/>
+          </w:rPr>
+          <w:t xml:space="preserve">package</w:t>
+        </w:r>
+      </w:hyperlink>
+      <w:r>
+        <w:t xml:space="preserve"> </w:t>
+      </w:r>
+      <w:r>
+        <w:t xml:space="preserve">to programmatically generate certificates for each participant reading in a google sheet with all of their names.</w:t>
+      </w:r>
+    </w:p>
+    <w:p>
+      <w:pPr>
+        <w:pStyle w:val="BodyText"/>
+      </w:pPr>
+      <w:r>
+        <w:t xml:space="preserve">These are then manually signed.</w:t>
+      </w:r>
+    </w:p>
+    <w:bookmarkEnd w:id="336"/>
+    <w:bookmarkEnd w:id="337"/>
+    <w:bookmarkStart w:id="338" w:name="session-info-2"/>
     <w:p>
       <w:pPr>
         <w:pStyle w:val="Heading2"/>
@@ -12213,13 +14371,269 @@
         <w:rPr>
           <w:rStyle w:val="SectionNumber"/>
         </w:rPr>
-        <w:t xml:space="preserve">4.5</w:t>
+        <w:t xml:space="preserve">5.4</w:t>
       </w:r>
       <w:r>
         <w:tab/>
       </w:r>
       <w:r>
-        <w:t xml:space="preserve">Modify Codeathon materials</w:t>
+        <w:t xml:space="preserve">Session info</w:t>
+      </w:r>
+    </w:p>
+    <w:p>
+      <w:pPr>
+        <w:pStyle w:val="SourceCode"/>
+      </w:pPr>
+      <w:r>
+        <w:rPr>
+          <w:rStyle w:val="VerbatimChar"/>
+        </w:rPr>
+        <w:t xml:space="preserve">## R version 4.3.2 (2023-10-31)</w:t>
+      </w:r>
+      <w:r>
+        <w:br/>
+      </w:r>
+      <w:r>
+        <w:rPr>
+          <w:rStyle w:val="VerbatimChar"/>
+        </w:rPr>
+        <w:t xml:space="preserve">## Platform: x86_64-pc-linux-gnu (64-bit)</w:t>
+      </w:r>
+      <w:r>
+        <w:br/>
+      </w:r>
+      <w:r>
+        <w:rPr>
+          <w:rStyle w:val="VerbatimChar"/>
+        </w:rPr>
+        <w:t xml:space="preserve">## Running under: Ubuntu 22.04.4 LTS</w:t>
+      </w:r>
+      <w:r>
+        <w:br/>
+      </w:r>
+      <w:r>
+        <w:rPr>
+          <w:rStyle w:val="VerbatimChar"/>
+        </w:rPr>
+        <w:t xml:space="preserve">## </w:t>
+      </w:r>
+      <w:r>
+        <w:br/>
+      </w:r>
+      <w:r>
+        <w:rPr>
+          <w:rStyle w:val="VerbatimChar"/>
+        </w:rPr>
+        <w:t xml:space="preserve">## Matrix products: default</w:t>
+      </w:r>
+      <w:r>
+        <w:br/>
+      </w:r>
+      <w:r>
+        <w:rPr>
+          <w:rStyle w:val="VerbatimChar"/>
+        </w:rPr>
+        <w:t xml:space="preserve">## BLAS:   /usr/lib/x86_64-linux-gnu/openblas-pthread/libblas.so.3 </w:t>
+      </w:r>
+      <w:r>
+        <w:br/>
+      </w:r>
+      <w:r>
+        <w:rPr>
+          <w:rStyle w:val="VerbatimChar"/>
+        </w:rPr>
+        <w:t xml:space="preserve">## LAPACK: /usr/lib/x86_64-linux-gnu/openblas-pthread/libopenblasp-r0.3.20.so;  LAPACK version 3.10.0</w:t>
+      </w:r>
+      <w:r>
+        <w:br/>
+      </w:r>
+      <w:r>
+        <w:rPr>
+          <w:rStyle w:val="VerbatimChar"/>
+        </w:rPr>
+        <w:t xml:space="preserve">## </w:t>
+      </w:r>
+      <w:r>
+        <w:br/>
+      </w:r>
+      <w:r>
+        <w:rPr>
+          <w:rStyle w:val="VerbatimChar"/>
+        </w:rPr>
+        <w:t xml:space="preserve">## locale:</w:t>
+      </w:r>
+      <w:r>
+        <w:br/>
+      </w:r>
+      <w:r>
+        <w:rPr>
+          <w:rStyle w:val="VerbatimChar"/>
+        </w:rPr>
+        <w:t xml:space="preserve">##  [1] LC_CTYPE=en_US.UTF-8       LC_NUMERIC=C              </w:t>
+      </w:r>
+      <w:r>
+        <w:br/>
+      </w:r>
+      <w:r>
+        <w:rPr>
+          <w:rStyle w:val="VerbatimChar"/>
+        </w:rPr>
+        <w:t xml:space="preserve">##  [3] LC_TIME=en_US.UTF-8        LC_COLLATE=en_US.UTF-8    </w:t>
+      </w:r>
+      <w:r>
+        <w:br/>
+      </w:r>
+      <w:r>
+        <w:rPr>
+          <w:rStyle w:val="VerbatimChar"/>
+        </w:rPr>
+        <w:t xml:space="preserve">##  [5] LC_MONETARY=en_US.UTF-8    LC_MESSAGES=en_US.UTF-8   </w:t>
+      </w:r>
+      <w:r>
+        <w:br/>
+      </w:r>
+      <w:r>
+        <w:rPr>
+          <w:rStyle w:val="VerbatimChar"/>
+        </w:rPr>
+        <w:t xml:space="preserve">##  [7] LC_PAPER=en_US.UTF-8       LC_NAME=C                 </w:t>
+      </w:r>
+      <w:r>
+        <w:br/>
+      </w:r>
+      <w:r>
+        <w:rPr>
+          <w:rStyle w:val="VerbatimChar"/>
+        </w:rPr>
+        <w:t xml:space="preserve">##  [9] LC_ADDRESS=C               LC_TELEPHONE=C            </w:t>
+      </w:r>
+      <w:r>
+        <w:br/>
+      </w:r>
+      <w:r>
+        <w:rPr>
+          <w:rStyle w:val="VerbatimChar"/>
+        </w:rPr>
+        <w:t xml:space="preserve">## [11] LC_MEASUREMENT=en_US.UTF-8 LC_IDENTIFICATION=C       </w:t>
+      </w:r>
+      <w:r>
+        <w:br/>
+      </w:r>
+      <w:r>
+        <w:rPr>
+          <w:rStyle w:val="VerbatimChar"/>
+        </w:rPr>
+        <w:t xml:space="preserve">## </w:t>
+      </w:r>
+      <w:r>
+        <w:br/>
+      </w:r>
+      <w:r>
+        <w:rPr>
+          <w:rStyle w:val="VerbatimChar"/>
+        </w:rPr>
+        <w:t xml:space="preserve">## time zone: Etc/UTC</w:t>
+      </w:r>
+      <w:r>
+        <w:br/>
+      </w:r>
+      <w:r>
+        <w:rPr>
+          <w:rStyle w:val="VerbatimChar"/>
+        </w:rPr>
+        <w:t xml:space="preserve">## tzcode source: system (glibc)</w:t>
+      </w:r>
+      <w:r>
+        <w:br/>
+      </w:r>
+      <w:r>
+        <w:rPr>
+          <w:rStyle w:val="VerbatimChar"/>
+        </w:rPr>
+        <w:t xml:space="preserve">## </w:t>
+      </w:r>
+      <w:r>
+        <w:br/>
+      </w:r>
+      <w:r>
+        <w:rPr>
+          <w:rStyle w:val="VerbatimChar"/>
+        </w:rPr>
+        <w:t xml:space="preserve">## attached base packages:</w:t>
+      </w:r>
+      <w:r>
+        <w:br/>
+      </w:r>
+      <w:r>
+        <w:rPr>
+          <w:rStyle w:val="VerbatimChar"/>
+        </w:rPr>
+        <w:t xml:space="preserve">## [1] stats     graphics  grDevices utils     datasets  methods   base     </w:t>
+      </w:r>
+      <w:r>
+        <w:br/>
+      </w:r>
+      <w:r>
+        <w:rPr>
+          <w:rStyle w:val="VerbatimChar"/>
+        </w:rPr>
+        <w:t xml:space="preserve">## </w:t>
+      </w:r>
+      <w:r>
+        <w:br/>
+      </w:r>
+      <w:r>
+        <w:rPr>
+          <w:rStyle w:val="VerbatimChar"/>
+        </w:rPr>
+        <w:t xml:space="preserve">## loaded via a namespace (and not attached):</w:t>
+      </w:r>
+      <w:r>
+        <w:br/>
+      </w:r>
+      <w:r>
+        <w:rPr>
+          <w:rStyle w:val="VerbatimChar"/>
+        </w:rPr>
+        <w:t xml:space="preserve">##  [1] compiler_4.3.2  fastmap_1.1.1   bookdown_0.46   cli_3.6.5      </w:t>
+      </w:r>
+      <w:r>
+        <w:br/>
+      </w:r>
+      <w:r>
+        <w:rPr>
+          <w:rStyle w:val="VerbatimChar"/>
+        </w:rPr>
+        <w:t xml:space="preserve">##  [5] htmltools_0.5.7 tools_4.3.2     yaml_2.3.12     rmarkdown_2.25 </w:t>
+      </w:r>
+      <w:r>
+        <w:br/>
+      </w:r>
+      <w:r>
+        <w:rPr>
+          <w:rStyle w:val="VerbatimChar"/>
+        </w:rPr>
+        <w:t xml:space="preserve">##  [9] knitr_1.50      digest_0.6.34   xfun_0.55       rlang_1.1.6    </w:t>
+      </w:r>
+      <w:r>
+        <w:br/>
+      </w:r>
+      <w:r>
+        <w:rPr>
+          <w:rStyle w:val="VerbatimChar"/>
+        </w:rPr>
+        <w:t xml:space="preserve">## [13] evaluate_1.0.5</w:t>
+      </w:r>
+    </w:p>
+    <w:bookmarkEnd w:id="338"/>
+    <w:bookmarkEnd w:id="339"/>
+    <w:bookmarkStart w:id="350" w:name="about-the-authors"/>
+    <w:p>
+      <w:pPr>
+        <w:pStyle w:val="Heading1"/>
+      </w:pPr>
+      <w:r>
+        <w:t xml:space="preserve">About the Authors</w:t>
       </w:r>
     </w:p>
     <w:p>
@@ -12227,1379 +14641,12 @@
         <w:pStyle w:val="FirstParagraph"/>
       </w:pPr>
       <w:r>
-        <w:t xml:space="preserve">Our codeathon materials are Google Slide presentations which are available to view by the public. This allows for copying and pasting content within the slides.</w:t>
-      </w:r>
-    </w:p>
-    <w:p>
-      <w:pPr>
-        <w:pStyle w:val="BodyText"/>
-      </w:pPr>
-      <w:r>
-        <w:t xml:space="preserve">If you would like access to the raw slides, please reach out to us at</w:t>
-      </w:r>
-      <w:r>
-        <w:t xml:space="preserve"> </w:t>
-      </w:r>
-      <w:hyperlink r:id="rId300">
-        <w:r>
-          <w:rPr>
-            <w:rStyle w:val="Hyperlink"/>
-          </w:rPr>
-          <w:t xml:space="preserve">daseh@fredhutch.org</w:t>
-        </w:r>
-      </w:hyperlink>
-      <w:r>
-        <w:t xml:space="preserve">.</w:t>
-      </w:r>
-    </w:p>
-    <w:bookmarkEnd w:id="301"/>
-    <w:bookmarkStart w:id="304" w:name="Xa8e9c2650de6c6b5a21422434180380e2d7ddab"/>
-    <w:p>
-      <w:pPr>
-        <w:pStyle w:val="Heading2"/>
-      </w:pPr>
-      <w:r>
-        <w:rPr>
-          <w:rStyle w:val="SectionNumber"/>
-        </w:rPr>
-        <w:t xml:space="preserve">4.6</w:t>
-      </w:r>
-      <w:r>
-        <w:tab/>
-      </w:r>
-      <w:r>
-        <w:t xml:space="preserve">Distribute your modified content as you please!</w:t>
-      </w:r>
-    </w:p>
-    <w:p>
-      <w:pPr>
-        <w:pStyle w:val="FirstParagraph"/>
-      </w:pPr>
-      <w:r>
-        <w:t xml:space="preserve">You can share HTML, PDF and Word files directly with your students or you can host your website for free on GitHub using</w:t>
-      </w:r>
-      <w:r>
-        <w:t xml:space="preserve"> </w:t>
-      </w:r>
-      <w:hyperlink r:id="rId302">
-        <w:r>
-          <w:rPr>
-            <w:rStyle w:val="Hyperlink"/>
-          </w:rPr>
-          <w:t xml:space="preserve">GitHub pages</w:t>
-        </w:r>
-      </w:hyperlink>
-      <w:r>
-        <w:t xml:space="preserve"> </w:t>
-      </w:r>
-      <w:r>
-        <w:t xml:space="preserve">(</w:t>
-      </w:r>
-      <w:hyperlink w:anchor="ref-pages_github">
-        <w:r>
-          <w:rPr>
-            <w:rStyle w:val="Hyperlink"/>
-            <w:bCs/>
-            <w:b/>
-          </w:rPr>
-          <w:t xml:space="preserve">pages_github?</w:t>
-        </w:r>
-      </w:hyperlink>
-      <w:r>
-        <w:t xml:space="preserve">)</w:t>
-      </w:r>
-      <w:r>
-        <w:t xml:space="preserve"> </w:t>
-      </w:r>
-      <w:r>
-        <w:t xml:space="preserve">as described above.</w:t>
-      </w:r>
-    </w:p>
-    <w:p>
-      <w:pPr>
-        <w:pStyle w:val="BodyText"/>
-      </w:pPr>
-      <w:r>
-        <w:t xml:space="preserve">If you are new to GitHub, also be sure to check out</w:t>
-      </w:r>
-      <w:r>
-        <w:t xml:space="preserve"> </w:t>
-      </w:r>
-      <w:hyperlink r:id="rId303">
-        <w:r>
-          <w:rPr>
-            <w:rStyle w:val="Hyperlink"/>
-          </w:rPr>
-          <w:t xml:space="preserve">Happy Git with R</w:t>
-        </w:r>
-      </w:hyperlink>
-      <w:r>
-        <w:t xml:space="preserve"> </w:t>
-      </w:r>
-      <w:r>
-        <w:t xml:space="preserve">(</w:t>
-      </w:r>
-      <w:hyperlink w:anchor="ref-happygitwithr">
-        <w:r>
-          <w:rPr>
-            <w:rStyle w:val="Hyperlink"/>
-            <w:bCs/>
-            <w:b/>
-          </w:rPr>
-          <w:t xml:space="preserve">happygitwithr?</w:t>
-        </w:r>
-      </w:hyperlink>
-      <w:r>
-        <w:t xml:space="preserve">)</w:t>
-      </w:r>
-      <w:r>
-        <w:t xml:space="preserve">.</w:t>
-      </w:r>
-    </w:p>
-    <w:bookmarkEnd w:id="304"/>
-    <w:bookmarkStart w:id="305" w:name="session-info-1"/>
-    <w:p>
-      <w:pPr>
-        <w:pStyle w:val="Heading2"/>
-      </w:pPr>
-      <w:r>
-        <w:rPr>
-          <w:rStyle w:val="SectionNumber"/>
-        </w:rPr>
-        <w:t xml:space="preserve">4.7</w:t>
-      </w:r>
-      <w:r>
-        <w:tab/>
-      </w:r>
-      <w:r>
-        <w:t xml:space="preserve">Session info</w:t>
-      </w:r>
-    </w:p>
-    <w:p>
-      <w:pPr>
-        <w:pStyle w:val="SourceCode"/>
-      </w:pPr>
-      <w:r>
-        <w:rPr>
-          <w:rStyle w:val="VerbatimChar"/>
-        </w:rPr>
-        <w:t xml:space="preserve">## R version 4.3.2 (2023-10-31)</w:t>
-      </w:r>
-      <w:r>
-        <w:br/>
-      </w:r>
-      <w:r>
-        <w:rPr>
-          <w:rStyle w:val="VerbatimChar"/>
-        </w:rPr>
-        <w:t xml:space="preserve">## Platform: x86_64-pc-linux-gnu (64-bit)</w:t>
-      </w:r>
-      <w:r>
-        <w:br/>
-      </w:r>
-      <w:r>
-        <w:rPr>
-          <w:rStyle w:val="VerbatimChar"/>
-        </w:rPr>
-        <w:t xml:space="preserve">## Running under: Ubuntu 22.04.4 LTS</w:t>
-      </w:r>
-      <w:r>
-        <w:br/>
-      </w:r>
-      <w:r>
-        <w:rPr>
-          <w:rStyle w:val="VerbatimChar"/>
-        </w:rPr>
-        <w:t xml:space="preserve">## </w:t>
-      </w:r>
-      <w:r>
-        <w:br/>
-      </w:r>
-      <w:r>
-        <w:rPr>
-          <w:rStyle w:val="VerbatimChar"/>
-        </w:rPr>
-        <w:t xml:space="preserve">## Matrix products: default</w:t>
-      </w:r>
-      <w:r>
-        <w:br/>
-      </w:r>
-      <w:r>
-        <w:rPr>
-          <w:rStyle w:val="VerbatimChar"/>
-        </w:rPr>
-        <w:t xml:space="preserve">## BLAS:   /usr/lib/x86_64-linux-gnu/openblas-pthread/libblas.so.3 </w:t>
-      </w:r>
-      <w:r>
-        <w:br/>
-      </w:r>
-      <w:r>
-        <w:rPr>
-          <w:rStyle w:val="VerbatimChar"/>
-        </w:rPr>
-        <w:t xml:space="preserve">## LAPACK: /usr/lib/x86_64-linux-gnu/openblas-pthread/libopenblasp-r0.3.20.so;  LAPACK version 3.10.0</w:t>
-      </w:r>
-      <w:r>
-        <w:br/>
-      </w:r>
-      <w:r>
-        <w:rPr>
-          <w:rStyle w:val="VerbatimChar"/>
-        </w:rPr>
-        <w:t xml:space="preserve">## </w:t>
-      </w:r>
-      <w:r>
-        <w:br/>
-      </w:r>
-      <w:r>
-        <w:rPr>
-          <w:rStyle w:val="VerbatimChar"/>
-        </w:rPr>
-        <w:t xml:space="preserve">## locale:</w:t>
-      </w:r>
-      <w:r>
-        <w:br/>
-      </w:r>
-      <w:r>
-        <w:rPr>
-          <w:rStyle w:val="VerbatimChar"/>
-        </w:rPr>
-        <w:t xml:space="preserve">##  [1] LC_CTYPE=en_US.UTF-8       LC_NUMERIC=C              </w:t>
-      </w:r>
-      <w:r>
-        <w:br/>
-      </w:r>
-      <w:r>
-        <w:rPr>
-          <w:rStyle w:val="VerbatimChar"/>
-        </w:rPr>
-        <w:t xml:space="preserve">##  [3] LC_TIME=en_US.UTF-8        LC_COLLATE=en_US.UTF-8    </w:t>
-      </w:r>
-      <w:r>
-        <w:br/>
-      </w:r>
-      <w:r>
-        <w:rPr>
-          <w:rStyle w:val="VerbatimChar"/>
-        </w:rPr>
-        <w:t xml:space="preserve">##  [5] LC_MONETARY=en_US.UTF-8    LC_MESSAGES=en_US.UTF-8   </w:t>
-      </w:r>
-      <w:r>
-        <w:br/>
-      </w:r>
-      <w:r>
-        <w:rPr>
-          <w:rStyle w:val="VerbatimChar"/>
-        </w:rPr>
-        <w:t xml:space="preserve">##  [7] LC_PAPER=en_US.UTF-8       LC_NAME=C                 </w:t>
-      </w:r>
-      <w:r>
-        <w:br/>
-      </w:r>
-      <w:r>
-        <w:rPr>
-          <w:rStyle w:val="VerbatimChar"/>
-        </w:rPr>
-        <w:t xml:space="preserve">##  [9] LC_ADDRESS=C               LC_TELEPHONE=C            </w:t>
-      </w:r>
-      <w:r>
-        <w:br/>
-      </w:r>
-      <w:r>
-        <w:rPr>
-          <w:rStyle w:val="VerbatimChar"/>
-        </w:rPr>
-        <w:t xml:space="preserve">## [11] LC_MEASUREMENT=en_US.UTF-8 LC_IDENTIFICATION=C       </w:t>
-      </w:r>
-      <w:r>
-        <w:br/>
-      </w:r>
-      <w:r>
-        <w:rPr>
-          <w:rStyle w:val="VerbatimChar"/>
-        </w:rPr>
-        <w:t xml:space="preserve">## </w:t>
-      </w:r>
-      <w:r>
-        <w:br/>
-      </w:r>
-      <w:r>
-        <w:rPr>
-          <w:rStyle w:val="VerbatimChar"/>
-        </w:rPr>
-        <w:t xml:space="preserve">## time zone: Etc/UTC</w:t>
-      </w:r>
-      <w:r>
-        <w:br/>
-      </w:r>
-      <w:r>
-        <w:rPr>
-          <w:rStyle w:val="VerbatimChar"/>
-        </w:rPr>
-        <w:t xml:space="preserve">## tzcode source: system (glibc)</w:t>
-      </w:r>
-      <w:r>
-        <w:br/>
-      </w:r>
-      <w:r>
-        <w:rPr>
-          <w:rStyle w:val="VerbatimChar"/>
-        </w:rPr>
-        <w:t xml:space="preserve">## </w:t>
-      </w:r>
-      <w:r>
-        <w:br/>
-      </w:r>
-      <w:r>
-        <w:rPr>
-          <w:rStyle w:val="VerbatimChar"/>
-        </w:rPr>
-        <w:t xml:space="preserve">## attached base packages:</w:t>
-      </w:r>
-      <w:r>
-        <w:br/>
-      </w:r>
-      <w:r>
-        <w:rPr>
-          <w:rStyle w:val="VerbatimChar"/>
-        </w:rPr>
-        <w:t xml:space="preserve">## [1] stats     graphics  grDevices utils     datasets  methods   base     </w:t>
-      </w:r>
-      <w:r>
-        <w:br/>
-      </w:r>
-      <w:r>
-        <w:rPr>
-          <w:rStyle w:val="VerbatimChar"/>
-        </w:rPr>
-        <w:t xml:space="preserve">## </w:t>
-      </w:r>
-      <w:r>
-        <w:br/>
-      </w:r>
-      <w:r>
-        <w:rPr>
-          <w:rStyle w:val="VerbatimChar"/>
-        </w:rPr>
-        <w:t xml:space="preserve">## loaded via a namespace (and not attached):</w:t>
-      </w:r>
-      <w:r>
-        <w:br/>
-      </w:r>
-      <w:r>
-        <w:rPr>
-          <w:rStyle w:val="VerbatimChar"/>
-        </w:rPr>
-        <w:t xml:space="preserve">##  [1] jsonlite_2.0.0   dplyr_1.1.4      compiler_4.3.2   gitcreds_0.1.2  </w:t>
-      </w:r>
-      <w:r>
-        <w:br/>
-      </w:r>
-      <w:r>
-        <w:rPr>
-          <w:rStyle w:val="VerbatimChar"/>
-        </w:rPr>
-        <w:t xml:space="preserve">##  [5] promises_1.2.1   tidyselect_1.2.0 Rcpp_1.0.12      webshot2_0.1.2  </w:t>
-      </w:r>
-      <w:r>
-        <w:br/>
-      </w:r>
-      <w:r>
-        <w:rPr>
-          <w:rStyle w:val="VerbatimChar"/>
-        </w:rPr>
-        <w:t xml:space="preserve">##  [9] xml2_1.5.1       stringr_1.5.1    tidyr_1.3.1      later_1.3.2     </w:t>
-      </w:r>
-      <w:r>
-        <w:br/>
-      </w:r>
-      <w:r>
-        <w:rPr>
-          <w:rStyle w:val="VerbatimChar"/>
-        </w:rPr>
-        <w:t xml:space="preserve">## [13] yaml_2.3.12      fastmap_1.1.1    readr_2.1.5      R6_2.6.1        </w:t>
-      </w:r>
-      <w:r>
-        <w:br/>
-      </w:r>
-      <w:r>
-        <w:rPr>
-          <w:rStyle w:val="VerbatimChar"/>
-        </w:rPr>
-        <w:t xml:space="preserve">## [17] generics_0.1.3   curl_7.0.0       knitr_1.50       tibble_3.3.0    </w:t>
-      </w:r>
-      <w:r>
-        <w:br/>
-      </w:r>
-      <w:r>
-        <w:rPr>
-          <w:rStyle w:val="VerbatimChar"/>
-        </w:rPr>
-        <w:t xml:space="preserve">## [21] bookdown_0.46    rprojroot_2.1.1  pillar_1.9.0     tzdb_0.4.0      </w:t>
-      </w:r>
-      <w:r>
-        <w:br/>
-      </w:r>
-      <w:r>
-        <w:rPr>
-          <w:rStyle w:val="VerbatimChar"/>
-        </w:rPr>
-        <w:t xml:space="preserve">## [25] rlang_1.1.6      utf8_1.2.4       websocket_1.4.4  stringi_1.8.3   </w:t>
-      </w:r>
-      <w:r>
-        <w:br/>
-      </w:r>
-      <w:r>
-        <w:rPr>
-          <w:rStyle w:val="VerbatimChar"/>
-        </w:rPr>
-        <w:t xml:space="preserve">## [29] xfun_0.55        cli_3.6.5        magrittr_2.0.3   ps_1.9.1        </w:t>
-      </w:r>
-      <w:r>
-        <w:br/>
-      </w:r>
-      <w:r>
-        <w:rPr>
-          <w:rStyle w:val="VerbatimChar"/>
-        </w:rPr>
-        <w:t xml:space="preserve">## [33] digest_0.6.34    rvest_1.0.5      processx_3.8.6   hms_1.1.3       </w:t>
-      </w:r>
-      <w:r>
-        <w:br/>
-      </w:r>
-      <w:r>
-        <w:rPr>
-          <w:rStyle w:val="VerbatimChar"/>
-        </w:rPr>
-        <w:t xml:space="preserve">## [37] lifecycle_1.0.4  chromote_0.5.1   vctrs_0.6.5      ottrpal_2.0.0   </w:t>
-      </w:r>
-      <w:r>
-        <w:br/>
-      </w:r>
-      <w:r>
-        <w:rPr>
-          <w:rStyle w:val="VerbatimChar"/>
-        </w:rPr>
-        <w:t xml:space="preserve">## [41] evaluate_1.0.5   glue_1.7.0       spelling_2.3.2   fansi_1.0.6     </w:t>
-      </w:r>
-      <w:r>
-        <w:br/>
-      </w:r>
-      <w:r>
-        <w:rPr>
-          <w:rStyle w:val="VerbatimChar"/>
-        </w:rPr>
-        <w:t xml:space="preserve">## [45] purrr_1.0.2      rmarkdown_2.25   httr_1.4.7       tools_4.3.2     </w:t>
-      </w:r>
-      <w:r>
-        <w:br/>
-      </w:r>
-      <w:r>
-        <w:rPr>
-          <w:rStyle w:val="VerbatimChar"/>
-        </w:rPr>
-        <w:t xml:space="preserve">## [49] pkgconfig_2.0.3  htmltools_0.5.7</w:t>
-      </w:r>
-    </w:p>
-    <w:bookmarkEnd w:id="305"/>
-    <w:bookmarkEnd w:id="306"/>
-    <w:bookmarkStart w:id="325" w:name="running-a-program-like-daseh"/>
-    <w:p>
-      <w:pPr>
-        <w:pStyle w:val="Heading1"/>
-      </w:pPr>
-      <w:r>
-        <w:rPr>
-          <w:rStyle w:val="SectionNumber"/>
-        </w:rPr>
-        <w:t xml:space="preserve">5</w:t>
-      </w:r>
-      <w:r>
-        <w:tab/>
-      </w:r>
-      <w:r>
-        <w:t xml:space="preserve">Running a program like DaSEH</w:t>
-      </w:r>
-      <w:r>
-        <w:t xml:space="preserve"> </w:t>
-      </w:r>
-    </w:p>
-    <w:bookmarkStart w:id="307" w:name="learning-objectives-4"/>
-    <w:p>
-      <w:pPr>
-        <w:pStyle w:val="Heading2"/>
-      </w:pPr>
-      <w:r>
-        <w:rPr>
-          <w:rStyle w:val="SectionNumber"/>
-        </w:rPr>
-        <w:t xml:space="preserve">5.1</w:t>
-      </w:r>
-      <w:r>
-        <w:tab/>
-      </w:r>
-      <w:r>
-        <w:t xml:space="preserve">Learning Objectives</w:t>
-      </w:r>
-    </w:p>
-    <w:p>
-      <w:pPr>
-        <w:pStyle w:val="FirstParagraph"/>
-      </w:pPr>
-      <w:r>
-        <w:t xml:space="preserve">In this chapter we will discuss how to:</w:t>
-      </w:r>
-    </w:p>
-    <w:p>
-      <w:pPr>
-        <w:numPr>
-          <w:ilvl w:val="0"/>
-          <w:numId w:val="1059"/>
-        </w:numPr>
-        <w:pStyle w:val="Compact"/>
-      </w:pPr>
-      <w:r>
-        <w:t xml:space="preserve">Plan the logistics for an academic or short course using DaSEH materials</w:t>
-      </w:r>
-    </w:p>
-    <w:p>
-      <w:pPr>
-        <w:numPr>
-          <w:ilvl w:val="0"/>
-          <w:numId w:val="1059"/>
-        </w:numPr>
-        <w:pStyle w:val="Compact"/>
-      </w:pPr>
-      <w:r>
-        <w:t xml:space="preserve">List tips for running a DaSEH program</w:t>
-      </w:r>
-    </w:p>
-    <w:bookmarkEnd w:id="307"/>
-    <w:bookmarkStart w:id="309" w:name="planning-a-daseh-course"/>
-    <w:p>
-      <w:pPr>
-        <w:pStyle w:val="Heading2"/>
-      </w:pPr>
-      <w:r>
-        <w:rPr>
-          <w:rStyle w:val="SectionNumber"/>
-        </w:rPr>
-        <w:t xml:space="preserve">5.2</w:t>
-      </w:r>
-      <w:r>
-        <w:tab/>
-      </w:r>
-      <w:r>
-        <w:t xml:space="preserve">Planning a DaSEH course</w:t>
-      </w:r>
-    </w:p>
-    <w:p>
-      <w:pPr>
-        <w:pStyle w:val="FirstParagraph"/>
-      </w:pPr>
-      <w:r>
-        <w:t xml:space="preserve">We have created a</w:t>
-      </w:r>
-      <w:r>
-        <w:t xml:space="preserve"> </w:t>
-      </w:r>
-      <w:hyperlink r:id="rId308">
-        <w:r>
-          <w:rPr>
-            <w:rStyle w:val="Hyperlink"/>
-          </w:rPr>
-          <w:t xml:space="preserve">checklist of tasks</w:t>
-        </w:r>
-      </w:hyperlink>
-      <w:r>
-        <w:t xml:space="preserve"> </w:t>
-      </w:r>
-      <w:r>
-        <w:t xml:space="preserve">for those who wish to use our materials for an academic course or short course program.</w:t>
-      </w:r>
-    </w:p>
-    <w:bookmarkEnd w:id="309"/>
-    <w:bookmarkStart w:id="323" w:name="tips-for-logistics"/>
-    <w:p>
-      <w:pPr>
-        <w:pStyle w:val="Heading2"/>
-      </w:pPr>
-      <w:r>
-        <w:rPr>
-          <w:rStyle w:val="SectionNumber"/>
-        </w:rPr>
-        <w:t xml:space="preserve">5.3</w:t>
-      </w:r>
-      <w:r>
-        <w:tab/>
-      </w:r>
-      <w:r>
-        <w:t xml:space="preserve">Tips for Logistics</w:t>
-      </w:r>
-    </w:p>
-    <w:p>
-      <w:pPr>
-        <w:pStyle w:val="FirstParagraph"/>
-      </w:pPr>
-      <w:r>
-        <w:t xml:space="preserve">The following are more extensive details and tips about the logistical aspects of planning courses, codeathons and learning programs that we learned from our experience teaching DaSEH and other educational activities.</w:t>
-      </w:r>
-    </w:p>
-    <w:bookmarkStart w:id="312" w:name="scheduling-considerations"/>
-    <w:p>
-      <w:pPr>
-        <w:pStyle w:val="Heading3"/>
-      </w:pPr>
-      <w:r>
-        <w:rPr>
-          <w:rStyle w:val="SectionNumber"/>
-        </w:rPr>
-        <w:t xml:space="preserve">5.3.1</w:t>
-      </w:r>
-      <w:r>
-        <w:tab/>
-      </w:r>
-      <w:r>
-        <w:t xml:space="preserve">Scheduling Considerations</w:t>
-      </w:r>
-    </w:p>
-    <w:p>
-      <w:pPr>
-        <w:pStyle w:val="FirstParagraph"/>
-      </w:pPr>
-      <w:r>
-        <w:t xml:space="preserve">Our materials could be used as we have for a</w:t>
-      </w:r>
-      <w:r>
-        <w:t xml:space="preserve"> </w:t>
-      </w:r>
-      <w:hyperlink r:id="rId84">
-        <w:r>
-          <w:rPr>
-            <w:rStyle w:val="Hyperlink"/>
-          </w:rPr>
-          <w:t xml:space="preserve">9 day online course</w:t>
-        </w:r>
-      </w:hyperlink>
-      <w:r>
-        <w:t xml:space="preserve"> </w:t>
-      </w:r>
-      <w:r>
-        <w:t xml:space="preserve">and</w:t>
-      </w:r>
-      <w:r>
-        <w:t xml:space="preserve"> </w:t>
-      </w:r>
-      <w:hyperlink r:id="rId310">
-        <w:r>
-          <w:rPr>
-            <w:rStyle w:val="Hyperlink"/>
-          </w:rPr>
-          <w:t xml:space="preserve">3 day codeathon</w:t>
-        </w:r>
-      </w:hyperlink>
-      <w:r>
-        <w:t xml:space="preserve">, or they could be used for an academic 8 or 16 week course, or some other configuration to suite your needs.</w:t>
-      </w:r>
-    </w:p>
-    <w:p>
-      <w:pPr>
-        <w:pStyle w:val="BodyText"/>
-      </w:pPr>
-      <w:r>
-        <w:t xml:space="preserve">See the</w:t>
-      </w:r>
-      <w:r>
-        <w:t xml:space="preserve"> </w:t>
-      </w:r>
-      <w:hyperlink r:id="rId311">
-        <w:r>
-          <w:rPr>
-            <w:rStyle w:val="Hyperlink"/>
-          </w:rPr>
-          <w:t xml:space="preserve">duration section</w:t>
-        </w:r>
-      </w:hyperlink>
-      <w:r>
-        <w:t xml:space="preserve"> </w:t>
-      </w:r>
-      <w:r>
-        <w:t xml:space="preserve">for more details on using DaSEH materials with an 8 or 16 week configuration.</w:t>
-      </w:r>
-    </w:p>
-    <w:bookmarkEnd w:id="312"/>
-    <w:bookmarkStart w:id="313" w:name="considerations-for-event-spaces"/>
-    <w:p>
-      <w:pPr>
-        <w:pStyle w:val="Heading3"/>
-      </w:pPr>
-      <w:r>
-        <w:rPr>
-          <w:rStyle w:val="SectionNumber"/>
-        </w:rPr>
-        <w:t xml:space="preserve">5.3.2</w:t>
-      </w:r>
-      <w:r>
-        <w:tab/>
-      </w:r>
-      <w:r>
-        <w:t xml:space="preserve">Considerations for Event Spaces</w:t>
-      </w:r>
-    </w:p>
-    <w:p>
-      <w:pPr>
-        <w:pStyle w:val="FirstParagraph"/>
-      </w:pPr>
-      <w:r>
-        <w:t xml:space="preserve">There are 3 major things to consider for a DaSEH event space, if it is for an in person course or codeathon:</w:t>
-      </w:r>
-    </w:p>
-    <w:p>
-      <w:pPr>
-        <w:numPr>
-          <w:ilvl w:val="0"/>
-          <w:numId w:val="1060"/>
-        </w:numPr>
-      </w:pPr>
-      <w:r>
-        <w:t xml:space="preserve">Make sure the space that has adequate WIFI that you can make accessible to the participants.</w:t>
-      </w:r>
-    </w:p>
-    <w:p>
-      <w:pPr>
-        <w:numPr>
-          <w:ilvl w:val="0"/>
-          <w:numId w:val="1060"/>
-        </w:numPr>
-      </w:pPr>
-      <w:r>
-        <w:t xml:space="preserve">Make sure there are tabletops available for participants to place their laptops - or perhaps use a computer lab that has designated computers.</w:t>
-      </w:r>
-    </w:p>
-    <w:p>
-      <w:pPr>
-        <w:numPr>
-          <w:ilvl w:val="0"/>
-          <w:numId w:val="1060"/>
-        </w:numPr>
-      </w:pPr>
-      <w:r>
-        <w:t xml:space="preserve">Make sure there are enough outlets in the room or a plan for extension cords that will allow for learners to plug in their laptops.</w:t>
-      </w:r>
-    </w:p>
-    <w:bookmarkEnd w:id="313"/>
-    <w:bookmarkStart w:id="319" w:name="virtual-set-up-considerations"/>
-    <w:p>
-      <w:pPr>
-        <w:pStyle w:val="Heading3"/>
-      </w:pPr>
-      <w:r>
-        <w:rPr>
-          <w:rStyle w:val="SectionNumber"/>
-        </w:rPr>
-        <w:t xml:space="preserve">5.3.3</w:t>
-      </w:r>
-      <w:r>
-        <w:tab/>
-      </w:r>
-      <w:r>
-        <w:t xml:space="preserve">Virtual Set Up Considerations</w:t>
-      </w:r>
-    </w:p>
-    <w:p>
-      <w:pPr>
-        <w:pStyle w:val="FirstParagraph"/>
-      </w:pPr>
-      <w:r>
-        <w:t xml:space="preserve">We personally like Zoom for teaching, but other virtual options could also work.</w:t>
-      </w:r>
-    </w:p>
-    <w:p>
-      <w:pPr>
-        <w:pStyle w:val="BodyText"/>
-      </w:pPr>
-      <w:r>
-        <w:t xml:space="preserve">If using Zoom or another platform, consider the following:</w:t>
-      </w:r>
-    </w:p>
-    <w:p>
-      <w:pPr>
-        <w:numPr>
-          <w:ilvl w:val="0"/>
-          <w:numId w:val="1061"/>
-        </w:numPr>
-        <w:pStyle w:val="Compact"/>
-      </w:pPr>
-      <w:r>
-        <w:t xml:space="preserve">Set up and send out your link in advance so you can ensure learners know where to go. See this</w:t>
-      </w:r>
-      <w:r>
-        <w:t xml:space="preserve"> </w:t>
-      </w:r>
-      <w:hyperlink r:id="rId314">
-        <w:r>
-          <w:rPr>
-            <w:rStyle w:val="Hyperlink"/>
-          </w:rPr>
-          <w:t xml:space="preserve">documentation on scheduling Zoom meetings</w:t>
-        </w:r>
-      </w:hyperlink>
-      <w:r>
-        <w:t xml:space="preserve"> </w:t>
-      </w:r>
-      <w:r>
-        <w:t xml:space="preserve">for guidance.</w:t>
-      </w:r>
-    </w:p>
-    <w:p>
-      <w:pPr>
-        <w:pStyle w:val="FirstParagraph"/>
-      </w:pPr>
-      <w:r>
-        <w:t xml:space="preserve">Pro tip: Share the link in an email and on Slack or other platforms to connect with learners right before and the day of as well to help them know where to go. Also share it in the calendar invite.</w:t>
-      </w:r>
-    </w:p>
-    <w:p>
-      <w:pPr>
-        <w:numPr>
-          <w:ilvl w:val="0"/>
-          <w:numId w:val="1062"/>
-        </w:numPr>
-        <w:pStyle w:val="Compact"/>
-      </w:pPr>
-      <w:r>
-        <w:t xml:space="preserve">Use adequate security measures so that uninvited guests do not join your virtual space.</w:t>
-      </w:r>
-    </w:p>
-    <w:p>
-      <w:pPr>
-        <w:pStyle w:val="FirstParagraph"/>
-      </w:pPr>
-      <w:r>
-        <w:t xml:space="preserve">Not sharing your link publicly can be especially effective, but you may also want to use a password, if you do so, ensure that learners know where to find the password.</w:t>
-      </w:r>
-    </w:p>
-    <w:p>
-      <w:pPr>
-        <w:numPr>
-          <w:ilvl w:val="0"/>
-          <w:numId w:val="1063"/>
-        </w:numPr>
-        <w:pStyle w:val="Compact"/>
-      </w:pPr>
-      <w:r>
-        <w:t xml:space="preserve">Set up settings ahead of time if possible</w:t>
-      </w:r>
-    </w:p>
-    <w:p>
-      <w:pPr>
-        <w:pStyle w:val="FirstParagraph"/>
-      </w:pPr>
-      <w:r>
-        <w:t xml:space="preserve">Zoom allows you to set up settings like automatic recordings ahead of time.</w:t>
-      </w:r>
-    </w:p>
-    <w:p>
-      <w:pPr>
-        <w:numPr>
-          <w:ilvl w:val="0"/>
-          <w:numId w:val="1064"/>
-        </w:numPr>
-        <w:pStyle w:val="Compact"/>
-      </w:pPr>
-      <w:r>
-        <w:t xml:space="preserve">Have a plan for breakout rooms ahead of time.</w:t>
-      </w:r>
-    </w:p>
-    <w:p>
-      <w:pPr>
-        <w:pStyle w:val="FirstParagraph"/>
-      </w:pPr>
-      <w:r>
-        <w:t xml:space="preserve">If you plan to have breakout rooms for labs or other purposes, you can set these up in advance.</w:t>
-      </w:r>
-      <w:r>
-        <w:t xml:space="preserve"> </w:t>
-      </w:r>
-      <w:r>
-        <w:t xml:space="preserve">We highly suggest that you set them up with the option for people to change rooms. See Zoom’s</w:t>
-      </w:r>
-      <w:r>
-        <w:t xml:space="preserve"> </w:t>
-      </w:r>
-      <w:hyperlink r:id="rId315">
-        <w:r>
-          <w:rPr>
-            <w:rStyle w:val="Hyperlink"/>
-          </w:rPr>
-          <w:t xml:space="preserve">documentation on breakout rooms</w:t>
-        </w:r>
-      </w:hyperlink>
-      <w:r>
-        <w:t xml:space="preserve"> </w:t>
-      </w:r>
-      <w:r>
-        <w:t xml:space="preserve">or this</w:t>
-      </w:r>
-      <w:r>
-        <w:t xml:space="preserve"> </w:t>
-      </w:r>
-      <w:hyperlink r:id="rId316">
-        <w:r>
-          <w:rPr>
-            <w:rStyle w:val="Hyperlink"/>
-          </w:rPr>
-          <w:t xml:space="preserve">video on breakout rooms</w:t>
-        </w:r>
-      </w:hyperlink>
-      <w:r>
-        <w:t xml:space="preserve">.</w:t>
-      </w:r>
-    </w:p>
-    <w:p>
-      <w:pPr>
-        <w:pStyle w:val="BodyText"/>
-      </w:pPr>
-      <w:r>
-        <w:t xml:space="preserve">Be sure to provide guidance to learners about</w:t>
-      </w:r>
-      <w:r>
-        <w:t xml:space="preserve"> </w:t>
-      </w:r>
-      <w:hyperlink r:id="rId317">
-        <w:r>
-          <w:rPr>
-            <w:rStyle w:val="Hyperlink"/>
-          </w:rPr>
-          <w:t xml:space="preserve">changing rooms</w:t>
-        </w:r>
-      </w:hyperlink>
-      <w:r>
-        <w:t xml:space="preserve"> </w:t>
-      </w:r>
-      <w:r>
-        <w:t xml:space="preserve">if you make this an option.</w:t>
-      </w:r>
-    </w:p>
-    <w:p>
-      <w:pPr>
-        <w:numPr>
-          <w:ilvl w:val="0"/>
-          <w:numId w:val="1065"/>
-        </w:numPr>
-        <w:pStyle w:val="Compact"/>
-      </w:pPr>
-      <w:r>
-        <w:t xml:space="preserve">Set up polls ahead of time if possible</w:t>
-      </w:r>
-    </w:p>
-    <w:p>
-      <w:pPr>
-        <w:pStyle w:val="FirstParagraph"/>
-      </w:pPr>
-      <w:r>
-        <w:t xml:space="preserve">We often poll our learners on the first day to learn about their experience with topics and to learn about their interests. These can be set up in advance to save time. See this</w:t>
-      </w:r>
-      <w:r>
-        <w:t xml:space="preserve"> </w:t>
-      </w:r>
-      <w:hyperlink r:id="rId318">
-        <w:r>
-          <w:rPr>
-            <w:rStyle w:val="Hyperlink"/>
-          </w:rPr>
-          <w:t xml:space="preserve">video about setting up polls ahead of time.</w:t>
-        </w:r>
-      </w:hyperlink>
-    </w:p>
-    <w:p>
-      <w:pPr>
-        <w:pStyle w:val="BodyText"/>
-      </w:pPr>
-      <w:r>
-        <w:t xml:space="preserve">Pro tip: We suggest that you share your recordings on a Google Drive, so that you only have to share one link where people can find recordings, as you upload them to the drive.</w:t>
-      </w:r>
-    </w:p>
-    <w:bookmarkEnd w:id="319"/>
-    <w:bookmarkStart w:id="322" w:name="making-certificates"/>
-    <w:p>
-      <w:pPr>
-        <w:pStyle w:val="Heading3"/>
-      </w:pPr>
-      <w:r>
-        <w:rPr>
-          <w:rStyle w:val="SectionNumber"/>
-        </w:rPr>
-        <w:t xml:space="preserve">5.3.4</w:t>
-      </w:r>
-      <w:r>
-        <w:tab/>
-      </w:r>
-      <w:r>
-        <w:t xml:space="preserve">Making certificates</w:t>
-      </w:r>
-    </w:p>
-    <w:p>
-      <w:pPr>
-        <w:pStyle w:val="FirstParagraph"/>
-      </w:pPr>
-      <w:r>
-        <w:t xml:space="preserve">Certificates are generated in R using the</w:t>
-      </w:r>
-      <w:r>
-        <w:t xml:space="preserve"> </w:t>
-      </w:r>
-      <w:hyperlink r:id="rId320">
-        <w:r>
-          <w:rPr>
-            <w:rStyle w:val="VerbatimChar"/>
-          </w:rPr>
-          <w:t xml:space="preserve">certificate</w:t>
-        </w:r>
-        <w:r>
-          <w:rPr>
-            <w:rStyle w:val="Hyperlink"/>
-          </w:rPr>
-          <w:t xml:space="preserve"> </w:t>
-        </w:r>
-        <w:r>
-          <w:rPr>
-            <w:rStyle w:val="Hyperlink"/>
-          </w:rPr>
-          <w:t xml:space="preserve">package</w:t>
-        </w:r>
-      </w:hyperlink>
-      <w:r>
-        <w:t xml:space="preserve"> </w:t>
-      </w:r>
-      <w:r>
-        <w:t xml:space="preserve">and the</w:t>
-      </w:r>
-      <w:r>
-        <w:t xml:space="preserve"> </w:t>
-      </w:r>
-      <w:hyperlink r:id="rId321">
-        <w:r>
-          <w:rPr>
-            <w:rStyle w:val="VerbatimChar"/>
-          </w:rPr>
-          <w:t xml:space="preserve">googlesheets4</w:t>
-        </w:r>
-        <w:r>
-          <w:rPr>
-            <w:rStyle w:val="Hyperlink"/>
-          </w:rPr>
-          <w:t xml:space="preserve"> </w:t>
-        </w:r>
-        <w:r>
-          <w:rPr>
-            <w:rStyle w:val="Hyperlink"/>
-          </w:rPr>
-          <w:t xml:space="preserve">package</w:t>
-        </w:r>
-      </w:hyperlink>
-      <w:r>
-        <w:t xml:space="preserve"> </w:t>
-      </w:r>
-      <w:r>
-        <w:t xml:space="preserve">to programmatically generate certificates for each participant reading in a google sheet with all of their names.</w:t>
-      </w:r>
-    </w:p>
-    <w:p>
-      <w:pPr>
-        <w:pStyle w:val="BodyText"/>
-      </w:pPr>
-      <w:r>
-        <w:t xml:space="preserve">These are then manually signed.</w:t>
-      </w:r>
-    </w:p>
-    <w:bookmarkEnd w:id="322"/>
-    <w:bookmarkEnd w:id="323"/>
-    <w:bookmarkStart w:id="324" w:name="session-info-2"/>
-    <w:p>
-      <w:pPr>
-        <w:pStyle w:val="Heading2"/>
-      </w:pPr>
-      <w:r>
-        <w:rPr>
-          <w:rStyle w:val="SectionNumber"/>
-        </w:rPr>
-        <w:t xml:space="preserve">5.4</w:t>
-      </w:r>
-      <w:r>
-        <w:tab/>
-      </w:r>
-      <w:r>
-        <w:t xml:space="preserve">Session info</w:t>
-      </w:r>
-    </w:p>
-    <w:p>
-      <w:pPr>
-        <w:pStyle w:val="SourceCode"/>
-      </w:pPr>
-      <w:r>
-        <w:rPr>
-          <w:rStyle w:val="VerbatimChar"/>
-        </w:rPr>
-        <w:t xml:space="preserve">## R version 4.3.2 (2023-10-31)</w:t>
-      </w:r>
-      <w:r>
-        <w:br/>
-      </w:r>
-      <w:r>
-        <w:rPr>
-          <w:rStyle w:val="VerbatimChar"/>
-        </w:rPr>
-        <w:t xml:space="preserve">## Platform: x86_64-pc-linux-gnu (64-bit)</w:t>
-      </w:r>
-      <w:r>
-        <w:br/>
-      </w:r>
-      <w:r>
-        <w:rPr>
-          <w:rStyle w:val="VerbatimChar"/>
-        </w:rPr>
-        <w:t xml:space="preserve">## Running under: Ubuntu 22.04.4 LTS</w:t>
-      </w:r>
-      <w:r>
-        <w:br/>
-      </w:r>
-      <w:r>
-        <w:rPr>
-          <w:rStyle w:val="VerbatimChar"/>
-        </w:rPr>
-        <w:t xml:space="preserve">## </w:t>
-      </w:r>
-      <w:r>
-        <w:br/>
-      </w:r>
-      <w:r>
-        <w:rPr>
-          <w:rStyle w:val="VerbatimChar"/>
-        </w:rPr>
-        <w:t xml:space="preserve">## Matrix products: default</w:t>
-      </w:r>
-      <w:r>
-        <w:br/>
-      </w:r>
-      <w:r>
-        <w:rPr>
-          <w:rStyle w:val="VerbatimChar"/>
-        </w:rPr>
-        <w:t xml:space="preserve">## BLAS:   /usr/lib/x86_64-linux-gnu/openblas-pthread/libblas.so.3 </w:t>
-      </w:r>
-      <w:r>
-        <w:br/>
-      </w:r>
-      <w:r>
-        <w:rPr>
-          <w:rStyle w:val="VerbatimChar"/>
-        </w:rPr>
-        <w:t xml:space="preserve">## LAPACK: /usr/lib/x86_64-linux-gnu/openblas-pthread/libopenblasp-r0.3.20.so;  LAPACK version 3.10.0</w:t>
-      </w:r>
-      <w:r>
-        <w:br/>
-      </w:r>
-      <w:r>
-        <w:rPr>
-          <w:rStyle w:val="VerbatimChar"/>
-        </w:rPr>
-        <w:t xml:space="preserve">## </w:t>
-      </w:r>
-      <w:r>
-        <w:br/>
-      </w:r>
-      <w:r>
-        <w:rPr>
-          <w:rStyle w:val="VerbatimChar"/>
-        </w:rPr>
-        <w:t xml:space="preserve">## locale:</w:t>
-      </w:r>
-      <w:r>
-        <w:br/>
-      </w:r>
-      <w:r>
-        <w:rPr>
-          <w:rStyle w:val="VerbatimChar"/>
-        </w:rPr>
-        <w:t xml:space="preserve">##  [1] LC_CTYPE=en_US.UTF-8       LC_NUMERIC=C              </w:t>
-      </w:r>
-      <w:r>
-        <w:br/>
-      </w:r>
-      <w:r>
-        <w:rPr>
-          <w:rStyle w:val="VerbatimChar"/>
-        </w:rPr>
-        <w:t xml:space="preserve">##  [3] LC_TIME=en_US.UTF-8        LC_COLLATE=en_US.UTF-8    </w:t>
-      </w:r>
-      <w:r>
-        <w:br/>
-      </w:r>
-      <w:r>
-        <w:rPr>
-          <w:rStyle w:val="VerbatimChar"/>
-        </w:rPr>
-        <w:t xml:space="preserve">##  [5] LC_MONETARY=en_US.UTF-8    LC_MESSAGES=en_US.UTF-8   </w:t>
-      </w:r>
-      <w:r>
-        <w:br/>
-      </w:r>
-      <w:r>
-        <w:rPr>
-          <w:rStyle w:val="VerbatimChar"/>
-        </w:rPr>
-        <w:t xml:space="preserve">##  [7] LC_PAPER=en_US.UTF-8       LC_NAME=C                 </w:t>
-      </w:r>
-      <w:r>
-        <w:br/>
-      </w:r>
-      <w:r>
-        <w:rPr>
-          <w:rStyle w:val="VerbatimChar"/>
-        </w:rPr>
-        <w:t xml:space="preserve">##  [9] LC_ADDRESS=C               LC_TELEPHONE=C            </w:t>
-      </w:r>
-      <w:r>
-        <w:br/>
-      </w:r>
-      <w:r>
-        <w:rPr>
-          <w:rStyle w:val="VerbatimChar"/>
-        </w:rPr>
-        <w:t xml:space="preserve">## [11] LC_MEASUREMENT=en_US.UTF-8 LC_IDENTIFICATION=C       </w:t>
-      </w:r>
-      <w:r>
-        <w:br/>
-      </w:r>
-      <w:r>
-        <w:rPr>
-          <w:rStyle w:val="VerbatimChar"/>
-        </w:rPr>
-        <w:t xml:space="preserve">## </w:t>
-      </w:r>
-      <w:r>
-        <w:br/>
-      </w:r>
-      <w:r>
-        <w:rPr>
-          <w:rStyle w:val="VerbatimChar"/>
-        </w:rPr>
-        <w:t xml:space="preserve">## time zone: Etc/UTC</w:t>
-      </w:r>
-      <w:r>
-        <w:br/>
-      </w:r>
-      <w:r>
-        <w:rPr>
-          <w:rStyle w:val="VerbatimChar"/>
-        </w:rPr>
-        <w:t xml:space="preserve">## tzcode source: system (glibc)</w:t>
-      </w:r>
-      <w:r>
-        <w:br/>
-      </w:r>
-      <w:r>
-        <w:rPr>
-          <w:rStyle w:val="VerbatimChar"/>
-        </w:rPr>
-        <w:t xml:space="preserve">## </w:t>
-      </w:r>
-      <w:r>
-        <w:br/>
-      </w:r>
-      <w:r>
-        <w:rPr>
-          <w:rStyle w:val="VerbatimChar"/>
-        </w:rPr>
-        <w:t xml:space="preserve">## attached base packages:</w:t>
-      </w:r>
-      <w:r>
-        <w:br/>
-      </w:r>
-      <w:r>
-        <w:rPr>
-          <w:rStyle w:val="VerbatimChar"/>
-        </w:rPr>
-        <w:t xml:space="preserve">## [1] stats     graphics  grDevices utils     datasets  methods   base     </w:t>
-      </w:r>
-      <w:r>
-        <w:br/>
-      </w:r>
-      <w:r>
-        <w:rPr>
-          <w:rStyle w:val="VerbatimChar"/>
-        </w:rPr>
-        <w:t xml:space="preserve">## </w:t>
-      </w:r>
-      <w:r>
-        <w:br/>
-      </w:r>
-      <w:r>
-        <w:rPr>
-          <w:rStyle w:val="VerbatimChar"/>
-        </w:rPr>
-        <w:t xml:space="preserve">## loaded via a namespace (and not attached):</w:t>
-      </w:r>
-      <w:r>
-        <w:br/>
-      </w:r>
-      <w:r>
-        <w:rPr>
-          <w:rStyle w:val="VerbatimChar"/>
-        </w:rPr>
-        <w:t xml:space="preserve">##  [1] compiler_4.3.2  fastmap_1.1.1   bookdown_0.46   cli_3.6.5      </w:t>
-      </w:r>
-      <w:r>
-        <w:br/>
-      </w:r>
-      <w:r>
-        <w:rPr>
-          <w:rStyle w:val="VerbatimChar"/>
-        </w:rPr>
-        <w:t xml:space="preserve">##  [5] htmltools_0.5.7 tools_4.3.2     yaml_2.3.12     rmarkdown_2.25 </w:t>
-      </w:r>
-      <w:r>
-        <w:br/>
-      </w:r>
-      <w:r>
-        <w:rPr>
-          <w:rStyle w:val="VerbatimChar"/>
-        </w:rPr>
-        <w:t xml:space="preserve">##  [9] knitr_1.50      digest_0.6.34   xfun_0.55       rlang_1.1.6    </w:t>
-      </w:r>
-      <w:r>
-        <w:br/>
-      </w:r>
-      <w:r>
-        <w:rPr>
-          <w:rStyle w:val="VerbatimChar"/>
-        </w:rPr>
-        <w:t xml:space="preserve">## [13] evaluate_1.0.5</w:t>
-      </w:r>
-    </w:p>
-    <w:bookmarkEnd w:id="324"/>
-    <w:bookmarkEnd w:id="325"/>
-    <w:bookmarkStart w:id="336" w:name="about-the-authors"/>
-    <w:p>
-      <w:pPr>
-        <w:pStyle w:val="Heading1"/>
-      </w:pPr>
-      <w:r>
-        <w:t xml:space="preserve">About the Authors</w:t>
-      </w:r>
-    </w:p>
-    <w:p>
-      <w:pPr>
-        <w:pStyle w:val="FirstParagraph"/>
-      </w:pPr>
-      <w:r>
         <w:t xml:space="preserve">These credits are based on our</w:t>
       </w:r>
       <w:r>
         <w:t xml:space="preserve"> </w:t>
       </w:r>
-      <w:hyperlink r:id="rId326">
+      <w:hyperlink r:id="rId340">
         <w:r>
           <w:rPr>
             <w:rStyle w:val="Hyperlink"/>
@@ -13711,7 +14758,7 @@
               <w:pStyle w:val="Compact"/>
               <w:jc w:val="left"/>
             </w:pPr>
-            <w:hyperlink r:id="rId327">
+            <w:hyperlink r:id="rId341">
               <w:r>
                 <w:rPr>
                   <w:rStyle w:val="Hyperlink"/>
@@ -13742,7 +14789,7 @@
               <w:pStyle w:val="Compact"/>
               <w:jc w:val="left"/>
             </w:pPr>
-            <w:hyperlink r:id="rId328">
+            <w:hyperlink r:id="rId342">
               <w:r>
                 <w:rPr>
                   <w:rStyle w:val="Hyperlink"/>
@@ -13825,7 +14872,7 @@
               <w:pStyle w:val="Compact"/>
               <w:jc w:val="left"/>
             </w:pPr>
-            <w:hyperlink r:id="rId327">
+            <w:hyperlink r:id="rId341">
               <w:r>
                 <w:rPr>
                   <w:rStyle w:val="Hyperlink"/>
@@ -13908,7 +14955,7 @@
               <w:pStyle w:val="Compact"/>
               <w:jc w:val="left"/>
             </w:pPr>
-            <w:hyperlink r:id="rId327">
+            <w:hyperlink r:id="rId341">
               <w:r>
                 <w:rPr>
                   <w:rStyle w:val="Hyperlink"/>
@@ -13939,7 +14986,7 @@
               <w:pStyle w:val="Compact"/>
               <w:jc w:val="left"/>
             </w:pPr>
-            <w:hyperlink r:id="rId329">
+            <w:hyperlink r:id="rId343">
               <w:r>
                 <w:rPr>
                   <w:rStyle w:val="Hyperlink"/>
@@ -13953,7 +15000,7 @@
             <w:r>
               <w:t xml:space="preserve"> </w:t>
             </w:r>
-            <w:hyperlink r:id="rId327">
+            <w:hyperlink r:id="rId341">
               <w:r>
                 <w:rPr>
                   <w:rStyle w:val="Hyperlink"/>
@@ -13967,7 +15014,7 @@
             <w:r>
               <w:t xml:space="preserve"> </w:t>
             </w:r>
-            <w:hyperlink r:id="rId328">
+            <w:hyperlink r:id="rId342">
               <w:r>
                 <w:rPr>
                   <w:rStyle w:val="Hyperlink"/>
@@ -13998,7 +15045,7 @@
               <w:pStyle w:val="Compact"/>
               <w:jc w:val="left"/>
             </w:pPr>
-            <w:hyperlink r:id="rId329">
+            <w:hyperlink r:id="rId343">
               <w:r>
                 <w:rPr>
                   <w:rStyle w:val="Hyperlink"/>
@@ -14029,7 +15076,7 @@
               <w:pStyle w:val="Compact"/>
               <w:jc w:val="left"/>
             </w:pPr>
-            <w:hyperlink r:id="rId327">
+            <w:hyperlink r:id="rId341">
               <w:r>
                 <w:rPr>
                   <w:rStyle w:val="Hyperlink"/>
@@ -14043,7 +15090,7 @@
             <w:r>
               <w:t xml:space="preserve"> </w:t>
             </w:r>
-            <w:hyperlink r:id="rId328">
+            <w:hyperlink r:id="rId342">
               <w:r>
                 <w:rPr>
                   <w:rStyle w:val="Hyperlink"/>
@@ -14057,7 +15104,7 @@
             <w:r>
               <w:t xml:space="preserve"> </w:t>
             </w:r>
-            <w:hyperlink r:id="rId329">
+            <w:hyperlink r:id="rId343">
               <w:r>
                 <w:rPr>
                   <w:rStyle w:val="Hyperlink"/>
@@ -14071,7 +15118,7 @@
             <w:r>
               <w:t xml:space="preserve"> </w:t>
             </w:r>
-            <w:hyperlink r:id="rId330">
+            <w:hyperlink r:id="rId344">
               <w:r>
                 <w:rPr>
                   <w:rStyle w:val="Hyperlink"/>
@@ -14093,7 +15140,7 @@
             <w:r>
               <w:t xml:space="preserve">Package Developers (</w:t>
             </w:r>
-            <w:hyperlink r:id="rId331">
+            <w:hyperlink r:id="rId345">
               <w:r>
                 <w:rPr>
                   <w:rStyle w:val="Hyperlink"/>
@@ -14113,7 +15160,7 @@
               <w:pStyle w:val="Compact"/>
               <w:jc w:val="left"/>
             </w:pPr>
-            <w:hyperlink r:id="rId329">
+            <w:hyperlink r:id="rId343">
               <w:r>
                 <w:rPr>
                   <w:rStyle w:val="Hyperlink"/>
@@ -14127,7 +15174,7 @@
             <w:r>
               <w:t xml:space="preserve"> </w:t>
             </w:r>
-            <w:hyperlink r:id="rId328">
+            <w:hyperlink r:id="rId342">
               <w:r>
                 <w:rPr>
                   <w:rStyle w:val="Hyperlink"/>
@@ -14141,7 +15188,7 @@
             <w:r>
               <w:t xml:space="preserve"> </w:t>
             </w:r>
-            <w:hyperlink r:id="rId332">
+            <w:hyperlink r:id="rId346">
               <w:r>
                 <w:rPr>
                   <w:rStyle w:val="Hyperlink"/>
@@ -14155,7 +15202,7 @@
             <w:r>
               <w:t xml:space="preserve"> </w:t>
             </w:r>
-            <w:hyperlink r:id="rId333">
+            <w:hyperlink r:id="rId347">
               <w:r>
                 <w:rPr>
                   <w:rStyle w:val="Hyperlink"/>
@@ -14169,7 +15216,7 @@
             <w:r>
               <w:t xml:space="preserve"> </w:t>
             </w:r>
-            <w:hyperlink r:id="rId327">
+            <w:hyperlink r:id="rId341">
               <w:r>
                 <w:rPr>
                   <w:rStyle w:val="Hyperlink"/>
@@ -14183,7 +15230,7 @@
             <w:r>
               <w:t xml:space="preserve"> </w:t>
             </w:r>
-            <w:hyperlink r:id="rId334">
+            <w:hyperlink r:id="rId348">
               <w:r>
                 <w:rPr>
                   <w:rStyle w:val="Hyperlink"/>
@@ -14240,7 +15287,7 @@
               <w:pStyle w:val="Compact"/>
               <w:jc w:val="left"/>
             </w:pPr>
-            <w:hyperlink r:id="rId327">
+            <w:hyperlink r:id="rId341">
               <w:r>
                 <w:rPr>
                   <w:rStyle w:val="Hyperlink"/>
@@ -14254,7 +15301,7 @@
             <w:r>
               <w:t xml:space="preserve"> </w:t>
             </w:r>
-            <w:hyperlink r:id="rId335">
+            <w:hyperlink r:id="rId349">
               <w:r>
                 <w:rPr>
                   <w:rStyle w:val="Hyperlink"/>
@@ -14894,8 +15941,8 @@
         <w:t xml:space="preserve">## ──────────────────────────────────────────────────────────────────────────────</w:t>
       </w:r>
     </w:p>
-    <w:bookmarkEnd w:id="336"/>
-    <w:bookmarkStart w:id="337" w:name="references"/>
+    <w:bookmarkEnd w:id="350"/>
+    <w:bookmarkStart w:id="351" w:name="references"/>
     <w:p>
       <w:pPr>
         <w:pStyle w:val="Heading1"/>
@@ -14913,7 +15960,7 @@
         <w:t xml:space="preserve">References</w:t>
       </w:r>
     </w:p>
-    <w:bookmarkEnd w:id="337"/>
+    <w:bookmarkEnd w:id="351"/>
     <w:sectPr/>
   </w:body>
 </w:document>
@@ -15175,176 +16222,6 @@
     <w:lvl w:ilvl="8">
       <w:numFmt w:val="bullet"/>
       <w:lvlText w:val="•"/>
-      <w:lvlJc w:val="left"/>
-      <w:pPr>
-        <w:ind w:left="6480" w:hanging="480"/>
-      </w:pPr>
-    </w:lvl>
-  </w:abstractNum>
-  <w:abstractNum w:abstractNumId="99422">
-    <w:nsid w:val="A99422"/>
-    <w:multiLevelType w:val="multilevel"/>
-    <w:lvl w:ilvl="0">
-      <w:start w:val="2"/>
-      <w:numFmt w:val="decimal"/>
-      <w:lvlText w:val="%1)"/>
-      <w:lvlJc w:val="left"/>
-      <w:pPr>
-        <w:ind w:left="720" w:hanging="480"/>
-      </w:pPr>
-    </w:lvl>
-    <w:lvl w:ilvl="1">
-      <w:start w:val="2"/>
-      <w:numFmt w:val="decimal"/>
-      <w:lvlText w:val="%2)"/>
-      <w:lvlJc w:val="left"/>
-      <w:pPr>
-        <w:ind w:left="1440" w:hanging="480"/>
-      </w:pPr>
-    </w:lvl>
-    <w:lvl w:ilvl="2">
-      <w:start w:val="2"/>
-      <w:numFmt w:val="decimal"/>
-      <w:lvlText w:val="%3)"/>
-      <w:lvlJc w:val="left"/>
-      <w:pPr>
-        <w:ind w:left="2160" w:hanging="480"/>
-      </w:pPr>
-    </w:lvl>
-    <w:lvl w:ilvl="3">
-      <w:start w:val="2"/>
-      <w:numFmt w:val="decimal"/>
-      <w:lvlText w:val="%4)"/>
-      <w:lvlJc w:val="left"/>
-      <w:pPr>
-        <w:ind w:left="2880" w:hanging="480"/>
-      </w:pPr>
-    </w:lvl>
-    <w:lvl w:ilvl="4">
-      <w:start w:val="2"/>
-      <w:numFmt w:val="decimal"/>
-      <w:lvlText w:val="%5)"/>
-      <w:lvlJc w:val="left"/>
-      <w:pPr>
-        <w:ind w:left="3600" w:hanging="480"/>
-      </w:pPr>
-    </w:lvl>
-    <w:lvl w:ilvl="5">
-      <w:start w:val="2"/>
-      <w:numFmt w:val="decimal"/>
-      <w:lvlText w:val="%6)"/>
-      <w:lvlJc w:val="left"/>
-      <w:pPr>
-        <w:ind w:left="4320" w:hanging="480"/>
-      </w:pPr>
-    </w:lvl>
-    <w:lvl w:ilvl="6">
-      <w:start w:val="2"/>
-      <w:numFmt w:val="decimal"/>
-      <w:lvlText w:val="%7)"/>
-      <w:lvlJc w:val="left"/>
-      <w:pPr>
-        <w:ind w:left="5040" w:hanging="480"/>
-      </w:pPr>
-    </w:lvl>
-    <w:lvl w:ilvl="7">
-      <w:start w:val="2"/>
-      <w:numFmt w:val="decimal"/>
-      <w:lvlText w:val="%8)"/>
-      <w:lvlJc w:val="left"/>
-      <w:pPr>
-        <w:ind w:left="5760" w:hanging="480"/>
-      </w:pPr>
-    </w:lvl>
-    <w:lvl w:ilvl="8">
-      <w:start w:val="2"/>
-      <w:numFmt w:val="decimal"/>
-      <w:lvlText w:val="%9)"/>
-      <w:lvlJc w:val="left"/>
-      <w:pPr>
-        <w:ind w:left="6480" w:hanging="480"/>
-      </w:pPr>
-    </w:lvl>
-  </w:abstractNum>
-  <w:abstractNum w:abstractNumId="99423">
-    <w:nsid w:val="A99423"/>
-    <w:multiLevelType w:val="multilevel"/>
-    <w:lvl w:ilvl="0">
-      <w:start w:val="3"/>
-      <w:numFmt w:val="decimal"/>
-      <w:lvlText w:val="%1)"/>
-      <w:lvlJc w:val="left"/>
-      <w:pPr>
-        <w:ind w:left="720" w:hanging="480"/>
-      </w:pPr>
-    </w:lvl>
-    <w:lvl w:ilvl="1">
-      <w:start w:val="3"/>
-      <w:numFmt w:val="decimal"/>
-      <w:lvlText w:val="%2)"/>
-      <w:lvlJc w:val="left"/>
-      <w:pPr>
-        <w:ind w:left="1440" w:hanging="480"/>
-      </w:pPr>
-    </w:lvl>
-    <w:lvl w:ilvl="2">
-      <w:start w:val="3"/>
-      <w:numFmt w:val="decimal"/>
-      <w:lvlText w:val="%3)"/>
-      <w:lvlJc w:val="left"/>
-      <w:pPr>
-        <w:ind w:left="2160" w:hanging="480"/>
-      </w:pPr>
-    </w:lvl>
-    <w:lvl w:ilvl="3">
-      <w:start w:val="3"/>
-      <w:numFmt w:val="decimal"/>
-      <w:lvlText w:val="%4)"/>
-      <w:lvlJc w:val="left"/>
-      <w:pPr>
-        <w:ind w:left="2880" w:hanging="480"/>
-      </w:pPr>
-    </w:lvl>
-    <w:lvl w:ilvl="4">
-      <w:start w:val="3"/>
-      <w:numFmt w:val="decimal"/>
-      <w:lvlText w:val="%5)"/>
-      <w:lvlJc w:val="left"/>
-      <w:pPr>
-        <w:ind w:left="3600" w:hanging="480"/>
-      </w:pPr>
-    </w:lvl>
-    <w:lvl w:ilvl="5">
-      <w:start w:val="3"/>
-      <w:numFmt w:val="decimal"/>
-      <w:lvlText w:val="%6)"/>
-      <w:lvlJc w:val="left"/>
-      <w:pPr>
-        <w:ind w:left="4320" w:hanging="480"/>
-      </w:pPr>
-    </w:lvl>
-    <w:lvl w:ilvl="6">
-      <w:start w:val="3"/>
-      <w:numFmt w:val="decimal"/>
-      <w:lvlText w:val="%7)"/>
-      <w:lvlJc w:val="left"/>
-      <w:pPr>
-        <w:ind w:left="5040" w:hanging="480"/>
-      </w:pPr>
-    </w:lvl>
-    <w:lvl w:ilvl="7">
-      <w:start w:val="3"/>
-      <w:numFmt w:val="decimal"/>
-      <w:lvlText w:val="%8)"/>
-      <w:lvlJc w:val="left"/>
-      <w:pPr>
-        <w:ind w:left="5760" w:hanging="480"/>
-      </w:pPr>
-    </w:lvl>
-    <w:lvl w:ilvl="8">
-      <w:start w:val="3"/>
-      <w:numFmt w:val="decimal"/>
-      <w:lvlText w:val="%9)"/>
       <w:lvlJc w:val="left"/>
       <w:pPr>
         <w:ind w:left="6480" w:hanging="480"/>
@@ -16140,67 +17017,13 @@
     </w:lvlOverride>
   </w:num>
   <w:num w:numId="1049">
-    <w:abstractNumId w:val="99421"/>
-    <w:lvlOverride w:ilvl="0">
-      <w:startOverride w:val="1"/>
-    </w:lvlOverride>
-    <w:lvlOverride w:ilvl="1">
-      <w:startOverride w:val="1"/>
-    </w:lvlOverride>
-    <w:lvlOverride w:ilvl="2">
-      <w:startOverride w:val="1"/>
-    </w:lvlOverride>
-    <w:lvlOverride w:ilvl="3">
-      <w:startOverride w:val="1"/>
-    </w:lvlOverride>
-    <w:lvlOverride w:ilvl="4">
-      <w:startOverride w:val="1"/>
-    </w:lvlOverride>
-    <w:lvlOverride w:ilvl="5">
-      <w:startOverride w:val="1"/>
-    </w:lvlOverride>
-    <w:lvlOverride w:ilvl="6">
-      <w:startOverride w:val="1"/>
-    </w:lvlOverride>
-    <w:lvlOverride w:ilvl="7">
-      <w:startOverride w:val="1"/>
-    </w:lvlOverride>
-    <w:lvlOverride w:ilvl="8">
-      <w:startOverride w:val="1"/>
-    </w:lvlOverride>
+    <w:abstractNumId w:val="991"/>
   </w:num>
   <w:num w:numId="1050">
     <w:abstractNumId w:val="991"/>
   </w:num>
   <w:num w:numId="1051">
-    <w:abstractNumId w:val="99422"/>
-    <w:lvlOverride w:ilvl="0">
-      <w:startOverride w:val="2"/>
-    </w:lvlOverride>
-    <w:lvlOverride w:ilvl="1">
-      <w:startOverride w:val="2"/>
-    </w:lvlOverride>
-    <w:lvlOverride w:ilvl="2">
-      <w:startOverride w:val="2"/>
-    </w:lvlOverride>
-    <w:lvlOverride w:ilvl="3">
-      <w:startOverride w:val="2"/>
-    </w:lvlOverride>
-    <w:lvlOverride w:ilvl="4">
-      <w:startOverride w:val="2"/>
-    </w:lvlOverride>
-    <w:lvlOverride w:ilvl="5">
-      <w:startOverride w:val="2"/>
-    </w:lvlOverride>
-    <w:lvlOverride w:ilvl="6">
-      <w:startOverride w:val="2"/>
-    </w:lvlOverride>
-    <w:lvlOverride w:ilvl="7">
-      <w:startOverride w:val="2"/>
-    </w:lvlOverride>
-    <w:lvlOverride w:ilvl="8">
-      <w:startOverride w:val="2"/>
-    </w:lvlOverride>
+    <w:abstractNumId w:val="991"/>
   </w:num>
   <w:num w:numId="1052">
     <w:abstractNumId w:val="991"/>
@@ -16209,34 +17032,7 @@
     <w:abstractNumId w:val="991"/>
   </w:num>
   <w:num w:numId="1054">
-    <w:abstractNumId w:val="99423"/>
-    <w:lvlOverride w:ilvl="0">
-      <w:startOverride w:val="3"/>
-    </w:lvlOverride>
-    <w:lvlOverride w:ilvl="1">
-      <w:startOverride w:val="3"/>
-    </w:lvlOverride>
-    <w:lvlOverride w:ilvl="2">
-      <w:startOverride w:val="3"/>
-    </w:lvlOverride>
-    <w:lvlOverride w:ilvl="3">
-      <w:startOverride w:val="3"/>
-    </w:lvlOverride>
-    <w:lvlOverride w:ilvl="4">
-      <w:startOverride w:val="3"/>
-    </w:lvlOverride>
-    <w:lvlOverride w:ilvl="5">
-      <w:startOverride w:val="3"/>
-    </w:lvlOverride>
-    <w:lvlOverride w:ilvl="6">
-      <w:startOverride w:val="3"/>
-    </w:lvlOverride>
-    <w:lvlOverride w:ilvl="7">
-      <w:startOverride w:val="3"/>
-    </w:lvlOverride>
-    <w:lvlOverride w:ilvl="8">
-      <w:startOverride w:val="3"/>
-    </w:lvlOverride>
+    <w:abstractNumId w:val="991"/>
   </w:num>
   <w:num w:numId="1055">
     <w:abstractNumId w:val="991"/>
@@ -16302,34 +17098,7 @@
     </w:lvlOverride>
   </w:num>
   <w:num w:numId="1058">
-    <w:abstractNumId w:val="99422"/>
-    <w:lvlOverride w:ilvl="0">
-      <w:startOverride w:val="2"/>
-    </w:lvlOverride>
-    <w:lvlOverride w:ilvl="1">
-      <w:startOverride w:val="2"/>
-    </w:lvlOverride>
-    <w:lvlOverride w:ilvl="2">
-      <w:startOverride w:val="2"/>
-    </w:lvlOverride>
-    <w:lvlOverride w:ilvl="3">
-      <w:startOverride w:val="2"/>
-    </w:lvlOverride>
-    <w:lvlOverride w:ilvl="4">
-      <w:startOverride w:val="2"/>
-    </w:lvlOverride>
-    <w:lvlOverride w:ilvl="5">
-      <w:startOverride w:val="2"/>
-    </w:lvlOverride>
-    <w:lvlOverride w:ilvl="6">
-      <w:startOverride w:val="2"/>
-    </w:lvlOverride>
-    <w:lvlOverride w:ilvl="7">
-      <w:startOverride w:val="2"/>
-    </w:lvlOverride>
-    <w:lvlOverride w:ilvl="8">
-      <w:startOverride w:val="2"/>
-    </w:lvlOverride>
+    <w:abstractNumId w:val="991"/>
   </w:num>
   <w:num w:numId="1059">
     <w:abstractNumId w:val="991"/>

--- a/docs/daseh_guide.docx
+++ b/docs/daseh_guide.docx
@@ -13750,7 +13750,7 @@
     </w:p>
     <w:bookmarkEnd w:id="319"/>
     <w:bookmarkEnd w:id="320"/>
-    <w:bookmarkStart w:id="339" w:name="running-a-program-like-daseh"/>
+    <w:bookmarkStart w:id="341" w:name="running-a-program-like-daseh"/>
     <w:p>
       <w:pPr>
         <w:pStyle w:val="Heading1"/>
@@ -13866,7 +13866,7 @@
       </w:r>
     </w:p>
     <w:bookmarkEnd w:id="323"/>
-    <w:bookmarkStart w:id="337" w:name="tips-for-logistics"/>
+    <w:bookmarkStart w:id="339" w:name="tips-for-logistics"/>
     <w:p>
       <w:pPr>
         <w:pStyle w:val="Heading2"/>
@@ -13889,7 +13889,7 @@
         <w:pStyle w:val="FirstParagraph"/>
       </w:pPr>
       <w:r>
-        <w:t xml:space="preserve">The following are more extensive details and tips about the logistical aspects of planning courses, codeathons and learning programs that we learned from our experience teaching DaSEH and other educational activities.</w:t>
+        <w:t xml:space="preserve">The following are more extensive details and tips about the logistical aspects of planning courses, codeathons, and learning programs. These reflect our experience teaching DaSEH and other educational activities.</w:t>
       </w:r>
     </w:p>
     <w:bookmarkStart w:id="326" w:name="scheduling-considerations"/>
@@ -13915,7 +13915,7 @@
         <w:pStyle w:val="FirstParagraph"/>
       </w:pPr>
       <w:r>
-        <w:t xml:space="preserve">Our materials could be used as we have for a</w:t>
+        <w:t xml:space="preserve">Our materials could be used as-is for a</w:t>
       </w:r>
       <w:r>
         <w:t xml:space="preserve"> </w:t>
@@ -13946,7 +13946,7 @@
         </w:r>
       </w:hyperlink>
       <w:r>
-        <w:t xml:space="preserve">, or they could be used for an academic 8 or 16 week course, or some other configuration to suite your needs.</w:t>
+        <w:t xml:space="preserve">. They could also be used for an academic 8 or 16 week course, or some other configuration to suit your needs.</w:t>
       </w:r>
     </w:p>
     <w:p>
@@ -13975,7 +13975,7 @@
       </w:r>
     </w:p>
     <w:bookmarkEnd w:id="326"/>
-    <w:bookmarkStart w:id="327" w:name="considerations-for-event-spaces"/>
+    <w:bookmarkStart w:id="328" w:name="registering-learners"/>
     <w:p>
       <w:pPr>
         <w:pStyle w:val="Heading3"/>
@@ -13990,6 +13990,571 @@
         <w:tab/>
       </w:r>
       <w:r>
+        <w:t xml:space="preserve">Registering Learners</w:t>
+      </w:r>
+    </w:p>
+    <w:p>
+      <w:pPr>
+        <w:pStyle w:val="FirstParagraph"/>
+      </w:pPr>
+      <w:r>
+        <w:t xml:space="preserve">If you are working in a higher education setting, this might be handled through your registrar’s office. If however, you plan to run the program as independent professional development like DaSEH, you will need to collect applications/registrations. The DaSEH team uses Google Forms.</w:t>
+      </w:r>
+    </w:p>
+    <w:p>
+      <w:pPr>
+        <w:pStyle w:val="BodyText"/>
+      </w:pPr>
+      <w:r>
+        <w:t xml:space="preserve">Google Forms data can be exported into Google Sheets. We typically will add columns to keep track of applicant data.</w:t>
+      </w:r>
+    </w:p>
+    <w:p>
+      <w:pPr>
+        <w:pStyle w:val="BodyText"/>
+      </w:pPr>
+      <w:r>
+        <w:t xml:space="preserve">To screen applicants, we might add the following columns for evaluation:</w:t>
+      </w:r>
+    </w:p>
+    <w:p>
+      <w:pPr>
+        <w:numPr>
+          <w:ilvl w:val="0"/>
+          <w:numId w:val="1060"/>
+        </w:numPr>
+        <w:pStyle w:val="Compact"/>
+      </w:pPr>
+      <w:r>
+        <w:t xml:space="preserve">Interested in Environmental data? Y/N</w:t>
+      </w:r>
+    </w:p>
+    <w:p>
+      <w:pPr>
+        <w:numPr>
+          <w:ilvl w:val="0"/>
+          <w:numId w:val="1060"/>
+        </w:numPr>
+        <w:pStyle w:val="Compact"/>
+      </w:pPr>
+      <w:r>
+        <w:t xml:space="preserve">Access to similar training? Y/N</w:t>
+      </w:r>
+    </w:p>
+    <w:p>
+      <w:pPr>
+        <w:numPr>
+          <w:ilvl w:val="0"/>
+          <w:numId w:val="1060"/>
+        </w:numPr>
+        <w:pStyle w:val="Compact"/>
+      </w:pPr>
+      <w:r>
+        <w:t xml:space="preserve">Enthusiasm for learning R? Y/N</w:t>
+      </w:r>
+    </w:p>
+    <w:p>
+      <w:pPr>
+        <w:numPr>
+          <w:ilvl w:val="0"/>
+          <w:numId w:val="1060"/>
+        </w:numPr>
+        <w:pStyle w:val="Compact"/>
+      </w:pPr>
+      <w:r>
+        <w:t xml:space="preserve">Level of experience in R or similar</w:t>
+      </w:r>
+    </w:p>
+    <w:p>
+      <w:pPr>
+        <w:numPr>
+          <w:ilvl w:val="0"/>
+          <w:numId w:val="1060"/>
+        </w:numPr>
+        <w:pStyle w:val="Compact"/>
+      </w:pPr>
+      <w:r>
+        <w:t xml:space="preserve">Accept? Y/N</w:t>
+      </w:r>
+    </w:p>
+    <w:p>
+      <w:pPr>
+        <w:numPr>
+          <w:ilvl w:val="0"/>
+          <w:numId w:val="1060"/>
+        </w:numPr>
+        <w:pStyle w:val="Compact"/>
+      </w:pPr>
+      <w:r>
+        <w:t xml:space="preserve">Acceptance Reason</w:t>
+      </w:r>
+    </w:p>
+    <w:p>
+      <w:pPr>
+        <w:numPr>
+          <w:ilvl w:val="0"/>
+          <w:numId w:val="1060"/>
+        </w:numPr>
+        <w:pStyle w:val="Compact"/>
+      </w:pPr>
+      <w:r>
+        <w:t xml:space="preserve">Note</w:t>
+      </w:r>
+    </w:p>
+    <w:p>
+      <w:pPr>
+        <w:pStyle w:val="FirstParagraph"/>
+      </w:pPr>
+      <w:r>
+        <w:t xml:space="preserve">We might also keep track of the following metadata:</w:t>
+      </w:r>
+    </w:p>
+    <w:p>
+      <w:pPr>
+        <w:numPr>
+          <w:ilvl w:val="0"/>
+          <w:numId w:val="1061"/>
+        </w:numPr>
+        <w:pStyle w:val="Compact"/>
+      </w:pPr>
+      <w:r>
+        <w:t xml:space="preserve">Flags for follow-up (for example, we can’t support international travel)</w:t>
+      </w:r>
+    </w:p>
+    <w:p>
+      <w:pPr>
+        <w:numPr>
+          <w:ilvl w:val="0"/>
+          <w:numId w:val="1061"/>
+        </w:numPr>
+        <w:pStyle w:val="Compact"/>
+      </w:pPr>
+      <w:r>
+        <w:t xml:space="preserve">Who will follow up</w:t>
+      </w:r>
+    </w:p>
+    <w:p>
+      <w:pPr>
+        <w:numPr>
+          <w:ilvl w:val="0"/>
+          <w:numId w:val="1061"/>
+        </w:numPr>
+        <w:pStyle w:val="Compact"/>
+      </w:pPr>
+      <w:r>
+        <w:t xml:space="preserve">Follow-up sent date</w:t>
+      </w:r>
+    </w:p>
+    <w:p>
+      <w:pPr>
+        <w:numPr>
+          <w:ilvl w:val="0"/>
+          <w:numId w:val="1061"/>
+        </w:numPr>
+        <w:pStyle w:val="Compact"/>
+      </w:pPr>
+      <w:r>
+        <w:t xml:space="preserve">Applicant response received? Y/N</w:t>
+      </w:r>
+    </w:p>
+    <w:p>
+      <w:pPr>
+        <w:numPr>
+          <w:ilvl w:val="0"/>
+          <w:numId w:val="1061"/>
+        </w:numPr>
+        <w:pStyle w:val="Compact"/>
+      </w:pPr>
+      <w:r>
+        <w:t xml:space="preserve">Travel likely needed? Y/N</w:t>
+      </w:r>
+    </w:p>
+    <w:p>
+      <w:pPr>
+        <w:numPr>
+          <w:ilvl w:val="0"/>
+          <w:numId w:val="1061"/>
+        </w:numPr>
+        <w:pStyle w:val="Compact"/>
+      </w:pPr>
+      <w:r>
+        <w:t xml:space="preserve">Who will send accept/decline email &amp; confirmation link</w:t>
+      </w:r>
+    </w:p>
+    <w:p>
+      <w:pPr>
+        <w:numPr>
+          <w:ilvl w:val="0"/>
+          <w:numId w:val="1061"/>
+        </w:numPr>
+        <w:pStyle w:val="Compact"/>
+      </w:pPr>
+      <w:r>
+        <w:t xml:space="preserve">Accept/decline email sent date</w:t>
+      </w:r>
+    </w:p>
+    <w:p>
+      <w:pPr>
+        <w:numPr>
+          <w:ilvl w:val="0"/>
+          <w:numId w:val="1061"/>
+        </w:numPr>
+        <w:pStyle w:val="Compact"/>
+      </w:pPr>
+      <w:r>
+        <w:t xml:space="preserve">Confirmation form complete</w:t>
+      </w:r>
+    </w:p>
+    <w:p>
+      <w:pPr>
+        <w:numPr>
+          <w:ilvl w:val="0"/>
+          <w:numId w:val="1061"/>
+        </w:numPr>
+        <w:pStyle w:val="Compact"/>
+      </w:pPr>
+      <w:r>
+        <w:t xml:space="preserve">Travel Assistance Needed</w:t>
+      </w:r>
+    </w:p>
+    <w:p>
+      <w:pPr>
+        <w:numPr>
+          <w:ilvl w:val="0"/>
+          <w:numId w:val="1061"/>
+        </w:numPr>
+        <w:pStyle w:val="Compact"/>
+      </w:pPr>
+      <w:r>
+        <w:t xml:space="preserve">Follow-up sent about travel assistance</w:t>
+      </w:r>
+    </w:p>
+    <w:p>
+      <w:pPr>
+        <w:numPr>
+          <w:ilvl w:val="0"/>
+          <w:numId w:val="1061"/>
+        </w:numPr>
+        <w:pStyle w:val="Compact"/>
+      </w:pPr>
+      <w:r>
+        <w:t xml:space="preserve">FLIGHT (if applicable)</w:t>
+      </w:r>
+    </w:p>
+    <w:p>
+      <w:pPr>
+        <w:numPr>
+          <w:ilvl w:val="0"/>
+          <w:numId w:val="1061"/>
+        </w:numPr>
+        <w:pStyle w:val="Compact"/>
+      </w:pPr>
+      <w:r>
+        <w:t xml:space="preserve">HOTEL (if applicable)</w:t>
+      </w:r>
+    </w:p>
+    <w:p>
+      <w:pPr>
+        <w:numPr>
+          <w:ilvl w:val="0"/>
+          <w:numId w:val="1061"/>
+        </w:numPr>
+        <w:pStyle w:val="Compact"/>
+      </w:pPr>
+      <w:r>
+        <w:t xml:space="preserve">PARKING (if applicable)</w:t>
+      </w:r>
+    </w:p>
+    <w:p>
+      <w:pPr>
+        <w:numPr>
+          <w:ilvl w:val="0"/>
+          <w:numId w:val="1061"/>
+        </w:numPr>
+        <w:pStyle w:val="Compact"/>
+      </w:pPr>
+      <w:r>
+        <w:t xml:space="preserve">Status</w:t>
+      </w:r>
+    </w:p>
+    <w:p>
+      <w:pPr>
+        <w:numPr>
+          <w:ilvl w:val="0"/>
+          <w:numId w:val="1061"/>
+        </w:numPr>
+        <w:pStyle w:val="Compact"/>
+      </w:pPr>
+      <w:r>
+        <w:t xml:space="preserve">Status Note</w:t>
+      </w:r>
+    </w:p>
+    <w:p>
+      <w:pPr>
+        <w:pStyle w:val="FirstParagraph"/>
+      </w:pPr>
+      <w:r>
+        <w:t xml:space="preserve">See the</w:t>
+      </w:r>
+      <w:r>
+        <w:t xml:space="preserve"> </w:t>
+      </w:r>
+      <w:hyperlink r:id="rId327">
+        <w:r>
+          <w:rPr>
+            <w:rStyle w:val="Hyperlink"/>
+          </w:rPr>
+          <w:t xml:space="preserve">checklist above</w:t>
+        </w:r>
+      </w:hyperlink>
+      <w:r>
+        <w:t xml:space="preserve"> </w:t>
+      </w:r>
+      <w:r>
+        <w:t xml:space="preserve">for more details.</w:t>
+      </w:r>
+    </w:p>
+    <w:bookmarkEnd w:id="328"/>
+    <w:bookmarkStart w:id="334" w:name="virtual-set-up-considerations"/>
+    <w:p>
+      <w:pPr>
+        <w:pStyle w:val="Heading3"/>
+      </w:pPr>
+      <w:r>
+        <w:rPr>
+          <w:rStyle w:val="SectionNumber"/>
+        </w:rPr>
+        <w:t xml:space="preserve">5.3.3</w:t>
+      </w:r>
+      <w:r>
+        <w:tab/>
+      </w:r>
+      <w:r>
+        <w:t xml:space="preserve">Virtual Set Up Considerations</w:t>
+      </w:r>
+    </w:p>
+    <w:p>
+      <w:pPr>
+        <w:pStyle w:val="FirstParagraph"/>
+      </w:pPr>
+      <w:r>
+        <w:t xml:space="preserve">We personally like Zoom for teaching, but other virtual options could also work. If using Zoom or another platform, consider the following:</w:t>
+      </w:r>
+    </w:p>
+    <w:p>
+      <w:pPr>
+        <w:numPr>
+          <w:ilvl w:val="0"/>
+          <w:numId w:val="1062"/>
+        </w:numPr>
+        <w:pStyle w:val="Compact"/>
+      </w:pPr>
+      <w:r>
+        <w:rPr>
+          <w:bCs/>
+          <w:b/>
+        </w:rPr>
+        <w:t xml:space="preserve">Set up and send out your link in advance</w:t>
+      </w:r>
+      <w:r>
+        <w:t xml:space="preserve"> </w:t>
+      </w:r>
+      <w:r>
+        <w:t xml:space="preserve">so you can ensure learners know where to go. See this</w:t>
+      </w:r>
+      <w:r>
+        <w:t xml:space="preserve"> </w:t>
+      </w:r>
+      <w:hyperlink r:id="rId329">
+        <w:r>
+          <w:rPr>
+            <w:rStyle w:val="Hyperlink"/>
+          </w:rPr>
+          <w:t xml:space="preserve">documentation on scheduling Zoom meetings</w:t>
+        </w:r>
+      </w:hyperlink>
+      <w:r>
+        <w:t xml:space="preserve"> </w:t>
+      </w:r>
+      <w:r>
+        <w:t xml:space="preserve">for guidance.</w:t>
+      </w:r>
+    </w:p>
+    <w:p>
+      <w:pPr>
+        <w:pStyle w:val="FirstParagraph"/>
+      </w:pPr>
+      <w:r>
+        <w:t xml:space="preserve">Pro tip: Share the link with participants in an email and on Slack (if using) to connect with learners right before class sessions and day-of to help them know where to go. Share it in the calendar invite, if using.</w:t>
+      </w:r>
+    </w:p>
+    <w:p>
+      <w:pPr>
+        <w:numPr>
+          <w:ilvl w:val="0"/>
+          <w:numId w:val="1063"/>
+        </w:numPr>
+      </w:pPr>
+      <w:r>
+        <w:rPr>
+          <w:bCs/>
+          <w:b/>
+        </w:rPr>
+        <w:t xml:space="preserve">Use adequate security measures</w:t>
+      </w:r>
+      <w:r>
+        <w:t xml:space="preserve"> </w:t>
+      </w:r>
+      <w:r>
+        <w:t xml:space="preserve">so that uninvited guests do not join your virtual space. Not sharing your link publicly can be especially effective, but you may also want to use a password. If you do so, ensure that learners know where to find the password.</w:t>
+      </w:r>
+    </w:p>
+    <w:p>
+      <w:pPr>
+        <w:numPr>
+          <w:ilvl w:val="0"/>
+          <w:numId w:val="1063"/>
+        </w:numPr>
+      </w:pPr>
+      <w:r>
+        <w:rPr>
+          <w:bCs/>
+          <w:b/>
+        </w:rPr>
+        <w:t xml:space="preserve">Check settings ahead of time</w:t>
+      </w:r>
+      <w:r>
+        <w:t xml:space="preserve">. Zoom allows certain settings, like automatic recordings, to be set up ahead of time.</w:t>
+      </w:r>
+    </w:p>
+    <w:p>
+      <w:pPr>
+        <w:numPr>
+          <w:ilvl w:val="0"/>
+          <w:numId w:val="1063"/>
+        </w:numPr>
+      </w:pPr>
+      <w:r>
+        <w:rPr>
+          <w:bCs/>
+          <w:b/>
+        </w:rPr>
+        <w:t xml:space="preserve">Have a plan for breakout rooms</w:t>
+      </w:r>
+      <w:r>
+        <w:t xml:space="preserve"> </w:t>
+      </w:r>
+      <w:r>
+        <w:t xml:space="preserve">ahead of time. If you plan to have breakout rooms for labs or other purposes, you can set these up in advance. We highly suggest a set up with the option for people to change rooms. See Zoom’s</w:t>
+      </w:r>
+      <w:r>
+        <w:t xml:space="preserve"> </w:t>
+      </w:r>
+      <w:hyperlink r:id="rId330">
+        <w:r>
+          <w:rPr>
+            <w:rStyle w:val="Hyperlink"/>
+          </w:rPr>
+          <w:t xml:space="preserve">documentation on breakout rooms</w:t>
+        </w:r>
+      </w:hyperlink>
+      <w:r>
+        <w:t xml:space="preserve"> </w:t>
+      </w:r>
+      <w:r>
+        <w:t xml:space="preserve">or this</w:t>
+      </w:r>
+      <w:r>
+        <w:t xml:space="preserve"> </w:t>
+      </w:r>
+      <w:hyperlink r:id="rId331">
+        <w:r>
+          <w:rPr>
+            <w:rStyle w:val="Hyperlink"/>
+          </w:rPr>
+          <w:t xml:space="preserve">video on breakout rooms</w:t>
+        </w:r>
+      </w:hyperlink>
+      <w:r>
+        <w:t xml:space="preserve">. Be sure to provide guidance to learners about</w:t>
+      </w:r>
+      <w:r>
+        <w:t xml:space="preserve"> </w:t>
+      </w:r>
+      <w:hyperlink r:id="rId332">
+        <w:r>
+          <w:rPr>
+            <w:rStyle w:val="Hyperlink"/>
+          </w:rPr>
+          <w:t xml:space="preserve">changing rooms</w:t>
+        </w:r>
+      </w:hyperlink>
+      <w:r>
+        <w:t xml:space="preserve"> </w:t>
+      </w:r>
+      <w:r>
+        <w:t xml:space="preserve">if you make this an option.</w:t>
+      </w:r>
+    </w:p>
+    <w:p>
+      <w:pPr>
+        <w:numPr>
+          <w:ilvl w:val="0"/>
+          <w:numId w:val="1063"/>
+        </w:numPr>
+      </w:pPr>
+      <w:r>
+        <w:rPr>
+          <w:bCs/>
+          <w:b/>
+        </w:rPr>
+        <w:t xml:space="preserve">Set up polls ahead of time</w:t>
+      </w:r>
+      <w:r>
+        <w:t xml:space="preserve"> </w:t>
+      </w:r>
+      <w:r>
+        <w:t xml:space="preserve">if possible. We often poll our learners on the first day to learn about their experience with topics and to learn about their interests. These can be set up in advance to save time. See this</w:t>
+      </w:r>
+      <w:r>
+        <w:t xml:space="preserve"> </w:t>
+      </w:r>
+      <w:hyperlink r:id="rId333">
+        <w:r>
+          <w:rPr>
+            <w:rStyle w:val="Hyperlink"/>
+          </w:rPr>
+          <w:t xml:space="preserve">video about setting up polls ahead of time</w:t>
+        </w:r>
+      </w:hyperlink>
+      <w:r>
+        <w:t xml:space="preserve">.</w:t>
+      </w:r>
+    </w:p>
+    <w:p>
+      <w:pPr>
+        <w:pStyle w:val="FirstParagraph"/>
+      </w:pPr>
+      <w:r>
+        <w:t xml:space="preserve">Pro tip: We suggest that you share your recordings on a Google Drive, so that you only have to share one link where people can find recordings, as you upload them to the drive.</w:t>
+      </w:r>
+    </w:p>
+    <w:bookmarkEnd w:id="334"/>
+    <w:bookmarkStart w:id="335" w:name="considerations-for-event-spaces"/>
+    <w:p>
+      <w:pPr>
+        <w:pStyle w:val="Heading3"/>
+      </w:pPr>
+      <w:r>
+        <w:rPr>
+          <w:rStyle w:val="SectionNumber"/>
+        </w:rPr>
+        <w:t xml:space="preserve">5.3.4</w:t>
+      </w:r>
+      <w:r>
+        <w:tab/>
+      </w:r>
+      <w:r>
         <w:t xml:space="preserve">Considerations for Event Spaces</w:t>
       </w:r>
     </w:p>
@@ -13998,44 +14563,44 @@
         <w:pStyle w:val="FirstParagraph"/>
       </w:pPr>
       <w:r>
-        <w:t xml:space="preserve">There are 3 major things to consider for a DaSEH event space, if it is for an in person course or codeathon:</w:t>
-      </w:r>
-    </w:p>
-    <w:p>
-      <w:pPr>
-        <w:numPr>
-          <w:ilvl w:val="0"/>
-          <w:numId w:val="1060"/>
-        </w:numPr>
-      </w:pPr>
-      <w:r>
-        <w:t xml:space="preserve">Make sure the space that has adequate WIFI that you can make accessible to the participants.</w:t>
-      </w:r>
-    </w:p>
-    <w:p>
-      <w:pPr>
-        <w:numPr>
-          <w:ilvl w:val="0"/>
-          <w:numId w:val="1060"/>
-        </w:numPr>
-      </w:pPr>
-      <w:r>
-        <w:t xml:space="preserve">Make sure there are tabletops available for participants to place their laptops - or perhaps use a computer lab that has designated computers.</w:t>
-      </w:r>
-    </w:p>
-    <w:p>
-      <w:pPr>
-        <w:numPr>
-          <w:ilvl w:val="0"/>
-          <w:numId w:val="1060"/>
-        </w:numPr>
-      </w:pPr>
-      <w:r>
-        <w:t xml:space="preserve">Make sure there are enough outlets in the room or a plan for extension cords that will allow for learners to plug in their laptops.</w:t>
-      </w:r>
-    </w:p>
-    <w:bookmarkEnd w:id="327"/>
-    <w:bookmarkStart w:id="333" w:name="virtual-set-up-considerations"/>
+        <w:t xml:space="preserve">There are 3 major things to consider for a DaSEH event space, if it is for an in-person course or codeathon:</w:t>
+      </w:r>
+    </w:p>
+    <w:p>
+      <w:pPr>
+        <w:numPr>
+          <w:ilvl w:val="0"/>
+          <w:numId w:val="1064"/>
+        </w:numPr>
+      </w:pPr>
+      <w:r>
+        <w:t xml:space="preserve">Make sure the space that has adequate WiFi that you can make accessible to the participants.</w:t>
+      </w:r>
+    </w:p>
+    <w:p>
+      <w:pPr>
+        <w:numPr>
+          <w:ilvl w:val="0"/>
+          <w:numId w:val="1064"/>
+        </w:numPr>
+      </w:pPr>
+      <w:r>
+        <w:t xml:space="preserve">Make sure there are tabletops available for participants to place their laptops. Alternatively, use a computer lab that has designated computers.</w:t>
+      </w:r>
+    </w:p>
+    <w:p>
+      <w:pPr>
+        <w:numPr>
+          <w:ilvl w:val="0"/>
+          <w:numId w:val="1064"/>
+        </w:numPr>
+      </w:pPr>
+      <w:r>
+        <w:t xml:space="preserve">Make sure there are enough outlets in the room and/or make a plan for extension cords that will allow for learners to plug in their laptops.</w:t>
+      </w:r>
+    </w:p>
+    <w:bookmarkEnd w:id="335"/>
+    <w:bookmarkStart w:id="338" w:name="making-certificates"/>
     <w:p>
       <w:pPr>
         <w:pStyle w:val="Heading3"/>
@@ -14044,13 +14609,13 @@
         <w:rPr>
           <w:rStyle w:val="SectionNumber"/>
         </w:rPr>
-        <w:t xml:space="preserve">5.3.3</w:t>
+        <w:t xml:space="preserve">5.3.5</w:t>
       </w:r>
       <w:r>
         <w:tab/>
       </w:r>
       <w:r>
-        <w:t xml:space="preserve">Virtual Set Up Considerations</w:t>
+        <w:t xml:space="preserve">Making Certificates</w:t>
       </w:r>
     </w:p>
     <w:p>
@@ -14058,7 +14623,65 @@
         <w:pStyle w:val="FirstParagraph"/>
       </w:pPr>
       <w:r>
-        <w:t xml:space="preserve">We personally like Zoom for teaching, but other virtual options could also work.</w:t>
+        <w:t xml:space="preserve">Certificates are generated in R using the</w:t>
+      </w:r>
+      <w:r>
+        <w:t xml:space="preserve"> </w:t>
+      </w:r>
+      <w:hyperlink r:id="rId336">
+        <w:r>
+          <w:rPr>
+            <w:rStyle w:val="VerbatimChar"/>
+          </w:rPr>
+          <w:t xml:space="preserve">certificate</w:t>
+        </w:r>
+        <w:r>
+          <w:rPr>
+            <w:rStyle w:val="Hyperlink"/>
+          </w:rPr>
+          <w:t xml:space="preserve"> </w:t>
+        </w:r>
+        <w:r>
+          <w:rPr>
+            <w:rStyle w:val="Hyperlink"/>
+          </w:rPr>
+          <w:t xml:space="preserve">package</w:t>
+        </w:r>
+      </w:hyperlink>
+      <w:r>
+        <w:t xml:space="preserve"> </w:t>
+      </w:r>
+      <w:r>
+        <w:t xml:space="preserve">and the</w:t>
+      </w:r>
+      <w:r>
+        <w:t xml:space="preserve"> </w:t>
+      </w:r>
+      <w:hyperlink r:id="rId337">
+        <w:r>
+          <w:rPr>
+            <w:rStyle w:val="VerbatimChar"/>
+          </w:rPr>
+          <w:t xml:space="preserve">googlesheets4</w:t>
+        </w:r>
+        <w:r>
+          <w:rPr>
+            <w:rStyle w:val="Hyperlink"/>
+          </w:rPr>
+          <w:t xml:space="preserve"> </w:t>
+        </w:r>
+        <w:r>
+          <w:rPr>
+            <w:rStyle w:val="Hyperlink"/>
+          </w:rPr>
+          <w:t xml:space="preserve">package</w:t>
+        </w:r>
+      </w:hyperlink>
+      <w:r>
+        <w:t xml:space="preserve"> </w:t>
+      </w:r>
+      <w:r>
+        <w:t xml:space="preserve">to programmatically generate certificates for each participant reading in a google sheet with all of their names.</w:t>
       </w:r>
     </w:p>
     <w:p>
@@ -14066,568 +14689,277 @@
         <w:pStyle w:val="BodyText"/>
       </w:pPr>
       <w:r>
-        <w:t xml:space="preserve">If using Zoom or another platform, consider the following:</w:t>
-      </w:r>
-    </w:p>
-    <w:p>
-      <w:pPr>
-        <w:numPr>
-          <w:ilvl w:val="0"/>
-          <w:numId w:val="1061"/>
-        </w:numPr>
-        <w:pStyle w:val="Compact"/>
-      </w:pPr>
-      <w:r>
-        <w:t xml:space="preserve">Set up and send out your link in advance so you can ensure learners know where to go. See this</w:t>
-      </w:r>
-      <w:r>
-        <w:t xml:space="preserve"> </w:t>
-      </w:r>
-      <w:hyperlink r:id="rId328">
-        <w:r>
-          <w:rPr>
-            <w:rStyle w:val="Hyperlink"/>
-          </w:rPr>
-          <w:t xml:space="preserve">documentation on scheduling Zoom meetings</w:t>
-        </w:r>
-      </w:hyperlink>
-      <w:r>
-        <w:t xml:space="preserve"> </w:t>
-      </w:r>
-      <w:r>
-        <w:t xml:space="preserve">for guidance.</w:t>
-      </w:r>
-    </w:p>
-    <w:p>
-      <w:pPr>
-        <w:pStyle w:val="FirstParagraph"/>
-      </w:pPr>
-      <w:r>
-        <w:t xml:space="preserve">Pro tip: Share the link in an email and on Slack or other platforms to connect with learners right before and the day of as well to help them know where to go. Also share it in the calendar invite.</w:t>
-      </w:r>
-    </w:p>
-    <w:p>
-      <w:pPr>
-        <w:numPr>
-          <w:ilvl w:val="0"/>
-          <w:numId w:val="1062"/>
-        </w:numPr>
-        <w:pStyle w:val="Compact"/>
-      </w:pPr>
-      <w:r>
-        <w:t xml:space="preserve">Use adequate security measures so that uninvited guests do not join your virtual space.</w:t>
-      </w:r>
-    </w:p>
-    <w:p>
-      <w:pPr>
-        <w:pStyle w:val="FirstParagraph"/>
-      </w:pPr>
-      <w:r>
-        <w:t xml:space="preserve">Not sharing your link publicly can be especially effective, but you may also want to use a password, if you do so, ensure that learners know where to find the password.</w:t>
-      </w:r>
-    </w:p>
-    <w:p>
-      <w:pPr>
-        <w:numPr>
-          <w:ilvl w:val="0"/>
-          <w:numId w:val="1063"/>
-        </w:numPr>
-        <w:pStyle w:val="Compact"/>
-      </w:pPr>
-      <w:r>
-        <w:t xml:space="preserve">Set up settings ahead of time if possible</w:t>
-      </w:r>
-    </w:p>
-    <w:p>
-      <w:pPr>
-        <w:pStyle w:val="FirstParagraph"/>
-      </w:pPr>
-      <w:r>
-        <w:t xml:space="preserve">Zoom allows you to set up settings like automatic recordings ahead of time.</w:t>
-      </w:r>
-    </w:p>
-    <w:p>
-      <w:pPr>
-        <w:numPr>
-          <w:ilvl w:val="0"/>
-          <w:numId w:val="1064"/>
-        </w:numPr>
-        <w:pStyle w:val="Compact"/>
-      </w:pPr>
-      <w:r>
-        <w:t xml:space="preserve">Have a plan for breakout rooms ahead of time.</w:t>
-      </w:r>
-    </w:p>
-    <w:p>
-      <w:pPr>
-        <w:pStyle w:val="FirstParagraph"/>
-      </w:pPr>
-      <w:r>
-        <w:t xml:space="preserve">If you plan to have breakout rooms for labs or other purposes, you can set these up in advance.</w:t>
-      </w:r>
-      <w:r>
-        <w:t xml:space="preserve"> </w:t>
-      </w:r>
-      <w:r>
-        <w:t xml:space="preserve">We highly suggest that you set them up with the option for people to change rooms. See Zoom’s</w:t>
-      </w:r>
-      <w:r>
-        <w:t xml:space="preserve"> </w:t>
-      </w:r>
-      <w:hyperlink r:id="rId329">
-        <w:r>
-          <w:rPr>
-            <w:rStyle w:val="Hyperlink"/>
-          </w:rPr>
-          <w:t xml:space="preserve">documentation on breakout rooms</w:t>
-        </w:r>
-      </w:hyperlink>
-      <w:r>
-        <w:t xml:space="preserve"> </w:t>
-      </w:r>
-      <w:r>
-        <w:t xml:space="preserve">or this</w:t>
-      </w:r>
-      <w:r>
-        <w:t xml:space="preserve"> </w:t>
-      </w:r>
-      <w:hyperlink r:id="rId330">
-        <w:r>
-          <w:rPr>
-            <w:rStyle w:val="Hyperlink"/>
-          </w:rPr>
-          <w:t xml:space="preserve">video on breakout rooms</w:t>
-        </w:r>
-      </w:hyperlink>
-      <w:r>
-        <w:t xml:space="preserve">.</w:t>
-      </w:r>
-    </w:p>
-    <w:p>
-      <w:pPr>
-        <w:pStyle w:val="BodyText"/>
-      </w:pPr>
-      <w:r>
-        <w:t xml:space="preserve">Be sure to provide guidance to learners about</w:t>
-      </w:r>
-      <w:r>
-        <w:t xml:space="preserve"> </w:t>
-      </w:r>
-      <w:hyperlink r:id="rId331">
-        <w:r>
-          <w:rPr>
-            <w:rStyle w:val="Hyperlink"/>
-          </w:rPr>
-          <w:t xml:space="preserve">changing rooms</w:t>
-        </w:r>
-      </w:hyperlink>
-      <w:r>
-        <w:t xml:space="preserve"> </w:t>
-      </w:r>
-      <w:r>
-        <w:t xml:space="preserve">if you make this an option.</w:t>
-      </w:r>
-    </w:p>
-    <w:p>
-      <w:pPr>
-        <w:numPr>
-          <w:ilvl w:val="0"/>
-          <w:numId w:val="1065"/>
-        </w:numPr>
-        <w:pStyle w:val="Compact"/>
-      </w:pPr>
-      <w:r>
-        <w:t xml:space="preserve">Set up polls ahead of time if possible</w:t>
-      </w:r>
-    </w:p>
-    <w:p>
-      <w:pPr>
-        <w:pStyle w:val="FirstParagraph"/>
-      </w:pPr>
-      <w:r>
-        <w:t xml:space="preserve">We often poll our learners on the first day to learn about their experience with topics and to learn about their interests. These can be set up in advance to save time. See this</w:t>
-      </w:r>
-      <w:r>
-        <w:t xml:space="preserve"> </w:t>
-      </w:r>
-      <w:hyperlink r:id="rId332">
-        <w:r>
-          <w:rPr>
-            <w:rStyle w:val="Hyperlink"/>
-          </w:rPr>
-          <w:t xml:space="preserve">video about setting up polls ahead of time.</w:t>
-        </w:r>
-      </w:hyperlink>
-    </w:p>
-    <w:p>
-      <w:pPr>
-        <w:pStyle w:val="BodyText"/>
-      </w:pPr>
-      <w:r>
-        <w:t xml:space="preserve">Pro tip: We suggest that you share your recordings on a Google Drive, so that you only have to share one link where people can find recordings, as you upload them to the drive.</w:t>
-      </w:r>
-    </w:p>
-    <w:bookmarkEnd w:id="333"/>
-    <w:bookmarkStart w:id="336" w:name="making-certificates"/>
-    <w:p>
-      <w:pPr>
-        <w:pStyle w:val="Heading3"/>
-      </w:pPr>
-      <w:r>
-        <w:rPr>
-          <w:rStyle w:val="SectionNumber"/>
-        </w:rPr>
-        <w:t xml:space="preserve">5.3.4</w:t>
-      </w:r>
-      <w:r>
-        <w:tab/>
-      </w:r>
-      <w:r>
-        <w:t xml:space="preserve">Making certificates</w:t>
-      </w:r>
-    </w:p>
-    <w:p>
-      <w:pPr>
-        <w:pStyle w:val="FirstParagraph"/>
-      </w:pPr>
-      <w:r>
-        <w:t xml:space="preserve">Certificates are generated in R using the</w:t>
-      </w:r>
-      <w:r>
-        <w:t xml:space="preserve"> </w:t>
-      </w:r>
-      <w:hyperlink r:id="rId334">
-        <w:r>
-          <w:rPr>
-            <w:rStyle w:val="VerbatimChar"/>
-          </w:rPr>
-          <w:t xml:space="preserve">certificate</w:t>
-        </w:r>
-        <w:r>
-          <w:rPr>
-            <w:rStyle w:val="Hyperlink"/>
-          </w:rPr>
-          <w:t xml:space="preserve"> </w:t>
-        </w:r>
-        <w:r>
-          <w:rPr>
-            <w:rStyle w:val="Hyperlink"/>
-          </w:rPr>
-          <w:t xml:space="preserve">package</w:t>
-        </w:r>
-      </w:hyperlink>
-      <w:r>
-        <w:t xml:space="preserve"> </w:t>
-      </w:r>
-      <w:r>
-        <w:t xml:space="preserve">and the</w:t>
-      </w:r>
-      <w:r>
-        <w:t xml:space="preserve"> </w:t>
-      </w:r>
-      <w:hyperlink r:id="rId335">
-        <w:r>
-          <w:rPr>
-            <w:rStyle w:val="VerbatimChar"/>
-          </w:rPr>
-          <w:t xml:space="preserve">googlesheets4</w:t>
-        </w:r>
-        <w:r>
-          <w:rPr>
-            <w:rStyle w:val="Hyperlink"/>
-          </w:rPr>
-          <w:t xml:space="preserve"> </w:t>
-        </w:r>
-        <w:r>
-          <w:rPr>
-            <w:rStyle w:val="Hyperlink"/>
-          </w:rPr>
-          <w:t xml:space="preserve">package</w:t>
-        </w:r>
-      </w:hyperlink>
-      <w:r>
-        <w:t xml:space="preserve"> </w:t>
-      </w:r>
-      <w:r>
-        <w:t xml:space="preserve">to programmatically generate certificates for each participant reading in a google sheet with all of their names.</w:t>
-      </w:r>
-    </w:p>
-    <w:p>
-      <w:pPr>
-        <w:pStyle w:val="BodyText"/>
-      </w:pPr>
-      <w:r>
-        <w:t xml:space="preserve">These are then manually signed.</w:t>
-      </w:r>
-    </w:p>
-    <w:bookmarkEnd w:id="336"/>
-    <w:bookmarkEnd w:id="337"/>
-    <w:bookmarkStart w:id="338" w:name="session-info-2"/>
-    <w:p>
-      <w:pPr>
-        <w:pStyle w:val="Heading2"/>
-      </w:pPr>
-      <w:r>
-        <w:rPr>
-          <w:rStyle w:val="SectionNumber"/>
-        </w:rPr>
-        <w:t xml:space="preserve">5.4</w:t>
-      </w:r>
-      <w:r>
-        <w:tab/>
-      </w:r>
-      <w:r>
-        <w:t xml:space="preserve">Session info</w:t>
-      </w:r>
-    </w:p>
-    <w:p>
-      <w:pPr>
-        <w:pStyle w:val="SourceCode"/>
-      </w:pPr>
-      <w:r>
-        <w:rPr>
-          <w:rStyle w:val="VerbatimChar"/>
-        </w:rPr>
-        <w:t xml:space="preserve">## R version 4.3.2 (2023-10-31)</w:t>
-      </w:r>
-      <w:r>
-        <w:br/>
-      </w:r>
-      <w:r>
-        <w:rPr>
-          <w:rStyle w:val="VerbatimChar"/>
-        </w:rPr>
-        <w:t xml:space="preserve">## Platform: x86_64-pc-linux-gnu (64-bit)</w:t>
-      </w:r>
-      <w:r>
-        <w:br/>
-      </w:r>
-      <w:r>
-        <w:rPr>
-          <w:rStyle w:val="VerbatimChar"/>
-        </w:rPr>
-        <w:t xml:space="preserve">## Running under: Ubuntu 22.04.4 LTS</w:t>
-      </w:r>
-      <w:r>
-        <w:br/>
-      </w:r>
-      <w:r>
-        <w:rPr>
-          <w:rStyle w:val="VerbatimChar"/>
-        </w:rPr>
-        <w:t xml:space="preserve">## </w:t>
-      </w:r>
-      <w:r>
-        <w:br/>
-      </w:r>
-      <w:r>
-        <w:rPr>
-          <w:rStyle w:val="VerbatimChar"/>
-        </w:rPr>
-        <w:t xml:space="preserve">## Matrix products: default</w:t>
-      </w:r>
-      <w:r>
-        <w:br/>
-      </w:r>
-      <w:r>
-        <w:rPr>
-          <w:rStyle w:val="VerbatimChar"/>
-        </w:rPr>
-        <w:t xml:space="preserve">## BLAS:   /usr/lib/x86_64-linux-gnu/openblas-pthread/libblas.so.3 </w:t>
-      </w:r>
-      <w:r>
-        <w:br/>
-      </w:r>
-      <w:r>
-        <w:rPr>
-          <w:rStyle w:val="VerbatimChar"/>
-        </w:rPr>
-        <w:t xml:space="preserve">## LAPACK: /usr/lib/x86_64-linux-gnu/openblas-pthread/libopenblasp-r0.3.20.so;  LAPACK version 3.10.0</w:t>
-      </w:r>
-      <w:r>
-        <w:br/>
-      </w:r>
-      <w:r>
-        <w:rPr>
-          <w:rStyle w:val="VerbatimChar"/>
-        </w:rPr>
-        <w:t xml:space="preserve">## </w:t>
-      </w:r>
-      <w:r>
-        <w:br/>
-      </w:r>
-      <w:r>
-        <w:rPr>
-          <w:rStyle w:val="VerbatimChar"/>
-        </w:rPr>
-        <w:t xml:space="preserve">## locale:</w:t>
-      </w:r>
-      <w:r>
-        <w:br/>
-      </w:r>
-      <w:r>
-        <w:rPr>
-          <w:rStyle w:val="VerbatimChar"/>
-        </w:rPr>
-        <w:t xml:space="preserve">##  [1] LC_CTYPE=en_US.UTF-8       LC_NUMERIC=C              </w:t>
-      </w:r>
-      <w:r>
-        <w:br/>
-      </w:r>
-      <w:r>
-        <w:rPr>
-          <w:rStyle w:val="VerbatimChar"/>
-        </w:rPr>
-        <w:t xml:space="preserve">##  [3] LC_TIME=en_US.UTF-8        LC_COLLATE=en_US.UTF-8    </w:t>
-      </w:r>
-      <w:r>
-        <w:br/>
-      </w:r>
-      <w:r>
-        <w:rPr>
-          <w:rStyle w:val="VerbatimChar"/>
-        </w:rPr>
-        <w:t xml:space="preserve">##  [5] LC_MONETARY=en_US.UTF-8    LC_MESSAGES=en_US.UTF-8   </w:t>
-      </w:r>
-      <w:r>
-        <w:br/>
-      </w:r>
-      <w:r>
-        <w:rPr>
-          <w:rStyle w:val="VerbatimChar"/>
-        </w:rPr>
-        <w:t xml:space="preserve">##  [7] LC_PAPER=en_US.UTF-8       LC_NAME=C                 </w:t>
-      </w:r>
-      <w:r>
-        <w:br/>
-      </w:r>
-      <w:r>
-        <w:rPr>
-          <w:rStyle w:val="VerbatimChar"/>
-        </w:rPr>
-        <w:t xml:space="preserve">##  [9] LC_ADDRESS=C               LC_TELEPHONE=C            </w:t>
-      </w:r>
-      <w:r>
-        <w:br/>
-      </w:r>
-      <w:r>
-        <w:rPr>
-          <w:rStyle w:val="VerbatimChar"/>
-        </w:rPr>
-        <w:t xml:space="preserve">## [11] LC_MEASUREMENT=en_US.UTF-8 LC_IDENTIFICATION=C       </w:t>
-      </w:r>
-      <w:r>
-        <w:br/>
-      </w:r>
-      <w:r>
-        <w:rPr>
-          <w:rStyle w:val="VerbatimChar"/>
-        </w:rPr>
-        <w:t xml:space="preserve">## </w:t>
-      </w:r>
-      <w:r>
-        <w:br/>
-      </w:r>
-      <w:r>
-        <w:rPr>
-          <w:rStyle w:val="VerbatimChar"/>
-        </w:rPr>
-        <w:t xml:space="preserve">## time zone: Etc/UTC</w:t>
-      </w:r>
-      <w:r>
-        <w:br/>
-      </w:r>
-      <w:r>
-        <w:rPr>
-          <w:rStyle w:val="VerbatimChar"/>
-        </w:rPr>
-        <w:t xml:space="preserve">## tzcode source: system (glibc)</w:t>
-      </w:r>
-      <w:r>
-        <w:br/>
-      </w:r>
-      <w:r>
-        <w:rPr>
-          <w:rStyle w:val="VerbatimChar"/>
-        </w:rPr>
-        <w:t xml:space="preserve">## </w:t>
-      </w:r>
-      <w:r>
-        <w:br/>
-      </w:r>
-      <w:r>
-        <w:rPr>
-          <w:rStyle w:val="VerbatimChar"/>
-        </w:rPr>
-        <w:t xml:space="preserve">## attached base packages:</w:t>
-      </w:r>
-      <w:r>
-        <w:br/>
-      </w:r>
-      <w:r>
-        <w:rPr>
-          <w:rStyle w:val="VerbatimChar"/>
-        </w:rPr>
-        <w:t xml:space="preserve">## [1] stats     graphics  grDevices utils     datasets  methods   base     </w:t>
-      </w:r>
-      <w:r>
-        <w:br/>
-      </w:r>
-      <w:r>
-        <w:rPr>
-          <w:rStyle w:val="VerbatimChar"/>
-        </w:rPr>
-        <w:t xml:space="preserve">## </w:t>
-      </w:r>
-      <w:r>
-        <w:br/>
-      </w:r>
-      <w:r>
-        <w:rPr>
-          <w:rStyle w:val="VerbatimChar"/>
-        </w:rPr>
-        <w:t xml:space="preserve">## loaded via a namespace (and not attached):</w:t>
-      </w:r>
-      <w:r>
-        <w:br/>
-      </w:r>
-      <w:r>
-        <w:rPr>
-          <w:rStyle w:val="VerbatimChar"/>
-        </w:rPr>
-        <w:t xml:space="preserve">##  [1] compiler_4.3.2  fastmap_1.1.1   bookdown_0.46   cli_3.6.5      </w:t>
-      </w:r>
-      <w:r>
-        <w:br/>
-      </w:r>
-      <w:r>
-        <w:rPr>
-          <w:rStyle w:val="VerbatimChar"/>
-        </w:rPr>
-        <w:t xml:space="preserve">##  [5] htmltools_0.5.7 tools_4.3.2     yaml_2.3.12     rmarkdown_2.25 </w:t>
-      </w:r>
-      <w:r>
-        <w:br/>
-      </w:r>
-      <w:r>
-        <w:rPr>
-          <w:rStyle w:val="VerbatimChar"/>
-        </w:rPr>
-        <w:t xml:space="preserve">##  [9] knitr_1.50      digest_0.6.34   xfun_0.55       rlang_1.1.6    </w:t>
-      </w:r>
-      <w:r>
-        <w:br/>
-      </w:r>
-      <w:r>
-        <w:rPr>
-          <w:rStyle w:val="VerbatimChar"/>
-        </w:rPr>
-        <w:t xml:space="preserve">## [13] evaluate_1.0.5</w:t>
+        <w:t xml:space="preserve">These are then manually signed and emailed.</w:t>
       </w:r>
     </w:p>
     <w:bookmarkEnd w:id="338"/>
     <w:bookmarkEnd w:id="339"/>
-    <w:bookmarkStart w:id="350" w:name="about-the-authors"/>
+    <w:bookmarkStart w:id="340" w:name="session-info-2"/>
+    <w:p>
+      <w:pPr>
+        <w:pStyle w:val="Heading2"/>
+      </w:pPr>
+      <w:r>
+        <w:rPr>
+          <w:rStyle w:val="SectionNumber"/>
+        </w:rPr>
+        <w:t xml:space="preserve">5.4</w:t>
+      </w:r>
+      <w:r>
+        <w:tab/>
+      </w:r>
+      <w:r>
+        <w:t xml:space="preserve">Session info</w:t>
+      </w:r>
+    </w:p>
+    <w:p>
+      <w:pPr>
+        <w:pStyle w:val="SourceCode"/>
+      </w:pPr>
+      <w:r>
+        <w:rPr>
+          <w:rStyle w:val="VerbatimChar"/>
+        </w:rPr>
+        <w:t xml:space="preserve">## R version 4.3.2 (2023-10-31)</w:t>
+      </w:r>
+      <w:r>
+        <w:br/>
+      </w:r>
+      <w:r>
+        <w:rPr>
+          <w:rStyle w:val="VerbatimChar"/>
+        </w:rPr>
+        <w:t xml:space="preserve">## Platform: x86_64-pc-linux-gnu (64-bit)</w:t>
+      </w:r>
+      <w:r>
+        <w:br/>
+      </w:r>
+      <w:r>
+        <w:rPr>
+          <w:rStyle w:val="VerbatimChar"/>
+        </w:rPr>
+        <w:t xml:space="preserve">## Running under: Ubuntu 22.04.4 LTS</w:t>
+      </w:r>
+      <w:r>
+        <w:br/>
+      </w:r>
+      <w:r>
+        <w:rPr>
+          <w:rStyle w:val="VerbatimChar"/>
+        </w:rPr>
+        <w:t xml:space="preserve">## </w:t>
+      </w:r>
+      <w:r>
+        <w:br/>
+      </w:r>
+      <w:r>
+        <w:rPr>
+          <w:rStyle w:val="VerbatimChar"/>
+        </w:rPr>
+        <w:t xml:space="preserve">## Matrix products: default</w:t>
+      </w:r>
+      <w:r>
+        <w:br/>
+      </w:r>
+      <w:r>
+        <w:rPr>
+          <w:rStyle w:val="VerbatimChar"/>
+        </w:rPr>
+        <w:t xml:space="preserve">## BLAS:   /usr/lib/x86_64-linux-gnu/openblas-pthread/libblas.so.3 </w:t>
+      </w:r>
+      <w:r>
+        <w:br/>
+      </w:r>
+      <w:r>
+        <w:rPr>
+          <w:rStyle w:val="VerbatimChar"/>
+        </w:rPr>
+        <w:t xml:space="preserve">## LAPACK: /usr/lib/x86_64-linux-gnu/openblas-pthread/libopenblasp-r0.3.20.so;  LAPACK version 3.10.0</w:t>
+      </w:r>
+      <w:r>
+        <w:br/>
+      </w:r>
+      <w:r>
+        <w:rPr>
+          <w:rStyle w:val="VerbatimChar"/>
+        </w:rPr>
+        <w:t xml:space="preserve">## </w:t>
+      </w:r>
+      <w:r>
+        <w:br/>
+      </w:r>
+      <w:r>
+        <w:rPr>
+          <w:rStyle w:val="VerbatimChar"/>
+        </w:rPr>
+        <w:t xml:space="preserve">## locale:</w:t>
+      </w:r>
+      <w:r>
+        <w:br/>
+      </w:r>
+      <w:r>
+        <w:rPr>
+          <w:rStyle w:val="VerbatimChar"/>
+        </w:rPr>
+        <w:t xml:space="preserve">##  [1] LC_CTYPE=en_US.UTF-8       LC_NUMERIC=C              </w:t>
+      </w:r>
+      <w:r>
+        <w:br/>
+      </w:r>
+      <w:r>
+        <w:rPr>
+          <w:rStyle w:val="VerbatimChar"/>
+        </w:rPr>
+        <w:t xml:space="preserve">##  [3] LC_TIME=en_US.UTF-8        LC_COLLATE=en_US.UTF-8    </w:t>
+      </w:r>
+      <w:r>
+        <w:br/>
+      </w:r>
+      <w:r>
+        <w:rPr>
+          <w:rStyle w:val="VerbatimChar"/>
+        </w:rPr>
+        <w:t xml:space="preserve">##  [5] LC_MONETARY=en_US.UTF-8    LC_MESSAGES=en_US.UTF-8   </w:t>
+      </w:r>
+      <w:r>
+        <w:br/>
+      </w:r>
+      <w:r>
+        <w:rPr>
+          <w:rStyle w:val="VerbatimChar"/>
+        </w:rPr>
+        <w:t xml:space="preserve">##  [7] LC_PAPER=en_US.UTF-8       LC_NAME=C                 </w:t>
+      </w:r>
+      <w:r>
+        <w:br/>
+      </w:r>
+      <w:r>
+        <w:rPr>
+          <w:rStyle w:val="VerbatimChar"/>
+        </w:rPr>
+        <w:t xml:space="preserve">##  [9] LC_ADDRESS=C               LC_TELEPHONE=C            </w:t>
+      </w:r>
+      <w:r>
+        <w:br/>
+      </w:r>
+      <w:r>
+        <w:rPr>
+          <w:rStyle w:val="VerbatimChar"/>
+        </w:rPr>
+        <w:t xml:space="preserve">## [11] LC_MEASUREMENT=en_US.UTF-8 LC_IDENTIFICATION=C       </w:t>
+      </w:r>
+      <w:r>
+        <w:br/>
+      </w:r>
+      <w:r>
+        <w:rPr>
+          <w:rStyle w:val="VerbatimChar"/>
+        </w:rPr>
+        <w:t xml:space="preserve">## </w:t>
+      </w:r>
+      <w:r>
+        <w:br/>
+      </w:r>
+      <w:r>
+        <w:rPr>
+          <w:rStyle w:val="VerbatimChar"/>
+        </w:rPr>
+        <w:t xml:space="preserve">## time zone: Etc/UTC</w:t>
+      </w:r>
+      <w:r>
+        <w:br/>
+      </w:r>
+      <w:r>
+        <w:rPr>
+          <w:rStyle w:val="VerbatimChar"/>
+        </w:rPr>
+        <w:t xml:space="preserve">## tzcode source: system (glibc)</w:t>
+      </w:r>
+      <w:r>
+        <w:br/>
+      </w:r>
+      <w:r>
+        <w:rPr>
+          <w:rStyle w:val="VerbatimChar"/>
+        </w:rPr>
+        <w:t xml:space="preserve">## </w:t>
+      </w:r>
+      <w:r>
+        <w:br/>
+      </w:r>
+      <w:r>
+        <w:rPr>
+          <w:rStyle w:val="VerbatimChar"/>
+        </w:rPr>
+        <w:t xml:space="preserve">## attached base packages:</w:t>
+      </w:r>
+      <w:r>
+        <w:br/>
+      </w:r>
+      <w:r>
+        <w:rPr>
+          <w:rStyle w:val="VerbatimChar"/>
+        </w:rPr>
+        <w:t xml:space="preserve">## [1] stats     graphics  grDevices utils     datasets  methods   base     </w:t>
+      </w:r>
+      <w:r>
+        <w:br/>
+      </w:r>
+      <w:r>
+        <w:rPr>
+          <w:rStyle w:val="VerbatimChar"/>
+        </w:rPr>
+        <w:t xml:space="preserve">## </w:t>
+      </w:r>
+      <w:r>
+        <w:br/>
+      </w:r>
+      <w:r>
+        <w:rPr>
+          <w:rStyle w:val="VerbatimChar"/>
+        </w:rPr>
+        <w:t xml:space="preserve">## loaded via a namespace (and not attached):</w:t>
+      </w:r>
+      <w:r>
+        <w:br/>
+      </w:r>
+      <w:r>
+        <w:rPr>
+          <w:rStyle w:val="VerbatimChar"/>
+        </w:rPr>
+        <w:t xml:space="preserve">##  [1] compiler_4.3.2  fastmap_1.1.1   bookdown_0.46   cli_3.6.5      </w:t>
+      </w:r>
+      <w:r>
+        <w:br/>
+      </w:r>
+      <w:r>
+        <w:rPr>
+          <w:rStyle w:val="VerbatimChar"/>
+        </w:rPr>
+        <w:t xml:space="preserve">##  [5] htmltools_0.5.7 tools_4.3.2     yaml_2.3.12     rmarkdown_2.25 </w:t>
+      </w:r>
+      <w:r>
+        <w:br/>
+      </w:r>
+      <w:r>
+        <w:rPr>
+          <w:rStyle w:val="VerbatimChar"/>
+        </w:rPr>
+        <w:t xml:space="preserve">##  [9] knitr_1.50      digest_0.6.34   xfun_0.55       rlang_1.1.6    </w:t>
+      </w:r>
+      <w:r>
+        <w:br/>
+      </w:r>
+      <w:r>
+        <w:rPr>
+          <w:rStyle w:val="VerbatimChar"/>
+        </w:rPr>
+        <w:t xml:space="preserve">## [13] evaluate_1.0.5</w:t>
+      </w:r>
+    </w:p>
+    <w:bookmarkEnd w:id="340"/>
+    <w:bookmarkEnd w:id="341"/>
+    <w:bookmarkStart w:id="352" w:name="about-the-authors"/>
     <w:p>
       <w:pPr>
         <w:pStyle w:val="Heading1"/>
@@ -14646,7 +14978,7 @@
       <w:r>
         <w:t xml:space="preserve"> </w:t>
       </w:r>
-      <w:hyperlink r:id="rId340">
+      <w:hyperlink r:id="rId342">
         <w:r>
           <w:rPr>
             <w:rStyle w:val="Hyperlink"/>
@@ -14758,7 +15090,7 @@
               <w:pStyle w:val="Compact"/>
               <w:jc w:val="left"/>
             </w:pPr>
-            <w:hyperlink r:id="rId341">
+            <w:hyperlink r:id="rId343">
               <w:r>
                 <w:rPr>
                   <w:rStyle w:val="Hyperlink"/>
@@ -14789,7 +15121,7 @@
               <w:pStyle w:val="Compact"/>
               <w:jc w:val="left"/>
             </w:pPr>
-            <w:hyperlink r:id="rId342">
+            <w:hyperlink r:id="rId344">
               <w:r>
                 <w:rPr>
                   <w:rStyle w:val="Hyperlink"/>
@@ -14872,7 +15204,7 @@
               <w:pStyle w:val="Compact"/>
               <w:jc w:val="left"/>
             </w:pPr>
-            <w:hyperlink r:id="rId341">
+            <w:hyperlink r:id="rId343">
               <w:r>
                 <w:rPr>
                   <w:rStyle w:val="Hyperlink"/>
@@ -14955,7 +15287,7 @@
               <w:pStyle w:val="Compact"/>
               <w:jc w:val="left"/>
             </w:pPr>
-            <w:hyperlink r:id="rId341">
+            <w:hyperlink r:id="rId343">
               <w:r>
                 <w:rPr>
                   <w:rStyle w:val="Hyperlink"/>
@@ -14986,7 +15318,7 @@
               <w:pStyle w:val="Compact"/>
               <w:jc w:val="left"/>
             </w:pPr>
-            <w:hyperlink r:id="rId343">
+            <w:hyperlink r:id="rId345">
               <w:r>
                 <w:rPr>
                   <w:rStyle w:val="Hyperlink"/>
@@ -15000,7 +15332,7 @@
             <w:r>
               <w:t xml:space="preserve"> </w:t>
             </w:r>
-            <w:hyperlink r:id="rId341">
+            <w:hyperlink r:id="rId343">
               <w:r>
                 <w:rPr>
                   <w:rStyle w:val="Hyperlink"/>
@@ -15014,7 +15346,7 @@
             <w:r>
               <w:t xml:space="preserve"> </w:t>
             </w:r>
-            <w:hyperlink r:id="rId342">
+            <w:hyperlink r:id="rId344">
               <w:r>
                 <w:rPr>
                   <w:rStyle w:val="Hyperlink"/>
@@ -15045,7 +15377,7 @@
               <w:pStyle w:val="Compact"/>
               <w:jc w:val="left"/>
             </w:pPr>
-            <w:hyperlink r:id="rId343">
+            <w:hyperlink r:id="rId345">
               <w:r>
                 <w:rPr>
                   <w:rStyle w:val="Hyperlink"/>
@@ -15076,7 +15408,7 @@
               <w:pStyle w:val="Compact"/>
               <w:jc w:val="left"/>
             </w:pPr>
-            <w:hyperlink r:id="rId341">
+            <w:hyperlink r:id="rId343">
               <w:r>
                 <w:rPr>
                   <w:rStyle w:val="Hyperlink"/>
@@ -15090,7 +15422,7 @@
             <w:r>
               <w:t xml:space="preserve"> </w:t>
             </w:r>
-            <w:hyperlink r:id="rId342">
+            <w:hyperlink r:id="rId344">
               <w:r>
                 <w:rPr>
                   <w:rStyle w:val="Hyperlink"/>
@@ -15104,7 +15436,7 @@
             <w:r>
               <w:t xml:space="preserve"> </w:t>
             </w:r>
-            <w:hyperlink r:id="rId343">
+            <w:hyperlink r:id="rId345">
               <w:r>
                 <w:rPr>
                   <w:rStyle w:val="Hyperlink"/>
@@ -15118,7 +15450,7 @@
             <w:r>
               <w:t xml:space="preserve"> </w:t>
             </w:r>
-            <w:hyperlink r:id="rId344">
+            <w:hyperlink r:id="rId346">
               <w:r>
                 <w:rPr>
                   <w:rStyle w:val="Hyperlink"/>
@@ -15140,7 +15472,7 @@
             <w:r>
               <w:t xml:space="preserve">Package Developers (</w:t>
             </w:r>
-            <w:hyperlink r:id="rId345">
+            <w:hyperlink r:id="rId347">
               <w:r>
                 <w:rPr>
                   <w:rStyle w:val="Hyperlink"/>
@@ -15160,7 +15492,7 @@
               <w:pStyle w:val="Compact"/>
               <w:jc w:val="left"/>
             </w:pPr>
-            <w:hyperlink r:id="rId343">
+            <w:hyperlink r:id="rId345">
               <w:r>
                 <w:rPr>
                   <w:rStyle w:val="Hyperlink"/>
@@ -15174,7 +15506,7 @@
             <w:r>
               <w:t xml:space="preserve"> </w:t>
             </w:r>
-            <w:hyperlink r:id="rId342">
+            <w:hyperlink r:id="rId344">
               <w:r>
                 <w:rPr>
                   <w:rStyle w:val="Hyperlink"/>
@@ -15188,7 +15520,7 @@
             <w:r>
               <w:t xml:space="preserve"> </w:t>
             </w:r>
-            <w:hyperlink r:id="rId346">
+            <w:hyperlink r:id="rId348">
               <w:r>
                 <w:rPr>
                   <w:rStyle w:val="Hyperlink"/>
@@ -15202,7 +15534,7 @@
             <w:r>
               <w:t xml:space="preserve"> </w:t>
             </w:r>
-            <w:hyperlink r:id="rId347">
+            <w:hyperlink r:id="rId349">
               <w:r>
                 <w:rPr>
                   <w:rStyle w:val="Hyperlink"/>
@@ -15216,7 +15548,7 @@
             <w:r>
               <w:t xml:space="preserve"> </w:t>
             </w:r>
-            <w:hyperlink r:id="rId341">
+            <w:hyperlink r:id="rId343">
               <w:r>
                 <w:rPr>
                   <w:rStyle w:val="Hyperlink"/>
@@ -15230,7 +15562,7 @@
             <w:r>
               <w:t xml:space="preserve"> </w:t>
             </w:r>
-            <w:hyperlink r:id="rId348">
+            <w:hyperlink r:id="rId350">
               <w:r>
                 <w:rPr>
                   <w:rStyle w:val="Hyperlink"/>
@@ -15287,7 +15619,7 @@
               <w:pStyle w:val="Compact"/>
               <w:jc w:val="left"/>
             </w:pPr>
-            <w:hyperlink r:id="rId341">
+            <w:hyperlink r:id="rId343">
               <w:r>
                 <w:rPr>
                   <w:rStyle w:val="Hyperlink"/>
@@ -15301,7 +15633,7 @@
             <w:r>
               <w:t xml:space="preserve"> </w:t>
             </w:r>
-            <w:hyperlink r:id="rId349">
+            <w:hyperlink r:id="rId351">
               <w:r>
                 <w:rPr>
                   <w:rStyle w:val="Hyperlink"/>
@@ -15941,8 +16273,8 @@
         <w:t xml:space="preserve">## ──────────────────────────────────────────────────────────────────────────────</w:t>
       </w:r>
     </w:p>
-    <w:bookmarkEnd w:id="350"/>
-    <w:bookmarkStart w:id="351" w:name="references"/>
+    <w:bookmarkEnd w:id="352"/>
+    <w:bookmarkStart w:id="353" w:name="references"/>
     <w:p>
       <w:pPr>
         <w:pStyle w:val="Heading1"/>
@@ -15960,7 +16292,7 @@
         <w:t xml:space="preserve">References</w:t>
       </w:r>
     </w:p>
-    <w:bookmarkEnd w:id="351"/>
+    <w:bookmarkEnd w:id="353"/>
     <w:sectPr/>
   </w:body>
 </w:document>
@@ -16390,261 +16722,6 @@
     </w:lvl>
     <w:lvl w:ilvl="8">
       <w:start w:val="2"/>
-      <w:numFmt w:val="decimal"/>
-      <w:lvlText w:val="%9."/>
-      <w:lvlJc w:val="left"/>
-      <w:pPr>
-        <w:ind w:left="6480" w:hanging="480"/>
-      </w:pPr>
-    </w:lvl>
-  </w:abstractNum>
-  <w:abstractNum w:abstractNumId="99413">
-    <w:nsid w:val="A99413"/>
-    <w:multiLevelType w:val="multilevel"/>
-    <w:lvl w:ilvl="0">
-      <w:start w:val="3"/>
-      <w:numFmt w:val="decimal"/>
-      <w:lvlText w:val="%1."/>
-      <w:lvlJc w:val="left"/>
-      <w:pPr>
-        <w:ind w:left="720" w:hanging="480"/>
-      </w:pPr>
-    </w:lvl>
-    <w:lvl w:ilvl="1">
-      <w:start w:val="3"/>
-      <w:numFmt w:val="decimal"/>
-      <w:lvlText w:val="%2."/>
-      <w:lvlJc w:val="left"/>
-      <w:pPr>
-        <w:ind w:left="1440" w:hanging="480"/>
-      </w:pPr>
-    </w:lvl>
-    <w:lvl w:ilvl="2">
-      <w:start w:val="3"/>
-      <w:numFmt w:val="decimal"/>
-      <w:lvlText w:val="%3."/>
-      <w:lvlJc w:val="left"/>
-      <w:pPr>
-        <w:ind w:left="2160" w:hanging="480"/>
-      </w:pPr>
-    </w:lvl>
-    <w:lvl w:ilvl="3">
-      <w:start w:val="3"/>
-      <w:numFmt w:val="decimal"/>
-      <w:lvlText w:val="%4."/>
-      <w:lvlJc w:val="left"/>
-      <w:pPr>
-        <w:ind w:left="2880" w:hanging="480"/>
-      </w:pPr>
-    </w:lvl>
-    <w:lvl w:ilvl="4">
-      <w:start w:val="3"/>
-      <w:numFmt w:val="decimal"/>
-      <w:lvlText w:val="%5."/>
-      <w:lvlJc w:val="left"/>
-      <w:pPr>
-        <w:ind w:left="3600" w:hanging="480"/>
-      </w:pPr>
-    </w:lvl>
-    <w:lvl w:ilvl="5">
-      <w:start w:val="3"/>
-      <w:numFmt w:val="decimal"/>
-      <w:lvlText w:val="%6."/>
-      <w:lvlJc w:val="left"/>
-      <w:pPr>
-        <w:ind w:left="4320" w:hanging="480"/>
-      </w:pPr>
-    </w:lvl>
-    <w:lvl w:ilvl="6">
-      <w:start w:val="3"/>
-      <w:numFmt w:val="decimal"/>
-      <w:lvlText w:val="%7."/>
-      <w:lvlJc w:val="left"/>
-      <w:pPr>
-        <w:ind w:left="5040" w:hanging="480"/>
-      </w:pPr>
-    </w:lvl>
-    <w:lvl w:ilvl="7">
-      <w:start w:val="3"/>
-      <w:numFmt w:val="decimal"/>
-      <w:lvlText w:val="%8."/>
-      <w:lvlJc w:val="left"/>
-      <w:pPr>
-        <w:ind w:left="5760" w:hanging="480"/>
-      </w:pPr>
-    </w:lvl>
-    <w:lvl w:ilvl="8">
-      <w:start w:val="3"/>
-      <w:numFmt w:val="decimal"/>
-      <w:lvlText w:val="%9."/>
-      <w:lvlJc w:val="left"/>
-      <w:pPr>
-        <w:ind w:left="6480" w:hanging="480"/>
-      </w:pPr>
-    </w:lvl>
-  </w:abstractNum>
-  <w:abstractNum w:abstractNumId="99414">
-    <w:nsid w:val="A99414"/>
-    <w:multiLevelType w:val="multilevel"/>
-    <w:lvl w:ilvl="0">
-      <w:start w:val="4"/>
-      <w:numFmt w:val="decimal"/>
-      <w:lvlText w:val="%1."/>
-      <w:lvlJc w:val="left"/>
-      <w:pPr>
-        <w:ind w:left="720" w:hanging="480"/>
-      </w:pPr>
-    </w:lvl>
-    <w:lvl w:ilvl="1">
-      <w:start w:val="4"/>
-      <w:numFmt w:val="decimal"/>
-      <w:lvlText w:val="%2."/>
-      <w:lvlJc w:val="left"/>
-      <w:pPr>
-        <w:ind w:left="1440" w:hanging="480"/>
-      </w:pPr>
-    </w:lvl>
-    <w:lvl w:ilvl="2">
-      <w:start w:val="4"/>
-      <w:numFmt w:val="decimal"/>
-      <w:lvlText w:val="%3."/>
-      <w:lvlJc w:val="left"/>
-      <w:pPr>
-        <w:ind w:left="2160" w:hanging="480"/>
-      </w:pPr>
-    </w:lvl>
-    <w:lvl w:ilvl="3">
-      <w:start w:val="4"/>
-      <w:numFmt w:val="decimal"/>
-      <w:lvlText w:val="%4."/>
-      <w:lvlJc w:val="left"/>
-      <w:pPr>
-        <w:ind w:left="2880" w:hanging="480"/>
-      </w:pPr>
-    </w:lvl>
-    <w:lvl w:ilvl="4">
-      <w:start w:val="4"/>
-      <w:numFmt w:val="decimal"/>
-      <w:lvlText w:val="%5."/>
-      <w:lvlJc w:val="left"/>
-      <w:pPr>
-        <w:ind w:left="3600" w:hanging="480"/>
-      </w:pPr>
-    </w:lvl>
-    <w:lvl w:ilvl="5">
-      <w:start w:val="4"/>
-      <w:numFmt w:val="decimal"/>
-      <w:lvlText w:val="%6."/>
-      <w:lvlJc w:val="left"/>
-      <w:pPr>
-        <w:ind w:left="4320" w:hanging="480"/>
-      </w:pPr>
-    </w:lvl>
-    <w:lvl w:ilvl="6">
-      <w:start w:val="4"/>
-      <w:numFmt w:val="decimal"/>
-      <w:lvlText w:val="%7."/>
-      <w:lvlJc w:val="left"/>
-      <w:pPr>
-        <w:ind w:left="5040" w:hanging="480"/>
-      </w:pPr>
-    </w:lvl>
-    <w:lvl w:ilvl="7">
-      <w:start w:val="4"/>
-      <w:numFmt w:val="decimal"/>
-      <w:lvlText w:val="%8."/>
-      <w:lvlJc w:val="left"/>
-      <w:pPr>
-        <w:ind w:left="5760" w:hanging="480"/>
-      </w:pPr>
-    </w:lvl>
-    <w:lvl w:ilvl="8">
-      <w:start w:val="4"/>
-      <w:numFmt w:val="decimal"/>
-      <w:lvlText w:val="%9."/>
-      <w:lvlJc w:val="left"/>
-      <w:pPr>
-        <w:ind w:left="6480" w:hanging="480"/>
-      </w:pPr>
-    </w:lvl>
-  </w:abstractNum>
-  <w:abstractNum w:abstractNumId="99415">
-    <w:nsid w:val="A99415"/>
-    <w:multiLevelType w:val="multilevel"/>
-    <w:lvl w:ilvl="0">
-      <w:start w:val="5"/>
-      <w:numFmt w:val="decimal"/>
-      <w:lvlText w:val="%1."/>
-      <w:lvlJc w:val="left"/>
-      <w:pPr>
-        <w:ind w:left="720" w:hanging="480"/>
-      </w:pPr>
-    </w:lvl>
-    <w:lvl w:ilvl="1">
-      <w:start w:val="5"/>
-      <w:numFmt w:val="decimal"/>
-      <w:lvlText w:val="%2."/>
-      <w:lvlJc w:val="left"/>
-      <w:pPr>
-        <w:ind w:left="1440" w:hanging="480"/>
-      </w:pPr>
-    </w:lvl>
-    <w:lvl w:ilvl="2">
-      <w:start w:val="5"/>
-      <w:numFmt w:val="decimal"/>
-      <w:lvlText w:val="%3."/>
-      <w:lvlJc w:val="left"/>
-      <w:pPr>
-        <w:ind w:left="2160" w:hanging="480"/>
-      </w:pPr>
-    </w:lvl>
-    <w:lvl w:ilvl="3">
-      <w:start w:val="5"/>
-      <w:numFmt w:val="decimal"/>
-      <w:lvlText w:val="%4."/>
-      <w:lvlJc w:val="left"/>
-      <w:pPr>
-        <w:ind w:left="2880" w:hanging="480"/>
-      </w:pPr>
-    </w:lvl>
-    <w:lvl w:ilvl="4">
-      <w:start w:val="5"/>
-      <w:numFmt w:val="decimal"/>
-      <w:lvlText w:val="%5."/>
-      <w:lvlJc w:val="left"/>
-      <w:pPr>
-        <w:ind w:left="3600" w:hanging="480"/>
-      </w:pPr>
-    </w:lvl>
-    <w:lvl w:ilvl="5">
-      <w:start w:val="5"/>
-      <w:numFmt w:val="decimal"/>
-      <w:lvlText w:val="%6."/>
-      <w:lvlJc w:val="left"/>
-      <w:pPr>
-        <w:ind w:left="4320" w:hanging="480"/>
-      </w:pPr>
-    </w:lvl>
-    <w:lvl w:ilvl="6">
-      <w:start w:val="5"/>
-      <w:numFmt w:val="decimal"/>
-      <w:lvlText w:val="%7."/>
-      <w:lvlJc w:val="left"/>
-      <w:pPr>
-        <w:ind w:left="5040" w:hanging="480"/>
-      </w:pPr>
-    </w:lvl>
-    <w:lvl w:ilvl="7">
-      <w:start w:val="5"/>
-      <w:numFmt w:val="decimal"/>
-      <w:lvlText w:val="%8."/>
-      <w:lvlJc w:val="left"/>
-      <w:pPr>
-        <w:ind w:left="5760" w:hanging="480"/>
-      </w:pPr>
-    </w:lvl>
-    <w:lvl w:ilvl="8">
-      <w:start w:val="5"/>
       <w:numFmt w:val="decimal"/>
       <w:lvlText w:val="%9."/>
       <w:lvlJc w:val="left"/>
@@ -17104,6 +17181,12 @@
     <w:abstractNumId w:val="991"/>
   </w:num>
   <w:num w:numId="1060">
+    <w:abstractNumId w:val="991"/>
+  </w:num>
+  <w:num w:numId="1061">
+    <w:abstractNumId w:val="991"/>
+  </w:num>
+  <w:num w:numId="1062">
     <w:abstractNumId w:val="99411"/>
     <w:lvlOverride w:ilvl="0">
       <w:startOverride w:val="1"/>
@@ -17133,37 +17216,7 @@
       <w:startOverride w:val="1"/>
     </w:lvlOverride>
   </w:num>
-  <w:num w:numId="1061">
-    <w:abstractNumId w:val="99411"/>
-    <w:lvlOverride w:ilvl="0">
-      <w:startOverride w:val="1"/>
-    </w:lvlOverride>
-    <w:lvlOverride w:ilvl="1">
-      <w:startOverride w:val="1"/>
-    </w:lvlOverride>
-    <w:lvlOverride w:ilvl="2">
-      <w:startOverride w:val="1"/>
-    </w:lvlOverride>
-    <w:lvlOverride w:ilvl="3">
-      <w:startOverride w:val="1"/>
-    </w:lvlOverride>
-    <w:lvlOverride w:ilvl="4">
-      <w:startOverride w:val="1"/>
-    </w:lvlOverride>
-    <w:lvlOverride w:ilvl="5">
-      <w:startOverride w:val="1"/>
-    </w:lvlOverride>
-    <w:lvlOverride w:ilvl="6">
-      <w:startOverride w:val="1"/>
-    </w:lvlOverride>
-    <w:lvlOverride w:ilvl="7">
-      <w:startOverride w:val="1"/>
-    </w:lvlOverride>
-    <w:lvlOverride w:ilvl="8">
-      <w:startOverride w:val="1"/>
-    </w:lvlOverride>
-  </w:num>
-  <w:num w:numId="1062">
+  <w:num w:numId="1063">
     <w:abstractNumId w:val="99412"/>
     <w:lvlOverride w:ilvl="0">
       <w:startOverride w:val="2"/>
@@ -17193,94 +17246,34 @@
       <w:startOverride w:val="2"/>
     </w:lvlOverride>
   </w:num>
-  <w:num w:numId="1063">
-    <w:abstractNumId w:val="99413"/>
+  <w:num w:numId="1064">
+    <w:abstractNumId w:val="99411"/>
     <w:lvlOverride w:ilvl="0">
-      <w:startOverride w:val="3"/>
+      <w:startOverride w:val="1"/>
     </w:lvlOverride>
     <w:lvlOverride w:ilvl="1">
-      <w:startOverride w:val="3"/>
+      <w:startOverride w:val="1"/>
     </w:lvlOverride>
     <w:lvlOverride w:ilvl="2">
-      <w:startOverride w:val="3"/>
+      <w:startOverride w:val="1"/>
     </w:lvlOverride>
     <w:lvlOverride w:ilvl="3">
-      <w:startOverride w:val="3"/>
+      <w:startOverride w:val="1"/>
     </w:lvlOverride>
     <w:lvlOverride w:ilvl="4">
-      <w:startOverride w:val="3"/>
+      <w:startOverride w:val="1"/>
     </w:lvlOverride>
     <w:lvlOverride w:ilvl="5">
-      <w:startOverride w:val="3"/>
+      <w:startOverride w:val="1"/>
     </w:lvlOverride>
     <w:lvlOverride w:ilvl="6">
-      <w:startOverride w:val="3"/>
+      <w:startOverride w:val="1"/>
     </w:lvlOverride>
     <w:lvlOverride w:ilvl="7">
-      <w:startOverride w:val="3"/>
+      <w:startOverride w:val="1"/>
     </w:lvlOverride>
     <w:lvlOverride w:ilvl="8">
-      <w:startOverride w:val="3"/>
-    </w:lvlOverride>
-  </w:num>
-  <w:num w:numId="1064">
-    <w:abstractNumId w:val="99414"/>
-    <w:lvlOverride w:ilvl="0">
-      <w:startOverride w:val="4"/>
-    </w:lvlOverride>
-    <w:lvlOverride w:ilvl="1">
-      <w:startOverride w:val="4"/>
-    </w:lvlOverride>
-    <w:lvlOverride w:ilvl="2">
-      <w:startOverride w:val="4"/>
-    </w:lvlOverride>
-    <w:lvlOverride w:ilvl="3">
-      <w:startOverride w:val="4"/>
-    </w:lvlOverride>
-    <w:lvlOverride w:ilvl="4">
-      <w:startOverride w:val="4"/>
-    </w:lvlOverride>
-    <w:lvlOverride w:ilvl="5">
-      <w:startOverride w:val="4"/>
-    </w:lvlOverride>
-    <w:lvlOverride w:ilvl="6">
-      <w:startOverride w:val="4"/>
-    </w:lvlOverride>
-    <w:lvlOverride w:ilvl="7">
-      <w:startOverride w:val="4"/>
-    </w:lvlOverride>
-    <w:lvlOverride w:ilvl="8">
-      <w:startOverride w:val="4"/>
-    </w:lvlOverride>
-  </w:num>
-  <w:num w:numId="1065">
-    <w:abstractNumId w:val="99415"/>
-    <w:lvlOverride w:ilvl="0">
-      <w:startOverride w:val="5"/>
-    </w:lvlOverride>
-    <w:lvlOverride w:ilvl="1">
-      <w:startOverride w:val="5"/>
-    </w:lvlOverride>
-    <w:lvlOverride w:ilvl="2">
-      <w:startOverride w:val="5"/>
-    </w:lvlOverride>
-    <w:lvlOverride w:ilvl="3">
-      <w:startOverride w:val="5"/>
-    </w:lvlOverride>
-    <w:lvlOverride w:ilvl="4">
-      <w:startOverride w:val="5"/>
-    </w:lvlOverride>
-    <w:lvlOverride w:ilvl="5">
-      <w:startOverride w:val="5"/>
-    </w:lvlOverride>
-    <w:lvlOverride w:ilvl="6">
-      <w:startOverride w:val="5"/>
-    </w:lvlOverride>
-    <w:lvlOverride w:ilvl="7">
-      <w:startOverride w:val="5"/>
-    </w:lvlOverride>
-    <w:lvlOverride w:ilvl="8">
-      <w:startOverride w:val="5"/>
+      <w:startOverride w:val="1"/>
     </w:lvlOverride>
   </w:num>
 </w:numbering>

--- a/docs/daseh_guide.docx
+++ b/docs/daseh_guide.docx
@@ -15079,7 +15079,7 @@
               <w:jc w:val="left"/>
             </w:pPr>
             <w:r>
-              <w:t xml:space="preserve">Lead Content Instructor(s)</w:t>
+              <w:t xml:space="preserve">Content Author</w:t>
             </w:r>
           </w:p>
         </w:tc>
@@ -15152,9 +15152,73 @@
               <w:pStyle w:val="Compact"/>
               <w:jc w:val="left"/>
             </w:pPr>
+            <w:hyperlink r:id="rId344">
+              <w:r>
+                <w:rPr>
+                  <w:rStyle w:val="Hyperlink"/>
+                </w:rPr>
+                <w:t xml:space="preserve">Ava Hoffman</w:t>
+              </w:r>
+            </w:hyperlink>
+          </w:p>
+        </w:tc>
+      </w:tr>
+      <w:tr>
+        <w:tc>
+          <w:tcPr/>
+          <w:p>
+            <w:pPr>
+              <w:pStyle w:val="Compact"/>
+              <w:jc w:val="left"/>
+            </w:pPr>
             <w:r>
-              <w:t xml:space="preserve">Checked your content</w:t>
+              <w:t xml:space="preserve">DaSEH Authors</w:t>
             </w:r>
+          </w:p>
+        </w:tc>
+        <w:tc>
+          <w:tcPr/>
+          <w:p>
+            <w:pPr>
+              <w:pStyle w:val="Compact"/>
+              <w:jc w:val="left"/>
+            </w:pPr>
+            <w:hyperlink r:id="rId344">
+              <w:r>
+                <w:rPr>
+                  <w:rStyle w:val="Hyperlink"/>
+                </w:rPr>
+                <w:t xml:space="preserve">Ava Hoffman</w:t>
+              </w:r>
+            </w:hyperlink>
+            <w:r>
+              <w:t xml:space="preserve">,</w:t>
+            </w:r>
+            <w:r>
+              <w:t xml:space="preserve"> </w:t>
+            </w:r>
+            <w:hyperlink r:id="rId343">
+              <w:r>
+                <w:rPr>
+                  <w:rStyle w:val="Hyperlink"/>
+                </w:rPr>
+                <w:t xml:space="preserve">Carrie Wright</w:t>
+              </w:r>
+            </w:hyperlink>
+            <w:r>
+              <w:t xml:space="preserve">,</w:t>
+            </w:r>
+            <w:r>
+              <w:t xml:space="preserve"> </w:t>
+            </w:r>
+            <w:hyperlink r:id="rId345">
+              <w:r>
+                <w:rPr>
+                  <w:rStyle w:val="Hyperlink"/>
+                </w:rPr>
+                <w:t xml:space="preserve">Elizabeth Humphries</w:t>
+              </w:r>
+            </w:hyperlink>
           </w:p>
         </w:tc>
       </w:tr>
@@ -15212,32 +15276,6 @@
                 <w:t xml:space="preserve">Carrie Wright</w:t>
               </w:r>
             </w:hyperlink>
-          </w:p>
-        </w:tc>
-      </w:tr>
-      <w:tr>
-        <w:tc>
-          <w:tcPr/>
-          <w:p>
-            <w:pPr>
-              <w:pStyle w:val="Compact"/>
-              <w:jc w:val="left"/>
-            </w:pPr>
-            <w:r>
-              <w:t xml:space="preserve">Content Publishing Reviewer(s)</w:t>
-            </w:r>
-          </w:p>
-        </w:tc>
-        <w:tc>
-          <w:tcPr/>
-          <w:p>
-            <w:pPr>
-              <w:pStyle w:val="Compact"/>
-              <w:jc w:val="left"/>
-            </w:pPr>
-            <w:r>
-              <w:t xml:space="preserve">Reviewed overall content and aesthetics on publishing platform</w:t>
-            </w:r>
           </w:p>
         </w:tc>
       </w:tr>
@@ -15318,7 +15356,7 @@
               <w:pStyle w:val="Compact"/>
               <w:jc w:val="left"/>
             </w:pPr>
-            <w:hyperlink r:id="rId345">
+            <w:hyperlink r:id="rId346">
               <w:r>
                 <w:rPr>
                   <w:rStyle w:val="Hyperlink"/>
@@ -15377,7 +15415,7 @@
               <w:pStyle w:val="Compact"/>
               <w:jc w:val="left"/>
             </w:pPr>
-            <w:hyperlink r:id="rId345">
+            <w:hyperlink r:id="rId346">
               <w:r>
                 <w:rPr>
                   <w:rStyle w:val="Hyperlink"/>
@@ -15436,7 +15474,7 @@
             <w:r>
               <w:t xml:space="preserve"> </w:t>
             </w:r>
-            <w:hyperlink r:id="rId345">
+            <w:hyperlink r:id="rId346">
               <w:r>
                 <w:rPr>
                   <w:rStyle w:val="Hyperlink"/>
@@ -15450,7 +15488,7 @@
             <w:r>
               <w:t xml:space="preserve"> </w:t>
             </w:r>
-            <w:hyperlink r:id="rId346">
+            <w:hyperlink r:id="rId347">
               <w:r>
                 <w:rPr>
                   <w:rStyle w:val="Hyperlink"/>
@@ -15472,7 +15510,7 @@
             <w:r>
               <w:t xml:space="preserve">Package Developers (</w:t>
             </w:r>
-            <w:hyperlink r:id="rId347">
+            <w:hyperlink r:id="rId348">
               <w:r>
                 <w:rPr>
                   <w:rStyle w:val="Hyperlink"/>
@@ -15492,7 +15530,7 @@
               <w:pStyle w:val="Compact"/>
               <w:jc w:val="left"/>
             </w:pPr>
-            <w:hyperlink r:id="rId345">
+            <w:hyperlink r:id="rId346">
               <w:r>
                 <w:rPr>
                   <w:rStyle w:val="Hyperlink"/>
@@ -15520,7 +15558,7 @@
             <w:r>
               <w:t xml:space="preserve"> </w:t>
             </w:r>
-            <w:hyperlink r:id="rId348">
+            <w:hyperlink r:id="rId349">
               <w:r>
                 <w:rPr>
                   <w:rStyle w:val="Hyperlink"/>
@@ -15534,7 +15572,7 @@
             <w:r>
               <w:t xml:space="preserve"> </w:t>
             </w:r>
-            <w:hyperlink r:id="rId349">
+            <w:hyperlink r:id="rId350">
               <w:r>
                 <w:rPr>
                   <w:rStyle w:val="Hyperlink"/>
@@ -15562,7 +15600,7 @@
             <w:r>
               <w:t xml:space="preserve"> </w:t>
             </w:r>
-            <w:hyperlink r:id="rId350">
+            <w:hyperlink r:id="rId351">
               <w:r>
                 <w:rPr>
                   <w:rStyle w:val="Hyperlink"/>
@@ -15633,7 +15671,7 @@
             <w:r>
               <w:t xml:space="preserve"> </w:t>
             </w:r>
-            <w:hyperlink r:id="rId351">
+            <w:hyperlink r:id="rId345">
               <w:r>
                 <w:rPr>
                   <w:rStyle w:val="Hyperlink"/>
